--- a/raw/sources/variativnoe-menu-doklad-2026-v2/doklad.docx
+++ b/raw/sources/variativnoe-menu-doklad-2026-v2/doklad.docx
@@ -10681,31 +10681,26 @@
           <w:b/>
           <w:bCs/>
         </w:rPr>
-        <w:t xml:space="preserve">Закупка питания как услуги.</w:t>
+        <w:t xml:space="preserve">Вариативное меню при аутсорсинге питания.</w:t>
       </w:r>
       <w:r>
         <w:t xml:space="preserve"> </w:t>
       </w:r>
       <w:r>
-        <w:t xml:space="preserve">По карточкам агрегатора закупок учреждение в 2026 г. закупало по 223-ФЗ не только продукты, а «оказание услуг по организации питания»: конкурс с начальной ценой 92 110 941,90 руб. на август — декабрь 2026 г. (извещение № 32616197209) и закупку у единственного поставщика на 591 326,10 руб. от 02.07.2026 (извещение № 32616171821); среди приложенных файлов значатся цикличные меню по основному варианту стандартной диеты и индивидуальному питанию [86]. Единая информационная система с бокса недоступна, и тексты извещений, технического задания и договора доклад не читал. Если сведения агрегатора подтверждаются, ДСО «Серафимовский» — единственный найденный кейс, где вариативное меню (заказ накануне) сосуществует с привлечённым организатором питания; как выбор записан в техническом задании, из открытых источников неизвестно. Подтвердить это может только учреждение — в том числе автор доклада как его руководитель.</w:t>
-      </w:r>
-    </w:p>
-    <w:p>
-      <w:pPr>
-        <w:pStyle w:val="BodyText"/>
-      </w:pPr>
+        <w:t xml:space="preserve">Питание жителей ДСО «Серафимовский» организовано привлечённым организатором (аутсорсинг); это подтвердил автор доклада как руководитель учреждения 05.10.2026 [86] (конфликт интересов раскрыт выше). Закупочный след виден по карточкам агрегатора закупок: учреждение закупает по 223-ФЗ «оказание услуг по организации питания» — конкурс с начальной ценой 92 110 941,90 руб. на август — декабрь 2026 г. (извещение № 32616197209) и закупка у единственного поставщика на 591 326,10 руб. от 02.07.2026 (извещение № 32616171821); среди приложенных файлов значатся цикличные меню по основному варианту стандартной диеты и индивидуальному питанию [87]. Тексты извещений, технического задания и договора доклад не читал (Единая информационная система с бокса недоступна), поэтому условия договора о вариантах блюд и заказе накануне</w:t>
+      </w:r>
+      <w:r>
+        <w:t xml:space="preserve"> </w:t>
+      </w:r>
       <w:r>
         <w:rPr>
           <w:b/>
           <w:bCs/>
         </w:rPr>
-        <w:t xml:space="preserve">Чего источники не сообщают.</w:t>
-      </w:r>
-      <w:r>
-        <w:t xml:space="preserve"> </w:t>
-      </w:r>
-      <w:r>
-        <w:t xml:space="preserve">Доли жителей, пользующихся заказом; числа добавленных ставок и стоимости оборудования; данных о потреблении и отходах; условий договора с организатором питания о вариантах блюд.</w:t>
+        <w:t xml:space="preserve">не проверены</w:t>
+      </w:r>
+      <w:r>
+        <w:t xml:space="preserve">: записан ли выбор в техническом задании или обеспечивается иначе, доклад не утверждает. Доли жителей, меню-пары и условия договора здесь не приводятся.</w:t>
       </w:r>
     </w:p>
     <w:p>
@@ -10713,7 +10708,7 @@
         <w:pStyle w:val="BodyText"/>
       </w:pPr>
       <w:r>
-        <w:t xml:space="preserve">Независимое упоминание петербургской практики есть в исследовании проекта «Если быть точным» (09.04.2026): со слов С. Мамоновой (БО «Перспективы»), «в одном из петербургских интернатов небольшой группе наиболее самостоятельных подопечных позволили самим выбирать еду из предложенных вариантов меню», при этом такие изменения «не носят массового характера» [4]. Учреждение в публикации не названо, и отождествлять это свидетельство с ДСО «Серафимовский» нельзя; оно подтверждает лишь, что в 2025–2026 гг. выбор в петербургских ПНИ оставался уделом узкой группы жителей.</w:t>
+        <w:t xml:space="preserve">Так ДСО «Серафимовский» становится единственным найденным российским кейсом вариативного меню (заказ накануне, М1) при аутсорсинге питания. Оговорка двойная: кейс — учреждение самого автора, и подтверждён он словами автора и вторичными карточками закупок, а не опубликованными условиями договора.</w:t>
       </w:r>
     </w:p>
     <w:p>
@@ -10725,22 +10720,48 @@
           <w:b/>
           <w:bCs/>
         </w:rPr>
-        <w:t xml:space="preserve">Модель и классы утверждений.</w:t>
+        <w:t xml:space="preserve">Чего источники не сообщают.</w:t>
       </w:r>
       <w:r>
         <w:t xml:space="preserve"> </w:t>
       </w:r>
       <w:r>
-        <w:t xml:space="preserve">Заказ накануне из предложенного меню — М1 по шкале раздачи: выбор есть, но сделан не в момент еды (п. 1.4). Приказ № 124 —</w:t>
-      </w:r>
-      <w:r>
-        <w:t xml:space="preserve"> </w:t>
-      </w:r>
+        <w:t xml:space="preserve">Доли жителей, пользующихся заказом; числа добавленных ставок и стоимости оборудования; данных о потреблении и отходах; текстов технического задания и договора с организатором питания, в том числе условий о вариантах блюд.</w:t>
+      </w:r>
+    </w:p>
+    <w:p>
+      <w:pPr>
+        <w:pStyle w:val="BodyText"/>
+      </w:pPr>
+      <w:r>
+        <w:t xml:space="preserve">Независимое упоминание петербургской практики есть в исследовании проекта «Если быть точным» (09.04.2026): со слов С. Мамоновой (БО «Перспективы»), «в одном из петербургских интернатов небольшой группе наиболее самостоятельных подопечных позволили самим выбирать еду из предложенных вариантов меню», при этом такие изменения «не носят массового характера» [4]. Учреждение в публикации не названо, и отождествлять это свидетельство с ДСО «Серафимовский» нельзя; оно подтверждает лишь, что в 2025–2026 гг. выбор в петербургских ПНИ оставался уделом узкой группы жителей.</w:t>
+      </w:r>
+    </w:p>
+    <w:p>
+      <w:pPr>
+        <w:pStyle w:val="BodyText"/>
+      </w:pPr>
       <w:r>
         <w:rPr>
           <w:b/>
           <w:bCs/>
         </w:rPr>
+        <w:t xml:space="preserve">Модель и классы утверждений.</w:t>
+      </w:r>
+      <w:r>
+        <w:t xml:space="preserve"> </w:t>
+      </w:r>
+      <w:r>
+        <w:t xml:space="preserve">Заказ накануне из предложенного меню — М1 по шкале раздачи: выбор есть, но сделан не в момент еды (п. 1.4). Приказ № 124 —</w:t>
+      </w:r>
+      <w:r>
+        <w:t xml:space="preserve"> </w:t>
+      </w:r>
+      <w:r>
+        <w:rPr>
+          <w:b/>
+          <w:bCs/>
+        </w:rPr>
         <w:t xml:space="preserve">локальная форма</w:t>
       </w:r>
       <w:r>
@@ -10752,7 +10773,7 @@
         <w:pStyle w:val="BodyText"/>
       </w:pPr>
       <w:r>
-        <w:t xml:space="preserve">В сообщении Комитета две оценки, которые часто цитируют порознь: жители приняли выбор с энтузиазмом, и полный переход затруднителен. Вторая оценка — суждение руководителя учреждения, а не результат измерения; данные о влиянии выбора на состав фактического потребления в сообщении не приводятся. Научные данные здесь противоречивы (п. 5.3): в исследовании Wheeler и соавт. переход к выбору в момент еды сопровождался чуть большим потреблением белковых продуктов и овощей и меньшим — углеводных в расчёте на приём пищи [87].</w:t>
+        <w:t xml:space="preserve">В сообщении Комитета две оценки, которые часто цитируют порознь: жители приняли выбор с энтузиазмом, и полный переход затруднителен. Вторая оценка — суждение руководителя учреждения, а не результат измерения; данные о влиянии выбора на состав фактического потребления в сообщении не приводятся. Научные данные здесь противоречивы (п. 5.3): в исследовании Wheeler и соавт. переход к выбору в момент еды сопровождался чуть большим потреблением белковых продуктов и овощей и меньшим — углеводных в расчёте на приём пищи [88].</w:t>
       </w:r>
     </w:p>
     <w:bookmarkEnd w:id="82"/>
@@ -11517,7 +11538,7 @@
               <w:pStyle w:val="Compact"/>
             </w:pPr>
             <w:r>
-              <w:t xml:space="preserve">Бывший ПНИ</w:t>
+              <w:t xml:space="preserve">Бывший ПНИ; питание на аутсорсинге [86]</w:t>
             </w:r>
           </w:p>
         </w:tc>
@@ -11572,7 +11593,7 @@
               <w:pStyle w:val="Compact"/>
             </w:pPr>
             <w:r>
-              <w:t xml:space="preserve">Нет</w:t>
+              <w:t xml:space="preserve">Нет (условия договора о выборе не проверены)</w:t>
             </w:r>
           </w:p>
         </w:tc>
@@ -11697,7 +11718,7 @@
         <w:pStyle w:val="BodyText"/>
       </w:pPr>
       <w:r>
-        <w:t xml:space="preserve">Публичного документированного кейса вариативного меню при аутсорсинге питания (договор со сторонним организатором) не найдено: ни в одном сообщении о выборе привлечённый организатор не упоминается. Единственное возможное исключение — ДСО «Серафимовский», где закупка услуг по организации питания видна лишь по карточкам агрегатора, а условия о вариантах блюд неизвестны [86]. Поэтому восемь строк технического задания (сценарий 6) и риски договора, ссылающегося на утративший силу СанПиН (п. 2.7), — проектные решения, не проверенные российской практикой [22, 23].</w:t>
+        <w:t xml:space="preserve">Кейс вариативного меню при аутсорсинге питания найден один — ДСО «Серафимовский», учреждение автора доклада: аутсорсинг подтверждён автором [86] и карточками закупок по 223-ФЗ [87], но условия договора о выборе не проверены. В остальных сообщениях о выборе привлечённый организатор не упоминается. Поэтому восемь строк технического задания (сценарий 6) и риски договора, ссылающегося на утративший силу СанПиН (п. 2.7), — проектные решения, которые российская практика пока не подтверждает опубликованными договорами [22, 23].</w:t>
       </w:r>
     </w:p>
     <w:p>
@@ -11778,7 +11799,7 @@
         <w:pStyle w:val="FirstParagraph"/>
       </w:pPr>
       <w:r>
-        <w:t xml:space="preserve">Самая полная оценка распространённости недостаточности питания у пожилых по инструменту MNA (Mini Nutritional Assessment) — метаанализ Cereda и соавт. 2016 г.: 240 исследований, 113 967 человек. Распространённость составила 3,1 % у живущих дома, 17,5 % (95 % ДИ 14,3–20,6) в домах престарелых (nursing homes), 28,7 % (21,4–36,0) в учреждениях долговременного ухода (long-term care) и 22,0 % в больницах [88]. Доля лиц в зоне риска в учреждениях выше доли лиц с установленной недостаточностью в несколько раз.</w:t>
+        <w:t xml:space="preserve">Самая полная оценка распространённости недостаточности питания у пожилых по инструменту MNA (Mini Nutritional Assessment) — метаанализ Cereda и соавт. 2016 г.: 240 исследований, 113 967 человек. Распространённость составила 3,1 % у живущих дома, 17,5 % (95 % ДИ 14,3–20,6) в домах престарелых (nursing homes), 28,7 % (21,4–36,0) в учреждениях долговременного ухода (long-term care) и 22,0 % в больницах [89]. Доля лиц в зоне риска в учреждениях выше доли лиц с установленной недостаточностью в несколько раз.</w:t>
       </w:r>
     </w:p>
     <w:p>
@@ -11821,7 +11842,7 @@
         <w:pStyle w:val="FirstParagraph"/>
       </w:pPr>
       <w:r>
-        <w:t xml:space="preserve">Самая известная работа о выборе в институциональном питании — исследование Wright, Connelly, Capra и Hendrikz (2013, Brisbane). Обследованы 103 пациента больницы и 210 жителей девяти домов престарелых. Удовлетворённость питанием была связана с количеством предлагаемых вариантов и с моментом выбора: чем ближе выбор к приёму пищи и чем больше вариантов, тем выше удовлетворённость (P &lt; 0,01). Авторы рекомендовали сокращать разрыв между выбором и подачей еды [89]. Две цифры из этой работы часто цитируют без контекста. Первая — 20 %: в итоговой модели (ordered probit, n = 229) выбор блюда в момент подачи по сравнению с отсутствием выбора повышал вероятность общей оценки «очень хорошо» примерно на 20 процентных пунктов (предельный эффект 0,203). Вторая — 69,5 %: это предельный эффект децентрализованной раздачи (порционирование в обеденном зале, а не на центральной кухне) в подвыборке жителей с «удовлетворительной» самооценкой здоровья (n = 71). Обе цифры описывают вероятность высокой оценки удовлетворённости, а не потребление пищи; вторая относится к способу раздачи, а не к выбору [89]. Выборка удобная, данные собраны в 2003–2004 гг. Это одна из немногих работ, где самостоятельным фактором выделено время выбора, а не только число вариантов; отсюда довод в пользу того, чтобы различать на шкале раздачи М1 (выбор накануне) и М2 (выбор в момент еды).</w:t>
+        <w:t xml:space="preserve">Самая известная работа о выборе в институциональном питании — исследование Wright, Connelly, Capra и Hendrikz (2013, Brisbane). Обследованы 103 пациента больницы и 210 жителей девяти домов престарелых. Удовлетворённость питанием была связана с количеством предлагаемых вариантов и с моментом выбора: чем ближе выбор к приёму пищи и чем больше вариантов, тем выше удовлетворённость (P &lt; 0,01). Авторы рекомендовали сокращать разрыв между выбором и подачей еды [90]. Две цифры из этой работы часто цитируют без контекста. Первая — 20 %: в итоговой модели (ordered probit, n = 229) выбор блюда в момент подачи по сравнению с отсутствием выбора повышал вероятность общей оценки «очень хорошо» примерно на 20 процентных пунктов (предельный эффект 0,203). Вторая — 69,5 %: это предельный эффект децентрализованной раздачи (порционирование в обеденном зале, а не на центральной кухне) в подвыборке жителей с «удовлетворительной» самооценкой здоровья (n = 71). Обе цифры описывают вероятность высокой оценки удовлетворённости, а не потребление пищи; вторая относится к способу раздачи, а не к выбору [90]. Выборка удобная, данные собраны в 2003–2004 гг. Это одна из немногих работ, где самостоятельным фактором выделено время выбора, а не только число вариантов; отсюда довод в пользу того, чтобы различать на шкале раздачи М1 (выбор накануне) и М2 (выбор в момент еды).</w:t>
       </w:r>
     </w:p>
     <w:p>
@@ -11829,7 +11850,7 @@
         <w:pStyle w:val="BodyText"/>
       </w:pPr>
       <w:r>
-        <w:t xml:space="preserve">Abbey, Wright и Capra (2015) описали, как выбор на деле устроен в австралийских домах престарелых. Исследование включало национальный опрос учреждений о планировании меню (247 учреждений), анализ меню (161) и наблюдение 36 приёмов пищи. Выбора оказалось мало во всей выборке, особенно у жителей на протёртой пище; меню редко планировали с расчётом на альтернативы. Авторы предложили усилить регулирование и мониторинг выбора в рамках национальных стандартов аккредитации [90]. Вывод прямо касается российских ПНИ и домов-интернатов: два блюда на линии раздачи ещё не значат, что выбор доступен жителю на протёртой пище или тому, кто не может выразить желание словами.</w:t>
+        <w:t xml:space="preserve">Abbey, Wright и Capra (2015) описали, как выбор на деле устроен в австралийских домах престарелых. Исследование включало национальный опрос учреждений о планировании меню (247 учреждений), анализ меню (161) и наблюдение 36 приёмов пищи. Выбора оказалось мало во всей выборке, особенно у жителей на протёртой пище; меню редко планировали с расчётом на альтернативы. Авторы предложили усилить регулирование и мониторинг выбора в рамках национальных стандартов аккредитации [91]. Вывод прямо касается российских ПНИ и домов-интернатов: два блюда на линии раздачи ещё не значат, что выбор доступен жителю на протёртой пище или тому, кто не может выразить желание словами.</w:t>
       </w:r>
     </w:p>
     <w:p>
@@ -11837,7 +11858,7 @@
         <w:pStyle w:val="BodyText"/>
       </w:pPr>
       <w:r>
-        <w:t xml:space="preserve">Wheeler, Abbey и Capra (2025) сравнили в одном австралийском учреждении две системы: традиционную (меню, выбираемое заранее) и систему, в которой житель выбирает из семи горячих блюд в момент подачи. Удовлетворённость выросла с 3,60 до 4,57 балла по пятибалльной шкале. По сравнению со стандартным блюдом приём пищи из нового меню давал чуть больше белковых продуктов (+5 г) и овощей (+11 г) и меньше углеводных (−38 г). Производственные отходы выросли с 55 до 90 г на жителя в день. Стоимость питания выросла с 9,20–11,14 до 11,01–12,15 австралийского доллара на жителя в день [87]. Качественное исследование той же группы, основанное на интервью с 20 жителями до и 18 после перехода, показало, что жители связывали возможность выбора в момент еды с ощущением контроля и самостоятельности [91].</w:t>
+        <w:t xml:space="preserve">Wheeler, Abbey и Capra (2025) сравнили в одном австралийском учреждении две системы: традиционную (меню, выбираемое заранее) и систему, в которой житель выбирает из семи горячих блюд в момент подачи. Удовлетворённость выросла с 3,60 до 4,57 балла по пятибалльной шкале. По сравнению со стандартным блюдом приём пищи из нового меню давал чуть больше белковых продуктов (+5 г) и овощей (+11 г) и меньше углеводных (−38 г). Производственные отходы выросли с 55 до 90 г на жителя в день. Стоимость питания выросла с 9,20–11,14 до 11,01–12,15 австралийского доллара на жителя в день [88]. Качественное исследование той же группы, основанное на интервью с 20 жителями до и 18 после перехода, показало, что жители связывали возможность выбора в момент еды с ощущением контроля и самостоятельности [92].</w:t>
       </w:r>
     </w:p>
     <w:p>
@@ -11853,7 +11874,7 @@
         <w:pStyle w:val="BodyText"/>
       </w:pPr>
       <w:r>
-        <w:t xml:space="preserve">Близкий результат получен в больничном питании. В частной больнице Брисбена переход к модели room service — пациент заказывает блюда из ресторанного меню по телефону и получает их приготовленными под заказ — по данным ретроспективного анализа аудитов и сравнения «до/после» сопровождался ростом потребления пищи и удовлетворённости при снижении отходов и стоимости питания на пациента [92]. Больничный контекст отличается от учреждения долговременного проживания (короткое пребывание, другой состав пациентов), поэтому результат приведён как аналогия, а не как доказательство для ДСО и ПНИ.</w:t>
+        <w:t xml:space="preserve">Близкий результат получен в больничном питании. В частной больнице Брисбена переход к модели room service — пациент заказывает блюда из ресторанного меню по телефону и получает их приготовленными под заказ — по данным ретроспективного анализа аудитов и сравнения «до/после» сопровождался ростом потребления пищи и удовлетворённости при снижении отходов и стоимости питания на пациента [93]. Больничный контекст отличается от учреждения долговременного проживания (короткое пребывание, другой состав пациентов), поэтому результат приведён как аналогия, а не как доказательство для ДСО и ПНИ.</w:t>
       </w:r>
     </w:p>
     <w:bookmarkEnd w:id="89"/>
@@ -11888,7 +11909,7 @@
         <w:pStyle w:val="BodyText"/>
       </w:pPr>
       <w:r>
-        <w:t xml:space="preserve">Wang и соавт. (2020) провели углублённые интервью с семью жителями и семью сотрудниками двух австралийских учреждений; анализ строился на теории самодетерминации. Выделены три темы: «питание на массу» (catering for the masses), организационные барьеры для выбора и влияние еды на благополучие [93]. Авторы называют недостаточный выбор «давней проблемой», требующей внимания и обязательств учреждения. Bailey и соавт. (2017) в феноменологическом исследовании шести жителей двух учреждений показали, что жители в основном не знали о пищевых регламентах и рисках, которыми обосновываются ограничения, но хотели сами принимать решения; их рассказы о еде в учреждении были противоречивыми, что авторы связывают с трудностью совместить индивидуальные предпочтения и минимизацию рисков, предписанную регулятором; название статьи — цитата жителя: «я лучше умру счастливым» [94].</w:t>
+        <w:t xml:space="preserve">Wang и соавт. (2020) провели углублённые интервью с семью жителями и семью сотрудниками двух австралийских учреждений; анализ строился на теории самодетерминации. Выделены три темы: «питание на массу» (catering for the masses), организационные барьеры для выбора и влияние еды на благополучие [94]. Авторы называют недостаточный выбор «давней проблемой», требующей внимания и обязательств учреждения. Bailey и соавт. (2017) в феноменологическом исследовании шести жителей двух учреждений показали, что жители в основном не знали о пищевых регламентах и рисках, которыми обосновываются ограничения, но хотели сами принимать решения; их рассказы о еде в учреждении были противоречивыми, что авторы связывают с трудностью совместить индивидуальные предпочтения и минимизацию рисков, предписанную регулятором; название статьи — цитата жителя: «я лучше умру счастливым» [95].</w:t>
       </w:r>
     </w:p>
     <w:p>
@@ -11896,7 +11917,7 @@
         <w:pStyle w:val="BodyText"/>
       </w:pPr>
       <w:r>
-        <w:t xml:space="preserve">Mondkar и соавт. (2025) опросили 17 человек (жители, руководители, сотрудники ухода и кухни) в четырёх домах одного лондонского округа. Предпочтения в еде собирались при поступлении вместе со сведениями об образе жизни и распорядке, и персонал старался их поддерживать «где возможно» [95]. Но фактическая широта выбора зависела от того, способен ли и готов ли житель попросить альтернативу, есть ли у него деньги на собственные продукты, может ли он выйти за пределы учреждения и приносят ли еду родные [95]. Здесь прямо назван механизм неравенства, который вариативное меню может не устранить, а закрепить: выбор, построенный на вопросе «что вы хотите?», достаётся тем, кто способен ответить и настоять (толкование; ср. п. 7.16).</w:t>
+        <w:t xml:space="preserve">Mondkar и соавт. (2025) опросили 17 человек (жители, руководители, сотрудники ухода и кухни) в четырёх домах одного лондонского округа. Предпочтения в еде собирались при поступлении вместе со сведениями об образе жизни и распорядке, и персонал старался их поддерживать «где возможно» [96]. Но фактическая широта выбора зависела от того, способен ли и готов ли житель попросить альтернативу, есть ли у него деньги на собственные продукты, может ли он выйти за пределы учреждения и приносят ли еду родные [96]. Здесь прямо назван механизм неравенства, который вариативное меню может не устранить, а закрепить: выбор, построенный на вопросе «что вы хотите?», достаётся тем, кто способен ответить и настоять (толкование; ср. п. 7.16).</w:t>
       </w:r>
     </w:p>
     <w:p>
@@ -11939,7 +11960,7 @@
         <w:pStyle w:val="BodyText"/>
       </w:pPr>
       <w:r>
-        <w:t xml:space="preserve">Crogan и соавт. (2013, США) сравнили два дома престарелых со сходным составом жителей: в одном (33 участника) внедрили систему доставки и выбора блюд Eat Right, другой (28 участников) служил группой сравнения. В основной группе выросли удовлетворённость питанием, уровень преальбумина (p = 0,001) и масса тела (p = 0,029) [96]. Дизайн пилотный, без рандомизации; результат правдоподобен, но не доказателен.</w:t>
+        <w:t xml:space="preserve">Crogan и соавт. (2013, США) сравнили два дома престарелых со сходным составом жителей: в одном (33 участника) внедрили систему доставки и выбора блюд Eat Right, другой (28 участников) служил группой сравнения. В основной группе выросли удовлетворённость питанием, уровень преальбумина (p = 0,001) и масса тела (p = 0,029) [97]. Дизайн пилотный, без рандомизации; результат правдоподобен, но не доказателен.</w:t>
       </w:r>
     </w:p>
     <w:p>
@@ -11947,7 +11968,7 @@
         <w:pStyle w:val="BodyText"/>
       </w:pPr>
       <w:r>
-        <w:t xml:space="preserve">Divert и соавт. (2015, Франция) в серии из 12 экспериментальных обедов для 42 жителей домов престарелых проверили по отдельности четыре фактора: название блюда в меню, размер и разнообразие порции овощей, приправы на столе, декор и фоновую музыку. Удовлетворённость и потребление мяса или овощей росли, когда изменение касалось непосредственно того, что съедается (разнообразие на тарелке, приправы на столе); названия блюд и декор эффекта не дали [97]. Авторы исходят из того, что во французских домах престарелых меню, время, место приёма пищи и место за столом обычно навязаны жителю. Работа полезна как перечень дешёвых мер — с подтверждённым эффектом и без него.</w:t>
+        <w:t xml:space="preserve">Divert и соавт. (2015, Франция) в серии из 12 экспериментальных обедов для 42 жителей домов престарелых проверили по отдельности четыре фактора: название блюда в меню, размер и разнообразие порции овощей, приправы на столе, декор и фоновую музыку. Удовлетворённость и потребление мяса или овощей росли, когда изменение касалось непосредственно того, что съедается (разнообразие на тарелке, приправы на столе); названия блюд и декор эффекта не дали [98]. Авторы исходят из того, что во французских домах престарелых меню, время, место приёма пищи и место за столом обычно навязаны жителю. Работа полезна как перечень дешёвых мер — с подтверждённым эффектом и без него.</w:t>
       </w:r>
     </w:p>
     <w:p>
@@ -11955,7 +11976,7 @@
         <w:pStyle w:val="BodyText"/>
       </w:pPr>
       <w:r>
-        <w:t xml:space="preserve">Kenkmann и соавт. (2010, Великобритания, графство Норфолк) оценили в шести домах ухода (120 из 213 жителей) пакет изменений, близкий к российскому «шведскому столу»: улучшенная обстановка столовой, больший выбор блюд, удлинённые часы работы «ресторана», доступные закуски и автоматы с напитками — в трёх домах, при трёх контрольных [98]. Население было хрупким (средний возраст 87 лет, 71 % женщин; 43 % получали психотропные препараты). Частота падений (первичный исход) в основной группе снизилась относительно контрольной на 24 %, но различие не достигло статистической значимости (скорректированное отношение частот 0,76; 95 % ДИ 0,57–1,02; p = 0,06) [98]. Авторы признают, что рутинные данные удалось использовать лишь частично, а потери наблюдения и пропуски были велики. Работа поучительна как пример: учреждение может оценивать изменение питания по данным, которые оно и так собирает (падения, масса тела, обращения), но без строгого дизайна и при малой выборке такой анализ даёт лишь направление, а не доказательство.</w:t>
+        <w:t xml:space="preserve">Kenkmann и соавт. (2010, Великобритания, графство Норфолк) оценили в шести домах ухода (120 из 213 жителей) пакет изменений, близкий к российскому «шведскому столу»: улучшенная обстановка столовой, больший выбор блюд, удлинённые часы работы «ресторана», доступные закуски и автоматы с напитками — в трёх домах, при трёх контрольных [99]. Население было хрупким (средний возраст 87 лет, 71 % женщин; 43 % получали психотропные препараты). Частота падений (первичный исход) в основной группе снизилась относительно контрольной на 24 %, но различие не достигло статистической значимости (скорректированное отношение частот 0,76; 95 % ДИ 0,57–1,02; p = 0,06) [99]. Авторы признают, что рутинные данные удалось использовать лишь частично, а потери наблюдения и пропуски были велики. Работа поучительна как пример: учреждение может оценивать изменение питания по данным, которые оно и так собирает (падения, масса тела, обращения), но без строгого дизайна и при малой выборке такой анализ даёт лишь направление, а не доказательство.</w:t>
       </w:r>
     </w:p>
     <w:p>
@@ -11963,7 +11984,7 @@
         <w:pStyle w:val="BodyText"/>
       </w:pPr>
       <w:r>
-        <w:t xml:space="preserve">Систематические обзоры осторожнее отдельных исследований. Abbott и соавт. (2013) проанализировали 37 работ о вмешательствах в среде приёма пищи у пожилых в учреждениях; эффект на массу тела в объединённом анализе был статистически незначим, а изменения среды приёма пищи были связаны с увеличением потребления энергии на 181 ккал/сут (95 % ДИ от −5 до 367; p = 0,06) [99]. Кокрейновский обзор Herke и соавт. (2018) по вмешательствам в среде и организации приёма пищи у людей с деменцией в учреждениях включил 9 исследований (1502 участника) и оценил доказательность как низкую или очень низкую [100]. Общий итог: перемены в организации питания, включающие выбор, скорее улучшают удовлетворённость и потребление, чем ухудшают, но эффект на пищевой статус невелик и плохо измерен.</w:t>
+        <w:t xml:space="preserve">Систематические обзоры осторожнее отдельных исследований. Abbott и соавт. (2013) проанализировали 37 работ о вмешательствах в среде приёма пищи у пожилых в учреждениях; эффект на массу тела в объединённом анализе был статистически незначим, а изменения среды приёма пищи были связаны с увеличением потребления энергии на 181 ккал/сут (95 % ДИ от −5 до 367; p = 0,06) [100]. Кокрейновский обзор Herke и соавт. (2018) по вмешательствам в среде и организации приёма пищи у людей с деменцией в учреждениях включил 9 исследований (1502 участника) и оценил доказательность как низкую или очень низкую [101]. Общий итог: перемены в организации питания, включающие выбор, скорее улучшают удовлетворённость и потребление, чем ухудшают, но эффект на пищевой статус невелик и плохо измерен.</w:t>
       </w:r>
     </w:p>
     <w:bookmarkEnd w:id="91"/>
@@ -11990,7 +12011,7 @@
         <w:pStyle w:val="FirstParagraph"/>
       </w:pPr>
       <w:r>
-        <w:t xml:space="preserve">Самые крупные данные о связи среды приёма пищи с чувством достоинства получены в Швеции. Roos и соавт. (2022) проанализировали национальные опросы жителей учреждений для пожилых во всех 290 муниципалитетах страны за 2016, 2017 и 2018 гг. (13 763, 13 251 и 12 620 ответов; медиана возраста 88 лет, 69 % женщин) [101]. Более высокие шансы быть удовлетворённым аспектами достоинства и благополучия имели жители, которые хорошо оценивали своё здоровье, не имели диагноза деменции, не сталкивались с неуважительным отношением персонала и находили приятной обстановку в помещениях, на улице и во время приёма пищи [101]. Обстановка приёма пищи в этом исследовании измерялась вместе с другими элементами среды, поэтому вклад именно питания не выделяется; дизайн ретроспективный и наблюдательный. И всё же это первое из найденных национальных исследований, где среда приёма пищи вошла в число изменяемых факторов, связанных с достоинством жителя, — в одну модель с отношением персонала.</w:t>
+        <w:t xml:space="preserve">Самые крупные данные о связи среды приёма пищи с чувством достоинства получены в Швеции. Roos и соавт. (2022) проанализировали национальные опросы жителей учреждений для пожилых во всех 290 муниципалитетах страны за 2016, 2017 и 2018 гг. (13 763, 13 251 и 12 620 ответов; медиана возраста 88 лет, 69 % женщин) [102]. Более высокие шансы быть удовлетворённым аспектами достоинства и благополучия имели жители, которые хорошо оценивали своё здоровье, не имели диагноза деменции, не сталкивались с неуважительным отношением персонала и находили приятной обстановку в помещениях, на улице и во время приёма пищи [102]. Обстановка приёма пищи в этом исследовании измерялась вместе с другими элементами среды, поэтому вклад именно питания не выделяется; дизайн ретроспективный и наблюдательный. И всё же это первое из найденных национальных исследований, где среда приёма пищи вошла в число изменяемых факторов, связанных с достоинством жителя, — в одну модель с отношением персонала.</w:t>
       </w:r>
     </w:p>
     <w:p>
@@ -12025,7 +12046,7 @@
         <w:pStyle w:val="FirstParagraph"/>
       </w:pPr>
       <w:r>
-        <w:t xml:space="preserve">Опасение, высказанное в петербургском сообщении, — жители «склонны к выбору популярных, но не самых полезных продуктов» [21] — опирается на данные, но не на те, что ему обычно приписывают. Метаанализ Teasdale и соавт. (2019; 58 исследований) показал, что люди с психотическими расстройствами и биполярным расстройством потребляют в среднем на 1332 кДж (около 318 ккал) в сутки больше энергии (95 % ДИ 487–2178 кДж) и на 322 мг больше натрия, чем контрольные группы; более высокое потребление энергии и натрия было связано с худшим качеством рациона [102]. Метаанализ объединяет исследования в разных условиях и не выделяет учреждения с нормированным продуктовым набором; он говорит о риске, но не о том, что вариативное меню в таком учреждении этот риск воспроизведёт. В учреждении выбор ограничен блюдами, которые составлены по нормам: житель выбирает между двумя блюдами из одной раскладки, а не между салатом и фастфудом (толкование).</w:t>
+        <w:t xml:space="preserve">Опасение, высказанное в петербургском сообщении, — жители «склонны к выбору популярных, но не самых полезных продуктов» [21] — опирается на данные, но не на те, что ему обычно приписывают. Метаанализ Teasdale и соавт. (2019; 58 исследований) показал, что люди с психотическими расстройствами и биполярным расстройством потребляют в среднем на 1332 кДж (около 318 ккал) в сутки больше энергии (95 % ДИ 487–2178 кДж) и на 322 мг больше натрия, чем контрольные группы; более высокое потребление энергии и натрия было связано с худшим качеством рациона [103]. Метаанализ объединяет исследования в разных условиях и не выделяет учреждения с нормированным продуктовым набором; он говорит о риске, но не о том, что вариативное меню в таком учреждении этот риск воспроизведёт. В учреждении выбор ограничен блюдами, которые составлены по нормам: житель выбирает между двумя блюдами из одной раскладки, а не между салатом и фастфудом (толкование).</w:t>
       </w:r>
     </w:p>
     <w:p>
@@ -12033,7 +12054,7 @@
         <w:pStyle w:val="BodyText"/>
       </w:pPr>
       <w:r>
-        <w:t xml:space="preserve">Качественные исследования в учреждениях для людей с интеллектуальными нарушениями описывают тот же конфликт с другой стороны. В 17 полуструктурированных интервью с сотрудниками трёх небольших жилых домов (community homes) сотрудники стремились поощрять здоровое питание и одновременно уважать автономию жителей, особенно когнитивно нарушенных и получающих психотропные препараты; этому мешали нехватка знаний, времени и разнобой в подходах [103]. В швейцарском исследовании трёх учреждений (13 интервью с сотрудниками и родителями и 4 интервью об институциональной пищевой среде) на пищевое поведение жителей влияли степень самоопределения в питании, участие в приготовлении еды, подход учреждения к контролю массы тела и ресурсы, а на межличностном уровне — представления сотрудников и родителей о питании [104]. Оба исследования заключают: ответ на риск нездорового выбора — обучение персонала и работа с пищевой средой, а не отказ от выбора.</w:t>
+        <w:t xml:space="preserve">Качественные исследования в учреждениях для людей с интеллектуальными нарушениями описывают тот же конфликт с другой стороны. В 17 полуструктурированных интервью с сотрудниками трёх небольших жилых домов (community homes) сотрудники стремились поощрять здоровое питание и одновременно уважать автономию жителей, особенно когнитивно нарушенных и получающих психотропные препараты; этому мешали нехватка знаний, времени и разнобой в подходах [104]. В швейцарском исследовании трёх учреждений (13 интервью с сотрудниками и родителями и 4 интервью об институциональной пищевой среде) на пищевое поведение жителей влияли степень самоопределения в питании, участие в приготовлении еды, подход учреждения к контролю массы тела и ресурсы, а на межличностном уровне — представления сотрудников и родителей о питании [105]. Оба исследования заключают: ответ на риск нездорового выбора — обучение персонала и работа с пищевой средой, а не отказ от выбора.</w:t>
       </w:r>
     </w:p>
     <w:p>
@@ -12068,7 +12089,7 @@
         <w:pStyle w:val="FirstParagraph"/>
       </w:pPr>
       <w:r>
-        <w:t xml:space="preserve">Рекомендации Европейского общества клинического питания и метаболизма (ESPEN) по клиническому питанию и гидратации в гериатрии (Volkert и соавт., 2022) содержат 82 рекомендации. Для нашей темы в них важны две линии: питание пожилых в учреждениях должно быть привлекательным и соответствовать индивидуальным предпочтениям, а ограничительных диет у пожилых с недостаточностью питания или её риском следует избегать [105]. Рекомендации ESPEN по питанию при деменции (Volkert и соавт., 2024) содержат 40 рекомендаций, из них семь посвящены условиям в учреждениях: подготовка персонала, привлекательная еда с возможностью выбора, приятная среда приёма пищи [106].</w:t>
+        <w:t xml:space="preserve">Рекомендации Европейского общества клинического питания и метаболизма (ESPEN) по клиническому питанию и гидратации в гериатрии (Volkert и соавт., 2022) содержат 82 рекомендации. Для нашей темы в них важны две линии: питание пожилых в учреждениях должно быть привлекательным и соответствовать индивидуальным предпочтениям, а ограничительных диет у пожилых с недостаточностью питания или её риском следует избегать [106]. Рекомендации ESPEN по питанию при деменции (Volkert и соавт., 2024) содержат 40 рекомендаций, из них семь посвящены условиям в учреждениях: подготовка персонала, привлекательная еда с возможностью выбора, приятная среда приёма пищи [107].</w:t>
       </w:r>
     </w:p>
     <w:p>
@@ -12103,7 +12124,7 @@
         <w:pStyle w:val="FirstParagraph"/>
       </w:pPr>
       <w:r>
-        <w:t xml:space="preserve">Обзорное (scoping) исследование Roulston и соавт. (2026) систематизировало 33 источника (20 рецензируемых и 13 источников «серой» литературы) о пищевых отходах в учреждениях долговременного ухода. Чаще всего измеряли отходы с тарелки (14 источников), обычно взвешиванием (10) или визуальной оценкой (6); интервенционных исследований по снижению отходов нашлось только три [107]. Для сравнения обзор приводит больничные данные: по нарративному обзору Williams и Walton (2011), медиана отходов с тарелки в 32 исследованиях составила 30 % [108]; в больничной литературе допустимым называют уровень 5–20 % в зависимости от системы подачи. Разброс в самих учреждениях ухода велик: в австралийском отчёте Byles и соавт. (2009), включённом в обзор, отходы с тарелки составили 7,5–24 % при первом и 4–15 % при втором измерении; в шведской работе Eriksson и соавт. (2017) — 23 % (13–34 %) [107]. Общепринятого целевого уровня для учреждений долговременного ухода обзор не устанавливает.</w:t>
+        <w:t xml:space="preserve">Обзорное (scoping) исследование Roulston и соавт. (2026) систематизировало 33 источника (20 рецензируемых и 13 источников «серой» литературы) о пищевых отходах в учреждениях долговременного ухода. Чаще всего измеряли отходы с тарелки (14 источников), обычно взвешиванием (10) или визуальной оценкой (6); интервенционных исследований по снижению отходов нашлось только три [108]. Для сравнения обзор приводит больничные данные: по нарративному обзору Williams и Walton (2011), медиана отходов с тарелки в 32 исследованиях составила 30 % [109]; в больничной литературе допустимым называют уровень 5–20 % в зависимости от системы подачи. Разброс в самих учреждениях ухода велик: в австралийском отчёте Byles и соавт. (2009), включённом в обзор, отходы с тарелки составили 7,5–24 % при первом и 4–15 % при втором измерении; в шведской работе Eriksson и соавт. (2017) — 23 % (13–34 %) [108]. Общепринятого целевого уровня для учреждений долговременного ухода обзор не устанавливает.</w:t>
       </w:r>
     </w:p>
     <w:p>
@@ -12111,7 +12132,7 @@
         <w:pStyle w:val="BodyText"/>
       </w:pPr>
       <w:r>
-        <w:t xml:space="preserve">Отходы с тарелки измеряют не только для оценки меню, но и для расчёта фактически съеденного. Японское исследование CLEVER (Nishida и соавт., 2020) проверило этот расчёт на 46 жителях учреждений долговременного ухода, сравнив потребление энергии, вычисленное по рецептурам и отходам с тарелки за 14–15 дней, с потреблением, определённым методом дважды меченой воды [109]. Расчёт по рецептурам и отходам завышал фактическое потребление в среднем на 232 ккал в сутки (15,3 %); в подгруппе, наблюдавшейся 12 месяцев, у жителей, терявших массу, расчётный «запас» энергии был меньше (медиана 152 ккал/сут), чем у набиравших массу (350 ккал/сут) [109]. Вывод авторов: потеря массы возможна, даже если расчёт по меню и отходам показывает положительный баланс. Для доклада отсюда двойное предупреждение: выполнение норм по раскладке не гарантирует, что житель съел положенное, а снижение отходов после введения выбора — ещё не доказательство роста потребления (толкование).</w:t>
+        <w:t xml:space="preserve">Отходы с тарелки измеряют не только для оценки меню, но и для расчёта фактически съеденного. Японское исследование CLEVER (Nishida и соавт., 2020) проверило этот расчёт на 46 жителях учреждений долговременного ухода, сравнив потребление энергии, вычисленное по рецептурам и отходам с тарелки за 14–15 дней, с потреблением, определённым методом дважды меченой воды [110]. Расчёт по рецептурам и отходам завышал фактическое потребление в среднем на 232 ккал в сутки (15,3 %); в подгруппе, наблюдавшейся 12 месяцев, у жителей, терявших массу, расчётный «запас» энергии был меньше (медиана 152 ккал/сут), чем у набиравших массу (350 ккал/сут) [110]. Вывод авторов: потеря массы возможна, даже если расчёт по меню и отходам показывает положительный баланс. Для доклада отсюда двойное предупреждение: выполнение норм по раскладке не гарантирует, что житель съел положенное, а снижение отходов после введения выбора — ещё не доказательство роста потребления (толкование).</w:t>
       </w:r>
     </w:p>
     <w:p>
@@ -12146,7 +12167,7 @@
         <w:pStyle w:val="FirstParagraph"/>
       </w:pPr>
       <w:r>
-        <w:t xml:space="preserve">Канадское поперечное исследование M3 (Making the Most of Mealtimes; 32 дома долговременного ухода в четырёх провинциях) показало, что пища изменённой консистенции назначена 47 % из 639 участников (298 человек); такие жители чаще имели дисфагию, риск недостаточности питания, деменцию и зависимость в повседневной активности [110]. Число дано как контекст, а не как оценка для России: публично долю таких жителей в российском ПНИ или доме-интернате никто не измерял. Вместе с работой Abbey и соавт. [90] оно показывает, что вариативное меню, придуманное для ходячих и говорящих жителей, может не дойти до половины дома. Решения о консистенции — клинические и в этом докладе не рассматриваются.</w:t>
+        <w:t xml:space="preserve">Канадское поперечное исследование M3 (Making the Most of Mealtimes; 32 дома долговременного ухода в четырёх провинциях) показало, что пища изменённой консистенции назначена 47 % из 639 участников (298 человек); такие жители чаще имели дисфагию, риск недостаточности питания, деменцию и зависимость в повседневной активности [111]. Число дано как контекст, а не как оценка для России: публично долю таких жителей в российском ПНИ или доме-интернате никто не измерял. Вместе с работой Abbey и соавт. [91] оно показывает, что вариативное меню, придуманное для ходячих и говорящих жителей, может не дойти до половины дома. Решения о консистенции — клинические и в этом докладе не рассматриваются.</w:t>
       </w:r>
     </w:p>
     <w:bookmarkEnd w:id="96"/>
@@ -12173,7 +12194,7 @@
         <w:pStyle w:val="FirstParagraph"/>
       </w:pPr>
       <w:r>
-        <w:t xml:space="preserve">Porter, Ottrey и Huggins (2017) проанализировали защищённое время приёма пищи (protected mealtimes) — запрет на неотложные процедуры во время еды; доказательства его эффекта на потребление оказались неоднородными [111]. Hamasaki и соавт. (2023, Япония) в когорте из 2909 жителей 235 домов долговременного ухода на данных страховых требований префектуры Ибараки (2018–2019) показали, что большее число диетологов в штате связано с меньшей вероятностью потенциально предотвратимых госпитализаций в первые 180 дней после поступления (скорректированный HR 0,72; 95 % ДИ 0,54–0,97) [112]. Связь наблюдательная и причинности не доказывает, но согласуется с мыслью, что качество питания зависит от кадров не меньше, чем от норм. Keller и соавт. (2022) переложили рекомендации по питанию в учреждениях долговременного ухода на 27 практических мер и оценили их осуществимость: высоко осуществимыми признаны 6 мер, умеренно — 12, низко — 9, главным образом из-за потребности в дополнительном или квалифицированном персонале, финансировании и инфраструктуре; авторы делают вывод, что без государственного финансирования, политики и стандартов улучшение питания в учреждениях ограничено [113].</w:t>
+        <w:t xml:space="preserve">Porter, Ottrey и Huggins (2017) проанализировали защищённое время приёма пищи (protected mealtimes) — запрет на неотложные процедуры во время еды; доказательства его эффекта на потребление оказались неоднородными [112]. Hamasaki и соавт. (2023, Япония) в когорте из 2909 жителей 235 домов долговременного ухода на данных страховых требований префектуры Ибараки (2018–2019) показали, что большее число диетологов в штате связано с меньшей вероятностью потенциально предотвратимых госпитализаций в первые 180 дней после поступления (скорректированный HR 0,72; 95 % ДИ 0,54–0,97) [113]. Связь наблюдательная и причинности не доказывает, но согласуется с мыслью, что качество питания зависит от кадров не меньше, чем от норм. Keller и соавт. (2022) переложили рекомендации по питанию в учреждениях долговременного ухода на 27 практических мер и оценили их осуществимость: высоко осуществимыми признаны 6 мер, умеренно — 12, низко — 9, главным образом из-за потребности в дополнительном или квалифицированном персонале, финансировании и инфраструктуре; авторы делают вывод, что без государственного финансирования, политики и стандартов улучшение питания в учреждениях ограничено [114].</w:t>
       </w:r>
     </w:p>
     <w:bookmarkEnd w:id="97"/>
@@ -12285,7 +12306,7 @@
               <w:pStyle w:val="Compact"/>
             </w:pPr>
             <w:r>
-              <w:t xml:space="preserve">Simmons и соавт., 2001 [114]</w:t>
+              <w:t xml:space="preserve">Simmons и соавт., 2001 [115]</w:t>
             </w:r>
           </w:p>
         </w:tc>
@@ -12342,7 +12363,7 @@
               <w:pStyle w:val="Compact"/>
             </w:pPr>
             <w:r>
-              <w:t xml:space="preserve">Simmons, Schnelle, 2004 [115]</w:t>
+              <w:t xml:space="preserve">Simmons, Schnelle, 2004 [116]</w:t>
             </w:r>
           </w:p>
         </w:tc>
@@ -12399,7 +12420,7 @@
               <w:pStyle w:val="Compact"/>
             </w:pPr>
             <w:r>
-              <w:t xml:space="preserve">Simmons, Schnelle, 2006 [116]</w:t>
+              <w:t xml:space="preserve">Simmons, Schnelle, 2006 [117]</w:t>
             </w:r>
           </w:p>
         </w:tc>
@@ -12456,7 +12477,7 @@
               <w:pStyle w:val="Compact"/>
             </w:pPr>
             <w:r>
-              <w:t xml:space="preserve">Simmons и соавт., 2008 [117]</w:t>
+              <w:t xml:space="preserve">Simmons и соавт., 2008 [118]</w:t>
             </w:r>
           </w:p>
         </w:tc>
@@ -12511,7 +12532,7 @@
         <w:pStyle w:val="BodyText"/>
       </w:pPr>
       <w:r>
-        <w:t xml:space="preserve">Для российского учреждения из этих работ следуют три наблюдения. Первое: жителю, которому нужна только словесная подсказка и присутствие сотрудника, требовалось столько же времени (35–40 минут на приём пищи), сколько физически зависимому [116]; авторы заключают, что американская система оплаты ухода, учитывающая главным образом физическую зависимость, недооценивает это время. Второе: разрыв между временем, которое реально тратилось (5–9 минут), и временем, которое давало эффект (35–42 минуты), составлял четыре-восемь раз [114, 115, 117]. Третье: перекус между приёмами пищи с выбором требовал втрое-вчетверо меньше времени, чем помощь во время еды, и помогал почти половине тех, кому не помогла помощь во время еды [115, 117]; авторы считают его более осуществимым в повседневной практике.</w:t>
+        <w:t xml:space="preserve">Для российского учреждения из этих работ следуют три наблюдения. Первое: жителю, которому нужна только словесная подсказка и присутствие сотрудника, требовалось столько же времени (35–40 минут на приём пищи), сколько физически зависимому [117]; авторы заключают, что американская система оплаты ухода, учитывающая главным образом физическую зависимость, недооценивает это время. Второе: разрыв между временем, которое реально тратилось (5–9 минут), и временем, которое давало эффект (35–42 минуты), составлял четыре-восемь раз [115, 116, 118]. Третье: перекус между приёмами пищи с выбором требовал втрое-вчетверо меньше времени, чем помощь во время еды, и помогал почти половине тех, кому не помогла помощь во время еды [116, 118]; авторы считают его более осуществимым в повседневной практике.</w:t>
       </w:r>
     </w:p>
     <w:p>
@@ -12546,7 +12567,7 @@
         <w:pStyle w:val="FirstParagraph"/>
       </w:pPr>
       <w:r>
-        <w:t xml:space="preserve">Hugo и соавт. (2018) опросили 817 австралийских учреждений долговременного ухода. Средняя стоимость кейтеринга составила 8,00 австралийского доллара на жителя в день, из них на продукты (сырьё) — 6,08 доллара [118]. В докладе «Не просто накормить» 8 долларов названы стоимостью сырья [22]; по тексту статьи это стоимость всего кейтеринга. Вторая редакция это уточняет.</w:t>
+        <w:t xml:space="preserve">Hugo и соавт. (2018) опросили 817 австралийских учреждений долговременного ухода. Средняя стоимость кейтеринга составила 8,00 австралийского доллара на жителя в день, из них на продукты (сырьё) — 6,08 доллара [119]. В докладе «Не просто накормить» 8 долларов названы стоимостью сырья [22]; по тексту статьи это стоимость всего кейтеринга. Вторая редакция это уточняет.</w:t>
       </w:r>
     </w:p>
     <w:p>
@@ -12554,7 +12575,7 @@
         <w:pStyle w:val="BodyText"/>
       </w:pPr>
       <w:r>
-        <w:t xml:space="preserve">Прямо пересчитывать австралийские цифры в рубли нельзя: различаются цены, состав затрат и устройство учреждений. Значимо соотношение: в исследовании Wheeler и соавт. переход на выбор в момент еды увеличил стоимость примерно на 9–20 % (нижняя граница диапазона выросла на 20 %, верхняя — на 9 %; расчёт автора по данным [87]). Российских опубликованных расчётов стоимости вариативного меню не найдено.</w:t>
+        <w:t xml:space="preserve">Прямо пересчитывать австралийские цифры в рубли нельзя: различаются цены, состав затрат и устройство учреждений. Значимо соотношение: в исследовании Wheeler и соавт. переход на выбор в момент еды увеличил стоимость примерно на 9–20 % (нижняя граница диапазона выросла на 20 %, верхняя — на 9 %; расчёт автора по данным [88]). Российских опубликованных расчётов стоимости вариативного меню не найдено.</w:t>
       </w:r>
     </w:p>
     <w:bookmarkEnd w:id="99"/>
@@ -12589,7 +12610,7 @@
         <w:pStyle w:val="BodyText"/>
       </w:pPr>
       <w:r>
-        <w:t xml:space="preserve">Нет исследований, сравнивающих разные числа вариантов (два, три, семь) в одном дизайне. Нет данных о том, как выбор влияет на пищевое поведение людей с интеллектуальными нарушениями в учреждениях; опасение, что такие жители будут систематически выбирать «вредное», остаётся непроверенным предположением. Все исследования стоимости проведены в странах, где питание финансируется иначе, чем через российское государственное задание. Расчёты времени персонала на помощь при еде (п. 5.12) получены в американских домах сестринского ухода 2001–2008 гг. и в российских учреждениях не воспроизводились. Наконец, нет исследований, которые измеряли бы, получает ли выбор житель, не способный его выразить, — качественные работы лишь описывают, что такие жители выбором пользуются реже [95].</w:t>
+        <w:t xml:space="preserve">Нет исследований, сравнивающих разные числа вариантов (два, три, семь) в одном дизайне. Нет данных о том, как выбор влияет на пищевое поведение людей с интеллектуальными нарушениями в учреждениях; опасение, что такие жители будут систематически выбирать «вредное», остаётся непроверенным предположением. Все исследования стоимости проведены в странах, где питание финансируется иначе, чем через российское государственное задание. Расчёты времени персонала на помощь при еде (п. 5.12) получены в американских домах сестринского ухода 2001–2008 гг. и в российских учреждениях не воспроизводились. Наконец, нет исследований, которые измеряли бы, получает ли выбор житель, не способный его выразить, — качественные работы лишь описывают, что такие жители выбором пользуются реже [96].</w:t>
       </w:r>
     </w:p>
     <w:bookmarkEnd w:id="100"/>
@@ -12693,7 +12714,7 @@
               <w:pStyle w:val="Compact"/>
             </w:pPr>
             <w:r>
-              <w:t xml:space="preserve">Cereda и соавт., 2016 [88]</w:t>
+              <w:t xml:space="preserve">Cereda и соавт., 2016 [89]</w:t>
             </w:r>
           </w:p>
         </w:tc>
@@ -12807,7 +12828,7 @@
               <w:pStyle w:val="Compact"/>
             </w:pPr>
             <w:r>
-              <w:t xml:space="preserve">Wright и соавт., 2013 [89]</w:t>
+              <w:t xml:space="preserve">Wright и соавт., 2013 [90]</w:t>
             </w:r>
           </w:p>
         </w:tc>
@@ -12864,7 +12885,7 @@
               <w:pStyle w:val="Compact"/>
             </w:pPr>
             <w:r>
-              <w:t xml:space="preserve">Abbey и соавт., 2015 [90]</w:t>
+              <w:t xml:space="preserve">Abbey и соавт., 2015 [91]</w:t>
             </w:r>
           </w:p>
         </w:tc>
@@ -12978,7 +12999,7 @@
               <w:pStyle w:val="Compact"/>
             </w:pPr>
             <w:r>
-              <w:t xml:space="preserve">Crogan и соавт., 2013 [96]</w:t>
+              <w:t xml:space="preserve">Crogan и соавт., 2013 [97]</w:t>
             </w:r>
           </w:p>
         </w:tc>
@@ -13035,7 +13056,7 @@
               <w:pStyle w:val="Compact"/>
             </w:pPr>
             <w:r>
-              <w:t xml:space="preserve">Divert и соавт., 2015 [97]</w:t>
+              <w:t xml:space="preserve">Divert и соавт., 2015 [98]</w:t>
             </w:r>
           </w:p>
         </w:tc>
@@ -13092,7 +13113,7 @@
               <w:pStyle w:val="Compact"/>
             </w:pPr>
             <w:r>
-              <w:t xml:space="preserve">Abbott и соавт., 2013 [99]</w:t>
+              <w:t xml:space="preserve">Abbott и соавт., 2013 [100]</w:t>
             </w:r>
           </w:p>
         </w:tc>
@@ -13149,7 +13170,7 @@
               <w:pStyle w:val="Compact"/>
             </w:pPr>
             <w:r>
-              <w:t xml:space="preserve">Herke и соавт., 2018 [100]</w:t>
+              <w:t xml:space="preserve">Herke и соавт., 2018 [101]</w:t>
             </w:r>
           </w:p>
         </w:tc>
@@ -13206,7 +13227,7 @@
               <w:pStyle w:val="Compact"/>
             </w:pPr>
             <w:r>
-              <w:t xml:space="preserve">Wheeler и соавт., 2025 [87]</w:t>
+              <w:t xml:space="preserve">Wheeler и соавт., 2025 [88]</w:t>
             </w:r>
           </w:p>
         </w:tc>
@@ -13263,7 +13284,7 @@
               <w:pStyle w:val="Compact"/>
             </w:pPr>
             <w:r>
-              <w:t xml:space="preserve">Roulston и соавт., 2026 [107]</w:t>
+              <w:t xml:space="preserve">Roulston и соавт., 2026 [108]</w:t>
             </w:r>
           </w:p>
         </w:tc>
@@ -13320,7 +13341,7 @@
               <w:pStyle w:val="Compact"/>
             </w:pPr>
             <w:r>
-              <w:t xml:space="preserve">Hamasaki и соавт., 2023 [112]</w:t>
+              <w:t xml:space="preserve">Hamasaki и соавт., 2023 [113]</w:t>
             </w:r>
           </w:p>
         </w:tc>
@@ -13377,7 +13398,7 @@
               <w:pStyle w:val="Compact"/>
             </w:pPr>
             <w:r>
-              <w:t xml:space="preserve">Teasdale и соавт., 2019 [102]</w:t>
+              <w:t xml:space="preserve">Teasdale и соавт., 2019 [103]</w:t>
             </w:r>
           </w:p>
         </w:tc>
@@ -13434,7 +13455,7 @@
               <w:pStyle w:val="Compact"/>
             </w:pPr>
             <w:r>
-              <w:t xml:space="preserve">McCray и соавт., 2018 [92]</w:t>
+              <w:t xml:space="preserve">McCray и соавт., 2018 [93]</w:t>
             </w:r>
           </w:p>
         </w:tc>
@@ -13491,7 +13512,7 @@
               <w:pStyle w:val="Compact"/>
             </w:pPr>
             <w:r>
-              <w:t xml:space="preserve">Kenkmann и соавт., 2010 [98]</w:t>
+              <w:t xml:space="preserve">Kenkmann и соавт., 2010 [99]</w:t>
             </w:r>
           </w:p>
         </w:tc>
@@ -13548,7 +13569,7 @@
               <w:pStyle w:val="Compact"/>
             </w:pPr>
             <w:r>
-              <w:t xml:space="preserve">Wang и соавт., 2020 [93]</w:t>
+              <w:t xml:space="preserve">Wang и соавт., 2020 [94]</w:t>
             </w:r>
           </w:p>
         </w:tc>
@@ -13605,7 +13626,7 @@
               <w:pStyle w:val="Compact"/>
             </w:pPr>
             <w:r>
-              <w:t xml:space="preserve">Bailey и соавт., 2017 [94]</w:t>
+              <w:t xml:space="preserve">Bailey и соавт., 2017 [95]</w:t>
             </w:r>
           </w:p>
         </w:tc>
@@ -13662,7 +13683,7 @@
               <w:pStyle w:val="Compact"/>
             </w:pPr>
             <w:r>
-              <w:t xml:space="preserve">Mondkar и соавт., 2025 [95]</w:t>
+              <w:t xml:space="preserve">Mondkar и соавт., 2025 [96]</w:t>
             </w:r>
           </w:p>
         </w:tc>
@@ -13719,7 +13740,7 @@
               <w:pStyle w:val="Compact"/>
             </w:pPr>
             <w:r>
-              <w:t xml:space="preserve">Roos и соавт., 2022 [101]</w:t>
+              <w:t xml:space="preserve">Roos и соавт., 2022 [102]</w:t>
             </w:r>
           </w:p>
         </w:tc>
@@ -13776,7 +13797,7 @@
               <w:pStyle w:val="Compact"/>
             </w:pPr>
             <w:r>
-              <w:t xml:space="preserve">Nishida и соавт., 2020 [109]</w:t>
+              <w:t xml:space="preserve">Nishida и соавт., 2020 [110]</w:t>
             </w:r>
           </w:p>
         </w:tc>
@@ -13833,7 +13854,7 @@
               <w:pStyle w:val="Compact"/>
             </w:pPr>
             <w:r>
-              <w:t xml:space="preserve">Simmons и соавт., 2001–2008 [114–117]</w:t>
+              <w:t xml:space="preserve">Simmons и соавт., 2001–2008 [115–118]</w:t>
             </w:r>
           </w:p>
         </w:tc>
@@ -13953,7 +13974,7 @@
         <w:pStyle w:val="FirstParagraph"/>
       </w:pPr>
       <w:r>
-        <w:t xml:space="preserve">Регламент 2014 г. о регулируемой деятельности в здравоохранении и социальном уходе (The Health and Social Care Act 2008 (Regulated Activities) Regulations 2014), надзор за исполнением которого осуществляет Care Quality Commission, в регламенте 14 «Meeting nutritional and hydration needs» определяет потребности в питании как совокупность четырёх элементов: получение подходящей и питательной пищи и питья, достаточных для поддержания жизни и здоровья; получение парентерального питания и пищевых добавок по назначению специалиста; удовлетворение «любых разумных требований» получателя услуг к еде и питью, вытекающих из его предпочтений или религиозной и культурной принадлежности; помощь в еде и питье, если она нужна [119].</w:t>
+        <w:t xml:space="preserve">Регламент 2014 г. о регулируемой деятельности в здравоохранении и социальном уходе (The Health and Social Care Act 2008 (Regulated Activities) Regulations 2014), надзор за исполнением которого осуществляет Care Quality Commission, в регламенте 14 «Meeting nutritional and hydration needs» определяет потребности в питании как совокупность четырёх элементов: получение подходящей и питательной пищи и питья, достаточных для поддержания жизни и здоровья; получение парентерального питания и пищевых добавок по назначению специалиста; удовлетворение «любых разумных требований» получателя услуг к еде и питью, вытекающих из его предпочтений или религиозной и культурной принадлежности; помощь в еде и питье, если она нужна [120].</w:t>
       </w:r>
     </w:p>
     <w:p>
@@ -13961,7 +13982,7 @@
         <w:pStyle w:val="BodyText"/>
       </w:pPr>
       <w:r>
-        <w:t xml:space="preserve">Конструкция поучительна тремя чертами. Предпочтения названы частью «потребности в питании», а не дополнительной услугой. Требования ограничены критерием разумности. Регламент 14(3) ставит пределы: обязанность не применяется, если её исполнение нарушило бы требование о согласии (регламент 11) или противоречило бы наилучшим интересам человека, определяемым по Закону о дееспособности 2005 г. [119]. Коллизию «выбор против здоровья» английское право решает процедурой оценки наилучших интересов, а не запретом выбора.</w:t>
+        <w:t xml:space="preserve">Конструкция поучительна тремя чертами. Предпочтения названы частью «потребности в питании», а не дополнительной услугой. Требования ограничены критерием разумности. Регламент 14(3) ставит пределы: обязанность не применяется, если её исполнение нарушило бы требование о согласии (регламент 11) или противоречило бы наилучшим интересам человека, определяемым по Закону о дееспособности 2005 г. [120]. Коллизию «выбор против здоровья» английское право решает процедурой оценки наилучших интересов, а не запретом выбора.</w:t>
       </w:r>
     </w:p>
     <w:p>
@@ -13979,7 +14000,7 @@
         <w:t xml:space="preserve"> </w:t>
       </w:r>
       <w:r>
-        <w:t xml:space="preserve">Руководство CQC к регламенту 14 (в редакции страницы от 16.05.2025), которое поставщики обязаны принимать во внимание, переводит общую формулу в конкретные ожидания: у поставщика должна быть стратегия питания; «люди должны иметь возможность делать выбор в отношении своего рациона»; религиозные и культурные потребности выявляются при оценке потребностей в питании и должны быть удовлетворены, а при клинических противопоказаниях обсуждаются с человеком, чтобы он мог сделать информированный выбор; этические требования, например вегетарианство, «должны быть полностью учтены и удовлетворены»; следует прилагать все усилия, чтобы учитывать предпочтения, в том числе о времени, месте подачи и количестве еды [120]. Там же — организационные требования, прямо относящиеся к раздаче: если человек отсутствовал или спал во время приёма пищи, ему должны обеспечить еду в другое время; между приёмами пищи должны быть доступны перекусы для тех, кто предпочитает есть «понемногу и часто»; еда должна сохранять нужную температуру в течение всего приёма пищи; каждому, кому нужна помощь, должно хватать времени [120]. Нарушение регламента 14, повлёкшее предотвратимый вред или значительный риск вреда, позволяет CQC возбудить уголовное преследование без предварительного предупреждения [120].</w:t>
+        <w:t xml:space="preserve">Руководство CQC к регламенту 14 (в редакции страницы от 16.05.2025), которое поставщики обязаны принимать во внимание, переводит общую формулу в конкретные ожидания: у поставщика должна быть стратегия питания; «люди должны иметь возможность делать выбор в отношении своего рациона»; религиозные и культурные потребности выявляются при оценке потребностей в питании и должны быть удовлетворены, а при клинических противопоказаниях обсуждаются с человеком, чтобы он мог сделать информированный выбор; этические требования, например вегетарианство, «должны быть полностью учтены и удовлетворены»; следует прилагать все усилия, чтобы учитывать предпочтения, в том числе о времени, месте подачи и количестве еды [121]. Там же — организационные требования, прямо относящиеся к раздаче: если человек отсутствовал или спал во время приёма пищи, ему должны обеспечить еду в другое время; между приёмами пищи должны быть доступны перекусы для тех, кто предпочитает есть «понемногу и часто»; еда должна сохранять нужную температуру в течение всего приёма пищи; каждому, кому нужна помощь, должно хватать времени [121]. Нарушение регламента 14, повлёкшее предотвратимый вред или значительный риск вреда, позволяет CQC возбудить уголовное преследование без предварительного предупреждения [121].</w:t>
       </w:r>
     </w:p>
     <w:p>
@@ -14014,7 +14035,7 @@
         <w:pStyle w:val="FirstParagraph"/>
       </w:pPr>
       <w:r>
-        <w:t xml:space="preserve">Стандарты здравоохранения и социального ухода Шотландии (Health and Social Care Standards, 2017) сформулированы от первого лица. Стандарт 1.33: «Я могу выбирать подходящие, хорошо поданные и здоровые блюда и перекусы, включая свежие фрукты и овощи, и участвовать в планировании меню». Соседние стандарты 1.34–1.39 касаются достойной помощи при еде, возможности есть не спеша, совместной еды, учёта культурных и религиозных потребностей, возможности готовить самому и доступа к воде в любое время [121]. Методические материалы Care Inspectorate по питанию в учреждениях ухода содержат практические ориентиры, в том числе интервал не менее четырёх часов между основными приёмами пищи [121].</w:t>
+        <w:t xml:space="preserve">Стандарты здравоохранения и социального ухода Шотландии (Health and Social Care Standards, 2017) сформулированы от первого лица. Стандарт 1.33: «Я могу выбирать подходящие, хорошо поданные и здоровые блюда и перекусы, включая свежие фрукты и овощи, и участвовать в планировании меню». Соседние стандарты 1.34–1.39 касаются достойной помощи при еде, возможности есть не спеша, совместной еды, учёта культурных и религиозных потребностей, возможности готовить самому и доступа к воде в любое время [122]. Методические материалы Care Inspectorate по питанию в учреждениях ухода содержат практические ориентиры, в том числе интервал не менее четырёх часов между основными приёмами пищи [122].</w:t>
       </w:r>
     </w:p>
     <w:p>
@@ -14049,7 +14070,7 @@
         <w:pStyle w:val="FirstParagraph"/>
       </w:pPr>
       <w:r>
-        <w:t xml:space="preserve">Требования к домам сестринского ухода, участвующим в программах Medicare и Medicaid (42 CFR § 483.60), обязывают обеспечить каждому жителю питательную, вкусную, сбалансированную диету «с учётом предпочтений каждого жителя» [122]. Меню должны составляться заранее и соблюдаться, отражать религиозные, культурные и этнические потребности и мнения жителей и их объединений, пересматриваться диетологом; при этом прямо сказано, что ничто в требованиях к меню не ограничивает права жителя на личный выбор в питании (§ 483.60(c)(7)). Жителю, который отказывается от поданного блюда или просит другое, должны предлагаться привлекательные альтернативы сходной пищевой ценности (§ 483.60(d)(5)). Пища должна учитывать аллергии, непереносимость и предпочтения. Между полноценным ужином и завтраком должно проходить не более 14 часов; если перед сном подаётся питательный перекус и группа жителей согласна, — до 16 часов. Жителям, желающим есть вне установленного времени, должны предоставляться подходящие альтернативные блюда и перекусы [122].</w:t>
+        <w:t xml:space="preserve">Требования к домам сестринского ухода, участвующим в программах Medicare и Medicaid (42 CFR § 483.60), обязывают обеспечить каждому жителю питательную, вкусную, сбалансированную диету «с учётом предпочтений каждого жителя» [123]. Меню должны составляться заранее и соблюдаться, отражать религиозные, культурные и этнические потребности и мнения жителей и их объединений, пересматриваться диетологом; при этом прямо сказано, что ничто в требованиях к меню не ограничивает права жителя на личный выбор в питании (§ 483.60(c)(7)). Жителю, который отказывается от поданного блюда или просит другое, должны предлагаться привлекательные альтернативы сходной пищевой ценности (§ 483.60(d)(5)). Пища должна учитывать аллергии, непереносимость и предпочтения. Между полноценным ужином и завтраком должно проходить не более 14 часов; если перед сном подаётся питательный перекус и группа жителей согласна, — до 16 часов. Жителям, желающим есть вне установленного времени, должны предоставляться подходящие альтернативные блюда и перекусы [123].</w:t>
       </w:r>
     </w:p>
     <w:p>
@@ -14075,7 +14096,7 @@
         <w:t xml:space="preserve"> </w:t>
       </w:r>
       <w:r>
-        <w:t xml:space="preserve">Руководство для инспекторов CMS (приложение PP к State Operations Manual) раскрывает § 483.60(d)(4)–(5) в позиции F806 «Аллергии, предпочтения и замены жителя» [123]. Замена должна соответствовать «обычному ассортименту» учреждения: пример руководства — вместо грейпфрутового сока предложить другой цитрусовый или богатый витамином C сок, который житель любит [123]. Процедура проверки: наблюдать за раздачей и, если житель отказывается от блюда или напитка, установить, предложили ли ему замену; опросные вопросы — как еда соответствует предпочтениям жителя, предлагают ли замену при отказе, как жителям сообщают об альтернативах, как сведения о предпочтениях доходят до персонала [123]. При выявлении нарушения инспектору предлагается проверить смежные требования: учтены ли предпочтения при комплексной оценке жителя, включены ли в план ухода, пересматривался ли план с участием жителя или его представителя [123]. Форма наблюдения за приёмом пищи (CMS-20053) отдельно предписывает начинать наблюдение с первого приёма пищи после прибытия проверяющих, в первую очередь в залах, где больше всего жителей, нуждающихся в помощи, и в разделе «Выбор» — выяснять реакцию персонала на отказ идти в столовую, отказ от блюда или просьбу о замене [124]. В той же форме перечислены признаки соблюдения достоинства: всем за столом подают одновременно; посуда и приборы не одноразовые; тарелки не убирают, пока за столом не доели все; помогающий сидит рядом, а не стоит над жителем, и разговаривает с ним, а не с коллегами; жителю дают столько времени, сколько ему нужно [124].</w:t>
+        <w:t xml:space="preserve">Руководство для инспекторов CMS (приложение PP к State Operations Manual) раскрывает § 483.60(d)(4)–(5) в позиции F806 «Аллергии, предпочтения и замены жителя» [124]. Замена должна соответствовать «обычному ассортименту» учреждения: пример руководства — вместо грейпфрутового сока предложить другой цитрусовый или богатый витамином C сок, который житель любит [124]. Процедура проверки: наблюдать за раздачей и, если житель отказывается от блюда или напитка, установить, предложили ли ему замену; опросные вопросы — как еда соответствует предпочтениям жителя, предлагают ли замену при отказе, как жителям сообщают об альтернативах, как сведения о предпочтениях доходят до персонала [124]. При выявлении нарушения инспектору предлагается проверить смежные требования: учтены ли предпочтения при комплексной оценке жителя, включены ли в план ухода, пересматривался ли план с участием жителя или его представителя [124]. Форма наблюдения за приёмом пищи (CMS-20053) отдельно предписывает начинать наблюдение с первого приёма пищи после прибытия проверяющих, в первую очередь в залах, где больше всего жителей, нуждающихся в помощи, и в разделе «Выбор» — выяснять реакцию персонала на отказ идти в столовую, отказ от блюда или просьбу о замене [125]. В той же форме перечислены признаки соблюдения достоинства: всем за столом подают одновременно; посуда и приборы не одноразовые; тарелки не убирают, пока за столом не доели все; помогающий сидит рядом, а не стоит над жителем, и разговаривает с ним, а не с коллегами; жителю дают столько времени, сколько ему нужно [125].</w:t>
       </w:r>
     </w:p>
     <w:p>
@@ -14110,7 +14131,7 @@
         <w:pStyle w:val="FirstParagraph"/>
       </w:pPr>
       <w:r>
-        <w:t xml:space="preserve">Регламент Онтарио O. Reg. 246/22 к Закону о совершенствовании долговременного ухода 2021 г. (Fixing Long-Term Care Act) в разделе 77 устанавливает требования к меню [125]. Цикл меню должен длиться не менее 21 дня и включать меню для обычного, лечебного и изменённого по консистенции питания; на каждом приёме пищи и перекусе предлагается выбор напитков; на каждом из трёх основных приёмов — не менее одного основного блюда и гарнира, а также выбор других основных блюд и гарниров, «чтобы удовлетворить конкретные потребности или пищевые предпочтения жителей»; на обед и ужин — десерт и выбор других десертов; выбор перекусов днём и вечером. До введения в действие каждый цикл рассматривается советом жителей, оценивается менеджером по питанию и диетологом и утверждается диетологом с учётом предпочтений жителей и норм потребления; результаты оценки документируются. Время приёма пищи согласуется с советом жителей; еда и напитки, включая воду, соответствующие рациону жителей, доступны круглосуточно; для жителя, чьи потребности не покрываются циклом, разрабатывается индивидуальное меню [125].</w:t>
+        <w:t xml:space="preserve">Регламент Онтарио O. Reg. 246/22 к Закону о совершенствовании долговременного ухода 2021 г. (Fixing Long-Term Care Act) в разделе 77 устанавливает требования к меню [126]. Цикл меню должен длиться не менее 21 дня и включать меню для обычного, лечебного и изменённого по консистенции питания; на каждом приёме пищи и перекусе предлагается выбор напитков; на каждом из трёх основных приёмов — не менее одного основного блюда и гарнира, а также выбор других основных блюд и гарниров, «чтобы удовлетворить конкретные потребности или пищевые предпочтения жителей»; на обед и ужин — десерт и выбор других десертов; выбор перекусов днём и вечером. До введения в действие каждый цикл рассматривается советом жителей, оценивается менеджером по питанию и диетологом и утверждается диетологом с учётом предпочтений жителей и норм потребления; результаты оценки документируются. Время приёма пищи согласуется с советом жителей; еда и напитки, включая воду, соответствующие рациону жителей, доступны круглосуточно; для жителя, чьи потребности не покрываются циклом, разрабатывается индивидуальное меню [126].</w:t>
       </w:r>
     </w:p>
     <w:p>
@@ -14136,7 +14157,7 @@
         <w:t xml:space="preserve"> </w:t>
       </w:r>
       <w:r>
-        <w:t xml:space="preserve">Протокол инспекции «Наблюдение за приёмом пищи» Министерства здравоохранения и долговременного ухода Онтарио (редакция мая 2019 г., составлен ещё по прежнему регламенту O. Reg. 79/10; на 05.10.2026 на портале министерства размещена именно она, обновлённой редакции по O. Reg. 246/22 найти не удалось) переводит требования к меню в закрытые вопросы «да / нет / неприменимо» со ссылкой на пункт регламента: сообщаются ли жителям дневное и недельное меню; включает ли цикл меню альтернативные основные блюда, овощи и десерты на обед и ужин и альтернативные напитки; предлагаются ли и имеются ли в наличии запланированные блюда в каждый приём пищи; подаётся ли еда по блюдам, если житель не просил иного; достаточно ли времени, чтобы есть в своём темпе; помогает ли сотрудник одновременно не более чем одному-двум жителям, нуждающимся в полной помощи; подают ли еду жителю, которому нужна помощь, только когда помогающий свободен; рассматривал ли совет жителей время приёмов пищи и перекусов; сообщаются ли все замены в меню жителям и персоналу [126].</w:t>
+        <w:t xml:space="preserve">Протокол инспекции «Наблюдение за приёмом пищи» Министерства здравоохранения и долговременного ухода Онтарио (редакция мая 2019 г., составлен ещё по прежнему регламенту O. Reg. 79/10; на 05.10.2026 на портале министерства размещена именно она, обновлённой редакции по O. Reg. 246/22 найти не удалось) переводит требования к меню в закрытые вопросы «да / нет / неприменимо» со ссылкой на пункт регламента: сообщаются ли жителям дневное и недельное меню; включает ли цикл меню альтернативные основные блюда, овощи и десерты на обед и ужин и альтернативные напитки; предлагаются ли и имеются ли в наличии запланированные блюда в каждый приём пищи; подаётся ли еда по блюдам, если житель не просил иного; достаточно ли времени, чтобы есть в своём темпе; помогает ли сотрудник одновременно не более чем одному-двум жителям, нуждающимся в полной помощи; подают ли еду жителю, которому нужна помощь, только когда помогающий свободен; рассматривал ли совет жителей время приёмов пищи и перекусов; сообщаются ли все замены в меню жителям и персоналу [127].</w:t>
       </w:r>
     </w:p>
     <w:p>
@@ -14171,7 +14192,7 @@
         <w:pStyle w:val="FirstParagraph"/>
       </w:pPr>
       <w:r>
-        <w:t xml:space="preserve">С 01.11.2025, с вступлением в силу Закона об уходе за пожилыми 2024 г., в Австралии действуют усиленные стандарты качества; стандарт 6 посвящён питанию и включает право человека влиять на то, что, когда, где и как он ест [127]. До реформы федеральное правительство с 2021 г. выплачивало учреждениям надбавку к базовой суточной плате в размере 10 австралийских долларов на жителя в день при условии отчётности о расходах на питание [127]. В Австралии выбор в питании стал предметом государственного стандарта после серии исследований, показавших, как мало его на деле [90].</w:t>
+        <w:t xml:space="preserve">С 01.11.2025, с вступлением в силу Закона об уходе за пожилыми 2024 г., в Австралии действуют усиленные стандарты качества; стандарт 6 посвящён питанию и включает право человека влиять на то, что, когда, где и как он ест [128]. До реформы федеральное правительство с 2021 г. выплачивало учреждениям надбавку к базовой суточной плате в размере 10 австралийских долларов на жителя в день при условии отчётности о расходах на питание [128]. В Австралии выбор в питании стал предметом государственного стандарта после серии исследований, показавших, как мало его на деле [91].</w:t>
       </w:r>
     </w:p>
     <w:bookmarkEnd w:id="108"/>
@@ -14198,7 +14219,7 @@
         <w:pStyle w:val="FirstParagraph"/>
       </w:pPr>
       <w:r>
-        <w:t xml:space="preserve">Стандарт качества Немецкого общества питания (DGE) для питания с доставкой на дом и в учреждениях для пожилых (DGE-Qualitätsstandard für die Verpflegung mit „Essen auf Rädern“ und in Senioreneinrichtungen; 1-е изд., исправленная перепечатка 2022 г.) — рекомендация профессионального общества, а не закон [128]. Для российской дискуссии он ценен тем, что описывает выбор не как принцип, а как набор проверяемых операционных требований:</w:t>
+        <w:t xml:space="preserve">Стандарт качества Немецкого общества питания (DGE) для питания с доставкой на дом и в учреждениях для пожилых (DGE-Qualitätsstandard für die Verpflegung mit „Essen auf Rädern“ und in Senioreneinrichtungen; 1-е изд., исправленная перепечатка 2022 г.) — рекомендация профессионального общества, а не закон [129]. Для российской дискуссии он ценен тем, что описывает выбор не как принцип, а как набор проверяемых операционных требований:</w:t>
       </w:r>
     </w:p>
     <w:p>
@@ -14220,7 +14241,7 @@
         <w:t xml:space="preserve"> </w:t>
       </w:r>
       <w:r>
-        <w:t xml:space="preserve">Стандарт исходит из того, что учреждение предлагает несколько «линий меню» (Menülinien), и требует, чтобы как минимум одна из них соответствовала критериям здорового и устойчивого питания, — «так клиенты и жители могут выбирать из соответствующего предложения» [128]. На плане меню несколько линий должны быть представлены наглядно, а рекомендуемая — выделена (первой строкой, цветом или символом) [128];</w:t>
+        <w:t xml:space="preserve">Стандарт исходит из того, что учреждение предлагает несколько «линий меню» (Menülinien), и требует, чтобы как минимум одна из них соответствовала критериям здорового и устойчивого питания, — «так клиенты и жители могут выбирать из соответствующего предложения» [129]. На плане меню несколько линий должны быть представлены наглядно, а рекомендуемая — выделена (первой строкой, цветом или символом) [129];</w:t>
       </w:r>
     </w:p>
     <w:p>
@@ -14242,7 +14263,7 @@
         <w:t xml:space="preserve"> </w:t>
       </w:r>
       <w:r>
-        <w:t xml:space="preserve">Ово-лакто-вегетарианское предложение должно быть доступно ежедневно на всех приёмах пищи и обеспечивать столь же разнообразный выбор, как обычное; простое удаление мясного компонента из блюда стандарт считает недостаточным [128];</w:t>
+        <w:t xml:space="preserve">Ово-лакто-вегетарианское предложение должно быть доступно ежедневно на всех приёмах пищи и обеспечивать столь же разнообразный выбор, как обычное; простое удаление мясного компонента из блюда стандарт считает недостаточным [129];</w:t>
       </w:r>
     </w:p>
     <w:p>
@@ -14264,7 +14285,7 @@
         <w:t xml:space="preserve"> </w:t>
       </w:r>
       <w:r>
-        <w:t xml:space="preserve">Цикл обеда повторяется не ранее чем через шесть недель в учреждениях для пожилых и не ранее чем через четыре недели при доставке на дом [128]. В предыдущей версии второй редакции доклада для учреждений было указано «не менее четырёх недель»; по тексту стандарта это значение относится к доставке на дом (исправлено, см. Приложение В);</w:t>
+        <w:t xml:space="preserve">Цикл обеда повторяется не ранее чем через шесть недель в учреждениях для пожилых и не ранее чем через четыре недели при доставке на дом [129]. В предыдущей версии второй редакции доклада для учреждений было указано «не менее четырёх недель»; по тексту стандарта это значение относится к доставке на дом (исправлено, см. Приложение В);</w:t>
       </w:r>
     </w:p>
     <w:p>
@@ -14286,7 +14307,7 @@
         <w:t xml:space="preserve"> </w:t>
       </w:r>
       <w:r>
-        <w:t xml:space="preserve">Должна быть возможность выбрать тёплый компонент на завтрак или ужин [128];</w:t>
+        <w:t xml:space="preserve">Должна быть возможность выбрать тёплый компонент на завтрак или ужин [129];</w:t>
       </w:r>
     </w:p>
     <w:p>
@@ -14308,7 +14329,7 @@
         <w:t xml:space="preserve"> </w:t>
       </w:r>
       <w:r>
-        <w:t xml:space="preserve">Основные компоненты блюда указываются в плане меню, если название их не раскрывает; для мясных и рыбных блюд указывается вид животного; рекомендуется дополнять план изображениями блюд, что облегчает выбор людям с когнитивными нарушениями [128];</w:t>
+        <w:t xml:space="preserve">Основные компоненты блюда указываются в плане меню, если название их не раскрывает; для мясных и рыбных блюд указывается вид животного; рекомендуется дополнять план изображениями блюд, что облегчает выбор людям с когнитивными нарушениями [129];</w:t>
       </w:r>
     </w:p>
     <w:p>
@@ -14330,7 +14351,7 @@
         <w:t xml:space="preserve"> </w:t>
       </w:r>
       <w:r>
-        <w:t xml:space="preserve">Пожелания и критика жителей учитываются при планировании «насколько возможно»; канал — личные беседы, анкеты или совет жителей (Heimbeirat); для тех, кто едва может выразить пожелание, ориентиром служит пищевая биография (Essbiografie), которую рекомендуется собирать при поступлении [128];</w:t>
+        <w:t xml:space="preserve">Пожелания и критика жителей учитываются при планировании «насколько возможно»; канал — личные беседы, анкеты или совет жителей (Heimbeirat); для тех, кто едва может выразить пожелание, ориентиром служит пищевая биография (Essbiografie), которую рекомендуется собирать при поступлении [129];</w:t>
       </w:r>
     </w:p>
     <w:p>
@@ -14352,7 +14373,7 @@
         <w:t xml:space="preserve"> </w:t>
       </w:r>
       <w:r>
-        <w:t xml:space="preserve">При стойкой потере аппетита, недостаточности питания, тяжёлой болезни и в терминальной фазе стандарт предусматривает «полностью основанное на желаниях» питание (Wunschkost), выбор которого специалист по питанию согласовывает с жителем лично [128];</w:t>
+        <w:t xml:space="preserve">При стойкой потере аппетита, недостаточности питания, тяжёлой болезни и в терминальной фазе стандарт предусматривает «полностью основанное на желаниях» питание (Wunschkost), выбор которого специалист по питанию согласовывает с жителем лично [129];</w:t>
       </w:r>
     </w:p>
     <w:p>
@@ -14374,7 +14395,7 @@
         <w:t xml:space="preserve"> </w:t>
       </w:r>
       <w:r>
-        <w:t xml:space="preserve">Жителям, пропустившим приём пищи, даётся возможность получить его позже; люди с инвертированным ритмом сна и бодрствования должны получать основные и промежуточные приёмы пищи по своему ритму [128];</w:t>
+        <w:t xml:space="preserve">Жителям, пропустившим приём пищи, даётся возможность получить его позже; люди с инвертированным ритмом сна и бодрствования должны получать основные и промежуточные приёмы пищи по своему ритму [129];</w:t>
       </w:r>
     </w:p>
     <w:p>
@@ -14396,7 +14417,7 @@
         <w:t xml:space="preserve"> </w:t>
       </w:r>
       <w:r>
-        <w:t xml:space="preserve">Учёт возвращённой еды (Speiserückläufe) служит основой для корректировки плана меню, приготовления и подачи и помогает выявлять непопулярные блюда и неверно рассчитанные порции [128];</w:t>
+        <w:t xml:space="preserve">Учёт возвращённой еды (Speiserückläufe) служит основой для корректировки плана меню, приготовления и подачи и помогает выявлять непопулярные блюда и неверно рассчитанные порции [129];</w:t>
       </w:r>
     </w:p>
     <w:p>
@@ -14418,7 +14439,7 @@
         <w:t xml:space="preserve"> </w:t>
       </w:r>
       <w:r>
-        <w:t xml:space="preserve">Время горячего удержания от окончания приготовления до выдачи последнему гостю — не более трёх часов [128], то есть то же ограничение, что в п. 32 СанПиН 4282-26 [3].</w:t>
+        <w:t xml:space="preserve">Время горячего удержания от окончания приготовления до выдачи последнему гостю — не более трёх часов [129], то есть то же ограничение, что в п. 32 СанПиН 4282-26 [3].</w:t>
       </w:r>
     </w:p>
     <w:p>
@@ -14426,7 +14447,7 @@
         <w:pStyle w:val="FirstParagraph"/>
       </w:pPr>
       <w:r>
-        <w:t xml:space="preserve">Из этого перечня российскому учреждению легче всего перенести четыре элемента (рекомендация): план меню с указанием основных компонентов и, где это нужно, с изображениями; пищевая биография при поступлении как основа решений за тех, кто не может выразить выбор; учёт возвратов по каждому блюду; выделение в плане меню варианта, который учреждение считает предпочтительным, вместо запрета других вариантов. Последний приём — «подталкивание» (nudging) — стандарт DGE прямо рассматривает как альтернативу ограничению выбора [128].</w:t>
+        <w:t xml:space="preserve">Из этого перечня российскому учреждению легче всего перенести четыре элемента (рекомендация): план меню с указанием основных компонентов и, где это нужно, с изображениями; пищевая биография при поступлении как основа решений за тех, кто не может выразить выбор; учёт возвратов по каждому блюду; выделение в плане меню варианта, который учреждение считает предпочтительным, вместо запрета других вариантов. Последний приём — «подталкивание» (nudging) — стандарт DGE прямо рассматривает как альтернативу ограничению выбора [129].</w:t>
       </w:r>
     </w:p>
     <w:p>
@@ -14434,7 +14455,7 @@
         <w:pStyle w:val="BodyText"/>
       </w:pPr>
       <w:r>
-        <w:t xml:space="preserve">Австрийские стандарты качества питания в учреждениях ухода (2022) по аналогии рекомендуют учитывать предпочтения и избегать необоснованных ограничений рациона [129].</w:t>
+        <w:t xml:space="preserve">Австрийские стандарты качества питания в учреждениях ухода (2022) по аналогии рекомендуют учитывать предпочтения и избегать необоснованных ограничений рациона [130].</w:t>
       </w:r>
     </w:p>
     <w:bookmarkEnd w:id="109"/>
@@ -14461,7 +14482,7 @@
         <w:pStyle w:val="FirstParagraph"/>
       </w:pPr>
       <w:r>
-        <w:t xml:space="preserve">Национальное продовольственное агентство Швеции (Livsmedelsverket) выпустило национальные рекомендации по питанию в системе ухода за пожилыми в 2019 г. и обновило их в мае 2024 г. [130]. Их операционный слой складывается из нескольких элементов.</w:t>
+        <w:t xml:space="preserve">Национальное продовольственное агентство Швеции (Livsmedelsverket) выпустило национальные рекомендации по питанию в системе ухода за пожилыми в 2019 г. и обновило их в мае 2024 г. [131]. Их операционный слой складывается из нескольких элементов.</w:t>
       </w:r>
     </w:p>
     <w:p>
@@ -14479,7 +14500,7 @@
         <w:t xml:space="preserve"> </w:t>
       </w:r>
       <w:r>
-        <w:t xml:space="preserve">Перерыв между последним вечерним и первым утренним приёмом пищи — не более 11 часов; приёмы пищи должны быть многочисленными, небольшими, насыщенными энергией и белком и распределёнными по суткам [130]. Это ориентир, а не обязательная норма; российскому учреждению он полезен в сопоставлении с американским пределом 14–16 часов и с рекомендацией постановления № 12 не допускать длительного перерыва между ужином и завтраком [31].</w:t>
+        <w:t xml:space="preserve">Перерыв между последним вечерним и первым утренним приёмом пищи — не более 11 часов; приёмы пищи должны быть многочисленными, небольшими, насыщенными энергией и белком и распределёнными по суткам [131]. Это ориентир, а не обязательная норма; российскому учреждению он полезен в сопоставлении с американским пределом 14–16 часов и с рекомендацией постановления № 12 не допускать длительного перерыва между ужином и завтраком [31].</w:t>
       </w:r>
     </w:p>
     <w:p>
@@ -14497,7 +14518,7 @@
         <w:t xml:space="preserve"> </w:t>
       </w:r>
       <w:r>
-        <w:t xml:space="preserve">Рекомендации формулируют принцип, прямо относящийся к спору о вариативном меню: поскольку еда приносит пользу, только если съедена, «важнее, чтобы еда была вкусной и возбуждала аппетит, чем чтобы она точно соответствовала нормам питания» [130]. Тезис обращён к планированию рациона для групп с плохим аппетитом и норм не отменяет, но задаёт иерархию, обратную российскому контролю по раскладке (толкование).</w:t>
+        <w:t xml:space="preserve">Рекомендации формулируют принцип, прямо относящийся к спору о вариативном меню: поскольку еда приносит пользу, только если съедена, «важнее, чтобы еда была вкусной и возбуждала аппетит, чем чтобы она точно соответствовала нормам питания» [131]. Тезис обращён к планированию рациона для групп с плохим аппетитом и норм не отменяет, но задаёт иерархию, обратную российскому контролю по раскладке (толкование).</w:t>
       </w:r>
     </w:p>
     <w:p>
@@ -14515,7 +14536,7 @@
         <w:t xml:space="preserve"> </w:t>
       </w:r>
       <w:r>
-        <w:t xml:space="preserve">Рекомендации воспроизводят критерии качества, разработанные Национальным советом здравоохранения и социального обеспечения (Socialstyrelsen) для руководства по закупкам услуг ухода (2013): житель сам ощущает, что влияет на ситуацию приёма пищи; может влиять на время приёма пищи; на обстановку; на то, какие блюда, перекусы и напитки подаются и доступны, исходя из индивидуальных привычек, традиций и пожеланий; персонал замечает индивидуальные потребности; ситуация приёма пищи похожа на домашнюю [130]. Здесь «выбор» переведён в формулировки, пригодные для договора и проверки, причём первым критерием стоит ощущение самого жителя.</w:t>
+        <w:t xml:space="preserve">Рекомендации воспроизводят критерии качества, разработанные Национальным советом здравоохранения и социального обеспечения (Socialstyrelsen) для руководства по закупкам услуг ухода (2013): житель сам ощущает, что влияет на ситуацию приёма пищи; может влиять на время приёма пищи; на обстановку; на то, какие блюда, перекусы и напитки подаются и доступны, исходя из индивидуальных привычек, традиций и пожеланий; персонал замечает индивидуальные потребности; ситуация приёма пищи похожа на домашнюю [131]. Здесь «выбор» переведён в формулировки, пригодные для договора и проверки, причём первым критерием стоит ощущение самого жителя.</w:t>
       </w:r>
     </w:p>
     <w:p>
@@ -14533,7 +14554,7 @@
         <w:t xml:space="preserve"> </w:t>
       </w:r>
       <w:r>
-        <w:t xml:space="preserve">Рекомендации предлагают создавать в учреждениях советы по питанию (måltidsråd) с участием персонала, жителей и родственников, которые могут предлагать, каким должно быть меню и как сделать приём пищи спокойным [130].</w:t>
+        <w:t xml:space="preserve">Рекомендации предлагают создавать в учреждениях советы по питанию (måltidsråd) с участием персонала, жителей и родственников, которые могут предлагать, каким должно быть меню и как сделать приём пищи спокойным [131].</w:t>
       </w:r>
     </w:p>
     <w:p>
@@ -14551,7 +14572,7 @@
         <w:t xml:space="preserve"> </w:t>
       </w:r>
       <w:r>
-        <w:t xml:space="preserve">Первый из пяти шагов планирования — создать «базовое меню» (grundmeny) из популярных блюд в небольших насыщенных порциях; при этом «может понадобиться несколько блюд на выбор, а также несколько альтернативных гарниров» как в основных приёмах пищи, так и в перекусах [130]. Базовое меню служит одновременно для расчёта пищевой ценности на уровне группы, для учёта потребления, для внутренних расчётов и для закупки [130]. Второй шаг — готовить в объёме, который реально съедается, и строить систему заказа так, чтобы минимизировать отходы [130]. Так снимается российский вопрос о совместимости выбора с нормами (п. 3.15) и с закупкой (п. 7.13): нормы проверяют по базовому меню на уровне группы, а выбор живёт внутри него.</w:t>
+        <w:t xml:space="preserve">Первый из пяти шагов планирования — создать «базовое меню» (grundmeny) из популярных блюд в небольших насыщенных порциях; при этом «может понадобиться несколько блюд на выбор, а также несколько альтернативных гарниров» как в основных приёмах пищи, так и в перекусах [131]. Базовое меню служит одновременно для расчёта пищевой ценности на уровне группы, для учёта потребления, для внутренних расчётов и для закупки [131]. Второй шаг — готовить в объёме, который реально съедается, и строить систему заказа так, чтобы минимизировать отходы [131]. Так снимается российский вопрос о совместимости выбора с нормами (п. 3.15) и с закупкой (п. 7.13): нормы проверяют по базовому меню на уровне группы, а выбор живёт внутри него.</w:t>
       </w:r>
     </w:p>
     <w:p>
@@ -14569,7 +14590,7 @@
         <w:t xml:space="preserve"> </w:t>
       </w:r>
       <w:r>
-        <w:t xml:space="preserve">Общий ресторан в учреждении рекомендации рассматривают как способ расширить свободу выбора: более длинное время подачи, больше вариантов, возможность выбрать соседей по столу; но тут же отмечают, что большинство жителей предпочитает постоянный круг сотрапезников и небольшие помещения, особенно люди со сниженным слухом и деменцией [130].</w:t>
+        <w:t xml:space="preserve">Общий ресторан в учреждении рекомендации рассматривают как способ расширить свободу выбора: более длинное время подачи, больше вариантов, возможность выбрать соседей по столу; но тут же отмечают, что большинство жителей предпочитает постоянный круг сотрапезников и небольшие помещения, особенно люди со сниженным слухом и деменцией [131].</w:t>
       </w:r>
     </w:p>
     <w:bookmarkEnd w:id="110"/>
@@ -14596,7 +14617,7 @@
         <w:pStyle w:val="FirstParagraph"/>
       </w:pPr>
       <w:r>
-        <w:t xml:space="preserve">В датской модели питание в доме престарелых (plejehjem, plejebolig) оформлено как отдельно назначаемая и оплачиваемая услуга — «служба питания» (madservice) по § 83 Закона о социальных услугах, с законодательно ограниченным максимумом платы жителя [131]. В 2024 г. Апелляционное управление (Ankestyrelsen), рассматривая в порядке надзора стандарт качества коммуны Фредерисия, установило, что коммуна действует вопреки закону, когда позволяет жителям дома престарелых отказываться от питания только целыми днями (с уведомлением до 12 часов предыдущего дня) и не позволяет отказываться от отдельных приёмов пищи [131]. Опираясь на подготовительные материалы к законам 2009–2010 гг. и на заключение министерства, Ankestyrelsen исходило из того, что служба питания должна отличаться «высоким качеством и свободой выбора» и вниманием к индивидуальным пожеланиям, а отказ от отдельных приёмов пищи с соразмерным снижением платы предполагается законом; коммуна вправе лишь установить разумные сроки уведомления [131].</w:t>
+        <w:t xml:space="preserve">В датской модели питание в доме престарелых (plejehjem, plejebolig) оформлено как отдельно назначаемая и оплачиваемая услуга — «служба питания» (madservice) по § 83 Закона о социальных услугах, с законодательно ограниченным максимумом платы жителя [132]. В 2024 г. Апелляционное управление (Ankestyrelsen), рассматривая в порядке надзора стандарт качества коммуны Фредерисия, установило, что коммуна действует вопреки закону, когда позволяет жителям дома престарелых отказываться от питания только целыми днями (с уведомлением до 12 часов предыдущего дня) и не позволяет отказываться от отдельных приёмов пищи [132]. Опираясь на подготовительные материалы к законам 2009–2010 гг. и на заключение министерства, Ankestyrelsen исходило из того, что служба питания должна отличаться «высоким качеством и свободой выбора» и вниманием к индивидуальным пожеланиям, а отказ от отдельных приёмов пищи с соразмерным снижением платы предполагается законом; коммуна вправе лишь установить разумные сроки уведомления [132].</w:t>
       </w:r>
     </w:p>
     <w:p>
@@ -14640,7 +14661,7 @@
         <w:t xml:space="preserve">(栄養マネジメント)</w:t>
       </w:r>
       <w:r>
-        <w:t xml:space="preserve"> в учреждениях, а с 2021 г. действует система сбора данных LIFE (Long-term care Information system For Evidence), в которую учреждения передают сведения о пищевом статусе жителей [132]. Это путь финансового стимула: платят за измерение и управление питанием.</w:t>
+        <w:t xml:space="preserve"> в учреждениях, а с 2021 г. действует система сбора данных LIFE (Long-term care Information system For Evidence), в которую учреждения передают сведения о пищевом статусе жителей [133]. Это путь финансового стимула: платят за измерение и управление питанием.</w:t>
       </w:r>
     </w:p>
     <w:p>
@@ -14657,7 +14678,7 @@
         <w:t xml:space="preserve">(特別な食事),</w:t>
       </w:r>
       <w:r>
-        <w:t xml:space="preserve"> должна взиматься отдельно и чётко отделяться от обычной платы [133]. Критерии такого питания установлены приказом-уведомлением № 123 [134]:</w:t>
+        <w:t xml:space="preserve"> должна взиматься отдельно и чётко отделяться от обычной платы [134]. Критерии такого питания установлены приказом-уведомлением № 123 [135]:</w:t>
       </w:r>
     </w:p>
     <w:p>
@@ -14742,7 +14763,7 @@
         </w:numPr>
       </w:pPr>
       <w:r>
-        <w:t xml:space="preserve">договор заключается после ясного объяснения, что это дополнительная плата сверх обычной [134].</w:t>
+        <w:t xml:space="preserve">договор заключается после ясного объяснения, что это дополнительная плата сверх обычной [135].</w:t>
       </w:r>
     </w:p>
     <w:p>
@@ -14861,18 +14882,18 @@
               <w:pStyle w:val="Compact"/>
             </w:pPr>
             <w:r>
-              <w:t xml:space="preserve">Cichero J. A. Y. et al. The IDDSI Framework // Dysphagia. 2017. Vol. 32, no. 2. P. 293–314; DOI 10.1007/s00455-016-9758-y [135]</w:t>
-            </w:r>
-          </w:p>
-        </w:tc>
-        <w:tc>
-          <w:tcPr/>
-          <w:p>
-            <w:pPr>
-              <w:pStyle w:val="Compact"/>
-            </w:pPr>
-            <w:r>
-              <w:t xml:space="preserve">Международная рамка терминов и определений для пищи изменённой текстуры и загущённых жидкостей при дисфагии; выпущена в ноябре 2015 г.; восемь уровней (0–7), каждый с номером, названием, цветовым кодом, определением и методом проверки; основана на систематическом обзоре и международных опросах (2050 ответов из 33 стран и 3190 ответов из 57 стран) [135]</w:t>
+              <w:t xml:space="preserve">Cichero J. A. Y. et al. The IDDSI Framework // Dysphagia. 2017. Vol. 32, no. 2. P. 293–314; DOI 10.1007/s00455-016-9758-y [136]</w:t>
+            </w:r>
+          </w:p>
+        </w:tc>
+        <w:tc>
+          <w:tcPr/>
+          <w:p>
+            <w:pPr>
+              <w:pStyle w:val="Compact"/>
+            </w:pPr>
+            <w:r>
+              <w:t xml:space="preserve">Международная рамка терминов и определений для пищи изменённой текстуры и загущённых жидкостей при дисфагии; выпущена в ноябре 2015 г.; восемь уровней (0–7), каждый с номером, названием, цветовым кодом, определением и методом проверки; основана на систематическом обзоре и международных опросах (2050 ответов из 33 стран и 3190 ответов из 57 стран) [136]</w:t>
             </w:r>
           </w:p>
         </w:tc>
@@ -14907,18 +14928,18 @@
               <w:pStyle w:val="Compact"/>
             </w:pPr>
             <w:r>
-              <w:t xml:space="preserve">The Health and Social Care Act 2008 (Regulated Activities) Regulations 2014, SI 2014/2936, reg. 14 [119]</w:t>
-            </w:r>
-          </w:p>
-        </w:tc>
-        <w:tc>
-          <w:tcPr/>
-          <w:p>
-            <w:pPr>
-              <w:pStyle w:val="Compact"/>
-            </w:pPr>
-            <w:r>
-              <w:t xml:space="preserve">14(1) — потребности в питании и питье должны быть удовлетворены; 14(4)(a) — подходящая и питательная еда и питьё; 14(4)(c) — «любые разумные требования», вытекающие из предпочтений или религиозной и культурной принадлежности; 14(4)(d) — помощь в еде и питье; 14(3)(b) и 14(5) — исключение по наилучшим интересам, определяемым по ст. 4 Закона о дееспособности 2005 г. На дату проверки на legislation.gov.uk не отмечено неучтённых изменений [119]</w:t>
+              <w:t xml:space="preserve">The Health and Social Care Act 2008 (Regulated Activities) Regulations 2014, SI 2014/2936, reg. 14 [120]</w:t>
+            </w:r>
+          </w:p>
+        </w:tc>
+        <w:tc>
+          <w:tcPr/>
+          <w:p>
+            <w:pPr>
+              <w:pStyle w:val="Compact"/>
+            </w:pPr>
+            <w:r>
+              <w:t xml:space="preserve">14(1) — потребности в питании и питье должны быть удовлетворены; 14(4)(a) — подходящая и питательная еда и питьё; 14(4)(c) — «любые разумные требования», вытекающие из предпочтений или религиозной и культурной принадлежности; 14(4)(d) — помощь в еде и питье; 14(3)(b) и 14(5) — исключение по наилучшим интересам, определяемым по ст. 4 Закона о дееспособности 2005 г. На дату проверки на legislation.gov.uk не отмечено неучтённых изменений [120]</w:t>
             </w:r>
           </w:p>
         </w:tc>
@@ -15114,7 +15135,7 @@
               <w:pStyle w:val="Compact"/>
             </w:pPr>
             <w:r>
-              <w:t xml:space="preserve">Регламенты 2014 г., рег. 14 [119]</w:t>
+              <w:t xml:space="preserve">Регламенты 2014 г., рег. 14 [120]</w:t>
             </w:r>
           </w:p>
         </w:tc>
@@ -15171,7 +15192,7 @@
               <w:pStyle w:val="Compact"/>
             </w:pPr>
             <w:r>
-              <w:t xml:space="preserve">Health and Social Care Standards 2017, 1.33–1.39 [121]</w:t>
+              <w:t xml:space="preserve">Health and Social Care Standards 2017, 1.33–1.39 [122]</w:t>
             </w:r>
           </w:p>
         </w:tc>
@@ -15228,7 +15249,7 @@
               <w:pStyle w:val="Compact"/>
             </w:pPr>
             <w:r>
-              <w:t xml:space="preserve">42 CFR § 483.60 [122]</w:t>
+              <w:t xml:space="preserve">42 CFR § 483.60 [123]</w:t>
             </w:r>
           </w:p>
         </w:tc>
@@ -15285,7 +15306,7 @@
               <w:pStyle w:val="Compact"/>
             </w:pPr>
             <w:r>
-              <w:t xml:space="preserve">O. Reg. 246/22, разд. 77 [125]</w:t>
+              <w:t xml:space="preserve">O. Reg. 246/22, разд. 77 [126]</w:t>
             </w:r>
           </w:p>
         </w:tc>
@@ -15342,7 +15363,7 @@
               <w:pStyle w:val="Compact"/>
             </w:pPr>
             <w:r>
-              <w:t xml:space="preserve">Усиленные стандарты качества, стандарт 6 [127]</w:t>
+              <w:t xml:space="preserve">Усиленные стандарты качества, стандарт 6 [128]</w:t>
             </w:r>
           </w:p>
         </w:tc>
@@ -15399,7 +15420,7 @@
               <w:pStyle w:val="Compact"/>
             </w:pPr>
             <w:r>
-              <w:t xml:space="preserve">Стандарт DGE [128]</w:t>
+              <w:t xml:space="preserve">Стандарт DGE [129]</w:t>
             </w:r>
           </w:p>
         </w:tc>
@@ -15456,7 +15477,7 @@
               <w:pStyle w:val="Compact"/>
             </w:pPr>
             <w:r>
-              <w:t xml:space="preserve">Рекомендации Livsmedelsverket [130]</w:t>
+              <w:t xml:space="preserve">Рекомендации Livsmedelsverket [131]</w:t>
             </w:r>
           </w:p>
         </w:tc>
@@ -15513,7 +15534,7 @@
               <w:pStyle w:val="Compact"/>
             </w:pPr>
             <w:r>
-              <w:t xml:space="preserve">§ 83 Закона о социальных услугах; надзорное заключение Ankestyrelsen 2024 г. [131]</w:t>
+              <w:t xml:space="preserve">§ 83 Закона о социальных услугах; надзорное заключение Ankestyrelsen 2024 г. [132]</w:t>
             </w:r>
           </w:p>
         </w:tc>
@@ -15570,7 +15591,7 @@
               <w:pStyle w:val="Compact"/>
             </w:pPr>
             <w:r>
-              <w:t xml:space="preserve">Система страхования ухода; LIFE [132]; приказы-уведомления № 419 и № 123 [133, 134]</w:t>
+              <w:t xml:space="preserve">Система страхования ухода; LIFE [133]; приказы-уведомления № 419 и № 123 [134, 135]</w:t>
             </w:r>
           </w:p>
         </w:tc>
@@ -16259,7 +16280,7 @@
         <w:t xml:space="preserve"> </w:t>
       </w:r>
       <w:r>
-        <w:t xml:space="preserve">По Wright и соавт., удовлетворённость выше, когда выбор ближе к приёму пищи [89]. По Wheeler и соавт., переход к выбору в момент еды увеличил производственные отходы с 55 до 90 г на жителя в день [87].</w:t>
+        <w:t xml:space="preserve">По Wright и соавт., удовлетворённость выше, когда выбор ближе к приёму пищи [90]. По Wheeler и соавт., переход к выбору в момент еды увеличил производственные отходы с 55 до 90 г на жителя в день [88].</w:t>
       </w:r>
     </w:p>
     <w:p>
@@ -16854,7 +16875,7 @@
         <w:t xml:space="preserve"> </w:t>
       </w:r>
       <w:r>
-        <w:t xml:space="preserve">Российских опубликованных расчётов стоимости вариативного меню нет (п. 4.11). Зарубежные данные: в исследовании Wheeler и соавт. стоимость выросла с 9,20–11,14 до 11,01–12,15 австралийского доллара на жителя в день, производственные отходы — с 55 до 90 г [87]. Средняя стоимость кейтеринга в австралийских учреждениях — 8,00 доллара в день, из них сырьё — 6,08 доллара [118].</w:t>
+        <w:t xml:space="preserve">Российских опубликованных расчётов стоимости вариативного меню нет (п. 4.11). Зарубежные данные: в исследовании Wheeler и соавт. стоимость выросла с 9,20–11,14 до 11,01–12,15 австралийского доллара на жителя в день, производственные отходы — с 55 до 90 г [88]. Средняя стоимость кейтеринга в австралийских учреждениях — 8,00 доллара в день, из них сырьё — 6,08 доллара [119].</w:t>
       </w:r>
     </w:p>
     <w:p>
@@ -16890,7 +16911,7 @@
         <w:t xml:space="preserve"> </w:t>
       </w:r>
       <w:r>
-        <w:t xml:space="preserve">Если перенести на учреждение на 300 жителей прирост производственных отходов из исследования Wheeler и соавт. (+35 г на жителя в день), получится около 10,5 кг готовой пищи в день. Это не прогноз, а порядок величины, который стоит проверить собственным замером [87].</w:t>
+        <w:t xml:space="preserve">Если перенести на учреждение на 300 жителей прирост производственных отходов из исследования Wheeler и соавт. (+35 г на жителя в день), получится около 10,5 кг готовой пищи в день. Это не прогноз, а порядок величины, который стоит проверить собственным замером [88].</w:t>
       </w:r>
     </w:p>
     <w:p>
@@ -16908,7 +16929,7 @@
         <w:t xml:space="preserve"> </w:t>
       </w:r>
       <w:r>
-        <w:t xml:space="preserve">Тариф 2026 г. на обеспечение питанием в стационарной форме для совершеннолетних — 581,33 руб. в день (кроме ПНИ и ДСО) и 574,43 руб. в день (ПНИ и ДСО) [74]. Если допустить, что организация выбора увеличит расходы на питание на 10–20 % — допущение, близкое к результату Wheeler и соавт. [87], — для ПНИ и ДСО это составит около 57–115 руб. на жителя в день, или 1,7–3,4 млн руб. в месяц на учреждение в 1 000 мест (иллюстративная арифметика: 574,43 × 0,1…0,2 × 1 000 × 30). Это не прогноз: австралийский прирост включал производственные отходы и персонал в австралийских условиях, а российские кейсы (п. 4.11) показывают, что стартовый формат вводился и без публично названных дополнительных расходов. Для сравнения порядка величин: годовой рост тарифа ПНИ и ДСО с 2025 по 2026 г. составил 2,80 руб. в день (571,63 → 574,43) [73, 74], то есть допущенный прирост в 20–40 раз больше годовой индексации. Арифметика показывает лишь одно: полный переход крупного учреждения — вопрос учредителя, а не только кухни. Сохранять ли эту иллюстрацию в итоговом тексте и в каком виде — открытый вопрос для автора и рабочей группы: она полезна как масштаб, но может быть прочитана как оценка затрат, которой не является.</w:t>
+        <w:t xml:space="preserve">Тариф 2026 г. на обеспечение питанием в стационарной форме для совершеннолетних — 581,33 руб. в день (кроме ПНИ и ДСО) и 574,43 руб. в день (ПНИ и ДСО) [74]. Если допустить, что организация выбора увеличит расходы на питание на 10–20 % — допущение, близкое к результату Wheeler и соавт. [88], — для ПНИ и ДСО это составит около 57–115 руб. на жителя в день, или 1,7–3,4 млн руб. в месяц на учреждение в 1 000 мест (иллюстративная арифметика: 574,43 × 0,1…0,2 × 1 000 × 30). Это не прогноз: австралийский прирост включал производственные отходы и персонал в австралийских условиях, а российские кейсы (п. 4.11) показывают, что стартовый формат вводился и без публично названных дополнительных расходов. Для сравнения порядка величин: годовой рост тарифа ПНИ и ДСО с 2025 по 2026 г. составил 2,80 руб. в день (571,63 → 574,43) [73, 74], то есть допущенный прирост в 20–40 раз больше годовой индексации. Арифметика показывает лишь одно: полный переход крупного учреждения — вопрос учредителя, а не только кухни. Сохранять ли эту иллюстрацию в итоговом тексте и в каком виде — открытый вопрос для автора и рабочей группы: она полезна как масштаб, но может быть прочитана как оценка затрат, которой не является.</w:t>
       </w:r>
     </w:p>
     <w:p>
@@ -17213,7 +17234,25 @@
         <w:t xml:space="preserve"> </w:t>
       </w:r>
       <w:r>
-        <w:t xml:space="preserve">Допустим, замер показал, что рыбное второе выбирают чаще, чем планировал цикл. ДСО «Серафимовский» как автономное учреждение закупает по 223-ФЗ и своему положению о закупке; по карточкам агрегатора в 2026 г. предметом закупки была услуга по организации питания, а не продукты [86]. При закупке услуги перераспределение между мясом и рыбой — забота исполнителя, если варианты записаны в техническом задании; для продуктовой закупки по рамочному договору с ценой единицы — заявки без изменения договора (сценарии 6 и 12) [55]. ДСО «Тесовый берег» как бюджетное учреждение закупает по 44-ФЗ открытым конкурсом [62]: та же задача решается либо заранее — ценой единицы при максимальной цене контракта (ч. 24 ст. 22), либо изменением количества не более чем на 10 % по ст. 95, если это предусмотрено извещением и контрактом [54]. Конкретных положений о закупке «Серафимовского» и условий контракта «Тесового берега» об изменении количества доклад не анализировал; сравнение показывает механизмы, а не практику этих учреждений (толкование).</w:t>
+        <w:t xml:space="preserve">Допустим, замер показал, что рыбное второе выбирают чаще, чем планировал цикл. ДСО «Серафимовский» как автономное учреждение закупает по 223-ФЗ и своему положению о закупке, причём предмет закупки — не продукты, а услуга по организации питания (аутсорсинг подтверждён автором [86]; конкурс № 32616197209 на август — декабрь 2026 г., начальная цена 92 110 941,90 руб., и закупка у единственного поставщика № 32616171821 на 591 326,10 руб. — по карточкам агрегатора [87]). При закупке услуги перераспределение между мясом и рыбой — забота исполнителя, но только если варианты и порядок их учёта записаны в техническом задании; для продуктовой закупки по рамочному договору с ценой единицы — заявки без изменения договора (сценарии 6 и 12) [55]. Как выбор закреплён в договоре «Серафимовского», доклад не проверял.</w:t>
+      </w:r>
+    </w:p>
+    <w:p>
+      <w:pPr>
+        <w:pStyle w:val="BodyText"/>
+      </w:pPr>
+      <w:r>
+        <w:rPr>
+          <w:b/>
+          <w:bCs/>
+        </w:rPr>
+        <w:t xml:space="preserve">Выбор в техническом задании договора услуг (рекомендация).</w:t>
+      </w:r>
+      <w:r>
+        <w:t xml:space="preserve"> </w:t>
+      </w:r>
+      <w:r>
+        <w:t xml:space="preserve">Если питание передано организатору, вариативное меню существует для заказчика ровно в том объёме, в каком оно записано в ТЗ: какие приёмы пищи и позиции имеют два варианта; как и когда принимается заказ (накануне, в момент еды) и кто передаёт его исполнителю; ТТК на каждый вариант; цена человеко-дня, не зависящая от распределения выбора внутри групп продуктов; отчёт исполнителя о распределении выбора и остатках; ответственность заказчика за суточные пробы и бракераж (подп. 12–14 п. 56 СанПиН 4282-26) [3]. Без этого «выбор» держится на доброй воле исполнителя и исчезает при смене контрагента. ДСО «Тесовый берег» как бюджетное учреждение закупает по 44-ФЗ открытым конкурсом [62]: та же задача решается либо заранее — ценой единицы при максимальной цене контракта (ч. 24 ст. 22), либо изменением количества не более чем на 10 % по ст. 95, если это предусмотрено извещением и контрактом [54]. Конкретных положений о закупке «Серафимовского» и условий контракта «Тесового берега» об изменении количества доклад не анализировал; сравнение показывает механизмы, а не практику этих учреждений (толкование).</w:t>
       </w:r>
     </w:p>
     <w:p>
@@ -17691,7 +17730,7 @@
         <w:t xml:space="preserve"> </w:t>
       </w:r>
       <w:r>
-        <w:t xml:space="preserve">Вариативное меню, построенное на вопросе «что будете?», исключает тех, кто не может ответить словами. Исследование Abbey и соавт. показало, что реальный выбор особенно низок у жителей на протёртой пище [90]. Доклад «Не просто накормить» предлагает четыре канала выяснения предпочтений: показ двух реальных порций с фиксацией реакции; наблюдение за тем, что съедается, по серии записей; пищевую биографию периода, когда человек мог выразить предпочтения; сведения от близких и давних сотрудников [22]. В самом докладе был внутренний разнобой о порядке этих каналов: в гл. 15.4 первым назван зафиксированный в биографии выбор, в гл. 15.9 — текущее выраженное предпочтение [22]. В этой редакции он снят правилом, разделяющим жителей по способу выражения воли (сценарий 15, «Порядок каналов»).</w:t>
+        <w:t xml:space="preserve">Вариативное меню, построенное на вопросе «что будете?», исключает тех, кто не может ответить словами. Исследование Abbey и соавт. показало, что реальный выбор особенно низок у жителей на протёртой пище [91]. Доклад «Не просто накормить» предлагает четыре канала выяснения предпочтений: показ двух реальных порций с фиксацией реакции; наблюдение за тем, что съедается, по серии записей; пищевую биографию периода, когда человек мог выразить предпочтения; сведения от близких и давних сотрудников [22]. В самом докладе был внутренний разнобой о порядке этих каналов: в гл. 15.4 первым назван зафиксированный в биографии выбор, в гл. 15.9 — текущее выраженное предпочтение [22]. В этой редакции он снят правилом, разделяющим жителей по способу выражения воли (сценарий 15, «Порядок каналов»).</w:t>
       </w:r>
     </w:p>
     <w:p>
@@ -17862,7 +17901,7 @@
               <w:pStyle w:val="Compact"/>
             </w:pPr>
             <w:r>
-              <w:t xml:space="preserve">Ст. 20 323-ФЗ, в том числе п. 1 ч. 2 [136]</w:t>
+              <w:t xml:space="preserve">Ст. 20 323-ФЗ, в том числе п. 1 ч. 2 [137]</w:t>
             </w:r>
           </w:p>
         </w:tc>
@@ -18131,7 +18170,7 @@
         <w:t xml:space="preserve"> </w:t>
       </w:r>
       <w:r>
-        <w:t xml:space="preserve">Для взрослых в организациях социального обслуживания СанПиН 4282-26 устанавливает только минимальную кратность — не менее трёх раз в день (подп. 11 п. 56) [3]. Рекомендации, утверждённые постановлением № 12, предписывают не допускать длительных перерывов, «особенно между ужином предыдущего и завтраком последующего дня», без числового предела [31]. Зарубежные ориентиры: не более 14 часов (16 часов при перекусе) в США [122], не более 11 часов в шведских рекомендациях [130]. Доклад «Не просто накормить» использует рабочий ориентир не более 13 часов [22] — это ориентир, а не норма. Выбор блюда не возмещает долгого ночного перерыва: если ужин подаётся в 17:30, а завтрак в 8:30, интервал составляет 15 часов, и это проблема организации режима, а не меню.</w:t>
+        <w:t xml:space="preserve">Для взрослых в организациях социального обслуживания СанПиН 4282-26 устанавливает только минимальную кратность — не менее трёх раз в день (подп. 11 п. 56) [3]. Рекомендации, утверждённые постановлением № 12, предписывают не допускать длительных перерывов, «особенно между ужином предыдущего и завтраком последующего дня», без числового предела [31]. Зарубежные ориентиры: не более 14 часов (16 часов при перекусе) в США [123], не более 11 часов в шведских рекомендациях [131]. Доклад «Не просто накормить» использует рабочий ориентир не более 13 часов [22] — это ориентир, а не норма. Выбор блюда не возмещает долгого ночного перерыва: если ужин подаётся в 17:30, а завтрак в 8:30, интервал составляет 15 часов, и это проблема организации режима, а не меню.</w:t>
       </w:r>
     </w:p>
     <w:bookmarkEnd w:id="127"/>
@@ -18646,7 +18685,7 @@
         <w:t xml:space="preserve"> </w:t>
       </w:r>
       <w:r>
-        <w:t xml:space="preserve">Разумная структура (рекомендация) повторяет группы региональной нормы, а не разделы меню: отдельные лоты (или отдельные спецификации внутри одного договора) по мясу, птице, рыбе, молочной продукции, овощам и фруктам, бакалее, хлебу. Внутри лота перечисляются взаимозаменяемые позиции группы (говядина и свинина в одной группе № 1284 [33]), и устанавливаются цена единицы и максимальная сумма договора; количество определяется заявками учреждения. Для групп, между которыми предполагается выбор, максимальные суммы рассчитываются с учётом коридора шага 2, а не по базовому объёму. Та же логика — в шведских национальных рекомендациях: «базовое меню» с несколькими блюдами на выбор служит одновременно основой расчёта пищевой ценности на уровне группы и основой закупки [130].</w:t>
+        <w:t xml:space="preserve">Разумная структура (рекомендация) повторяет группы региональной нормы, а не разделы меню: отдельные лоты (или отдельные спецификации внутри одного договора) по мясу, птице, рыбе, молочной продукции, овощам и фруктам, бакалее, хлебу. Внутри лота перечисляются взаимозаменяемые позиции группы (говядина и свинина в одной группе № 1284 [33]), и устанавливаются цена единицы и максимальная сумма договора; количество определяется заявками учреждения. Для групп, между которыми предполагается выбор, максимальные суммы рассчитываются с учётом коридора шага 2, а не по базовому объёму. Та же логика — в шведских национальных рекомендациях: «базовое меню» с несколькими блюдами на выбор служит одновременно основой расчёта пищевой ценности на уровне группы и основой закупки [131].</w:t>
       </w:r>
     </w:p>
     <w:p>
@@ -19282,7 +19321,7 @@
         <w:t xml:space="preserve"> </w:t>
       </w:r>
       <w:r>
-        <w:t xml:space="preserve">Блюда, требующие разогрева, могут находиться на раздаче не более трёх часов с момента изготовления (п. 32 СанПиН 4282-26) [3]; то же ограничение времени горячего удержания — в стандарте DGE [128]. Порционирование в отделении допускается только для персонала, в обязанности которого оно входит и который прошёл гигиеническую подготовку (сценарий 4) [3].</w:t>
+        <w:t xml:space="preserve">Блюда, требующие разогрева, могут находиться на раздаче не более трёх часов с момента изготовления (п. 32 СанПиН 4282-26) [3]; то же ограничение времени горячего удержания — в стандарте DGE [129]. Порционирование в отделении допускается только для персонала, в обязанности которого оно входит и который прошёл гигиеническую подготовку (сценарий 4) [3].</w:t>
       </w:r>
     </w:p>
     <w:p>
@@ -19300,7 +19339,7 @@
         <w:t xml:space="preserve"> </w:t>
       </w:r>
       <w:r>
-        <w:t xml:space="preserve">Типичный режим дома-интерната с единым меню — две смены по 30 минут на каждый приём пищи [47]. В Успенском ПНИ после перехода на самообслуживание время обеда, по сообщению учреждения, сократилось с 2,5 часа до 50 минут [11]; способ измерения не описан. Время помощи при еде, дававшей рост потребления в американских исследованиях, — 35–42 минуты на жителя за приём пищи против 5–9 минут при обычном уходе; перекус между приёмами — 12–13 минут [114–117].</w:t>
+        <w:t xml:space="preserve">Типичный режим дома-интерната с единым меню — две смены по 30 минут на каждый приём пищи [47]. В Успенском ПНИ после перехода на самообслуживание время обеда, по сообщению учреждения, сократилось с 2,5 часа до 50 минут [11]; способ измерения не описан. Время помощи при еде, дававшей рост потребления в американских исследованиях, — 35–42 минуты на жителя за приём пищи против 5–9 минут при обычном уходе; перекус между приёмами — 12–13 минут [115–118].</w:t>
       </w:r>
     </w:p>
     <w:p>
@@ -19318,7 +19357,7 @@
         <w:t xml:space="preserve"> </w:t>
       </w:r>
       <w:r>
-        <w:t xml:space="preserve">40 жителей едят самостоятельно и подходят к линии; 14 нуждаются в подсказке и присутствии сотрудника; 6 нуждаются в кормлении. Для 40 самостоятельных выбор в момент еды не требует дополнительного персонала, если линия рассчитана на их поток (успенский пример показывает, что самообслуживание может сокращать время [11]). Для 20 остальных протокол уровня Simmons потребовал бы 20 × 35–42 = 700–840 минут, то есть 11,7–14 часов рабочего времени сотрудников на один обед, против 100–180 минут при «обычном уходе» тех исследований (иллюстративная арифметика по [114–117]). В трёхчасовое окно п. 32 при этом укладываются 4–5 сотрудников, занятых только помощью при еде (иллюстративная арифметика: 700–840 мин / 180 мин). Это не норматив, а проверка реализма: если у отделения такого ресурса нет, выбор для этих 20 жителей сведётся к выбору, сделанному за них.</w:t>
+        <w:t xml:space="preserve">40 жителей едят самостоятельно и подходят к линии; 14 нуждаются в подсказке и присутствии сотрудника; 6 нуждаются в кормлении. Для 40 самостоятельных выбор в момент еды не требует дополнительного персонала, если линия рассчитана на их поток (успенский пример показывает, что самообслуживание может сокращать время [11]). Для 20 остальных протокол уровня Simmons потребовал бы 20 × 35–42 = 700–840 минут, то есть 11,7–14 часов рабочего времени сотрудников на один обед, против 100–180 минут при «обычном уходе» тех исследований (иллюстративная арифметика по [115–118]). В трёхчасовое окно п. 32 при этом укладываются 4–5 сотрудников, занятых только помощью при еде (иллюстративная арифметика: 700–840 мин / 180 мин). Это не норматив, а проверка реализма: если у отделения такого ресурса нет, выбор для этих 20 жителей сведётся к выбору, сделанному за них.</w:t>
       </w:r>
     </w:p>
     <w:p>
@@ -19336,7 +19375,7 @@
         <w:t xml:space="preserve"> </w:t>
       </w:r>
       <w:r>
-        <w:t xml:space="preserve">Иркутский стандарт социальной услуги «помощь в приёме пищи» отводит на каждое кормление до 15 минут [19] — меньше половины нижней границы времени помощи (35 минут), при которой в американских исследованиях рос объём съеденного [114–117]. Сопоставление условно: исследования измеряли иное вмешательство и иную группу жителей (толкование). Но если региональный стандарт закладывает в тариф и штатный расчёт 15 минут, на выбор блюда для жителя, которого кормят, времени в нём не остаётся вовсе.</w:t>
+        <w:t xml:space="preserve">Иркутский стандарт социальной услуги «помощь в приёме пищи» отводит на каждое кормление до 15 минут [19] — меньше половины нижней границы времени помощи (35 минут), при которой в американских исследованиях рос объём съеденного [115–118]. Сопоставление условно: исследования измеряли иное вмешательство и иную группу жителей (толкование). Но если региональный стандарт закладывает в тариф и штатный расчёт 15 минут, на выбор блюда для жителя, которого кормят, времени в нём не остаётся вовсе.</w:t>
       </w:r>
     </w:p>
     <w:p>
@@ -19354,7 +19393,7 @@
         <w:t xml:space="preserve"> </w:t>
       </w:r>
       <w:r>
-        <w:t xml:space="preserve">Разделить приём пищи на поток самостоятельных жителей и поток жителей, получающих помощь, со сдвигом во времени и с приготовлением партиями так, чтобы каждая партия укладывалась в три часа. Для жителей, которых кормят, выбор переносить в момент, когда на него есть время: показ двух вариантов перед кормлением (п. 7.16), перекусы с выбором между приёмами пищи, которые по американским данным требуют втрое-вчетверо меньше времени, чем помощь во время еды [115, 117]. Штатные нормативы российских учреждений доклад не анализировал; расчёт показывает лишь, что выбор для зависимых жителей — вопрос кадров, а не кулинарии.</w:t>
+        <w:t xml:space="preserve">Разделить приём пищи на поток самостоятельных жителей и поток жителей, получающих помощь, со сдвигом во времени и с приготовлением партиями так, чтобы каждая партия укладывалась в три часа. Для жителей, которых кормят, выбор переносить в момент, когда на него есть время: показ двух вариантов перед кормлением (п. 7.16), перекусы с выбором между приёмами пищи, которые по американским данным требуют втрое-вчетверо меньше времени, чем помощь во время еды [116, 118]. Штатные нормативы российских учреждений доклад не анализировал; расчёт показывает лишь, что выбор для зависимых жителей — вопрос кадров, а не кулинарии.</w:t>
       </w:r>
     </w:p>
     <w:p>
@@ -19409,7 +19448,7 @@
         <w:t xml:space="preserve"> </w:t>
       </w:r>
       <w:r>
-        <w:t xml:space="preserve">Выбор, построенный на вопросе «что будете?», достаётся тем, кто способен ответить и настоять: в лондонских домах ухода широта выбора зависела от способности и готовности жителя попросить альтернативу [95]; в австралийских — выбор был особенно низок у жителей на протёртой пище [90]. Для ПНИ и ДСО, где многие жители не говорят или говорят с трудом, это вопрос не второстепенный.</w:t>
+        <w:t xml:space="preserve">Выбор, построенный на вопросе «что будете?», достаётся тем, кто способен ответить и настоять: в лондонских домах ухода широта выбора зависела от способности и готовности жителя попросить альтернативу [96]; в австралийских — выбор был особенно низок у жителей на протёртой пище [91]. Для ПНИ и ДСО, где многие жители не говорят или говорят с трудом, это вопрос не второстепенный.</w:t>
       </w:r>
     </w:p>
     <w:p>
@@ -19499,7 +19538,7 @@
               <w:pStyle w:val="Compact"/>
             </w:pPr>
             <w:r>
-              <w:t xml:space="preserve">Стандарт DGE: ориентир для тех, кто «едва может сообщить» пожелания [128]; лондонские дома — сбор предпочтений при поступлении [95]; доклад «Не просто накормить» [22]</w:t>
+              <w:t xml:space="preserve">Стандарт DGE: ориентир для тех, кто «едва может сообщить» пожелания [129]; лондонские дома — сбор предпочтений при поступлении [96]; доклад «Не просто накормить» [22]</w:t>
             </w:r>
           </w:p>
         </w:tc>
@@ -19569,7 +19608,7 @@
               <w:pStyle w:val="Compact"/>
             </w:pPr>
             <w:r>
-              <w:t xml:space="preserve">Доклад «Не просто накормить» [22]; учёт возвратов по DGE [128]</w:t>
+              <w:t xml:space="preserve">Доклад «Не просто накормить» [22]; учёт возвратов по DGE [129]</w:t>
             </w:r>
           </w:p>
         </w:tc>
@@ -19639,7 +19678,7 @@
               <w:pStyle w:val="Compact"/>
             </w:pPr>
             <w:r>
-              <w:t xml:space="preserve">Критерии Socialstyrelsen [130]</w:t>
+              <w:t xml:space="preserve">Критерии Socialstyrelsen [131]</w:t>
             </w:r>
           </w:p>
         </w:tc>
@@ -19689,7 +19728,7 @@
         <w:t xml:space="preserve"> </w:t>
       </w:r>
       <w:r>
-        <w:t xml:space="preserve">Японские критерии «особого питания» содержат формулу, применимую и здесь: питание не должно подаваться против воли человека [134]. Наблюдаемый отказ (отодвинутая порция, сжатые губы) — тоже выражение предпочтения; по правилу об отказах (сценарий 10) его фиксируют, а как реагировать, решает врач.</w:t>
+        <w:t xml:space="preserve">Японские критерии «особого питания» содержат формулу, применимую и здесь: питание не должно подаваться против воли человека [135]. Наблюдаемый отказ (отодвинутая порция, сжатые губы) — тоже выражение предпочтения; по правилу об отказах (сценарий 10) его фиксируют, а как реагировать, решает врач.</w:t>
       </w:r>
     </w:p>
     <w:p>
@@ -19904,7 +19943,7 @@
         <w:pStyle w:val="BodyText"/>
       </w:pPr>
       <w:r>
-        <w:t xml:space="preserve">Во всех случаях выбор ограничен назначением врача: житель с назначенной диетой или консистенцией выбирает внутри неё (п. 2.8). Удобство раздачи источником воли не является. Правовая опора этого порядка — не норма о питании (её нет), а общие положения: сделки от имени недееспособного опекун совершает, «учитывая мнение такого гражданина, а при невозможности установления его мнения — с учетом информации о его предпочтениях», полученной от родителей, прежних опекунов и иных лиц, добросовестно оказывавших ему услуги (п. 2 ст. 29 ГК РФ) [137] — норма о сделках, которую для бытового выбора доклад применяет как ориентир порядка (толкование); меры, связанные с реализацией правоспособности, должны ориентироваться на «уважение прав, воли и предпочтений лица» (п. 4 ст. 12 Конвенции о правах инвалидов) [36]. Выбор блюда на раздаче — не сделка и не медицинское вмешательство; согласия опекуна на него не требуется (толкование, п. 8.8).</w:t>
+        <w:t xml:space="preserve">Во всех случаях выбор ограничен назначением врача: житель с назначенной диетой или консистенцией выбирает внутри неё (п. 2.8). Удобство раздачи источником воли не является. Правовая опора этого порядка — не норма о питании (её нет), а общие положения: сделки от имени недееспособного опекун совершает, «учитывая мнение такого гражданина, а при невозможности установления его мнения — с учетом информации о его предпочтениях», полученной от родителей, прежних опекунов и иных лиц, добросовестно оказывавших ему услуги (п. 2 ст. 29 ГК РФ) [138] — норма о сделках, которую для бытового выбора доклад применяет как ориентир порядка (толкование); меры, связанные с реализацией правоспособности, должны ориентироваться на «уважение прав, воли и предпочтений лица» (п. 4 ст. 12 Конвенции о правах инвалидов) [36]. Выбор блюда на раздаче — не сделка и не медицинское вмешательство; согласия опекуна на него не требуется (толкование, п. 8.8).</w:t>
       </w:r>
     </w:p>
     <w:p>
@@ -20013,7 +20052,7 @@
         <w:t xml:space="preserve"> </w:t>
       </w:r>
       <w:r>
-        <w:t xml:space="preserve">(уровни 0–7, п. 6.11) [135]: если врач назначил жителю определённый уровень, кухня обеспечивает</w:t>
+        <w:t xml:space="preserve">(уровни 0–7, п. 6.11) [136]: если врач назначил жителю определённый уровень, кухня обеспечивает</w:t>
       </w:r>
       <w:r>
         <w:t xml:space="preserve"> </w:t>
@@ -20293,7 +20332,7 @@
         <w:t xml:space="preserve"> </w:t>
       </w:r>
       <w:r>
-        <w:t xml:space="preserve">Это самый изученный показатель. В обзоре Roulston и соавт. из 14 источников, измерявших отходы с тарелки в учреждениях долговременного ухода, 10 использовали взвешивание и 6 — визуальную оценку [107]. Взвешивание точнее, но требует весов на этаже, маркировки подносов и времени персонала; визуальная оценка быстрее, но зависит от наблюдателя. В одной из включённых в обзор работ (Hansen и Derdowski, 2020) визуальная оценка проводилась по парным фотографиям тарелки до и после еды, и уже сам цвет посуды был связан с разной долей несъеденного: от 26 % на белой тарелке до 9 % на белой тарелке с жёлтым ободком и красным кольцом [107]. Результат приведён не как совет покупать цветную посуду, а как напоминание: при сравнении «до» и «после» внедрения выбора посуда, порция и способ подачи должны оставаться прежними, иначе изменение отходов нельзя приписать выбору.</w:t>
+        <w:t xml:space="preserve">Это самый изученный показатель. В обзоре Roulston и соавт. из 14 источников, измерявших отходы с тарелки в учреждениях долговременного ухода, 10 использовали взвешивание и 6 — визуальную оценку [108]. Взвешивание точнее, но требует весов на этаже, маркировки подносов и времени персонала; визуальная оценка быстрее, но зависит от наблюдателя. В одной из включённых в обзор работ (Hansen и Derdowski, 2020) визуальная оценка проводилась по парным фотографиям тарелки до и после еды, и уже сам цвет посуды был связан с разной долей несъеденного: от 26 % на белой тарелке до 9 % на белой тарелке с жёлтым ободком и красным кольцом [108]. Результат приведён не как совет покупать цветную посуду, а как напоминание: при сравнении «до» и «после» внедрения выбора посуда, порция и способ подачи должны оставаться прежними, иначе изменение отходов нельзя приписать выбору.</w:t>
       </w:r>
     </w:p>
     <w:p>
@@ -20301,7 +20340,7 @@
         <w:pStyle w:val="BodyText"/>
       </w:pPr>
       <w:r>
-        <w:t xml:space="preserve">Обзор больничных вмешательств, направленных на снижение отходов с тарелки (Manimaran и соавт., 2023), включил девять исследований и разделил вмешательства на пять групп: изменение меню, обслуживание по заказу (room service), оформление меню, система подачи и инструменты мониторинга питания [138]. Вариативное меню затрагивает сразу три из этих групп, поэтому эффект его внедрения нельзя отделить от сопутствующих изменений подачи без специального дизайна.</w:t>
+        <w:t xml:space="preserve">Обзор больничных вмешательств, направленных на снижение отходов с тарелки (Manimaran и соавт., 2023), включил девять исследований и разделил вмешательства на пять групп: изменение меню, обслуживание по заказу (room service), оформление меню, система подачи и инструменты мониторинга питания [139]. Вариативное меню затрагивает сразу три из этих групп, поэтому эффект его внедрения нельзя отделить от сопутствующих изменений подачи без специального дизайна.</w:t>
       </w:r>
     </w:p>
     <w:p>
@@ -20319,7 +20358,7 @@
         <w:t xml:space="preserve"> </w:t>
       </w:r>
       <w:r>
-        <w:t xml:space="preserve">Это масса блюд, приготовленных, но не розданных. В исследовании Wheeler и соавт. именно этот показатель вырос при переходе к выбору в момент еды (с 55 до 90 г на жителя в день) [87]. Российскому учреждению его измерить проще всего: остаток каждого варианта взвешивается при списании, а сама запись сочетается с требованием п. 32 СанПиН 4282-26 о запрете реализации остатков на следующий день [3]. Без этого показателя невозможно отличить «вариант Б непопулярен» от «вариант Б готовится в избытке».</w:t>
+        <w:t xml:space="preserve">Это масса блюд, приготовленных, но не розданных. В исследовании Wheeler и соавт. именно этот показатель вырос при переходе к выбору в момент еды (с 55 до 90 г на жителя в день) [88]. Российскому учреждению его измерить проще всего: остаток каждого варианта взвешивается при списании, а сама запись сочетается с требованием п. 32 СанПиН 4282-26 о запрете реализации остатков на следующий день [3]. Без этого показателя невозможно отличить «вариант Б непопулярен» от «вариант Б готовится в избытке».</w:t>
       </w:r>
     </w:p>
     <w:p>
@@ -20337,7 +20376,7 @@
         <w:t xml:space="preserve"> </w:t>
       </w:r>
       <w:r>
-        <w:t xml:space="preserve">Для домов престарелых разработаны специальные опросники. Пересмотренный опросник Food Expectations — Long-Term Care (FoodEx-LTC) содержит 28 вопросов в пяти доменах; при первичной проверке на 61 жителе коэффициент α по доменам составил 0,65–0,82, ретестовая надёжность — 0,79–0,88 [139]. Wright и соавт. использовали Resident Foodservice Satisfaction Questionnaire и связали удовлетворённость с числом вариантов и со временем между выбором и подачей [89]. Wheeler и соавт. обошлись пятибалльной шкалой Лайкерта [87]. Для российского учреждения, где значительная часть жителей не может заполнить многостраничную анкету, реалистичны короткая шкала по нескольким вопросам, которую заполняет сам житель или сотрудник со слов жителя, и структурированное наблюдение за теми, кто не может ответить (рекомендация). Успенский интернат перед внедрением провёл опрос и анкетирование и расставил блюда «по балльной системе в зависимости от степени спроса» [7] — пример упрощённого инструмента изучения предпочтений; сама анкета и её результаты не опубликованы. Изучение спроса до запуска и оценка удовлетворённости после него — разные задачи, и вторая в российских сообщениях не описана.</w:t>
+        <w:t xml:space="preserve">Для домов престарелых разработаны специальные опросники. Пересмотренный опросник Food Expectations — Long-Term Care (FoodEx-LTC) содержит 28 вопросов в пяти доменах; при первичной проверке на 61 жителе коэффициент α по доменам составил 0,65–0,82, ретестовая надёжность — 0,79–0,88 [140]. Wright и соавт. использовали Resident Foodservice Satisfaction Questionnaire и связали удовлетворённость с числом вариантов и со временем между выбором и подачей [90]. Wheeler и соавт. обошлись пятибалльной шкалой Лайкерта [88]. Для российского учреждения, где значительная часть жителей не может заполнить многостраничную анкету, реалистичны короткая шкала по нескольким вопросам, которую заполняет сам житель или сотрудник со слов жителя, и структурированное наблюдение за теми, кто не может ответить (рекомендация). Успенский интернат перед внедрением провёл опрос и анкетирование и расставил блюда «по балльной системе в зависимости от степени спроса» [7] — пример упрощённого инструмента изучения предпочтений; сама анкета и её результаты не опубликованы. Изучение спроса до запуска и оценка удовлетворённости после него — разные задачи, и вторая в российских сообщениях не описана.</w:t>
       </w:r>
     </w:p>
     <w:p>
@@ -20355,7 +20394,7 @@
         <w:t xml:space="preserve"> </w:t>
       </w:r>
       <w:r>
-        <w:t xml:space="preserve">Для жителей, которые не могут ответить сами, удовлетворённость можно оценивать через родственников. Yaxley и соавт. (2024) разработали первый валидированный опросник удовлетворённости питанием для членов семей жителей домов престарелых: из 40 исходных пунктов по данным 414 родственников сформирована шкала из 24 пунктов в двух факторах — еда и блюда (11 пунктов, α = 0,960) и обстановка приёма пищи (13 пунктов, α = 0,907); устойчивость при повторном заполнении (101 человек) — от умеренной до почти полной (взвешенная каппа 0,461–0,875) [140]. Опросник дополняет анкеты для жителей и для персонала, разработанные той же университетской группой [140]. Русскоязычной версии нет; для учреждения ценна сама идея — спрашивать родственников отдельно и отдельно о еде и об обстановке (рекомендация).</w:t>
+        <w:t xml:space="preserve">Для жителей, которые не могут ответить сами, удовлетворённость можно оценивать через родственников. Yaxley и соавт. (2024) разработали первый валидированный опросник удовлетворённости питанием для членов семей жителей домов престарелых: из 40 исходных пунктов по данным 414 родственников сформирована шкала из 24 пунктов в двух факторах — еда и блюда (11 пунктов, α = 0,960) и обстановка приёма пищи (13 пунктов, α = 0,907); устойчивость при повторном заполнении (101 человек) — от умеренной до почти полной (взвешенная каппа 0,461–0,875) [141]. Опросник дополняет анкеты для жителей и для персонала, разработанные той же университетской группой [141]. Русскоязычной версии нет; для учреждения ценна сама идея — спрашивать родственников отдельно и отдельно о еде и об обстановке (рекомендация).</w:t>
       </w:r>
     </w:p>
     <w:p>
@@ -20373,7 +20412,7 @@
         <w:t xml:space="preserve"> </w:t>
       </w:r>
       <w:r>
-        <w:t xml:space="preserve">Шведские национальные рекомендации предлагают первым критерием качества то, что житель «сам ощущает, что влияет на ситуацию приёма пищи», и лишь затем — его возможность влиять на время, обстановку и блюда [130]. Эти пять-шесть формулировок пригодны как основа короткого опроса из 3–5 вопросов, предусмотренного в минимальном наборе ниже (рекомендация).</w:t>
+        <w:t xml:space="preserve">Шведские национальные рекомендации предлагают первым критерием качества то, что житель «сам ощущает, что влияет на ситуацию приёма пищи», и лишь затем — его возможность влиять на время, обстановку и блюда [131]. Эти пять-шесть формулировок пригодны как основа короткого опроса из 3–5 вопросов, предусмотренного в минимальном наборе ниже (рекомендация).</w:t>
       </w:r>
     </w:p>
     <w:p>
@@ -20391,7 +20430,7 @@
         <w:t xml:space="preserve"> </w:t>
       </w:r>
       <w:r>
-        <w:t xml:space="preserve">Стандарт DGE рассматривает учёт возвращённой еды (Speiserückläufe) не только как показатель отходов, но и как основу корректировки меню, приготовления и порций и как средство учёта съеденного при недостаточности питания [128]. При этом расчёт фактически съеденного по меню и отходам систематически завышает потребление: в японском исследовании CLEVER — в среднем на 232 ккал в сутки (15,3 %) по сравнению с методом дважды меченой воды [109]. Снижение возвратов после введения выбора — довод в пользу выбора, но не доказательство того, что жители стали есть больше (толкование).</w:t>
+        <w:t xml:space="preserve">Стандарт DGE рассматривает учёт возвращённой еды (Speiserückläufe) не только как показатель отходов, но и как основу корректировки меню, приготовления и порций и как средство учёта съеденного при недостаточности питания [129]. При этом расчёт фактически съеденного по меню и отходам систематически завышает потребление: в японском исследовании CLEVER — в среднем на 232 ккал в сутки (15,3 %) по сравнению с методом дважды меченой воды [110]. Снижение возвратов после введения выбора — довод в пользу выбора, но не доказательство того, что жители стали есть больше (толкование).</w:t>
       </w:r>
     </w:p>
     <w:p>
@@ -20409,7 +20448,7 @@
         <w:t xml:space="preserve"> </w:t>
       </w:r>
       <w:r>
-        <w:t xml:space="preserve">Канадская группа M3 разработала протокол наблюдения Mealtime Scan, который заполняет обученный наблюдатель по ходу приёма пищи. Во вторичном анализе данных M3 (32 дома, 82 отделения, наблюдение 4–6 приёмов пищи в каждом отделении) большее число сотрудников в зале было связано с более ориентированными на отношения практиками в общих отделениях, но не в отделениях для людей с деменцией; авторы предполагают, что там решающую роль играет подготовка персонала [141]. Программа CHOICE+ с внешним сопровождением в течение 12 месяцев в трёх домах, оценённая по расширенной версии протокола (Mealtime Scan+; пять приёмов пищи каждые четыре месяца), дала статистически значимое улучшение физической и социальной среды и общего качества приёма пищи во всех трёх домах [142]. Вывод для российского ДСО простой: изменения среды приёма пищи поддаются наблюдению по чек-листу, и его можно вести силами учреждения, если наблюдатель не участвует в раздаче (рекомендация).</w:t>
+        <w:t xml:space="preserve">Канадская группа M3 разработала протокол наблюдения Mealtime Scan, который заполняет обученный наблюдатель по ходу приёма пищи. Во вторичном анализе данных M3 (32 дома, 82 отделения, наблюдение 4–6 приёмов пищи в каждом отделении) большее число сотрудников в зале было связано с более ориентированными на отношения практиками в общих отделениях, но не в отделениях для людей с деменцией; авторы предполагают, что там решающую роль играет подготовка персонала [142]. Программа CHOICE+ с внешним сопровождением в течение 12 месяцев в трёх домах, оценённая по расширенной версии протокола (Mealtime Scan+; пять приёмов пищи каждые четыре месяца), дала статистически значимое улучшение физической и социальной среды и общего качества приёма пищи во всех трёх домах [143]. Вывод для российского ДСО простой: изменения среды приёма пищи поддаются наблюдению по чек-листу, и его можно вести силами учреждения, если наблюдатель не участвует в раздаче (рекомендация).</w:t>
       </w:r>
     </w:p>
     <w:p>
@@ -20897,7 +20936,7 @@
         <w:t xml:space="preserve">и на организации социального обслуживания субъекта Российской Федерации</w:t>
       </w:r>
       <w:r>
-        <w:t xml:space="preserve">; региональный государственный контроль (надзор) — только на негосударственные (коммерческие и некоммерческие) организации и индивидуальных предпринимателей (ч. 2 ст. 33) [24]. Федеральный контроль осуществляет Федеральная служба по труду и занятости (Роструд) по Положению, утверждённому постановлением Правительства РФ от 25.06.2021 № 999, которое вступило в силу 01.07.2021 [143]. Предмет контроля в обоих случаях один: соблюдение требований 442-ФЗ, иных федеральных актов и актов субъекта, регулирующих социальное обслуживание, — то есть и региональных норм питания (ч. 2 ст. 33 442-ФЗ; п. 2 Положения) [24, 143].</w:t>
+        <w:t xml:space="preserve">; региональный государственный контроль (надзор) — только на негосударственные (коммерческие и некоммерческие) организации и индивидуальных предпринимателей (ч. 2 ст. 33) [24]. Федеральный контроль осуществляет Федеральная служба по труду и занятости (Роструд) по Положению, утверждённому постановлением Правительства РФ от 25.06.2021 № 999, которое вступило в силу 01.07.2021 [144]. Предмет контроля в обоих случаях один: соблюдение требований 442-ФЗ, иных федеральных актов и актов субъекта, регулирующих социальное обслуживание, — то есть и региональных норм питания (ч. 2 ст. 33 442-ФЗ; п. 2 Положения) [24, 144].</w:t>
       </w:r>
     </w:p>
     <w:p>
@@ -20915,7 +20954,7 @@
         <w:t xml:space="preserve"> </w:t>
       </w:r>
       <w:r>
-        <w:t xml:space="preserve">В предыдущей версии этой главы региональный государственный контроль был описан как надзор за государственными домами-интернатами субъекта. Для государственных учреждений это неверно с 01.07.2021: проверяющий орган — Роструд, а орган субъекта выступает учредителем (п. 8.5). Для Санкт-Петербурга то же следует из постановления Правительства Санкт-Петербурга от 14.12.2021 № 985: предмет регионального контроля Комитета по социальной политике — соблюдение требований негосударственными поставщиками и индивидуальными предпринимателями (п. 1.2 Положения); тем же постановлением с 01.01.2022 признано утратившим силу постановление от 29.12.2014 № 1291, приложение № 2 к которому с 2016 г. наделяло Управление социального питания полномочием регионального контроля «в части, касающейся соблюдения норм питания» (п. 6, 7) [144]. Расхождение внесено в перечень противоречий (гл. 9).</w:t>
+        <w:t xml:space="preserve">В предыдущей версии этой главы региональный государственный контроль был описан как надзор за государственными домами-интернатами субъекта. Для государственных учреждений это неверно с 01.07.2021: проверяющий орган — Роструд, а орган субъекта выступает учредителем (п. 8.5). Для Санкт-Петербурга то же следует из постановления Правительства Санкт-Петербурга от 14.12.2021 № 985: предмет регионального контроля Комитета по социальной политике — соблюдение требований негосударственными поставщиками и индивидуальными предпринимателями (п. 1.2 Положения); тем же постановлением с 01.01.2022 признано утратившим силу постановление от 29.12.2014 № 1291, приложение № 2 к которому с 2016 г. наделяло Управление социального питания полномочием регионального контроля «в части, касающейся соблюдения норм питания» (п. 6, 7) [145]. Расхождение внесено в перечень противоречий (гл. 9).</w:t>
       </w:r>
     </w:p>
     <w:p>
@@ -21167,7 +21206,7 @@
         <w:pStyle w:val="FirstParagraph"/>
       </w:pPr>
       <w:r>
-        <w:t xml:space="preserve">Региональный государственный контроль (надзор) осуществляют органы субъектов по положениям, утверждённым высшим исполнительным органом субъекта (п. 2 ч. 1 ст. 33 442-ФЗ) [24]. Его предмет — те же обязательные требования, включая региональные нормы питания, но в отношении негосударственных организаций и индивидуальных предпринимателей [24, 144]. Для вариативного меню это различие важно в двух случаях: когда питание в негосударственной организации, включённой в реестр поставщиков, оплачивается по региональному тарифу, и когда субъект передаёт часть стационарного обслуживания негосударственным поставщикам. В обоих случаях региональные нормы питания и порядок предоставления услуги проверяет орган субъекта, а не Роструд (толкование).</w:t>
+        <w:t xml:space="preserve">Региональный государственный контроль (надзор) осуществляют органы субъектов по положениям, утверждённым высшим исполнительным органом субъекта (п. 2 ч. 1 ст. 33 442-ФЗ) [24]. Его предмет — те же обязательные требования, включая региональные нормы питания, но в отношении негосударственных организаций и индивидуальных предпринимателей [24, 145]. Для вариативного меню это различие важно в двух случаях: когда питание в негосударственной организации, включённой в реестр поставщиков, оплачивается по региональному тарифу, и когда субъект передаёт часть стационарного обслуживания негосударственным поставщикам. В обоих случаях региональные нормы питания и порядок предоставления услуги проверяет орган субъекта, а не Роструд (толкование).</w:t>
       </w:r>
     </w:p>
     <w:bookmarkEnd w:id="139"/>
@@ -21194,7 +21233,7 @@
         <w:pStyle w:val="FirstParagraph"/>
       </w:pPr>
       <w:r>
-        <w:t xml:space="preserve">Учредитель государственного учреждения контролирует выполнение государственного задания и финансово-хозяйственную деятельность. Вариативное меню касается учредителя постольку, поскольку меняет структуру расходов на питание, штат или оборудование. Для государственного дома-интерната субъекта учредитель — тот же орган, который в отношении негосударственных поставщиков осуществляет региональный контроль: в Санкт-Петербурге — Комитет по социальной политике (п. 1.3 Положения по постановлению № 985) [144]. Петербургское сообщение о вариативном меню прозвучало на заседании рабочей группы при Комитете по социальной политике [21]; такой формат — учредителя извещают и с ним обсуждают — снижает риск, что практику примут за самовольное отступление от порядка.</w:t>
+        <w:t xml:space="preserve">Учредитель государственного учреждения контролирует выполнение государственного задания и финансово-хозяйственную деятельность. Вариативное меню касается учредителя постольку, поскольку меняет структуру расходов на питание, штат или оборудование. Для государственного дома-интерната субъекта учредитель — тот же орган, который в отношении негосударственных поставщиков осуществляет региональный контроль: в Санкт-Петербурге — Комитет по социальной политике (п. 1.3 Положения по постановлению № 985) [145]. Петербургское сообщение о вариативном меню прозвучало на заседании рабочей группы при Комитете по социальной политике [21]; такой формат — учредителя извещают и с ним обсуждают — снижает риск, что практику примут за самовольное отступление от порядка.</w:t>
       </w:r>
     </w:p>
     <w:bookmarkEnd w:id="140"/>
@@ -21221,7 +21260,7 @@
         <w:pStyle w:val="FirstParagraph"/>
       </w:pPr>
       <w:r>
-        <w:t xml:space="preserve">В Санкт-Петербурге после отмены полномочия Управления социального питания по региональному контролю за соблюдением норм питания (п. 8.3) [144] у Управления осталась другая процедура — оценка уровня организации социального питания в государственных учреждениях здравоохранения, образования, отдыха и оздоровления, социального обслуживания и спортивной подготовки по постановлению Правительства Санкт-Петербурга от 23.07.2009 № 873; порядок и методика оценки утверждены распоряжением Управления от 29.11.2023 и применяются с 01.01.2024 [145]. Это не государственный контроль (надзор) по 248-ФЗ, а оценка с рекомендациями и мониторингом их исполнения (толкование по тексту отчёта).</w:t>
+        <w:t xml:space="preserve">В Санкт-Петербурге после отмены полномочия Управления социального питания по региональному контролю за соблюдением норм питания (п. 8.3) [145] у Управления осталась другая процедура — оценка уровня организации социального питания в государственных учреждениях здравоохранения, образования, отдыха и оздоровления, социального обслуживания и спортивной подготовки по постановлению Правительства Санкт-Петербурга от 23.07.2009 № 873; порядок и методика оценки утверждены распоряжением Управления от 29.11.2023 и применяются с 01.01.2024 [146]. Это не государственный контроль (надзор) по 248-ФЗ, а оценка с рекомендациями и мониторингом их исполнения (толкование по тексту отчёта).</w:t>
       </w:r>
     </w:p>
     <w:p>
@@ -21239,7 +21278,7 @@
         <w:t xml:space="preserve"> </w:t>
       </w:r>
       <w:r>
-        <w:t xml:space="preserve">Оценка складывается из трёх критериев по 100-балльной шкале: обязательные документы (наличие прав на помещения и оборудование пищеблока, производственный контроль на основе ХАССП, подготовка сотрудников, информирование о питании) — 20 % веса; организация производственного процесса (оснащение, приёмка и хранение продуктов, приготовление блюд) — 40 %; соответствие сырья, продукции и блюд нормативам качества по лабораторным испытаниям подведомственной лаборатории «СОЦПИТ» — 40 % [145]. Учреждению присваивается категория: высшая (100 баллов), 1-я (85–99), 2-я (60–84), 3-я (30–59), 4-я (менее 30) [145].</w:t>
+        <w:t xml:space="preserve">Оценка складывается из трёх критериев по 100-балльной шкале: обязательные документы (наличие прав на помещения и оборудование пищеблока, производственный контроль на основе ХАССП, подготовка сотрудников, информирование о питании) — 20 % веса; организация производственного процесса (оснащение, приёмка и хранение продуктов, приготовление блюд) — 40 %; соответствие сырья, продукции и блюд нормативам качества по лабораторным испытаниям подведомственной лаборатории «СОЦПИТ» — 40 % [146]. Учреждению присваивается категория: высшая (100 баллов), 1-я (85–99), 2-я (60–84), 3-я (30–59), 4-я (менее 30) [146].</w:t>
       </w:r>
     </w:p>
     <w:p>
@@ -21257,7 +21296,7 @@
         <w:t xml:space="preserve"> </w:t>
       </w:r>
       <w:r>
-        <w:t xml:space="preserve">За первое полугодие 2025 г. проведено 418 оценок; в учреждениях социального обслуживания населения — 15, из них 7 получили 1-ю категорию и 8 — 2-ю; средний балл учреждений социального обслуживания (83,83) — самый низкий среди всех типов учреждений при общем среднем 88,02 [145]. По всем учреждениям выдано 1 564 рекомендации; 232 из них связаны с технологией приготовления, и среди оснований названы ошибки в технологической документации и бракеражном журнале и «факты несоответствия ежедневных меню цикличному меню» [145]. Учреждения по итогам претензионной работы выставили поставщикам штрафы на 1 754 034,89 руб. за полугодие [145].</w:t>
+        <w:t xml:space="preserve">За первое полугодие 2025 г. проведено 418 оценок; в учреждениях социального обслуживания населения — 15, из них 7 получили 1-ю категорию и 8 — 2-ю; средний балл учреждений социального обслуживания (83,83) — самый низкий среди всех типов учреждений при общем среднем 88,02 [146]. По всем учреждениям выдано 1 564 рекомендации; 232 из них связаны с технологией приготовления, и среди оснований названы ошибки в технологической документации и бракеражном журнале и «факты несоответствия ежедневных меню цикличному меню» [146]. Учреждения по итогам претензионной работы выставили поставщикам штрафы на 1 754 034,89 руб. за полугодие [146].</w:t>
       </w:r>
     </w:p>
     <w:p>
@@ -21265,7 +21304,7 @@
         <w:pStyle w:val="BodyText"/>
       </w:pPr>
       <w:r>
-        <w:t xml:space="preserve">Для вариативного меню из этой процедуры следуют два вывода (толкование). Первый: критерии оценки не содержат ни показателей выбора, ни показателей съеденного, ни удовлетворённости получателей; родительский контроль качества питания в учреждениях образования методика выделяет особо, а аналогичного механизма участия жителей учреждений социального обслуживания отчёт не описывает [145]. Второй: несоответствие ежедневного меню цикличному фиксируется как недочёт. Поэтому учреждению, вводящему выбор, надо оформить варианты внутри утверждённого цикличного меню (оба — позициями цикла), а не как отступление от него, иначе в отчёте вариативность предстанет нарушением (рекомендация; противоречие внесено в гл. 9).</w:t>
+        <w:t xml:space="preserve">Для вариативного меню из этой процедуры следуют два вывода (толкование). Первый: критерии оценки не содержат ни показателей выбора, ни показателей съеденного, ни удовлетворённости получателей; родительский контроль качества питания в учреждениях образования методика выделяет особо, а аналогичного механизма участия жителей учреждений социального обслуживания отчёт не описывает [146]. Второй: несоответствие ежедневного меню цикличному фиксируется как недочёт. Поэтому учреждению, вводящему выбор, надо оформить варианты внутри утверждённого цикличного меню (оба — позициями цикла), а не как отступление от него, иначе в отчёте вариативность предстанет нарушением (рекомендация; противоречие внесено в гл. 9).</w:t>
       </w:r>
     </w:p>
     <w:bookmarkEnd w:id="141"/>
@@ -21659,7 +21698,7 @@
         </w:numPr>
       </w:pPr>
       <w:r>
-        <w:t xml:space="preserve">«с согласия недееспособного» — как юридическое основание чего бы то ни было: сделки за недееспособного совершает опекун с учётом его мнения (п. 2 ст. 29 ГК РФ) [137];</w:t>
+        <w:t xml:space="preserve">«с согласия недееспособного» — как юридическое основание чего бы то ни было: сделки за недееспособного совершает опекун с учётом его мнения (п. 2 ст. 29 ГК РФ) [138];</w:t>
       </w:r>
     </w:p>
     <w:p>
@@ -21671,7 +21710,7 @@
         </w:numPr>
       </w:pPr>
       <w:r>
-        <w:t xml:space="preserve">«недееспособный дал согласие на диету / зондовое питание / ограничение рациона» — информированное добровольное согласие на медицинское вмешательство за недееспособного, не способного его дать, даёт законный представитель (п. 1 ч. 2 ст. 20 323-ФЗ) [136]; подменять его записью о «согласии» жителя нельзя;</w:t>
+        <w:t xml:space="preserve">«недееспособный дал согласие на диету / зондовое питание / ограничение рациона» — информированное добровольное согласие на медицинское вмешательство за недееспособного, не способного его дать, даёт законный представитель (п. 1 ч. 2 ст. 20 323-ФЗ) [137]; подменять его записью о «согласии» жителя нельзя;</w:t>
       </w:r>
     </w:p>
     <w:p>
@@ -21827,7 +21866,7 @@
         <w:t xml:space="preserve"> </w:t>
       </w:r>
       <w:r>
-        <w:t xml:space="preserve">Стандарт DGE рассматривает учёт возвращённой еды как основу корректировки плана меню, приготовления и подачи и как способ выявлять непопулярные блюда и неверно рассчитанные порции [128]. Для внутреннего контроля вариативного меню это естественный показатель: возвраты по каждому варианту показывают, что выбирают и не доедают. Предел показателю ставит японское исследование CLEVER: расчёт потребления по рецептурам и отходам завышал фактическое потребление в среднем на 15,3 % [109], поэтому низкие возвраты не доказывают достаточности питания конкретного жителя (п. 5.9).</w:t>
+        <w:t xml:space="preserve">Стандарт DGE рассматривает учёт возвращённой еды как основу корректировки плана меню, приготовления и подачи и как способ выявлять непопулярные блюда и неверно рассчитанные порции [129]. Для внутреннего контроля вариативного меню это естественный показатель: возвраты по каждому варианту показывают, что выбирают и не доедают. Предел показателю ставит японское исследование CLEVER: расчёт потребления по рецептурам и отходам завышал фактическое потребление в среднем на 15,3 % [110], поэтому низкие возвраты не доказывают достаточности питания конкретного жителя (п. 5.9).</w:t>
       </w:r>
     </w:p>
     <w:bookmarkEnd w:id="147"/>
@@ -21876,7 +21915,7 @@
         <w:t xml:space="preserve"> </w:t>
       </w:r>
       <w:r>
-        <w:t xml:space="preserve">Инспектор наблюдает раздачу с первого приёма пищи после прибытия и при отказе жителя от блюда устанавливает, предложена ли замена; опрашивает жителей о соответствии еды их предпочтениям и персонал — о том, как сведения о предпочтениях доходят до кухни; при выявлении нарушения проверяет, учтены ли предпочтения в оценке и плане ухода [123, 124].</w:t>
+        <w:t xml:space="preserve">Инспектор наблюдает раздачу с первого приёма пищи после прибытия и при отказе жителя от блюда устанавливает, предложена ли замена; опрашивает жителей о соответствии еды их предпочтениям и персонал — о том, как сведения о предпочтениях доходят до кухни; при выявлении нарушения проверяет, учтены ли предпочтения в оценке и плане ухода [124, 125].</w:t>
       </w:r>
     </w:p>
     <w:p>
@@ -21898,7 +21937,7 @@
         <w:t xml:space="preserve"> </w:t>
       </w:r>
       <w:r>
-        <w:t xml:space="preserve">Протокол наблюдения за приёмом пищи состоит из закрытых вопросов, привязанных к пунктам регламента: сообщается ли меню, есть ли альтернативы, предлагаются ли запланированные блюда, хватает ли времени, помогает ли сотрудник не более чем одному-двум жителям, рассматривал ли совет жителей время приёмов пищи, сообщаются ли замены [126].</w:t>
+        <w:t xml:space="preserve">Протокол наблюдения за приёмом пищи состоит из закрытых вопросов, привязанных к пунктам регламента: сообщается ли меню, есть ли альтернативы, предлагаются ли запланированные блюда, хватает ли времени, помогает ли сотрудник не более чем одному-двум жителям, рассматривал ли совет жителей время приёмов пищи, сообщаются ли замены [127].</w:t>
       </w:r>
     </w:p>
     <w:p>
@@ -21920,7 +21959,7 @@
         <w:t xml:space="preserve"> </w:t>
       </w:r>
       <w:r>
-        <w:t xml:space="preserve">Руководство CQC связывает выбор с оценкой потребностей в питании и допускает уголовное преследование за нарушение регламента 14, повлёкшее предотвратимый вред [120].</w:t>
+        <w:t xml:space="preserve">Руководство CQC связывает выбор с оценкой потребностей в питании и допускает уголовное преследование за нарушение регламента 14, повлёкшее предотвратимый вред [121].</w:t>
       </w:r>
     </w:p>
     <w:p>
@@ -21942,7 +21981,7 @@
         <w:t xml:space="preserve"> </w:t>
       </w:r>
       <w:r>
-        <w:t xml:space="preserve">Критерии Socialstyrelsen для закупок услуг ухода сформулированы как ощущения и возможности жителя (влияет ли он на время, обстановку, блюда) и пригодны для договора и проверки [130].</w:t>
+        <w:t xml:space="preserve">Критерии Socialstyrelsen для закупок услуг ухода сформулированы как ощущения и возможности жителя (влияет ли он на время, обстановку, блюда) и пригодны для договора и проверки [131].</w:t>
       </w:r>
     </w:p>
     <w:p>
@@ -21964,7 +22003,7 @@
         <w:t xml:space="preserve"> </w:t>
       </w:r>
       <w:r>
-        <w:t xml:space="preserve">Апелляционное управление в порядке надзора оценило не практику дома, а локальный стандарт качества коммуны и признало незаконным запрет отказываться от отдельных приёмов пищи [131].</w:t>
+        <w:t xml:space="preserve">Апелляционное управление в порядке надзора оценило не практику дома, а локальный стандарт качества коммуны и признало незаконным запрет отказываться от отдельных приёмов пищи [132].</w:t>
       </w:r>
     </w:p>
     <w:p>
@@ -21986,7 +22025,7 @@
         <w:t xml:space="preserve"> </w:t>
       </w:r>
       <w:r>
-        <w:t xml:space="preserve">Для «особого питания» по выбору проверяемы формальные гарантии: публичное объявление содержания и цены, согласие, подтверждение врача, отсутствие ухудшения обычного питания [134].</w:t>
+        <w:t xml:space="preserve">Для «особого питания» по выбору проверяемы формальные гарантии: публичное объявление содержания и цены, согласие, подтверждение врача, отсутствие ухудшения обычного питания [135].</w:t>
       </w:r>
     </w:p>
     <w:p>
@@ -22021,7 +22060,7 @@
         <w:pStyle w:val="FirstParagraph"/>
       </w:pPr>
       <w:r>
-        <w:t xml:space="preserve">В российских проверочных листах вопросов о выборе нет (п. 8.3), и такой инструмент учреждению придётся сделать самому. Ниже — вопросы, составленные по образцу американской формы CMS-20053 и онтарийского протокола [124, 126] и привязанные к российским основаниям там, где они есть (рекомендация; не является формой какого-либо органа).</w:t>
+        <w:t xml:space="preserve">В российских проверочных листах вопросов о выборе нет (п. 8.3), и такой инструмент учреждению придётся сделать самому. Ниже — вопросы, составленные по образцу американской формы CMS-20053 и онтарийского протокола [125, 127] и привязанные к российским основаниям там, где они есть (рекомендация; не является формой какого-либо органа).</w:t>
       </w:r>
     </w:p>
     <w:tbl>
@@ -22116,7 +22155,7 @@
               <w:pStyle w:val="Compact"/>
             </w:pPr>
             <w:r>
-              <w:t xml:space="preserve">[126]</w:t>
+              <w:t xml:space="preserve">[127]</w:t>
             </w:r>
           </w:p>
         </w:tc>
@@ -22162,7 +22201,7 @@
               <w:pStyle w:val="Compact"/>
             </w:pPr>
             <w:r>
-              <w:t xml:space="preserve">[124, 126]</w:t>
+              <w:t xml:space="preserve">[125, 127]</w:t>
             </w:r>
           </w:p>
         </w:tc>
@@ -22208,7 +22247,7 @@
               <w:pStyle w:val="Compact"/>
             </w:pPr>
             <w:r>
-              <w:t xml:space="preserve">[123, 124]</w:t>
+              <w:t xml:space="preserve">[124, 125]</w:t>
             </w:r>
           </w:p>
         </w:tc>
@@ -22300,7 +22339,7 @@
               <w:pStyle w:val="Compact"/>
             </w:pPr>
             <w:r>
-              <w:t xml:space="preserve">[124, 126]</w:t>
+              <w:t xml:space="preserve">[125, 127]</w:t>
             </w:r>
           </w:p>
         </w:tc>
@@ -22346,7 +22385,7 @@
               <w:pStyle w:val="Compact"/>
             </w:pPr>
             <w:r>
-              <w:t xml:space="preserve">[126]</w:t>
+              <w:t xml:space="preserve">[127]</w:t>
             </w:r>
           </w:p>
         </w:tc>
@@ -22392,99 +22431,99 @@
               <w:pStyle w:val="Compact"/>
             </w:pPr>
             <w:r>
+              <w:t xml:space="preserve">[125]</w:t>
+            </w:r>
+          </w:p>
+        </w:tc>
+        <w:tc>
+          <w:tcPr/>
+          <w:p>
+            <w:pPr>
+              <w:pStyle w:val="Compact"/>
+            </w:pPr>
+            <w:r>
+              <w:t xml:space="preserve">—</w:t>
+            </w:r>
+          </w:p>
+        </w:tc>
+      </w:tr>
+      <w:tr>
+        <w:tc>
+          <w:tcPr/>
+          <w:p>
+            <w:pPr>
+              <w:pStyle w:val="Compact"/>
+            </w:pPr>
+            <w:r>
+              <w:t xml:space="preserve">8</w:t>
+            </w:r>
+          </w:p>
+        </w:tc>
+        <w:tc>
+          <w:tcPr/>
+          <w:p>
+            <w:pPr>
+              <w:pStyle w:val="Compact"/>
+            </w:pPr>
+            <w:r>
+              <w:t xml:space="preserve">Сообщены ли замены (продукт отсутствует, блюдо заменено) жителям и персоналу?</w:t>
+            </w:r>
+          </w:p>
+        </w:tc>
+        <w:tc>
+          <w:tcPr/>
+          <w:p>
+            <w:pPr>
+              <w:pStyle w:val="Compact"/>
+            </w:pPr>
+            <w:r>
+              <w:t xml:space="preserve">[127]</w:t>
+            </w:r>
+          </w:p>
+        </w:tc>
+        <w:tc>
+          <w:tcPr/>
+          <w:p>
+            <w:pPr>
+              <w:pStyle w:val="Compact"/>
+            </w:pPr>
+            <w:r>
+              <w:t xml:space="preserve">Замены по таблице (п. 2.6, сценарий 11)</w:t>
+            </w:r>
+          </w:p>
+        </w:tc>
+      </w:tr>
+      <w:tr>
+        <w:tc>
+          <w:tcPr/>
+          <w:p>
+            <w:pPr>
+              <w:pStyle w:val="Compact"/>
+            </w:pPr>
+            <w:r>
+              <w:t xml:space="preserve">9</w:t>
+            </w:r>
+          </w:p>
+        </w:tc>
+        <w:tc>
+          <w:tcPr/>
+          <w:p>
+            <w:pPr>
+              <w:pStyle w:val="Compact"/>
+            </w:pPr>
+            <w:r>
+              <w:t xml:space="preserve">Совпадает ли поданное с картой предпочтений жителя, не способного выбрать вербально?</w:t>
+            </w:r>
+          </w:p>
+        </w:tc>
+        <w:tc>
+          <w:tcPr/>
+          <w:p>
+            <w:pPr>
+              <w:pStyle w:val="Compact"/>
+            </w:pPr>
+            <w:r>
               <w:t xml:space="preserve">[124]</w:t>
-            </w:r>
-          </w:p>
-        </w:tc>
-        <w:tc>
-          <w:tcPr/>
-          <w:p>
-            <w:pPr>
-              <w:pStyle w:val="Compact"/>
-            </w:pPr>
-            <w:r>
-              <w:t xml:space="preserve">—</w:t>
-            </w:r>
-          </w:p>
-        </w:tc>
-      </w:tr>
-      <w:tr>
-        <w:tc>
-          <w:tcPr/>
-          <w:p>
-            <w:pPr>
-              <w:pStyle w:val="Compact"/>
-            </w:pPr>
-            <w:r>
-              <w:t xml:space="preserve">8</w:t>
-            </w:r>
-          </w:p>
-        </w:tc>
-        <w:tc>
-          <w:tcPr/>
-          <w:p>
-            <w:pPr>
-              <w:pStyle w:val="Compact"/>
-            </w:pPr>
-            <w:r>
-              <w:t xml:space="preserve">Сообщены ли замены (продукт отсутствует, блюдо заменено) жителям и персоналу?</w:t>
-            </w:r>
-          </w:p>
-        </w:tc>
-        <w:tc>
-          <w:tcPr/>
-          <w:p>
-            <w:pPr>
-              <w:pStyle w:val="Compact"/>
-            </w:pPr>
-            <w:r>
-              <w:t xml:space="preserve">[126]</w:t>
-            </w:r>
-          </w:p>
-        </w:tc>
-        <w:tc>
-          <w:tcPr/>
-          <w:p>
-            <w:pPr>
-              <w:pStyle w:val="Compact"/>
-            </w:pPr>
-            <w:r>
-              <w:t xml:space="preserve">Замены по таблице (п. 2.6, сценарий 11)</w:t>
-            </w:r>
-          </w:p>
-        </w:tc>
-      </w:tr>
-      <w:tr>
-        <w:tc>
-          <w:tcPr/>
-          <w:p>
-            <w:pPr>
-              <w:pStyle w:val="Compact"/>
-            </w:pPr>
-            <w:r>
-              <w:t xml:space="preserve">9</w:t>
-            </w:r>
-          </w:p>
-        </w:tc>
-        <w:tc>
-          <w:tcPr/>
-          <w:p>
-            <w:pPr>
-              <w:pStyle w:val="Compact"/>
-            </w:pPr>
-            <w:r>
-              <w:t xml:space="preserve">Совпадает ли поданное с картой предпочтений жителя, не способного выбрать вербально?</w:t>
-            </w:r>
-          </w:p>
-        </w:tc>
-        <w:tc>
-          <w:tcPr/>
-          <w:p>
-            <w:pPr>
-              <w:pStyle w:val="Compact"/>
-            </w:pPr>
-            <w:r>
-              <w:t xml:space="preserve">[123]</w:t>
             </w:r>
           </w:p>
         </w:tc>
@@ -23164,7 +23203,7 @@
               <w:pStyle w:val="Compact"/>
             </w:pPr>
             <w:r>
-              <w:t xml:space="preserve">Возвраты по вариантам [128]</w:t>
+              <w:t xml:space="preserve">Возвраты по вариантам [129]</w:t>
             </w:r>
           </w:p>
         </w:tc>
@@ -24386,7 +24425,7 @@
               <w:pStyle w:val="Compact"/>
             </w:pPr>
             <w:r>
-              <w:t xml:space="preserve">Ни одно утверждение не основано на расчётах; зарубежные данные — рост на 9–20 % [87]; петербургский кейс называет оборудование и сотрудников [21]</w:t>
+              <w:t xml:space="preserve">Ни одно утверждение не основано на расчётах; зарубежные данные — рост на 9–20 % [88]; петербургский кейс называет оборудование и сотрудников [21]</w:t>
             </w:r>
           </w:p>
         </w:tc>
@@ -24570,7 +24609,7 @@
               <w:pStyle w:val="Compact"/>
             </w:pPr>
             <w:r>
-              <w:t xml:space="preserve">8,00 — весь кейтеринг; сырьё — 6,08 [118]</w:t>
+              <w:t xml:space="preserve">8,00 — весь кейтеринг; сырьё — 6,08 [119]</w:t>
             </w:r>
           </w:p>
         </w:tc>
@@ -24754,7 +24793,7 @@
               <w:pStyle w:val="Compact"/>
             </w:pPr>
             <w:r>
-              <w:t xml:space="preserve">Норма о питании ответа не даёт; ориентир — п. 2 ст. 29 ГК РФ (для сделок: мнение, а при невозможности — сведения о предпочтениях от близких и прежних опекунов) [137] и п. 4 ст. 12 КПИ («воля и предпочтения») [36]. Решение автора: для говорящих жителей первым идёт текущее предпочтение, для неговорящих — реакция на показ двух порций, затем биография (сценарий 15)</w:t>
+              <w:t xml:space="preserve">Норма о питании ответа не даёт; ориентир — п. 2 ст. 29 ГК РФ (для сделок: мнение, а при невозможности — сведения о предпочтениях от близких и прежних опекунов) [138] и п. 4 ст. 12 КПИ («воля и предпочтения») [36]. Решение автора: для говорящих жителей первым идёт текущее предпочтение, для неговорящих — реакция на показ двух порций, затем биография (сценарий 15)</w:t>
             </w:r>
           </w:p>
         </w:tc>
@@ -24800,7 +24839,7 @@
               <w:pStyle w:val="Compact"/>
             </w:pPr>
             <w:r>
-              <w:t xml:space="preserve">Прямого запрета в проверенных актах нет — формула неверна. Норма — ч. 2 ст. 5 Закона № 3185-1 (гуманное отношение, исключающее унижение достоинства) [26]; недопустимость бытового кормления силой — толкование из неё; искусственное питание — медицинское вмешательство по ст. 20 323-ФЗ [136]; протокол трёх отказов — локальная форма (сценарий 10)</w:t>
+              <w:t xml:space="preserve">Прямого запрета в проверенных актах нет — формула неверна. Норма — ч. 2 ст. 5 Закона № 3185-1 (гуманное отношение, исключающее унижение достоинства) [26]; недопустимость бытового кормления силой — толкование из неё; искусственное питание — медицинское вмешательство по ст. 20 323-ФЗ [137]; протокол трёх отказов — локальная форма (сценарий 10)</w:t>
             </w:r>
           </w:p>
         </w:tc>
@@ -25444,7 +25483,7 @@
               <w:pStyle w:val="Compact"/>
             </w:pPr>
             <w:r>
-              <w:t xml:space="preserve">С 01.07.2021 по ст. 33 442-ФЗ в ред. № 170-ФЗ организации субъекта подлежат федеральному государственному контролю (Роструд); региональный контроль — только негосударственные поставщики [24, 143]; в Санкт-Петербурге полномочие Управления социального питания по контролю норм питания отменено с 01.01.2022 [144]</w:t>
+              <w:t xml:space="preserve">С 01.07.2021 по ст. 33 442-ФЗ в ред. № 170-ФЗ организации субъекта подлежат федеральному государственному контролю (Роструд); региональный контроль — только негосударственные поставщики [24, 144]; в Санкт-Петербурге полномочие Управления социального питания по контролю норм питания отменено с 01.01.2022 [145]</w:t>
             </w:r>
           </w:p>
         </w:tc>
@@ -25582,7 +25621,7 @@
               <w:pStyle w:val="Compact"/>
             </w:pPr>
             <w:r>
-              <w:t xml:space="preserve">Для учреждений — не менее 6 недель; 4 недели — для доставки на дом [128]</w:t>
+              <w:t xml:space="preserve">Для учреждений — не менее 6 недель; 4 недели — для доставки на дом [129]</w:t>
             </w:r>
           </w:p>
         </w:tc>
@@ -25720,7 +25759,7 @@
               <w:pStyle w:val="Compact"/>
             </w:pPr>
             <w:r>
-              <w:t xml:space="preserve">Методика оценки не содержит критериев выбора [145]</w:t>
+              <w:t xml:space="preserve">Методика оценки не содержит критериев выбора [146]</w:t>
             </w:r>
           </w:p>
         </w:tc>
@@ -25996,18 +26035,18 @@
               <w:pStyle w:val="Compact"/>
             </w:pPr>
             <w:r>
-              <w:t xml:space="preserve">Закупка видна по карточкам агрегатора; извещения и договор в ЕИС не прочитаны; как выбор записан в техническом задании, неизвестно [86]</w:t>
-            </w:r>
-          </w:p>
-        </w:tc>
-        <w:tc>
-          <w:tcPr/>
-          <w:p>
-            <w:pPr>
-              <w:pStyle w:val="Compact"/>
-            </w:pPr>
-            <w:r>
-              <w:t xml:space="preserve">Открыто: требует подтверждения учреждением (п. 4.8)</w:t>
+              <w:t xml:space="preserve">Аутсорсинг подтверждён автором доклада как руководителем учреждения 05.10.2026 [86]; закупки по 223-ФЗ — по карточкам агрегатора [87]. Один кейс — учреждение автора; извещения, ТЗ и договор не прочитаны, условия о выборе не проверены</w:t>
+            </w:r>
+          </w:p>
+        </w:tc>
+        <w:tc>
+          <w:tcPr/>
+          <w:p>
+            <w:pPr>
+              <w:pStyle w:val="Compact"/>
+            </w:pPr>
+            <w:r>
+              <w:t xml:space="preserve">Снято: кейс внесён (п. 4.8) с оговоркой о непроверенных условиях договора</w:t>
             </w:r>
           </w:p>
         </w:tc>
@@ -26042,7 +26081,7 @@
               <w:pStyle w:val="Compact"/>
             </w:pPr>
             <w:r>
-              <w:t xml:space="preserve">IDDSI (Cichero et al., 2017), регламент 14 CQC (SI 2014/2936) и ст. 12 КПИ сверены с первоисточниками 05.10.2026 [36, 119, 135]</w:t>
+              <w:t xml:space="preserve">IDDSI (Cichero et al., 2017), регламент 14 CQC (SI 2014/2936) и ст. 12 КПИ сверены с первоисточниками 05.10.2026 [36, 120, 136]</w:t>
             </w:r>
           </w:p>
         </w:tc>
@@ -26083,7 +26122,7 @@
         <w:pStyle w:val="FirstParagraph"/>
       </w:pPr>
       <w:r>
-        <w:t xml:space="preserve">Пункты 1–6, 10, 12–14, 21–23, 28, 30–32, 35 и 41–43 — исправленные факты или восполненные пробелы; вторая редакция пользуется исправленными версиями. Четыре из них (32, 35, 42 и 43) исправляют ошибки самой второй редакции, найденные при дополнении: правило называть расхождения явно доклад распространяет и на себя. Пункты 9, 15, 24, 26, 29, 33, 34, 37, 38 и 44 — открытые вопросы; сверх установленного доклад по ним ничего не утверждает. Пункты 17 и 18 сняты решением автора в пятом проходе: порядок каналов воли — как рекомендация, формула о «запрете принудительного кормления» — как неверная, с разведением нормы и толкования; пункт 45 снят для трёх международных опор. Пункты 19, 20 и 36 отражают разные задачи, определения или региональные модели и выбирать между ними не требуется; пункты 39 и 40 — методические и технические.</w:t>
+        <w:t xml:space="preserve">Пункты 1–6, 10, 12–14, 21–23, 28, 30–32, 35 и 41–43 — исправленные факты или восполненные пробелы; вторая редакция пользуется исправленными версиями. Четыре из них (32, 35, 42 и 43) исправляют ошибки самой второй редакции, найденные при дополнении: правило называть расхождения явно доклад распространяет и на себя. Пункты 9, 15, 24, 26, 29, 33, 34, 37 и 38 — открытые вопросы; сверх установленного доклад по ним ничего не утверждает. Пункты 17 и 18 сняты решением автора в пятом проходе: порядок каналов воли — как рекомендация, формула о «запрете принудительного кормления» — как неверная, с разведением нормы и толкования; пункт 44 снят подтверждением автора (с оговоркой о непроверенном договоре), пункт 45 — для трёх международных опор. Пункты 19, 20 и 36 отражают разные задачи, определения или региональные модели и выбирать между ними не требуется; пункты 39 и 40 — методические и технические.</w:t>
       </w:r>
     </w:p>
     <w:bookmarkEnd w:id="156"/>
@@ -26239,7 +26278,7 @@
         <w:t xml:space="preserve"> </w:t>
       </w:r>
       <w:r>
-        <w:t xml:space="preserve">При возможном регулировании выбора опираться не на число блюд, а на формулу «альтернатива сходной пищевой ценности по запросу», известную по американскому праву [122], и на онтарийскую модель цикла меню с выбором, утверждаемого диетологом при участии совета жителей [125]. Американское руководство для инспекторов показывает, что такая формула проверяема: предмет проверки — ответ учреждения на отказ конкретного жителя от блюда [123]. Предложение первой редакции обзора закрепить «не менее двух вариантов на основные приёмы пищи» [1] исполнимо не во всех учреждениях и ничего не даёт жителям, не способным выбрать словами.</w:t>
+        <w:t xml:space="preserve">При возможном регулировании выбора опираться не на число блюд, а на формулу «альтернатива сходной пищевой ценности по запросу», известную по американскому праву [123], и на онтарийскую модель цикла меню с выбором, утверждаемого диетологом при участии совета жителей [126]. Американское руководство для инспекторов показывает, что такая формула проверяема: предмет проверки — ответ учреждения на отказ конкретного жителя от блюда [124]. Предложение первой редакции обзора закрепить «не менее двух вариантов на основные приёмы пищи» [1] исполнимо не во всех учреждениях и ничего не даёт жителям, не способным выбрать словами.</w:t>
       </w:r>
     </w:p>
     <w:p>
@@ -26305,7 +26344,7 @@
         <w:t xml:space="preserve"> </w:t>
       </w:r>
       <w:r>
-        <w:t xml:space="preserve">В методических материалах о вариативном питании предусматривать не только описание формата, но и минимальный набор измеряемых показателей — распределение выбора, производственные отходы, отходы с тарелки, удовлетворённость (п. 7.18). Зарубежный опыт показывает, что учреждение способно измерить их само [87, 107]; пределы отходов как меры съеденного показало исследование CLEVER [109].</w:t>
+        <w:t xml:space="preserve">В методических материалах о вариативном питании предусматривать не только описание формата, но и минимальный набор измеряемых показателей — распределение выбора, производственные отходы, отходы с тарелки, удовлетворённость (п. 7.18). Зарубежный опыт показывает, что учреждение способно измерить их само [88, 108]; пределы отходов как меры съеденного показало исследование CLEVER [110].</w:t>
       </w:r>
     </w:p>
     <w:p>
@@ -26327,7 +26366,7 @@
         <w:t xml:space="preserve"> </w:t>
       </w:r>
       <w:r>
-        <w:t xml:space="preserve">При пересмотре формы проверочного листа федерального контроля рассмотреть вопрос, сформулированный по образцу американского и онтарийского: «предлагается ли получателю, отказавшемуся от блюда, замена в пределах норм питания?» [123, 126]. Действующий лист содержит 79 вопросов, из которых ни один не касается учёта предпочтений в питании; предпочтения упомянуты только применительно к размещению в спальнях (вопрос 46) [38]. Такой вопрос не требует от учреждения определённого числа блюд и совместим с действующими нормами.</w:t>
+        <w:t xml:space="preserve">При пересмотре формы проверочного листа федерального контроля рассмотреть вопрос, сформулированный по образцу американского и онтарийского: «предлагается ли получателю, отказавшемуся от блюда, замена в пределах норм питания?» [124, 127]. Действующий лист содержит 79 вопросов, из которых ни один не касается учёта предпочтений в питании; предпочтения упомянуты только применительно к размещению в спальнях (вопрос 46) [38]. Такой вопрос не требует от учреждения определённого числа блюд и совместим с действующими нормами.</w:t>
       </w:r>
     </w:p>
     <w:p>
@@ -26349,7 +26388,7 @@
         <w:t xml:space="preserve"> </w:t>
       </w:r>
       <w:r>
-        <w:t xml:space="preserve">В методических материалах описать коллегиальный орган по питанию с участием жителей и родственников по образцу шведских советов по питанию (måltidsråd) [130] и онтарийского требования о рассмотрении времени приёмов пищи советом жителей [126]. Российские учреждения уже создают такие органы по локальному решению [13, 29], а петербургская методика оценки организации питания выделяет родительский контроль для учреждений образования, но не описывает аналогичного механизма для учреждений социального обслуживания [145].</w:t>
+        <w:t xml:space="preserve">В методических материалах описать коллегиальный орган по питанию с участием жителей и родственников по образцу шведских советов по питанию (måltidsråd) [131] и онтарийского требования о рассмотрении времени приёмов пищи советом жителей [127]. Российские учреждения уже создают такие органы по локальному решению [13, 29], а петербургская методика оценки организации питания выделяет родительский контроль для учреждений образования, но не описывает аналогичного механизма для учреждений социального обслуживания [146].</w:t>
       </w:r>
     </w:p>
     <w:bookmarkEnd w:id="158"/>
@@ -26456,7 +26495,7 @@
         <w:t xml:space="preserve"> </w:t>
       </w:r>
       <w:r>
-        <w:t xml:space="preserve">В субъектах, где действует процедура оценки организации питания вне государственного контроля (как в Санкт-Петербурге [145]), дополнить критерии показателями выбора и результата (распределение выбора, возвраты, опрос жителей) и прямо указать, что варианты блюд, предусмотренные утверждённым цикличным меню, не являются «несоответствием ежедневного меню цикличному» (гл. 9, позиция 38).</w:t>
+        <w:t xml:space="preserve">В субъектах, где действует процедура оценки организации питания вне государственного контроля (как в Санкт-Петербурге [146]), дополнить критерии показателями выбора и результата (распределение выбора, возвраты, опрос жителей) и прямо указать, что варианты блюд, предусмотренные утверждённым цикличным меню, не являются «несоответствием ежедневного меню цикличному» (гл. 9, позиция 38).</w:t>
       </w:r>
     </w:p>
     <w:p>
@@ -26607,7 +26646,7 @@
         <w:t xml:space="preserve"> </w:t>
       </w:r>
       <w:r>
-        <w:t xml:space="preserve">Собирать сведения о привычках и предпочтениях в питании при поступлении, в том числе со слов родственников, по образцу Essbiografie стандарта DGE [128] и опроса семьи у Yaxley и соавт. [140]; эти сведения — основа решений за тех, кто не может выразить выбор (сценарий 15).</w:t>
+        <w:t xml:space="preserve">Собирать сведения о привычках и предпочтениях в питании при поступлении, в том числе со слов родственников, по образцу Essbiografie стандарта DGE [129] и опроса семьи у Yaxley и соавт. [141]; эти сведения — основа решений за тех, кто не может выразить выбор (сценарий 15).</w:t>
       </w:r>
     </w:p>
     <w:p>
@@ -26629,7 +26668,7 @@
         <w:t xml:space="preserve"> </w:t>
       </w:r>
       <w:r>
-        <w:t xml:space="preserve">хотя бы отходы с тарелки, возвраты по каждому варианту и распределение выбора (сценарий 8, п. 7.18), помня, что низкие возвраты не доказывают достаточности питания конкретного жителя [109].</w:t>
+        <w:t xml:space="preserve">хотя бы отходы с тарелки, возвраты по каждому варианту и распределение выбора (сценарий 8, п. 7.18), помня, что низкие возвраты не доказывают достаточности питания конкретного жителя [110].</w:t>
       </w:r>
     </w:p>
     <w:p>
@@ -26651,7 +26690,7 @@
         <w:t xml:space="preserve"> </w:t>
       </w:r>
       <w:r>
-        <w:t xml:space="preserve">Еженедельно проводить в каждом отделении наблюдение одного приёма пищи по чек-листу, построенному по образцу американской и онтарийской форм (п. 8.13) [124, 126].</w:t>
+        <w:t xml:space="preserve">Еженедельно проводить в каждом отделении наблюдение одного приёма пищи по чек-листу, построенному по образцу американской и онтарийской форм (п. 8.13) [125, 127].</w:t>
       </w:r>
     </w:p>
     <w:p>
@@ -26744,7 +26783,7 @@
         <w:t xml:space="preserve"> </w:t>
       </w:r>
       <w:r>
-        <w:t xml:space="preserve">Закон № 442-ФЗ требует обеспечивать питание по нормам, утверждённым субъектом Российской Федерации, и закрепляет за получателем право на уважительное и гуманное отношение и на участие в составлении индивидуальной программы (ст. 9) [24]. Ни приказ № 935н, ни приказ № 520н, ни Правила организации деятельности организаций социального обслуживания (приказ № 305н), ни санитарные правила не устанавливают числа блюд на выбор [2, 3, 25, 27, 32, 38, 39, 143]. Для жителей ПНИ к этому добавляются гарантии Закона № 3185-1, включая право соблюдать религиозные каноны (ч. 2 ст. 37 в силу ст. 43) [26], а с 01.09.2025 обязанность обеспечивать условия для соблюдения постов возложена на все организации социального обслуживания (подп. 15 п. 20 Правил по приказу № 305н) [27]. Поэтому постный вариант блюда в пост — исполнение обязанности, а не инициатива кухни.</w:t>
+        <w:t xml:space="preserve">Закон № 442-ФЗ требует обеспечивать питание по нормам, утверждённым субъектом Российской Федерации, и закрепляет за получателем право на уважительное и гуманное отношение и на участие в составлении индивидуальной программы (ст. 9) [24]. Ни приказ № 935н, ни приказ № 520н, ни Правила организации деятельности организаций социального обслуживания (приказ № 305н), ни санитарные правила не устанавливают числа блюд на выбор [2, 3, 25, 27, 32, 38, 39, 144]. Для жителей ПНИ к этому добавляются гарантии Закона № 3185-1, включая право соблюдать религиозные каноны (ч. 2 ст. 37 в силу ст. 43) [26], а с 01.09.2025 обязанность обеспечивать условия для соблюдения постов возложена на все организации социального обслуживания (подп. 15 п. 20 Правил по приказу № 305н) [27]. Поэтому постный вариант блюда в пост — исполнение обязанности, а не инициатива кухни.</w:t>
       </w:r>
     </w:p>
     <w:p>
@@ -26828,7 +26867,7 @@
         <w:t xml:space="preserve"> </w:t>
       </w:r>
       <w:r>
-        <w:t xml:space="preserve">За 2024–2026 гг. найдены сообщения восьми учреждений и одного регионального органа, а министр социального развития Иркутской области подтвердил запуск вариативного питания в регионе в 2025 г. [18]; министерство труда и социального развития Новосибирской области в июне 2025 г. объявило о намерении распространить шведский стол Успенского ПНИ на другие учреждения [12]: от выбора в момент еды из двух вторых блюд (Болотнинский, Каменский, Успенский, Усть-Илимский) до самообслуживания («шведский стол» в Успенском, линия раздачи в Солнечногорском) и заказа накануне (Серафимовский). С июня 2026 г. в Вологодской области работает межрегиональная площадка. Ни одно учреждение не опубликовало данных о потреблении или отходах; единственные опубликованные ресурсные цифры — стоимость линии раздачи (более 3 млн руб.) и сокращение времени обеда с 2,5 ч до 50 мин в Успенском ПНИ [10, 11]. Сообщения учреждений — самоотчёты, а не результаты проверки.</w:t>
+        <w:t xml:space="preserve">За 2024–2026 гг. найдены сообщения восьми учреждений и одного регионального органа, а министр социального развития Иркутской области подтвердил запуск вариативного питания в регионе в 2025 г. [18]; министерство труда и социального развития Новосибирской области в июне 2025 г. объявило о намерении распространить шведский стол Успенского ПНИ на другие учреждения [12]: от выбора в момент еды из двух вторых блюд (Болотнинский, Каменский, Успенский, Усть-Илимский) до самообслуживания («шведский стол» в Успенском, линия раздачи в Солнечногорском) и заказа накануне (Серафимовский — единственный найденный кейс выбора при аутсорсинге питания; условия договора о выборе не проверены). С июня 2026 г. в Вологодской области работает межрегиональная площадка. Ни одно учреждение не опубликовало данных о потреблении или отходах; единственные опубликованные ресурсные цифры — стоимость линии раздачи (более 3 млн руб.) и сокращение времени обеда с 2,5 ч до 50 мин в Успенском ПНИ [10, 11]. Сообщения учреждений — самоотчёты, а не результаты проверки.</w:t>
       </w:r>
     </w:p>
     <w:p>
@@ -26849,7 +26888,7 @@
         <w:t xml:space="preserve"> </w:t>
       </w:r>
       <w:r>
-        <w:t xml:space="preserve">В исследованиях домов престарелых выбор связан с более высокой удовлетворённостью; в работе Wheeler и соавт., где сопоставлен состав съеденного при старой и новой системе, блюда из меню с выбором содержали чуть больше белковых продуктов и овощей [87]. Те же данные показывают цену выбора в момент еды: рост производственных отходов и стоимости примерно на 9–20 % [87]. Систематические обзоры оценивают эффект вмешательств в организацию питания на пищевой статус как небольшой и плохо измеренный [99, 100]. Исследований вариативного меню в психиатрических учреждениях длительного пребывания нет; опасение, что жители ПНИ будут систематически выбирать «вредное», опирается на данные о потреблении вне учреждений [102] и в условиях нормированного набора не проверено.</w:t>
+        <w:t xml:space="preserve">В исследованиях домов престарелых выбор связан с более высокой удовлетворённостью; в работе Wheeler и соавт., где сопоставлен состав съеденного при старой и новой системе, блюда из меню с выбором содержали чуть больше белковых продуктов и овощей [88]. Те же данные показывают цену выбора в момент еды: рост производственных отходов и стоимости примерно на 9–20 % [88]. Систематические обзоры оценивают эффект вмешательств в организацию питания на пищевой статус как небольшой и плохо измеренный [100, 101]. Исследований вариативного меню в психиатрических учреждениях длительного пребывания нет; опасение, что жители ПНИ будут систематически выбирать «вредное», опирается на данные о потреблении вне учреждений [103] и в условиях нормированного набора не проверено.</w:t>
       </w:r>
     </w:p>
     <w:p>
@@ -26870,7 +26909,7 @@
         <w:t xml:space="preserve"> </w:t>
       </w:r>
       <w:r>
-        <w:t xml:space="preserve">Регламент CQC в Англии требует учитывать предпочтения, федеральные требования США — предлагать альтернативу сходной пищевой ценности, регламент Онтарио — цикл меню с выбором, согласованный с советом жителей [119, 122, 125]; немецкий стандарт DGE — несколько линий меню, пищевую биографию и учёт возвратов, шведские рекомендации — влияние жителя на блюда, время и обстановку, японское право — выбор сверх базового питания с гарантией, что базовое не ухудшится [128, 130, 134]. Ни один из изученных актов не устанавливает минимального числа вторых блюд. Перенести эти формулы в российское право можно только актом федерального или регионального уровня.</w:t>
+        <w:t xml:space="preserve">Регламент CQC в Англии требует учитывать предпочтения, федеральные требования США — предлагать альтернативу сходной пищевой ценности, регламент Онтарио — цикл меню с выбором, согласованный с советом жителей [120, 123, 126]; немецкий стандарт DGE — несколько линий меню, пищевую биографию и учёт возвратов, шведские рекомендации — влияние жителя на блюда, время и обстановку, японское право — выбор сверх базового питания с гарантией, что базовое не ухудшится [129, 131, 135]. Ни один из изученных актов не устанавливает минимального числа вторых блюд. Перенести эти формулы в российское право можно только актом федерального или регионального уровня.</w:t>
       </w:r>
     </w:p>
     <w:p>
@@ -26891,7 +26930,7 @@
         <w:t xml:space="preserve"> </w:t>
       </w:r>
       <w:r>
-        <w:t xml:space="preserve">И австралийские данные о низком выборе для получающих протёртую пищу [90], и канадские данные о том, что пища изменённой консистенции назначена 47 % жителей [110], показывают: вариативное меню, рассчитанное на ходячих и говорящих, может не дойти до значительной части дома. Включить маломобильных и невербальных жителей — условие, а не следующий этап.</w:t>
+        <w:t xml:space="preserve">И австралийские данные о низком выборе для получающих протёртую пищу [91], и канадские данные о том, что пища изменённой консистенции назначена 47 % жителей [111], показывают: вариативное меню, рассчитанное на ходячих и говорящих, может не дойти до значительной части дома. Включить маломобильных и невербальных жителей — условие, а не следующий этап.</w:t>
       </w:r>
     </w:p>
     <w:p>
@@ -26912,7 +26951,7 @@
         <w:t xml:space="preserve"> </w:t>
       </w:r>
       <w:r>
-        <w:t xml:space="preserve">С 01.07.2021 государственные организации социального обслуживания субъектов подлежат федеральному государственному контролю Роструда, а региональный контроль распространяется только на негосударственных поставщиков [24, 143]. Проверочный лист 2026 г. спрашивает о соблюдении норм питания и об условиях для соблюдения постов, но ни об учёте предпочтений в питании, ни о замене блюда при отказе [38]. Зарубежные процедуры, напротив, проверяют ответ учреждения на волю жителя, наблюдаемый в реальном приёме пищи [123, 124, 126]. Пока у нас этого нет, проверить, реален ли выбор, может только внутренний контроль учреждения.</w:t>
+        <w:t xml:space="preserve">С 01.07.2021 государственные организации социального обслуживания субъектов подлежат федеральному государственному контролю Роструда, а региональный контроль распространяется только на негосударственных поставщиков [24, 144]. Проверочный лист 2026 г. спрашивает о соблюдении норм питания и об условиях для соблюдения постов, но ни об учёте предпочтений в питании, ни о замене блюда при отказе [38]. Зарубежные процедуры, напротив, проверяют ответ учреждения на волю жителя, наблюдаемый в реальном приёме пищи [124, 125, 127]. Пока у нас этого нет, проверить, реален ли выбор, может только внутренний контроль учреждения.</w:t>
       </w:r>
     </w:p>
     <w:p>
@@ -27980,6 +28019,18 @@
       </w:pPr>
       <w:r>
         <w:t xml:space="preserve">[о] Отчёт о результатах контрольного мероприятия по организации питания в государственном автономном учреждении здравоохранения «Республиканская клиническая психиатрическая больница» / Счётная палата Республики Татарстан. 2025. — URL: https://sprt.tatar/files/Otchet_Psih_2025.pdf (дата обращения: 16.07.2026, по первой редакции обзора).</w:t>
+      </w:r>
+    </w:p>
+    <w:p>
+      <w:pPr>
+        <w:pStyle w:val="Compact"/>
+        <w:numPr>
+          <w:ilvl w:val="0"/>
+          <w:numId w:val="1025"/>
+        </w:numPr>
+      </w:pPr>
+      <w:r>
+        <w:t xml:space="preserve">[н] Чистяков Е. В., директор СПб ГАСУСОН «ДСО „Серафимовский“». Подтверждение автора доклада о том, что питание жителей учреждения организовано привлечённым организатором (аутсорсинг) (личное сообщение, 05.10.2026; конфликт интересов: автор — руководитель учреждения).</w:t>
       </w:r>
     </w:p>
     <w:p>
@@ -29125,7 +29176,7 @@
               <w:pStyle w:val="Compact"/>
             </w:pPr>
             <w:r>
-              <w:t xml:space="preserve">[146]</w:t>
+              <w:t xml:space="preserve">[147]</w:t>
             </w:r>
           </w:p>
         </w:tc>
@@ -29182,7 +29233,7 @@
               <w:pStyle w:val="Compact"/>
             </w:pPr>
             <w:r>
-              <w:t xml:space="preserve">[147]</w:t>
+              <w:t xml:space="preserve">[148]</w:t>
             </w:r>
           </w:p>
         </w:tc>
@@ -29239,6 +29290,2970 @@
               <w:pStyle w:val="Compact"/>
             </w:pPr>
             <w:r>
+              <w:t xml:space="preserve">[137]</w:t>
+            </w:r>
+          </w:p>
+        </w:tc>
+      </w:tr>
+      <w:tr>
+        <w:tc>
+          <w:tcPr/>
+          <w:p>
+            <w:pPr>
+              <w:pStyle w:val="Compact"/>
+            </w:pPr>
+            <w:r>
+              <w:t xml:space="preserve">8</w:t>
+            </w:r>
+          </w:p>
+        </w:tc>
+        <w:tc>
+          <w:tcPr/>
+          <w:p>
+            <w:pPr>
+              <w:pStyle w:val="Compact"/>
+            </w:pPr>
+            <w:r>
+              <w:t xml:space="preserve">Федеральный закон от 05.04.2013 № 44-ФЗ, ч. 4 ст. 15, ч. 24 ст. 22, ст. 95</w:t>
+            </w:r>
+          </w:p>
+        </w:tc>
+        <w:tc>
+          <w:tcPr/>
+          <w:p>
+            <w:pPr>
+              <w:pStyle w:val="Compact"/>
+            </w:pPr>
+            <w:r>
+              <w:t xml:space="preserve">Н</w:t>
+            </w:r>
+          </w:p>
+        </w:tc>
+        <w:tc>
+          <w:tcPr/>
+          <w:p>
+            <w:pPr>
+              <w:pStyle w:val="Compact"/>
+            </w:pPr>
+            <w:r>
+              <w:t xml:space="preserve">Закупки бюджетных учреждений; цена единицы; изменение количества</w:t>
+            </w:r>
+          </w:p>
+        </w:tc>
+        <w:tc>
+          <w:tcPr/>
+          <w:p>
+            <w:pPr>
+              <w:pStyle w:val="Compact"/>
+            </w:pPr>
+            <w:r>
+              <w:t xml:space="preserve">[54]</w:t>
+            </w:r>
+          </w:p>
+        </w:tc>
+      </w:tr>
+      <w:tr>
+        <w:tc>
+          <w:tcPr/>
+          <w:p>
+            <w:pPr>
+              <w:pStyle w:val="Compact"/>
+            </w:pPr>
+            <w:r>
+              <w:t xml:space="preserve">9</w:t>
+            </w:r>
+          </w:p>
+        </w:tc>
+        <w:tc>
+          <w:tcPr/>
+          <w:p>
+            <w:pPr>
+              <w:pStyle w:val="Compact"/>
+            </w:pPr>
+            <w:r>
+              <w:t xml:space="preserve">Федеральный закон от 18.07.2011 № 223-ФЗ</w:t>
+            </w:r>
+          </w:p>
+        </w:tc>
+        <w:tc>
+          <w:tcPr/>
+          <w:p>
+            <w:pPr>
+              <w:pStyle w:val="Compact"/>
+            </w:pPr>
+            <w:r>
+              <w:t xml:space="preserve">Н</w:t>
+            </w:r>
+          </w:p>
+        </w:tc>
+        <w:tc>
+          <w:tcPr/>
+          <w:p>
+            <w:pPr>
+              <w:pStyle w:val="Compact"/>
+            </w:pPr>
+            <w:r>
+              <w:t xml:space="preserve">Закупки автономных учреждений</w:t>
+            </w:r>
+          </w:p>
+        </w:tc>
+        <w:tc>
+          <w:tcPr/>
+          <w:p>
+            <w:pPr>
+              <w:pStyle w:val="Compact"/>
+            </w:pPr>
+            <w:r>
+              <w:t xml:space="preserve">[55]</w:t>
+            </w:r>
+          </w:p>
+        </w:tc>
+      </w:tr>
+      <w:tr>
+        <w:tc>
+          <w:tcPr/>
+          <w:p>
+            <w:pPr>
+              <w:pStyle w:val="Compact"/>
+            </w:pPr>
+            <w:r>
+              <w:t xml:space="preserve">10</w:t>
+            </w:r>
+          </w:p>
+        </w:tc>
+        <w:tc>
+          <w:tcPr/>
+          <w:p>
+            <w:pPr>
+              <w:pStyle w:val="Compact"/>
+            </w:pPr>
+            <w:r>
+              <w:t xml:space="preserve">КоАП РФ, ст. 6.3, 6.6</w:t>
+            </w:r>
+          </w:p>
+        </w:tc>
+        <w:tc>
+          <w:tcPr/>
+          <w:p>
+            <w:pPr>
+              <w:pStyle w:val="Compact"/>
+            </w:pPr>
+            <w:r>
+              <w:t xml:space="preserve">Н</w:t>
+            </w:r>
+          </w:p>
+        </w:tc>
+        <w:tc>
+          <w:tcPr/>
+          <w:p>
+            <w:pPr>
+              <w:pStyle w:val="Compact"/>
+            </w:pPr>
+            <w:r>
+              <w:t xml:space="preserve">Санитарная ответственность</w:t>
+            </w:r>
+          </w:p>
+        </w:tc>
+        <w:tc>
+          <w:tcPr/>
+          <w:p>
+            <w:pPr>
+              <w:pStyle w:val="Compact"/>
+            </w:pPr>
+            <w:r>
+              <w:t xml:space="preserve">[63]</w:t>
+            </w:r>
+          </w:p>
+        </w:tc>
+      </w:tr>
+      <w:tr>
+        <w:tc>
+          <w:tcPr/>
+          <w:p>
+            <w:pPr>
+              <w:pStyle w:val="Compact"/>
+            </w:pPr>
+            <w:r>
+              <w:t xml:space="preserve">11</w:t>
+            </w:r>
+          </w:p>
+        </w:tc>
+        <w:tc>
+          <w:tcPr/>
+          <w:p>
+            <w:pPr>
+              <w:pStyle w:val="Compact"/>
+            </w:pPr>
+            <w:r>
+              <w:t xml:space="preserve">Приказ Минтруда России от 14.05.2025 № 305н (Правила организации деятельности), п. 15, подп. 10, 13, 15 п. 20, п. 29; прил. № 2</w:t>
+            </w:r>
+          </w:p>
+        </w:tc>
+        <w:tc>
+          <w:tcPr/>
+          <w:p>
+            <w:pPr>
+              <w:pStyle w:val="Compact"/>
+            </w:pPr>
+            <w:r>
+              <w:t xml:space="preserve">Н (прил. № 2 — Р)</w:t>
+            </w:r>
+          </w:p>
+        </w:tc>
+        <w:tc>
+          <w:tcPr/>
+          <w:p>
+            <w:pPr>
+              <w:pStyle w:val="Compact"/>
+            </w:pPr>
+            <w:r>
+              <w:t xml:space="preserve">Нормы питания — акт субъекта; условия для соблюдения постов во всех организациях; помещение для приготовления пищи получателями</w:t>
+            </w:r>
+          </w:p>
+        </w:tc>
+        <w:tc>
+          <w:tcPr/>
+          <w:p>
+            <w:pPr>
+              <w:pStyle w:val="Compact"/>
+            </w:pPr>
+            <w:r>
+              <w:t xml:space="preserve">[27]</w:t>
+            </w:r>
+          </w:p>
+        </w:tc>
+      </w:tr>
+      <w:tr>
+        <w:tc>
+          <w:tcPr/>
+          <w:p>
+            <w:pPr>
+              <w:pStyle w:val="Compact"/>
+            </w:pPr>
+            <w:r>
+              <w:t xml:space="preserve">12</w:t>
+            </w:r>
+          </w:p>
+        </w:tc>
+        <w:tc>
+          <w:tcPr/>
+          <w:p>
+            <w:pPr>
+              <w:pStyle w:val="Compact"/>
+            </w:pPr>
+            <w:r>
+              <w:t xml:space="preserve">Приказ Минтруда России от 24.11.2014 № 935н</w:t>
+            </w:r>
+          </w:p>
+        </w:tc>
+        <w:tc>
+          <w:tcPr/>
+          <w:p>
+            <w:pPr>
+              <w:pStyle w:val="Compact"/>
+            </w:pPr>
+            <w:r>
+              <w:t xml:space="preserve">Р (примерный порядок)</w:t>
+            </w:r>
+          </w:p>
+        </w:tc>
+        <w:tc>
+          <w:tcPr/>
+          <w:p>
+            <w:pPr>
+              <w:pStyle w:val="Compact"/>
+            </w:pPr>
+            <w:r>
+              <w:t xml:space="preserve">Питание как социально-бытовая услуга</w:t>
+            </w:r>
+          </w:p>
+        </w:tc>
+        <w:tc>
+          <w:tcPr/>
+          <w:p>
+            <w:pPr>
+              <w:pStyle w:val="Compact"/>
+            </w:pPr>
+            <w:r>
+              <w:t xml:space="preserve">[25]</w:t>
+            </w:r>
+          </w:p>
+        </w:tc>
+      </w:tr>
+      <w:tr>
+        <w:tc>
+          <w:tcPr/>
+          <w:p>
+            <w:pPr>
+              <w:pStyle w:val="Compact"/>
+            </w:pPr>
+            <w:r>
+              <w:t xml:space="preserve">13</w:t>
+            </w:r>
+          </w:p>
+        </w:tc>
+        <w:tc>
+          <w:tcPr/>
+          <w:p>
+            <w:pPr>
+              <w:pStyle w:val="Compact"/>
+            </w:pPr>
+            <w:r>
+              <w:t xml:space="preserve">Приказ Минтруда России от 13.09.2022 № 520н</w:t>
+            </w:r>
+          </w:p>
+        </w:tc>
+        <w:tc>
+          <w:tcPr/>
+          <w:p>
+            <w:pPr>
+              <w:pStyle w:val="Compact"/>
+            </w:pPr>
+            <w:r>
+              <w:t xml:space="preserve">Р</w:t>
+            </w:r>
+          </w:p>
+        </w:tc>
+        <w:tc>
+          <w:tcPr/>
+          <w:p>
+            <w:pPr>
+              <w:pStyle w:val="Compact"/>
+            </w:pPr>
+            <w:r>
+              <w:t xml:space="preserve">Рекомендуемые нормы питания</w:t>
+            </w:r>
+          </w:p>
+        </w:tc>
+        <w:tc>
+          <w:tcPr/>
+          <w:p>
+            <w:pPr>
+              <w:pStyle w:val="Compact"/>
+            </w:pPr>
+            <w:r>
+              <w:t xml:space="preserve">[32]</w:t>
+            </w:r>
+          </w:p>
+        </w:tc>
+      </w:tr>
+      <w:tr>
+        <w:tc>
+          <w:tcPr/>
+          <w:p>
+            <w:pPr>
+              <w:pStyle w:val="Compact"/>
+            </w:pPr>
+            <w:r>
+              <w:t xml:space="preserve">14</w:t>
+            </w:r>
+          </w:p>
+        </w:tc>
+        <w:tc>
+          <w:tcPr/>
+          <w:p>
+            <w:pPr>
+              <w:pStyle w:val="Compact"/>
+            </w:pPr>
+            <w:r>
+              <w:t xml:space="preserve">Постановление Минтруда России от 15.02.2002 № 12 (ред. 04.06.2007)</w:t>
+            </w:r>
+          </w:p>
+        </w:tc>
+        <w:tc>
+          <w:tcPr/>
+          <w:p>
+            <w:pPr>
+              <w:pStyle w:val="Compact"/>
+            </w:pPr>
+            <w:r>
+              <w:t xml:space="preserve">МР</w:t>
+            </w:r>
+          </w:p>
+        </w:tc>
+        <w:tc>
+          <w:tcPr/>
+          <w:p>
+            <w:pPr>
+              <w:pStyle w:val="Compact"/>
+            </w:pPr>
+            <w:r>
+              <w:t xml:space="preserve">Продуктовые наборы, меню-раскладки, нормы взаимозаменяемости (прил. 7), замена по белку и углеводам (прил. 8)</w:t>
+            </w:r>
+          </w:p>
+        </w:tc>
+        <w:tc>
+          <w:tcPr/>
+          <w:p>
+            <w:pPr>
+              <w:pStyle w:val="Compact"/>
+            </w:pPr>
+            <w:r>
+              <w:t xml:space="preserve">[31]</w:t>
+            </w:r>
+          </w:p>
+        </w:tc>
+      </w:tr>
+      <w:tr>
+        <w:tc>
+          <w:tcPr/>
+          <w:p>
+            <w:pPr>
+              <w:pStyle w:val="Compact"/>
+            </w:pPr>
+            <w:r>
+              <w:t xml:space="preserve">15</w:t>
+            </w:r>
+          </w:p>
+        </w:tc>
+        <w:tc>
+          <w:tcPr/>
+          <w:p>
+            <w:pPr>
+              <w:pStyle w:val="Compact"/>
+            </w:pPr>
+            <w:r>
+              <w:t xml:space="preserve">Постановление Минтруда России от 25.12.2003 № 90</w:t>
+            </w:r>
+          </w:p>
+        </w:tc>
+        <w:tc>
+          <w:tcPr/>
+          <w:p>
+            <w:pPr>
+              <w:pStyle w:val="Compact"/>
+            </w:pPr>
+            <w:r>
+              <w:t xml:space="preserve">МР</w:t>
+            </w:r>
+          </w:p>
+        </w:tc>
+        <w:tc>
+          <w:tcPr/>
+          <w:p>
+            <w:pPr>
+              <w:pStyle w:val="Compact"/>
+            </w:pPr>
+            <w:r>
+              <w:t xml:space="preserve">Диетическое (лечебное) питание в учреждениях соцобслуживания</w:t>
+            </w:r>
+          </w:p>
+        </w:tc>
+        <w:tc>
+          <w:tcPr/>
+          <w:p>
+            <w:pPr>
+              <w:pStyle w:val="Compact"/>
+            </w:pPr>
+            <w:r>
+              <w:t xml:space="preserve">[40]</w:t>
+            </w:r>
+          </w:p>
+        </w:tc>
+      </w:tr>
+      <w:tr>
+        <w:tc>
+          <w:tcPr/>
+          <w:p>
+            <w:pPr>
+              <w:pStyle w:val="Compact"/>
+            </w:pPr>
+            <w:r>
+              <w:t xml:space="preserve">16</w:t>
+            </w:r>
+          </w:p>
+        </w:tc>
+        <w:tc>
+          <w:tcPr/>
+          <w:p>
+            <w:pPr>
+              <w:pStyle w:val="Compact"/>
+            </w:pPr>
+            <w:r>
+              <w:t xml:space="preserve">СанПиН 2.3/2.4.3590-20 (пост. ГГСВ от 27.10.2020 № 32)</w:t>
+            </w:r>
+          </w:p>
+        </w:tc>
+        <w:tc>
+          <w:tcPr/>
+          <w:p>
+            <w:pPr>
+              <w:pStyle w:val="Compact"/>
+            </w:pPr>
+            <w:r>
+              <w:t xml:space="preserve">Н, утратил силу с 01.09.2026</w:t>
+            </w:r>
+          </w:p>
+        </w:tc>
+        <w:tc>
+          <w:tcPr/>
+          <w:p>
+            <w:pPr>
+              <w:pStyle w:val="Compact"/>
+            </w:pPr>
+            <w:r>
+              <w:t xml:space="preserve">Применялся до 31.08.2026; п. 7.1.11–7.1.14 сверены с официальной публикацией (п. 2.7)</w:t>
+            </w:r>
+          </w:p>
+        </w:tc>
+        <w:tc>
+          <w:tcPr/>
+          <w:p>
+            <w:pPr>
+              <w:pStyle w:val="Compact"/>
+            </w:pPr>
+            <w:r>
+              <w:t xml:space="preserve">[2, 48]</w:t>
+            </w:r>
+          </w:p>
+        </w:tc>
+      </w:tr>
+      <w:tr>
+        <w:tc>
+          <w:tcPr/>
+          <w:p>
+            <w:pPr>
+              <w:pStyle w:val="Compact"/>
+            </w:pPr>
+            <w:r>
+              <w:t xml:space="preserve">17</w:t>
+            </w:r>
+          </w:p>
+        </w:tc>
+        <w:tc>
+          <w:tcPr/>
+          <w:p>
+            <w:pPr>
+              <w:pStyle w:val="Compact"/>
+            </w:pPr>
+            <w:r>
+              <w:t xml:space="preserve">СанПиН 2.3/2.4.4282-26 (пост. ГГСВ от 02.06.2026 № 18)</w:t>
+            </w:r>
+          </w:p>
+        </w:tc>
+        <w:tc>
+          <w:tcPr/>
+          <w:p>
+            <w:pPr>
+              <w:pStyle w:val="Compact"/>
+            </w:pPr>
+            <w:r>
+              <w:t xml:space="preserve">Н, с 01.09.2026 до 01.09.2032</w:t>
+            </w:r>
+          </w:p>
+        </w:tc>
+        <w:tc>
+          <w:tcPr/>
+          <w:p>
+            <w:pPr>
+              <w:pStyle w:val="Compact"/>
+            </w:pPr>
+            <w:r>
+              <w:t xml:space="preserve">Действующие санитарные требования; п. 3, 11, 24, 25, 32, 43, 56, 59</w:t>
+            </w:r>
+          </w:p>
+        </w:tc>
+        <w:tc>
+          <w:tcPr/>
+          <w:p>
+            <w:pPr>
+              <w:pStyle w:val="Compact"/>
+            </w:pPr>
+            <w:r>
+              <w:t xml:space="preserve">[3]</w:t>
+            </w:r>
+          </w:p>
+        </w:tc>
+      </w:tr>
+      <w:tr>
+        <w:tc>
+          <w:tcPr/>
+          <w:p>
+            <w:pPr>
+              <w:pStyle w:val="Compact"/>
+            </w:pPr>
+            <w:r>
+              <w:t xml:space="preserve">18</w:t>
+            </w:r>
+          </w:p>
+        </w:tc>
+        <w:tc>
+          <w:tcPr/>
+          <w:p>
+            <w:pPr>
+              <w:pStyle w:val="Compact"/>
+            </w:pPr>
+            <w:r>
+              <w:t xml:space="preserve">МР 2.3.1.0253-21</w:t>
+            </w:r>
+          </w:p>
+        </w:tc>
+        <w:tc>
+          <w:tcPr/>
+          <w:p>
+            <w:pPr>
+              <w:pStyle w:val="Compact"/>
+            </w:pPr>
+            <w:r>
+              <w:t xml:space="preserve">МР</w:t>
+            </w:r>
+          </w:p>
+        </w:tc>
+        <w:tc>
+          <w:tcPr/>
+          <w:p>
+            <w:pPr>
+              <w:pStyle w:val="Compact"/>
+            </w:pPr>
+            <w:r>
+              <w:t xml:space="preserve">Нормы физиологических потребностей</w:t>
+            </w:r>
+          </w:p>
+        </w:tc>
+        <w:tc>
+          <w:tcPr/>
+          <w:p>
+            <w:pPr>
+              <w:pStyle w:val="Compact"/>
+            </w:pPr>
+            <w:r>
+              <w:t xml:space="preserve">[42]</w:t>
+            </w:r>
+          </w:p>
+        </w:tc>
+      </w:tr>
+      <w:tr>
+        <w:tc>
+          <w:tcPr/>
+          <w:p>
+            <w:pPr>
+              <w:pStyle w:val="Compact"/>
+            </w:pPr>
+            <w:r>
+              <w:t xml:space="preserve">19</w:t>
+            </w:r>
+          </w:p>
+        </w:tc>
+        <w:tc>
+          <w:tcPr/>
+          <w:p>
+            <w:pPr>
+              <w:pStyle w:val="Compact"/>
+            </w:pPr>
+            <w:r>
+              <w:t xml:space="preserve">Приказ Минздрава России от 05.08.2003 № 330</w:t>
+            </w:r>
+          </w:p>
+        </w:tc>
+        <w:tc>
+          <w:tcPr/>
+          <w:p>
+            <w:pPr>
+              <w:pStyle w:val="Compact"/>
+            </w:pPr>
+            <w:r>
+              <w:t xml:space="preserve">Н (для медорганизаций)</w:t>
+            </w:r>
+          </w:p>
+        </w:tc>
+        <w:tc>
+          <w:tcPr/>
+          <w:p>
+            <w:pPr>
+              <w:pStyle w:val="Compact"/>
+            </w:pPr>
+            <w:r>
+              <w:t xml:space="preserve">Лечебное питание; совет по питанию</w:t>
+            </w:r>
+          </w:p>
+        </w:tc>
+        <w:tc>
+          <w:tcPr/>
+          <w:p>
+            <w:pPr>
+              <w:pStyle w:val="Compact"/>
+            </w:pPr>
+            <w:r>
+              <w:t xml:space="preserve">[49]</w:t>
+            </w:r>
+          </w:p>
+        </w:tc>
+      </w:tr>
+      <w:tr>
+        <w:tc>
+          <w:tcPr/>
+          <w:p>
+            <w:pPr>
+              <w:pStyle w:val="Compact"/>
+            </w:pPr>
+            <w:r>
+              <w:t xml:space="preserve">20</w:t>
+            </w:r>
+          </w:p>
+        </w:tc>
+        <w:tc>
+          <w:tcPr/>
+          <w:p>
+            <w:pPr>
+              <w:pStyle w:val="Compact"/>
+            </w:pPr>
+            <w:r>
+              <w:t xml:space="preserve">Приказ Минздрава России от 21.06.2013 № 395н</w:t>
+            </w:r>
+          </w:p>
+        </w:tc>
+        <w:tc>
+          <w:tcPr/>
+          <w:p>
+            <w:pPr>
+              <w:pStyle w:val="Compact"/>
+            </w:pPr>
+            <w:r>
+              <w:t xml:space="preserve">Н (для медорганизаций)</w:t>
+            </w:r>
+          </w:p>
+        </w:tc>
+        <w:tc>
+          <w:tcPr/>
+          <w:p>
+            <w:pPr>
+              <w:pStyle w:val="Compact"/>
+            </w:pPr>
+            <w:r>
+              <w:t xml:space="preserve">Нормы лечебного питания</w:t>
+            </w:r>
+          </w:p>
+        </w:tc>
+        <w:tc>
+          <w:tcPr/>
+          <w:p>
+            <w:pPr>
+              <w:pStyle w:val="Compact"/>
+            </w:pPr>
+            <w:r>
+              <w:t xml:space="preserve">[50]</w:t>
+            </w:r>
+          </w:p>
+        </w:tc>
+      </w:tr>
+      <w:tr>
+        <w:tc>
+          <w:tcPr/>
+          <w:p>
+            <w:pPr>
+              <w:pStyle w:val="Compact"/>
+            </w:pPr>
+            <w:r>
+              <w:t xml:space="preserve">21</w:t>
+            </w:r>
+          </w:p>
+        </w:tc>
+        <w:tc>
+          <w:tcPr/>
+          <w:p>
+            <w:pPr>
+              <w:pStyle w:val="Compact"/>
+            </w:pPr>
+            <w:r>
+              <w:t xml:space="preserve">Приказ Минздрава России от 23.09.2020 № 1008н</w:t>
+            </w:r>
+          </w:p>
+        </w:tc>
+        <w:tc>
+          <w:tcPr/>
+          <w:p>
+            <w:pPr>
+              <w:pStyle w:val="Compact"/>
+            </w:pPr>
+            <w:r>
+              <w:t xml:space="preserve">Н (для медорганизаций)</w:t>
+            </w:r>
+          </w:p>
+        </w:tc>
+        <w:tc>
+          <w:tcPr/>
+          <w:p>
+            <w:pPr>
+              <w:pStyle w:val="Compact"/>
+            </w:pPr>
+            <w:r>
+              <w:t xml:space="preserve">Порядок обеспечения лечебным питанием</w:t>
+            </w:r>
+          </w:p>
+        </w:tc>
+        <w:tc>
+          <w:tcPr/>
+          <w:p>
+            <w:pPr>
+              <w:pStyle w:val="Compact"/>
+            </w:pPr>
+            <w:r>
+              <w:t xml:space="preserve">[51]</w:t>
+            </w:r>
+          </w:p>
+        </w:tc>
+      </w:tr>
+      <w:tr>
+        <w:tc>
+          <w:tcPr/>
+          <w:p>
+            <w:pPr>
+              <w:pStyle w:val="Compact"/>
+            </w:pPr>
+            <w:r>
+              <w:t xml:space="preserve">22</w:t>
+            </w:r>
+          </w:p>
+        </w:tc>
+        <w:tc>
+          <w:tcPr/>
+          <w:p>
+            <w:pPr>
+              <w:pStyle w:val="Compact"/>
+            </w:pPr>
+            <w:r>
+              <w:t xml:space="preserve">Пост. Правительства СПб от 29.12.2014 № 1284 (ред. 27.06.2022 № 561)</w:t>
+            </w:r>
+          </w:p>
+        </w:tc>
+        <w:tc>
+          <w:tcPr/>
+          <w:p>
+            <w:pPr>
+              <w:pStyle w:val="Compact"/>
+            </w:pPr>
+            <w:r>
+              <w:t xml:space="preserve">Н</w:t>
+            </w:r>
+          </w:p>
+        </w:tc>
+        <w:tc>
+          <w:tcPr/>
+          <w:p>
+            <w:pPr>
+              <w:pStyle w:val="Compact"/>
+            </w:pPr>
+            <w:r>
+              <w:t xml:space="preserve">Нормы питания СПб; две нормы для ПНИ</w:t>
+            </w:r>
+          </w:p>
+        </w:tc>
+        <w:tc>
+          <w:tcPr/>
+          <w:p>
+            <w:pPr>
+              <w:pStyle w:val="Compact"/>
+            </w:pPr>
+            <w:r>
+              <w:t xml:space="preserve">[33]</w:t>
+            </w:r>
+          </w:p>
+        </w:tc>
+      </w:tr>
+      <w:tr>
+        <w:tc>
+          <w:tcPr/>
+          <w:p>
+            <w:pPr>
+              <w:pStyle w:val="Compact"/>
+            </w:pPr>
+            <w:r>
+              <w:t xml:space="preserve">23</w:t>
+            </w:r>
+          </w:p>
+        </w:tc>
+        <w:tc>
+          <w:tcPr/>
+          <w:p>
+            <w:pPr>
+              <w:pStyle w:val="Compact"/>
+            </w:pPr>
+            <w:r>
+              <w:t xml:space="preserve">Пост. Правительства СПб от 29.12.2014 № 1283</w:t>
+            </w:r>
+          </w:p>
+        </w:tc>
+        <w:tc>
+          <w:tcPr/>
+          <w:p>
+            <w:pPr>
+              <w:pStyle w:val="Compact"/>
+            </w:pPr>
+            <w:r>
+              <w:t xml:space="preserve">Н</w:t>
+            </w:r>
+          </w:p>
+        </w:tc>
+        <w:tc>
+          <w:tcPr/>
+          <w:p>
+            <w:pPr>
+              <w:pStyle w:val="Compact"/>
+            </w:pPr>
+            <w:r>
+              <w:t xml:space="preserve">Порядки предоставления социальных услуг в СПб</w:t>
+            </w:r>
+          </w:p>
+        </w:tc>
+        <w:tc>
+          <w:tcPr/>
+          <w:p>
+            <w:pPr>
+              <w:pStyle w:val="Compact"/>
+            </w:pPr>
+            <w:r>
+              <w:t xml:space="preserve">[72]</w:t>
+            </w:r>
+          </w:p>
+        </w:tc>
+      </w:tr>
+      <w:tr>
+        <w:tc>
+          <w:tcPr/>
+          <w:p>
+            <w:pPr>
+              <w:pStyle w:val="Compact"/>
+            </w:pPr>
+            <w:r>
+              <w:t xml:space="preserve">24</w:t>
+            </w:r>
+          </w:p>
+        </w:tc>
+        <w:tc>
+          <w:tcPr/>
+          <w:p>
+            <w:pPr>
+              <w:pStyle w:val="Compact"/>
+            </w:pPr>
+            <w:r>
+              <w:t xml:space="preserve">Распоряжение КСП СПб от 13.12.2024 № 1366-р; от 15.12.2025 № 1155-р</w:t>
+            </w:r>
+          </w:p>
+        </w:tc>
+        <w:tc>
+          <w:tcPr/>
+          <w:p>
+            <w:pPr>
+              <w:pStyle w:val="Compact"/>
+            </w:pPr>
+            <w:r>
+              <w:t xml:space="preserve">Н</w:t>
+            </w:r>
+          </w:p>
+        </w:tc>
+        <w:tc>
+          <w:tcPr/>
+          <w:p>
+            <w:pPr>
+              <w:pStyle w:val="Compact"/>
+            </w:pPr>
+            <w:r>
+              <w:t xml:space="preserve">Тарифы на 2025 и 2026 гг.; официальные файлы — прил. Г</w:t>
+            </w:r>
+          </w:p>
+        </w:tc>
+        <w:tc>
+          <w:tcPr/>
+          <w:p>
+            <w:pPr>
+              <w:pStyle w:val="Compact"/>
+            </w:pPr>
+            <w:r>
+              <w:t xml:space="preserve">[73, 74]</w:t>
+            </w:r>
+          </w:p>
+        </w:tc>
+      </w:tr>
+      <w:tr>
+        <w:tc>
+          <w:tcPr/>
+          <w:p>
+            <w:pPr>
+              <w:pStyle w:val="Compact"/>
+            </w:pPr>
+            <w:r>
+              <w:t xml:space="preserve">25</w:t>
+            </w:r>
+          </w:p>
+        </w:tc>
+        <w:tc>
+          <w:tcPr/>
+          <w:p>
+            <w:pPr>
+              <w:pStyle w:val="Compact"/>
+            </w:pPr>
+            <w:r>
+              <w:t xml:space="preserve">Пост. Правительства СПб от 19.12.2019 № 929</w:t>
+            </w:r>
+          </w:p>
+        </w:tc>
+        <w:tc>
+          <w:tcPr/>
+          <w:p>
+            <w:pPr>
+              <w:pStyle w:val="Compact"/>
+            </w:pPr>
+            <w:r>
+              <w:t xml:space="preserve">Н</w:t>
+            </w:r>
+          </w:p>
+        </w:tc>
+        <w:tc>
+          <w:tcPr/>
+          <w:p>
+            <w:pPr>
+              <w:pStyle w:val="Compact"/>
+            </w:pPr>
+            <w:r>
+              <w:t xml:space="preserve">Новая редакция норм с 01.01.2020</w:t>
+            </w:r>
+          </w:p>
+        </w:tc>
+        <w:tc>
+          <w:tcPr/>
+          <w:p>
+            <w:pPr>
+              <w:pStyle w:val="Compact"/>
+            </w:pPr>
+            <w:r>
+              <w:t xml:space="preserve">[71]</w:t>
+            </w:r>
+          </w:p>
+        </w:tc>
+      </w:tr>
+      <w:tr>
+        <w:tc>
+          <w:tcPr/>
+          <w:p>
+            <w:pPr>
+              <w:pStyle w:val="Compact"/>
+            </w:pPr>
+            <w:r>
+              <w:t xml:space="preserve">26</w:t>
+            </w:r>
+          </w:p>
+        </w:tc>
+        <w:tc>
+          <w:tcPr/>
+          <w:p>
+            <w:pPr>
+              <w:pStyle w:val="Compact"/>
+            </w:pPr>
+            <w:r>
+              <w:t xml:space="preserve">Приказ ДТСЗН г. Москвы от 22.03.2021 № 228</w:t>
+            </w:r>
+          </w:p>
+        </w:tc>
+        <w:tc>
+          <w:tcPr/>
+          <w:p>
+            <w:pPr>
+              <w:pStyle w:val="Compact"/>
+            </w:pPr>
+            <w:r>
+              <w:t xml:space="preserve">Н</w:t>
+            </w:r>
+          </w:p>
+        </w:tc>
+        <w:tc>
+          <w:tcPr/>
+          <w:p>
+            <w:pPr>
+              <w:pStyle w:val="Compact"/>
+            </w:pPr>
+            <w:r>
+              <w:t xml:space="preserve">Нормы питания Москвы</w:t>
+            </w:r>
+          </w:p>
+        </w:tc>
+        <w:tc>
+          <w:tcPr/>
+          <w:p>
+            <w:pPr>
+              <w:pStyle w:val="Compact"/>
+            </w:pPr>
+            <w:r>
+              <w:t xml:space="preserve">[68]</w:t>
+            </w:r>
+          </w:p>
+        </w:tc>
+      </w:tr>
+      <w:tr>
+        <w:tc>
+          <w:tcPr/>
+          <w:p>
+            <w:pPr>
+              <w:pStyle w:val="Compact"/>
+            </w:pPr>
+            <w:r>
+              <w:t xml:space="preserve">27</w:t>
+            </w:r>
+          </w:p>
+        </w:tc>
+        <w:tc>
+          <w:tcPr/>
+          <w:p>
+            <w:pPr>
+              <w:pStyle w:val="Compact"/>
+            </w:pPr>
+            <w:r>
+              <w:t xml:space="preserve">Пост. Правительства Свердловской обл. от 10.11.2022 № 765-ПП</w:t>
+            </w:r>
+          </w:p>
+        </w:tc>
+        <w:tc>
+          <w:tcPr/>
+          <w:p>
+            <w:pPr>
+              <w:pStyle w:val="Compact"/>
+            </w:pPr>
+            <w:r>
+              <w:t xml:space="preserve">Н</w:t>
+            </w:r>
+          </w:p>
+        </w:tc>
+        <w:tc>
+          <w:tcPr/>
+          <w:p>
+            <w:pPr>
+              <w:pStyle w:val="Compact"/>
+            </w:pPr>
+            <w:r>
+              <w:t xml:space="preserve">Нормы питания; ссылка на прил. 11 СанПиН</w:t>
+            </w:r>
+          </w:p>
+        </w:tc>
+        <w:tc>
+          <w:tcPr/>
+          <w:p>
+            <w:pPr>
+              <w:pStyle w:val="Compact"/>
+            </w:pPr>
+            <w:r>
+              <w:t xml:space="preserve">[43]</w:t>
+            </w:r>
+          </w:p>
+        </w:tc>
+      </w:tr>
+      <w:tr>
+        <w:tc>
+          <w:tcPr/>
+          <w:p>
+            <w:pPr>
+              <w:pStyle w:val="Compact"/>
+            </w:pPr>
+            <w:r>
+              <w:t xml:space="preserve">28</w:t>
+            </w:r>
+          </w:p>
+        </w:tc>
+        <w:tc>
+          <w:tcPr/>
+          <w:p>
+            <w:pPr>
+              <w:pStyle w:val="Compact"/>
+            </w:pPr>
+            <w:r>
+              <w:t xml:space="preserve">Пост. Правительства Нижегородской обл. от 20.10.2014 № 709 (ред. пост. от 30.08.2019 № 617, с 01.01.2020)</w:t>
+            </w:r>
+          </w:p>
+        </w:tc>
+        <w:tc>
+          <w:tcPr/>
+          <w:p>
+            <w:pPr>
+              <w:pStyle w:val="Compact"/>
+            </w:pPr>
+            <w:r>
+              <w:t xml:space="preserve">Н</w:t>
+            </w:r>
+          </w:p>
+        </w:tc>
+        <w:tc>
+          <w:tcPr/>
+          <w:p>
+            <w:pPr>
+              <w:pStyle w:val="Compact"/>
+            </w:pPr>
+            <w:r>
+              <w:t xml:space="preserve">Нормы питания для взрослых в нетто; положений о выборе и замене нет</w:t>
+            </w:r>
+          </w:p>
+        </w:tc>
+        <w:tc>
+          <w:tcPr/>
+          <w:p>
+            <w:pPr>
+              <w:pStyle w:val="Compact"/>
+            </w:pPr>
+            <w:r>
+              <w:t xml:space="preserve">[69, 78]</w:t>
+            </w:r>
+          </w:p>
+        </w:tc>
+      </w:tr>
+      <w:tr>
+        <w:tc>
+          <w:tcPr/>
+          <w:p>
+            <w:pPr>
+              <w:pStyle w:val="Compact"/>
+            </w:pPr>
+            <w:r>
+              <w:t xml:space="preserve">29</w:t>
+            </w:r>
+          </w:p>
+        </w:tc>
+        <w:tc>
+          <w:tcPr/>
+          <w:p>
+            <w:pPr>
+              <w:pStyle w:val="Compact"/>
+            </w:pPr>
+            <w:r>
+              <w:t xml:space="preserve">Приказ Омской обл. от 11.11.2014 № 171-п</w:t>
+            </w:r>
+          </w:p>
+        </w:tc>
+        <w:tc>
+          <w:tcPr/>
+          <w:p>
+            <w:pPr>
+              <w:pStyle w:val="Compact"/>
+            </w:pPr>
+            <w:r>
+              <w:t xml:space="preserve">Н</w:t>
+            </w:r>
+          </w:p>
+        </w:tc>
+        <w:tc>
+          <w:tcPr/>
+          <w:p>
+            <w:pPr>
+              <w:pStyle w:val="Compact"/>
+            </w:pPr>
+            <w:r>
+              <w:t xml:space="preserve">Нормы питания</w:t>
+            </w:r>
+          </w:p>
+        </w:tc>
+        <w:tc>
+          <w:tcPr/>
+          <w:p>
+            <w:pPr>
+              <w:pStyle w:val="Compact"/>
+            </w:pPr>
+            <w:r>
+              <w:t xml:space="preserve">[80]</w:t>
+            </w:r>
+          </w:p>
+        </w:tc>
+      </w:tr>
+      <w:tr>
+        <w:tc>
+          <w:tcPr/>
+          <w:p>
+            <w:pPr>
+              <w:pStyle w:val="Compact"/>
+            </w:pPr>
+            <w:r>
+              <w:t xml:space="preserve">30</w:t>
+            </w:r>
+          </w:p>
+        </w:tc>
+        <w:tc>
+          <w:tcPr/>
+          <w:p>
+            <w:pPr>
+              <w:pStyle w:val="Compact"/>
+            </w:pPr>
+            <w:r>
+              <w:t xml:space="preserve">Приказ КСЗН Псковской обл. от 14.07.2020 № 206</w:t>
+            </w:r>
+          </w:p>
+        </w:tc>
+        <w:tc>
+          <w:tcPr/>
+          <w:p>
+            <w:pPr>
+              <w:pStyle w:val="Compact"/>
+            </w:pPr>
+            <w:r>
+              <w:t xml:space="preserve">Н</w:t>
+            </w:r>
+          </w:p>
+        </w:tc>
+        <w:tc>
+          <w:tcPr/>
+          <w:p>
+            <w:pPr>
+              <w:pStyle w:val="Compact"/>
+            </w:pPr>
+            <w:r>
+              <w:t xml:space="preserve">Нормы питания</w:t>
+            </w:r>
+          </w:p>
+        </w:tc>
+        <w:tc>
+          <w:tcPr/>
+          <w:p>
+            <w:pPr>
+              <w:pStyle w:val="Compact"/>
+            </w:pPr>
+            <w:r>
+              <w:t xml:space="preserve">[81]</w:t>
+            </w:r>
+          </w:p>
+        </w:tc>
+      </w:tr>
+      <w:tr>
+        <w:tc>
+          <w:tcPr/>
+          <w:p>
+            <w:pPr>
+              <w:pStyle w:val="Compact"/>
+            </w:pPr>
+            <w:r>
+              <w:t xml:space="preserve">31</w:t>
+            </w:r>
+          </w:p>
+        </w:tc>
+        <w:tc>
+          <w:tcPr/>
+          <w:p>
+            <w:pPr>
+              <w:pStyle w:val="Compact"/>
+            </w:pPr>
+            <w:r>
+              <w:t xml:space="preserve">Пост. Правительства Красноярского края от 17.12.2014 № 607-п (ред. 14.10.2021; изм. № 74-п от 06.02.2024, № 892-п от 14.10.2025)</w:t>
+            </w:r>
+          </w:p>
+        </w:tc>
+        <w:tc>
+          <w:tcPr/>
+          <w:p>
+            <w:pPr>
+              <w:pStyle w:val="Compact"/>
+            </w:pPr>
+            <w:r>
+              <w:t xml:space="preserve">Н</w:t>
+            </w:r>
+          </w:p>
+        </w:tc>
+        <w:tc>
+          <w:tcPr/>
+          <w:p>
+            <w:pPr>
+              <w:pStyle w:val="Compact"/>
+            </w:pPr>
+            <w:r>
+              <w:t xml:space="preserve">Нормы питания в брутто; отдельный раздел для ПНИ (с 2026 г. — ДСО); поправки 2024–2025 гг. граммов взрослых норм не меняли; положений о замене нет</w:t>
+            </w:r>
+          </w:p>
+        </w:tc>
+        <w:tc>
+          <w:tcPr/>
+          <w:p>
+            <w:pPr>
+              <w:pStyle w:val="Compact"/>
+            </w:pPr>
+            <w:r>
+              <w:t xml:space="preserve">[44, 82]</w:t>
+            </w:r>
+          </w:p>
+        </w:tc>
+      </w:tr>
+      <w:tr>
+        <w:tc>
+          <w:tcPr/>
+          <w:p>
+            <w:pPr>
+              <w:pStyle w:val="Compact"/>
+            </w:pPr>
+            <w:r>
+              <w:t xml:space="preserve">32</w:t>
+            </w:r>
+          </w:p>
+        </w:tc>
+        <w:tc>
+          <w:tcPr/>
+          <w:p>
+            <w:pPr>
+              <w:pStyle w:val="Compact"/>
+            </w:pPr>
+            <w:r>
+              <w:t xml:space="preserve">Распоряжение минсоцразвития Московской обл. от 13.04.2017 № 19РВ-32</w:t>
+            </w:r>
+          </w:p>
+        </w:tc>
+        <w:tc>
+          <w:tcPr/>
+          <w:p>
+            <w:pPr>
+              <w:pStyle w:val="Compact"/>
+            </w:pPr>
+            <w:r>
+              <w:t xml:space="preserve">Н</w:t>
+            </w:r>
+          </w:p>
+        </w:tc>
+        <w:tc>
+          <w:tcPr/>
+          <w:p>
+            <w:pPr>
+              <w:pStyle w:val="Compact"/>
+            </w:pPr>
+            <w:r>
+              <w:t xml:space="preserve">Нормы питания в ПНИ Московской обл. (по [29])</w:t>
+            </w:r>
+          </w:p>
+        </w:tc>
+        <w:tc>
+          <w:tcPr/>
+          <w:p>
+            <w:pPr>
+              <w:pStyle w:val="Compact"/>
+            </w:pPr>
+            <w:r>
+              <w:t xml:space="preserve">[29]</w:t>
+            </w:r>
+          </w:p>
+        </w:tc>
+      </w:tr>
+      <w:tr>
+        <w:tc>
+          <w:tcPr/>
+          <w:p>
+            <w:pPr>
+              <w:pStyle w:val="Compact"/>
+            </w:pPr>
+            <w:r>
+              <w:t xml:space="preserve">33</w:t>
+            </w:r>
+          </w:p>
+        </w:tc>
+        <w:tc>
+          <w:tcPr/>
+          <w:p>
+            <w:pPr>
+              <w:pStyle w:val="Compact"/>
+            </w:pPr>
+            <w:r>
+              <w:t xml:space="preserve">Приказ минсоцразвития Иркутской обл. от 11.12.2014 № 193-мпр</w:t>
+            </w:r>
+          </w:p>
+        </w:tc>
+        <w:tc>
+          <w:tcPr/>
+          <w:p>
+            <w:pPr>
+              <w:pStyle w:val="Compact"/>
+            </w:pPr>
+            <w:r>
+              <w:t xml:space="preserve">Н</w:t>
+            </w:r>
+          </w:p>
+        </w:tc>
+        <w:tc>
+          <w:tcPr/>
+          <w:p>
+            <w:pPr>
+              <w:pStyle w:val="Compact"/>
+            </w:pPr>
+            <w:r>
+              <w:t xml:space="preserve">Порядок предоставления услуг в стационарной форме</w:t>
+            </w:r>
+          </w:p>
+        </w:tc>
+        <w:tc>
+          <w:tcPr/>
+          <w:p>
+            <w:pPr>
+              <w:pStyle w:val="Compact"/>
+            </w:pPr>
+            <w:r>
+              <w:t xml:space="preserve">[16]</w:t>
+            </w:r>
+          </w:p>
+        </w:tc>
+      </w:tr>
+      <w:tr>
+        <w:tc>
+          <w:tcPr/>
+          <w:p>
+            <w:pPr>
+              <w:pStyle w:val="Compact"/>
+            </w:pPr>
+            <w:r>
+              <w:t xml:space="preserve">34</w:t>
+            </w:r>
+          </w:p>
+        </w:tc>
+        <w:tc>
+          <w:tcPr/>
+          <w:p>
+            <w:pPr>
+              <w:pStyle w:val="Compact"/>
+            </w:pPr>
+            <w:r>
+              <w:t xml:space="preserve">Приказ СПб ГАСУСОН «ДСО „Серафимовский“» от 10.03.2026 № 124</w:t>
+            </w:r>
+          </w:p>
+        </w:tc>
+        <w:tc>
+          <w:tcPr/>
+          <w:p>
+            <w:pPr>
+              <w:pStyle w:val="Compact"/>
+            </w:pPr>
+            <w:r>
+              <w:t xml:space="preserve">Л</w:t>
+            </w:r>
+          </w:p>
+        </w:tc>
+        <w:tc>
+          <w:tcPr/>
+          <w:p>
+            <w:pPr>
+              <w:pStyle w:val="Compact"/>
+            </w:pPr>
+            <w:r>
+              <w:t xml:space="preserve">Правила внутреннего распорядка; заказное питание</w:t>
+            </w:r>
+          </w:p>
+        </w:tc>
+        <w:tc>
+          <w:tcPr/>
+          <w:p>
+            <w:pPr>
+              <w:pStyle w:val="Compact"/>
+            </w:pPr>
+            <w:r>
+              <w:t xml:space="preserve">[28]</w:t>
+            </w:r>
+          </w:p>
+        </w:tc>
+      </w:tr>
+      <w:tr>
+        <w:tc>
+          <w:tcPr/>
+          <w:p>
+            <w:pPr>
+              <w:pStyle w:val="Compact"/>
+            </w:pPr>
+            <w:r>
+              <w:t xml:space="preserve">35</w:t>
+            </w:r>
+          </w:p>
+        </w:tc>
+        <w:tc>
+          <w:tcPr/>
+          <w:p>
+            <w:pPr>
+              <w:pStyle w:val="Compact"/>
+            </w:pPr>
+            <w:r>
+              <w:t xml:space="preserve">Health and Social Care Act 2008 (Regulated Activities) Regulations 2014, reg. 14</w:t>
+            </w:r>
+          </w:p>
+        </w:tc>
+        <w:tc>
+          <w:tcPr/>
+          <w:p>
+            <w:pPr>
+              <w:pStyle w:val="Compact"/>
+            </w:pPr>
+            <w:r>
+              <w:t xml:space="preserve">И</w:t>
+            </w:r>
+          </w:p>
+        </w:tc>
+        <w:tc>
+          <w:tcPr/>
+          <w:p>
+            <w:pPr>
+              <w:pStyle w:val="Compact"/>
+            </w:pPr>
+            <w:r>
+              <w:t xml:space="preserve">Предпочтения как часть потребности в питании</w:t>
+            </w:r>
+          </w:p>
+        </w:tc>
+        <w:tc>
+          <w:tcPr/>
+          <w:p>
+            <w:pPr>
+              <w:pStyle w:val="Compact"/>
+            </w:pPr>
+            <w:r>
+              <w:t xml:space="preserve">[120]</w:t>
+            </w:r>
+          </w:p>
+        </w:tc>
+      </w:tr>
+      <w:tr>
+        <w:tc>
+          <w:tcPr/>
+          <w:p>
+            <w:pPr>
+              <w:pStyle w:val="Compact"/>
+            </w:pPr>
+            <w:r>
+              <w:t xml:space="preserve">36</w:t>
+            </w:r>
+          </w:p>
+        </w:tc>
+        <w:tc>
+          <w:tcPr/>
+          <w:p>
+            <w:pPr>
+              <w:pStyle w:val="Compact"/>
+            </w:pPr>
+            <w:r>
+              <w:t xml:space="preserve">Health and Social Care Standards (Scotland), 2017</w:t>
+            </w:r>
+          </w:p>
+        </w:tc>
+        <w:tc>
+          <w:tcPr/>
+          <w:p>
+            <w:pPr>
+              <w:pStyle w:val="Compact"/>
+            </w:pPr>
+            <w:r>
+              <w:t xml:space="preserve">И</w:t>
+            </w:r>
+          </w:p>
+        </w:tc>
+        <w:tc>
+          <w:tcPr/>
+          <w:p>
+            <w:pPr>
+              <w:pStyle w:val="Compact"/>
+            </w:pPr>
+            <w:r>
+              <w:t xml:space="preserve">Право выбирать и участвовать в планировании меню</w:t>
+            </w:r>
+          </w:p>
+        </w:tc>
+        <w:tc>
+          <w:tcPr/>
+          <w:p>
+            <w:pPr>
+              <w:pStyle w:val="Compact"/>
+            </w:pPr>
+            <w:r>
+              <w:t xml:space="preserve">[122]</w:t>
+            </w:r>
+          </w:p>
+        </w:tc>
+      </w:tr>
+      <w:tr>
+        <w:tc>
+          <w:tcPr/>
+          <w:p>
+            <w:pPr>
+              <w:pStyle w:val="Compact"/>
+            </w:pPr>
+            <w:r>
+              <w:t xml:space="preserve">37</w:t>
+            </w:r>
+          </w:p>
+        </w:tc>
+        <w:tc>
+          <w:tcPr/>
+          <w:p>
+            <w:pPr>
+              <w:pStyle w:val="Compact"/>
+            </w:pPr>
+            <w:r>
+              <w:t xml:space="preserve">42 CFR § 483.60</w:t>
+            </w:r>
+          </w:p>
+        </w:tc>
+        <w:tc>
+          <w:tcPr/>
+          <w:p>
+            <w:pPr>
+              <w:pStyle w:val="Compact"/>
+            </w:pPr>
+            <w:r>
+              <w:t xml:space="preserve">И</w:t>
+            </w:r>
+          </w:p>
+        </w:tc>
+        <w:tc>
+          <w:tcPr/>
+          <w:p>
+            <w:pPr>
+              <w:pStyle w:val="Compact"/>
+            </w:pPr>
+            <w:r>
+              <w:t xml:space="preserve">Альтернатива сходной пищевой ценности; ≤14 ч</w:t>
+            </w:r>
+          </w:p>
+        </w:tc>
+        <w:tc>
+          <w:tcPr/>
+          <w:p>
+            <w:pPr>
+              <w:pStyle w:val="Compact"/>
+            </w:pPr>
+            <w:r>
+              <w:t xml:space="preserve">[123]</w:t>
+            </w:r>
+          </w:p>
+        </w:tc>
+      </w:tr>
+      <w:tr>
+        <w:tc>
+          <w:tcPr/>
+          <w:p>
+            <w:pPr>
+              <w:pStyle w:val="Compact"/>
+            </w:pPr>
+            <w:r>
+              <w:t xml:space="preserve">38</w:t>
+            </w:r>
+          </w:p>
+        </w:tc>
+        <w:tc>
+          <w:tcPr/>
+          <w:p>
+            <w:pPr>
+              <w:pStyle w:val="Compact"/>
+            </w:pPr>
+            <w:r>
+              <w:t xml:space="preserve">O. Reg. 246/22 (Ontario), s. 77</w:t>
+            </w:r>
+          </w:p>
+        </w:tc>
+        <w:tc>
+          <w:tcPr/>
+          <w:p>
+            <w:pPr>
+              <w:pStyle w:val="Compact"/>
+            </w:pPr>
+            <w:r>
+              <w:t xml:space="preserve">И</w:t>
+            </w:r>
+          </w:p>
+        </w:tc>
+        <w:tc>
+          <w:tcPr/>
+          <w:p>
+            <w:pPr>
+              <w:pStyle w:val="Compact"/>
+            </w:pPr>
+            <w:r>
+              <w:t xml:space="preserve">Цикл ≥21 дня с выбором на каждом приёме</w:t>
+            </w:r>
+          </w:p>
+        </w:tc>
+        <w:tc>
+          <w:tcPr/>
+          <w:p>
+            <w:pPr>
+              <w:pStyle w:val="Compact"/>
+            </w:pPr>
+            <w:r>
+              <w:t xml:space="preserve">[126]</w:t>
+            </w:r>
+          </w:p>
+        </w:tc>
+      </w:tr>
+      <w:tr>
+        <w:tc>
+          <w:tcPr/>
+          <w:p>
+            <w:pPr>
+              <w:pStyle w:val="Compact"/>
+            </w:pPr>
+            <w:r>
+              <w:t xml:space="preserve">39</w:t>
+            </w:r>
+          </w:p>
+        </w:tc>
+        <w:tc>
+          <w:tcPr/>
+          <w:p>
+            <w:pPr>
+              <w:pStyle w:val="Compact"/>
+            </w:pPr>
+            <w:r>
+              <w:t xml:space="preserve">Пост. Правительства РФ от 25.06.2021 № 999</w:t>
+            </w:r>
+          </w:p>
+        </w:tc>
+        <w:tc>
+          <w:tcPr/>
+          <w:p>
+            <w:pPr>
+              <w:pStyle w:val="Compact"/>
+            </w:pPr>
+            <w:r>
+              <w:t xml:space="preserve">Н</w:t>
+            </w:r>
+          </w:p>
+        </w:tc>
+        <w:tc>
+          <w:tcPr/>
+          <w:p>
+            <w:pPr>
+              <w:pStyle w:val="Compact"/>
+            </w:pPr>
+            <w:r>
+              <w:t xml:space="preserve">Федеральный госконтроль в сфере соцобслуживания (Роструд), в том числе за организациями субъектов</w:t>
+            </w:r>
+          </w:p>
+        </w:tc>
+        <w:tc>
+          <w:tcPr/>
+          <w:p>
+            <w:pPr>
+              <w:pStyle w:val="Compact"/>
+            </w:pPr>
+            <w:r>
+              <w:t xml:space="preserve">[144]</w:t>
+            </w:r>
+          </w:p>
+        </w:tc>
+      </w:tr>
+      <w:tr>
+        <w:tc>
+          <w:tcPr/>
+          <w:p>
+            <w:pPr>
+              <w:pStyle w:val="Compact"/>
+            </w:pPr>
+            <w:r>
+              <w:t xml:space="preserve">40</w:t>
+            </w:r>
+          </w:p>
+        </w:tc>
+        <w:tc>
+          <w:tcPr/>
+          <w:p>
+            <w:pPr>
+              <w:pStyle w:val="Compact"/>
+            </w:pPr>
+            <w:r>
+              <w:t xml:space="preserve">Приказ Роструда от 02.02.2026 № 18</w:t>
+            </w:r>
+          </w:p>
+        </w:tc>
+        <w:tc>
+          <w:tcPr/>
+          <w:p>
+            <w:pPr>
+              <w:pStyle w:val="Compact"/>
+            </w:pPr>
+            <w:r>
+              <w:t xml:space="preserve">Н</w:t>
+            </w:r>
+          </w:p>
+        </w:tc>
+        <w:tc>
+          <w:tcPr/>
+          <w:p>
+            <w:pPr>
+              <w:pStyle w:val="Compact"/>
+            </w:pPr>
+            <w:r>
+              <w:t xml:space="preserve">Проверочный лист: нормы питания (в. 64), посты (в. 75); вопроса о выборе нет</w:t>
+            </w:r>
+          </w:p>
+        </w:tc>
+        <w:tc>
+          <w:tcPr/>
+          <w:p>
+            <w:pPr>
+              <w:pStyle w:val="Compact"/>
+            </w:pPr>
+            <w:r>
+              <w:t xml:space="preserve">[38]</w:t>
+            </w:r>
+          </w:p>
+        </w:tc>
+      </w:tr>
+      <w:tr>
+        <w:tc>
+          <w:tcPr/>
+          <w:p>
+            <w:pPr>
+              <w:pStyle w:val="Compact"/>
+            </w:pPr>
+            <w:r>
+              <w:t xml:space="preserve">41</w:t>
+            </w:r>
+          </w:p>
+        </w:tc>
+        <w:tc>
+          <w:tcPr/>
+          <w:p>
+            <w:pPr>
+              <w:pStyle w:val="Compact"/>
+            </w:pPr>
+            <w:r>
+              <w:t xml:space="preserve">Пост. Правительства СПб от 14.12.2021 № 985</w:t>
+            </w:r>
+          </w:p>
+        </w:tc>
+        <w:tc>
+          <w:tcPr/>
+          <w:p>
+            <w:pPr>
+              <w:pStyle w:val="Compact"/>
+            </w:pPr>
+            <w:r>
+              <w:t xml:space="preserve">Н</w:t>
+            </w:r>
+          </w:p>
+        </w:tc>
+        <w:tc>
+          <w:tcPr/>
+          <w:p>
+            <w:pPr>
+              <w:pStyle w:val="Compact"/>
+            </w:pPr>
+            <w:r>
+              <w:t xml:space="preserve">Региональный контроль только за негосударственными поставщиками; отмена пост. № 1291</w:t>
+            </w:r>
+          </w:p>
+        </w:tc>
+        <w:tc>
+          <w:tcPr/>
+          <w:p>
+            <w:pPr>
+              <w:pStyle w:val="Compact"/>
+            </w:pPr>
+            <w:r>
+              <w:t xml:space="preserve">[145]</w:t>
+            </w:r>
+          </w:p>
+        </w:tc>
+      </w:tr>
+      <w:tr>
+        <w:tc>
+          <w:tcPr/>
+          <w:p>
+            <w:pPr>
+              <w:pStyle w:val="Compact"/>
+            </w:pPr>
+            <w:r>
+              <w:t xml:space="preserve">42</w:t>
+            </w:r>
+          </w:p>
+        </w:tc>
+        <w:tc>
+          <w:tcPr/>
+          <w:p>
+            <w:pPr>
+              <w:pStyle w:val="Compact"/>
+            </w:pPr>
+            <w:r>
+              <w:t xml:space="preserve">Приказ ДСЗН г. Москвы от 24.12.2014 № 1068</w:t>
+            </w:r>
+          </w:p>
+        </w:tc>
+        <w:tc>
+          <w:tcPr/>
+          <w:p>
+            <w:pPr>
+              <w:pStyle w:val="Compact"/>
+            </w:pPr>
+            <w:r>
+              <w:t xml:space="preserve">Н</w:t>
+            </w:r>
+          </w:p>
+        </w:tc>
+        <w:tc>
+          <w:tcPr/>
+          <w:p>
+            <w:pPr>
+              <w:pStyle w:val="Compact"/>
+            </w:pPr>
+            <w:r>
+              <w:t xml:space="preserve">Нормы питания в стационарной форме, брутто, три графы (в т. ч. психоневрологические организации); акт того же уровня, что № 228, и более ранний; формальная отмена не подтверждена</w:t>
+            </w:r>
+          </w:p>
+        </w:tc>
+        <w:tc>
+          <w:tcPr/>
+          <w:p>
+            <w:pPr>
+              <w:pStyle w:val="Compact"/>
+            </w:pPr>
+            <w:r>
+              <w:t xml:space="preserve">[76, 77]</w:t>
+            </w:r>
+          </w:p>
+        </w:tc>
+      </w:tr>
+      <w:tr>
+        <w:tc>
+          <w:tcPr/>
+          <w:p>
+            <w:pPr>
+              <w:pStyle w:val="Compact"/>
+            </w:pPr>
+            <w:r>
+              <w:t xml:space="preserve">43</w:t>
+            </w:r>
+          </w:p>
+        </w:tc>
+        <w:tc>
+          <w:tcPr/>
+          <w:p>
+            <w:pPr>
+              <w:pStyle w:val="Compact"/>
+            </w:pPr>
+            <w:r>
+              <w:t xml:space="preserve">Приказ КСЗН Ленинградской обл. от 30.12.2021 № 04-58, прил. 3 (изм. приказом от 04.08.2025 № 04-81, приложение 3 не затронуто)</w:t>
+            </w:r>
+          </w:p>
+        </w:tc>
+        <w:tc>
+          <w:tcPr/>
+          <w:p>
+            <w:pPr>
+              <w:pStyle w:val="Compact"/>
+            </w:pPr>
+            <w:r>
+              <w:t xml:space="preserve">Н</w:t>
+            </w:r>
+          </w:p>
+        </w:tc>
+        <w:tc>
+          <w:tcPr/>
+          <w:p>
+            <w:pPr>
+              <w:pStyle w:val="Compact"/>
+            </w:pPr>
+            <w:r>
+              <w:t xml:space="preserve">Нормы питания в брутто и нетто; коэффициенты пересчёта</w:t>
+            </w:r>
+          </w:p>
+        </w:tc>
+        <w:tc>
+          <w:tcPr/>
+          <w:p>
+            <w:pPr>
+              <w:pStyle w:val="Compact"/>
+            </w:pPr>
+            <w:r>
+              <w:t xml:space="preserve">[45, 83]</w:t>
+            </w:r>
+          </w:p>
+        </w:tc>
+      </w:tr>
+      <w:tr>
+        <w:tc>
+          <w:tcPr/>
+          <w:p>
+            <w:pPr>
+              <w:pStyle w:val="Compact"/>
+            </w:pPr>
+            <w:r>
+              <w:t xml:space="preserve">44</w:t>
+            </w:r>
+          </w:p>
+        </w:tc>
+        <w:tc>
+          <w:tcPr/>
+          <w:p>
+            <w:pPr>
+              <w:pStyle w:val="Compact"/>
+            </w:pPr>
+            <w:r>
+              <w:t xml:space="preserve">Пост. Правительства ХМАО — Югры от 22.08.2014 № 306-п (прил. 1 в ред. № 231-п от 09.06.2017)</w:t>
+            </w:r>
+          </w:p>
+        </w:tc>
+        <w:tc>
+          <w:tcPr/>
+          <w:p>
+            <w:pPr>
+              <w:pStyle w:val="Compact"/>
+            </w:pPr>
+            <w:r>
+              <w:t xml:space="preserve">Н</w:t>
+            </w:r>
+          </w:p>
+        </w:tc>
+        <w:tc>
+          <w:tcPr/>
+          <w:p>
+            <w:pPr>
+              <w:pStyle w:val="Compact"/>
+            </w:pPr>
+            <w:r>
+              <w:t xml:space="preserve">Нормы питания в брутто и нетто (в ред. 2014 г. — нетто)</w:t>
+            </w:r>
+          </w:p>
+        </w:tc>
+        <w:tc>
+          <w:tcPr/>
+          <w:p>
+            <w:pPr>
+              <w:pStyle w:val="Compact"/>
+            </w:pPr>
+            <w:r>
+              <w:t xml:space="preserve">[70, 84]</w:t>
+            </w:r>
+          </w:p>
+        </w:tc>
+      </w:tr>
+      <w:tr>
+        <w:tc>
+          <w:tcPr/>
+          <w:p>
+            <w:pPr>
+              <w:pStyle w:val="Compact"/>
+            </w:pPr>
+            <w:r>
+              <w:t xml:space="preserve">45</w:t>
+            </w:r>
+          </w:p>
+        </w:tc>
+        <w:tc>
+          <w:tcPr/>
+          <w:p>
+            <w:pPr>
+              <w:pStyle w:val="Compact"/>
+            </w:pPr>
+            <w:r>
+              <w:t xml:space="preserve">Приказ МСР Новосибирской обл. от 06.10.2014 № 1164 (ред. № 769-НПА от 25.05.2023)</w:t>
+            </w:r>
+          </w:p>
+        </w:tc>
+        <w:tc>
+          <w:tcPr/>
+          <w:p>
+            <w:pPr>
+              <w:pStyle w:val="Compact"/>
+            </w:pPr>
+            <w:r>
+              <w:t xml:space="preserve">Н</w:t>
+            </w:r>
+          </w:p>
+        </w:tc>
+        <w:tc>
+          <w:tcPr/>
+          <w:p>
+            <w:pPr>
+              <w:pStyle w:val="Compact"/>
+            </w:pPr>
+            <w:r>
+              <w:t xml:space="preserve">Нормы питания в брутто; СБКС по медицинским показаниям; положений о замене нет</w:t>
+            </w:r>
+          </w:p>
+        </w:tc>
+        <w:tc>
+          <w:tcPr/>
+          <w:p>
+            <w:pPr>
+              <w:pStyle w:val="Compact"/>
+            </w:pPr>
+            <w:r>
+              <w:t xml:space="preserve">[46]</w:t>
+            </w:r>
+          </w:p>
+        </w:tc>
+      </w:tr>
+      <w:tr>
+        <w:tc>
+          <w:tcPr/>
+          <w:p>
+            <w:pPr>
+              <w:pStyle w:val="Compact"/>
+            </w:pPr>
+            <w:r>
+              <w:t xml:space="preserve">46</w:t>
+            </w:r>
+          </w:p>
+        </w:tc>
+        <w:tc>
+          <w:tcPr/>
+          <w:p>
+            <w:pPr>
+              <w:pStyle w:val="Compact"/>
+            </w:pPr>
+            <w:r>
+              <w:t xml:space="preserve">Положения об организации питания ГБУ «Сормовский дом-интернат» и ГБУ «Чкаловский дом-интернат»</w:t>
+            </w:r>
+          </w:p>
+        </w:tc>
+        <w:tc>
+          <w:tcPr/>
+          <w:p>
+            <w:pPr>
+              <w:pStyle w:val="Compact"/>
+            </w:pPr>
+            <w:r>
+              <w:t xml:space="preserve">Л</w:t>
+            </w:r>
+          </w:p>
+        </w:tc>
+        <w:tc>
+          <w:tcPr/>
+          <w:p>
+            <w:pPr>
+              <w:pStyle w:val="Compact"/>
+            </w:pPr>
+            <w:r>
+              <w:t xml:space="preserve">Документальная цепочка единого меню; таблицы замен; внутренний контроль; выбора нет</w:t>
+            </w:r>
+          </w:p>
+        </w:tc>
+        <w:tc>
+          <w:tcPr/>
+          <w:p>
+            <w:pPr>
+              <w:pStyle w:val="Compact"/>
+            </w:pPr>
+            <w:r>
+              <w:t xml:space="preserve">[47, 79]</w:t>
+            </w:r>
+          </w:p>
+        </w:tc>
+      </w:tr>
+      <w:tr>
+        <w:tc>
+          <w:tcPr/>
+          <w:p>
+            <w:pPr>
+              <w:pStyle w:val="Compact"/>
+            </w:pPr>
+            <w:r>
+              <w:t xml:space="preserve">47</w:t>
+            </w:r>
+          </w:p>
+        </w:tc>
+        <w:tc>
+          <w:tcPr/>
+          <w:p>
+            <w:pPr>
+              <w:pStyle w:val="Compact"/>
+            </w:pPr>
+            <w:r>
+              <w:t xml:space="preserve">Пост. АС Дальневосточного округа от 05.12.2025 № Ф03-3556/25</w:t>
+            </w:r>
+          </w:p>
+        </w:tc>
+        <w:tc>
+          <w:tcPr/>
+          <w:p>
+            <w:pPr>
+              <w:pStyle w:val="Compact"/>
+            </w:pPr>
+            <w:r>
+              <w:t xml:space="preserve">С</w:t>
+            </w:r>
+          </w:p>
+        </w:tc>
+        <w:tc>
+          <w:tcPr/>
+          <w:p>
+            <w:pPr>
+              <w:pStyle w:val="Compact"/>
+            </w:pPr>
+            <w:r>
+              <w:t xml:space="preserve">Критерий цели закупки для автономного учреждения (223-ФЗ / 44-ФЗ)</w:t>
+            </w:r>
+          </w:p>
+        </w:tc>
+        <w:tc>
+          <w:tcPr/>
+          <w:p>
+            <w:pPr>
+              <w:pStyle w:val="Compact"/>
+            </w:pPr>
+            <w:r>
+              <w:t xml:space="preserve">[57]</w:t>
+            </w:r>
+          </w:p>
+        </w:tc>
+      </w:tr>
+      <w:tr>
+        <w:tc>
+          <w:tcPr/>
+          <w:p>
+            <w:pPr>
+              <w:pStyle w:val="Compact"/>
+            </w:pPr>
+            <w:r>
+              <w:t xml:space="preserve">48</w:t>
+            </w:r>
+          </w:p>
+        </w:tc>
+        <w:tc>
+          <w:tcPr/>
+          <w:p>
+            <w:pPr>
+              <w:pStyle w:val="Compact"/>
+            </w:pPr>
+            <w:r>
+              <w:t xml:space="preserve">Определения ВС РФ № 303-ЭС25-15393: от 29.12.2025 (отсрочка госпошлины) и от 28.01.2026 (отказ в передаче — по вторичным источникам)</w:t>
+            </w:r>
+          </w:p>
+        </w:tc>
+        <w:tc>
+          <w:tcPr/>
+          <w:p>
+            <w:pPr>
+              <w:pStyle w:val="Compact"/>
+            </w:pPr>
+            <w:r>
+              <w:t xml:space="preserve">С</w:t>
+            </w:r>
+          </w:p>
+        </w:tc>
+        <w:tc>
+          <w:tcPr/>
+          <w:p>
+            <w:pPr>
+              <w:pStyle w:val="Compact"/>
+            </w:pPr>
+            <w:r>
+              <w:t xml:space="preserve">Текст определения по существу не найден; обзор [60] излагает позицию через цель закупки</w:t>
+            </w:r>
+          </w:p>
+        </w:tc>
+        <w:tc>
+          <w:tcPr/>
+          <w:p>
+            <w:pPr>
+              <w:pStyle w:val="Compact"/>
+            </w:pPr>
+            <w:r>
+              <w:t xml:space="preserve">[59, 60]</w:t>
+            </w:r>
+          </w:p>
+        </w:tc>
+      </w:tr>
+      <w:tr>
+        <w:tc>
+          <w:tcPr/>
+          <w:p>
+            <w:pPr>
+              <w:pStyle w:val="Compact"/>
+            </w:pPr>
+            <w:r>
+              <w:t xml:space="preserve">49</w:t>
+            </w:r>
+          </w:p>
+        </w:tc>
+        <w:tc>
+          <w:tcPr/>
+          <w:p>
+            <w:pPr>
+              <w:pStyle w:val="Compact"/>
+            </w:pPr>
+            <w:r>
+              <w:t xml:space="preserve">CQC, руководство к регламенту 14 (ред. 16.05.2025)</w:t>
+            </w:r>
+          </w:p>
+        </w:tc>
+        <w:tc>
+          <w:tcPr/>
+          <w:p>
+            <w:pPr>
+              <w:pStyle w:val="Compact"/>
+            </w:pPr>
+            <w:r>
+              <w:t xml:space="preserve">И</w:t>
+            </w:r>
+          </w:p>
+        </w:tc>
+        <w:tc>
+          <w:tcPr/>
+          <w:p>
+            <w:pPr>
+              <w:pStyle w:val="Compact"/>
+            </w:pPr>
+            <w:r>
+              <w:t xml:space="preserve">Выбор рациона, время и место еды, перекусы</w:t>
+            </w:r>
+          </w:p>
+        </w:tc>
+        <w:tc>
+          <w:tcPr/>
+          <w:p>
+            <w:pPr>
+              <w:pStyle w:val="Compact"/>
+            </w:pPr>
+            <w:r>
+              <w:t xml:space="preserve">[121]</w:t>
+            </w:r>
+          </w:p>
+        </w:tc>
+      </w:tr>
+      <w:tr>
+        <w:tc>
+          <w:tcPr/>
+          <w:p>
+            <w:pPr>
+              <w:pStyle w:val="Compact"/>
+            </w:pPr>
+            <w:r>
+              <w:t xml:space="preserve">50</w:t>
+            </w:r>
+          </w:p>
+        </w:tc>
+        <w:tc>
+          <w:tcPr/>
+          <w:p>
+            <w:pPr>
+              <w:pStyle w:val="Compact"/>
+            </w:pPr>
+            <w:r>
+              <w:t xml:space="preserve">CMS, State Operations Manual, App. PP, F806; форма CMS-20053</w:t>
+            </w:r>
+          </w:p>
+        </w:tc>
+        <w:tc>
+          <w:tcPr/>
+          <w:p>
+            <w:pPr>
+              <w:pStyle w:val="Compact"/>
+            </w:pPr>
+            <w:r>
+              <w:t xml:space="preserve">И</w:t>
+            </w:r>
+          </w:p>
+        </w:tc>
+        <w:tc>
+          <w:tcPr/>
+          <w:p>
+            <w:pPr>
+              <w:pStyle w:val="Compact"/>
+            </w:pPr>
+            <w:r>
+              <w:t xml:space="preserve">Проверка замены при отказе; наблюдение приёма пищи</w:t>
+            </w:r>
+          </w:p>
+        </w:tc>
+        <w:tc>
+          <w:tcPr/>
+          <w:p>
+            <w:pPr>
+              <w:pStyle w:val="Compact"/>
+            </w:pPr>
+            <w:r>
+              <w:t xml:space="preserve">[124, 125]</w:t>
+            </w:r>
+          </w:p>
+        </w:tc>
+      </w:tr>
+      <w:tr>
+        <w:tc>
+          <w:tcPr/>
+          <w:p>
+            <w:pPr>
+              <w:pStyle w:val="Compact"/>
+            </w:pPr>
+            <w:r>
+              <w:t xml:space="preserve">51</w:t>
+            </w:r>
+          </w:p>
+        </w:tc>
+        <w:tc>
+          <w:tcPr/>
+          <w:p>
+            <w:pPr>
+              <w:pStyle w:val="Compact"/>
+            </w:pPr>
+            <w:r>
+              <w:t xml:space="preserve">Ontario, Inspection Protocol «Dining Observation» (2019)</w:t>
+            </w:r>
+          </w:p>
+        </w:tc>
+        <w:tc>
+          <w:tcPr/>
+          <w:p>
+            <w:pPr>
+              <w:pStyle w:val="Compact"/>
+            </w:pPr>
+            <w:r>
+              <w:t xml:space="preserve">И</w:t>
+            </w:r>
+          </w:p>
+        </w:tc>
+        <w:tc>
+          <w:tcPr/>
+          <w:p>
+            <w:pPr>
+              <w:pStyle w:val="Compact"/>
+            </w:pPr>
+            <w:r>
+              <w:t xml:space="preserve">Закрытые вопросы проверки меню, выбора и помощи</w:t>
+            </w:r>
+          </w:p>
+        </w:tc>
+        <w:tc>
+          <w:tcPr/>
+          <w:p>
+            <w:pPr>
+              <w:pStyle w:val="Compact"/>
+            </w:pPr>
+            <w:r>
+              <w:t xml:space="preserve">[127]</w:t>
+            </w:r>
+          </w:p>
+        </w:tc>
+      </w:tr>
+      <w:tr>
+        <w:tc>
+          <w:tcPr/>
+          <w:p>
+            <w:pPr>
+              <w:pStyle w:val="Compact"/>
+            </w:pPr>
+            <w:r>
+              <w:t xml:space="preserve">52</w:t>
+            </w:r>
+          </w:p>
+        </w:tc>
+        <w:tc>
+          <w:tcPr/>
+          <w:p>
+            <w:pPr>
+              <w:pStyle w:val="Compact"/>
+            </w:pPr>
+            <w:r>
+              <w:t xml:space="preserve">DGE-Qualitätsstandard (2022)</w:t>
+            </w:r>
+          </w:p>
+        </w:tc>
+        <w:tc>
+          <w:tcPr/>
+          <w:p>
+            <w:pPr>
+              <w:pStyle w:val="Compact"/>
+            </w:pPr>
+            <w:r>
+              <w:t xml:space="preserve">И (Р)</w:t>
+            </w:r>
+          </w:p>
+        </w:tc>
+        <w:tc>
+          <w:tcPr/>
+          <w:p>
+            <w:pPr>
+              <w:pStyle w:val="Compact"/>
+            </w:pPr>
+            <w:r>
+              <w:t xml:space="preserve">Цикл ≥6 недель; несколько линий; пищевая биография; учёт возвратов</w:t>
+            </w:r>
+          </w:p>
+        </w:tc>
+        <w:tc>
+          <w:tcPr/>
+          <w:p>
+            <w:pPr>
+              <w:pStyle w:val="Compact"/>
+            </w:pPr>
+            <w:r>
+              <w:t xml:space="preserve">[129]</w:t>
+            </w:r>
+          </w:p>
+        </w:tc>
+      </w:tr>
+      <w:tr>
+        <w:tc>
+          <w:tcPr/>
+          <w:p>
+            <w:pPr>
+              <w:pStyle w:val="Compact"/>
+            </w:pPr>
+            <w:r>
+              <w:t xml:space="preserve">53</w:t>
+            </w:r>
+          </w:p>
+        </w:tc>
+        <w:tc>
+          <w:tcPr/>
+          <w:p>
+            <w:pPr>
+              <w:pStyle w:val="Compact"/>
+            </w:pPr>
+            <w:r>
+              <w:t xml:space="preserve">Livsmedelsverket, национальные рекомендации (2019, обновл. 2024)</w:t>
+            </w:r>
+          </w:p>
+        </w:tc>
+        <w:tc>
+          <w:tcPr/>
+          <w:p>
+            <w:pPr>
+              <w:pStyle w:val="Compact"/>
+            </w:pPr>
+            <w:r>
+              <w:t xml:space="preserve">И (Р)</w:t>
+            </w:r>
+          </w:p>
+        </w:tc>
+        <w:tc>
+          <w:tcPr/>
+          <w:p>
+            <w:pPr>
+              <w:pStyle w:val="Compact"/>
+            </w:pPr>
+            <w:r>
+              <w:t xml:space="preserve">Критерии влияния жителя; совет по питанию; базовое меню</w:t>
+            </w:r>
+          </w:p>
+        </w:tc>
+        <w:tc>
+          <w:tcPr/>
+          <w:p>
+            <w:pPr>
+              <w:pStyle w:val="Compact"/>
+            </w:pPr>
+            <w:r>
+              <w:t xml:space="preserve">[131]</w:t>
+            </w:r>
+          </w:p>
+        </w:tc>
+      </w:tr>
+      <w:tr>
+        <w:tc>
+          <w:tcPr/>
+          <w:p>
+            <w:pPr>
+              <w:pStyle w:val="Compact"/>
+            </w:pPr>
+            <w:r>
+              <w:t xml:space="preserve">54</w:t>
+            </w:r>
+          </w:p>
+        </w:tc>
+        <w:tc>
+          <w:tcPr/>
+          <w:p>
+            <w:pPr>
+              <w:pStyle w:val="Compact"/>
+            </w:pPr>
+            <w:r>
+              <w:t xml:space="preserve">Serviceloven § 83 (Дания); заключение Ankestyrelsen от 17.05.2024</w:t>
+            </w:r>
+          </w:p>
+        </w:tc>
+        <w:tc>
+          <w:tcPr/>
+          <w:p>
+            <w:pPr>
+              <w:pStyle w:val="Compact"/>
+            </w:pPr>
+            <w:r>
+              <w:t xml:space="preserve">И</w:t>
+            </w:r>
+          </w:p>
+        </w:tc>
+        <w:tc>
+          <w:tcPr/>
+          <w:p>
+            <w:pPr>
+              <w:pStyle w:val="Compact"/>
+            </w:pPr>
+            <w:r>
+              <w:t xml:space="preserve">Отказ от отдельных приёмов пищи</w:t>
+            </w:r>
+          </w:p>
+        </w:tc>
+        <w:tc>
+          <w:tcPr/>
+          <w:p>
+            <w:pPr>
+              <w:pStyle w:val="Compact"/>
+            </w:pPr>
+            <w:r>
+              <w:t xml:space="preserve">[132]</w:t>
+            </w:r>
+          </w:p>
+        </w:tc>
+      </w:tr>
+      <w:tr>
+        <w:tc>
+          <w:tcPr/>
+          <w:p>
+            <w:pPr>
+              <w:pStyle w:val="Compact"/>
+            </w:pPr>
+            <w:r>
+              <w:t xml:space="preserve">55</w:t>
+            </w:r>
+          </w:p>
+        </w:tc>
+        <w:tc>
+          <w:tcPr/>
+          <w:p>
+            <w:pPr>
+              <w:pStyle w:val="Compact"/>
+            </w:pPr>
+            <w:r>
+              <w:t xml:space="preserve">Приказы-уведомления МЗТБ Японии № 419 и № 123</w:t>
+            </w:r>
+          </w:p>
+        </w:tc>
+        <w:tc>
+          <w:tcPr/>
+          <w:p>
+            <w:pPr>
+              <w:pStyle w:val="Compact"/>
+            </w:pPr>
+            <w:r>
+              <w:t xml:space="preserve">И</w:t>
+            </w:r>
+          </w:p>
+        </w:tc>
+        <w:tc>
+          <w:tcPr/>
+          <w:p>
+            <w:pPr>
+              <w:pStyle w:val="Compact"/>
+            </w:pPr>
+            <w:r>
+              <w:t xml:space="preserve">«Особое питание» по выбору с гарантиями</w:t>
+            </w:r>
+          </w:p>
+        </w:tc>
+        <w:tc>
+          <w:tcPr/>
+          <w:p>
+            <w:pPr>
+              <w:pStyle w:val="Compact"/>
+            </w:pPr>
+            <w:r>
+              <w:t xml:space="preserve">[134, 135]</w:t>
+            </w:r>
+          </w:p>
+        </w:tc>
+      </w:tr>
+      <w:tr>
+        <w:tc>
+          <w:tcPr/>
+          <w:p>
+            <w:pPr>
+              <w:pStyle w:val="Compact"/>
+            </w:pPr>
+            <w:r>
+              <w:t xml:space="preserve">56</w:t>
+            </w:r>
+          </w:p>
+        </w:tc>
+        <w:tc>
+          <w:tcPr/>
+          <w:p>
+            <w:pPr>
+              <w:pStyle w:val="Compact"/>
+            </w:pPr>
+            <w:r>
+              <w:t xml:space="preserve">Приказ министерства социального развития, опеки и попечительства Иркутской обл. от 28.11.2014 № 184-мпр (по акту КСП)</w:t>
+            </w:r>
+          </w:p>
+        </w:tc>
+        <w:tc>
+          <w:tcPr/>
+          <w:p>
+            <w:pPr>
+              <w:pStyle w:val="Compact"/>
+            </w:pPr>
+            <w:r>
+              <w:t xml:space="preserve">Н</w:t>
+            </w:r>
+          </w:p>
+        </w:tc>
+        <w:tc>
+          <w:tcPr/>
+          <w:p>
+            <w:pPr>
+              <w:pStyle w:val="Compact"/>
+            </w:pPr>
+            <w:r>
+              <w:t xml:space="preserve">Нормы питания в домах-интернатах (43 наименования); текст приказа не прочитан</w:t>
+            </w:r>
+          </w:p>
+        </w:tc>
+        <w:tc>
+          <w:tcPr/>
+          <w:p>
+            <w:pPr>
+              <w:pStyle w:val="Compact"/>
+            </w:pPr>
+            <w:r>
+              <w:t xml:space="preserve">[19]</w:t>
+            </w:r>
+          </w:p>
+        </w:tc>
+      </w:tr>
+      <w:tr>
+        <w:tc>
+          <w:tcPr/>
+          <w:p>
+            <w:pPr>
+              <w:pStyle w:val="Compact"/>
+            </w:pPr>
+            <w:r>
+              <w:t xml:space="preserve">57</w:t>
+            </w:r>
+          </w:p>
+        </w:tc>
+        <w:tc>
+          <w:tcPr/>
+          <w:p>
+            <w:pPr>
+              <w:pStyle w:val="Compact"/>
+            </w:pPr>
+            <w:r>
+              <w:t xml:space="preserve">Акт Контрольно-счётной палаты Иркутской обл. от 07.07.2023 № 22/41-а</w:t>
+            </w:r>
+          </w:p>
+        </w:tc>
+        <w:tc>
+          <w:tcPr/>
+          <w:p>
+            <w:pPr>
+              <w:pStyle w:val="Compact"/>
+            </w:pPr>
+            <w:r>
+              <w:t xml:space="preserve">Акт финансового контроля</w:t>
+            </w:r>
+          </w:p>
+        </w:tc>
+        <w:tc>
+          <w:tcPr/>
+          <w:p>
+            <w:pPr>
+              <w:pStyle w:val="Compact"/>
+            </w:pPr>
+            <w:r>
+              <w:t xml:space="preserve">Нарушения в документальной цепочке питания; стандарт «помощь в приёме пищи» — до 15 мин</w:t>
+            </w:r>
+          </w:p>
+        </w:tc>
+        <w:tc>
+          <w:tcPr/>
+          <w:p>
+            <w:pPr>
+              <w:pStyle w:val="Compact"/>
+            </w:pPr>
+            <w:r>
+              <w:t xml:space="preserve">[19]</w:t>
+            </w:r>
+          </w:p>
+        </w:tc>
+      </w:tr>
+      <w:tr>
+        <w:tc>
+          <w:tcPr/>
+          <w:p>
+            <w:pPr>
+              <w:pStyle w:val="Compact"/>
+            </w:pPr>
+            <w:r>
+              <w:t xml:space="preserve">58</w:t>
+            </w:r>
+          </w:p>
+        </w:tc>
+        <w:tc>
+          <w:tcPr/>
+          <w:p>
+            <w:pPr>
+              <w:pStyle w:val="Compact"/>
+            </w:pPr>
+            <w:r>
+              <w:t xml:space="preserve">Гражданский кодекс РФ (часть первая), ст. 29</w:t>
+            </w:r>
+          </w:p>
+        </w:tc>
+        <w:tc>
+          <w:tcPr/>
+          <w:p>
+            <w:pPr>
+              <w:pStyle w:val="Compact"/>
+            </w:pPr>
+            <w:r>
+              <w:t xml:space="preserve">Н</w:t>
+            </w:r>
+          </w:p>
+        </w:tc>
+        <w:tc>
+          <w:tcPr/>
+          <w:p>
+            <w:pPr>
+              <w:pStyle w:val="Compact"/>
+            </w:pPr>
+            <w:r>
+              <w:t xml:space="preserve">Сделки за недееспособного — опекун с учётом мнения или сведений о предпочтениях; ориентир порядка каналов воли (сценарий 15), не основание «согласия недееспособного» (п. 8.8)</w:t>
+            </w:r>
+          </w:p>
+        </w:tc>
+        <w:tc>
+          <w:tcPr/>
+          <w:p>
+            <w:pPr>
+              <w:pStyle w:val="Compact"/>
+            </w:pPr>
+            <w:r>
+              <w:t xml:space="preserve">[138]</w:t>
+            </w:r>
+          </w:p>
+        </w:tc>
+      </w:tr>
+      <w:tr>
+        <w:tc>
+          <w:tcPr/>
+          <w:p>
+            <w:pPr>
+              <w:pStyle w:val="Compact"/>
+            </w:pPr>
+            <w:r>
+              <w:t xml:space="preserve">59</w:t>
+            </w:r>
+          </w:p>
+        </w:tc>
+        <w:tc>
+          <w:tcPr/>
+          <w:p>
+            <w:pPr>
+              <w:pStyle w:val="Compact"/>
+            </w:pPr>
+            <w:r>
+              <w:t xml:space="preserve">IDDSI Framework (Cichero et al., Dysphagia, 2017)</w:t>
+            </w:r>
+          </w:p>
+        </w:tc>
+        <w:tc>
+          <w:tcPr/>
+          <w:p>
+            <w:pPr>
+              <w:pStyle w:val="Compact"/>
+            </w:pPr>
+            <w:r>
+              <w:t xml:space="preserve">И (Р)</w:t>
+            </w:r>
+          </w:p>
+        </w:tc>
+        <w:tc>
+          <w:tcPr/>
+          <w:p>
+            <w:pPr>
+              <w:pStyle w:val="Compact"/>
+            </w:pPr>
+            <w:r>
+              <w:t xml:space="preserve">Уровни текстур 0–7 — только язык маркировки вариантов; уровень назначает врач</w:t>
+            </w:r>
+          </w:p>
+        </w:tc>
+        <w:tc>
+          <w:tcPr/>
+          <w:p>
+            <w:pPr>
+              <w:pStyle w:val="Compact"/>
+            </w:pPr>
+            <w:r>
               <w:t xml:space="preserve">[136]</w:t>
             </w:r>
           </w:p>
@@ -29252,2970 +32267,6 @@
               <w:pStyle w:val="Compact"/>
             </w:pPr>
             <w:r>
-              <w:t xml:space="preserve">8</w:t>
-            </w:r>
-          </w:p>
-        </w:tc>
-        <w:tc>
-          <w:tcPr/>
-          <w:p>
-            <w:pPr>
-              <w:pStyle w:val="Compact"/>
-            </w:pPr>
-            <w:r>
-              <w:t xml:space="preserve">Федеральный закон от 05.04.2013 № 44-ФЗ, ч. 4 ст. 15, ч. 24 ст. 22, ст. 95</w:t>
-            </w:r>
-          </w:p>
-        </w:tc>
-        <w:tc>
-          <w:tcPr/>
-          <w:p>
-            <w:pPr>
-              <w:pStyle w:val="Compact"/>
-            </w:pPr>
-            <w:r>
-              <w:t xml:space="preserve">Н</w:t>
-            </w:r>
-          </w:p>
-        </w:tc>
-        <w:tc>
-          <w:tcPr/>
-          <w:p>
-            <w:pPr>
-              <w:pStyle w:val="Compact"/>
-            </w:pPr>
-            <w:r>
-              <w:t xml:space="preserve">Закупки бюджетных учреждений; цена единицы; изменение количества</w:t>
-            </w:r>
-          </w:p>
-        </w:tc>
-        <w:tc>
-          <w:tcPr/>
-          <w:p>
-            <w:pPr>
-              <w:pStyle w:val="Compact"/>
-            </w:pPr>
-            <w:r>
-              <w:t xml:space="preserve">[54]</w:t>
-            </w:r>
-          </w:p>
-        </w:tc>
-      </w:tr>
-      <w:tr>
-        <w:tc>
-          <w:tcPr/>
-          <w:p>
-            <w:pPr>
-              <w:pStyle w:val="Compact"/>
-            </w:pPr>
-            <w:r>
-              <w:t xml:space="preserve">9</w:t>
-            </w:r>
-          </w:p>
-        </w:tc>
-        <w:tc>
-          <w:tcPr/>
-          <w:p>
-            <w:pPr>
-              <w:pStyle w:val="Compact"/>
-            </w:pPr>
-            <w:r>
-              <w:t xml:space="preserve">Федеральный закон от 18.07.2011 № 223-ФЗ</w:t>
-            </w:r>
-          </w:p>
-        </w:tc>
-        <w:tc>
-          <w:tcPr/>
-          <w:p>
-            <w:pPr>
-              <w:pStyle w:val="Compact"/>
-            </w:pPr>
-            <w:r>
-              <w:t xml:space="preserve">Н</w:t>
-            </w:r>
-          </w:p>
-        </w:tc>
-        <w:tc>
-          <w:tcPr/>
-          <w:p>
-            <w:pPr>
-              <w:pStyle w:val="Compact"/>
-            </w:pPr>
-            <w:r>
-              <w:t xml:space="preserve">Закупки автономных учреждений</w:t>
-            </w:r>
-          </w:p>
-        </w:tc>
-        <w:tc>
-          <w:tcPr/>
-          <w:p>
-            <w:pPr>
-              <w:pStyle w:val="Compact"/>
-            </w:pPr>
-            <w:r>
-              <w:t xml:space="preserve">[55]</w:t>
-            </w:r>
-          </w:p>
-        </w:tc>
-      </w:tr>
-      <w:tr>
-        <w:tc>
-          <w:tcPr/>
-          <w:p>
-            <w:pPr>
-              <w:pStyle w:val="Compact"/>
-            </w:pPr>
-            <w:r>
-              <w:t xml:space="preserve">10</w:t>
-            </w:r>
-          </w:p>
-        </w:tc>
-        <w:tc>
-          <w:tcPr/>
-          <w:p>
-            <w:pPr>
-              <w:pStyle w:val="Compact"/>
-            </w:pPr>
-            <w:r>
-              <w:t xml:space="preserve">КоАП РФ, ст. 6.3, 6.6</w:t>
-            </w:r>
-          </w:p>
-        </w:tc>
-        <w:tc>
-          <w:tcPr/>
-          <w:p>
-            <w:pPr>
-              <w:pStyle w:val="Compact"/>
-            </w:pPr>
-            <w:r>
-              <w:t xml:space="preserve">Н</w:t>
-            </w:r>
-          </w:p>
-        </w:tc>
-        <w:tc>
-          <w:tcPr/>
-          <w:p>
-            <w:pPr>
-              <w:pStyle w:val="Compact"/>
-            </w:pPr>
-            <w:r>
-              <w:t xml:space="preserve">Санитарная ответственность</w:t>
-            </w:r>
-          </w:p>
-        </w:tc>
-        <w:tc>
-          <w:tcPr/>
-          <w:p>
-            <w:pPr>
-              <w:pStyle w:val="Compact"/>
-            </w:pPr>
-            <w:r>
-              <w:t xml:space="preserve">[63]</w:t>
-            </w:r>
-          </w:p>
-        </w:tc>
-      </w:tr>
-      <w:tr>
-        <w:tc>
-          <w:tcPr/>
-          <w:p>
-            <w:pPr>
-              <w:pStyle w:val="Compact"/>
-            </w:pPr>
-            <w:r>
-              <w:t xml:space="preserve">11</w:t>
-            </w:r>
-          </w:p>
-        </w:tc>
-        <w:tc>
-          <w:tcPr/>
-          <w:p>
-            <w:pPr>
-              <w:pStyle w:val="Compact"/>
-            </w:pPr>
-            <w:r>
-              <w:t xml:space="preserve">Приказ Минтруда России от 14.05.2025 № 305н (Правила организации деятельности), п. 15, подп. 10, 13, 15 п. 20, п. 29; прил. № 2</w:t>
-            </w:r>
-          </w:p>
-        </w:tc>
-        <w:tc>
-          <w:tcPr/>
-          <w:p>
-            <w:pPr>
-              <w:pStyle w:val="Compact"/>
-            </w:pPr>
-            <w:r>
-              <w:t xml:space="preserve">Н (прил. № 2 — Р)</w:t>
-            </w:r>
-          </w:p>
-        </w:tc>
-        <w:tc>
-          <w:tcPr/>
-          <w:p>
-            <w:pPr>
-              <w:pStyle w:val="Compact"/>
-            </w:pPr>
-            <w:r>
-              <w:t xml:space="preserve">Нормы питания — акт субъекта; условия для соблюдения постов во всех организациях; помещение для приготовления пищи получателями</w:t>
-            </w:r>
-          </w:p>
-        </w:tc>
-        <w:tc>
-          <w:tcPr/>
-          <w:p>
-            <w:pPr>
-              <w:pStyle w:val="Compact"/>
-            </w:pPr>
-            <w:r>
-              <w:t xml:space="preserve">[27]</w:t>
-            </w:r>
-          </w:p>
-        </w:tc>
-      </w:tr>
-      <w:tr>
-        <w:tc>
-          <w:tcPr/>
-          <w:p>
-            <w:pPr>
-              <w:pStyle w:val="Compact"/>
-            </w:pPr>
-            <w:r>
-              <w:t xml:space="preserve">12</w:t>
-            </w:r>
-          </w:p>
-        </w:tc>
-        <w:tc>
-          <w:tcPr/>
-          <w:p>
-            <w:pPr>
-              <w:pStyle w:val="Compact"/>
-            </w:pPr>
-            <w:r>
-              <w:t xml:space="preserve">Приказ Минтруда России от 24.11.2014 № 935н</w:t>
-            </w:r>
-          </w:p>
-        </w:tc>
-        <w:tc>
-          <w:tcPr/>
-          <w:p>
-            <w:pPr>
-              <w:pStyle w:val="Compact"/>
-            </w:pPr>
-            <w:r>
-              <w:t xml:space="preserve">Р (примерный порядок)</w:t>
-            </w:r>
-          </w:p>
-        </w:tc>
-        <w:tc>
-          <w:tcPr/>
-          <w:p>
-            <w:pPr>
-              <w:pStyle w:val="Compact"/>
-            </w:pPr>
-            <w:r>
-              <w:t xml:space="preserve">Питание как социально-бытовая услуга</w:t>
-            </w:r>
-          </w:p>
-        </w:tc>
-        <w:tc>
-          <w:tcPr/>
-          <w:p>
-            <w:pPr>
-              <w:pStyle w:val="Compact"/>
-            </w:pPr>
-            <w:r>
-              <w:t xml:space="preserve">[25]</w:t>
-            </w:r>
-          </w:p>
-        </w:tc>
-      </w:tr>
-      <w:tr>
-        <w:tc>
-          <w:tcPr/>
-          <w:p>
-            <w:pPr>
-              <w:pStyle w:val="Compact"/>
-            </w:pPr>
-            <w:r>
-              <w:t xml:space="preserve">13</w:t>
-            </w:r>
-          </w:p>
-        </w:tc>
-        <w:tc>
-          <w:tcPr/>
-          <w:p>
-            <w:pPr>
-              <w:pStyle w:val="Compact"/>
-            </w:pPr>
-            <w:r>
-              <w:t xml:space="preserve">Приказ Минтруда России от 13.09.2022 № 520н</w:t>
-            </w:r>
-          </w:p>
-        </w:tc>
-        <w:tc>
-          <w:tcPr/>
-          <w:p>
-            <w:pPr>
-              <w:pStyle w:val="Compact"/>
-            </w:pPr>
-            <w:r>
-              <w:t xml:space="preserve">Р</w:t>
-            </w:r>
-          </w:p>
-        </w:tc>
-        <w:tc>
-          <w:tcPr/>
-          <w:p>
-            <w:pPr>
-              <w:pStyle w:val="Compact"/>
-            </w:pPr>
-            <w:r>
-              <w:t xml:space="preserve">Рекомендуемые нормы питания</w:t>
-            </w:r>
-          </w:p>
-        </w:tc>
-        <w:tc>
-          <w:tcPr/>
-          <w:p>
-            <w:pPr>
-              <w:pStyle w:val="Compact"/>
-            </w:pPr>
-            <w:r>
-              <w:t xml:space="preserve">[32]</w:t>
-            </w:r>
-          </w:p>
-        </w:tc>
-      </w:tr>
-      <w:tr>
-        <w:tc>
-          <w:tcPr/>
-          <w:p>
-            <w:pPr>
-              <w:pStyle w:val="Compact"/>
-            </w:pPr>
-            <w:r>
-              <w:t xml:space="preserve">14</w:t>
-            </w:r>
-          </w:p>
-        </w:tc>
-        <w:tc>
-          <w:tcPr/>
-          <w:p>
-            <w:pPr>
-              <w:pStyle w:val="Compact"/>
-            </w:pPr>
-            <w:r>
-              <w:t xml:space="preserve">Постановление Минтруда России от 15.02.2002 № 12 (ред. 04.06.2007)</w:t>
-            </w:r>
-          </w:p>
-        </w:tc>
-        <w:tc>
-          <w:tcPr/>
-          <w:p>
-            <w:pPr>
-              <w:pStyle w:val="Compact"/>
-            </w:pPr>
-            <w:r>
-              <w:t xml:space="preserve">МР</w:t>
-            </w:r>
-          </w:p>
-        </w:tc>
-        <w:tc>
-          <w:tcPr/>
-          <w:p>
-            <w:pPr>
-              <w:pStyle w:val="Compact"/>
-            </w:pPr>
-            <w:r>
-              <w:t xml:space="preserve">Продуктовые наборы, меню-раскладки, нормы взаимозаменяемости (прил. 7), замена по белку и углеводам (прил. 8)</w:t>
-            </w:r>
-          </w:p>
-        </w:tc>
-        <w:tc>
-          <w:tcPr/>
-          <w:p>
-            <w:pPr>
-              <w:pStyle w:val="Compact"/>
-            </w:pPr>
-            <w:r>
-              <w:t xml:space="preserve">[31]</w:t>
-            </w:r>
-          </w:p>
-        </w:tc>
-      </w:tr>
-      <w:tr>
-        <w:tc>
-          <w:tcPr/>
-          <w:p>
-            <w:pPr>
-              <w:pStyle w:val="Compact"/>
-            </w:pPr>
-            <w:r>
-              <w:t xml:space="preserve">15</w:t>
-            </w:r>
-          </w:p>
-        </w:tc>
-        <w:tc>
-          <w:tcPr/>
-          <w:p>
-            <w:pPr>
-              <w:pStyle w:val="Compact"/>
-            </w:pPr>
-            <w:r>
-              <w:t xml:space="preserve">Постановление Минтруда России от 25.12.2003 № 90</w:t>
-            </w:r>
-          </w:p>
-        </w:tc>
-        <w:tc>
-          <w:tcPr/>
-          <w:p>
-            <w:pPr>
-              <w:pStyle w:val="Compact"/>
-            </w:pPr>
-            <w:r>
-              <w:t xml:space="preserve">МР</w:t>
-            </w:r>
-          </w:p>
-        </w:tc>
-        <w:tc>
-          <w:tcPr/>
-          <w:p>
-            <w:pPr>
-              <w:pStyle w:val="Compact"/>
-            </w:pPr>
-            <w:r>
-              <w:t xml:space="preserve">Диетическое (лечебное) питание в учреждениях соцобслуживания</w:t>
-            </w:r>
-          </w:p>
-        </w:tc>
-        <w:tc>
-          <w:tcPr/>
-          <w:p>
-            <w:pPr>
-              <w:pStyle w:val="Compact"/>
-            </w:pPr>
-            <w:r>
-              <w:t xml:space="preserve">[40]</w:t>
-            </w:r>
-          </w:p>
-        </w:tc>
-      </w:tr>
-      <w:tr>
-        <w:tc>
-          <w:tcPr/>
-          <w:p>
-            <w:pPr>
-              <w:pStyle w:val="Compact"/>
-            </w:pPr>
-            <w:r>
-              <w:t xml:space="preserve">16</w:t>
-            </w:r>
-          </w:p>
-        </w:tc>
-        <w:tc>
-          <w:tcPr/>
-          <w:p>
-            <w:pPr>
-              <w:pStyle w:val="Compact"/>
-            </w:pPr>
-            <w:r>
-              <w:t xml:space="preserve">СанПиН 2.3/2.4.3590-20 (пост. ГГСВ от 27.10.2020 № 32)</w:t>
-            </w:r>
-          </w:p>
-        </w:tc>
-        <w:tc>
-          <w:tcPr/>
-          <w:p>
-            <w:pPr>
-              <w:pStyle w:val="Compact"/>
-            </w:pPr>
-            <w:r>
-              <w:t xml:space="preserve">Н, утратил силу с 01.09.2026</w:t>
-            </w:r>
-          </w:p>
-        </w:tc>
-        <w:tc>
-          <w:tcPr/>
-          <w:p>
-            <w:pPr>
-              <w:pStyle w:val="Compact"/>
-            </w:pPr>
-            <w:r>
-              <w:t xml:space="preserve">Применялся до 31.08.2026; п. 7.1.11–7.1.14 сверены с официальной публикацией (п. 2.7)</w:t>
-            </w:r>
-          </w:p>
-        </w:tc>
-        <w:tc>
-          <w:tcPr/>
-          <w:p>
-            <w:pPr>
-              <w:pStyle w:val="Compact"/>
-            </w:pPr>
-            <w:r>
-              <w:t xml:space="preserve">[2, 48]</w:t>
-            </w:r>
-          </w:p>
-        </w:tc>
-      </w:tr>
-      <w:tr>
-        <w:tc>
-          <w:tcPr/>
-          <w:p>
-            <w:pPr>
-              <w:pStyle w:val="Compact"/>
-            </w:pPr>
-            <w:r>
-              <w:t xml:space="preserve">17</w:t>
-            </w:r>
-          </w:p>
-        </w:tc>
-        <w:tc>
-          <w:tcPr/>
-          <w:p>
-            <w:pPr>
-              <w:pStyle w:val="Compact"/>
-            </w:pPr>
-            <w:r>
-              <w:t xml:space="preserve">СанПиН 2.3/2.4.4282-26 (пост. ГГСВ от 02.06.2026 № 18)</w:t>
-            </w:r>
-          </w:p>
-        </w:tc>
-        <w:tc>
-          <w:tcPr/>
-          <w:p>
-            <w:pPr>
-              <w:pStyle w:val="Compact"/>
-            </w:pPr>
-            <w:r>
-              <w:t xml:space="preserve">Н, с 01.09.2026 до 01.09.2032</w:t>
-            </w:r>
-          </w:p>
-        </w:tc>
-        <w:tc>
-          <w:tcPr/>
-          <w:p>
-            <w:pPr>
-              <w:pStyle w:val="Compact"/>
-            </w:pPr>
-            <w:r>
-              <w:t xml:space="preserve">Действующие санитарные требования; п. 3, 11, 24, 25, 32, 43, 56, 59</w:t>
-            </w:r>
-          </w:p>
-        </w:tc>
-        <w:tc>
-          <w:tcPr/>
-          <w:p>
-            <w:pPr>
-              <w:pStyle w:val="Compact"/>
-            </w:pPr>
-            <w:r>
-              <w:t xml:space="preserve">[3]</w:t>
-            </w:r>
-          </w:p>
-        </w:tc>
-      </w:tr>
-      <w:tr>
-        <w:tc>
-          <w:tcPr/>
-          <w:p>
-            <w:pPr>
-              <w:pStyle w:val="Compact"/>
-            </w:pPr>
-            <w:r>
-              <w:t xml:space="preserve">18</w:t>
-            </w:r>
-          </w:p>
-        </w:tc>
-        <w:tc>
-          <w:tcPr/>
-          <w:p>
-            <w:pPr>
-              <w:pStyle w:val="Compact"/>
-            </w:pPr>
-            <w:r>
-              <w:t xml:space="preserve">МР 2.3.1.0253-21</w:t>
-            </w:r>
-          </w:p>
-        </w:tc>
-        <w:tc>
-          <w:tcPr/>
-          <w:p>
-            <w:pPr>
-              <w:pStyle w:val="Compact"/>
-            </w:pPr>
-            <w:r>
-              <w:t xml:space="preserve">МР</w:t>
-            </w:r>
-          </w:p>
-        </w:tc>
-        <w:tc>
-          <w:tcPr/>
-          <w:p>
-            <w:pPr>
-              <w:pStyle w:val="Compact"/>
-            </w:pPr>
-            <w:r>
-              <w:t xml:space="preserve">Нормы физиологических потребностей</w:t>
-            </w:r>
-          </w:p>
-        </w:tc>
-        <w:tc>
-          <w:tcPr/>
-          <w:p>
-            <w:pPr>
-              <w:pStyle w:val="Compact"/>
-            </w:pPr>
-            <w:r>
-              <w:t xml:space="preserve">[42]</w:t>
-            </w:r>
-          </w:p>
-        </w:tc>
-      </w:tr>
-      <w:tr>
-        <w:tc>
-          <w:tcPr/>
-          <w:p>
-            <w:pPr>
-              <w:pStyle w:val="Compact"/>
-            </w:pPr>
-            <w:r>
-              <w:t xml:space="preserve">19</w:t>
-            </w:r>
-          </w:p>
-        </w:tc>
-        <w:tc>
-          <w:tcPr/>
-          <w:p>
-            <w:pPr>
-              <w:pStyle w:val="Compact"/>
-            </w:pPr>
-            <w:r>
-              <w:t xml:space="preserve">Приказ Минздрава России от 05.08.2003 № 330</w:t>
-            </w:r>
-          </w:p>
-        </w:tc>
-        <w:tc>
-          <w:tcPr/>
-          <w:p>
-            <w:pPr>
-              <w:pStyle w:val="Compact"/>
-            </w:pPr>
-            <w:r>
-              <w:t xml:space="preserve">Н (для медорганизаций)</w:t>
-            </w:r>
-          </w:p>
-        </w:tc>
-        <w:tc>
-          <w:tcPr/>
-          <w:p>
-            <w:pPr>
-              <w:pStyle w:val="Compact"/>
-            </w:pPr>
-            <w:r>
-              <w:t xml:space="preserve">Лечебное питание; совет по питанию</w:t>
-            </w:r>
-          </w:p>
-        </w:tc>
-        <w:tc>
-          <w:tcPr/>
-          <w:p>
-            <w:pPr>
-              <w:pStyle w:val="Compact"/>
-            </w:pPr>
-            <w:r>
-              <w:t xml:space="preserve">[49]</w:t>
-            </w:r>
-          </w:p>
-        </w:tc>
-      </w:tr>
-      <w:tr>
-        <w:tc>
-          <w:tcPr/>
-          <w:p>
-            <w:pPr>
-              <w:pStyle w:val="Compact"/>
-            </w:pPr>
-            <w:r>
-              <w:t xml:space="preserve">20</w:t>
-            </w:r>
-          </w:p>
-        </w:tc>
-        <w:tc>
-          <w:tcPr/>
-          <w:p>
-            <w:pPr>
-              <w:pStyle w:val="Compact"/>
-            </w:pPr>
-            <w:r>
-              <w:t xml:space="preserve">Приказ Минздрава России от 21.06.2013 № 395н</w:t>
-            </w:r>
-          </w:p>
-        </w:tc>
-        <w:tc>
-          <w:tcPr/>
-          <w:p>
-            <w:pPr>
-              <w:pStyle w:val="Compact"/>
-            </w:pPr>
-            <w:r>
-              <w:t xml:space="preserve">Н (для медорганизаций)</w:t>
-            </w:r>
-          </w:p>
-        </w:tc>
-        <w:tc>
-          <w:tcPr/>
-          <w:p>
-            <w:pPr>
-              <w:pStyle w:val="Compact"/>
-            </w:pPr>
-            <w:r>
-              <w:t xml:space="preserve">Нормы лечебного питания</w:t>
-            </w:r>
-          </w:p>
-        </w:tc>
-        <w:tc>
-          <w:tcPr/>
-          <w:p>
-            <w:pPr>
-              <w:pStyle w:val="Compact"/>
-            </w:pPr>
-            <w:r>
-              <w:t xml:space="preserve">[50]</w:t>
-            </w:r>
-          </w:p>
-        </w:tc>
-      </w:tr>
-      <w:tr>
-        <w:tc>
-          <w:tcPr/>
-          <w:p>
-            <w:pPr>
-              <w:pStyle w:val="Compact"/>
-            </w:pPr>
-            <w:r>
-              <w:t xml:space="preserve">21</w:t>
-            </w:r>
-          </w:p>
-        </w:tc>
-        <w:tc>
-          <w:tcPr/>
-          <w:p>
-            <w:pPr>
-              <w:pStyle w:val="Compact"/>
-            </w:pPr>
-            <w:r>
-              <w:t xml:space="preserve">Приказ Минздрава России от 23.09.2020 № 1008н</w:t>
-            </w:r>
-          </w:p>
-        </w:tc>
-        <w:tc>
-          <w:tcPr/>
-          <w:p>
-            <w:pPr>
-              <w:pStyle w:val="Compact"/>
-            </w:pPr>
-            <w:r>
-              <w:t xml:space="preserve">Н (для медорганизаций)</w:t>
-            </w:r>
-          </w:p>
-        </w:tc>
-        <w:tc>
-          <w:tcPr/>
-          <w:p>
-            <w:pPr>
-              <w:pStyle w:val="Compact"/>
-            </w:pPr>
-            <w:r>
-              <w:t xml:space="preserve">Порядок обеспечения лечебным питанием</w:t>
-            </w:r>
-          </w:p>
-        </w:tc>
-        <w:tc>
-          <w:tcPr/>
-          <w:p>
-            <w:pPr>
-              <w:pStyle w:val="Compact"/>
-            </w:pPr>
-            <w:r>
-              <w:t xml:space="preserve">[51]</w:t>
-            </w:r>
-          </w:p>
-        </w:tc>
-      </w:tr>
-      <w:tr>
-        <w:tc>
-          <w:tcPr/>
-          <w:p>
-            <w:pPr>
-              <w:pStyle w:val="Compact"/>
-            </w:pPr>
-            <w:r>
-              <w:t xml:space="preserve">22</w:t>
-            </w:r>
-          </w:p>
-        </w:tc>
-        <w:tc>
-          <w:tcPr/>
-          <w:p>
-            <w:pPr>
-              <w:pStyle w:val="Compact"/>
-            </w:pPr>
-            <w:r>
-              <w:t xml:space="preserve">Пост. Правительства СПб от 29.12.2014 № 1284 (ред. 27.06.2022 № 561)</w:t>
-            </w:r>
-          </w:p>
-        </w:tc>
-        <w:tc>
-          <w:tcPr/>
-          <w:p>
-            <w:pPr>
-              <w:pStyle w:val="Compact"/>
-            </w:pPr>
-            <w:r>
-              <w:t xml:space="preserve">Н</w:t>
-            </w:r>
-          </w:p>
-        </w:tc>
-        <w:tc>
-          <w:tcPr/>
-          <w:p>
-            <w:pPr>
-              <w:pStyle w:val="Compact"/>
-            </w:pPr>
-            <w:r>
-              <w:t xml:space="preserve">Нормы питания СПб; две нормы для ПНИ</w:t>
-            </w:r>
-          </w:p>
-        </w:tc>
-        <w:tc>
-          <w:tcPr/>
-          <w:p>
-            <w:pPr>
-              <w:pStyle w:val="Compact"/>
-            </w:pPr>
-            <w:r>
-              <w:t xml:space="preserve">[33]</w:t>
-            </w:r>
-          </w:p>
-        </w:tc>
-      </w:tr>
-      <w:tr>
-        <w:tc>
-          <w:tcPr/>
-          <w:p>
-            <w:pPr>
-              <w:pStyle w:val="Compact"/>
-            </w:pPr>
-            <w:r>
-              <w:t xml:space="preserve">23</w:t>
-            </w:r>
-          </w:p>
-        </w:tc>
-        <w:tc>
-          <w:tcPr/>
-          <w:p>
-            <w:pPr>
-              <w:pStyle w:val="Compact"/>
-            </w:pPr>
-            <w:r>
-              <w:t xml:space="preserve">Пост. Правительства СПб от 29.12.2014 № 1283</w:t>
-            </w:r>
-          </w:p>
-        </w:tc>
-        <w:tc>
-          <w:tcPr/>
-          <w:p>
-            <w:pPr>
-              <w:pStyle w:val="Compact"/>
-            </w:pPr>
-            <w:r>
-              <w:t xml:space="preserve">Н</w:t>
-            </w:r>
-          </w:p>
-        </w:tc>
-        <w:tc>
-          <w:tcPr/>
-          <w:p>
-            <w:pPr>
-              <w:pStyle w:val="Compact"/>
-            </w:pPr>
-            <w:r>
-              <w:t xml:space="preserve">Порядки предоставления социальных услуг в СПб</w:t>
-            </w:r>
-          </w:p>
-        </w:tc>
-        <w:tc>
-          <w:tcPr/>
-          <w:p>
-            <w:pPr>
-              <w:pStyle w:val="Compact"/>
-            </w:pPr>
-            <w:r>
-              <w:t xml:space="preserve">[72]</w:t>
-            </w:r>
-          </w:p>
-        </w:tc>
-      </w:tr>
-      <w:tr>
-        <w:tc>
-          <w:tcPr/>
-          <w:p>
-            <w:pPr>
-              <w:pStyle w:val="Compact"/>
-            </w:pPr>
-            <w:r>
-              <w:t xml:space="preserve">24</w:t>
-            </w:r>
-          </w:p>
-        </w:tc>
-        <w:tc>
-          <w:tcPr/>
-          <w:p>
-            <w:pPr>
-              <w:pStyle w:val="Compact"/>
-            </w:pPr>
-            <w:r>
-              <w:t xml:space="preserve">Распоряжение КСП СПб от 13.12.2024 № 1366-р; от 15.12.2025 № 1155-р</w:t>
-            </w:r>
-          </w:p>
-        </w:tc>
-        <w:tc>
-          <w:tcPr/>
-          <w:p>
-            <w:pPr>
-              <w:pStyle w:val="Compact"/>
-            </w:pPr>
-            <w:r>
-              <w:t xml:space="preserve">Н</w:t>
-            </w:r>
-          </w:p>
-        </w:tc>
-        <w:tc>
-          <w:tcPr/>
-          <w:p>
-            <w:pPr>
-              <w:pStyle w:val="Compact"/>
-            </w:pPr>
-            <w:r>
-              <w:t xml:space="preserve">Тарифы на 2025 и 2026 гг.; официальные файлы — прил. Г</w:t>
-            </w:r>
-          </w:p>
-        </w:tc>
-        <w:tc>
-          <w:tcPr/>
-          <w:p>
-            <w:pPr>
-              <w:pStyle w:val="Compact"/>
-            </w:pPr>
-            <w:r>
-              <w:t xml:space="preserve">[73, 74]</w:t>
-            </w:r>
-          </w:p>
-        </w:tc>
-      </w:tr>
-      <w:tr>
-        <w:tc>
-          <w:tcPr/>
-          <w:p>
-            <w:pPr>
-              <w:pStyle w:val="Compact"/>
-            </w:pPr>
-            <w:r>
-              <w:t xml:space="preserve">25</w:t>
-            </w:r>
-          </w:p>
-        </w:tc>
-        <w:tc>
-          <w:tcPr/>
-          <w:p>
-            <w:pPr>
-              <w:pStyle w:val="Compact"/>
-            </w:pPr>
-            <w:r>
-              <w:t xml:space="preserve">Пост. Правительства СПб от 19.12.2019 № 929</w:t>
-            </w:r>
-          </w:p>
-        </w:tc>
-        <w:tc>
-          <w:tcPr/>
-          <w:p>
-            <w:pPr>
-              <w:pStyle w:val="Compact"/>
-            </w:pPr>
-            <w:r>
-              <w:t xml:space="preserve">Н</w:t>
-            </w:r>
-          </w:p>
-        </w:tc>
-        <w:tc>
-          <w:tcPr/>
-          <w:p>
-            <w:pPr>
-              <w:pStyle w:val="Compact"/>
-            </w:pPr>
-            <w:r>
-              <w:t xml:space="preserve">Новая редакция норм с 01.01.2020</w:t>
-            </w:r>
-          </w:p>
-        </w:tc>
-        <w:tc>
-          <w:tcPr/>
-          <w:p>
-            <w:pPr>
-              <w:pStyle w:val="Compact"/>
-            </w:pPr>
-            <w:r>
-              <w:t xml:space="preserve">[71]</w:t>
-            </w:r>
-          </w:p>
-        </w:tc>
-      </w:tr>
-      <w:tr>
-        <w:tc>
-          <w:tcPr/>
-          <w:p>
-            <w:pPr>
-              <w:pStyle w:val="Compact"/>
-            </w:pPr>
-            <w:r>
-              <w:t xml:space="preserve">26</w:t>
-            </w:r>
-          </w:p>
-        </w:tc>
-        <w:tc>
-          <w:tcPr/>
-          <w:p>
-            <w:pPr>
-              <w:pStyle w:val="Compact"/>
-            </w:pPr>
-            <w:r>
-              <w:t xml:space="preserve">Приказ ДТСЗН г. Москвы от 22.03.2021 № 228</w:t>
-            </w:r>
-          </w:p>
-        </w:tc>
-        <w:tc>
-          <w:tcPr/>
-          <w:p>
-            <w:pPr>
-              <w:pStyle w:val="Compact"/>
-            </w:pPr>
-            <w:r>
-              <w:t xml:space="preserve">Н</w:t>
-            </w:r>
-          </w:p>
-        </w:tc>
-        <w:tc>
-          <w:tcPr/>
-          <w:p>
-            <w:pPr>
-              <w:pStyle w:val="Compact"/>
-            </w:pPr>
-            <w:r>
-              <w:t xml:space="preserve">Нормы питания Москвы</w:t>
-            </w:r>
-          </w:p>
-        </w:tc>
-        <w:tc>
-          <w:tcPr/>
-          <w:p>
-            <w:pPr>
-              <w:pStyle w:val="Compact"/>
-            </w:pPr>
-            <w:r>
-              <w:t xml:space="preserve">[68]</w:t>
-            </w:r>
-          </w:p>
-        </w:tc>
-      </w:tr>
-      <w:tr>
-        <w:tc>
-          <w:tcPr/>
-          <w:p>
-            <w:pPr>
-              <w:pStyle w:val="Compact"/>
-            </w:pPr>
-            <w:r>
-              <w:t xml:space="preserve">27</w:t>
-            </w:r>
-          </w:p>
-        </w:tc>
-        <w:tc>
-          <w:tcPr/>
-          <w:p>
-            <w:pPr>
-              <w:pStyle w:val="Compact"/>
-            </w:pPr>
-            <w:r>
-              <w:t xml:space="preserve">Пост. Правительства Свердловской обл. от 10.11.2022 № 765-ПП</w:t>
-            </w:r>
-          </w:p>
-        </w:tc>
-        <w:tc>
-          <w:tcPr/>
-          <w:p>
-            <w:pPr>
-              <w:pStyle w:val="Compact"/>
-            </w:pPr>
-            <w:r>
-              <w:t xml:space="preserve">Н</w:t>
-            </w:r>
-          </w:p>
-        </w:tc>
-        <w:tc>
-          <w:tcPr/>
-          <w:p>
-            <w:pPr>
-              <w:pStyle w:val="Compact"/>
-            </w:pPr>
-            <w:r>
-              <w:t xml:space="preserve">Нормы питания; ссылка на прил. 11 СанПиН</w:t>
-            </w:r>
-          </w:p>
-        </w:tc>
-        <w:tc>
-          <w:tcPr/>
-          <w:p>
-            <w:pPr>
-              <w:pStyle w:val="Compact"/>
-            </w:pPr>
-            <w:r>
-              <w:t xml:space="preserve">[43]</w:t>
-            </w:r>
-          </w:p>
-        </w:tc>
-      </w:tr>
-      <w:tr>
-        <w:tc>
-          <w:tcPr/>
-          <w:p>
-            <w:pPr>
-              <w:pStyle w:val="Compact"/>
-            </w:pPr>
-            <w:r>
-              <w:t xml:space="preserve">28</w:t>
-            </w:r>
-          </w:p>
-        </w:tc>
-        <w:tc>
-          <w:tcPr/>
-          <w:p>
-            <w:pPr>
-              <w:pStyle w:val="Compact"/>
-            </w:pPr>
-            <w:r>
-              <w:t xml:space="preserve">Пост. Правительства Нижегородской обл. от 20.10.2014 № 709 (ред. пост. от 30.08.2019 № 617, с 01.01.2020)</w:t>
-            </w:r>
-          </w:p>
-        </w:tc>
-        <w:tc>
-          <w:tcPr/>
-          <w:p>
-            <w:pPr>
-              <w:pStyle w:val="Compact"/>
-            </w:pPr>
-            <w:r>
-              <w:t xml:space="preserve">Н</w:t>
-            </w:r>
-          </w:p>
-        </w:tc>
-        <w:tc>
-          <w:tcPr/>
-          <w:p>
-            <w:pPr>
-              <w:pStyle w:val="Compact"/>
-            </w:pPr>
-            <w:r>
-              <w:t xml:space="preserve">Нормы питания для взрослых в нетто; положений о выборе и замене нет</w:t>
-            </w:r>
-          </w:p>
-        </w:tc>
-        <w:tc>
-          <w:tcPr/>
-          <w:p>
-            <w:pPr>
-              <w:pStyle w:val="Compact"/>
-            </w:pPr>
-            <w:r>
-              <w:t xml:space="preserve">[69, 78]</w:t>
-            </w:r>
-          </w:p>
-        </w:tc>
-      </w:tr>
-      <w:tr>
-        <w:tc>
-          <w:tcPr/>
-          <w:p>
-            <w:pPr>
-              <w:pStyle w:val="Compact"/>
-            </w:pPr>
-            <w:r>
-              <w:t xml:space="preserve">29</w:t>
-            </w:r>
-          </w:p>
-        </w:tc>
-        <w:tc>
-          <w:tcPr/>
-          <w:p>
-            <w:pPr>
-              <w:pStyle w:val="Compact"/>
-            </w:pPr>
-            <w:r>
-              <w:t xml:space="preserve">Приказ Омской обл. от 11.11.2014 № 171-п</w:t>
-            </w:r>
-          </w:p>
-        </w:tc>
-        <w:tc>
-          <w:tcPr/>
-          <w:p>
-            <w:pPr>
-              <w:pStyle w:val="Compact"/>
-            </w:pPr>
-            <w:r>
-              <w:t xml:space="preserve">Н</w:t>
-            </w:r>
-          </w:p>
-        </w:tc>
-        <w:tc>
-          <w:tcPr/>
-          <w:p>
-            <w:pPr>
-              <w:pStyle w:val="Compact"/>
-            </w:pPr>
-            <w:r>
-              <w:t xml:space="preserve">Нормы питания</w:t>
-            </w:r>
-          </w:p>
-        </w:tc>
-        <w:tc>
-          <w:tcPr/>
-          <w:p>
-            <w:pPr>
-              <w:pStyle w:val="Compact"/>
-            </w:pPr>
-            <w:r>
-              <w:t xml:space="preserve">[80]</w:t>
-            </w:r>
-          </w:p>
-        </w:tc>
-      </w:tr>
-      <w:tr>
-        <w:tc>
-          <w:tcPr/>
-          <w:p>
-            <w:pPr>
-              <w:pStyle w:val="Compact"/>
-            </w:pPr>
-            <w:r>
-              <w:t xml:space="preserve">30</w:t>
-            </w:r>
-          </w:p>
-        </w:tc>
-        <w:tc>
-          <w:tcPr/>
-          <w:p>
-            <w:pPr>
-              <w:pStyle w:val="Compact"/>
-            </w:pPr>
-            <w:r>
-              <w:t xml:space="preserve">Приказ КСЗН Псковской обл. от 14.07.2020 № 206</w:t>
-            </w:r>
-          </w:p>
-        </w:tc>
-        <w:tc>
-          <w:tcPr/>
-          <w:p>
-            <w:pPr>
-              <w:pStyle w:val="Compact"/>
-            </w:pPr>
-            <w:r>
-              <w:t xml:space="preserve">Н</w:t>
-            </w:r>
-          </w:p>
-        </w:tc>
-        <w:tc>
-          <w:tcPr/>
-          <w:p>
-            <w:pPr>
-              <w:pStyle w:val="Compact"/>
-            </w:pPr>
-            <w:r>
-              <w:t xml:space="preserve">Нормы питания</w:t>
-            </w:r>
-          </w:p>
-        </w:tc>
-        <w:tc>
-          <w:tcPr/>
-          <w:p>
-            <w:pPr>
-              <w:pStyle w:val="Compact"/>
-            </w:pPr>
-            <w:r>
-              <w:t xml:space="preserve">[81]</w:t>
-            </w:r>
-          </w:p>
-        </w:tc>
-      </w:tr>
-      <w:tr>
-        <w:tc>
-          <w:tcPr/>
-          <w:p>
-            <w:pPr>
-              <w:pStyle w:val="Compact"/>
-            </w:pPr>
-            <w:r>
-              <w:t xml:space="preserve">31</w:t>
-            </w:r>
-          </w:p>
-        </w:tc>
-        <w:tc>
-          <w:tcPr/>
-          <w:p>
-            <w:pPr>
-              <w:pStyle w:val="Compact"/>
-            </w:pPr>
-            <w:r>
-              <w:t xml:space="preserve">Пост. Правительства Красноярского края от 17.12.2014 № 607-п (ред. 14.10.2021; изм. № 74-п от 06.02.2024, № 892-п от 14.10.2025)</w:t>
-            </w:r>
-          </w:p>
-        </w:tc>
-        <w:tc>
-          <w:tcPr/>
-          <w:p>
-            <w:pPr>
-              <w:pStyle w:val="Compact"/>
-            </w:pPr>
-            <w:r>
-              <w:t xml:space="preserve">Н</w:t>
-            </w:r>
-          </w:p>
-        </w:tc>
-        <w:tc>
-          <w:tcPr/>
-          <w:p>
-            <w:pPr>
-              <w:pStyle w:val="Compact"/>
-            </w:pPr>
-            <w:r>
-              <w:t xml:space="preserve">Нормы питания в брутто; отдельный раздел для ПНИ (с 2026 г. — ДСО); поправки 2024–2025 гг. граммов взрослых норм не меняли; положений о замене нет</w:t>
-            </w:r>
-          </w:p>
-        </w:tc>
-        <w:tc>
-          <w:tcPr/>
-          <w:p>
-            <w:pPr>
-              <w:pStyle w:val="Compact"/>
-            </w:pPr>
-            <w:r>
-              <w:t xml:space="preserve">[44, 82]</w:t>
-            </w:r>
-          </w:p>
-        </w:tc>
-      </w:tr>
-      <w:tr>
-        <w:tc>
-          <w:tcPr/>
-          <w:p>
-            <w:pPr>
-              <w:pStyle w:val="Compact"/>
-            </w:pPr>
-            <w:r>
-              <w:t xml:space="preserve">32</w:t>
-            </w:r>
-          </w:p>
-        </w:tc>
-        <w:tc>
-          <w:tcPr/>
-          <w:p>
-            <w:pPr>
-              <w:pStyle w:val="Compact"/>
-            </w:pPr>
-            <w:r>
-              <w:t xml:space="preserve">Распоряжение минсоцразвития Московской обл. от 13.04.2017 № 19РВ-32</w:t>
-            </w:r>
-          </w:p>
-        </w:tc>
-        <w:tc>
-          <w:tcPr/>
-          <w:p>
-            <w:pPr>
-              <w:pStyle w:val="Compact"/>
-            </w:pPr>
-            <w:r>
-              <w:t xml:space="preserve">Н</w:t>
-            </w:r>
-          </w:p>
-        </w:tc>
-        <w:tc>
-          <w:tcPr/>
-          <w:p>
-            <w:pPr>
-              <w:pStyle w:val="Compact"/>
-            </w:pPr>
-            <w:r>
-              <w:t xml:space="preserve">Нормы питания в ПНИ Московской обл. (по [29])</w:t>
-            </w:r>
-          </w:p>
-        </w:tc>
-        <w:tc>
-          <w:tcPr/>
-          <w:p>
-            <w:pPr>
-              <w:pStyle w:val="Compact"/>
-            </w:pPr>
-            <w:r>
-              <w:t xml:space="preserve">[29]</w:t>
-            </w:r>
-          </w:p>
-        </w:tc>
-      </w:tr>
-      <w:tr>
-        <w:tc>
-          <w:tcPr/>
-          <w:p>
-            <w:pPr>
-              <w:pStyle w:val="Compact"/>
-            </w:pPr>
-            <w:r>
-              <w:t xml:space="preserve">33</w:t>
-            </w:r>
-          </w:p>
-        </w:tc>
-        <w:tc>
-          <w:tcPr/>
-          <w:p>
-            <w:pPr>
-              <w:pStyle w:val="Compact"/>
-            </w:pPr>
-            <w:r>
-              <w:t xml:space="preserve">Приказ минсоцразвития Иркутской обл. от 11.12.2014 № 193-мпр</w:t>
-            </w:r>
-          </w:p>
-        </w:tc>
-        <w:tc>
-          <w:tcPr/>
-          <w:p>
-            <w:pPr>
-              <w:pStyle w:val="Compact"/>
-            </w:pPr>
-            <w:r>
-              <w:t xml:space="preserve">Н</w:t>
-            </w:r>
-          </w:p>
-        </w:tc>
-        <w:tc>
-          <w:tcPr/>
-          <w:p>
-            <w:pPr>
-              <w:pStyle w:val="Compact"/>
-            </w:pPr>
-            <w:r>
-              <w:t xml:space="preserve">Порядок предоставления услуг в стационарной форме</w:t>
-            </w:r>
-          </w:p>
-        </w:tc>
-        <w:tc>
-          <w:tcPr/>
-          <w:p>
-            <w:pPr>
-              <w:pStyle w:val="Compact"/>
-            </w:pPr>
-            <w:r>
-              <w:t xml:space="preserve">[16]</w:t>
-            </w:r>
-          </w:p>
-        </w:tc>
-      </w:tr>
-      <w:tr>
-        <w:tc>
-          <w:tcPr/>
-          <w:p>
-            <w:pPr>
-              <w:pStyle w:val="Compact"/>
-            </w:pPr>
-            <w:r>
-              <w:t xml:space="preserve">34</w:t>
-            </w:r>
-          </w:p>
-        </w:tc>
-        <w:tc>
-          <w:tcPr/>
-          <w:p>
-            <w:pPr>
-              <w:pStyle w:val="Compact"/>
-            </w:pPr>
-            <w:r>
-              <w:t xml:space="preserve">Приказ СПб ГАСУСОН «ДСО „Серафимовский“» от 10.03.2026 № 124</w:t>
-            </w:r>
-          </w:p>
-        </w:tc>
-        <w:tc>
-          <w:tcPr/>
-          <w:p>
-            <w:pPr>
-              <w:pStyle w:val="Compact"/>
-            </w:pPr>
-            <w:r>
-              <w:t xml:space="preserve">Л</w:t>
-            </w:r>
-          </w:p>
-        </w:tc>
-        <w:tc>
-          <w:tcPr/>
-          <w:p>
-            <w:pPr>
-              <w:pStyle w:val="Compact"/>
-            </w:pPr>
-            <w:r>
-              <w:t xml:space="preserve">Правила внутреннего распорядка; заказное питание</w:t>
-            </w:r>
-          </w:p>
-        </w:tc>
-        <w:tc>
-          <w:tcPr/>
-          <w:p>
-            <w:pPr>
-              <w:pStyle w:val="Compact"/>
-            </w:pPr>
-            <w:r>
-              <w:t xml:space="preserve">[28]</w:t>
-            </w:r>
-          </w:p>
-        </w:tc>
-      </w:tr>
-      <w:tr>
-        <w:tc>
-          <w:tcPr/>
-          <w:p>
-            <w:pPr>
-              <w:pStyle w:val="Compact"/>
-            </w:pPr>
-            <w:r>
-              <w:t xml:space="preserve">35</w:t>
-            </w:r>
-          </w:p>
-        </w:tc>
-        <w:tc>
-          <w:tcPr/>
-          <w:p>
-            <w:pPr>
-              <w:pStyle w:val="Compact"/>
-            </w:pPr>
-            <w:r>
-              <w:t xml:space="preserve">Health and Social Care Act 2008 (Regulated Activities) Regulations 2014, reg. 14</w:t>
-            </w:r>
-          </w:p>
-        </w:tc>
-        <w:tc>
-          <w:tcPr/>
-          <w:p>
-            <w:pPr>
-              <w:pStyle w:val="Compact"/>
-            </w:pPr>
-            <w:r>
-              <w:t xml:space="preserve">И</w:t>
-            </w:r>
-          </w:p>
-        </w:tc>
-        <w:tc>
-          <w:tcPr/>
-          <w:p>
-            <w:pPr>
-              <w:pStyle w:val="Compact"/>
-            </w:pPr>
-            <w:r>
-              <w:t xml:space="preserve">Предпочтения как часть потребности в питании</w:t>
-            </w:r>
-          </w:p>
-        </w:tc>
-        <w:tc>
-          <w:tcPr/>
-          <w:p>
-            <w:pPr>
-              <w:pStyle w:val="Compact"/>
-            </w:pPr>
-            <w:r>
-              <w:t xml:space="preserve">[119]</w:t>
-            </w:r>
-          </w:p>
-        </w:tc>
-      </w:tr>
-      <w:tr>
-        <w:tc>
-          <w:tcPr/>
-          <w:p>
-            <w:pPr>
-              <w:pStyle w:val="Compact"/>
-            </w:pPr>
-            <w:r>
-              <w:t xml:space="preserve">36</w:t>
-            </w:r>
-          </w:p>
-        </w:tc>
-        <w:tc>
-          <w:tcPr/>
-          <w:p>
-            <w:pPr>
-              <w:pStyle w:val="Compact"/>
-            </w:pPr>
-            <w:r>
-              <w:t xml:space="preserve">Health and Social Care Standards (Scotland), 2017</w:t>
-            </w:r>
-          </w:p>
-        </w:tc>
-        <w:tc>
-          <w:tcPr/>
-          <w:p>
-            <w:pPr>
-              <w:pStyle w:val="Compact"/>
-            </w:pPr>
-            <w:r>
-              <w:t xml:space="preserve">И</w:t>
-            </w:r>
-          </w:p>
-        </w:tc>
-        <w:tc>
-          <w:tcPr/>
-          <w:p>
-            <w:pPr>
-              <w:pStyle w:val="Compact"/>
-            </w:pPr>
-            <w:r>
-              <w:t xml:space="preserve">Право выбирать и участвовать в планировании меню</w:t>
-            </w:r>
-          </w:p>
-        </w:tc>
-        <w:tc>
-          <w:tcPr/>
-          <w:p>
-            <w:pPr>
-              <w:pStyle w:val="Compact"/>
-            </w:pPr>
-            <w:r>
-              <w:t xml:space="preserve">[121]</w:t>
-            </w:r>
-          </w:p>
-        </w:tc>
-      </w:tr>
-      <w:tr>
-        <w:tc>
-          <w:tcPr/>
-          <w:p>
-            <w:pPr>
-              <w:pStyle w:val="Compact"/>
-            </w:pPr>
-            <w:r>
-              <w:t xml:space="preserve">37</w:t>
-            </w:r>
-          </w:p>
-        </w:tc>
-        <w:tc>
-          <w:tcPr/>
-          <w:p>
-            <w:pPr>
-              <w:pStyle w:val="Compact"/>
-            </w:pPr>
-            <w:r>
-              <w:t xml:space="preserve">42 CFR § 483.60</w:t>
-            </w:r>
-          </w:p>
-        </w:tc>
-        <w:tc>
-          <w:tcPr/>
-          <w:p>
-            <w:pPr>
-              <w:pStyle w:val="Compact"/>
-            </w:pPr>
-            <w:r>
-              <w:t xml:space="preserve">И</w:t>
-            </w:r>
-          </w:p>
-        </w:tc>
-        <w:tc>
-          <w:tcPr/>
-          <w:p>
-            <w:pPr>
-              <w:pStyle w:val="Compact"/>
-            </w:pPr>
-            <w:r>
-              <w:t xml:space="preserve">Альтернатива сходной пищевой ценности; ≤14 ч</w:t>
-            </w:r>
-          </w:p>
-        </w:tc>
-        <w:tc>
-          <w:tcPr/>
-          <w:p>
-            <w:pPr>
-              <w:pStyle w:val="Compact"/>
-            </w:pPr>
-            <w:r>
-              <w:t xml:space="preserve">[122]</w:t>
-            </w:r>
-          </w:p>
-        </w:tc>
-      </w:tr>
-      <w:tr>
-        <w:tc>
-          <w:tcPr/>
-          <w:p>
-            <w:pPr>
-              <w:pStyle w:val="Compact"/>
-            </w:pPr>
-            <w:r>
-              <w:t xml:space="preserve">38</w:t>
-            </w:r>
-          </w:p>
-        </w:tc>
-        <w:tc>
-          <w:tcPr/>
-          <w:p>
-            <w:pPr>
-              <w:pStyle w:val="Compact"/>
-            </w:pPr>
-            <w:r>
-              <w:t xml:space="preserve">O. Reg. 246/22 (Ontario), s. 77</w:t>
-            </w:r>
-          </w:p>
-        </w:tc>
-        <w:tc>
-          <w:tcPr/>
-          <w:p>
-            <w:pPr>
-              <w:pStyle w:val="Compact"/>
-            </w:pPr>
-            <w:r>
-              <w:t xml:space="preserve">И</w:t>
-            </w:r>
-          </w:p>
-        </w:tc>
-        <w:tc>
-          <w:tcPr/>
-          <w:p>
-            <w:pPr>
-              <w:pStyle w:val="Compact"/>
-            </w:pPr>
-            <w:r>
-              <w:t xml:space="preserve">Цикл ≥21 дня с выбором на каждом приёме</w:t>
-            </w:r>
-          </w:p>
-        </w:tc>
-        <w:tc>
-          <w:tcPr/>
-          <w:p>
-            <w:pPr>
-              <w:pStyle w:val="Compact"/>
-            </w:pPr>
-            <w:r>
-              <w:t xml:space="preserve">[125]</w:t>
-            </w:r>
-          </w:p>
-        </w:tc>
-      </w:tr>
-      <w:tr>
-        <w:tc>
-          <w:tcPr/>
-          <w:p>
-            <w:pPr>
-              <w:pStyle w:val="Compact"/>
-            </w:pPr>
-            <w:r>
-              <w:t xml:space="preserve">39</w:t>
-            </w:r>
-          </w:p>
-        </w:tc>
-        <w:tc>
-          <w:tcPr/>
-          <w:p>
-            <w:pPr>
-              <w:pStyle w:val="Compact"/>
-            </w:pPr>
-            <w:r>
-              <w:t xml:space="preserve">Пост. Правительства РФ от 25.06.2021 № 999</w:t>
-            </w:r>
-          </w:p>
-        </w:tc>
-        <w:tc>
-          <w:tcPr/>
-          <w:p>
-            <w:pPr>
-              <w:pStyle w:val="Compact"/>
-            </w:pPr>
-            <w:r>
-              <w:t xml:space="preserve">Н</w:t>
-            </w:r>
-          </w:p>
-        </w:tc>
-        <w:tc>
-          <w:tcPr/>
-          <w:p>
-            <w:pPr>
-              <w:pStyle w:val="Compact"/>
-            </w:pPr>
-            <w:r>
-              <w:t xml:space="preserve">Федеральный госконтроль в сфере соцобслуживания (Роструд), в том числе за организациями субъектов</w:t>
-            </w:r>
-          </w:p>
-        </w:tc>
-        <w:tc>
-          <w:tcPr/>
-          <w:p>
-            <w:pPr>
-              <w:pStyle w:val="Compact"/>
-            </w:pPr>
-            <w:r>
-              <w:t xml:space="preserve">[143]</w:t>
-            </w:r>
-          </w:p>
-        </w:tc>
-      </w:tr>
-      <w:tr>
-        <w:tc>
-          <w:tcPr/>
-          <w:p>
-            <w:pPr>
-              <w:pStyle w:val="Compact"/>
-            </w:pPr>
-            <w:r>
-              <w:t xml:space="preserve">40</w:t>
-            </w:r>
-          </w:p>
-        </w:tc>
-        <w:tc>
-          <w:tcPr/>
-          <w:p>
-            <w:pPr>
-              <w:pStyle w:val="Compact"/>
-            </w:pPr>
-            <w:r>
-              <w:t xml:space="preserve">Приказ Роструда от 02.02.2026 № 18</w:t>
-            </w:r>
-          </w:p>
-        </w:tc>
-        <w:tc>
-          <w:tcPr/>
-          <w:p>
-            <w:pPr>
-              <w:pStyle w:val="Compact"/>
-            </w:pPr>
-            <w:r>
-              <w:t xml:space="preserve">Н</w:t>
-            </w:r>
-          </w:p>
-        </w:tc>
-        <w:tc>
-          <w:tcPr/>
-          <w:p>
-            <w:pPr>
-              <w:pStyle w:val="Compact"/>
-            </w:pPr>
-            <w:r>
-              <w:t xml:space="preserve">Проверочный лист: нормы питания (в. 64), посты (в. 75); вопроса о выборе нет</w:t>
-            </w:r>
-          </w:p>
-        </w:tc>
-        <w:tc>
-          <w:tcPr/>
-          <w:p>
-            <w:pPr>
-              <w:pStyle w:val="Compact"/>
-            </w:pPr>
-            <w:r>
-              <w:t xml:space="preserve">[38]</w:t>
-            </w:r>
-          </w:p>
-        </w:tc>
-      </w:tr>
-      <w:tr>
-        <w:tc>
-          <w:tcPr/>
-          <w:p>
-            <w:pPr>
-              <w:pStyle w:val="Compact"/>
-            </w:pPr>
-            <w:r>
-              <w:t xml:space="preserve">41</w:t>
-            </w:r>
-          </w:p>
-        </w:tc>
-        <w:tc>
-          <w:tcPr/>
-          <w:p>
-            <w:pPr>
-              <w:pStyle w:val="Compact"/>
-            </w:pPr>
-            <w:r>
-              <w:t xml:space="preserve">Пост. Правительства СПб от 14.12.2021 № 985</w:t>
-            </w:r>
-          </w:p>
-        </w:tc>
-        <w:tc>
-          <w:tcPr/>
-          <w:p>
-            <w:pPr>
-              <w:pStyle w:val="Compact"/>
-            </w:pPr>
-            <w:r>
-              <w:t xml:space="preserve">Н</w:t>
-            </w:r>
-          </w:p>
-        </w:tc>
-        <w:tc>
-          <w:tcPr/>
-          <w:p>
-            <w:pPr>
-              <w:pStyle w:val="Compact"/>
-            </w:pPr>
-            <w:r>
-              <w:t xml:space="preserve">Региональный контроль только за негосударственными поставщиками; отмена пост. № 1291</w:t>
-            </w:r>
-          </w:p>
-        </w:tc>
-        <w:tc>
-          <w:tcPr/>
-          <w:p>
-            <w:pPr>
-              <w:pStyle w:val="Compact"/>
-            </w:pPr>
-            <w:r>
-              <w:t xml:space="preserve">[144]</w:t>
-            </w:r>
-          </w:p>
-        </w:tc>
-      </w:tr>
-      <w:tr>
-        <w:tc>
-          <w:tcPr/>
-          <w:p>
-            <w:pPr>
-              <w:pStyle w:val="Compact"/>
-            </w:pPr>
-            <w:r>
-              <w:t xml:space="preserve">42</w:t>
-            </w:r>
-          </w:p>
-        </w:tc>
-        <w:tc>
-          <w:tcPr/>
-          <w:p>
-            <w:pPr>
-              <w:pStyle w:val="Compact"/>
-            </w:pPr>
-            <w:r>
-              <w:t xml:space="preserve">Приказ ДСЗН г. Москвы от 24.12.2014 № 1068</w:t>
-            </w:r>
-          </w:p>
-        </w:tc>
-        <w:tc>
-          <w:tcPr/>
-          <w:p>
-            <w:pPr>
-              <w:pStyle w:val="Compact"/>
-            </w:pPr>
-            <w:r>
-              <w:t xml:space="preserve">Н</w:t>
-            </w:r>
-          </w:p>
-        </w:tc>
-        <w:tc>
-          <w:tcPr/>
-          <w:p>
-            <w:pPr>
-              <w:pStyle w:val="Compact"/>
-            </w:pPr>
-            <w:r>
-              <w:t xml:space="preserve">Нормы питания в стационарной форме, брутто, три графы (в т. ч. психоневрологические организации); акт того же уровня, что № 228, и более ранний; формальная отмена не подтверждена</w:t>
-            </w:r>
-          </w:p>
-        </w:tc>
-        <w:tc>
-          <w:tcPr/>
-          <w:p>
-            <w:pPr>
-              <w:pStyle w:val="Compact"/>
-            </w:pPr>
-            <w:r>
-              <w:t xml:space="preserve">[76, 77]</w:t>
-            </w:r>
-          </w:p>
-        </w:tc>
-      </w:tr>
-      <w:tr>
-        <w:tc>
-          <w:tcPr/>
-          <w:p>
-            <w:pPr>
-              <w:pStyle w:val="Compact"/>
-            </w:pPr>
-            <w:r>
-              <w:t xml:space="preserve">43</w:t>
-            </w:r>
-          </w:p>
-        </w:tc>
-        <w:tc>
-          <w:tcPr/>
-          <w:p>
-            <w:pPr>
-              <w:pStyle w:val="Compact"/>
-            </w:pPr>
-            <w:r>
-              <w:t xml:space="preserve">Приказ КСЗН Ленинградской обл. от 30.12.2021 № 04-58, прил. 3 (изм. приказом от 04.08.2025 № 04-81, приложение 3 не затронуто)</w:t>
-            </w:r>
-          </w:p>
-        </w:tc>
-        <w:tc>
-          <w:tcPr/>
-          <w:p>
-            <w:pPr>
-              <w:pStyle w:val="Compact"/>
-            </w:pPr>
-            <w:r>
-              <w:t xml:space="preserve">Н</w:t>
-            </w:r>
-          </w:p>
-        </w:tc>
-        <w:tc>
-          <w:tcPr/>
-          <w:p>
-            <w:pPr>
-              <w:pStyle w:val="Compact"/>
-            </w:pPr>
-            <w:r>
-              <w:t xml:space="preserve">Нормы питания в брутто и нетто; коэффициенты пересчёта</w:t>
-            </w:r>
-          </w:p>
-        </w:tc>
-        <w:tc>
-          <w:tcPr/>
-          <w:p>
-            <w:pPr>
-              <w:pStyle w:val="Compact"/>
-            </w:pPr>
-            <w:r>
-              <w:t xml:space="preserve">[45, 83]</w:t>
-            </w:r>
-          </w:p>
-        </w:tc>
-      </w:tr>
-      <w:tr>
-        <w:tc>
-          <w:tcPr/>
-          <w:p>
-            <w:pPr>
-              <w:pStyle w:val="Compact"/>
-            </w:pPr>
-            <w:r>
-              <w:t xml:space="preserve">44</w:t>
-            </w:r>
-          </w:p>
-        </w:tc>
-        <w:tc>
-          <w:tcPr/>
-          <w:p>
-            <w:pPr>
-              <w:pStyle w:val="Compact"/>
-            </w:pPr>
-            <w:r>
-              <w:t xml:space="preserve">Пост. Правительства ХМАО — Югры от 22.08.2014 № 306-п (прил. 1 в ред. № 231-п от 09.06.2017)</w:t>
-            </w:r>
-          </w:p>
-        </w:tc>
-        <w:tc>
-          <w:tcPr/>
-          <w:p>
-            <w:pPr>
-              <w:pStyle w:val="Compact"/>
-            </w:pPr>
-            <w:r>
-              <w:t xml:space="preserve">Н</w:t>
-            </w:r>
-          </w:p>
-        </w:tc>
-        <w:tc>
-          <w:tcPr/>
-          <w:p>
-            <w:pPr>
-              <w:pStyle w:val="Compact"/>
-            </w:pPr>
-            <w:r>
-              <w:t xml:space="preserve">Нормы питания в брутто и нетто (в ред. 2014 г. — нетто)</w:t>
-            </w:r>
-          </w:p>
-        </w:tc>
-        <w:tc>
-          <w:tcPr/>
-          <w:p>
-            <w:pPr>
-              <w:pStyle w:val="Compact"/>
-            </w:pPr>
-            <w:r>
-              <w:t xml:space="preserve">[70, 84]</w:t>
-            </w:r>
-          </w:p>
-        </w:tc>
-      </w:tr>
-      <w:tr>
-        <w:tc>
-          <w:tcPr/>
-          <w:p>
-            <w:pPr>
-              <w:pStyle w:val="Compact"/>
-            </w:pPr>
-            <w:r>
-              <w:t xml:space="preserve">45</w:t>
-            </w:r>
-          </w:p>
-        </w:tc>
-        <w:tc>
-          <w:tcPr/>
-          <w:p>
-            <w:pPr>
-              <w:pStyle w:val="Compact"/>
-            </w:pPr>
-            <w:r>
-              <w:t xml:space="preserve">Приказ МСР Новосибирской обл. от 06.10.2014 № 1164 (ред. № 769-НПА от 25.05.2023)</w:t>
-            </w:r>
-          </w:p>
-        </w:tc>
-        <w:tc>
-          <w:tcPr/>
-          <w:p>
-            <w:pPr>
-              <w:pStyle w:val="Compact"/>
-            </w:pPr>
-            <w:r>
-              <w:t xml:space="preserve">Н</w:t>
-            </w:r>
-          </w:p>
-        </w:tc>
-        <w:tc>
-          <w:tcPr/>
-          <w:p>
-            <w:pPr>
-              <w:pStyle w:val="Compact"/>
-            </w:pPr>
-            <w:r>
-              <w:t xml:space="preserve">Нормы питания в брутто; СБКС по медицинским показаниям; положений о замене нет</w:t>
-            </w:r>
-          </w:p>
-        </w:tc>
-        <w:tc>
-          <w:tcPr/>
-          <w:p>
-            <w:pPr>
-              <w:pStyle w:val="Compact"/>
-            </w:pPr>
-            <w:r>
-              <w:t xml:space="preserve">[46]</w:t>
-            </w:r>
-          </w:p>
-        </w:tc>
-      </w:tr>
-      <w:tr>
-        <w:tc>
-          <w:tcPr/>
-          <w:p>
-            <w:pPr>
-              <w:pStyle w:val="Compact"/>
-            </w:pPr>
-            <w:r>
-              <w:t xml:space="preserve">46</w:t>
-            </w:r>
-          </w:p>
-        </w:tc>
-        <w:tc>
-          <w:tcPr/>
-          <w:p>
-            <w:pPr>
-              <w:pStyle w:val="Compact"/>
-            </w:pPr>
-            <w:r>
-              <w:t xml:space="preserve">Положения об организации питания ГБУ «Сормовский дом-интернат» и ГБУ «Чкаловский дом-интернат»</w:t>
-            </w:r>
-          </w:p>
-        </w:tc>
-        <w:tc>
-          <w:tcPr/>
-          <w:p>
-            <w:pPr>
-              <w:pStyle w:val="Compact"/>
-            </w:pPr>
-            <w:r>
-              <w:t xml:space="preserve">Л</w:t>
-            </w:r>
-          </w:p>
-        </w:tc>
-        <w:tc>
-          <w:tcPr/>
-          <w:p>
-            <w:pPr>
-              <w:pStyle w:val="Compact"/>
-            </w:pPr>
-            <w:r>
-              <w:t xml:space="preserve">Документальная цепочка единого меню; таблицы замен; внутренний контроль; выбора нет</w:t>
-            </w:r>
-          </w:p>
-        </w:tc>
-        <w:tc>
-          <w:tcPr/>
-          <w:p>
-            <w:pPr>
-              <w:pStyle w:val="Compact"/>
-            </w:pPr>
-            <w:r>
-              <w:t xml:space="preserve">[47, 79]</w:t>
-            </w:r>
-          </w:p>
-        </w:tc>
-      </w:tr>
-      <w:tr>
-        <w:tc>
-          <w:tcPr/>
-          <w:p>
-            <w:pPr>
-              <w:pStyle w:val="Compact"/>
-            </w:pPr>
-            <w:r>
-              <w:t xml:space="preserve">47</w:t>
-            </w:r>
-          </w:p>
-        </w:tc>
-        <w:tc>
-          <w:tcPr/>
-          <w:p>
-            <w:pPr>
-              <w:pStyle w:val="Compact"/>
-            </w:pPr>
-            <w:r>
-              <w:t xml:space="preserve">Пост. АС Дальневосточного округа от 05.12.2025 № Ф03-3556/25</w:t>
-            </w:r>
-          </w:p>
-        </w:tc>
-        <w:tc>
-          <w:tcPr/>
-          <w:p>
-            <w:pPr>
-              <w:pStyle w:val="Compact"/>
-            </w:pPr>
-            <w:r>
-              <w:t xml:space="preserve">С</w:t>
-            </w:r>
-          </w:p>
-        </w:tc>
-        <w:tc>
-          <w:tcPr/>
-          <w:p>
-            <w:pPr>
-              <w:pStyle w:val="Compact"/>
-            </w:pPr>
-            <w:r>
-              <w:t xml:space="preserve">Критерий цели закупки для автономного учреждения (223-ФЗ / 44-ФЗ)</w:t>
-            </w:r>
-          </w:p>
-        </w:tc>
-        <w:tc>
-          <w:tcPr/>
-          <w:p>
-            <w:pPr>
-              <w:pStyle w:val="Compact"/>
-            </w:pPr>
-            <w:r>
-              <w:t xml:space="preserve">[57]</w:t>
-            </w:r>
-          </w:p>
-        </w:tc>
-      </w:tr>
-      <w:tr>
-        <w:tc>
-          <w:tcPr/>
-          <w:p>
-            <w:pPr>
-              <w:pStyle w:val="Compact"/>
-            </w:pPr>
-            <w:r>
-              <w:t xml:space="preserve">48</w:t>
-            </w:r>
-          </w:p>
-        </w:tc>
-        <w:tc>
-          <w:tcPr/>
-          <w:p>
-            <w:pPr>
-              <w:pStyle w:val="Compact"/>
-            </w:pPr>
-            <w:r>
-              <w:t xml:space="preserve">Определения ВС РФ № 303-ЭС25-15393: от 29.12.2025 (отсрочка госпошлины) и от 28.01.2026 (отказ в передаче — по вторичным источникам)</w:t>
-            </w:r>
-          </w:p>
-        </w:tc>
-        <w:tc>
-          <w:tcPr/>
-          <w:p>
-            <w:pPr>
-              <w:pStyle w:val="Compact"/>
-            </w:pPr>
-            <w:r>
-              <w:t xml:space="preserve">С</w:t>
-            </w:r>
-          </w:p>
-        </w:tc>
-        <w:tc>
-          <w:tcPr/>
-          <w:p>
-            <w:pPr>
-              <w:pStyle w:val="Compact"/>
-            </w:pPr>
-            <w:r>
-              <w:t xml:space="preserve">Текст определения по существу не найден; обзор [60] излагает позицию через цель закупки</w:t>
-            </w:r>
-          </w:p>
-        </w:tc>
-        <w:tc>
-          <w:tcPr/>
-          <w:p>
-            <w:pPr>
-              <w:pStyle w:val="Compact"/>
-            </w:pPr>
-            <w:r>
-              <w:t xml:space="preserve">[59, 60]</w:t>
-            </w:r>
-          </w:p>
-        </w:tc>
-      </w:tr>
-      <w:tr>
-        <w:tc>
-          <w:tcPr/>
-          <w:p>
-            <w:pPr>
-              <w:pStyle w:val="Compact"/>
-            </w:pPr>
-            <w:r>
-              <w:t xml:space="preserve">49</w:t>
-            </w:r>
-          </w:p>
-        </w:tc>
-        <w:tc>
-          <w:tcPr/>
-          <w:p>
-            <w:pPr>
-              <w:pStyle w:val="Compact"/>
-            </w:pPr>
-            <w:r>
-              <w:t xml:space="preserve">CQC, руководство к регламенту 14 (ред. 16.05.2025)</w:t>
-            </w:r>
-          </w:p>
-        </w:tc>
-        <w:tc>
-          <w:tcPr/>
-          <w:p>
-            <w:pPr>
-              <w:pStyle w:val="Compact"/>
-            </w:pPr>
-            <w:r>
-              <w:t xml:space="preserve">И</w:t>
-            </w:r>
-          </w:p>
-        </w:tc>
-        <w:tc>
-          <w:tcPr/>
-          <w:p>
-            <w:pPr>
-              <w:pStyle w:val="Compact"/>
-            </w:pPr>
-            <w:r>
-              <w:t xml:space="preserve">Выбор рациона, время и место еды, перекусы</w:t>
-            </w:r>
-          </w:p>
-        </w:tc>
-        <w:tc>
-          <w:tcPr/>
-          <w:p>
-            <w:pPr>
-              <w:pStyle w:val="Compact"/>
-            </w:pPr>
-            <w:r>
-              <w:t xml:space="preserve">[120]</w:t>
-            </w:r>
-          </w:p>
-        </w:tc>
-      </w:tr>
-      <w:tr>
-        <w:tc>
-          <w:tcPr/>
-          <w:p>
-            <w:pPr>
-              <w:pStyle w:val="Compact"/>
-            </w:pPr>
-            <w:r>
-              <w:t xml:space="preserve">50</w:t>
-            </w:r>
-          </w:p>
-        </w:tc>
-        <w:tc>
-          <w:tcPr/>
-          <w:p>
-            <w:pPr>
-              <w:pStyle w:val="Compact"/>
-            </w:pPr>
-            <w:r>
-              <w:t xml:space="preserve">CMS, State Operations Manual, App. PP, F806; форма CMS-20053</w:t>
-            </w:r>
-          </w:p>
-        </w:tc>
-        <w:tc>
-          <w:tcPr/>
-          <w:p>
-            <w:pPr>
-              <w:pStyle w:val="Compact"/>
-            </w:pPr>
-            <w:r>
-              <w:t xml:space="preserve">И</w:t>
-            </w:r>
-          </w:p>
-        </w:tc>
-        <w:tc>
-          <w:tcPr/>
-          <w:p>
-            <w:pPr>
-              <w:pStyle w:val="Compact"/>
-            </w:pPr>
-            <w:r>
-              <w:t xml:space="preserve">Проверка замены при отказе; наблюдение приёма пищи</w:t>
-            </w:r>
-          </w:p>
-        </w:tc>
-        <w:tc>
-          <w:tcPr/>
-          <w:p>
-            <w:pPr>
-              <w:pStyle w:val="Compact"/>
-            </w:pPr>
-            <w:r>
-              <w:t xml:space="preserve">[123, 124]</w:t>
-            </w:r>
-          </w:p>
-        </w:tc>
-      </w:tr>
-      <w:tr>
-        <w:tc>
-          <w:tcPr/>
-          <w:p>
-            <w:pPr>
-              <w:pStyle w:val="Compact"/>
-            </w:pPr>
-            <w:r>
-              <w:t xml:space="preserve">51</w:t>
-            </w:r>
-          </w:p>
-        </w:tc>
-        <w:tc>
-          <w:tcPr/>
-          <w:p>
-            <w:pPr>
-              <w:pStyle w:val="Compact"/>
-            </w:pPr>
-            <w:r>
-              <w:t xml:space="preserve">Ontario, Inspection Protocol «Dining Observation» (2019)</w:t>
-            </w:r>
-          </w:p>
-        </w:tc>
-        <w:tc>
-          <w:tcPr/>
-          <w:p>
-            <w:pPr>
-              <w:pStyle w:val="Compact"/>
-            </w:pPr>
-            <w:r>
-              <w:t xml:space="preserve">И</w:t>
-            </w:r>
-          </w:p>
-        </w:tc>
-        <w:tc>
-          <w:tcPr/>
-          <w:p>
-            <w:pPr>
-              <w:pStyle w:val="Compact"/>
-            </w:pPr>
-            <w:r>
-              <w:t xml:space="preserve">Закрытые вопросы проверки меню, выбора и помощи</w:t>
-            </w:r>
-          </w:p>
-        </w:tc>
-        <w:tc>
-          <w:tcPr/>
-          <w:p>
-            <w:pPr>
-              <w:pStyle w:val="Compact"/>
-            </w:pPr>
-            <w:r>
-              <w:t xml:space="preserve">[126]</w:t>
-            </w:r>
-          </w:p>
-        </w:tc>
-      </w:tr>
-      <w:tr>
-        <w:tc>
-          <w:tcPr/>
-          <w:p>
-            <w:pPr>
-              <w:pStyle w:val="Compact"/>
-            </w:pPr>
-            <w:r>
-              <w:t xml:space="preserve">52</w:t>
-            </w:r>
-          </w:p>
-        </w:tc>
-        <w:tc>
-          <w:tcPr/>
-          <w:p>
-            <w:pPr>
-              <w:pStyle w:val="Compact"/>
-            </w:pPr>
-            <w:r>
-              <w:t xml:space="preserve">DGE-Qualitätsstandard (2022)</w:t>
-            </w:r>
-          </w:p>
-        </w:tc>
-        <w:tc>
-          <w:tcPr/>
-          <w:p>
-            <w:pPr>
-              <w:pStyle w:val="Compact"/>
-            </w:pPr>
-            <w:r>
-              <w:t xml:space="preserve">И (Р)</w:t>
-            </w:r>
-          </w:p>
-        </w:tc>
-        <w:tc>
-          <w:tcPr/>
-          <w:p>
-            <w:pPr>
-              <w:pStyle w:val="Compact"/>
-            </w:pPr>
-            <w:r>
-              <w:t xml:space="preserve">Цикл ≥6 недель; несколько линий; пищевая биография; учёт возвратов</w:t>
-            </w:r>
-          </w:p>
-        </w:tc>
-        <w:tc>
-          <w:tcPr/>
-          <w:p>
-            <w:pPr>
-              <w:pStyle w:val="Compact"/>
-            </w:pPr>
-            <w:r>
-              <w:t xml:space="preserve">[128]</w:t>
-            </w:r>
-          </w:p>
-        </w:tc>
-      </w:tr>
-      <w:tr>
-        <w:tc>
-          <w:tcPr/>
-          <w:p>
-            <w:pPr>
-              <w:pStyle w:val="Compact"/>
-            </w:pPr>
-            <w:r>
-              <w:t xml:space="preserve">53</w:t>
-            </w:r>
-          </w:p>
-        </w:tc>
-        <w:tc>
-          <w:tcPr/>
-          <w:p>
-            <w:pPr>
-              <w:pStyle w:val="Compact"/>
-            </w:pPr>
-            <w:r>
-              <w:t xml:space="preserve">Livsmedelsverket, национальные рекомендации (2019, обновл. 2024)</w:t>
-            </w:r>
-          </w:p>
-        </w:tc>
-        <w:tc>
-          <w:tcPr/>
-          <w:p>
-            <w:pPr>
-              <w:pStyle w:val="Compact"/>
-            </w:pPr>
-            <w:r>
-              <w:t xml:space="preserve">И (Р)</w:t>
-            </w:r>
-          </w:p>
-        </w:tc>
-        <w:tc>
-          <w:tcPr/>
-          <w:p>
-            <w:pPr>
-              <w:pStyle w:val="Compact"/>
-            </w:pPr>
-            <w:r>
-              <w:t xml:space="preserve">Критерии влияния жителя; совет по питанию; базовое меню</w:t>
-            </w:r>
-          </w:p>
-        </w:tc>
-        <w:tc>
-          <w:tcPr/>
-          <w:p>
-            <w:pPr>
-              <w:pStyle w:val="Compact"/>
-            </w:pPr>
-            <w:r>
-              <w:t xml:space="preserve">[130]</w:t>
-            </w:r>
-          </w:p>
-        </w:tc>
-      </w:tr>
-      <w:tr>
-        <w:tc>
-          <w:tcPr/>
-          <w:p>
-            <w:pPr>
-              <w:pStyle w:val="Compact"/>
-            </w:pPr>
-            <w:r>
-              <w:t xml:space="preserve">54</w:t>
-            </w:r>
-          </w:p>
-        </w:tc>
-        <w:tc>
-          <w:tcPr/>
-          <w:p>
-            <w:pPr>
-              <w:pStyle w:val="Compact"/>
-            </w:pPr>
-            <w:r>
-              <w:t xml:space="preserve">Serviceloven § 83 (Дания); заключение Ankestyrelsen от 17.05.2024</w:t>
-            </w:r>
-          </w:p>
-        </w:tc>
-        <w:tc>
-          <w:tcPr/>
-          <w:p>
-            <w:pPr>
-              <w:pStyle w:val="Compact"/>
-            </w:pPr>
-            <w:r>
-              <w:t xml:space="preserve">И</w:t>
-            </w:r>
-          </w:p>
-        </w:tc>
-        <w:tc>
-          <w:tcPr/>
-          <w:p>
-            <w:pPr>
-              <w:pStyle w:val="Compact"/>
-            </w:pPr>
-            <w:r>
-              <w:t xml:space="preserve">Отказ от отдельных приёмов пищи</w:t>
-            </w:r>
-          </w:p>
-        </w:tc>
-        <w:tc>
-          <w:tcPr/>
-          <w:p>
-            <w:pPr>
-              <w:pStyle w:val="Compact"/>
-            </w:pPr>
-            <w:r>
-              <w:t xml:space="preserve">[131]</w:t>
-            </w:r>
-          </w:p>
-        </w:tc>
-      </w:tr>
-      <w:tr>
-        <w:tc>
-          <w:tcPr/>
-          <w:p>
-            <w:pPr>
-              <w:pStyle w:val="Compact"/>
-            </w:pPr>
-            <w:r>
-              <w:t xml:space="preserve">55</w:t>
-            </w:r>
-          </w:p>
-        </w:tc>
-        <w:tc>
-          <w:tcPr/>
-          <w:p>
-            <w:pPr>
-              <w:pStyle w:val="Compact"/>
-            </w:pPr>
-            <w:r>
-              <w:t xml:space="preserve">Приказы-уведомления МЗТБ Японии № 419 и № 123</w:t>
-            </w:r>
-          </w:p>
-        </w:tc>
-        <w:tc>
-          <w:tcPr/>
-          <w:p>
-            <w:pPr>
-              <w:pStyle w:val="Compact"/>
-            </w:pPr>
-            <w:r>
-              <w:t xml:space="preserve">И</w:t>
-            </w:r>
-          </w:p>
-        </w:tc>
-        <w:tc>
-          <w:tcPr/>
-          <w:p>
-            <w:pPr>
-              <w:pStyle w:val="Compact"/>
-            </w:pPr>
-            <w:r>
-              <w:t xml:space="preserve">«Особое питание» по выбору с гарантиями</w:t>
-            </w:r>
-          </w:p>
-        </w:tc>
-        <w:tc>
-          <w:tcPr/>
-          <w:p>
-            <w:pPr>
-              <w:pStyle w:val="Compact"/>
-            </w:pPr>
-            <w:r>
-              <w:t xml:space="preserve">[133, 134]</w:t>
-            </w:r>
-          </w:p>
-        </w:tc>
-      </w:tr>
-      <w:tr>
-        <w:tc>
-          <w:tcPr/>
-          <w:p>
-            <w:pPr>
-              <w:pStyle w:val="Compact"/>
-            </w:pPr>
-            <w:r>
-              <w:t xml:space="preserve">56</w:t>
-            </w:r>
-          </w:p>
-        </w:tc>
-        <w:tc>
-          <w:tcPr/>
-          <w:p>
-            <w:pPr>
-              <w:pStyle w:val="Compact"/>
-            </w:pPr>
-            <w:r>
-              <w:t xml:space="preserve">Приказ министерства социального развития, опеки и попечительства Иркутской обл. от 28.11.2014 № 184-мпр (по акту КСП)</w:t>
-            </w:r>
-          </w:p>
-        </w:tc>
-        <w:tc>
-          <w:tcPr/>
-          <w:p>
-            <w:pPr>
-              <w:pStyle w:val="Compact"/>
-            </w:pPr>
-            <w:r>
-              <w:t xml:space="preserve">Н</w:t>
-            </w:r>
-          </w:p>
-        </w:tc>
-        <w:tc>
-          <w:tcPr/>
-          <w:p>
-            <w:pPr>
-              <w:pStyle w:val="Compact"/>
-            </w:pPr>
-            <w:r>
-              <w:t xml:space="preserve">Нормы питания в домах-интернатах (43 наименования); текст приказа не прочитан</w:t>
-            </w:r>
-          </w:p>
-        </w:tc>
-        <w:tc>
-          <w:tcPr/>
-          <w:p>
-            <w:pPr>
-              <w:pStyle w:val="Compact"/>
-            </w:pPr>
-            <w:r>
-              <w:t xml:space="preserve">[19]</w:t>
-            </w:r>
-          </w:p>
-        </w:tc>
-      </w:tr>
-      <w:tr>
-        <w:tc>
-          <w:tcPr/>
-          <w:p>
-            <w:pPr>
-              <w:pStyle w:val="Compact"/>
-            </w:pPr>
-            <w:r>
-              <w:t xml:space="preserve">57</w:t>
-            </w:r>
-          </w:p>
-        </w:tc>
-        <w:tc>
-          <w:tcPr/>
-          <w:p>
-            <w:pPr>
-              <w:pStyle w:val="Compact"/>
-            </w:pPr>
-            <w:r>
-              <w:t xml:space="preserve">Акт Контрольно-счётной палаты Иркутской обл. от 07.07.2023 № 22/41-а</w:t>
-            </w:r>
-          </w:p>
-        </w:tc>
-        <w:tc>
-          <w:tcPr/>
-          <w:p>
-            <w:pPr>
-              <w:pStyle w:val="Compact"/>
-            </w:pPr>
-            <w:r>
-              <w:t xml:space="preserve">Акт финансового контроля</w:t>
-            </w:r>
-          </w:p>
-        </w:tc>
-        <w:tc>
-          <w:tcPr/>
-          <w:p>
-            <w:pPr>
-              <w:pStyle w:val="Compact"/>
-            </w:pPr>
-            <w:r>
-              <w:t xml:space="preserve">Нарушения в документальной цепочке питания; стандарт «помощь в приёме пищи» — до 15 мин</w:t>
-            </w:r>
-          </w:p>
-        </w:tc>
-        <w:tc>
-          <w:tcPr/>
-          <w:p>
-            <w:pPr>
-              <w:pStyle w:val="Compact"/>
-            </w:pPr>
-            <w:r>
-              <w:t xml:space="preserve">[19]</w:t>
-            </w:r>
-          </w:p>
-        </w:tc>
-      </w:tr>
-      <w:tr>
-        <w:tc>
-          <w:tcPr/>
-          <w:p>
-            <w:pPr>
-              <w:pStyle w:val="Compact"/>
-            </w:pPr>
-            <w:r>
-              <w:t xml:space="preserve">58</w:t>
-            </w:r>
-          </w:p>
-        </w:tc>
-        <w:tc>
-          <w:tcPr/>
-          <w:p>
-            <w:pPr>
-              <w:pStyle w:val="Compact"/>
-            </w:pPr>
-            <w:r>
-              <w:t xml:space="preserve">Гражданский кодекс РФ (часть первая), ст. 29</w:t>
-            </w:r>
-          </w:p>
-        </w:tc>
-        <w:tc>
-          <w:tcPr/>
-          <w:p>
-            <w:pPr>
-              <w:pStyle w:val="Compact"/>
-            </w:pPr>
-            <w:r>
-              <w:t xml:space="preserve">Н</w:t>
-            </w:r>
-          </w:p>
-        </w:tc>
-        <w:tc>
-          <w:tcPr/>
-          <w:p>
-            <w:pPr>
-              <w:pStyle w:val="Compact"/>
-            </w:pPr>
-            <w:r>
-              <w:t xml:space="preserve">Сделки за недееспособного — опекун с учётом мнения или сведений о предпочтениях; ориентир порядка каналов воли (сценарий 15), не основание «согласия недееспособного» (п. 8.8)</w:t>
-            </w:r>
-          </w:p>
-        </w:tc>
-        <w:tc>
-          <w:tcPr/>
-          <w:p>
-            <w:pPr>
-              <w:pStyle w:val="Compact"/>
-            </w:pPr>
-            <w:r>
-              <w:t xml:space="preserve">[137]</w:t>
-            </w:r>
-          </w:p>
-        </w:tc>
-      </w:tr>
-      <w:tr>
-        <w:tc>
-          <w:tcPr/>
-          <w:p>
-            <w:pPr>
-              <w:pStyle w:val="Compact"/>
-            </w:pPr>
-            <w:r>
-              <w:t xml:space="preserve">59</w:t>
-            </w:r>
-          </w:p>
-        </w:tc>
-        <w:tc>
-          <w:tcPr/>
-          <w:p>
-            <w:pPr>
-              <w:pStyle w:val="Compact"/>
-            </w:pPr>
-            <w:r>
-              <w:t xml:space="preserve">IDDSI Framework (Cichero et al., Dysphagia, 2017)</w:t>
-            </w:r>
-          </w:p>
-        </w:tc>
-        <w:tc>
-          <w:tcPr/>
-          <w:p>
-            <w:pPr>
-              <w:pStyle w:val="Compact"/>
-            </w:pPr>
-            <w:r>
-              <w:t xml:space="preserve">И (Р)</w:t>
-            </w:r>
-          </w:p>
-        </w:tc>
-        <w:tc>
-          <w:tcPr/>
-          <w:p>
-            <w:pPr>
-              <w:pStyle w:val="Compact"/>
-            </w:pPr>
-            <w:r>
-              <w:t xml:space="preserve">Уровни текстур 0–7 — только язык маркировки вариантов; уровень назначает врач</w:t>
-            </w:r>
-          </w:p>
-        </w:tc>
-        <w:tc>
-          <w:tcPr/>
-          <w:p>
-            <w:pPr>
-              <w:pStyle w:val="Compact"/>
-            </w:pPr>
-            <w:r>
-              <w:t xml:space="preserve">[135]</w:t>
-            </w:r>
-          </w:p>
-        </w:tc>
-      </w:tr>
-      <w:tr>
-        <w:tc>
-          <w:tcPr/>
-          <w:p>
-            <w:pPr>
-              <w:pStyle w:val="Compact"/>
-            </w:pPr>
-            <w:r>
               <w:t xml:space="preserve">60</w:t>
             </w:r>
           </w:p>
@@ -32249,18 +32300,18 @@
               <w:pStyle w:val="Compact"/>
             </w:pPr>
             <w:r>
-              <w:t xml:space="preserve">Возможный кейс выбора при аутсорсинге; ЕИС не сверялась</w:t>
-            </w:r>
-          </w:p>
-        </w:tc>
-        <w:tc>
-          <w:tcPr/>
-          <w:p>
-            <w:pPr>
-              <w:pStyle w:val="Compact"/>
-            </w:pPr>
-            <w:r>
-              <w:t xml:space="preserve">[86]</w:t>
+              <w:t xml:space="preserve">Кейс выбора при аутсорсинге (подтверждён автором); извещения, ТЗ и договор не прочитаны, условия о выборе не проверены</w:t>
+            </w:r>
+          </w:p>
+        </w:tc>
+        <w:tc>
+          <w:tcPr/>
+          <w:p>
+            <w:pPr>
+              <w:pStyle w:val="Compact"/>
+            </w:pPr>
+            <w:r>
+              <w:t xml:space="preserve">[86, 87]</w:t>
             </w:r>
           </w:p>
         </w:tc>
@@ -35276,7 +35327,7 @@
               <w:pStyle w:val="Compact"/>
             </w:pPr>
             <w:r>
-              <w:t xml:space="preserve">[119–132, 135]</w:t>
+              <w:t xml:space="preserve">[120–133, 136]</w:t>
             </w:r>
           </w:p>
         </w:tc>
@@ -35311,7 +35362,7 @@
               <w:pStyle w:val="Compact"/>
             </w:pPr>
             <w:r>
-              <w:t xml:space="preserve">[30, 41, 52, 87–92, 96, 97, 99, 100, 105–108, 110–112, 118]</w:t>
+              <w:t xml:space="preserve">[30, 41, 52, 88–93, 97, 98, 100, 101, 106–109, 111–113, 119]</w:t>
             </w:r>
           </w:p>
         </w:tc>
@@ -35381,7 +35432,7 @@
               <w:pStyle w:val="Compact"/>
             </w:pPr>
             <w:r>
-              <w:t xml:space="preserve">[21, 73, 87, 118]</w:t>
+              <w:t xml:space="preserve">[21, 73, 88, 119]</w:t>
             </w:r>
           </w:p>
         </w:tc>
@@ -35962,7 +36013,7 @@
               <w:pStyle w:val="Compact"/>
             </w:pPr>
             <w:r>
-              <w:t xml:space="preserve">Статус онтарийского протокола 2019 г.: на портале министерства на 05.10.2026 размещена та же редакция [126]</w:t>
+              <w:t xml:space="preserve">Статус онтарийского протокола 2019 г.: на портале министерства на 05.10.2026 размещена та же редакция [127]</w:t>
             </w:r>
           </w:p>
         </w:tc>
@@ -35997,7 +36048,7 @@
               <w:pStyle w:val="Compact"/>
             </w:pPr>
             <w:r>
-              <w:t xml:space="preserve">Сценарий 13 — что находят финансовые проверки [19]; сценарий 14 — норматив 15 мин против 35–42 мин [19, 114–117]</w:t>
+              <w:t xml:space="preserve">Сценарий 13 — что находят финансовые проверки [19]; сценарий 14 — норматив 15 мин против 35–42 мин [19, 115–118]</w:t>
             </w:r>
           </w:p>
         </w:tc>
@@ -36497,7 +36548,7 @@
               <w:pStyle w:val="Compact"/>
             </w:pPr>
             <w:r>
-              <w:t xml:space="preserve">[89]; п. 5.3</w:t>
+              <w:t xml:space="preserve">[90]; п. 5.3</w:t>
             </w:r>
           </w:p>
         </w:tc>
@@ -36532,7 +36583,7 @@
               <w:pStyle w:val="Compact"/>
             </w:pPr>
             <w:r>
-              <w:t xml:space="preserve">[87]</w:t>
+              <w:t xml:space="preserve">[88]</w:t>
             </w:r>
           </w:p>
         </w:tc>
@@ -36822,7 +36873,7 @@
               <w:pStyle w:val="Compact"/>
             </w:pPr>
             <w:r>
-              <w:t xml:space="preserve">Сценарии 10 и 15; гл. 9 поз. 17; [36, 137]</w:t>
+              <w:t xml:space="preserve">Сценарии 10 и 15; гл. 9 поз. 17; [36, 138]</w:t>
             </w:r>
           </w:p>
         </w:tc>
@@ -36868,7 +36919,7 @@
               <w:pStyle w:val="Compact"/>
             </w:pPr>
             <w:r>
-              <w:t xml:space="preserve">п. 6.11; гл. 9 поз. 45; [135]</w:t>
+              <w:t xml:space="preserve">п. 6.11; гл. 9 поз. 45; [136]</w:t>
             </w:r>
           </w:p>
         </w:tc>
@@ -36949,7 +37000,7 @@
               <w:pStyle w:val="Compact"/>
             </w:pPr>
             <w:r>
-              <w:t xml:space="preserve">Иркутская область: число учреждений неизвестно, формула «вся область» не употребляется; Болотнинский ПНИ — одна клетка (М1 / смешанная) и уточнение «первого кейса»; пробел «аутсорсинг» с возможным исключением</w:t>
+              <w:t xml:space="preserve">Иркутская область: число учреждений неизвестно, формула «вся область» не употребляется; Болотнинский ПНИ — одна клетка (М1 / смешанная) и уточнение «первого кейса»; один кейс выбора при аутсорсинге — ДСО «Серафимовский» (учреждение автора)</w:t>
             </w:r>
           </w:p>
         </w:tc>
@@ -37257,7 +37308,7 @@
         <w:t xml:space="preserve"> </w:t>
       </w:r>
       <w:r>
-        <w:t xml:space="preserve">По карточкам агрегатора закупок ДСО «Серафимовский» в 2026 г. закупало по 223-ФЗ услуги по организации питания (конкурс на август — декабрь 2026 г.) [86]. Это меняет описание закупочной модели учреждения в сценарии 8 и делает его возможным кейсом выбора при аутсорсинге; подтверждение по ЕИС и техническому заданию за учреждением.</w:t>
+        <w:t xml:space="preserve">По карточкам агрегатора закупок ДСО «Серафимовский» в 2026 г. закупало по 223-ФЗ услуги по организации питания (конкурс на август — декабрь 2026 г.) [87]. Автор как руководитель учреждения 05.10.2026 подтвердил аутсорсинг питания [86]; кейс внесён в п. 4.8, 4.10, 4.11, сценарий 8 (с рекомендацией записывать выбор в ТЗ договора услуг), гл. 9 (поз. 44 снята) и заключение. Тексты извещений, ТЗ и договора не прочитаны; условия о выборе не проверены.</w:t>
       </w:r>
     </w:p>
     <w:p>
@@ -37424,7 +37475,7 @@
               <w:pStyle w:val="Compact"/>
             </w:pPr>
             <w:r>
-              <w:t xml:space="preserve">Сайт учреждения (pni9.ru) прекратил работу; в веб-архиве найдены только правила внутреннего распорядка [28]; закупочная документация 2026 г. видна лишь в перечне файлов агрегатора [86]</w:t>
+              <w:t xml:space="preserve">Сайт учреждения (pni9.ru) прекратил работу; в веб-архиве найдены только правила внутреннего распорядка [28]; закупочная документация 2026 г. видна лишь в перечне файлов агрегатора [87]</w:t>
             </w:r>
           </w:p>
         </w:tc>

--- a/raw/sources/variativnoe-menu-doklad-2026-v2/doklad.docx
+++ b/raw/sources/variativnoe-menu-doklad-2026-v2/doklad.docx
@@ -31,7 +31,7 @@
         <w:pStyle w:val="Date"/>
       </w:pPr>
       <w:r>
-        <w:t xml:space="preserve">Санкт-Петербург, 6 октября 2026 г.</w:t>
+        <w:t xml:space="preserve">Санкт-Петербург, 7 октября 2026 г.</w:t>
       </w:r>
     </w:p>
     <w:sdt>
@@ -153,7 +153,7 @@
         <w:t xml:space="preserve"> </w:t>
       </w:r>
       <w:r>
-        <w:t xml:space="preserve">Нормативные акты сверены по открытым источникам на 05.10.2026; позиции, перепроверенные в седьмом проходе, — на 06.10.2026 (прил. В). Санитарные требования излагаются в двух временных слоях: СанПиН 2.3/2.4.3590-20 — для периода по 31.08.2026 включительно (в том числе для материалов семинара 25–27.08.2026), СанПиН 2.3/2.4.4282-26 — начиная с 01.09.2026 [2, 3].</w:t>
+        <w:t xml:space="preserve">Нормативные акты сверены по открытым источникам на 05.10.2026; позиции, перепроверенные в седьмом проходе, — на 06.10.2026, сведения об определении Верховного Суда № 303-ЭС25-15393 и о документации конкурса ДСО «Серафимовский» № 32616197209 — на 07.10.2026 (прил. В). Санитарные требования излагаются в двух временных слоях: СанПиН 2.3/2.4.3590-20 — для периода по 31.08.2026 включительно (в том числе для материалов семинара 25–27.08.2026), СанПиН 2.3/2.4.4282-26 — начиная с 01.09.2026 [2, 3].</w:t>
       </w:r>
     </w:p>
     <w:p>
@@ -5196,7 +5196,7 @@
         <w:pStyle w:val="BodyText"/>
       </w:pPr>
       <w:r>
-        <w:t xml:space="preserve">Отраслевой блог сообщает, что определением Верховного Суда РФ от 28.01.2026 № 303-ЭС25-15393 в передаче кассационной жалобы учреждения отказано, представляет это как «окончательную точку» в споре и называет ключевым критерием источник финансирования [59]. Пересказ блога расходится с текстом постановления округа в проверяемых деталях: предмет договора назван «поставкой товаров» (в деле — авиационные услуги по тушению пожаров), а апелляционная инстанция описана как поддержавшая первую (в деле она её отменила) [58, 59]. Под тем же номером 303-ЭС25-15393 в открытой базе судебных актов обнаружено лишь определение судьи Верховного Суда от 29.12.2025 об отсрочке учреждению уплаты государственной пошлины за подачу кассационной жалобы до окончания производства по ней [60]; определения по существу жалобы в открытых источниках найти не удалось, и приводимая в блоге цитата из него не поддаётся проверке. Факт и дату отказа подтверждает второй, независимый от блога вторичный источник — обзор решений Верховного Суда по закупкам в «Аукционном вестнике» от 30.01.2026, где указаны «Определение Верховного суда РФ от 28.01.2026 № 303-ЭС25-15393 по делу № А73-20917/2024» и постановление округа от 05.12.2025 [61]. Обзор излагает позицию иначе, чем блог, — через цель закупки, а не источник денег: когда автономному учреждению поручено совершение мероприятий «в целях реализации государственных нужд и обеспечения выполнения полномочий органа государственной власти», применяется 44-ФЗ, и договор, заключённый с единственным исполнителем по 223-ФЗ, подлежит признанию недействительным по иску прокурора [61]. Это пересказ обозревателя, а не текст определения; попытки найти само определение в октябре 2026 г. (база судебных актов, сайт Верховного Суда, веб-архив) результата не дали. Юридический комментарий ГАРАНТ.РУ к тому же постановлению делает более узкий вывод: если в рамках задания учреждение оказывает услуги конкретным заявителям, закупка удовлетворяет нужды самого учреждения и вопросов с применением 223-ФЗ «не возникало» бы, тогда как 44-ФЗ обязателен, когда учреждению поручена реализация полномочий органа власти в интересах неограниченного круга лиц [62].</w:t>
+        <w:t xml:space="preserve">Отраслевой блог сообщает, что определением Верховного Суда РФ от 28.01.2026 № 303-ЭС25-15393 в передаче кассационной жалобы учреждения отказано, представляет это как «окончательную точку» в споре и называет ключевым критерием источник финансирования [59]. Пересказ блога расходится с текстом постановления округа в проверяемых деталях: предмет договора назван «поставкой товаров» (в деле — авиационные услуги по тушению пожаров), а апелляционная инстанция описана как поддержавшая первую (в деле она её отменила) [58, 59]. При проверках 05–06.10.2026 под тем же номером 303-ЭС25-15393 в открытой базе судебных актов обнаруживалось лишь определение судьи Верховного Суда от 29.12.2025 об отсрочке учреждению уплаты государственной пошлины за подачу кассационной жалобы до окончания производства по ней [60]. Факт и дату отказа тогда подтверждал второй, независимый от блога вторичный источник — обзор решений Верховного Суда по закупкам в «Аукционном вестнике» от 30.01.2026, где указаны «Определение Верховного суда РФ от 28.01.2026 № 303-ЭС25-15393 по делу № А73-20917/2024» и постановление округа от 05.12.2025 [61]. Обзор излагает позицию иначе, чем блог, — через цель закупки, а не источник денег: когда автономному учреждению поручено совершение мероприятий «в целях реализации государственных нужд и обеспечения выполнения полномочий органа государственной власти», применяется 44-ФЗ, и договор, заключённый с единственным исполнителем по 223-ФЗ, подлежит признанию недействительным по иску прокурора [61]. Это пересказ обозревателя, а не текст определения.</w:t>
       </w:r>
     </w:p>
     <w:p>
@@ -5204,7 +5204,7 @@
         <w:pStyle w:val="BodyText"/>
       </w:pPr>
       <w:r>
-        <w:t xml:space="preserve">Для стационарной организации социального обслуживания это различие имеет решающее значение (толкование). Продукты для жителей закупаются ради оказания социальной услуги конкретным получателям по их индивидуальным программам, то есть для нужд самого учреждения как поставщика социальных услуг, а не для реализации полномочий учредителя в интересах неопределённого круга лиц. По логике постановления № Ф03-3556/25 такая закупка автономного учреждения остаётся в контуре 223-ФЗ. Иначе может обстоять дело с закупками, которые учредитель поручает учреждению сверх его уставной деятельности (оборудование по региональной программе, мероприятия для населения района): здесь риск переквалификации в 44-ФЗ реален. Это толкование не заменяет правовой экспертизы учредителя и не опирается на определение Верховного Суда по существу жалобы, текст которого не найден; известный по вторичному пересказу итог (отказ в передаче жалобы) [61] ему не противоречит.</w:t>
+        <w:t xml:space="preserve">Текст самого определения от 28.01.2026 получен 07.10.2026 из банка судебных актов на официальном сайте Верховного Суда [62]. Это определение судьи об отказе в передаче кассационной жалобы для рассмотрения в судебном заседании Судебной коллегии по экономическим спорам, вынесенное по стандартной формуле: доводы жалобы «не подтверждают наличие оснований, предусмотренных статьями 291.6, 291.11 Арбитражного процессуального кодекса Российской Федерации», поскольку «не позволяют сделать вывод о том, что при рассмотрении дела допущены нарушения норм материального права и (или) норм процессуального права, приведшие к судебной ошибке существенного и непреодолимого характера» [62]. Кроме отказа, определение взыскивает с учреждения 80 000 руб. государственной пошлины, уплата которой была отсрочена определением от 29.12.2025 [60, 62]. Ни 44-ФЗ, ни 223-ФЗ, ни государственное задание, ни источник финансирования, ни цель закупки в тексте не упоминаются, и приводимой в блоге цитаты «из определения» в нём нет [59, 62]. Следовательно, ни «окончательной точки» в споре о применимом законе, ни критерия источника денег Верховный Суд в этом деле не формулировал: определение лишь констатирует отсутствие оснований для пересмотра, а правовая позиция по делу содержится в постановлении суда округа, которое после отказа остаётся в силе (толкование). В определении от 28.01.2026 номер дела указан верно — А73-20917/2024, что подтверждает техническую опечатку в определении от 29.12.2025 (гл. 9, поз. 40) [60, 62]. Юридический комментарий ГАРАНТ.РУ к тому же постановлению делает более узкий вывод: если в рамках задания учреждение оказывает услуги конкретным заявителям, закупка удовлетворяет нужды самого учреждения и вопросов с применением 223-ФЗ «не возникало» бы, тогда как 44-ФЗ обязателен, когда учреждению поручена реализация полномочий органа власти в интересах неограниченного круга лиц [63].</w:t>
       </w:r>
     </w:p>
     <w:p>
@@ -5212,7 +5212,15 @@
         <w:pStyle w:val="BodyText"/>
       </w:pPr>
       <w:r>
-        <w:t xml:space="preserve">В Санкт-Петербурге оба контура соседствуют в одной отрасли: ДСО «Серафимовский» (автономное учреждение) закупает по 223-ФЗ, ДСО «Тесовый берег» (бюджетное учреждение) — по 44-ФЗ; примером последнего служит извещение № 0372200070825000244 от 24.11.2025 об открытом конкурсе на поставку продуктов питания [63]. Закупочные решения для вариативного меню сопоставлены в п. 7.7.</w:t>
+        <w:t xml:space="preserve">Для стационарной организации социального обслуживания это различие имеет решающее значение (толкование). Продукты для жителей закупаются ради оказания социальной услуги конкретным получателям по их индивидуальным программам, то есть для нужд самого учреждения как поставщика социальных услуг, а не для реализации полномочий учредителя в интересах неопределённого круга лиц. По логике постановления № Ф03-3556/25 такая закупка автономного учреждения остаётся в контуре 223-ФЗ. Иначе может обстоять дело с закупками, которые учредитель поручает учреждению сверх его уставной деятельности (оборудование по региональной программе, мероприятия для населения района): здесь риск переквалификации в 44-ФЗ реален. Это толкование не заменяет правовой экспертизы учредителя. Определение Верховного Суда от 28.01.2026 ему не противоречит, но и не подкрепляет его: позиции по существу спора оно не содержит, а отказ в передаче жалобы оставляет в силе постановление округа, на логике которого толкование построено [62].</w:t>
+      </w:r>
+    </w:p>
+    <w:p>
+      <w:pPr>
+        <w:pStyle w:val="BodyText"/>
+      </w:pPr>
+      <w:r>
+        <w:t xml:space="preserve">В Санкт-Петербурге оба контура соседствуют в одной отрасли: ДСО «Серафимовский» (автономное учреждение) закупает по 223-ФЗ, ДСО «Тесовый берег» (бюджетное учреждение) — по 44-ФЗ; примером последнего служит извещение № 0372200070825000244 от 24.11.2025 об открытом конкурсе на поставку продуктов питания [64]. Закупочные решения для вариативного меню сопоставлены в п. 7.7.</w:t>
       </w:r>
     </w:p>
     <w:bookmarkEnd w:id="52"/>
@@ -5249,7 +5257,7 @@
         <w:t xml:space="preserve"> </w:t>
       </w:r>
       <w:r>
-        <w:t xml:space="preserve">Общий состав предусмотрен ст. 6.3 КоАП (нарушение законодательства в области обеспечения санитарно-эпидемиологического благополучия), специальный — ст. 6.6 КоАП (нарушение санитарно-эпидемиологических требований к организации питания населения) [64]. Первая редакция обзора называет ст. 6.3 [1], доклад «Не просто накормить» — ст. 6.6 [22]. Противоречия здесь нет: речь идёт о соотношении общей и специальной нормы, и к нарушениям при организации питания применяется ст. 6.6. Прокуратура применяла её к учреждениям социального обслуживания, в том числе к социально-реабилитационному центру в Кашине [65]. Верховный Суд РФ в постановлении от 21.02.2019 № 11-АД19-4 переквалифицировал нарушение со ст. 6.6 на ст. 6.7 КоАП применительно к организации, для которой специальной являлась норма об условиях воспитания и обучения [66]; выбор состава, таким образом, зависит от вида организации.</w:t>
+        <w:t xml:space="preserve">Общий состав предусмотрен ст. 6.3 КоАП (нарушение законодательства в области обеспечения санитарно-эпидемиологического благополучия), специальный — ст. 6.6 КоАП (нарушение санитарно-эпидемиологических требований к организации питания населения) [65]. Первая редакция обзора называет ст. 6.3 [1], доклад «Не просто накормить» — ст. 6.6 [22]. Противоречия здесь нет: речь идёт о соотношении общей и специальной нормы, и к нарушениям при организации питания применяется ст. 6.6. Прокуратура применяла её к учреждениям социального обслуживания, в том числе к социально-реабилитационному центру в Кашине [66]. Верховный Суд РФ в постановлении от 21.02.2019 № 11-АД19-4 переквалифицировал нарушение со ст. 6.6 на ст. 6.7 КоАП применительно к организации, для которой специальной являлась норма об условиях воспитания и обучения [67]; выбор состава, таким образом, зависит от вида организации.</w:t>
       </w:r>
     </w:p>
     <w:p>
@@ -5267,7 +5275,7 @@
         <w:t xml:space="preserve"> </w:t>
       </w:r>
       <w:r>
-        <w:t xml:space="preserve">Сырьё для социальных учреждений — сфера с публичными картельными делами: ФАС России в 2024 г. сообщила о картеле на 543 торгах поставки социально значимых продуктов на сумму 4,7 млрд руб. [67], УФАС по Челябинской области в 2025 г. — о картеле на 27 тендерах школьного питания со штрафом 5,1 млн руб. [68]. Вывод для вариативного меню узок: избыточно детализированная спецификация, составленная «под второе блюдо», сама способна ограничить конкуренцию, поэтому спецификация строится по группам продуктов, а не под поставщика (толкование).</w:t>
+        <w:t xml:space="preserve">Сырьё для социальных учреждений — сфера с публичными картельными делами: ФАС России в 2024 г. сообщила о картеле на 543 торгах поставки социально значимых продуктов на сумму 4,7 млрд руб. [68], УФАС по Челябинской области в 2025 г. — о картеле на 27 тендерах школьного питания со штрафом 5,1 млн руб. [69]. Вывод для вариативного меню узок: избыточно детализированная спецификация, составленная «под второе блюдо», сама способна ограничить конкуренцию, поэтому спецификация строится по группам продуктов, а не под поставщика (толкование).</w:t>
       </w:r>
     </w:p>
     <w:bookmarkEnd w:id="53"/>
@@ -5784,7 +5792,7 @@
         <w:pStyle w:val="BodyText"/>
       </w:pPr>
       <w:r>
-        <w:t xml:space="preserve">Ни один из проанализированных региональных актов не закрепляет права жителя на выбор блюда и не устанавливает числа вариантов [1]. Во второй редакции этот вывод проверен по текстам актов Санкт-Петербурга, Новосибирской и Нижегородской областей, Красноярского края, Ленинградской области и ХМАО — Югры, а для Москвы — по открытой части приказа № 228 [33, 45–47, 69–71]; для остальных субъектов он заимствован из первой редакции. Вариативное меню в России, следовательно, повсеместно остаётся организационной инициативой учреждения: нормы его допускают, но не предписывают (толкование).</w:t>
+        <w:t xml:space="preserve">Ни один из проанализированных региональных актов не закрепляет права жителя на выбор блюда и не устанавливает числа вариантов [1]. Во второй редакции этот вывод проверен по текстам актов Санкт-Петербурга, Новосибирской и Нижегородской областей, Красноярского края, Ленинградской области и ХМАО — Югры, а для Москвы — по открытой части приказа № 228 [33, 45–47, 70–72]; для остальных субъектов он заимствован из первой редакции. Вариативное меню в России, следовательно, повсеместно остаётся организационной инициативой учреждения: нормы его допускают, но не предписывают (толкование).</w:t>
       </w:r>
     </w:p>
     <w:p>
@@ -5837,7 +5845,7 @@
         <w:pStyle w:val="FirstParagraph"/>
       </w:pPr>
       <w:r>
-        <w:t xml:space="preserve">Постановление Правительства Санкт-Петербурга от 29.12.2014 № 1284 «Об утверждении норм питания в организациях социального обслуживания населения Санкт-Петербурга» вступило в силу со дня официального опубликования и распространяется на правоотношения, возникшие с 01.01.2015; изменено постановлениями от 27.07.2017 № 616, от 19.12.2019 № 929, от 27.06.2022 № 561 и от 18.07.2025 № 507 [33, 34, 72]. Постановлением № 929 приложение изложено в новой редакции с 01.01.2020 [72]; постановлением № 561 изменены, в частности, нормы по крупам и мясу [33].</w:t>
+        <w:t xml:space="preserve">Постановление Правительства Санкт-Петербурга от 29.12.2014 № 1284 «Об утверждении норм питания в организациях социального обслуживания населения Санкт-Петербурга» вступило в силу со дня официального опубликования и распространяется на правоотношения, возникшие с 01.01.2015; изменено постановлениями от 27.07.2017 № 616, от 19.12.2019 № 929, от 27.06.2022 № 561 и от 18.07.2025 № 507 [33, 34, 73]. Постановлением № 929 приложение изложено в новой редакции с 01.01.2020 [73]; постановлением № 561 изменены, в частности, нормы по крупам и мясу [33].</w:t>
       </w:r>
     </w:p>
     <w:p>
@@ -8245,7 +8253,7 @@
         <w:pStyle w:val="FirstParagraph"/>
       </w:pPr>
       <w:r>
-        <w:t xml:space="preserve">Петербургские нормы питания действуют в связке с двумя другими актами. Постановлением Правительства Санкт-Петербурга от 29.12.2014 № 1283 утверждены порядки предоставления социальных услуг поставщиками социальных услуг в Санкт-Петербурге, в том числе в стационарной форме [73]. Тарифы на социальные услуги ежегодно утверждает Комитет по социальной политике: на 2025 г. — распоряжением от 13.12.2024 № 1366-р, на 2026 г. — распоряжением от 15.12.2025 № 1155-р [74, 75].</w:t>
+        <w:t xml:space="preserve">Петербургские нормы питания действуют в связке с двумя другими актами. Постановлением Правительства Санкт-Петербурга от 29.12.2014 № 1283 утверждены порядки предоставления социальных услуг поставщиками социальных услуг в Санкт-Петербурге, в том числе в стационарной форме [74]. Тарифы на социальные услуги ежегодно утверждает Комитет по социальной политике: на 2025 г. — распоряжением от 13.12.2024 № 1366-р, на 2026 г. — распоряжением от 15.12.2025 № 1155-р [75, 76].</w:t>
       </w:r>
     </w:p>
     <w:p>
@@ -8253,7 +8261,7 @@
         <w:pStyle w:val="BodyText"/>
       </w:pPr>
       <w:r>
-        <w:t xml:space="preserve">Тарифы на услугу «обеспечение питанием согласно утверждённым нормативам» в стационарной форме для совершеннолетних зеркально следуют нормам постановления № 1284 и разбиты по тем же категориям [74, 75]. Тарифы 2026 г. утверждены распоряжением № 1155-р во исполнение постановления Правительства Санкт-Петербурга от 29.12.2014 № 1285 о порядке утверждения тарифов на основании подушевых нормативов финансирования и распоряжения Комитета по экономической политике и стратегическому планированию от 29.05.2025 № 92-р о подушевых нормативах на 2026–2028 гг. [75]. Распоряжение опубликовано в виде графического образа; приведённые ниже значения прочитаны распознаванием текста и сверены визуально по изображению страницы. Помимо тарифов на социальные услуги тот же комитет по экономической политике ежегодно, до 1 июня, утверждает нормативы расходов бюджета Санкт-Петербурга по социальному питанию на следующий финансовый год (п. 7 постановления Правительства Санкт-Петербурга от 23.07.2009 № 873) [76]. Распоряжение о таких нормативах на 2027 г. в открытых официальных источниках найти не удалось (повторный поиск — 06.10.2026), и его значения в обзор не включены.</w:t>
+        <w:t xml:space="preserve">Тарифы на услугу «обеспечение питанием согласно утверждённым нормативам» в стационарной форме для совершеннолетних зеркально следуют нормам постановления № 1284 и разбиты по тем же категориям [75, 76]. Тарифы 2026 г. утверждены распоряжением № 1155-р во исполнение постановления Правительства Санкт-Петербурга от 29.12.2014 № 1285 о порядке утверждения тарифов на основании подушевых нормативов финансирования и распоряжения Комитета по экономической политике и стратегическому планированию от 29.05.2025 № 92-р о подушевых нормативах на 2026–2028 гг. [76]. Распоряжение опубликовано в виде графического образа; приведённые ниже значения прочитаны распознаванием текста и сверены визуально по изображению страницы. Помимо тарифов на социальные услуги тот же комитет по экономической политике ежегодно, до 1 июня, утверждает нормативы расходов бюджета Санкт-Петербурга по социальному питанию на следующий финансовый год (п. 7 постановления Правительства Санкт-Петербурга от 23.07.2009 № 873) [77]. Распоряжение о таких нормативах на 2027 г. в открытых официальных источниках найти не удалось (повторный поиск — 06.10.2026), и его значения в обзор не включены.</w:t>
       </w:r>
     </w:p>
     <w:tbl>
@@ -8291,18 +8299,18 @@
               <w:pStyle w:val="Compact"/>
             </w:pPr>
             <w:r>
-              <w:t xml:space="preserve">2025 г., руб. в день [74]</w:t>
-            </w:r>
-          </w:p>
-        </w:tc>
-        <w:tc>
-          <w:tcPr/>
-          <w:p>
-            <w:pPr>
-              <w:pStyle w:val="Compact"/>
-            </w:pPr>
-            <w:r>
-              <w:t xml:space="preserve">2026 г., руб. в день [75]</w:t>
+              <w:t xml:space="preserve">2025 г., руб. в день [75]</w:t>
+            </w:r>
+          </w:p>
+        </w:tc>
+        <w:tc>
+          <w:tcPr/>
+          <w:p>
+            <w:pPr>
+              <w:pStyle w:val="Compact"/>
+            </w:pPr>
+            <w:r>
+              <w:t xml:space="preserve">2026 г., руб. в день [76]</w:t>
             </w:r>
           </w:p>
         </w:tc>
@@ -8608,7 +8616,7 @@
         <w:pStyle w:val="BodyText"/>
       </w:pPr>
       <w:r>
-        <w:t xml:space="preserve">Первое: тариф рассчитан на норму, а не на меню, и составляющей на организацию выбора не содержит ни в 2025, ни в 2026 г. [74, 75].</w:t>
+        <w:t xml:space="preserve">Первое: тариф рассчитан на норму, а не на меню, и составляющей на организацию выбора не содержит ни в 2025, ни в 2026 г. [75, 76].</w:t>
       </w:r>
     </w:p>
     <w:p>
@@ -8616,7 +8624,7 @@
         <w:pStyle w:val="BodyText"/>
       </w:pPr>
       <w:r>
-        <w:t xml:space="preserve">Второе: категории тарифов 2026 г. в точности повторяют структуру новой редакции норм — появились «ДСО» рядом с ПНИ и новая категория «кроме ПНИ и ДСО, нормы без СБКС», которой соответствует новая таблица 2 [34, 75]. Тарифы 2025 г. рассчитаны на нормы в редакции 2022 г., тарифы 2026 г. — на нормы в редакции № 507; сопоставление тарифов двух лет есть поэтому сопоставление разных наборов продуктов, а не только разных цен. Цена решения «27 г белковой смеси или компенсация хлебом, крупами и мясом» в ПНИ изменилась почти вдвое: 90,77 руб. в день в 2025 г. и 43,21 руб. в 2026 г. Для учреждений, кроме ПНИ и ДСО, в 2026 г. появилась собственная пара тарифов с разницей 41,59 руб. (иллюстративная арифметика: 571,63 − 480,86; 574,43 − 531,22; 581,33 − 539,74) [74, 75]. Граммы обеих ПНИ-таблиц за этот период почти не изменились [33, 34], поэтому сокращение разницы объясняется не составом нормы, а расчётом стоимости набора — ценами продуктов, методикой подушевого норматива и, возможно, тем, что СБКС с 2026 г. предоставляется по медицинским показаниям (толкование). Документы, позволяющие это проверить, не опубликованы.</w:t>
+        <w:t xml:space="preserve">Второе: категории тарифов 2026 г. в точности повторяют структуру новой редакции норм — появились «ДСО» рядом с ПНИ и новая категория «кроме ПНИ и ДСО, нормы без СБКС», которой соответствует новая таблица 2 [34, 76]. Тарифы 2025 г. рассчитаны на нормы в редакции 2022 г., тарифы 2026 г. — на нормы в редакции № 507; сопоставление тарифов двух лет есть поэтому сопоставление разных наборов продуктов, а не только разных цен. Цена решения «27 г белковой смеси или компенсация хлебом, крупами и мясом» в ПНИ изменилась почти вдвое: 90,77 руб. в день в 2025 г. и 43,21 руб. в 2026 г. Для учреждений, кроме ПНИ и ДСО, в 2026 г. появилась собственная пара тарифов с разницей 41,59 руб. (иллюстративная арифметика: 571,63 − 480,86; 574,43 − 531,22; 581,33 − 539,74) [75, 76]. Граммы обеих ПНИ-таблиц за этот период почти не изменились [33, 34], поэтому сокращение разницы объясняется не составом нормы, а расчётом стоимости набора — ценами продуктов, методикой подушевого норматива и, возможно, тем, что СБКС с 2026 г. предоставляется по медицинским показаниям (толкование). Документы, позволяющие это проверить, не опубликованы.</w:t>
       </w:r>
     </w:p>
     <w:p>
@@ -8624,7 +8632,7 @@
         <w:pStyle w:val="BodyText"/>
       </w:pPr>
       <w:r>
-        <w:t xml:space="preserve">Третье: в 2025 г. тариф для ПНИ превышал общий (571,63 против 560,87), а в 2026 г. соотношение стало обратным (574,43 против 581,33) [74, 75]. Это совпадает со сменой общей нормы, пересобранной с 2026 г. по федеральной рекомендации — с бо́льшими объёмами картофеля, овощей, соков и хлеба пшеничного и меньшими объёмами птицы, творога и кисломолочных продуктов, — тогда как ПНИ-норма почти не изменилась [33, 34]. Разделить влияние состава нормы и цен отдельных групп продуктов по опубликованным документам невозможно. Это наблюдение, а не вывод о методике: методика расчёта подушевых нормативов в доступных источниках не раскрыта.</w:t>
+        <w:t xml:space="preserve">Третье: в 2025 г. тариф для ПНИ превышал общий (571,63 против 560,87), а в 2026 г. соотношение стало обратным (574,43 против 581,33) [75, 76]. Это совпадает со сменой общей нормы, пересобранной с 2026 г. по федеральной рекомендации — с бо́льшими объёмами картофеля, овощей, соков и хлеба пшеничного и меньшими объёмами птицы, творога и кисломолочных продуктов, — тогда как ПНИ-норма почти не изменилась [33, 34]. Разделить влияние состава нормы и цен отдельных групп продуктов по опубликованным документам невозможно. Это наблюдение, а не вывод о методике: методика расчёта подушевых нормативов в доступных источниках не раскрыта.</w:t>
       </w:r>
     </w:p>
     <w:p>
@@ -8659,7 +8667,7 @@
         <w:pStyle w:val="FirstParagraph"/>
       </w:pPr>
       <w:r>
-        <w:t xml:space="preserve">Первая редакция обзора характеризовала практику петербургских учреждений как «цикличные меню с альтернативными позициями» и ссылалась на пилотный проект «Система свободного выбора „Вариативное меню“» по данным доклада Уполномоченного по правам ребёнка в Санкт-Петербурге за 2024 г. [1, 77]. Однако проект, о котором говорит этот доклад, касается школьного питания в образовательных организациях и к социальному обслуживанию взрослых отношения не имеет. Сведения о вариативном меню в ДСО «Серафимовский», опубликованные Комитетом по социальной политике Санкт-Петербурга 22.07.2025 [21], в первой редакции не использованы.</w:t>
+        <w:t xml:space="preserve">Первая редакция обзора характеризовала практику петербургских учреждений как «цикличные меню с альтернативными позициями» и ссылалась на пилотный проект «Система свободного выбора „Вариативное меню“» по данным доклада Уполномоченного по правам ребёнка в Санкт-Петербурге за 2024 г. [1, 78]. Однако проект, о котором говорит этот доклад, касается школьного питания в образовательных организациях и к социальному обслуживанию взрослых отношения не имеет. Сведения о вариативном меню в ДСО «Серафимовский», опубликованные Комитетом по социальной политике Санкт-Петербурга 22.07.2025 [21], в первой редакции не использованы.</w:t>
       </w:r>
     </w:p>
     <w:bookmarkEnd w:id="61"/>
@@ -8687,7 +8695,7 @@
         <w:pStyle w:val="FirstParagraph"/>
       </w:pPr>
       <w:r>
-        <w:t xml:space="preserve">Нормы питания получателей социальных услуг в государственных организациях социального обслуживания Москвы утверждены приказом Департамента труда и социальной защиты населения г. Москвы от 22.03.2021 № 228, вступившим в силу с 01.04.2021 [69]. Приказ утверждает шесть приложений: нормы для граждан пожилого возраста и инвалидов, проживающих в государственных организациях; для детей-сирот и детей в трудной жизненной ситуации; для детей первого года жизни; для женщин в кризисных центрах; для организаций социально-медицинской реабилитации; для полустационарной формы [69].</w:t>
+        <w:t xml:space="preserve">Нормы питания получателей социальных услуг в государственных организациях социального обслуживания Москвы утверждены приказом Департамента труда и социальной защиты населения г. Москвы от 22.03.2021 № 228, вступившим в силу с 01.04.2021 [70]. Приказ утверждает шесть приложений: нормы для граждан пожилого возраста и инвалидов, проживающих в государственных организациях; для детей-сирот и детей в трудной жизненной ситуации; для детей первого года жизни; для женщин в кризисных центрах; для организаций социально-медицинской реабилитации; для полустационарной формы [70].</w:t>
       </w:r>
     </w:p>
     <w:p>
@@ -8695,7 +8703,7 @@
         <w:pStyle w:val="BodyText"/>
       </w:pPr>
       <w:r>
-        <w:t xml:space="preserve">Для темы доклада важнее приложений п. 2.1 самого приказа: «При разработке и применении цикличных меню необходимо соблюдать установленные нормы, в соответствии с возрастом и контингентом питающихся. Допускается в течение дня отступление от норм калорийности по отдельным приемам пищи в пределах +/- 5% при условии, что средний % пищевой ценности за неделю будет соответствовать нормам» [69]. Это единственная обнаруженная в ходе подготовки доклада региональная норма, которая для совершеннолетних получателей социальных услуг прямо разрешает оценивать выполнение норм по среднему за неделю. Для вариативного меню она значима вдвойне: подтверждает, что исходной моделью регионального нормотворца является цикличное меню, и даёт законную опору недельному контролю, без которого выбор между блюдами разной калорийности не поддаётся учёту (толкование). Поскольку формулировка касается калорийности по приёмам пищи, а не групп продуктов, вопроса о групповом балансе при замене мяса рыбой (сценарий 1 гл. 7) она не снимает. Остальная часть текста приказа (приложения, положения о замене) в открытой версии справочной системы недоступна и не сверялась; утверждение первой редакции о замене «по нормам взаимозаменяемости» [1] остаётся непроверенным.</w:t>
+        <w:t xml:space="preserve">Для темы доклада важнее приложений п. 2.1 самого приказа: «При разработке и применении цикличных меню необходимо соблюдать установленные нормы, в соответствии с возрастом и контингентом питающихся. Допускается в течение дня отступление от норм калорийности по отдельным приемам пищи в пределах +/- 5% при условии, что средний % пищевой ценности за неделю будет соответствовать нормам» [70]. Это единственная обнаруженная в ходе подготовки доклада региональная норма, которая для совершеннолетних получателей социальных услуг прямо разрешает оценивать выполнение норм по среднему за неделю. Для вариативного меню она значима вдвойне: подтверждает, что исходной моделью регионального нормотворца является цикличное меню, и даёт законную опору недельному контролю, без которого выбор между блюдами разной калорийности не поддаётся учёту (толкование). Поскольку формулировка касается калорийности по приёмам пищи, а не групп продуктов, вопроса о групповом балансе при замене мяса рыбой (сценарий 1 гл. 7) она не снимает. Остальная часть текста приказа (приложения, положения о замене) в открытой версии справочной системы недоступна и не сверялась; утверждение первой редакции о замене «по нормам взаимозаменяемости» [1] остаётся непроверенным.</w:t>
       </w:r>
     </w:p>
     <w:p>
@@ -8703,7 +8711,7 @@
         <w:pStyle w:val="BodyText"/>
       </w:pPr>
       <w:r>
-        <w:t xml:space="preserve">В правовом навигаторе фонда «Обнажённые сердца» московские нормы для ПНИ цитируются по другому акту — приказу Департамента социальной защиты населения г. Москвы от 24.12.2014 № 1068, с нормой «хлеб пшеничный, в т.ч. мелкоштучные выпечные изделия 175, хлеб ржано-пшеничный 150» г в сутки [78]. Текст приказа № 1068 обнаружен в выгрузке справочной системы, сохранённой 03.05.2015 [79]. Приказ вступил в силу 01.01.2015 и применяется «в части, не противоречащей» постановлениям Правительства Москвы № 376-ПП и № 1500-ПП. Раздел 1 норм — «нормы питания получателей социальных услуг из числа граждан пожилого возраста и инвалидов, проживающих в организациях социального обслуживания» — выражен в граммах брутто и разбит на три графы: организации стационарного социального обслуживания общего типа, психоневрологические организации, организации социально-медицинской реабилитации; цифры навигатора (хлеб пшеничный 175 г, ржано-пшеничный 150 г) относятся к графе психоневрологических организаций [79]. Приказ № 228 издан тем же ведомством (Департамент социальной защиты населения, ныне Департамент труда и социальной защиты населения), то есть является актом того же уровня, и утверждает нормы для тех же адресатов под почти теми же наименованиями: «граждан пожилого возраста и инвалидов, проживающих в государственных организациях социального обслуживания» (приложение 1) и получателей услуг в организациях социально-медицинской реабилитации (приложение 5) [69]. Иерархии между двумя приказами нет; при совпадении предмета применяется более поздний акт, то есть № 228 (толкование). Положения о признании приказа № 1068 утратившим силу в открытой части приказа № 228 нет, официальной отметки о статусе приказа № 1068 найти не удалось (повторный поиск — 06.10.2026: приказ по-прежнему значится в перечне актов на сайте Департамента), а наличие в приказе № 228 отдельной графы для психоневрологических организаций по открытой части текста установить нельзя (п. 9, противоречие 24).</w:t>
+        <w:t xml:space="preserve">В правовом навигаторе фонда «Обнажённые сердца» московские нормы для ПНИ цитируются по другому акту — приказу Департамента социальной защиты населения г. Москвы от 24.12.2014 № 1068, с нормой «хлеб пшеничный, в т.ч. мелкоштучные выпечные изделия 175, хлеб ржано-пшеничный 150» г в сутки [79]. Текст приказа № 1068 обнаружен в выгрузке справочной системы, сохранённой 03.05.2015 [80]. Приказ вступил в силу 01.01.2015 и применяется «в части, не противоречащей» постановлениям Правительства Москвы № 376-ПП и № 1500-ПП. Раздел 1 норм — «нормы питания получателей социальных услуг из числа граждан пожилого возраста и инвалидов, проживающих в организациях социального обслуживания» — выражен в граммах брутто и разбит на три графы: организации стационарного социального обслуживания общего типа, психоневрологические организации, организации социально-медицинской реабилитации; цифры навигатора (хлеб пшеничный 175 г, ржано-пшеничный 150 г) относятся к графе психоневрологических организаций [80]. Приказ № 228 издан тем же ведомством (Департамент социальной защиты населения, ныне Департамент труда и социальной защиты населения), то есть является актом того же уровня, и утверждает нормы для тех же адресатов под почти теми же наименованиями: «граждан пожилого возраста и инвалидов, проживающих в государственных организациях социального обслуживания» (приложение 1) и получателей услуг в организациях социально-медицинской реабилитации (приложение 5) [70]. Иерархии между двумя приказами нет; при совпадении предмета применяется более поздний акт, то есть № 228 (толкование). Положения о признании приказа № 1068 утратившим силу в открытой части приказа № 228 нет, официальной отметки о статусе приказа № 1068 найти не удалось (повторный поиск — 06.10.2026: приказ по-прежнему значится в перечне актов на сайте Департамента), а наличие в приказе № 228 отдельной графы для психоневрологических организаций по открытой части текста установить нельзя (п. 9, противоречие 24).</w:t>
       </w:r>
     </w:p>
     <w:p>
@@ -8765,7 +8773,7 @@
         <w:pStyle w:val="FirstParagraph"/>
       </w:pPr>
       <w:r>
-        <w:t xml:space="preserve">Нормы питания утверждены постановлением Правительства Нижегородской области от 20.10.2014 № 709; ведомственным актом в сфере социального обслуживания назван приказ министерства социальной политики Нижегородской области от 21.04.2022 № 214 [80]. По описанию первой редакции, наборы дифференцированы по видам учреждений, а диетическое питание предоставляется по медицинским показаниям с заменой по нормам взаимозаменяемости [1]. Утверждение первой редакции о том, что «на уровне учреждений… элементы выбора блюд внедряются по инициативе учреждений», источником не подкреплено и здесь как факт не воспроизводится.</w:t>
+        <w:t xml:space="preserve">Нормы питания утверждены постановлением Правительства Нижегородской области от 20.10.2014 № 709; ведомственным актом в сфере социального обслуживания назван приказ министерства социальной политики Нижегородской области от 21.04.2022 № 214 [81]. По описанию первой редакции, наборы дифференцированы по видам учреждений, а диетическое питание предоставляется по медицинским показаниям с заменой по нормам взаимозаменяемости [1]. Утверждение первой редакции о том, что «на уровне учреждений… элементы выбора блюд внедряются по инициативе учреждений», источником не подкреплено и здесь как факт не воспроизводится.</w:t>
       </w:r>
     </w:p>
     <w:p>
@@ -8773,7 +8781,7 @@
         <w:pStyle w:val="BodyText"/>
       </w:pPr>
       <w:r>
-        <w:t xml:space="preserve">Действующая редакция норм для взрослых установлена постановлением Правительства Нижегородской области от 30.08.2019 № 617, которое изложило нормы № 709 заново и вступило в силу 01.01.2020 [70]. Наборы для домов-интернатов для престарелых и инвалидов, специальных домов-интернатов и ПНИ выражены в граммах нетто: в общем наборе говядина I категории — 100 г, куры — 25 г, рыба (филе) — 60 г, колбасные изделия — 12 г, картофель — от 200 до 250 г в зависимости от сезона, прочие овощи — 290 г, фрукты — 150 г [70]. Положений о выборе блюд и о замене продуктов текст не содержит (проверено по тексту); брутто приводится лишь в наборах для детей, с пояснением, что масса брутто рассчитана на норму отходов 25 % [70]. Вносились ли изменения после 2020 г., установить не удалось.</w:t>
+        <w:t xml:space="preserve">Действующая редакция норм для взрослых установлена постановлением Правительства Нижегородской области от 30.08.2019 № 617, которое изложило нормы № 709 заново и вступило в силу 01.01.2020 [71]. Наборы для домов-интернатов для престарелых и инвалидов, специальных домов-интернатов и ПНИ выражены в граммах нетто: в общем наборе говядина I категории — 100 г, куры — 25 г, рыба (филе) — 60 г, колбасные изделия — 12 г, картофель — от 200 до 250 г в зависимости от сезона, прочие овощи — 290 г, фрукты — 150 г [71]. Положений о выборе блюд и о замене продуктов текст не содержит (проверено по тексту); брутто приводится лишь в наборах для детей, с пояснением, что масса брутто рассчитана на норму отходов 25 % [71]. Вносились ли изменения после 2020 г., установить не удалось.</w:t>
       </w:r>
     </w:p>
     <w:p>
@@ -8789,7 +8797,7 @@
         <w:pStyle w:val="BodyText"/>
       </w:pPr>
       <w:r>
-        <w:t xml:space="preserve">Второе опубликованное положение того же ведомства — ГБУ «Чкаловский дом-интернат для престарелых и инвалидов» — устроено аналогично: цикличное 14-дневное меню, утверждённое директором; меню-требование составляется ежедневно, «одно с учётом всех отделений»; при отсутствии продукта блюдо заменяется «равноценным по энергетической ценности» с записью в бракеражном журнале; меню вывешивается на стенде вместе с нормами питания [81]. О выборе блюд жителем в нём ничего не сказано. Повторный поиск по сайтам нижегородских учреждений (домен soc52.ru) публичной практики выбора блюд не обнаружил.</w:t>
+        <w:t xml:space="preserve">Второе опубликованное положение того же ведомства — ГБУ «Чкаловский дом-интернат для престарелых и инвалидов» — устроено аналогично: цикличное 14-дневное меню, утверждённое директором; меню-требование составляется ежедневно, «одно с учётом всех отделений»; при отсутствии продукта блюдо заменяется «равноценным по энергетической ценности» с записью в бракеражном журнале; меню вывешивается на стенде вместе с нормами питания [82]. О выборе блюд жителем в нём ничего не сказано. Повторный поиск по сайтам нижегородских учреждений (домен soc52.ru) публичной практики выбора блюд не обнаружил.</w:t>
       </w:r>
     </w:p>
     <w:p>
@@ -8824,7 +8832,7 @@
         <w:pStyle w:val="FirstParagraph"/>
       </w:pPr>
       <w:r>
-        <w:t xml:space="preserve">Нормы утверждены приказом от 11.11.2014 № 171-п [82]. По данным первой редакции, акт отсылает к нормам взаимозаменяемости методических рекомендаций 2002 г., к СанПиН 3590-20, СанПиН 1.2.3685-21 и СП 2.4.3648-20, а диетическое питание связывает со ст. 25.5 29-ФЗ и ст. 39 323-ФЗ [1]. Омские учреждения публикуют на сайтах сведения о питании и перечни продуктов, ограниченных к передаче [54]. Опубликованные меню и правила необходимы вариативному меню в любом регионе: житель и его семья должны знать, из чего производится выбор.</w:t>
+        <w:t xml:space="preserve">Нормы утверждены приказом от 11.11.2014 № 171-п [83]. По данным первой редакции, акт отсылает к нормам взаимозаменяемости методических рекомендаций 2002 г., к СанПиН 3590-20, СанПиН 1.2.3685-21 и СП 2.4.3648-20, а диетическое питание связывает со ст. 25.5 29-ФЗ и ст. 39 323-ФЗ [1]. Омские учреждения публикуют на сайтах сведения о питании и перечни продуктов, ограниченных к передаче [54]. Опубликованные меню и правила необходимы вариативному меню в любом регионе: житель и его семья должны знать, из чего производится выбор.</w:t>
       </w:r>
     </w:p>
     <w:bookmarkEnd w:id="66"/>
@@ -8851,7 +8859,7 @@
         <w:pStyle w:val="FirstParagraph"/>
       </w:pPr>
       <w:r>
-        <w:t xml:space="preserve">Нормы питания утверждены приказом Комитета по социальной защите населения Псковской области от 14.07.2020 № 206 [83]. Вид акта подтверждён независимой справочной отметкой: тем же приказом Комитета по социальной защите Псковской области от 14 июля 2020 г. № 206 с 3 августа 2020 г. признан утратившим силу приказ Главного государственного управления социальной защиты населения Псковской области от 07.11.2014 № 340 [84]. Наборы дифференцированы по категориям учреждений (дома-интернаты, дома ветеранов, ПНИ), диетическое питание организуется со ссылкой на приказы Минздрава России № 395н и № 330 [1]. Псковский акт иллюстрирует общую закономерность: диетологическую логику региональные нормы заимствуют из здравоохранения.</w:t>
+        <w:t xml:space="preserve">Нормы питания утверждены приказом Комитета по социальной защите населения Псковской области от 14.07.2020 № 206 [84]. Вид акта подтверждён независимой справочной отметкой: тем же приказом Комитета по социальной защите Псковской области от 14 июля 2020 г. № 206 с 3 августа 2020 г. признан утратившим силу приказ Главного государственного управления социальной защиты населения Псковской области от 07.11.2014 № 340 [85]. Наборы дифференцированы по категориям учреждений (дома-интернаты, дома ветеранов, ПНИ), диетическое питание организуется со ссылкой на приказы Минздрава России № 395н и № 330 [1]. Псковский акт иллюстрирует общую закономерность: диетологическую логику региональные нормы заимствуют из здравоохранения.</w:t>
       </w:r>
     </w:p>
     <w:bookmarkEnd w:id="67"/>
@@ -8945,7 +8953,7 @@
         <w:pStyle w:val="BodyText"/>
       </w:pPr>
       <w:r>
-        <w:t xml:space="preserve">После этой редакции акт изменялся ещё дважды [85]. Постановление от 06.02.2024 № 74-п (вступившее в силу со дня, следующего за днём официального опубликования) уточнило наименование акта, признало утратившим силу раздел 9 норм и изложило преамбулу заново — теперь она ссылается на приказы Минтруда России № 519н и № 520н, приказы Минздрава России № 330 и № 395н и на СанПиН 3590-20. Постановление от 14.10.2025 № 892-п (вступившее в силу с 01.01.2026) переименовало разделы: раздел 1 теперь относится к «пансионатам, отделениям стационарного социального обслуживания комплексных центров (центров) социального обслуживания населения, специальным домам-интернатам», раздел 2 — к «домам социального обслуживания, социально-реабилитационным центрам» [85]. Раздел 2, в публичной редакции 2016 г. адресованный психоневрологическим интернатам, содержит для них отдельную, более крупную норму брутто: хлеб ржаной 200 г, пшеничный 250 г, картофель 400 г, овощи 420 г, говядина 100 г, куры 40 г, рыба 85 г, творог 50 г, фрукты 100 г [85]. На вопрос, меняли ли поправки граммы, отвечают их официальные тексты на Официальном интернет-портале правовой информации [85]. Постановление № 74-п граммов не касается. Постановление № 892-п, помимо наименований разделов 1, 2, 3, 5, 6, 7 и 10, изменяет одно число — в таблице раздела 3 (нормы для детей) в графе 5 строки 34 «5» заменено на «3». Таблиц разделов 1 и 2 (нормы для взрослых) ни одна из поправок не затрагивает. Поэтому приведённые выше числа раздела 1, данные по редакции 2021 г. и совпадающие с публичной редакцией 2016 г., действуют и в 2026 г., если после постановления № 892-п не вносилось иных изменений [45, 85].</w:t>
+        <w:t xml:space="preserve">После этой редакции акт изменялся ещё дважды [86]. Постановление от 06.02.2024 № 74-п (вступившее в силу со дня, следующего за днём официального опубликования) уточнило наименование акта, признало утратившим силу раздел 9 норм и изложило преамбулу заново — теперь она ссылается на приказы Минтруда России № 519н и № 520н, приказы Минздрава России № 330 и № 395н и на СанПиН 3590-20. Постановление от 14.10.2025 № 892-п (вступившее в силу с 01.01.2026) переименовало разделы: раздел 1 теперь относится к «пансионатам, отделениям стационарного социального обслуживания комплексных центров (центров) социального обслуживания населения, специальным домам-интернатам», раздел 2 — к «домам социального обслуживания, социально-реабилитационным центрам» [86]. Раздел 2, в публичной редакции 2016 г. адресованный психоневрологическим интернатам, содержит для них отдельную, более крупную норму брутто: хлеб ржаной 200 г, пшеничный 250 г, картофель 400 г, овощи 420 г, говядина 100 г, куры 40 г, рыба 85 г, творог 50 г, фрукты 100 г [86]. На вопрос, меняли ли поправки граммы, отвечают их официальные тексты на Официальном интернет-портале правовой информации [86]. Постановление № 74-п граммов не касается. Постановление № 892-п, помимо наименований разделов 1, 2, 3, 5, 6, 7 и 10, изменяет одно число — в таблице раздела 3 (нормы для детей) в графе 5 строки 34 «5» заменено на «3». Таблиц разделов 1 и 2 (нормы для взрослых) ни одна из поправок не затрагивает. Поэтому приведённые выше числа раздела 1, данные по редакции 2021 г. и совпадающие с публичной редакцией 2016 г., действуют и в 2026 г., если после постановления № 892-п не вносилось иных изменений [45, 86].</w:t>
       </w:r>
     </w:p>
     <w:p>
@@ -8980,7 +8988,7 @@
         <w:pStyle w:val="FirstParagraph"/>
       </w:pPr>
       <w:r>
-        <w:t xml:space="preserve">В материалах семинара нормы Ленинградской области названы «постановлением Правительства Ленинградской области № 458» [22]. Такого акта найти не удалось. Действующие нормы питания совершеннолетних получателей социальных услуг утверждены приказом комитета по социальной защите населения Ленинградской области от 30.12.2021 № 04-58 (приложение 3), изданным на основании ст. 8 442-ФЗ и областного закона от 30.10.2014 № 72-оз; по данным поисковых систем приказ изменялся в 2022 и 2023 гг. (тексты этих изменений не прочитаны), а 04.08.2025 в него внесены изменения приказом № 04-81 (опубликован 06.08.2025) [46, 86]. Официальный текст приказа № 04-81 вносит три изменения: строку 9.4 приложения 2 (мягкий инвентарь для несовершеннолетних) дополняет словами «/плед»; излагает заново приложение 4 — нормы питания несовершеннолетних от 1 года до 17 лет (в нетто); излагает заново приложение 6 — нормы зондового питания для несовершеннолетних с 4 лет и совершеннолетних, с расчётом через должную расходуемую энергию. Приказ вступает в силу с даты опубликования, кроме изменения приложения 2 и одной таблицы для детей-сирот (с 01.01.2026) и изменения приложения 6 (с 01.09.2025). Приложения 3 — норм для совершеннолетних, о которых идёт речь ниже, — приказ № 04-81 не затрагивает [86]. Расхождение реквизитов вынесено в гл. 9 (противоречие 31).</w:t>
+        <w:t xml:space="preserve">В материалах семинара нормы Ленинградской области названы «постановлением Правительства Ленинградской области № 458» [22]. Такого акта найти не удалось. Действующие нормы питания совершеннолетних получателей социальных услуг утверждены приказом комитета по социальной защите населения Ленинградской области от 30.12.2021 № 04-58 (приложение 3), изданным на основании ст. 8 442-ФЗ и областного закона от 30.10.2014 № 72-оз; по данным поисковых систем приказ изменялся в 2022 и 2023 гг. (тексты этих изменений не прочитаны), а 04.08.2025 в него внесены изменения приказом № 04-81 (опубликован 06.08.2025) [46, 87]. Официальный текст приказа № 04-81 вносит три изменения: строку 9.4 приложения 2 (мягкий инвентарь для несовершеннолетних) дополняет словами «/плед»; излагает заново приложение 4 — нормы питания несовершеннолетних от 1 года до 17 лет (в нетто); излагает заново приложение 6 — нормы зондового питания для несовершеннолетних с 4 лет и совершеннолетних, с расчётом через должную расходуемую энергию. Приказ вступает в силу с даты опубликования, кроме изменения приложения 2 и одной таблицы для детей-сирот (с 01.01.2026) и изменения приложения 6 (с 01.09.2025). Приложения 3 — норм для совершеннолетних, о которых идёт речь ниже, — приказ № 04-81 не затрагивает [87]. Расхождение реквизитов вынесено в гл. 9 (противоречие 31).</w:t>
       </w:r>
     </w:p>
     <w:p>
@@ -9015,7 +9023,7 @@
         <w:pStyle w:val="FirstParagraph"/>
       </w:pPr>
       <w:r>
-        <w:t xml:space="preserve">Нормы установлены постановлением Правительства ХМАО — Югры от 22.08.2014 № 306-п. В прошлых проходах прочитана редакция постановления от 06.09.2014 № 327-п [71], в которой нормы для совершеннолетних даны в нетто: картофель 200 г, овощи свежие 290 г, фрукты 200 г, соки 100 г, говядина 90 г, птица 22,2 г, колбасные изделия 12 г, рыба 32,5 г, творог 20 г, кисломолочные напитки 121 г, сахар и кондитерские изделия 50 г, СБКС 27 г, витаминно-минеральные комплексы 50–100 % [71]. После 2014 г. постановление № 306-п изменялось постановлениями от 27.03.2015 № 85-п, 30.12.2016 № 569-п, 09.06.2017 № 231-п, 01.10.2021 № 406-п и 12.08.2024 № 306-п [87]. Приложение 1 (нормы в стационарной форме) затронуто лишь изменениями от 06.09.2014 и 09.06.2017: постановлением № 231-п оно изложено в новой редакции, действующей поныне [87]. В этой редакции нормы даны в двух графах — брутто и нетто: говядина 127,7/90 г, птица 25/22,2 г, рыба 59,1/32,5 г, творог 20,4/20 г, кисломолочные напитки 125/121 г, молоко 211/200 г, сыр 16/15 г, картофель 300/200 г, овощи свежие 366,7/290 г (свёкла 65/50, морковь 70/55, капуста 187,5/150, лук 24/20, огурцы и помидоры 15,2/15, другие овощи 62,5/50 г), фрукты 200/200 г, соки 100/100 г, колбаса 12/12 г, сахар и кондитерские изделия 50/50 г [87]. Строки СБКС и витаминно-минеральных комплексов в приложении присутствуют, но их значения в публичной версии справочной системы не отображаются; значения 27 г и 50–100 % подтверждены лишь для редакции 2014 г. [71, 87].</w:t>
+        <w:t xml:space="preserve">Нормы установлены постановлением Правительства ХМАО — Югры от 22.08.2014 № 306-п. В прошлых проходах прочитана редакция постановления от 06.09.2014 № 327-п [72], в которой нормы для совершеннолетних даны в нетто: картофель 200 г, овощи свежие 290 г, фрукты 200 г, соки 100 г, говядина 90 г, птица 22,2 г, колбасные изделия 12 г, рыба 32,5 г, творог 20 г, кисломолочные напитки 121 г, сахар и кондитерские изделия 50 г, СБКС 27 г, витаминно-минеральные комплексы 50–100 % [72]. После 2014 г. постановление № 306-п изменялось постановлениями от 27.03.2015 № 85-п, 30.12.2016 № 569-п, 09.06.2017 № 231-п, 01.10.2021 № 406-п и 12.08.2024 № 306-п [88]. Приложение 1 (нормы в стационарной форме) затронуто лишь изменениями от 06.09.2014 и 09.06.2017: постановлением № 231-п оно изложено в новой редакции, действующей поныне [88]. В этой редакции нормы даны в двух графах — брутто и нетто: говядина 127,7/90 г, птица 25/22,2 г, рыба 59,1/32,5 г, творог 20,4/20 г, кисломолочные напитки 125/121 г, молоко 211/200 г, сыр 16/15 г, картофель 300/200 г, овощи свежие 366,7/290 г (свёкла 65/50, морковь 70/55, капуста 187,5/150, лук 24/20, огурцы и помидоры 15,2/15, другие овощи 62,5/50 г), фрукты 200/200 г, соки 100/100 г, колбаса 12/12 г, сахар и кондитерские изделия 50/50 г [88]. Строки СБКС и витаминно-минеральных комплексов в приложении присутствуют, но их значения в публичной версии справочной системы не отображаются; значения 27 г и 50–100 % подтверждены лишь для редакции 2014 г. [72, 88].</w:t>
       </w:r>
     </w:p>
     <w:p>
@@ -9023,7 +9031,7 @@
         <w:pStyle w:val="BodyText"/>
       </w:pPr>
       <w:r>
-        <w:t xml:space="preserve">Пары брутто/нетто редакции 2017 г. совпадают с ленинградскими 2021 г. позиция в позицию (говядина, птица, рыба, творог, кисломолочные напитки, картофель, овощи с разбивкой) [46, 87]. То обстоятельство, что числа нетто совпадают с ленинградскими и с № 520н уже в 2014 г., а пары брутто/нетто — в 2017 г., подкрепляет предположение об общем федеральном источнике, предшествовавшем № 520н (толкование). Отличаются фрукты: 200 г в ХМАО против 150 г в Ленинградской области и в № 520н [32, 46, 71].</w:t>
+        <w:t xml:space="preserve">Пары брутто/нетто редакции 2017 г. совпадают с ленинградскими 2021 г. позиция в позицию (говядина, птица, рыба, творог, кисломолочные напитки, картофель, овощи с разбивкой) [46, 88]. То обстоятельство, что числа нетто совпадают с ленинградскими и с № 520н уже в 2014 г., а пары брутто/нетто — в 2017 г., подкрепляет предположение об общем федеральном источнике, предшествовавшем № 520н (толкование). Отличаются фрукты: 200 г в ХМАО против 150 г в Ленинградской области и в № 520н [32, 46, 72].</w:t>
       </w:r>
     </w:p>
     <w:bookmarkEnd w:id="71"/>
@@ -9050,7 +9058,7 @@
         <w:pStyle w:val="FirstParagraph"/>
       </w:pPr>
       <w:r>
-        <w:t xml:space="preserve">Из прочитанных актов два (Красноярский край, Новосибирская область) выражены в брутто, один (Нижегородская область) — в нетто, три (Санкт-Петербург, Ленинградская область, ХМАО — Югра в действующей редакции 2017 г.) — в обеих величинах [34, 45–47, 70, 87]. Прежние редакции обзора относили Санкт-Петербург к нетто; это неточно: и редакция 2022 г., и действующая редакция 2026 г. дают для взрослых пары брутто и нетто, а сопоставления в обзоре велись по нетто [33, 34]. Московский приказ № 1068 выражен в брутто [79], но его действие после принятия приказа № 228 не установлено, и в этот подсчёт он не включён. Прямое сопоставление «говядина 110 г в Новосибирской области против 90 г по № 520н» ошибочно: первая цифра обозначает массу закладки до очистки и обвалки, вторая — массу после. Ленинградская норма содержит коэффициенты перевода, заложенные самим нормотворцем, и по ним брутто-нормы можно ориентировочно привести к нетто.</w:t>
+        <w:t xml:space="preserve">Из прочитанных актов два (Красноярский край, Новосибирская область) выражены в брутто, один (Нижегородская область) — в нетто, три (Санкт-Петербург, Ленинградская область, ХМАО — Югра в действующей редакции 2017 г.) — в обеих величинах [34, 45–47, 71, 88]. Прежние редакции обзора относили Санкт-Петербург к нетто; это неточно: и редакция 2022 г., и действующая редакция 2026 г. дают для взрослых пары брутто и нетто, а сопоставления в обзоре велись по нетто [33, 34]. Московский приказ № 1068 выражен в брутто [80], но его действие после принятия приказа № 228 не установлено, и в этот подсчёт он не включён. Прямое сопоставление «говядина 110 г в Новосибирской области против 90 г по № 520н» ошибочно: первая цифра обозначает массу закладки до очистки и обвалки, вторая — массу после. Ленинградская норма содержит коэффициенты перевода, заложенные самим нормотворцем, и по ним брутто-нормы можно ориентировочно привести к нетто.</w:t>
       </w:r>
     </w:p>
     <w:tbl>
@@ -9923,7 +9931,7 @@
         <w:pStyle w:val="FirstParagraph"/>
       </w:pPr>
       <w:r>
-        <w:t xml:space="preserve">Первая редакция обзора включила в региональный раздел аудит организации питания в республиканской клинической психиатрической больнице, проведённый контрольным органом Республики Татарстан: стоимость питания составила около 224–310 руб. на койко-день, фактические рационы оказались занижены против рекомендуемых норм [1, 88]. Это учреждение здравоохранения, и его показатели на стоимость питания в социальном обслуживании прямо не переносятся. Ценен методический вывод аудита: наличие норм не гарантирует их исполнения, и проверка должна сопоставлять нормы с фактической закладкой. Ссылка первой редакции на «акт Минтруда Республики Татарстан» о нормах питания дана без реквизитов [1] и во второй редакции не используется.</w:t>
+        <w:t xml:space="preserve">Первая редакция обзора включила в региональный раздел аудит организации питания в республиканской клинической психиатрической больнице, проведённый контрольным органом Республики Татарстан: стоимость питания составила около 224–310 руб. на койко-день, фактические рационы оказались занижены против рекомендуемых норм [1, 89]. Это учреждение здравоохранения, и его показатели на стоимость питания в социальном обслуживании прямо не переносятся. Ценен методический вывод аудита: наличие норм не гарантирует их исполнения, и проверка должна сопоставлять нормы с фактической закладкой. Ссылка первой редакции на «акт Минтруда Республики Татарстан» о нормах питания дана без реквизитов [1] и во второй редакции не используется.</w:t>
       </w:r>
     </w:p>
     <w:bookmarkEnd w:id="73"/>
@@ -10196,7 +10204,7 @@
               <w:pStyle w:val="Compact"/>
             </w:pPr>
             <w:r>
-              <w:t xml:space="preserve">Преамбула и п. 1–2.1 проверены [69]</w:t>
+              <w:t xml:space="preserve">Преамбула и п. 1–2.1 проверены [70]</w:t>
             </w:r>
           </w:p>
         </w:tc>
@@ -10354,7 +10362,7 @@
               <w:pStyle w:val="Compact"/>
             </w:pPr>
             <w:r>
-              <w:t xml:space="preserve">Нормы в ред. № 617 проверены по тексту [70]; локальная форма проверена</w:t>
+              <w:t xml:space="preserve">Нормы в ред. № 617 проверены по тексту [71]; локальная форма проверена</w:t>
             </w:r>
           </w:p>
         </w:tc>
@@ -10512,7 +10520,7 @@
               <w:pStyle w:val="Compact"/>
             </w:pPr>
             <w:r>
-              <w:t xml:space="preserve">По первой редакции; вид и дата акта подтверждены справочной отметкой [84]</w:t>
+              <w:t xml:space="preserve">По первой редакции; вид и дата акта подтверждены справочной отметкой [85]</w:t>
             </w:r>
           </w:p>
         </w:tc>
@@ -10670,7 +10678,7 @@
               <w:pStyle w:val="Compact"/>
             </w:pPr>
             <w:r>
-              <w:t xml:space="preserve">Раздел 1 проверен по ред. 2021 г. [45]; официальные тексты изменений 2024–2025 гг. прочитаны: граммы взрослых норм не менялись [85]</w:t>
+              <w:t xml:space="preserve">Раздел 1 проверен по ред. 2021 г. [45]; официальные тексты изменений 2024–2025 гг. прочитаны: граммы взрослых норм не менялись [86]</w:t>
             </w:r>
           </w:p>
         </w:tc>
@@ -10749,7 +10757,7 @@
               <w:pStyle w:val="Compact"/>
             </w:pPr>
             <w:r>
-              <w:t xml:space="preserve">Проверено по тексту; приказ № 04-81 от 04.08.2025 прочитан — приложение 3 не затронуто; изменения 2022–2023 гг. не прочитаны [46, 86]</w:t>
+              <w:t xml:space="preserve">Проверено по тексту; приказ № 04-81 от 04.08.2025 прочитан — приложение 3 не затронуто; изменения 2022–2023 гг. не прочитаны [46, 87]</w:t>
             </w:r>
           </w:p>
         </w:tc>
@@ -10828,7 +10836,7 @@
               <w:pStyle w:val="Compact"/>
             </w:pPr>
             <w:r>
-              <w:t xml:space="preserve">Проверено по действующей редакции прил. 1 [71, 87]</w:t>
+              <w:t xml:space="preserve">Проверено по действующей редакции прил. 1 [72, 88]</w:t>
             </w:r>
           </w:p>
         </w:tc>
@@ -10866,7 +10874,7 @@
         <w:pStyle w:val="BodyText"/>
       </w:pPr>
       <w:r>
-        <w:t xml:space="preserve">Учреждению, вводящему выбор, региональная норма ставит четыре практических условия. Первое: суммарная закладка за отчётный период (неделя, декада, месяц) должна соответствовать норме по каждой группе. Второе: варианты внутри группы продуктов норму не затрагивают, тогда как варианты между группами требуют утверждённой учреждением таблицы замен со ссылкой на источник. Третье: контроль по среднему за период, а не по каждому дню, допустим. Федеральной нормы, разрешающей его для взрослых, нет: в СанПиН он закреплён для детей (подп. «в» подп. 2 п. 59 СанПиН 4282-26 допускает отклонение по приёмам пищи ±5 % при соблюдении среднего за неделю [3]). Из прочитанных региональных актов прямую опору даёт только московский приказ № 228, допускающий отступление от норм калорийности по отдельным приёмам пищи ±5 % при соответствии нормам среднего за неделю [69]. В остальных регионах способ контроля следует закрепить локальным актом (рекомендация); московскую формулировку разумно использовать как образец, оговорив, что она касается калорийности, а для групп продуктов необходим собственный порядок учёта замен.</w:t>
+        <w:t xml:space="preserve">Учреждению, вводящему выбор, региональная норма ставит четыре практических условия. Первое: суммарная закладка за отчётный период (неделя, декада, месяц) должна соответствовать норме по каждой группе. Второе: варианты внутри группы продуктов норму не затрагивают, тогда как варианты между группами требуют утверждённой учреждением таблицы замен со ссылкой на источник. Третье: контроль по среднему за период, а не по каждому дню, допустим. Федеральной нормы, разрешающей его для взрослых, нет: в СанПиН он закреплён для детей (подп. «в» подп. 2 п. 59 СанПиН 4282-26 допускает отклонение по приёмам пищи ±5 % при соблюдении среднего за неделю [3]). Из прочитанных региональных актов прямую опору даёт только московский приказ № 228, допускающий отступление от норм калорийности по отдельным приёмам пищи ±5 % при соответствии нормам среднего за неделю [70]. В остальных регионах способ контроля следует закрепить локальным актом (рекомендация); московскую формулировку разумно использовать как образец, оговорив, что она касается калорийности, а для групп продуктов необходим собственный порядок учёта замен.</w:t>
       </w:r>
     </w:p>
     <w:p>
@@ -11556,7 +11564,7 @@
         <w:t xml:space="preserve"> </w:t>
       </w:r>
       <w:r>
-        <w:t xml:space="preserve">В разделе «Документы учреждения» на сайте нет отдельного положения об организации питания, журнала заказа блюд и журнала замен (проверено 05.10.2026) [28]. Там же опубликована «Информация об организации социального питания» учреждения (тогда ПНИ № 9) за 2022 г. [89]. Учреждение руководствуется в ней постановлением Правительства Санкт-Петербурга № 873 о социальном питании, распоряжением Комитета по социальной политике от 18.09.2020 № 2054-р о выборе формы социального питания, постановлением № 1284, СанПиН 2.3/2.4.3590-20 и федеральными методическими рекомендациями 2002–2003 гг. Питание в 2022 г. организовано «в соответствии с утвержденным цикличным меню» — приложением № 2 к техническому заданию договора (шесть приёмов пищи; цикличное семидневное меню) [89]. Вариативного меню в документе 2022 г. ещё нет.</w:t>
+        <w:t xml:space="preserve">В разделе «Документы учреждения» на сайте нет отдельного положения об организации питания, журнала заказа блюд и журнала замен (проверено 05.10.2026) [28]. Там же опубликована «Информация об организации социального питания» учреждения (тогда ПНИ № 9) за 2022 г. [90]. Учреждение руководствуется в ней постановлением Правительства Санкт-Петербурга № 873 о социальном питании, распоряжением Комитета по социальной политике от 18.09.2020 № 2054-р о выборе формы социального питания, постановлением № 1284, СанПиН 2.3/2.4.3590-20 и федеральными методическими рекомендациями 2002–2003 гг. Питание в 2022 г. организовано «в соответствии с утвержденным цикличным меню» — приложением № 2 к техническому заданию договора (шесть приёмов пищи; цикличное семидневное меню) [90]. Вариативного меню в документе 2022 г. ещё нет.</w:t>
       </w:r>
     </w:p>
     <w:p>
@@ -11574,7 +11582,7 @@
         <w:t xml:space="preserve"> </w:t>
       </w:r>
       <w:r>
-        <w:t xml:space="preserve">Питание жителей ДСО «Серафимовский» организовано привлечённым организатором (аутсорсинг); это подтвердил автор доклада как руководитель учреждения 05.10.2026 [90] (конфликт интересов раскрыт выше). Учреждение закупает услугу по 223-ФЗ («оказание услуг по организации питания», ОКПД2 56.29.19.000). По данным закупочных реестров [91, 92], цепочка 2026 г. выглядит так:</w:t>
+        <w:t xml:space="preserve">Питание жителей ДСО «Серафимовский» организовано привлечённым организатором (аутсорсинг); это подтвердил автор доклада как руководитель учреждения 05.10.2026 [91] (конфликт интересов раскрыт выше). Учреждение закупает услугу по 223-ФЗ («оказание услуг по организации питания», ОКПД2 56.29.19.000). По данным закупочных реестров [92, 93], цепочка 2026 г. выглядит так:</w:t>
       </w:r>
     </w:p>
     <w:p>
@@ -11646,7 +11654,7 @@
         <w:t xml:space="preserve"> </w:t>
       </w:r>
       <w:r>
-        <w:t xml:space="preserve">[92].</w:t>
+        <w:t xml:space="preserve">[93].</w:t>
       </w:r>
     </w:p>
     <w:p>
@@ -11664,7 +11672,7 @@
         <w:t xml:space="preserve"> </w:t>
       </w:r>
       <w:r>
-        <w:t xml:space="preserve">К извещению № 32616171821 приложены четыре части цикличного меню: «ЦМ ОВД», «ЦМ ИП», «ЦМ ОВД2» и «ЦМ лето» [91]. Их содержание прочитано по копиям тех же файлов, предоставленным учреждением автора. Каждая часть представляет собой четырнадцатидневный цикл на шесть приёмов пищи (завтрак, второй завтрак, обед, полдник, ужин, второй ужин); в каждой строке указаны блюдо, масса порции, белки, жиры, углеводы, энергетическая ценность, номер рецептуры и сборник рецептур. Рационы разделены по вариантам диеты: основной вариант стандартной диеты (ОВД; в среднем за цикл 3 470,2 ккал в сутки); варианты для жителей с целиакией (ИП) и с множественной пищевой непереносимостью (ИП2); вариант для жителей с сахарным диабетом (ОВД2; 2 868,5 ккал); летние ОВД и ОВД2.</w:t>
+        <w:t xml:space="preserve">К извещению № 32616171821 приложены четыре части цикличного меню: «ЦМ ОВД», «ЦМ ИП», «ЦМ ОВД2» и «ЦМ лето» [92]. Их содержание прочитано по копиям тех же файлов, предоставленным учреждением автора. Каждая часть представляет собой четырнадцатидневный цикл на шесть приёмов пищи (завтрак, второй завтрак, обед, полдник, ужин, второй ужин); в каждой строке указаны блюдо, масса порции, белки, жиры, углеводы, энергетическая ценность, номер рецептуры и сборник рецептур. Рационы разделены по вариантам диеты: основной вариант стандартной диеты (ОВД; в среднем за цикл 3 470,2 ккал в сутки); варианты для жителей с целиакией (ИП) и с множественной пищевой непереносимостью (ИП2); вариант для жителей с сахарным диабетом (ОВД2; 2 868,5 ккал); летние ОВД и ОВД2.</w:t>
       </w:r>
     </w:p>
     <w:p>
@@ -11696,33 +11704,33 @@
         <w:pStyle w:val="BodyText"/>
       </w:pPr>
       <w:r>
-        <w:t xml:space="preserve">Выбор в учреждении в 2025–2026 гг. существовал наряду с этим циклом: в правилах внутреннего распорядка — как «зал заказного питания» [28], в сообщении Комитета — как заказ накануне [21]. В опубликованной закупочной документации он не виден. Записан ли выбор в техническом задании договора на август — декабрь 2026 г., доклад не проверял (документация конкурса из среды подготовки доклада недоступна). Доли жителей и меню-пары здесь не приводятся.</w:t>
-      </w:r>
-    </w:p>
-    <w:p>
-      <w:pPr>
-        <w:pStyle w:val="BodyText"/>
-      </w:pPr>
-      <w:r>
-        <w:t xml:space="preserve">Тем самым ДСО «Серафимовский» оказывается единственным обнаруженным российским кейсом вариативного меню (заказ накануне, М1) при аутсорсинге питания. Оговорка двойная: это учреждение самого автора, и кейс подтверждён словами автора, правилами внутреннего распорядка и вторичными карточками закупок, а не опубликованными условиями договора. Смена исполнителя в середине 2026 г. обнаруживает практический риск такой модели: если выбор держится на договорённости с конкретным исполнителем, а не на тексте технического задания, при смене исполнителя его приходится согласовывать заново. Поэтому в сценарии 8 гл. 7 рекомендовано записывать выбор в техническое задание договора (толкование).</w:t>
-      </w:r>
-    </w:p>
-    <w:p>
-      <w:pPr>
-        <w:pStyle w:val="BodyText"/>
-      </w:pPr>
+        <w:t xml:space="preserve">Выбор в учреждении в 2025–2026 гг. существовал наряду с этим циклом: в правилах внутреннего распорядка — как «зал заказного питания» [28], в сообщении Комитета — как заказ накануне [21]. В опубликованной закупочной документации он не виден. Записан ли выбор в техническом задании договора на август — декабрь 2026 г., доклад не проверял: документация конкурса из среды подготовки доклада недоступна. Повторная попытка 07.10.2026 результата также не дала. Единая информационная система по-прежнему недоступна, а агрегаторы закупок показывают лишь перечень файлов без доступа к их содержанию: конкурсную документацию («КД СМСП</w:t>
+      </w:r>
+      <w:r>
+        <w:t xml:space="preserve"> </w:t>
+      </w:r>
+      <w:r>
+        <w:rPr>
+          <w:i/>
+          <w:iCs/>
+        </w:rPr>
+        <w:t xml:space="preserve">Услуги питания август-декабрь 26</w:t>
+      </w:r>
+      <w:r>
+        <w:t xml:space="preserve">.docx»), отдельный архив «Приложение №2 к ТЗ», протоколы рассмотрения первых и вторых частей заявок и итоговый протокол [92]. Судя по названию приложения, техническое задание входит в состав конкурсной документации; само оно не прочитано. По карточке извещения предмет конкурса разбит на три позиции, измеряемые в человеко-днях (109 395, 2 448 и 33 660) [93]; что стоит за этим делением, карточка не сообщает, и доклад его не истолковывает. Таким образом, на 07.10.2026 нельзя утверждать ни того, что техническое задание предусматривает выбор блюд, ни того, что оно его не предусматривает; условия договора № 32616197209-01 по-прежнему</w:t>
+      </w:r>
+      <w:r>
+        <w:t xml:space="preserve"> </w:t>
+      </w:r>
       <w:r>
         <w:rPr>
           <w:b/>
           <w:bCs/>
         </w:rPr>
-        <w:t xml:space="preserve">Чего источники не сообщают.</w:t>
-      </w:r>
-      <w:r>
-        <w:t xml:space="preserve"> </w:t>
-      </w:r>
-      <w:r>
-        <w:t xml:space="preserve">Не приводятся доля жителей, пользующихся заказом, число добавленных ставок и стоимость оборудования, данные о потреблении и отходах, тексты технического задания и договора с организатором питания, в том числе условия о вариантах блюд.</w:t>
+        <w:t xml:space="preserve">не сверены</w:t>
+      </w:r>
+      <w:r>
+        <w:t xml:space="preserve">. Доли жителей и меню-пары здесь не приводятся.</w:t>
       </w:r>
     </w:p>
     <w:p>
@@ -11730,7 +11738,7 @@
         <w:pStyle w:val="BodyText"/>
       </w:pPr>
       <w:r>
-        <w:t xml:space="preserve">Независимое упоминание петербургской практики содержится в исследовании проекта «Если быть точным» (09.04.2026): со слов С. Мамоновой (БО «Перспективы»), «в одном из петербургских интернатов небольшой группе наиболее самостоятельных подопечных позволили самим выбирать еду из предложенных вариантов меню», при этом такие изменения «не носят массового характера» [4]. Учреждение в публикации не названо, и отождествлять это свидетельство с ДСО «Серафимовский» нельзя; оно подтверждает лишь, что в 2025–2026 гг. выбор в петербургских ПНИ оставался достоянием узкой группы жителей.</w:t>
+        <w:t xml:space="preserve">Тем самым ДСО «Серафимовский» оказывается единственным обнаруженным российским кейсом вариативного меню (заказ накануне, М1) при аутсорсинге питания. Оговорка двойная: это учреждение самого автора, и кейс подтверждён словами автора, правилами внутреннего распорядка и вторичными карточками закупок, а не опубликованными условиями договора. Смена исполнителя в середине 2026 г. обнаруживает практический риск такой модели: если выбор держится на договорённости с конкретным исполнителем, а не на тексте технического задания, при смене исполнителя его приходится согласовывать заново. Поэтому в сценарии 8 гл. 7 рекомендовано записывать выбор в техническое задание договора (толкование).</w:t>
       </w:r>
     </w:p>
     <w:p>
@@ -11742,22 +11750,48 @@
           <w:b/>
           <w:bCs/>
         </w:rPr>
-        <w:t xml:space="preserve">Модель и классы утверждений.</w:t>
+        <w:t xml:space="preserve">Чего источники не сообщают.</w:t>
       </w:r>
       <w:r>
         <w:t xml:space="preserve"> </w:t>
       </w:r>
       <w:r>
-        <w:t xml:space="preserve">Заказ накануне из предложенного меню соответствует модели М1: выбор существует, но совершается не в момент еды (п. 1.4). Приказ № 124 представляет собой</w:t>
-      </w:r>
-      <w:r>
-        <w:t xml:space="preserve"> </w:t>
-      </w:r>
+        <w:t xml:space="preserve">Не приводятся доля жителей, пользующихся заказом, число добавленных ставок и стоимость оборудования, данные о потреблении и отходах, тексты технического задания и договора с организатором питания, в том числе условия о вариантах блюд.</w:t>
+      </w:r>
+    </w:p>
+    <w:p>
+      <w:pPr>
+        <w:pStyle w:val="BodyText"/>
+      </w:pPr>
+      <w:r>
+        <w:t xml:space="preserve">Независимое упоминание петербургской практики содержится в исследовании проекта «Если быть точным» (09.04.2026): со слов С. Мамоновой (БО «Перспективы»), «в одном из петербургских интернатов небольшой группе наиболее самостоятельных подопечных позволили самим выбирать еду из предложенных вариантов меню», при этом такие изменения «не носят массового характера» [4]. Учреждение в публикации не названо, и отождествлять это свидетельство с ДСО «Серафимовский» нельзя; оно подтверждает лишь, что в 2025–2026 гг. выбор в петербургских ПНИ оставался достоянием узкой группы жителей.</w:t>
+      </w:r>
+    </w:p>
+    <w:p>
+      <w:pPr>
+        <w:pStyle w:val="BodyText"/>
+      </w:pPr>
       <w:r>
         <w:rPr>
           <w:b/>
           <w:bCs/>
         </w:rPr>
+        <w:t xml:space="preserve">Модель и классы утверждений.</w:t>
+      </w:r>
+      <w:r>
+        <w:t xml:space="preserve"> </w:t>
+      </w:r>
+      <w:r>
+        <w:t xml:space="preserve">Заказ накануне из предложенного меню соответствует модели М1: выбор существует, но совершается не в момент еды (п. 1.4). Приказ № 124 представляет собой</w:t>
+      </w:r>
+      <w:r>
+        <w:t xml:space="preserve"> </w:t>
+      </w:r>
+      <w:r>
+        <w:rPr>
+          <w:b/>
+          <w:bCs/>
+        </w:rPr>
         <w:t xml:space="preserve">локальную форму</w:t>
       </w:r>
       <w:r>
@@ -11772,7 +11806,7 @@
         <w:pStyle w:val="BodyText"/>
       </w:pPr>
       <w:r>
-        <w:t xml:space="preserve">Сообщение Комитета содержит две оценки, которые нередко цитируют порознь: жители приняли выбор с энтузиазмом, а полный переход затруднителен. Вторая оценка — суждение руководителя учреждения, а не результат измерения; данных о влиянии выбора на состав фактического потребления сообщение не приводит. Научные данные по этому вопросу противоречивы (п. 5.3): в исследовании Wheeler и соавт. переход к выбору в момент еды сопровождался несколько бо́льшим потреблением белковых продуктов и овощей и меньшим — углеводных в расчёте на приём пищи [93].</w:t>
+        <w:t xml:space="preserve">Сообщение Комитета содержит две оценки, которые нередко цитируют порознь: жители приняли выбор с энтузиазмом, а полный переход затруднителен. Вторая оценка — суждение руководителя учреждения, а не результат измерения; данных о влиянии выбора на состав фактического потребления сообщение не приводит. Научные данные по этому вопросу противоречивы (п. 5.3): в исследовании Wheeler и соавт. переход к выбору в момент еды сопровождался несколько бо́льшим потреблением белковых продуктов и овощей и меньшим — углеводных в расчёте на приём пищи [94].</w:t>
       </w:r>
     </w:p>
     <w:bookmarkEnd w:id="85"/>
@@ -12537,7 +12571,7 @@
               <w:pStyle w:val="Compact"/>
             </w:pPr>
             <w:r>
-              <w:t xml:space="preserve">Бывший ПНИ; питание на аутсорсинге [90]</w:t>
+              <w:t xml:space="preserve">Бывший ПНИ; питание на аутсорсинге [91]</w:t>
             </w:r>
           </w:p>
         </w:tc>
@@ -12717,7 +12751,7 @@
         <w:pStyle w:val="BodyText"/>
       </w:pPr>
       <w:r>
-        <w:t xml:space="preserve">Кейс вариативного меню при аутсорсинге питания обнаружен один — ДСО «Серафимовский», учреждение автора доклада: аутсорсинг подтверждён автором [90] и карточками закупок по 223-ФЗ [91], но условия договора о выборе не проверены. В остальных сообщениях о выборе привлечённый организатор не упоминается. Поэтому восемь строк технического задания (сценарий 6) и риски договора, ссылающегося на утративший силу СанПиН (п. 2.7), остаются проектными решениями, которые российская практика пока не подтверждает опубликованными договорами [22, 23].</w:t>
+        <w:t xml:space="preserve">Кейс вариативного меню при аутсорсинге питания обнаружен один — ДСО «Серафимовский», учреждение автора доклада: аутсорсинг подтверждён автором [91] и карточками закупок по 223-ФЗ [92], но условия договора о выборе не проверены. В остальных сообщениях о выборе привлечённый организатор не упоминается. Поэтому восемь строк технического задания (сценарий 6) и риски договора, ссылающегося на утративший силу СанПиН (п. 2.7), остаются проектными решениями, которые российская практика пока не подтверждает опубликованными договорами [22, 23].</w:t>
       </w:r>
     </w:p>
     <w:p>
@@ -12798,7 +12832,7 @@
         <w:pStyle w:val="FirstParagraph"/>
       </w:pPr>
       <w:r>
-        <w:t xml:space="preserve">Наиболее полную оценку распространённости недостаточности питания у пожилых по инструменту MNA (Mini Nutritional Assessment) даёт метаанализ Cereda и соавт. 2016 г., объединивший 240 исследований и 113 967 человек. Распространённость составила 3,1 % у живущих дома, 17,5 % (95 % ДИ 14,3–20,6) в домах престарелых (nursing homes), 28,7 % (21,4–36,0) в учреждениях долговременного ухода (long-term care) и 22,0 % в больницах [94]. Доля лиц в зоне риска в учреждениях в несколько раз превышает долю лиц с установленной недостаточностью.</w:t>
+        <w:t xml:space="preserve">Наиболее полную оценку распространённости недостаточности питания у пожилых по инструменту MNA (Mini Nutritional Assessment) даёт метаанализ Cereda и соавт. 2016 г., объединивший 240 исследований и 113 967 человек. Распространённость составила 3,1 % у живущих дома, 17,5 % (95 % ДИ 14,3–20,6) в домах престарелых (nursing homes), 28,7 % (21,4–36,0) в учреждениях долговременного ухода (long-term care) и 22,0 % в больницах [95]. Доля лиц в зоне риска в учреждениях в несколько раз превышает долю лиц с установленной недостаточностью.</w:t>
       </w:r>
     </w:p>
     <w:p>
@@ -12841,7 +12875,7 @@
         <w:pStyle w:val="FirstParagraph"/>
       </w:pPr>
       <w:r>
-        <w:t xml:space="preserve">Наиболее известная работа о выборе в институциональном питании — исследование Wright, Connelly, Capra и Hendrikz (2013, Брисбен), в котором обследованы 103 пациента больницы и 210 жителей девяти домов престарелых. Удовлетворённость питанием оказалась связана с числом предлагаемых вариантов и моментом выбора: чем ближе выбор к приёму пищи и чем больше вариантов, тем выше удовлетворённость (P &lt; 0,01); авторы рекомендовали сокращать разрыв между выбором и подачей еды [95]. Две цифры из этой работы часто цитируются вне контекста. Первая — 20 %: в итоговой модели (ordered probit, n = 229) выбор блюда в момент подачи по сравнению с отсутствием выбора повышал вероятность общей оценки «очень хорошо» примерно на 20 процентных пунктов (предельный эффект 0,203). Вторая — 69,5 %: это предельный эффект децентрализованной раздачи (порционирование в обеденном зале, а не на центральной кухне) в подвыборке жителей с «удовлетворительной» самооценкой здоровья (n = 71). Обе цифры описывают вероятность высокой оценки удовлетворённости, а не потребление пищи, причём вторая относится к способу раздачи, а не к выбору [95]. Выборка удобная, данные собраны в 2003–2004 гг. Работа принадлежит к немногим, где время выбора выделено как самостоятельный фактор наряду с числом вариантов; отсюда довод в пользу различения на шкале раздачи М1 (выбор накануне) и М2 (выбор в момент еды).</w:t>
+        <w:t xml:space="preserve">Наиболее известная работа о выборе в институциональном питании — исследование Wright, Connelly, Capra и Hendrikz (2013, Брисбен), в котором обследованы 103 пациента больницы и 210 жителей девяти домов престарелых. Удовлетворённость питанием оказалась связана с числом предлагаемых вариантов и моментом выбора: чем ближе выбор к приёму пищи и чем больше вариантов, тем выше удовлетворённость (P &lt; 0,01); авторы рекомендовали сокращать разрыв между выбором и подачей еды [96]. Две цифры из этой работы часто цитируются вне контекста. Первая — 20 %: в итоговой модели (ordered probit, n = 229) выбор блюда в момент подачи по сравнению с отсутствием выбора повышал вероятность общей оценки «очень хорошо» примерно на 20 процентных пунктов (предельный эффект 0,203). Вторая — 69,5 %: это предельный эффект децентрализованной раздачи (порционирование в обеденном зале, а не на центральной кухне) в подвыборке жителей с «удовлетворительной» самооценкой здоровья (n = 71). Обе цифры описывают вероятность высокой оценки удовлетворённости, а не потребление пищи, причём вторая относится к способу раздачи, а не к выбору [96]. Выборка удобная, данные собраны в 2003–2004 гг. Работа принадлежит к немногим, где время выбора выделено как самостоятельный фактор наряду с числом вариантов; отсюда довод в пользу различения на шкале раздачи М1 (выбор накануне) и М2 (выбор в момент еды).</w:t>
       </w:r>
     </w:p>
     <w:p>
@@ -12849,7 +12883,7 @@
         <w:pStyle w:val="BodyText"/>
       </w:pPr>
       <w:r>
-        <w:t xml:space="preserve">Abbey, Wright и Capra (2015) описали, как выбор фактически устроен в австралийских домах престарелых. Исследование включало национальный опрос учреждений о планировании меню (247 учреждений), анализ меню (161) и наблюдение 36 приёмов пищи. Выбора оказалось мало во всей выборке, особенно для жителей на протёртой пище; меню редко планировались с расчётом на альтернативы. Авторы предложили усилить регулирование и мониторинг выбора в рамках национальных стандартов аккредитации [96]. Вывод непосредственно касается российских ПНИ и домов-интернатов: два блюда на линии раздачи ещё не означают, что выбор доступен жителю на протёртой пище или тому, кто не может выразить желание словами.</w:t>
+        <w:t xml:space="preserve">Abbey, Wright и Capra (2015) описали, как выбор фактически устроен в австралийских домах престарелых. Исследование включало национальный опрос учреждений о планировании меню (247 учреждений), анализ меню (161) и наблюдение 36 приёмов пищи. Выбора оказалось мало во всей выборке, особенно для жителей на протёртой пище; меню редко планировались с расчётом на альтернативы. Авторы предложили усилить регулирование и мониторинг выбора в рамках национальных стандартов аккредитации [97]. Вывод непосредственно касается российских ПНИ и домов-интернатов: два блюда на линии раздачи ещё не означают, что выбор доступен жителю на протёртой пище или тому, кто не может выразить желание словами.</w:t>
       </w:r>
     </w:p>
     <w:p>
@@ -12857,7 +12891,7 @@
         <w:pStyle w:val="BodyText"/>
       </w:pPr>
       <w:r>
-        <w:t xml:space="preserve">Wheeler, Abbey и Capra (2025) сравнили в одном австралийском учреждении две системы — традиционную, с меню, выбираемым заранее, и систему, в которой житель выбирает из семи горячих блюд в момент подачи. Удовлетворённость выросла с 3,60 до 4,57 балла по пятибалльной шкале. По сравнению со стандартным блюдом приём пищи из нового меню давал несколько больше белковых продуктов (+5 г) и овощей (+11 г) и меньше углеводных (−38 г). Производственные отходы выросли с 55 до 90 г на жителя в день, стоимость питания — с 9,20–11,14 до 11,01–12,15 австралийского доллара на жителя в день [93]. Качественное исследование той же группы, основанное на интервью с 20 жителями до перехода и 18 после него, показало, что жители связывали возможность выбора в момент еды с ощущением контроля и самостоятельности [97].</w:t>
+        <w:t xml:space="preserve">Wheeler, Abbey и Capra (2025) сравнили в одном австралийском учреждении две системы — традиционную, с меню, выбираемым заранее, и систему, в которой житель выбирает из семи горячих блюд в момент подачи. Удовлетворённость выросла с 3,60 до 4,57 балла по пятибалльной шкале. По сравнению со стандартным блюдом приём пищи из нового меню давал несколько больше белковых продуктов (+5 г) и овощей (+11 г) и меньше углеводных (−38 г). Производственные отходы выросли с 55 до 90 г на жителя в день, стоимость питания — с 9,20–11,14 до 11,01–12,15 австралийского доллара на жителя в день [94]. Качественное исследование той же группы, основанное на интервью с 20 жителями до перехода и 18 после него, показало, что жители связывали возможность выбора в момент еды с ощущением контроля и самостоятельности [98].</w:t>
       </w:r>
     </w:p>
     <w:p>
@@ -12873,7 +12907,7 @@
         <w:pStyle w:val="BodyText"/>
       </w:pPr>
       <w:r>
-        <w:t xml:space="preserve">Близкий результат получен в больничном питании. В частной больнице Брисбена переход к модели room service, при которой пациент заказывает блюда из ресторанного меню по телефону и получает их приготовленными под заказ, по данным ретроспективного анализа аудитов и сравнения «до/после» сопровождался ростом потребления пищи и удовлетворённости при снижении отходов и стоимости питания на пациента [98]. Больничный контекст отличается от учреждения долговременного проживания (краткое пребывание, иной состав пациентов), поэтому результат приводится как аналогия, а не как доказательство для ДСО и ПНИ.</w:t>
+        <w:t xml:space="preserve">Близкий результат получен в больничном питании. В частной больнице Брисбена переход к модели room service, при которой пациент заказывает блюда из ресторанного меню по телефону и получает их приготовленными под заказ, по данным ретроспективного анализа аудитов и сравнения «до/после» сопровождался ростом потребления пищи и удовлетворённости при снижении отходов и стоимости питания на пациента [99]. Больничный контекст отличается от учреждения долговременного проживания (краткое пребывание, иной состав пациентов), поэтому результат приводится как аналогия, а не как доказательство для ДСО и ПНИ.</w:t>
       </w:r>
     </w:p>
     <w:bookmarkEnd w:id="92"/>
@@ -12908,7 +12942,7 @@
         <w:pStyle w:val="BodyText"/>
       </w:pPr>
       <w:r>
-        <w:t xml:space="preserve">Wang и соавт. (2020) провели углублённые интервью с семью жителями и семью сотрудниками двух австралийских учреждений, построив анализ на теории самодетерминации. Выделены три темы: «питание на массу» (catering for the masses), организационные барьеры для выбора и влияние еды на благополучие [99]; недостаточный выбор авторы называют «давней проблемой», требующей внимания и обязательств учреждения. Bailey и соавт. (2017) в феноменологическом исследовании шести жителей двух учреждений показали, что жители в основном не знали о пищевых регламентах и рисках, которыми обосновываются ограничения, но желали сами принимать решения. Их рассказы о еде в учреждении были противоречивы, что авторы связывают с трудностью совместить индивидуальные предпочтения и минимизацию рисков, предписанную регулятором; название статьи — цитата жителя: «я лучше умру счастливым» [100].</w:t>
+        <w:t xml:space="preserve">Wang и соавт. (2020) провели углублённые интервью с семью жителями и семью сотрудниками двух австралийских учреждений, построив анализ на теории самодетерминации. Выделены три темы: «питание на массу» (catering for the masses), организационные барьеры для выбора и влияние еды на благополучие [100]; недостаточный выбор авторы называют «давней проблемой», требующей внимания и обязательств учреждения. Bailey и соавт. (2017) в феноменологическом исследовании шести жителей двух учреждений показали, что жители в основном не знали о пищевых регламентах и рисках, которыми обосновываются ограничения, но желали сами принимать решения. Их рассказы о еде в учреждении были противоречивы, что авторы связывают с трудностью совместить индивидуальные предпочтения и минимизацию рисков, предписанную регулятором; название статьи — цитата жителя: «я лучше умру счастливым» [101].</w:t>
       </w:r>
     </w:p>
     <w:p>
@@ -12916,7 +12950,7 @@
         <w:pStyle w:val="BodyText"/>
       </w:pPr>
       <w:r>
-        <w:t xml:space="preserve">Mondkar и соавт. (2025) опросили 17 человек (жителей, руководителей, сотрудников ухода и кухни) в четырёх домах одного лондонского округа. Предпочтения в еде собирались при поступлении вместе со сведениями об образе жизни и распорядке, и персонал стремился поддерживать их «где возможно» [101]. Однако фактическая широта выбора зависела от того, способен ли и готов ли житель попросить альтернативу, есть ли у него деньги на собственные продукты, может ли он выйти за пределы учреждения и приносят ли еду родные [101]. Здесь прямо назван механизм неравенства, который вариативное меню способно не устранить, а закрепить: выбор, построенный на вопросе «что вы хотите?», достаётся тем, кто в состоянии ответить и настоять на своём (толкование; ср. п. 7.16).</w:t>
+        <w:t xml:space="preserve">Mondkar и соавт. (2025) опросили 17 человек (жителей, руководителей, сотрудников ухода и кухни) в четырёх домах одного лондонского округа. Предпочтения в еде собирались при поступлении вместе со сведениями об образе жизни и распорядке, и персонал стремился поддерживать их «где возможно» [102]. Однако фактическая широта выбора зависела от того, способен ли и готов ли житель попросить альтернативу, есть ли у него деньги на собственные продукты, может ли он выйти за пределы учреждения и приносят ли еду родные [102]. Здесь прямо назван механизм неравенства, который вариативное меню способно не устранить, а закрепить: выбор, построенный на вопросе «что вы хотите?», достаётся тем, кто в состоянии ответить и настоять на своём (толкование; ср. п. 7.16).</w:t>
       </w:r>
     </w:p>
     <w:p>
@@ -12959,7 +12993,7 @@
         <w:pStyle w:val="BodyText"/>
       </w:pPr>
       <w:r>
-        <w:t xml:space="preserve">Crogan и соавт. (2013, США) сравнили два дома престарелых со сходным составом жителей: в одном (33 участника) внедрили систему доставки и выбора блюд Eat Right, другой (28 участников) служил группой сравнения. В основной группе выросли удовлетворённость питанием, уровень преальбумина (p = 0,001) и масса тела (p = 0,029) [102]. Дизайн пилотный, без рандомизации, поэтому результат правдоподобен, но не доказателен.</w:t>
+        <w:t xml:space="preserve">Crogan и соавт. (2013, США) сравнили два дома престарелых со сходным составом жителей: в одном (33 участника) внедрили систему доставки и выбора блюд Eat Right, другой (28 участников) служил группой сравнения. В основной группе выросли удовлетворённость питанием, уровень преальбумина (p = 0,001) и масса тела (p = 0,029) [103]. Дизайн пилотный, без рандомизации, поэтому результат правдоподобен, но не доказателен.</w:t>
       </w:r>
     </w:p>
     <w:p>
@@ -12967,7 +13001,7 @@
         <w:pStyle w:val="BodyText"/>
       </w:pPr>
       <w:r>
-        <w:t xml:space="preserve">Divert и соавт. (2015, Франция) в серии из 12 экспериментальных обедов для 42 жителей домов престарелых проверили по отдельности четыре фактора: название блюда в меню, размер и разнообразие порции овощей, приправы на столе, декор и фоновую музыку. Удовлетворённость и потребление мяса или овощей росли, когда изменение касалось непосредственно съедаемого (разнообразие на тарелке, приправы на столе); названия блюд и декор эффекта не дали [103]. Авторы исходят из того, что во французских домах престарелых меню, время, место приёма пищи и место за столом обычно навязаны жителю. Работа полезна как перечень недорогих мер — с подтверждённым эффектом и без него.</w:t>
+        <w:t xml:space="preserve">Divert и соавт. (2015, Франция) в серии из 12 экспериментальных обедов для 42 жителей домов престарелых проверили по отдельности четыре фактора: название блюда в меню, размер и разнообразие порции овощей, приправы на столе, декор и фоновую музыку. Удовлетворённость и потребление мяса или овощей росли, когда изменение касалось непосредственно съедаемого (разнообразие на тарелке, приправы на столе); названия блюд и декор эффекта не дали [104]. Авторы исходят из того, что во французских домах престарелых меню, время, место приёма пищи и место за столом обычно навязаны жителю. Работа полезна как перечень недорогих мер — с подтверждённым эффектом и без него.</w:t>
       </w:r>
     </w:p>
     <w:p>
@@ -12975,7 +13009,7 @@
         <w:pStyle w:val="BodyText"/>
       </w:pPr>
       <w:r>
-        <w:t xml:space="preserve">Kenkmann и соавт. (2010, Великобритания, графство Норфолк) оценили в шести домах ухода (120 из 213 жителей) пакет изменений, близкий к российскому «шведскому столу»: улучшенная обстановка столовой, более широкий выбор блюд, удлинённые часы работы «ресторана», доступные закуски и автоматы с напитками — в трёх домах при трёх контрольных [104]. Население было хрупким (средний возраст 87 лет, 71 % женщин; 43 % получали психотропные препараты). Частота падений (первичный исход) в основной группе снизилась относительно контрольной на 24 %, но различие не достигло статистической значимости (скорректированное отношение частот 0,76; 95 % ДИ 0,57–1,02; p = 0,06) [104]. Авторы признают, что рутинные данные удалось использовать лишь частично, а потери наблюдения и пропуски были велики. Работа поучительна как пример того, что учреждение может оценивать изменение питания по данным, которые оно и без того собирает (падения, масса тела, обращения), однако без строгого дизайна и при малой выборке такой анализ указывает лишь направление, но не доказывает эффекта.</w:t>
+        <w:t xml:space="preserve">Kenkmann и соавт. (2010, Великобритания, графство Норфолк) оценили в шести домах ухода (120 из 213 жителей) пакет изменений, близкий к российскому «шведскому столу»: улучшенная обстановка столовой, более широкий выбор блюд, удлинённые часы работы «ресторана», доступные закуски и автоматы с напитками — в трёх домах при трёх контрольных [105]. Население было хрупким (средний возраст 87 лет, 71 % женщин; 43 % получали психотропные препараты). Частота падений (первичный исход) в основной группе снизилась относительно контрольной на 24 %, но различие не достигло статистической значимости (скорректированное отношение частот 0,76; 95 % ДИ 0,57–1,02; p = 0,06) [105]. Авторы признают, что рутинные данные удалось использовать лишь частично, а потери наблюдения и пропуски были велики. Работа поучительна как пример того, что учреждение может оценивать изменение питания по данным, которые оно и без того собирает (падения, масса тела, обращения), однако без строгого дизайна и при малой выборке такой анализ указывает лишь направление, но не доказывает эффекта.</w:t>
       </w:r>
     </w:p>
     <w:p>
@@ -12983,7 +13017,7 @@
         <w:pStyle w:val="BodyText"/>
       </w:pPr>
       <w:r>
-        <w:t xml:space="preserve">Систематические обзоры осторожнее отдельных исследований. Abbott и соавт. (2013) проанализировали 37 работ о вмешательствах в среде приёма пищи у пожилых в учреждениях: эффект на массу тела в объединённом анализе оказался статистически незначимым, а изменения среды приёма пищи были связаны с увеличением потребления энергии на 181 ккал/сут (95 % ДИ от −5 до 367; p = 0,06) [105]. Кокрейновский обзор Herke и соавт. (2018) по вмешательствам в среде и организации приёма пищи у людей с деменцией в учреждениях включил 9 исследований (1502 участника) и оценил доказательность как низкую или очень низкую [106]. В целом перемены в организации питания, включающие выбор, скорее улучшают удовлетворённость и потребление, чем ухудшают их, но эффект на пищевой статус невелик и плохо измерен.</w:t>
+        <w:t xml:space="preserve">Систематические обзоры осторожнее отдельных исследований. Abbott и соавт. (2013) проанализировали 37 работ о вмешательствах в среде приёма пищи у пожилых в учреждениях: эффект на массу тела в объединённом анализе оказался статистически незначимым, а изменения среды приёма пищи были связаны с увеличением потребления энергии на 181 ккал/сут (95 % ДИ от −5 до 367; p = 0,06) [106]. Кокрейновский обзор Herke и соавт. (2018) по вмешательствам в среде и организации приёма пищи у людей с деменцией в учреждениях включил 9 исследований (1502 участника) и оценил доказательность как низкую или очень низкую [107]. В целом перемены в организации питания, включающие выбор, скорее улучшают удовлетворённость и потребление, чем ухудшают их, но эффект на пищевой статус невелик и плохо измерен.</w:t>
       </w:r>
     </w:p>
     <w:bookmarkEnd w:id="94"/>
@@ -13010,7 +13044,7 @@
         <w:pStyle w:val="FirstParagraph"/>
       </w:pPr>
       <w:r>
-        <w:t xml:space="preserve">Наиболее масштабные данные о связи среды приёма пищи с чувством достоинства получены в Швеции. Roos и соавт. (2022) проанализировали национальные опросы жителей учреждений для пожилых во всех 290 муниципалитетах страны за 2016, 2017 и 2018 гг. (13 763, 13 251 и 12 620 ответов; медиана возраста 88 лет, 69 % женщин) [107]. Более высокие шансы быть удовлетворёнными аспектами достоинства и благополучия имели жители, которые хорошо оценивали своё здоровье, не имели диагноза деменции, не сталкивались с неуважительным отношением персонала и находили приятной обстановку в помещениях, на улице и во время приёма пищи [107]. Обстановка приёма пищи измерялась в этом исследовании вместе с другими элементами среды, поэтому вклад именно питания не выделяется; дизайн ретроспективный и наблюдательный. Тем не менее это первое из обнаруженных национальных исследований, где среда приёма пищи вошла в число изменяемых факторов, связанных с достоинством жителя, — в одной модели с отношением персонала.</w:t>
+        <w:t xml:space="preserve">Наиболее масштабные данные о связи среды приёма пищи с чувством достоинства получены в Швеции. Roos и соавт. (2022) проанализировали национальные опросы жителей учреждений для пожилых во всех 290 муниципалитетах страны за 2016, 2017 и 2018 гг. (13 763, 13 251 и 12 620 ответов; медиана возраста 88 лет, 69 % женщин) [108]. Более высокие шансы быть удовлетворёнными аспектами достоинства и благополучия имели жители, которые хорошо оценивали своё здоровье, не имели диагноза деменции, не сталкивались с неуважительным отношением персонала и находили приятной обстановку в помещениях, на улице и во время приёма пищи [108]. Обстановка приёма пищи измерялась в этом исследовании вместе с другими элементами среды, поэтому вклад именно питания не выделяется; дизайн ретроспективный и наблюдательный. Тем не менее это первое из обнаруженных национальных исследований, где среда приёма пищи вошла в число изменяемых факторов, связанных с достоинством жителя, — в одной модели с отношением персонала.</w:t>
       </w:r>
     </w:p>
     <w:p>
@@ -13045,7 +13079,7 @@
         <w:pStyle w:val="FirstParagraph"/>
       </w:pPr>
       <w:r>
-        <w:t xml:space="preserve">Опасение, высказанное в петербургском сообщении, — жители «склонны к выбору популярных, но не самых полезных продуктов» [21] — опирается на данные, но не на те, что ему обычно приписывают. Метаанализ Teasdale и соавт. (2019; 58 исследований) показал, что люди с психотическими расстройствами и биполярным расстройством потребляют в среднем на 1332 кДж (около 318 ккал) в сутки больше энергии (95 % ДИ 487–2178 кДж) и на 322 мг больше натрия, чем контрольные группы, причём более высокое потребление энергии и натрия связано с худшим качеством рациона [108]. Метаанализ объединяет исследования в разных условиях и не выделяет учреждения с нормированным продуктовым набором; он говорит о риске, но не о том, что вариативное меню в таком учреждении этот риск воспроизведёт. В учреждении выбор ограничен блюдами, составленными по нормам: житель выбирает между двумя блюдами из одной раскладки, а не между салатом и фастфудом (толкование).</w:t>
+        <w:t xml:space="preserve">Опасение, высказанное в петербургском сообщении, — жители «склонны к выбору популярных, но не самых полезных продуктов» [21] — опирается на данные, но не на те, что ему обычно приписывают. Метаанализ Teasdale и соавт. (2019; 58 исследований) показал, что люди с психотическими расстройствами и биполярным расстройством потребляют в среднем на 1332 кДж (около 318 ккал) в сутки больше энергии (95 % ДИ 487–2178 кДж) и на 322 мг больше натрия, чем контрольные группы, причём более высокое потребление энергии и натрия связано с худшим качеством рациона [109]. Метаанализ объединяет исследования в разных условиях и не выделяет учреждения с нормированным продуктовым набором; он говорит о риске, но не о том, что вариативное меню в таком учреждении этот риск воспроизведёт. В учреждении выбор ограничен блюдами, составленными по нормам: житель выбирает между двумя блюдами из одной раскладки, а не между салатом и фастфудом (толкование).</w:t>
       </w:r>
     </w:p>
     <w:p>
@@ -13053,7 +13087,7 @@
         <w:pStyle w:val="BodyText"/>
       </w:pPr>
       <w:r>
-        <w:t xml:space="preserve">Качественные исследования в учреждениях для людей с интеллектуальными нарушениями описывают тот же конфликт с иной стороны. В 17 полуструктурированных интервью с сотрудниками трёх небольших жилых домов (community homes) сотрудники стремились поощрять здоровое питание и одновременно уважать автономию жителей, особенно когнитивно нарушенных и получающих психотропные препараты; этому препятствовали недостаток знаний и времени и разнобой в подходах [109]. В швейцарском исследовании трёх учреждений (13 интервью с сотрудниками и родителями и 4 интервью об институциональной пищевой среде) на пищевое поведение жителей влияли степень самоопределения в питании, участие в приготовлении еды, подход учреждения к контролю массы тела и ресурсы, а на межличностном уровне — представления сотрудников и родителей о питании [110]. Оба исследования приходят к выводу, что ответом на риск нездорового выбора служат обучение персонала и работа с пищевой средой, а не отказ от выбора.</w:t>
+        <w:t xml:space="preserve">Качественные исследования в учреждениях для людей с интеллектуальными нарушениями описывают тот же конфликт с иной стороны. В 17 полуструктурированных интервью с сотрудниками трёх небольших жилых домов (community homes) сотрудники стремились поощрять здоровое питание и одновременно уважать автономию жителей, особенно когнитивно нарушенных и получающих психотропные препараты; этому препятствовали недостаток знаний и времени и разнобой в подходах [110]. В швейцарском исследовании трёх учреждений (13 интервью с сотрудниками и родителями и 4 интервью об институциональной пищевой среде) на пищевое поведение жителей влияли степень самоопределения в питании, участие в приготовлении еды, подход учреждения к контролю массы тела и ресурсы, а на межличностном уровне — представления сотрудников и родителей о питании [111]. Оба исследования приходят к выводу, что ответом на риск нездорового выбора служат обучение персонала и работа с пищевой средой, а не отказ от выбора.</w:t>
       </w:r>
     </w:p>
     <w:p>
@@ -13088,7 +13122,7 @@
         <w:pStyle w:val="FirstParagraph"/>
       </w:pPr>
       <w:r>
-        <w:t xml:space="preserve">Рекомендации Европейского общества клинического питания и метаболизма (ESPEN) по клиническому питанию и гидратации в гериатрии (Volkert и соавт., 2022) содержат 82 рекомендации. Для темы доклада в них существенны две линии: питание пожилых в учреждениях должно быть привлекательным и соответствовать индивидуальным предпочтениям, а ограничительных диет у пожилых с недостаточностью питания или её риском следует избегать [111]. Рекомендации ESPEN по питанию при деменции (Volkert и соавт., 2024) содержат 40 рекомендаций, из которых семь посвящены условиям в учреждениях: подготовке персонала, привлекательной еде с возможностью выбора, приятной среде приёма пищи [112].</w:t>
+        <w:t xml:space="preserve">Рекомендации Европейского общества клинического питания и метаболизма (ESPEN) по клиническому питанию и гидратации в гериатрии (Volkert и соавт., 2022) содержат 82 рекомендации. Для темы доклада в них существенны две линии: питание пожилых в учреждениях должно быть привлекательным и соответствовать индивидуальным предпочтениям, а ограничительных диет у пожилых с недостаточностью питания или её риском следует избегать [112]. Рекомендации ESPEN по питанию при деменции (Volkert и соавт., 2024) содержат 40 рекомендаций, из которых семь посвящены условиям в учреждениях: подготовке персонала, привлекательной еде с возможностью выбора, приятной среде приёма пищи [113].</w:t>
       </w:r>
     </w:p>
     <w:p>
@@ -13123,7 +13157,7 @@
         <w:pStyle w:val="FirstParagraph"/>
       </w:pPr>
       <w:r>
-        <w:t xml:space="preserve">Обзорное (scoping) исследование Roulston и соавт. (2026) систематизировало 33 источника (20 рецензируемых и 13 источников «серой» литературы) о пищевых отходах в учреждениях долговременного ухода. Чаще всего измерялись отходы с тарелки (14 источников), обычно взвешиванием (10) или визуальной оценкой (6); интервенционных исследований по снижению отходов обнаружено лишь три [113]. Для сравнения обзор приводит больничные данные: по нарративному обзору Williams и Walton (2011), медиана отходов с тарелки в 32 исследованиях составила 30 % [114], а в больничной литературе допустимым считается уровень 5–20 % в зависимости от системы подачи. Разброс в самих учреждениях ухода велик: в австралийском отчёте Byles и соавт. (2009), включённом в обзор, отходы с тарелки составили 7,5–24 % при первом и 4–15 % при втором измерении, в шведской работе Eriksson и соавт. (2017) — 23 % (13–34 %) [113]. Общепринятого целевого уровня для учреждений долговременного ухода обзор не устанавливает.</w:t>
+        <w:t xml:space="preserve">Обзорное (scoping) исследование Roulston и соавт. (2026) систематизировало 33 источника (20 рецензируемых и 13 источников «серой» литературы) о пищевых отходах в учреждениях долговременного ухода. Чаще всего измерялись отходы с тарелки (14 источников), обычно взвешиванием (10) или визуальной оценкой (6); интервенционных исследований по снижению отходов обнаружено лишь три [114]. Для сравнения обзор приводит больничные данные: по нарративному обзору Williams и Walton (2011), медиана отходов с тарелки в 32 исследованиях составила 30 % [115], а в больничной литературе допустимым считается уровень 5–20 % в зависимости от системы подачи. Разброс в самих учреждениях ухода велик: в австралийском отчёте Byles и соавт. (2009), включённом в обзор, отходы с тарелки составили 7,5–24 % при первом и 4–15 % при втором измерении, в шведской работе Eriksson и соавт. (2017) — 23 % (13–34 %) [114]. Общепринятого целевого уровня для учреждений долговременного ухода обзор не устанавливает.</w:t>
       </w:r>
     </w:p>
     <w:p>
@@ -13131,7 +13165,7 @@
         <w:pStyle w:val="BodyText"/>
       </w:pPr>
       <w:r>
-        <w:t xml:space="preserve">Отходы с тарелки измеряются не только для оценки меню, но и для расчёта фактически съеденного. Японское исследование CLEVER (Nishida и соавт., 2020) проверило такой расчёт на 46 жителях учреждений долговременного ухода, сопоставив потребление энергии, вычисленное по рецептурам и отходам с тарелки за 14–15 дней, с потреблением, определённым методом дважды меченой воды [115]. Расчёт по рецептурам и отходам завышал фактическое потребление в среднем на 232 ккал в сутки (15,3 %); в подгруппе, наблюдавшейся 12 месяцев, у жителей, терявших массу, расчётный «запас» энергии был меньше (медиана 152 ккал/сут), чем у набиравших массу (350 ккал/сут) [115]. Авторы заключают, что потеря массы возможна даже тогда, когда расчёт по меню и отходам показывает положительный баланс. Для доклада отсюда следует двойное предостережение: выполнение норм по раскладке не гарантирует, что житель съел положенное, а снижение отходов после введения выбора ещё не доказывает роста потребления (толкование).</w:t>
+        <w:t xml:space="preserve">Отходы с тарелки измеряются не только для оценки меню, но и для расчёта фактически съеденного. Японское исследование CLEVER (Nishida и соавт., 2020) проверило такой расчёт на 46 жителях учреждений долговременного ухода, сопоставив потребление энергии, вычисленное по рецептурам и отходам с тарелки за 14–15 дней, с потреблением, определённым методом дважды меченой воды [116]. Расчёт по рецептурам и отходам завышал фактическое потребление в среднем на 232 ккал в сутки (15,3 %); в подгруппе, наблюдавшейся 12 месяцев, у жителей, терявших массу, расчётный «запас» энергии был меньше (медиана 152 ккал/сут), чем у набиравших массу (350 ккал/сут) [116]. Авторы заключают, что потеря массы возможна даже тогда, когда расчёт по меню и отходам показывает положительный баланс. Для доклада отсюда следует двойное предостережение: выполнение норм по раскладке не гарантирует, что житель съел положенное, а снижение отходов после введения выбора ещё не доказывает роста потребления (толкование).</w:t>
       </w:r>
     </w:p>
     <w:p>
@@ -13166,7 +13200,7 @@
         <w:pStyle w:val="FirstParagraph"/>
       </w:pPr>
       <w:r>
-        <w:t xml:space="preserve">Канадское поперечное исследование M3 (Making the Most of Mealtimes; 32 дома долговременного ухода в четырёх провинциях) показало, что пища изменённой консистенции назначена 47 % из 639 участников (298 человек); такие жители чаще имели дисфагию, риск недостаточности питания, деменцию и зависимость в повседневной активности [116]. Число приводится как контекст, а не как оценка для России: публично долю таких жителей в российском ПНИ или доме-интернате никто не измерял. В сочетании с работой Abbey и соавт. [96] оно показывает, что вариативное меню, задуманное для ходячих и говорящих жителей, может не дойти до половины дома. Решения о консистенции являются клиническими и в докладе не рассматриваются.</w:t>
+        <w:t xml:space="preserve">Канадское поперечное исследование M3 (Making the Most of Mealtimes; 32 дома долговременного ухода в четырёх провинциях) показало, что пища изменённой консистенции назначена 47 % из 639 участников (298 человек); такие жители чаще имели дисфагию, риск недостаточности питания, деменцию и зависимость в повседневной активности [117]. Число приводится как контекст, а не как оценка для России: публично долю таких жителей в российском ПНИ или доме-интернате никто не измерял. В сочетании с работой Abbey и соавт. [97] оно показывает, что вариативное меню, задуманное для ходячих и говорящих жителей, может не дойти до половины дома. Решения о консистенции являются клиническими и в докладе не рассматриваются.</w:t>
       </w:r>
     </w:p>
     <w:bookmarkEnd w:id="99"/>
@@ -13193,7 +13227,7 @@
         <w:pStyle w:val="FirstParagraph"/>
       </w:pPr>
       <w:r>
-        <w:t xml:space="preserve">Porter, Ottrey и Huggins (2017) проанализировали защищённое время приёма пищи (protected mealtimes) — запрет на неотложные процедуры во время еды — и нашли доказательства его влияния на потребление неоднородными [117]. Hamasaki и соавт. (2023, Япония) в когорте из 2909 жителей 235 домов долговременного ухода на данных страховых требований префектуры Ибараки (2018–2019) показали, что большее число диетологов в штате связано с меньшей вероятностью потенциально предотвратимых госпитализаций в первые 180 дней после поступления (скорректированный HR 0,72; 95 % ДИ 0,54–0,97) [118]. Связь наблюдательная и причинности не доказывает, но согласуется с представлением о том, что качество питания зависит от кадров не меньше, чем от норм. Keller и соавт. (2022) переложили рекомендации по питанию в учреждениях долговременного ухода на 27 практических мер и оценили их осуществимость: высоко осуществимыми признаны 6 мер, умеренно — 12, низко — 9, главным образом из-за потребности в дополнительном или квалифицированном персонале, финансировании и инфраструктуре; авторы заключают, что без государственного финансирования, политики и стандартов возможности улучшения питания в учреждениях ограничены [119].</w:t>
+        <w:t xml:space="preserve">Porter, Ottrey и Huggins (2017) проанализировали защищённое время приёма пищи (protected mealtimes) — запрет на неотложные процедуры во время еды — и нашли доказательства его влияния на потребление неоднородными [118]. Hamasaki и соавт. (2023, Япония) в когорте из 2909 жителей 235 домов долговременного ухода на данных страховых требований префектуры Ибараки (2018–2019) показали, что большее число диетологов в штате связано с меньшей вероятностью потенциально предотвратимых госпитализаций в первые 180 дней после поступления (скорректированный HR 0,72; 95 % ДИ 0,54–0,97) [119]. Связь наблюдательная и причинности не доказывает, но согласуется с представлением о том, что качество питания зависит от кадров не меньше, чем от норм. Keller и соавт. (2022) переложили рекомендации по питанию в учреждениях долговременного ухода на 27 практических мер и оценили их осуществимость: высоко осуществимыми признаны 6 мер, умеренно — 12, низко — 9, главным образом из-за потребности в дополнительном или квалифицированном персонале, финансировании и инфраструктуре; авторы заключают, что без государственного финансирования, политики и стандартов возможности улучшения питания в учреждениях ограничены [120].</w:t>
       </w:r>
     </w:p>
     <w:bookmarkEnd w:id="100"/>
@@ -13305,7 +13339,7 @@
               <w:pStyle w:val="Compact"/>
             </w:pPr>
             <w:r>
-              <w:t xml:space="preserve">Simmons и соавт., 2001 [120]</w:t>
+              <w:t xml:space="preserve">Simmons и соавт., 2001 [121]</w:t>
             </w:r>
           </w:p>
         </w:tc>
@@ -13362,7 +13396,7 @@
               <w:pStyle w:val="Compact"/>
             </w:pPr>
             <w:r>
-              <w:t xml:space="preserve">Simmons, Schnelle, 2004 [121]</w:t>
+              <w:t xml:space="preserve">Simmons, Schnelle, 2004 [122]</w:t>
             </w:r>
           </w:p>
         </w:tc>
@@ -13419,7 +13453,7 @@
               <w:pStyle w:val="Compact"/>
             </w:pPr>
             <w:r>
-              <w:t xml:space="preserve">Simmons, Schnelle, 2006 [122]</w:t>
+              <w:t xml:space="preserve">Simmons, Schnelle, 2006 [123]</w:t>
             </w:r>
           </w:p>
         </w:tc>
@@ -13476,7 +13510,7 @@
               <w:pStyle w:val="Compact"/>
             </w:pPr>
             <w:r>
-              <w:t xml:space="preserve">Simmons и соавт., 2008 [123]</w:t>
+              <w:t xml:space="preserve">Simmons и соавт., 2008 [124]</w:t>
             </w:r>
           </w:p>
         </w:tc>
@@ -13531,7 +13565,7 @@
         <w:pStyle w:val="BodyText"/>
       </w:pPr>
       <w:r>
-        <w:t xml:space="preserve">Из этих работ для российского учреждения следуют три наблюдения. Во-первых, жителю, нуждавшемуся лишь в словесной подсказке и присутствии сотрудника, требовалось столько же времени (35–40 минут на приём пищи), сколько физически зависимому [122]; авторы заключают, что американская система оплаты ухода, учитывающая главным образом физическую зависимость, это время недооценивает. Во-вторых, время, реально затрачивавшееся на помощь (5–9 минут), было в четыре-восемь раз меньше времени, дававшего эффект (35–42 минуты) [120, 121, 123]. В-третьих, перекус между приёмами пищи с выбором требовал втрое-вчетверо меньше времени, чем помощь во время еды, и помогал почти половине тех, кому помощь во время еды не помогла [121, 123]; авторы считают его более осуществимым в повседневной практике.</w:t>
+        <w:t xml:space="preserve">Из этих работ для российского учреждения следуют три наблюдения. Во-первых, жителю, нуждавшемуся лишь в словесной подсказке и присутствии сотрудника, требовалось столько же времени (35–40 минут на приём пищи), сколько физически зависимому [123]; авторы заключают, что американская система оплаты ухода, учитывающая главным образом физическую зависимость, это время недооценивает. Во-вторых, время, реально затрачивавшееся на помощь (5–9 минут), было в четыре-восемь раз меньше времени, дававшего эффект (35–42 минуты) [121, 122, 124]. В-третьих, перекус между приёмами пищи с выбором требовал втрое-вчетверо меньше времени, чем помощь во время еды, и помогал почти половине тех, кому помощь во время еды не помогла [122, 124]; авторы считают его более осуществимым в повседневной практике.</w:t>
       </w:r>
     </w:p>
     <w:p>
@@ -13566,7 +13600,7 @@
         <w:pStyle w:val="FirstParagraph"/>
       </w:pPr>
       <w:r>
-        <w:t xml:space="preserve">Hugo и соавт. (2018) опросили 817 австралийских учреждений долговременного ухода. Средняя стоимость кейтеринга составила 8,00 австралийского доллара на жителя в день, из них на продукты (сырьё) — 6,08 доллара [124]. В докладе «Не просто накормить» 8 долларов названы стоимостью сырья [22], тогда как по тексту статьи это стоимость всего кейтеринга; вторая редакция это уточняет.</w:t>
+        <w:t xml:space="preserve">Hugo и соавт. (2018) опросили 817 австралийских учреждений долговременного ухода. Средняя стоимость кейтеринга составила 8,00 австралийского доллара на жителя в день, из них на продукты (сырьё) — 6,08 доллара [125]. В докладе «Не просто накормить» 8 долларов названы стоимостью сырья [22], тогда как по тексту статьи это стоимость всего кейтеринга; вторая редакция это уточняет.</w:t>
       </w:r>
     </w:p>
     <w:p>
@@ -13574,7 +13608,7 @@
         <w:pStyle w:val="BodyText"/>
       </w:pPr>
       <w:r>
-        <w:t xml:space="preserve">Прямой пересчёт австралийских цифр в рубли невозможен: различаются цены, состав затрат и устройство учреждений. Значимо соотношение: в исследовании Wheeler и соавт. переход на выбор в момент еды увеличил стоимость примерно на 9–20 % (нижняя граница диапазона выросла на 20 %, верхняя — на 9 %; расчёт автора по данным [93]). Российских опубликованных расчётов стоимости вариативного меню не обнаружено.</w:t>
+        <w:t xml:space="preserve">Прямой пересчёт австралийских цифр в рубли невозможен: различаются цены, состав затрат и устройство учреждений. Значимо соотношение: в исследовании Wheeler и соавт. переход на выбор в момент еды увеличил стоимость примерно на 9–20 % (нижняя граница диапазона выросла на 20 %, верхняя — на 9 %; расчёт автора по данным [94]). Российских опубликованных расчётов стоимости вариативного меню не обнаружено.</w:t>
       </w:r>
     </w:p>
     <w:bookmarkEnd w:id="102"/>
@@ -13609,7 +13643,7 @@
         <w:pStyle w:val="BodyText"/>
       </w:pPr>
       <w:r>
-        <w:t xml:space="preserve">Отсутствуют исследования, сравнивающие разное число вариантов (два, три, семь) в едином дизайне. Нет данных о том, как выбор влияет на пищевое поведение людей с интеллектуальными нарушениями в учреждениях, и опасение, что такие жители будут систематически выбирать «вредное», остаётся непроверенным предположением. Все исследования стоимости проведены в странах, где питание финансируется иначе, чем через российское государственное задание. Расчёты времени персонала на помощь при еде (п. 5.12) получены в американских домах сестринского ухода 2001–2008 гг. и в российских учреждениях не воспроизводились. Наконец, нет исследований, измеряющих, получает ли выбор житель, не способный его выразить; качественные работы лишь фиксируют, что такие жители пользуются выбором реже [101].</w:t>
+        <w:t xml:space="preserve">Отсутствуют исследования, сравнивающие разное число вариантов (два, три, семь) в едином дизайне. Нет данных о том, как выбор влияет на пищевое поведение людей с интеллектуальными нарушениями в учреждениях, и опасение, что такие жители будут систематически выбирать «вредное», остаётся непроверенным предположением. Все исследования стоимости проведены в странах, где питание финансируется иначе, чем через российское государственное задание. Расчёты времени персонала на помощь при еде (п. 5.12) получены в американских домах сестринского ухода 2001–2008 гг. и в российских учреждениях не воспроизводились. Наконец, нет исследований, измеряющих, получает ли выбор житель, не способный его выразить; качественные работы лишь фиксируют, что такие жители пользуются выбором реже [102].</w:t>
       </w:r>
     </w:p>
     <w:bookmarkEnd w:id="103"/>
@@ -13713,7 +13747,7 @@
               <w:pStyle w:val="Compact"/>
             </w:pPr>
             <w:r>
-              <w:t xml:space="preserve">Cereda и соавт., 2016 [94]</w:t>
+              <w:t xml:space="preserve">Cereda и соавт., 2016 [95]</w:t>
             </w:r>
           </w:p>
         </w:tc>
@@ -13827,7 +13861,7 @@
               <w:pStyle w:val="Compact"/>
             </w:pPr>
             <w:r>
-              <w:t xml:space="preserve">Wright и соавт., 2013 [95]</w:t>
+              <w:t xml:space="preserve">Wright и соавт., 2013 [96]</w:t>
             </w:r>
           </w:p>
         </w:tc>
@@ -13884,7 +13918,7 @@
               <w:pStyle w:val="Compact"/>
             </w:pPr>
             <w:r>
-              <w:t xml:space="preserve">Abbey и соавт., 2015 [96]</w:t>
+              <w:t xml:space="preserve">Abbey и соавт., 2015 [97]</w:t>
             </w:r>
           </w:p>
         </w:tc>
@@ -13998,7 +14032,7 @@
               <w:pStyle w:val="Compact"/>
             </w:pPr>
             <w:r>
-              <w:t xml:space="preserve">Crogan и соавт., 2013 [102]</w:t>
+              <w:t xml:space="preserve">Crogan и соавт., 2013 [103]</w:t>
             </w:r>
           </w:p>
         </w:tc>
@@ -14055,7 +14089,7 @@
               <w:pStyle w:val="Compact"/>
             </w:pPr>
             <w:r>
-              <w:t xml:space="preserve">Divert и соавт., 2015 [103]</w:t>
+              <w:t xml:space="preserve">Divert и соавт., 2015 [104]</w:t>
             </w:r>
           </w:p>
         </w:tc>
@@ -14112,7 +14146,7 @@
               <w:pStyle w:val="Compact"/>
             </w:pPr>
             <w:r>
-              <w:t xml:space="preserve">Abbott и соавт., 2013 [105]</w:t>
+              <w:t xml:space="preserve">Abbott и соавт., 2013 [106]</w:t>
             </w:r>
           </w:p>
         </w:tc>
@@ -14169,7 +14203,7 @@
               <w:pStyle w:val="Compact"/>
             </w:pPr>
             <w:r>
-              <w:t xml:space="preserve">Herke и соавт., 2018 [106]</w:t>
+              <w:t xml:space="preserve">Herke и соавт., 2018 [107]</w:t>
             </w:r>
           </w:p>
         </w:tc>
@@ -14226,7 +14260,7 @@
               <w:pStyle w:val="Compact"/>
             </w:pPr>
             <w:r>
-              <w:t xml:space="preserve">Wheeler и соавт., 2025 [93]</w:t>
+              <w:t xml:space="preserve">Wheeler и соавт., 2025 [94]</w:t>
             </w:r>
           </w:p>
         </w:tc>
@@ -14283,7 +14317,7 @@
               <w:pStyle w:val="Compact"/>
             </w:pPr>
             <w:r>
-              <w:t xml:space="preserve">Roulston и соавт., 2026 [113]</w:t>
+              <w:t xml:space="preserve">Roulston и соавт., 2026 [114]</w:t>
             </w:r>
           </w:p>
         </w:tc>
@@ -14340,7 +14374,7 @@
               <w:pStyle w:val="Compact"/>
             </w:pPr>
             <w:r>
-              <w:t xml:space="preserve">Hamasaki и соавт., 2023 [118]</w:t>
+              <w:t xml:space="preserve">Hamasaki и соавт., 2023 [119]</w:t>
             </w:r>
           </w:p>
         </w:tc>
@@ -14397,7 +14431,7 @@
               <w:pStyle w:val="Compact"/>
             </w:pPr>
             <w:r>
-              <w:t xml:space="preserve">Teasdale и соавт., 2019 [108]</w:t>
+              <w:t xml:space="preserve">Teasdale и соавт., 2019 [109]</w:t>
             </w:r>
           </w:p>
         </w:tc>
@@ -14454,7 +14488,7 @@
               <w:pStyle w:val="Compact"/>
             </w:pPr>
             <w:r>
-              <w:t xml:space="preserve">McCray и соавт., 2018 [98]</w:t>
+              <w:t xml:space="preserve">McCray и соавт., 2018 [99]</w:t>
             </w:r>
           </w:p>
         </w:tc>
@@ -14511,7 +14545,7 @@
               <w:pStyle w:val="Compact"/>
             </w:pPr>
             <w:r>
-              <w:t xml:space="preserve">Kenkmann и соавт., 2010 [104]</w:t>
+              <w:t xml:space="preserve">Kenkmann и соавт., 2010 [105]</w:t>
             </w:r>
           </w:p>
         </w:tc>
@@ -14568,7 +14602,7 @@
               <w:pStyle w:val="Compact"/>
             </w:pPr>
             <w:r>
-              <w:t xml:space="preserve">Wang и соавт., 2020 [99]</w:t>
+              <w:t xml:space="preserve">Wang и соавт., 2020 [100]</w:t>
             </w:r>
           </w:p>
         </w:tc>
@@ -14625,7 +14659,7 @@
               <w:pStyle w:val="Compact"/>
             </w:pPr>
             <w:r>
-              <w:t xml:space="preserve">Bailey и соавт., 2017 [100]</w:t>
+              <w:t xml:space="preserve">Bailey и соавт., 2017 [101]</w:t>
             </w:r>
           </w:p>
         </w:tc>
@@ -14682,7 +14716,7 @@
               <w:pStyle w:val="Compact"/>
             </w:pPr>
             <w:r>
-              <w:t xml:space="preserve">Mondkar и соавт., 2025 [101]</w:t>
+              <w:t xml:space="preserve">Mondkar и соавт., 2025 [102]</w:t>
             </w:r>
           </w:p>
         </w:tc>
@@ -14739,7 +14773,7 @@
               <w:pStyle w:val="Compact"/>
             </w:pPr>
             <w:r>
-              <w:t xml:space="preserve">Roos и соавт., 2022 [107]</w:t>
+              <w:t xml:space="preserve">Roos и соавт., 2022 [108]</w:t>
             </w:r>
           </w:p>
         </w:tc>
@@ -14796,7 +14830,7 @@
               <w:pStyle w:val="Compact"/>
             </w:pPr>
             <w:r>
-              <w:t xml:space="preserve">Nishida и соавт., 2020 [115]</w:t>
+              <w:t xml:space="preserve">Nishida и соавт., 2020 [116]</w:t>
             </w:r>
           </w:p>
         </w:tc>
@@ -14853,7 +14887,7 @@
               <w:pStyle w:val="Compact"/>
             </w:pPr>
             <w:r>
-              <w:t xml:space="preserve">Simmons и соавт., 2001–2008 [120–123]</w:t>
+              <w:t xml:space="preserve">Simmons и соавт., 2001–2008 [121–124]</w:t>
             </w:r>
           </w:p>
         </w:tc>
@@ -15000,7 +15034,7 @@
         <w:pStyle w:val="FirstParagraph"/>
       </w:pPr>
       <w:r>
-        <w:t xml:space="preserve">Регламент 2014 г. о регулируемой деятельности в здравоохранении и социальном уходе (The Health and Social Care Act 2008 (Regulated Activities) Regulations 2014), надзор за исполнением которого осуществляет Care Quality Commission, в регламенте 14 «Meeting nutritional and hydration needs» определяет потребности в питании как совокупность четырёх элементов: получение подходящей и питательной пищи и питья, достаточных для поддержания жизни и здоровья; получение парентерального питания и пищевых добавок по назначению специалиста; удовлетворение «любых разумных требований» получателя услуг к еде и питью, вытекающих из его предпочтений или религиозной и культурной принадлежности; помощь в еде и питье, если она необходима [125].</w:t>
+        <w:t xml:space="preserve">Регламент 2014 г. о регулируемой деятельности в здравоохранении и социальном уходе (The Health and Social Care Act 2008 (Regulated Activities) Regulations 2014), надзор за исполнением которого осуществляет Care Quality Commission, в регламенте 14 «Meeting nutritional and hydration needs» определяет потребности в питании как совокупность четырёх элементов: получение подходящей и питательной пищи и питья, достаточных для поддержания жизни и здоровья; получение парентерального питания и пищевых добавок по назначению специалиста; удовлетворение «любых разумных требований» получателя услуг к еде и питью, вытекающих из его предпочтений или религиозной и культурной принадлежности; помощь в еде и питье, если она необходима [126].</w:t>
       </w:r>
     </w:p>
     <w:p>
@@ -15008,7 +15042,7 @@
         <w:pStyle w:val="BodyText"/>
       </w:pPr>
       <w:r>
-        <w:t xml:space="preserve">Конструкция поучительна в трёх отношениях. Предпочтения названы частью «потребности в питании», а не дополнительной услугой. Требования ограничены критерием разумности. Наконец, регламент 14(3) устанавливает пределы: обязанность не применяется, если её исполнение нарушило бы требование о согласии (регламент 11) или противоречило бы наилучшим интересам человека, определяемым по Закону о дееспособности 2005 г. [125]. Коллизию «выбор против здоровья» английское право разрешает процедурой оценки наилучших интересов, а не запретом выбора.</w:t>
+        <w:t xml:space="preserve">Конструкция поучительна в трёх отношениях. Предпочтения названы частью «потребности в питании», а не дополнительной услугой. Требования ограничены критерием разумности. Наконец, регламент 14(3) устанавливает пределы: обязанность не применяется, если её исполнение нарушило бы требование о согласии (регламент 11) или противоречило бы наилучшим интересам человека, определяемым по Закону о дееспособности 2005 г. [126]. Коллизию «выбор против здоровья» английское право разрешает процедурой оценки наилучших интересов, а не запретом выбора.</w:t>
       </w:r>
     </w:p>
     <w:p>
@@ -15026,7 +15060,7 @@
         <w:t xml:space="preserve"> </w:t>
       </w:r>
       <w:r>
-        <w:t xml:space="preserve">Руководство CQC к регламенту 14 (в редакции страницы от 16.05.2025), которое поставщики обязаны принимать во внимание, переводит общую формулу в конкретные ожидания. У поставщика должна быть стратегия питания; «люди должны иметь возможность делать выбор в отношении своего рациона»; религиозные и культурные потребности выявляются при оценке потребностей в питании и подлежат удовлетворению, а при клинических противопоказаниях обсуждаются с человеком, чтобы он мог сделать информированный выбор; этические требования, например вегетарианство, «должны быть полностью учтены и удовлетворены»; следует прилагать все усилия для учёта предпочтений, в том числе касающихся времени, места подачи и количества еды [126]. Там же сформулированы организационные требования, прямо относящиеся к раздаче: если человек отсутствовал или спал во время приёма пищи, ему должны обеспечить еду в другое время; между приёмами пищи должны быть доступны перекусы для тех, кто предпочитает есть «понемногу и часто»; еда должна сохранять нужную температуру в течение всего приёма пищи; каждому, кому нужна помощь, должно хватать времени [126]. Нарушение регламента 14, повлёкшее предотвратимый вред или значительный риск вреда, позволяет CQC возбудить уголовное преследование без предварительного предупреждения [126].</w:t>
+        <w:t xml:space="preserve">Руководство CQC к регламенту 14 (в редакции страницы от 16.05.2025), которое поставщики обязаны принимать во внимание, переводит общую формулу в конкретные ожидания. У поставщика должна быть стратегия питания; «люди должны иметь возможность делать выбор в отношении своего рациона»; религиозные и культурные потребности выявляются при оценке потребностей в питании и подлежат удовлетворению, а при клинических противопоказаниях обсуждаются с человеком, чтобы он мог сделать информированный выбор; этические требования, например вегетарианство, «должны быть полностью учтены и удовлетворены»; следует прилагать все усилия для учёта предпочтений, в том числе касающихся времени, места подачи и количества еды [127]. Там же сформулированы организационные требования, прямо относящиеся к раздаче: если человек отсутствовал или спал во время приёма пищи, ему должны обеспечить еду в другое время; между приёмами пищи должны быть доступны перекусы для тех, кто предпочитает есть «понемногу и часто»; еда должна сохранять нужную температуру в течение всего приёма пищи; каждому, кому нужна помощь, должно хватать времени [127]. Нарушение регламента 14, повлёкшее предотвратимый вред или значительный риск вреда, позволяет CQC возбудить уголовное преследование без предварительного предупреждения [127].</w:t>
       </w:r>
     </w:p>
     <w:p>
@@ -15061,7 +15095,7 @@
         <w:pStyle w:val="FirstParagraph"/>
       </w:pPr>
       <w:r>
-        <w:t xml:space="preserve">Стандарты здравоохранения и социального ухода Шотландии (Health and Social Care Standards, 2017) сформулированы от первого лица. Стандарт 1.33 гласит: «Я могу выбирать подходящие, хорошо поданные и здоровые блюда и перекусы, включая свежие фрукты и овощи, и участвовать в планировании меню». Соседние стандарты 1.34–1.39 касаются достойной помощи при еде, возможности есть не спеша, совместной еды, учёта культурных и религиозных потребностей, возможности готовить самому и доступа к воде в любое время [127]. Методические материалы Care Inspectorate по питанию в учреждениях ухода содержат практические ориентиры, в том числе интервал не менее четырёх часов между основными приёмами пищи [127].</w:t>
+        <w:t xml:space="preserve">Стандарты здравоохранения и социального ухода Шотландии (Health and Social Care Standards, 2017) сформулированы от первого лица. Стандарт 1.33 гласит: «Я могу выбирать подходящие, хорошо поданные и здоровые блюда и перекусы, включая свежие фрукты и овощи, и участвовать в планировании меню». Соседние стандарты 1.34–1.39 касаются достойной помощи при еде, возможности есть не спеша, совместной еды, учёта культурных и религиозных потребностей, возможности готовить самому и доступа к воде в любое время [128]. Методические материалы Care Inspectorate по питанию в учреждениях ухода содержат практические ориентиры, в том числе интервал не менее четырёх часов между основными приёмами пищи [128].</w:t>
       </w:r>
     </w:p>
     <w:p>
@@ -15096,7 +15130,7 @@
         <w:pStyle w:val="FirstParagraph"/>
       </w:pPr>
       <w:r>
-        <w:t xml:space="preserve">Требования к домам сестринского ухода, участвующим в программах Medicare и Medicaid (42 CFR § 483.60), обязывают обеспечить каждому жителю питательную, вкусную, сбалансированную диету «с учётом предпочтений каждого жителя» [128]. Меню должны составляться заранее и соблюдаться, отражать религиозные, культурные и этнические потребности и мнения жителей и их объединений и пересматриваться диетологом; при этом прямо указано, что ничто в требованиях к меню не ограничивает права жителя на личный выбор в питании (§ 483.60(c)(7)). Жителю, который отказывается от поданного блюда или просит другое, должны предлагаться привлекательные альтернативы сходной пищевой ценности (§ 483.60(d)(5)). Пища должна учитывать аллергии, непереносимость и предпочтения. Между полноценным ужином и завтраком должно проходить не более 14 часов, а если перед сном подаётся питательный перекус и группа жителей с этим согласна, — до 16 часов. Жителям, желающим есть вне установленного времени, должны предоставляться подходящие альтернативные блюда и перекусы [128].</w:t>
+        <w:t xml:space="preserve">Требования к домам сестринского ухода, участвующим в программах Medicare и Medicaid (42 CFR § 483.60), обязывают обеспечить каждому жителю питательную, вкусную, сбалансированную диету «с учётом предпочтений каждого жителя» [129]. Меню должны составляться заранее и соблюдаться, отражать религиозные, культурные и этнические потребности и мнения жителей и их объединений и пересматриваться диетологом; при этом прямо указано, что ничто в требованиях к меню не ограничивает права жителя на личный выбор в питании (§ 483.60(c)(7)). Жителю, который отказывается от поданного блюда или просит другое, должны предлагаться привлекательные альтернативы сходной пищевой ценности (§ 483.60(d)(5)). Пища должна учитывать аллергии, непереносимость и предпочтения. Между полноценным ужином и завтраком должно проходить не более 14 часов, а если перед сном подаётся питательный перекус и группа жителей с этим согласна, — до 16 часов. Жителям, желающим есть вне установленного времени, должны предоставляться подходящие альтернативные блюда и перекусы [129].</w:t>
       </w:r>
     </w:p>
     <w:p>
@@ -15122,7 +15156,7 @@
         <w:t xml:space="preserve"> </w:t>
       </w:r>
       <w:r>
-        <w:t xml:space="preserve">Руководство для инспекторов CMS (приложение PP к State Operations Manual) раскрывает § 483.60(d)(4)–(5) в позиции F806 «Аллергии, предпочтения и замены жителя» [129]. Замена должна соответствовать «обычному ассортименту» учреждения; руководство приводит пример: вместо грейпфрутового сока предложить другой цитрусовый или богатый витамином C сок, который житель любит [129]. Проверка предполагает наблюдение за раздачей и, если житель отказывается от блюда или напитка, установление того, предложена ли ему замена; опрос охватывает вопросы о том, как еда соответствует предпочтениям жителя, предлагают ли замену при отказе, как жителям сообщают об альтернативах и как сведения о предпочтениях доходят до персонала [129]. При выявлении нарушения инспектору предлагается проверить смежные требования: учтены ли предпочтения при комплексной оценке жителя, включены ли они в план ухода, пересматривался ли план с участием жителя или его представителя [129]. Форма наблюдения за приёмом пищи (CMS-20053) особо предписывает начинать наблюдение с первого приёма пищи после прибытия проверяющих, прежде всего в залах, где больше всего жителей, нуждающихся в помощи, а в разделе «Выбор» — выяснять реакцию персонала на отказ идти в столовую, отказ от блюда или просьбу о замене [130]. В той же форме перечислены признаки соблюдения достоинства: всем за столом подают одновременно; посуда и приборы не одноразовые; тарелки не убирают, пока все за столом не закончат еду; помогающий сидит рядом, а не стоит над жителем, и разговаривает с ним, а не с коллегами; жителю дают столько времени, сколько ему нужно [130].</w:t>
+        <w:t xml:space="preserve">Руководство для инспекторов CMS (приложение PP к State Operations Manual) раскрывает § 483.60(d)(4)–(5) в позиции F806 «Аллергии, предпочтения и замены жителя» [130]. Замена должна соответствовать «обычному ассортименту» учреждения; руководство приводит пример: вместо грейпфрутового сока предложить другой цитрусовый или богатый витамином C сок, который житель любит [130]. Проверка предполагает наблюдение за раздачей и, если житель отказывается от блюда или напитка, установление того, предложена ли ему замена; опрос охватывает вопросы о том, как еда соответствует предпочтениям жителя, предлагают ли замену при отказе, как жителям сообщают об альтернативах и как сведения о предпочтениях доходят до персонала [130]. При выявлении нарушения инспектору предлагается проверить смежные требования: учтены ли предпочтения при комплексной оценке жителя, включены ли они в план ухода, пересматривался ли план с участием жителя или его представителя [130]. Форма наблюдения за приёмом пищи (CMS-20053) особо предписывает начинать наблюдение с первого приёма пищи после прибытия проверяющих, прежде всего в залах, где больше всего жителей, нуждающихся в помощи, а в разделе «Выбор» — выяснять реакцию персонала на отказ идти в столовую, отказ от блюда или просьбу о замене [131]. В той же форме перечислены признаки соблюдения достоинства: всем за столом подают одновременно; посуда и приборы не одноразовые; тарелки не убирают, пока все за столом не закончат еду; помогающий сидит рядом, а не стоит над жителем, и разговаривает с ним, а не с коллегами; жителю дают столько времени, сколько ему нужно [131].</w:t>
       </w:r>
     </w:p>
     <w:p>
@@ -15157,7 +15191,7 @@
         <w:pStyle w:val="FirstParagraph"/>
       </w:pPr>
       <w:r>
-        <w:t xml:space="preserve">Регламент Онтарио O. Reg. 246/22 к Закону о совершенствовании долговременного ухода 2021 г. (Fixing Long-Term Care Act) в разделе 77 устанавливает требования к меню [131]. Цикл меню должен длиться не менее 21 дня и включать меню для обычного, лечебного и изменённого по консистенции питания. На каждом приёме пищи и перекусе предлагается выбор напитков; на каждом из трёх основных приёмов — не менее одного основного блюда и гарнира, а также выбор других основных блюд и гарниров, «чтобы удовлетворить конкретные потребности или пищевые предпочтения жителей»; на обед и ужин — десерт и выбор других десертов; днём и вечером — выбор перекусов. До введения в действие каждый цикл рассматривается советом жителей, оценивается менеджером по питанию и диетологом и утверждается диетологом с учётом предпочтений жителей и норм потребления; результаты оценки документируются. Время приёма пищи согласуется с советом жителей; еда и напитки, включая воду, соответствующие рациону жителей, доступны круглосуточно; для жителя, чьи потребности не покрываются циклом, разрабатывается индивидуальное меню [131].</w:t>
+        <w:t xml:space="preserve">Регламент Онтарио O. Reg. 246/22 к Закону о совершенствовании долговременного ухода 2021 г. (Fixing Long-Term Care Act) в разделе 77 устанавливает требования к меню [132]. Цикл меню должен длиться не менее 21 дня и включать меню для обычного, лечебного и изменённого по консистенции питания. На каждом приёме пищи и перекусе предлагается выбор напитков; на каждом из трёх основных приёмов — не менее одного основного блюда и гарнира, а также выбор других основных блюд и гарниров, «чтобы удовлетворить конкретные потребности или пищевые предпочтения жителей»; на обед и ужин — десерт и выбор других десертов; днём и вечером — выбор перекусов. До введения в действие каждый цикл рассматривается советом жителей, оценивается менеджером по питанию и диетологом и утверждается диетологом с учётом предпочтений жителей и норм потребления; результаты оценки документируются. Время приёма пищи согласуется с советом жителей; еда и напитки, включая воду, соответствующие рациону жителей, доступны круглосуточно; для жителя, чьи потребности не покрываются циклом, разрабатывается индивидуальное меню [132].</w:t>
       </w:r>
     </w:p>
     <w:p>
@@ -15183,7 +15217,7 @@
         <w:t xml:space="preserve"> </w:t>
       </w:r>
       <w:r>
-        <w:t xml:space="preserve">Протокол инспекции «Наблюдение за приёмом пищи» Министерства здравоохранения и долговременного ухода Онтарио (редакция мая 2019 г., составленная ещё по прежнему регламенту O. Reg. 79/10; на 05.10.2026 на портале министерства размещена именно она, обновлённой редакции по O. Reg. 246/22 найти не удалось) переводит требования к меню в закрытые вопросы «да / нет / неприменимо» со ссылкой на пункт регламента: сообщаются ли жителям дневное и недельное меню; включает ли цикл меню альтернативные основные блюда, овощи и десерты на обед и ужин и альтернативные напитки; предлагаются ли и имеются ли в наличии запланированные блюда в каждый приём пищи; подаётся ли еда по блюдам, если житель не просил иного; достаточно ли времени, чтобы есть в своём темпе; помогает ли сотрудник одновременно не более чем одному-двум жителям, нуждающимся в полной помощи; подают ли еду жителю, которому нужна помощь, лишь тогда, когда помогающий свободен; рассматривал ли совет жителей время приёмов пищи и перекусов; сообщаются ли все замены в меню жителям и персоналу [132].</w:t>
+        <w:t xml:space="preserve">Протокол инспекции «Наблюдение за приёмом пищи» Министерства здравоохранения и долговременного ухода Онтарио (редакция мая 2019 г., составленная ещё по прежнему регламенту O. Reg. 79/10; на 05.10.2026 на портале министерства размещена именно она, обновлённой редакции по O. Reg. 246/22 найти не удалось) переводит требования к меню в закрытые вопросы «да / нет / неприменимо» со ссылкой на пункт регламента: сообщаются ли жителям дневное и недельное меню; включает ли цикл меню альтернативные основные блюда, овощи и десерты на обед и ужин и альтернативные напитки; предлагаются ли и имеются ли в наличии запланированные блюда в каждый приём пищи; подаётся ли еда по блюдам, если житель не просил иного; достаточно ли времени, чтобы есть в своём темпе; помогает ли сотрудник одновременно не более чем одному-двум жителям, нуждающимся в полной помощи; подают ли еду жителю, которому нужна помощь, лишь тогда, когда помогающий свободен; рассматривал ли совет жителей время приёмов пищи и перекусов; сообщаются ли все замены в меню жителям и персоналу [133].</w:t>
       </w:r>
     </w:p>
     <w:p>
@@ -15218,7 +15252,7 @@
         <w:pStyle w:val="FirstParagraph"/>
       </w:pPr>
       <w:r>
-        <w:t xml:space="preserve">С 01.11.2025, со вступлением в силу Закона об уходе за пожилыми 2024 г., в Австралии действуют усиленные стандарты качества; стандарт 6 посвящён питанию и включает право человека влиять на то, что, когда, где и как он ест [133]. До реформы федеральное правительство с 2021 г. выплачивало учреждениям надбавку к базовой суточной плате в размере 10 австралийских долларов на жителя в день при условии отчётности о расходах на питание [133]. Выбор в питании стал в Австралии предметом государственного стандарта после серии исследований, показавших, насколько мало его в действительности [96].</w:t>
+        <w:t xml:space="preserve">С 01.11.2025, со вступлением в силу Закона об уходе за пожилыми 2024 г., в Австралии действуют усиленные стандарты качества; стандарт 6 посвящён питанию и включает право человека влиять на то, что, когда, где и как он ест [134]. До реформы федеральное правительство с 2021 г. выплачивало учреждениям надбавку к базовой суточной плате в размере 10 австралийских долларов на жителя в день при условии отчётности о расходах на питание [134]. Выбор в питании стал в Австралии предметом государственного стандарта после серии исследований, показавших, насколько мало его в действительности [97].</w:t>
       </w:r>
     </w:p>
     <w:bookmarkEnd w:id="112"/>
@@ -15245,7 +15279,7 @@
         <w:pStyle w:val="FirstParagraph"/>
       </w:pPr>
       <w:r>
-        <w:t xml:space="preserve">Стандарт качества Немецкого общества питания (DGE) для питания с доставкой на дом и в учреждениях для пожилых (DGE-Qualitätsstandard für die Verpflegung mit „Essen auf Rädern“ und in Senioreneinrichtungen; 1-е изд., исправленная перепечатка 2022 г.) представляет собой рекомендацию профессионального общества, а не закон [134]. Для российской дискуссии он ценен тем, что описывает выбор не как принцип, а как совокупность проверяемых операционных требований, которые удобнее привести перечнем:</w:t>
+        <w:t xml:space="preserve">Стандарт качества Немецкого общества питания (DGE) для питания с доставкой на дом и в учреждениях для пожилых (DGE-Qualitätsstandard für die Verpflegung mit „Essen auf Rädern“ und in Senioreneinrichtungen; 1-е изд., исправленная перепечатка 2022 г.) представляет собой рекомендацию профессионального общества, а не закон [135]. Для российской дискуссии он ценен тем, что описывает выбор не как принцип, а как совокупность проверяемых операционных требований, которые удобнее привести перечнем:</w:t>
       </w:r>
     </w:p>
     <w:p>
@@ -15267,7 +15301,7 @@
         <w:t xml:space="preserve"> </w:t>
       </w:r>
       <w:r>
-        <w:t xml:space="preserve">Стандарт исходит из того, что учреждение предлагает несколько «линий меню» (Menülinien), и требует, чтобы как минимум одна из них соответствовала критериям здорового и устойчивого питания, — «так клиенты и жители могут выбирать из соответствующего предложения» [134]. На плане меню несколько линий должны быть представлены наглядно, а рекомендуемая — выделена (первой строкой, цветом или символом) [134];</w:t>
+        <w:t xml:space="preserve">Стандарт исходит из того, что учреждение предлагает несколько «линий меню» (Menülinien), и требует, чтобы как минимум одна из них соответствовала критериям здорового и устойчивого питания, — «так клиенты и жители могут выбирать из соответствующего предложения» [135]. На плане меню несколько линий должны быть представлены наглядно, а рекомендуемая — выделена (первой строкой, цветом или символом) [135];</w:t>
       </w:r>
     </w:p>
     <w:p>
@@ -15289,7 +15323,7 @@
         <w:t xml:space="preserve"> </w:t>
       </w:r>
       <w:r>
-        <w:t xml:space="preserve">Ово-лакто-вегетарианское предложение должно быть доступно ежедневно на всех приёмах пищи и обеспечивать столь же разнообразный выбор, как обычное; простое удаление мясного компонента из блюда стандарт считает недостаточным [134];</w:t>
+        <w:t xml:space="preserve">Ово-лакто-вегетарианское предложение должно быть доступно ежедневно на всех приёмах пищи и обеспечивать столь же разнообразный выбор, как обычное; простое удаление мясного компонента из блюда стандарт считает недостаточным [135];</w:t>
       </w:r>
     </w:p>
     <w:p>
@@ -15311,7 +15345,7 @@
         <w:t xml:space="preserve"> </w:t>
       </w:r>
       <w:r>
-        <w:t xml:space="preserve">Цикл обеда повторяется не ранее чем через шесть недель в учреждениях для пожилых и не ранее чем через четыре недели при доставке на дом [134]. В предыдущей версии второй редакции доклада для учреждений было указано «не менее четырёх недель»; по тексту стандарта это значение относится к доставке на дом (исправлено, см. приложение В);</w:t>
+        <w:t xml:space="preserve">Цикл обеда повторяется не ранее чем через шесть недель в учреждениях для пожилых и не ранее чем через четыре недели при доставке на дом [135]. В предыдущей версии второй редакции доклада для учреждений было указано «не менее четырёх недель»; по тексту стандарта это значение относится к доставке на дом (исправлено, см. приложение В);</w:t>
       </w:r>
     </w:p>
     <w:p>
@@ -15333,7 +15367,7 @@
         <w:t xml:space="preserve"> </w:t>
       </w:r>
       <w:r>
-        <w:t xml:space="preserve">Должна быть возможность выбрать тёплый компонент на завтрак или ужин [134];</w:t>
+        <w:t xml:space="preserve">Должна быть возможность выбрать тёплый компонент на завтрак или ужин [135];</w:t>
       </w:r>
     </w:p>
     <w:p>
@@ -15355,7 +15389,7 @@
         <w:t xml:space="preserve"> </w:t>
       </w:r>
       <w:r>
-        <w:t xml:space="preserve">Основные компоненты блюда указываются в плане меню, если название их не раскрывает; для мясных и рыбных блюд указывается вид животного; рекомендуется дополнять план изображениями блюд, что облегчает выбор людям с когнитивными нарушениями [134];</w:t>
+        <w:t xml:space="preserve">Основные компоненты блюда указываются в плане меню, если название их не раскрывает; для мясных и рыбных блюд указывается вид животного; рекомендуется дополнять план изображениями блюд, что облегчает выбор людям с когнитивными нарушениями [135];</w:t>
       </w:r>
     </w:p>
     <w:p>
@@ -15377,7 +15411,7 @@
         <w:t xml:space="preserve"> </w:t>
       </w:r>
       <w:r>
-        <w:t xml:space="preserve">Пожелания и критика жителей учитываются при планировании «насколько возможно»; канал — личные беседы, анкеты или совет жителей (Heimbeirat); для тех, кто едва может выразить пожелание, ориентиром служит пищевая биография (Essbiografie), которую рекомендуется собирать при поступлении [134];</w:t>
+        <w:t xml:space="preserve">Пожелания и критика жителей учитываются при планировании «насколько возможно»; канал — личные беседы, анкеты или совет жителей (Heimbeirat); для тех, кто едва может выразить пожелание, ориентиром служит пищевая биография (Essbiografie), которую рекомендуется собирать при поступлении [135];</w:t>
       </w:r>
     </w:p>
     <w:p>
@@ -15399,7 +15433,7 @@
         <w:t xml:space="preserve"> </w:t>
       </w:r>
       <w:r>
-        <w:t xml:space="preserve">При стойкой потере аппетита, недостаточности питания, тяжёлой болезни и в терминальной фазе стандарт предусматривает «полностью основанное на желаниях» питание (Wunschkost), выбор которого специалист по питанию согласовывает с жителем лично [134];</w:t>
+        <w:t xml:space="preserve">При стойкой потере аппетита, недостаточности питания, тяжёлой болезни и в терминальной фазе стандарт предусматривает «полностью основанное на желаниях» питание (Wunschkost), выбор которого специалист по питанию согласовывает с жителем лично [135];</w:t>
       </w:r>
     </w:p>
     <w:p>
@@ -15421,7 +15455,7 @@
         <w:t xml:space="preserve"> </w:t>
       </w:r>
       <w:r>
-        <w:t xml:space="preserve">Жителям, пропустившим приём пищи, даётся возможность получить его позже; люди с инвертированным ритмом сна и бодрствования должны получать основные и промежуточные приёмы пищи по своему ритму [134];</w:t>
+        <w:t xml:space="preserve">Жителям, пропустившим приём пищи, даётся возможность получить его позже; люди с инвертированным ритмом сна и бодрствования должны получать основные и промежуточные приёмы пищи по своему ритму [135];</w:t>
       </w:r>
     </w:p>
     <w:p>
@@ -15443,7 +15477,7 @@
         <w:t xml:space="preserve"> </w:t>
       </w:r>
       <w:r>
-        <w:t xml:space="preserve">Учёт возвращённой еды (Speiserückläufe) служит основой для корректировки плана меню, приготовления и подачи и помогает выявлять непопулярные блюда и неверно рассчитанные порции [134];</w:t>
+        <w:t xml:space="preserve">Учёт возвращённой еды (Speiserückläufe) служит основой для корректировки плана меню, приготовления и подачи и помогает выявлять непопулярные блюда и неверно рассчитанные порции [135];</w:t>
       </w:r>
     </w:p>
     <w:p>
@@ -15465,7 +15499,7 @@
         <w:t xml:space="preserve"> </w:t>
       </w:r>
       <w:r>
-        <w:t xml:space="preserve">Время горячего удержания от окончания приготовления до выдачи последнему гостю — не более трёх часов [134], то есть то же ограничение, что и в п. 32 СанПиН 4282-26 [3].</w:t>
+        <w:t xml:space="preserve">Время горячего удержания от окончания приготовления до выдачи последнему гостю — не более трёх часов [135], то есть то же ограничение, что и в п. 32 СанПиН 4282-26 [3].</w:t>
       </w:r>
     </w:p>
     <w:p>
@@ -15473,7 +15507,7 @@
         <w:pStyle w:val="FirstParagraph"/>
       </w:pPr>
       <w:r>
-        <w:t xml:space="preserve">Из этого перечня российскому учреждению проще всего перенести четыре элемента (рекомендация): план меню с указанием основных компонентов и, где это необходимо, с изображениями; пищевую биографию при поступлении как основу решений за тех, кто не может выразить выбор; учёт возвратов по каждому блюду; выделение в плане меню варианта, который учреждение считает предпочтительным, вместо запрета остальных. Последний приём — «подталкивание» (nudging) — стандарт DGE прямо рассматривает как альтернативу ограничению выбора [134].</w:t>
+        <w:t xml:space="preserve">Из этого перечня российскому учреждению проще всего перенести четыре элемента (рекомендация): план меню с указанием основных компонентов и, где это необходимо, с изображениями; пищевую биографию при поступлении как основу решений за тех, кто не может выразить выбор; учёт возвратов по каждому блюду; выделение в плане меню варианта, который учреждение считает предпочтительным, вместо запрета остальных. Последний приём — «подталкивание» (nudging) — стандарт DGE прямо рассматривает как альтернативу ограничению выбора [135].</w:t>
       </w:r>
     </w:p>
     <w:p>
@@ -15481,7 +15515,7 @@
         <w:pStyle w:val="BodyText"/>
       </w:pPr>
       <w:r>
-        <w:t xml:space="preserve">Австрийские стандарты качества питания в учреждениях ухода (2022) аналогичным образом рекомендуют учитывать предпочтения и избегать необоснованных ограничений рациона [135].</w:t>
+        <w:t xml:space="preserve">Австрийские стандарты качества питания в учреждениях ухода (2022) аналогичным образом рекомендуют учитывать предпочтения и избегать необоснованных ограничений рациона [136].</w:t>
       </w:r>
     </w:p>
     <w:bookmarkEnd w:id="113"/>
@@ -15508,7 +15542,7 @@
         <w:pStyle w:val="FirstParagraph"/>
       </w:pPr>
       <w:r>
-        <w:t xml:space="preserve">Национальное продовольственное агентство Швеции (Livsmedelsverket) выпустило национальные рекомендации по питанию в системе ухода за пожилыми в 2019 г. и обновило их в мае 2024 г. [136]. Их операционный слой складывается из нескольких элементов.</w:t>
+        <w:t xml:space="preserve">Национальное продовольственное агентство Швеции (Livsmedelsverket) выпустило национальные рекомендации по питанию в системе ухода за пожилыми в 2019 г. и обновило их в мае 2024 г. [137]. Их операционный слой складывается из нескольких элементов.</w:t>
       </w:r>
     </w:p>
     <w:p>
@@ -15526,7 +15560,7 @@
         <w:t xml:space="preserve"> </w:t>
       </w:r>
       <w:r>
-        <w:t xml:space="preserve">Перерыв между последним вечерним и первым утренним приёмом пищи не должен превышать 11 часов; приёмы пищи должны быть многочисленными, небольшими, насыщенными энергией и белком и распределёнными по суткам [136]. Это ориентир, а не обязательная норма; российскому учреждению он полезен в сопоставлении с американским пределом 14–16 часов и с рекомендацией постановления № 12 не допускать длительного перерыва между ужином и завтраком [31].</w:t>
+        <w:t xml:space="preserve">Перерыв между последним вечерним и первым утренним приёмом пищи не должен превышать 11 часов; приёмы пищи должны быть многочисленными, небольшими, насыщенными энергией и белком и распределёнными по суткам [137]. Это ориентир, а не обязательная норма; российскому учреждению он полезен в сопоставлении с американским пределом 14–16 часов и с рекомендацией постановления № 12 не допускать длительного перерыва между ужином и завтраком [31].</w:t>
       </w:r>
     </w:p>
     <w:p>
@@ -15544,7 +15578,7 @@
         <w:t xml:space="preserve"> </w:t>
       </w:r>
       <w:r>
-        <w:t xml:space="preserve">Рекомендации формулируют принцип, прямо относящийся к спору о вариативном меню: поскольку еда приносит пользу, лишь будучи съеденной, «важнее, чтобы еда была вкусной и возбуждала аппетит, чем чтобы она точно соответствовала нормам питания» [136]. Тезис обращён к планированию рациона для групп с плохим аппетитом и норм не отменяет, но задаёт иерархию, обратную российскому контролю по раскладке (толкование).</w:t>
+        <w:t xml:space="preserve">Рекомендации формулируют принцип, прямо относящийся к спору о вариативном меню: поскольку еда приносит пользу, лишь будучи съеденной, «важнее, чтобы еда была вкусной и возбуждала аппетит, чем чтобы она точно соответствовала нормам питания» [137]. Тезис обращён к планированию рациона для групп с плохим аппетитом и норм не отменяет, но задаёт иерархию, обратную российскому контролю по раскладке (толкование).</w:t>
       </w:r>
     </w:p>
     <w:p>
@@ -15562,7 +15596,7 @@
         <w:t xml:space="preserve"> </w:t>
       </w:r>
       <w:r>
-        <w:t xml:space="preserve">Рекомендации воспроизводят критерии качества, разработанные Национальным советом здравоохранения и социального обеспечения (Socialstyrelsen) для руководства по закупкам услуг ухода (2013): житель сам ощущает, что влияет на ситуацию приёма пищи; может влиять на время приёма пищи, на обстановку и на то, какие блюда, перекусы и напитки подаются и доступны, исходя из индивидуальных привычек, традиций и пожеланий; персонал замечает индивидуальные потребности; ситуация приёма пищи напоминает домашнюю [136]. «Выбор» здесь переведён в формулировки, пригодные для договора и проверки, причём первым критерием поставлено ощущение самого жителя.</w:t>
+        <w:t xml:space="preserve">Рекомендации воспроизводят критерии качества, разработанные Национальным советом здравоохранения и социального обеспечения (Socialstyrelsen) для руководства по закупкам услуг ухода (2013): житель сам ощущает, что влияет на ситуацию приёма пищи; может влиять на время приёма пищи, на обстановку и на то, какие блюда, перекусы и напитки подаются и доступны, исходя из индивидуальных привычек, традиций и пожеланий; персонал замечает индивидуальные потребности; ситуация приёма пищи напоминает домашнюю [137]. «Выбор» здесь переведён в формулировки, пригодные для договора и проверки, причём первым критерием поставлено ощущение самого жителя.</w:t>
       </w:r>
     </w:p>
     <w:p>
@@ -15580,7 +15614,7 @@
         <w:t xml:space="preserve"> </w:t>
       </w:r>
       <w:r>
-        <w:t xml:space="preserve">Рекомендации предлагают создавать в учреждениях советы по питанию (måltidsråd) с участием персонала, жителей и родственников, которые вправе предлагать, каким должно быть меню и как сделать приём пищи спокойным [136].</w:t>
+        <w:t xml:space="preserve">Рекомендации предлагают создавать в учреждениях советы по питанию (måltidsråd) с участием персонала, жителей и родственников, которые вправе предлагать, каким должно быть меню и как сделать приём пищи спокойным [137].</w:t>
       </w:r>
     </w:p>
     <w:p>
@@ -15598,7 +15632,7 @@
         <w:t xml:space="preserve"> </w:t>
       </w:r>
       <w:r>
-        <w:t xml:space="preserve">Первый из пяти шагов планирования состоит в создании «базового меню» (grundmeny) из популярных блюд в небольших насыщенных порциях; при этом «может понадобиться несколько блюд на выбор, а также несколько альтернативных гарниров» как в основных приёмах пищи, так и в перекусах [136]. Базовое меню служит одновременно для расчёта пищевой ценности на уровне группы, для учёта потребления, для внутренних расчётов и для закупки [136]. Второй шаг — готовить в объёме, который реально съедается, и строить систему заказа так, чтобы минимизировать отходы [136]. Тем самым снимается российский вопрос о совместимости выбора с нормами (п. 3.15) и с закупкой (п. 7.13): нормы проверяются по базовому меню на уровне группы, а выбор существует внутри него.</w:t>
+        <w:t xml:space="preserve">Первый из пяти шагов планирования состоит в создании «базового меню» (grundmeny) из популярных блюд в небольших насыщенных порциях; при этом «может понадобиться несколько блюд на выбор, а также несколько альтернативных гарниров» как в основных приёмах пищи, так и в перекусах [137]. Базовое меню служит одновременно для расчёта пищевой ценности на уровне группы, для учёта потребления, для внутренних расчётов и для закупки [137]. Второй шаг — готовить в объёме, который реально съедается, и строить систему заказа так, чтобы минимизировать отходы [137]. Тем самым снимается российский вопрос о совместимости выбора с нормами (п. 3.15) и с закупкой (п. 7.13): нормы проверяются по базовому меню на уровне группы, а выбор существует внутри него.</w:t>
       </w:r>
     </w:p>
     <w:p>
@@ -15616,7 +15650,7 @@
         <w:t xml:space="preserve"> </w:t>
       </w:r>
       <w:r>
-        <w:t xml:space="preserve">Общий ресторан в учреждении рекомендации рассматривают как способ расширить свободу выбора — за счёт более длительного времени подачи, большего числа вариантов, возможности выбрать соседей по столу, — но тут же отмечают, что большинство жителей предпочитает постоянный круг сотрапезников и небольшие помещения, особенно люди со сниженным слухом и деменцией [136].</w:t>
+        <w:t xml:space="preserve">Общий ресторан в учреждении рекомендации рассматривают как способ расширить свободу выбора — за счёт более длительного времени подачи, большего числа вариантов, возможности выбрать соседей по столу, — но тут же отмечают, что большинство жителей предпочитает постоянный круг сотрапезников и небольшие помещения, особенно люди со сниженным слухом и деменцией [137].</w:t>
       </w:r>
     </w:p>
     <w:bookmarkEnd w:id="114"/>
@@ -15643,7 +15677,7 @@
         <w:pStyle w:val="FirstParagraph"/>
       </w:pPr>
       <w:r>
-        <w:t xml:space="preserve">В датской модели питание в доме престарелых (plejehjem, plejebolig) оформлено как отдельно назначаемая и оплачиваемая услуга — «служба питания» (madservice) по § 83 Закона о социальных услугах, с законодательно ограниченным максимумом платы жителя [137]. В 2024 г. Апелляционное управление (Ankestyrelsen), рассматривая в порядке надзора стандарт качества коммуны Фредерисия, установило, что коммуна действует вопреки закону, позволяя жителям дома престарелых отказываться от питания лишь целыми днями (с уведомлением до 12 часов предыдущего дня) и не позволяя отказываться от отдельных приёмов пищи [137]. Опираясь на подготовительные материалы к законам 2009–2010 гг. и на заключение министерства, Ankestyrelsen исходило из того, что служба питания должна отличаться «высоким качеством и свободой выбора» и вниманием к индивидуальным пожеланиям, а отказ от отдельных приёмов пищи с соразмерным снижением платы предполагается законом; коммуна вправе лишь установить разумные сроки уведомления [137].</w:t>
+        <w:t xml:space="preserve">В датской модели питание в доме престарелых (plejehjem, plejebolig) оформлено как отдельно назначаемая и оплачиваемая услуга — «служба питания» (madservice) по § 83 Закона о социальных услугах, с законодательно ограниченным максимумом платы жителя [138]. В 2024 г. Апелляционное управление (Ankestyrelsen), рассматривая в порядке надзора стандарт качества коммуны Фредерисия, установило, что коммуна действует вопреки закону, позволяя жителям дома престарелых отказываться от питания лишь целыми днями (с уведомлением до 12 часов предыдущего дня) и не позволяя отказываться от отдельных приёмов пищи [138]. Опираясь на подготовительные материалы к законам 2009–2010 гг. и на заключение министерства, Ankestyrelsen исходило из того, что служба питания должна отличаться «высоким качеством и свободой выбора» и вниманием к индивидуальным пожеланиям, а отказ от отдельных приёмов пищи с соразмерным снижением платы предполагается законом; коммуна вправе лишь установить разумные сроки уведомления [138].</w:t>
       </w:r>
     </w:p>
     <w:p>
@@ -15687,7 +15721,7 @@
         <w:t xml:space="preserve">(栄養マネジメント)</w:t>
       </w:r>
       <w:r>
-        <w:t xml:space="preserve"> в учреждениях, а с 2021 г. действует система сбора данных LIFE (Long-term care Information system For Evidence), в которую учреждения передают сведения о пищевом статусе жителей [138]. Это путь финансового стимула: оплачиваются измерение и управление питанием.</w:t>
+        <w:t xml:space="preserve"> в учреждениях, а с 2021 г. действует система сбора данных LIFE (Long-term care Information system For Evidence), в которую учреждения передают сведения о пищевом статусе жителей [139]. Это путь финансового стимула: оплачиваются измерение и управление питанием.</w:t>
       </w:r>
     </w:p>
     <w:p>
@@ -15704,7 +15738,7 @@
         <w:t xml:space="preserve">(特別な食事),</w:t>
       </w:r>
       <w:r>
-        <w:t xml:space="preserve"> взимается отдельно и чётко отделяется от обычной платы [139]. Критерии такого питания установлены приказом-уведомлением № 123 [140]:</w:t>
+        <w:t xml:space="preserve"> взимается отдельно и чётко отделяется от обычной платы [140]. Критерии такого питания установлены приказом-уведомлением № 123 [141]:</w:t>
       </w:r>
     </w:p>
     <w:p>
@@ -15789,7 +15823,7 @@
         </w:numPr>
       </w:pPr>
       <w:r>
-        <w:t xml:space="preserve">договор заключается после ясного объяснения, что это дополнительная плата сверх обычной [140].</w:t>
+        <w:t xml:space="preserve">договор заключается после ясного объяснения, что это дополнительная плата сверх обычной [141].</w:t>
       </w:r>
     </w:p>
     <w:p>
@@ -15908,18 +15942,18 @@
               <w:pStyle w:val="Compact"/>
             </w:pPr>
             <w:r>
-              <w:t xml:space="preserve">Cichero J. A. Y. et al. The IDDSI Framework // Dysphagia. 2017. Vol. 32, no. 2. P. 293–314; DOI 10.1007/s00455-016-9758-y [141]</w:t>
-            </w:r>
-          </w:p>
-        </w:tc>
-        <w:tc>
-          <w:tcPr/>
-          <w:p>
-            <w:pPr>
-              <w:pStyle w:val="Compact"/>
-            </w:pPr>
-            <w:r>
-              <w:t xml:space="preserve">Международная рамка терминов и определений для пищи изменённой текстуры и загущённых жидкостей при дисфагии; выпущена в ноябре 2015 г.; восемь уровней (0–7), каждый с номером, названием, цветовым кодом, определением и методом проверки; основана на систематическом обзоре и международных опросах (2050 ответов из 33 стран и 3190 ответов из 57 стран) [141]</w:t>
+              <w:t xml:space="preserve">Cichero J. A. Y. et al. The IDDSI Framework // Dysphagia. 2017. Vol. 32, no. 2. P. 293–314; DOI 10.1007/s00455-016-9758-y [142]</w:t>
+            </w:r>
+          </w:p>
+        </w:tc>
+        <w:tc>
+          <w:tcPr/>
+          <w:p>
+            <w:pPr>
+              <w:pStyle w:val="Compact"/>
+            </w:pPr>
+            <w:r>
+              <w:t xml:space="preserve">Международная рамка терминов и определений для пищи изменённой текстуры и загущённых жидкостей при дисфагии; выпущена в ноябре 2015 г.; восемь уровней (0–7), каждый с номером, названием, цветовым кодом, определением и методом проверки; основана на систематическом обзоре и международных опросах (2050 ответов из 33 стран и 3190 ответов из 57 стран) [142]</w:t>
             </w:r>
           </w:p>
         </w:tc>
@@ -15954,18 +15988,18 @@
               <w:pStyle w:val="Compact"/>
             </w:pPr>
             <w:r>
-              <w:t xml:space="preserve">The Health and Social Care Act 2008 (Regulated Activities) Regulations 2014, SI 2014/2936, reg. 14 [125]</w:t>
-            </w:r>
-          </w:p>
-        </w:tc>
-        <w:tc>
-          <w:tcPr/>
-          <w:p>
-            <w:pPr>
-              <w:pStyle w:val="Compact"/>
-            </w:pPr>
-            <w:r>
-              <w:t xml:space="preserve">14(1) — потребности в питании и питье должны быть удовлетворены; 14(4)(a) — подходящая и питательная еда и питьё; 14(4)(c) — «любые разумные требования», вытекающие из предпочтений или религиозной и культурной принадлежности; 14(4)(d) — помощь в еде и питье; 14(3)(b) и 14(5) — исключение по наилучшим интересам, определяемым по ст. 4 Закона о дееспособности 2005 г. На дату проверки на legislation.gov.uk не отмечено неучтённых изменений [125]</w:t>
+              <w:t xml:space="preserve">The Health and Social Care Act 2008 (Regulated Activities) Regulations 2014, SI 2014/2936, reg. 14 [126]</w:t>
+            </w:r>
+          </w:p>
+        </w:tc>
+        <w:tc>
+          <w:tcPr/>
+          <w:p>
+            <w:pPr>
+              <w:pStyle w:val="Compact"/>
+            </w:pPr>
+            <w:r>
+              <w:t xml:space="preserve">14(1) — потребности в питании и питье должны быть удовлетворены; 14(4)(a) — подходящая и питательная еда и питьё; 14(4)(c) — «любые разумные требования», вытекающие из предпочтений или религиозной и культурной принадлежности; 14(4)(d) — помощь в еде и питье; 14(3)(b) и 14(5) — исключение по наилучшим интересам, определяемым по ст. 4 Закона о дееспособности 2005 г. На дату проверки на legislation.gov.uk не отмечено неучтённых изменений [126]</w:t>
             </w:r>
           </w:p>
         </w:tc>
@@ -16161,7 +16195,7 @@
               <w:pStyle w:val="Compact"/>
             </w:pPr>
             <w:r>
-              <w:t xml:space="preserve">Регламенты 2014 г., рег. 14 [125]</w:t>
+              <w:t xml:space="preserve">Регламенты 2014 г., рег. 14 [126]</w:t>
             </w:r>
           </w:p>
         </w:tc>
@@ -16218,7 +16252,7 @@
               <w:pStyle w:val="Compact"/>
             </w:pPr>
             <w:r>
-              <w:t xml:space="preserve">Health and Social Care Standards 2017, 1.33–1.39 [127]</w:t>
+              <w:t xml:space="preserve">Health and Social Care Standards 2017, 1.33–1.39 [128]</w:t>
             </w:r>
           </w:p>
         </w:tc>
@@ -16275,7 +16309,7 @@
               <w:pStyle w:val="Compact"/>
             </w:pPr>
             <w:r>
-              <w:t xml:space="preserve">42 CFR § 483.60 [128]</w:t>
+              <w:t xml:space="preserve">42 CFR § 483.60 [129]</w:t>
             </w:r>
           </w:p>
         </w:tc>
@@ -16332,7 +16366,7 @@
               <w:pStyle w:val="Compact"/>
             </w:pPr>
             <w:r>
-              <w:t xml:space="preserve">O. Reg. 246/22, разд. 77 [131]</w:t>
+              <w:t xml:space="preserve">O. Reg. 246/22, разд. 77 [132]</w:t>
             </w:r>
           </w:p>
         </w:tc>
@@ -16389,7 +16423,7 @@
               <w:pStyle w:val="Compact"/>
             </w:pPr>
             <w:r>
-              <w:t xml:space="preserve">Усиленные стандарты качества, стандарт 6 [133]</w:t>
+              <w:t xml:space="preserve">Усиленные стандарты качества, стандарт 6 [134]</w:t>
             </w:r>
           </w:p>
         </w:tc>
@@ -16446,7 +16480,7 @@
               <w:pStyle w:val="Compact"/>
             </w:pPr>
             <w:r>
-              <w:t xml:space="preserve">Стандарт DGE [134]</w:t>
+              <w:t xml:space="preserve">Стандарт DGE [135]</w:t>
             </w:r>
           </w:p>
         </w:tc>
@@ -16503,7 +16537,7 @@
               <w:pStyle w:val="Compact"/>
             </w:pPr>
             <w:r>
-              <w:t xml:space="preserve">Рекомендации Livsmedelsverket [136]</w:t>
+              <w:t xml:space="preserve">Рекомендации Livsmedelsverket [137]</w:t>
             </w:r>
           </w:p>
         </w:tc>
@@ -16560,7 +16594,7 @@
               <w:pStyle w:val="Compact"/>
             </w:pPr>
             <w:r>
-              <w:t xml:space="preserve">§ 83 Закона о социальных услугах; надзорное заключение Ankestyrelsen 2024 г. [137]</w:t>
+              <w:t xml:space="preserve">§ 83 Закона о социальных услугах; надзорное заключение Ankestyrelsen 2024 г. [138]</w:t>
             </w:r>
           </w:p>
         </w:tc>
@@ -16617,7 +16651,7 @@
               <w:pStyle w:val="Compact"/>
             </w:pPr>
             <w:r>
-              <w:t xml:space="preserve">Система страхования ухода; LIFE [138]; приказы-уведомления № 419 и № 123 [139, 140]</w:t>
+              <w:t xml:space="preserve">Система страхования ухода; LIFE [139]; приказы-уведомления № 419 и № 123 [140, 141]</w:t>
             </w:r>
           </w:p>
         </w:tc>
@@ -17306,7 +17340,7 @@
         <w:t xml:space="preserve"> </w:t>
       </w:r>
       <w:r>
-        <w:t xml:space="preserve">По Wright и соавт., удовлетворённость выше, когда выбор ближе к приёму пищи [95]. По Wheeler и соавт., переход к выбору в момент еды увеличил производственные отходы с 55 до 90 г на жителя в день [93].</w:t>
+        <w:t xml:space="preserve">По Wright и соавт., удовлетворённость выше, когда выбор ближе к приёму пищи [96]. По Wheeler и соавт., переход к выбору в момент еды увеличил производственные отходы с 55 до 90 г на жителя в день [94].</w:t>
       </w:r>
     </w:p>
     <w:p>
@@ -17617,7 +17651,7 @@
         <w:t xml:space="preserve"> </w:t>
       </w:r>
       <w:r>
-        <w:t xml:space="preserve">Бюджетное учреждение закупает продукты по 44-ФЗ, автономное — по 223-ФЗ и своему положению о закупке, за исключением случаев, когда закупка финансируется субсидией на капитальные вложения (ч. 4 ст. 15 44-ФЗ) [55, 56]. В Санкт-Петербурге ДСО «Серафимовский» (автономное учреждение) закупает по 223-ФЗ, а ДСО «Тесовый берег» (бюджетное) — по 44-ФЗ: извещение № 0372200070825000244 от 24.11.2025 о поставке продуктов питания размещено как открытый конкурс [63].</w:t>
+        <w:t xml:space="preserve">Бюджетное учреждение закупает продукты по 44-ФЗ, автономное — по 223-ФЗ и своему положению о закупке, за исключением случаев, когда закупка финансируется субсидией на капитальные вложения (ч. 4 ст. 15 44-ФЗ) [55, 56]. В Санкт-Петербурге ДСО «Серафимовский» (автономное учреждение) закупает по 223-ФЗ, а ДСО «Тесовый берег» (бюджетное) — по 44-ФЗ: извещение № 0372200070825000244 от 24.11.2025 о поставке продуктов питания размещено как открытый конкурс [64].</w:t>
       </w:r>
     </w:p>
     <w:p>
@@ -17901,7 +17935,7 @@
         <w:t xml:space="preserve"> </w:t>
       </w:r>
       <w:r>
-        <w:t xml:space="preserve">Российских опубликованных расчётов стоимости вариативного меню нет (п. 4.11). Из зарубежных данных известно, что в исследовании Wheeler и соавт. стоимость выросла с 9,20–11,14 до 11,01–12,15 австралийского доллара на жителя в день, а производственные отходы — с 55 до 90 г [93]. Средняя стоимость кейтеринга в австралийских учреждениях составляет 8,00 доллара в день, из них на сырьё приходится 6,08 доллара [124].</w:t>
+        <w:t xml:space="preserve">Российских опубликованных расчётов стоимости вариативного меню нет (п. 4.11). Из зарубежных данных известно, что в исследовании Wheeler и соавт. стоимость выросла с 9,20–11,14 до 11,01–12,15 австралийского доллара на жителя в день, а производственные отходы — с 55 до 90 г [94]. Средняя стоимость кейтеринга в австралийских учреждениях составляет 8,00 доллара в день, из них на сырьё приходится 6,08 доллара [125].</w:t>
       </w:r>
     </w:p>
     <w:p>
@@ -17937,7 +17971,7 @@
         <w:t xml:space="preserve"> </w:t>
       </w:r>
       <w:r>
-        <w:t xml:space="preserve">Если перенести на учреждение на 300 жителей прирост производственных отходов из исследования Wheeler и соавт. (+35 г на жителя в день), получится около 10,5 кг готовой пищи в день. Это не прогноз, а порядок величины, который следует проверить собственным замером [93].</w:t>
+        <w:t xml:space="preserve">Если перенести на учреждение на 300 жителей прирост производственных отходов из исследования Wheeler и соавт. (+35 г на жителя в день), получится около 10,5 кг готовой пищи в день. Это не прогноз, а порядок величины, который следует проверить собственным замером [94].</w:t>
       </w:r>
     </w:p>
     <w:p>
@@ -17955,7 +17989,7 @@
         <w:t xml:space="preserve"> </w:t>
       </w:r>
       <w:r>
-        <w:t xml:space="preserve">Тариф 2026 г. на обеспечение питанием в стационарной форме для совершеннолетних составляет 581,33 руб. в день (кроме ПНИ и ДСО) и 574,43 руб. в день (ПНИ и ДСО) [75]. Если допустить, что организация выбора увеличит расходы на питание на 10–20 % (допущение, близкое к результату Wheeler и соавт. [93]), для ПНИ и ДСО это составит около 57–115 руб. на жителя в день, или 1,7–3,4 млн руб. в месяц на учреждение в 1 000 мест (иллюстративная арифметика: 574,43 × 0,1…0,2 × 1 000 × 30). Это не прогноз: австралийский прирост включал производственные отходы и персонал в австралийских условиях, а российские кейсы (п. 4.11) показывают, что стартовый формат вводился и без публично названных дополнительных расходов. Для сопоставления порядков величин: годовой рост тарифа ПНИ и ДСО с 2025 по 2026 г. составил 2,80 руб. в день (571,63 → 574,43) [74, 75], то есть допущенный прирост в 20–40 раз превышает годовую индексацию. Арифметика показывает лишь одно: полный переход крупного учреждения — вопрос учредителя, а не только пищеблока. Сохранять ли эту иллюстрацию в итоговом тексте и в каком виде — открытый вопрос для автора и рабочей группы: она полезна как масштаб, но может быть прочитана как оценка затрат, которой не является.</w:t>
+        <w:t xml:space="preserve">Тариф 2026 г. на обеспечение питанием в стационарной форме для совершеннолетних составляет 581,33 руб. в день (кроме ПНИ и ДСО) и 574,43 руб. в день (ПНИ и ДСО) [76]. Если допустить, что организация выбора увеличит расходы на питание на 10–20 % (допущение, близкое к результату Wheeler и соавт. [94]), для ПНИ и ДСО это составит около 57–115 руб. на жителя в день, или 1,7–3,4 млн руб. в месяц на учреждение в 1 000 мест (иллюстративная арифметика: 574,43 × 0,1…0,2 × 1 000 × 30). Это не прогноз: австралийский прирост включал производственные отходы и персонал в австралийских условиях, а российские кейсы (п. 4.11) показывают, что стартовый формат вводился и без публично названных дополнительных расходов. Для сопоставления порядков величин: годовой рост тарифа ПНИ и ДСО с 2025 по 2026 г. составил 2,80 руб. в день (571,63 → 574,43) [75, 76], то есть допущенный прирост в 20–40 раз превышает годовую индексацию. Арифметика показывает лишь одно: полный переход крупного учреждения — вопрос учредителя, а не только пищеблока. Сохранять ли эту иллюстрацию в итоговом тексте и в каком виде — открытый вопрос для автора и рабочей группы: она полезна как масштаб, но может быть прочитана как оценка затрат, которой не является.</w:t>
       </w:r>
     </w:p>
     <w:p>
@@ -18260,7 +18294,7 @@
         <w:t xml:space="preserve"> </w:t>
       </w:r>
       <w:r>
-        <w:t xml:space="preserve">Допустим, замер показал, что рыбное второе выбирают чаще, чем предполагал цикл. ДСО «Серафимовский» как автономное учреждение закупает по 223-ФЗ и своему положению о закупке, причём предметом закупки служат не продукты, а услуга по организации питания (аутсорсинг подтверждён автором [90]; в 2026 г. — договор на год с одним исполнителем, затем краткосрочные закупки в июне — июле, конкурс № 32616197209 на август — декабрь с начальной ценой 92 110 941,90 руб. и договор с другим исполнителем от 17.08.2026 [91, 92]; п. 4.8). Цикличное меню, приложенное к закупочной документации, расписано по вариантам диеты (ОВД, ИП, ОВД2, летний вариант) с одним блюдом на позицию [91], а варианты диеты не являются выбором блюд (п. 1.2). При закупке услуги перераспределение между мясом и рыбой становится заботой исполнителя, но лишь при условии, что варианты и порядок их учёта записаны в техническом задании; при продуктовой закупке по рамочному договору с ценой единицы оно осуществляется заявками без изменения договора (сценарии 6 и 12) [56]. Как выбор закреплён в договоре «Серафимовского», доклад не проверял.</w:t>
+        <w:t xml:space="preserve">Допустим, замер показал, что рыбное второе выбирают чаще, чем предполагал цикл. ДСО «Серафимовский» как автономное учреждение закупает по 223-ФЗ и своему положению о закупке, причём предметом закупки служат не продукты, а услуга по организации питания (аутсорсинг подтверждён автором [91]; в 2026 г. — договор на год с одним исполнителем, затем краткосрочные закупки в июне — июле, конкурс № 32616197209 на август — декабрь с начальной ценой 92 110 941,90 руб. и договор с другим исполнителем от 17.08.2026 [92, 93]; п. 4.8). Цикличное меню, приложенное к закупочной документации, расписано по вариантам диеты (ОВД, ИП, ОВД2, летний вариант) с одним блюдом на позицию [92], а варианты диеты не являются выбором блюд (п. 1.2). При закупке услуги перераспределение между мясом и рыбой становится заботой исполнителя, но лишь при условии, что варианты и порядок их учёта записаны в техническом задании; при продуктовой закупке по рамочному договору с ценой единицы оно осуществляется заявками без изменения договора (сценарии 6 и 12) [56]. Как выбор закреплён в договоре «Серафимовского», доклад не проверял: техническое задание конкурса № 32616197209 не прочитано и после повторной попытки 07.10.2026, а из открытых карточек известны лишь состав документации и деление предмета на три позиции в человеко-днях (п. 4.8) [92, 93].</w:t>
       </w:r>
     </w:p>
     <w:p>
@@ -18278,7 +18312,7 @@
         <w:t xml:space="preserve"> </w:t>
       </w:r>
       <w:r>
-        <w:t xml:space="preserve">Если питание передано организатору, вариативное меню существует для заказчика ровно в том объёме, в каком оно записано в ТЗ: какие приёмы пищи и позиции имеют два варианта; как и когда принимается заказ (накануне, в момент еды) и кто передаёт его исполнителю; ТТК на каждый вариант; цена человеко-дня, не зависящая от распределения выбора внутри групп продуктов; отчёт исполнителя о распределении выбора и остатках; ответственность заказчика за суточные пробы и бракераж (подп. 12–14 п. 56 СанПиН 4282-26) [3]. Без этого «выбор» держится на доброй воле исполнителя и исчезает при смене контрагента. Смена контрагента — не гипотеза: в ДСО «Серафимовский» исполнитель услуги питания сменился в середине 2026 г. (договор от 02.12.2025 на год, новый договор от 17.08.2026 по итогам конкурса на август — декабрь) [92]. Всё, что не записано в ТЗ, при такой смене приходится согласовывать заново, а цикл по вариантам диеты из документации без отдельного раздела о выборе блюд выбора не гарантирует (толкование). ДСО «Тесовый берег» как бюджетное учреждение закупает по 44-ФЗ открытым конкурсом [63]; та же задача решается здесь либо заранее — ценой единицы при максимальной цене контракта (ч. 24 ст. 22), либо изменением количества не более чем на 10 % по ст. 95, если это предусмотрено извещением и контрактом [55]. Конкретных положений о закупке «Серафимовского» и условий контракта «Тесового берега» об изменении количества доклад не анализировал; сравнение показывает механизмы, а не практику этих учреждений (толкование).</w:t>
+        <w:t xml:space="preserve">Если питание передано организатору, вариативное меню существует для заказчика ровно в том объёме, в каком оно записано в ТЗ: какие приёмы пищи и позиции имеют два варианта; как и когда принимается заказ (накануне, в момент еды) и кто передаёт его исполнителю; ТТК на каждый вариант; цена человеко-дня, не зависящая от распределения выбора внутри групп продуктов; отчёт исполнителя о распределении выбора и остатках; ответственность заказчика за суточные пробы и бракераж (подп. 12–14 п. 56 СанПиН 4282-26) [3]. Без этого «выбор» держится на доброй воле исполнителя и исчезает при смене контрагента. Смена контрагента — не гипотеза: в ДСО «Серафимовский» исполнитель услуги питания сменился в середине 2026 г. (договор от 02.12.2025 на год, новый договор от 17.08.2026 по итогам конкурса на август — декабрь) [93]. Всё, что не записано в ТЗ, при такой смене приходится согласовывать заново, а цикл по вариантам диеты из документации без отдельного раздела о выборе блюд выбора не гарантирует (толкование). ДСО «Тесовый берег» как бюджетное учреждение закупает по 44-ФЗ открытым конкурсом [64]; та же задача решается здесь либо заранее — ценой единицы при максимальной цене контракта (ч. 24 ст. 22), либо изменением количества не более чем на 10 % по ст. 95, если это предусмотрено извещением и контрактом [55]. Конкретных положений о закупке «Серафимовского» и условий контракта «Тесового берега» об изменении количества доклад не анализировал; сравнение показывает механизмы, а не практику этих учреждений (толкование).</w:t>
       </w:r>
     </w:p>
     <w:p>
@@ -18756,7 +18790,7 @@
         <w:t xml:space="preserve"> </w:t>
       </w:r>
       <w:r>
-        <w:t xml:space="preserve">Вариативное меню, построенное на вопросе «что будете?», исключает тех, кто не может ответить словами; исследование Abbey и соавт. показало, что реальный выбор особенно низок у жителей на протёртой пище [96]. Доклад «Не просто накормить» предлагает четыре канала выяснения предпочтений: показ двух реальных порций с фиксацией реакции; наблюдение за тем, что съедается, по серии записей; пищевую биографию периода, когда человек мог выразить предпочтения; сведения от близких и давних сотрудников [22]. В самом этом докладе порядок каналов определён непоследовательно: в гл. 15.4 первым назван зафиксированный в биографии выбор, в гл. 15.9 — текущее выраженное предпочтение [22]. В настоящей редакции расхождение снято правилом, разделяющим жителей по способу выражения воли (сценарий 15, «Порядок каналов»).</w:t>
+        <w:t xml:space="preserve">Вариативное меню, построенное на вопросе «что будете?», исключает тех, кто не может ответить словами; исследование Abbey и соавт. показало, что реальный выбор особенно низок у жителей на протёртой пище [97]. Доклад «Не просто накормить» предлагает четыре канала выяснения предпочтений: показ двух реальных порций с фиксацией реакции; наблюдение за тем, что съедается, по серии записей; пищевую биографию периода, когда человек мог выразить предпочтения; сведения от близких и давних сотрудников [22]. В самом этом докладе порядок каналов определён непоследовательно: в гл. 15.4 первым назван зафиксированный в биографии выбор, в гл. 15.9 — текущее выраженное предпочтение [22]. В настоящей редакции расхождение снято правилом, разделяющим жителей по способу выражения воли (сценарий 15, «Порядок каналов»).</w:t>
       </w:r>
     </w:p>
     <w:p>
@@ -18927,7 +18961,7 @@
               <w:pStyle w:val="Compact"/>
             </w:pPr>
             <w:r>
-              <w:t xml:space="preserve">Ст. 20 323-ФЗ, в том числе п. 1 ч. 2 [142]</w:t>
+              <w:t xml:space="preserve">Ст. 20 323-ФЗ, в том числе п. 1 ч. 2 [143]</w:t>
             </w:r>
           </w:p>
         </w:tc>
@@ -19196,7 +19230,7 @@
         <w:t xml:space="preserve"> </w:t>
       </w:r>
       <w:r>
-        <w:t xml:space="preserve">Для взрослых в организациях социального обслуживания СанПиН 4282-26 устанавливает лишь минимальную кратность — не менее трёх раз в день (подп. 11 п. 56) [3]. Рекомендации, утверждённые постановлением № 12, предписывают не допускать длительных перерывов, «особенно между ужином предыдущего и завтраком последующего дня», без числового предела [31]. Зарубежные ориентиры составляют не более 14 часов (16 часов при перекусе) в США [128] и не более 11 часов в шведских рекомендациях [136]. Доклад «Не просто накормить» использует рабочий ориентир не более 13 часов [22]; это ориентир, а не норма. Выбор блюда не возмещает долгого ночного перерыва: если ужин подаётся в 17:30, а завтрак в 8:30, интервал составляет 15 часов, и это проблема организации режима, а не меню.</w:t>
+        <w:t xml:space="preserve">Для взрослых в организациях социального обслуживания СанПиН 4282-26 устанавливает лишь минимальную кратность — не менее трёх раз в день (подп. 11 п. 56) [3]. Рекомендации, утверждённые постановлением № 12, предписывают не допускать длительных перерывов, «особенно между ужином предыдущего и завтраком последующего дня», без числового предела [31]. Зарубежные ориентиры составляют не более 14 часов (16 часов при перекусе) в США [129] и не более 11 часов в шведских рекомендациях [137]. Доклад «Не просто накормить» использует рабочий ориентир не более 13 часов [22]; это ориентир, а не норма. Выбор блюда не возмещает долгого ночного перерыва: если ужин подаётся в 17:30, а завтрак в 8:30, интервал составляет 15 часов, и это проблема организации режима, а не меню.</w:t>
       </w:r>
     </w:p>
     <w:bookmarkEnd w:id="131"/>
@@ -19657,7 +19691,7 @@
         <w:t xml:space="preserve"> </w:t>
       </w:r>
       <w:r>
-        <w:t xml:space="preserve">Автономное учреждение закупает продукты по своему положению о закупке (п. 2.10) [56]. Закупка продуктов для питания проживающих осуществляется ради оказания услуги конкретным получателям, то есть для нужд самого учреждения, и по логике постановления АС Дальневосточного округа № Ф03-3556/25 остаётся в контуре 223-ФЗ (толкование; текст определения ВС № 303-ЭС25-15393 не проверен) [58, 62].</w:t>
+        <w:t xml:space="preserve">Автономное учреждение закупает продукты по своему положению о закупке (п. 2.10) [56]. Закупка продуктов для питания проживающих осуществляется ради оказания услуги конкретным получателям, то есть для нужд самого учреждения, и по логике постановления АС Дальневосточного округа № Ф03-3556/25 остаётся в контуре 223-ФЗ (толкование; определение ВС от 28.01.2026 № 303-ЭС25-15393 об отказе в передаче жалобы позиции по существу спора не содержит) [58, 62, 63].</w:t>
       </w:r>
     </w:p>
     <w:p>
@@ -19711,7 +19745,7 @@
         <w:t xml:space="preserve"> </w:t>
       </w:r>
       <w:r>
-        <w:t xml:space="preserve">Целесообразная структура (рекомендация) повторяет группы региональной нормы, а не разделы меню: отдельные лоты (или отдельные спецификации внутри одного договора) по мясу, птице, рыбе, молочной продукции, овощам и фруктам, бакалее, хлебу. Внутри лота перечисляются взаимозаменяемые позиции группы (говядина и свинина в одной строке «мясо» № 1284 [34]) и устанавливаются цена единицы и максимальная сумма договора, а количество определяется заявками учреждения. Для групп, между которыми предполагается выбор, максимальные суммы рассчитываются с учётом коридора шага 2, а не по базовому объёму. Той же логике следуют шведские национальные рекомендации, где «базовое меню» с несколькими блюдами на выбор служит одновременно основой расчёта пищевой ценности на уровне группы и основой закупки [136].</w:t>
+        <w:t xml:space="preserve">Целесообразная структура (рекомендация) повторяет группы региональной нормы, а не разделы меню: отдельные лоты (или отдельные спецификации внутри одного договора) по мясу, птице, рыбе, молочной продукции, овощам и фруктам, бакалее, хлебу. Внутри лота перечисляются взаимозаменяемые позиции группы (говядина и свинина в одной строке «мясо» № 1284 [34]) и устанавливаются цена единицы и максимальная сумма договора, а количество определяется заявками учреждения. Для групп, между которыми предполагается выбор, максимальные суммы рассчитываются с учётом коридора шага 2, а не по базовому объёму. Той же логике следуют шведские национальные рекомендации, где «базовое меню» с несколькими блюдами на выбор служит одновременно основой расчёта пищевой ценности на уровне группы и основой закупки [137].</w:t>
       </w:r>
     </w:p>
     <w:p>
@@ -19747,7 +19781,7 @@
         <w:t xml:space="preserve"> </w:t>
       </w:r>
       <w:r>
-        <w:t xml:space="preserve">Объединение всех продуктов в один крупный лот сужает круг участников; в 2024–2025 гг. ФАС России выявляла картели на торгах по поставке социально значимых продуктов и школьного питания [67, 68]. Связь размера лота с риском сговора — толкование, однако дробление лотов по группам продуктов служит одновременно и вариативному меню, и конкуренции. Обратный риск — искусственное дробление ради ухода от конкурентных процедур; критерии допустимого дробления устанавливают положение о закупке и практика контролирующих органов, в докладе не анализировавшаяся.</w:t>
+        <w:t xml:space="preserve">Объединение всех продуктов в один крупный лот сужает круг участников; в 2024–2025 гг. ФАС России выявляла картели на торгах по поставке социально значимых продуктов и школьного питания [68, 69]. Связь размера лота с риском сговора — толкование, однако дробление лотов по группам продуктов служит одновременно и вариативному меню, и конкуренции. Обратный риск — искусственное дробление ради ухода от конкурентных процедур; критерии допустимого дробления устанавливают положение о закупке и практика контролирующих органов, в докладе не анализировавшаяся.</w:t>
       </w:r>
     </w:p>
     <w:p>
@@ -20347,7 +20381,7 @@
         <w:t xml:space="preserve"> </w:t>
       </w:r>
       <w:r>
-        <w:t xml:space="preserve">Блюда, требующие разогрева, могут находиться на раздаче не более трёх часов с момента изготовления (п. 32 СанПиН 4282-26) [3]; то же ограничение времени горячего удержания содержит стандарт DGE [134]. Порционирование в отделении допускается лишь для персонала, в обязанности которого оно входит и который прошёл гигиеническую подготовку (сценарий 4) [3].</w:t>
+        <w:t xml:space="preserve">Блюда, требующие разогрева, могут находиться на раздаче не более трёх часов с момента изготовления (п. 32 СанПиН 4282-26) [3]; то же ограничение времени горячего удержания содержит стандарт DGE [135]. Порционирование в отделении допускается лишь для персонала, в обязанности которого оно входит и который прошёл гигиеническую подготовку (сценарий 4) [3].</w:t>
       </w:r>
     </w:p>
     <w:p>
@@ -20365,7 +20399,7 @@
         <w:t xml:space="preserve"> </w:t>
       </w:r>
       <w:r>
-        <w:t xml:space="preserve">Типичный режим дома-интерната с единым меню — две смены по 30 минут на каждый приём пищи [48]. В Успенском ПНИ после перехода на самообслуживание время обеда, по сообщению учреждения, сократилось с 2,5 часа до 50 минут [11]; способ измерения не описан. Время помощи при еде, дававшей рост потребления в американских исследованиях, составляло 35–42 минуты на жителя за приём пищи против 5–9 минут при обычном уходе, перекус между приёмами — 12–13 минут [120–123].</w:t>
+        <w:t xml:space="preserve">Типичный режим дома-интерната с единым меню — две смены по 30 минут на каждый приём пищи [48]. В Успенском ПНИ после перехода на самообслуживание время обеда, по сообщению учреждения, сократилось с 2,5 часа до 50 минут [11]; способ измерения не описан. Время помощи при еде, дававшей рост потребления в американских исследованиях, составляло 35–42 минуты на жителя за приём пищи против 5–9 минут при обычном уходе, перекус между приёмами — 12–13 минут [121–124].</w:t>
       </w:r>
     </w:p>
     <w:p>
@@ -20383,7 +20417,7 @@
         <w:t xml:space="preserve"> </w:t>
       </w:r>
       <w:r>
-        <w:t xml:space="preserve">Допустим, что 40 жителей едят самостоятельно и подходят к линии, 14 нуждаются в подсказке и присутствии сотрудника, 6 — в кормлении. Для 40 самостоятельных выбор в момент еды не требует дополнительного персонала, если линия рассчитана на их поток (успенский пример показывает, что самообслуживание способно сокращать время [11]). Для 20 остальных протокол уровня Simmons потребовал бы 20 × 35–42 = 700–840 минут, то есть 11,7–14 часов рабочего времени сотрудников на один обед, против 100–180 минут при «обычном уходе» тех исследований (иллюстративная арифметика по [120–123]). В трёхчасовое окно п. 32 при этом укладываются 4–5 сотрудников, занятых исключительно помощью при еде (иллюстративная арифметика: 700–840 мин / 180 мин). Это не норматив, а проверка реалистичности: если у отделения такого ресурса нет, выбор для этих 20 жителей сведётся к выбору, сделанному за них.</w:t>
+        <w:t xml:space="preserve">Допустим, что 40 жителей едят самостоятельно и подходят к линии, 14 нуждаются в подсказке и присутствии сотрудника, 6 — в кормлении. Для 40 самостоятельных выбор в момент еды не требует дополнительного персонала, если линия рассчитана на их поток (успенский пример показывает, что самообслуживание способно сокращать время [11]). Для 20 остальных протокол уровня Simmons потребовал бы 20 × 35–42 = 700–840 минут, то есть 11,7–14 часов рабочего времени сотрудников на один обед, против 100–180 минут при «обычном уходе» тех исследований (иллюстративная арифметика по [121–124]). В трёхчасовое окно п. 32 при этом укладываются 4–5 сотрудников, занятых исключительно помощью при еде (иллюстративная арифметика: 700–840 мин / 180 мин). Это не норматив, а проверка реалистичности: если у отделения такого ресурса нет, выбор для этих 20 жителей сведётся к выбору, сделанному за них.</w:t>
       </w:r>
     </w:p>
     <w:p>
@@ -20401,7 +20435,7 @@
         <w:t xml:space="preserve"> </w:t>
       </w:r>
       <w:r>
-        <w:t xml:space="preserve">Иркутский стандарт социальной услуги «помощь в приёме пищи» отводит на каждое кормление до 15 минут [19], что составляет менее половины нижней границы времени помощи (35 минут), при которой в американских исследованиях рос объём съеденного [120–123]. Сопоставление условно, поскольку исследования измеряли иное вмешательство и иную группу жителей (толкование). Однако если региональный стандарт закладывает в тариф и штатный расчёт 15 минут, на выбор блюда для жителя, которого кормят, времени в нём не остаётся вовсе.</w:t>
+        <w:t xml:space="preserve">Иркутский стандарт социальной услуги «помощь в приёме пищи» отводит на каждое кормление до 15 минут [19], что составляет менее половины нижней границы времени помощи (35 минут), при которой в американских исследованиях рос объём съеденного [121–124]. Сопоставление условно, поскольку исследования измеряли иное вмешательство и иную группу жителей (толкование). Однако если региональный стандарт закладывает в тариф и штатный расчёт 15 минут, на выбор блюда для жителя, которого кормят, времени в нём не остаётся вовсе.</w:t>
       </w:r>
     </w:p>
     <w:p>
@@ -20419,7 +20453,7 @@
         <w:t xml:space="preserve"> </w:t>
       </w:r>
       <w:r>
-        <w:t xml:space="preserve">Приём пищи целесообразно разделить на поток самостоятельных жителей и поток жителей, получающих помощь, со сдвигом во времени и с приготовлением партиями так, чтобы каждая партия укладывалась в три часа. Для жителей, которых кормят, выбор следует переносить на момент, когда для него есть время: показ двух вариантов перед кормлением (п. 7.16), перекусы с выбором между приёмами пищи, которые по американским данным требуют втрое-вчетверо меньше времени, чем помощь во время еды [121, 123]. Штатные нормативы российских учреждений доклад не анализировал; расчёт показывает лишь, что выбор для зависимых жителей — вопрос кадров, а не кулинарии.</w:t>
+        <w:t xml:space="preserve">Приём пищи целесообразно разделить на поток самостоятельных жителей и поток жителей, получающих помощь, со сдвигом во времени и с приготовлением партиями так, чтобы каждая партия укладывалась в три часа. Для жителей, которых кормят, выбор следует переносить на момент, когда для него есть время: показ двух вариантов перед кормлением (п. 7.16), перекусы с выбором между приёмами пищи, которые по американским данным требуют втрое-вчетверо меньше времени, чем помощь во время еды [122, 124]. Штатные нормативы российских учреждений доклад не анализировал; расчёт показывает лишь, что выбор для зависимых жителей — вопрос кадров, а не кулинарии.</w:t>
       </w:r>
     </w:p>
     <w:p>
@@ -20474,7 +20508,7 @@
         <w:t xml:space="preserve"> </w:t>
       </w:r>
       <w:r>
-        <w:t xml:space="preserve">Выбор, построенный на вопросе «что будете?», достаётся тем, кто способен ответить и настоять: в лондонских домах ухода широта выбора зависела от способности и готовности жителя попросить альтернативу [101], в австралийских выбор был особенно низок у жителей на протёртой пище [96]. Для ПНИ и ДСО, где многие жители не говорят или говорят с трудом, этот вопрос не второстепенен.</w:t>
+        <w:t xml:space="preserve">Выбор, построенный на вопросе «что будете?», достаётся тем, кто способен ответить и настоять: в лондонских домах ухода широта выбора зависела от способности и готовности жителя попросить альтернативу [102], в австралийских выбор был особенно низок у жителей на протёртой пище [97]. Для ПНИ и ДСО, где многие жители не говорят или говорят с трудом, этот вопрос не второстепенен.</w:t>
       </w:r>
     </w:p>
     <w:p>
@@ -20564,7 +20598,7 @@
               <w:pStyle w:val="Compact"/>
             </w:pPr>
             <w:r>
-              <w:t xml:space="preserve">Стандарт DGE: ориентир для тех, кто «едва может сообщить» пожелания [134]; лондонские дома — сбор предпочтений при поступлении [101]; доклад «Не просто накормить» [22]</w:t>
+              <w:t xml:space="preserve">Стандарт DGE: ориентир для тех, кто «едва может сообщить» пожелания [135]; лондонские дома — сбор предпочтений при поступлении [102]; доклад «Не просто накормить» [22]</w:t>
             </w:r>
           </w:p>
         </w:tc>
@@ -20634,7 +20668,7 @@
               <w:pStyle w:val="Compact"/>
             </w:pPr>
             <w:r>
-              <w:t xml:space="preserve">Доклад «Не просто накормить» [22]; учёт возвратов по DGE [134]</w:t>
+              <w:t xml:space="preserve">Доклад «Не просто накормить» [22]; учёт возвратов по DGE [135]</w:t>
             </w:r>
           </w:p>
         </w:tc>
@@ -20704,7 +20738,7 @@
               <w:pStyle w:val="Compact"/>
             </w:pPr>
             <w:r>
-              <w:t xml:space="preserve">Критерии Socialstyrelsen [136]</w:t>
+              <w:t xml:space="preserve">Критерии Socialstyrelsen [137]</w:t>
             </w:r>
           </w:p>
         </w:tc>
@@ -20754,7 +20788,7 @@
         <w:t xml:space="preserve"> </w:t>
       </w:r>
       <w:r>
-        <w:t xml:space="preserve">Японские критерии «особого питания» содержат формулу, применимую и здесь: питание не должно подаваться против воли человека [140]. Наблюдаемый отказ (отодвинутая порция, сжатые губы) также является выражением предпочтения; по правилу об отказах (сценарий 10) его фиксируют, а как реагировать, решает врач.</w:t>
+        <w:t xml:space="preserve">Японские критерии «особого питания» содержат формулу, применимую и здесь: питание не должно подаваться против воли человека [141]. Наблюдаемый отказ (отодвинутая порция, сжатые губы) также является выражением предпочтения; по правилу об отказах (сценарий 10) его фиксируют, а как реагировать, решает врач.</w:t>
       </w:r>
     </w:p>
     <w:p>
@@ -20969,7 +21003,7 @@
         <w:pStyle w:val="BodyText"/>
       </w:pPr>
       <w:r>
-        <w:t xml:space="preserve">Во всех случаях выбор ограничен назначением врача: житель с назначенной диетой или консистенцией выбирает внутри неё (п. 2.8). Удобство раздачи источником воли не является. Правовой опорой этого порядка служит не норма о питании (её нет), а общие положения. Согласно п. 2 ст. 29 ГК РФ, сделки от имени недееспособного опекун совершает, «учитывая мнение такого гражданина, а при невозможности установления его мнения — с учетом информации о его предпочтениях», полученной от родителей, прежних опекунов и иных лиц, добросовестно оказывавших ему услуги [143]; это норма о сделках, которую для бытового выбора доклад применяет как ориентир порядка (толкование). Согласно п. 4 ст. 12 Конвенции о правах инвалидов, меры, связанные с реализацией правоспособности, должны ориентироваться на «уважение прав, воли и предпочтений лица» [37]. Выбор блюда на раздаче не является ни сделкой, ни медицинским вмешательством, и согласия опекуна на него не требуется (толкование, п. 8.8).</w:t>
+        <w:t xml:space="preserve">Во всех случаях выбор ограничен назначением врача: житель с назначенной диетой или консистенцией выбирает внутри неё (п. 2.8). Удобство раздачи источником воли не является. Правовой опорой этого порядка служит не норма о питании (её нет), а общие положения. Согласно п. 2 ст. 29 ГК РФ, сделки от имени недееспособного опекун совершает, «учитывая мнение такого гражданина, а при невозможности установления его мнения — с учетом информации о его предпочтениях», полученной от родителей, прежних опекунов и иных лиц, добросовестно оказывавших ему услуги [144]; это норма о сделках, которую для бытового выбора доклад применяет как ориентир порядка (толкование). Согласно п. 4 ст. 12 Конвенции о правах инвалидов, меры, связанные с реализацией правоспособности, должны ориентироваться на «уважение прав, воли и предпочтений лица» [37]. Выбор блюда на раздаче не является ни сделкой, ни медицинским вмешательством, и согласия опекуна на него не требуется (толкование, п. 8.8).</w:t>
       </w:r>
     </w:p>
     <w:p>
@@ -21078,7 +21112,7 @@
         <w:t xml:space="preserve"> </w:t>
       </w:r>
       <w:r>
-        <w:t xml:space="preserve">(уровни 0–7, п. 6.11) [141]: если врач назначил жителю определённый уровень, пищеблок обеспечивает</w:t>
+        <w:t xml:space="preserve">(уровни 0–7, п. 6.11) [142]: если врач назначил жителю определённый уровень, пищеблок обеспечивает</w:t>
       </w:r>
       <w:r>
         <w:t xml:space="preserve"> </w:t>
@@ -21358,7 +21392,7 @@
         <w:t xml:space="preserve"> </w:t>
       </w:r>
       <w:r>
-        <w:t xml:space="preserve">Это наиболее изученный показатель. В обзоре Roulston и соавт. из 14 источников, измерявших отходы с тарелки в учреждениях долговременного ухода, 10 использовали взвешивание и 6 — визуальную оценку [113]. Взвешивание точнее, но требует весов на этаже, маркировки подносов и времени персонала; визуальная оценка быстрее, но зависит от наблюдателя. В одной из включённых в обзор работ (Hansen и Derdowski, 2020) визуальная оценка проводилась по парным фотографиям тарелки до и после еды, и уже цвет посуды оказался связан с разной долей несъеденного: от 26 % на белой тарелке до 9 % на белой тарелке с жёлтым ободком и красным кольцом [113]. Результат приводится не как совет приобретать цветную посуду, а как напоминание о том, что при сравнении «до» и «после» внедрения выбора посуда, порция и способ подачи должны оставаться неизменными; иначе изменение отходов нельзя приписать выбору.</w:t>
+        <w:t xml:space="preserve">Это наиболее изученный показатель. В обзоре Roulston и соавт. из 14 источников, измерявших отходы с тарелки в учреждениях долговременного ухода, 10 использовали взвешивание и 6 — визуальную оценку [114]. Взвешивание точнее, но требует весов на этаже, маркировки подносов и времени персонала; визуальная оценка быстрее, но зависит от наблюдателя. В одной из включённых в обзор работ (Hansen и Derdowski, 2020) визуальная оценка проводилась по парным фотографиям тарелки до и после еды, и уже цвет посуды оказался связан с разной долей несъеденного: от 26 % на белой тарелке до 9 % на белой тарелке с жёлтым ободком и красным кольцом [114]. Результат приводится не как совет приобретать цветную посуду, а как напоминание о том, что при сравнении «до» и «после» внедрения выбора посуда, порция и способ подачи должны оставаться неизменными; иначе изменение отходов нельзя приписать выбору.</w:t>
       </w:r>
     </w:p>
     <w:p>
@@ -21366,7 +21400,7 @@
         <w:pStyle w:val="BodyText"/>
       </w:pPr>
       <w:r>
-        <w:t xml:space="preserve">Обзор больничных вмешательств, направленных на снижение отходов с тарелки (Manimaran и соавт., 2023), включил девять исследований и разделил вмешательства на пять групп: изменение меню, обслуживание по заказу (room service), оформление меню, система подачи и инструменты мониторинга питания [144]. Вариативное меню затрагивает сразу три из них, поэтому эффект его внедрения невозможно отделить от сопутствующих изменений подачи без специального дизайна.</w:t>
+        <w:t xml:space="preserve">Обзор больничных вмешательств, направленных на снижение отходов с тарелки (Manimaran и соавт., 2023), включил девять исследований и разделил вмешательства на пять групп: изменение меню, обслуживание по заказу (room service), оформление меню, система подачи и инструменты мониторинга питания [145]. Вариативное меню затрагивает сразу три из них, поэтому эффект его внедрения невозможно отделить от сопутствующих изменений подачи без специального дизайна.</w:t>
       </w:r>
     </w:p>
     <w:p>
@@ -21384,7 +21418,7 @@
         <w:t xml:space="preserve"> </w:t>
       </w:r>
       <w:r>
-        <w:t xml:space="preserve">Под ними понимается масса блюд, приготовленных, но не розданных. Именно этот показатель вырос в исследовании Wheeler и соавт. при переходе к выбору в момент еды (с 55 до 90 г на жителя в день) [93]. Российскому учреждению измерить его проще всего: остаток каждого варианта взвешивается при списании, а сама запись сочетается с требованием п. 32 СанПиН 4282-26 о запрете реализации остатков на следующий день [3]. Без этого показателя нельзя отличить ситуацию «вариант Б непопулярен» от ситуации «вариант Б готовится в избытке».</w:t>
+        <w:t xml:space="preserve">Под ними понимается масса блюд, приготовленных, но не розданных. Именно этот показатель вырос в исследовании Wheeler и соавт. при переходе к выбору в момент еды (с 55 до 90 г на жителя в день) [94]. Российскому учреждению измерить его проще всего: остаток каждого варианта взвешивается при списании, а сама запись сочетается с требованием п. 32 СанПиН 4282-26 о запрете реализации остатков на следующий день [3]. Без этого показателя нельзя отличить ситуацию «вариант Б непопулярен» от ситуации «вариант Б готовится в избытке».</w:t>
       </w:r>
     </w:p>
     <w:p>
@@ -21402,7 +21436,7 @@
         <w:t xml:space="preserve"> </w:t>
       </w:r>
       <w:r>
-        <w:t xml:space="preserve">Для домов престарелых разработаны специальные опросники. Пересмотренный опросник Food Expectations — Long-Term Care (FoodEx-LTC) содержит 28 вопросов в пяти доменах; при первичной проверке на 61 жителе коэффициент α по доменам составил 0,65–0,82, ретестовая надёжность — 0,79–0,88 [145]. Wright и соавт. использовали Resident Foodservice Satisfaction Questionnaire и связали удовлетворённость с числом вариантов и временем между выбором и подачей [95]. Wheeler и соавт. ограничились пятибалльной шкалой Лайкерта [93]. Для российского учреждения, где значительная часть жителей не в состоянии заполнить многостраничную анкету, реалистичны короткая шкала из нескольких вопросов, заполняемая самим жителем или сотрудником с его слов, и структурированное наблюдение за теми, кто не может ответить (рекомендация). Успенский интернат перед внедрением провёл опрос и анкетирование и расставил блюда «по балльной системе в зависимости от степени спроса» [7]; это пример упрощённого инструмента изучения предпочтений, однако сама анкета и её результаты не опубликованы. Изучение спроса до запуска и оценка удовлетворённости после него — разные задачи, и вторая в российских сообщениях не описана.</w:t>
+        <w:t xml:space="preserve">Для домов престарелых разработаны специальные опросники. Пересмотренный опросник Food Expectations — Long-Term Care (FoodEx-LTC) содержит 28 вопросов в пяти доменах; при первичной проверке на 61 жителе коэффициент α по доменам составил 0,65–0,82, ретестовая надёжность — 0,79–0,88 [146]. Wright и соавт. использовали Resident Foodservice Satisfaction Questionnaire и связали удовлетворённость с числом вариантов и временем между выбором и подачей [96]. Wheeler и соавт. ограничились пятибалльной шкалой Лайкерта [94]. Для российского учреждения, где значительная часть жителей не в состоянии заполнить многостраничную анкету, реалистичны короткая шкала из нескольких вопросов, заполняемая самим жителем или сотрудником с его слов, и структурированное наблюдение за теми, кто не может ответить (рекомендация). Успенский интернат перед внедрением провёл опрос и анкетирование и расставил блюда «по балльной системе в зависимости от степени спроса» [7]; это пример упрощённого инструмента изучения предпочтений, однако сама анкета и её результаты не опубликованы. Изучение спроса до запуска и оценка удовлетворённости после него — разные задачи, и вторая в российских сообщениях не описана.</w:t>
       </w:r>
     </w:p>
     <w:p>
@@ -21420,7 +21454,7 @@
         <w:t xml:space="preserve"> </w:t>
       </w:r>
       <w:r>
-        <w:t xml:space="preserve">Для жителей, которые не могут ответить сами, удовлетворённость можно оценивать через родственников. Yaxley и соавт. (2024) разработали первый валидированный опросник удовлетворённости питанием для членов семей жителей домов престарелых: из 40 исходных пунктов по данным 414 родственников сформирована шкала из 24 пунктов в двух факторах — еда и блюда (11 пунктов, α = 0,960) и обстановка приёма пищи (13 пунктов, α = 0,907); устойчивость при повторном заполнении (101 человек) — от умеренной до почти полной (взвешенная каппа 0,461–0,875) [146]. Опросник дополняет анкеты для жителей и персонала, разработанные той же университетской группой [146]. Русскоязычной версии нет; для учреждения ценна сама идея — опрашивать родственников отдельно и раздельно о еде и об обстановке (рекомендация).</w:t>
+        <w:t xml:space="preserve">Для жителей, которые не могут ответить сами, удовлетворённость можно оценивать через родственников. Yaxley и соавт. (2024) разработали первый валидированный опросник удовлетворённости питанием для членов семей жителей домов престарелых: из 40 исходных пунктов по данным 414 родственников сформирована шкала из 24 пунктов в двух факторах — еда и блюда (11 пунктов, α = 0,960) и обстановка приёма пищи (13 пунктов, α = 0,907); устойчивость при повторном заполнении (101 человек) — от умеренной до почти полной (взвешенная каппа 0,461–0,875) [147]. Опросник дополняет анкеты для жителей и персонала, разработанные той же университетской группой [147]. Русскоязычной версии нет; для учреждения ценна сама идея — опрашивать родственников отдельно и раздельно о еде и об обстановке (рекомендация).</w:t>
       </w:r>
     </w:p>
     <w:p>
@@ -21438,7 +21472,7 @@
         <w:t xml:space="preserve"> </w:t>
       </w:r>
       <w:r>
-        <w:t xml:space="preserve">Шведские национальные рекомендации ставят первым критерием качества то, что житель «сам ощущает, что влияет на ситуацию приёма пищи», и лишь затем — его возможность влиять на время, обстановку и блюда [136]. Эти пять-шесть формулировок пригодны как основа короткого опроса из 3–5 вопросов, предусмотренного в минимальном наборе ниже (рекомендация).</w:t>
+        <w:t xml:space="preserve">Шведские национальные рекомендации ставят первым критерием качества то, что житель «сам ощущает, что влияет на ситуацию приёма пищи», и лишь затем — его возможность влиять на время, обстановку и блюда [137]. Эти пять-шесть формулировок пригодны как основа короткого опроса из 3–5 вопросов, предусмотренного в минимальном наборе ниже (рекомендация).</w:t>
       </w:r>
     </w:p>
     <w:p>
@@ -21456,7 +21490,7 @@
         <w:t xml:space="preserve"> </w:t>
       </w:r>
       <w:r>
-        <w:t xml:space="preserve">Стандарт DGE рассматривает учёт возвращённой еды (Speiserückläufe) не только как показатель отходов, но и как основу корректировки меню, приготовления и порций и как средство учёта съеденного при недостаточности питания [134]. Вместе с тем расчёт фактически съеденного по меню и отходам систематически завышает потребление — в японском исследовании CLEVER в среднем на 232 ккал в сутки (15,3 %) по сравнению с методом дважды меченой воды [115]. Снижение возвратов после введения выбора служит доводом в пользу выбора, но не доказывает, что жители стали есть больше (толкование).</w:t>
+        <w:t xml:space="preserve">Стандарт DGE рассматривает учёт возвращённой еды (Speiserückläufe) не только как показатель отходов, но и как основу корректировки меню, приготовления и порций и как средство учёта съеденного при недостаточности питания [135]. Вместе с тем расчёт фактически съеденного по меню и отходам систематически завышает потребление — в японском исследовании CLEVER в среднем на 232 ккал в сутки (15,3 %) по сравнению с методом дважды меченой воды [116]. Снижение возвратов после введения выбора служит доводом в пользу выбора, но не доказывает, что жители стали есть больше (толкование).</w:t>
       </w:r>
     </w:p>
     <w:p>
@@ -21474,7 +21508,7 @@
         <w:t xml:space="preserve"> </w:t>
       </w:r>
       <w:r>
-        <w:t xml:space="preserve">Канадская группа M3 разработала протокол наблюдения Mealtime Scan, заполняемый обученным наблюдателем по ходу приёма пищи. Во вторичном анализе данных M3 (32 дома, 82 отделения, наблюдение 4–6 приёмов пищи в каждом отделении) большее число сотрудников в зале было связано с практиками, в большей мере ориентированными на отношения, в общих отделениях, но не в отделениях для людей с деменцией; авторы предполагают, что там решающую роль играет подготовка персонала [147]. Программа CHOICE+ с внешним сопровождением в течение 12 месяцев в трёх домах, оценённая по расширенной версии протокола (Mealtime Scan+; пять приёмов пищи каждые четыре месяца), дала статистически значимое улучшение физической и социальной среды и общего качества приёма пищи во всех трёх домах [148]. Вывод для российского ДСО прост: изменения среды приёма пищи поддаются наблюдению по чек-листу, который учреждение может вести собственными силами, если наблюдатель не участвует в раздаче (рекомендация).</w:t>
+        <w:t xml:space="preserve">Канадская группа M3 разработала протокол наблюдения Mealtime Scan, заполняемый обученным наблюдателем по ходу приёма пищи. Во вторичном анализе данных M3 (32 дома, 82 отделения, наблюдение 4–6 приёмов пищи в каждом отделении) большее число сотрудников в зале было связано с практиками, в большей мере ориентированными на отношения, в общих отделениях, но не в отделениях для людей с деменцией; авторы предполагают, что там решающую роль играет подготовка персонала [148]. Программа CHOICE+ с внешним сопровождением в течение 12 месяцев в трёх домах, оценённая по расширенной версии протокола (Mealtime Scan+; пять приёмов пищи каждые четыре месяца), дала статистически значимое улучшение физической и социальной среды и общего качества приёма пищи во всех трёх домах [149]. Вывод для российского ДСО прост: изменения среды приёма пищи поддаются наблюдению по чек-листу, который учреждение может вести собственными силами, если наблюдатель не участвует в раздаче (рекомендация).</w:t>
       </w:r>
     </w:p>
     <w:p>
@@ -21989,7 +22023,7 @@
         <w:t xml:space="preserve">и на организации социального обслуживания субъекта Российской Федерации</w:t>
       </w:r>
       <w:r>
-        <w:t xml:space="preserve">; региональный государственный контроль (надзор) — только на негосударственные (коммерческие и некоммерческие) организации и индивидуальных предпринимателей (ч. 2 ст. 33) [24]. Федеральный контроль осуществляет Федеральная служба по труду и занятости (Роструд) по Положению, утверждённому постановлением Правительства РФ от 25.06.2021 № 999, вступившему в силу 01.07.2021 [149]. Предмет контроля в обоих случаях един: соблюдение требований 442-ФЗ, иных федеральных актов и актов субъекта, регулирующих социальное обслуживание, а следовательно, и региональных норм питания (ч. 2 ст. 33 442-ФЗ; п. 2 Положения) [24, 149].</w:t>
+        <w:t xml:space="preserve">; региональный государственный контроль (надзор) — только на негосударственные (коммерческие и некоммерческие) организации и индивидуальных предпринимателей (ч. 2 ст. 33) [24]. Федеральный контроль осуществляет Федеральная служба по труду и занятости (Роструд) по Положению, утверждённому постановлением Правительства РФ от 25.06.2021 № 999, вступившему в силу 01.07.2021 [150]. Предмет контроля в обоих случаях един: соблюдение требований 442-ФЗ, иных федеральных актов и актов субъекта, регулирующих социальное обслуживание, а следовательно, и региональных норм питания (ч. 2 ст. 33 442-ФЗ; п. 2 Положения) [24, 150].</w:t>
       </w:r>
     </w:p>
     <w:p>
@@ -22007,7 +22041,7 @@
         <w:t xml:space="preserve"> </w:t>
       </w:r>
       <w:r>
-        <w:t xml:space="preserve">В предыдущей версии главы региональный государственный контроль был описан как надзор за государственными домами-интернатами субъекта. Для государственных учреждений это неверно с 01.07.2021: проверяющим органом является Роструд, тогда как орган субъекта выступает учредителем (п. 8.5). Для Санкт-Петербурга то же следует из постановления Правительства Санкт-Петербурга от 14.12.2021 № 985: предметом регионального контроля Комитета по социальной политике служит соблюдение требований негосударственными поставщиками и индивидуальными предпринимателями (п. 1.2 Положения). Тем же постановлением с 01.01.2022 признано утратившим силу постановление от 29.12.2014 № 1291, приложение № 2 к которому с 2016 г. наделяло Управление социального питания полномочием регионального контроля «в части, касающейся соблюдения норм питания» (п. 6, 7) [150]. Расхождение внесено в перечень противоречий (гл. 9).</w:t>
+        <w:t xml:space="preserve">В предыдущей версии главы региональный государственный контроль был описан как надзор за государственными домами-интернатами субъекта. Для государственных учреждений это неверно с 01.07.2021: проверяющим органом является Роструд, тогда как орган субъекта выступает учредителем (п. 8.5). Для Санкт-Петербурга то же следует из постановления Правительства Санкт-Петербурга от 14.12.2021 № 985: предметом регионального контроля Комитета по социальной политике служит соблюдение требований негосударственными поставщиками и индивидуальными предпринимателями (п. 1.2 Положения). Тем же постановлением с 01.01.2022 признано утратившим силу постановление от 29.12.2014 № 1291, приложение № 2 к которому с 2016 г. наделяло Управление социального питания полномочием регионального контроля «в части, касающейся соблюдения норм питания» (п. 6, 7) [151]. Расхождение внесено в перечень противоречий (гл. 9).</w:t>
       </w:r>
     </w:p>
     <w:p>
@@ -22259,7 +22293,7 @@
         <w:pStyle w:val="FirstParagraph"/>
       </w:pPr>
       <w:r>
-        <w:t xml:space="preserve">Региональный государственный контроль (надзор) осуществляют органы субъектов по положениям, утверждённым высшим исполнительным органом субъекта (п. 2 ч. 1 ст. 33 442-ФЗ) [24]. Его предметом служат те же обязательные требования, включая региональные нормы питания, но в отношении негосударственных организаций и индивидуальных предпринимателей [24, 150]. Для вариативного меню различие существенно в двух случаях: когда питание в негосударственной организации, включённой в реестр поставщиков, оплачивается по региональному тарифу и когда субъект передаёт часть стационарного обслуживания негосударственным поставщикам. В обоих случаях региональные нормы питания и порядок предоставления услуги проверяет орган субъекта, а не Роструд (толкование).</w:t>
+        <w:t xml:space="preserve">Региональный государственный контроль (надзор) осуществляют органы субъектов по положениям, утверждённым высшим исполнительным органом субъекта (п. 2 ч. 1 ст. 33 442-ФЗ) [24]. Его предметом служат те же обязательные требования, включая региональные нормы питания, но в отношении негосударственных организаций и индивидуальных предпринимателей [24, 151]. Для вариативного меню различие существенно в двух случаях: когда питание в негосударственной организации, включённой в реестр поставщиков, оплачивается по региональному тарифу и когда субъект передаёт часть стационарного обслуживания негосударственным поставщикам. В обоих случаях региональные нормы питания и порядок предоставления услуги проверяет орган субъекта, а не Роструд (толкование).</w:t>
       </w:r>
     </w:p>
     <w:bookmarkEnd w:id="144"/>
@@ -22286,7 +22320,7 @@
         <w:pStyle w:val="FirstParagraph"/>
       </w:pPr>
       <w:r>
-        <w:t xml:space="preserve">Учредитель государственного учреждения контролирует выполнение государственного задания и финансово-хозяйственную деятельность. Вариативное меню касается учредителя постольку, поскольку изменяет структуру расходов на питание, штат или оборудование. Для государственного дома-интерната субъекта учредителем является тот же орган, который в отношении негосударственных поставщиков осуществляет региональный контроль, — в Санкт-Петербурге Комитет по социальной политике (п. 1.3 Положения по постановлению № 985) [150]. Петербургское сообщение о вариативном меню прозвучало на заседании рабочей группы при Комитете по социальной политике [21]; такой формат, при котором учредитель извещён и практика с ним обсуждается, снижает риск того, что её примут за самовольное отступление от порядка.</w:t>
+        <w:t xml:space="preserve">Учредитель государственного учреждения контролирует выполнение государственного задания и финансово-хозяйственную деятельность. Вариативное меню касается учредителя постольку, поскольку изменяет структуру расходов на питание, штат или оборудование. Для государственного дома-интерната субъекта учредителем является тот же орган, который в отношении негосударственных поставщиков осуществляет региональный контроль, — в Санкт-Петербурге Комитет по социальной политике (п. 1.3 Положения по постановлению № 985) [151]. Петербургское сообщение о вариативном меню прозвучало на заседании рабочей группы при Комитете по социальной политике [21]; такой формат, при котором учредитель извещён и практика с ним обсуждается, снижает риск того, что её примут за самовольное отступление от порядка.</w:t>
       </w:r>
     </w:p>
     <w:bookmarkEnd w:id="145"/>
@@ -22313,7 +22347,7 @@
         <w:pStyle w:val="FirstParagraph"/>
       </w:pPr>
       <w:r>
-        <w:t xml:space="preserve">После отмены полномочия Управления социального питания Санкт-Петербурга по региональному контролю за соблюдением норм питания (п. 8.3) [150] у Управления сохранилась иная процедура — оценка уровня организации социального питания в государственных учреждениях здравоохранения, образования, отдыха и оздоровления, социального обслуживания и спортивной подготовки по постановлению Правительства Санкт-Петербурга от 23.07.2009 № 873; порядок и методика оценки утверждены распоряжением Управления от 29.11.2023 и применяются с 01.01.2024 [151]. Это не государственный контроль (надзор) по 248-ФЗ, а оценка с рекомендациями и мониторингом их исполнения (толкование по тексту отчёта). Независимой научной или экспертной оценки этой процедуры обнаружить не удалось (повторный поиск — 06.10.2026).</w:t>
+        <w:t xml:space="preserve">После отмены полномочия Управления социального питания Санкт-Петербурга по региональному контролю за соблюдением норм питания (п. 8.3) [151] у Управления сохранилась иная процедура — оценка уровня организации социального питания в государственных учреждениях здравоохранения, образования, отдыха и оздоровления, социального обслуживания и спортивной подготовки по постановлению Правительства Санкт-Петербурга от 23.07.2009 № 873; порядок и методика оценки утверждены распоряжением Управления от 29.11.2023 и применяются с 01.01.2024 [152]. Это не государственный контроль (надзор) по 248-ФЗ, а оценка с рекомендациями и мониторингом их исполнения (толкование по тексту отчёта). Независимой научной или экспертной оценки этой процедуры обнаружить не удалось (повторный поиск — 06.10.2026).</w:t>
       </w:r>
     </w:p>
     <w:p>
@@ -22331,7 +22365,7 @@
         <w:t xml:space="preserve"> </w:t>
       </w:r>
       <w:r>
-        <w:t xml:space="preserve">Оценка складывается из трёх критериев по 100-балльной шкале: обязательные документы (наличие прав на помещения и оборудование пищеблока, производственный контроль на основе ХАССП, подготовка сотрудников, информирование о питании) — 20 % веса; организация производственного процесса (оснащение, приёмка и хранение продуктов, приготовление блюд) — 40 %; соответствие сырья, продукции и блюд нормативам качества по лабораторным испытаниям подведомственной лаборатории «СОЦПИТ» — 40 % [151]. Учреждению присваивается категория: высшая (100 баллов), 1-я (85–99), 2-я (60–84), 3-я (30–59), 4-я (менее 30) [151].</w:t>
+        <w:t xml:space="preserve">Оценка складывается из трёх критериев по 100-балльной шкале: обязательные документы (наличие прав на помещения и оборудование пищеблока, производственный контроль на основе ХАССП, подготовка сотрудников, информирование о питании) — 20 % веса; организация производственного процесса (оснащение, приёмка и хранение продуктов, приготовление блюд) — 40 %; соответствие сырья, продукции и блюд нормативам качества по лабораторным испытаниям подведомственной лаборатории «СОЦПИТ» — 40 % [152]. Учреждению присваивается категория: высшая (100 баллов), 1-я (85–99), 2-я (60–84), 3-я (30–59), 4-я (менее 30) [152].</w:t>
       </w:r>
     </w:p>
     <w:p>
@@ -22349,7 +22383,7 @@
         <w:t xml:space="preserve"> </w:t>
       </w:r>
       <w:r>
-        <w:t xml:space="preserve">За первое полугодие 2025 г. проведено 418 оценок, в том числе 15 в учреждениях социального обслуживания населения, из которых 7 получили 1-ю категорию и 8 — 2-ю; средний балл учреждений социального обслуживания (83,83) оказался самым низким среди всех типов учреждений при общем среднем 88,02 [151]. По всем учреждениям выдано 1 564 рекомендации, 232 из них связаны с технологией приготовления, причём среди оснований названы ошибки в технологической документации и бракеражном журнале и «факты несоответствия ежедневных меню цикличному меню» [151]. Учреждения по итогам претензионной работы выставили поставщикам штрафы на 1 754 034,89 руб. за полугодие [151].</w:t>
+        <w:t xml:space="preserve">За первое полугодие 2025 г. проведено 418 оценок, в том числе 15 в учреждениях социального обслуживания населения, из которых 7 получили 1-ю категорию и 8 — 2-ю; средний балл учреждений социального обслуживания (83,83) оказался самым низким среди всех типов учреждений при общем среднем 88,02 [152]. По всем учреждениям выдано 1 564 рекомендации, 232 из них связаны с технологией приготовления, причём среди оснований названы ошибки в технологической документации и бракеражном журнале и «факты несоответствия ежедневных меню цикличному меню» [152]. Учреждения по итогам претензионной работы выставили поставщикам штрафы на 1 754 034,89 руб. за полугодие [152].</w:t>
       </w:r>
     </w:p>
     <w:p>
@@ -22357,7 +22391,7 @@
         <w:pStyle w:val="BodyText"/>
       </w:pPr>
       <w:r>
-        <w:t xml:space="preserve">Для вариативного меню из этой процедуры следуют два вывода (толкование). Во-первых, критерии оценки не содержат ни показателей выбора, ни показателей съеденного, ни удовлетворённости получателей; родительский контроль качества питания в учреждениях образования методика выделяет особо, тогда как аналогичного механизма участия жителей учреждений социального обслуживания отчёт не описывает [151]. Во-вторых, несоответствие ежедневного меню цикличному фиксируется как недочёт. Поэтому учреждению, вводящему выбор, следует оформлять варианты внутри утверждённого цикличного меню (оба — позициями цикла), а не как отступление от него; в противном случае вариативность предстанет в отчёте нарушением (рекомендация; противоречие внесено в гл. 9).</w:t>
+        <w:t xml:space="preserve">Для вариативного меню из этой процедуры следуют два вывода (толкование). Во-первых, критерии оценки не содержат ни показателей выбора, ни показателей съеденного, ни удовлетворённости получателей; родительский контроль качества питания в учреждениях образования методика выделяет особо, тогда как аналогичного механизма участия жителей учреждений социального обслуживания отчёт не описывает [152]. Во-вторых, несоответствие ежедневного меню цикличному фиксируется как недочёт. Поэтому учреждению, вводящему выбор, следует оформлять варианты внутри утверждённого цикличного меню (оба — позициями цикла), а не как отступление от него; в противном случае вариативность предстанет в отчёте нарушением (рекомендация; противоречие внесено в гл. 9).</w:t>
       </w:r>
     </w:p>
     <w:bookmarkEnd w:id="146"/>
@@ -22411,7 +22445,7 @@
         <w:pStyle w:val="FirstParagraph"/>
       </w:pPr>
       <w:r>
-        <w:t xml:space="preserve">Прокуратура проверяет соблюдение законов, в том числе прав проживающих, и применяет меры прокурорского реагирования, включая возбуждение дел об административных правонарушениях; примером служит дело по ст. 6.6 КоАП в отношении социально-реабилитационного центра в Кашине [65]. Прокурорский надзор может быть обращён в обе стороны: на качество питания и на соблюдение прав жителей, предусмотренных ст. 9 442-ФЗ и (для ПНИ) ст. 37 Закона № 3185-1.</w:t>
+        <w:t xml:space="preserve">Прокуратура проверяет соблюдение законов, в том числе прав проживающих, и применяет меры прокурорского реагирования, включая возбуждение дел об административных правонарушениях; примером служит дело по ст. 6.6 КоАП в отношении социально-реабилитационного центра в Кашине [66]. Прокурорский надзор может быть обращён в обе стороны: на качество питания и на соблюдение прав жителей, предусмотренных ст. 9 442-ФЗ и (для ПНИ) ст. 37 Закона № 3185-1.</w:t>
       </w:r>
     </w:p>
     <w:bookmarkStart w:id="148" w:name="Xe40d101577e9fb5332631863d0a906419103f5e"/>
@@ -22447,7 +22481,7 @@
         <w:t xml:space="preserve"> </w:t>
       </w:r>
       <w:r>
-        <w:t xml:space="preserve">Ст. 6.6 КоАП является специальной нормой (нарушение санитарно-эпидемиологических требований к организации питания населения), ст. 6.3 КоАП — общей (нарушение законодательства о санитарно-эпидемиологическом благополучии) (п. 2.11) [64]. К претензиям к питанию в стационаре применяется ст. 6.6 [65]. Ни один из этих составов не предусматривает ответственности за наличие второго варианта блюда; оба наказывают за нарушение санитарных требований к поданному. Нарушение региональных норм питания (количества и состава рациона) составляет отдельный предмет — государственного контроля в сфере социального обслуживания (п. 8.3–8.4), а не ст. 6.6.</w:t>
+        <w:t xml:space="preserve">Ст. 6.6 КоАП является специальной нормой (нарушение санитарно-эпидемиологических требований к организации питания населения), ст. 6.3 КоАП — общей (нарушение законодательства о санитарно-эпидемиологическом благополучии) (п. 2.11) [65]. К претензиям к питанию в стационаре применяется ст. 6.6 [66]. Ни один из этих составов не предусматривает ответственности за наличие второго варианта блюда; оба наказывают за нарушение санитарных требований к поданному. Нарушение региональных норм питания (количества и состава рациона) составляет отдельный предмет — государственного контроля в сфере социального обслуживания (п. 8.3–8.4), а не ст. 6.6.</w:t>
       </w:r>
     </w:p>
     <w:p>
@@ -22739,7 +22773,7 @@
         <w:t xml:space="preserve"> </w:t>
       </w:r>
       <w:r>
-        <w:t xml:space="preserve">Выбор блюда на раздаче — бытовое действие, а не сделка и не медицинское вмешательство, и согласия на него не требуется ни от жителя как юридического акта, ни от опекуна [22, гл. 16.3]. Отсюда три формулировки, которых в документах учреждения следует избегать. Первая — «с согласия недееспособного» как юридическое основание чего бы то ни было: сделки за недееспособного совершает опекун с учётом его мнения (п. 2 ст. 29 ГК РФ) [143]. Вторая — «недееспособный дал согласие на диету / зондовое питание / ограничение рациона»: информированное добровольное согласие на медицинское вмешательство за недееспособного, не способного его дать, даёт законный представитель (п. 1 ч. 2 ст. 20 323-ФЗ) [142], и подменять его записью о «согласии» жителя нельзя. Третья — «согласие недееспособного на участие в вариативном меню»: согласие не требуется, а подобная строка создаёт видимость, будто без неё выбор незаконен.</w:t>
+        <w:t xml:space="preserve">Выбор блюда на раздаче — бытовое действие, а не сделка и не медицинское вмешательство, и согласия на него не требуется ни от жителя как юридического акта, ни от опекуна [22, гл. 16.3]. Отсюда три формулировки, которых в документах учреждения следует избегать. Первая — «с согласия недееспособного» как юридическое основание чего бы то ни было: сделки за недееспособного совершает опекун с учётом его мнения (п. 2 ст. 29 ГК РФ) [144]. Вторая — «недееспособный дал согласие на диету / зондовое питание / ограничение рациона»: информированное добровольное согласие на медицинское вмешательство за недееспособного, не способного его дать, даёт законный представитель (п. 1 ч. 2 ст. 20 323-ФЗ) [143], и подменять его записью о «согласии» жителя нельзя. Третья — «согласие недееспособного на участие в вариативном меню»: согласие не требуется, а подобная строка создаёт видимость, будто без неё выбор незаконен.</w:t>
       </w:r>
     </w:p>
     <w:p>
@@ -22775,7 +22809,7 @@
         <w:pStyle w:val="FirstParagraph"/>
       </w:pPr>
       <w:r>
-        <w:t xml:space="preserve">ФАС России и её территориальные органы контролируют закупки и выявляют картели на торгах продуктами (п. 2.11) [67, 68]. Для вариативного меню риск состоит в том, что спецификацию, составленную под конкретный вариант блюда, сочтут ограничивающей конкуренцию.</w:t>
+        <w:t xml:space="preserve">ФАС России и её территориальные органы контролируют закупки и выявляют картели на торгах продуктами (п. 2.11) [68, 69]. Для вариативного меню риск состоит в том, что спецификацию, составленную под конкретный вариант блюда, сочтут ограничивающей конкуренцию.</w:t>
       </w:r>
     </w:p>
     <w:bookmarkEnd w:id="150"/>
@@ -22802,7 +22836,7 @@
         <w:pStyle w:val="FirstParagraph"/>
       </w:pPr>
       <w:r>
-        <w:t xml:space="preserve">Независимая оценка качества условий оказания услуг организациями социального обслуживания проводится по ст. 23.1 442-ФЗ, общественный контроль — по ст. 34 442-ФЗ [24]. Санкций эти механизмы не влекут, однако формируют публичную репутацию учреждения, а для вариативного меню служат каналом обратной связи от жителей и семей. Уполномоченные по правам человека и по правам ребёнка в субъектах рассматривают жалобы и готовят доклады; в докладе Уполномоченного по правам ребёнка в Санкт-Петербурге за 2024 г. описан пилотный проект «Вариативное меню» в образовательных организациях [77], а не в организациях социального обслуживания взрослых (п. 3.2).</w:t>
+        <w:t xml:space="preserve">Независимая оценка качества условий оказания услуг организациями социального обслуживания проводится по ст. 23.1 442-ФЗ, общественный контроль — по ст. 34 442-ФЗ [24]. Санкций эти механизмы не влекут, однако формируют публичную репутацию учреждения, а для вариативного меню служат каналом обратной связи от жителей и семей. Уполномоченные по правам человека и по правам ребёнка в субъектах рассматривают жалобы и готовят доклады; в докладе Уполномоченного по правам ребёнка в Санкт-Петербурге за 2024 г. описан пилотный проект «Вариативное меню» в образовательных организациях [78], а не в организациях социального обслуживания взрослых (п. 3.2).</w:t>
       </w:r>
     </w:p>
     <w:bookmarkEnd w:id="151"/>
@@ -22883,7 +22917,7 @@
         <w:t xml:space="preserve"> </w:t>
       </w:r>
       <w:r>
-        <w:t xml:space="preserve">Стандарт DGE рассматривает учёт возвращённой еды как основу корректировки плана меню, приготовления и подачи и как способ выявлять непопулярные блюда и неверно рассчитанные порции [134]. Для внутреннего контроля вариативного меню это естественный показатель: возвраты по каждому варианту показывают, что выбирают и что не доедают. Предел показателю устанавливает японское исследование CLEVER, в котором расчёт потребления по рецептурам и отходам завышал фактическое потребление в среднем на 15,3 % [115]; поэтому низкие возвраты не доказывают достаточности питания конкретного жителя (п. 5.9).</w:t>
+        <w:t xml:space="preserve">Стандарт DGE рассматривает учёт возвращённой еды как основу корректировки плана меню, приготовления и подачи и как способ выявлять непопулярные блюда и неверно рассчитанные порции [135]. Для внутреннего контроля вариативного меню это естественный показатель: возвраты по каждому варианту показывают, что выбирают и что не доедают. Предел показателю устанавливает японское исследование CLEVER, в котором расчёт потребления по рецептурам и отходам завышал фактическое потребление в среднем на 15,3 % [116]; поэтому низкие возвраты не доказывают достаточности питания конкретного жителя (п. 5.9).</w:t>
       </w:r>
     </w:p>
     <w:bookmarkEnd w:id="152"/>
@@ -22918,7 +22952,7 @@
         <w:pStyle w:val="BodyText"/>
       </w:pPr>
       <w:r>
-        <w:t xml:space="preserve">В США инспектор наблюдает раздачу с первого приёма пищи после прибытия и при отказе жителя от блюда устанавливает, предложена ли замена; он опрашивает жителей о соответствии еды их предпочтениям, а персонал — о том, как сведения о предпочтениях доходят до пищеблока, и при выявлении нарушения проверяет, учтены ли предпочтения в оценке и плане ухода [129, 130]. В Онтарио протокол наблюдения за приёмом пищи состоит из закрытых вопросов, привязанных к пунктам регламента: сообщается ли меню, есть ли альтернативы, предлагаются ли запланированные блюда, хватает ли времени, помогает ли сотрудник не более чем одному-двум жителям, рассматривал ли совет жителей время приёмов пищи, сообщаются ли замены [132]. В Англии руководство CQC связывает выбор с оценкой потребностей в питании и допускает уголовное преследование за нарушение регламента 14, повлёкшее предотвратимый вред [126]. В Швеции критерии Socialstyrelsen для закупок услуг ухода сформулированы как ощущения и возможности жителя (влияет ли он на время, обстановку, блюда) и пригодны для договора и проверки [136]. В Дании Апелляционное управление в порядке надзора оценило не практику дома, а локальный стандарт качества коммуны и признало незаконным запрет отказываться от отдельных приёмов пищи [137]. В Японии для «особого питания» по выбору проверяемы формальные гарантии — публичное объявление содержания и цены, согласие, подтверждение врача, отсутствие ухудшения обычного питания [140].</w:t>
+        <w:t xml:space="preserve">В США инспектор наблюдает раздачу с первого приёма пищи после прибытия и при отказе жителя от блюда устанавливает, предложена ли замена; он опрашивает жителей о соответствии еды их предпочтениям, а персонал — о том, как сведения о предпочтениях доходят до пищеблока, и при выявлении нарушения проверяет, учтены ли предпочтения в оценке и плане ухода [130, 131]. В Онтарио протокол наблюдения за приёмом пищи состоит из закрытых вопросов, привязанных к пунктам регламента: сообщается ли меню, есть ли альтернативы, предлагаются ли запланированные блюда, хватает ли времени, помогает ли сотрудник не более чем одному-двум жителям, рассматривал ли совет жителей время приёмов пищи, сообщаются ли замены [133]. В Англии руководство CQC связывает выбор с оценкой потребностей в питании и допускает уголовное преследование за нарушение регламента 14, повлёкшее предотвратимый вред [127]. В Швеции критерии Socialstyrelsen для закупок услуг ухода сформулированы как ощущения и возможности жителя (влияет ли он на время, обстановку, блюда) и пригодны для договора и проверки [137]. В Дании Апелляционное управление в порядке надзора оценило не практику дома, а локальный стандарт качества коммуны и признало незаконным запрет отказываться от отдельных приёмов пищи [138]. В Японии для «особого питания» по выбору проверяемы формальные гарантии — публичное объявление содержания и цены, согласие, подтверждение врача, отсутствие ухудшения обычного питания [141].</w:t>
       </w:r>
     </w:p>
     <w:p>
@@ -22953,7 +22987,7 @@
         <w:pStyle w:val="FirstParagraph"/>
       </w:pPr>
       <w:r>
-        <w:t xml:space="preserve">В российских проверочных листах вопросов о выборе нет (п. 8.3), и такой инструмент учреждению предстоит создать самостоятельно. Ниже приведены вопросы, составленные по образцу американской формы CMS-20053 и онтарийского протокола [130, 132] и привязанные к российским основаниям там, где они имеются (рекомендация; не является формой какого-либо органа).</w:t>
+        <w:t xml:space="preserve">В российских проверочных листах вопросов о выборе нет (п. 8.3), и такой инструмент учреждению предстоит создать самостоятельно. Ниже приведены вопросы, составленные по образцу американской формы CMS-20053 и онтарийского протокола [131, 133] и привязанные к российским основаниям там, где они имеются (рекомендация; не является формой какого-либо органа).</w:t>
       </w:r>
     </w:p>
     <w:tbl>
@@ -23048,7 +23082,7 @@
               <w:pStyle w:val="Compact"/>
             </w:pPr>
             <w:r>
-              <w:t xml:space="preserve">[132]</w:t>
+              <w:t xml:space="preserve">[133]</w:t>
             </w:r>
           </w:p>
         </w:tc>
@@ -23094,7 +23128,7 @@
               <w:pStyle w:val="Compact"/>
             </w:pPr>
             <w:r>
-              <w:t xml:space="preserve">[130, 132]</w:t>
+              <w:t xml:space="preserve">[131, 133]</w:t>
             </w:r>
           </w:p>
         </w:tc>
@@ -23140,7 +23174,7 @@
               <w:pStyle w:val="Compact"/>
             </w:pPr>
             <w:r>
-              <w:t xml:space="preserve">[129, 130]</w:t>
+              <w:t xml:space="preserve">[130, 131]</w:t>
             </w:r>
           </w:p>
         </w:tc>
@@ -23232,7 +23266,7 @@
               <w:pStyle w:val="Compact"/>
             </w:pPr>
             <w:r>
-              <w:t xml:space="preserve">[130, 132]</w:t>
+              <w:t xml:space="preserve">[131, 133]</w:t>
             </w:r>
           </w:p>
         </w:tc>
@@ -23278,7 +23312,7 @@
               <w:pStyle w:val="Compact"/>
             </w:pPr>
             <w:r>
-              <w:t xml:space="preserve">[132]</w:t>
+              <w:t xml:space="preserve">[133]</w:t>
             </w:r>
           </w:p>
         </w:tc>
@@ -23324,99 +23358,99 @@
               <w:pStyle w:val="Compact"/>
             </w:pPr>
             <w:r>
+              <w:t xml:space="preserve">[131]</w:t>
+            </w:r>
+          </w:p>
+        </w:tc>
+        <w:tc>
+          <w:tcPr/>
+          <w:p>
+            <w:pPr>
+              <w:pStyle w:val="Compact"/>
+            </w:pPr>
+            <w:r>
+              <w:t xml:space="preserve">—</w:t>
+            </w:r>
+          </w:p>
+        </w:tc>
+      </w:tr>
+      <w:tr>
+        <w:tc>
+          <w:tcPr/>
+          <w:p>
+            <w:pPr>
+              <w:pStyle w:val="Compact"/>
+            </w:pPr>
+            <w:r>
+              <w:t xml:space="preserve">8</w:t>
+            </w:r>
+          </w:p>
+        </w:tc>
+        <w:tc>
+          <w:tcPr/>
+          <w:p>
+            <w:pPr>
+              <w:pStyle w:val="Compact"/>
+            </w:pPr>
+            <w:r>
+              <w:t xml:space="preserve">Сообщены ли замены (продукт отсутствует, блюдо заменено) жителям и персоналу?</w:t>
+            </w:r>
+          </w:p>
+        </w:tc>
+        <w:tc>
+          <w:tcPr/>
+          <w:p>
+            <w:pPr>
+              <w:pStyle w:val="Compact"/>
+            </w:pPr>
+            <w:r>
+              <w:t xml:space="preserve">[133]</w:t>
+            </w:r>
+          </w:p>
+        </w:tc>
+        <w:tc>
+          <w:tcPr/>
+          <w:p>
+            <w:pPr>
+              <w:pStyle w:val="Compact"/>
+            </w:pPr>
+            <w:r>
+              <w:t xml:space="preserve">Замены по таблице (п. 2.6, сценарий 11)</w:t>
+            </w:r>
+          </w:p>
+        </w:tc>
+      </w:tr>
+      <w:tr>
+        <w:tc>
+          <w:tcPr/>
+          <w:p>
+            <w:pPr>
+              <w:pStyle w:val="Compact"/>
+            </w:pPr>
+            <w:r>
+              <w:t xml:space="preserve">9</w:t>
+            </w:r>
+          </w:p>
+        </w:tc>
+        <w:tc>
+          <w:tcPr/>
+          <w:p>
+            <w:pPr>
+              <w:pStyle w:val="Compact"/>
+            </w:pPr>
+            <w:r>
+              <w:t xml:space="preserve">Совпадает ли поданное с картой предпочтений жителя, не способного выбрать вербально?</w:t>
+            </w:r>
+          </w:p>
+        </w:tc>
+        <w:tc>
+          <w:tcPr/>
+          <w:p>
+            <w:pPr>
+              <w:pStyle w:val="Compact"/>
+            </w:pPr>
+            <w:r>
               <w:t xml:space="preserve">[130]</w:t>
-            </w:r>
-          </w:p>
-        </w:tc>
-        <w:tc>
-          <w:tcPr/>
-          <w:p>
-            <w:pPr>
-              <w:pStyle w:val="Compact"/>
-            </w:pPr>
-            <w:r>
-              <w:t xml:space="preserve">—</w:t>
-            </w:r>
-          </w:p>
-        </w:tc>
-      </w:tr>
-      <w:tr>
-        <w:tc>
-          <w:tcPr/>
-          <w:p>
-            <w:pPr>
-              <w:pStyle w:val="Compact"/>
-            </w:pPr>
-            <w:r>
-              <w:t xml:space="preserve">8</w:t>
-            </w:r>
-          </w:p>
-        </w:tc>
-        <w:tc>
-          <w:tcPr/>
-          <w:p>
-            <w:pPr>
-              <w:pStyle w:val="Compact"/>
-            </w:pPr>
-            <w:r>
-              <w:t xml:space="preserve">Сообщены ли замены (продукт отсутствует, блюдо заменено) жителям и персоналу?</w:t>
-            </w:r>
-          </w:p>
-        </w:tc>
-        <w:tc>
-          <w:tcPr/>
-          <w:p>
-            <w:pPr>
-              <w:pStyle w:val="Compact"/>
-            </w:pPr>
-            <w:r>
-              <w:t xml:space="preserve">[132]</w:t>
-            </w:r>
-          </w:p>
-        </w:tc>
-        <w:tc>
-          <w:tcPr/>
-          <w:p>
-            <w:pPr>
-              <w:pStyle w:val="Compact"/>
-            </w:pPr>
-            <w:r>
-              <w:t xml:space="preserve">Замены по таблице (п. 2.6, сценарий 11)</w:t>
-            </w:r>
-          </w:p>
-        </w:tc>
-      </w:tr>
-      <w:tr>
-        <w:tc>
-          <w:tcPr/>
-          <w:p>
-            <w:pPr>
-              <w:pStyle w:val="Compact"/>
-            </w:pPr>
-            <w:r>
-              <w:t xml:space="preserve">9</w:t>
-            </w:r>
-          </w:p>
-        </w:tc>
-        <w:tc>
-          <w:tcPr/>
-          <w:p>
-            <w:pPr>
-              <w:pStyle w:val="Compact"/>
-            </w:pPr>
-            <w:r>
-              <w:t xml:space="preserve">Совпадает ли поданное с картой предпочтений жителя, не способного выбрать вербально?</w:t>
-            </w:r>
-          </w:p>
-        </w:tc>
-        <w:tc>
-          <w:tcPr/>
-          <w:p>
-            <w:pPr>
-              <w:pStyle w:val="Compact"/>
-            </w:pPr>
-            <w:r>
-              <w:t xml:space="preserve">[129]</w:t>
             </w:r>
           </w:p>
         </w:tc>
@@ -24096,7 +24130,7 @@
               <w:pStyle w:val="Compact"/>
             </w:pPr>
             <w:r>
-              <w:t xml:space="preserve">Возвраты по вариантам [134]</w:t>
+              <w:t xml:space="preserve">Возвраты по вариантам [135]</w:t>
             </w:r>
           </w:p>
         </w:tc>
@@ -25142,7 +25176,7 @@
               <w:pStyle w:val="Compact"/>
             </w:pPr>
             <w:r>
-              <w:t xml:space="preserve">Общая и специальная нормы; для организации питания — ст. 6.6 [64]</w:t>
+              <w:t xml:space="preserve">Общая и специальная нормы; для организации питания — ст. 6.6 [65]</w:t>
             </w:r>
           </w:p>
         </w:tc>
@@ -25326,7 +25360,7 @@
               <w:pStyle w:val="Compact"/>
             </w:pPr>
             <w:r>
-              <w:t xml:space="preserve">Ни одно утверждение не основано на расчётах; зарубежные данные — рост на 9–20 % [93]; петербургский кейс называет оборудование и сотрудников [21]</w:t>
+              <w:t xml:space="preserve">Ни одно утверждение не основано на расчётах; зарубежные данные — рост на 9–20 % [94]; петербургский кейс называет оборудование и сотрудников [21]</w:t>
             </w:r>
           </w:p>
         </w:tc>
@@ -25372,7 +25406,7 @@
               <w:pStyle w:val="Compact"/>
             </w:pPr>
             <w:r>
-              <w:t xml:space="preserve">Пилот относится к образовательным организациям [77]</w:t>
+              <w:t xml:space="preserve">Пилот относится к образовательным организациям [78]</w:t>
             </w:r>
           </w:p>
         </w:tc>
@@ -25510,7 +25544,7 @@
               <w:pStyle w:val="Compact"/>
             </w:pPr>
             <w:r>
-              <w:t xml:space="preserve">8,00 — весь кейтеринг; сырьё — 6,08 [124]</w:t>
+              <w:t xml:space="preserve">8,00 — весь кейтеринг; сырьё — 6,08 [125]</w:t>
             </w:r>
           </w:p>
         </w:tc>
@@ -25694,7 +25728,7 @@
               <w:pStyle w:val="Compact"/>
             </w:pPr>
             <w:r>
-              <w:t xml:space="preserve">Норма о питании ответа не даёт; ориентир — п. 2 ст. 29 ГК РФ (для сделок: мнение, а при невозможности — сведения о предпочтениях от близких и прежних опекунов) [143] и п. 4 ст. 12 КПИ («воля и предпочтения») [37]. Решение автора: для говорящих жителей первым идёт текущее предпочтение, для неговорящих — реакция на показ двух порций, затем биография (сценарий 15)</w:t>
+              <w:t xml:space="preserve">Норма о питании ответа не даёт; ориентир — п. 2 ст. 29 ГК РФ (для сделок: мнение, а при невозможности — сведения о предпочтениях от близких и прежних опекунов) [144] и п. 4 ст. 12 КПИ («воля и предпочтения») [37]. Решение автора: для говорящих жителей первым идёт текущее предпочтение, для неговорящих — реакция на показ двух порций, затем биография (сценарий 15)</w:t>
             </w:r>
           </w:p>
         </w:tc>
@@ -25740,7 +25774,7 @@
               <w:pStyle w:val="Compact"/>
             </w:pPr>
             <w:r>
-              <w:t xml:space="preserve">Прямого запрета в проверенных актах нет — формула неверна. Норма — ч. 2 ст. 5 Закона № 3185-1 (гуманное отношение, исключающее унижение достоинства) [26]; недопустимость бытового кормления силой — толкование из неё; искусственное питание — медицинское вмешательство по ст. 20 323-ФЗ [142]; протокол трёх отказов — локальная форма (сценарий 10)</w:t>
+              <w:t xml:space="preserve">Прямого запрета в проверенных актах нет — формула неверна. Норма — ч. 2 ст. 5 Закона № 3185-1 (гуманное отношение, исключающее унижение достоинства) [26]; недопустимость бытового кормления силой — толкование из неё; искусственное питание — медицинское вмешательство по ст. 20 323-ФЗ [143]; протокол трёх отказов — локальная форма (сценарий 10)</w:t>
             </w:r>
           </w:p>
         </w:tc>
@@ -26016,7 +26050,7 @@
               <w:pStyle w:val="Compact"/>
             </w:pPr>
             <w:r>
-              <w:t xml:space="preserve">№ 1068 — приказ Департамента социальной защиты населения Москвы от 24.12.2014, а не постановление «-ПП» [78]; в приказе № 228 прочитаны п. 1–2.1, в том числе допуск ±5 % калорийности по приёмам пищи при соблюдении среднего за неделю [69]; текст № 1068 прочитан: брутто, три графы, в том числе психоневрологические организации [79]. Оба приказа — акты одного ведомства, иерархии между ними нет; № 228 утверждает нормы для тех же адресатов позднее [69, 79]</w:t>
+              <w:t xml:space="preserve">№ 1068 — приказ Департамента социальной защиты населения Москвы от 24.12.2014, а не постановление «-ПП» [79]; в приказе № 228 прочитаны п. 1–2.1, в том числе допуск ±5 % калорийности по приёмам пищи при соблюдении среднего за неделю [70]; текст № 1068 прочитан: брутто, три графы, в том числе психоневрологические организации [80]. Оба приказа — акты одного ведомства, иерархии между ними нет; № 228 утверждает нормы для тех же адресатов позднее [70, 80]</w:t>
             </w:r>
           </w:p>
         </w:tc>
@@ -26062,7 +26096,7 @@
               <w:pStyle w:val="Compact"/>
             </w:pPr>
             <w:r>
-              <w:t xml:space="preserve">Реквизиты по первой редакции и международной базе FAOLEX — приказ [83]; вид, дата и номер акта подтверждены справочной отметкой о признании утратившим силу прежнего приказа № 340 [84]</w:t>
+              <w:t xml:space="preserve">Реквизиты по первой редакции и международной базе FAOLEX — приказ [84]; вид, дата и номер акта подтверждены справочной отметкой о признании утратившим силу прежнего приказа № 340 [85]</w:t>
             </w:r>
           </w:p>
         </w:tc>
@@ -26384,7 +26418,7 @@
               <w:pStyle w:val="Compact"/>
             </w:pPr>
             <w:r>
-              <w:t xml:space="preserve">С 01.07.2021 по ст. 33 442-ФЗ в ред. № 170-ФЗ организации субъекта подлежат федеральному государственному контролю (Роструд); региональный контроль — только негосударственные поставщики [24, 149]; в Санкт-Петербурге полномочие Управления социального питания по контролю норм питания отменено с 01.01.2022 [150]</w:t>
+              <w:t xml:space="preserve">С 01.07.2021 по ст. 33 442-ФЗ в ред. № 170-ФЗ организации субъекта подлежат федеральному государственному контролю (Роструд); региональный контроль — только негосударственные поставщики [24, 150]; в Санкт-Петербурге полномочие Управления социального питания по контролю норм питания отменено с 01.01.2022 [151]</w:t>
             </w:r>
           </w:p>
         </w:tc>
@@ -26430,18 +26464,18 @@
               <w:pStyle w:val="Compact"/>
             </w:pPr>
             <w:r>
-              <w:t xml:space="preserve">Постановление округа ставит критерием цель закупки, а не источник денег [58]; комментарий ГАРАНТ.РУ делает более узкий вывод [62]; блог неверно излагает предмет договора и позицию апелляции; под этим номером в открытой базе найдено только определение об отсрочке госпошлины [60]; дата (28.01.2026) и итог подтверждены вторым вторичным источником, который излагает позицию через цель закупки [61]</w:t>
-            </w:r>
-          </w:p>
-        </w:tc>
-        <w:tc>
-          <w:tcPr/>
-          <w:p>
-            <w:pPr>
-              <w:pStyle w:val="Compact"/>
-            </w:pPr>
-            <w:r>
-              <w:t xml:space="preserve">Частично снято: отказ подтверждён вторично; текст определения по существу не найден; вывод п. 2.10 — толкование</w:t>
+              <w:t xml:space="preserve">Постановление округа ставит критерием цель закупки, а не источник денег [58]; комментарий ГАРАНТ.РУ делает более узкий вывод [63]; блог неверно излагает предмет договора и позицию апелляции; под этим номером в открытой базе найдено только определение об отсрочке госпошлины [60]; дата (28.01.2026) и итог подтверждены вторым вторичным источником, который излагает позицию через цель закупки [61]; текст определения от 28.01.2026 (официальный сайт ВС, 07.10.2026) — стандартный отказ в передаче жалобы по ст. 291.6, 291.11 АПК РФ без мотивировки по существу: ни источника денег, ни цели закупки, ни 44-ФЗ и 223-ФЗ в нём нет, цитаты блога тоже нет [62]</w:t>
+            </w:r>
+          </w:p>
+        </w:tc>
+        <w:tc>
+          <w:tcPr/>
+          <w:p>
+            <w:pPr>
+              <w:pStyle w:val="Compact"/>
+            </w:pPr>
+            <w:r>
+              <w:t xml:space="preserve">Снято 07.10.2026: «окончательная точка» и критерий источника денег текстом определения не подтверждаются; позиция по делу — постановление округа [58]; вывод п. 2.10 — толкование</w:t>
             </w:r>
           </w:p>
         </w:tc>
@@ -26476,7 +26510,7 @@
               <w:pStyle w:val="Compact"/>
             </w:pPr>
             <w:r>
-              <w:t xml:space="preserve">Нормы изменены постановлением № 507 с 01.01.2026: общая норма пересобрана по № 520н, ПНИ-норма почти не изменилась, СБКС — по медицинским показаниям [33, 34]; тарифы — [74, 75]; методика расчёта не опубликована</w:t>
+              <w:t xml:space="preserve">Нормы изменены постановлением № 507 с 01.01.2026: общая норма пересобрана по № 520н, ПНИ-норма почти не изменилась, СБКС — по медицинским показаниям [33, 34]; тарифы — [75, 76]; методика расчёта не опубликована</w:t>
             </w:r>
           </w:p>
         </w:tc>
@@ -26522,7 +26556,7 @@
               <w:pStyle w:val="Compact"/>
             </w:pPr>
             <w:r>
-              <w:t xml:space="preserve">Для учреждений — не менее 6 недель; 4 недели — для доставки на дом [134]</w:t>
+              <w:t xml:space="preserve">Для учреждений — не менее 6 недель; 4 недели — для доставки на дом [135]</w:t>
             </w:r>
           </w:p>
         </w:tc>
@@ -26568,7 +26602,7 @@
               <w:pStyle w:val="Compact"/>
             </w:pPr>
             <w:r>
-              <w:t xml:space="preserve">Разные региональные модели [34, 46, 47, 71]; вторая редакция относила Санкт-Петербург ко второй модели по редакции 2022 г. [33]; в действующей редакции ХМАО (2017) строка СБКС есть, значение в публичной версии не видно [87]</w:t>
+              <w:t xml:space="preserve">Разные региональные модели [34, 46, 47, 72]; вторая редакция относила Санкт-Петербург ко второй модели по редакции 2022 г. [33]; в действующей редакции ХМАО (2017) строка СБКС есть, значение в публичной версии не видно [88]</w:t>
             </w:r>
           </w:p>
         </w:tc>
@@ -26660,7 +26694,7 @@
               <w:pStyle w:val="Compact"/>
             </w:pPr>
             <w:r>
-              <w:t xml:space="preserve">Методика оценки не содержит критериев выбора [151]</w:t>
+              <w:t xml:space="preserve">Методика оценки не содержит критериев выбора [152]</w:t>
             </w:r>
           </w:p>
         </w:tc>
@@ -26706,7 +26740,7 @@
               <w:pStyle w:val="Compact"/>
             </w:pPr>
             <w:r>
-              <w:t xml:space="preserve">Нормы Красноярского края и Новосибирской области выражены в брутто, Нижегородской области — в нетто, Санкт-Петербурга (и в ред. 2022 г., и в ред. 2026 г.), Ленинградской области и ХМАО (ред. 2017 г.) — в обеих величинах [33, 34, 45–47, 70, 87]; прежние редакции ошибочно относили Санкт-Петербург к нетто</w:t>
+              <w:t xml:space="preserve">Нормы Красноярского края и Новосибирской области выражены в брутто, Нижегородской области — в нетто, Санкт-Петербурга (и в ред. 2022 г., и в ред. 2026 г.), Ленинградской области и ХМАО (ред. 2017 г.) — в обеих величинах [33, 34, 45–47, 71, 88]; прежние редакции ошибочно относили Санкт-Петербург к нетто</w:t>
             </w:r>
           </w:p>
         </w:tc>
@@ -26752,18 +26786,18 @@
               <w:pStyle w:val="Compact"/>
             </w:pPr>
             <w:r>
-              <w:t xml:space="preserve">Вероятна опечатка в тексте определения; стороны и суды совпадают с делом А73-20917/2024 [58, 60]</w:t>
-            </w:r>
-          </w:p>
-        </w:tc>
-        <w:tc>
-          <w:tcPr/>
-          <w:p>
-            <w:pPr>
-              <w:pStyle w:val="Compact"/>
-            </w:pPr>
-            <w:r>
-              <w:t xml:space="preserve">Техническое расхождение</w:t>
+              <w:t xml:space="preserve">Вероятна опечатка в тексте определения; стороны и суды совпадают с делом А73-20917/2024 [58, 60]; в определении от 28.01.2026 по той же жалобе номер дела указан верно — А73-20917/2024 [62]</w:t>
+            </w:r>
+          </w:p>
+        </w:tc>
+        <w:tc>
+          <w:tcPr/>
+          <w:p>
+            <w:pPr>
+              <w:pStyle w:val="Compact"/>
+            </w:pPr>
+            <w:r>
+              <w:t xml:space="preserve">Техническое расхождение (опечатка подтверждена 07.10.2026)</w:t>
             </w:r>
           </w:p>
         </w:tc>
@@ -26936,7 +26970,7 @@
               <w:pStyle w:val="Compact"/>
             </w:pPr>
             <w:r>
-              <w:t xml:space="preserve">Аутсорсинг подтверждён автором доклада как руководителем учреждения 05.10.2026 [90]; закупки по 223-ФЗ — по карточкам агрегатора [91, 92]; цикличные меню из закупочной документации — по вариантам диеты, без выбора блюд; исполнитель сменился в середине 2026 г. [92]. Один кейс — учреждение автора; ТЗ конкурса на август — декабрь 2026 г. и договор не прочитаны, условия о выборе не проверены</w:t>
+              <w:t xml:space="preserve">Аутсорсинг подтверждён автором доклада как руководителем учреждения 05.10.2026 [91]; закупки по 223-ФЗ — по карточкам агрегатора [92, 93]; цикличные меню из закупочной документации — по вариантам диеты, без выбора блюд; исполнитель сменился в середине 2026 г. [93]. Один кейс — учреждение автора; ТЗ конкурса на август — декабрь 2026 г. и договор не прочитаны, условия о выборе не проверены (повторная попытка 07.10.2026: ЕИС недоступна, агрегаторы показывают только перечень файлов) [92]</w:t>
             </w:r>
           </w:p>
         </w:tc>
@@ -26982,7 +27016,7 @@
               <w:pStyle w:val="Compact"/>
             </w:pPr>
             <w:r>
-              <w:t xml:space="preserve">IDDSI (Cichero et al., 2017), регламент 14 CQC (SI 2014/2936) и ст. 12 КПИ сверены с первоисточниками 05.10.2026 [37, 125, 141]</w:t>
+              <w:t xml:space="preserve">IDDSI (Cichero et al., 2017), регламент 14 CQC (SI 2014/2936) и ст. 12 КПИ сверены с первоисточниками 05.10.2026 [37, 126, 142]</w:t>
             </w:r>
           </w:p>
         </w:tc>
@@ -27115,7 +27149,7 @@
         <w:pStyle w:val="FirstParagraph"/>
       </w:pPr>
       <w:r>
-        <w:t xml:space="preserve">Перечень распадается на четыре группы, различающиеся по тому, как с ними следует обращаться. Пункты 1–6, 10, 12–14, 21–23, 25, 28, 30–32, 35 и 41–43 представляют собой исправленные факты или восполненные пробелы, и вторая редакция опирается на исправленные версии; пункт 25 закрыт в седьмом проходе, когда справочная отметка подтвердила вид, дату и номер псковского акта [84]. Четыре пункта этой группы (32, 35, 42 и 43) исправляют ошибки самой второй редакции, обнаруженные при её дополнении: требование называть расхождения явно доклад распространяет и на собственный текст. К ним примыкают пункты 46 и 47, также исправляющие ошибки второй редакции и найденные в шестом проходе при сверке с данными учреждения и действующей редакцией № 1284; после этого пункт 34 остаётся открытым лишь в части разницы тарифов «с СБКС / без СБКС».</w:t>
+        <w:t xml:space="preserve">Перечень распадается на четыре группы, различающиеся по тому, как с ними следует обращаться. Пункты 1–6, 10, 12–14, 21–23, 25, 28, 30–33, 35 и 41–43 представляют собой исправленные факты или восполненные пробелы, и вторая редакция опирается на исправленные версии; пункт 25 закрыт в седьмом проходе, когда справочная отметка подтвердила вид, дату и номер псковского акта [85], а пункт 33 — дополнением 07.10.2026, когда был прочитан текст определения Верховного Суда от 28.01.2026 [62]. Четыре пункта этой группы (32, 35, 42 и 43) исправляют ошибки самой второй редакции, обнаруженные при её дополнении: требование называть расхождения явно доклад распространяет и на собственный текст. К ним примыкают пункты 46 и 47, также исправляющие ошибки второй редакции и найденные в шестом проходе при сверке с данными учреждения и действующей редакцией № 1284; после этого пункт 34 остаётся открытым лишь в части разницы тарифов «с СБКС / без СБКС».</w:t>
       </w:r>
     </w:p>
     <w:p>
@@ -27123,7 +27157,7 @@
         <w:pStyle w:val="BodyText"/>
       </w:pPr>
       <w:r>
-        <w:t xml:space="preserve">Вторую группу составляют открытые вопросы — пункты 9, 15, 24, 26, 29, 33, 34 (частично), 37 и 38; сверх установленного доклад по ним ничего не утверждает. Третья группа включает пункты, снятые решением автора: пункты 17 и 18 — в пятом проходе (порядок каналов воли принят как рекомендация, формула о «запрете принудительного кормления» признана неверной с разведением нормы и толкования), пункт 44 — подтверждением автора с оговоркой о непроверенном договоре, пункт 45 — для трёх международных опор. Наконец, пункты 19, 20 и 36 отражают различие задач, определений или региональных моделей и выбора между версиями не требуют, а пункты 39 и 40 имеют методический и технический характер.</w:t>
+        <w:t xml:space="preserve">Вторую группу составляют открытые вопросы — пункты 9, 15, 24, 26, 29, 34 (частично), 37 и 38; сверх установленного доклад по ним ничего не утверждает. Третья группа включает пункты, снятые решением автора: пункты 17 и 18 — в пятом проходе (порядок каналов воли принят как рекомендация, формула о «запрете принудительного кормления» признана неверной с разведением нормы и толкования), пункт 44 — подтверждением автора с оговоркой о непроверенном договоре, пункт 45 — для трёх международных опор. Наконец, пункты 19, 20 и 36 отражают различие задач, определений или региональных моделей и выбора между версиями не требуют, а пункты 39 и 40 имеют методический и технический характер.</w:t>
       </w:r>
     </w:p>
     <w:p>
@@ -27251,7 +27285,7 @@
         <w:t xml:space="preserve"> </w:t>
       </w:r>
       <w:r>
-        <w:t xml:space="preserve">Разъяснить, что выполнение норм питания в организациях социального обслуживания оценивается по среднему за период с учётом замен по утверждённой таблице, по образцу подп. «в» подп. 2 п. 59 СанПиН 4282-26 для детей [3]. Единственной найденной региональной опорой для взрослых служит п. 2.1 московского приказа № 228, допускающий отклонение калорийности по приёмам пищи на ±5 % при соблюдении среднего за неделю [69]; он пригоден как образец формулировки.</w:t>
+        <w:t xml:space="preserve">Разъяснить, что выполнение норм питания в организациях социального обслуживания оценивается по среднему за период с учётом замен по утверждённой таблице, по образцу подп. «в» подп. 2 п. 59 СанПиН 4282-26 для детей [3]. Единственной найденной региональной опорой для взрослых служит п. 2.1 московского приказа № 228, допускающий отклонение калорийности по приёмам пищи на ±5 % при соблюдении среднего за неделю [70]; он пригоден как образец формулировки.</w:t>
       </w:r>
     </w:p>
     <w:p>
@@ -27295,7 +27329,7 @@
         <w:t xml:space="preserve"> </w:t>
       </w:r>
       <w:r>
-        <w:t xml:space="preserve">При возможном регулировании выбора исходить не из числа блюд, а из формулы «альтернатива сходной пищевой ценности по запросу», известной американскому праву [128], и из онтарийской модели цикла меню с выбором, утверждаемого диетологом при участии совета жителей [131]. Американское руководство для инспекторов показывает, что такая формула проверяема: предметом проверки служит ответ учреждения на отказ конкретного жителя от блюда [129]. Предложение первой редакции обзора закрепить «не менее двух вариантов на основные приёмы пищи» [1] исполнимо не во всех учреждениях и ничего не даёт жителям, не способным выразить выбор словами.</w:t>
+        <w:t xml:space="preserve">При возможном регулировании выбора исходить не из числа блюд, а из формулы «альтернатива сходной пищевой ценности по запросу», известной американскому праву [129], и из онтарийской модели цикла меню с выбором, утверждаемого диетологом при участии совета жителей [132]. Американское руководство для инспекторов показывает, что такая формула проверяема: предметом проверки служит ответ учреждения на отказ конкретного жителя от блюда [130]. Предложение первой редакции обзора закрепить «не менее двух вариантов на основные приёмы пищи» [1] исполнимо не во всех учреждениях и ничего не даёт жителям, не способным выразить выбор словами.</w:t>
       </w:r>
     </w:p>
     <w:p>
@@ -27361,7 +27395,7 @@
         <w:t xml:space="preserve"> </w:t>
       </w:r>
       <w:r>
-        <w:t xml:space="preserve">В методических материалах о вариативном питании предусматривать не только описание формата, но и минимальный набор измеряемых показателей — распределение выбора, производственные отходы, отходы с тарелки, удовлетворённость (п. 7.18). Зарубежный опыт показывает, что учреждение способно измерить их самостоятельно [93, 113]; пределы отходов как меры съеденного выявило исследование CLEVER [115].</w:t>
+        <w:t xml:space="preserve">В методических материалах о вариативном питании предусматривать не только описание формата, но и минимальный набор измеряемых показателей — распределение выбора, производственные отходы, отходы с тарелки, удовлетворённость (п. 7.18). Зарубежный опыт показывает, что учреждение способно измерить их самостоятельно [94, 114]; пределы отходов как меры съеденного выявило исследование CLEVER [116].</w:t>
       </w:r>
     </w:p>
     <w:p>
@@ -27383,7 +27417,7 @@
         <w:t xml:space="preserve"> </w:t>
       </w:r>
       <w:r>
-        <w:t xml:space="preserve">При пересмотре формы проверочного листа федерального контроля рассмотреть вопрос, сформулированный по образцу американского и онтарийского: «предлагается ли получателю, отказавшемуся от блюда, замена в пределах норм питания?» [129, 132]. Действующий лист содержит 79 вопросов, ни один из которых не касается учёта предпочтений в питании; предпочтения упомянуты лишь применительно к размещению в спальнях (вопрос 46) [39]. Такой вопрос не требует от учреждения определённого числа блюд и совместим с действующими нормами.</w:t>
+        <w:t xml:space="preserve">При пересмотре формы проверочного листа федерального контроля рассмотреть вопрос, сформулированный по образцу американского и онтарийского: «предлагается ли получателю, отказавшемуся от блюда, замена в пределах норм питания?» [130, 133]. Действующий лист содержит 79 вопросов, ни один из которых не касается учёта предпочтений в питании; предпочтения упомянуты лишь применительно к размещению в спальнях (вопрос 46) [39]. Такой вопрос не требует от учреждения определённого числа блюд и совместим с действующими нормами.</w:t>
       </w:r>
     </w:p>
     <w:p>
@@ -27405,7 +27439,7 @@
         <w:t xml:space="preserve"> </w:t>
       </w:r>
       <w:r>
-        <w:t xml:space="preserve">В методических материалах описать коллегиальный орган по питанию с участием жителей и родственников по образцу шведских советов по питанию (måltidsråd) [136] и онтарийского требования о рассмотрении времени приёмов пищи советом жителей [132]. Российские учреждения уже создают такие органы по локальному решению [13, 29], а петербургская методика оценки организации питания выделяет родительский контроль для учреждений образования, но не описывает аналогичного механизма для учреждений социального обслуживания [151].</w:t>
+        <w:t xml:space="preserve">В методических материалах описать коллегиальный орган по питанию с участием жителей и родственников по образцу шведских советов по питанию (måltidsråd) [137] и онтарийского требования о рассмотрении времени приёмов пищи советом жителей [133]. Российские учреждения уже создают такие органы по локальному решению [13, 29], а петербургская методика оценки организации питания выделяет родительский контроль для учреждений образования, но не описывает аналогичного механизма для учреждений социального обслуживания [152].</w:t>
       </w:r>
     </w:p>
     <w:bookmarkEnd w:id="163"/>
@@ -27520,7 +27554,7 @@
         <w:t xml:space="preserve"> </w:t>
       </w:r>
       <w:r>
-        <w:t xml:space="preserve">В субъектах, где действует процедура оценки организации питания вне государственного контроля (как в Санкт-Петербурге [151]), дополнить критерии показателями выбора и результата (распределение выбора, возвраты, опрос жителей) и прямо указать, что варианты блюд, предусмотренные утверждённым цикличным меню, не являются «несоответствием ежедневного меню цикличному» (гл. 9, позиция 38).</w:t>
+        <w:t xml:space="preserve">В субъектах, где действует процедура оценки организации питания вне государственного контроля (как в Санкт-Петербурге [152]), дополнить критерии показателями выбора и результата (распределение выбора, возвраты, опрос жителей) и прямо указать, что варианты блюд, предусмотренные утверждённым цикличным меню, не являются «несоответствием ежедневного меню цикличному» (гл. 9, позиция 38).</w:t>
       </w:r>
     </w:p>
     <w:p>
@@ -27679,7 +27713,7 @@
         <w:t xml:space="preserve"> </w:t>
       </w:r>
       <w:r>
-        <w:t xml:space="preserve">Собирать сведения о привычках и предпочтениях в питании при поступлении, в том числе со слов родственников, по образцу Essbiografie стандарта DGE [134] и опроса семьи у Yaxley и соавт. [146]; эти сведения составляют основу решений за тех, кто не может выразить выбор (сценарий 15).</w:t>
+        <w:t xml:space="preserve">Собирать сведения о привычках и предпочтениях в питании при поступлении, в том числе со слов родственников, по образцу Essbiografie стандарта DGE [135] и опроса семьи у Yaxley и соавт. [147]; эти сведения составляют основу решений за тех, кто не может выразить выбор (сценарий 15).</w:t>
       </w:r>
     </w:p>
     <w:p>
@@ -27701,7 +27735,7 @@
         <w:t xml:space="preserve"> </w:t>
       </w:r>
       <w:r>
-        <w:t xml:space="preserve">по меньшей мере отходы с тарелки, возвраты по каждому варианту и распределение выбора (сценарий 8, п. 7.18), учитывая, что низкие возвраты не доказывают достаточности питания конкретного жителя [115].</w:t>
+        <w:t xml:space="preserve">по меньшей мере отходы с тарелки, возвраты по каждому варианту и распределение выбора (сценарий 8, п. 7.18), учитывая, что низкие возвраты не доказывают достаточности питания конкретного жителя [116].</w:t>
       </w:r>
     </w:p>
     <w:p>
@@ -27723,7 +27757,7 @@
         <w:t xml:space="preserve"> </w:t>
       </w:r>
       <w:r>
-        <w:t xml:space="preserve">Еженедельно проводить в каждом отделении наблюдение одного приёма пищи по чек-листу, построенному по образцу американской и онтарийской форм (п. 8.13) [130, 132].</w:t>
+        <w:t xml:space="preserve">Еженедельно проводить в каждом отделении наблюдение одного приёма пищи по чек-листу, построенному по образцу американской и онтарийской форм (п. 8.13) [131, 133].</w:t>
       </w:r>
     </w:p>
     <w:p>
@@ -27843,7 +27877,7 @@
         <w:t xml:space="preserve"> </w:t>
       </w:r>
       <w:r>
-        <w:t xml:space="preserve">Закон № 442-ФЗ требует обеспечивать питание по нормам, утверждённым субъектом Российской Федерации, и закрепляет за получателем право на уважительное и гуманное отношение и на участие в составлении индивидуальной программы (ст. 9) [24]. Ни приказ № 935н, ни приказ № 520н, ни Правила организации деятельности организаций социального обслуживания (приказ № 305н), ни санитарные правила не устанавливают числа блюд на выбор [2, 3, 25, 27, 32, 39, 40, 149]. Для жителей ПНИ к этому добавляются гарантии Закона № 3185-1, включая право соблюдать религиозные каноны (ч. 2 ст. 37 в силу ст. 43) [26], а с 01.09.2025 обязанность обеспечивать условия для соблюдения постов возложена на все организации социального обслуживания (подп. 15 п. 20 Правил по приказу № 305н) [27]. Следовательно, постный вариант блюда в период поста представляет собой исполнение обязанности, а не инициативу пищеблока.</w:t>
+        <w:t xml:space="preserve">Закон № 442-ФЗ требует обеспечивать питание по нормам, утверждённым субъектом Российской Федерации, и закрепляет за получателем право на уважительное и гуманное отношение и на участие в составлении индивидуальной программы (ст. 9) [24]. Ни приказ № 935н, ни приказ № 520н, ни Правила организации деятельности организаций социального обслуживания (приказ № 305н), ни санитарные правила не устанавливают числа блюд на выбор [2, 3, 25, 27, 32, 39, 40, 150]. Для жителей ПНИ к этому добавляются гарантии Закона № 3185-1, включая право соблюдать религиозные каноны (ч. 2 ст. 37 в силу ст. 43) [26], а с 01.09.2025 обязанность обеспечивать условия для соблюдения постов возложена на все организации социального обслуживания (подп. 15 п. 20 Правил по приказу № 305н) [27]. Следовательно, постный вариант блюда в период поста представляет собой исполнение обязанности, а не инициативу пищеблока.</w:t>
       </w:r>
     </w:p>
     <w:p>
@@ -27948,7 +27982,7 @@
         <w:t xml:space="preserve"> </w:t>
       </w:r>
       <w:r>
-        <w:t xml:space="preserve">В исследованиях домов престарелых выбор связан с более высокой удовлетворённостью; в работе Wheeler и соавт., где сопоставлен состав съеденного при старой и новой системе, блюда из меню с выбором содержали чуть больше белковых продуктов и овощей [93]. Те же данные обнаруживают цену выбора в момент еды: рост производственных отходов и стоимости примерно на 9–20 % [93]. Систематические обзоры оценивают эффект вмешательств в организацию питания на пищевой статус как небольшой и плохо измеренный [105, 106]. Исследований вариативного меню в психиатрических учреждениях длительного пребывания нет; опасение, что жители ПНИ будут систематически выбирать «вредное», опирается на данные о потреблении вне учреждений [108] и в условиях нормированного набора не проверено.</w:t>
+        <w:t xml:space="preserve">В исследованиях домов престарелых выбор связан с более высокой удовлетворённостью; в работе Wheeler и соавт., где сопоставлен состав съеденного при старой и новой системе, блюда из меню с выбором содержали чуть больше белковых продуктов и овощей [94]. Те же данные обнаруживают цену выбора в момент еды: рост производственных отходов и стоимости примерно на 9–20 % [94]. Систематические обзоры оценивают эффект вмешательств в организацию питания на пищевой статус как небольшой и плохо измеренный [106, 107]. Исследований вариативного меню в психиатрических учреждениях длительного пребывания нет; опасение, что жители ПНИ будут систематически выбирать «вредное», опирается на данные о потреблении вне учреждений [109] и в условиях нормированного набора не проверено.</w:t>
       </w:r>
     </w:p>
     <w:p>
@@ -27969,7 +28003,7 @@
         <w:t xml:space="preserve"> </w:t>
       </w:r>
       <w:r>
-        <w:t xml:space="preserve">Регламент CQC в Англии требует учитывать предпочтения, федеральные требования США — предлагать альтернативу сходной пищевой ценности, регламент Онтарио — цикл меню с выбором, согласованный с советом жителей [125, 128, 131]; немецкий стандарт DGE — несколько линий меню, пищевую биографию и учёт возвратов, шведские рекомендации — влияние жителя на блюда, время и обстановку, японское право — выбор сверх базового питания с гарантией, что базовое не ухудшится [134, 136, 140]. Ни один из изученных актов не устанавливает минимального числа вторых блюд. Перенос этих формул в российское право возможен только актом федерального или регионального уровня.</w:t>
+        <w:t xml:space="preserve">Регламент CQC в Англии требует учитывать предпочтения, федеральные требования США — предлагать альтернативу сходной пищевой ценности, регламент Онтарио — цикл меню с выбором, согласованный с советом жителей [126, 129, 132]; немецкий стандарт DGE — несколько линий меню, пищевую биографию и учёт возвратов, шведские рекомендации — влияние жителя на блюда, время и обстановку, японское право — выбор сверх базового питания с гарантией, что базовое не ухудшится [135, 137, 141]. Ни один из изученных актов не устанавливает минимального числа вторых блюд. Перенос этих формул в российское право возможен только актом федерального или регионального уровня.</w:t>
       </w:r>
     </w:p>
     <w:p>
@@ -27990,7 +28024,7 @@
         <w:t xml:space="preserve"> </w:t>
       </w:r>
       <w:r>
-        <w:t xml:space="preserve">И австралийские данные о низком выборе для получающих протёртую пищу [96], и канадские данные о том, что пища изменённой консистенции назначена 47 % жителей [116], свидетельствуют, что вариативное меню, рассчитанное на ходячих и говорящих, может не охватить значительную часть жителей. Включение маломобильных и невербальных жителей является условием вариативности, а не её следующим этапом.</w:t>
+        <w:t xml:space="preserve">И австралийские данные о низком выборе для получающих протёртую пищу [97], и канадские данные о том, что пища изменённой консистенции назначена 47 % жителей [117], свидетельствуют, что вариативное меню, рассчитанное на ходячих и говорящих, может не охватить значительную часть жителей. Включение маломобильных и невербальных жителей является условием вариативности, а не её следующим этапом.</w:t>
       </w:r>
     </w:p>
     <w:p>
@@ -28011,7 +28045,7 @@
         <w:t xml:space="preserve"> </w:t>
       </w:r>
       <w:r>
-        <w:t xml:space="preserve">С 01.07.2021 государственные организации социального обслуживания субъектов подлежат федеральному государственному контролю Роструда, а региональный контроль распространяется только на негосударственных поставщиков [24, 149]. Проверочный лист 2026 г. спрашивает о соблюдении норм питания и об условиях для соблюдения постов, но ни об учёте предпочтений в питании, ни о замене блюда при отказе [39]. Зарубежные процедуры, напротив, проверяют ответ учреждения на волю жителя, наблюдаемый в реальном приёме пищи [129, 130, 132]. Пока подобного инструмента в российской процедуре нет, реальность выбора может удостоверить только внутренний контроль учреждения.</w:t>
+        <w:t xml:space="preserve">С 01.07.2021 государственные организации социального обслуживания субъектов подлежат федеральному государственному контролю Роструда, а региональный контроль распространяется только на негосударственных поставщиков [24, 150]. Проверочный лист 2026 г. спрашивает о соблюдении норм питания и об условиях для соблюдения постов, но ни об учёте предпочтений в питании, ни о замене блюда при отказе [39]. Зарубежные процедуры, напротив, проверяют ответ учреждения на волю жителя, наблюдаемый в реальном приёме пищи [130, 131, 133]. Пока подобного инструмента в российской процедуре нет, реальность выбора может удостоверить только внутренний контроль учреждения.</w:t>
       </w:r>
     </w:p>
     <w:p>
@@ -28786,7 +28820,7 @@
         </w:numPr>
       </w:pPr>
       <w:r>
-        <w:t xml:space="preserve">[н] Определение судьи Верховного Суда РФ от 29.12.2025 № 303-ЭС25-15393 (об отсрочке уплаты государственной пошлины; дело № А73-20917/2024; в тексте определения номер дела указан как «А32-55513/2024», на странице базы — А73-20917/2024). — Текст : электронный // СудАкт. — URL: https://sudact.ru/vsrf/doc/aZCIdQcDpC5v/ (дата обращения: 05.10.2026).</w:t>
+        <w:t xml:space="preserve">[н] Определение судьи Верховного Суда РФ от 29.12.2025 № 303-ЭС25-15393 (об отсрочке уплаты государственной пошлины; дело № А73-20917/2024; в тексте определения номер дела указан как «А32-55513/2024», на странице базы и в определении от 28.01.2026 — А73-20917/2024). — Текст : электронный // СудАкт. — URL: https://sudact.ru/vsrf/doc/aZCIdQcDpC5v/ (дата обращения: 05.10.2026) ; Верховный Суд Российской Федерации : официальный сайт. — URL: https://vsrf.ru/lk/practice/stor_pdf_ec/2512972 (дата обращения: 07.10.2026).</w:t>
       </w:r>
     </w:p>
     <w:p>
@@ -28810,7 +28844,7 @@
         </w:numPr>
       </w:pPr>
       <w:r>
-        <w:t xml:space="preserve">[н] Когда автономные учреждения не вправе контрактоваться по Закону № 223-ФЗ / ГАРАНТ.РУ; воспроизведено: Информационный портал закупок. 2026. — Текст : электронный // zakupki-portal.ru : [сайт]. — URL: https://www.zakupki-portal.ru/novosti/main-news/kogda-avtonomnye-uchrezhdeniya-ne-vprave-kontraktovat-sya-po-zakonu-223-fz/ (дата обращения: 05.10.2026).</w:t>
+        <w:t xml:space="preserve">[н] Определение судьи Верховного Суда Российской Федерации от 28.01.2026 № 303-ЭС25-15393 [об отказе в передаче кассационной жалобы краевого государственного специализированного автономного учреждения «Дальневосточная база авиационной охраны лесов» для рассмотрения в судебном заседании Судебной коллегии по экономическим спорам; дело № А73-20917/2024]. — Текст : электронный // Верховный Суд Российской Федерации : официальный сайт. — URL: https://vsrf.ru/lk/practice/stor_pdf_ec/2517490 (дата обращения: 07.10.2026).</w:t>
       </w:r>
     </w:p>
     <w:p>
@@ -28822,7 +28856,7 @@
         </w:numPr>
       </w:pPr>
       <w:r>
-        <w:t xml:space="preserve">[н] Извещение № 0372200070825000244 «Поставка продуктов питания» (заказчик — СПб ГБСУСОН «ДСО „Тесовый берег“», ИНН 7827661874; опубл. 24.11.2025). — Текст : электронный // tenderguru.ru : [сайт]. — URL: https://www.tenderguru.ru/tender/90473908 (дата обращения: 05.10.2026).</w:t>
+        <w:t xml:space="preserve">[н] Когда автономные учреждения не вправе контрактоваться по Закону № 223-ФЗ / ГАРАНТ.РУ; воспроизведено: Информационный портал закупок. 2026. — Текст : электронный // zakupki-portal.ru : [сайт]. — URL: https://www.zakupki-portal.ru/novosti/main-news/kogda-avtonomnye-uchrezhdeniya-ne-vprave-kontraktovat-sya-po-zakonu-223-fz/ (дата обращения: 05.10.2026).</w:t>
       </w:r>
     </w:p>
     <w:p>
@@ -28834,7 +28868,7 @@
         </w:numPr>
       </w:pPr>
       <w:r>
-        <w:t xml:space="preserve">[о] Кодекс Российской Федерации об административных правонарушениях от 30.12.2001 № 195-ФЗ. Ст. 6.3, 6.6, 6.7. — Текст : электронный // КонсультантПлюс : справочная правовая система. — URL: https://www.consultant.ru/document/cons_doc_LAW_34661/ (дата обращения: 05.10.2026).</w:t>
+        <w:t xml:space="preserve">[н] Извещение № 0372200070825000244 «Поставка продуктов питания» (заказчик — СПб ГБСУСОН «ДСО „Тесовый берег“», ИНН 7827661874; опубл. 24.11.2025). — Текст : электронный // tenderguru.ru : [сайт]. — URL: https://www.tenderguru.ru/tender/90473908 (дата обращения: 05.10.2026).</w:t>
       </w:r>
     </w:p>
     <w:p>
@@ -28846,7 +28880,7 @@
         </w:numPr>
       </w:pPr>
       <w:r>
-        <w:t xml:space="preserve">[н] Новости прокуратуры: привлечение к ответственности по ст. 6.6 КоАП РФ руководителя социально-реабилитационного центра (2022). — Текст : электронный // Кашин.инфо. — URL: https://www.kashin.info/prokuratura-informiruet/novosti-prokuratury/9121 (дата обращения: 23.07.2026).</w:t>
+        <w:t xml:space="preserve">[о] Кодекс Российской Федерации об административных правонарушениях от 30.12.2001 № 195-ФЗ. Ст. 6.3, 6.6, 6.7. — Текст : электронный // КонсультантПлюс : справочная правовая система. — URL: https://www.consultant.ru/document/cons_doc_LAW_34661/ (дата обращения: 05.10.2026).</w:t>
       </w:r>
     </w:p>
     <w:p>
@@ -28858,7 +28892,7 @@
         </w:numPr>
       </w:pPr>
       <w:r>
-        <w:t xml:space="preserve">[н] Постановление Верховного Суда РФ от 21.02.2019 № 11-АД19-4. — Текст : электронный // Гарант.ру : информационно-правовой портал. — URL: https://www.garant.ru/products/ipo/prime/doc/72095418/ (дата обращения: 05.10.2026).</w:t>
+        <w:t xml:space="preserve">[н] Новости прокуратуры: привлечение к ответственности по ст. 6.6 КоАП РФ руководителя социально-реабилитационного центра (2022). — Текст : электронный // Кашин.инфо. — URL: https://www.kashin.info/prokuratura-informiruet/novosti-prokuratury/9121 (дата обращения: 23.07.2026).</w:t>
       </w:r>
     </w:p>
     <w:p>
@@ -28870,7 +28904,7 @@
         </w:numPr>
       </w:pPr>
       <w:r>
-        <w:t xml:space="preserve">[н] ФАС раскрыла картель на торгах на поставку социально значимых продуктов. — Текст : электронный // Российская газета. 25.07.2024. — URL: https://rg.ru/2024/07/25/fas-raskryla-kartel-na-torgah-na-postavku-socialno-znachimyh-produktov.html (дата обращения: 23.07.2026).</w:t>
+        <w:t xml:space="preserve">[н] Постановление Верховного Суда РФ от 21.02.2019 № 11-АД19-4. — Текст : электронный // Гарант.ру : информационно-правовой портал. — URL: https://www.garant.ru/products/ipo/prime/doc/72095418/ (дата обращения: 05.10.2026).</w:t>
       </w:r>
     </w:p>
     <w:p>
@@ -28882,7 +28916,7 @@
         </w:numPr>
       </w:pPr>
       <w:r>
-        <w:t xml:space="preserve">[н] Челябинское УФАС: картель на 27 тендерах школьного питания. — Текст : электронный // Про-Госзаказ. — 2025. — URL: https://pro-goszakaz.ru/news/116068 (дата обращения: 05.10.2026).</w:t>
+        <w:t xml:space="preserve">[н] ФАС раскрыла картель на торгах на поставку социально значимых продуктов. — Текст : электронный // Российская газета. 25.07.2024. — URL: https://rg.ru/2024/07/25/fas-raskryla-kartel-na-torgah-na-postavku-socialno-znachimyh-produktov.html (дата обращения: 23.07.2026).</w:t>
       </w:r>
     </w:p>
     <w:p>
@@ -28894,7 +28928,7 @@
         </w:numPr>
       </w:pPr>
       <w:r>
-        <w:t xml:space="preserve">[о] Приказ Департамента труда и социальной защиты населения города Москвы от 22.03.2021 № 228 «Об утверждении норм питания получателей социальных услуг в государственных организациях социального обслуживания города Москвы» (вступает в силу с 01.04.2021; открытая часть текста: п. 1–2.1). — Текст : электронный // Гарант.ру : информационно-правовой портал. — URL: https://base.garant.ru/405012407/ (дата обращения: 05.10.2026).</w:t>
+        <w:t xml:space="preserve">[н] Челябинское УФАС: картель на 27 тендерах школьного питания. — Текст : электронный // Про-Госзаказ. — 2025. — URL: https://pro-goszakaz.ru/news/116068 (дата обращения: 05.10.2026).</w:t>
       </w:r>
     </w:p>
     <w:p>
@@ -28906,7 +28940,7 @@
         </w:numPr>
       </w:pPr>
       <w:r>
-        <w:t xml:space="preserve">[н] Постановление Правительства Нижегородской области от 30.08.2019 № 617 «О внесении изменения в нормы питания в организациях социального обслуживания, находящихся в ведении Нижегородской области, утвержденные постановлением Правительства Нижегородской области от 20 октября 2014 г. № 709» (вступило в силу 01.01.2020). — Текст : электронный // nn-gov.ru : [сайт]. — URL: https://nn-gov.ru/doc/123332 (дата обращения: 05.10.2026).</w:t>
+        <w:t xml:space="preserve">[о] Приказ Департамента труда и социальной защиты населения города Москвы от 22.03.2021 № 228 «Об утверждении норм питания получателей социальных услуг в государственных организациях социального обслуживания города Москвы» (вступает в силу с 01.04.2021; открытая часть текста: п. 1–2.1). — Текст : электронный // Гарант.ру : информационно-правовой портал. — URL: https://base.garant.ru/405012407/ (дата обращения: 05.10.2026).</w:t>
       </w:r>
     </w:p>
     <w:p>
@@ -28918,7 +28952,7 @@
         </w:numPr>
       </w:pPr>
       <w:r>
-        <w:t xml:space="preserve">[н] Постановление Правительства Ханты-Мансийского автономного округа — Югры от 22.08.2014 № 306-п «О нормах питания…» (в ред. постановления от 06.09.2014 № 327-п; действующая редакция приложения 1 — см. постановление № 231-п в списке источников). — Текст : электронный // lawmix.ru : [сайт]. — URL: https://lawmix.ru/zakonodatelstvo/1941538 (дата обращения: 05.10.2026).</w:t>
+        <w:t xml:space="preserve">[н] Постановление Правительства Нижегородской области от 30.08.2019 № 617 «О внесении изменения в нормы питания в организациях социального обслуживания, находящихся в ведении Нижегородской области, утвержденные постановлением Правительства Нижегородской области от 20 октября 2014 г. № 709» (вступило в силу 01.01.2020). — Текст : электронный // nn-gov.ru : [сайт]. — URL: https://nn-gov.ru/doc/123332 (дата обращения: 05.10.2026).</w:t>
       </w:r>
     </w:p>
     <w:p>
@@ -28930,7 +28964,7 @@
         </w:numPr>
       </w:pPr>
       <w:r>
-        <w:t xml:space="preserve">[н] Постановление Правительства Санкт-Петербурга от 19.12.2019 № 929 «О внесении изменения в постановление Правительства Санкт-Петербурга от 29.12.2014 № 1284». — Текст : электронный // Гарант.ру : информационно-правовой портал. — URL: https://www.garant.ru/hotlaw/peterburg/1318583/ (дата обращения: 05.10.2026).</w:t>
+        <w:t xml:space="preserve">[н] Постановление Правительства Ханты-Мансийского автономного округа — Югры от 22.08.2014 № 306-п «О нормах питания…» (в ред. постановления от 06.09.2014 № 327-п; действующая редакция приложения 1 — см. постановление № 231-п в списке источников). — Текст : электронный // lawmix.ru : [сайт]. — URL: https://lawmix.ru/zakonodatelstvo/1941538 (дата обращения: 05.10.2026).</w:t>
       </w:r>
     </w:p>
     <w:p>
@@ -28942,7 +28976,7 @@
         </w:numPr>
       </w:pPr>
       <w:r>
-        <w:t xml:space="preserve">[н] Постановление Правительства Санкт-Петербурга от 29.12.2014 № 1283 «Об утверждении порядков предоставления социальных услуг поставщиками социальных услуг в Санкт-Петербурге». — Текст : электронный // Гарант.ру : информационно-правовой портал. — URL: https://base.garant.ru/22921910/ (дата обращения: 05.10.2026).</w:t>
+        <w:t xml:space="preserve">[н] Постановление Правительства Санкт-Петербурга от 19.12.2019 № 929 «О внесении изменения в постановление Правительства Санкт-Петербурга от 29.12.2014 № 1284». — Текст : электронный // Гарант.ру : информационно-правовой портал. — URL: https://www.garant.ru/hotlaw/peterburg/1318583/ (дата обращения: 05.10.2026).</w:t>
       </w:r>
     </w:p>
     <w:p>
@@ -28954,7 +28988,7 @@
         </w:numPr>
       </w:pPr>
       <w:r>
-        <w:t xml:space="preserve">[н] Распоряжение Комитета по социальной политике Санкт-Петербурга от 13.12.2024 № 1366-р «Об утверждении тарифов на социальные услуги, предоставляемые поставщиками социальных услуг в Санкт-Петербурге, на 2025 год». — Текст : электронный // Гарант.ру : информационно-правовой портал. — URL: https://base.garant.ru/411120324/ ; официальная публикация (номер 7801202412170003): http://publication.pravo.gov.ru/Document/View/7801202412170003 (дата обращения: 05.10.2026).</w:t>
+        <w:t xml:space="preserve">[н] Постановление Правительства Санкт-Петербурга от 29.12.2014 № 1283 «Об утверждении порядков предоставления социальных услуг поставщиками социальных услуг в Санкт-Петербурге». — Текст : электронный // Гарант.ру : информационно-правовой портал. — URL: https://base.garant.ru/22921910/ (дата обращения: 05.10.2026).</w:t>
       </w:r>
     </w:p>
     <w:p>
@@ -28966,7 +29000,7 @@
         </w:numPr>
       </w:pPr>
       <w:r>
-        <w:t xml:space="preserve">[н] Распоряжение Комитета по социальной политике Санкт-Петербурга от 15.12.2025 № 1155-р «Об утверждении тарифов на социальные услуги, предоставляемые поставщиками социальных услуг в Санкт-Петербурге, на 2026 год» (опубликовано в виде графического образа; значения прочитаны распознаванием текста и сверены визуально). — Текст : электронный // Официальный интернет-портал правовой информации. — URL: http://publication.pravo.gov.ru/document/7801202512190004 (дата обращения: 05.10.2026).</w:t>
+        <w:t xml:space="preserve">[н] Распоряжение Комитета по социальной политике Санкт-Петербурга от 13.12.2024 № 1366-р «Об утверждении тарифов на социальные услуги, предоставляемые поставщиками социальных услуг в Санкт-Петербурге, на 2025 год». — Текст : электронный // Гарант.ру : информационно-правовой портал. — URL: https://base.garant.ru/411120324/ ; официальная публикация (номер 7801202412170003): http://publication.pravo.gov.ru/Document/View/7801202412170003 (дата обращения: 05.10.2026).</w:t>
       </w:r>
     </w:p>
     <w:p>
@@ -28978,17 +29012,7 @@
         </w:numPr>
       </w:pPr>
       <w:r>
-        <w:t xml:space="preserve">[н] Постановление Правительства Санкт-Петербурга от 23.07.2009 № 873 «О мерах по реализации Закона Санкт-Петербурга „О социальном питании в Санкт-Петербурге“», п. 7 (в ред. постановления от 21.11.2013 № 889) [копия текста на сайте образовательного учреждения]. — Текст : электронный // school537.spb.ru : [сайт]. — URL: https://school537.spb.ru/wp-content/uploads/2025/12/o-merakh-po-realizatsii-zakona-sankt_peterburga-</w:t>
-      </w:r>
-      <w:r>
-        <w:rPr>
-          <w:i/>
-          <w:iCs/>
-        </w:rPr>
-        <w:t xml:space="preserve">o-sotsialnom-pitanii-v-sankt_peterburge</w:t>
-      </w:r>
-      <w:r>
-        <w:t xml:space="preserve">-.pdf (дата обращения: 05.10.2026).</w:t>
+        <w:t xml:space="preserve">[н] Распоряжение Комитета по социальной политике Санкт-Петербурга от 15.12.2025 № 1155-р «Об утверждении тарифов на социальные услуги, предоставляемые поставщиками социальных услуг в Санкт-Петербурге, на 2026 год» (опубликовано в виде графического образа; значения прочитаны распознаванием текста и сверены визуально). — Текст : электронный // Официальный интернет-портал правовой информации. — URL: http://publication.pravo.gov.ru/document/7801202512190004 (дата обращения: 05.10.2026).</w:t>
       </w:r>
     </w:p>
     <w:p>
@@ -29000,7 +29024,17 @@
         </w:numPr>
       </w:pPr>
       <w:r>
-        <w:t xml:space="preserve">[о] Ежегодный доклад Уполномоченного по правам ребёнка в Санкт-Петербурге за 2024 год. — Текст : электронный // spbdeti.org : [сайт]. — URL: https://spbdeti.org/upload/iblock/357/f10ncjwqcpqic00z1kiskc8zw7jy26ow/ZAKS_2025.pdf (дата обращения: 16.07.2026, по первой редакции обзора).</w:t>
+        <w:t xml:space="preserve">[н] Постановление Правительства Санкт-Петербурга от 23.07.2009 № 873 «О мерах по реализации Закона Санкт-Петербурга „О социальном питании в Санкт-Петербурге“», п. 7 (в ред. постановления от 21.11.2013 № 889) [копия текста на сайте образовательного учреждения]. — Текст : электронный // school537.spb.ru : [сайт]. — URL: https://school537.spb.ru/wp-content/uploads/2025/12/o-merakh-po-realizatsii-zakona-sankt_peterburga-</w:t>
+      </w:r>
+      <w:r>
+        <w:rPr>
+          <w:i/>
+          <w:iCs/>
+        </w:rPr>
+        <w:t xml:space="preserve">o-sotsialnom-pitanii-v-sankt_peterburge</w:t>
+      </w:r>
+      <w:r>
+        <w:t xml:space="preserve">-.pdf (дата обращения: 05.10.2026).</w:t>
       </w:r>
     </w:p>
     <w:p>
@@ -29012,7 +29046,7 @@
         </w:numPr>
       </w:pPr>
       <w:r>
-        <w:t xml:space="preserve">[н] Приказ Департамента социальной защиты населения города Москвы от 24.12.2014 № 1068 «Об утверждении Норм питания получателей социальных услуг в стационарной форме социального обслуживания в государственных организациях социального обслуживания города Москвы» (по цитированию в: Условия жизни в ПНИ / Правовой навигатор фонда «Обнажённые сердца»). — Текст : электронный // navigator.osoboepravo.ru : [сайт]. — URL: https://navigator.osoboepravo.ru/explanation/417.html (дата обращения: 05.10.2026).</w:t>
+        <w:t xml:space="preserve">[о] Ежегодный доклад Уполномоченного по правам ребёнка в Санкт-Петербурге за 2024 год. — Текст : электронный // spbdeti.org : [сайт]. — URL: https://spbdeti.org/upload/iblock/357/f10ncjwqcpqic00z1kiskc8zw7jy26ow/ZAKS_2025.pdf (дата обращения: 16.07.2026, по первой редакции обзора).</w:t>
       </w:r>
     </w:p>
     <w:p>
@@ -29024,7 +29058,7 @@
         </w:numPr>
       </w:pPr>
       <w:r>
-        <w:t xml:space="preserve">[н] Приказ Департамента социальной защиты населения города Москвы от 24.12.2014 № 1068 «Об утверждении Норм питания получателей социальных услуг в стационарной форме социального обслуживания в государственных организациях социального обслуживания города Москвы» (текст по КонсультантПлюс, дата сохранения 03.05.2015; размещён на сайте ГБУ «Геронтологический центр „Юго-Западный“»). — Текст : электронный // pvt31.ru : [сайт]. — URL: https://pvt31.ru/files/fload/NPA/prikaz_departamenta_socialnoy_zashchity_naseleniya_goroda_moskvy_ot_24_dekabrya_2014_g._no_1068_.pdf (дата обращения: 05.10.2026).</w:t>
+        <w:t xml:space="preserve">[н] Приказ Департамента социальной защиты населения города Москвы от 24.12.2014 № 1068 «Об утверждении Норм питания получателей социальных услуг в стационарной форме социального обслуживания в государственных организациях социального обслуживания города Москвы» (по цитированию в: Условия жизни в ПНИ / Правовой навигатор фонда «Обнажённые сердца»). — Текст : электронный // navigator.osoboepravo.ru : [сайт]. — URL: https://navigator.osoboepravo.ru/explanation/417.html (дата обращения: 05.10.2026).</w:t>
       </w:r>
     </w:p>
     <w:p>
@@ -29036,7 +29070,7 @@
         </w:numPr>
       </w:pPr>
       <w:r>
-        <w:t xml:space="preserve">[о] Приказ Министерства социальной политики Нижегородской области от 21.04.2022 № 214; постановление Правительства Нижегородской области от 20.10.2014 № 709 (по первой редакции обзора [79]). — Текст : электронный // Гарант.ру : информационно-правовой портал. — URL: https://base.garant.ru/404606671/ (дата обращения: 05.10.2026).</w:t>
+        <w:t xml:space="preserve">[н] Приказ Департамента социальной защиты населения города Москвы от 24.12.2014 № 1068 «Об утверждении Норм питания получателей социальных услуг в стационарной форме социального обслуживания в государственных организациях социального обслуживания города Москвы» (текст по КонсультантПлюс, дата сохранения 03.05.2015; размещён на сайте ГБУ «Геронтологический центр „Юго-Западный“»). — Текст : электронный // pvt31.ru : [сайт]. — URL: https://pvt31.ru/files/fload/NPA/prikaz_departamenta_socialnoy_zashchity_naseleniya_goroda_moskvy_ot_24_dekabrya_2014_g._no_1068_.pdf (дата обращения: 05.10.2026).</w:t>
       </w:r>
     </w:p>
     <w:p>
@@ -29048,7 +29082,7 @@
         </w:numPr>
       </w:pPr>
       <w:r>
-        <w:t xml:space="preserve">[н] Положение об организации питания / ГБУ «Чкаловский дом-интернат для престарелых и инвалидов» (Нижегородская область; дата утверждения на странице не указана). — Текст : электронный // chk-di.soc52.ru : [сайт]. — URL: http://chk-di.soc52.ru/chk-di-documents/statement/3786-statement-nutrition (дата обращения: 05.10.2026).</w:t>
+        <w:t xml:space="preserve">[о] Приказ Министерства социальной политики Нижегородской области от 21.04.2022 № 214; постановление Правительства Нижегородской области от 20.10.2014 № 709 (по первой редакции обзора [79]). — Текст : электронный // Гарант.ру : информационно-правовой портал. — URL: https://base.garant.ru/404606671/ (дата обращения: 05.10.2026).</w:t>
       </w:r>
     </w:p>
     <w:p>
@@ -29060,7 +29094,7 @@
         </w:numPr>
       </w:pPr>
       <w:r>
-        <w:t xml:space="preserve">[о] Приказ от 11.11.2014 № 171-п (нормы питания в организациях социального обслуживания Омской области). — Текст : электронный // Гарант.ру : информационно-правовой портал. — URL: https://base.garant.ru/15588873/ (дата обращения: 05.10.2026).</w:t>
+        <w:t xml:space="preserve">[н] Положение об организации питания / ГБУ «Чкаловский дом-интернат для престарелых и инвалидов» (Нижегородская область; дата утверждения на странице не указана). — Текст : электронный // chk-di.soc52.ru : [сайт]. — URL: http://chk-di.soc52.ru/chk-di-documents/statement/3786-statement-nutrition (дата обращения: 05.10.2026).</w:t>
       </w:r>
     </w:p>
     <w:p>
@@ -29072,7 +29106,7 @@
         </w:numPr>
       </w:pPr>
       <w:r>
-        <w:t xml:space="preserve">[о] Приказ Комитета по социальной защите населения Псковской области от 14.07.2020 № 206 (нормы питания). — Текст : электронный // FAOLEX. — URL: https://faolex.fao.org/docs/pdf/rus203529.pdf (дата обращения: 05.10.2026).</w:t>
+        <w:t xml:space="preserve">[о] Приказ от 11.11.2014 № 171-п (нормы питания в организациях социального обслуживания Омской области). — Текст : электронный // Гарант.ру : информационно-правовой портал. — URL: https://base.garant.ru/15588873/ (дата обращения: 05.10.2026).</w:t>
       </w:r>
     </w:p>
     <w:p>
@@ -29084,7 +29118,7 @@
         </w:numPr>
       </w:pPr>
       <w:r>
-        <w:t xml:space="preserve">[н] Приказ Главного государственного управления социальной защиты населения Псковской области от 07.11.2014 № 340 : справочная информация (отметка: «Приказом Комитета по социальной защите Псковской области от 14 июля 2020 г. N 206 настоящий документ признан утратившим силу с 3 августа 2020 г.»). — Текст : электронный // Гарант.ру : информационно-правовой портал. — URL: https://base.garant.ru/16751623/ (дата обращения: 06.10.2026).</w:t>
+        <w:t xml:space="preserve">[о] Приказ Комитета по социальной защите населения Псковской области от 14.07.2020 № 206 (нормы питания). — Текст : электронный // FAOLEX. — URL: https://faolex.fao.org/docs/pdf/rus203529.pdf (дата обращения: 05.10.2026).</w:t>
       </w:r>
     </w:p>
     <w:p>
@@ -29096,7 +29130,7 @@
         </w:numPr>
       </w:pPr>
       <w:r>
-        <w:t xml:space="preserve">[н] Постановления Правительства Красноярского края от 06.02.2024 № 74-п (вступает в силу на следующий день после официального опубликования; опубликовано на pravo.gov.ru 12.02.2024, № 2400202402120004; признаёт утратившим силу раздел 9 норм) и от 14.10.2025 № 892-п (вступает в силу 01.01.2026; опубликовано на pravo.gov.ru 17.10.2025, № 2400202510170023; меняет наименования разделов 1, 2, 3, 5, 6, 7, 10 и одно число в таблице раздела 3) «О внесении изменений в постановление Правительства Красноярского края от 17.12.2014 № 607-п…» (официальные тексты: http://publication.pravo.gov.ru/file/pdf?eoNumber=2400202402120004 ; http://publication.pravo.gov.ru/file/pdf?eoNumber=2400202510170023); приложение к постановлению № 607-п в публичной версии ГАРАНТ (с изменениями от 30.10.2015 и 29.11.2016; разделы 1 и 2). — Текст : электронный // Официальный интернет-портал правовой информации. — URL: https://base.garant.ru/408512695/ ; https://base.garant.ru/412848299/ ; https://base.garant.ru/29905144/53f89421bbdaf741eb2d1ecc4ddb4c33/ (дата обращения: 05.10.2026).</w:t>
+        <w:t xml:space="preserve">[н] Приказ Главного государственного управления социальной защиты населения Псковской области от 07.11.2014 № 340 : справочная информация (отметка: «Приказом Комитета по социальной защите Псковской области от 14 июля 2020 г. N 206 настоящий документ признан утратившим силу с 3 августа 2020 г.»). — Текст : электронный // Гарант.ру : информационно-правовой портал. — URL: https://base.garant.ru/16751623/ (дата обращения: 06.10.2026).</w:t>
       </w:r>
     </w:p>
     <w:p>
@@ -29108,7 +29142,7 @@
         </w:numPr>
       </w:pPr>
       <w:r>
-        <w:t xml:space="preserve">[н] Приказ комитета по социальной защите населения Ленинградской области от 04.08.2025 № 04-81 «О внесении изменений в приказ комитета по социальной защите населения Ленинградской области от 30 декабря 2021 года № 04-58…» (опубликован на pravo.gov.ru 06.08.2025, № 4701202508060002; официальный текст, 15 с., прочитан: изменены приложения 2, 4 и 6, приложение 3 не затронуто). — Текст : электронный // Официальный интернет-портал правовой информации. — URL: http://publication.pravo.gov.ru/document/4701202508060002 ; http://publication.pravo.gov.ru/file/pdf?eoNumber=4701202508060002 (дата обращения: 05.10.2026).</w:t>
+        <w:t xml:space="preserve">[н] Постановления Правительства Красноярского края от 06.02.2024 № 74-п (вступает в силу на следующий день после официального опубликования; опубликовано на pravo.gov.ru 12.02.2024, № 2400202402120004; признаёт утратившим силу раздел 9 норм) и от 14.10.2025 № 892-п (вступает в силу 01.01.2026; опубликовано на pravo.gov.ru 17.10.2025, № 2400202510170023; меняет наименования разделов 1, 2, 3, 5, 6, 7, 10 и одно число в таблице раздела 3) «О внесении изменений в постановление Правительства Красноярского края от 17.12.2014 № 607-п…» (официальные тексты: http://publication.pravo.gov.ru/file/pdf?eoNumber=2400202402120004 ; http://publication.pravo.gov.ru/file/pdf?eoNumber=2400202510170023); приложение к постановлению № 607-п в публичной версии ГАРАНТ (с изменениями от 30.10.2015 и 29.11.2016; разделы 1 и 2). — Текст : электронный // Официальный интернет-портал правовой информации. — URL: https://base.garant.ru/408512695/ ; https://base.garant.ru/412848299/ ; https://base.garant.ru/29905144/53f89421bbdaf741eb2d1ecc4ddb4c33/ (дата обращения: 05.10.2026).</w:t>
       </w:r>
     </w:p>
     <w:p>
@@ -29120,7 +29154,7 @@
         </w:numPr>
       </w:pPr>
       <w:r>
-        <w:t xml:space="preserve">[н] Постановление Правительства Ханты-Мансийского автономного округа — Югры от 22.08.2014 № 306-п «О нормах питания в организациях социального обслуживания Ханты-Мансийского автономного округа — Югры» (с изменениями от 06.09.2014 № 327-п, 27.03.2015 № 85-п, 30.12.2016 № 569-п, 09.06.2017 № 231-п, 01.10.2021 № 406-п, 12.08.2024 № 306-п); приложение 1 «Нормы питания получателей социальных услуг в стационарной форме…» в ред. постановления от 09.06.2017 № 231-п (публичная версия ГАРАНТ; значения строк СБКС и витаминно-минеральных комплексов в публичной версии не отображаются). — Текст : электронный // Гарант.ру : информационно-правовой портал. — URL: https://base.garant.ru/18936377/ ; https://base.garant.ru/18936377/53f89421bbdaf741eb2d1ecc4ddb4c33/ (дата обращения: 05.10.2026).</w:t>
+        <w:t xml:space="preserve">[н] Приказ комитета по социальной защите населения Ленинградской области от 04.08.2025 № 04-81 «О внесении изменений в приказ комитета по социальной защите населения Ленинградской области от 30 декабря 2021 года № 04-58…» (опубликован на pravo.gov.ru 06.08.2025, № 4701202508060002; официальный текст, 15 с., прочитан: изменены приложения 2, 4 и 6, приложение 3 не затронуто). — Текст : электронный // Официальный интернет-портал правовой информации. — URL: http://publication.pravo.gov.ru/document/4701202508060002 ; http://publication.pravo.gov.ru/file/pdf?eoNumber=4701202508060002 (дата обращения: 05.10.2026).</w:t>
       </w:r>
     </w:p>
     <w:p>
@@ -29132,7 +29166,7 @@
         </w:numPr>
       </w:pPr>
       <w:r>
-        <w:t xml:space="preserve">[о] Отчёт о результатах контрольного мероприятия по организации питания в государственном автономном учреждении здравоохранения «Республиканская клиническая психиатрическая больница» / Счётная палата Республики Татарстан. 2025. — Текст : электронный // sprt.tatar : [сайт]. — URL: https://sprt.tatar/files/Otchet_Psih_2025.pdf (дата обращения: 16.07.2026, по первой редакции обзора).</w:t>
+        <w:t xml:space="preserve">[н] Постановление Правительства Ханты-Мансийского автономного округа — Югры от 22.08.2014 № 306-п «О нормах питания в организациях социального обслуживания Ханты-Мансийского автономного округа — Югры» (с изменениями от 06.09.2014 № 327-п, 27.03.2015 № 85-п, 30.12.2016 № 569-п, 09.06.2017 № 231-п, 01.10.2021 № 406-п, 12.08.2024 № 306-п); приложение 1 «Нормы питания получателей социальных услуг в стационарной форме…» в ред. постановления от 09.06.2017 № 231-п (публичная версия ГАРАНТ; значения строк СБКС и витаминно-минеральных комплексов в публичной версии не отображаются). — Текст : электронный // Гарант.ру : информационно-правовой портал. — URL: https://base.garant.ru/18936377/ ; https://base.garant.ru/18936377/53f89421bbdaf741eb2d1ecc4ddb4c33/ (дата обращения: 05.10.2026).</w:t>
       </w:r>
     </w:p>
     <w:p>
@@ -29144,7 +29178,7 @@
         </w:numPr>
       </w:pPr>
       <w:r>
-        <w:t xml:space="preserve">[н] СПб ГАСУСОН «ДСО „Серафимовский“» (ранее СПб ГАСУ СО «ПНИ № 9»). Информация об организации социального питания в СПб ГАСУ СО «ПНИ № 9» на 2022 год. — Текст : электронный // sdso-spb.ru : [сайт]. — URL: https://sdso-spb.ru/wp-content/uploads/sfv/docs/a08dfea89605-Информация-об-организации-социального-питания-СПБ-ГАСУ-СО-ПНИ-9-на-2022-год.pdf (дата обращения: 05.10.2026).</w:t>
+        <w:t xml:space="preserve">[о] Отчёт о результатах контрольного мероприятия по организации питания в государственном автономном учреждении здравоохранения «Республиканская клиническая психиатрическая больница» / Счётная палата Республики Татарстан. 2025. — Текст : электронный // sprt.tatar : [сайт]. — URL: https://sprt.tatar/files/Otchet_Psih_2025.pdf (дата обращения: 16.07.2026, по первой редакции обзора).</w:t>
       </w:r>
     </w:p>
     <w:p>
@@ -29156,7 +29190,7 @@
         </w:numPr>
       </w:pPr>
       <w:r>
-        <w:t xml:space="preserve">[н] Чистяков Е. В., директор СПб ГАСУСОН «ДСО „Серафимовский“». Подтверждение автора доклада о том, что питание жителей учреждения организовано привлечённым организатором (аутсорсинг) (личное сообщение, 05.10.2026; конфликт интересов: автор — руководитель учреждения).</w:t>
+        <w:t xml:space="preserve">[н] СПб ГАСУСОН «ДСО „Серафимовский“» (ранее СПб ГАСУ СО «ПНИ № 9»). Информация об организации социального питания в СПб ГАСУ СО «ПНИ № 9» на 2022 год. — Текст : электронный // sdso-spb.ru : [сайт]. — URL: https://sdso-spb.ru/wp-content/uploads/sfv/docs/a08dfea89605-Информация-об-организации-социального-питания-СПБ-ГАСУ-СО-ПНИ-9-на-2022-год.pdf (дата обращения: 05.10.2026).</w:t>
       </w:r>
     </w:p>
     <w:p>
@@ -29168,7 +29202,7 @@
         </w:numPr>
       </w:pPr>
       <w:r>
-        <w:t xml:space="preserve">[н] Закупки СПб ГАСУСОН «ДСО „Серафимовский“» «Оказание услуг по организации питания»: конкурс, извещение № 32616197209 (показ 10.07–27.07.2026; начальная цена 92 110 941,90 руб.; период оказания услуг — август — декабрь 2026 г.) и закупка у единственного поставщика, извещение № 32616171821 (02.07.2026; 591 326,10 руб.; к извещению приложены цикличные меню — «приложение № 2, ч. 1 ЦМ ОВД», «ч. 2 ЦМ ИП», «ч. 3 ЦМ ОВД2», «ч. 4 ЦМ лето») [карточки агрегатора закупок; Единая информационная система с бокса недоступна, извещения по ней не сверялись]. — Текст : электронный // orenburg.bt.su : [сайт]. — URL: https://orenburg.bt.su/tender/336737354.html ; https://orenburg.bt.su/tender/336248763.html (дата обращения: 05.10.2026).</w:t>
+        <w:t xml:space="preserve">[н] Чистяков Е. В., директор СПб ГАСУСОН «ДСО „Серафимовский“». Подтверждение автора доклада о том, что питание жителей учреждения организовано привлечённым организатором (аутсорсинг) (личное сообщение, 05.10.2026; конфликт интересов: автор — руководитель учреждения).</w:t>
       </w:r>
     </w:p>
     <w:p>
@@ -29180,7 +29214,7 @@
         </w:numPr>
       </w:pPr>
       <w:r>
-        <w:t xml:space="preserve">[н] Закупки СПб ГАСУСОН «ДСО „Серафимовский“» (ИНН 7807022277) по 223-ФЗ, ОКПД2 56.29.19.000 «Услуги по обеспечению питанием»: «Оказание услуг по организации питания в 2026 году» (извещение № 32515363453; договор № 32515363453-01 от 02.12.2025, исполнитель — ООО «АгроФуд», 219 945 788 руб.); «…в июле 2026 года» (извещение № 32616169674 от 01.07.2026; 18 663 001,30 руб.; 22 165, 496 и 6 820 человеко-дней по трём позициям); серия закупок у единственного поставщика по 591 326 руб. (24.06–02.07.2026); «…в августе — декабре 2026 года» (извещение № 32616197209; договор № 32616197209-01 от 17.08.2026, исполнитель — ООО «Мастерская Гурмана»). Карточки агрегатора закупок по данным ЕИС; номера и исполнители договоров 2025 и 2026 гг. взяты из реестра договоров ЕИС, который с бокса автора недоступен; агрегаторы эти договоры не показывают, сверка не проведена. — Текст : электронный // zakupkipro.com : [сайт]. — URL: https://zakupkipro.com/zakazchik/7807022277/ ; https://zakupkipro.com/zakupka/32616169674/ ; https://zakupkipro.com/zakupka/32616197209/ ; ЕИС: https://zakupki.gov.ru/ (дата обращения: 05.10.2026).</w:t>
+        <w:t xml:space="preserve">[н] Закупки СПб ГАСУСОН «ДСО „Серафимовский“» «Оказание услуг по организации питания»: конкурс, извещение № 32616197209 (показ 10.07–27.07.2026; начальная цена 92 110 941,90 руб.; период оказания услуг — август — декабрь 2026 г.) и закупка у единственного поставщика, извещение № 32616171821 (02.07.2026; 591 326,10 руб.; к извещению приложены цикличные меню — «приложение № 2, ч. 1 ЦМ ОВД», «ч. 2 ЦМ ИП», «ч. 3 ЦМ ОВД2», «ч. 4 ЦМ лето») [карточки агрегатора закупок; Единая информационная система с бокса недоступна, извещения по ней не сверялись]. — Текст : электронный // orenburg.bt.su : [сайт]. — URL: https://orenburg.bt.su/tender/336737354.html ; https://orenburg.bt.su/tender/336248763.html (дата обращения: 05.10.2026; перечень документации и протоколов по извещению № 32616197209 — 07.10.2026).</w:t>
       </w:r>
     </w:p>
     <w:p>
@@ -29192,7 +29226,7 @@
         </w:numPr>
       </w:pPr>
       <w:r>
-        <w:t xml:space="preserve">[н] Wheeler M., Abbey K. L., Capra S. M. Choice on the menu: Increasing meal choice for people living in residential aged care, a pilot study. — Текст : электронный // Journal of Human Nutrition and Dietetics. — 2025. — Vol. 38, № 1. — e13401. — DOI: 10.1111/jhn.13401.</w:t>
+        <w:t xml:space="preserve">[н] Закупки СПб ГАСУСОН «ДСО „Серафимовский“» (ИНН 7807022277) по 223-ФЗ, ОКПД2 56.29.19.000 «Услуги по обеспечению питанием»: «Оказание услуг по организации питания в 2026 году» (извещение № 32515363453; договор № 32515363453-01 от 02.12.2025, исполнитель — ООО «АгроФуд», 219 945 788 руб.); «…в июле 2026 года» (извещение № 32616169674 от 01.07.2026; 18 663 001,30 руб.; 22 165, 496 и 6 820 человеко-дней по трём позициям); серия закупок у единственного поставщика по 591 326 руб. (24.06–02.07.2026); «…в августе — декабре 2026 года» (извещение № 32616197209; 109 395, 2 448 и 33 660 человеко-дней по трём позициям; договор № 32616197209-01 от 17.08.2026, исполнитель — ООО «Мастерская Гурмана»). Карточки агрегатора закупок по данным ЕИС; номера и исполнители договоров 2025 и 2026 гг. взяты из реестра договоров ЕИС, который с бокса автора недоступен; агрегаторы эти договоры не показывают, сверка не проведена. — Текст : электронный // zakupkipro.com : [сайт]. — URL: https://zakupkipro.com/zakazchik/7807022277/ ; https://zakupkipro.com/zakupka/32616169674/ ; https://zakupkipro.com/zakupka/32616197209/ ; ЕИС: https://zakupki.gov.ru/ (дата обращения: 05.10.2026; карточка № 32616197209 — 07.10.2026, ЕИС с бокса недоступна и 07.10.2026).</w:t>
       </w:r>
     </w:p>
     <w:p>
@@ -29204,7 +29238,7 @@
         </w:numPr>
       </w:pPr>
       <w:r>
-        <w:t xml:space="preserve">[н] Cereda E., Pedrolli C., Klersy C. et al. Nutritional status in older persons according to healthcare setting: A systematic review and meta-analysis of prevalence data using MNA®. — Текст : электронный // Clinical Nutrition. — 2016. — Vol. 35, № 6. — P. 1282–1290. — DOI: 10.1016/j.clnu.2016.03.008.</w:t>
+        <w:t xml:space="preserve">[н] Wheeler M., Abbey K. L., Capra S. M. Choice on the menu: Increasing meal choice for people living in residential aged care, a pilot study. — Текст : электронный // Journal of Human Nutrition and Dietetics. — 2025. — Vol. 38, № 1. — e13401. — DOI: 10.1111/jhn.13401.</w:t>
       </w:r>
     </w:p>
     <w:p>
@@ -29216,7 +29250,7 @@
         </w:numPr>
       </w:pPr>
       <w:r>
-        <w:t xml:space="preserve">[н] Wright O. R. L., Connelly L. B., Capra S., Hendrikz J. Determinants of foodservice satisfaction for patients in geriatrics/rehabilitation and residents in residential aged care. — Текст : электронный // Health Expectations. — 2013. — Vol. 16, № 3. — P. 251–265. — DOI: 10.1111/j.1369-7625.2011.00711.x.</w:t>
+        <w:t xml:space="preserve">[н] Cereda E., Pedrolli C., Klersy C. et al. Nutritional status in older persons according to healthcare setting: A systematic review and meta-analysis of prevalence data using MNA®. — Текст : электронный // Clinical Nutrition. — 2016. — Vol. 35, № 6. — P. 1282–1290. — DOI: 10.1016/j.clnu.2016.03.008.</w:t>
       </w:r>
     </w:p>
     <w:p>
@@ -29228,7 +29262,7 @@
         </w:numPr>
       </w:pPr>
       <w:r>
-        <w:t xml:space="preserve">[н] Abbey K. L., Wright O. R. L., Capra S. Menu Planning in Residential Aged Care — The Level of Choice and Quality of Planning of Meals Available to Residents. — Текст : электронный // Nutrients. — 2015. — Vol. 7, № 9. — P. 7580–7592. — DOI: 10.3390/nu7095354.</w:t>
+        <w:t xml:space="preserve">[н] Wright O. R. L., Connelly L. B., Capra S., Hendrikz J. Determinants of foodservice satisfaction for patients in geriatrics/rehabilitation and residents in residential aged care. — Текст : электронный // Health Expectations. — 2013. — Vol. 16, № 3. — P. 251–265. — DOI: 10.1111/j.1369-7625.2011.00711.x.</w:t>
       </w:r>
     </w:p>
     <w:p>
@@ -29240,7 +29274,7 @@
         </w:numPr>
       </w:pPr>
       <w:r>
-        <w:t xml:space="preserve">[н] Wheeler M., Abbey K. L., Capra S. M. Choice on the menu in residential aged care: An underrated tool for maintaining resident autonomy. — Текст : электронный // Nutrition &amp; Dietetics. — 2025. — Vol. 82, № 3. — P. 327–336. — DOI: 10.1111/1747-0080.70002.</w:t>
+        <w:t xml:space="preserve">[н] Abbey K. L., Wright O. R. L., Capra S. Menu Planning in Residential Aged Care — The Level of Choice and Quality of Planning of Meals Available to Residents. — Текст : электронный // Nutrients. — 2015. — Vol. 7, № 9. — P. 7580–7592. — DOI: 10.3390/nu7095354.</w:t>
       </w:r>
     </w:p>
     <w:p>
@@ -29252,7 +29286,7 @@
         </w:numPr>
       </w:pPr>
       <w:r>
-        <w:t xml:space="preserve">[н] McCray S., Maunder K., Krikowa R., MacKenzie-Shalders K. Room Service Improves Nutritional Intake and Increases Patient Satisfaction While Decreasing Food Waste and Cost. — Текст : электронный // Journal of the Academy of Nutrition and Dietetics. — 2018. — Vol. 118, № 2. — P. 284–293. — DOI: 10.1016/j.jand.2017.05.014.</w:t>
+        <w:t xml:space="preserve">[н] Wheeler M., Abbey K. L., Capra S. M. Choice on the menu in residential aged care: An underrated tool for maintaining resident autonomy. — Текст : электронный // Nutrition &amp; Dietetics. — 2025. — Vol. 82, № 3. — P. 327–336. — DOI: 10.1111/1747-0080.70002.</w:t>
       </w:r>
     </w:p>
     <w:p>
@@ -29264,7 +29298,7 @@
         </w:numPr>
       </w:pPr>
       <w:r>
-        <w:t xml:space="preserve">[н] Wang D., Everett B., Brunero S. et al. Perspectives of residents and staff regarding food choice in residential aged care: A qualitative study. — Текст : электронный // Journal of Clinical Nursing. — 2020. — Vol. 29, № 3–4. — P. 626–637. — DOI: 10.1111/jocn.15115.</w:t>
+        <w:t xml:space="preserve">[н] McCray S., Maunder K., Krikowa R., MacKenzie-Shalders K. Room Service Improves Nutritional Intake and Increases Patient Satisfaction While Decreasing Food Waste and Cost. — Текст : электронный // Journal of the Academy of Nutrition and Dietetics. — 2018. — Vol. 118, № 2. — P. 284–293. — DOI: 10.1016/j.jand.2017.05.014.</w:t>
       </w:r>
     </w:p>
     <w:p>
@@ -29276,16 +29310,19 @@
         </w:numPr>
       </w:pPr>
       <w:r>
-        <w:t xml:space="preserve">[н] Bailey A., Bailey S., Bernoth M.</w:t>
-      </w:r>
-      <w:r>
-        <w:t xml:space="preserve"> </w:t>
-      </w:r>
-      <w:r>
-        <w:t xml:space="preserve">‘I’d rather die happy’</w:t>
-      </w:r>
-      <w:r>
-        <w:t xml:space="preserve">: residents’ experiences with food regulations, risk and food choice in residential aged care. A qualitative study. — Текст : электронный // Contemporary Nurse. — 2017. — Vol. 53, № 6. — P. 597–606. — DOI: 10.1080/10376178.2017.1361334.</w:t>
+        <w:t xml:space="preserve">[н] Wang D., Everett B., Brunero S. et al. Perspectives of residents and staff regarding food choice in residential aged care: A qualitative study. — Текст : электронный // Journal of Clinical Nursing. — 2020. — Vol. 29, № 3–4. — P. 626–637. — DOI: 10.1111/jocn.15115.</w:t>
+      </w:r>
+    </w:p>
+    <w:p>
+      <w:pPr>
+        <w:pStyle w:val="Compact"/>
+        <w:numPr>
+          <w:ilvl w:val="0"/>
+          <w:numId w:val="1016"/>
+        </w:numPr>
+      </w:pPr>
+      <w:r>
+        <w:t xml:space="preserve">[н] Bailey A., Bailey S., Bernoth M. ‘I’d rather die happy’: residents’ experiences with food regulations, risk and food choice in residential aged care. A qualitative study. — Текст : электронный // Contemporary Nurse. — 2017. — Vol. 53, № 6. — P. 597–606. — DOI: 10.1080/10376178.2017.1361334.</w:t>
       </w:r>
     </w:p>
     <w:p>
@@ -30341,7 +30378,7 @@
               <w:pStyle w:val="Compact"/>
             </w:pPr>
             <w:r>
-              <w:t xml:space="preserve">[152]</w:t>
+              <w:t xml:space="preserve">[153]</w:t>
             </w:r>
           </w:p>
         </w:tc>
@@ -30398,7 +30435,7 @@
               <w:pStyle w:val="Compact"/>
             </w:pPr>
             <w:r>
-              <w:t xml:space="preserve">[153]</w:t>
+              <w:t xml:space="preserve">[154]</w:t>
             </w:r>
           </w:p>
         </w:tc>
@@ -30455,6 +30492,2970 @@
               <w:pStyle w:val="Compact"/>
             </w:pPr>
             <w:r>
+              <w:t xml:space="preserve">[143]</w:t>
+            </w:r>
+          </w:p>
+        </w:tc>
+      </w:tr>
+      <w:tr>
+        <w:tc>
+          <w:tcPr/>
+          <w:p>
+            <w:pPr>
+              <w:pStyle w:val="Compact"/>
+            </w:pPr>
+            <w:r>
+              <w:t xml:space="preserve">8</w:t>
+            </w:r>
+          </w:p>
+        </w:tc>
+        <w:tc>
+          <w:tcPr/>
+          <w:p>
+            <w:pPr>
+              <w:pStyle w:val="Compact"/>
+            </w:pPr>
+            <w:r>
+              <w:t xml:space="preserve">Федеральный закон от 05.04.2013 № 44-ФЗ, ч. 4 ст. 15, ч. 24 ст. 22, ст. 95</w:t>
+            </w:r>
+          </w:p>
+        </w:tc>
+        <w:tc>
+          <w:tcPr/>
+          <w:p>
+            <w:pPr>
+              <w:pStyle w:val="Compact"/>
+            </w:pPr>
+            <w:r>
+              <w:t xml:space="preserve">Н</w:t>
+            </w:r>
+          </w:p>
+        </w:tc>
+        <w:tc>
+          <w:tcPr/>
+          <w:p>
+            <w:pPr>
+              <w:pStyle w:val="Compact"/>
+            </w:pPr>
+            <w:r>
+              <w:t xml:space="preserve">Закупки бюджетных учреждений; цена единицы; изменение количества</w:t>
+            </w:r>
+          </w:p>
+        </w:tc>
+        <w:tc>
+          <w:tcPr/>
+          <w:p>
+            <w:pPr>
+              <w:pStyle w:val="Compact"/>
+            </w:pPr>
+            <w:r>
+              <w:t xml:space="preserve">[55]</w:t>
+            </w:r>
+          </w:p>
+        </w:tc>
+      </w:tr>
+      <w:tr>
+        <w:tc>
+          <w:tcPr/>
+          <w:p>
+            <w:pPr>
+              <w:pStyle w:val="Compact"/>
+            </w:pPr>
+            <w:r>
+              <w:t xml:space="preserve">9</w:t>
+            </w:r>
+          </w:p>
+        </w:tc>
+        <w:tc>
+          <w:tcPr/>
+          <w:p>
+            <w:pPr>
+              <w:pStyle w:val="Compact"/>
+            </w:pPr>
+            <w:r>
+              <w:t xml:space="preserve">Федеральный закон от 18.07.2011 № 223-ФЗ</w:t>
+            </w:r>
+          </w:p>
+        </w:tc>
+        <w:tc>
+          <w:tcPr/>
+          <w:p>
+            <w:pPr>
+              <w:pStyle w:val="Compact"/>
+            </w:pPr>
+            <w:r>
+              <w:t xml:space="preserve">Н</w:t>
+            </w:r>
+          </w:p>
+        </w:tc>
+        <w:tc>
+          <w:tcPr/>
+          <w:p>
+            <w:pPr>
+              <w:pStyle w:val="Compact"/>
+            </w:pPr>
+            <w:r>
+              <w:t xml:space="preserve">Закупки автономных учреждений</w:t>
+            </w:r>
+          </w:p>
+        </w:tc>
+        <w:tc>
+          <w:tcPr/>
+          <w:p>
+            <w:pPr>
+              <w:pStyle w:val="Compact"/>
+            </w:pPr>
+            <w:r>
+              <w:t xml:space="preserve">[56]</w:t>
+            </w:r>
+          </w:p>
+        </w:tc>
+      </w:tr>
+      <w:tr>
+        <w:tc>
+          <w:tcPr/>
+          <w:p>
+            <w:pPr>
+              <w:pStyle w:val="Compact"/>
+            </w:pPr>
+            <w:r>
+              <w:t xml:space="preserve">10</w:t>
+            </w:r>
+          </w:p>
+        </w:tc>
+        <w:tc>
+          <w:tcPr/>
+          <w:p>
+            <w:pPr>
+              <w:pStyle w:val="Compact"/>
+            </w:pPr>
+            <w:r>
+              <w:t xml:space="preserve">КоАП РФ, ст. 6.3, 6.6</w:t>
+            </w:r>
+          </w:p>
+        </w:tc>
+        <w:tc>
+          <w:tcPr/>
+          <w:p>
+            <w:pPr>
+              <w:pStyle w:val="Compact"/>
+            </w:pPr>
+            <w:r>
+              <w:t xml:space="preserve">Н</w:t>
+            </w:r>
+          </w:p>
+        </w:tc>
+        <w:tc>
+          <w:tcPr/>
+          <w:p>
+            <w:pPr>
+              <w:pStyle w:val="Compact"/>
+            </w:pPr>
+            <w:r>
+              <w:t xml:space="preserve">Санитарная ответственность</w:t>
+            </w:r>
+          </w:p>
+        </w:tc>
+        <w:tc>
+          <w:tcPr/>
+          <w:p>
+            <w:pPr>
+              <w:pStyle w:val="Compact"/>
+            </w:pPr>
+            <w:r>
+              <w:t xml:space="preserve">[65]</w:t>
+            </w:r>
+          </w:p>
+        </w:tc>
+      </w:tr>
+      <w:tr>
+        <w:tc>
+          <w:tcPr/>
+          <w:p>
+            <w:pPr>
+              <w:pStyle w:val="Compact"/>
+            </w:pPr>
+            <w:r>
+              <w:t xml:space="preserve">11</w:t>
+            </w:r>
+          </w:p>
+        </w:tc>
+        <w:tc>
+          <w:tcPr/>
+          <w:p>
+            <w:pPr>
+              <w:pStyle w:val="Compact"/>
+            </w:pPr>
+            <w:r>
+              <w:t xml:space="preserve">Приказ Минтруда России от 14.05.2025 № 305н (Правила организации деятельности), п. 15, подп. 10, 13, 15 п. 20, п. 29; прил. № 2</w:t>
+            </w:r>
+          </w:p>
+        </w:tc>
+        <w:tc>
+          <w:tcPr/>
+          <w:p>
+            <w:pPr>
+              <w:pStyle w:val="Compact"/>
+            </w:pPr>
+            <w:r>
+              <w:t xml:space="preserve">Н (прил. № 2 — Р)</w:t>
+            </w:r>
+          </w:p>
+        </w:tc>
+        <w:tc>
+          <w:tcPr/>
+          <w:p>
+            <w:pPr>
+              <w:pStyle w:val="Compact"/>
+            </w:pPr>
+            <w:r>
+              <w:t xml:space="preserve">Нормы питания — акт субъекта; условия для соблюдения постов во всех организациях; помещение для приготовления пищи получателями</w:t>
+            </w:r>
+          </w:p>
+        </w:tc>
+        <w:tc>
+          <w:tcPr/>
+          <w:p>
+            <w:pPr>
+              <w:pStyle w:val="Compact"/>
+            </w:pPr>
+            <w:r>
+              <w:t xml:space="preserve">[27]</w:t>
+            </w:r>
+          </w:p>
+        </w:tc>
+      </w:tr>
+      <w:tr>
+        <w:tc>
+          <w:tcPr/>
+          <w:p>
+            <w:pPr>
+              <w:pStyle w:val="Compact"/>
+            </w:pPr>
+            <w:r>
+              <w:t xml:space="preserve">12</w:t>
+            </w:r>
+          </w:p>
+        </w:tc>
+        <w:tc>
+          <w:tcPr/>
+          <w:p>
+            <w:pPr>
+              <w:pStyle w:val="Compact"/>
+            </w:pPr>
+            <w:r>
+              <w:t xml:space="preserve">Приказ Минтруда России от 24.11.2014 № 935н</w:t>
+            </w:r>
+          </w:p>
+        </w:tc>
+        <w:tc>
+          <w:tcPr/>
+          <w:p>
+            <w:pPr>
+              <w:pStyle w:val="Compact"/>
+            </w:pPr>
+            <w:r>
+              <w:t xml:space="preserve">Р (примерный порядок)</w:t>
+            </w:r>
+          </w:p>
+        </w:tc>
+        <w:tc>
+          <w:tcPr/>
+          <w:p>
+            <w:pPr>
+              <w:pStyle w:val="Compact"/>
+            </w:pPr>
+            <w:r>
+              <w:t xml:space="preserve">Питание как социально-бытовая услуга</w:t>
+            </w:r>
+          </w:p>
+        </w:tc>
+        <w:tc>
+          <w:tcPr/>
+          <w:p>
+            <w:pPr>
+              <w:pStyle w:val="Compact"/>
+            </w:pPr>
+            <w:r>
+              <w:t xml:space="preserve">[25]</w:t>
+            </w:r>
+          </w:p>
+        </w:tc>
+      </w:tr>
+      <w:tr>
+        <w:tc>
+          <w:tcPr/>
+          <w:p>
+            <w:pPr>
+              <w:pStyle w:val="Compact"/>
+            </w:pPr>
+            <w:r>
+              <w:t xml:space="preserve">13</w:t>
+            </w:r>
+          </w:p>
+        </w:tc>
+        <w:tc>
+          <w:tcPr/>
+          <w:p>
+            <w:pPr>
+              <w:pStyle w:val="Compact"/>
+            </w:pPr>
+            <w:r>
+              <w:t xml:space="preserve">Приказ Минтруда России от 13.09.2022 № 520н</w:t>
+            </w:r>
+          </w:p>
+        </w:tc>
+        <w:tc>
+          <w:tcPr/>
+          <w:p>
+            <w:pPr>
+              <w:pStyle w:val="Compact"/>
+            </w:pPr>
+            <w:r>
+              <w:t xml:space="preserve">Р</w:t>
+            </w:r>
+          </w:p>
+        </w:tc>
+        <w:tc>
+          <w:tcPr/>
+          <w:p>
+            <w:pPr>
+              <w:pStyle w:val="Compact"/>
+            </w:pPr>
+            <w:r>
+              <w:t xml:space="preserve">Рекомендуемые нормы питания</w:t>
+            </w:r>
+          </w:p>
+        </w:tc>
+        <w:tc>
+          <w:tcPr/>
+          <w:p>
+            <w:pPr>
+              <w:pStyle w:val="Compact"/>
+            </w:pPr>
+            <w:r>
+              <w:t xml:space="preserve">[32]</w:t>
+            </w:r>
+          </w:p>
+        </w:tc>
+      </w:tr>
+      <w:tr>
+        <w:tc>
+          <w:tcPr/>
+          <w:p>
+            <w:pPr>
+              <w:pStyle w:val="Compact"/>
+            </w:pPr>
+            <w:r>
+              <w:t xml:space="preserve">14</w:t>
+            </w:r>
+          </w:p>
+        </w:tc>
+        <w:tc>
+          <w:tcPr/>
+          <w:p>
+            <w:pPr>
+              <w:pStyle w:val="Compact"/>
+            </w:pPr>
+            <w:r>
+              <w:t xml:space="preserve">Постановление Минтруда России от 15.02.2002 № 12 (ред. 04.06.2007)</w:t>
+            </w:r>
+          </w:p>
+        </w:tc>
+        <w:tc>
+          <w:tcPr/>
+          <w:p>
+            <w:pPr>
+              <w:pStyle w:val="Compact"/>
+            </w:pPr>
+            <w:r>
+              <w:t xml:space="preserve">МР</w:t>
+            </w:r>
+          </w:p>
+        </w:tc>
+        <w:tc>
+          <w:tcPr/>
+          <w:p>
+            <w:pPr>
+              <w:pStyle w:val="Compact"/>
+            </w:pPr>
+            <w:r>
+              <w:t xml:space="preserve">Продуктовые наборы, меню-раскладки, нормы взаимозаменяемости (прил. 7), замена по белку и углеводам (прил. 8)</w:t>
+            </w:r>
+          </w:p>
+        </w:tc>
+        <w:tc>
+          <w:tcPr/>
+          <w:p>
+            <w:pPr>
+              <w:pStyle w:val="Compact"/>
+            </w:pPr>
+            <w:r>
+              <w:t xml:space="preserve">[31]</w:t>
+            </w:r>
+          </w:p>
+        </w:tc>
+      </w:tr>
+      <w:tr>
+        <w:tc>
+          <w:tcPr/>
+          <w:p>
+            <w:pPr>
+              <w:pStyle w:val="Compact"/>
+            </w:pPr>
+            <w:r>
+              <w:t xml:space="preserve">15</w:t>
+            </w:r>
+          </w:p>
+        </w:tc>
+        <w:tc>
+          <w:tcPr/>
+          <w:p>
+            <w:pPr>
+              <w:pStyle w:val="Compact"/>
+            </w:pPr>
+            <w:r>
+              <w:t xml:space="preserve">Постановление Минтруда России от 25.12.2003 № 90</w:t>
+            </w:r>
+          </w:p>
+        </w:tc>
+        <w:tc>
+          <w:tcPr/>
+          <w:p>
+            <w:pPr>
+              <w:pStyle w:val="Compact"/>
+            </w:pPr>
+            <w:r>
+              <w:t xml:space="preserve">МР</w:t>
+            </w:r>
+          </w:p>
+        </w:tc>
+        <w:tc>
+          <w:tcPr/>
+          <w:p>
+            <w:pPr>
+              <w:pStyle w:val="Compact"/>
+            </w:pPr>
+            <w:r>
+              <w:t xml:space="preserve">Диетическое (лечебное) питание в учреждениях соцобслуживания</w:t>
+            </w:r>
+          </w:p>
+        </w:tc>
+        <w:tc>
+          <w:tcPr/>
+          <w:p>
+            <w:pPr>
+              <w:pStyle w:val="Compact"/>
+            </w:pPr>
+            <w:r>
+              <w:t xml:space="preserve">[41]</w:t>
+            </w:r>
+          </w:p>
+        </w:tc>
+      </w:tr>
+      <w:tr>
+        <w:tc>
+          <w:tcPr/>
+          <w:p>
+            <w:pPr>
+              <w:pStyle w:val="Compact"/>
+            </w:pPr>
+            <w:r>
+              <w:t xml:space="preserve">16</w:t>
+            </w:r>
+          </w:p>
+        </w:tc>
+        <w:tc>
+          <w:tcPr/>
+          <w:p>
+            <w:pPr>
+              <w:pStyle w:val="Compact"/>
+            </w:pPr>
+            <w:r>
+              <w:t xml:space="preserve">СанПиН 2.3/2.4.3590-20 (пост. ГГСВ от 27.10.2020 № 32)</w:t>
+            </w:r>
+          </w:p>
+        </w:tc>
+        <w:tc>
+          <w:tcPr/>
+          <w:p>
+            <w:pPr>
+              <w:pStyle w:val="Compact"/>
+            </w:pPr>
+            <w:r>
+              <w:t xml:space="preserve">Н, утратил силу с 01.09.2026</w:t>
+            </w:r>
+          </w:p>
+        </w:tc>
+        <w:tc>
+          <w:tcPr/>
+          <w:p>
+            <w:pPr>
+              <w:pStyle w:val="Compact"/>
+            </w:pPr>
+            <w:r>
+              <w:t xml:space="preserve">Применялся до 31.08.2026; п. 7.1.11–7.1.14 сверены с официальной публикацией (п. 2.7)</w:t>
+            </w:r>
+          </w:p>
+        </w:tc>
+        <w:tc>
+          <w:tcPr/>
+          <w:p>
+            <w:pPr>
+              <w:pStyle w:val="Compact"/>
+            </w:pPr>
+            <w:r>
+              <w:t xml:space="preserve">[2, 49]</w:t>
+            </w:r>
+          </w:p>
+        </w:tc>
+      </w:tr>
+      <w:tr>
+        <w:tc>
+          <w:tcPr/>
+          <w:p>
+            <w:pPr>
+              <w:pStyle w:val="Compact"/>
+            </w:pPr>
+            <w:r>
+              <w:t xml:space="preserve">17</w:t>
+            </w:r>
+          </w:p>
+        </w:tc>
+        <w:tc>
+          <w:tcPr/>
+          <w:p>
+            <w:pPr>
+              <w:pStyle w:val="Compact"/>
+            </w:pPr>
+            <w:r>
+              <w:t xml:space="preserve">СанПиН 2.3/2.4.4282-26 (пост. ГГСВ от 02.06.2026 № 18)</w:t>
+            </w:r>
+          </w:p>
+        </w:tc>
+        <w:tc>
+          <w:tcPr/>
+          <w:p>
+            <w:pPr>
+              <w:pStyle w:val="Compact"/>
+            </w:pPr>
+            <w:r>
+              <w:t xml:space="preserve">Н, с 01.09.2026 до 01.09.2032</w:t>
+            </w:r>
+          </w:p>
+        </w:tc>
+        <w:tc>
+          <w:tcPr/>
+          <w:p>
+            <w:pPr>
+              <w:pStyle w:val="Compact"/>
+            </w:pPr>
+            <w:r>
+              <w:t xml:space="preserve">Действующие санитарные требования; п. 3, 11, 24, 25, 32, 43, 56, 59</w:t>
+            </w:r>
+          </w:p>
+        </w:tc>
+        <w:tc>
+          <w:tcPr/>
+          <w:p>
+            <w:pPr>
+              <w:pStyle w:val="Compact"/>
+            </w:pPr>
+            <w:r>
+              <w:t xml:space="preserve">[3]</w:t>
+            </w:r>
+          </w:p>
+        </w:tc>
+      </w:tr>
+      <w:tr>
+        <w:tc>
+          <w:tcPr/>
+          <w:p>
+            <w:pPr>
+              <w:pStyle w:val="Compact"/>
+            </w:pPr>
+            <w:r>
+              <w:t xml:space="preserve">18</w:t>
+            </w:r>
+          </w:p>
+        </w:tc>
+        <w:tc>
+          <w:tcPr/>
+          <w:p>
+            <w:pPr>
+              <w:pStyle w:val="Compact"/>
+            </w:pPr>
+            <w:r>
+              <w:t xml:space="preserve">МР 2.3.1.0253-21</w:t>
+            </w:r>
+          </w:p>
+        </w:tc>
+        <w:tc>
+          <w:tcPr/>
+          <w:p>
+            <w:pPr>
+              <w:pStyle w:val="Compact"/>
+            </w:pPr>
+            <w:r>
+              <w:t xml:space="preserve">МР</w:t>
+            </w:r>
+          </w:p>
+        </w:tc>
+        <w:tc>
+          <w:tcPr/>
+          <w:p>
+            <w:pPr>
+              <w:pStyle w:val="Compact"/>
+            </w:pPr>
+            <w:r>
+              <w:t xml:space="preserve">Нормы физиологических потребностей</w:t>
+            </w:r>
+          </w:p>
+        </w:tc>
+        <w:tc>
+          <w:tcPr/>
+          <w:p>
+            <w:pPr>
+              <w:pStyle w:val="Compact"/>
+            </w:pPr>
+            <w:r>
+              <w:t xml:space="preserve">[43]</w:t>
+            </w:r>
+          </w:p>
+        </w:tc>
+      </w:tr>
+      <w:tr>
+        <w:tc>
+          <w:tcPr/>
+          <w:p>
+            <w:pPr>
+              <w:pStyle w:val="Compact"/>
+            </w:pPr>
+            <w:r>
+              <w:t xml:space="preserve">19</w:t>
+            </w:r>
+          </w:p>
+        </w:tc>
+        <w:tc>
+          <w:tcPr/>
+          <w:p>
+            <w:pPr>
+              <w:pStyle w:val="Compact"/>
+            </w:pPr>
+            <w:r>
+              <w:t xml:space="preserve">Приказ Минздрава России от 05.08.2003 № 330</w:t>
+            </w:r>
+          </w:p>
+        </w:tc>
+        <w:tc>
+          <w:tcPr/>
+          <w:p>
+            <w:pPr>
+              <w:pStyle w:val="Compact"/>
+            </w:pPr>
+            <w:r>
+              <w:t xml:space="preserve">Н (для медорганизаций)</w:t>
+            </w:r>
+          </w:p>
+        </w:tc>
+        <w:tc>
+          <w:tcPr/>
+          <w:p>
+            <w:pPr>
+              <w:pStyle w:val="Compact"/>
+            </w:pPr>
+            <w:r>
+              <w:t xml:space="preserve">Лечебное питание; совет по питанию</w:t>
+            </w:r>
+          </w:p>
+        </w:tc>
+        <w:tc>
+          <w:tcPr/>
+          <w:p>
+            <w:pPr>
+              <w:pStyle w:val="Compact"/>
+            </w:pPr>
+            <w:r>
+              <w:t xml:space="preserve">[50]</w:t>
+            </w:r>
+          </w:p>
+        </w:tc>
+      </w:tr>
+      <w:tr>
+        <w:tc>
+          <w:tcPr/>
+          <w:p>
+            <w:pPr>
+              <w:pStyle w:val="Compact"/>
+            </w:pPr>
+            <w:r>
+              <w:t xml:space="preserve">20</w:t>
+            </w:r>
+          </w:p>
+        </w:tc>
+        <w:tc>
+          <w:tcPr/>
+          <w:p>
+            <w:pPr>
+              <w:pStyle w:val="Compact"/>
+            </w:pPr>
+            <w:r>
+              <w:t xml:space="preserve">Приказ Минздрава России от 21.06.2013 № 395н</w:t>
+            </w:r>
+          </w:p>
+        </w:tc>
+        <w:tc>
+          <w:tcPr/>
+          <w:p>
+            <w:pPr>
+              <w:pStyle w:val="Compact"/>
+            </w:pPr>
+            <w:r>
+              <w:t xml:space="preserve">Н (для медорганизаций)</w:t>
+            </w:r>
+          </w:p>
+        </w:tc>
+        <w:tc>
+          <w:tcPr/>
+          <w:p>
+            <w:pPr>
+              <w:pStyle w:val="Compact"/>
+            </w:pPr>
+            <w:r>
+              <w:t xml:space="preserve">Нормы лечебного питания</w:t>
+            </w:r>
+          </w:p>
+        </w:tc>
+        <w:tc>
+          <w:tcPr/>
+          <w:p>
+            <w:pPr>
+              <w:pStyle w:val="Compact"/>
+            </w:pPr>
+            <w:r>
+              <w:t xml:space="preserve">[51]</w:t>
+            </w:r>
+          </w:p>
+        </w:tc>
+      </w:tr>
+      <w:tr>
+        <w:tc>
+          <w:tcPr/>
+          <w:p>
+            <w:pPr>
+              <w:pStyle w:val="Compact"/>
+            </w:pPr>
+            <w:r>
+              <w:t xml:space="preserve">21</w:t>
+            </w:r>
+          </w:p>
+        </w:tc>
+        <w:tc>
+          <w:tcPr/>
+          <w:p>
+            <w:pPr>
+              <w:pStyle w:val="Compact"/>
+            </w:pPr>
+            <w:r>
+              <w:t xml:space="preserve">Приказ Минздрава России от 23.09.2020 № 1008н</w:t>
+            </w:r>
+          </w:p>
+        </w:tc>
+        <w:tc>
+          <w:tcPr/>
+          <w:p>
+            <w:pPr>
+              <w:pStyle w:val="Compact"/>
+            </w:pPr>
+            <w:r>
+              <w:t xml:space="preserve">Н (для медорганизаций)</w:t>
+            </w:r>
+          </w:p>
+        </w:tc>
+        <w:tc>
+          <w:tcPr/>
+          <w:p>
+            <w:pPr>
+              <w:pStyle w:val="Compact"/>
+            </w:pPr>
+            <w:r>
+              <w:t xml:space="preserve">Порядок обеспечения лечебным питанием</w:t>
+            </w:r>
+          </w:p>
+        </w:tc>
+        <w:tc>
+          <w:tcPr/>
+          <w:p>
+            <w:pPr>
+              <w:pStyle w:val="Compact"/>
+            </w:pPr>
+            <w:r>
+              <w:t xml:space="preserve">[52]</w:t>
+            </w:r>
+          </w:p>
+        </w:tc>
+      </w:tr>
+      <w:tr>
+        <w:tc>
+          <w:tcPr/>
+          <w:p>
+            <w:pPr>
+              <w:pStyle w:val="Compact"/>
+            </w:pPr>
+            <w:r>
+              <w:t xml:space="preserve">22</w:t>
+            </w:r>
+          </w:p>
+        </w:tc>
+        <w:tc>
+          <w:tcPr/>
+          <w:p>
+            <w:pPr>
+              <w:pStyle w:val="Compact"/>
+            </w:pPr>
+            <w:r>
+              <w:t xml:space="preserve">Пост. Правительства СПб от 29.12.2014 № 1284 (прил. в ред. пост. от 18.07.2025 № 507, с 01.01.2026; до 31.12.2025 — ред. 27.06.2022 № 561)</w:t>
+            </w:r>
+          </w:p>
+        </w:tc>
+        <w:tc>
+          <w:tcPr/>
+          <w:p>
+            <w:pPr>
+              <w:pStyle w:val="Compact"/>
+            </w:pPr>
+            <w:r>
+              <w:t xml:space="preserve">Н</w:t>
+            </w:r>
+          </w:p>
+        </w:tc>
+        <w:tc>
+          <w:tcPr/>
+          <w:p>
+            <w:pPr>
+              <w:pStyle w:val="Compact"/>
+            </w:pPr>
+            <w:r>
+              <w:t xml:space="preserve">Нормы питания СПб; нормы с СБКС и без для ПНИ и ДСО и для остальных организаций; СБКС и ВМК по медицинским показаниям</w:t>
+            </w:r>
+          </w:p>
+        </w:tc>
+        <w:tc>
+          <w:tcPr/>
+          <w:p>
+            <w:pPr>
+              <w:pStyle w:val="Compact"/>
+            </w:pPr>
+            <w:r>
+              <w:t xml:space="preserve">[33, 34]</w:t>
+            </w:r>
+          </w:p>
+        </w:tc>
+      </w:tr>
+      <w:tr>
+        <w:tc>
+          <w:tcPr/>
+          <w:p>
+            <w:pPr>
+              <w:pStyle w:val="Compact"/>
+            </w:pPr>
+            <w:r>
+              <w:t xml:space="preserve">23</w:t>
+            </w:r>
+          </w:p>
+        </w:tc>
+        <w:tc>
+          <w:tcPr/>
+          <w:p>
+            <w:pPr>
+              <w:pStyle w:val="Compact"/>
+            </w:pPr>
+            <w:r>
+              <w:t xml:space="preserve">Пост. Правительства СПб от 29.12.2014 № 1283</w:t>
+            </w:r>
+          </w:p>
+        </w:tc>
+        <w:tc>
+          <w:tcPr/>
+          <w:p>
+            <w:pPr>
+              <w:pStyle w:val="Compact"/>
+            </w:pPr>
+            <w:r>
+              <w:t xml:space="preserve">Н</w:t>
+            </w:r>
+          </w:p>
+        </w:tc>
+        <w:tc>
+          <w:tcPr/>
+          <w:p>
+            <w:pPr>
+              <w:pStyle w:val="Compact"/>
+            </w:pPr>
+            <w:r>
+              <w:t xml:space="preserve">Порядки предоставления социальных услуг в СПб</w:t>
+            </w:r>
+          </w:p>
+        </w:tc>
+        <w:tc>
+          <w:tcPr/>
+          <w:p>
+            <w:pPr>
+              <w:pStyle w:val="Compact"/>
+            </w:pPr>
+            <w:r>
+              <w:t xml:space="preserve">[74]</w:t>
+            </w:r>
+          </w:p>
+        </w:tc>
+      </w:tr>
+      <w:tr>
+        <w:tc>
+          <w:tcPr/>
+          <w:p>
+            <w:pPr>
+              <w:pStyle w:val="Compact"/>
+            </w:pPr>
+            <w:r>
+              <w:t xml:space="preserve">24</w:t>
+            </w:r>
+          </w:p>
+        </w:tc>
+        <w:tc>
+          <w:tcPr/>
+          <w:p>
+            <w:pPr>
+              <w:pStyle w:val="Compact"/>
+            </w:pPr>
+            <w:r>
+              <w:t xml:space="preserve">Распоряжение КСП СПб от 13.12.2024 № 1366-р; от 15.12.2025 № 1155-р</w:t>
+            </w:r>
+          </w:p>
+        </w:tc>
+        <w:tc>
+          <w:tcPr/>
+          <w:p>
+            <w:pPr>
+              <w:pStyle w:val="Compact"/>
+            </w:pPr>
+            <w:r>
+              <w:t xml:space="preserve">Н</w:t>
+            </w:r>
+          </w:p>
+        </w:tc>
+        <w:tc>
+          <w:tcPr/>
+          <w:p>
+            <w:pPr>
+              <w:pStyle w:val="Compact"/>
+            </w:pPr>
+            <w:r>
+              <w:t xml:space="preserve">Тарифы на 2025 и 2026 гг.; официальные файлы — прил. Г</w:t>
+            </w:r>
+          </w:p>
+        </w:tc>
+        <w:tc>
+          <w:tcPr/>
+          <w:p>
+            <w:pPr>
+              <w:pStyle w:val="Compact"/>
+            </w:pPr>
+            <w:r>
+              <w:t xml:space="preserve">[75, 76]</w:t>
+            </w:r>
+          </w:p>
+        </w:tc>
+      </w:tr>
+      <w:tr>
+        <w:tc>
+          <w:tcPr/>
+          <w:p>
+            <w:pPr>
+              <w:pStyle w:val="Compact"/>
+            </w:pPr>
+            <w:r>
+              <w:t xml:space="preserve">25</w:t>
+            </w:r>
+          </w:p>
+        </w:tc>
+        <w:tc>
+          <w:tcPr/>
+          <w:p>
+            <w:pPr>
+              <w:pStyle w:val="Compact"/>
+            </w:pPr>
+            <w:r>
+              <w:t xml:space="preserve">Пост. Правительства СПб от 19.12.2019 № 929</w:t>
+            </w:r>
+          </w:p>
+        </w:tc>
+        <w:tc>
+          <w:tcPr/>
+          <w:p>
+            <w:pPr>
+              <w:pStyle w:val="Compact"/>
+            </w:pPr>
+            <w:r>
+              <w:t xml:space="preserve">Н</w:t>
+            </w:r>
+          </w:p>
+        </w:tc>
+        <w:tc>
+          <w:tcPr/>
+          <w:p>
+            <w:pPr>
+              <w:pStyle w:val="Compact"/>
+            </w:pPr>
+            <w:r>
+              <w:t xml:space="preserve">Новая редакция норм с 01.01.2020</w:t>
+            </w:r>
+          </w:p>
+        </w:tc>
+        <w:tc>
+          <w:tcPr/>
+          <w:p>
+            <w:pPr>
+              <w:pStyle w:val="Compact"/>
+            </w:pPr>
+            <w:r>
+              <w:t xml:space="preserve">[73]</w:t>
+            </w:r>
+          </w:p>
+        </w:tc>
+      </w:tr>
+      <w:tr>
+        <w:tc>
+          <w:tcPr/>
+          <w:p>
+            <w:pPr>
+              <w:pStyle w:val="Compact"/>
+            </w:pPr>
+            <w:r>
+              <w:t xml:space="preserve">26</w:t>
+            </w:r>
+          </w:p>
+        </w:tc>
+        <w:tc>
+          <w:tcPr/>
+          <w:p>
+            <w:pPr>
+              <w:pStyle w:val="Compact"/>
+            </w:pPr>
+            <w:r>
+              <w:t xml:space="preserve">Приказ ДТСЗН г. Москвы от 22.03.2021 № 228</w:t>
+            </w:r>
+          </w:p>
+        </w:tc>
+        <w:tc>
+          <w:tcPr/>
+          <w:p>
+            <w:pPr>
+              <w:pStyle w:val="Compact"/>
+            </w:pPr>
+            <w:r>
+              <w:t xml:space="preserve">Н</w:t>
+            </w:r>
+          </w:p>
+        </w:tc>
+        <w:tc>
+          <w:tcPr/>
+          <w:p>
+            <w:pPr>
+              <w:pStyle w:val="Compact"/>
+            </w:pPr>
+            <w:r>
+              <w:t xml:space="preserve">Нормы питания Москвы</w:t>
+            </w:r>
+          </w:p>
+        </w:tc>
+        <w:tc>
+          <w:tcPr/>
+          <w:p>
+            <w:pPr>
+              <w:pStyle w:val="Compact"/>
+            </w:pPr>
+            <w:r>
+              <w:t xml:space="preserve">[70]</w:t>
+            </w:r>
+          </w:p>
+        </w:tc>
+      </w:tr>
+      <w:tr>
+        <w:tc>
+          <w:tcPr/>
+          <w:p>
+            <w:pPr>
+              <w:pStyle w:val="Compact"/>
+            </w:pPr>
+            <w:r>
+              <w:t xml:space="preserve">27</w:t>
+            </w:r>
+          </w:p>
+        </w:tc>
+        <w:tc>
+          <w:tcPr/>
+          <w:p>
+            <w:pPr>
+              <w:pStyle w:val="Compact"/>
+            </w:pPr>
+            <w:r>
+              <w:t xml:space="preserve">Пост. Правительства Свердловской обл. от 10.11.2022 № 765-ПП</w:t>
+            </w:r>
+          </w:p>
+        </w:tc>
+        <w:tc>
+          <w:tcPr/>
+          <w:p>
+            <w:pPr>
+              <w:pStyle w:val="Compact"/>
+            </w:pPr>
+            <w:r>
+              <w:t xml:space="preserve">Н</w:t>
+            </w:r>
+          </w:p>
+        </w:tc>
+        <w:tc>
+          <w:tcPr/>
+          <w:p>
+            <w:pPr>
+              <w:pStyle w:val="Compact"/>
+            </w:pPr>
+            <w:r>
+              <w:t xml:space="preserve">Нормы питания; ссылка на прил. 11 СанПиН</w:t>
+            </w:r>
+          </w:p>
+        </w:tc>
+        <w:tc>
+          <w:tcPr/>
+          <w:p>
+            <w:pPr>
+              <w:pStyle w:val="Compact"/>
+            </w:pPr>
+            <w:r>
+              <w:t xml:space="preserve">[44]</w:t>
+            </w:r>
+          </w:p>
+        </w:tc>
+      </w:tr>
+      <w:tr>
+        <w:tc>
+          <w:tcPr/>
+          <w:p>
+            <w:pPr>
+              <w:pStyle w:val="Compact"/>
+            </w:pPr>
+            <w:r>
+              <w:t xml:space="preserve">28</w:t>
+            </w:r>
+          </w:p>
+        </w:tc>
+        <w:tc>
+          <w:tcPr/>
+          <w:p>
+            <w:pPr>
+              <w:pStyle w:val="Compact"/>
+            </w:pPr>
+            <w:r>
+              <w:t xml:space="preserve">Пост. Правительства Нижегородской обл. от 20.10.2014 № 709 (ред. пост. от 30.08.2019 № 617, с 01.01.2020)</w:t>
+            </w:r>
+          </w:p>
+        </w:tc>
+        <w:tc>
+          <w:tcPr/>
+          <w:p>
+            <w:pPr>
+              <w:pStyle w:val="Compact"/>
+            </w:pPr>
+            <w:r>
+              <w:t xml:space="preserve">Н</w:t>
+            </w:r>
+          </w:p>
+        </w:tc>
+        <w:tc>
+          <w:tcPr/>
+          <w:p>
+            <w:pPr>
+              <w:pStyle w:val="Compact"/>
+            </w:pPr>
+            <w:r>
+              <w:t xml:space="preserve">Нормы питания для взрослых в нетто; положений о выборе и замене нет</w:t>
+            </w:r>
+          </w:p>
+        </w:tc>
+        <w:tc>
+          <w:tcPr/>
+          <w:p>
+            <w:pPr>
+              <w:pStyle w:val="Compact"/>
+            </w:pPr>
+            <w:r>
+              <w:t xml:space="preserve">[71, 81]</w:t>
+            </w:r>
+          </w:p>
+        </w:tc>
+      </w:tr>
+      <w:tr>
+        <w:tc>
+          <w:tcPr/>
+          <w:p>
+            <w:pPr>
+              <w:pStyle w:val="Compact"/>
+            </w:pPr>
+            <w:r>
+              <w:t xml:space="preserve">29</w:t>
+            </w:r>
+          </w:p>
+        </w:tc>
+        <w:tc>
+          <w:tcPr/>
+          <w:p>
+            <w:pPr>
+              <w:pStyle w:val="Compact"/>
+            </w:pPr>
+            <w:r>
+              <w:t xml:space="preserve">Приказ Омской обл. от 11.11.2014 № 171-п</w:t>
+            </w:r>
+          </w:p>
+        </w:tc>
+        <w:tc>
+          <w:tcPr/>
+          <w:p>
+            <w:pPr>
+              <w:pStyle w:val="Compact"/>
+            </w:pPr>
+            <w:r>
+              <w:t xml:space="preserve">Н</w:t>
+            </w:r>
+          </w:p>
+        </w:tc>
+        <w:tc>
+          <w:tcPr/>
+          <w:p>
+            <w:pPr>
+              <w:pStyle w:val="Compact"/>
+            </w:pPr>
+            <w:r>
+              <w:t xml:space="preserve">Нормы питания</w:t>
+            </w:r>
+          </w:p>
+        </w:tc>
+        <w:tc>
+          <w:tcPr/>
+          <w:p>
+            <w:pPr>
+              <w:pStyle w:val="Compact"/>
+            </w:pPr>
+            <w:r>
+              <w:t xml:space="preserve">[83]</w:t>
+            </w:r>
+          </w:p>
+        </w:tc>
+      </w:tr>
+      <w:tr>
+        <w:tc>
+          <w:tcPr/>
+          <w:p>
+            <w:pPr>
+              <w:pStyle w:val="Compact"/>
+            </w:pPr>
+            <w:r>
+              <w:t xml:space="preserve">30</w:t>
+            </w:r>
+          </w:p>
+        </w:tc>
+        <w:tc>
+          <w:tcPr/>
+          <w:p>
+            <w:pPr>
+              <w:pStyle w:val="Compact"/>
+            </w:pPr>
+            <w:r>
+              <w:t xml:space="preserve">Приказ КСЗН Псковской обл. от 14.07.2020 № 206</w:t>
+            </w:r>
+          </w:p>
+        </w:tc>
+        <w:tc>
+          <w:tcPr/>
+          <w:p>
+            <w:pPr>
+              <w:pStyle w:val="Compact"/>
+            </w:pPr>
+            <w:r>
+              <w:t xml:space="preserve">Н</w:t>
+            </w:r>
+          </w:p>
+        </w:tc>
+        <w:tc>
+          <w:tcPr/>
+          <w:p>
+            <w:pPr>
+              <w:pStyle w:val="Compact"/>
+            </w:pPr>
+            <w:r>
+              <w:t xml:space="preserve">Нормы питания; вид, дата и номер акта подтверждены справочной отметкой</w:t>
+            </w:r>
+          </w:p>
+        </w:tc>
+        <w:tc>
+          <w:tcPr/>
+          <w:p>
+            <w:pPr>
+              <w:pStyle w:val="Compact"/>
+            </w:pPr>
+            <w:r>
+              <w:t xml:space="preserve">[84, 85]</w:t>
+            </w:r>
+          </w:p>
+        </w:tc>
+      </w:tr>
+      <w:tr>
+        <w:tc>
+          <w:tcPr/>
+          <w:p>
+            <w:pPr>
+              <w:pStyle w:val="Compact"/>
+            </w:pPr>
+            <w:r>
+              <w:t xml:space="preserve">31</w:t>
+            </w:r>
+          </w:p>
+        </w:tc>
+        <w:tc>
+          <w:tcPr/>
+          <w:p>
+            <w:pPr>
+              <w:pStyle w:val="Compact"/>
+            </w:pPr>
+            <w:r>
+              <w:t xml:space="preserve">Пост. Правительства Красноярского края от 17.12.2014 № 607-п (ред. 14.10.2021; изм. № 74-п от 06.02.2024, № 892-п от 14.10.2025)</w:t>
+            </w:r>
+          </w:p>
+        </w:tc>
+        <w:tc>
+          <w:tcPr/>
+          <w:p>
+            <w:pPr>
+              <w:pStyle w:val="Compact"/>
+            </w:pPr>
+            <w:r>
+              <w:t xml:space="preserve">Н</w:t>
+            </w:r>
+          </w:p>
+        </w:tc>
+        <w:tc>
+          <w:tcPr/>
+          <w:p>
+            <w:pPr>
+              <w:pStyle w:val="Compact"/>
+            </w:pPr>
+            <w:r>
+              <w:t xml:space="preserve">Нормы питания в брутто; отдельный раздел для ПНИ (с 2026 г. — ДСО); поправки 2024–2025 гг. граммов взрослых норм не меняли; положений о замене нет</w:t>
+            </w:r>
+          </w:p>
+        </w:tc>
+        <w:tc>
+          <w:tcPr/>
+          <w:p>
+            <w:pPr>
+              <w:pStyle w:val="Compact"/>
+            </w:pPr>
+            <w:r>
+              <w:t xml:space="preserve">[45, 86]</w:t>
+            </w:r>
+          </w:p>
+        </w:tc>
+      </w:tr>
+      <w:tr>
+        <w:tc>
+          <w:tcPr/>
+          <w:p>
+            <w:pPr>
+              <w:pStyle w:val="Compact"/>
+            </w:pPr>
+            <w:r>
+              <w:t xml:space="preserve">32</w:t>
+            </w:r>
+          </w:p>
+        </w:tc>
+        <w:tc>
+          <w:tcPr/>
+          <w:p>
+            <w:pPr>
+              <w:pStyle w:val="Compact"/>
+            </w:pPr>
+            <w:r>
+              <w:t xml:space="preserve">Распоряжение минсоцразвития Московской обл. от 13.04.2017 № 19РВ-32</w:t>
+            </w:r>
+          </w:p>
+        </w:tc>
+        <w:tc>
+          <w:tcPr/>
+          <w:p>
+            <w:pPr>
+              <w:pStyle w:val="Compact"/>
+            </w:pPr>
+            <w:r>
+              <w:t xml:space="preserve">Н</w:t>
+            </w:r>
+          </w:p>
+        </w:tc>
+        <w:tc>
+          <w:tcPr/>
+          <w:p>
+            <w:pPr>
+              <w:pStyle w:val="Compact"/>
+            </w:pPr>
+            <w:r>
+              <w:t xml:space="preserve">Нормы питания в ПНИ Московской обл. (по [29])</w:t>
+            </w:r>
+          </w:p>
+        </w:tc>
+        <w:tc>
+          <w:tcPr/>
+          <w:p>
+            <w:pPr>
+              <w:pStyle w:val="Compact"/>
+            </w:pPr>
+            <w:r>
+              <w:t xml:space="preserve">[29]</w:t>
+            </w:r>
+          </w:p>
+        </w:tc>
+      </w:tr>
+      <w:tr>
+        <w:tc>
+          <w:tcPr/>
+          <w:p>
+            <w:pPr>
+              <w:pStyle w:val="Compact"/>
+            </w:pPr>
+            <w:r>
+              <w:t xml:space="preserve">33</w:t>
+            </w:r>
+          </w:p>
+        </w:tc>
+        <w:tc>
+          <w:tcPr/>
+          <w:p>
+            <w:pPr>
+              <w:pStyle w:val="Compact"/>
+            </w:pPr>
+            <w:r>
+              <w:t xml:space="preserve">Приказ минсоцразвития Иркутской обл. от 11.12.2014 № 193-мпр</w:t>
+            </w:r>
+          </w:p>
+        </w:tc>
+        <w:tc>
+          <w:tcPr/>
+          <w:p>
+            <w:pPr>
+              <w:pStyle w:val="Compact"/>
+            </w:pPr>
+            <w:r>
+              <w:t xml:space="preserve">Н</w:t>
+            </w:r>
+          </w:p>
+        </w:tc>
+        <w:tc>
+          <w:tcPr/>
+          <w:p>
+            <w:pPr>
+              <w:pStyle w:val="Compact"/>
+            </w:pPr>
+            <w:r>
+              <w:t xml:space="preserve">Порядок предоставления услуг в стационарной форме</w:t>
+            </w:r>
+          </w:p>
+        </w:tc>
+        <w:tc>
+          <w:tcPr/>
+          <w:p>
+            <w:pPr>
+              <w:pStyle w:val="Compact"/>
+            </w:pPr>
+            <w:r>
+              <w:t xml:space="preserve">[16]</w:t>
+            </w:r>
+          </w:p>
+        </w:tc>
+      </w:tr>
+      <w:tr>
+        <w:tc>
+          <w:tcPr/>
+          <w:p>
+            <w:pPr>
+              <w:pStyle w:val="Compact"/>
+            </w:pPr>
+            <w:r>
+              <w:t xml:space="preserve">34</w:t>
+            </w:r>
+          </w:p>
+        </w:tc>
+        <w:tc>
+          <w:tcPr/>
+          <w:p>
+            <w:pPr>
+              <w:pStyle w:val="Compact"/>
+            </w:pPr>
+            <w:r>
+              <w:t xml:space="preserve">Приказ СПб ГАСУСОН «ДСО „Серафимовский“» от 10.03.2026 № 124</w:t>
+            </w:r>
+          </w:p>
+        </w:tc>
+        <w:tc>
+          <w:tcPr/>
+          <w:p>
+            <w:pPr>
+              <w:pStyle w:val="Compact"/>
+            </w:pPr>
+            <w:r>
+              <w:t xml:space="preserve">Л</w:t>
+            </w:r>
+          </w:p>
+        </w:tc>
+        <w:tc>
+          <w:tcPr/>
+          <w:p>
+            <w:pPr>
+              <w:pStyle w:val="Compact"/>
+            </w:pPr>
+            <w:r>
+              <w:t xml:space="preserve">Правила внутреннего распорядка жителей (акт учреждения, не Комитета); время шести приёмов пищи; «зал заказного питания (вариативное меню)» как место приёма пищи</w:t>
+            </w:r>
+          </w:p>
+        </w:tc>
+        <w:tc>
+          <w:tcPr/>
+          <w:p>
+            <w:pPr>
+              <w:pStyle w:val="Compact"/>
+            </w:pPr>
+            <w:r>
+              <w:t xml:space="preserve">[28]</w:t>
+            </w:r>
+          </w:p>
+        </w:tc>
+      </w:tr>
+      <w:tr>
+        <w:tc>
+          <w:tcPr/>
+          <w:p>
+            <w:pPr>
+              <w:pStyle w:val="Compact"/>
+            </w:pPr>
+            <w:r>
+              <w:t xml:space="preserve">35</w:t>
+            </w:r>
+          </w:p>
+        </w:tc>
+        <w:tc>
+          <w:tcPr/>
+          <w:p>
+            <w:pPr>
+              <w:pStyle w:val="Compact"/>
+            </w:pPr>
+            <w:r>
+              <w:t xml:space="preserve">Health and Social Care Act 2008 (Regulated Activities) Regulations 2014, reg. 14</w:t>
+            </w:r>
+          </w:p>
+        </w:tc>
+        <w:tc>
+          <w:tcPr/>
+          <w:p>
+            <w:pPr>
+              <w:pStyle w:val="Compact"/>
+            </w:pPr>
+            <w:r>
+              <w:t xml:space="preserve">И</w:t>
+            </w:r>
+          </w:p>
+        </w:tc>
+        <w:tc>
+          <w:tcPr/>
+          <w:p>
+            <w:pPr>
+              <w:pStyle w:val="Compact"/>
+            </w:pPr>
+            <w:r>
+              <w:t xml:space="preserve">Предпочтения как часть потребности в питании</w:t>
+            </w:r>
+          </w:p>
+        </w:tc>
+        <w:tc>
+          <w:tcPr/>
+          <w:p>
+            <w:pPr>
+              <w:pStyle w:val="Compact"/>
+            </w:pPr>
+            <w:r>
+              <w:t xml:space="preserve">[126]</w:t>
+            </w:r>
+          </w:p>
+        </w:tc>
+      </w:tr>
+      <w:tr>
+        <w:tc>
+          <w:tcPr/>
+          <w:p>
+            <w:pPr>
+              <w:pStyle w:val="Compact"/>
+            </w:pPr>
+            <w:r>
+              <w:t xml:space="preserve">36</w:t>
+            </w:r>
+          </w:p>
+        </w:tc>
+        <w:tc>
+          <w:tcPr/>
+          <w:p>
+            <w:pPr>
+              <w:pStyle w:val="Compact"/>
+            </w:pPr>
+            <w:r>
+              <w:t xml:space="preserve">Health and Social Care Standards (Scotland), 2017</w:t>
+            </w:r>
+          </w:p>
+        </w:tc>
+        <w:tc>
+          <w:tcPr/>
+          <w:p>
+            <w:pPr>
+              <w:pStyle w:val="Compact"/>
+            </w:pPr>
+            <w:r>
+              <w:t xml:space="preserve">И</w:t>
+            </w:r>
+          </w:p>
+        </w:tc>
+        <w:tc>
+          <w:tcPr/>
+          <w:p>
+            <w:pPr>
+              <w:pStyle w:val="Compact"/>
+            </w:pPr>
+            <w:r>
+              <w:t xml:space="preserve">Право выбирать и участвовать в планировании меню</w:t>
+            </w:r>
+          </w:p>
+        </w:tc>
+        <w:tc>
+          <w:tcPr/>
+          <w:p>
+            <w:pPr>
+              <w:pStyle w:val="Compact"/>
+            </w:pPr>
+            <w:r>
+              <w:t xml:space="preserve">[128]</w:t>
+            </w:r>
+          </w:p>
+        </w:tc>
+      </w:tr>
+      <w:tr>
+        <w:tc>
+          <w:tcPr/>
+          <w:p>
+            <w:pPr>
+              <w:pStyle w:val="Compact"/>
+            </w:pPr>
+            <w:r>
+              <w:t xml:space="preserve">37</w:t>
+            </w:r>
+          </w:p>
+        </w:tc>
+        <w:tc>
+          <w:tcPr/>
+          <w:p>
+            <w:pPr>
+              <w:pStyle w:val="Compact"/>
+            </w:pPr>
+            <w:r>
+              <w:t xml:space="preserve">42 CFR § 483.60</w:t>
+            </w:r>
+          </w:p>
+        </w:tc>
+        <w:tc>
+          <w:tcPr/>
+          <w:p>
+            <w:pPr>
+              <w:pStyle w:val="Compact"/>
+            </w:pPr>
+            <w:r>
+              <w:t xml:space="preserve">И</w:t>
+            </w:r>
+          </w:p>
+        </w:tc>
+        <w:tc>
+          <w:tcPr/>
+          <w:p>
+            <w:pPr>
+              <w:pStyle w:val="Compact"/>
+            </w:pPr>
+            <w:r>
+              <w:t xml:space="preserve">Альтернатива сходной пищевой ценности; ≤14 ч</w:t>
+            </w:r>
+          </w:p>
+        </w:tc>
+        <w:tc>
+          <w:tcPr/>
+          <w:p>
+            <w:pPr>
+              <w:pStyle w:val="Compact"/>
+            </w:pPr>
+            <w:r>
+              <w:t xml:space="preserve">[129]</w:t>
+            </w:r>
+          </w:p>
+        </w:tc>
+      </w:tr>
+      <w:tr>
+        <w:tc>
+          <w:tcPr/>
+          <w:p>
+            <w:pPr>
+              <w:pStyle w:val="Compact"/>
+            </w:pPr>
+            <w:r>
+              <w:t xml:space="preserve">38</w:t>
+            </w:r>
+          </w:p>
+        </w:tc>
+        <w:tc>
+          <w:tcPr/>
+          <w:p>
+            <w:pPr>
+              <w:pStyle w:val="Compact"/>
+            </w:pPr>
+            <w:r>
+              <w:t xml:space="preserve">O. Reg. 246/22 (Ontario), s. 77</w:t>
+            </w:r>
+          </w:p>
+        </w:tc>
+        <w:tc>
+          <w:tcPr/>
+          <w:p>
+            <w:pPr>
+              <w:pStyle w:val="Compact"/>
+            </w:pPr>
+            <w:r>
+              <w:t xml:space="preserve">И</w:t>
+            </w:r>
+          </w:p>
+        </w:tc>
+        <w:tc>
+          <w:tcPr/>
+          <w:p>
+            <w:pPr>
+              <w:pStyle w:val="Compact"/>
+            </w:pPr>
+            <w:r>
+              <w:t xml:space="preserve">Цикл ≥21 дня с выбором на каждом приёме</w:t>
+            </w:r>
+          </w:p>
+        </w:tc>
+        <w:tc>
+          <w:tcPr/>
+          <w:p>
+            <w:pPr>
+              <w:pStyle w:val="Compact"/>
+            </w:pPr>
+            <w:r>
+              <w:t xml:space="preserve">[132]</w:t>
+            </w:r>
+          </w:p>
+        </w:tc>
+      </w:tr>
+      <w:tr>
+        <w:tc>
+          <w:tcPr/>
+          <w:p>
+            <w:pPr>
+              <w:pStyle w:val="Compact"/>
+            </w:pPr>
+            <w:r>
+              <w:t xml:space="preserve">39</w:t>
+            </w:r>
+          </w:p>
+        </w:tc>
+        <w:tc>
+          <w:tcPr/>
+          <w:p>
+            <w:pPr>
+              <w:pStyle w:val="Compact"/>
+            </w:pPr>
+            <w:r>
+              <w:t xml:space="preserve">Пост. Правительства РФ от 25.06.2021 № 999</w:t>
+            </w:r>
+          </w:p>
+        </w:tc>
+        <w:tc>
+          <w:tcPr/>
+          <w:p>
+            <w:pPr>
+              <w:pStyle w:val="Compact"/>
+            </w:pPr>
+            <w:r>
+              <w:t xml:space="preserve">Н</w:t>
+            </w:r>
+          </w:p>
+        </w:tc>
+        <w:tc>
+          <w:tcPr/>
+          <w:p>
+            <w:pPr>
+              <w:pStyle w:val="Compact"/>
+            </w:pPr>
+            <w:r>
+              <w:t xml:space="preserve">Федеральный госконтроль в сфере соцобслуживания (Роструд), в том числе за организациями субъектов</w:t>
+            </w:r>
+          </w:p>
+        </w:tc>
+        <w:tc>
+          <w:tcPr/>
+          <w:p>
+            <w:pPr>
+              <w:pStyle w:val="Compact"/>
+            </w:pPr>
+            <w:r>
+              <w:t xml:space="preserve">[150]</w:t>
+            </w:r>
+          </w:p>
+        </w:tc>
+      </w:tr>
+      <w:tr>
+        <w:tc>
+          <w:tcPr/>
+          <w:p>
+            <w:pPr>
+              <w:pStyle w:val="Compact"/>
+            </w:pPr>
+            <w:r>
+              <w:t xml:space="preserve">40</w:t>
+            </w:r>
+          </w:p>
+        </w:tc>
+        <w:tc>
+          <w:tcPr/>
+          <w:p>
+            <w:pPr>
+              <w:pStyle w:val="Compact"/>
+            </w:pPr>
+            <w:r>
+              <w:t xml:space="preserve">Приказ Роструда от 02.02.2026 № 18</w:t>
+            </w:r>
+          </w:p>
+        </w:tc>
+        <w:tc>
+          <w:tcPr/>
+          <w:p>
+            <w:pPr>
+              <w:pStyle w:val="Compact"/>
+            </w:pPr>
+            <w:r>
+              <w:t xml:space="preserve">Н</w:t>
+            </w:r>
+          </w:p>
+        </w:tc>
+        <w:tc>
+          <w:tcPr/>
+          <w:p>
+            <w:pPr>
+              <w:pStyle w:val="Compact"/>
+            </w:pPr>
+            <w:r>
+              <w:t xml:space="preserve">Проверочный лист: нормы питания (в. 64), посты (в. 75); вопроса о выборе нет</w:t>
+            </w:r>
+          </w:p>
+        </w:tc>
+        <w:tc>
+          <w:tcPr/>
+          <w:p>
+            <w:pPr>
+              <w:pStyle w:val="Compact"/>
+            </w:pPr>
+            <w:r>
+              <w:t xml:space="preserve">[39]</w:t>
+            </w:r>
+          </w:p>
+        </w:tc>
+      </w:tr>
+      <w:tr>
+        <w:tc>
+          <w:tcPr/>
+          <w:p>
+            <w:pPr>
+              <w:pStyle w:val="Compact"/>
+            </w:pPr>
+            <w:r>
+              <w:t xml:space="preserve">41</w:t>
+            </w:r>
+          </w:p>
+        </w:tc>
+        <w:tc>
+          <w:tcPr/>
+          <w:p>
+            <w:pPr>
+              <w:pStyle w:val="Compact"/>
+            </w:pPr>
+            <w:r>
+              <w:t xml:space="preserve">Пост. Правительства СПб от 14.12.2021 № 985</w:t>
+            </w:r>
+          </w:p>
+        </w:tc>
+        <w:tc>
+          <w:tcPr/>
+          <w:p>
+            <w:pPr>
+              <w:pStyle w:val="Compact"/>
+            </w:pPr>
+            <w:r>
+              <w:t xml:space="preserve">Н</w:t>
+            </w:r>
+          </w:p>
+        </w:tc>
+        <w:tc>
+          <w:tcPr/>
+          <w:p>
+            <w:pPr>
+              <w:pStyle w:val="Compact"/>
+            </w:pPr>
+            <w:r>
+              <w:t xml:space="preserve">Региональный контроль только за негосударственными поставщиками; отмена пост. № 1291</w:t>
+            </w:r>
+          </w:p>
+        </w:tc>
+        <w:tc>
+          <w:tcPr/>
+          <w:p>
+            <w:pPr>
+              <w:pStyle w:val="Compact"/>
+            </w:pPr>
+            <w:r>
+              <w:t xml:space="preserve">[151]</w:t>
+            </w:r>
+          </w:p>
+        </w:tc>
+      </w:tr>
+      <w:tr>
+        <w:tc>
+          <w:tcPr/>
+          <w:p>
+            <w:pPr>
+              <w:pStyle w:val="Compact"/>
+            </w:pPr>
+            <w:r>
+              <w:t xml:space="preserve">42</w:t>
+            </w:r>
+          </w:p>
+        </w:tc>
+        <w:tc>
+          <w:tcPr/>
+          <w:p>
+            <w:pPr>
+              <w:pStyle w:val="Compact"/>
+            </w:pPr>
+            <w:r>
+              <w:t xml:space="preserve">Приказ ДСЗН г. Москвы от 24.12.2014 № 1068</w:t>
+            </w:r>
+          </w:p>
+        </w:tc>
+        <w:tc>
+          <w:tcPr/>
+          <w:p>
+            <w:pPr>
+              <w:pStyle w:val="Compact"/>
+            </w:pPr>
+            <w:r>
+              <w:t xml:space="preserve">Н</w:t>
+            </w:r>
+          </w:p>
+        </w:tc>
+        <w:tc>
+          <w:tcPr/>
+          <w:p>
+            <w:pPr>
+              <w:pStyle w:val="Compact"/>
+            </w:pPr>
+            <w:r>
+              <w:t xml:space="preserve">Нормы питания в стационарной форме, брутто, три графы (в т. ч. психоневрологические организации); акт того же уровня, что № 228, и более ранний; формальная отмена не подтверждена</w:t>
+            </w:r>
+          </w:p>
+        </w:tc>
+        <w:tc>
+          <w:tcPr/>
+          <w:p>
+            <w:pPr>
+              <w:pStyle w:val="Compact"/>
+            </w:pPr>
+            <w:r>
+              <w:t xml:space="preserve">[79, 80]</w:t>
+            </w:r>
+          </w:p>
+        </w:tc>
+      </w:tr>
+      <w:tr>
+        <w:tc>
+          <w:tcPr/>
+          <w:p>
+            <w:pPr>
+              <w:pStyle w:val="Compact"/>
+            </w:pPr>
+            <w:r>
+              <w:t xml:space="preserve">43</w:t>
+            </w:r>
+          </w:p>
+        </w:tc>
+        <w:tc>
+          <w:tcPr/>
+          <w:p>
+            <w:pPr>
+              <w:pStyle w:val="Compact"/>
+            </w:pPr>
+            <w:r>
+              <w:t xml:space="preserve">Приказ КСЗН Ленинградской обл. от 30.12.2021 № 04-58, прил. 3 (изм. приказом от 04.08.2025 № 04-81, приложение 3 не затронуто)</w:t>
+            </w:r>
+          </w:p>
+        </w:tc>
+        <w:tc>
+          <w:tcPr/>
+          <w:p>
+            <w:pPr>
+              <w:pStyle w:val="Compact"/>
+            </w:pPr>
+            <w:r>
+              <w:t xml:space="preserve">Н</w:t>
+            </w:r>
+          </w:p>
+        </w:tc>
+        <w:tc>
+          <w:tcPr/>
+          <w:p>
+            <w:pPr>
+              <w:pStyle w:val="Compact"/>
+            </w:pPr>
+            <w:r>
+              <w:t xml:space="preserve">Нормы питания в брутто и нетто; коэффициенты пересчёта</w:t>
+            </w:r>
+          </w:p>
+        </w:tc>
+        <w:tc>
+          <w:tcPr/>
+          <w:p>
+            <w:pPr>
+              <w:pStyle w:val="Compact"/>
+            </w:pPr>
+            <w:r>
+              <w:t xml:space="preserve">[46, 87]</w:t>
+            </w:r>
+          </w:p>
+        </w:tc>
+      </w:tr>
+      <w:tr>
+        <w:tc>
+          <w:tcPr/>
+          <w:p>
+            <w:pPr>
+              <w:pStyle w:val="Compact"/>
+            </w:pPr>
+            <w:r>
+              <w:t xml:space="preserve">44</w:t>
+            </w:r>
+          </w:p>
+        </w:tc>
+        <w:tc>
+          <w:tcPr/>
+          <w:p>
+            <w:pPr>
+              <w:pStyle w:val="Compact"/>
+            </w:pPr>
+            <w:r>
+              <w:t xml:space="preserve">Пост. Правительства ХМАО — Югры от 22.08.2014 № 306-п (прил. 1 в ред. № 231-п от 09.06.2017)</w:t>
+            </w:r>
+          </w:p>
+        </w:tc>
+        <w:tc>
+          <w:tcPr/>
+          <w:p>
+            <w:pPr>
+              <w:pStyle w:val="Compact"/>
+            </w:pPr>
+            <w:r>
+              <w:t xml:space="preserve">Н</w:t>
+            </w:r>
+          </w:p>
+        </w:tc>
+        <w:tc>
+          <w:tcPr/>
+          <w:p>
+            <w:pPr>
+              <w:pStyle w:val="Compact"/>
+            </w:pPr>
+            <w:r>
+              <w:t xml:space="preserve">Нормы питания в брутто и нетто (в ред. 2014 г. — нетто)</w:t>
+            </w:r>
+          </w:p>
+        </w:tc>
+        <w:tc>
+          <w:tcPr/>
+          <w:p>
+            <w:pPr>
+              <w:pStyle w:val="Compact"/>
+            </w:pPr>
+            <w:r>
+              <w:t xml:space="preserve">[72, 88]</w:t>
+            </w:r>
+          </w:p>
+        </w:tc>
+      </w:tr>
+      <w:tr>
+        <w:tc>
+          <w:tcPr/>
+          <w:p>
+            <w:pPr>
+              <w:pStyle w:val="Compact"/>
+            </w:pPr>
+            <w:r>
+              <w:t xml:space="preserve">45</w:t>
+            </w:r>
+          </w:p>
+        </w:tc>
+        <w:tc>
+          <w:tcPr/>
+          <w:p>
+            <w:pPr>
+              <w:pStyle w:val="Compact"/>
+            </w:pPr>
+            <w:r>
+              <w:t xml:space="preserve">Приказ МСР Новосибирской обл. от 06.10.2014 № 1164 (ред. № 769-НПА от 25.05.2023)</w:t>
+            </w:r>
+          </w:p>
+        </w:tc>
+        <w:tc>
+          <w:tcPr/>
+          <w:p>
+            <w:pPr>
+              <w:pStyle w:val="Compact"/>
+            </w:pPr>
+            <w:r>
+              <w:t xml:space="preserve">Н</w:t>
+            </w:r>
+          </w:p>
+        </w:tc>
+        <w:tc>
+          <w:tcPr/>
+          <w:p>
+            <w:pPr>
+              <w:pStyle w:val="Compact"/>
+            </w:pPr>
+            <w:r>
+              <w:t xml:space="preserve">Нормы питания в брутто; СБКС по медицинским показаниям; положений о замене нет</w:t>
+            </w:r>
+          </w:p>
+        </w:tc>
+        <w:tc>
+          <w:tcPr/>
+          <w:p>
+            <w:pPr>
+              <w:pStyle w:val="Compact"/>
+            </w:pPr>
+            <w:r>
+              <w:t xml:space="preserve">[47]</w:t>
+            </w:r>
+          </w:p>
+        </w:tc>
+      </w:tr>
+      <w:tr>
+        <w:tc>
+          <w:tcPr/>
+          <w:p>
+            <w:pPr>
+              <w:pStyle w:val="Compact"/>
+            </w:pPr>
+            <w:r>
+              <w:t xml:space="preserve">46</w:t>
+            </w:r>
+          </w:p>
+        </w:tc>
+        <w:tc>
+          <w:tcPr/>
+          <w:p>
+            <w:pPr>
+              <w:pStyle w:val="Compact"/>
+            </w:pPr>
+            <w:r>
+              <w:t xml:space="preserve">Положения об организации питания ГБУ «Сормовский дом-интернат» и ГБУ «Чкаловский дом-интернат»</w:t>
+            </w:r>
+          </w:p>
+        </w:tc>
+        <w:tc>
+          <w:tcPr/>
+          <w:p>
+            <w:pPr>
+              <w:pStyle w:val="Compact"/>
+            </w:pPr>
+            <w:r>
+              <w:t xml:space="preserve">Л</w:t>
+            </w:r>
+          </w:p>
+        </w:tc>
+        <w:tc>
+          <w:tcPr/>
+          <w:p>
+            <w:pPr>
+              <w:pStyle w:val="Compact"/>
+            </w:pPr>
+            <w:r>
+              <w:t xml:space="preserve">Документальная цепочка единого меню; таблицы замен; внутренний контроль; выбора нет</w:t>
+            </w:r>
+          </w:p>
+        </w:tc>
+        <w:tc>
+          <w:tcPr/>
+          <w:p>
+            <w:pPr>
+              <w:pStyle w:val="Compact"/>
+            </w:pPr>
+            <w:r>
+              <w:t xml:space="preserve">[48, 82]</w:t>
+            </w:r>
+          </w:p>
+        </w:tc>
+      </w:tr>
+      <w:tr>
+        <w:tc>
+          <w:tcPr/>
+          <w:p>
+            <w:pPr>
+              <w:pStyle w:val="Compact"/>
+            </w:pPr>
+            <w:r>
+              <w:t xml:space="preserve">47</w:t>
+            </w:r>
+          </w:p>
+        </w:tc>
+        <w:tc>
+          <w:tcPr/>
+          <w:p>
+            <w:pPr>
+              <w:pStyle w:val="Compact"/>
+            </w:pPr>
+            <w:r>
+              <w:t xml:space="preserve">Пост. АС Дальневосточного округа от 05.12.2025 № Ф03-3556/25</w:t>
+            </w:r>
+          </w:p>
+        </w:tc>
+        <w:tc>
+          <w:tcPr/>
+          <w:p>
+            <w:pPr>
+              <w:pStyle w:val="Compact"/>
+            </w:pPr>
+            <w:r>
+              <w:t xml:space="preserve">С</w:t>
+            </w:r>
+          </w:p>
+        </w:tc>
+        <w:tc>
+          <w:tcPr/>
+          <w:p>
+            <w:pPr>
+              <w:pStyle w:val="Compact"/>
+            </w:pPr>
+            <w:r>
+              <w:t xml:space="preserve">Критерий цели закупки для автономного учреждения (223-ФЗ / 44-ФЗ)</w:t>
+            </w:r>
+          </w:p>
+        </w:tc>
+        <w:tc>
+          <w:tcPr/>
+          <w:p>
+            <w:pPr>
+              <w:pStyle w:val="Compact"/>
+            </w:pPr>
+            <w:r>
+              <w:t xml:space="preserve">[58]</w:t>
+            </w:r>
+          </w:p>
+        </w:tc>
+      </w:tr>
+      <w:tr>
+        <w:tc>
+          <w:tcPr/>
+          <w:p>
+            <w:pPr>
+              <w:pStyle w:val="Compact"/>
+            </w:pPr>
+            <w:r>
+              <w:t xml:space="preserve">48</w:t>
+            </w:r>
+          </w:p>
+        </w:tc>
+        <w:tc>
+          <w:tcPr/>
+          <w:p>
+            <w:pPr>
+              <w:pStyle w:val="Compact"/>
+            </w:pPr>
+            <w:r>
+              <w:t xml:space="preserve">Определения ВС РФ № 303-ЭС25-15393: от 29.12.2025 (отсрочка госпошлины) и от 28.01.2026 (отказ в передаче кассационной жалобы)</w:t>
+            </w:r>
+          </w:p>
+        </w:tc>
+        <w:tc>
+          <w:tcPr/>
+          <w:p>
+            <w:pPr>
+              <w:pStyle w:val="Compact"/>
+            </w:pPr>
+            <w:r>
+              <w:t xml:space="preserve">С</w:t>
+            </w:r>
+          </w:p>
+        </w:tc>
+        <w:tc>
+          <w:tcPr/>
+          <w:p>
+            <w:pPr>
+              <w:pStyle w:val="Compact"/>
+            </w:pPr>
+            <w:r>
+              <w:t xml:space="preserve">Тексты прочитаны на официальном сайте ВС 07.10.2026: отказ по стандартной формуле без мотивировки по существу; позиции о выборе между 44-ФЗ и 223-ФЗ не содержит. Обзор [61] излагает позицию округа, а не ВС</w:t>
+            </w:r>
+          </w:p>
+        </w:tc>
+        <w:tc>
+          <w:tcPr/>
+          <w:p>
+            <w:pPr>
+              <w:pStyle w:val="Compact"/>
+            </w:pPr>
+            <w:r>
+              <w:t xml:space="preserve">[60–62]</w:t>
+            </w:r>
+          </w:p>
+        </w:tc>
+      </w:tr>
+      <w:tr>
+        <w:tc>
+          <w:tcPr/>
+          <w:p>
+            <w:pPr>
+              <w:pStyle w:val="Compact"/>
+            </w:pPr>
+            <w:r>
+              <w:t xml:space="preserve">49</w:t>
+            </w:r>
+          </w:p>
+        </w:tc>
+        <w:tc>
+          <w:tcPr/>
+          <w:p>
+            <w:pPr>
+              <w:pStyle w:val="Compact"/>
+            </w:pPr>
+            <w:r>
+              <w:t xml:space="preserve">CQC, руководство к регламенту 14 (ред. 16.05.2025)</w:t>
+            </w:r>
+          </w:p>
+        </w:tc>
+        <w:tc>
+          <w:tcPr/>
+          <w:p>
+            <w:pPr>
+              <w:pStyle w:val="Compact"/>
+            </w:pPr>
+            <w:r>
+              <w:t xml:space="preserve">И</w:t>
+            </w:r>
+          </w:p>
+        </w:tc>
+        <w:tc>
+          <w:tcPr/>
+          <w:p>
+            <w:pPr>
+              <w:pStyle w:val="Compact"/>
+            </w:pPr>
+            <w:r>
+              <w:t xml:space="preserve">Выбор рациона, время и место еды, перекусы</w:t>
+            </w:r>
+          </w:p>
+        </w:tc>
+        <w:tc>
+          <w:tcPr/>
+          <w:p>
+            <w:pPr>
+              <w:pStyle w:val="Compact"/>
+            </w:pPr>
+            <w:r>
+              <w:t xml:space="preserve">[127]</w:t>
+            </w:r>
+          </w:p>
+        </w:tc>
+      </w:tr>
+      <w:tr>
+        <w:tc>
+          <w:tcPr/>
+          <w:p>
+            <w:pPr>
+              <w:pStyle w:val="Compact"/>
+            </w:pPr>
+            <w:r>
+              <w:t xml:space="preserve">50</w:t>
+            </w:r>
+          </w:p>
+        </w:tc>
+        <w:tc>
+          <w:tcPr/>
+          <w:p>
+            <w:pPr>
+              <w:pStyle w:val="Compact"/>
+            </w:pPr>
+            <w:r>
+              <w:t xml:space="preserve">CMS, State Operations Manual, App. PP, F806; форма CMS-20053</w:t>
+            </w:r>
+          </w:p>
+        </w:tc>
+        <w:tc>
+          <w:tcPr/>
+          <w:p>
+            <w:pPr>
+              <w:pStyle w:val="Compact"/>
+            </w:pPr>
+            <w:r>
+              <w:t xml:space="preserve">И</w:t>
+            </w:r>
+          </w:p>
+        </w:tc>
+        <w:tc>
+          <w:tcPr/>
+          <w:p>
+            <w:pPr>
+              <w:pStyle w:val="Compact"/>
+            </w:pPr>
+            <w:r>
+              <w:t xml:space="preserve">Проверка замены при отказе; наблюдение приёма пищи</w:t>
+            </w:r>
+          </w:p>
+        </w:tc>
+        <w:tc>
+          <w:tcPr/>
+          <w:p>
+            <w:pPr>
+              <w:pStyle w:val="Compact"/>
+            </w:pPr>
+            <w:r>
+              <w:t xml:space="preserve">[130, 131]</w:t>
+            </w:r>
+          </w:p>
+        </w:tc>
+      </w:tr>
+      <w:tr>
+        <w:tc>
+          <w:tcPr/>
+          <w:p>
+            <w:pPr>
+              <w:pStyle w:val="Compact"/>
+            </w:pPr>
+            <w:r>
+              <w:t xml:space="preserve">51</w:t>
+            </w:r>
+          </w:p>
+        </w:tc>
+        <w:tc>
+          <w:tcPr/>
+          <w:p>
+            <w:pPr>
+              <w:pStyle w:val="Compact"/>
+            </w:pPr>
+            <w:r>
+              <w:t xml:space="preserve">Ontario, Inspection Protocol «Dining Observation» (2019)</w:t>
+            </w:r>
+          </w:p>
+        </w:tc>
+        <w:tc>
+          <w:tcPr/>
+          <w:p>
+            <w:pPr>
+              <w:pStyle w:val="Compact"/>
+            </w:pPr>
+            <w:r>
+              <w:t xml:space="preserve">И</w:t>
+            </w:r>
+          </w:p>
+        </w:tc>
+        <w:tc>
+          <w:tcPr/>
+          <w:p>
+            <w:pPr>
+              <w:pStyle w:val="Compact"/>
+            </w:pPr>
+            <w:r>
+              <w:t xml:space="preserve">Закрытые вопросы проверки меню, выбора и помощи</w:t>
+            </w:r>
+          </w:p>
+        </w:tc>
+        <w:tc>
+          <w:tcPr/>
+          <w:p>
+            <w:pPr>
+              <w:pStyle w:val="Compact"/>
+            </w:pPr>
+            <w:r>
+              <w:t xml:space="preserve">[133]</w:t>
+            </w:r>
+          </w:p>
+        </w:tc>
+      </w:tr>
+      <w:tr>
+        <w:tc>
+          <w:tcPr/>
+          <w:p>
+            <w:pPr>
+              <w:pStyle w:val="Compact"/>
+            </w:pPr>
+            <w:r>
+              <w:t xml:space="preserve">52</w:t>
+            </w:r>
+          </w:p>
+        </w:tc>
+        <w:tc>
+          <w:tcPr/>
+          <w:p>
+            <w:pPr>
+              <w:pStyle w:val="Compact"/>
+            </w:pPr>
+            <w:r>
+              <w:t xml:space="preserve">DGE-Qualitätsstandard (2022)</w:t>
+            </w:r>
+          </w:p>
+        </w:tc>
+        <w:tc>
+          <w:tcPr/>
+          <w:p>
+            <w:pPr>
+              <w:pStyle w:val="Compact"/>
+            </w:pPr>
+            <w:r>
+              <w:t xml:space="preserve">И (Р)</w:t>
+            </w:r>
+          </w:p>
+        </w:tc>
+        <w:tc>
+          <w:tcPr/>
+          <w:p>
+            <w:pPr>
+              <w:pStyle w:val="Compact"/>
+            </w:pPr>
+            <w:r>
+              <w:t xml:space="preserve">Цикл ≥6 недель; несколько линий; пищевая биография; учёт возвратов</w:t>
+            </w:r>
+          </w:p>
+        </w:tc>
+        <w:tc>
+          <w:tcPr/>
+          <w:p>
+            <w:pPr>
+              <w:pStyle w:val="Compact"/>
+            </w:pPr>
+            <w:r>
+              <w:t xml:space="preserve">[135]</w:t>
+            </w:r>
+          </w:p>
+        </w:tc>
+      </w:tr>
+      <w:tr>
+        <w:tc>
+          <w:tcPr/>
+          <w:p>
+            <w:pPr>
+              <w:pStyle w:val="Compact"/>
+            </w:pPr>
+            <w:r>
+              <w:t xml:space="preserve">53</w:t>
+            </w:r>
+          </w:p>
+        </w:tc>
+        <w:tc>
+          <w:tcPr/>
+          <w:p>
+            <w:pPr>
+              <w:pStyle w:val="Compact"/>
+            </w:pPr>
+            <w:r>
+              <w:t xml:space="preserve">Livsmedelsverket, национальные рекомендации (2019, обновл. 2024)</w:t>
+            </w:r>
+          </w:p>
+        </w:tc>
+        <w:tc>
+          <w:tcPr/>
+          <w:p>
+            <w:pPr>
+              <w:pStyle w:val="Compact"/>
+            </w:pPr>
+            <w:r>
+              <w:t xml:space="preserve">И (Р)</w:t>
+            </w:r>
+          </w:p>
+        </w:tc>
+        <w:tc>
+          <w:tcPr/>
+          <w:p>
+            <w:pPr>
+              <w:pStyle w:val="Compact"/>
+            </w:pPr>
+            <w:r>
+              <w:t xml:space="preserve">Критерии влияния жителя; совет по питанию; базовое меню</w:t>
+            </w:r>
+          </w:p>
+        </w:tc>
+        <w:tc>
+          <w:tcPr/>
+          <w:p>
+            <w:pPr>
+              <w:pStyle w:val="Compact"/>
+            </w:pPr>
+            <w:r>
+              <w:t xml:space="preserve">[137]</w:t>
+            </w:r>
+          </w:p>
+        </w:tc>
+      </w:tr>
+      <w:tr>
+        <w:tc>
+          <w:tcPr/>
+          <w:p>
+            <w:pPr>
+              <w:pStyle w:val="Compact"/>
+            </w:pPr>
+            <w:r>
+              <w:t xml:space="preserve">54</w:t>
+            </w:r>
+          </w:p>
+        </w:tc>
+        <w:tc>
+          <w:tcPr/>
+          <w:p>
+            <w:pPr>
+              <w:pStyle w:val="Compact"/>
+            </w:pPr>
+            <w:r>
+              <w:t xml:space="preserve">Serviceloven § 83 (Дания); заключение Ankestyrelsen от 17.05.2024</w:t>
+            </w:r>
+          </w:p>
+        </w:tc>
+        <w:tc>
+          <w:tcPr/>
+          <w:p>
+            <w:pPr>
+              <w:pStyle w:val="Compact"/>
+            </w:pPr>
+            <w:r>
+              <w:t xml:space="preserve">И</w:t>
+            </w:r>
+          </w:p>
+        </w:tc>
+        <w:tc>
+          <w:tcPr/>
+          <w:p>
+            <w:pPr>
+              <w:pStyle w:val="Compact"/>
+            </w:pPr>
+            <w:r>
+              <w:t xml:space="preserve">Отказ от отдельных приёмов пищи</w:t>
+            </w:r>
+          </w:p>
+        </w:tc>
+        <w:tc>
+          <w:tcPr/>
+          <w:p>
+            <w:pPr>
+              <w:pStyle w:val="Compact"/>
+            </w:pPr>
+            <w:r>
+              <w:t xml:space="preserve">[138]</w:t>
+            </w:r>
+          </w:p>
+        </w:tc>
+      </w:tr>
+      <w:tr>
+        <w:tc>
+          <w:tcPr/>
+          <w:p>
+            <w:pPr>
+              <w:pStyle w:val="Compact"/>
+            </w:pPr>
+            <w:r>
+              <w:t xml:space="preserve">55</w:t>
+            </w:r>
+          </w:p>
+        </w:tc>
+        <w:tc>
+          <w:tcPr/>
+          <w:p>
+            <w:pPr>
+              <w:pStyle w:val="Compact"/>
+            </w:pPr>
+            <w:r>
+              <w:t xml:space="preserve">Приказы-уведомления МЗТБ Японии № 419 и № 123</w:t>
+            </w:r>
+          </w:p>
+        </w:tc>
+        <w:tc>
+          <w:tcPr/>
+          <w:p>
+            <w:pPr>
+              <w:pStyle w:val="Compact"/>
+            </w:pPr>
+            <w:r>
+              <w:t xml:space="preserve">И</w:t>
+            </w:r>
+          </w:p>
+        </w:tc>
+        <w:tc>
+          <w:tcPr/>
+          <w:p>
+            <w:pPr>
+              <w:pStyle w:val="Compact"/>
+            </w:pPr>
+            <w:r>
+              <w:t xml:space="preserve">«Особое питание» по выбору с гарантиями</w:t>
+            </w:r>
+          </w:p>
+        </w:tc>
+        <w:tc>
+          <w:tcPr/>
+          <w:p>
+            <w:pPr>
+              <w:pStyle w:val="Compact"/>
+            </w:pPr>
+            <w:r>
+              <w:t xml:space="preserve">[140, 141]</w:t>
+            </w:r>
+          </w:p>
+        </w:tc>
+      </w:tr>
+      <w:tr>
+        <w:tc>
+          <w:tcPr/>
+          <w:p>
+            <w:pPr>
+              <w:pStyle w:val="Compact"/>
+            </w:pPr>
+            <w:r>
+              <w:t xml:space="preserve">56</w:t>
+            </w:r>
+          </w:p>
+        </w:tc>
+        <w:tc>
+          <w:tcPr/>
+          <w:p>
+            <w:pPr>
+              <w:pStyle w:val="Compact"/>
+            </w:pPr>
+            <w:r>
+              <w:t xml:space="preserve">Приказ министерства социального развития, опеки и попечительства Иркутской обл. от 28.11.2014 № 184-мпр (по акту КСП)</w:t>
+            </w:r>
+          </w:p>
+        </w:tc>
+        <w:tc>
+          <w:tcPr/>
+          <w:p>
+            <w:pPr>
+              <w:pStyle w:val="Compact"/>
+            </w:pPr>
+            <w:r>
+              <w:t xml:space="preserve">Н</w:t>
+            </w:r>
+          </w:p>
+        </w:tc>
+        <w:tc>
+          <w:tcPr/>
+          <w:p>
+            <w:pPr>
+              <w:pStyle w:val="Compact"/>
+            </w:pPr>
+            <w:r>
+              <w:t xml:space="preserve">Нормы питания в домах-интернатах (43 наименования); текст приказа не прочитан</w:t>
+            </w:r>
+          </w:p>
+        </w:tc>
+        <w:tc>
+          <w:tcPr/>
+          <w:p>
+            <w:pPr>
+              <w:pStyle w:val="Compact"/>
+            </w:pPr>
+            <w:r>
+              <w:t xml:space="preserve">[19]</w:t>
+            </w:r>
+          </w:p>
+        </w:tc>
+      </w:tr>
+      <w:tr>
+        <w:tc>
+          <w:tcPr/>
+          <w:p>
+            <w:pPr>
+              <w:pStyle w:val="Compact"/>
+            </w:pPr>
+            <w:r>
+              <w:t xml:space="preserve">57</w:t>
+            </w:r>
+          </w:p>
+        </w:tc>
+        <w:tc>
+          <w:tcPr/>
+          <w:p>
+            <w:pPr>
+              <w:pStyle w:val="Compact"/>
+            </w:pPr>
+            <w:r>
+              <w:t xml:space="preserve">Акт Контрольно-счётной палаты Иркутской обл. от 07.07.2023 № 22/41-а</w:t>
+            </w:r>
+          </w:p>
+        </w:tc>
+        <w:tc>
+          <w:tcPr/>
+          <w:p>
+            <w:pPr>
+              <w:pStyle w:val="Compact"/>
+            </w:pPr>
+            <w:r>
+              <w:t xml:space="preserve">Акт финансового контроля</w:t>
+            </w:r>
+          </w:p>
+        </w:tc>
+        <w:tc>
+          <w:tcPr/>
+          <w:p>
+            <w:pPr>
+              <w:pStyle w:val="Compact"/>
+            </w:pPr>
+            <w:r>
+              <w:t xml:space="preserve">Нарушения в документальной цепочке питания; стандарт «помощь в приёме пищи» — до 15 мин</w:t>
+            </w:r>
+          </w:p>
+        </w:tc>
+        <w:tc>
+          <w:tcPr/>
+          <w:p>
+            <w:pPr>
+              <w:pStyle w:val="Compact"/>
+            </w:pPr>
+            <w:r>
+              <w:t xml:space="preserve">[19]</w:t>
+            </w:r>
+          </w:p>
+        </w:tc>
+      </w:tr>
+      <w:tr>
+        <w:tc>
+          <w:tcPr/>
+          <w:p>
+            <w:pPr>
+              <w:pStyle w:val="Compact"/>
+            </w:pPr>
+            <w:r>
+              <w:t xml:space="preserve">58</w:t>
+            </w:r>
+          </w:p>
+        </w:tc>
+        <w:tc>
+          <w:tcPr/>
+          <w:p>
+            <w:pPr>
+              <w:pStyle w:val="Compact"/>
+            </w:pPr>
+            <w:r>
+              <w:t xml:space="preserve">Гражданский кодекс РФ (часть первая), ст. 29</w:t>
+            </w:r>
+          </w:p>
+        </w:tc>
+        <w:tc>
+          <w:tcPr/>
+          <w:p>
+            <w:pPr>
+              <w:pStyle w:val="Compact"/>
+            </w:pPr>
+            <w:r>
+              <w:t xml:space="preserve">Н</w:t>
+            </w:r>
+          </w:p>
+        </w:tc>
+        <w:tc>
+          <w:tcPr/>
+          <w:p>
+            <w:pPr>
+              <w:pStyle w:val="Compact"/>
+            </w:pPr>
+            <w:r>
+              <w:t xml:space="preserve">Сделки за недееспособного — опекун с учётом мнения или сведений о предпочтениях; ориентир порядка каналов воли (сценарий 15), не основание «согласия недееспособного» (п. 8.8)</w:t>
+            </w:r>
+          </w:p>
+        </w:tc>
+        <w:tc>
+          <w:tcPr/>
+          <w:p>
+            <w:pPr>
+              <w:pStyle w:val="Compact"/>
+            </w:pPr>
+            <w:r>
+              <w:t xml:space="preserve">[144]</w:t>
+            </w:r>
+          </w:p>
+        </w:tc>
+      </w:tr>
+      <w:tr>
+        <w:tc>
+          <w:tcPr/>
+          <w:p>
+            <w:pPr>
+              <w:pStyle w:val="Compact"/>
+            </w:pPr>
+            <w:r>
+              <w:t xml:space="preserve">59</w:t>
+            </w:r>
+          </w:p>
+        </w:tc>
+        <w:tc>
+          <w:tcPr/>
+          <w:p>
+            <w:pPr>
+              <w:pStyle w:val="Compact"/>
+            </w:pPr>
+            <w:r>
+              <w:t xml:space="preserve">IDDSI Framework (Cichero et al., Dysphagia, 2017)</w:t>
+            </w:r>
+          </w:p>
+        </w:tc>
+        <w:tc>
+          <w:tcPr/>
+          <w:p>
+            <w:pPr>
+              <w:pStyle w:val="Compact"/>
+            </w:pPr>
+            <w:r>
+              <w:t xml:space="preserve">И (Р)</w:t>
+            </w:r>
+          </w:p>
+        </w:tc>
+        <w:tc>
+          <w:tcPr/>
+          <w:p>
+            <w:pPr>
+              <w:pStyle w:val="Compact"/>
+            </w:pPr>
+            <w:r>
+              <w:t xml:space="preserve">Уровни текстур 0–7 — только язык маркировки вариантов; уровень назначает врач</w:t>
+            </w:r>
+          </w:p>
+        </w:tc>
+        <w:tc>
+          <w:tcPr/>
+          <w:p>
+            <w:pPr>
+              <w:pStyle w:val="Compact"/>
+            </w:pPr>
+            <w:r>
               <w:t xml:space="preserve">[142]</w:t>
             </w:r>
           </w:p>
@@ -30468,18 +33469,132 @@
               <w:pStyle w:val="Compact"/>
             </w:pPr>
             <w:r>
-              <w:t xml:space="preserve">8</w:t>
-            </w:r>
-          </w:p>
-        </w:tc>
-        <w:tc>
-          <w:tcPr/>
-          <w:p>
-            <w:pPr>
-              <w:pStyle w:val="Compact"/>
-            </w:pPr>
-            <w:r>
-              <w:t xml:space="preserve">Федеральный закон от 05.04.2013 № 44-ФЗ, ч. 4 ст. 15, ч. 24 ст. 22, ст. 95</w:t>
+              <w:t xml:space="preserve">60</w:t>
+            </w:r>
+          </w:p>
+        </w:tc>
+        <w:tc>
+          <w:tcPr/>
+          <w:p>
+            <w:pPr>
+              <w:pStyle w:val="Compact"/>
+            </w:pPr>
+            <w:r>
+              <w:t xml:space="preserve">Закупки ДСО «Серафимовский» «Оказание услуг по организации питания» 2025–2026 гг.: договор № 32515363453-01 от 02.12.2025; извещения № 32616169674, № 32616171821, № 32616197209; договор № 32616197209-01 от 17.08.2026</w:t>
+            </w:r>
+          </w:p>
+        </w:tc>
+        <w:tc>
+          <w:tcPr/>
+          <w:p>
+            <w:pPr>
+              <w:pStyle w:val="Compact"/>
+            </w:pPr>
+            <w:r>
+              <w:t xml:space="preserve">Закупочные документы (карточки — по агрегаторам; договоры — по реестру ЕИС, не сверены)</w:t>
+            </w:r>
+          </w:p>
+        </w:tc>
+        <w:tc>
+          <w:tcPr/>
+          <w:p>
+            <w:pPr>
+              <w:pStyle w:val="Compact"/>
+            </w:pPr>
+            <w:r>
+              <w:t xml:space="preserve">Кейс выбора при аутсорсинге (подтверждён автором); смена исполнителя в середине 2026 г.; цикличные меню ОВД / ИП / ОВД2 / лето — без выбора блюд; ТЗ конкурса и договор не прочитаны, условия о выборе не проверены (повторная попытка 07.10.2026)</w:t>
+            </w:r>
+          </w:p>
+        </w:tc>
+        <w:tc>
+          <w:tcPr/>
+          <w:p>
+            <w:pPr>
+              <w:pStyle w:val="Compact"/>
+            </w:pPr>
+            <w:r>
+              <w:t xml:space="preserve">[91–93]</w:t>
+            </w:r>
+          </w:p>
+        </w:tc>
+      </w:tr>
+      <w:tr>
+        <w:tc>
+          <w:tcPr/>
+          <w:p>
+            <w:pPr>
+              <w:pStyle w:val="Compact"/>
+            </w:pPr>
+            <w:r>
+              <w:t xml:space="preserve">61</w:t>
+            </w:r>
+          </w:p>
+        </w:tc>
+        <w:tc>
+          <w:tcPr/>
+          <w:p>
+            <w:pPr>
+              <w:pStyle w:val="Compact"/>
+            </w:pPr>
+            <w:r>
+              <w:t xml:space="preserve">Приказ ДСО «Серафимовский» от 10.03.2026 № 124 (правила внутреннего распорядка)</w:t>
+            </w:r>
+          </w:p>
+        </w:tc>
+        <w:tc>
+          <w:tcPr/>
+          <w:p>
+            <w:pPr>
+              <w:pStyle w:val="Compact"/>
+            </w:pPr>
+            <w:r>
+              <w:t xml:space="preserve">Л</w:t>
+            </w:r>
+          </w:p>
+        </w:tc>
+        <w:tc>
+          <w:tcPr/>
+          <w:p>
+            <w:pPr>
+              <w:pStyle w:val="Compact"/>
+            </w:pPr>
+            <w:r>
+              <w:t xml:space="preserve">Одна фраза о «зале заказного питания (вариативное меню)»; маломобильные едят в комнатах; порядок заказа не определён; отдельного положения о питании, журналов заказа и замен в открытом доступе нет (прил. Г)</w:t>
+            </w:r>
+          </w:p>
+        </w:tc>
+        <w:tc>
+          <w:tcPr/>
+          <w:p>
+            <w:pPr>
+              <w:pStyle w:val="Compact"/>
+            </w:pPr>
+            <w:r>
+              <w:t xml:space="preserve">[28]</w:t>
+            </w:r>
+          </w:p>
+        </w:tc>
+      </w:tr>
+      <w:tr>
+        <w:tc>
+          <w:tcPr/>
+          <w:p>
+            <w:pPr>
+              <w:pStyle w:val="Compact"/>
+            </w:pPr>
+            <w:r>
+              <w:t xml:space="preserve">62</w:t>
+            </w:r>
+          </w:p>
+        </w:tc>
+        <w:tc>
+          <w:tcPr/>
+          <w:p>
+            <w:pPr>
+              <w:pStyle w:val="Compact"/>
+            </w:pPr>
+            <w:r>
+              <w:t xml:space="preserve">Пост. Правительства СПб от 18.07.2025 № 507</w:t>
             </w:r>
           </w:p>
         </w:tc>
@@ -30501,42 +33616,42 @@
               <w:pStyle w:val="Compact"/>
             </w:pPr>
             <w:r>
-              <w:t xml:space="preserve">Закупки бюджетных учреждений; цена единицы; изменение количества</w:t>
-            </w:r>
-          </w:p>
-        </w:tc>
-        <w:tc>
-          <w:tcPr/>
-          <w:p>
-            <w:pPr>
-              <w:pStyle w:val="Compact"/>
-            </w:pPr>
-            <w:r>
-              <w:t xml:space="preserve">[55]</w:t>
-            </w:r>
-          </w:p>
-        </w:tc>
-      </w:tr>
-      <w:tr>
-        <w:tc>
-          <w:tcPr/>
-          <w:p>
-            <w:pPr>
-              <w:pStyle w:val="Compact"/>
-            </w:pPr>
-            <w:r>
-              <w:t xml:space="preserve">9</w:t>
-            </w:r>
-          </w:p>
-        </w:tc>
-        <w:tc>
-          <w:tcPr/>
-          <w:p>
-            <w:pPr>
-              <w:pStyle w:val="Compact"/>
-            </w:pPr>
-            <w:r>
-              <w:t xml:space="preserve">Федеральный закон от 18.07.2011 № 223-ФЗ</w:t>
+              <w:t xml:space="preserve">Новая редакция приложения к № 1284 с 01.01.2026: общая норма по образцу № 520н; ПНИ и ДСО; СБКС и ВМК по медицинским показаниям; полустационар</w:t>
+            </w:r>
+          </w:p>
+        </w:tc>
+        <w:tc>
+          <w:tcPr/>
+          <w:p>
+            <w:pPr>
+              <w:pStyle w:val="Compact"/>
+            </w:pPr>
+            <w:r>
+              <w:t xml:space="preserve">[34]</w:t>
+            </w:r>
+          </w:p>
+        </w:tc>
+      </w:tr>
+      <w:tr>
+        <w:tc>
+          <w:tcPr/>
+          <w:p>
+            <w:pPr>
+              <w:pStyle w:val="Compact"/>
+            </w:pPr>
+            <w:r>
+              <w:t xml:space="preserve">63</w:t>
+            </w:r>
+          </w:p>
+        </w:tc>
+        <w:tc>
+          <w:tcPr/>
+          <w:p>
+            <w:pPr>
+              <w:pStyle w:val="Compact"/>
+            </w:pPr>
+            <w:r>
+              <w:t xml:space="preserve">Пост. Правительства СПб от 23.07.2009 № 873, п. 7</w:t>
             </w:r>
           </w:p>
         </w:tc>
@@ -30558,1410 +33673,42 @@
               <w:pStyle w:val="Compact"/>
             </w:pPr>
             <w:r>
-              <w:t xml:space="preserve">Закупки автономных учреждений</w:t>
-            </w:r>
-          </w:p>
-        </w:tc>
-        <w:tc>
-          <w:tcPr/>
-          <w:p>
-            <w:pPr>
-              <w:pStyle w:val="Compact"/>
-            </w:pPr>
-            <w:r>
-              <w:t xml:space="preserve">[56]</w:t>
-            </w:r>
-          </w:p>
-        </w:tc>
-      </w:tr>
-      <w:tr>
-        <w:tc>
-          <w:tcPr/>
-          <w:p>
-            <w:pPr>
-              <w:pStyle w:val="Compact"/>
-            </w:pPr>
-            <w:r>
-              <w:t xml:space="preserve">10</w:t>
-            </w:r>
-          </w:p>
-        </w:tc>
-        <w:tc>
-          <w:tcPr/>
-          <w:p>
-            <w:pPr>
-              <w:pStyle w:val="Compact"/>
-            </w:pPr>
-            <w:r>
-              <w:t xml:space="preserve">КоАП РФ, ст. 6.3, 6.6</w:t>
-            </w:r>
-          </w:p>
-        </w:tc>
-        <w:tc>
-          <w:tcPr/>
-          <w:p>
-            <w:pPr>
-              <w:pStyle w:val="Compact"/>
-            </w:pPr>
-            <w:r>
-              <w:t xml:space="preserve">Н</w:t>
-            </w:r>
-          </w:p>
-        </w:tc>
-        <w:tc>
-          <w:tcPr/>
-          <w:p>
-            <w:pPr>
-              <w:pStyle w:val="Compact"/>
-            </w:pPr>
-            <w:r>
-              <w:t xml:space="preserve">Санитарная ответственность</w:t>
-            </w:r>
-          </w:p>
-        </w:tc>
-        <w:tc>
-          <w:tcPr/>
-          <w:p>
-            <w:pPr>
-              <w:pStyle w:val="Compact"/>
-            </w:pPr>
-            <w:r>
-              <w:t xml:space="preserve">[64]</w:t>
-            </w:r>
-          </w:p>
-        </w:tc>
-      </w:tr>
-      <w:tr>
-        <w:tc>
-          <w:tcPr/>
-          <w:p>
-            <w:pPr>
-              <w:pStyle w:val="Compact"/>
-            </w:pPr>
-            <w:r>
-              <w:t xml:space="preserve">11</w:t>
-            </w:r>
-          </w:p>
-        </w:tc>
-        <w:tc>
-          <w:tcPr/>
-          <w:p>
-            <w:pPr>
-              <w:pStyle w:val="Compact"/>
-            </w:pPr>
-            <w:r>
-              <w:t xml:space="preserve">Приказ Минтруда России от 14.05.2025 № 305н (Правила организации деятельности), п. 15, подп. 10, 13, 15 п. 20, п. 29; прил. № 2</w:t>
-            </w:r>
-          </w:p>
-        </w:tc>
-        <w:tc>
-          <w:tcPr/>
-          <w:p>
-            <w:pPr>
-              <w:pStyle w:val="Compact"/>
-            </w:pPr>
-            <w:r>
-              <w:t xml:space="preserve">Н (прил. № 2 — Р)</w:t>
-            </w:r>
-          </w:p>
-        </w:tc>
-        <w:tc>
-          <w:tcPr/>
-          <w:p>
-            <w:pPr>
-              <w:pStyle w:val="Compact"/>
-            </w:pPr>
-            <w:r>
-              <w:t xml:space="preserve">Нормы питания — акт субъекта; условия для соблюдения постов во всех организациях; помещение для приготовления пищи получателями</w:t>
-            </w:r>
-          </w:p>
-        </w:tc>
-        <w:tc>
-          <w:tcPr/>
-          <w:p>
-            <w:pPr>
-              <w:pStyle w:val="Compact"/>
-            </w:pPr>
-            <w:r>
-              <w:t xml:space="preserve">[27]</w:t>
-            </w:r>
-          </w:p>
-        </w:tc>
-      </w:tr>
-      <w:tr>
-        <w:tc>
-          <w:tcPr/>
-          <w:p>
-            <w:pPr>
-              <w:pStyle w:val="Compact"/>
-            </w:pPr>
-            <w:r>
-              <w:t xml:space="preserve">12</w:t>
-            </w:r>
-          </w:p>
-        </w:tc>
-        <w:tc>
-          <w:tcPr/>
-          <w:p>
-            <w:pPr>
-              <w:pStyle w:val="Compact"/>
-            </w:pPr>
-            <w:r>
-              <w:t xml:space="preserve">Приказ Минтруда России от 24.11.2014 № 935н</w:t>
-            </w:r>
-          </w:p>
-        </w:tc>
-        <w:tc>
-          <w:tcPr/>
-          <w:p>
-            <w:pPr>
-              <w:pStyle w:val="Compact"/>
-            </w:pPr>
-            <w:r>
-              <w:t xml:space="preserve">Р (примерный порядок)</w:t>
-            </w:r>
-          </w:p>
-        </w:tc>
-        <w:tc>
-          <w:tcPr/>
-          <w:p>
-            <w:pPr>
-              <w:pStyle w:val="Compact"/>
-            </w:pPr>
-            <w:r>
-              <w:t xml:space="preserve">Питание как социально-бытовая услуга</w:t>
-            </w:r>
-          </w:p>
-        </w:tc>
-        <w:tc>
-          <w:tcPr/>
-          <w:p>
-            <w:pPr>
-              <w:pStyle w:val="Compact"/>
-            </w:pPr>
-            <w:r>
-              <w:t xml:space="preserve">[25]</w:t>
-            </w:r>
-          </w:p>
-        </w:tc>
-      </w:tr>
-      <w:tr>
-        <w:tc>
-          <w:tcPr/>
-          <w:p>
-            <w:pPr>
-              <w:pStyle w:val="Compact"/>
-            </w:pPr>
-            <w:r>
-              <w:t xml:space="preserve">13</w:t>
-            </w:r>
-          </w:p>
-        </w:tc>
-        <w:tc>
-          <w:tcPr/>
-          <w:p>
-            <w:pPr>
-              <w:pStyle w:val="Compact"/>
-            </w:pPr>
-            <w:r>
-              <w:t xml:space="preserve">Приказ Минтруда России от 13.09.2022 № 520н</w:t>
-            </w:r>
-          </w:p>
-        </w:tc>
-        <w:tc>
-          <w:tcPr/>
-          <w:p>
-            <w:pPr>
-              <w:pStyle w:val="Compact"/>
-            </w:pPr>
-            <w:r>
-              <w:t xml:space="preserve">Р</w:t>
-            </w:r>
-          </w:p>
-        </w:tc>
-        <w:tc>
-          <w:tcPr/>
-          <w:p>
-            <w:pPr>
-              <w:pStyle w:val="Compact"/>
-            </w:pPr>
-            <w:r>
-              <w:t xml:space="preserve">Рекомендуемые нормы питания</w:t>
-            </w:r>
-          </w:p>
-        </w:tc>
-        <w:tc>
-          <w:tcPr/>
-          <w:p>
-            <w:pPr>
-              <w:pStyle w:val="Compact"/>
-            </w:pPr>
-            <w:r>
-              <w:t xml:space="preserve">[32]</w:t>
-            </w:r>
-          </w:p>
-        </w:tc>
-      </w:tr>
-      <w:tr>
-        <w:tc>
-          <w:tcPr/>
-          <w:p>
-            <w:pPr>
-              <w:pStyle w:val="Compact"/>
-            </w:pPr>
-            <w:r>
-              <w:t xml:space="preserve">14</w:t>
-            </w:r>
-          </w:p>
-        </w:tc>
-        <w:tc>
-          <w:tcPr/>
-          <w:p>
-            <w:pPr>
-              <w:pStyle w:val="Compact"/>
-            </w:pPr>
-            <w:r>
-              <w:t xml:space="preserve">Постановление Минтруда России от 15.02.2002 № 12 (ред. 04.06.2007)</w:t>
-            </w:r>
-          </w:p>
-        </w:tc>
-        <w:tc>
-          <w:tcPr/>
-          <w:p>
-            <w:pPr>
-              <w:pStyle w:val="Compact"/>
-            </w:pPr>
-            <w:r>
-              <w:t xml:space="preserve">МР</w:t>
-            </w:r>
-          </w:p>
-        </w:tc>
-        <w:tc>
-          <w:tcPr/>
-          <w:p>
-            <w:pPr>
-              <w:pStyle w:val="Compact"/>
-            </w:pPr>
-            <w:r>
-              <w:t xml:space="preserve">Продуктовые наборы, меню-раскладки, нормы взаимозаменяемости (прил. 7), замена по белку и углеводам (прил. 8)</w:t>
-            </w:r>
-          </w:p>
-        </w:tc>
-        <w:tc>
-          <w:tcPr/>
-          <w:p>
-            <w:pPr>
-              <w:pStyle w:val="Compact"/>
-            </w:pPr>
-            <w:r>
-              <w:t xml:space="preserve">[31]</w:t>
-            </w:r>
-          </w:p>
-        </w:tc>
-      </w:tr>
-      <w:tr>
-        <w:tc>
-          <w:tcPr/>
-          <w:p>
-            <w:pPr>
-              <w:pStyle w:val="Compact"/>
-            </w:pPr>
-            <w:r>
-              <w:t xml:space="preserve">15</w:t>
-            </w:r>
-          </w:p>
-        </w:tc>
-        <w:tc>
-          <w:tcPr/>
-          <w:p>
-            <w:pPr>
-              <w:pStyle w:val="Compact"/>
-            </w:pPr>
-            <w:r>
-              <w:t xml:space="preserve">Постановление Минтруда России от 25.12.2003 № 90</w:t>
-            </w:r>
-          </w:p>
-        </w:tc>
-        <w:tc>
-          <w:tcPr/>
-          <w:p>
-            <w:pPr>
-              <w:pStyle w:val="Compact"/>
-            </w:pPr>
-            <w:r>
-              <w:t xml:space="preserve">МР</w:t>
-            </w:r>
-          </w:p>
-        </w:tc>
-        <w:tc>
-          <w:tcPr/>
-          <w:p>
-            <w:pPr>
-              <w:pStyle w:val="Compact"/>
-            </w:pPr>
-            <w:r>
-              <w:t xml:space="preserve">Диетическое (лечебное) питание в учреждениях соцобслуживания</w:t>
-            </w:r>
-          </w:p>
-        </w:tc>
-        <w:tc>
-          <w:tcPr/>
-          <w:p>
-            <w:pPr>
-              <w:pStyle w:val="Compact"/>
-            </w:pPr>
-            <w:r>
-              <w:t xml:space="preserve">[41]</w:t>
-            </w:r>
-          </w:p>
-        </w:tc>
-      </w:tr>
-      <w:tr>
-        <w:tc>
-          <w:tcPr/>
-          <w:p>
-            <w:pPr>
-              <w:pStyle w:val="Compact"/>
-            </w:pPr>
-            <w:r>
-              <w:t xml:space="preserve">16</w:t>
-            </w:r>
-          </w:p>
-        </w:tc>
-        <w:tc>
-          <w:tcPr/>
-          <w:p>
-            <w:pPr>
-              <w:pStyle w:val="Compact"/>
-            </w:pPr>
-            <w:r>
-              <w:t xml:space="preserve">СанПиН 2.3/2.4.3590-20 (пост. ГГСВ от 27.10.2020 № 32)</w:t>
-            </w:r>
-          </w:p>
-        </w:tc>
-        <w:tc>
-          <w:tcPr/>
-          <w:p>
-            <w:pPr>
-              <w:pStyle w:val="Compact"/>
-            </w:pPr>
-            <w:r>
-              <w:t xml:space="preserve">Н, утратил силу с 01.09.2026</w:t>
-            </w:r>
-          </w:p>
-        </w:tc>
-        <w:tc>
-          <w:tcPr/>
-          <w:p>
-            <w:pPr>
-              <w:pStyle w:val="Compact"/>
-            </w:pPr>
-            <w:r>
-              <w:t xml:space="preserve">Применялся до 31.08.2026; п. 7.1.11–7.1.14 сверены с официальной публикацией (п. 2.7)</w:t>
-            </w:r>
-          </w:p>
-        </w:tc>
-        <w:tc>
-          <w:tcPr/>
-          <w:p>
-            <w:pPr>
-              <w:pStyle w:val="Compact"/>
-            </w:pPr>
-            <w:r>
-              <w:t xml:space="preserve">[2, 49]</w:t>
-            </w:r>
-          </w:p>
-        </w:tc>
-      </w:tr>
-      <w:tr>
-        <w:tc>
-          <w:tcPr/>
-          <w:p>
-            <w:pPr>
-              <w:pStyle w:val="Compact"/>
-            </w:pPr>
-            <w:r>
-              <w:t xml:space="preserve">17</w:t>
-            </w:r>
-          </w:p>
-        </w:tc>
-        <w:tc>
-          <w:tcPr/>
-          <w:p>
-            <w:pPr>
-              <w:pStyle w:val="Compact"/>
-            </w:pPr>
-            <w:r>
-              <w:t xml:space="preserve">СанПиН 2.3/2.4.4282-26 (пост. ГГСВ от 02.06.2026 № 18)</w:t>
-            </w:r>
-          </w:p>
-        </w:tc>
-        <w:tc>
-          <w:tcPr/>
-          <w:p>
-            <w:pPr>
-              <w:pStyle w:val="Compact"/>
-            </w:pPr>
-            <w:r>
-              <w:t xml:space="preserve">Н, с 01.09.2026 до 01.09.2032</w:t>
-            </w:r>
-          </w:p>
-        </w:tc>
-        <w:tc>
-          <w:tcPr/>
-          <w:p>
-            <w:pPr>
-              <w:pStyle w:val="Compact"/>
-            </w:pPr>
-            <w:r>
-              <w:t xml:space="preserve">Действующие санитарные требования; п. 3, 11, 24, 25, 32, 43, 56, 59</w:t>
-            </w:r>
-          </w:p>
-        </w:tc>
-        <w:tc>
-          <w:tcPr/>
-          <w:p>
-            <w:pPr>
-              <w:pStyle w:val="Compact"/>
-            </w:pPr>
-            <w:r>
-              <w:t xml:space="preserve">[3]</w:t>
-            </w:r>
-          </w:p>
-        </w:tc>
-      </w:tr>
-      <w:tr>
-        <w:tc>
-          <w:tcPr/>
-          <w:p>
-            <w:pPr>
-              <w:pStyle w:val="Compact"/>
-            </w:pPr>
-            <w:r>
-              <w:t xml:space="preserve">18</w:t>
-            </w:r>
-          </w:p>
-        </w:tc>
-        <w:tc>
-          <w:tcPr/>
-          <w:p>
-            <w:pPr>
-              <w:pStyle w:val="Compact"/>
-            </w:pPr>
-            <w:r>
-              <w:t xml:space="preserve">МР 2.3.1.0253-21</w:t>
-            </w:r>
-          </w:p>
-        </w:tc>
-        <w:tc>
-          <w:tcPr/>
-          <w:p>
-            <w:pPr>
-              <w:pStyle w:val="Compact"/>
-            </w:pPr>
-            <w:r>
-              <w:t xml:space="preserve">МР</w:t>
-            </w:r>
-          </w:p>
-        </w:tc>
-        <w:tc>
-          <w:tcPr/>
-          <w:p>
-            <w:pPr>
-              <w:pStyle w:val="Compact"/>
-            </w:pPr>
-            <w:r>
-              <w:t xml:space="preserve">Нормы физиологических потребностей</w:t>
-            </w:r>
-          </w:p>
-        </w:tc>
-        <w:tc>
-          <w:tcPr/>
-          <w:p>
-            <w:pPr>
-              <w:pStyle w:val="Compact"/>
-            </w:pPr>
-            <w:r>
-              <w:t xml:space="preserve">[43]</w:t>
-            </w:r>
-          </w:p>
-        </w:tc>
-      </w:tr>
-      <w:tr>
-        <w:tc>
-          <w:tcPr/>
-          <w:p>
-            <w:pPr>
-              <w:pStyle w:val="Compact"/>
-            </w:pPr>
-            <w:r>
-              <w:t xml:space="preserve">19</w:t>
-            </w:r>
-          </w:p>
-        </w:tc>
-        <w:tc>
-          <w:tcPr/>
-          <w:p>
-            <w:pPr>
-              <w:pStyle w:val="Compact"/>
-            </w:pPr>
-            <w:r>
-              <w:t xml:space="preserve">Приказ Минздрава России от 05.08.2003 № 330</w:t>
-            </w:r>
-          </w:p>
-        </w:tc>
-        <w:tc>
-          <w:tcPr/>
-          <w:p>
-            <w:pPr>
-              <w:pStyle w:val="Compact"/>
-            </w:pPr>
-            <w:r>
-              <w:t xml:space="preserve">Н (для медорганизаций)</w:t>
-            </w:r>
-          </w:p>
-        </w:tc>
-        <w:tc>
-          <w:tcPr/>
-          <w:p>
-            <w:pPr>
-              <w:pStyle w:val="Compact"/>
-            </w:pPr>
-            <w:r>
-              <w:t xml:space="preserve">Лечебное питание; совет по питанию</w:t>
-            </w:r>
-          </w:p>
-        </w:tc>
-        <w:tc>
-          <w:tcPr/>
-          <w:p>
-            <w:pPr>
-              <w:pStyle w:val="Compact"/>
-            </w:pPr>
-            <w:r>
-              <w:t xml:space="preserve">[50]</w:t>
-            </w:r>
-          </w:p>
-        </w:tc>
-      </w:tr>
-      <w:tr>
-        <w:tc>
-          <w:tcPr/>
-          <w:p>
-            <w:pPr>
-              <w:pStyle w:val="Compact"/>
-            </w:pPr>
-            <w:r>
-              <w:t xml:space="preserve">20</w:t>
-            </w:r>
-          </w:p>
-        </w:tc>
-        <w:tc>
-          <w:tcPr/>
-          <w:p>
-            <w:pPr>
-              <w:pStyle w:val="Compact"/>
-            </w:pPr>
-            <w:r>
-              <w:t xml:space="preserve">Приказ Минздрава России от 21.06.2013 № 395н</w:t>
-            </w:r>
-          </w:p>
-        </w:tc>
-        <w:tc>
-          <w:tcPr/>
-          <w:p>
-            <w:pPr>
-              <w:pStyle w:val="Compact"/>
-            </w:pPr>
-            <w:r>
-              <w:t xml:space="preserve">Н (для медорганизаций)</w:t>
-            </w:r>
-          </w:p>
-        </w:tc>
-        <w:tc>
-          <w:tcPr/>
-          <w:p>
-            <w:pPr>
-              <w:pStyle w:val="Compact"/>
-            </w:pPr>
-            <w:r>
-              <w:t xml:space="preserve">Нормы лечебного питания</w:t>
-            </w:r>
-          </w:p>
-        </w:tc>
-        <w:tc>
-          <w:tcPr/>
-          <w:p>
-            <w:pPr>
-              <w:pStyle w:val="Compact"/>
-            </w:pPr>
-            <w:r>
-              <w:t xml:space="preserve">[51]</w:t>
-            </w:r>
-          </w:p>
-        </w:tc>
-      </w:tr>
-      <w:tr>
-        <w:tc>
-          <w:tcPr/>
-          <w:p>
-            <w:pPr>
-              <w:pStyle w:val="Compact"/>
-            </w:pPr>
-            <w:r>
-              <w:t xml:space="preserve">21</w:t>
-            </w:r>
-          </w:p>
-        </w:tc>
-        <w:tc>
-          <w:tcPr/>
-          <w:p>
-            <w:pPr>
-              <w:pStyle w:val="Compact"/>
-            </w:pPr>
-            <w:r>
-              <w:t xml:space="preserve">Приказ Минздрава России от 23.09.2020 № 1008н</w:t>
-            </w:r>
-          </w:p>
-        </w:tc>
-        <w:tc>
-          <w:tcPr/>
-          <w:p>
-            <w:pPr>
-              <w:pStyle w:val="Compact"/>
-            </w:pPr>
-            <w:r>
-              <w:t xml:space="preserve">Н (для медорганизаций)</w:t>
-            </w:r>
-          </w:p>
-        </w:tc>
-        <w:tc>
-          <w:tcPr/>
-          <w:p>
-            <w:pPr>
-              <w:pStyle w:val="Compact"/>
-            </w:pPr>
-            <w:r>
-              <w:t xml:space="preserve">Порядок обеспечения лечебным питанием</w:t>
-            </w:r>
-          </w:p>
-        </w:tc>
-        <w:tc>
-          <w:tcPr/>
-          <w:p>
-            <w:pPr>
-              <w:pStyle w:val="Compact"/>
-            </w:pPr>
-            <w:r>
-              <w:t xml:space="preserve">[52]</w:t>
-            </w:r>
-          </w:p>
-        </w:tc>
-      </w:tr>
-      <w:tr>
-        <w:tc>
-          <w:tcPr/>
-          <w:p>
-            <w:pPr>
-              <w:pStyle w:val="Compact"/>
-            </w:pPr>
-            <w:r>
-              <w:t xml:space="preserve">22</w:t>
-            </w:r>
-          </w:p>
-        </w:tc>
-        <w:tc>
-          <w:tcPr/>
-          <w:p>
-            <w:pPr>
-              <w:pStyle w:val="Compact"/>
-            </w:pPr>
-            <w:r>
-              <w:t xml:space="preserve">Пост. Правительства СПб от 29.12.2014 № 1284 (прил. в ред. пост. от 18.07.2025 № 507, с 01.01.2026; до 31.12.2025 — ред. 27.06.2022 № 561)</w:t>
-            </w:r>
-          </w:p>
-        </w:tc>
-        <w:tc>
-          <w:tcPr/>
-          <w:p>
-            <w:pPr>
-              <w:pStyle w:val="Compact"/>
-            </w:pPr>
-            <w:r>
-              <w:t xml:space="preserve">Н</w:t>
-            </w:r>
-          </w:p>
-        </w:tc>
-        <w:tc>
-          <w:tcPr/>
-          <w:p>
-            <w:pPr>
-              <w:pStyle w:val="Compact"/>
-            </w:pPr>
-            <w:r>
-              <w:t xml:space="preserve">Нормы питания СПб; нормы с СБКС и без для ПНИ и ДСО и для остальных организаций; СБКС и ВМК по медицинским показаниям</w:t>
-            </w:r>
-          </w:p>
-        </w:tc>
-        <w:tc>
-          <w:tcPr/>
-          <w:p>
-            <w:pPr>
-              <w:pStyle w:val="Compact"/>
-            </w:pPr>
-            <w:r>
-              <w:t xml:space="preserve">[33, 34]</w:t>
-            </w:r>
-          </w:p>
-        </w:tc>
-      </w:tr>
-      <w:tr>
-        <w:tc>
-          <w:tcPr/>
-          <w:p>
-            <w:pPr>
-              <w:pStyle w:val="Compact"/>
-            </w:pPr>
-            <w:r>
-              <w:t xml:space="preserve">23</w:t>
-            </w:r>
-          </w:p>
-        </w:tc>
-        <w:tc>
-          <w:tcPr/>
-          <w:p>
-            <w:pPr>
-              <w:pStyle w:val="Compact"/>
-            </w:pPr>
-            <w:r>
-              <w:t xml:space="preserve">Пост. Правительства СПб от 29.12.2014 № 1283</w:t>
-            </w:r>
-          </w:p>
-        </w:tc>
-        <w:tc>
-          <w:tcPr/>
-          <w:p>
-            <w:pPr>
-              <w:pStyle w:val="Compact"/>
-            </w:pPr>
-            <w:r>
-              <w:t xml:space="preserve">Н</w:t>
-            </w:r>
-          </w:p>
-        </w:tc>
-        <w:tc>
-          <w:tcPr/>
-          <w:p>
-            <w:pPr>
-              <w:pStyle w:val="Compact"/>
-            </w:pPr>
-            <w:r>
-              <w:t xml:space="preserve">Порядки предоставления социальных услуг в СПб</w:t>
-            </w:r>
-          </w:p>
-        </w:tc>
-        <w:tc>
-          <w:tcPr/>
-          <w:p>
-            <w:pPr>
-              <w:pStyle w:val="Compact"/>
-            </w:pPr>
-            <w:r>
-              <w:t xml:space="preserve">[73]</w:t>
-            </w:r>
-          </w:p>
-        </w:tc>
-      </w:tr>
-      <w:tr>
-        <w:tc>
-          <w:tcPr/>
-          <w:p>
-            <w:pPr>
-              <w:pStyle w:val="Compact"/>
-            </w:pPr>
-            <w:r>
-              <w:t xml:space="preserve">24</w:t>
-            </w:r>
-          </w:p>
-        </w:tc>
-        <w:tc>
-          <w:tcPr/>
-          <w:p>
-            <w:pPr>
-              <w:pStyle w:val="Compact"/>
-            </w:pPr>
-            <w:r>
-              <w:t xml:space="preserve">Распоряжение КСП СПб от 13.12.2024 № 1366-р; от 15.12.2025 № 1155-р</w:t>
-            </w:r>
-          </w:p>
-        </w:tc>
-        <w:tc>
-          <w:tcPr/>
-          <w:p>
-            <w:pPr>
-              <w:pStyle w:val="Compact"/>
-            </w:pPr>
-            <w:r>
-              <w:t xml:space="preserve">Н</w:t>
-            </w:r>
-          </w:p>
-        </w:tc>
-        <w:tc>
-          <w:tcPr/>
-          <w:p>
-            <w:pPr>
-              <w:pStyle w:val="Compact"/>
-            </w:pPr>
-            <w:r>
-              <w:t xml:space="preserve">Тарифы на 2025 и 2026 гг.; официальные файлы — прил. Г</w:t>
-            </w:r>
-          </w:p>
-        </w:tc>
-        <w:tc>
-          <w:tcPr/>
-          <w:p>
-            <w:pPr>
-              <w:pStyle w:val="Compact"/>
-            </w:pPr>
-            <w:r>
-              <w:t xml:space="preserve">[74, 75]</w:t>
-            </w:r>
-          </w:p>
-        </w:tc>
-      </w:tr>
-      <w:tr>
-        <w:tc>
-          <w:tcPr/>
-          <w:p>
-            <w:pPr>
-              <w:pStyle w:val="Compact"/>
-            </w:pPr>
-            <w:r>
-              <w:t xml:space="preserve">25</w:t>
-            </w:r>
-          </w:p>
-        </w:tc>
-        <w:tc>
-          <w:tcPr/>
-          <w:p>
-            <w:pPr>
-              <w:pStyle w:val="Compact"/>
-            </w:pPr>
-            <w:r>
-              <w:t xml:space="preserve">Пост. Правительства СПб от 19.12.2019 № 929</w:t>
-            </w:r>
-          </w:p>
-        </w:tc>
-        <w:tc>
-          <w:tcPr/>
-          <w:p>
-            <w:pPr>
-              <w:pStyle w:val="Compact"/>
-            </w:pPr>
-            <w:r>
-              <w:t xml:space="preserve">Н</w:t>
-            </w:r>
-          </w:p>
-        </w:tc>
-        <w:tc>
-          <w:tcPr/>
-          <w:p>
-            <w:pPr>
-              <w:pStyle w:val="Compact"/>
-            </w:pPr>
-            <w:r>
-              <w:t xml:space="preserve">Новая редакция норм с 01.01.2020</w:t>
-            </w:r>
-          </w:p>
-        </w:tc>
-        <w:tc>
-          <w:tcPr/>
-          <w:p>
-            <w:pPr>
-              <w:pStyle w:val="Compact"/>
-            </w:pPr>
-            <w:r>
-              <w:t xml:space="preserve">[72]</w:t>
-            </w:r>
-          </w:p>
-        </w:tc>
-      </w:tr>
-      <w:tr>
-        <w:tc>
-          <w:tcPr/>
-          <w:p>
-            <w:pPr>
-              <w:pStyle w:val="Compact"/>
-            </w:pPr>
-            <w:r>
-              <w:t xml:space="preserve">26</w:t>
-            </w:r>
-          </w:p>
-        </w:tc>
-        <w:tc>
-          <w:tcPr/>
-          <w:p>
-            <w:pPr>
-              <w:pStyle w:val="Compact"/>
-            </w:pPr>
-            <w:r>
-              <w:t xml:space="preserve">Приказ ДТСЗН г. Москвы от 22.03.2021 № 228</w:t>
-            </w:r>
-          </w:p>
-        </w:tc>
-        <w:tc>
-          <w:tcPr/>
-          <w:p>
-            <w:pPr>
-              <w:pStyle w:val="Compact"/>
-            </w:pPr>
-            <w:r>
-              <w:t xml:space="preserve">Н</w:t>
-            </w:r>
-          </w:p>
-        </w:tc>
-        <w:tc>
-          <w:tcPr/>
-          <w:p>
-            <w:pPr>
-              <w:pStyle w:val="Compact"/>
-            </w:pPr>
-            <w:r>
-              <w:t xml:space="preserve">Нормы питания Москвы</w:t>
-            </w:r>
-          </w:p>
-        </w:tc>
-        <w:tc>
-          <w:tcPr/>
-          <w:p>
-            <w:pPr>
-              <w:pStyle w:val="Compact"/>
-            </w:pPr>
-            <w:r>
-              <w:t xml:space="preserve">[69]</w:t>
-            </w:r>
-          </w:p>
-        </w:tc>
-      </w:tr>
-      <w:tr>
-        <w:tc>
-          <w:tcPr/>
-          <w:p>
-            <w:pPr>
-              <w:pStyle w:val="Compact"/>
-            </w:pPr>
-            <w:r>
-              <w:t xml:space="preserve">27</w:t>
-            </w:r>
-          </w:p>
-        </w:tc>
-        <w:tc>
-          <w:tcPr/>
-          <w:p>
-            <w:pPr>
-              <w:pStyle w:val="Compact"/>
-            </w:pPr>
-            <w:r>
-              <w:t xml:space="preserve">Пост. Правительства Свердловской обл. от 10.11.2022 № 765-ПП</w:t>
-            </w:r>
-          </w:p>
-        </w:tc>
-        <w:tc>
-          <w:tcPr/>
-          <w:p>
-            <w:pPr>
-              <w:pStyle w:val="Compact"/>
-            </w:pPr>
-            <w:r>
-              <w:t xml:space="preserve">Н</w:t>
-            </w:r>
-          </w:p>
-        </w:tc>
-        <w:tc>
-          <w:tcPr/>
-          <w:p>
-            <w:pPr>
-              <w:pStyle w:val="Compact"/>
-            </w:pPr>
-            <w:r>
-              <w:t xml:space="preserve">Нормы питания; ссылка на прил. 11 СанПиН</w:t>
-            </w:r>
-          </w:p>
-        </w:tc>
-        <w:tc>
-          <w:tcPr/>
-          <w:p>
-            <w:pPr>
-              <w:pStyle w:val="Compact"/>
-            </w:pPr>
-            <w:r>
-              <w:t xml:space="preserve">[44]</w:t>
-            </w:r>
-          </w:p>
-        </w:tc>
-      </w:tr>
-      <w:tr>
-        <w:tc>
-          <w:tcPr/>
-          <w:p>
-            <w:pPr>
-              <w:pStyle w:val="Compact"/>
-            </w:pPr>
-            <w:r>
-              <w:t xml:space="preserve">28</w:t>
-            </w:r>
-          </w:p>
-        </w:tc>
-        <w:tc>
-          <w:tcPr/>
-          <w:p>
-            <w:pPr>
-              <w:pStyle w:val="Compact"/>
-            </w:pPr>
-            <w:r>
-              <w:t xml:space="preserve">Пост. Правительства Нижегородской обл. от 20.10.2014 № 709 (ред. пост. от 30.08.2019 № 617, с 01.01.2020)</w:t>
-            </w:r>
-          </w:p>
-        </w:tc>
-        <w:tc>
-          <w:tcPr/>
-          <w:p>
-            <w:pPr>
-              <w:pStyle w:val="Compact"/>
-            </w:pPr>
-            <w:r>
-              <w:t xml:space="preserve">Н</w:t>
-            </w:r>
-          </w:p>
-        </w:tc>
-        <w:tc>
-          <w:tcPr/>
-          <w:p>
-            <w:pPr>
-              <w:pStyle w:val="Compact"/>
-            </w:pPr>
-            <w:r>
-              <w:t xml:space="preserve">Нормы питания для взрослых в нетто; положений о выборе и замене нет</w:t>
-            </w:r>
-          </w:p>
-        </w:tc>
-        <w:tc>
-          <w:tcPr/>
-          <w:p>
-            <w:pPr>
-              <w:pStyle w:val="Compact"/>
-            </w:pPr>
-            <w:r>
-              <w:t xml:space="preserve">[70, 80]</w:t>
-            </w:r>
-          </w:p>
-        </w:tc>
-      </w:tr>
-      <w:tr>
-        <w:tc>
-          <w:tcPr/>
-          <w:p>
-            <w:pPr>
-              <w:pStyle w:val="Compact"/>
-            </w:pPr>
-            <w:r>
-              <w:t xml:space="preserve">29</w:t>
-            </w:r>
-          </w:p>
-        </w:tc>
-        <w:tc>
-          <w:tcPr/>
-          <w:p>
-            <w:pPr>
-              <w:pStyle w:val="Compact"/>
-            </w:pPr>
-            <w:r>
-              <w:t xml:space="preserve">Приказ Омской обл. от 11.11.2014 № 171-п</w:t>
-            </w:r>
-          </w:p>
-        </w:tc>
-        <w:tc>
-          <w:tcPr/>
-          <w:p>
-            <w:pPr>
-              <w:pStyle w:val="Compact"/>
-            </w:pPr>
-            <w:r>
-              <w:t xml:space="preserve">Н</w:t>
-            </w:r>
-          </w:p>
-        </w:tc>
-        <w:tc>
-          <w:tcPr/>
-          <w:p>
-            <w:pPr>
-              <w:pStyle w:val="Compact"/>
-            </w:pPr>
-            <w:r>
-              <w:t xml:space="preserve">Нормы питания</w:t>
-            </w:r>
-          </w:p>
-        </w:tc>
-        <w:tc>
-          <w:tcPr/>
-          <w:p>
-            <w:pPr>
-              <w:pStyle w:val="Compact"/>
-            </w:pPr>
-            <w:r>
-              <w:t xml:space="preserve">[82]</w:t>
-            </w:r>
-          </w:p>
-        </w:tc>
-      </w:tr>
-      <w:tr>
-        <w:tc>
-          <w:tcPr/>
-          <w:p>
-            <w:pPr>
-              <w:pStyle w:val="Compact"/>
-            </w:pPr>
-            <w:r>
-              <w:t xml:space="preserve">30</w:t>
-            </w:r>
-          </w:p>
-        </w:tc>
-        <w:tc>
-          <w:tcPr/>
-          <w:p>
-            <w:pPr>
-              <w:pStyle w:val="Compact"/>
-            </w:pPr>
-            <w:r>
-              <w:t xml:space="preserve">Приказ КСЗН Псковской обл. от 14.07.2020 № 206</w:t>
-            </w:r>
-          </w:p>
-        </w:tc>
-        <w:tc>
-          <w:tcPr/>
-          <w:p>
-            <w:pPr>
-              <w:pStyle w:val="Compact"/>
-            </w:pPr>
-            <w:r>
-              <w:t xml:space="preserve">Н</w:t>
-            </w:r>
-          </w:p>
-        </w:tc>
-        <w:tc>
-          <w:tcPr/>
-          <w:p>
-            <w:pPr>
-              <w:pStyle w:val="Compact"/>
-            </w:pPr>
-            <w:r>
-              <w:t xml:space="preserve">Нормы питания; вид, дата и номер акта подтверждены справочной отметкой</w:t>
-            </w:r>
-          </w:p>
-        </w:tc>
-        <w:tc>
-          <w:tcPr/>
-          <w:p>
-            <w:pPr>
-              <w:pStyle w:val="Compact"/>
-            </w:pPr>
-            <w:r>
-              <w:t xml:space="preserve">[83, 84]</w:t>
-            </w:r>
-          </w:p>
-        </w:tc>
-      </w:tr>
-      <w:tr>
-        <w:tc>
-          <w:tcPr/>
-          <w:p>
-            <w:pPr>
-              <w:pStyle w:val="Compact"/>
-            </w:pPr>
-            <w:r>
-              <w:t xml:space="preserve">31</w:t>
-            </w:r>
-          </w:p>
-        </w:tc>
-        <w:tc>
-          <w:tcPr/>
-          <w:p>
-            <w:pPr>
-              <w:pStyle w:val="Compact"/>
-            </w:pPr>
-            <w:r>
-              <w:t xml:space="preserve">Пост. Правительства Красноярского края от 17.12.2014 № 607-п (ред. 14.10.2021; изм. № 74-п от 06.02.2024, № 892-п от 14.10.2025)</w:t>
-            </w:r>
-          </w:p>
-        </w:tc>
-        <w:tc>
-          <w:tcPr/>
-          <w:p>
-            <w:pPr>
-              <w:pStyle w:val="Compact"/>
-            </w:pPr>
-            <w:r>
-              <w:t xml:space="preserve">Н</w:t>
-            </w:r>
-          </w:p>
-        </w:tc>
-        <w:tc>
-          <w:tcPr/>
-          <w:p>
-            <w:pPr>
-              <w:pStyle w:val="Compact"/>
-            </w:pPr>
-            <w:r>
-              <w:t xml:space="preserve">Нормы питания в брутто; отдельный раздел для ПНИ (с 2026 г. — ДСО); поправки 2024–2025 гг. граммов взрослых норм не меняли; положений о замене нет</w:t>
-            </w:r>
-          </w:p>
-        </w:tc>
-        <w:tc>
-          <w:tcPr/>
-          <w:p>
-            <w:pPr>
-              <w:pStyle w:val="Compact"/>
-            </w:pPr>
-            <w:r>
-              <w:t xml:space="preserve">[45, 85]</w:t>
-            </w:r>
-          </w:p>
-        </w:tc>
-      </w:tr>
-      <w:tr>
-        <w:tc>
-          <w:tcPr/>
-          <w:p>
-            <w:pPr>
-              <w:pStyle w:val="Compact"/>
-            </w:pPr>
-            <w:r>
-              <w:t xml:space="preserve">32</w:t>
-            </w:r>
-          </w:p>
-        </w:tc>
-        <w:tc>
-          <w:tcPr/>
-          <w:p>
-            <w:pPr>
-              <w:pStyle w:val="Compact"/>
-            </w:pPr>
-            <w:r>
-              <w:t xml:space="preserve">Распоряжение минсоцразвития Московской обл. от 13.04.2017 № 19РВ-32</w:t>
-            </w:r>
-          </w:p>
-        </w:tc>
-        <w:tc>
-          <w:tcPr/>
-          <w:p>
-            <w:pPr>
-              <w:pStyle w:val="Compact"/>
-            </w:pPr>
-            <w:r>
-              <w:t xml:space="preserve">Н</w:t>
-            </w:r>
-          </w:p>
-        </w:tc>
-        <w:tc>
-          <w:tcPr/>
-          <w:p>
-            <w:pPr>
-              <w:pStyle w:val="Compact"/>
-            </w:pPr>
-            <w:r>
-              <w:t xml:space="preserve">Нормы питания в ПНИ Московской обл. (по [29])</w:t>
-            </w:r>
-          </w:p>
-        </w:tc>
-        <w:tc>
-          <w:tcPr/>
-          <w:p>
-            <w:pPr>
-              <w:pStyle w:val="Compact"/>
-            </w:pPr>
-            <w:r>
-              <w:t xml:space="preserve">[29]</w:t>
-            </w:r>
-          </w:p>
-        </w:tc>
-      </w:tr>
-      <w:tr>
-        <w:tc>
-          <w:tcPr/>
-          <w:p>
-            <w:pPr>
-              <w:pStyle w:val="Compact"/>
-            </w:pPr>
-            <w:r>
-              <w:t xml:space="preserve">33</w:t>
-            </w:r>
-          </w:p>
-        </w:tc>
-        <w:tc>
-          <w:tcPr/>
-          <w:p>
-            <w:pPr>
-              <w:pStyle w:val="Compact"/>
-            </w:pPr>
-            <w:r>
-              <w:t xml:space="preserve">Приказ минсоцразвития Иркутской обл. от 11.12.2014 № 193-мпр</w:t>
-            </w:r>
-          </w:p>
-        </w:tc>
-        <w:tc>
-          <w:tcPr/>
-          <w:p>
-            <w:pPr>
-              <w:pStyle w:val="Compact"/>
-            </w:pPr>
-            <w:r>
-              <w:t xml:space="preserve">Н</w:t>
-            </w:r>
-          </w:p>
-        </w:tc>
-        <w:tc>
-          <w:tcPr/>
-          <w:p>
-            <w:pPr>
-              <w:pStyle w:val="Compact"/>
-            </w:pPr>
-            <w:r>
-              <w:t xml:space="preserve">Порядок предоставления услуг в стационарной форме</w:t>
-            </w:r>
-          </w:p>
-        </w:tc>
-        <w:tc>
-          <w:tcPr/>
-          <w:p>
-            <w:pPr>
-              <w:pStyle w:val="Compact"/>
-            </w:pPr>
-            <w:r>
-              <w:t xml:space="preserve">[16]</w:t>
-            </w:r>
-          </w:p>
-        </w:tc>
-      </w:tr>
-      <w:tr>
-        <w:tc>
-          <w:tcPr/>
-          <w:p>
-            <w:pPr>
-              <w:pStyle w:val="Compact"/>
-            </w:pPr>
-            <w:r>
-              <w:t xml:space="preserve">34</w:t>
-            </w:r>
-          </w:p>
-        </w:tc>
-        <w:tc>
-          <w:tcPr/>
-          <w:p>
-            <w:pPr>
-              <w:pStyle w:val="Compact"/>
-            </w:pPr>
-            <w:r>
-              <w:t xml:space="preserve">Приказ СПб ГАСУСОН «ДСО „Серафимовский“» от 10.03.2026 № 124</w:t>
+              <w:t xml:space="preserve">Ежегодное (до 1 июня) утверждение нормативов расходов бюджета по социальному питанию на следующий год; распоряжение на 2027 г. в открытых официальных источниках не найдено</w:t>
+            </w:r>
+          </w:p>
+        </w:tc>
+        <w:tc>
+          <w:tcPr/>
+          <w:p>
+            <w:pPr>
+              <w:pStyle w:val="Compact"/>
+            </w:pPr>
+            <w:r>
+              <w:t xml:space="preserve">[77]</w:t>
+            </w:r>
+          </w:p>
+        </w:tc>
+      </w:tr>
+      <w:tr>
+        <w:tc>
+          <w:tcPr/>
+          <w:p>
+            <w:pPr>
+              <w:pStyle w:val="Compact"/>
+            </w:pPr>
+            <w:r>
+              <w:t xml:space="preserve">64</w:t>
+            </w:r>
+          </w:p>
+        </w:tc>
+        <w:tc>
+          <w:tcPr/>
+          <w:p>
+            <w:pPr>
+              <w:pStyle w:val="Compact"/>
+            </w:pPr>
+            <w:r>
+              <w:t xml:space="preserve">«Информация об организации социального питания» ДСО «Серафимовский» (тогда ПНИ № 9) на 2022 г.</w:t>
             </w:r>
           </w:p>
         </w:tc>
@@ -31983,1716 +33730,6 @@
               <w:pStyle w:val="Compact"/>
             </w:pPr>
             <w:r>
-              <w:t xml:space="preserve">Правила внутреннего распорядка жителей (акт учреждения, не Комитета); время шести приёмов пищи; «зал заказного питания (вариативное меню)» как место приёма пищи</w:t>
-            </w:r>
-          </w:p>
-        </w:tc>
-        <w:tc>
-          <w:tcPr/>
-          <w:p>
-            <w:pPr>
-              <w:pStyle w:val="Compact"/>
-            </w:pPr>
-            <w:r>
-              <w:t xml:space="preserve">[28]</w:t>
-            </w:r>
-          </w:p>
-        </w:tc>
-      </w:tr>
-      <w:tr>
-        <w:tc>
-          <w:tcPr/>
-          <w:p>
-            <w:pPr>
-              <w:pStyle w:val="Compact"/>
-            </w:pPr>
-            <w:r>
-              <w:t xml:space="preserve">35</w:t>
-            </w:r>
-          </w:p>
-        </w:tc>
-        <w:tc>
-          <w:tcPr/>
-          <w:p>
-            <w:pPr>
-              <w:pStyle w:val="Compact"/>
-            </w:pPr>
-            <w:r>
-              <w:t xml:space="preserve">Health and Social Care Act 2008 (Regulated Activities) Regulations 2014, reg. 14</w:t>
-            </w:r>
-          </w:p>
-        </w:tc>
-        <w:tc>
-          <w:tcPr/>
-          <w:p>
-            <w:pPr>
-              <w:pStyle w:val="Compact"/>
-            </w:pPr>
-            <w:r>
-              <w:t xml:space="preserve">И</w:t>
-            </w:r>
-          </w:p>
-        </w:tc>
-        <w:tc>
-          <w:tcPr/>
-          <w:p>
-            <w:pPr>
-              <w:pStyle w:val="Compact"/>
-            </w:pPr>
-            <w:r>
-              <w:t xml:space="preserve">Предпочтения как часть потребности в питании</w:t>
-            </w:r>
-          </w:p>
-        </w:tc>
-        <w:tc>
-          <w:tcPr/>
-          <w:p>
-            <w:pPr>
-              <w:pStyle w:val="Compact"/>
-            </w:pPr>
-            <w:r>
-              <w:t xml:space="preserve">[125]</w:t>
-            </w:r>
-          </w:p>
-        </w:tc>
-      </w:tr>
-      <w:tr>
-        <w:tc>
-          <w:tcPr/>
-          <w:p>
-            <w:pPr>
-              <w:pStyle w:val="Compact"/>
-            </w:pPr>
-            <w:r>
-              <w:t xml:space="preserve">36</w:t>
-            </w:r>
-          </w:p>
-        </w:tc>
-        <w:tc>
-          <w:tcPr/>
-          <w:p>
-            <w:pPr>
-              <w:pStyle w:val="Compact"/>
-            </w:pPr>
-            <w:r>
-              <w:t xml:space="preserve">Health and Social Care Standards (Scotland), 2017</w:t>
-            </w:r>
-          </w:p>
-        </w:tc>
-        <w:tc>
-          <w:tcPr/>
-          <w:p>
-            <w:pPr>
-              <w:pStyle w:val="Compact"/>
-            </w:pPr>
-            <w:r>
-              <w:t xml:space="preserve">И</w:t>
-            </w:r>
-          </w:p>
-        </w:tc>
-        <w:tc>
-          <w:tcPr/>
-          <w:p>
-            <w:pPr>
-              <w:pStyle w:val="Compact"/>
-            </w:pPr>
-            <w:r>
-              <w:t xml:space="preserve">Право выбирать и участвовать в планировании меню</w:t>
-            </w:r>
-          </w:p>
-        </w:tc>
-        <w:tc>
-          <w:tcPr/>
-          <w:p>
-            <w:pPr>
-              <w:pStyle w:val="Compact"/>
-            </w:pPr>
-            <w:r>
-              <w:t xml:space="preserve">[127]</w:t>
-            </w:r>
-          </w:p>
-        </w:tc>
-      </w:tr>
-      <w:tr>
-        <w:tc>
-          <w:tcPr/>
-          <w:p>
-            <w:pPr>
-              <w:pStyle w:val="Compact"/>
-            </w:pPr>
-            <w:r>
-              <w:t xml:space="preserve">37</w:t>
-            </w:r>
-          </w:p>
-        </w:tc>
-        <w:tc>
-          <w:tcPr/>
-          <w:p>
-            <w:pPr>
-              <w:pStyle w:val="Compact"/>
-            </w:pPr>
-            <w:r>
-              <w:t xml:space="preserve">42 CFR § 483.60</w:t>
-            </w:r>
-          </w:p>
-        </w:tc>
-        <w:tc>
-          <w:tcPr/>
-          <w:p>
-            <w:pPr>
-              <w:pStyle w:val="Compact"/>
-            </w:pPr>
-            <w:r>
-              <w:t xml:space="preserve">И</w:t>
-            </w:r>
-          </w:p>
-        </w:tc>
-        <w:tc>
-          <w:tcPr/>
-          <w:p>
-            <w:pPr>
-              <w:pStyle w:val="Compact"/>
-            </w:pPr>
-            <w:r>
-              <w:t xml:space="preserve">Альтернатива сходной пищевой ценности; ≤14 ч</w:t>
-            </w:r>
-          </w:p>
-        </w:tc>
-        <w:tc>
-          <w:tcPr/>
-          <w:p>
-            <w:pPr>
-              <w:pStyle w:val="Compact"/>
-            </w:pPr>
-            <w:r>
-              <w:t xml:space="preserve">[128]</w:t>
-            </w:r>
-          </w:p>
-        </w:tc>
-      </w:tr>
-      <w:tr>
-        <w:tc>
-          <w:tcPr/>
-          <w:p>
-            <w:pPr>
-              <w:pStyle w:val="Compact"/>
-            </w:pPr>
-            <w:r>
-              <w:t xml:space="preserve">38</w:t>
-            </w:r>
-          </w:p>
-        </w:tc>
-        <w:tc>
-          <w:tcPr/>
-          <w:p>
-            <w:pPr>
-              <w:pStyle w:val="Compact"/>
-            </w:pPr>
-            <w:r>
-              <w:t xml:space="preserve">O. Reg. 246/22 (Ontario), s. 77</w:t>
-            </w:r>
-          </w:p>
-        </w:tc>
-        <w:tc>
-          <w:tcPr/>
-          <w:p>
-            <w:pPr>
-              <w:pStyle w:val="Compact"/>
-            </w:pPr>
-            <w:r>
-              <w:t xml:space="preserve">И</w:t>
-            </w:r>
-          </w:p>
-        </w:tc>
-        <w:tc>
-          <w:tcPr/>
-          <w:p>
-            <w:pPr>
-              <w:pStyle w:val="Compact"/>
-            </w:pPr>
-            <w:r>
-              <w:t xml:space="preserve">Цикл ≥21 дня с выбором на каждом приёме</w:t>
-            </w:r>
-          </w:p>
-        </w:tc>
-        <w:tc>
-          <w:tcPr/>
-          <w:p>
-            <w:pPr>
-              <w:pStyle w:val="Compact"/>
-            </w:pPr>
-            <w:r>
-              <w:t xml:space="preserve">[131]</w:t>
-            </w:r>
-          </w:p>
-        </w:tc>
-      </w:tr>
-      <w:tr>
-        <w:tc>
-          <w:tcPr/>
-          <w:p>
-            <w:pPr>
-              <w:pStyle w:val="Compact"/>
-            </w:pPr>
-            <w:r>
-              <w:t xml:space="preserve">39</w:t>
-            </w:r>
-          </w:p>
-        </w:tc>
-        <w:tc>
-          <w:tcPr/>
-          <w:p>
-            <w:pPr>
-              <w:pStyle w:val="Compact"/>
-            </w:pPr>
-            <w:r>
-              <w:t xml:space="preserve">Пост. Правительства РФ от 25.06.2021 № 999</w:t>
-            </w:r>
-          </w:p>
-        </w:tc>
-        <w:tc>
-          <w:tcPr/>
-          <w:p>
-            <w:pPr>
-              <w:pStyle w:val="Compact"/>
-            </w:pPr>
-            <w:r>
-              <w:t xml:space="preserve">Н</w:t>
-            </w:r>
-          </w:p>
-        </w:tc>
-        <w:tc>
-          <w:tcPr/>
-          <w:p>
-            <w:pPr>
-              <w:pStyle w:val="Compact"/>
-            </w:pPr>
-            <w:r>
-              <w:t xml:space="preserve">Федеральный госконтроль в сфере соцобслуживания (Роструд), в том числе за организациями субъектов</w:t>
-            </w:r>
-          </w:p>
-        </w:tc>
-        <w:tc>
-          <w:tcPr/>
-          <w:p>
-            <w:pPr>
-              <w:pStyle w:val="Compact"/>
-            </w:pPr>
-            <w:r>
-              <w:t xml:space="preserve">[149]</w:t>
-            </w:r>
-          </w:p>
-        </w:tc>
-      </w:tr>
-      <w:tr>
-        <w:tc>
-          <w:tcPr/>
-          <w:p>
-            <w:pPr>
-              <w:pStyle w:val="Compact"/>
-            </w:pPr>
-            <w:r>
-              <w:t xml:space="preserve">40</w:t>
-            </w:r>
-          </w:p>
-        </w:tc>
-        <w:tc>
-          <w:tcPr/>
-          <w:p>
-            <w:pPr>
-              <w:pStyle w:val="Compact"/>
-            </w:pPr>
-            <w:r>
-              <w:t xml:space="preserve">Приказ Роструда от 02.02.2026 № 18</w:t>
-            </w:r>
-          </w:p>
-        </w:tc>
-        <w:tc>
-          <w:tcPr/>
-          <w:p>
-            <w:pPr>
-              <w:pStyle w:val="Compact"/>
-            </w:pPr>
-            <w:r>
-              <w:t xml:space="preserve">Н</w:t>
-            </w:r>
-          </w:p>
-        </w:tc>
-        <w:tc>
-          <w:tcPr/>
-          <w:p>
-            <w:pPr>
-              <w:pStyle w:val="Compact"/>
-            </w:pPr>
-            <w:r>
-              <w:t xml:space="preserve">Проверочный лист: нормы питания (в. 64), посты (в. 75); вопроса о выборе нет</w:t>
-            </w:r>
-          </w:p>
-        </w:tc>
-        <w:tc>
-          <w:tcPr/>
-          <w:p>
-            <w:pPr>
-              <w:pStyle w:val="Compact"/>
-            </w:pPr>
-            <w:r>
-              <w:t xml:space="preserve">[39]</w:t>
-            </w:r>
-          </w:p>
-        </w:tc>
-      </w:tr>
-      <w:tr>
-        <w:tc>
-          <w:tcPr/>
-          <w:p>
-            <w:pPr>
-              <w:pStyle w:val="Compact"/>
-            </w:pPr>
-            <w:r>
-              <w:t xml:space="preserve">41</w:t>
-            </w:r>
-          </w:p>
-        </w:tc>
-        <w:tc>
-          <w:tcPr/>
-          <w:p>
-            <w:pPr>
-              <w:pStyle w:val="Compact"/>
-            </w:pPr>
-            <w:r>
-              <w:t xml:space="preserve">Пост. Правительства СПб от 14.12.2021 № 985</w:t>
-            </w:r>
-          </w:p>
-        </w:tc>
-        <w:tc>
-          <w:tcPr/>
-          <w:p>
-            <w:pPr>
-              <w:pStyle w:val="Compact"/>
-            </w:pPr>
-            <w:r>
-              <w:t xml:space="preserve">Н</w:t>
-            </w:r>
-          </w:p>
-        </w:tc>
-        <w:tc>
-          <w:tcPr/>
-          <w:p>
-            <w:pPr>
-              <w:pStyle w:val="Compact"/>
-            </w:pPr>
-            <w:r>
-              <w:t xml:space="preserve">Региональный контроль только за негосударственными поставщиками; отмена пост. № 1291</w:t>
-            </w:r>
-          </w:p>
-        </w:tc>
-        <w:tc>
-          <w:tcPr/>
-          <w:p>
-            <w:pPr>
-              <w:pStyle w:val="Compact"/>
-            </w:pPr>
-            <w:r>
-              <w:t xml:space="preserve">[150]</w:t>
-            </w:r>
-          </w:p>
-        </w:tc>
-      </w:tr>
-      <w:tr>
-        <w:tc>
-          <w:tcPr/>
-          <w:p>
-            <w:pPr>
-              <w:pStyle w:val="Compact"/>
-            </w:pPr>
-            <w:r>
-              <w:t xml:space="preserve">42</w:t>
-            </w:r>
-          </w:p>
-        </w:tc>
-        <w:tc>
-          <w:tcPr/>
-          <w:p>
-            <w:pPr>
-              <w:pStyle w:val="Compact"/>
-            </w:pPr>
-            <w:r>
-              <w:t xml:space="preserve">Приказ ДСЗН г. Москвы от 24.12.2014 № 1068</w:t>
-            </w:r>
-          </w:p>
-        </w:tc>
-        <w:tc>
-          <w:tcPr/>
-          <w:p>
-            <w:pPr>
-              <w:pStyle w:val="Compact"/>
-            </w:pPr>
-            <w:r>
-              <w:t xml:space="preserve">Н</w:t>
-            </w:r>
-          </w:p>
-        </w:tc>
-        <w:tc>
-          <w:tcPr/>
-          <w:p>
-            <w:pPr>
-              <w:pStyle w:val="Compact"/>
-            </w:pPr>
-            <w:r>
-              <w:t xml:space="preserve">Нормы питания в стационарной форме, брутто, три графы (в т. ч. психоневрологические организации); акт того же уровня, что № 228, и более ранний; формальная отмена не подтверждена</w:t>
-            </w:r>
-          </w:p>
-        </w:tc>
-        <w:tc>
-          <w:tcPr/>
-          <w:p>
-            <w:pPr>
-              <w:pStyle w:val="Compact"/>
-            </w:pPr>
-            <w:r>
-              <w:t xml:space="preserve">[78, 79]</w:t>
-            </w:r>
-          </w:p>
-        </w:tc>
-      </w:tr>
-      <w:tr>
-        <w:tc>
-          <w:tcPr/>
-          <w:p>
-            <w:pPr>
-              <w:pStyle w:val="Compact"/>
-            </w:pPr>
-            <w:r>
-              <w:t xml:space="preserve">43</w:t>
-            </w:r>
-          </w:p>
-        </w:tc>
-        <w:tc>
-          <w:tcPr/>
-          <w:p>
-            <w:pPr>
-              <w:pStyle w:val="Compact"/>
-            </w:pPr>
-            <w:r>
-              <w:t xml:space="preserve">Приказ КСЗН Ленинградской обл. от 30.12.2021 № 04-58, прил. 3 (изм. приказом от 04.08.2025 № 04-81, приложение 3 не затронуто)</w:t>
-            </w:r>
-          </w:p>
-        </w:tc>
-        <w:tc>
-          <w:tcPr/>
-          <w:p>
-            <w:pPr>
-              <w:pStyle w:val="Compact"/>
-            </w:pPr>
-            <w:r>
-              <w:t xml:space="preserve">Н</w:t>
-            </w:r>
-          </w:p>
-        </w:tc>
-        <w:tc>
-          <w:tcPr/>
-          <w:p>
-            <w:pPr>
-              <w:pStyle w:val="Compact"/>
-            </w:pPr>
-            <w:r>
-              <w:t xml:space="preserve">Нормы питания в брутто и нетто; коэффициенты пересчёта</w:t>
-            </w:r>
-          </w:p>
-        </w:tc>
-        <w:tc>
-          <w:tcPr/>
-          <w:p>
-            <w:pPr>
-              <w:pStyle w:val="Compact"/>
-            </w:pPr>
-            <w:r>
-              <w:t xml:space="preserve">[46, 86]</w:t>
-            </w:r>
-          </w:p>
-        </w:tc>
-      </w:tr>
-      <w:tr>
-        <w:tc>
-          <w:tcPr/>
-          <w:p>
-            <w:pPr>
-              <w:pStyle w:val="Compact"/>
-            </w:pPr>
-            <w:r>
-              <w:t xml:space="preserve">44</w:t>
-            </w:r>
-          </w:p>
-        </w:tc>
-        <w:tc>
-          <w:tcPr/>
-          <w:p>
-            <w:pPr>
-              <w:pStyle w:val="Compact"/>
-            </w:pPr>
-            <w:r>
-              <w:t xml:space="preserve">Пост. Правительства ХМАО — Югры от 22.08.2014 № 306-п (прил. 1 в ред. № 231-п от 09.06.2017)</w:t>
-            </w:r>
-          </w:p>
-        </w:tc>
-        <w:tc>
-          <w:tcPr/>
-          <w:p>
-            <w:pPr>
-              <w:pStyle w:val="Compact"/>
-            </w:pPr>
-            <w:r>
-              <w:t xml:space="preserve">Н</w:t>
-            </w:r>
-          </w:p>
-        </w:tc>
-        <w:tc>
-          <w:tcPr/>
-          <w:p>
-            <w:pPr>
-              <w:pStyle w:val="Compact"/>
-            </w:pPr>
-            <w:r>
-              <w:t xml:space="preserve">Нормы питания в брутто и нетто (в ред. 2014 г. — нетто)</w:t>
-            </w:r>
-          </w:p>
-        </w:tc>
-        <w:tc>
-          <w:tcPr/>
-          <w:p>
-            <w:pPr>
-              <w:pStyle w:val="Compact"/>
-            </w:pPr>
-            <w:r>
-              <w:t xml:space="preserve">[71, 87]</w:t>
-            </w:r>
-          </w:p>
-        </w:tc>
-      </w:tr>
-      <w:tr>
-        <w:tc>
-          <w:tcPr/>
-          <w:p>
-            <w:pPr>
-              <w:pStyle w:val="Compact"/>
-            </w:pPr>
-            <w:r>
-              <w:t xml:space="preserve">45</w:t>
-            </w:r>
-          </w:p>
-        </w:tc>
-        <w:tc>
-          <w:tcPr/>
-          <w:p>
-            <w:pPr>
-              <w:pStyle w:val="Compact"/>
-            </w:pPr>
-            <w:r>
-              <w:t xml:space="preserve">Приказ МСР Новосибирской обл. от 06.10.2014 № 1164 (ред. № 769-НПА от 25.05.2023)</w:t>
-            </w:r>
-          </w:p>
-        </w:tc>
-        <w:tc>
-          <w:tcPr/>
-          <w:p>
-            <w:pPr>
-              <w:pStyle w:val="Compact"/>
-            </w:pPr>
-            <w:r>
-              <w:t xml:space="preserve">Н</w:t>
-            </w:r>
-          </w:p>
-        </w:tc>
-        <w:tc>
-          <w:tcPr/>
-          <w:p>
-            <w:pPr>
-              <w:pStyle w:val="Compact"/>
-            </w:pPr>
-            <w:r>
-              <w:t xml:space="preserve">Нормы питания в брутто; СБКС по медицинским показаниям; положений о замене нет</w:t>
-            </w:r>
-          </w:p>
-        </w:tc>
-        <w:tc>
-          <w:tcPr/>
-          <w:p>
-            <w:pPr>
-              <w:pStyle w:val="Compact"/>
-            </w:pPr>
-            <w:r>
-              <w:t xml:space="preserve">[47]</w:t>
-            </w:r>
-          </w:p>
-        </w:tc>
-      </w:tr>
-      <w:tr>
-        <w:tc>
-          <w:tcPr/>
-          <w:p>
-            <w:pPr>
-              <w:pStyle w:val="Compact"/>
-            </w:pPr>
-            <w:r>
-              <w:t xml:space="preserve">46</w:t>
-            </w:r>
-          </w:p>
-        </w:tc>
-        <w:tc>
-          <w:tcPr/>
-          <w:p>
-            <w:pPr>
-              <w:pStyle w:val="Compact"/>
-            </w:pPr>
-            <w:r>
-              <w:t xml:space="preserve">Положения об организации питания ГБУ «Сормовский дом-интернат» и ГБУ «Чкаловский дом-интернат»</w:t>
-            </w:r>
-          </w:p>
-        </w:tc>
-        <w:tc>
-          <w:tcPr/>
-          <w:p>
-            <w:pPr>
-              <w:pStyle w:val="Compact"/>
-            </w:pPr>
-            <w:r>
-              <w:t xml:space="preserve">Л</w:t>
-            </w:r>
-          </w:p>
-        </w:tc>
-        <w:tc>
-          <w:tcPr/>
-          <w:p>
-            <w:pPr>
-              <w:pStyle w:val="Compact"/>
-            </w:pPr>
-            <w:r>
-              <w:t xml:space="preserve">Документальная цепочка единого меню; таблицы замен; внутренний контроль; выбора нет</w:t>
-            </w:r>
-          </w:p>
-        </w:tc>
-        <w:tc>
-          <w:tcPr/>
-          <w:p>
-            <w:pPr>
-              <w:pStyle w:val="Compact"/>
-            </w:pPr>
-            <w:r>
-              <w:t xml:space="preserve">[48, 81]</w:t>
-            </w:r>
-          </w:p>
-        </w:tc>
-      </w:tr>
-      <w:tr>
-        <w:tc>
-          <w:tcPr/>
-          <w:p>
-            <w:pPr>
-              <w:pStyle w:val="Compact"/>
-            </w:pPr>
-            <w:r>
-              <w:t xml:space="preserve">47</w:t>
-            </w:r>
-          </w:p>
-        </w:tc>
-        <w:tc>
-          <w:tcPr/>
-          <w:p>
-            <w:pPr>
-              <w:pStyle w:val="Compact"/>
-            </w:pPr>
-            <w:r>
-              <w:t xml:space="preserve">Пост. АС Дальневосточного округа от 05.12.2025 № Ф03-3556/25</w:t>
-            </w:r>
-          </w:p>
-        </w:tc>
-        <w:tc>
-          <w:tcPr/>
-          <w:p>
-            <w:pPr>
-              <w:pStyle w:val="Compact"/>
-            </w:pPr>
-            <w:r>
-              <w:t xml:space="preserve">С</w:t>
-            </w:r>
-          </w:p>
-        </w:tc>
-        <w:tc>
-          <w:tcPr/>
-          <w:p>
-            <w:pPr>
-              <w:pStyle w:val="Compact"/>
-            </w:pPr>
-            <w:r>
-              <w:t xml:space="preserve">Критерий цели закупки для автономного учреждения (223-ФЗ / 44-ФЗ)</w:t>
-            </w:r>
-          </w:p>
-        </w:tc>
-        <w:tc>
-          <w:tcPr/>
-          <w:p>
-            <w:pPr>
-              <w:pStyle w:val="Compact"/>
-            </w:pPr>
-            <w:r>
-              <w:t xml:space="preserve">[58]</w:t>
-            </w:r>
-          </w:p>
-        </w:tc>
-      </w:tr>
-      <w:tr>
-        <w:tc>
-          <w:tcPr/>
-          <w:p>
-            <w:pPr>
-              <w:pStyle w:val="Compact"/>
-            </w:pPr>
-            <w:r>
-              <w:t xml:space="preserve">48</w:t>
-            </w:r>
-          </w:p>
-        </w:tc>
-        <w:tc>
-          <w:tcPr/>
-          <w:p>
-            <w:pPr>
-              <w:pStyle w:val="Compact"/>
-            </w:pPr>
-            <w:r>
-              <w:t xml:space="preserve">Определения ВС РФ № 303-ЭС25-15393: от 29.12.2025 (отсрочка госпошлины) и от 28.01.2026 (отказ в передаче — по вторичным источникам)</w:t>
-            </w:r>
-          </w:p>
-        </w:tc>
-        <w:tc>
-          <w:tcPr/>
-          <w:p>
-            <w:pPr>
-              <w:pStyle w:val="Compact"/>
-            </w:pPr>
-            <w:r>
-              <w:t xml:space="preserve">С</w:t>
-            </w:r>
-          </w:p>
-        </w:tc>
-        <w:tc>
-          <w:tcPr/>
-          <w:p>
-            <w:pPr>
-              <w:pStyle w:val="Compact"/>
-            </w:pPr>
-            <w:r>
-              <w:t xml:space="preserve">Текст определения по существу не найден; обзор [61] излагает позицию через цель закупки</w:t>
-            </w:r>
-          </w:p>
-        </w:tc>
-        <w:tc>
-          <w:tcPr/>
-          <w:p>
-            <w:pPr>
-              <w:pStyle w:val="Compact"/>
-            </w:pPr>
-            <w:r>
-              <w:t xml:space="preserve">[60, 61]</w:t>
-            </w:r>
-          </w:p>
-        </w:tc>
-      </w:tr>
-      <w:tr>
-        <w:tc>
-          <w:tcPr/>
-          <w:p>
-            <w:pPr>
-              <w:pStyle w:val="Compact"/>
-            </w:pPr>
-            <w:r>
-              <w:t xml:space="preserve">49</w:t>
-            </w:r>
-          </w:p>
-        </w:tc>
-        <w:tc>
-          <w:tcPr/>
-          <w:p>
-            <w:pPr>
-              <w:pStyle w:val="Compact"/>
-            </w:pPr>
-            <w:r>
-              <w:t xml:space="preserve">CQC, руководство к регламенту 14 (ред. 16.05.2025)</w:t>
-            </w:r>
-          </w:p>
-        </w:tc>
-        <w:tc>
-          <w:tcPr/>
-          <w:p>
-            <w:pPr>
-              <w:pStyle w:val="Compact"/>
-            </w:pPr>
-            <w:r>
-              <w:t xml:space="preserve">И</w:t>
-            </w:r>
-          </w:p>
-        </w:tc>
-        <w:tc>
-          <w:tcPr/>
-          <w:p>
-            <w:pPr>
-              <w:pStyle w:val="Compact"/>
-            </w:pPr>
-            <w:r>
-              <w:t xml:space="preserve">Выбор рациона, время и место еды, перекусы</w:t>
-            </w:r>
-          </w:p>
-        </w:tc>
-        <w:tc>
-          <w:tcPr/>
-          <w:p>
-            <w:pPr>
-              <w:pStyle w:val="Compact"/>
-            </w:pPr>
-            <w:r>
-              <w:t xml:space="preserve">[126]</w:t>
-            </w:r>
-          </w:p>
-        </w:tc>
-      </w:tr>
-      <w:tr>
-        <w:tc>
-          <w:tcPr/>
-          <w:p>
-            <w:pPr>
-              <w:pStyle w:val="Compact"/>
-            </w:pPr>
-            <w:r>
-              <w:t xml:space="preserve">50</w:t>
-            </w:r>
-          </w:p>
-        </w:tc>
-        <w:tc>
-          <w:tcPr/>
-          <w:p>
-            <w:pPr>
-              <w:pStyle w:val="Compact"/>
-            </w:pPr>
-            <w:r>
-              <w:t xml:space="preserve">CMS, State Operations Manual, App. PP, F806; форма CMS-20053</w:t>
-            </w:r>
-          </w:p>
-        </w:tc>
-        <w:tc>
-          <w:tcPr/>
-          <w:p>
-            <w:pPr>
-              <w:pStyle w:val="Compact"/>
-            </w:pPr>
-            <w:r>
-              <w:t xml:space="preserve">И</w:t>
-            </w:r>
-          </w:p>
-        </w:tc>
-        <w:tc>
-          <w:tcPr/>
-          <w:p>
-            <w:pPr>
-              <w:pStyle w:val="Compact"/>
-            </w:pPr>
-            <w:r>
-              <w:t xml:space="preserve">Проверка замены при отказе; наблюдение приёма пищи</w:t>
-            </w:r>
-          </w:p>
-        </w:tc>
-        <w:tc>
-          <w:tcPr/>
-          <w:p>
-            <w:pPr>
-              <w:pStyle w:val="Compact"/>
-            </w:pPr>
-            <w:r>
-              <w:t xml:space="preserve">[129, 130]</w:t>
-            </w:r>
-          </w:p>
-        </w:tc>
-      </w:tr>
-      <w:tr>
-        <w:tc>
-          <w:tcPr/>
-          <w:p>
-            <w:pPr>
-              <w:pStyle w:val="Compact"/>
-            </w:pPr>
-            <w:r>
-              <w:t xml:space="preserve">51</w:t>
-            </w:r>
-          </w:p>
-        </w:tc>
-        <w:tc>
-          <w:tcPr/>
-          <w:p>
-            <w:pPr>
-              <w:pStyle w:val="Compact"/>
-            </w:pPr>
-            <w:r>
-              <w:t xml:space="preserve">Ontario, Inspection Protocol «Dining Observation» (2019)</w:t>
-            </w:r>
-          </w:p>
-        </w:tc>
-        <w:tc>
-          <w:tcPr/>
-          <w:p>
-            <w:pPr>
-              <w:pStyle w:val="Compact"/>
-            </w:pPr>
-            <w:r>
-              <w:t xml:space="preserve">И</w:t>
-            </w:r>
-          </w:p>
-        </w:tc>
-        <w:tc>
-          <w:tcPr/>
-          <w:p>
-            <w:pPr>
-              <w:pStyle w:val="Compact"/>
-            </w:pPr>
-            <w:r>
-              <w:t xml:space="preserve">Закрытые вопросы проверки меню, выбора и помощи</w:t>
-            </w:r>
-          </w:p>
-        </w:tc>
-        <w:tc>
-          <w:tcPr/>
-          <w:p>
-            <w:pPr>
-              <w:pStyle w:val="Compact"/>
-            </w:pPr>
-            <w:r>
-              <w:t xml:space="preserve">[132]</w:t>
-            </w:r>
-          </w:p>
-        </w:tc>
-      </w:tr>
-      <w:tr>
-        <w:tc>
-          <w:tcPr/>
-          <w:p>
-            <w:pPr>
-              <w:pStyle w:val="Compact"/>
-            </w:pPr>
-            <w:r>
-              <w:t xml:space="preserve">52</w:t>
-            </w:r>
-          </w:p>
-        </w:tc>
-        <w:tc>
-          <w:tcPr/>
-          <w:p>
-            <w:pPr>
-              <w:pStyle w:val="Compact"/>
-            </w:pPr>
-            <w:r>
-              <w:t xml:space="preserve">DGE-Qualitätsstandard (2022)</w:t>
-            </w:r>
-          </w:p>
-        </w:tc>
-        <w:tc>
-          <w:tcPr/>
-          <w:p>
-            <w:pPr>
-              <w:pStyle w:val="Compact"/>
-            </w:pPr>
-            <w:r>
-              <w:t xml:space="preserve">И (Р)</w:t>
-            </w:r>
-          </w:p>
-        </w:tc>
-        <w:tc>
-          <w:tcPr/>
-          <w:p>
-            <w:pPr>
-              <w:pStyle w:val="Compact"/>
-            </w:pPr>
-            <w:r>
-              <w:t xml:space="preserve">Цикл ≥6 недель; несколько линий; пищевая биография; учёт возвратов</w:t>
-            </w:r>
-          </w:p>
-        </w:tc>
-        <w:tc>
-          <w:tcPr/>
-          <w:p>
-            <w:pPr>
-              <w:pStyle w:val="Compact"/>
-            </w:pPr>
-            <w:r>
-              <w:t xml:space="preserve">[134]</w:t>
-            </w:r>
-          </w:p>
-        </w:tc>
-      </w:tr>
-      <w:tr>
-        <w:tc>
-          <w:tcPr/>
-          <w:p>
-            <w:pPr>
-              <w:pStyle w:val="Compact"/>
-            </w:pPr>
-            <w:r>
-              <w:t xml:space="preserve">53</w:t>
-            </w:r>
-          </w:p>
-        </w:tc>
-        <w:tc>
-          <w:tcPr/>
-          <w:p>
-            <w:pPr>
-              <w:pStyle w:val="Compact"/>
-            </w:pPr>
-            <w:r>
-              <w:t xml:space="preserve">Livsmedelsverket, национальные рекомендации (2019, обновл. 2024)</w:t>
-            </w:r>
-          </w:p>
-        </w:tc>
-        <w:tc>
-          <w:tcPr/>
-          <w:p>
-            <w:pPr>
-              <w:pStyle w:val="Compact"/>
-            </w:pPr>
-            <w:r>
-              <w:t xml:space="preserve">И (Р)</w:t>
-            </w:r>
-          </w:p>
-        </w:tc>
-        <w:tc>
-          <w:tcPr/>
-          <w:p>
-            <w:pPr>
-              <w:pStyle w:val="Compact"/>
-            </w:pPr>
-            <w:r>
-              <w:t xml:space="preserve">Критерии влияния жителя; совет по питанию; базовое меню</w:t>
-            </w:r>
-          </w:p>
-        </w:tc>
-        <w:tc>
-          <w:tcPr/>
-          <w:p>
-            <w:pPr>
-              <w:pStyle w:val="Compact"/>
-            </w:pPr>
-            <w:r>
-              <w:t xml:space="preserve">[136]</w:t>
-            </w:r>
-          </w:p>
-        </w:tc>
-      </w:tr>
-      <w:tr>
-        <w:tc>
-          <w:tcPr/>
-          <w:p>
-            <w:pPr>
-              <w:pStyle w:val="Compact"/>
-            </w:pPr>
-            <w:r>
-              <w:t xml:space="preserve">54</w:t>
-            </w:r>
-          </w:p>
-        </w:tc>
-        <w:tc>
-          <w:tcPr/>
-          <w:p>
-            <w:pPr>
-              <w:pStyle w:val="Compact"/>
-            </w:pPr>
-            <w:r>
-              <w:t xml:space="preserve">Serviceloven § 83 (Дания); заключение Ankestyrelsen от 17.05.2024</w:t>
-            </w:r>
-          </w:p>
-        </w:tc>
-        <w:tc>
-          <w:tcPr/>
-          <w:p>
-            <w:pPr>
-              <w:pStyle w:val="Compact"/>
-            </w:pPr>
-            <w:r>
-              <w:t xml:space="preserve">И</w:t>
-            </w:r>
-          </w:p>
-        </w:tc>
-        <w:tc>
-          <w:tcPr/>
-          <w:p>
-            <w:pPr>
-              <w:pStyle w:val="Compact"/>
-            </w:pPr>
-            <w:r>
-              <w:t xml:space="preserve">Отказ от отдельных приёмов пищи</w:t>
-            </w:r>
-          </w:p>
-        </w:tc>
-        <w:tc>
-          <w:tcPr/>
-          <w:p>
-            <w:pPr>
-              <w:pStyle w:val="Compact"/>
-            </w:pPr>
-            <w:r>
-              <w:t xml:space="preserve">[137]</w:t>
-            </w:r>
-          </w:p>
-        </w:tc>
-      </w:tr>
-      <w:tr>
-        <w:tc>
-          <w:tcPr/>
-          <w:p>
-            <w:pPr>
-              <w:pStyle w:val="Compact"/>
-            </w:pPr>
-            <w:r>
-              <w:t xml:space="preserve">55</w:t>
-            </w:r>
-          </w:p>
-        </w:tc>
-        <w:tc>
-          <w:tcPr/>
-          <w:p>
-            <w:pPr>
-              <w:pStyle w:val="Compact"/>
-            </w:pPr>
-            <w:r>
-              <w:t xml:space="preserve">Приказы-уведомления МЗТБ Японии № 419 и № 123</w:t>
-            </w:r>
-          </w:p>
-        </w:tc>
-        <w:tc>
-          <w:tcPr/>
-          <w:p>
-            <w:pPr>
-              <w:pStyle w:val="Compact"/>
-            </w:pPr>
-            <w:r>
-              <w:t xml:space="preserve">И</w:t>
-            </w:r>
-          </w:p>
-        </w:tc>
-        <w:tc>
-          <w:tcPr/>
-          <w:p>
-            <w:pPr>
-              <w:pStyle w:val="Compact"/>
-            </w:pPr>
-            <w:r>
-              <w:t xml:space="preserve">«Особое питание» по выбору с гарантиями</w:t>
-            </w:r>
-          </w:p>
-        </w:tc>
-        <w:tc>
-          <w:tcPr/>
-          <w:p>
-            <w:pPr>
-              <w:pStyle w:val="Compact"/>
-            </w:pPr>
-            <w:r>
-              <w:t xml:space="preserve">[139, 140]</w:t>
-            </w:r>
-          </w:p>
-        </w:tc>
-      </w:tr>
-      <w:tr>
-        <w:tc>
-          <w:tcPr/>
-          <w:p>
-            <w:pPr>
-              <w:pStyle w:val="Compact"/>
-            </w:pPr>
-            <w:r>
-              <w:t xml:space="preserve">56</w:t>
-            </w:r>
-          </w:p>
-        </w:tc>
-        <w:tc>
-          <w:tcPr/>
-          <w:p>
-            <w:pPr>
-              <w:pStyle w:val="Compact"/>
-            </w:pPr>
-            <w:r>
-              <w:t xml:space="preserve">Приказ министерства социального развития, опеки и попечительства Иркутской обл. от 28.11.2014 № 184-мпр (по акту КСП)</w:t>
-            </w:r>
-          </w:p>
-        </w:tc>
-        <w:tc>
-          <w:tcPr/>
-          <w:p>
-            <w:pPr>
-              <w:pStyle w:val="Compact"/>
-            </w:pPr>
-            <w:r>
-              <w:t xml:space="preserve">Н</w:t>
-            </w:r>
-          </w:p>
-        </w:tc>
-        <w:tc>
-          <w:tcPr/>
-          <w:p>
-            <w:pPr>
-              <w:pStyle w:val="Compact"/>
-            </w:pPr>
-            <w:r>
-              <w:t xml:space="preserve">Нормы питания в домах-интернатах (43 наименования); текст приказа не прочитан</w:t>
-            </w:r>
-          </w:p>
-        </w:tc>
-        <w:tc>
-          <w:tcPr/>
-          <w:p>
-            <w:pPr>
-              <w:pStyle w:val="Compact"/>
-            </w:pPr>
-            <w:r>
-              <w:t xml:space="preserve">[19]</w:t>
-            </w:r>
-          </w:p>
-        </w:tc>
-      </w:tr>
-      <w:tr>
-        <w:tc>
-          <w:tcPr/>
-          <w:p>
-            <w:pPr>
-              <w:pStyle w:val="Compact"/>
-            </w:pPr>
-            <w:r>
-              <w:t xml:space="preserve">57</w:t>
-            </w:r>
-          </w:p>
-        </w:tc>
-        <w:tc>
-          <w:tcPr/>
-          <w:p>
-            <w:pPr>
-              <w:pStyle w:val="Compact"/>
-            </w:pPr>
-            <w:r>
-              <w:t xml:space="preserve">Акт Контрольно-счётной палаты Иркутской обл. от 07.07.2023 № 22/41-а</w:t>
-            </w:r>
-          </w:p>
-        </w:tc>
-        <w:tc>
-          <w:tcPr/>
-          <w:p>
-            <w:pPr>
-              <w:pStyle w:val="Compact"/>
-            </w:pPr>
-            <w:r>
-              <w:t xml:space="preserve">Акт финансового контроля</w:t>
-            </w:r>
-          </w:p>
-        </w:tc>
-        <w:tc>
-          <w:tcPr/>
-          <w:p>
-            <w:pPr>
-              <w:pStyle w:val="Compact"/>
-            </w:pPr>
-            <w:r>
-              <w:t xml:space="preserve">Нарушения в документальной цепочке питания; стандарт «помощь в приёме пищи» — до 15 мин</w:t>
-            </w:r>
-          </w:p>
-        </w:tc>
-        <w:tc>
-          <w:tcPr/>
-          <w:p>
-            <w:pPr>
-              <w:pStyle w:val="Compact"/>
-            </w:pPr>
-            <w:r>
-              <w:t xml:space="preserve">[19]</w:t>
-            </w:r>
-          </w:p>
-        </w:tc>
-      </w:tr>
-      <w:tr>
-        <w:tc>
-          <w:tcPr/>
-          <w:p>
-            <w:pPr>
-              <w:pStyle w:val="Compact"/>
-            </w:pPr>
-            <w:r>
-              <w:t xml:space="preserve">58</w:t>
-            </w:r>
-          </w:p>
-        </w:tc>
-        <w:tc>
-          <w:tcPr/>
-          <w:p>
-            <w:pPr>
-              <w:pStyle w:val="Compact"/>
-            </w:pPr>
-            <w:r>
-              <w:t xml:space="preserve">Гражданский кодекс РФ (часть первая), ст. 29</w:t>
-            </w:r>
-          </w:p>
-        </w:tc>
-        <w:tc>
-          <w:tcPr/>
-          <w:p>
-            <w:pPr>
-              <w:pStyle w:val="Compact"/>
-            </w:pPr>
-            <w:r>
-              <w:t xml:space="preserve">Н</w:t>
-            </w:r>
-          </w:p>
-        </w:tc>
-        <w:tc>
-          <w:tcPr/>
-          <w:p>
-            <w:pPr>
-              <w:pStyle w:val="Compact"/>
-            </w:pPr>
-            <w:r>
-              <w:t xml:space="preserve">Сделки за недееспособного — опекун с учётом мнения или сведений о предпочтениях; ориентир порядка каналов воли (сценарий 15), не основание «согласия недееспособного» (п. 8.8)</w:t>
-            </w:r>
-          </w:p>
-        </w:tc>
-        <w:tc>
-          <w:tcPr/>
-          <w:p>
-            <w:pPr>
-              <w:pStyle w:val="Compact"/>
-            </w:pPr>
-            <w:r>
-              <w:t xml:space="preserve">[143]</w:t>
-            </w:r>
-          </w:p>
-        </w:tc>
-      </w:tr>
-      <w:tr>
-        <w:tc>
-          <w:tcPr/>
-          <w:p>
-            <w:pPr>
-              <w:pStyle w:val="Compact"/>
-            </w:pPr>
-            <w:r>
-              <w:t xml:space="preserve">59</w:t>
-            </w:r>
-          </w:p>
-        </w:tc>
-        <w:tc>
-          <w:tcPr/>
-          <w:p>
-            <w:pPr>
-              <w:pStyle w:val="Compact"/>
-            </w:pPr>
-            <w:r>
-              <w:t xml:space="preserve">IDDSI Framework (Cichero et al., Dysphagia, 2017)</w:t>
-            </w:r>
-          </w:p>
-        </w:tc>
-        <w:tc>
-          <w:tcPr/>
-          <w:p>
-            <w:pPr>
-              <w:pStyle w:val="Compact"/>
-            </w:pPr>
-            <w:r>
-              <w:t xml:space="preserve">И (Р)</w:t>
-            </w:r>
-          </w:p>
-        </w:tc>
-        <w:tc>
-          <w:tcPr/>
-          <w:p>
-            <w:pPr>
-              <w:pStyle w:val="Compact"/>
-            </w:pPr>
-            <w:r>
-              <w:t xml:space="preserve">Уровни текстур 0–7 — только язык маркировки вариантов; уровень назначает врач</w:t>
-            </w:r>
-          </w:p>
-        </w:tc>
-        <w:tc>
-          <w:tcPr/>
-          <w:p>
-            <w:pPr>
-              <w:pStyle w:val="Compact"/>
-            </w:pPr>
-            <w:r>
-              <w:t xml:space="preserve">[141]</w:t>
-            </w:r>
-          </w:p>
-        </w:tc>
-      </w:tr>
-      <w:tr>
-        <w:tc>
-          <w:tcPr/>
-          <w:p>
-            <w:pPr>
-              <w:pStyle w:val="Compact"/>
-            </w:pPr>
-            <w:r>
-              <w:t xml:space="preserve">60</w:t>
-            </w:r>
-          </w:p>
-        </w:tc>
-        <w:tc>
-          <w:tcPr/>
-          <w:p>
-            <w:pPr>
-              <w:pStyle w:val="Compact"/>
-            </w:pPr>
-            <w:r>
-              <w:t xml:space="preserve">Закупки ДСО «Серафимовский» «Оказание услуг по организации питания» 2025–2026 гг.: договор № 32515363453-01 от 02.12.2025; извещения № 32616169674, № 32616171821, № 32616197209; договор № 32616197209-01 от 17.08.2026</w:t>
-            </w:r>
-          </w:p>
-        </w:tc>
-        <w:tc>
-          <w:tcPr/>
-          <w:p>
-            <w:pPr>
-              <w:pStyle w:val="Compact"/>
-            </w:pPr>
-            <w:r>
-              <w:t xml:space="preserve">Закупочные документы (карточки — по агрегаторам; договоры — по реестру ЕИС, не сверены)</w:t>
-            </w:r>
-          </w:p>
-        </w:tc>
-        <w:tc>
-          <w:tcPr/>
-          <w:p>
-            <w:pPr>
-              <w:pStyle w:val="Compact"/>
-            </w:pPr>
-            <w:r>
-              <w:t xml:space="preserve">Кейс выбора при аутсорсинге (подтверждён автором); смена исполнителя в середине 2026 г.; цикличные меню ОВД / ИП / ОВД2 / лето — без выбора блюд; ТЗ конкурса и договор не прочитаны, условия о выборе не проверены</w:t>
-            </w:r>
-          </w:p>
-        </w:tc>
-        <w:tc>
-          <w:tcPr/>
-          <w:p>
-            <w:pPr>
-              <w:pStyle w:val="Compact"/>
-            </w:pPr>
-            <w:r>
-              <w:t xml:space="preserve">[90–92]</w:t>
-            </w:r>
-          </w:p>
-        </w:tc>
-      </w:tr>
-      <w:tr>
-        <w:tc>
-          <w:tcPr/>
-          <w:p>
-            <w:pPr>
-              <w:pStyle w:val="Compact"/>
-            </w:pPr>
-            <w:r>
-              <w:t xml:space="preserve">61</w:t>
-            </w:r>
-          </w:p>
-        </w:tc>
-        <w:tc>
-          <w:tcPr/>
-          <w:p>
-            <w:pPr>
-              <w:pStyle w:val="Compact"/>
-            </w:pPr>
-            <w:r>
-              <w:t xml:space="preserve">Приказ ДСО «Серафимовский» от 10.03.2026 № 124 (правила внутреннего распорядка)</w:t>
-            </w:r>
-          </w:p>
-        </w:tc>
-        <w:tc>
-          <w:tcPr/>
-          <w:p>
-            <w:pPr>
-              <w:pStyle w:val="Compact"/>
-            </w:pPr>
-            <w:r>
-              <w:t xml:space="preserve">Л</w:t>
-            </w:r>
-          </w:p>
-        </w:tc>
-        <w:tc>
-          <w:tcPr/>
-          <w:p>
-            <w:pPr>
-              <w:pStyle w:val="Compact"/>
-            </w:pPr>
-            <w:r>
-              <w:t xml:space="preserve">Одна фраза о «зале заказного питания (вариативное меню)»; маломобильные едят в комнатах; порядок заказа не определён; отдельного положения о питании, журналов заказа и замен в открытом доступе нет (прил. Г)</w:t>
-            </w:r>
-          </w:p>
-        </w:tc>
-        <w:tc>
-          <w:tcPr/>
-          <w:p>
-            <w:pPr>
-              <w:pStyle w:val="Compact"/>
-            </w:pPr>
-            <w:r>
-              <w:t xml:space="preserve">[28]</w:t>
-            </w:r>
-          </w:p>
-        </w:tc>
-      </w:tr>
-      <w:tr>
-        <w:tc>
-          <w:tcPr/>
-          <w:p>
-            <w:pPr>
-              <w:pStyle w:val="Compact"/>
-            </w:pPr>
-            <w:r>
-              <w:t xml:space="preserve">62</w:t>
-            </w:r>
-          </w:p>
-        </w:tc>
-        <w:tc>
-          <w:tcPr/>
-          <w:p>
-            <w:pPr>
-              <w:pStyle w:val="Compact"/>
-            </w:pPr>
-            <w:r>
-              <w:t xml:space="preserve">Пост. Правительства СПб от 18.07.2025 № 507</w:t>
-            </w:r>
-          </w:p>
-        </w:tc>
-        <w:tc>
-          <w:tcPr/>
-          <w:p>
-            <w:pPr>
-              <w:pStyle w:val="Compact"/>
-            </w:pPr>
-            <w:r>
-              <w:t xml:space="preserve">Н</w:t>
-            </w:r>
-          </w:p>
-        </w:tc>
-        <w:tc>
-          <w:tcPr/>
-          <w:p>
-            <w:pPr>
-              <w:pStyle w:val="Compact"/>
-            </w:pPr>
-            <w:r>
-              <w:t xml:space="preserve">Новая редакция приложения к № 1284 с 01.01.2026: общая норма по образцу № 520н; ПНИ и ДСО; СБКС и ВМК по медицинским показаниям; полустационар</w:t>
-            </w:r>
-          </w:p>
-        </w:tc>
-        <w:tc>
-          <w:tcPr/>
-          <w:p>
-            <w:pPr>
-              <w:pStyle w:val="Compact"/>
-            </w:pPr>
-            <w:r>
-              <w:t xml:space="preserve">[34]</w:t>
-            </w:r>
-          </w:p>
-        </w:tc>
-      </w:tr>
-      <w:tr>
-        <w:tc>
-          <w:tcPr/>
-          <w:p>
-            <w:pPr>
-              <w:pStyle w:val="Compact"/>
-            </w:pPr>
-            <w:r>
-              <w:t xml:space="preserve">63</w:t>
-            </w:r>
-          </w:p>
-        </w:tc>
-        <w:tc>
-          <w:tcPr/>
-          <w:p>
-            <w:pPr>
-              <w:pStyle w:val="Compact"/>
-            </w:pPr>
-            <w:r>
-              <w:t xml:space="preserve">Пост. Правительства СПб от 23.07.2009 № 873, п. 7</w:t>
-            </w:r>
-          </w:p>
-        </w:tc>
-        <w:tc>
-          <w:tcPr/>
-          <w:p>
-            <w:pPr>
-              <w:pStyle w:val="Compact"/>
-            </w:pPr>
-            <w:r>
-              <w:t xml:space="preserve">Н</w:t>
-            </w:r>
-          </w:p>
-        </w:tc>
-        <w:tc>
-          <w:tcPr/>
-          <w:p>
-            <w:pPr>
-              <w:pStyle w:val="Compact"/>
-            </w:pPr>
-            <w:r>
-              <w:t xml:space="preserve">Ежегодное (до 1 июня) утверждение нормативов расходов бюджета по социальному питанию на следующий год; распоряжение на 2027 г. в открытых официальных источниках не найдено</w:t>
-            </w:r>
-          </w:p>
-        </w:tc>
-        <w:tc>
-          <w:tcPr/>
-          <w:p>
-            <w:pPr>
-              <w:pStyle w:val="Compact"/>
-            </w:pPr>
-            <w:r>
-              <w:t xml:space="preserve">[76]</w:t>
-            </w:r>
-          </w:p>
-        </w:tc>
-      </w:tr>
-      <w:tr>
-        <w:tc>
-          <w:tcPr/>
-          <w:p>
-            <w:pPr>
-              <w:pStyle w:val="Compact"/>
-            </w:pPr>
-            <w:r>
-              <w:t xml:space="preserve">64</w:t>
-            </w:r>
-          </w:p>
-        </w:tc>
-        <w:tc>
-          <w:tcPr/>
-          <w:p>
-            <w:pPr>
-              <w:pStyle w:val="Compact"/>
-            </w:pPr>
-            <w:r>
-              <w:t xml:space="preserve">«Информация об организации социального питания» ДСО «Серафимовский» (тогда ПНИ № 9) на 2022 г.</w:t>
-            </w:r>
-          </w:p>
-        </w:tc>
-        <w:tc>
-          <w:tcPr/>
-          <w:p>
-            <w:pPr>
-              <w:pStyle w:val="Compact"/>
-            </w:pPr>
-            <w:r>
-              <w:t xml:space="preserve">Л</w:t>
-            </w:r>
-          </w:p>
-        </w:tc>
-        <w:tc>
-          <w:tcPr/>
-          <w:p>
-            <w:pPr>
-              <w:pStyle w:val="Compact"/>
-            </w:pPr>
-            <w:r>
               <w:t xml:space="preserve">Перечень применяемых актов; питание по цикличному меню из ТЗ договора; шесть приёмов пищи; вариативного меню нет</w:t>
             </w:r>
           </w:p>
@@ -33704,7 +33741,7 @@
               <w:pStyle w:val="Compact"/>
             </w:pPr>
             <w:r>
-              <w:t xml:space="preserve">[89]</w:t>
+              <w:t xml:space="preserve">[90]</w:t>
             </w:r>
           </w:p>
         </w:tc>
@@ -37106,7 +37143,7 @@
       </w:r>
     </w:p>
     <w:bookmarkEnd w:id="171"/>
-    <w:bookmarkStart w:id="178" w:name="X14266558e3eac561be41e7749025765d6f466ea"/>
+    <w:bookmarkStart w:id="179" w:name="X14266558e3eac561be41e7749025765d6f466ea"/>
     <w:p>
       <w:pPr>
         <w:pStyle w:val="Heading1"/>
@@ -37265,7 +37302,7 @@
               <w:pStyle w:val="Compact"/>
             </w:pPr>
             <w:r>
-              <w:t xml:space="preserve">[26, 31, 32, 64]</w:t>
+              <w:t xml:space="preserve">[26, 31, 32, 65]</w:t>
             </w:r>
           </w:p>
         </w:tc>
@@ -37335,7 +37372,7 @@
               <w:pStyle w:val="Compact"/>
             </w:pPr>
             <w:r>
-              <w:t xml:space="preserve">[33, 73, 74, 77]</w:t>
+              <w:t xml:space="preserve">[33, 74, 75, 78]</w:t>
             </w:r>
           </w:p>
         </w:tc>
@@ -37370,7 +37407,7 @@
               <w:pStyle w:val="Compact"/>
             </w:pPr>
             <w:r>
-              <w:t xml:space="preserve">[5–21, 28, 29, 89]</w:t>
+              <w:t xml:space="preserve">[5–21, 28, 29, 90]</w:t>
             </w:r>
           </w:p>
         </w:tc>
@@ -37405,7 +37442,7 @@
               <w:pStyle w:val="Compact"/>
             </w:pPr>
             <w:r>
-              <w:t xml:space="preserve">[125–138, 141]</w:t>
+              <w:t xml:space="preserve">[126–139, 142]</w:t>
             </w:r>
           </w:p>
         </w:tc>
@@ -37440,7 +37477,7 @@
               <w:pStyle w:val="Compact"/>
             </w:pPr>
             <w:r>
-              <w:t xml:space="preserve">[30, 42, 53, 93–98, 102, 103, 105, 106, 111–114, 116–118, 124]</w:t>
+              <w:t xml:space="preserve">[30, 42, 53, 94–99, 103, 104, 106, 107, 112–115, 117–119, 125]</w:t>
             </w:r>
           </w:p>
         </w:tc>
@@ -37510,7 +37547,7 @@
               <w:pStyle w:val="Compact"/>
             </w:pPr>
             <w:r>
-              <w:t xml:space="preserve">[21, 74, 93, 124]</w:t>
+              <w:t xml:space="preserve">[21, 75, 94, 125]</w:t>
             </w:r>
           </w:p>
         </w:tc>
@@ -38021,7 +38058,7 @@
               <w:pStyle w:val="Compact"/>
             </w:pPr>
             <w:r>
-              <w:t xml:space="preserve">Нормы Нижегородской области в ред. пост. № 617 (нетто) [70]; изменения красноярского акта постановлениями № 74-п (2024) и № 892-п (2025) и отдельный раздел норм для ПНИ (с 2026 г. — ДСО) [85]; изменение ленинградского приказа от 04.08.2025 № 04-81 [86]</w:t>
+              <w:t xml:space="preserve">Нормы Нижегородской области в ред. пост. № 617 (нетто) [71]; изменения красноярского акта постановлениями № 74-п (2024) и № 892-п (2025) и отдельный раздел норм для ПНИ (с 2026 г. — ДСО) [86]; изменение ленинградского приказа от 04.08.2025 № 04-81 [87]</w:t>
             </w:r>
           </w:p>
         </w:tc>
@@ -38091,7 +38128,7 @@
               <w:pStyle w:val="Compact"/>
             </w:pPr>
             <w:r>
-              <w:t xml:space="preserve">Статус онтарийского протокола 2019 г.: на портале министерства на 05.10.2026 размещена та же редакция [132]</w:t>
+              <w:t xml:space="preserve">Статус онтарийского протокола 2019 г.: на портале министерства на 05.10.2026 размещена та же редакция [133]</w:t>
             </w:r>
           </w:p>
         </w:tc>
@@ -38126,7 +38163,7 @@
               <w:pStyle w:val="Compact"/>
             </w:pPr>
             <w:r>
-              <w:t xml:space="preserve">Сценарий 13 — что находят финансовые проверки [19]; сценарий 14 — норматив 15 мин против 35–42 мин [19, 120–123]</w:t>
+              <w:t xml:space="preserve">Сценарий 13 — что находят финансовые проверки [19]; сценарий 14 — норматив 15 мин против 35–42 мин [19, 121–124]</w:t>
             </w:r>
           </w:p>
         </w:tc>
@@ -38381,7 +38418,7 @@
               <w:pStyle w:val="Compact"/>
             </w:pPr>
             <w:r>
-              <w:t xml:space="preserve">[69, 79]; п. 3.3, гл. 9 (поз. 24), прил. А (поз. 42)</w:t>
+              <w:t xml:space="preserve">[70, 80]; п. 3.3, гл. 9 (поз. 24), прил. А (поз. 42)</w:t>
             </w:r>
           </w:p>
         </w:tc>
@@ -38416,7 +38453,7 @@
               <w:pStyle w:val="Compact"/>
             </w:pPr>
             <w:r>
-              <w:t xml:space="preserve">[81]; п. 3.5, прил. А (поз. 46)</w:t>
+              <w:t xml:space="preserve">[82]; п. 3.5, прил. А (поз. 46)</w:t>
             </w:r>
           </w:p>
         </w:tc>
@@ -38486,7 +38523,7 @@
               <w:pStyle w:val="Compact"/>
             </w:pPr>
             <w:r>
-              <w:t xml:space="preserve">[85]; п. 3.9, прил. А (поз. 31)</w:t>
+              <w:t xml:space="preserve">[86]; п. 3.9, прил. А (поз. 31)</w:t>
             </w:r>
           </w:p>
         </w:tc>
@@ -38521,7 +38558,7 @@
               <w:pStyle w:val="Compact"/>
             </w:pPr>
             <w:r>
-              <w:t xml:space="preserve">[86]; п. 3.10, прил. А (поз. 43)</w:t>
+              <w:t xml:space="preserve">[87]; п. 3.10, прил. А (поз. 43)</w:t>
             </w:r>
           </w:p>
         </w:tc>
@@ -38556,7 +38593,7 @@
               <w:pStyle w:val="Compact"/>
             </w:pPr>
             <w:r>
-              <w:t xml:space="preserve">[87]; п. 3.11, 3.12, гл. 9 (поз. 36, 39), гл. 10 (предл. 7), прил. А (поз. 44)</w:t>
+              <w:t xml:space="preserve">[88]; п. 3.11, 3.12, гл. 9 (поз. 36, 39), гл. 10 (предл. 7), прил. А (поз. 44)</w:t>
             </w:r>
           </w:p>
         </w:tc>
@@ -38626,7 +38663,7 @@
               <w:pStyle w:val="Compact"/>
             </w:pPr>
             <w:r>
-              <w:t xml:space="preserve">[95]; п. 5.3</w:t>
+              <w:t xml:space="preserve">[96]; п. 5.3</w:t>
             </w:r>
           </w:p>
         </w:tc>
@@ -38661,7 +38698,7 @@
               <w:pStyle w:val="Compact"/>
             </w:pPr>
             <w:r>
-              <w:t xml:space="preserve">[93]</w:t>
+              <w:t xml:space="preserve">[94]</w:t>
             </w:r>
           </w:p>
         </w:tc>
@@ -38951,7 +38988,7 @@
               <w:pStyle w:val="Compact"/>
             </w:pPr>
             <w:r>
-              <w:t xml:space="preserve">Сценарии 10 и 15; гл. 9 поз. 17; [37, 143]</w:t>
+              <w:t xml:space="preserve">Сценарии 10 и 15; гл. 9 поз. 17; [37, 144]</w:t>
             </w:r>
           </w:p>
         </w:tc>
@@ -38997,7 +39034,7 @@
               <w:pStyle w:val="Compact"/>
             </w:pPr>
             <w:r>
-              <w:t xml:space="preserve">п. 6.11; гл. 9 поз. 45; [141]</w:t>
+              <w:t xml:space="preserve">п. 6.11; гл. 9 поз. 45; [142]</w:t>
             </w:r>
           </w:p>
         </w:tc>
@@ -39386,7 +39423,7 @@
         <w:t xml:space="preserve"> </w:t>
       </w:r>
       <w:r>
-        <w:t xml:space="preserve">По карточкам агрегатора закупок ДСО «Серафимовский» в 2026 г. закупало по 223-ФЗ услуги по организации питания (конкурс на август — декабрь 2026 г.) [91]. Автор как руководитель учреждения 05.10.2026 подтвердил аутсорсинг питания [90]; кейс внесён в п. 4.8, 4.10, 4.11, сценарий 8 (с рекомендацией записывать выбор в ТЗ договора услуг), гл. 9 (поз. 44 снята) и заключение. Тексты извещений, технического задания и договора не прочитаны; условия о выборе не проверены.</w:t>
+        <w:t xml:space="preserve">По карточкам агрегатора закупок ДСО «Серафимовский» в 2026 г. закупало по 223-ФЗ услуги по организации питания (конкурс на август — декабрь 2026 г.) [92]. Автор как руководитель учреждения 05.10.2026 подтвердил аутсорсинг питания [91]; кейс внесён в п. 4.8, 4.10, 4.11, сценарий 8 (с рекомендацией записывать выбор в ТЗ договора услуг), гл. 9 (поз. 44 снята) и заключение. Тексты извещений, технического задания и договора не прочитаны; условия о выборе не проверены.</w:t>
       </w:r>
     </w:p>
     <w:p>
@@ -39654,7 +39691,7 @@
               <w:pStyle w:val="Compact"/>
             </w:pPr>
             <w:r>
-              <w:t xml:space="preserve">Механизм — да [76]; распоряжение на 2027 г. — нет</w:t>
+              <w:t xml:space="preserve">Механизм — да [77]; распоряжение на 2027 г. — нет</w:t>
             </w:r>
           </w:p>
         </w:tc>
@@ -39711,7 +39748,7 @@
               <w:pStyle w:val="Compact"/>
             </w:pPr>
             <w:r>
-              <w:t xml:space="preserve">Частично: извещения № 32616169674, № 32616171821, № 32616197209 и начальные цены — по агрегаторам [91, 92]; номера, даты, исполнители и цена договоров — по реестру ЕИС, недоступному из среды подготовки доклада; агрегаторы договоры не показывают —</w:t>
+              <w:t xml:space="preserve">Частично: извещения № 32616169674, № 32616171821, № 32616197209 и начальные цены — по агрегаторам [92, 93]; номера, даты, исполнители и цена договоров — по реестру ЕИС, недоступному из среды подготовки доклада; агрегаторы договоры не показывают —</w:t>
             </w:r>
             <w:r>
               <w:t xml:space="preserve"> </w:t>
@@ -39781,7 +39818,7 @@
               <w:pStyle w:val="Compact"/>
             </w:pPr>
             <w:r>
-              <w:t xml:space="preserve">Названия файлов — в документации извещения № 32616171821 у агрегатора [91]; содержание прочитано по копиям тех же файлов от учреждения</w:t>
+              <w:t xml:space="preserve">Названия файлов — в документации извещения № 32616171821 у агрегатора [92]; содержание прочитано по копиям тех же файлов от учреждения</w:t>
             </w:r>
           </w:p>
         </w:tc>
@@ -39838,7 +39875,7 @@
               <w:pStyle w:val="Compact"/>
             </w:pPr>
             <w:r>
-              <w:t xml:space="preserve">Да: sdso-spb.ru [28, 89]</w:t>
+              <w:t xml:space="preserve">Да: sdso-spb.ru [28, 90]</w:t>
             </w:r>
           </w:p>
         </w:tc>
@@ -39963,7 +40000,7 @@
         <w:t xml:space="preserve"> </w:t>
       </w:r>
       <w:r>
-        <w:t xml:space="preserve">Закрыт один вопрос: вид, дата и номер псковского акта о нормах питания подтверждены справочной отметкой, согласно которой приказом Комитета по социальной защите Псковской области от 14.07.2020 № 206 с 03.08.2020 признан утратившим силу прежний приказ № 340 [84]; позиция 25 главы 9 снята (п. 3.7). Сужен вопрос о самообслуживании: полный текст п. 32 СанПиН 4282-26 запрещает также размещение холодных блюд, кондитерских изделий и напитков на линии раздачи вне охлаждаемой витрины, специального правила о «шведском столе» нет, а житель, обслуживающий себя сам, не относится к «посторонним лицам» (толкование; п. 2.7). Открытыми остаются: суточная проба на собственном пищеблоке (повторная сверка с текстом СанПиН 4282-26 прямой нормы не выявила; сценарий 13); совместимость поста с нормами питания (официального разъяснения не найдено; сценарий 16); независимая оценка петербургской процедуры оценки организации социального питания; текст определения ВС РФ № 303-ЭС25-15393 по существу; нормы социального питания Санкт-Петербурга на 2027 г.; место СБКС в нормах; статус московского приказа ДСЗН от 24.12.2014 № 1068 при более позднем приказе № 228 (по состоянию на 06.10.2026 приказ № 1068 продолжает значиться в перечне актов на сайте Департамента); условия о выборе в техническом задании договора ДСО «Серафимовский»; порядок фиксации и пересмотра карты предпочтений неговорящего жителя (сценарий 15); первоисточник иркутского сообщения о формате «два первых, два вторых, гарниры». По каждому из них в соответствующем разделе указана дата последней попытки.</w:t>
+        <w:t xml:space="preserve">Закрыт один вопрос: вид, дата и номер псковского акта о нормах питания подтверждены справочной отметкой, согласно которой приказом Комитета по социальной защите Псковской области от 14.07.2020 № 206 с 03.08.2020 признан утратившим силу прежний приказ № 340 [85]; позиция 25 главы 9 снята (п. 3.7). Сужен вопрос о самообслуживании: полный текст п. 32 СанПиН 4282-26 запрещает также размещение холодных блюд, кондитерских изделий и напитков на линии раздачи вне охлаждаемой витрины, специального правила о «шведском столе» нет, а житель, обслуживающий себя сам, не относится к «посторонним лицам» (толкование; п. 2.7). Открытыми остаются: суточная проба на собственном пищеблоке (повторная сверка с текстом СанПиН 4282-26 прямой нормы не выявила; сценарий 13); совместимость поста с нормами питания (официального разъяснения не найдено; сценарий 16); независимая оценка петербургской процедуры оценки организации социального питания; текст определения ВС РФ № 303-ЭС25-15393 по существу; нормы социального питания Санкт-Петербурга на 2027 г.; место СБКС в нормах; статус московского приказа ДСЗН от 24.12.2014 № 1068 при более позднем приказе № 228 (по состоянию на 06.10.2026 приказ № 1068 продолжает значиться в перечне актов на сайте Департамента); условия о выборе в техническом задании договора ДСО «Серафимовский»; порядок фиксации и пересмотра карты предпочтений неговорящего жителя (сценарий 15); первоисточник иркутского сообщения о формате «два первых, два вторых, гарниры». По каждому из них в соответствующем разделе указана дата последней попытки.</w:t>
       </w:r>
     </w:p>
     <w:p>
@@ -39985,8 +40022,184 @@
       </w:r>
     </w:p>
     <w:bookmarkEnd w:id="177"/>
+    <w:bookmarkStart w:id="178" w:name="X4952c3796190ac2519c965d5c901ce84d874f25"/>
+    <w:p>
+      <w:pPr>
+        <w:pStyle w:val="Heading2"/>
+      </w:pPr>
+      <w:r>
+        <w:t xml:space="preserve">Дополнение 07.10.2026: техническое задание и определение Верховного Суда</w:t>
+      </w:r>
+    </w:p>
+    <w:p>
+      <w:pPr>
+        <w:pStyle w:val="FirstParagraph"/>
+      </w:pPr>
+      <w:r>
+        <w:rPr>
+          <w:b/>
+          <w:bCs/>
+        </w:rPr>
+        <w:t xml:space="preserve">07.10.2026: дополнение по ТЗ и определению ВС.</w:t>
+      </w:r>
+      <w:r>
+        <w:t xml:space="preserve"> </w:t>
+      </w:r>
+      <w:r>
+        <w:t xml:space="preserve">Дополнение проверяло два пробела рабочей базы знаний (позиции 39 и 43 перечня wiki/gaps.md) [23] по публичным источникам. Как и прежде, новые факты вносились только с источниками, классы утверждений не повышались, а утверждения, которые не удалось сверить, сохранили пометку «не сверено».</w:t>
+      </w:r>
+    </w:p>
+    <w:tbl>
+      <w:tblPr>
+        <w:tblStyle w:val="Table"/>
+        <w:tblW w:type="pct" w:w="5000"/>
+        <w:tblLayout w:type="fixed"/>
+        <w:tblLook w:firstRow="1" w:lastRow="0" w:firstColumn="0" w:lastColumn="0" w:noHBand="0" w:noVBand="0" w:val="0020"/>
+      </w:tblPr>
+      <w:tblGrid>
+        <w:gridCol w:w="2640"/>
+        <w:gridCol w:w="2640"/>
+        <w:gridCol w:w="2640"/>
+      </w:tblGrid>
+      <w:tr>
+        <w:trPr>
+          <w:tblHeader w:val="on"/>
+        </w:trPr>
+        <w:tc>
+          <w:tcPr/>
+          <w:p>
+            <w:pPr>
+              <w:pStyle w:val="Compact"/>
+            </w:pPr>
+            <w:r>
+              <w:t xml:space="preserve">Вопрос</w:t>
+            </w:r>
+          </w:p>
+        </w:tc>
+        <w:tc>
+          <w:tcPr/>
+          <w:p>
+            <w:pPr>
+              <w:pStyle w:val="Compact"/>
+            </w:pPr>
+            <w:r>
+              <w:t xml:space="preserve">Результат</w:t>
+            </w:r>
+          </w:p>
+        </w:tc>
+        <w:tc>
+          <w:tcPr/>
+          <w:p>
+            <w:pPr>
+              <w:pStyle w:val="Compact"/>
+            </w:pPr>
+            <w:r>
+              <w:t xml:space="preserve">Источник; где отражено</w:t>
+            </w:r>
+          </w:p>
+        </w:tc>
+      </w:tr>
+      <w:tr>
+        <w:tc>
+          <w:tcPr/>
+          <w:p>
+            <w:pPr>
+              <w:pStyle w:val="Compact"/>
+            </w:pPr>
+            <w:r>
+              <w:t xml:space="preserve">Определение ВС № 303-ЭС25-15393 по существу</w:t>
+            </w:r>
+          </w:p>
+        </w:tc>
+        <w:tc>
+          <w:tcPr/>
+          <w:p>
+            <w:pPr>
+              <w:pStyle w:val="Compact"/>
+            </w:pPr>
+            <w:r>
+              <w:t xml:space="preserve">Найдено и прочитано на официальном сайте Верховного Суда (банк судебных актов: два документа по номеру). Определение от 28.01.2026 — стандартный отказ в передаче кассационной жалобы (ст. 291.6, 291.8, 291.11 АПК РФ) и взыскание 80 000 руб. госпошлины; ни 44-ФЗ, ни 223-ФЗ, ни госзадания, ни источника денег, ни цели закупки в тексте нет; цитаты, которую приводит блог, в нём нет. Номер дела указан верно (А73-20917/2024), чем подтверждена опечатка в определении от 29.12.2025. Копии обоих определений —</w:t>
+            </w:r>
+            <w:r>
+              <w:t xml:space="preserve"> </w:t>
+            </w:r>
+            <w:r>
+              <w:rPr>
+                <w:rStyle w:val="VerbatimChar"/>
+              </w:rPr>
+              <w:t xml:space="preserve">raw/sources/vs-303-es25-15393/</w:t>
+            </w:r>
+          </w:p>
+        </w:tc>
+        <w:tc>
+          <w:tcPr/>
+          <w:p>
+            <w:pPr>
+              <w:pStyle w:val="Compact"/>
+            </w:pPr>
+            <w:r>
+              <w:t xml:space="preserve">[60, 62]; п. 2.10, сценарий 12, гл. 9 (поз. 33 снята, поз. 40 уточнена), прил. А (поз. 48)</w:t>
+            </w:r>
+          </w:p>
+        </w:tc>
+      </w:tr>
+      <w:tr>
+        <w:tc>
+          <w:tcPr/>
+          <w:p>
+            <w:pPr>
+              <w:pStyle w:val="Compact"/>
+            </w:pPr>
+            <w:r>
+              <w:t xml:space="preserve">ДСО «Серафимовский»: условия о выборе в ТЗ конкурса № 32616197209 и договоре № 32616197209-01</w:t>
+            </w:r>
+          </w:p>
+        </w:tc>
+        <w:tc>
+          <w:tcPr/>
+          <w:p>
+            <w:pPr>
+              <w:pStyle w:val="Compact"/>
+            </w:pPr>
+            <w:r>
+              <w:t xml:space="preserve">Не прочитаны. Единая информационная система и электронная площадка из среды подготовки доклада недоступны (соединение не устанавливается); агрегаторы показывают только перечень файлов (конкурсная документация, «Приложение №2 к ТЗ», протоколы рассмотрения первых и вторых частей заявок, итоговый протокол) — содержание закрыто регистрацией или платным доступом. Из открытой карточки внесено деление предмета на три позиции в человеко-днях (109 395, 2 448, 33 660). Наличие или отсутствие выбора блюд в ТЗ не установлено; договор по-прежнему не сверен</w:t>
+            </w:r>
+          </w:p>
+        </w:tc>
+        <w:tc>
+          <w:tcPr/>
+          <w:p>
+            <w:pPr>
+              <w:pStyle w:val="Compact"/>
+            </w:pPr>
+            <w:r>
+              <w:t xml:space="preserve">[92, 93]; п. 4.8, сценарий 8, гл. 9 (поз. 44)</w:t>
+            </w:r>
+          </w:p>
+        </w:tc>
+      </w:tr>
+    </w:tbl>
+    <w:p>
+      <w:pPr>
+        <w:pStyle w:val="BodyText"/>
+      </w:pPr>
+      <w:r>
+        <w:rPr>
+          <w:b/>
+          <w:bCs/>
+        </w:rPr>
+        <w:t xml:space="preserve">Что следует из дополнения.</w:t>
+      </w:r>
+      <w:r>
+        <w:t xml:space="preserve"> </w:t>
+      </w:r>
+      <w:r>
+        <w:t xml:space="preserve">Позиция 33 главы 9 снята: тезис блога об «окончательной точке» и о критерии источника денег текстом определения не подтверждается, поскольку отказ в передаче жалобы позиции по существу не формулирует; критерий цели закупки остаётся позицией суда округа [58], а вывод п. 2.10 для стационарных организаций — толкованием автора. Вопрос о техническом задании ДСО «Серафимовский» остаётся открытым в прежнем объёме: доклад не утверждает ни наличия, ни отсутствия выбора блюд в договоре на август — декабрь 2026 г. Ссылка на определение от 28.01.2026 внесена в список источников; число позиций списка — 154.</w:t>
+      </w:r>
+    </w:p>
     <w:bookmarkEnd w:id="178"/>
-    <w:bookmarkStart w:id="179" w:name="X36b130cc06a71f9d9b32d87d2152945ef35741a"/>
+    <w:bookmarkEnd w:id="179"/>
+    <w:bookmarkStart w:id="180" w:name="X36b130cc06a71f9d9b32d87d2152945ef35741a"/>
     <w:p>
       <w:pPr>
         <w:pStyle w:val="Heading1"/>
@@ -40130,7 +40343,7 @@
               <w:pStyle w:val="Compact"/>
             </w:pPr>
             <w:r>
-              <w:t xml:space="preserve">Сайт учреждения sdso-spb.ru, раздел «Документы учреждения»: опубликованы правила внутреннего распорядка (приказ № 124, где вариативное меню упомянуто одной фразой) [28] и «Информация об организации социального питания» за 2022 г. [89]; положения о питании и журналов там нет; цикличные меню ТЗ 2026 г. перечислены в документации закупки [91]</w:t>
+              <w:t xml:space="preserve">Сайт учреждения sdso-spb.ru, раздел «Документы учреждения»: опубликованы правила внутреннего распорядка (приказ № 124, где вариативное меню упомянуто одной фразой) [28] и «Информация об организации социального питания» за 2022 г. [90]; положения о питании и журналов там нет; цикличные меню ТЗ 2026 г. перечислены в документации закупки [92]</w:t>
             </w:r>
           </w:p>
         </w:tc>
@@ -40356,7 +40569,7 @@
               <w:pStyle w:val="Compact"/>
             </w:pPr>
             <w:r>
-              <w:t xml:space="preserve">Официальный текст [74]</w:t>
+              <w:t xml:space="preserve">Официальный текст [75]</w:t>
             </w:r>
           </w:p>
         </w:tc>
@@ -40416,14 +40629,18 @@
               <w:pStyle w:val="Compact"/>
             </w:pPr>
             <w:r>
-              <w:t xml:space="preserve">Официальный текст [75]; приложен для сравнения с 2025 г. (сценарий 8)</w:t>
+              <w:t xml:space="preserve">Официальный текст [76]; приложен для сравнения с 2025 г. (сценарий 8)</w:t>
             </w:r>
           </w:p>
         </w:tc>
       </w:tr>
     </w:tbl>
-    <w:bookmarkEnd w:id="179"/>
-    <w:sectPr/>
+    <w:bookmarkEnd w:id="180"/>
+    <w:sectPr>
+      <w:footnotePr>
+        <w:numRestart w:val="eachSect"/>
+      </w:footnotePr>
+    </w:sectPr>
   </w:body>
 </w:document>
 </file>
@@ -41271,8 +41488,6 @@
     </w:pPr>
     <w:rPr>
       <w:rFonts w:asciiTheme="majorHAnsi" w:cstheme="majorBidi" w:eastAsiaTheme="majorEastAsia" w:hAnsiTheme="majorHAnsi"/>
-      <w:spacing w:val="-10"/>
-      <w:kern w:val="28"/>
       <w:sz w:val="56"/>
       <w:szCs w:val="56"/>
     </w:rPr>
@@ -41285,8 +41500,6 @@
     <w:rsid w:val="00A10FD9"/>
     <w:rPr>
       <w:rFonts w:asciiTheme="majorHAnsi" w:cstheme="majorBidi" w:eastAsiaTheme="majorEastAsia" w:hAnsiTheme="majorHAnsi"/>
-      <w:spacing w:val="-10"/>
-      <w:kern w:val="28"/>
       <w:sz w:val="56"/>
       <w:szCs w:val="56"/>
     </w:rPr>
@@ -41327,23 +41540,31 @@
   </w:style>
   <w:style w:customStyle="1" w:styleId="Author" w:type="paragraph">
     <w:name w:val="Author"/>
+    <w:basedOn w:val="Title"/>
     <w:next w:val="BodyText"/>
     <w:qFormat/>
     <w:pPr>
       <w:keepNext/>
       <w:keepLines/>
-      <w:jc w:val="center"/>
     </w:pPr>
+    <w:rPr>
+      <w:sz w:val="24"/>
+      <w:szCs w:val="24"/>
+    </w:rPr>
   </w:style>
   <w:style w:styleId="Date" w:type="paragraph">
     <w:name w:val="Date"/>
+    <w:basedOn w:val="Title"/>
     <w:next w:val="BodyText"/>
     <w:qFormat/>
     <w:pPr>
       <w:keepNext/>
       <w:keepLines/>
-      <w:jc w:val="center"/>
     </w:pPr>
+    <w:rPr>
+      <w:sz w:val="24"/>
+      <w:szCs w:val="24"/>
+    </w:rPr>
   </w:style>
   <w:style w:customStyle="1" w:styleId="AbstractTitle" w:type="paragraph">
     <w:name w:val="Abstract Title"/>

--- a/raw/sources/variativnoe-menu-doklad-2026-v2/doklad.docx
+++ b/raw/sources/variativnoe-menu-doklad-2026-v2/doklad.docx
@@ -34,32 +34,6 @@
         <w:t xml:space="preserve">Санкт-Петербург, 9 октября 2026 г.</w:t>
       </w:r>
     </w:p>
-    <w:sdt>
-      <w:sdtPr>
-        <w:docPartObj>
-          <w:docPartGallery w:val="Table of Contents"/>
-          <w:docPartUnique/>
-        </w:docPartObj>
-      </w:sdtPr>
-      <w:sdtContent>
-        <w:p>
-          <w:pPr>
-            <w:pStyle w:val="TOCHeading"/>
-          </w:pPr>
-          <w:r>
-            <w:t xml:space="preserve">Table of Contents</w:t>
-          </w:r>
-        </w:p>
-        <w:p>
-          <w:r>
-            <w:fldChar w:fldCharType="begin" w:dirty="true"/>
-            <w:instrText xml:space="preserve">TOC \o "1-2" \h \z \u</w:instrText>
-            <w:fldChar w:fldCharType="separate"/>
-            <w:fldChar w:fldCharType="end"/>
-          </w:r>
-        </w:p>
-      </w:sdtContent>
-    </w:sdt>
     <w:bookmarkStart w:id="20" w:name="сведения-о-документе"/>
     <w:p>
       <w:pPr>
@@ -153,7 +127,7 @@
         <w:t xml:space="preserve"> </w:t>
       </w:r>
       <w:r>
-        <w:t xml:space="preserve">Нормативные акты сверены по открытым источникам на 05.10.2026; позиции, перепроверенные в седьмом проходе, — на 06.10.2026, сведения об определении Верховного Суда № 303-ЭС25-15393 и о документации конкурса ДСО «Серафимовский» № 32616197209 — на 07.10.2026, сведения о закупках учреждений Самарской области — на 08.10.2026, обзор событий госсектора за 28.09–09.10.2026 — на 09.10.2026 (прил. В). Санитарные требования излагаются в двух временных слоях: СанПиН 2.3/2.4.3590-20 — для периода по 31.08.2026 включительно (в том числе для материалов семинара 25–27.08.2026), СанПиН 2.3/2.4.4282-26 — начиная с 01.09.2026 [2, 3].</w:t>
+        <w:t xml:space="preserve">Нормативные акты сверены по открытым источникам на 05.10.2026; позиции, перепроверенные в седьмом проходе, — на 06.10.2026, сведения об определении Верховного Суда № 303-ЭС25-15393 и о документации конкурса ДСО «Серафимовский» № 32616197209 — на 07.10.2026, сведения о закупках учреждений Самарской области — на 08.10.2026 (дополнение перечня — 13.10.2026), обзор событий госсектора за 28.09–09.10.2026 — на 09.10.2026, ежедневная проверка 09.10–13.10.2026 — на 13.10.2026 (прил. В). Санитарные требования излагаются в двух временных слоях: СанПиН 2.3/2.4.3590-20 — для периода по 31.08.2026 включительно (в том числе для материалов семинара 25–27.08.2026), СанПиН 2.3/2.4.4282-26 — начиная с 01.09.2026 [2, 3].</w:t>
       </w:r>
     </w:p>
     <w:p>
@@ -422,7 +396,7 @@
         <w:pStyle w:val="BodyText"/>
       </w:pPr>
       <w:r>
-        <w:t xml:space="preserve">Проанализированы федеральные законы и подзаконные акты, в том числе не учтённые первой редакцией приказ Минтруда России от 13.09.2022 № 520н, Правила организации деятельности организаций социального обслуживания, утверждённые приказом Минтруда России от 14.05.2025 № 305н, и СанПиН 2.3/2.4.4282-26, вступивший в силу 01.09.2026. Рассмотрены региональные нормы питания десяти субъектов, причём тексты шести из них — Санкт-Петербурга, Новосибирской области, Красноярского края, Ленинградской области, ХМАО — Югры и Нижегородской области — прочитаны полностью; подробно разобрано постановление Правительства Санкт-Петербурга от 29.12.2014 № 1284. Изучены описанные в открытых источниках практики восьми российских учреждений и сообщение министра Иркутской области, закупки шести учреждений Самарской области, в предмете которых значится вариативное меню, события госсектора за 28.09–09.10.2026 (в том числе офсетный контракт Волгоградской области в сфере социального питания), нормы и процедуры проверки десяти зарубежных систем, а также научная литература о недостаточности питания, выборе блюд, форме подачи и пищевых отходах в учреждениях долговременного ухода.</w:t>
+        <w:t xml:space="preserve">Проанализированы федеральные законы и подзаконные акты, в том числе не учтённые первой редакцией приказ Минтруда России от 13.09.2022 № 520н, Правила организации деятельности организаций социального обслуживания, утверждённые приказом Минтруда России от 14.05.2025 № 305н, и СанПиН 2.3/2.4.4282-26, вступивший в силу 01.09.2026. Рассмотрены региональные нормы питания десяти субъектов, причём тексты шести из них — Санкт-Петербурга, Новосибирской области, Красноярского края, Ленинградской области, ХМАО — Югры и Нижегородской области — прочитаны полностью; подробно разобрано постановление Правительства Санкт-Петербурга от 29.12.2014 № 1284. Изучены описанные в открытых источниках практики восьми российских учреждений и сообщение министра Иркутской области, закупки семи учреждений Самарской области, в предмете которых значится вариативное меню (плюс одно извещение, где «вариативное меню» указано лишь в названии файла документации), события госсектора за 28.09–09.10.2026 (в том числе офсетный контракт Волгоградской области в сфере социального питания), нормы и процедуры проверки десяти зарубежных систем, а также научная литература о недостаточности питания, выборе блюд, форме подачи и пищевых отходах в учреждениях долговременного ухода.</w:t>
       </w:r>
     </w:p>
     <w:p>
@@ -1664,15 +1638,6 @@
         <w:pStyle w:val="Heading1"/>
       </w:pPr>
       <w:r>
-        <w:rPr>
-          <w:rStyle w:val="SectionNumber"/>
-        </w:rPr>
-        <w:t xml:space="preserve">1</w:t>
-      </w:r>
-      <w:r>
-        <w:tab/>
-      </w:r>
-      <w:r>
         <w:t xml:space="preserve">Понятия и разграничения</w:t>
       </w:r>
     </w:p>
@@ -1681,15 +1646,6 @@
       <w:pPr>
         <w:pStyle w:val="Heading2"/>
       </w:pPr>
-      <w:r>
-        <w:rPr>
-          <w:rStyle w:val="SectionNumber"/>
-        </w:rPr>
-        <w:t xml:space="preserve">1.1</w:t>
-      </w:r>
-      <w:r>
-        <w:tab/>
-      </w:r>
       <w:r>
         <w:t xml:space="preserve">Учреждения: два правовых режима одного стола</w:t>
       </w:r>
@@ -1732,15 +1688,6 @@
       <w:pPr>
         <w:pStyle w:val="Heading2"/>
       </w:pPr>
-      <w:r>
-        <w:rPr>
-          <w:rStyle w:val="SectionNumber"/>
-        </w:rPr>
-        <w:t xml:space="preserve">1.2</w:t>
-      </w:r>
-      <w:r>
-        <w:tab/>
-      </w:r>
       <w:r>
         <w:t xml:space="preserve">Четыре словаря</w:t>
       </w:r>
@@ -1839,15 +1786,6 @@
       <w:pPr>
         <w:pStyle w:val="Heading2"/>
       </w:pPr>
-      <w:r>
-        <w:rPr>
-          <w:rStyle w:val="SectionNumber"/>
-        </w:rPr>
-        <w:t xml:space="preserve">1.3</w:t>
-      </w:r>
-      <w:r>
-        <w:tab/>
-      </w:r>
       <w:r>
         <w:t xml:space="preserve">Три определения в разных слоях материалов</w:t>
       </w:r>
@@ -2030,15 +1968,6 @@
         <w:pStyle w:val="Heading3"/>
       </w:pPr>
       <w:r>
-        <w:rPr>
-          <w:rStyle w:val="SectionNumber"/>
-        </w:rPr>
-        <w:t xml:space="preserve">1.3.1</w:t>
-      </w:r>
-      <w:r>
-        <w:tab/>
-      </w:r>
-      <w:r>
         <w:t xml:space="preserve">Что вариативным меню не является</w:t>
       </w:r>
     </w:p>
@@ -2407,15 +2336,6 @@
         <w:pStyle w:val="Heading2"/>
       </w:pPr>
       <w:r>
-        <w:rPr>
-          <w:rStyle w:val="SectionNumber"/>
-        </w:rPr>
-        <w:t xml:space="preserve">1.4</w:t>
-      </w:r>
-      <w:r>
-        <w:tab/>
-      </w:r>
-      <w:r>
         <w:t xml:space="preserve">Три шкалы, которые нельзя склеивать</w:t>
       </w:r>
     </w:p>
@@ -2755,15 +2675,6 @@
       <w:pPr>
         <w:pStyle w:val="Heading3"/>
       </w:pPr>
-      <w:r>
-        <w:rPr>
-          <w:rStyle w:val="SectionNumber"/>
-        </w:rPr>
-        <w:t xml:space="preserve">1.4.1</w:t>
-      </w:r>
-      <w:r>
-        <w:tab/>
-      </w:r>
       <w:r>
         <w:t xml:space="preserve">М1 и ступень 1: одинаковая цифра, разные вещи</w:t>
       </w:r>
@@ -3117,15 +3028,6 @@
         <w:pStyle w:val="Heading2"/>
       </w:pPr>
       <w:r>
-        <w:rPr>
-          <w:rStyle w:val="SectionNumber"/>
-        </w:rPr>
-        <w:t xml:space="preserve">1.5</w:t>
-      </w:r>
-      <w:r>
-        <w:tab/>
-      </w:r>
-      <w:r>
         <w:t xml:space="preserve">Питание как социальная услуга</w:t>
       </w:r>
     </w:p>
@@ -3177,15 +3079,6 @@
       <w:pPr>
         <w:pStyle w:val="Heading2"/>
       </w:pPr>
-      <w:r>
-        <w:rPr>
-          <w:rStyle w:val="SectionNumber"/>
-        </w:rPr>
-        <w:t xml:space="preserve">1.6</w:t>
-      </w:r>
-      <w:r>
-        <w:tab/>
-      </w:r>
       <w:r>
         <w:t xml:space="preserve">Краткая история регулирования</w:t>
       </w:r>
@@ -3684,15 +3577,6 @@
         <w:pStyle w:val="Heading2"/>
       </w:pPr>
       <w:r>
-        <w:rPr>
-          <w:rStyle w:val="SectionNumber"/>
-        </w:rPr>
-        <w:t xml:space="preserve">1.7</w:t>
-      </w:r>
-      <w:r>
-        <w:tab/>
-      </w:r>
-      <w:r>
         <w:t xml:space="preserve">Выводы по главе 1</w:t>
       </w:r>
     </w:p>
@@ -3712,15 +3596,6 @@
         <w:pStyle w:val="Heading1"/>
       </w:pPr>
       <w:r>
-        <w:rPr>
-          <w:rStyle w:val="SectionNumber"/>
-        </w:rPr>
-        <w:t xml:space="preserve">2</w:t>
-      </w:r>
-      <w:r>
-        <w:tab/>
-      </w:r>
-      <w:r>
         <w:t xml:space="preserve">Федеральное право</w:t>
       </w:r>
     </w:p>
@@ -3729,15 +3604,6 @@
       <w:pPr>
         <w:pStyle w:val="Heading2"/>
       </w:pPr>
-      <w:r>
-        <w:rPr>
-          <w:rStyle w:val="SectionNumber"/>
-        </w:rPr>
-        <w:t xml:space="preserve">2.1</w:t>
-      </w:r>
-      <w:r>
-        <w:tab/>
-      </w:r>
       <w:r>
         <w:t xml:space="preserve">Конституционные и международные основания</w:t>
       </w:r>
@@ -3764,15 +3630,6 @@
       <w:pPr>
         <w:pStyle w:val="Heading2"/>
       </w:pPr>
-      <w:r>
-        <w:rPr>
-          <w:rStyle w:val="SectionNumber"/>
-        </w:rPr>
-        <w:t xml:space="preserve">2.2</w:t>
-      </w:r>
-      <w:r>
-        <w:tab/>
-      </w:r>
       <w:r>
         <w:t xml:space="preserve">Закон № 442-ФЗ</w:t>
       </w:r>
@@ -3842,15 +3699,6 @@
         <w:pStyle w:val="Heading2"/>
       </w:pPr>
       <w:r>
-        <w:rPr>
-          <w:rStyle w:val="SectionNumber"/>
-        </w:rPr>
-        <w:t xml:space="preserve">2.3</w:t>
-      </w:r>
-      <w:r>
-        <w:tab/>
-      </w:r>
-      <w:r>
         <w:t xml:space="preserve">Примерный порядок (приказ № 935н)</w:t>
       </w:r>
     </w:p>
@@ -3876,15 +3724,6 @@
       <w:pPr>
         <w:pStyle w:val="Heading2"/>
       </w:pPr>
-      <w:r>
-        <w:rPr>
-          <w:rStyle w:val="SectionNumber"/>
-        </w:rPr>
-        <w:t xml:space="preserve">2.4</w:t>
-      </w:r>
-      <w:r>
-        <w:tab/>
-      </w:r>
       <w:r>
         <w:t xml:space="preserve">Правила организации деятельности (приказ № 305н)</w:t>
       </w:r>
@@ -3954,15 +3793,6 @@
         <w:pStyle w:val="Heading2"/>
       </w:pPr>
       <w:r>
-        <w:rPr>
-          <w:rStyle w:val="SectionNumber"/>
-        </w:rPr>
-        <w:t xml:space="preserve">2.5</w:t>
-      </w:r>
-      <w:r>
-        <w:tab/>
-      </w:r>
-      <w:r>
         <w:t xml:space="preserve">Нормы питания: приказ № 520н и методические рекомендации 2002 г.</w:t>
       </w:r>
     </w:p>
@@ -3971,15 +3801,6 @@
       <w:pPr>
         <w:pStyle w:val="Heading3"/>
       </w:pPr>
-      <w:r>
-        <w:rPr>
-          <w:rStyle w:val="SectionNumber"/>
-        </w:rPr>
-        <w:t xml:space="preserve">2.5.1</w:t>
-      </w:r>
-      <w:r>
-        <w:tab/>
-      </w:r>
       <w:r>
         <w:t xml:space="preserve">Приказ № 520н</w:t>
       </w:r>
@@ -4031,15 +3852,6 @@
         <w:pStyle w:val="Heading3"/>
       </w:pPr>
       <w:r>
-        <w:rPr>
-          <w:rStyle w:val="SectionNumber"/>
-        </w:rPr>
-        <w:t xml:space="preserve">2.5.2</w:t>
-      </w:r>
-      <w:r>
-        <w:tab/>
-      </w:r>
-      <w:r>
         <w:t xml:space="preserve">Постановление № 12 от 2002 г.</w:t>
       </w:r>
     </w:p>
@@ -4081,15 +3893,6 @@
       <w:pPr>
         <w:pStyle w:val="Heading3"/>
       </w:pPr>
-      <w:r>
-        <w:rPr>
-          <w:rStyle w:val="SectionNumber"/>
-        </w:rPr>
-        <w:t xml:space="preserve">2.5.3</w:t>
-      </w:r>
-      <w:r>
-        <w:tab/>
-      </w:r>
       <w:r>
         <w:t xml:space="preserve">Нормы физиологических потребностей</w:t>
       </w:r>
@@ -4123,15 +3926,6 @@
         <w:pStyle w:val="Heading2"/>
       </w:pPr>
       <w:r>
-        <w:rPr>
-          <w:rStyle w:val="SectionNumber"/>
-        </w:rPr>
-        <w:t xml:space="preserve">2.6</w:t>
-      </w:r>
-      <w:r>
-        <w:tab/>
-      </w:r>
-      <w:r>
         <w:t xml:space="preserve">Таблица замен: где она находится в праве</w:t>
       </w:r>
     </w:p>
@@ -4243,15 +4037,6 @@
         <w:pStyle w:val="Heading2"/>
       </w:pPr>
       <w:r>
-        <w:rPr>
-          <w:rStyle w:val="SectionNumber"/>
-        </w:rPr>
-        <w:t xml:space="preserve">2.7</w:t>
-      </w:r>
-      <w:r>
-        <w:tab/>
-      </w:r>
-      <w:r>
         <w:t xml:space="preserve">Санитарные правила: переход от СанПиН 3590-20 к СанПиН 4282-26</w:t>
       </w:r>
     </w:p>
@@ -4260,15 +4045,6 @@
       <w:pPr>
         <w:pStyle w:val="Heading3"/>
       </w:pPr>
-      <w:r>
-        <w:rPr>
-          <w:rStyle w:val="SectionNumber"/>
-        </w:rPr>
-        <w:t xml:space="preserve">2.7.1</w:t>
-      </w:r>
-      <w:r>
-        <w:tab/>
-      </w:r>
       <w:r>
         <w:t xml:space="preserve">Хронология и действие во времени</w:t>
       </w:r>
@@ -4295,15 +4071,6 @@
       <w:pPr>
         <w:pStyle w:val="Heading3"/>
       </w:pPr>
-      <w:r>
-        <w:rPr>
-          <w:rStyle w:val="SectionNumber"/>
-        </w:rPr>
-        <w:t xml:space="preserve">2.7.2</w:t>
-      </w:r>
-      <w:r>
-        <w:tab/>
-      </w:r>
       <w:r>
         <w:t xml:space="preserve">Что изменилось для организаций социального обслуживания</w:t>
       </w:r>
@@ -4775,15 +4542,6 @@
         <w:pStyle w:val="Heading3"/>
       </w:pPr>
       <w:r>
-        <w:rPr>
-          <w:rStyle w:val="SectionNumber"/>
-        </w:rPr>
-        <w:t xml:space="preserve">2.7.3</w:t>
-      </w:r>
-      <w:r>
-        <w:tab/>
-      </w:r>
-      <w:r>
         <w:t xml:space="preserve">Подп. 11 п. 56: что осталось, что изменилось, риски</w:t>
       </w:r>
     </w:p>
@@ -4856,15 +4614,6 @@
         <w:pStyle w:val="Heading3"/>
       </w:pPr>
       <w:r>
-        <w:rPr>
-          <w:rStyle w:val="SectionNumber"/>
-        </w:rPr>
-        <w:t xml:space="preserve">2.7.4</w:t>
-      </w:r>
-      <w:r>
-        <w:tab/>
-      </w:r>
-      <w:r>
         <w:t xml:space="preserve">Что новый СанПиН говорит о выборе</w:t>
       </w:r>
     </w:p>
@@ -5000,15 +4749,6 @@
         <w:pStyle w:val="Heading3"/>
       </w:pPr>
       <w:r>
-        <w:rPr>
-          <w:rStyle w:val="SectionNumber"/>
-        </w:rPr>
-        <w:t xml:space="preserve">2.7.5</w:t>
-      </w:r>
-      <w:r>
-        <w:tab/>
-      </w:r>
-      <w:r>
         <w:t xml:space="preserve">Подп. 5 п. 56: кто раздаёт пищу</w:t>
       </w:r>
     </w:p>
@@ -5028,15 +4768,6 @@
         <w:pStyle w:val="Heading2"/>
       </w:pPr>
       <w:r>
-        <w:rPr>
-          <w:rStyle w:val="SectionNumber"/>
-        </w:rPr>
-        <w:t xml:space="preserve">2.8</w:t>
-      </w:r>
-      <w:r>
-        <w:tab/>
-      </w:r>
-      <w:r>
         <w:t xml:space="preserve">Лечебное питание: граница компетенций</w:t>
       </w:r>
     </w:p>
@@ -5070,15 +4801,6 @@
       <w:pPr>
         <w:pStyle w:val="Heading2"/>
       </w:pPr>
-      <w:r>
-        <w:rPr>
-          <w:rStyle w:val="SectionNumber"/>
-        </w:rPr>
-        <w:t xml:space="preserve">2.9</w:t>
-      </w:r>
-      <w:r>
-        <w:tab/>
-      </w:r>
       <w:r>
         <w:t xml:space="preserve">Закон № 3185-1 и питание в ПНИ</w:t>
       </w:r>
@@ -5163,15 +4885,6 @@
         <w:pStyle w:val="Heading2"/>
       </w:pPr>
       <w:r>
-        <w:rPr>
-          <w:rStyle w:val="SectionNumber"/>
-        </w:rPr>
-        <w:t xml:space="preserve">2.10</w:t>
-      </w:r>
-      <w:r>
-        <w:tab/>
-      </w:r>
-      <w:r>
         <w:t xml:space="preserve">Закупки: 44-ФЗ и 223-ФЗ</w:t>
       </w:r>
     </w:p>
@@ -5229,15 +4942,6 @@
       <w:pPr>
         <w:pStyle w:val="Heading2"/>
       </w:pPr>
-      <w:r>
-        <w:rPr>
-          <w:rStyle w:val="SectionNumber"/>
-        </w:rPr>
-        <w:t xml:space="preserve">2.11</w:t>
-      </w:r>
-      <w:r>
-        <w:tab/>
-      </w:r>
       <w:r>
         <w:t xml:space="preserve">Ответственность</w:t>
       </w:r>
@@ -5284,15 +4988,6 @@
       <w:pPr>
         <w:pStyle w:val="Heading2"/>
       </w:pPr>
-      <w:r>
-        <w:rPr>
-          <w:rStyle w:val="SectionNumber"/>
-        </w:rPr>
-        <w:t xml:space="preserve">2.12</w:t>
-      </w:r>
-      <w:r>
-        <w:tab/>
-      </w:r>
       <w:r>
         <w:t xml:space="preserve">Выводы по главе 2</w:t>
       </w:r>
@@ -5749,15 +5444,6 @@
         <w:pStyle w:val="Heading1"/>
       </w:pPr>
       <w:r>
-        <w:rPr>
-          <w:rStyle w:val="SectionNumber"/>
-        </w:rPr>
-        <w:t xml:space="preserve">3</w:t>
-      </w:r>
-      <w:r>
-        <w:tab/>
-      </w:r>
-      <w:r>
         <w:t xml:space="preserve">Региональные нормы питания</w:t>
       </w:r>
     </w:p>
@@ -5766,15 +5452,6 @@
       <w:pPr>
         <w:pStyle w:val="Heading2"/>
       </w:pPr>
-      <w:r>
-        <w:rPr>
-          <w:rStyle w:val="SectionNumber"/>
-        </w:rPr>
-        <w:t xml:space="preserve">3.1</w:t>
-      </w:r>
-      <w:r>
-        <w:tab/>
-      </w:r>
       <w:r>
         <w:t xml:space="preserve">Архитектура регионального регулирования</w:t>
       </w:r>
@@ -5810,15 +5487,6 @@
         <w:pStyle w:val="Heading2"/>
       </w:pPr>
       <w:r>
-        <w:rPr>
-          <w:rStyle w:val="SectionNumber"/>
-        </w:rPr>
-        <w:t xml:space="preserve">3.2</w:t>
-      </w:r>
-      <w:r>
-        <w:tab/>
-      </w:r>
-      <w:r>
         <w:t xml:space="preserve">Санкт-Петербург: постановление № 1284</w:t>
       </w:r>
     </w:p>
@@ -5827,15 +5495,6 @@
       <w:pPr>
         <w:pStyle w:val="Heading3"/>
       </w:pPr>
-      <w:r>
-        <w:rPr>
-          <w:rStyle w:val="SectionNumber"/>
-        </w:rPr>
-        <w:t xml:space="preserve">3.2.1</w:t>
-      </w:r>
-      <w:r>
-        <w:tab/>
-      </w:r>
       <w:r>
         <w:t xml:space="preserve">Реквизиты и структура</w:t>
       </w:r>
@@ -5988,15 +5647,6 @@
       <w:pPr>
         <w:pStyle w:val="Heading3"/>
       </w:pPr>
-      <w:r>
-        <w:rPr>
-          <w:rStyle w:val="SectionNumber"/>
-        </w:rPr>
-        <w:t xml:space="preserve">3.2.2</w:t>
-      </w:r>
-      <w:r>
-        <w:tab/>
-      </w:r>
       <w:r>
         <w:t xml:space="preserve">Что изменилось с 01.01.2026</w:t>
       </w:r>
@@ -7613,15 +7263,6 @@
         <w:pStyle w:val="Heading3"/>
       </w:pPr>
       <w:r>
-        <w:rPr>
-          <w:rStyle w:val="SectionNumber"/>
-        </w:rPr>
-        <w:t xml:space="preserve">3.2.3</w:t>
-      </w:r>
-      <w:r>
-        <w:tab/>
-      </w:r>
-      <w:r>
         <w:t xml:space="preserve">Две нормы: с СБКС и без</w:t>
       </w:r>
     </w:p>
@@ -8236,15 +7877,6 @@
         <w:pStyle w:val="Heading3"/>
       </w:pPr>
       <w:r>
-        <w:rPr>
-          <w:rStyle w:val="SectionNumber"/>
-        </w:rPr>
-        <w:t xml:space="preserve">3.2.4</w:t>
-      </w:r>
-      <w:r>
-        <w:tab/>
-      </w:r>
-      <w:r>
         <w:t xml:space="preserve">Порядок и тарифы</w:t>
       </w:r>
     </w:p>
@@ -8650,15 +8282,6 @@
         <w:pStyle w:val="Heading3"/>
       </w:pPr>
       <w:r>
-        <w:rPr>
-          <w:rStyle w:val="SectionNumber"/>
-        </w:rPr>
-        <w:t xml:space="preserve">3.2.5</w:t>
-      </w:r>
-      <w:r>
-        <w:tab/>
-      </w:r>
-      <w:r>
         <w:t xml:space="preserve">Что первая редакция сообщала о петербургской практике</w:t>
       </w:r>
     </w:p>
@@ -8678,15 +8301,6 @@
         <w:pStyle w:val="Heading2"/>
       </w:pPr>
       <w:r>
-        <w:rPr>
-          <w:rStyle w:val="SectionNumber"/>
-        </w:rPr>
-        <w:t xml:space="preserve">3.3</w:t>
-      </w:r>
-      <w:r>
-        <w:tab/>
-      </w:r>
-      <w:r>
         <w:t xml:space="preserve">Москва</w:t>
       </w:r>
     </w:p>
@@ -8729,15 +8343,6 @@
         <w:pStyle w:val="Heading2"/>
       </w:pPr>
       <w:r>
-        <w:rPr>
-          <w:rStyle w:val="SectionNumber"/>
-        </w:rPr>
-        <w:t xml:space="preserve">3.4</w:t>
-      </w:r>
-      <w:r>
-        <w:tab/>
-      </w:r>
-      <w:r>
         <w:t xml:space="preserve">Свердловская область</w:t>
       </w:r>
     </w:p>
@@ -8756,15 +8361,6 @@
         <w:pStyle w:val="Heading2"/>
       </w:pPr>
       <w:r>
-        <w:rPr>
-          <w:rStyle w:val="SectionNumber"/>
-        </w:rPr>
-        <w:t xml:space="preserve">3.5</w:t>
-      </w:r>
-      <w:r>
-        <w:tab/>
-      </w:r>
-      <w:r>
         <w:t xml:space="preserve">Нижегородская область</w:t>
       </w:r>
     </w:p>
@@ -8815,15 +8411,6 @@
         <w:pStyle w:val="Heading2"/>
       </w:pPr>
       <w:r>
-        <w:rPr>
-          <w:rStyle w:val="SectionNumber"/>
-        </w:rPr>
-        <w:t xml:space="preserve">3.6</w:t>
-      </w:r>
-      <w:r>
-        <w:tab/>
-      </w:r>
-      <w:r>
         <w:t xml:space="preserve">Омская область</w:t>
       </w:r>
     </w:p>
@@ -8842,15 +8429,6 @@
         <w:pStyle w:val="Heading2"/>
       </w:pPr>
       <w:r>
-        <w:rPr>
-          <w:rStyle w:val="SectionNumber"/>
-        </w:rPr>
-        <w:t xml:space="preserve">3.7</w:t>
-      </w:r>
-      <w:r>
-        <w:tab/>
-      </w:r>
-      <w:r>
         <w:t xml:space="preserve">Псковская область</w:t>
       </w:r>
     </w:p>
@@ -8868,15 +8446,6 @@
       <w:pPr>
         <w:pStyle w:val="Heading2"/>
       </w:pPr>
-      <w:r>
-        <w:rPr>
-          <w:rStyle w:val="SectionNumber"/>
-        </w:rPr>
-        <w:t xml:space="preserve">3.8</w:t>
-      </w:r>
-      <w:r>
-        <w:tab/>
-      </w:r>
       <w:r>
         <w:t xml:space="preserve">Новосибирская область</w:t>
       </w:r>
@@ -8928,15 +8497,6 @@
         <w:pStyle w:val="Heading2"/>
       </w:pPr>
       <w:r>
-        <w:rPr>
-          <w:rStyle w:val="SectionNumber"/>
-        </w:rPr>
-        <w:t xml:space="preserve">3.9</w:t>
-      </w:r>
-      <w:r>
-        <w:tab/>
-      </w:r>
-      <w:r>
         <w:t xml:space="preserve">Красноярский край</w:t>
       </w:r>
     </w:p>
@@ -8971,15 +8531,6 @@
         <w:pStyle w:val="Heading2"/>
       </w:pPr>
       <w:r>
-        <w:rPr>
-          <w:rStyle w:val="SectionNumber"/>
-        </w:rPr>
-        <w:t xml:space="preserve">3.10</w:t>
-      </w:r>
-      <w:r>
-        <w:tab/>
-      </w:r>
-      <w:r>
         <w:t xml:space="preserve">Ленинградская область</w:t>
       </w:r>
     </w:p>
@@ -9006,15 +8557,6 @@
         <w:pStyle w:val="Heading2"/>
       </w:pPr>
       <w:r>
-        <w:rPr>
-          <w:rStyle w:val="SectionNumber"/>
-        </w:rPr>
-        <w:t xml:space="preserve">3.11</w:t>
-      </w:r>
-      <w:r>
-        <w:tab/>
-      </w:r>
-      <w:r>
         <w:t xml:space="preserve">Ханты-Мансийский автономный округ — Югра</w:t>
       </w:r>
     </w:p>
@@ -9040,15 +8582,6 @@
       <w:pPr>
         <w:pStyle w:val="Heading2"/>
       </w:pPr>
-      <w:r>
-        <w:rPr>
-          <w:rStyle w:val="SectionNumber"/>
-        </w:rPr>
-        <w:t xml:space="preserve">3.12</w:t>
-      </w:r>
-      <w:r>
-        <w:tab/>
-      </w:r>
       <w:r>
         <w:t xml:space="preserve">Брутто и нетто: почему региональные нормы нельзя сравнивать напрямую</w:t>
       </w:r>
@@ -9914,15 +9447,6 @@
         <w:pStyle w:val="Heading2"/>
       </w:pPr>
       <w:r>
-        <w:rPr>
-          <w:rStyle w:val="SectionNumber"/>
-        </w:rPr>
-        <w:t xml:space="preserve">3.13</w:t>
-      </w:r>
-      <w:r>
-        <w:tab/>
-      </w:r>
-      <w:r>
         <w:t xml:space="preserve">Республика Татарстан: пример из здравоохранения</w:t>
       </w:r>
     </w:p>
@@ -9940,15 +9464,6 @@
       <w:pPr>
         <w:pStyle w:val="Heading2"/>
       </w:pPr>
-      <w:r>
-        <w:rPr>
-          <w:rStyle w:val="SectionNumber"/>
-        </w:rPr>
-        <w:t xml:space="preserve">3.14</w:t>
-      </w:r>
-      <w:r>
-        <w:tab/>
-      </w:r>
       <w:r>
         <w:t xml:space="preserve">Сравнение</w:t>
       </w:r>
@@ -10849,15 +10364,6 @@
         <w:pStyle w:val="Heading2"/>
       </w:pPr>
       <w:r>
-        <w:rPr>
-          <w:rStyle w:val="SectionNumber"/>
-        </w:rPr>
-        <w:t xml:space="preserve">3.15</w:t>
-      </w:r>
-      <w:r>
-        <w:tab/>
-      </w:r>
-      <w:r>
         <w:t xml:space="preserve">Что региональные нормы дают выбору</w:t>
       </w:r>
     </w:p>
@@ -10891,15 +10397,6 @@
       <w:pPr>
         <w:pStyle w:val="Heading2"/>
       </w:pPr>
-      <w:r>
-        <w:rPr>
-          <w:rStyle w:val="SectionNumber"/>
-        </w:rPr>
-        <w:t xml:space="preserve">3.16</w:t>
-      </w:r>
-      <w:r>
-        <w:tab/>
-      </w:r>
       <w:r>
         <w:t xml:space="preserve">Выводы по главе 3</w:t>
       </w:r>
@@ -10920,15 +10417,6 @@
         <w:pStyle w:val="Heading1"/>
       </w:pPr>
       <w:r>
-        <w:rPr>
-          <w:rStyle w:val="SectionNumber"/>
-        </w:rPr>
-        <w:t xml:space="preserve">4</w:t>
-      </w:r>
-      <w:r>
-        <w:tab/>
-      </w:r>
-      <w:r>
         <w:t xml:space="preserve">Российские практики: что известно из открытых источников</w:t>
       </w:r>
     </w:p>
@@ -10937,15 +10425,6 @@
       <w:pPr>
         <w:pStyle w:val="Heading2"/>
       </w:pPr>
-      <w:r>
-        <w:rPr>
-          <w:rStyle w:val="SectionNumber"/>
-        </w:rPr>
-        <w:t xml:space="preserve">4.1</w:t>
-      </w:r>
-      <w:r>
-        <w:tab/>
-      </w:r>
       <w:r>
         <w:t xml:space="preserve">Метод и ограничения</w:t>
       </w:r>
@@ -10980,15 +10459,6 @@
       <w:pPr>
         <w:pStyle w:val="Heading2"/>
       </w:pPr>
-      <w:r>
-        <w:rPr>
-          <w:rStyle w:val="SectionNumber"/>
-        </w:rPr>
-        <w:t xml:space="preserve">4.2</w:t>
-      </w:r>
-      <w:r>
-        <w:tab/>
-      </w:r>
       <w:r>
         <w:t xml:space="preserve">Болотнинский психоневрологический интернат (Новосибирская область)</w:t>
       </w:r>
@@ -11072,15 +10542,6 @@
         <w:pStyle w:val="Heading2"/>
       </w:pPr>
       <w:r>
-        <w:rPr>
-          <w:rStyle w:val="SectionNumber"/>
-        </w:rPr>
-        <w:t xml:space="preserve">4.3</w:t>
-      </w:r>
-      <w:r>
-        <w:tab/>
-      </w:r>
-      <w:r>
         <w:t xml:space="preserve">Успенский психоневрологический интернат (Новосибирская область)</w:t>
       </w:r>
     </w:p>
@@ -11187,15 +10648,6 @@
         <w:pStyle w:val="Heading2"/>
       </w:pPr>
       <w:r>
-        <w:rPr>
-          <w:rStyle w:val="SectionNumber"/>
-        </w:rPr>
-        <w:t xml:space="preserve">4.4</w:t>
-      </w:r>
-      <w:r>
-        <w:tab/>
-      </w:r>
-      <w:r>
         <w:t xml:space="preserve">Каменский психоневрологический интернат (Новосибирская область)</w:t>
       </w:r>
     </w:p>
@@ -11260,15 +10712,6 @@
         <w:pStyle w:val="Heading2"/>
       </w:pPr>
       <w:r>
-        <w:rPr>
-          <w:rStyle w:val="SectionNumber"/>
-        </w:rPr>
-        <w:t xml:space="preserve">4.5</w:t>
-      </w:r>
-      <w:r>
-        <w:tab/>
-      </w:r>
-      <w:r>
         <w:t xml:space="preserve">Усть-Илимский дом социального обслуживания (Иркутская область)</w:t>
       </w:r>
     </w:p>
@@ -11341,15 +10784,6 @@
         <w:pStyle w:val="Heading2"/>
       </w:pPr>
       <w:r>
-        <w:rPr>
-          <w:rStyle w:val="SectionNumber"/>
-        </w:rPr>
-        <w:t xml:space="preserve">4.6</w:t>
-      </w:r>
-      <w:r>
-        <w:tab/>
-      </w:r>
-      <w:r>
         <w:t xml:space="preserve">Иркутская область: региональное сообщение и Чунский ДСО</w:t>
       </w:r>
     </w:p>
@@ -11430,15 +10864,6 @@
         <w:pStyle w:val="Heading2"/>
       </w:pPr>
       <w:r>
-        <w:rPr>
-          <w:rStyle w:val="SectionNumber"/>
-        </w:rPr>
-        <w:t xml:space="preserve">4.7</w:t>
-      </w:r>
-      <w:r>
-        <w:tab/>
-      </w:r>
-      <w:r>
         <w:t xml:space="preserve">Красавинский дом социального обслуживания (Вологодская область)</w:t>
       </w:r>
     </w:p>
@@ -11503,15 +10928,6 @@
         <w:pStyle w:val="Heading2"/>
       </w:pPr>
       <w:r>
-        <w:rPr>
-          <w:rStyle w:val="SectionNumber"/>
-        </w:rPr>
-        <w:t xml:space="preserve">4.8</w:t>
-      </w:r>
-      <w:r>
-        <w:tab/>
-      </w:r>
-      <w:r>
         <w:t xml:space="preserve">ДСО «Серафимовский» (Санкт-Петербург)</w:t>
       </w:r>
     </w:p>
@@ -11816,15 +11232,6 @@
         <w:pStyle w:val="Heading2"/>
       </w:pPr>
       <w:r>
-        <w:rPr>
-          <w:rStyle w:val="SectionNumber"/>
-        </w:rPr>
-        <w:t xml:space="preserve">4.9</w:t>
-      </w:r>
-      <w:r>
-        <w:tab/>
-      </w:r>
-      <w:r>
         <w:t xml:space="preserve">«Добрый дом „Солнечногорский“» (Московская область)</w:t>
       </w:r>
     </w:p>
@@ -11889,15 +11296,6 @@
         <w:pStyle w:val="Heading2"/>
       </w:pPr>
       <w:r>
-        <w:rPr>
-          <w:rStyle w:val="SectionNumber"/>
-        </w:rPr>
-        <w:t xml:space="preserve">4.10</w:t>
-      </w:r>
-      <w:r>
-        <w:tab/>
-      </w:r>
-      <w:r>
         <w:t xml:space="preserve">Самарская область: закупка приготовления питания «по вариативному меню»</w:t>
       </w:r>
     </w:p>
@@ -11916,7 +11314,7 @@
         <w:t xml:space="preserve"> </w:t>
       </w:r>
       <w:r>
-        <w:t xml:space="preserve">Карточки извещений, воспроизводящие на агрегаторах закупок сведения Единой информационной системы, показывают, что с 2025 г. государственные бюджетные учреждения социального обслуживания Самарской области закупают по 44-ФЗ у стороннего исполнителя услугу, предмет которой назван в самом извещении: «оказание услуг по приготовлению питания по вариативному меню для граждан, находящихся на социальном обслуживании». Закупки проводятся открытыми конкурсами в электронной форме через уполномоченный орган области по организации торгов; цена определяется за койко-день, код ОКПД2 — 56.29.20.190 «Услуги прочих столовых» [94]. На 08.10.2026 найдено восемь таких извещений шести учреждений:</w:t>
+        <w:t xml:space="preserve">Карточки извещений, воспроизводящие на агрегаторах закупок сведения Единой информационной системы, показывают, что с 2025 г. государственные бюджетные учреждения социального обслуживания Самарской области закупают по 44-ФЗ у стороннего исполнителя услугу, предмет которой назван в самом извещении: «оказание услуг по приготовлению питания по вариативному меню для граждан, находящихся на социальном обслуживании». Закупки проводятся открытыми конкурсами в электронной форме через уполномоченный орган области по организации торгов; цена определяется за койко-день, код ОКПД2 — 56.29.20.190 «Услуги прочих столовых» [94]. На 08.10.2026 найдено восемь таких извещений шести учреждений; 13.10.2026 перечень дополнен ещё двумя учреждениями (см. ниже). Учреждения с формулировкой «по вариативному меню» в предмете:</w:t>
       </w:r>
     </w:p>
     <w:p>
@@ -11988,7 +11386,19 @@
         </w:numPr>
       </w:pPr>
       <w:r>
-        <w:t xml:space="preserve">ДСО «Алексеевский» — № 0142200001326016350 от 18.08.2026 (6 463 386,03 руб.; 715,57 руб.); заказчиком в карточке значится Алексеевский дом-интернат, предназначенный для граждан, имеющих психические расстройства, то есть бывший ПНИ.</w:t>
+        <w:t xml:space="preserve">ДСО «Алексеевский» — № 0142200001326016350 от 18.08.2026 (6 463 386,03 руб.; 715,57 руб.); заказчиком в карточке значится Алексеевский дом-интернат, предназначенный для граждан, имеющих психические расстройства, то есть бывший ПНИ; извещение № 0142200001326016349 от того же дня повторяет те же НМЦК и цену койко-дня и отдельным учреждением не считается;</w:t>
+      </w:r>
+    </w:p>
+    <w:p>
+      <w:pPr>
+        <w:pStyle w:val="Compact"/>
+        <w:numPr>
+          <w:ilvl w:val="0"/>
+          <w:numId w:val="1004"/>
+        </w:numPr>
+      </w:pPr>
+      <w:r>
+        <w:t xml:space="preserve">Самарский областной геронтологический центр — № 0142200001326016552 от 21.08.2026 (16 348 592,28 руб.; 582,36 руб. за койко-день); карточка встречалась в выдаче 08.10.2026, но не открылась и была внесена 13.10.2026 [94].</w:t>
       </w:r>
     </w:p>
     <w:p>
@@ -11996,7 +11406,15 @@
         <w:pStyle w:val="FirstParagraph"/>
       </w:pPr>
       <w:r>
-        <w:t xml:space="preserve">Состав документации известен лишь по названиям файлов: техническое задание и приложения к нему, проект контракта, обоснование начальной цены; у Кошкинского дома-интерната на первое полугодие 2027 г. — таблицы «Menyu_leto_var» и «Meyu_zima_var», у Отрадненского — «Меню осенне-зимний период» и «График выдачи питания». В документации Кошкинского, Отрадненского и Чапаевского учреждений есть также проекты договоров аренды имущества и перечень технологического оборудования, что по названиям указывает на работу исполнителя на пищеблоке учреждения (толкование) [94].</w:t>
+        <w:t xml:space="preserve">Отдельно — извещения ДСО «Сызранский» (№ 0142200001326016098 от 13.08.2026, 10 823 535,63 руб., 570,23 руб. за койко-день; связанное № 0142200001326016175 от 14.08.2026, 10 824 105,86 руб.): в наименовании предмета слов «по вариативному меню» нет, но в перечне документации агрегаторов значится файл «Примерное вариативное меню на 2027.xlsx». Заказчиком в карточке указан Сызранский дом-интернат для граждан, имеющих психические расстройства (бывший ПНИ). Содержание файла и технического задания не прочитано; поэтому Сызрань не смешивается со строками, где формулировка стоит в самом предмете [94].</w:t>
+      </w:r>
+    </w:p>
+    <w:p>
+      <w:pPr>
+        <w:pStyle w:val="BodyText"/>
+      </w:pPr>
+      <w:r>
+        <w:t xml:space="preserve">Состав документации известен лишь по названиям файлов: техническое задание и приложения к нему, проект контракта, обоснование начальной цены; у Кошкинского дома-интерната на первое полугодие 2027 г. — таблицы «Menyu_leto_var» и «Meyu_zima_var», у Отрадненского — «Меню осенне-зимний период» и «График выдачи питания», у геронтологического центра — «Меню.zip» и «ТЗ с правками лот1.docx», у Сызрани — «Примерное вариативное меню на 2027.xlsx». В документации Кошкинского, Отрадненского, Чапаевского учреждений и геронтологического центра есть также проекты договоров аренды имущества и/или перечень технологического оборудования, что по названиям указывает на работу исполнителя на пищеблоке учреждения (толкование) [94].</w:t>
       </w:r>
     </w:p>
     <w:p>
@@ -12022,7 +11440,7 @@
         <w:t xml:space="preserve"> </w:t>
       </w:r>
       <w:r>
-        <w:t xml:space="preserve">Тексты технических заданий и меню не прочитаны: Единая информационная система, где они лежат в открытом доступе, из среды подготовки доклада недоступна (соединение не устанавливается, 08.10.2026), а агрегаторы открывают файлы только после регистрации или за плату. Поэтому неизвестно, что заказчики понимают под «вариативным меню»: выбор жителем блюда в момент еды, заказ накануне или несколько вариантов цикла (сезонных, диетических); названия файлов допускают любое из этих прочтений. Неизвестны число вариантов, способ и время выбора, охват жителей, порядок для неговорящих и маломобильных, а также то, входят ли продукты в цену койко-дня. Поэтому разброс начальных цен (от 502,31 до 860,61 руб. за койко-день) без состава услуги несопоставим ни между учреждениями, ни с петербургскими тарифами (толкование). Сообщений министерства социально-демографической и семейной политики Самарской области о вариативном меню при поиске 08.10.2026 не обнаружено; карточки ещё двух учреждений, встречавшиеся в поисковой выдаче, не открылись и в перечень не включены.</w:t>
+        <w:t xml:space="preserve">Тексты технических заданий и меню не прочитаны: Единая информационная система, где они лежат в открытом доступе, из среды подготовки доклада недоступна (соединение не устанавливается; повторно 08.10.2026 и 13.10.2026, в том числе прямые ссылки filestore), а агрегаторы открывают файлы только после регистрации или за плату. Поэтому неизвестно, что заказчики понимают под «вариативным меню»: выбор жителем блюда в момент еды, заказ накануне или несколько вариантов цикла (сезонных, диетических); названия файлов допускают любое из этих прочтений. Неизвестны число вариантов, способ и время выбора, охват жителей, порядок для неговорящих и маломобильных, а также то, входят ли продукты в цену койко-дня. Поэтому разброс начальных цен (от 502,31 до 860,61 руб. за койко-день; цены геронтологического центра и Сызрани — 582,36 и 570,23 руб. — внутри этого диапазона) без состава услуги несопоставим ни между учреждениями, ни с петербургскими тарифами (толкование). Сообщений министерства социально-демографической и семейной политики Самарской области о вариативном меню при поиске 08.10.2026 и 13.10.2026 не обнаружено; карточка Потаповского дома-интерната, встречавшаяся в выдаче 08.10.2026, по-прежнему не открылась.</w:t>
       </w:r>
     </w:p>
     <w:p>
@@ -12040,7 +11458,7 @@
         <w:t xml:space="preserve"> </w:t>
       </w:r>
       <w:r>
-        <w:t xml:space="preserve">Самарские извещения опровергают вывод, на котором стояла предыдущая версия доклада: ДСО «Серафимовский» — не единственный обнаруженный кейс вариативного меню при аутсорсинге питания (п. 4.8). По меньшей мере в одном субъекте вариативное меню вошло в наименование объекта закупки услуги питания, причём не у автономного учреждения по 223-ФЗ, а у бюджетных учреждений по 44-ФЗ, и закупки повторяются из периода в период (у Кошкинского — 2026 г. и оба полугодия 2027 г.). Тем самым именно то, что сценарий 6 и сценарий 8 гл. 7 рекомендуют, — записывать выбор в документацию закупки, а не держать его на договорённости с исполнителем, — в российской практике уже встречается, по крайней мере на уровне предмета закупки. Класс утверждения ограничен: наименование объекта закупки и параметры извещений — факт по вторичным карточкам, а содержание обязательств исполнителя —</w:t>
+        <w:t xml:space="preserve">Самарские извещения опровергают вывод, на котором стояла предыдущая версия доклада: ДСО «Серафимовский» — не единственный обнаруженный кейс вариативного меню при аутсорсинге питания (п. 4.8). По меньшей мере в одном субъекте вариативное меню вошло в наименование объекта закупки услуги питания у семи бюджетных учреждений по 44-ФЗ, и закупки повторяются из периода в период (у Кошкинского — 2026 г. и оба полугодия 2027 г.). Тем самым именно то, что сценарий 6 и сценарий 8 гл. 7 рекомендуют, — записывать выбор в документацию закупки, а не держать его на договорённости с исполнителем, — в российской практике уже встречается, по крайней мере на уровне предмета закупки. Класс утверждения ограничен: наименование объекта закупки и параметры извещений — факт по вторичным карточкам, а содержание обязательств исполнителя —</w:t>
       </w:r>
       <w:r>
         <w:t xml:space="preserve"> </w:t>
@@ -12063,15 +11481,6 @@
         <w:pStyle w:val="Heading2"/>
       </w:pPr>
       <w:r>
-        <w:rPr>
-          <w:rStyle w:val="SectionNumber"/>
-        </w:rPr>
-        <w:t xml:space="preserve">4.11</w:t>
-      </w:r>
-      <w:r>
-        <w:tab/>
-      </w:r>
-      <w:r>
         <w:t xml:space="preserve">Хроника событий госсектора: 28 сентября — 9 октября 2026 г.</w:t>
       </w:r>
     </w:p>
@@ -12204,15 +11613,6 @@
       <w:pPr>
         <w:pStyle w:val="Heading2"/>
       </w:pPr>
-      <w:r>
-        <w:rPr>
-          <w:rStyle w:val="SectionNumber"/>
-        </w:rPr>
-        <w:t xml:space="preserve">4.12</w:t>
-      </w:r>
-      <w:r>
-        <w:tab/>
-      </w:r>
       <w:r>
         <w:t xml:space="preserve">Сводная таблица</w:t>
       </w:r>
@@ -12955,18 +12355,18 @@
               <w:pStyle w:val="Compact"/>
             </w:pPr>
             <w:r>
-              <w:t xml:space="preserve">Учреждения Самарской обл. (шесть; закупки по 44-ФЗ)</w:t>
-            </w:r>
-          </w:p>
-        </w:tc>
-        <w:tc>
-          <w:tcPr/>
-          <w:p>
-            <w:pPr>
-              <w:pStyle w:val="Compact"/>
-            </w:pPr>
-            <w:r>
-              <w:t xml:space="preserve">Дома-интернаты общего типа, ДСО, в том числе бывший ПНИ; приготовление питания на аутсорсинге [94]</w:t>
+              <w:t xml:space="preserve">Учреждения Самарской обл. (семь с формулировкой в предмете; плюс Сызрань — в имени файла меню; закупки по 44-ФЗ)</w:t>
+            </w:r>
+          </w:p>
+        </w:tc>
+        <w:tc>
+          <w:tcPr/>
+          <w:p>
+            <w:pPr>
+              <w:pStyle w:val="Compact"/>
+            </w:pPr>
+            <w:r>
+              <w:t xml:space="preserve">Дома-интернаты общего типа, ДСО, геронтологический центр, в том числе бывшие ПНИ; приготовление питания на аутсорсинге [94]</w:t>
             </w:r>
           </w:p>
         </w:tc>
@@ -13192,15 +12592,6 @@
         <w:pStyle w:val="Heading2"/>
       </w:pPr>
       <w:r>
-        <w:rPr>
-          <w:rStyle w:val="SectionNumber"/>
-        </w:rPr>
-        <w:t xml:space="preserve">4.13</w:t>
-      </w:r>
-      <w:r>
-        <w:tab/>
-      </w:r>
-      <w:r>
         <w:t xml:space="preserve">Выводы по главе 4: что следует из совокупности кейсов</w:t>
       </w:r>
     </w:p>
@@ -13225,7 +12616,7 @@
         <w:pStyle w:val="BodyText"/>
       </w:pPr>
       <w:r>
-        <w:t xml:space="preserve">Вариативное меню при аутсорсинге питания обнаружено в двух видах, и каждый известен лишь наполовину. ДСО «Серафимовский», учреждение автора доклада, описывает выбор как практику: аутсорсинг подтверждён автором [91] и карточками закупок по 223-ФЗ [92], но условия договора о выборе не проверены. Шесть бюджетных учреждений Самарской области с 2025 г. закупают по 44-ФЗ приготовление питания «по вариативному меню» (п. 4.10) [94], но содержание их технических заданий не установлено, а сообщений о том, как выбирают жители, нет. Волгоградский офсетный контракт (п. 4.11) кейсом выбора не является: официальное сообщение о выборе молчит, а в рекламном материале оператора выбор блюд назван лишь намерением [98, 99]. В остальных сообщениях о выборе привлечённый организатор не упоминается. Поэтому восемь строк технического задания (сценарий 6) и риски договора, ссылающегося на утративший силу СанПиН (п. 2.7), остаются проектными решениями: опубликованная документация, на которой их можно проверить, теперь известна, но не прочитана [22, 23].</w:t>
+        <w:t xml:space="preserve">Вариативное меню при аутсорсинге питания обнаружено в двух видах, и каждый известен лишь наполовину. ДСО «Серафимовский», учреждение автора доклада, описывает выбор как практику: аутсорсинг подтверждён автором [91] и карточками закупок по 223-ФЗ [92], но условия договора о выборе не проверены. Семь бюджетных учреждений Самарской области с 2025 г. закупают по 44-ФЗ приготовление питания «по вариативному меню» (п. 4.10) [94], но содержание их технических заданий не установлено, а сообщений о том, как выбирают жители, нет. Волгоградский офсетный контракт (п. 4.11) кейсом выбора не является: официальное сообщение о выборе молчит, а в рекламном материале оператора выбор блюд назван лишь намерением [98, 99]. В остальных сообщениях о выборе привлечённый организатор не упоминается. Поэтому восемь строк технического задания (сценарий 6) и риски договора, ссылающегося на утративший силу СанПиН (п. 2.7), остаются проектными решениями: опубликованная документация, на которой их можно проверить, теперь известна, но не прочитана [22, 23].</w:t>
       </w:r>
     </w:p>
     <w:p>
@@ -13244,15 +12635,6 @@
         <w:pStyle w:val="Heading1"/>
       </w:pPr>
       <w:r>
-        <w:rPr>
-          <w:rStyle w:val="SectionNumber"/>
-        </w:rPr>
-        <w:t xml:space="preserve">5</w:t>
-      </w:r>
-      <w:r>
-        <w:tab/>
-      </w:r>
-      <w:r>
         <w:t xml:space="preserve">Научные данные</w:t>
       </w:r>
     </w:p>
@@ -13261,15 +12643,6 @@
       <w:pPr>
         <w:pStyle w:val="Heading2"/>
       </w:pPr>
-      <w:r>
-        <w:rPr>
-          <w:rStyle w:val="SectionNumber"/>
-        </w:rPr>
-        <w:t xml:space="preserve">5.1</w:t>
-      </w:r>
-      <w:r>
-        <w:tab/>
-      </w:r>
       <w:r>
         <w:t xml:space="preserve">Зачем доклад о праве обращается к исследованиям</w:t>
       </w:r>
@@ -13289,15 +12662,6 @@
         <w:pStyle w:val="Heading2"/>
       </w:pPr>
       <w:r>
-        <w:rPr>
-          <w:rStyle w:val="SectionNumber"/>
-        </w:rPr>
-        <w:t xml:space="preserve">5.2</w:t>
-      </w:r>
-      <w:r>
-        <w:tab/>
-      </w:r>
-      <w:r>
         <w:t xml:space="preserve">Масштаб проблемы: недостаточность питания в учреждениях</w:t>
       </w:r>
     </w:p>
@@ -13332,15 +12696,6 @@
         <w:pStyle w:val="Heading2"/>
       </w:pPr>
       <w:r>
-        <w:rPr>
-          <w:rStyle w:val="SectionNumber"/>
-        </w:rPr>
-        <w:t xml:space="preserve">5.3</w:t>
-      </w:r>
-      <w:r>
-        <w:tab/>
-      </w:r>
-      <w:r>
         <w:t xml:space="preserve">Выбор и удовлетворённость</w:t>
       </w:r>
     </w:p>
@@ -13391,15 +12746,6 @@
         <w:pStyle w:val="Heading2"/>
       </w:pPr>
       <w:r>
-        <w:rPr>
-          <w:rStyle w:val="SectionNumber"/>
-        </w:rPr>
-        <w:t xml:space="preserve">5.4</w:t>
-      </w:r>
-      <w:r>
-        <w:tab/>
-      </w:r>
-      <w:r>
         <w:t xml:space="preserve">Как жители и персонал описывают выбор: качественные исследования</w:t>
       </w:r>
     </w:p>
@@ -13442,15 +12788,6 @@
         <w:pStyle w:val="Heading2"/>
       </w:pPr>
       <w:r>
-        <w:rPr>
-          <w:rStyle w:val="SectionNumber"/>
-        </w:rPr>
-        <w:t xml:space="preserve">5.5</w:t>
-      </w:r>
-      <w:r>
-        <w:tab/>
-      </w:r>
-      <w:r>
         <w:t xml:space="preserve">Выбор, среда приёма пищи и пищевой статус</w:t>
       </w:r>
     </w:p>
@@ -13501,15 +12838,6 @@
         <w:pStyle w:val="Heading2"/>
       </w:pPr>
       <w:r>
-        <w:rPr>
-          <w:rStyle w:val="SectionNumber"/>
-        </w:rPr>
-        <w:t xml:space="preserve">5.6</w:t>
-      </w:r>
-      <w:r>
-        <w:tab/>
-      </w:r>
-      <w:r>
         <w:t xml:space="preserve">Достоинство и приём пищи: национальные данные</w:t>
       </w:r>
     </w:p>
@@ -13536,15 +12864,6 @@
         <w:pStyle w:val="Heading2"/>
       </w:pPr>
       <w:r>
-        <w:rPr>
-          <w:rStyle w:val="SectionNumber"/>
-        </w:rPr>
-        <w:t xml:space="preserve">5.7</w:t>
-      </w:r>
-      <w:r>
-        <w:tab/>
-      </w:r>
-      <w:r>
         <w:t xml:space="preserve">Выбор и люди с тяжёлыми психическими расстройствами</w:t>
       </w:r>
     </w:p>
@@ -13579,15 +12898,6 @@
         <w:pStyle w:val="Heading2"/>
       </w:pPr>
       <w:r>
-        <w:rPr>
-          <w:rStyle w:val="SectionNumber"/>
-        </w:rPr>
-        <w:t xml:space="preserve">5.8</w:t>
-      </w:r>
-      <w:r>
-        <w:tab/>
-      </w:r>
-      <w:r>
         <w:t xml:space="preserve">Международные клинические рекомендации</w:t>
       </w:r>
     </w:p>
@@ -13614,15 +12924,6 @@
         <w:pStyle w:val="Heading2"/>
       </w:pPr>
       <w:r>
-        <w:rPr>
-          <w:rStyle w:val="SectionNumber"/>
-        </w:rPr>
-        <w:t xml:space="preserve">5.9</w:t>
-      </w:r>
-      <w:r>
-        <w:tab/>
-      </w:r>
-      <w:r>
         <w:t xml:space="preserve">Отходы с тарелки как измеритель</w:t>
       </w:r>
     </w:p>
@@ -13657,15 +12958,6 @@
         <w:pStyle w:val="Heading2"/>
       </w:pPr>
       <w:r>
-        <w:rPr>
-          <w:rStyle w:val="SectionNumber"/>
-        </w:rPr>
-        <w:t xml:space="preserve">5.10</w:t>
-      </w:r>
-      <w:r>
-        <w:tab/>
-      </w:r>
-      <w:r>
         <w:t xml:space="preserve">Текстуры и ограничения выбора</w:t>
       </w:r>
     </w:p>
@@ -13684,15 +12976,6 @@
         <w:pStyle w:val="Heading2"/>
       </w:pPr>
       <w:r>
-        <w:rPr>
-          <w:rStyle w:val="SectionNumber"/>
-        </w:rPr>
-        <w:t xml:space="preserve">5.11</w:t>
-      </w:r>
-      <w:r>
-        <w:tab/>
-      </w:r>
-      <w:r>
         <w:t xml:space="preserve">Организационные факторы</w:t>
       </w:r>
     </w:p>
@@ -13710,15 +12993,6 @@
       <w:pPr>
         <w:pStyle w:val="Heading2"/>
       </w:pPr>
-      <w:r>
-        <w:rPr>
-          <w:rStyle w:val="SectionNumber"/>
-        </w:rPr>
-        <w:t xml:space="preserve">5.12</w:t>
-      </w:r>
-      <w:r>
-        <w:tab/>
-      </w:r>
       <w:r>
         <w:t xml:space="preserve">Время персонала: сколько стоит помощь при еде</w:t>
       </w:r>
@@ -14057,15 +13331,6 @@
         <w:pStyle w:val="Heading2"/>
       </w:pPr>
       <w:r>
-        <w:rPr>
-          <w:rStyle w:val="SectionNumber"/>
-        </w:rPr>
-        <w:t xml:space="preserve">5.13</w:t>
-      </w:r>
-      <w:r>
-        <w:tab/>
-      </w:r>
-      <w:r>
         <w:t xml:space="preserve">Стоимость</w:t>
       </w:r>
     </w:p>
@@ -14092,15 +13357,6 @@
         <w:pStyle w:val="Heading2"/>
       </w:pPr>
       <w:r>
-        <w:rPr>
-          <w:rStyle w:val="SectionNumber"/>
-        </w:rPr>
-        <w:t xml:space="preserve">5.14</w:t>
-      </w:r>
-      <w:r>
-        <w:tab/>
-      </w:r>
-      <w:r>
         <w:t xml:space="preserve">Чего наука не знает</w:t>
       </w:r>
     </w:p>
@@ -14126,15 +13382,6 @@
       <w:pPr>
         <w:pStyle w:val="Heading2"/>
       </w:pPr>
-      <w:r>
-        <w:rPr>
-          <w:rStyle w:val="SectionNumber"/>
-        </w:rPr>
-        <w:t xml:space="preserve">5.15</w:t>
-      </w:r>
-      <w:r>
-        <w:tab/>
-      </w:r>
       <w:r>
         <w:t xml:space="preserve">Сводная таблица</w:t>
       </w:r>
@@ -15418,15 +14665,6 @@
         <w:pStyle w:val="Heading2"/>
       </w:pPr>
       <w:r>
-        <w:rPr>
-          <w:rStyle w:val="SectionNumber"/>
-        </w:rPr>
-        <w:t xml:space="preserve">5.16</w:t>
-      </w:r>
-      <w:r>
-        <w:tab/>
-      </w:r>
-      <w:r>
         <w:t xml:space="preserve">Выводы по главе 5</w:t>
       </w:r>
     </w:p>
@@ -15446,15 +14684,6 @@
         <w:pStyle w:val="Heading1"/>
       </w:pPr>
       <w:r>
-        <w:rPr>
-          <w:rStyle w:val="SectionNumber"/>
-        </w:rPr>
-        <w:t xml:space="preserve">6</w:t>
-      </w:r>
-      <w:r>
-        <w:tab/>
-      </w:r>
-      <w:r>
         <w:t xml:space="preserve">Зарубежное регулирование</w:t>
       </w:r>
     </w:p>
@@ -15463,15 +14692,6 @@
       <w:pPr>
         <w:pStyle w:val="Heading2"/>
       </w:pPr>
-      <w:r>
-        <w:rPr>
-          <w:rStyle w:val="SectionNumber"/>
-        </w:rPr>
-        <w:t xml:space="preserve">6.1</w:t>
-      </w:r>
-      <w:r>
-        <w:tab/>
-      </w:r>
       <w:r>
         <w:t xml:space="preserve">Зачем и с какой осторожностью</w:t>
       </w:r>
@@ -15490,15 +14710,6 @@
       <w:pPr>
         <w:pStyle w:val="Heading2"/>
       </w:pPr>
-      <w:r>
-        <w:rPr>
-          <w:rStyle w:val="SectionNumber"/>
-        </w:rPr>
-        <w:t xml:space="preserve">6.2</w:t>
-      </w:r>
-      <w:r>
-        <w:tab/>
-      </w:r>
       <w:r>
         <w:t xml:space="preserve">Англия: регламент CQC</w:t>
       </w:r>
@@ -15552,15 +14763,6 @@
         <w:pStyle w:val="Heading2"/>
       </w:pPr>
       <w:r>
-        <w:rPr>
-          <w:rStyle w:val="SectionNumber"/>
-        </w:rPr>
-        <w:t xml:space="preserve">6.3</w:t>
-      </w:r>
-      <w:r>
-        <w:tab/>
-      </w:r>
-      <w:r>
         <w:t xml:space="preserve">Шотландия: стандарты здравоохранения и социального ухода</w:t>
       </w:r>
     </w:p>
@@ -15586,15 +14788,6 @@
       <w:pPr>
         <w:pStyle w:val="Heading2"/>
       </w:pPr>
-      <w:r>
-        <w:rPr>
-          <w:rStyle w:val="SectionNumber"/>
-        </w:rPr>
-        <w:t xml:space="preserve">6.4</w:t>
-      </w:r>
-      <w:r>
-        <w:tab/>
-      </w:r>
       <w:r>
         <w:t xml:space="preserve">США: федеральные требования к домам сестринского ухода</w:t>
       </w:r>
@@ -15648,15 +14841,6 @@
         <w:pStyle w:val="Heading2"/>
       </w:pPr>
       <w:r>
-        <w:rPr>
-          <w:rStyle w:val="SectionNumber"/>
-        </w:rPr>
-        <w:t xml:space="preserve">6.5</w:t>
-      </w:r>
-      <w:r>
-        <w:tab/>
-      </w:r>
-      <w:r>
         <w:t xml:space="preserve">Канада, Онтарио: регламент о долговременном уходе</w:t>
       </w:r>
     </w:p>
@@ -15709,15 +14893,6 @@
         <w:pStyle w:val="Heading2"/>
       </w:pPr>
       <w:r>
-        <w:rPr>
-          <w:rStyle w:val="SectionNumber"/>
-        </w:rPr>
-        <w:t xml:space="preserve">6.6</w:t>
-      </w:r>
-      <w:r>
-        <w:tab/>
-      </w:r>
-      <w:r>
         <w:t xml:space="preserve">Австралия: усиленные стандарты качества</w:t>
       </w:r>
     </w:p>
@@ -15735,15 +14910,6 @@
       <w:pPr>
         <w:pStyle w:val="Heading2"/>
       </w:pPr>
-      <w:r>
-        <w:rPr>
-          <w:rStyle w:val="SectionNumber"/>
-        </w:rPr>
-        <w:t xml:space="preserve">6.7</w:t>
-      </w:r>
-      <w:r>
-        <w:tab/>
-      </w:r>
       <w:r>
         <w:t xml:space="preserve">Германия и Австрия: стандарты профессиональных обществ</w:t>
       </w:r>
@@ -15999,15 +15165,6 @@
         <w:pStyle w:val="Heading2"/>
       </w:pPr>
       <w:r>
-        <w:rPr>
-          <w:rStyle w:val="SectionNumber"/>
-        </w:rPr>
-        <w:t xml:space="preserve">6.8</w:t>
-      </w:r>
-      <w:r>
-        <w:tab/>
-      </w:r>
-      <w:r>
         <w:t xml:space="preserve">Швеция: национальные рекомендации и критерии влияния жителя</w:t>
       </w:r>
     </w:p>
@@ -16134,15 +15291,6 @@
         <w:pStyle w:val="Heading2"/>
       </w:pPr>
       <w:r>
-        <w:rPr>
-          <w:rStyle w:val="SectionNumber"/>
-        </w:rPr>
-        <w:t xml:space="preserve">6.9</w:t>
-      </w:r>
-      <w:r>
-        <w:tab/>
-      </w:r>
-      <w:r>
         <w:t xml:space="preserve">Дания: право отказаться от отдельного приёма пищи</w:t>
       </w:r>
     </w:p>
@@ -16168,15 +15316,6 @@
       <w:pPr>
         <w:pStyle w:val="Heading2"/>
       </w:pPr>
-      <w:r>
-        <w:rPr>
-          <w:rStyle w:val="SectionNumber"/>
-        </w:rPr>
-        <w:t xml:space="preserve">6.10</w:t>
-      </w:r>
-      <w:r>
-        <w:tab/>
-      </w:r>
       <w:r>
         <w:t xml:space="preserve">Япония: управление питанием и «особое питание» по выбору</w:t>
       </w:r>
@@ -16314,15 +15453,6 @@
       <w:pPr>
         <w:pStyle w:val="Heading2"/>
       </w:pPr>
-      <w:r>
-        <w:rPr>
-          <w:rStyle w:val="SectionNumber"/>
-        </w:rPr>
-        <w:t xml:space="preserve">6.11</w:t>
-      </w:r>
-      <w:r>
-        <w:tab/>
-      </w:r>
       <w:r>
         <w:t xml:space="preserve">Проверка международных опор: что подтверждено первоисточником</w:t>
       </w:r>
@@ -16563,15 +15693,6 @@
       <w:pPr>
         <w:pStyle w:val="Heading2"/>
       </w:pPr>
-      <w:r>
-        <w:rPr>
-          <w:rStyle w:val="SectionNumber"/>
-        </w:rPr>
-        <w:t xml:space="preserve">6.12</w:t>
-      </w:r>
-      <w:r>
-        <w:tab/>
-      </w:r>
       <w:r>
         <w:t xml:space="preserve">Сводная таблица</w:t>
       </w:r>
@@ -17228,15 +16349,6 @@
         <w:pStyle w:val="Heading2"/>
       </w:pPr>
       <w:r>
-        <w:rPr>
-          <w:rStyle w:val="SectionNumber"/>
-        </w:rPr>
-        <w:t xml:space="preserve">6.13</w:t>
-      </w:r>
-      <w:r>
-        <w:tab/>
-      </w:r>
-      <w:r>
         <w:t xml:space="preserve">Выводы по главе 6</w:t>
       </w:r>
     </w:p>
@@ -17256,15 +16368,6 @@
         <w:pStyle w:val="Heading1"/>
       </w:pPr>
       <w:r>
-        <w:rPr>
-          <w:rStyle w:val="SectionNumber"/>
-        </w:rPr>
-        <w:t xml:space="preserve">7</w:t>
-      </w:r>
-      <w:r>
-        <w:tab/>
-      </w:r>
-      <w:r>
         <w:t xml:space="preserve">Практика: шестнадцать операционных сценариев</w:t>
       </w:r>
     </w:p>
@@ -17273,15 +16376,6 @@
       <w:pPr>
         <w:pStyle w:val="Heading2"/>
       </w:pPr>
-      <w:r>
-        <w:rPr>
-          <w:rStyle w:val="SectionNumber"/>
-        </w:rPr>
-        <w:t xml:space="preserve">7.1</w:t>
-      </w:r>
-      <w:r>
-        <w:tab/>
-      </w:r>
       <w:r>
         <w:t xml:space="preserve">Как читать раздел</w:t>
       </w:r>
@@ -17300,15 +16394,6 @@
       <w:pPr>
         <w:pStyle w:val="Heading2"/>
       </w:pPr>
-      <w:r>
-        <w:rPr>
-          <w:rStyle w:val="SectionNumber"/>
-        </w:rPr>
-        <w:t xml:space="preserve">7.2</w:t>
-      </w:r>
-      <w:r>
-        <w:tab/>
-      </w:r>
       <w:r>
         <w:t xml:space="preserve">Сценарий 1. Два вторых блюда в пределах нормы № 1284</w:t>
       </w:r>
@@ -17453,15 +16538,6 @@
       <w:pPr>
         <w:pStyle w:val="Heading2"/>
       </w:pPr>
-      <w:r>
-        <w:rPr>
-          <w:rStyle w:val="SectionNumber"/>
-        </w:rPr>
-        <w:t xml:space="preserve">7.3</w:t>
-      </w:r>
-      <w:r>
-        <w:tab/>
-      </w:r>
       <w:r>
         <w:t xml:space="preserve">Сценарий 2. Пары внутри одной группы продуктов</w:t>
       </w:r>
@@ -17769,15 +16845,6 @@
         <w:pStyle w:val="Heading2"/>
       </w:pPr>
       <w:r>
-        <w:rPr>
-          <w:rStyle w:val="SectionNumber"/>
-        </w:rPr>
-        <w:t xml:space="preserve">7.4</w:t>
-      </w:r>
-      <w:r>
-        <w:tab/>
-      </w:r>
-      <w:r>
         <w:t xml:space="preserve">Сценарий 3. Заказ накануне или выбор в момент еды</w:t>
       </w:r>
     </w:p>
@@ -17896,15 +16963,6 @@
         <w:pStyle w:val="Heading2"/>
       </w:pPr>
       <w:r>
-        <w:rPr>
-          <w:rStyle w:val="SectionNumber"/>
-        </w:rPr>
-        <w:t xml:space="preserve">7.5</w:t>
-      </w:r>
-      <w:r>
-        <w:tab/>
-      </w:r>
-      <w:r>
         <w:t xml:space="preserve">Сценарий 4. Раздача и персонал</w:t>
       </w:r>
     </w:p>
@@ -18005,15 +17063,6 @@
         <w:pStyle w:val="Heading2"/>
       </w:pPr>
       <w:r>
-        <w:rPr>
-          <w:rStyle w:val="SectionNumber"/>
-        </w:rPr>
-        <w:t xml:space="preserve">7.6</w:t>
-      </w:r>
-      <w:r>
-        <w:tab/>
-      </w:r>
-      <w:r>
         <w:t xml:space="preserve">Сценарий 5. Санитарный паспорт каждого варианта</w:t>
       </w:r>
     </w:p>
@@ -18098,15 +17147,6 @@
         <w:pStyle w:val="Heading2"/>
       </w:pPr>
       <w:r>
-        <w:rPr>
-          <w:rStyle w:val="SectionNumber"/>
-        </w:rPr>
-        <w:t xml:space="preserve">7.7</w:t>
-      </w:r>
-      <w:r>
-        <w:tab/>
-      </w:r>
-      <w:r>
         <w:t xml:space="preserve">Сценарий 6. Закупки: 44-ФЗ и 223-ФЗ</w:t>
       </w:r>
     </w:p>
@@ -18215,7 +17255,7 @@
         <w:t xml:space="preserve"> </w:t>
       </w:r>
       <w:r>
-        <w:t xml:space="preserve">Если питание передано стороннему организатору, выбор существует лишь при условии, что он записан в техническом задании. Доклад «Не просто накормить» предлагает восемь строк ТЗ: группы взаимозаменяемых продуктов; пропорции по статистике выбора; обязательность не менее двух вариантов в определённых приёмах пищи; порядок замен с актом; требования к качеству для изменённых консистенций; приёмка и пробы; цикл меню с массой порций; ежемесячная отчётность о доле выбора и остатках [22]. Ответственность за суточные пробы, бракераж и учёт жителей с нарушениями глотания поставщику не передаётся (рекомендация). Что вариативное меню может стоять в самом предмете закупки, показывает практика Самарской области: бюджетные учреждения закупают по 44-ФЗ открытым конкурсом «приготовление питания по вариативному меню» с ценой койко-дня (п. 4.10) [94]; содержание их технических заданий доклад не читал, поэтому сопоставить их с восемью строками не может.</w:t>
+        <w:t xml:space="preserve">Если питание передано стороннему организатору, выбор существует лишь при условии, что он записан в техническом задании. Доклад «Не просто накормить» предлагает восемь строк ТЗ: группы взаимозаменяемых продуктов; пропорции по статистике выбора; обязательность не менее двух вариантов в определённых приёмах пищи; порядок замен с актом; требования к качеству для изменённых консистенций; приёмка и пробы; цикл меню с массой порций; ежемесячная отчётность о доле выбора и остатках [22]. Ответственность за суточные пробы, бракераж и учёт жителей с нарушениями глотания поставщику не передаётся (рекомендация). Что вариативное меню может стоять в самом предмете закупки, показывает практика Самарской области: бюджетные учреждения закупают по 44-ФЗ открытым конкурсом «приготовление питания по вариативному меню» с ценой койко-дня (п. 4.10; на 13.10.2026 — семь учреждений с формулировкой в предмете) [94]; содержание их технических заданий доклад не читал, поэтому сопоставить их с восемью строками не может.</w:t>
       </w:r>
     </w:p>
     <w:p>
@@ -18243,15 +17283,6 @@
         <w:pStyle w:val="Heading2"/>
       </w:pPr>
       <w:r>
-        <w:rPr>
-          <w:rStyle w:val="SectionNumber"/>
-        </w:rPr>
-        <w:t xml:space="preserve">7.8</w:t>
-      </w:r>
-      <w:r>
-        <w:tab/>
-      </w:r>
-      <w:r>
         <w:t xml:space="preserve">Сценарий 7. Комплект документов для проверяющего</w:t>
       </w:r>
     </w:p>
@@ -18381,15 +17412,6 @@
       <w:pPr>
         <w:pStyle w:val="Heading2"/>
       </w:pPr>
-      <w:r>
-        <w:rPr>
-          <w:rStyle w:val="SectionNumber"/>
-        </w:rPr>
-        <w:t xml:space="preserve">7.9</w:t>
-      </w:r>
-      <w:r>
-        <w:tab/>
-      </w:r>
       <w:r>
         <w:t xml:space="preserve">Сценарий 8. Экономика: что можно утверждать и как измерять</w:t>
       </w:r>
@@ -18813,15 +17835,6 @@
       <w:pPr>
         <w:pStyle w:val="Heading2"/>
       </w:pPr>
-      <w:r>
-        <w:rPr>
-          <w:rStyle w:val="SectionNumber"/>
-        </w:rPr>
-        <w:t xml:space="preserve">7.10</w:t>
-      </w:r>
-      <w:r>
-        <w:tab/>
-      </w:r>
       <w:r>
         <w:t xml:space="preserve">Сценарий 9. Пилот на 90 дней</w:t>
       </w:r>
@@ -19237,15 +18250,6 @@
         <w:pStyle w:val="Heading2"/>
       </w:pPr>
       <w:r>
-        <w:rPr>
-          <w:rStyle w:val="SectionNumber"/>
-        </w:rPr>
-        <w:t xml:space="preserve">7.11</w:t>
-      </w:r>
-      <w:r>
-        <w:tab/>
-      </w:r>
-      <w:r>
         <w:t xml:space="preserve">Сценарий 10. Невербальный выбор, отказ, пост и ночной интервал</w:t>
       </w:r>
     </w:p>
@@ -19713,15 +18717,6 @@
       <w:pPr>
         <w:pStyle w:val="Heading2"/>
       </w:pPr>
-      <w:r>
-        <w:rPr>
-          <w:rStyle w:val="SectionNumber"/>
-        </w:rPr>
-        <w:t xml:space="preserve">7.12</w:t>
-      </w:r>
-      <w:r>
-        <w:tab/>
-      </w:r>
       <w:r>
         <w:t xml:space="preserve">Сценарий 11. Один день меню по нормам № 1284: две точки выбора и проверка по таблице замен</w:t>
       </w:r>
@@ -20138,15 +19133,6 @@
         <w:pStyle w:val="Heading2"/>
       </w:pPr>
       <w:r>
-        <w:rPr>
-          <w:rStyle w:val="SectionNumber"/>
-        </w:rPr>
-        <w:t xml:space="preserve">7.13</w:t>
-      </w:r>
-      <w:r>
-        <w:tab/>
-      </w:r>
-      <w:r>
         <w:t xml:space="preserve">Сценарий 12. Лоты и договоры по 223-ФЗ под вариативное меню</w:t>
       </w:r>
     </w:p>
@@ -20282,15 +19268,6 @@
       <w:pPr>
         <w:pStyle w:val="Heading2"/>
       </w:pPr>
-      <w:r>
-        <w:rPr>
-          <w:rStyle w:val="SectionNumber"/>
-        </w:rPr>
-        <w:t xml:space="preserve">7.14</w:t>
-      </w:r>
-      <w:r>
-        <w:tab/>
-      </w:r>
       <w:r>
         <w:t xml:space="preserve">Сценарий 13. Документальная цепочка одного дня: что меняется при двух вариантах</w:t>
       </w:r>
@@ -20828,15 +19805,6 @@
         <w:pStyle w:val="Heading2"/>
       </w:pPr>
       <w:r>
-        <w:rPr>
-          <w:rStyle w:val="SectionNumber"/>
-        </w:rPr>
-        <w:t xml:space="preserve">7.15</w:t>
-      </w:r>
-      <w:r>
-        <w:tab/>
-      </w:r>
-      <w:r>
         <w:t xml:space="preserve">Сценарий 14. Персонал и время раздачи: расчёт для одного отделения</w:t>
       </w:r>
     </w:p>
@@ -20954,15 +19922,6 @@
       <w:pPr>
         <w:pStyle w:val="Heading2"/>
       </w:pPr>
-      <w:r>
-        <w:rPr>
-          <w:rStyle w:val="SectionNumber"/>
-        </w:rPr>
-        <w:t xml:space="preserve">7.16</w:t>
-      </w:r>
-      <w:r>
-        <w:tab/>
-      </w:r>
       <w:r>
         <w:t xml:space="preserve">Сценарий 15. Жители, которые не могут выразить выбор</w:t>
       </w:r>
@@ -21638,15 +20597,6 @@
         <w:pStyle w:val="Heading2"/>
       </w:pPr>
       <w:r>
-        <w:rPr>
-          <w:rStyle w:val="SectionNumber"/>
-        </w:rPr>
-        <w:t xml:space="preserve">7.17</w:t>
-      </w:r>
-      <w:r>
-        <w:tab/>
-      </w:r>
-      <w:r>
         <w:t xml:space="preserve">Сценарий 16. Пост по Правилам № 305н: неделя с таблицей замен</w:t>
       </w:r>
     </w:p>
@@ -21812,15 +20762,6 @@
       <w:pPr>
         <w:pStyle w:val="Heading2"/>
       </w:pPr>
-      <w:r>
-        <w:rPr>
-          <w:rStyle w:val="SectionNumber"/>
-        </w:rPr>
-        <w:t xml:space="preserve">7.18</w:t>
-      </w:r>
-      <w:r>
-        <w:tab/>
-      </w:r>
       <w:r>
         <w:t xml:space="preserve">Инструменты измерения: что существует и что из этого применимо</w:t>
       </w:r>
@@ -22357,15 +21298,6 @@
         <w:pStyle w:val="Heading2"/>
       </w:pPr>
       <w:r>
-        <w:rPr>
-          <w:rStyle w:val="SectionNumber"/>
-        </w:rPr>
-        <w:t xml:space="preserve">7.19</w:t>
-      </w:r>
-      <w:r>
-        <w:tab/>
-      </w:r>
-      <w:r>
         <w:t xml:space="preserve">Выводы по главе 7</w:t>
       </w:r>
     </w:p>
@@ -22385,15 +21317,6 @@
         <w:pStyle w:val="Heading1"/>
       </w:pPr>
       <w:r>
-        <w:rPr>
-          <w:rStyle w:val="SectionNumber"/>
-        </w:rPr>
-        <w:t xml:space="preserve">8</w:t>
-      </w:r>
-      <w:r>
-        <w:tab/>
-      </w:r>
-      <w:r>
         <w:t xml:space="preserve">Контроль: кто и что проверяет</w:t>
       </w:r>
     </w:p>
@@ -22402,15 +21325,6 @@
       <w:pPr>
         <w:pStyle w:val="Heading2"/>
       </w:pPr>
-      <w:r>
-        <w:rPr>
-          <w:rStyle w:val="SectionNumber"/>
-        </w:rPr>
-        <w:t xml:space="preserve">8.1</w:t>
-      </w:r>
-      <w:r>
-        <w:tab/>
-      </w:r>
       <w:r>
         <w:t xml:space="preserve">Различие предметов контроля</w:t>
       </w:r>
@@ -22430,15 +21344,6 @@
         <w:pStyle w:val="Heading2"/>
       </w:pPr>
       <w:r>
-        <w:rPr>
-          <w:rStyle w:val="SectionNumber"/>
-        </w:rPr>
-        <w:t xml:space="preserve">8.2</w:t>
-      </w:r>
-      <w:r>
-        <w:tab/>
-      </w:r>
-      <w:r>
         <w:t xml:space="preserve">Санитарно-эпидемиологический надзор</w:t>
       </w:r>
     </w:p>
@@ -22456,15 +21361,6 @@
       <w:pPr>
         <w:pStyle w:val="Heading2"/>
       </w:pPr>
-      <w:r>
-        <w:rPr>
-          <w:rStyle w:val="SectionNumber"/>
-        </w:rPr>
-        <w:t xml:space="preserve">8.3</w:t>
-      </w:r>
-      <w:r>
-        <w:tab/>
-      </w:r>
       <w:r>
         <w:t xml:space="preserve">Государственный контроль (надзор) в сфере социального обслуживания: кто проверяет государственный дом-интернат</w:t>
       </w:r>
@@ -22750,15 +21646,6 @@
         <w:pStyle w:val="Heading2"/>
       </w:pPr>
       <w:r>
-        <w:rPr>
-          <w:rStyle w:val="SectionNumber"/>
-        </w:rPr>
-        <w:t xml:space="preserve">8.4</w:t>
-      </w:r>
-      <w:r>
-        <w:tab/>
-      </w:r>
-      <w:r>
         <w:t xml:space="preserve">Региональный государственный контроль: только негосударственные поставщики</w:t>
       </w:r>
     </w:p>
@@ -22777,15 +21664,6 @@
         <w:pStyle w:val="Heading2"/>
       </w:pPr>
       <w:r>
-        <w:rPr>
-          <w:rStyle w:val="SectionNumber"/>
-        </w:rPr>
-        <w:t xml:space="preserve">8.5</w:t>
-      </w:r>
-      <w:r>
-        <w:tab/>
-      </w:r>
-      <w:r>
         <w:t xml:space="preserve">Учредитель</w:t>
       </w:r>
     </w:p>
@@ -22803,15 +21681,6 @@
       <w:pPr>
         <w:pStyle w:val="Heading2"/>
       </w:pPr>
-      <w:r>
-        <w:rPr>
-          <w:rStyle w:val="SectionNumber"/>
-        </w:rPr>
-        <w:t xml:space="preserve">8.6</w:t>
-      </w:r>
-      <w:r>
-        <w:tab/>
-      </w:r>
       <w:r>
         <w:t xml:space="preserve">Санкт-Петербург: оценка уровня организации социального питания</w:t>
       </w:r>
@@ -22875,15 +21744,6 @@
         <w:pStyle w:val="Heading2"/>
       </w:pPr>
       <w:r>
-        <w:rPr>
-          <w:rStyle w:val="SectionNumber"/>
-        </w:rPr>
-        <w:t xml:space="preserve">8.7</w:t>
-      </w:r>
-      <w:r>
-        <w:tab/>
-      </w:r>
-      <w:r>
         <w:t xml:space="preserve">Контрольно-счётные органы</w:t>
       </w:r>
     </w:p>
@@ -22902,15 +21762,6 @@
         <w:pStyle w:val="Heading2"/>
       </w:pPr>
       <w:r>
-        <w:rPr>
-          <w:rStyle w:val="SectionNumber"/>
-        </w:rPr>
-        <w:t xml:space="preserve">8.8</w:t>
-      </w:r>
-      <w:r>
-        <w:tab/>
-      </w:r>
-      <w:r>
         <w:t xml:space="preserve">Прокуратура</w:t>
       </w:r>
     </w:p>
@@ -22927,15 +21778,6 @@
       <w:pPr>
         <w:pStyle w:val="Heading3"/>
       </w:pPr>
-      <w:r>
-        <w:rPr>
-          <w:rStyle w:val="SectionNumber"/>
-        </w:rPr>
-        <w:t xml:space="preserve">8.8.1</w:t>
-      </w:r>
-      <w:r>
-        <w:tab/>
-      </w:r>
       <w:r>
         <w:t xml:space="preserve">Правовая позиция учреждения: как отвечать на запрос прокурора</w:t>
       </w:r>
@@ -23266,15 +22108,6 @@
         <w:pStyle w:val="Heading2"/>
       </w:pPr>
       <w:r>
-        <w:rPr>
-          <w:rStyle w:val="SectionNumber"/>
-        </w:rPr>
-        <w:t xml:space="preserve">8.9</w:t>
-      </w:r>
-      <w:r>
-        <w:tab/>
-      </w:r>
-      <w:r>
         <w:t xml:space="preserve">Антимонопольный контроль</w:t>
       </w:r>
     </w:p>
@@ -23293,15 +22126,6 @@
         <w:pStyle w:val="Heading2"/>
       </w:pPr>
       <w:r>
-        <w:rPr>
-          <w:rStyle w:val="SectionNumber"/>
-        </w:rPr>
-        <w:t xml:space="preserve">8.10</w:t>
-      </w:r>
-      <w:r>
-        <w:tab/>
-      </w:r>
-      <w:r>
         <w:t xml:space="preserve">Независимая оценка и общественный контроль</w:t>
       </w:r>
     </w:p>
@@ -23319,15 +22143,6 @@
       <w:pPr>
         <w:pStyle w:val="Heading2"/>
       </w:pPr>
-      <w:r>
-        <w:rPr>
-          <w:rStyle w:val="SectionNumber"/>
-        </w:rPr>
-        <w:t xml:space="preserve">8.11</w:t>
-      </w:r>
-      <w:r>
-        <w:tab/>
-      </w:r>
       <w:r>
         <w:t xml:space="preserve">Внутренний контроль</w:t>
       </w:r>
@@ -23401,15 +22216,6 @@
         <w:pStyle w:val="Heading2"/>
       </w:pPr>
       <w:r>
-        <w:rPr>
-          <w:rStyle w:val="SectionNumber"/>
-        </w:rPr>
-        <w:t xml:space="preserve">8.12</w:t>
-      </w:r>
-      <w:r>
-        <w:tab/>
-      </w:r>
-      <w:r>
         <w:t xml:space="preserve">Как выбор проверяют за рубежом</w:t>
       </w:r>
     </w:p>
@@ -23443,15 +22249,6 @@
       <w:pPr>
         <w:pStyle w:val="Heading2"/>
       </w:pPr>
-      <w:r>
-        <w:rPr>
-          <w:rStyle w:val="SectionNumber"/>
-        </w:rPr>
-        <w:t xml:space="preserve">8.13</w:t>
-      </w:r>
-      <w:r>
-        <w:tab/>
-      </w:r>
       <w:r>
         <w:t xml:space="preserve">Чек-лист наблюдения за приёмом пищи для внутреннего контроля</w:t>
       </w:r>
@@ -24001,15 +22798,6 @@
       <w:pPr>
         <w:pStyle w:val="Heading2"/>
       </w:pPr>
-      <w:r>
-        <w:rPr>
-          <w:rStyle w:val="SectionNumber"/>
-        </w:rPr>
-        <w:t xml:space="preserve">8.14</w:t>
-      </w:r>
-      <w:r>
-        <w:tab/>
-      </w:r>
       <w:r>
         <w:t xml:space="preserve">Документы для проверяющего: кто что смотрит</w:t>
       </w:r>
@@ -24731,15 +23519,6 @@
         <w:pStyle w:val="Heading2"/>
       </w:pPr>
       <w:r>
-        <w:rPr>
-          <w:rStyle w:val="SectionNumber"/>
-        </w:rPr>
-        <w:t xml:space="preserve">8.15</w:t>
-      </w:r>
-      <w:r>
-        <w:tab/>
-      </w:r>
-      <w:r>
         <w:t xml:space="preserve">Пост как предмет проверки</w:t>
       </w:r>
     </w:p>
@@ -24765,15 +23544,6 @@
       <w:pPr>
         <w:pStyle w:val="Heading2"/>
       </w:pPr>
-      <w:r>
-        <w:rPr>
-          <w:rStyle w:val="SectionNumber"/>
-        </w:rPr>
-        <w:t xml:space="preserve">8.16</w:t>
-      </w:r>
-      <w:r>
-        <w:tab/>
-      </w:r>
       <w:r>
         <w:t xml:space="preserve">Выводы по главе 8</w:t>
       </w:r>
@@ -25317,15 +24087,6 @@
         <w:pStyle w:val="Heading1"/>
       </w:pPr>
       <w:r>
-        <w:rPr>
-          <w:rStyle w:val="SectionNumber"/>
-        </w:rPr>
-        <w:t xml:space="preserve">9</w:t>
-      </w:r>
-      <w:r>
-        <w:tab/>
-      </w:r>
-      <w:r>
         <w:t xml:space="preserve">Противоречия и нерешённые вопросы</w:t>
       </w:r>
     </w:p>
@@ -25334,15 +24095,6 @@
       <w:pPr>
         <w:pStyle w:val="Heading2"/>
       </w:pPr>
-      <w:r>
-        <w:rPr>
-          <w:rStyle w:val="SectionNumber"/>
-        </w:rPr>
-        <w:t xml:space="preserve">9.1</w:t>
-      </w:r>
-      <w:r>
-        <w:tab/>
-      </w:r>
       <w:r>
         <w:t xml:space="preserve">Принцип</w:t>
       </w:r>
@@ -25361,15 +24113,6 @@
       <w:pPr>
         <w:pStyle w:val="Heading2"/>
       </w:pPr>
-      <w:r>
-        <w:rPr>
-          <w:rStyle w:val="SectionNumber"/>
-        </w:rPr>
-        <w:t xml:space="preserve">9.2</w:t>
-      </w:r>
-      <w:r>
-        <w:tab/>
-      </w:r>
       <w:r>
         <w:t xml:space="preserve">Перечень</w:t>
       </w:r>
@@ -27444,7 +26187,7 @@
               <w:pStyle w:val="Compact"/>
             </w:pPr>
             <w:r>
-              <w:t xml:space="preserve">Аутсорсинг подтверждён автором доклада как руководителем учреждения 05.10.2026 [91]; закупки по 223-ФЗ — по карточкам агрегатора [92, 93]; цикличные меню из закупочной документации — по вариантам диеты, без выбора блюд; исполнитель сменился в середине 2026 г. [93]. Один кейс — учреждение автора; ТЗ конкурса на август — декабрь 2026 г. и договор не прочитаны, условия о выборе не проверены (повторная попытка 07.10.2026: ЕИС недоступна, агрегаторы показывают только перечень файлов) [92]. 08.10.2026 найдены закупки шести бюджетных учреждений Самарской области по 44-ФЗ «по вариативному меню» (с 2025 г.); их технические задания также не прочитаны [94]</w:t>
+              <w:t xml:space="preserve">Аутсорсинг подтверждён автором доклада как руководителем учреждения 05.10.2026 [91]; закупки по 223-ФЗ — по карточкам агрегатора [92, 93]; цикличные меню из закупочной документации — по вариантам диеты, без выбора блюд; исполнитель сменился в середине 2026 г. [93]. Один кейс — учреждение автора; ТЗ конкурса на август — декабрь 2026 г. и договор не прочитаны, условия о выборе не проверены (повторная попытка 07.10.2026: ЕИС недоступна, агрегаторы показывают только перечень файлов) [92]. 08.10.2026 найдены закупки шести бюджетных учреждений Самарской области по 44-ФЗ «по вариативному меню» (с 2025 г.); 13.10.2026 перечень дополнен геронтологическим центром (явная формулировка в предмете) и извещениями ДСО «Сызранский» (вариативное — в имени файла меню); технические задания не прочитаны [94]</w:t>
             </w:r>
           </w:p>
         </w:tc>
@@ -27606,15 +26349,6 @@
         <w:pStyle w:val="Heading2"/>
       </w:pPr>
       <w:r>
-        <w:rPr>
-          <w:rStyle w:val="SectionNumber"/>
-        </w:rPr>
-        <w:t xml:space="preserve">9.3</w:t>
-      </w:r>
-      <w:r>
-        <w:tab/>
-      </w:r>
-      <w:r>
         <w:t xml:space="preserve">Выводы по главе 9</w:t>
       </w:r>
     </w:p>
@@ -27650,15 +26384,6 @@
         <w:pStyle w:val="Heading1"/>
       </w:pPr>
       <w:r>
-        <w:rPr>
-          <w:rStyle w:val="SectionNumber"/>
-        </w:rPr>
-        <w:t xml:space="preserve">10</w:t>
-      </w:r>
-      <w:r>
-        <w:tab/>
-      </w:r>
-      <w:r>
         <w:t xml:space="preserve">Предложения</w:t>
       </w:r>
     </w:p>
@@ -27675,15 +26400,6 @@
       <w:pPr>
         <w:pStyle w:val="Heading2"/>
       </w:pPr>
-      <w:r>
-        <w:rPr>
-          <w:rStyle w:val="SectionNumber"/>
-        </w:rPr>
-        <w:t xml:space="preserve">10.1</w:t>
-      </w:r>
-      <w:r>
-        <w:tab/>
-      </w:r>
       <w:r>
         <w:t xml:space="preserve">Федеральный уровень</w:t>
       </w:r>
@@ -27923,15 +26639,6 @@
         <w:pStyle w:val="Heading2"/>
       </w:pPr>
       <w:r>
-        <w:rPr>
-          <w:rStyle w:val="SectionNumber"/>
-        </w:rPr>
-        <w:t xml:space="preserve">10.2</w:t>
-      </w:r>
-      <w:r>
-        <w:tab/>
-      </w:r>
-      <w:r>
         <w:t xml:space="preserve">Региональный уровень</w:t>
       </w:r>
     </w:p>
@@ -28060,15 +26767,6 @@
         <w:pStyle w:val="Heading2"/>
       </w:pPr>
       <w:r>
-        <w:rPr>
-          <w:rStyle w:val="SectionNumber"/>
-        </w:rPr>
-        <w:t xml:space="preserve">10.3</w:t>
-      </w:r>
-      <w:r>
-        <w:tab/>
-      </w:r>
-      <w:r>
         <w:t xml:space="preserve">Уровень учреждения</w:t>
       </w:r>
     </w:p>
@@ -28285,15 +26983,6 @@
         <w:pStyle w:val="Heading2"/>
       </w:pPr>
       <w:r>
-        <w:rPr>
-          <w:rStyle w:val="SectionNumber"/>
-        </w:rPr>
-        <w:t xml:space="preserve">10.4</w:t>
-      </w:r>
-      <w:r>
-        <w:tab/>
-      </w:r>
-      <w:r>
         <w:t xml:space="preserve">Выводы по главе 10</w:t>
       </w:r>
     </w:p>
@@ -28312,15 +27001,6 @@
       <w:pPr>
         <w:pStyle w:val="Heading1"/>
       </w:pPr>
-      <w:r>
-        <w:rPr>
-          <w:rStyle w:val="SectionNumber"/>
-        </w:rPr>
-        <w:t xml:space="preserve">11</w:t>
-      </w:r>
-      <w:r>
-        <w:tab/>
-      </w:r>
       <w:r>
         <w:t xml:space="preserve">Заключение</w:t>
       </w:r>
@@ -28435,7 +27115,7 @@
         <w:t xml:space="preserve"> </w:t>
       </w:r>
       <w:r>
-        <w:t xml:space="preserve">За 2024–2026 гг. найдены сообщения восьми учреждений и одного регионального органа; министр социального развития Иркутской области подтвердил запуск вариативного питания в регионе в 2025 г. [18], а министерство труда и социального развития Новосибирской области в июне 2025 г. объявило о намерении распространить шведский стол Успенского ПНИ на другие учреждения [12]. Спектр форматов простирается от выбора в момент еды из двух вторых блюд (Болотнинский, Каменский, Успенский, Усть-Илимский) до самообслуживания («шведский стол» в Успенском, линия раздачи в Солнечногорском) и заказа накануне (Серафимовский — единственный найденный кейс, где выбор при аутсорсинге питания описан как практика; условия договора о выборе не проверены). В Самарской области с 2025 г. шесть бюджетных учреждений закупают по 44-ФЗ приготовление питания «по вариативному меню», так что выбор появился уже в предмете закупки; содержание их технических заданий не установлено [94]. С июня 2026 г. в Вологодской области работает межрегиональная площадка. Ни одно учреждение не опубликовало данных о потреблении или отходах; единственные опубликованные ресурсные цифры — стоимость линии раздачи (более 3 млн руб.) и сокращение времени обеда с 2,5 ч до 50 мин в Успенском ПНИ [10, 11]. Сообщения учреждений являются самоотчётами, а не результатами проверки.</w:t>
+        <w:t xml:space="preserve">За 2024–2026 гг. найдены сообщения восьми учреждений и одного регионального органа; министр социального развития Иркутской области подтвердил запуск вариативного питания в регионе в 2025 г. [18], а министерство труда и социального развития Новосибирской области в июне 2025 г. объявило о намерении распространить шведский стол Успенского ПНИ на другие учреждения [12]. Спектр форматов простирается от выбора в момент еды из двух вторых блюд (Болотнинский, Каменский, Успенский, Усть-Илимский) до самообслуживания («шведский стол» в Успенском, линия раздачи в Солнечногорском) и заказа накануне (Серафимовский — единственный найденный кейс, где выбор при аутсорсинге питания описан как практика; условия договора о выборе не проверены). В Самарской области с 2025 г. семь бюджетных учреждений закупают по 44-ФЗ приготовление питания «по вариативному меню», так что выбор появился уже в предмете закупки; содержание их технических заданий не установлено [94]. С июня 2026 г. в Вологодской области работает межрегиональная площадка. Ни одно учреждение не опубликовало данных о потреблении или отходах; единственные опубликованные ресурсные цифры — стоимость линии раздачи (более 3 млн руб.) и сокращение времени обеда с 2,5 ч до 50 мин в Успенском ПНИ [10, 11]. Сообщения учреждений являются самоотчётами, а не результатами проверки.</w:t>
       </w:r>
     </w:p>
     <w:p>
@@ -28579,7 +27259,6 @@
     </w:p>
     <w:p>
       <w:pPr>
-        <w:pStyle w:val="Compact"/>
         <w:numPr>
           <w:ilvl w:val="0"/>
           <w:numId w:val="1017"/>
@@ -28591,7 +27270,6 @@
     </w:p>
     <w:p>
       <w:pPr>
-        <w:pStyle w:val="Compact"/>
         <w:numPr>
           <w:ilvl w:val="0"/>
           <w:numId w:val="1017"/>
@@ -28603,7 +27281,6 @@
     </w:p>
     <w:p>
       <w:pPr>
-        <w:pStyle w:val="Compact"/>
         <w:numPr>
           <w:ilvl w:val="0"/>
           <w:numId w:val="1017"/>
@@ -28615,7 +27292,6 @@
     </w:p>
     <w:p>
       <w:pPr>
-        <w:pStyle w:val="Compact"/>
         <w:numPr>
           <w:ilvl w:val="0"/>
           <w:numId w:val="1017"/>
@@ -28627,7 +27303,6 @@
     </w:p>
     <w:p>
       <w:pPr>
-        <w:pStyle w:val="Compact"/>
         <w:numPr>
           <w:ilvl w:val="0"/>
           <w:numId w:val="1017"/>
@@ -28639,7 +27314,6 @@
     </w:p>
     <w:p>
       <w:pPr>
-        <w:pStyle w:val="Compact"/>
         <w:numPr>
           <w:ilvl w:val="0"/>
           <w:numId w:val="1017"/>
@@ -28651,7 +27325,6 @@
     </w:p>
     <w:p>
       <w:pPr>
-        <w:pStyle w:val="Compact"/>
         <w:numPr>
           <w:ilvl w:val="0"/>
           <w:numId w:val="1017"/>
@@ -28663,7 +27336,6 @@
     </w:p>
     <w:p>
       <w:pPr>
-        <w:pStyle w:val="Compact"/>
         <w:numPr>
           <w:ilvl w:val="0"/>
           <w:numId w:val="1017"/>
@@ -28675,7 +27347,6 @@
     </w:p>
     <w:p>
       <w:pPr>
-        <w:pStyle w:val="Compact"/>
         <w:numPr>
           <w:ilvl w:val="0"/>
           <w:numId w:val="1017"/>
@@ -28687,7 +27358,6 @@
     </w:p>
     <w:p>
       <w:pPr>
-        <w:pStyle w:val="Compact"/>
         <w:numPr>
           <w:ilvl w:val="0"/>
           <w:numId w:val="1017"/>
@@ -28699,7 +27369,6 @@
     </w:p>
     <w:p>
       <w:pPr>
-        <w:pStyle w:val="Compact"/>
         <w:numPr>
           <w:ilvl w:val="0"/>
           <w:numId w:val="1017"/>
@@ -28711,7 +27380,6 @@
     </w:p>
     <w:p>
       <w:pPr>
-        <w:pStyle w:val="Compact"/>
         <w:numPr>
           <w:ilvl w:val="0"/>
           <w:numId w:val="1017"/>
@@ -28723,7 +27391,6 @@
     </w:p>
     <w:p>
       <w:pPr>
-        <w:pStyle w:val="Compact"/>
         <w:numPr>
           <w:ilvl w:val="0"/>
           <w:numId w:val="1017"/>
@@ -28735,7 +27402,6 @@
     </w:p>
     <w:p>
       <w:pPr>
-        <w:pStyle w:val="Compact"/>
         <w:numPr>
           <w:ilvl w:val="0"/>
           <w:numId w:val="1017"/>
@@ -28747,7 +27413,6 @@
     </w:p>
     <w:p>
       <w:pPr>
-        <w:pStyle w:val="Compact"/>
         <w:numPr>
           <w:ilvl w:val="0"/>
           <w:numId w:val="1017"/>
@@ -28759,7 +27424,6 @@
     </w:p>
     <w:p>
       <w:pPr>
-        <w:pStyle w:val="Compact"/>
         <w:numPr>
           <w:ilvl w:val="0"/>
           <w:numId w:val="1017"/>
@@ -28771,7 +27435,6 @@
     </w:p>
     <w:p>
       <w:pPr>
-        <w:pStyle w:val="Compact"/>
         <w:numPr>
           <w:ilvl w:val="0"/>
           <w:numId w:val="1017"/>
@@ -28783,7 +27446,6 @@
     </w:p>
     <w:p>
       <w:pPr>
-        <w:pStyle w:val="Compact"/>
         <w:numPr>
           <w:ilvl w:val="0"/>
           <w:numId w:val="1017"/>
@@ -28795,7 +27457,6 @@
     </w:p>
     <w:p>
       <w:pPr>
-        <w:pStyle w:val="Compact"/>
         <w:numPr>
           <w:ilvl w:val="0"/>
           <w:numId w:val="1017"/>
@@ -28807,7 +27468,6 @@
     </w:p>
     <w:p>
       <w:pPr>
-        <w:pStyle w:val="Compact"/>
         <w:numPr>
           <w:ilvl w:val="0"/>
           <w:numId w:val="1017"/>
@@ -28819,7 +27479,6 @@
     </w:p>
     <w:p>
       <w:pPr>
-        <w:pStyle w:val="Compact"/>
         <w:numPr>
           <w:ilvl w:val="0"/>
           <w:numId w:val="1017"/>
@@ -28831,7 +27490,6 @@
     </w:p>
     <w:p>
       <w:pPr>
-        <w:pStyle w:val="Compact"/>
         <w:numPr>
           <w:ilvl w:val="0"/>
           <w:numId w:val="1017"/>
@@ -28843,7 +27501,6 @@
     </w:p>
     <w:p>
       <w:pPr>
-        <w:pStyle w:val="Compact"/>
         <w:numPr>
           <w:ilvl w:val="0"/>
           <w:numId w:val="1017"/>
@@ -28855,7 +27512,6 @@
     </w:p>
     <w:p>
       <w:pPr>
-        <w:pStyle w:val="Compact"/>
         <w:numPr>
           <w:ilvl w:val="0"/>
           <w:numId w:val="1017"/>
@@ -28867,7 +27523,6 @@
     </w:p>
     <w:p>
       <w:pPr>
-        <w:pStyle w:val="Compact"/>
         <w:numPr>
           <w:ilvl w:val="0"/>
           <w:numId w:val="1017"/>
@@ -28879,7 +27534,6 @@
     </w:p>
     <w:p>
       <w:pPr>
-        <w:pStyle w:val="Compact"/>
         <w:numPr>
           <w:ilvl w:val="0"/>
           <w:numId w:val="1017"/>
@@ -28891,7 +27545,6 @@
     </w:p>
     <w:p>
       <w:pPr>
-        <w:pStyle w:val="Compact"/>
         <w:numPr>
           <w:ilvl w:val="0"/>
           <w:numId w:val="1017"/>
@@ -28903,7 +27556,6 @@
     </w:p>
     <w:p>
       <w:pPr>
-        <w:pStyle w:val="Compact"/>
         <w:numPr>
           <w:ilvl w:val="0"/>
           <w:numId w:val="1017"/>
@@ -28915,7 +27567,6 @@
     </w:p>
     <w:p>
       <w:pPr>
-        <w:pStyle w:val="Compact"/>
         <w:numPr>
           <w:ilvl w:val="0"/>
           <w:numId w:val="1017"/>
@@ -28927,7 +27578,6 @@
     </w:p>
     <w:p>
       <w:pPr>
-        <w:pStyle w:val="Compact"/>
         <w:numPr>
           <w:ilvl w:val="0"/>
           <w:numId w:val="1017"/>
@@ -28939,7 +27589,6 @@
     </w:p>
     <w:p>
       <w:pPr>
-        <w:pStyle w:val="Compact"/>
         <w:numPr>
           <w:ilvl w:val="0"/>
           <w:numId w:val="1017"/>
@@ -28951,7 +27600,6 @@
     </w:p>
     <w:p>
       <w:pPr>
-        <w:pStyle w:val="Compact"/>
         <w:numPr>
           <w:ilvl w:val="0"/>
           <w:numId w:val="1017"/>
@@ -28963,7 +27611,6 @@
     </w:p>
     <w:p>
       <w:pPr>
-        <w:pStyle w:val="Compact"/>
         <w:numPr>
           <w:ilvl w:val="0"/>
           <w:numId w:val="1017"/>
@@ -28975,7 +27622,6 @@
     </w:p>
     <w:p>
       <w:pPr>
-        <w:pStyle w:val="Compact"/>
         <w:numPr>
           <w:ilvl w:val="0"/>
           <w:numId w:val="1017"/>
@@ -28987,7 +27633,6 @@
     </w:p>
     <w:p>
       <w:pPr>
-        <w:pStyle w:val="Compact"/>
         <w:numPr>
           <w:ilvl w:val="0"/>
           <w:numId w:val="1017"/>
@@ -28999,7 +27644,6 @@
     </w:p>
     <w:p>
       <w:pPr>
-        <w:pStyle w:val="Compact"/>
         <w:numPr>
           <w:ilvl w:val="0"/>
           <w:numId w:val="1017"/>
@@ -29011,7 +27655,6 @@
     </w:p>
     <w:p>
       <w:pPr>
-        <w:pStyle w:val="Compact"/>
         <w:numPr>
           <w:ilvl w:val="0"/>
           <w:numId w:val="1017"/>
@@ -29023,7 +27666,6 @@
     </w:p>
     <w:p>
       <w:pPr>
-        <w:pStyle w:val="Compact"/>
         <w:numPr>
           <w:ilvl w:val="0"/>
           <w:numId w:val="1017"/>
@@ -29035,7 +27677,6 @@
     </w:p>
     <w:p>
       <w:pPr>
-        <w:pStyle w:val="Compact"/>
         <w:numPr>
           <w:ilvl w:val="0"/>
           <w:numId w:val="1017"/>
@@ -29047,7 +27688,6 @@
     </w:p>
     <w:p>
       <w:pPr>
-        <w:pStyle w:val="Compact"/>
         <w:numPr>
           <w:ilvl w:val="0"/>
           <w:numId w:val="1017"/>
@@ -29059,7 +27699,6 @@
     </w:p>
     <w:p>
       <w:pPr>
-        <w:pStyle w:val="Compact"/>
         <w:numPr>
           <w:ilvl w:val="0"/>
           <w:numId w:val="1017"/>
@@ -29071,7 +27710,6 @@
     </w:p>
     <w:p>
       <w:pPr>
-        <w:pStyle w:val="Compact"/>
         <w:numPr>
           <w:ilvl w:val="0"/>
           <w:numId w:val="1017"/>
@@ -29083,7 +27721,6 @@
     </w:p>
     <w:p>
       <w:pPr>
-        <w:pStyle w:val="Compact"/>
         <w:numPr>
           <w:ilvl w:val="0"/>
           <w:numId w:val="1017"/>
@@ -29095,7 +27732,6 @@
     </w:p>
     <w:p>
       <w:pPr>
-        <w:pStyle w:val="Compact"/>
         <w:numPr>
           <w:ilvl w:val="0"/>
           <w:numId w:val="1017"/>
@@ -29107,7 +27743,6 @@
     </w:p>
     <w:p>
       <w:pPr>
-        <w:pStyle w:val="Compact"/>
         <w:numPr>
           <w:ilvl w:val="0"/>
           <w:numId w:val="1017"/>
@@ -29119,7 +27754,6 @@
     </w:p>
     <w:p>
       <w:pPr>
-        <w:pStyle w:val="Compact"/>
         <w:numPr>
           <w:ilvl w:val="0"/>
           <w:numId w:val="1017"/>
@@ -29131,7 +27765,6 @@
     </w:p>
     <w:p>
       <w:pPr>
-        <w:pStyle w:val="Compact"/>
         <w:numPr>
           <w:ilvl w:val="0"/>
           <w:numId w:val="1017"/>
@@ -29143,7 +27776,6 @@
     </w:p>
     <w:p>
       <w:pPr>
-        <w:pStyle w:val="Compact"/>
         <w:numPr>
           <w:ilvl w:val="0"/>
           <w:numId w:val="1017"/>
@@ -29155,7 +27787,6 @@
     </w:p>
     <w:p>
       <w:pPr>
-        <w:pStyle w:val="Compact"/>
         <w:numPr>
           <w:ilvl w:val="0"/>
           <w:numId w:val="1017"/>
@@ -29167,7 +27798,6 @@
     </w:p>
     <w:p>
       <w:pPr>
-        <w:pStyle w:val="Compact"/>
         <w:numPr>
           <w:ilvl w:val="0"/>
           <w:numId w:val="1017"/>
@@ -29179,7 +27809,6 @@
     </w:p>
     <w:p>
       <w:pPr>
-        <w:pStyle w:val="Compact"/>
         <w:numPr>
           <w:ilvl w:val="0"/>
           <w:numId w:val="1017"/>
@@ -29191,7 +27820,6 @@
     </w:p>
     <w:p>
       <w:pPr>
-        <w:pStyle w:val="Compact"/>
         <w:numPr>
           <w:ilvl w:val="0"/>
           <w:numId w:val="1017"/>
@@ -29203,7 +27831,6 @@
     </w:p>
     <w:p>
       <w:pPr>
-        <w:pStyle w:val="Compact"/>
         <w:numPr>
           <w:ilvl w:val="0"/>
           <w:numId w:val="1017"/>
@@ -29215,7 +27842,6 @@
     </w:p>
     <w:p>
       <w:pPr>
-        <w:pStyle w:val="Compact"/>
         <w:numPr>
           <w:ilvl w:val="0"/>
           <w:numId w:val="1017"/>
@@ -29227,7 +27853,6 @@
     </w:p>
     <w:p>
       <w:pPr>
-        <w:pStyle w:val="Compact"/>
         <w:numPr>
           <w:ilvl w:val="0"/>
           <w:numId w:val="1017"/>
@@ -29239,7 +27864,6 @@
     </w:p>
     <w:p>
       <w:pPr>
-        <w:pStyle w:val="Compact"/>
         <w:numPr>
           <w:ilvl w:val="0"/>
           <w:numId w:val="1017"/>
@@ -29251,7 +27875,6 @@
     </w:p>
     <w:p>
       <w:pPr>
-        <w:pStyle w:val="Compact"/>
         <w:numPr>
           <w:ilvl w:val="0"/>
           <w:numId w:val="1017"/>
@@ -29263,7 +27886,6 @@
     </w:p>
     <w:p>
       <w:pPr>
-        <w:pStyle w:val="Compact"/>
         <w:numPr>
           <w:ilvl w:val="0"/>
           <w:numId w:val="1017"/>
@@ -29275,7 +27897,6 @@
     </w:p>
     <w:p>
       <w:pPr>
-        <w:pStyle w:val="Compact"/>
         <w:numPr>
           <w:ilvl w:val="0"/>
           <w:numId w:val="1017"/>
@@ -29287,7 +27908,6 @@
     </w:p>
     <w:p>
       <w:pPr>
-        <w:pStyle w:val="Compact"/>
         <w:numPr>
           <w:ilvl w:val="0"/>
           <w:numId w:val="1017"/>
@@ -29299,7 +27919,6 @@
     </w:p>
     <w:p>
       <w:pPr>
-        <w:pStyle w:val="Compact"/>
         <w:numPr>
           <w:ilvl w:val="0"/>
           <w:numId w:val="1017"/>
@@ -29311,7 +27930,6 @@
     </w:p>
     <w:p>
       <w:pPr>
-        <w:pStyle w:val="Compact"/>
         <w:numPr>
           <w:ilvl w:val="0"/>
           <w:numId w:val="1017"/>
@@ -29323,7 +27941,6 @@
     </w:p>
     <w:p>
       <w:pPr>
-        <w:pStyle w:val="Compact"/>
         <w:numPr>
           <w:ilvl w:val="0"/>
           <w:numId w:val="1017"/>
@@ -29335,7 +27952,6 @@
     </w:p>
     <w:p>
       <w:pPr>
-        <w:pStyle w:val="Compact"/>
         <w:numPr>
           <w:ilvl w:val="0"/>
           <w:numId w:val="1017"/>
@@ -29347,7 +27963,6 @@
     </w:p>
     <w:p>
       <w:pPr>
-        <w:pStyle w:val="Compact"/>
         <w:numPr>
           <w:ilvl w:val="0"/>
           <w:numId w:val="1017"/>
@@ -29359,7 +27974,6 @@
     </w:p>
     <w:p>
       <w:pPr>
-        <w:pStyle w:val="Compact"/>
         <w:numPr>
           <w:ilvl w:val="0"/>
           <w:numId w:val="1017"/>
@@ -29371,7 +27985,6 @@
     </w:p>
     <w:p>
       <w:pPr>
-        <w:pStyle w:val="Compact"/>
         <w:numPr>
           <w:ilvl w:val="0"/>
           <w:numId w:val="1017"/>
@@ -29383,7 +27996,6 @@
     </w:p>
     <w:p>
       <w:pPr>
-        <w:pStyle w:val="Compact"/>
         <w:numPr>
           <w:ilvl w:val="0"/>
           <w:numId w:val="1017"/>
@@ -29395,7 +28007,6 @@
     </w:p>
     <w:p>
       <w:pPr>
-        <w:pStyle w:val="Compact"/>
         <w:numPr>
           <w:ilvl w:val="0"/>
           <w:numId w:val="1017"/>
@@ -29407,7 +28018,6 @@
     </w:p>
     <w:p>
       <w:pPr>
-        <w:pStyle w:val="Compact"/>
         <w:numPr>
           <w:ilvl w:val="0"/>
           <w:numId w:val="1017"/>
@@ -29419,7 +28029,6 @@
     </w:p>
     <w:p>
       <w:pPr>
-        <w:pStyle w:val="Compact"/>
         <w:numPr>
           <w:ilvl w:val="0"/>
           <w:numId w:val="1017"/>
@@ -29431,7 +28040,6 @@
     </w:p>
     <w:p>
       <w:pPr>
-        <w:pStyle w:val="Compact"/>
         <w:numPr>
           <w:ilvl w:val="0"/>
           <w:numId w:val="1017"/>
@@ -29443,7 +28051,6 @@
     </w:p>
     <w:p>
       <w:pPr>
-        <w:pStyle w:val="Compact"/>
         <w:numPr>
           <w:ilvl w:val="0"/>
           <w:numId w:val="1017"/>
@@ -29455,7 +28062,6 @@
     </w:p>
     <w:p>
       <w:pPr>
-        <w:pStyle w:val="Compact"/>
         <w:numPr>
           <w:ilvl w:val="0"/>
           <w:numId w:val="1017"/>
@@ -29467,7 +28073,6 @@
     </w:p>
     <w:p>
       <w:pPr>
-        <w:pStyle w:val="Compact"/>
         <w:numPr>
           <w:ilvl w:val="0"/>
           <w:numId w:val="1017"/>
@@ -29479,7 +28084,6 @@
     </w:p>
     <w:p>
       <w:pPr>
-        <w:pStyle w:val="Compact"/>
         <w:numPr>
           <w:ilvl w:val="0"/>
           <w:numId w:val="1017"/>
@@ -29491,7 +28095,6 @@
     </w:p>
     <w:p>
       <w:pPr>
-        <w:pStyle w:val="Compact"/>
         <w:numPr>
           <w:ilvl w:val="0"/>
           <w:numId w:val="1017"/>
@@ -29513,7 +28116,6 @@
     </w:p>
     <w:p>
       <w:pPr>
-        <w:pStyle w:val="Compact"/>
         <w:numPr>
           <w:ilvl w:val="0"/>
           <w:numId w:val="1017"/>
@@ -29525,7 +28127,6 @@
     </w:p>
     <w:p>
       <w:pPr>
-        <w:pStyle w:val="Compact"/>
         <w:numPr>
           <w:ilvl w:val="0"/>
           <w:numId w:val="1017"/>
@@ -29537,7 +28138,6 @@
     </w:p>
     <w:p>
       <w:pPr>
-        <w:pStyle w:val="Compact"/>
         <w:numPr>
           <w:ilvl w:val="0"/>
           <w:numId w:val="1017"/>
@@ -29549,7 +28149,6 @@
     </w:p>
     <w:p>
       <w:pPr>
-        <w:pStyle w:val="Compact"/>
         <w:numPr>
           <w:ilvl w:val="0"/>
           <w:numId w:val="1017"/>
@@ -29561,7 +28160,6 @@
     </w:p>
     <w:p>
       <w:pPr>
-        <w:pStyle w:val="Compact"/>
         <w:numPr>
           <w:ilvl w:val="0"/>
           <w:numId w:val="1017"/>
@@ -29573,7 +28171,6 @@
     </w:p>
     <w:p>
       <w:pPr>
-        <w:pStyle w:val="Compact"/>
         <w:numPr>
           <w:ilvl w:val="0"/>
           <w:numId w:val="1017"/>
@@ -29585,7 +28182,6 @@
     </w:p>
     <w:p>
       <w:pPr>
-        <w:pStyle w:val="Compact"/>
         <w:numPr>
           <w:ilvl w:val="0"/>
           <w:numId w:val="1017"/>
@@ -29597,7 +28193,6 @@
     </w:p>
     <w:p>
       <w:pPr>
-        <w:pStyle w:val="Compact"/>
         <w:numPr>
           <w:ilvl w:val="0"/>
           <w:numId w:val="1017"/>
@@ -29609,7 +28204,6 @@
     </w:p>
     <w:p>
       <w:pPr>
-        <w:pStyle w:val="Compact"/>
         <w:numPr>
           <w:ilvl w:val="0"/>
           <w:numId w:val="1017"/>
@@ -29621,7 +28215,6 @@
     </w:p>
     <w:p>
       <w:pPr>
-        <w:pStyle w:val="Compact"/>
         <w:numPr>
           <w:ilvl w:val="0"/>
           <w:numId w:val="1017"/>
@@ -29633,7 +28226,6 @@
     </w:p>
     <w:p>
       <w:pPr>
-        <w:pStyle w:val="Compact"/>
         <w:numPr>
           <w:ilvl w:val="0"/>
           <w:numId w:val="1017"/>
@@ -29645,7 +28237,6 @@
     </w:p>
     <w:p>
       <w:pPr>
-        <w:pStyle w:val="Compact"/>
         <w:numPr>
           <w:ilvl w:val="0"/>
           <w:numId w:val="1017"/>
@@ -29657,7 +28248,6 @@
     </w:p>
     <w:p>
       <w:pPr>
-        <w:pStyle w:val="Compact"/>
         <w:numPr>
           <w:ilvl w:val="0"/>
           <w:numId w:val="1017"/>
@@ -29669,7 +28259,6 @@
     </w:p>
     <w:p>
       <w:pPr>
-        <w:pStyle w:val="Compact"/>
         <w:numPr>
           <w:ilvl w:val="0"/>
           <w:numId w:val="1017"/>
@@ -29681,7 +28270,6 @@
     </w:p>
     <w:p>
       <w:pPr>
-        <w:pStyle w:val="Compact"/>
         <w:numPr>
           <w:ilvl w:val="0"/>
           <w:numId w:val="1017"/>
@@ -29693,7 +28281,6 @@
     </w:p>
     <w:p>
       <w:pPr>
-        <w:pStyle w:val="Compact"/>
         <w:numPr>
           <w:ilvl w:val="0"/>
           <w:numId w:val="1017"/>
@@ -29705,14 +28292,13 @@
     </w:p>
     <w:p>
       <w:pPr>
-        <w:pStyle w:val="Compact"/>
         <w:numPr>
           <w:ilvl w:val="0"/>
           <w:numId w:val="1017"/>
         </w:numPr>
       </w:pPr>
       <w:r>
-        <w:t xml:space="preserve">[н] Закупки государственных бюджетных учреждений социального обслуживания Самарской области «Оказание услуг по приготовлению питания по вариативному меню…» по 44-ФЗ (открытые конкурсы в электронной форме; ОКПД2 56.29.20.190; единица — койко-день): Тольяттинский дом-интернат для престарелых, инвалидов (извещение № 0142200001325020012 от 26.08.2025; 18 438 795,48 руб.; 502,31 руб. за койко-день); Кошкинский дом-интернат для престарелых, инвалидов — на 2026 г. (№ 0142200001325020877 от 09.09.2025; 15 437 374,12 руб.; 754,81 руб.), на первое полугодие 2027 г. (№ 0142200001326016564 от 21.08.2026; 16 987 438,02 руб.; 20 118 койко-дней по 844,39 руб.) и на второе полугодие 2027 г. (показ 28.08–14.09.2026; 17 269 464,28 руб.); Отрадненский дом-интернат для престарелых, инвалидов на 2027 г. (№ 0142200001326016025 от 12.08.2026; 12 027 024,75 руб.; 13 975 койко-дней по 860,61 руб.); Чапаевский дом-интернат для престарелых, инвалидов (№ 0142200001326016110; 12 597 084,15 руб.; 818,79 руб.); ДСО «Самарский» (№ 0142200001326016190; 11 921 555,20 руб.); ДСО «Алексеевский» (№ 0142200001326016350 от 18.08.2026; 6 463 386,03 руб.; 715,57 руб.) [карточки агрегаторов закупок по данным ЕИС; ЕИС с бокса недоступна, документация (техническое задание, меню, проект контракта) не прочитана; снимки карточек —</w:t>
+        <w:t xml:space="preserve">[н] Закупки государственных бюджетных учреждений социального обслуживания Самарской области «Оказание услуг по приготовлению питания по вариативному меню…» по 44-ФЗ (открытые конкурсы в электронной форме; ОКПД2 56.29.20.190; единица — койко-день): Тольяттинский дом-интернат для престарелых, инвалидов (извещение № 0142200001325020012 от 26.08.2025; 18 438 795,48 руб.; 502,31 руб. за койко-день); Кошкинский дом-интернат для престарелых, инвалидов — на 2026 г. (№ 0142200001325020877 от 09.09.2025; 15 437 374,12 руб.; 754,81 руб.), на первое полугодие 2027 г. (№ 0142200001326016564 от 21.08.2026; 16 987 438,02 руб.; 20 118 койко-дней по 844,39 руб.) и на второе полугодие 2027 г. (показ 28.08–14.09.2026; 17 269 464,28 руб.); Отрадненский дом-интернат для престарелых, инвалидов на 2027 г. (№ 0142200001326016025 от 12.08.2026; 12 027 024,75 руб.; 13 975 койко-дней по 860,61 руб.); Чапаевский дом-интернат для престарелых, инвалидов (№ 0142200001326016110; 12 597 084,15 руб.; 818,79 руб.); ДСО «Самарский» (№ 0142200001326016190; 11 921 555,20 руб.); ДСО «Алексеевский» (№ 0142200001326016350 от 18.08.2026; 6 463 386,03 руб.; 715,57 руб.; связанное № 0142200001326016349 — те же НМЦК и цена); Самарский областной геронтологический центр (№ 0142200001326016552 от 21.08.2026; 16 348 592,28 руб.; 582,36 руб.; внесено 13.10.2026). Отдельно (не в предмете, а в имени файла документации): ДСО «Сызранский» (№ 0142200001326016098 от 13.08.2026; 10 823 535,63 руб.; 570,23 руб.; связанное № 0142200001326016175; файл «Примерное вариативное меню на 2027.xlsx») [карточки агрегаторов закупок по данным ЕИС; ЕИС с бокса недоступна, документация не прочитана; снимки —</w:t>
       </w:r>
       <w:r>
         <w:t xml:space="preserve"> </w:t>
@@ -29724,12 +28310,11 @@
         <w:t xml:space="preserve">raw/sources/samara-variativnoe-menu-zakupki/</w:t>
       </w:r>
       <w:r>
-        <w:t xml:space="preserve">]. — Текст : электронный // poisktenderov.ru ; bicotender.ru ; samara.bt.su ; tendermedia.ru ; kpshka.ru ; expertcentre.org : [сайты]. — URL: https://poisktenderov.ru/item/0142200001326016564/ ; https://poisktenderov.ru/item/0142200001325020877/ ; https://poisktenderov.ru/item/0142200001325020012/ ; https://poisktenderov.ru/item/0142200001326016350/ ; https://samara.bt.su/tender/339730731.html ; https://tendermedia.ru/lot/show/61650588 ; https://kpshka.ru/eis/tender-0142200001326016110 ; https://expertcentre.org/purchase/6a7f21bb6d4875be4f91f412 (дата обращения: 08.10.2026).</w:t>
-      </w:r>
-    </w:p>
-    <w:p>
-      <w:pPr>
-        <w:pStyle w:val="Compact"/>
+        <w:t xml:space="preserve">]. — Текст : электронный // poisktenderov.ru ; bicotender.ru ; samara.bt.su ; tendermedia.ru ; kpshka.ru ; expertcentre.org : [сайты]. — URL: https://poisktenderov.ru/item/0142200001326016564/ ; https://poisktenderov.ru/item/0142200001325020877/ ; https://poisktenderov.ru/item/0142200001325020012/ ; https://poisktenderov.ru/item/0142200001326016350/ ; https://poisktenderov.ru/item/0142200001326016552/ ; https://poisktenderov.ru/item/0142200001326016098/ ; https://samara.bt.su/tender/338828190.html ; https://samara.bt.su/tender/339730731.html ; https://tendermedia.ru/lot/show/61650588 ; https://kpshka.ru/eis/tender-0142200001326016110 ; https://expertcentre.org/purchase/6a7f21bb6d4875be4f91f412 (дата обращения: 08.10.2026; дополнение: 13.10.2026).</w:t>
+      </w:r>
+    </w:p>
+    <w:p>
+      <w:pPr>
         <w:numPr>
           <w:ilvl w:val="0"/>
           <w:numId w:val="1017"/>
@@ -29741,7 +28326,6 @@
     </w:p>
     <w:p>
       <w:pPr>
-        <w:pStyle w:val="Compact"/>
         <w:numPr>
           <w:ilvl w:val="0"/>
           <w:numId w:val="1017"/>
@@ -29753,7 +28337,6 @@
     </w:p>
     <w:p>
       <w:pPr>
-        <w:pStyle w:val="Compact"/>
         <w:numPr>
           <w:ilvl w:val="0"/>
           <w:numId w:val="1017"/>
@@ -29765,7 +28348,6 @@
     </w:p>
     <w:p>
       <w:pPr>
-        <w:pStyle w:val="Compact"/>
         <w:numPr>
           <w:ilvl w:val="0"/>
           <w:numId w:val="1017"/>
@@ -29789,7 +28371,6 @@
     </w:p>
     <w:p>
       <w:pPr>
-        <w:pStyle w:val="Compact"/>
         <w:numPr>
           <w:ilvl w:val="0"/>
           <w:numId w:val="1017"/>
@@ -29801,7 +28382,6 @@
     </w:p>
     <w:p>
       <w:pPr>
-        <w:pStyle w:val="Compact"/>
         <w:numPr>
           <w:ilvl w:val="0"/>
           <w:numId w:val="1017"/>
@@ -29813,7 +28393,6 @@
     </w:p>
     <w:p>
       <w:pPr>
-        <w:pStyle w:val="Compact"/>
         <w:numPr>
           <w:ilvl w:val="0"/>
           <w:numId w:val="1017"/>
@@ -29825,7 +28404,6 @@
     </w:p>
     <w:p>
       <w:pPr>
-        <w:pStyle w:val="Compact"/>
         <w:numPr>
           <w:ilvl w:val="0"/>
           <w:numId w:val="1017"/>
@@ -29837,7 +28415,6 @@
     </w:p>
     <w:p>
       <w:pPr>
-        <w:pStyle w:val="Compact"/>
         <w:numPr>
           <w:ilvl w:val="0"/>
           <w:numId w:val="1017"/>
@@ -29849,7 +28426,6 @@
     </w:p>
     <w:p>
       <w:pPr>
-        <w:pStyle w:val="Compact"/>
         <w:numPr>
           <w:ilvl w:val="0"/>
           <w:numId w:val="1017"/>
@@ -29861,7 +28437,6 @@
     </w:p>
     <w:p>
       <w:pPr>
-        <w:pStyle w:val="Compact"/>
         <w:numPr>
           <w:ilvl w:val="0"/>
           <w:numId w:val="1017"/>
@@ -29873,7 +28448,6 @@
     </w:p>
     <w:p>
       <w:pPr>
-        <w:pStyle w:val="Compact"/>
         <w:numPr>
           <w:ilvl w:val="0"/>
           <w:numId w:val="1017"/>
@@ -29885,7 +28459,6 @@
     </w:p>
     <w:p>
       <w:pPr>
-        <w:pStyle w:val="Compact"/>
         <w:numPr>
           <w:ilvl w:val="0"/>
           <w:numId w:val="1017"/>
@@ -29897,7 +28470,6 @@
     </w:p>
     <w:p>
       <w:pPr>
-        <w:pStyle w:val="Compact"/>
         <w:numPr>
           <w:ilvl w:val="0"/>
           <w:numId w:val="1017"/>
@@ -29909,7 +28481,6 @@
     </w:p>
     <w:p>
       <w:pPr>
-        <w:pStyle w:val="Compact"/>
         <w:numPr>
           <w:ilvl w:val="0"/>
           <w:numId w:val="1017"/>
@@ -29921,7 +28492,6 @@
     </w:p>
     <w:p>
       <w:pPr>
-        <w:pStyle w:val="Compact"/>
         <w:numPr>
           <w:ilvl w:val="0"/>
           <w:numId w:val="1017"/>
@@ -29933,7 +28503,6 @@
     </w:p>
     <w:p>
       <w:pPr>
-        <w:pStyle w:val="Compact"/>
         <w:numPr>
           <w:ilvl w:val="0"/>
           <w:numId w:val="1017"/>
@@ -29945,7 +28514,6 @@
     </w:p>
     <w:p>
       <w:pPr>
-        <w:pStyle w:val="Compact"/>
         <w:numPr>
           <w:ilvl w:val="0"/>
           <w:numId w:val="1017"/>
@@ -29957,7 +28525,6 @@
     </w:p>
     <w:p>
       <w:pPr>
-        <w:pStyle w:val="Compact"/>
         <w:numPr>
           <w:ilvl w:val="0"/>
           <w:numId w:val="1017"/>
@@ -29969,7 +28536,6 @@
     </w:p>
     <w:p>
       <w:pPr>
-        <w:pStyle w:val="Compact"/>
         <w:numPr>
           <w:ilvl w:val="0"/>
           <w:numId w:val="1017"/>
@@ -29981,7 +28547,6 @@
     </w:p>
     <w:p>
       <w:pPr>
-        <w:pStyle w:val="Compact"/>
         <w:numPr>
           <w:ilvl w:val="0"/>
           <w:numId w:val="1017"/>
@@ -29993,7 +28558,6 @@
     </w:p>
     <w:p>
       <w:pPr>
-        <w:pStyle w:val="Compact"/>
         <w:numPr>
           <w:ilvl w:val="0"/>
           <w:numId w:val="1017"/>
@@ -30005,7 +28569,6 @@
     </w:p>
     <w:p>
       <w:pPr>
-        <w:pStyle w:val="Compact"/>
         <w:numPr>
           <w:ilvl w:val="0"/>
           <w:numId w:val="1017"/>
@@ -30017,7 +28580,6 @@
     </w:p>
     <w:p>
       <w:pPr>
-        <w:pStyle w:val="Compact"/>
         <w:numPr>
           <w:ilvl w:val="0"/>
           <w:numId w:val="1017"/>
@@ -30029,7 +28591,6 @@
     </w:p>
     <w:p>
       <w:pPr>
-        <w:pStyle w:val="Compact"/>
         <w:numPr>
           <w:ilvl w:val="0"/>
           <w:numId w:val="1017"/>
@@ -30041,7 +28602,6 @@
     </w:p>
     <w:p>
       <w:pPr>
-        <w:pStyle w:val="Compact"/>
         <w:numPr>
           <w:ilvl w:val="0"/>
           <w:numId w:val="1017"/>
@@ -30053,7 +28613,6 @@
     </w:p>
     <w:p>
       <w:pPr>
-        <w:pStyle w:val="Compact"/>
         <w:numPr>
           <w:ilvl w:val="0"/>
           <w:numId w:val="1017"/>
@@ -30065,7 +28624,6 @@
     </w:p>
     <w:p>
       <w:pPr>
-        <w:pStyle w:val="Compact"/>
         <w:numPr>
           <w:ilvl w:val="0"/>
           <w:numId w:val="1017"/>
@@ -30077,7 +28635,6 @@
     </w:p>
     <w:p>
       <w:pPr>
-        <w:pStyle w:val="Compact"/>
         <w:numPr>
           <w:ilvl w:val="0"/>
           <w:numId w:val="1017"/>
@@ -30089,7 +28646,6 @@
     </w:p>
     <w:p>
       <w:pPr>
-        <w:pStyle w:val="Compact"/>
         <w:numPr>
           <w:ilvl w:val="0"/>
           <w:numId w:val="1017"/>
@@ -30101,7 +28657,6 @@
     </w:p>
     <w:p>
       <w:pPr>
-        <w:pStyle w:val="Compact"/>
         <w:numPr>
           <w:ilvl w:val="0"/>
           <w:numId w:val="1017"/>
@@ -30113,7 +28668,6 @@
     </w:p>
     <w:p>
       <w:pPr>
-        <w:pStyle w:val="Compact"/>
         <w:numPr>
           <w:ilvl w:val="0"/>
           <w:numId w:val="1017"/>
@@ -30125,7 +28679,6 @@
     </w:p>
     <w:p>
       <w:pPr>
-        <w:pStyle w:val="Compact"/>
         <w:numPr>
           <w:ilvl w:val="0"/>
           <w:numId w:val="1017"/>
@@ -30137,7 +28690,6 @@
     </w:p>
     <w:p>
       <w:pPr>
-        <w:pStyle w:val="Compact"/>
         <w:numPr>
           <w:ilvl w:val="0"/>
           <w:numId w:val="1017"/>
@@ -30149,7 +28701,6 @@
     </w:p>
     <w:p>
       <w:pPr>
-        <w:pStyle w:val="Compact"/>
         <w:numPr>
           <w:ilvl w:val="0"/>
           <w:numId w:val="1017"/>
@@ -30161,7 +28712,6 @@
     </w:p>
     <w:p>
       <w:pPr>
-        <w:pStyle w:val="Compact"/>
         <w:numPr>
           <w:ilvl w:val="0"/>
           <w:numId w:val="1017"/>
@@ -30173,7 +28723,6 @@
     </w:p>
     <w:p>
       <w:pPr>
-        <w:pStyle w:val="Compact"/>
         <w:numPr>
           <w:ilvl w:val="0"/>
           <w:numId w:val="1017"/>
@@ -30185,7 +28734,6 @@
     </w:p>
     <w:p>
       <w:pPr>
-        <w:pStyle w:val="Compact"/>
         <w:numPr>
           <w:ilvl w:val="0"/>
           <w:numId w:val="1017"/>
@@ -30197,7 +28745,6 @@
     </w:p>
     <w:p>
       <w:pPr>
-        <w:pStyle w:val="Compact"/>
         <w:numPr>
           <w:ilvl w:val="0"/>
           <w:numId w:val="1017"/>
@@ -30209,7 +28756,6 @@
     </w:p>
     <w:p>
       <w:pPr>
-        <w:pStyle w:val="Compact"/>
         <w:numPr>
           <w:ilvl w:val="0"/>
           <w:numId w:val="1017"/>
@@ -30221,7 +28767,6 @@
     </w:p>
     <w:p>
       <w:pPr>
-        <w:pStyle w:val="Compact"/>
         <w:numPr>
           <w:ilvl w:val="0"/>
           <w:numId w:val="1017"/>
@@ -30233,7 +28778,6 @@
     </w:p>
     <w:p>
       <w:pPr>
-        <w:pStyle w:val="Compact"/>
         <w:numPr>
           <w:ilvl w:val="0"/>
           <w:numId w:val="1017"/>
@@ -30245,7 +28789,6 @@
     </w:p>
     <w:p>
       <w:pPr>
-        <w:pStyle w:val="Compact"/>
         <w:numPr>
           <w:ilvl w:val="0"/>
           <w:numId w:val="1017"/>
@@ -30257,7 +28800,6 @@
     </w:p>
     <w:p>
       <w:pPr>
-        <w:pStyle w:val="Compact"/>
         <w:numPr>
           <w:ilvl w:val="0"/>
           <w:numId w:val="1017"/>
@@ -30269,7 +28811,6 @@
     </w:p>
     <w:p>
       <w:pPr>
-        <w:pStyle w:val="Compact"/>
         <w:numPr>
           <w:ilvl w:val="0"/>
           <w:numId w:val="1017"/>
@@ -30281,7 +28822,6 @@
     </w:p>
     <w:p>
       <w:pPr>
-        <w:pStyle w:val="Compact"/>
         <w:numPr>
           <w:ilvl w:val="0"/>
           <w:numId w:val="1017"/>
@@ -30293,7 +28833,6 @@
     </w:p>
     <w:p>
       <w:pPr>
-        <w:pStyle w:val="Compact"/>
         <w:numPr>
           <w:ilvl w:val="0"/>
           <w:numId w:val="1017"/>
@@ -30305,7 +28844,6 @@
     </w:p>
     <w:p>
       <w:pPr>
-        <w:pStyle w:val="Compact"/>
         <w:numPr>
           <w:ilvl w:val="0"/>
           <w:numId w:val="1017"/>
@@ -30317,7 +28855,6 @@
     </w:p>
     <w:p>
       <w:pPr>
-        <w:pStyle w:val="Compact"/>
         <w:numPr>
           <w:ilvl w:val="0"/>
           <w:numId w:val="1017"/>
@@ -30329,7 +28866,6 @@
     </w:p>
     <w:p>
       <w:pPr>
-        <w:pStyle w:val="Compact"/>
         <w:numPr>
           <w:ilvl w:val="0"/>
           <w:numId w:val="1017"/>
@@ -30350,7 +28886,6 @@
     </w:p>
     <w:p>
       <w:pPr>
-        <w:pStyle w:val="Compact"/>
         <w:numPr>
           <w:ilvl w:val="0"/>
           <w:numId w:val="1017"/>
@@ -30380,7 +28915,6 @@
     </w:p>
     <w:p>
       <w:pPr>
-        <w:pStyle w:val="Compact"/>
         <w:numPr>
           <w:ilvl w:val="0"/>
           <w:numId w:val="1017"/>
@@ -30410,7 +28944,6 @@
     </w:p>
     <w:p>
       <w:pPr>
-        <w:pStyle w:val="Compact"/>
         <w:numPr>
           <w:ilvl w:val="0"/>
           <w:numId w:val="1017"/>
@@ -30422,7 +28955,6 @@
     </w:p>
     <w:p>
       <w:pPr>
-        <w:pStyle w:val="Compact"/>
         <w:numPr>
           <w:ilvl w:val="0"/>
           <w:numId w:val="1017"/>
@@ -30434,7 +28966,6 @@
     </w:p>
     <w:p>
       <w:pPr>
-        <w:pStyle w:val="Compact"/>
         <w:numPr>
           <w:ilvl w:val="0"/>
           <w:numId w:val="1017"/>
@@ -30446,7 +28977,6 @@
     </w:p>
     <w:p>
       <w:pPr>
-        <w:pStyle w:val="Compact"/>
         <w:numPr>
           <w:ilvl w:val="0"/>
           <w:numId w:val="1017"/>
@@ -30458,7 +28988,6 @@
     </w:p>
     <w:p>
       <w:pPr>
-        <w:pStyle w:val="Compact"/>
         <w:numPr>
           <w:ilvl w:val="0"/>
           <w:numId w:val="1017"/>
@@ -30470,7 +28999,6 @@
     </w:p>
     <w:p>
       <w:pPr>
-        <w:pStyle w:val="Compact"/>
         <w:numPr>
           <w:ilvl w:val="0"/>
           <w:numId w:val="1017"/>
@@ -30482,7 +29010,6 @@
     </w:p>
     <w:p>
       <w:pPr>
-        <w:pStyle w:val="Compact"/>
         <w:numPr>
           <w:ilvl w:val="0"/>
           <w:numId w:val="1017"/>
@@ -30494,7 +29021,6 @@
     </w:p>
     <w:p>
       <w:pPr>
-        <w:pStyle w:val="Compact"/>
         <w:numPr>
           <w:ilvl w:val="0"/>
           <w:numId w:val="1017"/>
@@ -30506,7 +29032,6 @@
     </w:p>
     <w:p>
       <w:pPr>
-        <w:pStyle w:val="Compact"/>
         <w:numPr>
           <w:ilvl w:val="0"/>
           <w:numId w:val="1017"/>
@@ -30518,7 +29043,6 @@
     </w:p>
     <w:p>
       <w:pPr>
-        <w:pStyle w:val="Compact"/>
         <w:numPr>
           <w:ilvl w:val="0"/>
           <w:numId w:val="1017"/>
@@ -30530,7 +29054,6 @@
     </w:p>
     <w:p>
       <w:pPr>
-        <w:pStyle w:val="Compact"/>
         <w:numPr>
           <w:ilvl w:val="0"/>
           <w:numId w:val="1017"/>
@@ -30542,7 +29065,6 @@
     </w:p>
     <w:p>
       <w:pPr>
-        <w:pStyle w:val="Compact"/>
         <w:numPr>
           <w:ilvl w:val="0"/>
           <w:numId w:val="1017"/>
@@ -30554,7 +29076,6 @@
     </w:p>
     <w:p>
       <w:pPr>
-        <w:pStyle w:val="Compact"/>
         <w:numPr>
           <w:ilvl w:val="0"/>
           <w:numId w:val="1017"/>
@@ -34323,7 +32844,7 @@
               <w:pStyle w:val="Compact"/>
             </w:pPr>
             <w:r>
-              <w:t xml:space="preserve">Закупки бюджетных учреждений Самарской обл. «Оказание услуг по приготовлению питания по вариативному меню…» (44-ФЗ, 2025–2027 гг.): извещения № 0142200001325020012, № 0142200001325020877, № 0142200001326016564, № 0142200001326016025, № 0142200001326016110, № 0142200001326016190, № 0142200001326016350</w:t>
+              <w:t xml:space="preserve">Закупки бюджетных учреждений Самарской обл. «Оказание услуг по приготовлению питания по вариативному меню…» (44-ФЗ, 2025–2027 гг.): извещения № 0142200001325020012, № 0142200001325020877, № 0142200001326016564, № 0142200001326016025, № 0142200001326016110, № 0142200001326016190, № 0142200001326016350, № 0142200001326016552 (геронтологический центр); отдельно № 0142200001326016098 / 6175 (ДСО «Сызранский» — вариативное в имени файла меню)</w:t>
             </w:r>
           </w:p>
         </w:tc>
@@ -34345,7 +32866,7 @@
               <w:pStyle w:val="Compact"/>
             </w:pPr>
             <w:r>
-              <w:t xml:space="preserve">Вариативное меню в наименовании объекта закупки услуги у стороннего исполнителя; цена за койко-день; ТЗ и меню не прочитаны, содержание выбора не установлено</w:t>
+              <w:t xml:space="preserve">Вариативное меню в наименовании объекта закупки услуги у стороннего исполнителя (семь учреждений) либо в имени файла документации (Сызрань); цена за койко-день; ТЗ и меню не прочитаны, содержание выбора не установлено</w:t>
             </w:r>
           </w:p>
         </w:tc>
@@ -37758,7 +36279,7 @@
       </w:r>
     </w:p>
     <w:bookmarkEnd w:id="173"/>
-    <w:bookmarkStart w:id="183" w:name="X14266558e3eac561be41e7749025765d6f466ea"/>
+    <w:bookmarkStart w:id="184" w:name="X14266558e3eac561be41e7749025765d6f466ea"/>
     <w:p>
       <w:pPr>
         <w:pStyle w:val="Heading1"/>
@@ -41226,8 +39747,295 @@
       </w:r>
     </w:p>
     <w:bookmarkEnd w:id="182"/>
+    <w:bookmarkStart w:id="183" w:name="Xc97d41dad60fd2d1aa67842deadcf620daf722c"/>
+    <w:p>
+      <w:pPr>
+        <w:pStyle w:val="Heading2"/>
+      </w:pPr>
+      <w:r>
+        <w:t xml:space="preserve">Дополнение 13.10.2026: ежедневная проверка и дополнение самарских закупок</w:t>
+      </w:r>
+    </w:p>
+    <w:p>
+      <w:pPr>
+        <w:pStyle w:val="FirstParagraph"/>
+      </w:pPr>
+      <w:r>
+        <w:rPr>
+          <w:b/>
+          <w:bCs/>
+        </w:rPr>
+        <w:t xml:space="preserve">13.10.2026: ежедневный мониторинг за 09.10–13.10.2026</w:t>
+      </w:r>
+      <w:r>
+        <w:t xml:space="preserve"> </w:t>
+      </w:r>
+      <w:r>
+        <w:t xml:space="preserve">(постоянное разрешение автора от 07.10.2026, расширенное 09.10.2026). Каналы: федеральные органы и порталы (Минтруд России, Роспотребнадзор, publication.pravo.gov.ru, regulation.gov.ru), региональные органы и учреждения, агрегаторы закупок 44-ФЗ/223-ФЗ, федеральные и региональные СМИ, целевые пробелы</w:t>
+      </w:r>
+      <w:r>
+        <w:t xml:space="preserve"> </w:t>
+      </w:r>
+      <w:r>
+        <w:rPr>
+          <w:rStyle w:val="VerbatimChar"/>
+        </w:rPr>
+        <w:t xml:space="preserve">wiki/gaps.md</w:t>
+      </w:r>
+      <w:r>
+        <w:t xml:space="preserve"> </w:t>
+      </w:r>
+      <w:r>
+        <w:t xml:space="preserve">(п. 40, 43, 45–48). Новые факты — только с публичными источниками; классы утверждений не повышались; гео-блоки и платный доступ не обходились.</w:t>
+      </w:r>
+    </w:p>
+    <w:tbl>
+      <w:tblPr>
+        <w:tblStyle w:val="Table"/>
+        <w:tblW w:type="pct" w:w="5000"/>
+        <w:tblLayout w:type="fixed"/>
+        <w:tblLook w:firstRow="1" w:lastRow="0" w:firstColumn="0" w:lastColumn="0" w:noHBand="0" w:noVBand="0" w:val="0020"/>
+      </w:tblPr>
+      <w:tblGrid>
+        <w:gridCol w:w="2640"/>
+        <w:gridCol w:w="2640"/>
+        <w:gridCol w:w="2640"/>
+      </w:tblGrid>
+      <w:tr>
+        <w:trPr>
+          <w:tblHeader w:val="on"/>
+        </w:trPr>
+        <w:tc>
+          <w:tcPr/>
+          <w:p>
+            <w:pPr>
+              <w:pStyle w:val="Compact"/>
+            </w:pPr>
+            <w:r>
+              <w:t xml:space="preserve">Вопрос</w:t>
+            </w:r>
+          </w:p>
+        </w:tc>
+        <w:tc>
+          <w:tcPr/>
+          <w:p>
+            <w:pPr>
+              <w:pStyle w:val="Compact"/>
+            </w:pPr>
+            <w:r>
+              <w:t xml:space="preserve">Результат</w:t>
+            </w:r>
+          </w:p>
+        </w:tc>
+        <w:tc>
+          <w:tcPr/>
+          <w:p>
+            <w:pPr>
+              <w:pStyle w:val="Compact"/>
+            </w:pPr>
+            <w:r>
+              <w:t xml:space="preserve">Источник; где отражено</w:t>
+            </w:r>
+          </w:p>
+        </w:tc>
+      </w:tr>
+      <w:tr>
+        <w:tc>
+          <w:tcPr/>
+          <w:p>
+            <w:pPr>
+              <w:pStyle w:val="Compact"/>
+            </w:pPr>
+            <w:r>
+              <w:t xml:space="preserve">Федеральные акты, проекты, разъяснения, сообщения Минтруда о вариативном меню за 09–13.10.2026</w:t>
+            </w:r>
+          </w:p>
+        </w:tc>
+        <w:tc>
+          <w:tcPr/>
+          <w:p>
+            <w:pPr>
+              <w:pStyle w:val="Compact"/>
+            </w:pPr>
+            <w:r>
+              <w:t xml:space="preserve">Не обнаружено</w:t>
+            </w:r>
+          </w:p>
+        </w:tc>
+        <w:tc>
+          <w:tcPr/>
+          <w:p>
+            <w:pPr>
+              <w:pStyle w:val="Compact"/>
+            </w:pPr>
+            <w:r>
+              <w:t xml:space="preserve">прил. В</w:t>
+            </w:r>
+          </w:p>
+        </w:tc>
+      </w:tr>
+      <w:tr>
+        <w:tc>
+          <w:tcPr/>
+          <w:p>
+            <w:pPr>
+              <w:pStyle w:val="Compact"/>
+            </w:pPr>
+            <w:r>
+              <w:t xml:space="preserve">Нормативы социального питания СПб на 2027 г.; СБКС; Москва № 1068; Иркутск 14.02.2025; ТЗ Серафимовского 32616197209</w:t>
+            </w:r>
+          </w:p>
+        </w:tc>
+        <w:tc>
+          <w:tcPr/>
+          <w:p>
+            <w:pPr>
+              <w:pStyle w:val="Compact"/>
+            </w:pPr>
+            <w:r>
+              <w:t xml:space="preserve">Нового первоисточника нет; ЕИС по-прежнему недоступна</w:t>
+            </w:r>
+          </w:p>
+        </w:tc>
+        <w:tc>
+          <w:tcPr/>
+          <w:p>
+            <w:pPr>
+              <w:pStyle w:val="Compact"/>
+            </w:pPr>
+            <w:r>
+              <w:t xml:space="preserve">gaps п. 40, 42–45</w:t>
+            </w:r>
+          </w:p>
+        </w:tc>
+      </w:tr>
+      <w:tr>
+        <w:tc>
+          <w:tcPr/>
+          <w:p>
+            <w:pPr>
+              <w:pStyle w:val="Compact"/>
+            </w:pPr>
+            <w:r>
+              <w:t xml:space="preserve">МО № 20РВ-108; проверочные листы Томской (№ 53) и Амурской (№ 766) обл.</w:t>
+            </w:r>
+          </w:p>
+        </w:tc>
+        <w:tc>
+          <w:tcPr/>
+          <w:p>
+            <w:pPr>
+              <w:pStyle w:val="Compact"/>
+            </w:pPr>
+            <w:r>
+              <w:t xml:space="preserve">Реквизиты подтверждены (publication.pravo.gov.ru / сайт минсоцразвития МО); полный текст PDF из среды не скачивается (таймаут / страница-заглушка) — содержание о питании/выборе не установлено</w:t>
+            </w:r>
+          </w:p>
+        </w:tc>
+        <w:tc>
+          <w:tcPr/>
+          <w:p>
+            <w:pPr>
+              <w:pStyle w:val="Compact"/>
+            </w:pPr>
+            <w:r>
+              <w:t xml:space="preserve">gaps п. 48</w:t>
+            </w:r>
+          </w:p>
+        </w:tc>
+      </w:tr>
+      <w:tr>
+        <w:tc>
+          <w:tcPr/>
+          <w:p>
+            <w:pPr>
+              <w:pStyle w:val="Compact"/>
+            </w:pPr>
+            <w:r>
+              <w:t xml:space="preserve">Новые закупки «по вариативному меню»</w:t>
+            </w:r>
+          </w:p>
+        </w:tc>
+        <w:tc>
+          <w:tcPr/>
+          <w:p>
+            <w:pPr>
+              <w:pStyle w:val="Compact"/>
+            </w:pPr>
+            <w:r>
+              <w:t xml:space="preserve">Открыты карточки, не вошедшие 08.10.2026: Самарский областной геронтологический центр (№ 0142200001326016552 — формулировка в предмете); ДСО «Сызранский» (№ 0142200001326016098 / 6175 — «вариативное» в имени файла меню). ТЗ и xlsx не прочитаны</w:t>
+            </w:r>
+          </w:p>
+        </w:tc>
+        <w:tc>
+          <w:tcPr/>
+          <w:p>
+            <w:pPr>
+              <w:pStyle w:val="Compact"/>
+            </w:pPr>
+            <w:r>
+              <w:t xml:space="preserve">[94]; п. 4.10</w:t>
+            </w:r>
+          </w:p>
+        </w:tc>
+      </w:tr>
+      <w:tr>
+        <w:tc>
+          <w:tcPr/>
+          <w:p>
+            <w:pPr>
+              <w:pStyle w:val="Compact"/>
+            </w:pPr>
+            <w:r>
+              <w:t xml:space="preserve">Практики учреждений вне окна (Тальменский ДСО / ПНИ, Алтайский край; ПНИ «Черемушки»)</w:t>
+            </w:r>
+          </w:p>
+        </w:tc>
+        <w:tc>
+          <w:tcPr/>
+          <w:p>
+            <w:pPr>
+              <w:pStyle w:val="Compact"/>
+            </w:pPr>
+            <w:r>
+              <w:t xml:space="preserve">Посты VK 2025 г. / без года в мобильной выдаче; в корпус не внесены (вне окна мониторинга; год «Черемушек» не подтверждён)</w:t>
+            </w:r>
+          </w:p>
+        </w:tc>
+        <w:tc>
+          <w:tcPr/>
+          <w:p>
+            <w:pPr>
+              <w:pStyle w:val="Compact"/>
+            </w:pPr>
+            <w:r>
+              <w:t xml:space="preserve">не внесено</w:t>
+            </w:r>
+          </w:p>
+        </w:tc>
+      </w:tr>
+    </w:tbl>
+    <w:p>
+      <w:pPr>
+        <w:pStyle w:val="BodyText"/>
+      </w:pPr>
+      <w:r>
+        <w:rPr>
+          <w:b/>
+          <w:bCs/>
+        </w:rPr>
+        <w:t xml:space="preserve">Что следует из дополнения.</w:t>
+      </w:r>
+      <w:r>
+        <w:t xml:space="preserve"> </w:t>
+      </w:r>
+      <w:r>
+        <w:t xml:space="preserve">Нормативного события за выходные и начало недели не было. Существенное — уточнение самарской карты аутсорсинга: учреждений с «по вариативному меню» в предмете стало семь (добавлен геронтологический центр); отдельно зафиксирован Сызрань с оговоркой о силе доказательства. Число позиций в списке источников без изменений (159); позиция [94] расширена.</w:t>
+      </w:r>
+    </w:p>
     <w:bookmarkEnd w:id="183"/>
-    <w:bookmarkStart w:id="184" w:name="X36b130cc06a71f9d9b32d87d2152945ef35741a"/>
+    <w:bookmarkEnd w:id="184"/>
+    <w:bookmarkStart w:id="185" w:name="X36b130cc06a71f9d9b32d87d2152945ef35741a"/>
     <w:p>
       <w:pPr>
         <w:pStyle w:val="Heading1"/>
@@ -41663,7 +40471,7 @@
         </w:tc>
       </w:tr>
     </w:tbl>
-    <w:bookmarkEnd w:id="184"/>
+    <w:bookmarkEnd w:id="185"/>
     <w:sectPr>
       <w:footnotePr>
         <w:numRestart w:val="eachSect"/>

--- a/raw/sources/variativnoe-menu-doklad-2026-v2/doklad.docx
+++ b/raw/sources/variativnoe-menu-doklad-2026-v2/doklad.docx
@@ -31,9 +31,35 @@
         <w:pStyle w:val="Date"/>
       </w:pPr>
       <w:r>
-        <w:t xml:space="preserve">Санкт-Петербург, 9 октября 2026 г.</w:t>
-      </w:r>
-    </w:p>
+        <w:t xml:space="preserve">Санкт-Петербург, 16 октября 2026 г.</w:t>
+      </w:r>
+    </w:p>
+    <w:sdt>
+      <w:sdtPr>
+        <w:docPartObj>
+          <w:docPartGallery w:val="Table of Contents"/>
+          <w:docPartUnique/>
+        </w:docPartObj>
+      </w:sdtPr>
+      <w:sdtContent>
+        <w:p>
+          <w:pPr>
+            <w:pStyle w:val="TOCHeading"/>
+          </w:pPr>
+          <w:r>
+            <w:t xml:space="preserve">Table of Contents</w:t>
+          </w:r>
+        </w:p>
+        <w:p>
+          <w:r>
+            <w:fldChar w:fldCharType="begin" w:dirty="true"/>
+            <w:instrText xml:space="preserve">TOC \o "1-3" \h \z \u</w:instrText>
+            <w:fldChar w:fldCharType="separate"/>
+            <w:fldChar w:fldCharType="end"/>
+          </w:r>
+        </w:p>
+      </w:sdtContent>
+    </w:sdt>
     <w:bookmarkStart w:id="20" w:name="сведения-о-документе"/>
     <w:p>
       <w:pPr>
@@ -127,7 +153,7 @@
         <w:t xml:space="preserve"> </w:t>
       </w:r>
       <w:r>
-        <w:t xml:space="preserve">Нормативные акты сверены по открытым источникам на 05.10.2026; позиции, перепроверенные в седьмом проходе, — на 06.10.2026, сведения об определении Верховного Суда № 303-ЭС25-15393 и о документации конкурса ДСО «Серафимовский» № 32616197209 — на 07.10.2026, сведения о закупках учреждений Самарской области — на 08.10.2026 (дополнения перечня — 13.10.2026 и 14.10.2026), обзор событий госсектора за 28.09–09.10.2026 — на 09.10.2026, ежедневная проверка 09.10–13.10.2026 — на 13.10.2026, проверка 14.10.2026 — на 14.10.2026, проверка 15.10.2026 — на 15.10.2026, проверка 16.10.2026 (№ 20РВ-108) — на 16.10.2026 (прил. В). Санитарные требования излагаются в двух временных слоях: СанПиН 2.3/2.4.3590-20 — для периода по 31.08.2026 включительно (в том числе для материалов семинара 25–27.08.2026), СанПиН 2.3/2.4.4282-26 — начиная с 01.09.2026 [2, 3].</w:t>
+        <w:t xml:space="preserve">Нормативные акты сверены по открытым источникам на 05.10.2026; отдельные позиции перепроверены и дополнены в ходе проверок 06.10–16.10.2026, сведения о практике учреждений и закупках учтены по состоянию на 16.10.2026 (даты по каждой проверке — в приложении В). Санитарные требования излагаются в двух временных слоях: СанПиН 2.3/2.4.3590-20 — для периода по 31.08.2026 включительно (в том числе для материалов семинара 25–27.08.2026), СанПиН 2.3/2.4.4282-26 — начиная с 01.09.2026 [2, 3].</w:t>
       </w:r>
     </w:p>
     <w:p>
@@ -1374,7 +1400,7 @@
         <w:t xml:space="preserve"> </w:t>
       </w:r>
       <w:r>
-        <w:t xml:space="preserve">Только в психоневрологических интернатах России, по подсчёту проекта «Если быть точным», на 2024 г. насчитывалось 466 учреждений и около 139 тыс. жителей, 74 % которых признаны недееспособными [4]; к ним присоединяются жители домов-интернатов общего типа, общая численность которых в источниках с проверяемыми реквизитами не найдена. Приём пищи повторяется в их жизни несколько раз в день и составляет ту её часть, где выбор технически осуществим. Между тем питание в таких учреждениях организовано как обеспечение: регион утверждает суточный набор продуктов в граммах, пищеблок составляет цикличное меню и меню-раскладку, отделение получает одинаковые порции. Выбор в этой конструкции не запрещён, но и не предусмотрен; он возникает там, где его вводит само учреждение, и исчезает вместе с тем, кто его ввёл.</w:t>
+        <w:t xml:space="preserve">Только в психоневрологических интернатах России, по подсчёту проекта «Если быть точным», на 2024 г. насчитывалось 466 учреждений и около 139 тыс. жителей, 74 % которых признаны недееспособными [4]; к ним присоединяются жители домов-интернатов общего типа, общая численность которых в источниках с проверяемыми реквизитами не найдена. Приём пищи повторяется в их жизни несколько раз в день и составляет ту её часть, где выбор технически осуществим. Между тем питание в таких учреждениях организовано как обеспечение: регион утверждает суточный набор продуктов в граммах, пищеблок составляет цикличное меню и меню-раскладку, отделение получает одинаковые порции. Выбор в этой конструкции не запрещён, но и не предусмотрен, и его наличие определяется инициативой самого учреждения.</w:t>
       </w:r>
     </w:p>
     <w:p>
@@ -1382,7 +1408,7 @@
         <w:pStyle w:val="BodyText"/>
       </w:pPr>
       <w:r>
-        <w:t xml:space="preserve">С 2024 г. в открытых источниках появляются сообщения о вариативном питании в психоневрологических интернатах Новосибирской области, в учреждениях Иркутской области и в ДСО «Серафимовский» Санкт-Петербурга [5–21]. В 2026 г. тема стала предметом работы рабочей группы Минтруда России и межрегионального семинара 25–27.08.2026. Руководитель учреждения формулирует вопрос предельно просто: допустимо ли подавать два вторых блюда, не нарушая норм питания, санитарных правил и закупочного законодательства, и какие документы держать наготове на случай проверки. Простого ответа нет, поскольку три слоя права — социальный, санитарный и закупочный — складывались независимо друг от друга, и ни один из них о выборе не говорит.</w:t>
+        <w:t xml:space="preserve">С 2024 г. в открытых источниках появляются сообщения о вариативном питании в психоневрологических интернатах Новосибирской области, в учреждениях Иркутской области и в ДСО «Серафимовский» Санкт-Петербурга [5–21]. В 2026 г. тема стала предметом работы рабочей группы Минтруда России и межрегионального семинара 25–27.08.2026. Для руководителя учреждения вопрос состоит в следующем: допустимо ли подавать два вторых блюда, не нарушая норм питания, санитарных правил и закупочного законодательства, и какие документы держать наготове на случай проверки. Однозначного ответа нет, поскольку три слоя права — социальный, санитарный и закупочный — складывались независимо друг от друга, и ни один из них о выборе не говорит.</w:t>
       </w:r>
     </w:p>
     <w:p>
@@ -1592,7 +1618,7 @@
         <w:t xml:space="preserve"> </w:t>
       </w:r>
       <w:r>
-        <w:t xml:space="preserve">Доклад не назначает диет, текстур и лечебного питания: эти решения принадлежат врачу, и подменять их доклад не берётся. Сведения о практике учреждений извлечены из их публичных сообщений и аудитом не являются. Стоимость питания приводится лишь по опубликованным источникам, а расчёты без источника помечены как иллюстративные. Тексты нескольких региональных актов известны по первой редакции обзора и заново не сверялись, о чём сказано при их изложении. Автор возглавляет одно из описываемых учреждений; этот конфликт интересов раскрыт выше и учтён при изложении соответствующего кейса.</w:t>
+        <w:t xml:space="preserve">Доклад не назначает диет, текстур и лечебного питания: эти решения принадлежат врачу. Сведения о практике учреждений извлечены из их публичных сообщений и аудитом не являются. Стоимость питания приводится лишь по опубликованным источникам, а расчёты без источника помечены как иллюстративные. Тексты нескольких региональных актов известны по первой редакции обзора и заново не сверялись, о чём сказано при их изложении. Автор возглавляет одно из описываемых учреждений; этот конфликт интересов раскрыт выше и учтён при изложении соответствующего кейса.</w:t>
       </w:r>
     </w:p>
     <w:p>
@@ -1610,7 +1636,7 @@
         <w:t xml:space="preserve"> </w:t>
       </w:r>
       <w:r>
-        <w:t xml:space="preserve">По сравнению с первой редакцией [1]: (а) в анализ введён приказ Минтруда России № 520н — действующие федеральные рекомендуемые нормы питания; (б) санитарный блок переписан под СанПиН 4282-26 с постатейным сопоставлением; (в) установлено, что таблица замен СанПиН относится к разделу о питании детей, а нормы взаимозаменяемости методических рекомендаций 2002 г. содержатся в приложении № 7, а не № 6; (г) добавлен анализ Закона № 3185-1 применительно к ПНИ; (д) исправлены ссылки на ограничение платы в 75 % и на статьи КоАП; (е) добавлены разделы о научных данных (около двадцати исследований и руководств), зарубежных нормах и восьми российских кейсах; (ж) практическая часть расширена до шестнадцати сценариев; (з) прочитаны полные тексты норм питания шести субъектов и показано, что нормы выражены в разных единицах (брутто и нетто); (и) добавлены тарифы Санкт-Петербурга на 2026 г., порядок государственного контроля по ст. 33 442-ФЗ, проверочный лист Роструда 2026 г. и выводы контрольно-счётной палаты о документальной цепочке питания; (к) перечень противоречий расширен до сорока семи позиций, включая четыре ошибки самой второй редакции, исправленные при дополнении; (л) сопоставление СанПиН 3590-20 и 4282-26 сверено с официальной публикацией, разведены шкалы М0–М5 и ступени участия, снят разнобой канона о порядке каналов воли, разведены норма и толкование о кормлении против воли, добавлены протокол трёх отказов, правовой чек-лист для прокурорской проверки, проверка международных опор, 90-дневный пилот с показателями и первичные тексты петербургских актов (приложение Г); (м) текст прошёл академическую редакцию, введены глоссарий, выводы по главам и библиографический список по ГОСТ Р 7.0.100-2018. Полный перечень изменений приведён в приложении В.</w:t>
+        <w:t xml:space="preserve">По сравнению с первой редакцией [1]: (а) в анализ введён приказ Минтруда России № 520н — действующие федеральные рекомендуемые нормы питания; (б) санитарный блок переписан под СанПиН 4282-26 с постатейным сопоставлением; (в) установлено, что таблица замен СанПиН относится к разделу о питании детей, а нормы взаимозаменяемости методических рекомендаций 2002 г. содержатся в приложении № 7, а не № 6; (г) добавлен анализ Закона № 3185-1 применительно к ПНИ; (д) исправлены ссылки на ограничение платы в 75 % и на статьи КоАП; (е) добавлены разделы о научных данных (около двадцати исследований и руководств), зарубежных нормах и российских практиках (девять учреждений и закупки Самарской области); (ж) практическая часть расширена до шестнадцати сценариев; (з) прочитаны полные тексты норм питания шести субъектов и показано, что нормы выражены в разных единицах (брутто и нетто); (и) добавлены тарифы Санкт-Петербурга на 2026 г., порядок государственного контроля по ст. 33 442-ФЗ, проверочный лист Роструда 2026 г. и выводы контрольно-счётной палаты о документальной цепочке питания; (к) перечень противоречий расширен до сорока семи позиций, включая четыре ошибки самой второй редакции, исправленные при дополнении; (л) сопоставление СанПиН 3590-20 и 4282-26 сверено с официальной публикацией, разведены шкалы М0–М5 и ступени участия, снят разнобой канона о порядке каналов воли, разведены норма и толкование о кормлении против воли, добавлены протокол трёх отказов, правовой чек-лист для прокурорской проверки, проверка международных опор, 90-дневный пилот с показателями и первичные тексты петербургских актов (приложение Г); (м) текст прошёл академическую редакцию, введены глоссарий, выводы по главам и библиографический список по ГОСТ Р 7.0.100-2018; в сводной редакции устранены повторы. Полный перечень изменений приведён в приложении В.</w:t>
       </w:r>
     </w:p>
     <w:p>
@@ -1638,6 +1664,15 @@
         <w:pStyle w:val="Heading1"/>
       </w:pPr>
       <w:r>
+        <w:rPr>
+          <w:rStyle w:val="SectionNumber"/>
+        </w:rPr>
+        <w:t xml:space="preserve">1</w:t>
+      </w:r>
+      <w:r>
+        <w:tab/>
+      </w:r>
+      <w:r>
         <w:t xml:space="preserve">Понятия и разграничения</w:t>
       </w:r>
     </w:p>
@@ -1647,6 +1682,15 @@
         <w:pStyle w:val="Heading2"/>
       </w:pPr>
       <w:r>
+        <w:rPr>
+          <w:rStyle w:val="SectionNumber"/>
+        </w:rPr>
+        <w:t xml:space="preserve">1.1</w:t>
+      </w:r>
+      <w:r>
+        <w:tab/>
+      </w:r>
+      <w:r>
         <w:t xml:space="preserve">Учреждения: два правовых режима одного стола</w:t>
       </w:r>
     </w:p>
@@ -1671,7 +1715,7 @@
         <w:pStyle w:val="BodyText"/>
       </w:pPr>
       <w:r>
-        <w:t xml:space="preserve">Психоневрологические интернаты подчинены тому же закону, но к ним применяется и Закон № 3185-1. Его ст. 43 распространяет на лиц, проживающих в стационарных организациях социального обслуживания для лиц с психическими расстройствами, права, предусмотренные частями второй и четвёртой ст. 37, а обязанности организации по созданию условий для их реализации связывает со ст. 39 и законодательством о социальном обслуживании [26]. В числе прав ч. 2 ст. 37 названо право «исполнять религиозные обряды, соблюдать религиозные каноны, в том числе пост», если это не нарушает внутреннего распорядка [26]. Это единственная обнаруженная норма федерального закона, прямо касающаяся содержимого тарелки жителя: пост для проживающего в ПНИ — его право, а не снисхождение пищеблока. С 01.09.2025 та же обязанность подзаконным актом распространена на все организации социального обслуживания: Правила, утверждённые приказом Минтруда России № 305н, обязывают их «обеспечивать условия для исполнения религиозных обрядов, соблюдения религиозных канонов, в том числе постов» (подп. 15 п. 20) [27] (подробнее — п. 2.4). Первая редакция обзора Закона № 3185-1 не упоминала [1], что для ПНИ составляет заметный пропуск.</w:t>
+        <w:t xml:space="preserve">Психоневрологические интернаты подчинены тому же закону, но к ним применяется и Закон № 3185-1. Его ст. 43 распространяет на лиц, проживающих в стационарных организациях социального обслуживания для лиц с психическими расстройствами, права, предусмотренные частями второй и четвёртой ст. 37, а обязанности организации по созданию условий для их реализации связывает со ст. 39 и законодательством о социальном обслуживании [26]. В числе прав ч. 2 ст. 37 названо право «исполнять религиозные обряды, соблюдать религиозные каноны, в том числе пост», если это не нарушает внутреннего распорядка [26]. Это единственная обнаруженная норма федерального закона, прямо касающаяся состава пищи жителя: соблюдение поста проживающим в ПНИ составляет его право. С 01.09.2025 та же обязанность подзаконным актом распространена на все организации социального обслуживания: Правила, утверждённые приказом Минтруда России № 305н, обязывают их «обеспечивать условия для исполнения религиозных обрядов, соблюдения религиозных канонов, в том числе постов» (подп. 15 п. 20) [27] (подробнее — п. 2.4). Первая редакция обзора Закона № 3185-1 не упоминала [1]; для ПНИ это существенный пробел.</w:t>
       </w:r>
     </w:p>
     <w:p>
@@ -1689,6 +1733,15 @@
         <w:pStyle w:val="Heading2"/>
       </w:pPr>
       <w:r>
+        <w:rPr>
+          <w:rStyle w:val="SectionNumber"/>
+        </w:rPr>
+        <w:t xml:space="preserve">1.2</w:t>
+      </w:r>
+      <w:r>
+        <w:tab/>
+      </w:r>
+      <w:r>
         <w:t xml:space="preserve">Четыре словаря</w:t>
       </w:r>
     </w:p>
@@ -1697,7 +1750,7 @@
         <w:pStyle w:val="FirstParagraph"/>
       </w:pPr>
       <w:r>
-        <w:t xml:space="preserve">Словосочетанием «вариативное меню» в отрасли обозначают по меньшей мере четыре различных явления, и из их смешения проистекает бо́льшая часть споров — как с проверяющими, так и внутри самих учреждений.</w:t>
+        <w:t xml:space="preserve">Словосочетанием «вариативное меню» в отрасли обозначают по меньшей мере четыре различных явления; их смешение порождает споры как с проверяющими, так и внутри учреждений.</w:t>
       </w:r>
     </w:p>
     <w:p>
@@ -1715,7 +1768,7 @@
         <w:t xml:space="preserve"> </w:t>
       </w:r>
       <w:r>
-        <w:t xml:space="preserve">обеспечивает разнообразие во времени: набор блюд повторяется через 7, 10, 14 или 21 день. Для детских организаций цикличное меню обязательно в силу санитарных правил (не менее двух недель, п. 59 подп. 4 СанПиН 4282-26 [3]), тогда как во взрослых учреждениях оно сложилось как устойчивая практика. Выбора жителю оно не предоставляет: формула «четырнадцать дней без повторов» характеризует меню, а не свободу человека.</w:t>
+        <w:t xml:space="preserve">обеспечивает разнообразие во времени: набор блюд повторяется через 7, 10, 14 или 21 день. Для детских организаций цикличное меню обязательно в силу санитарных правил (не менее двух недель, п. 59 подп. 4 СанПиН 4282-26 [3]), тогда как во взрослых учреждениях оно сложилось как устойчивая практика. Выбора жителю оно не предоставляет: признак «четырнадцать дней без повторов» характеризует меню, а не возможности жителя.</w:t>
       </w:r>
     </w:p>
     <w:p>
@@ -1733,7 +1786,7 @@
         <w:t xml:space="preserve"> </w:t>
       </w:r>
       <w:r>
-        <w:t xml:space="preserve">(нормы взаимозаменяемости) служит инструментом склада и раскладки: при отсутствии продукта он заменяется другим в количестве, эквивалентном по пищевой ценности. Таблица защищает норму, а не выбор; гречка, заменённая рисом «по остаткам», есть замена, а не вариант. Место таблицы замен для взрослых в системе права рассмотрено в п. 2.6.</w:t>
+        <w:t xml:space="preserve">(нормы взаимозаменяемости) служит инструментом склада и раскладки: при отсутствии продукта он заменяется другим в количестве, эквивалентном по пищевой ценности. Таблица обеспечивает выполнение нормы и выбора не создаёт: гречка, заменённая рисом «по остаткам», — замена, а не вариант. Место таблицы замен для взрослых в системе права рассмотрено в п. 2.6.</w:t>
       </w:r>
     </w:p>
     <w:p>
@@ -1777,7 +1830,7 @@
         <w:pStyle w:val="BodyText"/>
       </w:pPr>
       <w:r>
-        <w:t xml:space="preserve">Четыре словаря разграничивает один вопрос: что изменилось сегодня в тарелке конкретного жителя и кто принял это решение? Если решили регион и пищеблок, речь идёт о цикле или замене; если врач — о персонализации; если сам житель (а при невозможности высказаться — по наблюдаемым признакам его воли) — о выборе.</w:t>
+        <w:t xml:space="preserve">Критерием разграничения служит вопрос о том, кто принял решение о составе порции конкретного жителя в данный день. Если решили регион и пищеблок, речь идёт о цикле или замене; если врач — о персонализации; если сам житель (а при невозможности высказаться — по наблюдаемым признакам его воли) — о выборе.</w:t>
       </w:r>
     </w:p>
     <w:bookmarkEnd w:id="26"/>
@@ -1787,6 +1840,15 @@
         <w:pStyle w:val="Heading2"/>
       </w:pPr>
       <w:r>
+        <w:rPr>
+          <w:rStyle w:val="SectionNumber"/>
+        </w:rPr>
+        <w:t xml:space="preserve">1.3</w:t>
+      </w:r>
+      <w:r>
+        <w:tab/>
+      </w:r>
+      <w:r>
         <w:t xml:space="preserve">Три определения в разных слоях материалов</w:t>
       </w:r>
     </w:p>
@@ -1795,7 +1857,7 @@
         <w:pStyle w:val="FirstParagraph"/>
       </w:pPr>
       <w:r>
-        <w:t xml:space="preserve">В материалах, на которые опирается доклад, вариативное меню определено неодинаково, и это расхождение необходимо удерживать в поле зрения.</w:t>
+        <w:t xml:space="preserve">В материалах, на которые опирается доклад, вариативное меню определено неодинаково.</w:t>
       </w:r>
     </w:p>
     <w:tbl>
@@ -1959,7 +2021,7 @@
         <w:pStyle w:val="BodyText"/>
       </w:pPr>
       <w:r>
-        <w:t xml:space="preserve">Узкое определение удобно для проверки: его исполнение видно в журнале и на линии раздачи. Широкое удобно для отчёта, поскольку под него подпадает почти любая перемена. Доклад пользуется узким определением и особо оговаривает случаи предварительного заказа. Заказ накануне, на котором построена практика ДСО «Серафимовский» [21], по узкому определению признаётся выбором при условии, что заказанное блюдо фактически подаётся заказавшему; заказ на неделю вперёд представляет собой выбор с отсрочкой, при котором право изменить решение в день подачи становится самостоятельным вопросом.</w:t>
+        <w:t xml:space="preserve">Исполнение узкого определения проверяемо по журналу и на линии раздачи; под широкое подпадает почти любое изменение меню. Доклад пользуется узким определением; порядок квалификации предварительного заказа, на котором построена практика ДСО «Серафимовский» [21], изложен в п. 1.3.1.</w:t>
       </w:r>
     </w:p>
     <w:bookmarkStart w:id="27" w:name="что-вариативным-меню-не-является"/>
@@ -1967,6 +2029,15 @@
       <w:pPr>
         <w:pStyle w:val="Heading3"/>
       </w:pPr>
+      <w:r>
+        <w:rPr>
+          <w:rStyle w:val="SectionNumber"/>
+        </w:rPr>
+        <w:t xml:space="preserve">1.3.1</w:t>
+      </w:r>
+      <w:r>
+        <w:tab/>
+      </w:r>
       <w:r>
         <w:t xml:space="preserve">Что вариативным меню не является</w:t>
       </w:r>
@@ -2280,52 +2351,7 @@
         <w:pStyle w:val="BodyText"/>
       </w:pPr>
       <w:r>
-        <w:t xml:space="preserve">Формы, которые доклад признаёт выбором, различаются моментом решения.</w:t>
-      </w:r>
-      <w:r>
-        <w:t xml:space="preserve"> </w:t>
-      </w:r>
-      <w:r>
-        <w:rPr>
-          <w:b/>
-          <w:bCs/>
-        </w:rPr>
-        <w:t xml:space="preserve">Выбор в момент еды</w:t>
-      </w:r>
-      <w:r>
-        <w:t xml:space="preserve"> </w:t>
-      </w:r>
-      <w:r>
-        <w:t xml:space="preserve">— на линии раздачи или у тележки — представляет узкое определение в чистом виде.</w:t>
-      </w:r>
-      <w:r>
-        <w:t xml:space="preserve"> </w:t>
-      </w:r>
-      <w:r>
-        <w:rPr>
-          <w:b/>
-          <w:bCs/>
-        </w:rPr>
-        <w:t xml:space="preserve">Предварительный заказ</w:t>
-      </w:r>
-      <w:r>
-        <w:t xml:space="preserve">, накануне или на неделю, признаётся выбором при условии, что заказанное подано заказавшему и в день подачи решение может быть изменено.</w:t>
-      </w:r>
-      <w:r>
-        <w:t xml:space="preserve"> </w:t>
-      </w:r>
-      <w:r>
-        <w:rPr>
-          <w:b/>
-          <w:bCs/>
-        </w:rPr>
-        <w:t xml:space="preserve">Самостоятельная комплектация</w:t>
-      </w:r>
-      <w:r>
-        <w:t xml:space="preserve"> </w:t>
-      </w:r>
-      <w:r>
-        <w:t xml:space="preserve">— линия самообслуживания или ежедневный «шведский стол» — соответствует модели М3. Предварительный заказ без права изменить решение в день подачи доклад квалифицирует как выбор с отсрочкой и предлагает отмечать его в отчёте особо (толкование).</w:t>
+        <w:t xml:space="preserve">Формы, которые доклад признаёт выбором, различаются моментом решения. Выбор в момент еды — на линии раздачи или у тележки — соответствует узкому определению непосредственно. Предварительный заказ (накануне или на неделю) признаётся выбором при условии, что заказанное блюдо фактически подано заказавшему; если решение нельзя изменить в день подачи, такой заказ квалифицируется как выбор с отсрочкой и отмечается в отчёте особо (толкование). Самостоятельная комплектация — линия самообслуживания или ежедневный «шведский стол» — соответствует модели М3.</w:t>
       </w:r>
     </w:p>
     <w:bookmarkEnd w:id="27"/>
@@ -2335,6 +2361,15 @@
       <w:pPr>
         <w:pStyle w:val="Heading2"/>
       </w:pPr>
+      <w:r>
+        <w:rPr>
+          <w:rStyle w:val="SectionNumber"/>
+        </w:rPr>
+        <w:t xml:space="preserve">1.4</w:t>
+      </w:r>
+      <w:r>
+        <w:tab/>
+      </w:r>
       <w:r>
         <w:t xml:space="preserve">Три шкалы, которые нельзя склеивать</w:t>
       </w:r>
@@ -2676,6 +2711,15 @@
         <w:pStyle w:val="Heading3"/>
       </w:pPr>
       <w:r>
+        <w:rPr>
+          <w:rStyle w:val="SectionNumber"/>
+        </w:rPr>
+        <w:t xml:space="preserve">1.4.1</w:t>
+      </w:r>
+      <w:r>
+        <w:tab/>
+      </w:r>
+      <w:r>
         <w:t xml:space="preserve">М1 и ступень 1: одинаковая цифра, разные вещи</w:t>
       </w:r>
     </w:p>
@@ -2684,7 +2728,7 @@
         <w:pStyle w:val="FirstParagraph"/>
       </w:pPr>
       <w:r>
-        <w:t xml:space="preserve">Совпадение цифр у двух шкал — главный источник путаницы, причём в отчётах она встречается чаще, чем в спорах.</w:t>
+        <w:t xml:space="preserve">Совпадение цифр у двух шкал создаёт путаницу, прежде всего в отчётах.</w:t>
       </w:r>
       <w:r>
         <w:t xml:space="preserve"> </w:t>
@@ -3028,6 +3072,15 @@
         <w:pStyle w:val="Heading2"/>
       </w:pPr>
       <w:r>
+        <w:rPr>
+          <w:rStyle w:val="SectionNumber"/>
+        </w:rPr>
+        <w:t xml:space="preserve">1.5</w:t>
+      </w:r>
+      <w:r>
+        <w:tab/>
+      </w:r>
+      <w:r>
         <w:t xml:space="preserve">Питание как социальная услуга</w:t>
       </w:r>
     </w:p>
@@ -3080,6 +3133,15 @@
         <w:pStyle w:val="Heading2"/>
       </w:pPr>
       <w:r>
+        <w:rPr>
+          <w:rStyle w:val="SectionNumber"/>
+        </w:rPr>
+        <w:t xml:space="preserve">1.6</w:t>
+      </w:r>
+      <w:r>
+        <w:tab/>
+      </w:r>
+      <w:r>
         <w:t xml:space="preserve">Краткая история регулирования</w:t>
       </w:r>
     </w:p>
@@ -3088,7 +3150,7 @@
         <w:pStyle w:val="FirstParagraph"/>
       </w:pPr>
       <w:r>
-        <w:t xml:space="preserve">Хронология необходима потому, что в современной практике одновременно действуют документы пяти десятилетий.</w:t>
+        <w:t xml:space="preserve">В практике одновременно применяются документы, принятые на протяжении пяти десятилетий; их хронология приведена в таблице.</w:t>
       </w:r>
     </w:p>
     <w:tbl>
@@ -3577,6 +3639,15 @@
         <w:pStyle w:val="Heading2"/>
       </w:pPr>
       <w:r>
+        <w:rPr>
+          <w:rStyle w:val="SectionNumber"/>
+        </w:rPr>
+        <w:t xml:space="preserve">1.7</w:t>
+      </w:r>
+      <w:r>
+        <w:tab/>
+      </w:r>
+      <w:r>
         <w:t xml:space="preserve">Выводы по главе 1</w:t>
       </w:r>
     </w:p>
@@ -3585,7 +3656,7 @@
         <w:pStyle w:val="FirstParagraph"/>
       </w:pPr>
       <w:r>
-        <w:t xml:space="preserve">Понятийный аппарат доклада держится на нескольких разграничениях, каждое из которых имеет практическое следствие. Во-первых, стационарные организации социального обслуживания существуют в двух правовых режимах: дом-интернат общего типа подчинён 442-ФЗ, бывший ПНИ — также Закону № 3185-1, причём переименование учреждения этого режима не меняет. Во-вторых, вариативное меню отличается от цикличного меню, таблицы замен и персонализации тем, кто принимает решение о содержимом тарелки; рабочим служит узкое определение — выбор в момент еды, а предварительный заказ признаётся выбором лишь при фактической подаче заказанного. В-третьих, модели раздачи М0–М5 и ступени участия 0–5 измеряют разные величины и в отчёте указываются раздельно. Наконец, федеральный критерий качества социально-бытовых услуг учитывает предпочтения получателя в одежде, но не в еде, поэтому учреждение, вводящее выбор, опирается на общие права получателя и собственные локальные акты. Эти разграничения задают рамку анализа федерального права в главе 2.</w:t>
+        <w:t xml:space="preserve">Понятийный аппарат доклада основан на четырёх разграничениях. Во-первых, стационарные организации социального обслуживания существуют в двух правовых режимах: дом-интернат общего типа подчинён 442-ФЗ, бывший ПНИ — также Закону № 3185-1, причём переименование учреждения этого режима не меняет. Во-вторых, вариативное меню отличается от цикличного меню, таблицы замен и персонализации тем, кто принимает решение о содержимом тарелки; рабочим служит узкое определение — выбор в момент еды, а предварительный заказ признаётся выбором лишь при фактической подаче заказанного. В-третьих, модели раздачи М0–М5 и ступени участия 0–5 измеряют разные величины и в отчёте указываются раздельно. Наконец, федеральный критерий качества социально-бытовых услуг учитывает предпочтения получателя в одежде, но не в еде, поэтому учреждение, вводящее выбор, опирается на общие права получателя и собственные локальные акты.</w:t>
       </w:r>
     </w:p>
     <w:bookmarkEnd w:id="33"/>
@@ -3596,6 +3667,15 @@
         <w:pStyle w:val="Heading1"/>
       </w:pPr>
       <w:r>
+        <w:rPr>
+          <w:rStyle w:val="SectionNumber"/>
+        </w:rPr>
+        <w:t xml:space="preserve">2</w:t>
+      </w:r>
+      <w:r>
+        <w:tab/>
+      </w:r>
+      <w:r>
         <w:t xml:space="preserve">Федеральное право</w:t>
       </w:r>
     </w:p>
@@ -3605,6 +3685,15 @@
         <w:pStyle w:val="Heading2"/>
       </w:pPr>
       <w:r>
+        <w:rPr>
+          <w:rStyle w:val="SectionNumber"/>
+        </w:rPr>
+        <w:t xml:space="preserve">2.1</w:t>
+      </w:r>
+      <w:r>
+        <w:tab/>
+      </w:r>
+      <w:r>
         <w:t xml:space="preserve">Конституционные и международные основания</w:t>
       </w:r>
     </w:p>
@@ -3613,7 +3702,7 @@
         <w:pStyle w:val="FirstParagraph"/>
       </w:pPr>
       <w:r>
-        <w:t xml:space="preserve">Конституция Российской Федерации о питании прямо не упоминает. Для темы значимы три её положения: охрана достоинства личности, которое ничто не может умалять (ст. 21), социальный характер государства, гарантирующего государственную поддержку пожилых граждан и инвалидов (ст. 7, 39), и право на охрану здоровья (ст. 41) [36]. Права на два вторых блюда из них не вывести; выводится иное: ограничения в повседневной жизни жителя должны иметь основание, а не проистекать из удобства организации (толкование).</w:t>
+        <w:t xml:space="preserve">Конституция Российской Федерации о питании прямо не упоминает. Для темы значимы три её положения: охрана достоинства личности, которое ничто не может умалять (ст. 21), социальный характер государства, гарантирующего государственную поддержку пожилых граждан и инвалидов (ст. 7, 39), и право на охрану здоровья (ст. 41) [36]. Права на выбор блюда из них не следует; следует лишь требование, чтобы ограничения в повседневной жизни жителя имели основание, а не вытекали из удобства организации (толкование).</w:t>
       </w:r>
     </w:p>
     <w:p>
@@ -3621,7 +3710,7 @@
         <w:pStyle w:val="BodyText"/>
       </w:pPr>
       <w:r>
-        <w:t xml:space="preserve">Из Конвенции ООН о правах инвалидов, ратифицированной Россией в 2012 г., к предмету доклада относятся три нормы: право на самостоятельный образ жизни и вовлечённость в местное сообщество (ст. 19), право на здоровье (ст. 25) и право на достаточный жизненный уровень, «включающий достаточное питание» (ст. 28) [37]. Комитет ООН по правам инвалидов в Замечании общего порядка № 1 (2014) к ст. 12 разъяснил, что замещающее принятие решений должно уступить место поддерживаемому [38]. Для ПНИ, где большинство жителей признаны недееспособными [4], это означает, что вопрос «может ли этот человек выбрать» следует ставить как вопрос о том, какая поддержка необходима, чтобы выбор принадлежал ему, а не закрывать ссылкой на недееспособность (толкование; правовые последствия Замечания для российских судов не исследуются).</w:t>
+        <w:t xml:space="preserve">Из Конвенции ООН о правах инвалидов, ратифицированной Россией в 2012 г., к предмету доклада относятся три нормы: право на самостоятельный образ жизни и вовлечённость в местное сообщество (ст. 19), право на здоровье (ст. 25) и право на достаточный жизненный уровень, «включающий достаточное питание» (ст. 28) [37]. Комитет ООН по правам инвалидов в Замечании общего порядка № 1 (2014) к ст. 12 разъяснил, что замещающее принятие решений должно уступить место поддерживаемому [38]. Для ПНИ, где большинство жителей признаны недееспособными [4], это означает, что вопрос о способности жителя выбрать следует решать через определение необходимой ему поддержки, а не снимать ссылкой на недееспособность (толкование; правовые последствия Замечания для российских судов не исследуются).</w:t>
       </w:r>
     </w:p>
     <w:bookmarkEnd w:id="35"/>
@@ -3631,6 +3720,15 @@
         <w:pStyle w:val="Heading2"/>
       </w:pPr>
       <w:r>
+        <w:rPr>
+          <w:rStyle w:val="SectionNumber"/>
+        </w:rPr>
+        <w:t xml:space="preserve">2.2</w:t>
+      </w:r>
+      <w:r>
+        <w:tab/>
+      </w:r>
+      <w:r>
         <w:t xml:space="preserve">Закон № 442-ФЗ</w:t>
       </w:r>
     </w:p>
@@ -3639,7 +3737,7 @@
         <w:pStyle w:val="FirstParagraph"/>
       </w:pPr>
       <w:r>
-        <w:t xml:space="preserve">По 442-ФЗ содержимое тарелки определяет субъект Российской Федерации. Органы государственной власти субъекта утверждают нормы питания в организациях социального обслуживания (ст. 8), перечень социальных услуг, порядок их предоставления и тарифы [24] —</w:t>
+        <w:t xml:space="preserve">По 442-ФЗ состав питания определяет субъект Российской Федерации. Органы государственной власти субъекта утверждают нормы питания в организациях социального обслуживания (ст. 8), перечень социальных услуг, порядок их предоставления и тарифы [24] —</w:t>
       </w:r>
       <w:r>
         <w:t xml:space="preserve"> </w:t>
@@ -3681,7 +3779,7 @@
         <w:pStyle w:val="BodyText"/>
       </w:pPr>
       <w:r>
-        <w:t xml:space="preserve">К последнему положению материалы семинара дают две различные ссылки: доклад «Не просто накормить» относит ограничение в 75 % к ч. 4 ст. 32 442-ФЗ, первая редакция обзора — к п. 35 приказа № 935н [1, 22]. Сверка текстов показала, что верны обе: п. 35 Примерного порядка дословно повторяет закон [25]. Источником нормы служит закон, приказ её воспроизводит; противоречия нет, есть лишь разная глубина ссылки.</w:t>
+        <w:t xml:space="preserve">К последнему положению материалы семинара дают две различные ссылки: доклад «Не просто накормить» относит ограничение в 75 % к ч. 4 ст. 32 442-ФЗ, первая редакция обзора — к п. 35 приказа № 935н [1, 22]. Сверка текстов показала, что верны обе: п. 35 Примерного порядка дословно повторяет закон [25]. Источником нормы служит закон, приказ её воспроизводит, поэтому противоречия нет.</w:t>
       </w:r>
     </w:p>
     <w:p>
@@ -3689,7 +3787,7 @@
         <w:pStyle w:val="BodyText"/>
       </w:pPr>
       <w:r>
-        <w:t xml:space="preserve">Для вариативного меню существеннее другое. Право на отказ от услуги (ст. 9) охватывает и отказ от конкретного блюда (толкование), но закон не определяет, что учреждение должно предложить взамен. Право на участие в составлении ИППСУ позволяет внести в программу пищевые предпочтения, однако федеральная форма программы для этого не предназначена; прямого права на ежедневный выбор блюда закон не содержит [23]. В режиме 442-ФЗ выбор возможен, но не гарантирован.</w:t>
+        <w:t xml:space="preserve">Для вариативного меню существенны два других положения. Право на отказ от услуги (ст. 9) охватывает и отказ от конкретного блюда (толкование), но закон не определяет, что учреждение должно предложить взамен. Право на участие в составлении ИППСУ позволяет внести в программу пищевые предпочтения, однако федеральная форма программы для этого не предназначена; прямого права на ежедневный выбор блюда закон не содержит [23]. В режиме 442-ФЗ выбор возможен, но не гарантирован.</w:t>
       </w:r>
     </w:p>
     <w:bookmarkEnd w:id="36"/>
@@ -3699,6 +3797,15 @@
         <w:pStyle w:val="Heading2"/>
       </w:pPr>
       <w:r>
+        <w:rPr>
+          <w:rStyle w:val="SectionNumber"/>
+        </w:rPr>
+        <w:t xml:space="preserve">2.3</w:t>
+      </w:r>
+      <w:r>
+        <w:tab/>
+      </w:r>
+      <w:r>
         <w:t xml:space="preserve">Примерный порядок (приказ № 935н)</w:t>
       </w:r>
     </w:p>
@@ -3707,7 +3814,7 @@
         <w:pStyle w:val="FirstParagraph"/>
       </w:pPr>
       <w:r>
-        <w:t xml:space="preserve">Приказ Минтруда России от 24.11.2014 № 935н утверждает Примерный порядок предоставления социальных услуг в стационарной форме [25]. Им установлено, что объём услуг рассчитывается с учётом норм питания (п. 16), а качество социально-бытовых услуг оценивается, в частности, по питанию из доброкачественных продуктов, удовлетворяющему потребности по калорийности и соответствующему нормам и санитарным требованиям (подп. 5 п. 19). Критерии полноты, своевременности и результативности (п. 18) общие для всех услуг. Как показано в п. 1.5, критерий качества упоминает «запросы» получателя применительно к одежде, но не к питанию.</w:t>
+        <w:t xml:space="preserve">Приказ Минтруда России от 24.11.2014 № 935н утверждает Примерный порядок предоставления социальных услуг в стационарной форме [25]. Его положения о питании (п. 16, подп. 5 п. 19) и асимметрия критериев качества, учитывающих «запросы» получателя применительно к одежде, но не к питанию, изложены в п. 1.5. Критерии полноты, своевременности и результативности (п. 18) общие для всех услуг.</w:t>
       </w:r>
     </w:p>
     <w:p>
@@ -3725,6 +3832,15 @@
         <w:pStyle w:val="Heading2"/>
       </w:pPr>
       <w:r>
+        <w:rPr>
+          <w:rStyle w:val="SectionNumber"/>
+        </w:rPr>
+        <w:t xml:space="preserve">2.4</w:t>
+      </w:r>
+      <w:r>
+        <w:tab/>
+      </w:r>
+      <w:r>
         <w:t xml:space="preserve">Правила организации деятельности (приказ № 305н)</w:t>
       </w:r>
     </w:p>
@@ -3733,7 +3849,7 @@
         <w:pStyle w:val="FirstParagraph"/>
       </w:pPr>
       <w:r>
-        <w:t xml:space="preserve">С 01.09.2025 действуют Правила организации деятельности организаций социального обслуживания, их структурных подразделений, утверждённые приказом Минтруда России от 14.05.2025 № 305н (зарегистрирован Минюстом России 02.06.2025 № 82485; действует до 01.09.2031) [27]. Приказ издан на основании п. 6 ч. 2 ст. 7 442-ФЗ и признал утратившим силу приказ Минтруда России от 24.11.2014 № 940н с изменениями. Ни первая редакция обзора, ни прежние материалы семинара этого акта не рассматривали [1, 22, 23], хотя для темы он весомее Примерного порядка: в отличие от приказа № 935н, Правила обращены непосредственно к организациям, а не к субъектам в качестве образца.</w:t>
+        <w:t xml:space="preserve">С 01.09.2025 действуют Правила организации деятельности организаций социального обслуживания, их структурных подразделений, утверждённые приказом Минтруда России от 14.05.2025 № 305н (зарегистрирован Минюстом России 02.06.2025 № 82485; действует до 01.09.2031) [27]. Приказ издан на основании п. 6 ч. 2 ст. 7 442-ФЗ и признал утратившим силу приказ Минтруда России от 24.11.2014 № 940н с изменениями. Ни первая редакция обзора, ни прежние материалы семинара этого акта не рассматривали [1, 22, 23]. Для темы он значимее Примерного порядка, поскольку обращён непосредственно к организациям, а не к субъектам в качестве образца.</w:t>
       </w:r>
     </w:p>
     <w:p>
@@ -3783,7 +3899,7 @@
         <w:pStyle w:val="BodyText"/>
       </w:pPr>
       <w:r>
-        <w:t xml:space="preserve">Из сказанного вытекают три следствия для вариативного меню (толкование). Прежде всего, обязанность обеспечить условия для соблюдения поста превращает постное блюдо из пожелания в предмет государственного контроля (надзора) по ст. 33 442-ФЗ во всех стационарных организациях — федерального (Роструд) для организаций субъекта и регионального для негосударственных поставщиков; с 24.02.2026 этот вопрос прямо включён в проверочный лист Роструда (п. 8.3) [39]. Учреждение должно уметь показать, как житель, соблюдающий пост, получает питание в пределах норм. Наиболее простой способ — постный вариант в составе вариативного меню; альтернативами служат индивидуальная замена по заявлению и отдельный постный рацион. Юрист проекта «Регион заботы» А. Гаганов в комментарии к приказу пришёл к тому же выводу: норма «склоняет интернаты к необходимости обеспечивать вариативное питание хотя бы во время религиозных постов» [40]. Далее, выбора блюд как такового Правила не требуют, и обосновывать приказом № 305н ежедневный выбор из двух вторых значило бы толковать его расширительно. Наконец, предпочтения получателя упоминаются в Правилах применительно к размещению по спальням, но не к питанию, — та же асимметрия, что и в критериях качества приказа № 935н (п. 1.5).</w:t>
+        <w:t xml:space="preserve">Для вариативного меню из этого следуют три вывода (толкование). Во-первых, обязанность обеспечить условия для соблюдения поста делает постное питание предметом государственного контроля (надзора) по ст. 33 442-ФЗ во всех стационарных организациях — федерального (Роструд) для организаций субъекта и регионального для негосударственных поставщиков; с 24.02.2026 этот вопрос прямо включён в проверочный лист Роструда (п. 8.3) [39]. Учреждение должно уметь показать, как житель, соблюдающий пост, получает питание в пределах норм. Наиболее простой способ — постный вариант в составе вариативного меню (сценарий 16, п. 7.17); альтернативами служат индивидуальная замена по заявлению и отдельный постный рацион. Юрист проекта «Регион заботы» А. Гаганов в комментарии к приказу пришёл к тому же выводу: норма «склоняет интернаты к необходимости обеспечивать вариативное питание хотя бы во время религиозных постов» [40]. Во-вторых, выбора блюд как такового Правила не требуют, и обоснование ими ежедневного выбора из двух вторых блюд было бы расширительным толкованием. В-третьих, предпочтения получателя упоминаются в Правилах применительно к размещению по спальням, но не к питанию, — та же асимметрия, что и в критериях качества приказа № 935н (п. 1.5).</w:t>
       </w:r>
     </w:p>
     <w:bookmarkEnd w:id="38"/>
@@ -3793,6 +3909,15 @@
         <w:pStyle w:val="Heading2"/>
       </w:pPr>
       <w:r>
+        <w:rPr>
+          <w:rStyle w:val="SectionNumber"/>
+        </w:rPr>
+        <w:t xml:space="preserve">2.5</w:t>
+      </w:r>
+      <w:r>
+        <w:tab/>
+      </w:r>
+      <w:r>
         <w:t xml:space="preserve">Нормы питания: приказ № 520н и методические рекомендации 2002 г.</w:t>
       </w:r>
     </w:p>
@@ -3801,6 +3926,15 @@
       <w:pPr>
         <w:pStyle w:val="Heading3"/>
       </w:pPr>
+      <w:r>
+        <w:rPr>
+          <w:rStyle w:val="SectionNumber"/>
+        </w:rPr>
+        <w:t xml:space="preserve">2.5.1</w:t>
+      </w:r>
+      <w:r>
+        <w:tab/>
+      </w:r>
       <w:r>
         <w:t xml:space="preserve">Приказ № 520н</w:t>
       </w:r>
@@ -3842,7 +3976,7 @@
         <w:pStyle w:val="BodyText"/>
       </w:pPr>
       <w:r>
-        <w:t xml:space="preserve">Для выбора блюд существенны два свойства приказа. Первое состоит в том, что смесь белковая композитная сухая (27 г) и витаминно-минеральные комплексы (50–100 % физиологической нормы) отмечены в нём сноской «по медицинским показаниям» [32]: федеральная рекомендация не вводит специализированные продукты в рацион каждого жителя, а связывает их с назначением. Петербургская норма, как показано в п. 3.2, устроена иначе. Второе свойство — группировка продуктов: «крупы (рисовая, гречневая, пшённая, манная, овсяная и другие); горох, фасоль, чечевица» — 80 г; «овощи свежие (свёкла, морковь, капуста, лук репчатый, огурцы, помидоры, кабачки, баклажаны, перец сладкий, капуста цветная, капуста брокколи, тыква, фасоль зелёная стручковая)» — 340 г нетто [32]. Какой продукт взять внутри группы, норма не предписывает. Именно здесь находится основное законное пространство для вариантов: две каши из одной группы круп не требуют пересчёта нормы (толкование).</w:t>
+        <w:t xml:space="preserve">Для выбора блюд существенны два свойства приказа. Первое состоит в том, что смесь белковая композитная сухая (27 г) и витаминно-минеральные комплексы (50–100 % физиологической нормы) отмечены в нём сноской «по медицинским показаниям» [32]: федеральная рекомендация не вводит специализированные продукты в рацион каждого жителя, а связывает их с назначением. Петербургская норма, как показано в п. 3.2, устроена иначе. Второе свойство — группировка продуктов: «крупы (рисовая, гречневая, пшённая, манная, овсяная и другие); горох, фасоль, чечевица» — 80 г; «овощи свежие (свёкла, морковь, капуста, лук репчатый, огурцы, помидоры, кабачки, баклажаны, перец сладкий, капуста цветная, капуста брокколи, тыква, фасоль зелёная стручковая)» — 340 г нетто [32]. Какой продукт взять внутри группы, норма не предписывает. Внутригрупповой выбор образует основное правомерное пространство для вариантов: две каши из одной группы круп не требуют пересчёта нормы (толкование).</w:t>
       </w:r>
     </w:p>
     <w:bookmarkEnd w:id="39"/>
@@ -3852,6 +3986,15 @@
         <w:pStyle w:val="Heading3"/>
       </w:pPr>
       <w:r>
+        <w:rPr>
+          <w:rStyle w:val="SectionNumber"/>
+        </w:rPr>
+        <w:t xml:space="preserve">2.5.2</w:t>
+      </w:r>
+      <w:r>
+        <w:tab/>
+      </w:r>
+      <w:r>
         <w:t xml:space="preserve">Постановление № 12 от 2002 г.</w:t>
       </w:r>
     </w:p>
@@ -3884,7 +4027,7 @@
         <w:pStyle w:val="BodyText"/>
       </w:pPr>
       <w:r>
-        <w:t xml:space="preserve">Соотношение двух федеральных документов формально не урегулировано: № 520н не отменяет № 12, и оба носят рекомендательный характер. Представляется обоснованным следующее прочтение (толкование): продуктовый набор определяется по № 520н как более позднему и специальному акту, а организационные приёмы, меню-раскладки и нормы взаимозаменяемости — по № 12, пока не принято иное. В академическом слое материалов семинара упоминается приказ «№ 774н» как акт о нормах питания [23]; по открытым источникам этот номер не подтверждён.</w:t>
+        <w:t xml:space="preserve">Соотношение двух федеральных документов формально не урегулировано: № 520н не отменяет № 12, и оба носят рекомендательный характер. Представляется обоснованным следующее прочтение (толкование): продуктовый набор определяется по № 520н как более позднему и специальному акту, а организационные приёмы, меню-раскладки и нормы взаимозаменяемости — по № 12, пока не принято иное. Упоминаемый в одном из слоёв материалов семинара приказ «№ 774н» как акт о нормах питания не подтверждён (п. 1.7) [23].</w:t>
       </w:r>
     </w:p>
     <w:bookmarkEnd w:id="40"/>
@@ -3893,6 +4036,15 @@
       <w:pPr>
         <w:pStyle w:val="Heading3"/>
       </w:pPr>
+      <w:r>
+        <w:rPr>
+          <w:rStyle w:val="SectionNumber"/>
+        </w:rPr>
+        <w:t xml:space="preserve">2.5.3</w:t>
+      </w:r>
+      <w:r>
+        <w:tab/>
+      </w:r>
       <w:r>
         <w:t xml:space="preserve">Нормы физиологических потребностей</w:t>
       </w:r>
@@ -3926,6 +4078,15 @@
         <w:pStyle w:val="Heading2"/>
       </w:pPr>
       <w:r>
+        <w:rPr>
+          <w:rStyle w:val="SectionNumber"/>
+        </w:rPr>
+        <w:t xml:space="preserve">2.6</w:t>
+      </w:r>
+      <w:r>
+        <w:tab/>
+      </w:r>
+      <w:r>
         <w:t xml:space="preserve">Таблица замен: где она находится в праве</w:t>
       </w:r>
     </w:p>
@@ -3934,7 +4095,7 @@
         <w:pStyle w:val="FirstParagraph"/>
       </w:pPr>
       <w:r>
-        <w:t xml:space="preserve">Почти все отраслевые материалы, включая обе прежние работы семинара, утверждают, что таблицы замен «легализуют» вариативность: если вариант Б эквивалентен варианту А по таблице, норма соблюдена [1, 22]. Сверка с источниками показывает, что по существу это верно, однако правовой адрес требует уточнения.</w:t>
+        <w:t xml:space="preserve">Отраслевые материалы, включая обе прежние работы семинара, исходят из того, что таблицы замен «легализуют» вариативность: если вариант Б эквивалентен варианту А по таблице, норма соблюдена [1, 22]. По существу это верно, однако правовое основание таблицы требует уточнения.</w:t>
       </w:r>
     </w:p>
     <w:p>
@@ -4001,7 +4162,7 @@
         <w:t xml:space="preserve"> </w:t>
       </w:r>
       <w:r>
-        <w:t xml:space="preserve">Омский приказ № 171-п отсылает к нормам взаимозаменяемости рекомендаций 2002 г.; московский приказ № 228, по описанию первой редакции обзора, предусматривает замену «по нормам взаимозаменяемости» [1]. Постановление Санкт-Петербурга № 1284 положений о замене продуктов для взрослых не содержит ни в редакции от 27.06.2022, ни в действующей с 01.01.2026 редакции постановления № 507; в действующей редакции примечание о замене по таблице приложения № 11 к СанПиН 2.3/2.4.3590-20 имеется лишь в разделе норм для детей и отсылает к санитарным правилам, утратившим силу с 01.09.2026 (п. 2.7) [33, 34]. В текстах норм Красноярского края (ред. от 14.10.2021), Ленинградской области (приказ от 30.12.2021 № 04-58, прил. 3) и Новосибирской области (приказ № 1164 в ред. от 25.05.2023), прочитанных для настоящей редакции, положений о взаимозаменяемости продуктов для совершеннолетних также не обнаружено [45–47]. Там, где региональный акт молчит, таблицу замен вводит локальный акт. Так, положение об организации питания нижегородского ГБУ «Сормовский дом-интернат для престарелых и инвалидов» допускает при отсутствии продукта замену «при сохранении химического состава и энергетической ценности» по двум собственным приложениям — таблице взаимозаменяемости продуктов и таблице норм замены по белкам и углеводам [48]. Это локальная форма, а не норма, но она свидетельствует, что механизм, необходимый вариативному меню, во многих учреждениях уже существует — для вынужденных замен.</w:t>
+        <w:t xml:space="preserve">Омский приказ № 171-п отсылает к нормам взаимозаменяемости рекомендаций 2002 г.; московский приказ № 228, по описанию первой редакции обзора, предусматривает замену «по нормам взаимозаменяемости» [1]. Постановление Санкт-Петербурга № 1284 положений о замене продуктов для взрослых не содержит ни в редакции от 27.06.2022, ни в действующей с 01.01.2026 редакции постановления № 507; в действующей редакции примечание о замене по таблице приложения № 11 к СанПиН 2.3/2.4.3590-20 имеется лишь в разделе норм для детей и отсылает к санитарным правилам, утратившим силу с 01.09.2026 (п. 2.7) [33, 34]. В текстах норм Красноярского края (ред. от 14.10.2021), Ленинградской области (приказ от 30.12.2021 № 04-58, прил. 3) и Новосибирской области (приказ № 1164 в ред. от 25.05.2023), прочитанных для настоящей редакции, положений о взаимозаменяемости продуктов для совершеннолетних также не обнаружено [45–47]. Там, где региональный акт молчит, таблицу замен вводит локальный акт. Так, положение об организации питания нижегородского ГБУ «Сормовский дом-интернат для престарелых и инвалидов» допускает при отсутствии продукта замену «при сохранении химического состава и энергетической ценности» по двум собственным приложениям — таблице взаимозаменяемости продуктов и таблице норм замены по белкам и углеводам [48]. Это локальная форма, а не норма; она показывает, что механизм, необходимый вариативному меню, в учреждениях уже применяется для вынужденных замен.</w:t>
       </w:r>
     </w:p>
     <w:p>
@@ -4027,7 +4188,7 @@
         <w:pStyle w:val="BodyText"/>
       </w:pPr>
       <w:r>
-        <w:t xml:space="preserve">Следовательно (толкование), механизм эквивалентной замены для взрослых в социальном обслуживании существует, но опирается на документы рекомендательного характера, на аналогию с детским разделом санитарных правил и на региональные акты там, где они это предусмотрели. Для руководителя учреждения отсюда вытекает практическое правило: применяемая таблица замен должна быть утверждена локальным актом со ссылкой на источник — приложение № 7 к рекомендациям 2002 г., приложение № 11 к СанПиН 4282-26 или региональный акт. Ссылка «по СанПиН» без такого акта во взрослом учреждении уязвима.</w:t>
+        <w:t xml:space="preserve">Таким образом (толкование), механизм эквивалентной замены для взрослых в социальном обслуживании опирается на документы рекомендательного характера, на аналогию с детским разделом санитарных правил и на региональные акты там, где они это предусмотрели. Поэтому применяемая учреждением таблица замен должна быть утверждена локальным актом со ссылкой на источник — приложение № 7 к рекомендациям 2002 г., приложение № 11 к СанПиН 4282-26 или региональный акт. Ссылка «по СанПиН» без такого акта во взрослом учреждении уязвима.</w:t>
       </w:r>
     </w:p>
     <w:bookmarkEnd w:id="43"/>
@@ -4037,6 +4198,15 @@
         <w:pStyle w:val="Heading2"/>
       </w:pPr>
       <w:r>
+        <w:rPr>
+          <w:rStyle w:val="SectionNumber"/>
+        </w:rPr>
+        <w:t xml:space="preserve">2.7</w:t>
+      </w:r>
+      <w:r>
+        <w:tab/>
+      </w:r>
+      <w:r>
         <w:t xml:space="preserve">Санитарные правила: переход от СанПиН 3590-20 к СанПиН 4282-26</w:t>
       </w:r>
     </w:p>
@@ -4045,6 +4215,15 @@
       <w:pPr>
         <w:pStyle w:val="Heading3"/>
       </w:pPr>
+      <w:r>
+        <w:rPr>
+          <w:rStyle w:val="SectionNumber"/>
+        </w:rPr>
+        <w:t xml:space="preserve">2.7.1</w:t>
+      </w:r>
+      <w:r>
+        <w:tab/>
+      </w:r>
       <w:r>
         <w:t xml:space="preserve">Хронология и действие во времени</w:t>
       </w:r>
@@ -4071,6 +4250,15 @@
       <w:pPr>
         <w:pStyle w:val="Heading3"/>
       </w:pPr>
+      <w:r>
+        <w:rPr>
+          <w:rStyle w:val="SectionNumber"/>
+        </w:rPr>
+        <w:t xml:space="preserve">2.7.2</w:t>
+      </w:r>
+      <w:r>
+        <w:tab/>
+      </w:r>
       <w:r>
         <w:t xml:space="preserve">Что изменилось для организаций социального обслуживания</w:t>
       </w:r>
@@ -4542,6 +4730,15 @@
         <w:pStyle w:val="Heading3"/>
       </w:pPr>
       <w:r>
+        <w:rPr>
+          <w:rStyle w:val="SectionNumber"/>
+        </w:rPr>
+        <w:t xml:space="preserve">2.7.3</w:t>
+      </w:r>
+      <w:r>
+        <w:tab/>
+      </w:r>
+      <w:r>
         <w:t xml:space="preserve">Подп. 11 п. 56: что осталось, что изменилось, риски</w:t>
       </w:r>
     </w:p>
@@ -4614,6 +4811,15 @@
         <w:pStyle w:val="Heading3"/>
       </w:pPr>
       <w:r>
+        <w:rPr>
+          <w:rStyle w:val="SectionNumber"/>
+        </w:rPr>
+        <w:t xml:space="preserve">2.7.4</w:t>
+      </w:r>
+      <w:r>
+        <w:tab/>
+      </w:r>
+      <w:r>
         <w:t xml:space="preserve">Что новый СанПиН говорит о выборе</w:t>
       </w:r>
     </w:p>
@@ -4659,7 +4865,7 @@
         <w:t xml:space="preserve"> </w:t>
       </w:r>
       <w:r>
-        <w:t xml:space="preserve">(п. 11). Каждое блюдо, указанное в меню, должно иметь технологический документ, утверждённый руководителем, с тем же наименованием; второй вариант без ТТК является нарушением, каким бы удачным он ни был.</w:t>
+        <w:t xml:space="preserve">(п. 11). Каждое блюдо, указанное в меню, должно иметь технологический документ, утверждённый руководителем, с тем же наименованием; второй вариант без ТТК является нарушением.</w:t>
       </w:r>
     </w:p>
     <w:p>
@@ -4683,7 +4889,7 @@
         <w:t xml:space="preserve"> </w:t>
       </w:r>
       <w:r>
-        <w:t xml:space="preserve">(п. 32). Ограничение касается блюд, требующих разогревания перед употреблением, и исчисляется с момента изготовления. Для варианта, приготовленного «с запасом» в ожидании спроса, это прямой предел. Остатки нельзя реализовать на следующий день и нельзя заморозить для последующей реализации. Тот же пункт запрещает размещать на раздаче холодные блюда, кондитерские изделия и напитки вне охлаждаемой витрины (холодильного оборудования) [3]. Специальных правил для «шведского стола» или линии самообслуживания СанПиН 4282-26 не содержит; из п. 32 следует лишь, что линия, на которой житель сам берёт холодные закуски, салаты и напитки, должна быть оснащена охлаждаемой витриной. Запрет п. 32 на привлечение к порционированию и раздаче «посторонних лиц» обращён к персоналу и иным лицам, раздающим пищу другим; житель, накладывающий еду себе, таким лицом не является (толкование; сверка полного текста п. 32 проведена 06.10.2026).</w:t>
+        <w:t xml:space="preserve">(п. 32). Ограничение касается блюд, требующих разогревания перед употреблением, и исчисляется с момента изготовления. Для варианта, приготовленного с запасом в ожидании спроса, этот срок является предельным. Остатки нельзя реализовать на следующий день и нельзя заморозить для последующей реализации. Тот же пункт запрещает размещать на раздаче холодные блюда, кондитерские изделия и напитки вне охлаждаемой витрины (холодильного оборудования) [3]. Специальных правил для «шведского стола» или линии самообслуживания СанПиН 4282-26 не содержит; из п. 32 следует лишь, что линия, на которой житель сам берёт холодные закуски, салаты и напитки, должна быть оснащена охлаждаемой витриной. Запрет п. 32 на привлечение к порционированию и раздаче «посторонних лиц» обращён к персоналу и иным лицам, раздающим пищу другим; житель, накладывающий еду себе, таким лицом не является (толкование; сверка полного текста п. 32 проведена 06.10.2026).</w:t>
       </w:r>
     </w:p>
     <w:p>
@@ -4739,7 +4945,7 @@
         <w:pStyle w:val="BodyText"/>
       </w:pPr>
       <w:r>
-        <w:t xml:space="preserve">Особого внимания заслуживает п. 3: санитарный надзор не оценивает соблюдение рекомендательных норм [3]. Продуктовые наборы приказа № 520н и рекомендаций 2002 г. рекомендательны; региональные нормы обязательны, но их соблюдение проверяет не Роспотребнадзор, а государственный контроль в сфере социального обслуживания — для организаций субъекта Роструд, для негосударственных поставщиков орган субъекта (п. 8.3–8.4; толкование). Вопрос «почему сегодня два вторых» поэтому к предмету санитарного надзора не относится, тогда как вопросы «где ТТК на второе Б», «где проба» и «сколько часов оно стоит на линии» — относятся.</w:t>
+        <w:t xml:space="preserve">Согласно п. 3, санитарный надзор не оценивает соблюдение рекомендательных норм [3]. Продуктовые наборы приказа № 520н и рекомендаций 2002 г. рекомендательны; региональные нормы обязательны, но их соблюдение проверяет не Роспотребнадзор, а государственный контроль в сфере социального обслуживания — для организаций субъекта Роструд, для негосударственных поставщиков орган субъекта (п. 8.3–8.4; толкование). Поэтому наличие двух вторых блюд к предмету санитарного надзора не относится, тогда как наличие ТТК на вариант Б, суточной пробы и срок нахождения блюда на линии раздачи — относятся.</w:t>
       </w:r>
     </w:p>
     <w:bookmarkEnd w:id="47"/>
@@ -4748,6 +4954,15 @@
       <w:pPr>
         <w:pStyle w:val="Heading3"/>
       </w:pPr>
+      <w:r>
+        <w:rPr>
+          <w:rStyle w:val="SectionNumber"/>
+        </w:rPr>
+        <w:t xml:space="preserve">2.7.5</w:t>
+      </w:r>
+      <w:r>
+        <w:tab/>
+      </w:r>
       <w:r>
         <w:t xml:space="preserve">Подп. 5 п. 56: кто раздаёт пищу</w:t>
       </w:r>
@@ -4768,6 +4983,15 @@
         <w:pStyle w:val="Heading2"/>
       </w:pPr>
       <w:r>
+        <w:rPr>
+          <w:rStyle w:val="SectionNumber"/>
+        </w:rPr>
+        <w:t xml:space="preserve">2.8</w:t>
+      </w:r>
+      <w:r>
+        <w:tab/>
+      </w:r>
+      <w:r>
         <w:t xml:space="preserve">Лечебное питание: граница компетенций</w:t>
       </w:r>
     </w:p>
@@ -4784,7 +5008,7 @@
         <w:pStyle w:val="BodyText"/>
       </w:pPr>
       <w:r>
-        <w:t xml:space="preserve">Применимость этих актов к организациям социального обслуживания прямо не установлена. Учреждение с медицинской лицензией и врачом в штате фактически применяет их по аналогии, учреждение без врача — нет. Первая редакция обзора охарактеризовала это как «недостаточную связность социального и медицинского регулирования» [1], и формулировка точна. Для вариативного меню отсюда следует правило (толкование): пищеблок не назначает и не отменяет диету, житель с назначенной диетой выбирает внутри неё. Какие диеты и консистенции кому назначать, доклад не рассматривает: это решает врач.</w:t>
+        <w:t xml:space="preserve">Применимость этих актов к организациям социального обслуживания прямо не установлена. Учреждение с медицинской лицензией и врачом в штате фактически применяет их по аналогии, учреждение без врача — нет. Первая редакция обзора охарактеризовала это как «недостаточную связность социального и медицинского регулирования» [1]. Для вариативного меню отсюда следует правило (толкование): пищеблок не назначает и не отменяет диету, житель с назначенной диетой выбирает внутри неё. Какие диеты и консистенции кому назначать, доклад не рассматривает: это решает врач.</w:t>
       </w:r>
     </w:p>
     <w:p>
@@ -4802,6 +5026,15 @@
         <w:pStyle w:val="Heading2"/>
       </w:pPr>
       <w:r>
+        <w:rPr>
+          <w:rStyle w:val="SectionNumber"/>
+        </w:rPr>
+        <w:t xml:space="preserve">2.9</w:t>
+      </w:r>
+      <w:r>
+        <w:tab/>
+      </w:r>
+      <w:r>
         <w:t xml:space="preserve">Закон № 3185-1 и питание в ПНИ</w:t>
       </w:r>
     </w:p>
@@ -4875,7 +5108,7 @@
         <w:pStyle w:val="BodyText"/>
       </w:pPr>
       <w:r>
-        <w:t xml:space="preserve">Для поста следствие прямое: постный вариант блюда представляет собой не «вариативность по желанию пищеблока», а условие осуществления права, закреплённого законом. Если у жителя есть медицинские назначения, соблюдение поста согласуется с врачом; отказ от поста остаётся таким же правом в любой день.</w:t>
+        <w:t xml:space="preserve">Постный вариант блюда в ПНИ служит, таким образом, условием осуществления права, закреплённого законом (п. 1.1), а не усмотрением пищеблока. Если у жителя есть медицинские назначения, соблюдение поста согласуется с врачом; отказ от поста остаётся таким же правом в любой день.</w:t>
       </w:r>
     </w:p>
     <w:bookmarkEnd w:id="51"/>
@@ -4885,6 +5118,15 @@
         <w:pStyle w:val="Heading2"/>
       </w:pPr>
       <w:r>
+        <w:rPr>
+          <w:rStyle w:val="SectionNumber"/>
+        </w:rPr>
+        <w:t xml:space="preserve">2.10</w:t>
+      </w:r>
+      <w:r>
+        <w:tab/>
+      </w:r>
+      <w:r>
         <w:t xml:space="preserve">Закупки: 44-ФЗ и 223-ФЗ</w:t>
       </w:r>
     </w:p>
@@ -4893,7 +5135,7 @@
         <w:pStyle w:val="FirstParagraph"/>
       </w:pPr>
       <w:r>
-        <w:t xml:space="preserve">Питание зависит от закупки сильнее, чем от рецептуры: именно спецификация решает, окажется ли на складе второй продукт группы. Государственное бюджетное учреждение закупает по 44-ФЗ [55]. Автономное учреждение относится к заказчикам по 223-ФЗ (п. 1 ч. 2 ст. 1 223-ФЗ) и закупает по своему положению о закупке, а при неразмещении положения применяет 44-ФЗ [56]. Положения 44-ФЗ распространяются на закупки автономного учреждения за счёт субсидий на капитальные вложения (ч. 4 ст. 15 44-ФЗ) [55]. Применимость 44-ФЗ к закупкам автономного учреждения за счёт субсидии на выполнение государственного задания остаётся предметом многолетнего спора; Минфин России разъяснял порядок использования автономными учреждениями бюджетных средств в письме от 29.12.2014 № 02-02-08/68298 [57]. В 2025–2026 гг. спор получил судебную иллюстрацию, которую отраслевая печать пересказывает шире, чем она есть.</w:t>
+        <w:t xml:space="preserve">Наличие на складе второго продукта группы определяется спецификацией закупки. Государственное бюджетное учреждение закупает по 44-ФЗ [55]. Автономное учреждение относится к заказчикам по 223-ФЗ (п. 1 ч. 2 ст. 1 223-ФЗ) и закупает по своему положению о закупке, а при неразмещении положения применяет 44-ФЗ [56]. Положения 44-ФЗ распространяются на закупки автономного учреждения за счёт субсидий на капитальные вложения (ч. 4 ст. 15 44-ФЗ) [55]. Применимость 44-ФЗ к закупкам автономного учреждения за счёт субсидии на выполнение государственного задания остаётся предметом многолетнего спора; Минфин России разъяснял порядок использования автономными учреждениями бюджетных средств в письме от 29.12.2014 № 02-02-08/68298 [57]. В 2025–2026 гг. к спору добавилось судебное дело, содержание которого отраслевая печать излагает шире, чем оно есть.</w:t>
       </w:r>
     </w:p>
     <w:p>
@@ -4925,7 +5167,7 @@
         <w:pStyle w:val="BodyText"/>
       </w:pPr>
       <w:r>
-        <w:t xml:space="preserve">Для стационарной организации социального обслуживания это различие имеет решающее значение (толкование). Продукты для жителей закупаются ради оказания социальной услуги конкретным получателям по их индивидуальным программам, то есть для нужд самого учреждения как поставщика социальных услуг, а не для реализации полномочий учредителя в интересах неопределённого круга лиц. По логике постановления № Ф03-3556/25 такая закупка автономного учреждения остаётся в контуре 223-ФЗ. Иначе может обстоять дело с закупками, которые учредитель поручает учреждению сверх его уставной деятельности (оборудование по региональной программе, мероприятия для населения района): здесь риск переквалификации в 44-ФЗ реален. Это толкование не заменяет правовой экспертизы учредителя. Определение Верховного Суда от 28.01.2026 ему не противоречит, но и не подкрепляет его: позиции по существу спора оно не содержит, а отказ в передаче жалобы оставляет в силе постановление округа, на логике которого толкование построено [62].</w:t>
+        <w:t xml:space="preserve">Для стационарной организации социального обслуживания это различие существенно (толкование). Продукты для жителей закупаются ради оказания социальной услуги конкретным получателям по их индивидуальным программам, то есть для нужд самого учреждения как поставщика социальных услуг, а не для реализации полномочий учредителя в интересах неопределённого круга лиц. По логике постановления № Ф03-3556/25 такая закупка автономного учреждения остаётся в контуре 223-ФЗ. Иначе может обстоять дело с закупками, которые учредитель поручает учреждению сверх его уставной деятельности (оборудование по региональной программе, мероприятия для населения района): здесь риск переквалификации в 44-ФЗ реален. Это толкование не заменяет правовой экспертизы учредителя. Определение Верховного Суда от 28.01.2026 ему не противоречит, но и не подкрепляет его: позиции по существу спора оно не содержит, а отказ в передаче жалобы оставляет в силе постановление округа, на логике которого толкование построено [62].</w:t>
       </w:r>
     </w:p>
     <w:p>
@@ -4943,6 +5185,15 @@
         <w:pStyle w:val="Heading2"/>
       </w:pPr>
       <w:r>
+        <w:rPr>
+          <w:rStyle w:val="SectionNumber"/>
+        </w:rPr>
+        <w:t xml:space="preserve">2.11</w:t>
+      </w:r>
+      <w:r>
+        <w:tab/>
+      </w:r>
+      <w:r>
         <w:t xml:space="preserve">Ответственность</w:t>
       </w:r>
     </w:p>
@@ -4979,7 +5230,7 @@
         <w:t xml:space="preserve"> </w:t>
       </w:r>
       <w:r>
-        <w:t xml:space="preserve">Сырьё для социальных учреждений — сфера с публичными картельными делами: ФАС России в 2024 г. сообщила о картеле на 543 торгах поставки социально значимых продуктов на сумму 4,7 млрд руб. [68], УФАС по Челябинской области в 2025 г. — о картеле на 27 тендерах школьного питания со штрафом 5,1 млн руб. [69]. Вывод для вариативного меню узок: избыточно детализированная спецификация, составленная «под второе блюдо», сама способна ограничить конкуренцию, поэтому спецификация строится по группам продуктов, а не под поставщика (толкование).</w:t>
+        <w:t xml:space="preserve">По поставкам продуктов для социальных учреждений известны публичные картельные дела: ФАС России в 2024 г. сообщила о картеле на 543 торгах поставки социально значимых продуктов на сумму 4,7 млрд руб. [68], УФАС по Челябинской области в 2025 г. — о картеле на 27 тендерах школьного питания со штрафом 5,1 млн руб. [69]. Для вариативного меню отсюда следует один вывод: избыточно детализированная спецификация, составленная «под второе блюдо», сама способна ограничить конкуренцию, поэтому спецификация строится по группам продуктов, а не под поставщика (толкование).</w:t>
       </w:r>
     </w:p>
     <w:bookmarkEnd w:id="53"/>
@@ -4989,6 +5240,15 @@
         <w:pStyle w:val="Heading2"/>
       </w:pPr>
       <w:r>
+        <w:rPr>
+          <w:rStyle w:val="SectionNumber"/>
+        </w:rPr>
+        <w:t xml:space="preserve">2.12</w:t>
+      </w:r>
+      <w:r>
+        <w:tab/>
+      </w:r>
+      <w:r>
         <w:t xml:space="preserve">Выводы по главе 2</w:t>
       </w:r>
     </w:p>
@@ -4997,7 +5257,7 @@
         <w:pStyle w:val="FirstParagraph"/>
       </w:pPr>
       <w:r>
-        <w:t xml:space="preserve">Федеральное право задаёт для вариативного меню рамку, но не содержание. Нормы питания утверждает субъект, федеральные продуктовые наборы носят рекомендательный характер, а обязанности предоставлять выбор блюда не содержит ни один из проанализированных федеральных актов. Санитарные правила выбора не ограничивают, однако обусловливают его технологической картой на каждый вариант, пределом в три часа на раздаче, охлаждаемой витриной для холодных блюд, бракеражем каждого блюда и суточными пробами. Механизм эквивалентной замены для взрослых держится на рекомендациях 2002 г., аналогии с детским разделом СанПиН и региональных актах. Единственная прямая федеральная опора выбора — право на соблюдение поста, закреплённое для ПНИ законом, а для всех организаций с 01.09.2025 — приказом № 305н. В закупках для автономных учреждений сохраняется неопределённость между 223-ФЗ и 44-ФЗ, которую известные судебные акты не снимают окончательно. Итоговая квалификация утверждений приведена в таблице; региональный уровень, на котором рамка наполняется содержанием, рассматривается в главе 3.</w:t>
+        <w:t xml:space="preserve">Федеральное право задаёт для вариативного меню рамку, но не содержание. Нормы питания утверждает субъект, федеральные продуктовые наборы носят рекомендательный характер, а обязанности предоставлять выбор блюда не содержит ни один из проанализированных федеральных актов. Санитарные правила выбора не ограничивают, однако обусловливают его технологической картой на каждый вариант, пределом в три часа на раздаче, охлаждаемой витриной для холодных блюд, бракеражем каждого блюда и суточными пробами. Механизм эквивалентной замены для взрослых держится на рекомендациях 2002 г., аналогии с детским разделом СанПиН и региональных актах. Единственная прямая федеральная опора выбора — право на соблюдение поста, закреплённое для ПНИ законом, а для всех организаций с 01.09.2025 — приказом № 305н. В закупках для автономных учреждений сохраняется неопределённость между 223-ФЗ и 44-ФЗ, которую известные судебные акты не снимают окончательно. Квалификация утверждений главы приведена в таблице.</w:t>
       </w:r>
     </w:p>
     <w:tbl>
@@ -5444,6 +5704,15 @@
         <w:pStyle w:val="Heading1"/>
       </w:pPr>
       <w:r>
+        <w:rPr>
+          <w:rStyle w:val="SectionNumber"/>
+        </w:rPr>
+        <w:t xml:space="preserve">3</w:t>
+      </w:r>
+      <w:r>
+        <w:tab/>
+      </w:r>
+      <w:r>
         <w:t xml:space="preserve">Региональные нормы питания</w:t>
       </w:r>
     </w:p>
@@ -5453,6 +5722,15 @@
         <w:pStyle w:val="Heading2"/>
       </w:pPr>
       <w:r>
+        <w:rPr>
+          <w:rStyle w:val="SectionNumber"/>
+        </w:rPr>
+        <w:t xml:space="preserve">3.1</w:t>
+      </w:r>
+      <w:r>
+        <w:tab/>
+      </w:r>
+      <w:r>
         <w:t xml:space="preserve">Архитектура регионального регулирования</w:t>
       </w:r>
     </w:p>
@@ -5461,7 +5739,7 @@
         <w:pStyle w:val="FirstParagraph"/>
       </w:pPr>
       <w:r>
-        <w:t xml:space="preserve">С 1 января 2015 г. каждый субъект Российской Федерации действует по собственным актам о социальном обслуживании. Первая редакция обзора описала их типовую структуру в четыре уровня: закон субъекта о социальном обслуживании; перечень социальных услуг; нормы питания (суточные продуктовые наборы в граммах брутто и нетто); порядки, стандарты и тарифы [1]. Для темы доклада ключевым уровнем являются нормы питания, поскольку именно они определяют, из чего пищеблок может приготовить два варианта.</w:t>
+        <w:t xml:space="preserve">С 1 января 2015 г. каждый субъект Российской Федерации действует по собственным актам о социальном обслуживании. Первая редакция обзора описала их типовую структуру в четыре уровня: закон субъекта о социальном обслуживании; перечень социальных услуг; нормы питания (суточные продуктовые наборы в граммах брутто и нетто); порядки, стандарты и тарифы [1]. Для темы доклада определяющим уровнем являются нормы питания: они задают продукты, из которых пищеблок может приготовить два варианта.</w:t>
       </w:r>
     </w:p>
     <w:p>
@@ -5469,7 +5747,7 @@
         <w:pStyle w:val="BodyText"/>
       </w:pPr>
       <w:r>
-        <w:t xml:space="preserve">Ни один из проанализированных региональных актов не закрепляет права жителя на выбор блюда и не устанавливает числа вариантов [1]. Во второй редакции этот вывод проверен по текстам актов Санкт-Петербурга, Новосибирской и Нижегородской областей, Красноярского края, Ленинградской области и ХМАО — Югры, а для Москвы — по открытой части приказа № 228 [33, 45–47, 70–72]; для остальных субъектов он заимствован из первой редакции. Вариативное меню в России, следовательно, повсеместно остаётся организационной инициативой учреждения: нормы его допускают, но не предписывают (толкование).</w:t>
+        <w:t xml:space="preserve">Ни один из проанализированных региональных актов не закрепляет права жителя на выбор блюда и не устанавливает числа вариантов [1]. Во второй редакции этот вывод проверен по текстам актов Санкт-Петербурга, Новосибирской и Нижегородской областей, Красноярского края, Ленинградской области и ХМАО — Югры, а для Москвы — по открытой части приказа № 228 [33, 45–47, 70–72]; для остальных субъектов он заимствован из первой редакции. Следовательно, вариативное меню остаётся организационной инициативой учреждения: нормы его допускают, но не предписывают (толкование).</w:t>
       </w:r>
     </w:p>
     <w:p>
@@ -5477,7 +5755,7 @@
         <w:pStyle w:val="BodyText"/>
       </w:pPr>
       <w:r>
-        <w:t xml:space="preserve">Первая редакция обзора предложила классифицировать нормы по степени дифференциации: «многовариантные» (наборы различаются по типу учреждения и по состоянию здоровья; пример — Санкт-Петербург), «типовые» (только по типу учреждения; пример — Псковская область) и «укрупнённые» (единый набор с оговорками о замене по медицинским показаниям) [1]. Классификация полезна, однако выведенное из неё положение — «чем богаче нормативный ассортимент, тем шире легальное пространство выбора» — нуждается в поправке. Дифференциация по диагнозам расширяет пространство персонализации, а не выбора: житель с диабетом получает иной набор, но не право выбирать между наборами. Пространство выбора создаёт другое свойство нормы — формулировка позиций группами продуктов, а не конкретными продуктами (толкование, см. п. 2.5).</w:t>
+        <w:t xml:space="preserve">Первая редакция обзора предложила классифицировать нормы по степени дифференциации: «многовариантные» (наборы различаются по типу учреждения и по состоянию здоровья; пример — Санкт-Петербург), «типовые» (только по типу учреждения; пример — Псковская область) и «укрупнённые» (единый набор с оговорками о замене по медицинским показаниям) [1]. Выведенное из этой классификации положение — «чем богаче нормативный ассортимент, тем шире легальное пространство выбора» — нуждается в поправке. Дифференциация по диагнозам расширяет пространство персонализации, а не выбора: житель с диабетом получает иной набор, но не право выбирать между наборами. Пространство выбора создаёт другое свойство нормы — формулировка позиций группами продуктов, а не конкретными продуктами (толкование, см. п. 2.5).</w:t>
       </w:r>
     </w:p>
     <w:bookmarkEnd w:id="56"/>
@@ -5487,6 +5765,15 @@
         <w:pStyle w:val="Heading2"/>
       </w:pPr>
       <w:r>
+        <w:rPr>
+          <w:rStyle w:val="SectionNumber"/>
+        </w:rPr>
+        <w:t xml:space="preserve">3.2</w:t>
+      </w:r>
+      <w:r>
+        <w:tab/>
+      </w:r>
+      <w:r>
         <w:t xml:space="preserve">Санкт-Петербург: постановление № 1284</w:t>
       </w:r>
     </w:p>
@@ -5495,6 +5782,15 @@
       <w:pPr>
         <w:pStyle w:val="Heading3"/>
       </w:pPr>
+      <w:r>
+        <w:rPr>
+          <w:rStyle w:val="SectionNumber"/>
+        </w:rPr>
+        <w:t xml:space="preserve">3.2.1</w:t>
+      </w:r>
+      <w:r>
+        <w:tab/>
+      </w:r>
       <w:r>
         <w:t xml:space="preserve">Реквизиты и структура</w:t>
       </w:r>
@@ -5647,6 +5943,15 @@
       <w:pPr>
         <w:pStyle w:val="Heading3"/>
       </w:pPr>
+      <w:r>
+        <w:rPr>
+          <w:rStyle w:val="SectionNumber"/>
+        </w:rPr>
+        <w:t xml:space="preserve">3.2.2</w:t>
+      </w:r>
+      <w:r>
+        <w:tab/>
+      </w:r>
       <w:r>
         <w:t xml:space="preserve">Что изменилось с 01.01.2026</w:t>
       </w:r>
@@ -7229,7 +7534,7 @@
         <w:pStyle w:val="BodyText"/>
       </w:pPr>
       <w:r>
-        <w:t xml:space="preserve">Сопоставление позволяет сделать три наблюдения.</w:t>
+        <w:t xml:space="preserve">Из сопоставления следуют три наблюдения.</w:t>
       </w:r>
     </w:p>
     <w:p>
@@ -7263,6 +7568,15 @@
         <w:pStyle w:val="Heading3"/>
       </w:pPr>
       <w:r>
+        <w:rPr>
+          <w:rStyle w:val="SectionNumber"/>
+        </w:rPr>
+        <w:t xml:space="preserve">3.2.3</w:t>
+      </w:r>
+      <w:r>
+        <w:tab/>
+      </w:r>
+      <w:r>
         <w:t xml:space="preserve">Две нормы: с СБКС и без</w:t>
       </w:r>
     </w:p>
@@ -7271,7 +7585,7 @@
         <w:pStyle w:val="FirstParagraph"/>
       </w:pPr>
       <w:r>
-        <w:t xml:space="preserve">Первая редакция обзора привела нормы для ПНИ по столбцу таблицы 1 и указала, что ПНИ-норма Санкт-Петербурга включает 27 г СБКС [1]. Между тем постановление содержит вторую, самостоятельную норму — без СБКС (таблица 2), и с 2026 г. такая пара существует не только для ПНИ и ДСО, но и для остальных организаций [34]. Сопоставление показывает, чем региональный нормотворец «заменяет» 27 г белковой смеси. Для ПНИ и ДСО значения по сравнению с редакцией 2022 г. не изменились [33, 34]:</w:t>
+        <w:t xml:space="preserve">Первая редакция обзора привела нормы для ПНИ по столбцу таблицы 1 и указала, что ПНИ-норма Санкт-Петербурга включает 27 г СБКС [1]. Между тем постановление содержит вторую, самостоятельную норму — без СБКС (таблица 2), и с 2026 г. такая пара существует не только для ПНИ и ДСО, но и для остальных организаций [34]. Сопоставление показывает, какими продуктами региональный нормотворец компенсирует 27 г белковой смеси. Для ПНИ и ДСО значения по сравнению с редакцией 2022 г. не изменились [33, 34]:</w:t>
       </w:r>
     </w:p>
     <w:tbl>
@@ -7867,7 +8181,7 @@
         <w:pStyle w:val="BodyText"/>
       </w:pPr>
       <w:r>
-        <w:t xml:space="preserve">Постановление не указывает, в каких случаях применяется каждая из двух норм (проверено по тексту [34]). С 2026 г. наиболее естественное прочтение (толкование) связано со сноской о медицинских показаниях: житель, которому СБКС не назначена, обеспечивается по норме без неё, а белок компенсируется хлебом, крупами и мясом. Для вариативного меню здесь важен прецедент: региональный акт сам содержит пару эквивалентных наборов. Выбирает между ними не житель, а врач и учреждение, однако логика «два пути к одной пищевой ценности» заложена в самой норме.</w:t>
+        <w:t xml:space="preserve">Постановление не указывает, в каких случаях применяется каждая из двух норм (проверено по тексту [34]). С 2026 г. наиболее естественное прочтение (толкование) связано со сноской о медицинских показаниях: житель, которому СБКС не назначена, обеспечивается по норме без неё, а белок компенсируется хлебом, крупами и мясом. Для вариативного меню существенно, что региональный акт сам содержит пару наборов, эквивалентных по пищевой ценности; выбирает между ними, однако, не житель, а врач и учреждение.</w:t>
       </w:r>
     </w:p>
     <w:bookmarkEnd w:id="59"/>
@@ -7877,6 +8191,15 @@
         <w:pStyle w:val="Heading3"/>
       </w:pPr>
       <w:r>
+        <w:rPr>
+          <w:rStyle w:val="SectionNumber"/>
+        </w:rPr>
+        <w:t xml:space="preserve">3.2.4</w:t>
+      </w:r>
+      <w:r>
+        <w:tab/>
+      </w:r>
+      <w:r>
         <w:t xml:space="preserve">Порядок и тарифы</w:t>
       </w:r>
     </w:p>
@@ -7893,7 +8216,7 @@
         <w:pStyle w:val="BodyText"/>
       </w:pPr>
       <w:r>
-        <w:t xml:space="preserve">Тарифы на услугу «обеспечение питанием согласно утверждённым нормативам» в стационарной форме для совершеннолетних зеркально следуют нормам постановления № 1284 и разбиты по тем же категориям [75, 76]. Тарифы 2026 г. утверждены распоряжением № 1155-р во исполнение постановления Правительства Санкт-Петербурга от 29.12.2014 № 1285 о порядке утверждения тарифов на основании подушевых нормативов финансирования и распоряжения Комитета по экономической политике и стратегическому планированию от 29.05.2025 № 92-р о подушевых нормативах на 2026–2028 гг. [76]. Распоряжение опубликовано в виде графического образа; приведённые ниже значения прочитаны распознаванием текста и сверены визуально по изображению страницы. Помимо тарифов на социальные услуги тот же комитет по экономической политике ежегодно, до 1 июня, утверждает нормативы расходов бюджета Санкт-Петербурга по социальному питанию на следующий финансовый год (п. 7 постановления Правительства Санкт-Петербурга от 23.07.2009 № 873) [77]. Один акт этой серии найден: распоряжением от 28.05.2024 № 43-р утверждены нормативы на 2025 г., и в приложении 3 к нему для стационарных учреждений социального обслуживания (руб. на человека в сутки) установлено: кроме ПНИ — 506,16, при сахарном диабете — 495,59, при заболеваниях желудочно-кишечного тракта — 375,20; для ПНИ — 516,41, без СБКС — 429,96 [78]. Текст прочитан по справочной системе и с официальной публикацией не сверен. Сопоставление с тарифами 2025 г. (иллюстративная арифметика) показывает, что тариф на услугу питания превышает бюджетный норматив во всех пяти совпадающих категориях — на 48,16–55,22 руб. в день [75, 78]. Что покрывает это превышение (приготовление, накладные расходы или иное), ни тот, ни другой акт не раскрывает; составляющей на организацию выбора нет ни в нормативе, ни в тарифе (толкование). Распоряжения о нормативах на 2026 и 2027 гг. в открытых источниках найти не удалось (повторный поиск — 06.10.2026 и 14.10.2026), и их значения в обзор не включены.</w:t>
+        <w:t xml:space="preserve">Тарифы на услугу «обеспечение питанием согласно утверждённым нормативам» в стационарной форме для совершеннолетних следуют нормам постановления № 1284 и разбиты по тем же категориям [75, 76]. Тарифы 2026 г. утверждены распоряжением № 1155-р во исполнение постановления Правительства Санкт-Петербурга от 29.12.2014 № 1285 о порядке утверждения тарифов на основании подушевых нормативов финансирования и распоряжения Комитета по экономической политике и стратегическому планированию от 29.05.2025 № 92-р о подушевых нормативах на 2026–2028 гг. [76]. Распоряжение опубликовано в виде графического образа; приведённые ниже значения прочитаны распознаванием текста и сверены визуально по изображению страницы. Помимо тарифов на социальные услуги тот же комитет по экономической политике ежегодно, до 1 июня, утверждает нормативы расходов бюджета Санкт-Петербурга по социальному питанию на следующий финансовый год (п. 7 постановления Правительства Санкт-Петербурга от 23.07.2009 № 873) [77]. Один акт этой серии найден: распоряжением от 28.05.2024 № 43-р утверждены нормативы на 2025 г., и в приложении 3 к нему для стационарных учреждений социального обслуживания (руб. на человека в сутки) установлено: кроме ПНИ — 506,16, при сахарном диабете — 495,59, при заболеваниях желудочно-кишечного тракта — 375,20; для ПНИ — 516,41, без СБКС — 429,96 [78]. Текст прочитан по справочной системе и с официальной публикацией не сверен. Сопоставление с тарифами 2025 г. (иллюстративная арифметика) показывает, что тариф на услугу питания превышает бюджетный норматив во всех пяти совпадающих категориях — на 48,16–55,22 руб. в день [75, 78]. Что покрывает это превышение (приготовление, накладные расходы или иное), ни тот, ни другой акт не раскрывает; составляющей на организацию выбора нет и в нормативе (толкование). Распоряжения о нормативах на 2026 и 2027 гг. в открытых источниках найти не удалось (повторный поиск — 06.10.2026 и 14.10.2026), и их значения в обзор не включены.</w:t>
       </w:r>
     </w:p>
     <w:tbl>
@@ -8256,7 +8579,7 @@
         <w:pStyle w:val="BodyText"/>
       </w:pPr>
       <w:r>
-        <w:t xml:space="preserve">Второе: категории тарифов 2026 г. в точности повторяют структуру новой редакции норм — появились «ДСО» рядом с ПНИ и новая категория «кроме ПНИ и ДСО, нормы без СБКС», которой соответствует новая таблица 2 [34, 76]. Тарифы 2025 г. рассчитаны на нормы в редакции 2022 г., тарифы 2026 г. — на нормы в редакции № 507; сопоставление тарифов двух лет есть поэтому сопоставление разных наборов продуктов, а не только разных цен. Цена решения «27 г белковой смеси или компенсация хлебом, крупами и мясом» в ПНИ изменилась почти вдвое: 90,77 руб. в день в 2025 г. и 43,21 руб. в 2026 г. Для учреждений, кроме ПНИ и ДСО, в 2026 г. появилась собственная пара тарифов с разницей 41,59 руб. (иллюстративная арифметика: 571,63 − 480,86; 574,43 − 531,22; 581,33 − 539,74) [75, 76]. Граммы обеих ПНИ-таблиц за этот период почти не изменились [33, 34], поэтому сокращение разницы объясняется не составом нормы, а расчётом стоимости набора — ценами продуктов, методикой подушевого норматива и, возможно, тем, что СБКС с 2026 г. предоставляется по медицинским показаниям (толкование). Документы, позволяющие это проверить, не опубликованы. Бюджетный норматив на 2025 г. даёт для ПНИ разницу 86,45 руб. (516,41 − 429,96), близкую к тарифной 90,77 руб.; норматив на 2026 г., по которому можно было бы увидеть, сократилась ли разница уже в бюджетном расчёте, не найден [78].</w:t>
+        <w:t xml:space="preserve">Второе: категории тарифов 2026 г. в точности повторяют структуру новой редакции норм — появились «ДСО» рядом с ПНИ и новая категория «кроме ПНИ и ДСО, нормы без СБКС», которой соответствует новая таблица 2 [34, 76]. Тарифы 2025 г. рассчитаны на нормы в редакции 2022 г., тарифы 2026 г. — на нормы в редакции № 507; поэтому тарифы двух лет относятся к разным наборам продуктов, а не только к разным ценам. Цена решения «27 г белковой смеси или компенсация хлебом, крупами и мясом» в ПНИ изменилась почти вдвое: 90,77 руб. в день в 2025 г. и 43,21 руб. в 2026 г. Для учреждений, кроме ПНИ и ДСО, в 2026 г. появилась собственная пара тарифов с разницей 41,59 руб. (иллюстративная арифметика: 571,63 − 480,86; 574,43 − 531,22; 581,33 − 539,74) [75, 76]. Граммы обеих ПНИ-таблиц за этот период почти не изменились [33, 34], поэтому сокращение разницы объясняется не составом нормы, а расчётом стоимости набора — ценами продуктов, методикой подушевого норматива и, возможно, тем, что СБКС с 2026 г. предоставляется по медицинским показаниям (толкование). Документы, позволяющие это проверить, не опубликованы. Бюджетный норматив на 2025 г. даёт для ПНИ разницу 86,45 руб. (516,41 − 429,96), близкую к тарифной 90,77 руб.; норматив на 2026 г., по которому можно было бы увидеть, сократилась ли разница уже в бюджетном расчёте, не найден [78].</w:t>
       </w:r>
     </w:p>
     <w:p>
@@ -8264,7 +8587,7 @@
         <w:pStyle w:val="BodyText"/>
       </w:pPr>
       <w:r>
-        <w:t xml:space="preserve">Третье: в 2025 г. тариф для ПНИ превышал общий (571,63 против 560,87), а в 2026 г. соотношение стало обратным (574,43 против 581,33) [75, 76]. Это совпадает со сменой общей нормы, пересобранной с 2026 г. по федеральной рекомендации — с бо́льшими объёмами картофеля, овощей, соков и хлеба пшеничного и меньшими объёмами птицы, творога и кисломолочных продуктов, — тогда как ПНИ-норма почти не изменилась [33, 34]. Разделить влияние состава нормы и цен отдельных групп продуктов по опубликованным документам невозможно. Это наблюдение, а не вывод о методике: методика расчёта подушевых нормативов в доступных источниках не раскрыта.</w:t>
+        <w:t xml:space="preserve">Третье: в 2025 г. тариф для ПНИ превышал общий (571,63 против 560,87), а в 2026 г. соотношение стало обратным (574,43 против 581,33) [75, 76]. Это совпадает со сменой общей нормы, пересобранной с 2026 г. по федеральной рекомендации — с бо́льшими объёмами картофеля, овощей, соков и хлеба пшеничного и меньшими объёмами птицы, творога и кисломолочных продуктов, — тогда как ПНИ-норма почти не изменилась [33, 34]. Разделить влияние состава нормы и цен отдельных групп продуктов по опубликованным документам невозможно. Методика расчёта подушевых нормативов в доступных источниках не раскрыта, поэтому сказанное остаётся наблюдением, а не выводом о методике.</w:t>
       </w:r>
     </w:p>
     <w:p>
@@ -8281,6 +8604,15 @@
       <w:pPr>
         <w:pStyle w:val="Heading3"/>
       </w:pPr>
+      <w:r>
+        <w:rPr>
+          <w:rStyle w:val="SectionNumber"/>
+        </w:rPr>
+        <w:t xml:space="preserve">3.2.5</w:t>
+      </w:r>
+      <w:r>
+        <w:tab/>
+      </w:r>
       <w:r>
         <w:t xml:space="preserve">Что первая редакция сообщала о петербургской практике</w:t>
       </w:r>
@@ -8301,6 +8633,15 @@
         <w:pStyle w:val="Heading2"/>
       </w:pPr>
       <w:r>
+        <w:rPr>
+          <w:rStyle w:val="SectionNumber"/>
+        </w:rPr>
+        <w:t xml:space="preserve">3.3</w:t>
+      </w:r>
+      <w:r>
+        <w:tab/>
+      </w:r>
+      <w:r>
         <w:t xml:space="preserve">Москва</w:t>
       </w:r>
     </w:p>
@@ -8317,7 +8658,7 @@
         <w:pStyle w:val="BodyText"/>
       </w:pPr>
       <w:r>
-        <w:t xml:space="preserve">Для темы доклада важнее приложений п. 2.1 самого приказа: «При разработке и применении цикличных меню необходимо соблюдать установленные нормы, в соответствии с возрастом и контингентом питающихся. Допускается в течение дня отступление от норм калорийности по отдельным приемам пищи в пределах +/- 5% при условии, что средний % пищевой ценности за неделю будет соответствовать нормам» [70]. Это единственная обнаруженная в ходе подготовки доклада региональная норма, которая для совершеннолетних получателей социальных услуг прямо разрешает оценивать выполнение норм по среднему за неделю. Для вариативного меню она значима вдвойне: подтверждает, что исходной моделью регионального нормотворца является цикличное меню, и даёт законную опору недельному контролю, без которого выбор между блюдами разной калорийности не поддаётся учёту (толкование). Поскольку формулировка касается калорийности по приёмам пищи, а не групп продуктов, вопроса о групповом балансе при замене мяса рыбой (сценарий 1 гл. 7) она не снимает. Остальная часть текста приказа (приложения, положения о замене) в открытой версии справочной системы недоступна и не сверялась; утверждение первой редакции о замене «по нормам взаимозаменяемости» [1] остаётся непроверенным.</w:t>
+        <w:t xml:space="preserve">Для темы доклада существеннее приложений п. 2.1 самого приказа: «При разработке и применении цикличных меню необходимо соблюдать установленные нормы, в соответствии с возрастом и контингентом питающихся. Допускается в течение дня отступление от норм калорийности по отдельным приемам пищи в пределах +/- 5% при условии, что средний % пищевой ценности за неделю будет соответствовать нормам» [70]. Это единственная обнаруженная в ходе подготовки доклада региональная норма, которая для совершеннолетних получателей социальных услуг прямо разрешает оценивать выполнение норм по среднему за неделю. Для вариативного меню она значима в двух отношениях: подтверждает, что исходной моделью регионального нормотворца является цикличное меню, и даёт законную опору недельному контролю, без которого выбор между блюдами разной калорийности не поддаётся учёту (толкование). Поскольку формулировка касается калорийности по приёмам пищи, а не групп продуктов, вопроса о групповом балансе при замене мяса рыбой (сценарий 1 гл. 7) она не снимает. Остальная часть текста приказа (приложения, положения о замене) в открытой версии справочной системы недоступна и не сверялась; утверждение первой редакции о замене «по нормам взаимозаменяемости» [1] остаётся непроверенным.</w:t>
       </w:r>
     </w:p>
     <w:p>
@@ -8343,6 +8684,15 @@
         <w:pStyle w:val="Heading2"/>
       </w:pPr>
       <w:r>
+        <w:rPr>
+          <w:rStyle w:val="SectionNumber"/>
+        </w:rPr>
+        <w:t xml:space="preserve">3.4</w:t>
+      </w:r>
+      <w:r>
+        <w:tab/>
+      </w:r>
+      <w:r>
         <w:t xml:space="preserve">Московская область</w:t>
       </w:r>
     </w:p>
@@ -8351,67 +8701,198 @@
         <w:pStyle w:val="FirstParagraph"/>
       </w:pPr>
       <w:r>
-        <w:t xml:space="preserve">До 16.10.2026 в докладе нормы Московской области фигурировали лишь косвенно — через ссылку сайта Доброго дома «Солнечногорский» на распоряжение минсоцразвития области от 13.04.2017 № 19РВ-32 как на нормы питания в ПНИ [82]. Полный текст актуального областного акта о нормах долго оставался недоступен из среды подготовки (gaps п. 48).</w:t>
+        <w:t xml:space="preserve">Сайт Доброго дома «Солнечногорский» ссылается как на нормы питания в ПНИ на распоряжение министерства социального развития области от 13.04.2017 № 19РВ-32 [82]. Действующий областной акт о нормах — распоряжение Министерства социального развития Московской области от 22.05.2026 № 20РВ-108 «Об утверждении норм питания в государственных организациях социального обслуживания Московской области» (опубликовано 26.05.2026, номер опубликования 5001202605260005; официальный образ — 73 с.) [83]. Его резолютивная часть, примечания и начало таблиц (с. 1–15 официального файла, распознанные по образу) прочитаны 16.10.2026; полный текст получить не удалось, поэтому состав всех таблиц и примечаний к набору для лиц с психическими заболеваниями в докладе не воспроизводится.</w:t>
       </w:r>
     </w:p>
     <w:p>
       <w:pPr>
         <w:pStyle w:val="BodyText"/>
       </w:pPr>
+      <w:r>
+        <w:t xml:space="preserve">Распоряжение утверждает семь наборов, в том числе отдельные нормы для получателей старше 18 лет, страдающих психическими заболеваниями, и диетические варианты; таблицы выражены в нетто и брутто. Оно вступает в силу с 1 января 2027 года (нормы для детей первого года жизни — со дня опубликования) и признаёт утратившими силу распоряжение от 04.10.2022 № 20РВ-277 и три последующих изменения к нему; распоряжение № 19РВ-32 в перечне отменяемых актов не названо. В прочитанной части о выборе блюд, вариативном меню или «шведском столе» не говорится: это норма о количестве продуктов, а не о праве выбора. В примечании к набору социально-медицинской реабилитации при использовании смеси белковой композитной предусмотрена замена продуктов по белкам [83]; это условие замены при применении смеси, а не включение СБКС в общую норму, как в Ленинградской области (п. 3.11). Для учреждений области с 01.01.2027 нормы определяются распоряжением № 20РВ-108.</w:t>
+      </w:r>
+    </w:p>
+    <w:bookmarkEnd w:id="64"/>
+    <w:bookmarkStart w:id="65" w:name="свердловская-область"/>
+    <w:p>
+      <w:pPr>
+        <w:pStyle w:val="Heading2"/>
+      </w:pPr>
+      <w:r>
+        <w:rPr>
+          <w:rStyle w:val="SectionNumber"/>
+        </w:rPr>
+        <w:t xml:space="preserve">3.5</w:t>
+      </w:r>
+      <w:r>
+        <w:tab/>
+      </w:r>
+      <w:r>
+        <w:t xml:space="preserve">Свердловская область</w:t>
+      </w:r>
+    </w:p>
+    <w:p>
+      <w:pPr>
+        <w:pStyle w:val="FirstParagraph"/>
+      </w:pPr>
+      <w:r>
+        <w:t xml:space="preserve">Нормы питания утверждены постановлением Правительства Свердловской области от 10.11.2022 № 765-ПП, заменившим постановление № 1037-ПП [44]. По данным первой редакции обзора, акт включает СБКС (27 г) и витаминно-минеральные комплексы в суточный набор и устанавливает замену продуктов по таблице приложения № 11 к СанПиН 3590-20 со ссылками на весь действовавший массив санитарных правил [1]. Если пересказ точен, свердловский акт — единственный из проанализированных, где детская таблица замен для взрослых возведена в региональную норму. После 01.09.2026 ссылки акта на СанПиН 3590-20 требуют актуализации на СанПиН 4282-26 (таблица замен в новом СанПиН сохранила номер приложения — 11) [3].</w:t>
+      </w:r>
+    </w:p>
+    <w:bookmarkEnd w:id="65"/>
+    <w:bookmarkStart w:id="66" w:name="нижегородская-область"/>
+    <w:p>
+      <w:pPr>
+        <w:pStyle w:val="Heading2"/>
+      </w:pPr>
+      <w:r>
+        <w:rPr>
+          <w:rStyle w:val="SectionNumber"/>
+        </w:rPr>
+        <w:t xml:space="preserve">3.6</w:t>
+      </w:r>
+      <w:r>
+        <w:tab/>
+      </w:r>
+      <w:r>
+        <w:t xml:space="preserve">Нижегородская область</w:t>
+      </w:r>
+    </w:p>
+    <w:p>
+      <w:pPr>
+        <w:pStyle w:val="FirstParagraph"/>
+      </w:pPr>
+      <w:r>
+        <w:t xml:space="preserve">Нормы питания утверждены постановлением Правительства Нижегородской области от 20.10.2014 № 709; ведомственным актом в сфере социального обслуживания назван приказ министерства социальной политики Нижегородской области от 21.04.2022 № 214 [84]. По описанию первой редакции, наборы дифференцированы по видам учреждений, а диетическое питание предоставляется по медицинским показаниям с заменой по нормам взаимозаменяемости [1]. Утверждение первой редакции о том, что «на уровне учреждений… элементы выбора блюд внедряются по инициативе учреждений», источником не подкреплено и здесь как факт не воспроизводится.</w:t>
+      </w:r>
+    </w:p>
+    <w:p>
+      <w:pPr>
+        <w:pStyle w:val="BodyText"/>
+      </w:pPr>
+      <w:r>
+        <w:t xml:space="preserve">Действующая редакция норм для взрослых установлена постановлением Правительства Нижегородской области от 30.08.2019 № 617, которое изложило нормы № 709 заново и вступило в силу 01.01.2020 [71]. Наборы для домов-интернатов для престарелых и инвалидов, специальных домов-интернатов и ПНИ выражены в граммах нетто: в общем наборе говядина I категории — 100 г, куры — 25 г, рыба (филе) — 60 г, колбасные изделия — 12 г, картофель — от 200 до 250 г в зависимости от сезона, прочие овощи — 290 г, фрукты — 150 г [71]. Положений о выборе блюд и о замене продуктов текст не содержит (проверено по тексту); брутто приводится лишь в наборах для детей, с пояснением, что масса брутто рассчитана на норму отходов 25 % [71]. Вносились ли изменения после 2020 г., установить не удалось.</w:t>
+      </w:r>
+    </w:p>
+    <w:p>
+      <w:pPr>
+        <w:pStyle w:val="BodyText"/>
+      </w:pPr>
+      <w:r>
+        <w:t xml:space="preserve">Публичных описаний вариативного меню в нижегородских учреждениях найти не удалось; обнаружено лишь сообщение учреждения-участника о региональном семинаре «Вариативное питание» на базе ДСО «Борский» в августе 2026 г., без описания практики какого-либо учреждения (п. 4.12) [85]. Для доклада полезен другой документ — опубликованное на сайте положение об организации питания ГБУ «Сормовский дом-интернат для престарелых и инвалидов» (учредитель по данным страницы — министерство социального развития и семейной политики Нижегородской области; дата утверждения положения на странице не указана) [48]. Положение подробно описывает устройство единого меню в типичном доме-интернате, то есть исходное состояние, от которого отсчитывается введение выбора. Сводное 14-дневное меню и картотека блюд утверждаются директором на основе среднесуточного набора продуктов, а замена продуктов при их отсутствии производится по таблицам взаимозаменяемости и замены по белкам и углеводам, утверждённым самим положением. Ответственной за организацию питания назначена медицинская диетическая сестра; суточный расход продуктов ведётся «строго в соответствии со среднесуточными наборами». Документальная цепочка выстроена так: порционник по форме № 1-84 (дежурная медицинская сестра, ежедневно) → сводные сведения о численности → меню-раскладка по форме 0504202 на следующий день (подписывают диетическая сестра, бухгалтер и повар, утверждает директор) → требование на выдачу продуктов со склада по форме № 45-МЗ → карточка-раскладка на каждое блюдо по форме № 1-85. Режим предусматривает четырёхразовое питание и второй ужин, по две смены на каждый приём пищи (завтрак 8:30 и 9:00, обед 12:30 и 13:00, полдник 15:00 и 15:30, ужин 18:00 и 18:30, второй ужин 20:00). Контроль включает проверку готовой пищи директором раз в месяц и ежедневно старшей и диетической сёстрами; порционные блюда взвешиваются по 10 порций с допустимым отклонением средней массы не более 3 %; суточная проба отбирается «от каждой партии приготовленных блюд», отдельно каждое блюдо, и хранится 48 часов при +2…+6 °C; раздача производится не позднее двух часов после приготовления [48].</w:t>
+      </w:r>
+    </w:p>
+    <w:p>
+      <w:pPr>
+        <w:pStyle w:val="BodyText"/>
+      </w:pPr>
+      <w:r>
+        <w:t xml:space="preserve">Второе опубликованное положение того же ведомства — ГБУ «Чкаловский дом-интернат для престарелых и инвалидов» — устроено аналогично: цикличное 14-дневное меню, утверждённое директором; меню-требование составляется ежедневно, «одно с учётом всех отделений»; при отсутствии продукта блюдо заменяется «равноценным по энергетической ценности» с записью в бракеражном журнале; меню вывешивается на стенде вместе с нормами питания [86]. О выборе блюд жителем в нём ничего не сказано. Повторный поиск по сайтам нижегородских учреждений (домен soc52.ru) публичной практики выбора блюд не обнаружил.</w:t>
+      </w:r>
+    </w:p>
+    <w:p>
+      <w:pPr>
+        <w:pStyle w:val="BodyText"/>
+      </w:pPr>
+      <w:r>
+        <w:t xml:space="preserve">Для вариативного меню отсюда следует (толкование), что в учреждении с такой документальной цепочкой выбор затрагивает не один документ, а все звенья одновременно. Порционник должен учитывать не только численность, но и распределение по вариантам; меню-раскладка — содержать оба варианта с ожидаемым числом порций; требование на склад — суммировать продукты обоих вариантов; бракераж и суточная проба — вестись по каждому варианту (по смыслу положения, где проба отбирается от каждой партии, это требование уже выполнено, если вариант составляет самостоятельную партию). Сценарий 13 гл. 7 рассматривает эту цепочку как пакет документов.</w:t>
+      </w:r>
+    </w:p>
+    <w:bookmarkEnd w:id="66"/>
+    <w:bookmarkStart w:id="67" w:name="омская-область"/>
+    <w:p>
+      <w:pPr>
+        <w:pStyle w:val="Heading2"/>
+      </w:pPr>
+      <w:r>
+        <w:rPr>
+          <w:rStyle w:val="SectionNumber"/>
+        </w:rPr>
+        <w:t xml:space="preserve">3.7</w:t>
+      </w:r>
+      <w:r>
+        <w:tab/>
+      </w:r>
+      <w:r>
+        <w:t xml:space="preserve">Омская область</w:t>
+      </w:r>
+    </w:p>
+    <w:p>
+      <w:pPr>
+        <w:pStyle w:val="FirstParagraph"/>
+      </w:pPr>
+      <w:r>
+        <w:t xml:space="preserve">Нормы утверждены приказом от 11.11.2014 № 171-п [87]. По данным первой редакции, акт отсылает к нормам взаимозаменяемости методических рекомендаций 2002 г., к СанПиН 3590-20, СанПиН 1.2.3685-21 и СП 2.4.3648-20, а диетическое питание связывает со ст. 25.5 29-ФЗ и ст. 39 323-ФЗ [1]. Омские учреждения публикуют на сайтах сведения о питании и перечни продуктов, ограниченных к передаче [54]. Опубликованное меню служит условием выбора в любом регионе: житель и его семья должны знать, из чего выбирать (толкование).</w:t>
+      </w:r>
+    </w:p>
+    <w:bookmarkEnd w:id="67"/>
+    <w:bookmarkStart w:id="68" w:name="псковская-область"/>
+    <w:p>
+      <w:pPr>
+        <w:pStyle w:val="Heading2"/>
+      </w:pPr>
+      <w:r>
+        <w:rPr>
+          <w:rStyle w:val="SectionNumber"/>
+        </w:rPr>
+        <w:t xml:space="preserve">3.8</w:t>
+      </w:r>
+      <w:r>
+        <w:tab/>
+      </w:r>
+      <w:r>
+        <w:t xml:space="preserve">Псковская область</w:t>
+      </w:r>
+    </w:p>
+    <w:p>
+      <w:pPr>
+        <w:pStyle w:val="FirstParagraph"/>
+      </w:pPr>
+      <w:r>
+        <w:t xml:space="preserve">Нормы питания утверждены приказом Комитета по социальной защите населения Псковской области от 14.07.2020 № 206 [82]. Вид акта подтверждён независимой справочной отметкой: тем же приказом Комитета по социальной защите Псковской области от 14 июля 2020 г. № 206 с 3 августа 2020 г. признан утратившим силу приказ Главного государственного управления социальной защиты населения Псковской области от 07.11.2014 № 340 [88]. Наборы дифференцированы по категориям учреждений (дома-интернаты, дома ветеранов, ПНИ), диетическое питание организуется со ссылкой на приказы Минздрава России № 395н и № 330 [1]. Псковский акт, как и другие региональные нормы, заимствует диетологическую логику из здравоохранения.</w:t>
+      </w:r>
+    </w:p>
+    <w:bookmarkEnd w:id="68"/>
+    <w:bookmarkStart w:id="69" w:name="новосибирская-область"/>
+    <w:p>
+      <w:pPr>
+        <w:pStyle w:val="Heading2"/>
+      </w:pPr>
+      <w:r>
+        <w:rPr>
+          <w:rStyle w:val="SectionNumber"/>
+        </w:rPr>
+        <w:t xml:space="preserve">3.9</w:t>
+      </w:r>
+      <w:r>
+        <w:tab/>
+      </w:r>
+      <w:r>
+        <w:t xml:space="preserve">Новосибирская область</w:t>
+      </w:r>
+    </w:p>
+    <w:p>
+      <w:pPr>
+        <w:pStyle w:val="FirstParagraph"/>
+      </w:pPr>
+      <w:r>
+        <w:t xml:space="preserve">Из Новосибирской области происходит бо́льшая часть публичных сообщений о вариативном питании (п. 4.2–4.4). Нормы утверждены приказом министерства социального развития Новосибирской области от 06.10.2014 № 1164; приложения изложены в новой редакции приказом министерства труда и социального развития от 25.05.2023 № 769-НПА, преамбула которого ссылается на приказы Минтруда России № 520н и № 519н и на СанПиН 3590-20 [47]. Таблица 1 устанавливает нормы для совершеннолетних в стационарной форме в граммах</w:t>
+      </w:r>
+      <w:r>
+        <w:t xml:space="preserve"> </w:t>
+      </w:r>
       <w:r>
         <w:rPr>
           <w:b/>
           <w:bCs/>
         </w:rPr>
-        <w:t xml:space="preserve">16.10.2026 прочитана резолютивная часть</w:t>
+        <w:t xml:space="preserve">брутто</w:t>
       </w:r>
       <w:r>
         <w:t xml:space="preserve"> </w:t>
       </w:r>
       <w:r>
-        <w:t xml:space="preserve">распоряжения Министерства социального развития Московской области от 22.05.2026 № 20РВ-108 «Об утверждении норм питания в государственных организациях социального обслуживания Московской области» (опубликовано 26.05.2026, номер 5001202605260005; официальный образ — 73 с.) [83]. Акт утверждает семь наборов, в том числе отдельные нормы для получателей старше 18 лет, страдающих психическими заболеваниями, и диетические варианты; таблицы выражены в</w:t>
-      </w:r>
-      <w:r>
-        <w:t xml:space="preserve"> </w:t>
-      </w:r>
-      <w:r>
-        <w:rPr>
-          <w:b/>
-          <w:bCs/>
-        </w:rPr>
-        <w:t xml:space="preserve">нетто и брутто</w:t>
-      </w:r>
-      <w:r>
-        <w:t xml:space="preserve">. Распоряжение вступает в силу</w:t>
-      </w:r>
-      <w:r>
-        <w:t xml:space="preserve"> </w:t>
-      </w:r>
-      <w:r>
-        <w:rPr>
-          <w:b/>
-          <w:bCs/>
-        </w:rPr>
-        <w:t xml:space="preserve">с 1 января 2027 года</w:t>
-      </w:r>
-      <w:r>
-        <w:t xml:space="preserve"> </w:t>
-      </w:r>
-      <w:r>
-        <w:t xml:space="preserve">(нормы детей первого года жизни — со дня опубликования). Признаются утратившими силу распоряжение от 04.10.2022 № 20РВ-277 и три последующих изменения; распоряжение № 19РВ-32 в перечне отменяемых актов</w:t>
-      </w:r>
-      <w:r>
-        <w:t xml:space="preserve"> </w:t>
-      </w:r>
-      <w:r>
-        <w:rPr>
-          <w:b/>
-          <w:bCs/>
-        </w:rPr>
-        <w:t xml:space="preserve">не названо</w:t>
-      </w:r>
-      <w:r>
-        <w:t xml:space="preserve">. В прочитанных страницах (резолютивная часть, примечания, начало таблиц) слов о выборе блюд, вариативном меню или «шведском столе» нет: класс — норма о количестве продуктов, не о праве выбора. В примечании к набору социально-медицинской реабилитации при использовании смеси белковой композитной предусмотрена замена продуктов по белкам [83] — это не включение СБКС в общую норму по образцу Ленинградской области (п. 3.10), а условие замены при применении смеси.</w:t>
+        <w:t xml:space="preserve">по четырём типам организаций: дома-интернаты общего типа и специальные (вместе с геронтологическими центрами и рядом других), психоневрологические интернаты, комплексные социально-оздоровительные центры и дома-интернаты (отделения) милосердия [47].</w:t>
       </w:r>
     </w:p>
     <w:p>
@@ -8419,43 +8900,7 @@
         <w:pStyle w:val="BodyText"/>
       </w:pPr>
       <w:r>
-        <w:t xml:space="preserve">Бинарный PDF из среды подготовки по-прежнему не скачивается; опора — OCR с. 1–15 официального файла. Полный состав всех таблиц и примечаний к «психиатрическому» набору в докладе не воспроизводится; для учреждений области с 01.01.2027 ориентир по нормам — № 20РВ-108.</w:t>
-      </w:r>
-    </w:p>
-    <w:bookmarkEnd w:id="64"/>
-    <w:bookmarkStart w:id="65" w:name="свердловская-область"/>
-    <w:p>
-      <w:pPr>
-        <w:pStyle w:val="Heading2"/>
-      </w:pPr>
-      <w:r>
-        <w:t xml:space="preserve">Свердловская область</w:t>
-      </w:r>
-    </w:p>
-    <w:p>
-      <w:pPr>
-        <w:pStyle w:val="FirstParagraph"/>
-      </w:pPr>
-      <w:r>
-        <w:t xml:space="preserve">Нормы питания утверждены постановлением Правительства Свердловской области от 10.11.2022 № 765-ПП, заменившим постановление № 1037-ПП [44]. По данным первой редакции обзора, акт включает СБКС (27 г) и витаминно-минеральные комплексы в суточный набор и устанавливает замену продуктов по таблице приложения № 11 к СанПиН 3590-20 со ссылками на весь действовавший массив санитарных правил [1]. Если пересказ точен, свердловский акт — единственный из проанализированных, где детская таблица замен для взрослых возведена в региональную норму. После 01.09.2026 ссылки акта на СанПиН 3590-20 требуют актуализации на СанПиН 4282-26 (таблица замен в новом СанПиН сохранила номер приложения — 11) [3].</w:t>
-      </w:r>
-    </w:p>
-    <w:bookmarkEnd w:id="65"/>
-    <w:bookmarkStart w:id="66" w:name="нижегородская-область"/>
-    <w:p>
-      <w:pPr>
-        <w:pStyle w:val="Heading2"/>
-      </w:pPr>
-      <w:r>
-        <w:t xml:space="preserve">Нижегородская область</w:t>
-      </w:r>
-    </w:p>
-    <w:p>
-      <w:pPr>
-        <w:pStyle w:val="FirstParagraph"/>
-      </w:pPr>
-      <w:r>
-        <w:t xml:space="preserve">Нормы питания утверждены постановлением Правительства Нижегородской области от 20.10.2014 № 709; ведомственным актом в сфере социального обслуживания назван приказ министерства социальной политики Нижегородской области от 21.04.2022 № 214 [84]. По описанию первой редакции, наборы дифференцированы по видам учреждений, а диетическое питание предоставляется по медицинским показаниям с заменой по нормам взаимозаменяемости [1]. Утверждение первой редакции о том, что «на уровне учреждений… элементы выбора блюд внедряются по инициативе учреждений», источником не подкреплено и здесь как факт не воспроизводится.</w:t>
+        <w:t xml:space="preserve">Для домов-интернатов общего типа и ПНИ нормы почти совпадают: говядина 110 г, птица 45 г, рыба 60 г, творог 21 г, кисломолочные напитки 125 г, молоко 211 г, картофель 300 г, овощи свежие 424,2 г, фрукты 150 г; различаются хлеб пшеничный (150 и 200 г) и сахар с кондитерскими изделиями (60 и 70 г) [47]. СБКС (27 г) включена в нормы этих типов учреждений со сноской «по медицинским показаниям»; витаминно-минеральные комплексы — 50–100 % физиологической нормы [47]. Тем самым новосибирская норма воспроизводит федеральную конструкцию № 520н (смесь — по показаниям), а не петербургскую в редакции 2022 г. (смесь — в общей норме).</w:t>
       </w:r>
     </w:p>
     <w:p>
@@ -8463,117 +8908,7 @@
         <w:pStyle w:val="BodyText"/>
       </w:pPr>
       <w:r>
-        <w:t xml:space="preserve">Действующая редакция норм для взрослых установлена постановлением Правительства Нижегородской области от 30.08.2019 № 617, которое изложило нормы № 709 заново и вступило в силу 01.01.2020 [71]. Наборы для домов-интернатов для престарелых и инвалидов, специальных домов-интернатов и ПНИ выражены в граммах нетто: в общем наборе говядина I категории — 100 г, куры — 25 г, рыба (филе) — 60 г, колбасные изделия — 12 г, картофель — от 200 до 250 г в зависимости от сезона, прочие овощи — 290 г, фрукты — 150 г [71]. Положений о выборе блюд и о замене продуктов текст не содержит (проверено по тексту); брутто приводится лишь в наборах для детей, с пояснением, что масса брутто рассчитана на норму отходов 25 % [71]. Вносились ли изменения после 2020 г., установить не удалось.</w:t>
-      </w:r>
-    </w:p>
-    <w:p>
-      <w:pPr>
-        <w:pStyle w:val="BodyText"/>
-      </w:pPr>
-      <w:r>
-        <w:t xml:space="preserve">Публичных описаний вариативного меню в нижегородских учреждениях найти не удалось; обнаружено лишь сообщение учреждения-участника о региональном семинаре «Вариативное питание» на базе ДСО «Борский» в августе 2026 г., без описания практики какого-либо учреждения (п. 4.11) [85]. Обнаружился, однако, другой документ, для доклада не менее полезный, — опубликованное на сайте положение об организации питания ГБУ «Сормовский дом-интернат для престарелых и инвалидов» (учредитель по данным страницы — министерство социального развития и семейной политики Нижегородской области; дата утверждения положения на странице не указана) [48]. Положение подробно описывает устройство единого меню в типичном доме-интернате, то есть ту исходную точку, от которой отсчитывается любой выбор. Сводное 14-дневное меню и картотека блюд утверждаются директором на основе среднесуточного набора продуктов, а замена продуктов при их отсутствии производится по таблицам взаимозаменяемости и замены по белкам и углеводам, утверждённым самим положением. Ответственной за организацию питания назначена медицинская диетическая сестра; суточный расход продуктов ведётся «строго в соответствии со среднесуточными наборами». Документальная цепочка выстроена так: порционник по форме № 1-84 (дежурная медицинская сестра, ежедневно) → сводные сведения о численности → меню-раскладка по форме 0504202 на следующий день (подписывают диетическая сестра, бухгалтер и повар, утверждает директор) → требование на выдачу продуктов со склада по форме № 45-МЗ → карточка-раскладка на каждое блюдо по форме № 1-85. Режим предусматривает четырёхразовое питание и второй ужин, по две смены на каждый приём пищи (завтрак 8:30 и 9:00, обед 12:30 и 13:00, полдник 15:00 и 15:30, ужин 18:00 и 18:30, второй ужин 20:00). Контроль включает проверку готовой пищи директором раз в месяц и ежедневно старшей и диетической сёстрами; порционные блюда взвешиваются по 10 порций с допустимым отклонением средней массы не более 3 %; суточная проба отбирается «от каждой партии приготовленных блюд», отдельно каждое блюдо, и хранится 48 часов при +2…+6 °C; раздача производится не позднее двух часов после приготовления [48].</w:t>
-      </w:r>
-    </w:p>
-    <w:p>
-      <w:pPr>
-        <w:pStyle w:val="BodyText"/>
-      </w:pPr>
-      <w:r>
-        <w:t xml:space="preserve">Второе опубликованное положение того же ведомства — ГБУ «Чкаловский дом-интернат для престарелых и инвалидов» — устроено аналогично: цикличное 14-дневное меню, утверждённое директором; меню-требование составляется ежедневно, «одно с учётом всех отделений»; при отсутствии продукта блюдо заменяется «равноценным по энергетической ценности» с записью в бракеражном журнале; меню вывешивается на стенде вместе с нормами питания [86]. О выборе блюд жителем в нём ничего не сказано. Повторный поиск по сайтам нижегородских учреждений (домен soc52.ru) публичной практики выбора блюд не обнаружил.</w:t>
-      </w:r>
-    </w:p>
-    <w:p>
-      <w:pPr>
-        <w:pStyle w:val="BodyText"/>
-      </w:pPr>
-      <w:r>
-        <w:t xml:space="preserve">Практический вывод для вариативного меню (толкование) состоит в том, что в учреждении с такой документальной цепочкой выбор затрагивает не один документ, а все звенья одновременно. Порционник должен учитывать не только численность, но и распределение по вариантам; меню-раскладка — содержать оба варианта с ожидаемым числом порций; требование на склад — суммировать продукты обоих вариантов; бракераж и суточная проба — вестись по каждому варианту (по смыслу положения, где проба отбирается от каждой партии, это требование уже выполнено, если вариант составляет самостоятельную партию). Сценарий 13 гл. 7 рассматривает эту цепочку как пакет документов.</w:t>
-      </w:r>
-    </w:p>
-    <w:bookmarkEnd w:id="66"/>
-    <w:bookmarkStart w:id="67" w:name="омская-область"/>
-    <w:p>
-      <w:pPr>
-        <w:pStyle w:val="Heading2"/>
-      </w:pPr>
-      <w:r>
-        <w:t xml:space="preserve">Омская область</w:t>
-      </w:r>
-    </w:p>
-    <w:p>
-      <w:pPr>
-        <w:pStyle w:val="FirstParagraph"/>
-      </w:pPr>
-      <w:r>
-        <w:t xml:space="preserve">Нормы утверждены приказом от 11.11.2014 № 171-п [87]. По данным первой редакции, акт отсылает к нормам взаимозаменяемости методических рекомендаций 2002 г., к СанПиН 3590-20, СанПиН 1.2.3685-21 и СП 2.4.3648-20, а диетическое питание связывает со ст. 25.5 29-ФЗ и ст. 39 323-ФЗ [1]. Омские учреждения публикуют на сайтах сведения о питании и перечни продуктов, ограниченных к передаче [54]. Опубликованные меню и правила необходимы вариативному меню в любом регионе: житель и его семья должны знать, из чего производится выбор.</w:t>
-      </w:r>
-    </w:p>
-    <w:bookmarkEnd w:id="67"/>
-    <w:bookmarkStart w:id="68" w:name="псковская-область"/>
-    <w:p>
-      <w:pPr>
-        <w:pStyle w:val="Heading2"/>
-      </w:pPr>
-      <w:r>
-        <w:t xml:space="preserve">Псковская область</w:t>
-      </w:r>
-    </w:p>
-    <w:p>
-      <w:pPr>
-        <w:pStyle w:val="FirstParagraph"/>
-      </w:pPr>
-      <w:r>
-        <w:t xml:space="preserve">Нормы питания утверждены приказом Комитета по социальной защите населения Псковской области от 14.07.2020 № 206 [82]. Вид акта подтверждён независимой справочной отметкой: тем же приказом Комитета по социальной защите Псковской области от 14 июля 2020 г. № 206 с 3 августа 2020 г. признан утратившим силу приказ Главного государственного управления социальной защиты населения Псковской области от 07.11.2014 № 340 [88]. Наборы дифференцированы по категориям учреждений (дома-интернаты, дома ветеранов, ПНИ), диетическое питание организуется со ссылкой на приказы Минздрава России № 395н и № 330 [1]. Псковский акт иллюстрирует общую закономерность: диетологическую логику региональные нормы заимствуют из здравоохранения.</w:t>
-      </w:r>
-    </w:p>
-    <w:bookmarkEnd w:id="68"/>
-    <w:bookmarkStart w:id="69" w:name="новосибирская-область"/>
-    <w:p>
-      <w:pPr>
-        <w:pStyle w:val="Heading2"/>
-      </w:pPr>
-      <w:r>
-        <w:t xml:space="preserve">Новосибирская область</w:t>
-      </w:r>
-    </w:p>
-    <w:p>
-      <w:pPr>
-        <w:pStyle w:val="FirstParagraph"/>
-      </w:pPr>
-      <w:r>
-        <w:t xml:space="preserve">Из Новосибирской области происходит бо́льшая часть публичных сообщений о вариативном питании (п. 4.2–4.4), поэтому её норма заслуживает внимательного прочтения. Нормы утверждены приказом министерства социального развития Новосибирской области от 06.10.2014 № 1164; приложения изложены в новой редакции приказом министерства труда и социального развития от 25.05.2023 № 769-НПА, преамбула которого ссылается на приказы Минтруда России № 520н и № 519н и на СанПиН 3590-20 [47]. Таблица 1 устанавливает нормы для совершеннолетних в стационарной форме в граммах</w:t>
-      </w:r>
-      <w:r>
-        <w:t xml:space="preserve"> </w:t>
-      </w:r>
-      <w:r>
-        <w:rPr>
-          <w:b/>
-          <w:bCs/>
-        </w:rPr>
-        <w:t xml:space="preserve">брутто</w:t>
-      </w:r>
-      <w:r>
-        <w:t xml:space="preserve"> </w:t>
-      </w:r>
-      <w:r>
-        <w:t xml:space="preserve">по четырём типам организаций: дома-интернаты общего типа и специальные (вместе с геронтологическими центрами и рядом других), психоневрологические интернаты, комплексные социально-оздоровительные центры и дома-интернаты (отделения) милосердия [47].</w:t>
-      </w:r>
-    </w:p>
-    <w:p>
-      <w:pPr>
-        <w:pStyle w:val="BodyText"/>
-      </w:pPr>
-      <w:r>
-        <w:t xml:space="preserve">Для домов-интернатов общего типа и ПНИ нормы почти совпадают: говядина 110 г, птица 45 г, рыба 60 г, творог 21 г, кисломолочные напитки 125 г, молоко 211 г, картофель 300 г, овощи свежие 424,2 г, фрукты 150 г; различаются хлеб пшеничный (150 и 200 г) и сахар с кондитерскими изделиями (60 и 70 г) [47]. СБКС (27 г) включена в нормы этих типов учреждений со сноской «по медицинским показаниям»; витаминно-минеральные комплексы — 50–100 % физиологической нормы [47]. Тем самым новосибирская норма воспроизводит федеральную конструкцию № 520н (смесь — по показаниям), а не петербургскую в редакции 2022 г. (смесь — в общей норме).</w:t>
-      </w:r>
-    </w:p>
-    <w:p>
-      <w:pPr>
-        <w:pStyle w:val="BodyText"/>
-      </w:pPr>
-      <w:r>
-        <w:t xml:space="preserve">Показательно, что в регионе с наиболее развитой практикой выбора норма не упоминает ни выбор, ни варианты блюд, ни замену продуктов (проверено по тексту [47]). Новосибирские учреждения строили вариативное питание на той же нормативной основе, что и все остальные (толкование).</w:t>
+        <w:t xml:space="preserve">В регионе с наиболее развитой практикой выбора норма не упоминает ни выбор, ни варианты блюд, ни замену продуктов (проверено по тексту [47]). Новосибирские учреждения строили вариативное питание на той же нормативной основе, что и все остальные (толкование).</w:t>
       </w:r>
     </w:p>
     <w:bookmarkEnd w:id="69"/>
@@ -8583,6 +8918,15 @@
         <w:pStyle w:val="Heading2"/>
       </w:pPr>
       <w:r>
+        <w:rPr>
+          <w:rStyle w:val="SectionNumber"/>
+        </w:rPr>
+        <w:t xml:space="preserve">3.10</w:t>
+      </w:r>
+      <w:r>
+        <w:tab/>
+      </w:r>
+      <w:r>
         <w:t xml:space="preserve">Красноярский край</w:t>
       </w:r>
     </w:p>
@@ -8607,7 +8951,7 @@
         <w:pStyle w:val="BodyText"/>
       </w:pPr>
       <w:r>
-        <w:t xml:space="preserve">На той же странице учреждение-публикатор описывает собственную организацию питания: четырёхразовое питание, обеденный зал на 101 посадочное место, четыре повара и четыре официанта на пищеблоке, меню на день вывешивается на стенде у входа в столовую [45]. Так учреждение само раскрывает минимум сведений о питании; о выборе блюд в них не говорится. Первое найденное в крае сообщение о выборе опубликовано 14.10.2026 краевым пансионатом «Ветеран»: с сентября жители без медицинских показаний к диете выбирают кашу, сок и суп из двух вариантов (п. 4.11) [90]. Поскольку с 01.01.2026 раздел 1 норм адресован пансионатам, такой выбор должен укладываться в брутто-нормы этого раздела (толкование) [89].</w:t>
+        <w:t xml:space="preserve">На той же странице учреждение-публикатор описывает собственную организацию питания: четырёхразовое питание, обеденный зал на 101 посадочное место, четыре повара и четыре официанта на пищеблоке, меню на день вывешивается на стенде у входа в столовую [45]. О выборе блюд в этих сведениях не говорится. Первое найденное в крае сообщение о выборе опубликовано 14.10.2026 краевым пансионатом «Ветеран»: с сентября жители без медицинских показаний к диете выбирают кашу, сок и суп из двух вариантов (п. 4.10) [90]. Поскольку с 01.01.2026 раздел 1 норм адресован пансионатам, такой выбор должен укладываться в брутто-нормы этого раздела (толкование) [89].</w:t>
       </w:r>
     </w:p>
     <w:bookmarkEnd w:id="70"/>
@@ -8617,6 +8961,15 @@
         <w:pStyle w:val="Heading2"/>
       </w:pPr>
       <w:r>
+        <w:rPr>
+          <w:rStyle w:val="SectionNumber"/>
+        </w:rPr>
+        <w:t xml:space="preserve">3.11</w:t>
+      </w:r>
+      <w:r>
+        <w:tab/>
+      </w:r>
+      <w:r>
         <w:t xml:space="preserve">Ленинградская область</w:t>
       </w:r>
     </w:p>
@@ -8643,6 +8996,15 @@
         <w:pStyle w:val="Heading2"/>
       </w:pPr>
       <w:r>
+        <w:rPr>
+          <w:rStyle w:val="SectionNumber"/>
+        </w:rPr>
+        <w:t xml:space="preserve">3.12</w:t>
+      </w:r>
+      <w:r>
+        <w:tab/>
+      </w:r>
+      <w:r>
         <w:t xml:space="preserve">Ханты-Мансийский автономный округ — Югра</w:t>
       </w:r>
     </w:p>
@@ -8668,6 +9030,15 @@
       <w:pPr>
         <w:pStyle w:val="Heading2"/>
       </w:pPr>
+      <w:r>
+        <w:rPr>
+          <w:rStyle w:val="SectionNumber"/>
+        </w:rPr>
+        <w:t xml:space="preserve">3.13</w:t>
+      </w:r>
+      <w:r>
+        <w:tab/>
+      </w:r>
       <w:r>
         <w:t xml:space="preserve">Брутто и нетто: почему региональные нормы нельзя сравнивать напрямую</w:t>
       </w:r>
@@ -9523,7 +9894,7 @@
         <w:pStyle w:val="BodyText"/>
       </w:pPr>
       <w:r>
-        <w:t xml:space="preserve">Пересчёт представляет собой иллюстративную арифметику автора: коэффициенты ленинградского приказа зависят от вида сырья и способа обработки, и другой нормотворец мог закладывать иные. С этой оговоркой таблица позволяет сделать три наблюдения. Во-первых, красноярская норма после пересчёта почти совпадает с петербургской редакции 2022 г. по рыбе (41,8 г), птице (40 г), картофелю (≈167 и 168 г), творогу и кисломолочным продуктам, но существенно уступает ей по мясу (≈56 против 90 г); действующая петербургская норма для домов-интернатов общего типа совпадает с № 520н. Во-вторых, новосибирская норма после пересчёта близка к № 520н по рыбе, картофелю и молочным продуктам, ниже по мясу (≈78 против 90 г) и выше по птице. В-третьих, «запас в белковых позициях», облегчающий пары «мясо — птица — рыба» (п. 3.2.2), в разных регионах распределён по-разному: в Красноярском крае он приходится на рыбу и птицу, в Санкт-Петербурге с 2026 г. — только на норму ПНИ и ДСО (птица, рыба, творог), в Новосибирской области — на птицу. Учреждению, переносящему чужой опыт выбора, отсюда следует простое правило: проверять пары по своей региональной норме и в тех же единицах (брутто или нетто), в которых она выражена.</w:t>
+        <w:t xml:space="preserve">Пересчёт представляет собой иллюстративную арифметику автора: коэффициенты ленинградского приказа зависят от вида сырья и способа обработки, и другой нормотворец мог закладывать иные. С этой оговоркой таблица позволяет сделать три наблюдения. Во-первых, красноярская норма после пересчёта почти совпадает с петербургской редакции 2022 г. по рыбе (41,8 г), птице (40 г), картофелю (≈167 и 168 г), творогу и кисломолочным продуктам, но существенно уступает ей по мясу (≈56 против 90 г); действующая петербургская норма для домов-интернатов общего типа совпадает с № 520н. Во-вторых, новосибирская норма после пересчёта близка к № 520н по рыбе, картофелю и молочным продуктам, ниже по мясу (≈78 против 90 г) и выше по птице. В-третьих, «запас в белковых позициях», облегчающий пары «мясо — птица — рыба» (п. 3.2.2), в разных регионах распределён по-разному: в Красноярском крае он приходится на рыбу и птицу, в Санкт-Петербурге с 2026 г. — только на норму ПНИ и ДСО (птица, рыба, творог), в Новосибирской области — на птицу. Учреждению, переносящему чужой опыт выбора, следует проверять пары по своей региональной норме и в тех же единицах (брутто или нетто), в которых она выражена.</w:t>
       </w:r>
     </w:p>
     <w:bookmarkEnd w:id="73"/>
@@ -9533,6 +9904,15 @@
         <w:pStyle w:val="Heading2"/>
       </w:pPr>
       <w:r>
+        <w:rPr>
+          <w:rStyle w:val="SectionNumber"/>
+        </w:rPr>
+        <w:t xml:space="preserve">3.14</w:t>
+      </w:r>
+      <w:r>
+        <w:tab/>
+      </w:r>
+      <w:r>
         <w:t xml:space="preserve">Республика Татарстан: пример из здравоохранения</w:t>
       </w:r>
     </w:p>
@@ -9541,7 +9921,7 @@
         <w:pStyle w:val="FirstParagraph"/>
       </w:pPr>
       <w:r>
-        <w:t xml:space="preserve">Первая редакция обзора включила в региональный раздел аудит организации питания в республиканской клинической психиатрической больнице, проведённый контрольным органом Республики Татарстан: стоимость питания составила около 224–310 руб. на койко-день, фактические рационы оказались занижены против рекомендуемых норм [1, 94]. Это учреждение здравоохранения, и его показатели на стоимость питания в социальном обслуживании прямо не переносятся. Ценен методический вывод аудита: наличие норм не гарантирует их исполнения, и проверка должна сопоставлять нормы с фактической закладкой. Ссылка первой редакции на «акт Минтруда Республики Татарстан» о нормах питания дана без реквизитов [1] и во второй редакции не используется.</w:t>
+        <w:t xml:space="preserve">Первая редакция обзора включила в региональный раздел аудит организации питания в республиканской клинической психиатрической больнице, проведённый контрольным органом Республики Татарстан: стоимость питания составила около 224–310 руб. на койко-день, фактические рационы оказались занижены против рекомендуемых норм [1, 94]. Это учреждение здравоохранения, и его показатели на стоимость питания в социальном обслуживании прямо не переносятся. Методически значим вывод аудита: наличие норм не гарантирует их исполнения, поэтому проверка должна сопоставлять нормы с фактической закладкой. Ссылка первой редакции на «акт Минтруда Республики Татарстан» о нормах питания дана без реквизитов [1] и во второй редакции не используется.</w:t>
       </w:r>
     </w:p>
     <w:bookmarkEnd w:id="74"/>
@@ -9550,6 +9930,15 @@
       <w:pPr>
         <w:pStyle w:val="Heading2"/>
       </w:pPr>
+      <w:r>
+        <w:rPr>
+          <w:rStyle w:val="SectionNumber"/>
+        </w:rPr>
+        <w:t xml:space="preserve">3.15</w:t>
+      </w:r>
+      <w:r>
+        <w:tab/>
+      </w:r>
       <w:r>
         <w:t xml:space="preserve">Сравнение</w:t>
       </w:r>
@@ -9884,7 +10273,7 @@
               <w:pStyle w:val="Compact"/>
             </w:pPr>
             <w:r>
-              <w:t xml:space="preserve">Резолютивная часть и начало таблиц прочитаны [83]; PDF целиком с бокса недоступен</w:t>
+              <w:t xml:space="preserve">Резолютивная часть и начало таблиц прочитаны [83]; полный текст не получен</w:t>
             </w:r>
           </w:p>
         </w:tc>
@@ -10529,6 +10918,15 @@
         <w:pStyle w:val="Heading2"/>
       </w:pPr>
       <w:r>
+        <w:rPr>
+          <w:rStyle w:val="SectionNumber"/>
+        </w:rPr>
+        <w:t xml:space="preserve">3.16</w:t>
+      </w:r>
+      <w:r>
+        <w:tab/>
+      </w:r>
+      <w:r>
         <w:t xml:space="preserve">Что региональные нормы дают выбору</w:t>
       </w:r>
     </w:p>
@@ -10537,7 +10935,7 @@
         <w:pStyle w:val="FirstParagraph"/>
       </w:pPr>
       <w:r>
-        <w:t xml:space="preserve">Региональная норма отвечает на вопрос «сколько», а не «что и как». Она задаёт суточное количество продуктов по группам и почти никогда — набор блюд, число вариантов, время и место подачи. Остаётся широкое поле организационной свободы, которое на практике заполняет привычка: одно меню на всех, потому что так проще рассчитывать раскладку (толкование).</w:t>
+        <w:t xml:space="preserve">Региональная норма задаёт суточное количество продуктов по группам и почти никогда — набор блюд, число вариантов, время и место подачи. Возникающую организационную свободу учреждения на практике, как правило, не используют и сохраняют единое меню, поскольку оно упрощает расчёт раскладки (толкование).</w:t>
       </w:r>
     </w:p>
     <w:p>
@@ -10545,7 +10943,7 @@
         <w:pStyle w:val="BodyText"/>
       </w:pPr>
       <w:r>
-        <w:t xml:space="preserve">Учреждению, вводящему выбор, региональная норма ставит четыре практических условия. Первое: суммарная закладка за отчётный период (неделя, декада, месяц) должна соответствовать норме по каждой группе. Второе: варианты внутри группы продуктов норму не затрагивают, тогда как варианты между группами требуют утверждённой учреждением таблицы замен со ссылкой на источник. Третье: контроль по среднему за период, а не по каждому дню, допустим. Федеральной нормы, разрешающей его для взрослых, нет: в СанПиН он закреплён для детей (подп. «в» подп. 2 п. 59 СанПиН 4282-26 допускает отклонение по приёмам пищи ±5 % при соблюдении среднего за неделю [3]). Из прочитанных региональных актов прямую опору даёт только московский приказ № 228, допускающий отступление от норм калорийности по отдельным приёмам пищи ±5 % при соответствии нормам среднего за неделю [70]. В остальных регионах способ контроля следует закрепить локальным актом (рекомендация); московскую формулировку разумно использовать как образец, оговорив, что она касается калорийности, а для групп продуктов необходим собственный порядок учёта замен.</w:t>
+        <w:t xml:space="preserve">Для учреждения, вводящего выбор, из региональной нормы следуют четыре условия. Первое: суммарная закладка за отчётный период (неделя, декада, месяц) должна соответствовать норме по каждой группе. Второе: варианты внутри группы продуктов норму не затрагивают, тогда как варианты между группами требуют утверждённой учреждением таблицы замен со ссылкой на источник. Третье: контроль по среднему за период, а не по каждому дню, допустим. Федеральной нормы, разрешающей его для взрослых, нет: в СанПиН он закреплён для детей (подп. «в» подп. 2 п. 59 СанПиН 4282-26 допускает отклонение по приёмам пищи ±5 % при соблюдении среднего за неделю [3]). Из прочитанных региональных актов прямую опору даёт только московский приказ № 228, допускающий отступление от норм калорийности по отдельным приёмам пищи ±5 % при соответствии нормам среднего за неделю [70]. В остальных регионах способ контроля следует закрепить локальным актом (рекомендация); московскую формулировку разумно использовать как образец, оговорив, что она касается калорийности, а для групп продуктов необходим собственный порядок учёта замен.</w:t>
       </w:r>
     </w:p>
     <w:p>
@@ -10553,7 +10951,7 @@
         <w:pStyle w:val="BodyText"/>
       </w:pPr>
       <w:r>
-        <w:t xml:space="preserve">Четвёртое условие вытекает из п. 3.12: таблица замен и все расчёты должны вестись в тех же единицах (брутто или нетто), в которых выражена региональная норма; смешение единиц при переносе чужих пар блюд даёт ошибку, сопоставимую по величине с самим эффектом замены (иллюстративная оценка по коэффициентам ленинградского приказа: для мяса 0,705, для рыбы 0,550 [46]).</w:t>
+        <w:t xml:space="preserve">Четвёртое условие вытекает из п. 3.13: таблица замен и все расчёты должны вестись в тех же единицах (брутто или нетто), в которых выражена региональная норма; смешение единиц при переносе чужих пар блюд даёт ошибку, сопоставимую по величине с самим эффектом замены (иллюстративная оценка по коэффициентам ленинградского приказа: для мяса 0,705, для рыбы 0,550 [46]).</w:t>
       </w:r>
     </w:p>
     <w:bookmarkEnd w:id="76"/>
@@ -10563,6 +10961,15 @@
         <w:pStyle w:val="Heading2"/>
       </w:pPr>
       <w:r>
+        <w:rPr>
+          <w:rStyle w:val="SectionNumber"/>
+        </w:rPr>
+        <w:t xml:space="preserve">3.17</w:t>
+      </w:r>
+      <w:r>
+        <w:tab/>
+      </w:r>
+      <w:r>
         <w:t xml:space="preserve">Выводы по главе 3</w:t>
       </w:r>
     </w:p>
@@ -10571,17 +10978,26 @@
         <w:pStyle w:val="FirstParagraph"/>
       </w:pPr>
       <w:r>
-        <w:t xml:space="preserve">Региональные нормы питания определяют количество продуктов по группам, но не устанавливают ни права на выбор, ни числа вариантов; вариативное меню повсюду остаётся инициативой учреждения. Пространство выбора создаётся не дифференциацией наборов по диагнозам, которая служит персонализации, а формулировкой позиций группами продуктов. Петербургская норма с 01.01.2026 для домов-интернатов общего типа приведена к федеральной рекомендации и утратила прежний запас в белковых позициях, сохранившийся лишь в норме ПНИ и ДСО; тарифы рассчитаны на норму и составляющей на организацию выбора не содержат. Единственной обнаруженной региональной опорой контроля по среднему за неделю для взрослых служит п. 2.1 московского приказа № 228, причём лишь применительно к калорийности; соотношение этого приказа с приказом № 1068 официально не прояснено. Нормы разных субъектов выражены в разных единицах и без пересчёта брутто и нетто несопоставимы. Таким образом, нормативная рамка допускает выбор, но не поддерживает его; как учреждения пользуются этим допущением, показывает глава 4.</w:t>
+        <w:t xml:space="preserve">Региональные нормы питания определяют количество продуктов по группам, но не устанавливают ни права на выбор, ни числа вариантов; вариативное меню повсюду остаётся инициативой учреждения. Пространство выбора создаётся не дифференциацией наборов по диагнозам, которая служит персонализации, а формулировкой позиций группами продуктов. Петербургская норма с 01.01.2026 для домов-интернатов общего типа приведена к федеральной рекомендации и утратила прежний запас в белковых позициях, сохранившийся лишь в норме ПНИ и ДСО; тарифы рассчитаны на норму и составляющей на организацию выбора не содержат. Единственной обнаруженной региональной опорой контроля по среднему за неделю для взрослых служит п. 2.1 московского приказа № 228, причём лишь применительно к калорийности; соотношение этого приказа с приказом № 1068 официально не прояснено. Нормы разных субъектов выражены в разных единицах и без пересчёта брутто и нетто несопоставимы. Нормативная рамка, таким образом, допускает выбор, но не обеспечивает его.</w:t>
       </w:r>
     </w:p>
     <w:bookmarkEnd w:id="77"/>
     <w:bookmarkEnd w:id="78"/>
-    <w:bookmarkStart w:id="94" w:name="Xf09e6ab2afcf5c9c4f778be4ab23d0c94cf7ff9"/>
+    <w:bookmarkStart w:id="93" w:name="Xf09e6ab2afcf5c9c4f778be4ab23d0c94cf7ff9"/>
     <w:p>
       <w:pPr>
         <w:pStyle w:val="Heading1"/>
       </w:pPr>
       <w:r>
+        <w:rPr>
+          <w:rStyle w:val="SectionNumber"/>
+        </w:rPr>
+        <w:t xml:space="preserve">4</w:t>
+      </w:r>
+      <w:r>
+        <w:tab/>
+      </w:r>
+      <w:r>
         <w:t xml:space="preserve">Российские практики: что известно из открытых источников</w:t>
       </w:r>
     </w:p>
@@ -10591,6 +11007,15 @@
         <w:pStyle w:val="Heading2"/>
       </w:pPr>
       <w:r>
+        <w:rPr>
+          <w:rStyle w:val="SectionNumber"/>
+        </w:rPr>
+        <w:t xml:space="preserve">4.1</w:t>
+      </w:r>
+      <w:r>
+        <w:tab/>
+      </w:r>
+      <w:r>
         <w:t xml:space="preserve">Метод и ограничения</w:t>
       </w:r>
     </w:p>
@@ -10599,7 +11024,7 @@
         <w:pStyle w:val="FirstParagraph"/>
       </w:pPr>
       <w:r>
-        <w:t xml:space="preserve">В главе собраны публичные сообщения о вариативном питании в российских стационарных организациях социального обслуживания, обнаруженные к 05.10.2026, а также закупочные извещения учреждений Самарской области, найденные 08.10.2026 (п. 4.10), и события госсектора за 28.09–09.10.2026 (п. 4.11). Каждое сообщение прочитано в двух планах: что источник утверждает и о чём умалчивает. Новость учреждения или органа власти удостоверяет лишь то, что так было сказано на дату публикации, и проверкой не является. Ни к одному из рассматриваемых кейсов не приложены данные о весе, потреблении, отходах или затратах; поэтому кейсы демонстрируют организационные решения, но не доказывают эффекта.</w:t>
+        <w:t xml:space="preserve">В главе собраны публичные сообщения о вариативном питании в российских стационарных организациях социального обслуживания, обнаруженные к 05.10.2026 и дополненные при ежедневных проверках по 16.10.2026, закупочные извещения учреждений Самарской области, найденные 08.10.2026 и дополненные 13.10 и 14.10.2026 (п. 4.11), а также события госсектора (п. 4.12). Каждое сообщение рассмотрено в двух отношениях: что источник утверждает и о чём умалчивает. Сообщение учреждения или органа власти удостоверяет лишь то, что так было сказано на дату публикации, и проверкой не является. Ни к одному из рассматриваемых кейсов не приложены данные о весе, потреблении, отходах или затратах, поэтому кейсы показывают организационные решения, но не доказывают эффекта.</w:t>
       </w:r>
     </w:p>
     <w:p>
@@ -10607,7 +11032,7 @@
         <w:pStyle w:val="BodyText"/>
       </w:pPr>
       <w:r>
-        <w:t xml:space="preserve">В отличие от первой редакции, где был описан единственный российский кейс (Болотнинский ПНИ) [1], здесь рассмотрены восемь учреждений и одно региональное сообщение (дополнение 15.10.2026 — девятое учреждение, пансионат «Ветеран», п. 4.11), к которым добавлены официальные сообщения правительств Новосибирской (2025) и Иркутской (2025) областей [12, 20]. Часть сведений получена при повторной проверке сайтов учреждений в октябре 2026 г. и уточняет как первую редакцию, так и рабочую базу знаний проекта [23].</w:t>
+        <w:t xml:space="preserve">Первая редакция описывала единственный российский кейс (Болотнинский ПНИ) [1]. Здесь рассмотрены девять учреждений — восемь, описанных к 09.10.2026, и пансионат «Ветеран» (п. 4.10), — и одно региональное сообщение; к ним добавлены официальные сообщения правительств Новосибирской (2025) и Иркутской (2025) областей [12, 20]. Часть сведений получена при повторной проверке сайтов учреждений в октябре 2026 г. и уточняет как первую редакцию, так и рабочую базу знаний проекта [23].</w:t>
       </w:r>
     </w:p>
     <w:p>
@@ -10616,6 +11041,14 @@
       </w:pPr>
       <w:r>
         <w:t xml:space="preserve">Место каждого кейса на шкале раздачи (М0–М5, п. 1.4) определено автором по тексту сообщений и представляет собой толкование.</w:t>
+      </w:r>
+    </w:p>
+    <w:p>
+      <w:pPr>
+        <w:pStyle w:val="BodyText"/>
+      </w:pPr>
+      <w:r>
+        <w:t xml:space="preserve">Общее ограничение касается закупочных сведений. Единая информационная система в сфере закупок (ЕИС) из среды подготовки доклада недоступна: соединение не устанавливалось при попытках 07.10.2026 (документация ДСО «Серафимовский»), 08.10.2026, 13.10.2026 и 14.10.2026 (самарские закупки, в том числе по прямым ссылкам на файлы), а агрегаторы закупок показывают карточки извещений и перечни файлов, но открывают сами файлы только после регистрации или за плату. Поэтому реквизиты извещений и начальные цены в главе сверены по агрегаторам, тогда как номера, даты и исполнители договоров, тексты технических заданий и контрактов независимо не сверены; ниже это ограничение не повторяется и отмечается пометкой «не сверено».</w:t>
       </w:r>
     </w:p>
     <w:bookmarkEnd w:id="79"/>
@@ -10625,6 +11058,15 @@
         <w:pStyle w:val="Heading2"/>
       </w:pPr>
       <w:r>
+        <w:rPr>
+          <w:rStyle w:val="SectionNumber"/>
+        </w:rPr>
+        <w:t xml:space="preserve">4.2</w:t>
+      </w:r>
+      <w:r>
+        <w:tab/>
+      </w:r>
+      <w:r>
         <w:t xml:space="preserve">Болотнинский психоневрологический интернат (Новосибирская область)</w:t>
       </w:r>
     </w:p>
@@ -10679,7 +11121,7 @@
         <w:t xml:space="preserve"> </w:t>
       </w:r>
       <w:r>
-        <w:t xml:space="preserve">Выбор в момент еды из ограниченного перечня, формируемого диетической сестрой, соответствует модели М1 (несколько дней в неделю). Публикация 2026 г. свидетельствует, что спустя два года практика сохраняется.</w:t>
+        <w:t xml:space="preserve">Выбор в момент еды из ограниченного перечня, формируемого диетической сестрой, соответствует модели М1 (несколько дней в неделю). Публикация 2026 г. свидетельствует о сохранении практики спустя два года.</w:t>
       </w:r>
     </w:p>
     <w:p>
@@ -10707,6 +11149,15 @@
         <w:pStyle w:val="Heading2"/>
       </w:pPr>
       <w:r>
+        <w:rPr>
+          <w:rStyle w:val="SectionNumber"/>
+        </w:rPr>
+        <w:t xml:space="preserve">4.3</w:t>
+      </w:r>
+      <w:r>
+        <w:tab/>
+      </w:r>
+      <w:r>
         <w:t xml:space="preserve">Успенский психоневрологический интернат (Новосибирская область)</w:t>
       </w:r>
     </w:p>
@@ -10803,7 +11254,7 @@
         <w:t xml:space="preserve"> </w:t>
       </w:r>
       <w:r>
-        <w:t xml:space="preserve">Успенский кейс — единственный российский источник, где одновременно названы стоимость оборудования (более 3 млн руб. за линию), его расчётная мощность (380 жителей) и операционный эффект (время приёма пищи с 2,5 ч до 50 мин, минус 40 посадочных мест) [10, 11]. Переносить эти числа на другое учреждение в качестве норматива нельзя, но порядок величин для сценария 14 гл. 7 они задают: самообслуживание способно сокращать раздачу, а не удлинять её, если жители в состоянии подойти к линии. Для тех, кто к линии не подходит, вопрос остаётся открытым (п. 7.16).</w:t>
+        <w:t xml:space="preserve">Успенский кейс — единственный российский источник, где одновременно названы стоимость оборудования (более 3 млн руб. за линию), его расчётная мощность (380 жителей) и операционный эффект (время приёма пищи с 2,5 ч до 50 мин, минус 40 посадочных мест) [10, 11]. Переносить эти числа на другое учреждение в качестве норматива нельзя, но для сценария 14 гл. 7 они задают порядок величин: если жители в состоянии подойти к линии, самообслуживание может сокращать время раздачи. Для жителей, которые к линии не подходят, вопрос остаётся открытым (п. 7.16).</w:t>
       </w:r>
     </w:p>
     <w:bookmarkEnd w:id="81"/>
@@ -10813,6 +11264,15 @@
         <w:pStyle w:val="Heading2"/>
       </w:pPr>
       <w:r>
+        <w:rPr>
+          <w:rStyle w:val="SectionNumber"/>
+        </w:rPr>
+        <w:t xml:space="preserve">4.4</w:t>
+      </w:r>
+      <w:r>
+        <w:tab/>
+      </w:r>
+      <w:r>
         <w:t xml:space="preserve">Каменский психоневрологический интернат (Новосибирская область)</w:t>
       </w:r>
     </w:p>
@@ -10877,6 +11337,15 @@
         <w:pStyle w:val="Heading2"/>
       </w:pPr>
       <w:r>
+        <w:rPr>
+          <w:rStyle w:val="SectionNumber"/>
+        </w:rPr>
+        <w:t xml:space="preserve">4.5</w:t>
+      </w:r>
+      <w:r>
+        <w:tab/>
+      </w:r>
+      <w:r>
         <w:t xml:space="preserve">Усть-Илимский дом социального обслуживания (Иркутская область)</w:t>
       </w:r>
     </w:p>
@@ -10931,7 +11400,7 @@
         <w:t xml:space="preserve"> </w:t>
       </w:r>
       <w:r>
-        <w:t xml:space="preserve">Только здесь из обнаруженных российских практик публично описаны все четыре стадии: исследование предпочтений до запуска, поэтапный старт с наиболее мобильной группы, коллегиальный орган, пересматривающий меню, и внешняя экспертиза спустя полтора года. Сочетание «цикличного 14-дневного меню» и «права выбора в обед» наглядно показывает, что цикличность и вариативность — разные свойства одного меню (п. 1.2). Совет нутрициолога о текстуре хлеба служит примером клинического вопроса, который возникает при расширении выбора и решается не пищеблоком, а специалистом (рекомендация учреждения, не норма).</w:t>
+        <w:t xml:space="preserve">Только в этом из обнаруженных российских кейсов публично описаны все четыре стадии: исследование предпочтений до запуска, поэтапный старт с наиболее мобильной группы, коллегиальный орган, пересматривающий меню, и внешняя экспертиза спустя полтора года. Сочетание «цикличного 14-дневного меню» и «права выбора в обед» показывает, что цикличность и вариативность — разные свойства одного меню (п. 1.2). Совет нутрициолога о текстуре хлеба служит примером клинического вопроса, который возникает при расширении выбора и решается не пищеблоком, а специалистом (рекомендация учреждения, не норма).</w:t>
       </w:r>
     </w:p>
     <w:p>
@@ -10949,6 +11418,15 @@
         <w:pStyle w:val="Heading2"/>
       </w:pPr>
       <w:r>
+        <w:rPr>
+          <w:rStyle w:val="SectionNumber"/>
+        </w:rPr>
+        <w:t xml:space="preserve">4.6</w:t>
+      </w:r>
+      <w:r>
+        <w:tab/>
+      </w:r>
+      <w:r>
         <w:t xml:space="preserve">Иркутская область: региональное сообщение и Чунский ДСО</w:t>
       </w:r>
     </w:p>
@@ -10975,7 +11453,7 @@
         <w:pStyle w:val="BodyText"/>
       </w:pPr>
       <w:r>
-        <w:t xml:space="preserve">Повторный поиск первоисточника (сайт министерства, архив веб-страниц) результата не дал: агрегатор недоступен для автоматического чтения, снимков страницы в веб-архиве нет. Вместо него обнаружено прямое высказывание министра социального развития, опеки и попечительства Иркутской области В. А. Родионова в интервью «Областной газете» (04.02.2026): «В прошлом году запустили вариативное питание, в планах внедрение элементов шведского стола» [18]. В том же интервью сообщается, что в регионе 50 стационарных учреждений, а психоневрологические интернаты в 2025 г. переименованы в дома социального обслуживания [18]. Интервью подтверждает устами должностного лица факт и год запуска (2025), но не формат «два первых, два вторых и гарниры», который держится лишь на пересказе агрегатора.</w:t>
+        <w:t xml:space="preserve">Повторный поиск первоисточника (сайт министерства, архив веб-страниц) результата не дал: агрегатор недоступен для автоматического чтения, снимков страницы в веб-архиве нет. Вместо него обнаружено прямое высказывание министра социального развития, опеки и попечительства Иркутской области В. А. Родионова в интервью «Областной газете» (04.02.2026): «В прошлом году запустили вариативное питание, в планах внедрение элементов шведского стола» [18]. В том же интервью сообщается, что в регионе 50 стационарных учреждений, а психоневрологические интернаты в 2025 г. переименованы в дома социального обслуживания [18]. Интервью подтверждает со слов должностного лица факт и год запуска (2025), но не формат «два первых, два вторых и гарниры», который держится лишь на пересказе агрегатора.</w:t>
       </w:r>
     </w:p>
     <w:p>
@@ -10983,7 +11461,7 @@
         <w:pStyle w:val="BodyText"/>
       </w:pPr>
       <w:r>
-        <w:t xml:space="preserve">Сообщение пресс-службы правительства Иркутской области от 20.01.2025 (опубликовано «Областной газетой» 21.01.2025) о посещении министром Ново-Ленинского дома-интерната для престарелых и инвалидов (более 150 жителей) говорит, что после капитального ремонта столовой в начале 2024 г. «в доме-интернате активно внедряется вариативное питание, предлагающее на выбор разнообразное меню» [20]. Это официальное сообщение об одном учреждении, и о числе блюд на выбор в нём ничего не сказано. Повторный поиск оригинала сообщения министерства от 14.02.2025 в октябре 2026 г. (поисковые системы; веб-архив, недоступный из среды подготовки доклада; агрегатор, закрытый защитой от автоматического доступа) результата не дал, в том числе при последней попытке 06.10.2026; формат «два первых, два вторых и гарниры» по-прежнему держится только на пересказе [14].</w:t>
+        <w:t xml:space="preserve">Сообщение пресс-службы правительства Иркутской области от 20.01.2025 (опубликовано «Областной газетой» 21.01.2025) о посещении министром Ново-Ленинского дома-интерната для престарелых и инвалидов (более 150 жителей) говорит, что после капитального ремонта столовой в начале 2024 г. «в доме-интернате активно внедряется вариативное питание, предлагающее на выбор разнообразное меню» [20]. Это официальное сообщение об одном учреждении, и о числе блюд на выбор в нём ничего не сказано. Последняя попытка найти оригинал сообщения министерства от 14.02.2025 предпринята 06.10.2026, также безрезультатно [14].</w:t>
       </w:r>
     </w:p>
     <w:p>
@@ -11029,6 +11507,15 @@
         <w:pStyle w:val="Heading2"/>
       </w:pPr>
       <w:r>
+        <w:rPr>
+          <w:rStyle w:val="SectionNumber"/>
+        </w:rPr>
+        <w:t xml:space="preserve">4.7</w:t>
+      </w:r>
+      <w:r>
+        <w:tab/>
+      </w:r>
+      <w:r>
         <w:t xml:space="preserve">Красавинский дом социального обслуживания (Вологодская область)</w:t>
       </w:r>
     </w:p>
@@ -11083,7 +11570,7 @@
         <w:t xml:space="preserve"> </w:t>
       </w:r>
       <w:r>
-        <w:t xml:space="preserve">Межрегиональная площадка свидетельствует, что к 2026 г. практика вышла за пределы отдельных учреждений и стала предметом методической работы региональных ведомств. Упоминание инфоматов для сбора предпочтений — первое в обнаруженных российских источниках указание на технический канал выбора помимо устного [17].</w:t>
+        <w:t xml:space="preserve">Создание межрегиональной площадки свидетельствует, что к 2026 г. практика стала предметом методической работы региональных ведомств. Упоминание инфоматов для сбора предпочтений — первое в обнаруженных российских источниках указание на технический канал выбора помимо устного [17].</w:t>
       </w:r>
     </w:p>
     <w:bookmarkEnd w:id="85"/>
@@ -11093,6 +11580,15 @@
         <w:pStyle w:val="Heading2"/>
       </w:pPr>
       <w:r>
+        <w:rPr>
+          <w:rStyle w:val="SectionNumber"/>
+        </w:rPr>
+        <w:t xml:space="preserve">4.8</w:t>
+      </w:r>
+      <w:r>
+        <w:tab/>
+      </w:r>
+      <w:r>
         <w:t xml:space="preserve">ДСО «Серафимовский» (Санкт-Петербург)</w:t>
       </w:r>
     </w:p>
@@ -11163,7 +11659,7 @@
         <w:t xml:space="preserve"> </w:t>
       </w:r>
       <w:r>
-        <w:t xml:space="preserve">Питание жителей ДСО «Серафимовский» организовано привлечённым организатором (аутсорсинг); это подтвердил автор доклада как руководитель учреждения 05.10.2026 [96] (конфликт интересов раскрыт выше). Учреждение закупает услугу по 223-ФЗ («оказание услуг по организации питания», ОКПД2 56.29.19.000). По данным закупочных реестров [97, 98], цепочка 2026 г. выглядит так:</w:t>
+        <w:t xml:space="preserve">Питание жителей ДСО «Серафимовский» организовано привлечённым организатором (аутсорсинг); это подтвердил автор доклада как руководитель учреждения 05.10.2026 [96]. Учреждение закупает услугу по 223-ФЗ («оказание услуг по организации питания», ОКПД2 56.29.19.000). По данным закупочных реестров [97, 98], цепочка 2026 г. выглядит так:</w:t>
       </w:r>
     </w:p>
     <w:p>
@@ -11219,23 +11715,62 @@
         <w:pStyle w:val="FirstParagraph"/>
       </w:pPr>
       <w:r>
-        <w:t xml:space="preserve">Исполнитель услуги питания, таким образом, сменился в середине года; причины смены доклад не обсуждает. Карточки извещений и начальные цены сверены по агрегаторам закупок; номера, даты и исполнители договоров взяты из реестра договоров Единой информационной системы, которая из среды подготовки доклада недоступна, а агрегаторы этих договоров не показывают, поэтому в докладе они</w:t>
-      </w:r>
-      <w:r>
-        <w:t xml:space="preserve"> </w:t>
-      </w:r>
+        <w:t xml:space="preserve">Исполнитель услуги питания, таким образом, сменился в середине года; причины смены доклад не обсуждает. Номера, даты и исполнители договоров взяты из реестра договоров ЕИС; агрегаторы этих договоров не показывают, поэтому они не сверены независимо (п. 4.1) [98].</w:t>
+      </w:r>
+    </w:p>
+    <w:p>
+      <w:pPr>
+        <w:pStyle w:val="BodyText"/>
+      </w:pPr>
       <w:r>
         <w:rPr>
           <w:b/>
           <w:bCs/>
         </w:rPr>
-        <w:t xml:space="preserve">не сверены независимо</w:t>
+        <w:t xml:space="preserve">Как выглядит меню в техническом задании.</w:t>
       </w:r>
       <w:r>
         <w:t xml:space="preserve"> </w:t>
       </w:r>
       <w:r>
-        <w:t xml:space="preserve">[98].</w:t>
+        <w:t xml:space="preserve">К извещению № 32616171821 приложены четыре части цикличного меню: «ЦМ ОВД», «ЦМ ИП», «ЦМ ОВД2» и «ЦМ лето» [97]. Их содержание прочитано по копиям тех же файлов, предоставленным учреждением автора. Каждая часть представляет собой четырнадцатидневный цикл на шесть приёмов пищи (завтрак, второй завтрак, обед, полдник, ужин, второй ужин); в каждой строке указаны блюдо, масса порции, белки, жиры, углеводы, энергетическая ценность, номер рецептуры и сборник рецептур. Рационы разделены по вариантам диеты: основной вариант стандартной диеты (ОВД; в среднем за цикл 3 470,2 ккал в сутки); варианты для жителей с целиакией (ИП) и с множественной пищевой непереносимостью (ИП2); вариант для жителей с сахарным диабетом (ОВД2; 2 868,5 ккал); летние ОВД и ОВД2.</w:t>
+      </w:r>
+    </w:p>
+    <w:p>
+      <w:pPr>
+        <w:pStyle w:val="BodyText"/>
+      </w:pPr>
+      <w:r>
+        <w:t xml:space="preserve">В каждом приёме пищи на позицию приходится одно блюдо, альтернатив «на выбор» в таблицах нет. Это цикличное, а не вариативное меню в смысле словаря доклада (п. 1.2): варианты здесь — диеты, которые назначает врач, а не блюда, которые выбирает житель. Каких-либо назначений диет доклад не делает и по этим таблицам не оценивает.</w:t>
+      </w:r>
+    </w:p>
+    <w:p>
+      <w:pPr>
+        <w:pStyle w:val="BodyText"/>
+      </w:pPr>
+      <w:r>
+        <w:t xml:space="preserve">Выбор в учреждении в 2025–2026 гг. существовал наряду с этим циклом: в правилах внутреннего распорядка — как «зал заказного питания» [28], в сообщении Комитета — как заказ накануне [21]. В опубликованной закупочной документации он не виден. Записан ли выбор в техническом задании договора на август — декабрь 2026 г., не установлено: документация конкурса не получена (попытка 07.10.2026, п. 4.1), а агрегаторы показывают лишь перечень файлов: конкурсную документацию («КД СМСП</w:t>
+      </w:r>
+      <w:r>
+        <w:t xml:space="preserve"> </w:t>
+      </w:r>
+      <w:r>
+        <w:rPr>
+          <w:i/>
+          <w:iCs/>
+        </w:rPr>
+        <w:t xml:space="preserve">Услуги питания август-декабрь 26</w:t>
+      </w:r>
+      <w:r>
+        <w:t xml:space="preserve">.docx»), отдельный архив «Приложение №2 к ТЗ», протоколы рассмотрения первых и вторых частей заявок и итоговый протокол [97]. Судя по названию приложения, техническое задание входит в состав конкурсной документации; само оно не прочитано. По карточке извещения предмет конкурса разбит на три позиции, измеряемые в человеко-днях (109 395, 2 448 и 33 660) [98]; что стоит за этим делением, карточка не сообщает, и доклад его не истолковывает. Таким образом, на 07.10.2026 нельзя утверждать ни того, что техническое задание предусматривает выбор блюд, ни того, что оно его не предусматривает; условия договора № 32616197209-01 не сверены. Доли жителей и меню-пары не приводятся.</w:t>
+      </w:r>
+    </w:p>
+    <w:p>
+      <w:pPr>
+        <w:pStyle w:val="BodyText"/>
+      </w:pPr>
+      <w:r>
+        <w:t xml:space="preserve">ДСО «Серафимовский» — единственный обнаруженный российский кейс, в котором вариативное меню при аутсорсинге питания описано как действующая практика (заказ накануне, М1). Это не единственный случай сочетания аутсорсинга и вариативного меню: в Самарской области вариативное меню с 2025 г. указано в наименовании объекта закупки услуги питания у стороннего исполнителя, однако устройство выбора там неизвестно (п. 4.11) [99]. Кейс «Серафимовского» подтверждён словами автора, правилами внутреннего распорядка и вторичными карточками закупок, а не опубликованными условиями договора. Смена исполнителя в середине 2026 г. указывает на практический риск такой модели: если выбор держится на договорённости с конкретным исполнителем, а не на тексте технического задания, при смене исполнителя его приходится согласовывать заново. Поэтому в сценарии 8 гл. 7 рекомендовано записывать выбор в техническое задание договора (толкование).</w:t>
       </w:r>
     </w:p>
     <w:p>
@@ -11247,13 +11782,13 @@
           <w:b/>
           <w:bCs/>
         </w:rPr>
-        <w:t xml:space="preserve">Как выглядит меню в техническом задании.</w:t>
+        <w:t xml:space="preserve">Чего источники не сообщают.</w:t>
       </w:r>
       <w:r>
         <w:t xml:space="preserve"> </w:t>
       </w:r>
       <w:r>
-        <w:t xml:space="preserve">К извещению № 32616171821 приложены четыре части цикличного меню: «ЦМ ОВД», «ЦМ ИП», «ЦМ ОВД2» и «ЦМ лето» [97]. Их содержание прочитано по копиям тех же файлов, предоставленным учреждением автора. Каждая часть представляет собой четырнадцатидневный цикл на шесть приёмов пищи (завтрак, второй завтрак, обед, полдник, ужин, второй ужин); в каждой строке указаны блюдо, масса порции, белки, жиры, углеводы, энергетическая ценность, номер рецептуры и сборник рецептур. Рационы разделены по вариантам диеты: основной вариант стандартной диеты (ОВД; в среднем за цикл 3 470,2 ккал в сутки); варианты для жителей с целиакией (ИП) и с множественной пищевой непереносимостью (ИП2); вариант для жителей с сахарным диабетом (ОВД2; 2 868,5 ккал); летние ОВД и ОВД2.</w:t>
+        <w:t xml:space="preserve">Не приводятся доля жителей, пользующихся заказом, число добавленных ставок и стоимость оборудования, данные о потреблении и отходах, тексты технического задания и договора с организатором питания, в том числе условия о вариантах блюд.</w:t>
       </w:r>
     </w:p>
     <w:p>
@@ -11261,44 +11796,25 @@
         <w:pStyle w:val="BodyText"/>
       </w:pPr>
       <w:r>
-        <w:t xml:space="preserve">В каждом приёме пищи на позицию приходится одно блюдо, альтернатив «на выбор» в таблицах нет. Это</w:t>
-      </w:r>
-      <w:r>
-        <w:t xml:space="preserve"> </w:t>
-      </w:r>
+        <w:t xml:space="preserve">Независимое упоминание петербургской практики содержится в исследовании проекта «Если быть точным» (09.04.2026): со слов С. Мамоновой (БО «Перспективы»), «в одном из петербургских интернатов небольшой группе наиболее самостоятельных подопечных позволили самим выбирать еду из предложенных вариантов меню», при этом такие изменения «не носят массового характера» [4]. Учреждение в публикации не названо, и отождествлять это свидетельство с ДСО «Серафимовский» нельзя; оно подтверждает лишь, что в 2025–2026 гг. выбор в петербургских ПНИ оставался достоянием узкой группы жителей.</w:t>
+      </w:r>
+    </w:p>
+    <w:p>
+      <w:pPr>
+        <w:pStyle w:val="BodyText"/>
+      </w:pPr>
       <w:r>
         <w:rPr>
           <w:b/>
           <w:bCs/>
         </w:rPr>
-        <w:t xml:space="preserve">цикличное, а не вариативное</w:t>
+        <w:t xml:space="preserve">Модель и классы утверждений.</w:t>
       </w:r>
       <w:r>
         <w:t xml:space="preserve"> </w:t>
       </w:r>
       <w:r>
-        <w:t xml:space="preserve">меню в смысле словаря доклада (п. 1.2): варианты здесь — диеты, которые назначает врач, а не блюда, которые выбирает житель. Каких-либо назначений диет доклад не делает и по этим таблицам не оценивает.</w:t>
-      </w:r>
-    </w:p>
-    <w:p>
-      <w:pPr>
-        <w:pStyle w:val="BodyText"/>
-      </w:pPr>
-      <w:r>
-        <w:t xml:space="preserve">Выбор в учреждении в 2025–2026 гг. существовал наряду с этим циклом: в правилах внутреннего распорядка — как «зал заказного питания» [28], в сообщении Комитета — как заказ накануне [21]. В опубликованной закупочной документации он не виден. Записан ли выбор в техническом задании договора на август — декабрь 2026 г., доклад не проверял: документация конкурса из среды подготовки доклада недоступна. Повторная попытка 07.10.2026 результата также не дала. Единая информационная система по-прежнему недоступна, а агрегаторы закупок показывают лишь перечень файлов без доступа к их содержанию: конкурсную документацию («КД СМСП</w:t>
-      </w:r>
-      <w:r>
-        <w:t xml:space="preserve"> </w:t>
-      </w:r>
-      <w:r>
-        <w:rPr>
-          <w:i/>
-          <w:iCs/>
-        </w:rPr>
-        <w:t xml:space="preserve">Услуги питания август-декабрь 26</w:t>
-      </w:r>
-      <w:r>
-        <w:t xml:space="preserve">.docx»), отдельный архив «Приложение №2 к ТЗ», протоколы рассмотрения первых и вторых частей заявок и итоговый протокол [97]. Судя по названию приложения, техническое задание входит в состав конкурсной документации; само оно не прочитано. По карточке извещения предмет конкурса разбит на три позиции, измеряемые в человеко-днях (109 395, 2 448 и 33 660) [98]; что стоит за этим делением, карточка не сообщает, и доклад его не истолковывает. Таким образом, на 07.10.2026 нельзя утверждать ни того, что техническое задание предусматривает выбор блюд, ни того, что оно его не предусматривает; условия договора № 32616197209-01 по-прежнему</w:t>
+        <w:t xml:space="preserve">Заказ накануне из предложенного меню соответствует модели М1: выбор существует, но совершается не в момент еды (п. 1.4). Приказ № 124 представляет собой</w:t>
       </w:r>
       <w:r>
         <w:t xml:space="preserve"> </w:t>
@@ -11308,10 +11824,13 @@
           <w:b/>
           <w:bCs/>
         </w:rPr>
-        <w:t xml:space="preserve">не сверены</w:t>
-      </w:r>
-      <w:r>
-        <w:t xml:space="preserve">. Доли жителей и меню-пары здесь не приводятся.</w:t>
+        <w:t xml:space="preserve">локальную форму</w:t>
+      </w:r>
+      <w:r>
+        <w:t xml:space="preserve"> </w:t>
+      </w:r>
+      <w:r>
+        <w:t xml:space="preserve">— правила внутреннего распорядка учреждения, где вариативное меню упомянуто одной фразой как место приёма пищи. Он показывает, что учреждение может упомянуть заказное питание в правилах, но порядка выбора не устанавливает и нормой ни для других учреждений, ни для проверяющего не служит.</w:t>
       </w:r>
     </w:p>
     <w:p>
@@ -11319,33 +11838,44 @@
         <w:pStyle w:val="BodyText"/>
       </w:pPr>
       <w:r>
-        <w:t xml:space="preserve">Тем самым ДСО «Серафимовский» оказывается единственным обнаруженным российским кейсом, в котором вариативное меню при аутсорсинге питания описано как действующая практика (заказ накануне, М1). Единственным кейсом аутсорсинга с выбором он больше не является: в Самарской области вариативное меню с 2025 г. стоит в самом наименовании объекта закупки услуги питания у стороннего исполнителя (п. 4.10), однако там, наоборот, неизвестно, как устроен выбор [99]. Оговорка о «Серафимовском» двойная: это учреждение самого автора, и кейс подтверждён словами автора, правилами внутреннего распорядка и вторичными карточками закупок, а не опубликованными условиями договора. Смена исполнителя в середине 2026 г. обнаруживает практический риск такой модели: если выбор держится на договорённости с конкретным исполнителем, а не на тексте технического задания, при смене исполнителя его приходится согласовывать заново. Поэтому в сценарии 8 гл. 7 рекомендовано записывать выбор в техническое задание договора (толкование).</w:t>
-      </w:r>
-    </w:p>
-    <w:p>
-      <w:pPr>
-        <w:pStyle w:val="BodyText"/>
+        <w:t xml:space="preserve">Сообщение Комитета содержит две оценки, которые цитируют порознь: жители приняли выбор с энтузиазмом, а полный переход затруднителен. Вторая оценка — суждение руководителя учреждения, а не результат измерения; данных о влиянии выбора на состав фактического потребления сообщение не приводит. Научные данные по этому вопросу противоречивы (п. 5.3): в исследовании Wheeler и соавт. переход к выбору в момент еды сопровождался несколько бо́льшим потреблением белковых продуктов и овощей и меньшим — углеводных в расчёте на приём пищи [100].</w:t>
+      </w:r>
+    </w:p>
+    <w:bookmarkEnd w:id="86"/>
+    <w:bookmarkStart w:id="87" w:name="X99536bb5461ad5cfa94faa41e7bed5a29a1a49a"/>
+    <w:p>
+      <w:pPr>
+        <w:pStyle w:val="Heading2"/>
+      </w:pPr>
+      <w:r>
+        <w:rPr>
+          <w:rStyle w:val="SectionNumber"/>
+        </w:rPr>
+        <w:t xml:space="preserve">4.9</w:t>
+      </w:r>
+      <w:r>
+        <w:tab/>
+      </w:r>
+      <w:r>
+        <w:t xml:space="preserve">«Добрый дом „Солнечногорский“» (Московская область)</w:t>
+      </w:r>
+    </w:p>
+    <w:p>
+      <w:pPr>
+        <w:pStyle w:val="FirstParagraph"/>
       </w:pPr>
       <w:r>
         <w:rPr>
           <w:b/>
           <w:bCs/>
         </w:rPr>
-        <w:t xml:space="preserve">Чего источники не сообщают.</w:t>
+        <w:t xml:space="preserve">Что сообщает источник.</w:t>
       </w:r>
       <w:r>
         <w:t xml:space="preserve"> </w:t>
       </w:r>
       <w:r>
-        <w:t xml:space="preserve">Не приводятся доля жителей, пользующихся заказом, число добавленных ставок и стоимость оборудования, данные о потреблении и отходах, тексты технического задания и договора с организатором питания, в том числе условия о вариантах блюд.</w:t>
-      </w:r>
-    </w:p>
-    <w:p>
-      <w:pPr>
-        <w:pStyle w:val="BodyText"/>
-      </w:pPr>
-      <w:r>
-        <w:t xml:space="preserve">Независимое упоминание петербургской практики содержится в исследовании проекта «Если быть точным» (09.04.2026): со слов С. Мамоновой (БО «Перспективы»), «в одном из петербургских интернатов небольшой группе наиболее самостоятельных подопечных позволили самим выбирать еду из предложенных вариантов меню», при этом такие изменения «не носят массового характера» [4]. Учреждение в публикации не названо, и отождествлять это свидетельство с ДСО «Серафимовский» нельзя; оно подтверждает лишь, что в 2025–2026 гг. выбор в петербургских ПНИ оставался достоянием узкой группы жителей.</w:t>
+        <w:t xml:space="preserve">Страница «Питание» сайта ГАСУСО МО «Добрый дом „Солнечногорский“» (ранее Солнечногорский ПНИ) сообщает, что утверждены «зимнее» и «летнее» 14-дневное меню с пяти- и шестиразовым лечебным и профилактическим питанием, разработанные с учётом норм питания в ПНИ, утверждённых распоряжением министерства социального развития Московской области от 13.04.2017 № 19РВ-32. С 01.01.2027 для государственных организаций области действуют нормы распоряжения от 22.05.2026 № 20РВ-108 (п. 3.4) [83]. В учреждении работает совет по питанию со ссылкой на приказ Минздрава России № 330, который «по желанию получателей социальных услуг и по согласованию с лечащим врачом» рассматривает замену или введение новых блюд. Обеденный зал рассчитан на 120 мест, маломобильные жители едят в обеденных зонах жилых корпусов; приём пищи поточный, жители могут самостоятельно обслуживаться на раздаточной линии; на сайте опубликовано «14-дневное вариативное меню» [29].</w:t>
       </w:r>
     </w:p>
     <w:p>
@@ -11357,47 +11887,50 @@
           <w:b/>
           <w:bCs/>
         </w:rPr>
-        <w:t xml:space="preserve">Модель и классы утверждений.</w:t>
+        <w:t xml:space="preserve">Чего источник не сообщает.</w:t>
       </w:r>
       <w:r>
         <w:t xml:space="preserve"> </w:t>
       </w:r>
       <w:r>
-        <w:t xml:space="preserve">Заказ накануне из предложенного меню соответствует модели М1: выбор существует, но совершается не в момент еды (п. 1.4). Приказ № 124 представляет собой</w:t>
-      </w:r>
-      <w:r>
-        <w:t xml:space="preserve"> </w:t>
-      </w:r>
+        <w:t xml:space="preserve">Неясно, существует ли ежедневный выбор между блюдами при каждом приёме пищи и как устроен выбор в жилых корпусах.</w:t>
+      </w:r>
+    </w:p>
+    <w:p>
+      <w:pPr>
+        <w:pStyle w:val="BodyText"/>
+      </w:pPr>
       <w:r>
         <w:rPr>
           <w:b/>
           <w:bCs/>
         </w:rPr>
-        <w:t xml:space="preserve">локальную форму</w:t>
+        <w:t xml:space="preserve">Классификация.</w:t>
       </w:r>
       <w:r>
         <w:t xml:space="preserve"> </w:t>
       </w:r>
       <w:r>
-        <w:t xml:space="preserve">— правила внутреннего распорядка учреждения, где вариативное меню упомянуто одной фразой как место приёма пищи. Он показывает, что учреждение может упомянуть заказное питание в правилах, но порядка выбора не устанавливает и нормой ни для других учреждений, ни для проверяющего не служит.</w:t>
-      </w:r>
-    </w:p>
-    <w:p>
-      <w:pPr>
-        <w:pStyle w:val="BodyText"/>
-      </w:pPr>
-      <w:r>
-        <w:t xml:space="preserve">Сообщение Комитета содержит две оценки, которые нередко цитируют порознь: жители приняли выбор с энтузиазмом, а полный переход затруднителен. Вторая оценка — суждение руководителя учреждения, а не результат измерения; данных о влиянии выбора на состав фактического потребления сообщение не приводит. Научные данные по этому вопросу противоречивы (п. 5.3): в исследовании Wheeler и соавт. переход к выбору в момент еды сопровождался несколько бо́льшим потреблением белковых продуктов и овощей и меньшим — углеводных в расчёте на приём пищи [100].</w:t>
-      </w:r>
-    </w:p>
-    <w:bookmarkEnd w:id="86"/>
-    <w:bookmarkStart w:id="87" w:name="X99536bb5461ad5cfa94faa41e7bed5a29a1a49a"/>
+        <w:t xml:space="preserve">Механизм «замена блюда по желанию через совет с согласия врача» относится к персонализации меню, а не к выбору в момент еды (п. 1.2). Самообслуживание на линии само по себе выбора между вариантами не означает: линия может выдавать одно блюдо. Рабочая база проекта называет распоряжение № 19РВ-32 медицинским «мостиком» к лечебному питанию [23]; по тексту сайта это нормы питания в ПНИ Московской области, а ссылка на приказ № 330 относится к совету по питанию.</w:t>
+      </w:r>
+    </w:p>
+    <w:bookmarkEnd w:id="87"/>
+    <w:bookmarkStart w:id="88" w:name="пансионат-ветеран-красноярский-край"/>
     <w:p>
       <w:pPr>
         <w:pStyle w:val="Heading2"/>
       </w:pPr>
       <w:r>
-        <w:t xml:space="preserve">«Добрый дом „Солнечногорский“» (Московская область)</w:t>
+        <w:rPr>
+          <w:rStyle w:val="SectionNumber"/>
+        </w:rPr>
+        <w:t xml:space="preserve">4.10</w:t>
+      </w:r>
+      <w:r>
+        <w:tab/>
+      </w:r>
+      <w:r>
+        <w:t xml:space="preserve">Пансионат «Ветеран» (Красноярский край)</w:t>
       </w:r>
     </w:p>
     <w:p>
@@ -11415,7 +11948,15 @@
         <w:t xml:space="preserve"> </w:t>
       </w:r>
       <w:r>
-        <w:t xml:space="preserve">Страница «Питание» сайта ГАСУСО МО «Добрый дом „Солнечногорский“» (ранее Солнечногорский ПНИ) сообщает, что утверждены «зимнее» и «летнее» 14-дневное меню с пяти- и шестиразовым лечебным и профилактическим питанием, разработанные с учётом норм питания в ПНИ, утверждённых распоряжением министерства социального развития Московской области от 13.04.2017 № 19РВ-32. С 01.01.2027 для государственных организаций области действуют нормы распоряжения от 22.05.2026 № 20РВ-108 (отдельный набор для страдающих психическими заболеваниями; № 19РВ-32 этим актом не отменяется; о выборе акт молчит) [83]. В учреждении работает совет по питанию со ссылкой на приказ Минздрава России № 330, который «по желанию получателей социальных услуг и по согласованию с лечащим врачом» рассматривает замену или введение новых блюд. Обеденный зал рассчитан на 120 мест, маломобильные жители едят в обеденных зонах жилых корпусов; приём пищи поточный, жители могут самостоятельно обслуживаться на раздаточной линии; на сайте опубликовано «14-дневное вариативное меню» [29].</w:t>
+        <w:t xml:space="preserve">Краевое государственное бюджетное учреждение социального обслуживания «Пансионат „Ветеран“» (Красноярск, микрорайон Ветлужанка) 14.10.2026 сообщило на своём сайте, что «с сентября» директор и заведующий производством «внедрили в столовой вариативное меню для жителей пансионата „Ветеран“, у которых нет специальных медицинских показаний к диете». Выбор описан на трёх примерах: «какую кашу съесть — например рисовую или манную, какой сок выпить — грушевый или томатный, какой суп взять — солянку или грибной»; прежнее состояние охарактеризовано так: «раньше рацион был строго фиксированным». О результате сказано, что жители «очень довольны» и что выбор «повышает их настроение и аппетит»; цель — «сохранить сбалансированность рациона, но при этом сделать питание более личным» [90]. Сайт учреждения из среды подготовки доклада недоступен из-за ограничения по местоположению (ответ сервера 403); текст сверен по индексированной копии страницы, поэтому подписи к фотографиям и возможные уточнения в конце сообщения не прочитаны. В разделе сайта «Контроль качества питания» размещены ежедневное меню и «14-дневное цикличное меню»; их содержание, а значит и то, отражены ли варианты в утверждённом меню, не сверено.</w:t>
+      </w:r>
+    </w:p>
+    <w:p>
+      <w:pPr>
+        <w:pStyle w:val="BodyText"/>
+      </w:pPr>
+      <w:r>
+        <w:t xml:space="preserve">Организация питания устанавливается лишь косвенно: в сентябре 2026 г. учреждение само закупало овощи и фрукты по 223-ФЗ (извещение № 32616352208, начальная цена 4,1 млн руб., договор от 05.10.2026) [101]. Это указывает на собственный пищеблок, а не на передачу приготовления стороннему исполнителю, как в Самарской области (п. 4.11); техническое задание не прочитано, и вывод остаётся толкованием. Поскольку с 01.01.2026 раздел 1 красноярских норм адресован пансионатам, выбор должен укладываться в брутто-нормы этого раздела (п. 3.10).</w:t>
       </w:r>
     </w:p>
     <w:p>
@@ -11433,7 +11974,7 @@
         <w:t xml:space="preserve"> </w:t>
       </w:r>
       <w:r>
-        <w:t xml:space="preserve">Неясно, существует ли ежедневный выбор между блюдами при каждом приёме пищи и как устроен выбор в жилых корпусах.</w:t>
+        <w:t xml:space="preserve">Не сказано, сколько жителей охвачено, в какие приёмы пищи и дни предлагается выбор, как выбирают маломобильные и не способные выразить предпочтение, каким актом учреждения введён порядок и учтены ли варианты в накопительной ведомости. Это самоотчёт учреждения: данных измерения нет, оценка «результат не заставил себя ждать» основана на отзывах жителей и метода не имеет.</w:t>
       </w:r>
     </w:p>
     <w:p>
@@ -11445,21 +11986,30 @@
           <w:b/>
           <w:bCs/>
         </w:rPr>
-        <w:t xml:space="preserve">Классификация.</w:t>
+        <w:t xml:space="preserve">Модель.</w:t>
       </w:r>
       <w:r>
         <w:t xml:space="preserve"> </w:t>
       </w:r>
       <w:r>
-        <w:t xml:space="preserve">Механизм «замена блюда по желанию через совет с согласия врача» относится к персонализации меню, а не к выбору в момент еды (п. 1.2). Самообслуживание на линии само по себе выбора между вариантами не означает: линия может выдавать одно блюдо. Рабочая база проекта называет распоряжение № 19РВ-32 медицинским «мостиком» к лечебному питанию [23]; по тексту сайта это нормы питания в ПНИ Московской области, а ссылка на приказ № 330 относится к совету по питанию. Вторая редакция это уточняет.</w:t>
-      </w:r>
-    </w:p>
-    <w:bookmarkEnd w:id="87"/>
-    <w:bookmarkStart w:id="88" w:name="X14dcbfdac572c2481c823d6fb4b25ec02807b59"/>
+        <w:t xml:space="preserve">Пансионат — девятое учреждение главы и первое в Сибирском федеральном округе за пределами Новосибирской и Иркутской областей. По формату это стартовая модель, описанная в п. 4.2–4.5: выбор из двух вариантов по отдельным позициям (каша, сок, суп), по-видимому в момент еды (М1; толкование — порядок выбора не описан), с ограничением круга участников жителями без диеты; выбор с части жителей начинали также Усть-Илимский ДСО и ДСО «Серафимовский».</w:t>
+      </w:r>
+    </w:p>
+    <w:bookmarkEnd w:id="88"/>
+    <w:bookmarkStart w:id="89" w:name="X14dcbfdac572c2481c823d6fb4b25ec02807b59"/>
     <w:p>
       <w:pPr>
         <w:pStyle w:val="Heading2"/>
       </w:pPr>
+      <w:r>
+        <w:rPr>
+          <w:rStyle w:val="SectionNumber"/>
+        </w:rPr>
+        <w:t xml:space="preserve">4.11</w:t>
+      </w:r>
+      <w:r>
+        <w:tab/>
+      </w:r>
       <w:r>
         <w:t xml:space="preserve">Самарская область: закупка приготовления питания «по вариативному меню»</w:t>
       </w:r>
@@ -11479,7 +12029,7 @@
         <w:t xml:space="preserve"> </w:t>
       </w:r>
       <w:r>
-        <w:t xml:space="preserve">Карточки извещений, воспроизводящие на агрегаторах закупок сведения Единой информационной системы, показывают, что с 2025 г. государственные бюджетные учреждения социального обслуживания Самарской области закупают по 44-ФЗ у стороннего исполнителя услугу, предмет которой назван в самом извещении: «оказание услуг по приготовлению питания по вариативному меню для граждан, находящихся на социальном обслуживании». Закупки проводятся открытыми конкурсами в электронной форме через уполномоченный орган области по организации торгов; цена определяется за койко-день, код ОКПД2 — 56.29.20.190 «Услуги прочих столовых» [99]. На 08.10.2026 найдено восемь таких извещений шести учреждений; 13.10.2026 перечень дополнен ещё двумя учреждениями, 14.10.2026 — ещё одним (см. ниже). Учреждения с формулировкой «по вариативному меню» в предмете:</w:t>
+        <w:t xml:space="preserve">Карточки извещений, воспроизводящие на агрегаторах закупок сведения Единой информационной системы, показывают, что с 2025 г. государственные бюджетные учреждения социального обслуживания Самарской области закупают по 44-ФЗ у стороннего исполнителя услугу, предмет которой назван в самом извещении: «оказание услуг по приготовлению питания по вариативному меню для граждан, находящихся на социальном обслуживании». Закупки проводятся открытыми конкурсами в электронной форме через уполномоченный орган области по организации торгов; цена определяется за койко-день, код ОКПД2 — 56.29.20.190 «Услуги прочих столовых» [99]. Всего обнаружено восемь учреждений, в предмете закупок которых значится «по вариативному меню» (перечень составлен 08.10.2026 и дополнен 13.10 и 14.10.2026), и одно учреждение, у которого «вариативное меню» указано лишь в названии файла документации. Учреждения с формулировкой «по вариативному меню» в предмете:</w:t>
       </w:r>
     </w:p>
     <w:p>
@@ -11563,7 +12113,7 @@
         </w:numPr>
       </w:pPr>
       <w:r>
-        <w:t xml:space="preserve">Самарский областной геронтологический центр — № 0142200001326016552 от 21.08.2026 (16 348 592,28 руб.; 582,36 руб. за койко-день); карточка встречалась в выдаче 08.10.2026, но не открылась и была внесена 13.10.2026 [99];</w:t>
+        <w:t xml:space="preserve">Самарский областной геронтологический центр — № 0142200001326016552 от 21.08.2026 (16 348 592,28 руб.; 582,36 руб. за койко-день); карточка внесена 13.10.2026 [99];</w:t>
       </w:r>
     </w:p>
     <w:p>
@@ -11575,7 +12125,7 @@
         </w:numPr>
       </w:pPr>
       <w:r>
-        <w:t xml:space="preserve">Потаповский дом-интернат, предназначенный для граждан, имеющих психические расстройства (бывший ПНИ), — на 2026 г. (№ 0142200001325018932 и № 0142200001325018933 от 11.08.2025; 17 085 981,60 и 17 400 482,60 руб.; 571,82 руб. за койко-день) и на 2027 г. (№ 0142200001326016566 и № 0142200001326016567 от 21.08.2026; 18 790 798,19 и 18 796 957,29 руб.; 615,91 руб.); карточка встречалась в выдаче 08.10.2026, но открылась лишь 14.10.2026 [99].</w:t>
+        <w:t xml:space="preserve">Потаповский дом-интернат, предназначенный для граждан, имеющих психические расстройства (бывший ПНИ), — на 2026 г. (№ 0142200001325018932 и № 0142200001325018933 от 11.08.2025; 17 085 981,60 и 17 400 482,60 руб.; 571,82 руб. за койко-день) и на 2027 г. (№ 0142200001326016566 и № 0142200001326016567 от 21.08.2026; 18 790 798,19 и 18 796 957,29 руб.; 615,91 руб.); карточка внесена 14.10.2026 [99].</w:t>
       </w:r>
     </w:p>
     <w:p>
@@ -11609,28 +12159,33 @@
         <w:t xml:space="preserve"> </w:t>
       </w:r>
       <w:r>
-        <w:t xml:space="preserve">По карточкам трёх закупок 2025 г. — двух извещений Потаповского дома-интерната на 2026 г. и лота 2 геронтологического центра (№ 0142200001325022202 от 01.10.2025; 15 749 111,88 руб.; 526,92 руб. за койко-день) — победителем указано ООО «Континент-Кулинария» (Самара). По лоту 2 геронтологического центра в карточке размещены контракт № 101-26 от 10.11.2025 и четыре дополнительных соглашения к нему (по названиям файлов — о разделении позиций, реквизитах и источниках финансирования). Это первый обнаруженный контракт, заключённый по закупке приготовления питания «по вариативному меню»; текст его не прочитан. В карточках 2026 г. (Потаповский дом-интернат, лот 2 геронтологического центра, Тольяттинский дом-интернат — извещения № 0142200001326016068 и № 0142200001326016453, 563,68 руб. за койко-день) победитель обозначен лишь адресом, совпадающим с адресом той же компании; страница побед компании на агрегаторе называет её победителем в закупках Тольяттинского (15.09.2026) и Потаповского (25.09.2026) учреждений, а также в закупках питания других учреждений социального обслуживания области, в наименовании которых вариативного меню нет [99]. Если эти сведения подтвердятся по Единой информационной системе, вариативное меню по меньшей мере в трёх учреждениях области исполняет один и тот же оператор, и содержание выбора определяется скорее его технологией, чем документацией каждого заказчика (толкование;</w:t>
-      </w:r>
-      <w:r>
-        <w:t xml:space="preserve"> </w:t>
-      </w:r>
+        <w:t xml:space="preserve">По карточкам трёх закупок 2025 г. — двух извещений Потаповского дома-интерната на 2026 г. и лота 2 геронтологического центра (№ 0142200001325022202 от 01.10.2025; 15 749 111,88 руб.; 526,92 руб. за койко-день) — победителем указано ООО «Континент-Кулинария» (Самара). По лоту 2 геронтологического центра в карточке размещены контракт № 101-26 от 10.11.2025 и четыре дополнительных соглашения к нему (по названиям файлов — о разделении позиций, реквизитах и источниках финансирования). Это первый обнаруженный контракт, заключённый по закупке приготовления питания «по вариативному меню»; текст его не прочитан. В карточках 2026 г. (Потаповский дом-интернат, лот 2 геронтологического центра, Тольяттинский дом-интернат — извещения № 0142200001326016068 и № 0142200001326016453, 563,68 руб. за койко-день) победитель обозначен лишь адресом, совпадающим с адресом той же компании; страница побед компании на агрегаторе называет её победителем в закупках Тольяттинского (15.09.2026) и Потаповского (25.09.2026) учреждений, а также в закупках питания других учреждений социального обслуживания области, в наименовании которых вариативного меню нет [99]. Если эти сведения подтвердятся по ЕИС, вариативное меню по меньшей мере в трёх учреждениях области исполняет один и тот же оператор, и содержание выбора определяется скорее его технологией, чем документацией каждого заказчика (толкование; не сверено).</w:t>
+      </w:r>
+    </w:p>
+    <w:p>
+      <w:pPr>
+        <w:pStyle w:val="BodyText"/>
+      </w:pPr>
+      <w:r>
+        <w:t xml:space="preserve">Сайт Кошкинского дома-интерната описывает выбор задолго до этих закупок. В отчётах о качестве услуг за 2017 и 2018 гг. сказано: «Организовано заказное меню, диетическое питание, проводятся дни национальной кухни»; недатированная статья к десятилетию учреждения (по содержанию — не ранее 2013 г.) сообщает: «Внедрена заказная система выбора блюд» [102]. Это самое раннее датируемое упоминание выбора блюд в российском стационарном учреждении из обнаруженных докладом; как был устроен заказ, сайт не поясняет.</w:t>
+      </w:r>
+    </w:p>
+    <w:p>
+      <w:pPr>
+        <w:pStyle w:val="BodyText"/>
+      </w:pPr>
       <w:r>
         <w:rPr>
           <w:b/>
           <w:bCs/>
         </w:rPr>
-        <w:t xml:space="preserve">не сверено</w:t>
-      </w:r>
-      <w:r>
-        <w:t xml:space="preserve">).</w:t>
-      </w:r>
-    </w:p>
-    <w:p>
-      <w:pPr>
-        <w:pStyle w:val="BodyText"/>
-      </w:pPr>
-      <w:r>
-        <w:t xml:space="preserve">Сайт Кошкинского дома-интерната описывает выбор задолго до этих закупок. В отчётах о качестве услуг за 2017 и 2018 гг. сказано: «Организовано заказное меню, диетическое питание, проводятся дни национальной кухни»; недатированная статья к десятилетию учреждения (по содержанию — не ранее 2013 г.) сообщает: «Внедрена заказная система выбора блюд» [101]. Это самое раннее датируемое упоминание выбора блюд в российском стационарном учреждении из обнаруженных докладом; как был устроен заказ, сайт не поясняет.</w:t>
+        <w:t xml:space="preserve">Чего источники не сообщают.</w:t>
+      </w:r>
+      <w:r>
+        <w:t xml:space="preserve"> </w:t>
+      </w:r>
+      <w:r>
+        <w:t xml:space="preserve">Тексты технических заданий и меню, находящиеся в открытом доступе в ЕИС, не прочитаны (п. 4.1). Поэтому неизвестно, что заказчики понимают под «вариативным меню»: выбор жителем блюда в момент еды, заказ накануне или несколько вариантов цикла (сезонных, диетических); названия файлов допускают любое из этих прочтений. Неизвестны условия контракта № 101-26, число вариантов, способ и время выбора, охват жителей, порядок для неговорящих и маломобильных, а также то, входят ли продукты в цену койко-дня. Поэтому разброс начальных цен (от 502,31 до 860,61 руб. за койко-день; цены геронтологического центра (526,92 и 582,36 руб.), Сызрани (570,23 руб.) и Потаповского дома-интерната (571,82 и 615,91 руб.) — внутри этого диапазона) без состава услуги несопоставим ни между учреждениями, ни с петербургскими тарифами (толкование). Сообщений министерства социально-демографической и семейной политики Самарской области о вариативном меню при поиске 08.10.2026, 13.10.2026 и 14.10.2026 не обнаружено.</w:t>
       </w:r>
     </w:p>
     <w:p>
@@ -11642,84 +12197,113 @@
           <w:b/>
           <w:bCs/>
         </w:rPr>
-        <w:t xml:space="preserve">Чего источники не сообщают.</w:t>
+        <w:t xml:space="preserve">Значение.</w:t>
       </w:r>
       <w:r>
         <w:t xml:space="preserve"> </w:t>
       </w:r>
       <w:r>
-        <w:t xml:space="preserve">Тексты технических заданий и меню не прочитаны: Единая информационная система, где они лежат в открытом доступе, из среды подготовки доклада недоступна (соединение не устанавливается; повторно 08.10.2026, 13.10.2026 и 14.10.2026, в том числе прямые ссылки filestore), а агрегаторы открывают файлы только после регистрации или за плату. Поэтому неизвестно, что заказчики понимают под «вариативным меню»: выбор жителем блюда в момент еды, заказ накануне или несколько вариантов цикла (сезонных, диетических); названия файлов допускают любое из этих прочтений. Неизвестны условия контракта № 101-26, число вариантов, способ и время выбора, охват жителей, порядок для неговорящих и маломобильных, а также то, входят ли продукты в цену койко-дня. Поэтому разброс начальных цен (от 502,31 до 860,61 руб. за койко-день; цены геронтологического центра (526,92 и 582,36 руб.), Сызрани (570,23 руб.) и Потаповского дома-интерната (571,82 и 615,91 руб.) — внутри этого диапазона) без состава услуги несопоставим ни между учреждениями, ни с петербургскими тарифами (толкование). Сообщений министерства социально-демографической и семейной политики Самарской области о вариативном меню при поиске 08.10.2026, 13.10.2026 и 14.10.2026 не обнаружено.</w:t>
-      </w:r>
-    </w:p>
-    <w:p>
-      <w:pPr>
-        <w:pStyle w:val="BodyText"/>
+        <w:t xml:space="preserve">По меньшей мере в одном субъекте вариативное меню вошло в наименование объекта закупки услуги питания у восьми бюджетных учреждений по 44-ФЗ, и закупки повторяются из периода в период (у Кошкинского — 2026 г. и оба полугодия 2027 г., у Потаповского — 2026 и 2027 гг.); по меньшей мере по одной из них заключён контракт. Тем самым рекомендация сценариев 6 и 8 гл. 7 — записывать выбор в документацию закупки, а не оставлять его на договорённости с исполнителем — в российской практике уже реализуется, по крайней мере на уровне предмета закупки. Наименование объекта закупки и параметры извещений — факт по вторичным карточкам; содержание обязательств исполнителя не сверено. Модель по шкале М0–М5 не определяется. Для рабочей группы самарские конкурсы — ближайший известный источник образцов технического задания на вариативное меню при аутсорсинге: документация доступна в Единой информационной системе по номерам извещений, приведённым выше.</w:t>
+      </w:r>
+    </w:p>
+    <w:bookmarkEnd w:id="89"/>
+    <w:bookmarkStart w:id="90" w:name="X52da36ed266fc280e97ee80971077599c7c2747"/>
+    <w:p>
+      <w:pPr>
+        <w:pStyle w:val="Heading2"/>
+      </w:pPr>
+      <w:r>
+        <w:rPr>
+          <w:rStyle w:val="SectionNumber"/>
+        </w:rPr>
+        <w:t xml:space="preserve">4.12</w:t>
+      </w:r>
+      <w:r>
+        <w:tab/>
+      </w:r>
+      <w:r>
+        <w:t xml:space="preserve">Хроника событий госсектора: январь — октябрь 2026 г.</w:t>
+      </w:r>
+    </w:p>
+    <w:p>
+      <w:pPr>
+        <w:pStyle w:val="FirstParagraph"/>
       </w:pPr>
       <w:r>
         <w:rPr>
           <w:b/>
           <w:bCs/>
         </w:rPr>
-        <w:t xml:space="preserve">Значение.</w:t>
+        <w:t xml:space="preserve">Метод.</w:t>
       </w:r>
       <w:r>
         <w:t xml:space="preserve"> </w:t>
       </w:r>
       <w:r>
-        <w:t xml:space="preserve">Самарские извещения опровергают вывод, на котором стояла предыдущая версия доклада: ДСО «Серафимовский» — не единственный обнаруженный кейс вариативного меню при аутсорсинге питания (п. 4.8). По меньшей мере в одном субъекте вариативное меню вошло в наименование объекта закупки услуги питания у восьми бюджетных учреждений по 44-ФЗ, и закупки повторяются из периода в период (у Кошкинского — 2026 г. и оба полугодия 2027 г., у Потаповского — 2026 и 2027 гг.); по меньшей мере по одной из них заключён контракт. Тем самым именно то, что сценарий 6 и сценарий 8 гл. 7 рекомендуют, — записывать выбор в документацию закупки, а не держать его на договорённости с исполнителем, — в российской практике уже встречается, по крайней мере на уровне предмета закупки. Класс утверждения ограничен: наименование объекта закупки и параметры извещений — факт по вторичным карточкам, а содержание обязательств исполнителя —</w:t>
+        <w:t xml:space="preserve">Обзор 09.10.2026 охватил период 28.09–09.10.2026: сайты и официальные каналы Минтруда России и Роспотребнадзора, портал официального опубликования правовых актов (выборка актов с 28.09 по 09.10.2026), федеральный портал проектов нормативных правовых актов, сообщения Общественной палаты, сайты региональных органов социальной защиты и учреждений, агрегаторы закупочных извещений, федеральные и региональные СМИ. Искались сочетания «вариативное меню», «выбор блюд», «заказное меню», «шведский стол» со словами «дом-интернат», «психоневрологический интернат», «дом социального обслуживания», «стационар». Ежедневная проверка 14.10.2026 добавила два сообщения, опубликованных раньше этого периода и пропущенных предыдущими обзорами. Часть официальных сайтов (правительств Новосибирской и Волгоградской областей, ЕИС) из среды подготовки доклада не открылась; в таких случаях текст брался из копий, указывающих официальный источник, или помечен как сообщение СМИ. Журналы проверок и снимки текстов без персональных данных —</w:t>
       </w:r>
       <w:r>
         <w:t xml:space="preserve"> </w:t>
       </w:r>
+      <w:r>
+        <w:rPr>
+          <w:rStyle w:val="VerbatimChar"/>
+        </w:rPr>
+        <w:t xml:space="preserve">raw/sources/gossektor-obzor-2026-09-28-10-09/</w:t>
+      </w:r>
+      <w:r>
+        <w:t xml:space="preserve"> </w:t>
+      </w:r>
+      <w:r>
+        <w:t xml:space="preserve">и</w:t>
+      </w:r>
+      <w:r>
+        <w:t xml:space="preserve"> </w:t>
+      </w:r>
+      <w:r>
+        <w:rPr>
+          <w:rStyle w:val="VerbatimChar"/>
+        </w:rPr>
+        <w:t xml:space="preserve">raw/sources/gossektor-obzor-2026-10-14/</w:t>
+      </w:r>
+      <w:r>
+        <w:t xml:space="preserve">. Записи хроники расположены в хронологическом порядке.</w:t>
+      </w:r>
+    </w:p>
+    <w:p>
+      <w:pPr>
+        <w:pStyle w:val="BodyText"/>
+      </w:pPr>
       <w:r>
         <w:rPr>
           <w:b/>
           <w:bCs/>
         </w:rPr>
-        <w:t xml:space="preserve">не сверено</w:t>
-      </w:r>
-      <w:r>
-        <w:t xml:space="preserve">. Модель по шкале М0–М5 не определяется. Для рабочей группы самарские конкурсы — ближайший известный источник образцов технического задания на вариативное меню при аутсорсинге: документация доступна в Единой информационной системе по номерам извещений, приведённым выше.</w:t>
-      </w:r>
-    </w:p>
-    <w:bookmarkEnd w:id="88"/>
-    <w:bookmarkStart w:id="91" w:name="Xf9dd1d3612d2bf7d9fba778dc2520cf5ed28a2d"/>
-    <w:p>
-      <w:pPr>
-        <w:pStyle w:val="Heading2"/>
-      </w:pPr>
-      <w:r>
-        <w:t xml:space="preserve">Хроника событий госсектора: 28 сентября — 9 октября 2026 г.</w:t>
-      </w:r>
-    </w:p>
-    <w:p>
-      <w:pPr>
-        <w:pStyle w:val="FirstParagraph"/>
+        <w:t xml:space="preserve">Итог по федеральному уровню за 28.09–09.10.2026.</w:t>
+      </w:r>
+      <w:r>
+        <w:t xml:space="preserve"> </w:t>
+      </w:r>
+      <w:r>
+        <w:t xml:space="preserve">Не обнаружено ни новых федеральных актов или их проектов о питании в стационарной форме социального обслуживания, ни разъяснений к СанПиН 2.3/2.4.4282-26 применительно к организациям социального обслуживания, ни сообщений Минтруда России о вариативном меню или о работе созданной при нём рабочей группы. Среди опубликованных за период региональных актов норм питания для стационарного социального обслуживания нет; проверочные листы регионального контроля Томской и Амурской областей, утверждённые в этот период, по общему правилу относятся к негосударственным поставщикам (п. 8.3; толкование), и их содержание применительно к питанию не проверялось. Новых закупочных извещений с вариативным меню в предмете закупки за период в доступных агрегаторах не найдено; поскольку ЕИС недоступна, полнота этого вывода не гарантирована.</w:t>
+      </w:r>
+    </w:p>
+    <w:p>
+      <w:pPr>
+        <w:pStyle w:val="BodyText"/>
       </w:pPr>
       <w:r>
         <w:rPr>
           <w:b/>
           <w:bCs/>
         </w:rPr>
-        <w:t xml:space="preserve">Метод.</w:t>
+        <w:t xml:space="preserve">27–29.01.2026, Кемеровская область — Кузбасс.</w:t>
       </w:r>
       <w:r>
         <w:t xml:space="preserve"> </w:t>
       </w:r>
       <w:r>
-        <w:t xml:space="preserve">Обзор 09.10.2026 охватил сайты и официальные каналы Минтруда России и Роспотребнадзора, портал официального опубликования правовых актов (выборка актов с 28.09 по 09.10.2026), федеральный портал проектов нормативных правовых актов, сообщения Общественной палаты, сайты региональных органов социальной защиты и учреждений, агрегаторы закупочных извещений и федеральные и региональные СМИ. Искались сочетания «вариативное меню», «выбор блюд», «заказное меню», «шведский стол» со словами «дом-интернат», «психоневрологический интернат», «дом социального обслуживания», «стационар». Часть официальных сайтов (правительств Новосибирской и Волгоградской областей, Единая информационная система в сфере закупок) из среды подготовки доклада не открылась; в таких случаях текст брался из копий, указывающих официальный источник, или помечен как сообщение СМИ. Журнал обзора и снимки текстов без персональных данных —</w:t>
-      </w:r>
-      <w:r>
-        <w:t xml:space="preserve"> </w:t>
-      </w:r>
-      <w:r>
-        <w:rPr>
-          <w:rStyle w:val="VerbatimChar"/>
-        </w:rPr>
-        <w:t xml:space="preserve">raw/sources/gossektor-obzor-2026-09-28-10-09/</w:t>
-      </w:r>
-      <w:r>
-        <w:t xml:space="preserve">.</w:t>
+        <w:t xml:space="preserve">С 24.01.2026 в Прокопьевском интернате для людей с психоневрологическими заболеваниями работала комиссия министерства труда и социальной защиты Кузбасса с участием органов здравоохранения и Роспотребнадзора; поводом стали девять смертей проживающих в январе и обращения персонала, которые министерство передало в правоохранительные органы [103]. По сообщениям СМИ, в отчёте министерства от 27.01.2026 сказано: «В учреждении организовано пятиразовое вариативное питание — проживающие могут выбрать на обед варианты салатов, гарниров, напитков. Качество еды поставлено на контроль» [104]. Те же издания приводят жалобы поваров учреждения, начиная с сентября 2025 г., на поставку испорченных продуктов; проверка министерства с прокуратурой и трудовой инспекцией в сентябре 2025 г. этого, по сообщению РИА Новости, не подтвердила; по факту смертей возбуждено уголовное дело по ч. 3 ст. 236 УК РФ [104, 105]. Отчёт от 27.01.2026 на официальном сайте министерства не найден, а официальное сообщение от 29.01.2026 о питании не говорит [103]; формулировка приводится по сообщению СМИ. В этом эпизоде слово «вариативное» использовано в официальной отчётности как довод о надлежащих условиях в момент, когда условия оспаривались. Такой довод ничего не говорит ни о качестве продуктов, ни о том, как в ПНИ выбирают жители, не способные выразить предпочтение, и не может служить доказательством ни надлежащего, ни ненадлежащего питания; противоречие между отчётом министерства и показаниями сотрудников здесь не разрешается (толкование). Выбор, предъявляемый проверяющим, должен подтверждаться документами дня — меню с вариантами, журналом выбора и замен, накопительной ведомостью по группам продуктов (сценарий 13 гл. 7; п. 8.14), а не словом «вариативное» в отчёте (рекомендация).</w:t>
       </w:r>
     </w:p>
     <w:p>
@@ -11731,13 +12315,13 @@
           <w:b/>
           <w:bCs/>
         </w:rPr>
-        <w:t xml:space="preserve">Итог по федеральному уровню.</w:t>
+        <w:t xml:space="preserve">09.08.2026, Нижегородская область.</w:t>
       </w:r>
       <w:r>
         <w:t xml:space="preserve"> </w:t>
       </w:r>
       <w:r>
-        <w:t xml:space="preserve">За период не обнаружено ни новых федеральных актов или их проектов о питании в стационарной форме социального обслуживания, ни разъяснений к СанПиН 2.3/2.4.4282-26 применительно к организациям социального обслуживания, ни сообщений Минтруда России о вариативном меню или о работе созданной при нём рабочей группы. Среди опубликованных за период региональных актов норм питания для стационарного социального обслуживания нет; проверочные листы регионального контроля Томской и Амурской областей, утверждённые в этот период, по общему правилу относятся к негосударственным поставщикам (п. 8.3; толкование), и их содержание применительно к питанию не проверялось. Новых закупочных извещений с вариативным меню в предмете закупки за период в доступных агрегаторах не найдено; Единая информационная система недоступна, поэтому полнота этого вывода не гарантирована. Период в этом отношении был тихим (факт обзора; полнота ограничена доступностью источников).</w:t>
+        <w:t xml:space="preserve">ГБУ «Балахнинский дом-интернат для престарелых и инвалидов» сообщило на своём сайте об участии сотрудников в семинаре «Вариативное питание» на базе ГБУ «ДСО „Борский“», за организацию которого благодарит АНО «Служба защиты прав» и принимающее учреждение. Цель семинара названа так: «организовать питание на достойном уровне, чтобы каждый человек мог выбрать блюда исходя из личных предпочтений»; участники, по сообщению, «обменялись реальным опытом работы», «получили готовые алгоритмы» и разбирали «конкретные ситуации и варианты меню» [85]. На сайтах ДСО «Борский» и АНО сообщений о семинаре не найдено. Какие учреждения уже практикуют выбор и что представляют собой переданные алгоритмы, не сказано. Это самоотчёт учреждения-участника: он подтверждает, что тема выбора блюд обсуждается в нижегородской сети учреждений (п. 3.6), но описанием практики не является и числа описанных кейсов не увеличивает.</w:t>
       </w:r>
     </w:p>
     <w:p>
@@ -11755,7 +12339,7 @@
         <w:t xml:space="preserve"> </w:t>
       </w:r>
       <w:r>
-        <w:t xml:space="preserve">По сообщению ТАСС, министр труда и социального развития области на оперативном совещании в правительстве региона сообщила, что в социальных учреждениях «уделяют большое внимание улучшению питания, вариативному меню», и добавила: «В некоторых учреждениях уже внедрен шведский стол, имеется возможность и для самостоятельного приготовления блюд» [102]. Первоисточник на сайте правительства области не открылся, поэтому сведения приводятся по сообщению СМИ. Какие учреждения имеются в виду и с какого времени, не названо. Высказывание согласуется с кейсами п. 4.2–4.4, но новых сведений о конкретных учреждениях не содержит; к официальным сообщениям правительства области 2025 г. [12] оно добавляет лишь то, что в 2026 г. региональный орган продолжает называть вариативное меню направлением работы (класс: слова органа власти в пересказе СМИ; не норма).</w:t>
+        <w:t xml:space="preserve">По сообщению ТАСС, министр труда и социального развития области на оперативном совещании в правительстве региона сообщила, что в социальных учреждениях «уделяют большое внимание улучшению питания, вариативному меню», и добавила: «В некоторых учреждениях уже внедрен шведский стол, имеется возможность и для самостоятельного приготовления блюд» [106]. Первоисточник на сайте правительства области не открылся, поэтому сведения приводятся по сообщению СМИ. Какие учреждения имеются в виду и с какого времени, не названо. Высказывание согласуется с кейсами п. 4.2–4.4, но новых сведений о конкретных учреждениях не содержит; к официальным сообщениям правительства области 2025 г. [12] оно добавляет лишь то, что в 2026 г. региональный орган продолжает называть вариативное меню направлением работы (слова органа власти в пересказе СМИ; не норма).</w:t>
       </w:r>
     </w:p>
     <w:p>
@@ -11773,7 +12357,7 @@
         <w:t xml:space="preserve"> </w:t>
       </w:r>
       <w:r>
-        <w:t xml:space="preserve">Комитет социальной защиты населения и администрация области сообщили о завершении модернизации пищеблока Волгоградского дома социального обслуживания «в рамках десятилетнего офсетного контракта в сфере социального питания»: работы начаты в мае 2026 г., объём вложений — 19,5 млн руб., обновлены производственные помещения, инженерные системы, технологическое и холодильное оборудование. По тому же сообщению, первый в регионе офсетный контракт в сфере социального питания между Волгоградской областью и ООО «Виво Маркет» действует с декабря 2025 г., и компания приняла инвестиционные обязательства по модернизации столовых и пищеблоков 11 социальных учреждений [103]. О меню и выборе блюд официальное сообщение не говорит. Офсетным в практике закупок называют контракт со встречными инвестиционными обязательствами (ст. 111.4 44-ФЗ) [55]; отнесение к нему волгоградского контракта сделано по наименованию, реквизиты и условия контракта в Единой информационной системе не сверены (толкование).</w:t>
+        <w:t xml:space="preserve">Комитет социальной защиты населения и администрация области сообщили о завершении модернизации пищеблока Волгоградского дома социального обслуживания «в рамках десятилетнего офсетного контракта в сфере социального питания»: работы начаты в мае 2026 г., объём вложений — 19,5 млн руб., обновлены производственные помещения, инженерные системы, технологическое и холодильное оборудование. По тому же сообщению, первый в регионе офсетный контракт в сфере социального питания между Волгоградской областью и ООО «Виво Маркет» действует с декабря 2025 г., и компания приняла инвестиционные обязательства по модернизации столовых и пищеблоков 11 социальных учреждений [107]. О меню и выборе блюд официальное сообщение не говорит. Офсетным в практике закупок называют контракт со встречными инвестиционными обязательствами (ст. 111.4 44-ФЗ) [55]; отнесение к нему волгоградского контракта сделано по наименованию, реквизиты и условия контракта в ЕИС не сверены (толкование).</w:t>
       </w:r>
     </w:p>
     <w:p>
@@ -11781,7 +12365,15 @@
         <w:pStyle w:val="BodyText"/>
       </w:pPr>
       <w:r>
-        <w:t xml:space="preserve">О выборе блюд говорит только материал, опубликованный в тот же день городским интернет-изданием с пометкой «реклама» и рекламным идентификатором оператора. В нём перечислены 11 учреждений (восемь домов социального обслуживания, два реабилитационных центра для детей-инвалидов и один дом-интернат для престарелых и инвалидов), а представитель оператора говорит, что меню за год изменено «практически на 90%», следующим шагом названы «форматы подачи», и добавлено: «мы хотели бы сделать так, чтобы у проживающих был выбор блюд, как дома» [104]. Это высказанное намерение исполнителя в рекламном материале, а не описание действующей практики и не условие контракта; председатель комитета в том же материале говорит о более разнообразном меню, но не о выборе [104].</w:t>
+        <w:t xml:space="preserve">О выборе блюд говорит только материал, опубликованный в тот же день городским интернет-изданием с пометкой «реклама» и рекламным идентификатором оператора. В нём перечислены 11 учреждений (восемь домов социального обслуживания, два реабилитационных центра для детей-инвалидов и один дом-интернат для престарелых и инвалидов), а представитель оператора говорит, что меню за год изменено «практически на 90%», следующим шагом названы «форматы подачи», и добавлено: «мы хотели бы сделать так, чтобы у проживающих был выбор блюд, как дома» [108]. Это высказанное намерение исполнителя в рекламном материале, а не описание действующей практики и не условие контракта; председатель комитета в том же материале говорит о более разнообразном меню, но не о выборе [108].</w:t>
+      </w:r>
+    </w:p>
+    <w:p>
+      <w:pPr>
+        <w:pStyle w:val="BodyText"/>
+      </w:pPr>
+      <w:r>
+        <w:t xml:space="preserve">Волгоградское событие значимо не как кейс выбора — выбора в нём нет, — а как третья организационная форма питания при участии стороннего исполнителя наряду с договором услуг по 223-ФЗ (п. 4.8) и закупкой по 44-ФЗ с вариативным меню в предмете (п. 4.11): долгосрочный контракт региона с оператором, который сам инвестирует в пищеблоки учреждений. При такой форме вопрос, поставленный сценарием 6 гл. 7, переносится с документации отдельного учреждения на условия регионального контракта: если выбор блюд в них не записан, его появление зависит от намерений оператора (толкование). Условия волгоградского контракта о меню не прочитаны — не сверено.</w:t>
       </w:r>
     </w:p>
     <w:p>
@@ -11793,185 +12385,30 @@
           <w:b/>
           <w:bCs/>
         </w:rPr>
-        <w:t xml:space="preserve">Значение.</w:t>
+        <w:t xml:space="preserve">Итог хроники.</w:t>
       </w:r>
       <w:r>
         <w:t xml:space="preserve"> </w:t>
       </w:r>
       <w:r>
-        <w:t xml:space="preserve">Для доклада волгоградское событие важно не как кейс выбора — выбора в нём пока нет, — а как третья организационная форма питания при участии стороннего исполнителя наряду с договором услуг по 223-ФЗ (п. 4.8) и закупкой по 44-ФЗ с вариативным меню в предмете (п. 4.10): долгосрочный контракт региона с оператором, который сам инвестирует в пищеблоки учреждений. При такой форме вопрос, поставленный сценарием 6 гл. 7, переносится с документации отдельного учреждения на условия регионального контракта: если выбор блюд в них не записан, его появление зависит от намерений оператора (толкование). Условия волгоградского контракта о меню не прочитаны —</w:t>
-      </w:r>
-      <w:r>
-        <w:t xml:space="preserve"> </w:t>
-      </w:r>
-      <w:r>
-        <w:rPr>
-          <w:b/>
-          <w:bCs/>
-        </w:rPr>
-        <w:t xml:space="preserve">не сверено</w:t>
-      </w:r>
-      <w:r>
-        <w:t xml:space="preserve">. Новосибирское сообщение и волгоградский материал показывают, что вариативное меню остаётся предметом публичных заявлений органов власти и исполнителей, но за рассмотренный период ни одно из таких заявлений не сопровождалось опубликованным порядком выбора или данными о его последствиях.</w:t>
-      </w:r>
-    </w:p>
-    <w:bookmarkStart w:id="89" w:name="X8138b42dc4006cd9662fa0410aa24270887513b"/>
-    <w:p>
-      <w:pPr>
-        <w:pStyle w:val="Heading3"/>
-      </w:pPr>
-      <w:r>
-        <w:t xml:space="preserve">Дополнение 14.10.2026: сообщения вне окна обзора</w:t>
-      </w:r>
-    </w:p>
-    <w:p>
-      <w:pPr>
-        <w:pStyle w:val="FirstParagraph"/>
-      </w:pPr>
-      <w:r>
-        <w:t xml:space="preserve">Ежедневная проверка 14.10.2026 нашла два сообщения, опубликованных раньше рассмотренного периода и пропущенных предыдущими обзорами. Журнал проверки и снимки без персональных данных —</w:t>
-      </w:r>
-      <w:r>
-        <w:t xml:space="preserve"> </w:t>
-      </w:r>
-      <w:r>
-        <w:rPr>
-          <w:rStyle w:val="VerbatimChar"/>
-        </w:rPr>
-        <w:t xml:space="preserve">raw/sources/gossektor-obzor-2026-10-14/</w:t>
-      </w:r>
-      <w:r>
-        <w:t xml:space="preserve">.</w:t>
-      </w:r>
-    </w:p>
-    <w:p>
-      <w:pPr>
-        <w:pStyle w:val="BodyText"/>
-      </w:pPr>
-      <w:r>
-        <w:rPr>
-          <w:b/>
-          <w:bCs/>
-        </w:rPr>
-        <w:t xml:space="preserve">09.08.2026, Нижегородская область.</w:t>
-      </w:r>
-      <w:r>
-        <w:t xml:space="preserve"> </w:t>
-      </w:r>
-      <w:r>
-        <w:t xml:space="preserve">ГБУ «Балахнинский дом-интернат для престарелых и инвалидов» сообщило на своём сайте об участии сотрудников в семинаре «Вариативное питание» на базе ГБУ «ДСО „Борский“», за организацию которого благодарит АНО «Служба защиты прав» и принимающее учреждение. Цель семинара названа так: «организовать питание на достойном уровне, чтобы каждый человек мог выбрать блюда исходя из личных предпочтений»; участники, по сообщению, «обменялись реальным опытом работы», «получили готовые алгоритмы» и разбирали «конкретные ситуации и варианты меню» [85]. На сайтах ДСО «Борский» и АНО сообщений о семинаре не найдено. Какие учреждения уже практикуют выбор и что представляют собой переданные алгоритмы, не сказано. Класс — самоотчёт учреждения-участника: сообщение подтверждает, что тема выбора блюд обсуждается в нижегородской сети учреждений (п. 3.5), но описанием практики не является.</w:t>
-      </w:r>
-    </w:p>
-    <w:p>
-      <w:pPr>
-        <w:pStyle w:val="BodyText"/>
-      </w:pPr>
-      <w:r>
-        <w:rPr>
-          <w:b/>
-          <w:bCs/>
-        </w:rPr>
-        <w:t xml:space="preserve">27–29.01.2026, Кемеровская область — Кузбасс.</w:t>
-      </w:r>
-      <w:r>
-        <w:t xml:space="preserve"> </w:t>
-      </w:r>
-      <w:r>
-        <w:t xml:space="preserve">С 24.01.2026 в Прокопьевском интернате для людей с психоневрологическими заболеваниями работала комиссия министерства труда и социальной защиты Кузбасса с участием органов здравоохранения и Роспотребнадзора; поводом стали девять смертей проживающих в январе и обращения персонала, которые министерство передало в правоохранительные органы [105]. По сообщениям СМИ, в отчёте министерства от 27.01.2026 сказано: «В учреждении организовано пятиразовое вариативное питание — проживающие могут выбрать на обед варианты салатов, гарниров, напитков. Качество еды поставлено на контроль» [106]. Те же издания приводят жалобы поваров учреждения, начиная с сентября 2025 г., на поставку испорченных продуктов; проверка министерства с прокуратурой и трудовой инспекцией в сентябре 2025 г. этого, по сообщению РИА Новости, не подтвердила; по факту смертей возбуждено уголовное дело по ч. 3 ст. 236 УК РФ [106, 107]. Отчёт от 27.01.2026 на официальном сайте министерства не найден, а официальное сообщение от 29.01.2026 о питании не говорит [105]; формулировка приводится по сообщению СМИ.</w:t>
-      </w:r>
-    </w:p>
-    <w:p>
-      <w:pPr>
-        <w:pStyle w:val="BodyText"/>
-      </w:pPr>
-      <w:r>
-        <w:rPr>
-          <w:b/>
-          <w:bCs/>
-        </w:rPr>
-        <w:t xml:space="preserve">Значение.</w:t>
-      </w:r>
-      <w:r>
-        <w:t xml:space="preserve"> </w:t>
-      </w:r>
-      <w:r>
-        <w:t xml:space="preserve">Нижегородское сообщение расширяет круг субъектов, где вариативное питание стало темой методической работы учреждений, но не прибавляет ни одного описанного кейса. Кузбасский эпизод показывает другое: слово «вариативное» вошло в язык официальной отчётности и используется как довод о надлежащих условиях именно тогда, когда условия оспариваются. Сам по себе такой довод ничего не говорит ни о качестве продуктов, ни о том, как в ПНИ выбирают жители, не способные выразить предпочтение, и доказательством ни надлежащего, ни ненадлежащего питания служить не может; противоречие между отчётом министерства и показаниями сотрудников здесь не разрешается (толкование). Отсюда практический вывод для учреждения: выбор, предъявляемый проверяющим, должен подтверждаться документами дня — меню с вариантами, журналом выбора и замен, накопительной ведомостью по группам продуктов (сценарий 13 гл. 7; п. 8.14), а не словом «вариативное» в отчёте.</w:t>
-      </w:r>
-    </w:p>
-    <w:bookmarkEnd w:id="89"/>
-    <w:bookmarkStart w:id="90" w:name="Xb3c19efbc33d5cade5ec0ea9a8ba4ff3aaf314f"/>
-    <w:p>
-      <w:pPr>
-        <w:pStyle w:val="Heading3"/>
-      </w:pPr>
-      <w:r>
-        <w:t xml:space="preserve">Дополнение 15.10.2026: пансионат «Ветеран» (Красноярский край)</w:t>
-      </w:r>
-    </w:p>
-    <w:p>
-      <w:pPr>
-        <w:pStyle w:val="FirstParagraph"/>
-      </w:pPr>
-      <w:r>
-        <w:rPr>
-          <w:b/>
-          <w:bCs/>
-        </w:rPr>
-        <w:t xml:space="preserve">14.10.2026, Красноярский край.</w:t>
-      </w:r>
-      <w:r>
-        <w:t xml:space="preserve"> </w:t>
-      </w:r>
-      <w:r>
-        <w:t xml:space="preserve">Краевое государственное бюджетное учреждение социального обслуживания «Пансионат „Ветеран“» (Красноярск, микрорайон Ветлужанка) сообщило на своём сайте, что «с сентября» директор и заведующий производством «внедрили в столовой вариативное меню для жителей пансионата „Ветеран“, у которых нет специальных медицинских показаний к диете». Выбор описан на трёх примерах: «какую кашу съесть — например рисовую или манную, какой сок выпить — грушевый или томатный, какой суп взять — солянку или грибной»; прежнее состояние охарактеризовано так: «раньше рацион был строго фиксированным». О результате сказано, что жители «очень довольны» и что выбор «повышает их настроение и аппетит»; цель — «сохранить сбалансированность рациона, но при этом сделать питание более личным» [90]. Сайт учреждения из среды подготовки доклада не открывается (ответ 403 с ограничением по местоположению); текст сверен по индексированной копии страницы, поэтому подписи к фотографиям и возможные уточнения в конце сообщения не прочитаны. В разделе сайта «Контроль качества питания» размещены ежедневное меню и «14-дневное цикличное меню»; их содержание, а значит и то, отражены ли варианты в утверждённом меню, не проверено —</w:t>
-      </w:r>
-      <w:r>
-        <w:t xml:space="preserve"> </w:t>
-      </w:r>
-      <w:r>
-        <w:rPr>
-          <w:b/>
-          <w:bCs/>
-        </w:rPr>
-        <w:t xml:space="preserve">не сверено</w:t>
-      </w:r>
-      <w:r>
-        <w:t xml:space="preserve">.</w:t>
-      </w:r>
-    </w:p>
-    <w:p>
-      <w:pPr>
-        <w:pStyle w:val="BodyText"/>
-      </w:pPr>
-      <w:r>
-        <w:t xml:space="preserve">Признак организации питания косвенный: в сентябре 2026 г. учреждение само закупало овощи и фрукты по 223-ФЗ (извещение № 32616352208, начальная цена 4,1 млн руб., договор от 05.10.2026) [108]. Это указывает на собственный пищеблок, а не на передачу приготовления стороннему исполнителю, как в Самарской области (п. 4.10); техническое задание не прочитано, и вывод остаётся толкованием.</w:t>
-      </w:r>
-    </w:p>
-    <w:p>
-      <w:pPr>
-        <w:pStyle w:val="BodyText"/>
-      </w:pPr>
-      <w:r>
-        <w:rPr>
-          <w:b/>
-          <w:bCs/>
-        </w:rPr>
-        <w:t xml:space="preserve">Значение.</w:t>
-      </w:r>
-      <w:r>
-        <w:t xml:space="preserve"> </w:t>
-      </w:r>
-      <w:r>
-        <w:t xml:space="preserve">Сообщение добавляет девятое учреждение и первый субъект Сибирского федерального округа за пределами Новосибирской и Иркутской областей. По формату это стартовая модель, уже знакомая по п. 4.2–4.5: выбор из двух вариантов по отдельным позициям (каша, сок, суп), по-видимому в момент еды (М1; толкование — порядок выбора не описан), и ограничение круга участников — только жители без диеты, как в Усть-Илимске и Серафимовском, где выбор начат с части жителей. Не сказано, сколько жителей охвачено, в какие приёмы пищи и дни предлагается выбор, как выбирают маломобильные и не способные выразить предпочтение, каким актом учреждения введён порядок и учтены ли варианты в накопительной ведомости. Класс — самоотчёт учреждения; данных измерения нет, оценка «результат не заставил себя ждать» основана на отзывах жителей, без метода.</w:t>
+        <w:t xml:space="preserve">Сообщения органов власти и исполнителей показывают, что вариативное меню остаётся предметом публичных заявлений, однако ни одно из рассмотренных заявлений не сопровождалось опубликованным порядком выбора или данными о его последствиях.</w:t>
       </w:r>
     </w:p>
     <w:bookmarkEnd w:id="90"/>
-    <w:bookmarkEnd w:id="91"/>
-    <w:bookmarkStart w:id="92" w:name="сводная-таблица"/>
+    <w:bookmarkStart w:id="91" w:name="сводная-таблица"/>
     <w:p>
       <w:pPr>
         <w:pStyle w:val="Heading2"/>
       </w:pPr>
+      <w:r>
+        <w:rPr>
+          <w:rStyle w:val="SectionNumber"/>
+        </w:rPr>
+        <w:t xml:space="preserve">4.13</w:t>
+      </w:r>
+      <w:r>
+        <w:tab/>
+      </w:r>
       <w:r>
         <w:t xml:space="preserve">Сводная таблица</w:t>
       </w:r>
@@ -12736,7 +13173,7 @@
               <w:pStyle w:val="Compact"/>
             </w:pPr>
             <w:r>
-              <w:t xml:space="preserve">26.08.2025 (извещение); «заказное меню» Кошкинского — в отчёте за 2017 г. [101]</w:t>
+              <w:t xml:space="preserve">26.08.2025 (извещение); «заказное меню» Кошкинского — в отчёте за 2017 г. [102]</w:t>
             </w:r>
           </w:p>
         </w:tc>
@@ -12804,18 +13241,18 @@
               <w:pStyle w:val="Compact"/>
             </w:pPr>
             <w:r>
-              <w:t xml:space="preserve">ДСО, дом-интернат, реабилитационные центры; питание — у стороннего оператора [103]</w:t>
-            </w:r>
-          </w:p>
-        </w:tc>
-        <w:tc>
-          <w:tcPr/>
-          <w:p>
-            <w:pPr>
-              <w:pStyle w:val="Compact"/>
-            </w:pPr>
-            <w:r>
-              <w:t xml:space="preserve">06.10.2026 (официальное сообщение — без выбора); намерение ввести выбор — в рекламном материале оператора [104]</w:t>
+              <w:t xml:space="preserve">ДСО, дом-интернат, реабилитационные центры; питание — у стороннего оператора [107]</w:t>
+            </w:r>
+          </w:p>
+        </w:tc>
+        <w:tc>
+          <w:tcPr/>
+          <w:p>
+            <w:pPr>
+              <w:pStyle w:val="Compact"/>
+            </w:pPr>
+            <w:r>
+              <w:t xml:space="preserve">06.10.2026 (официальное сообщение — без выбора); намерение ввести выбор — в рекламном материале оператора [108]</w:t>
             </w:r>
           </w:p>
         </w:tc>
@@ -12883,7 +13320,7 @@
               <w:pStyle w:val="Compact"/>
             </w:pPr>
             <w:r>
-              <w:t xml:space="preserve">Пансионат (с 2026 г.; краевое учреждение), собственный пищеблок — по закупке продуктов, толкование [108]</w:t>
+              <w:t xml:space="preserve">Пансионат (с 2026 г.; краевое учреждение), собственный пищеблок — по закупке продуктов, толкование [101]</w:t>
             </w:r>
           </w:p>
         </w:tc>
@@ -13023,14 +13460,93 @@
         </w:tc>
       </w:tr>
     </w:tbl>
+    <w:bookmarkEnd w:id="91"/>
+    <w:bookmarkStart w:id="92" w:name="X7f6c4da8ae6c9e43bf0f74d7d5577f15f7ccc21"/>
+    <w:p>
+      <w:pPr>
+        <w:pStyle w:val="Heading2"/>
+      </w:pPr>
+      <w:r>
+        <w:rPr>
+          <w:rStyle w:val="SectionNumber"/>
+        </w:rPr>
+        <w:t xml:space="preserve">4.14</w:t>
+      </w:r>
+      <w:r>
+        <w:tab/>
+      </w:r>
+      <w:r>
+        <w:t xml:space="preserve">Выводы по главе 4: что следует из совокупности кейсов</w:t>
+      </w:r>
+    </w:p>
+    <w:p>
+      <w:pPr>
+        <w:pStyle w:val="FirstParagraph"/>
+      </w:pPr>
+      <w:r>
+        <w:t xml:space="preserve">Сообщения разных учреждений обнаруживают четыре повторяющихся элемента. Первый — изучение предпочтений до запуска (опрос и балльное ранжирование в Успенском ПНИ, опрос и группировка по популярности в Усть-Илимске). Второй — ограниченный старт: по дням недели (Болотнинский, Каменский), по группе жителей (Усть-Илимск, Серафимовский; в пансионате «Ветеран» — только жители без медицинских показаний к диете [90]), по отделениям (Успенский в 2025 г.). Третий — ограничение выбора одним-двумя блюдами приёма пищи при подаче остального по общему меню. Четвёртый — коллегиальный орган, совет или комиссия по питанию, появляющийся в Усть-Илимске и в «Солнечногорском».</w:t>
+      </w:r>
+    </w:p>
+    <w:p>
+      <w:pPr>
+        <w:pStyle w:val="BodyText"/>
+      </w:pPr>
+      <w:r>
+        <w:t xml:space="preserve">Расходятся кейсы в ресурсах. Новосибирские сообщения 2024 г. и иркутские сообщения не упоминают дополнительного персонала или оборудования; петербургское сообщение их называет [21]; Успенский интернат в 2026 г. назвал стоимость одной линии раздачи — более 3 млн руб. [10]. Первая редакция обзора утверждала, что опыт «показывает возможность введения выбора без существенного роста затрат» [1], и одновременно — в разделе о рисках — что вариативное меню «объективно дороже» [1]. Ни одно из этих утверждений не опирается на опубликованные расчёты. Обоснован более осторожный вывод: стартовый формат (выбор из двух блюд в момент еды в одном приёме пищи) в ряде учреждений введён без публично названных дополнительных ресурсов, тогда как заказ накануне и обслуживание маломобильных в комнатах потребовали ресурсов в учреждении, которое о них сообщило (толкование).</w:t>
+      </w:r>
+    </w:p>
+    <w:p>
+      <w:pPr>
+        <w:pStyle w:val="BodyText"/>
+      </w:pPr>
+      <w:r>
+        <w:t xml:space="preserve">Вариативное меню при аутсорсинге питания обнаружено в двух видах, и каждый известен лишь частично. В ДСО «Серафимовский» (учреждение автора) выбор описан как практика, но условия договора о выборе не проверены (п. 4.8) [96, 97]. Восемь бюджетных учреждений Самарской области закупают по 44-ФЗ приготовление питания «по вариативному меню», и по меньшей мере одна закупка завершилась контрактом (№ 101-26 от 10.11.2025), однако содержание технических заданий и контракта не установлено, а сообщений о том, как выбирают жители, нет (п. 4.11) [99]. Волгоградский офсетный контракт кейсом выбора не является (п. 4.12) [107, 108]. В остальных сообщениях о выборе привлечённый организатор не упоминается. Поэтому восемь строк технического задания (сценарий 6) и риски договора, ссылающегося на утративший силу СанПиН (п. 2.7), остаются проектными решениями: документация, на которой их можно проверить, известна, но не прочитана [22, 23].</w:t>
+      </w:r>
+    </w:p>
+    <w:p>
+      <w:pPr>
+        <w:pStyle w:val="BodyText"/>
+      </w:pPr>
+      <w:r>
+        <w:t xml:space="preserve">Ни одно учреждение не опубликовало данных о весе жителей, потреблении или отходах до и после внедрения. Это основной пробел российской практики: без таких данных довод «популярное не самое полезное» невозможно ни подтвердить, ни опровергнуть. Российская практика, следовательно, показывает осуществимость выбора, но не его последствия.</w:t>
+      </w:r>
+    </w:p>
     <w:bookmarkEnd w:id="92"/>
-    <w:bookmarkStart w:id="93" w:name="X7f6c4da8ae6c9e43bf0f74d7d5577f15f7ccc21"/>
+    <w:bookmarkEnd w:id="93"/>
+    <w:bookmarkStart w:id="110" w:name="научные-данные"/>
+    <w:p>
+      <w:pPr>
+        <w:pStyle w:val="Heading1"/>
+      </w:pPr>
+      <w:r>
+        <w:rPr>
+          <w:rStyle w:val="SectionNumber"/>
+        </w:rPr>
+        <w:t xml:space="preserve">5</w:t>
+      </w:r>
+      <w:r>
+        <w:tab/>
+      </w:r>
+      <w:r>
+        <w:t xml:space="preserve">Научные данные</w:t>
+      </w:r>
+    </w:p>
+    <w:bookmarkStart w:id="94" w:name="Xb640f7f136fbc8521f3327d80fa421ce8fd2533"/>
     <w:p>
       <w:pPr>
         <w:pStyle w:val="Heading2"/>
       </w:pPr>
       <w:r>
-        <w:t xml:space="preserve">Выводы по главе 4: что следует из совокупности кейсов</w:t>
+        <w:rPr>
+          <w:rStyle w:val="SectionNumber"/>
+        </w:rPr>
+        <w:t xml:space="preserve">5.1</w:t>
+      </w:r>
+      <w:r>
+        <w:tab/>
+      </w:r>
+      <w:r>
+        <w:t xml:space="preserve">Зачем доклад о праве обращается к исследованиям</w:t>
       </w:r>
     </w:p>
     <w:p>
@@ -13038,7 +13554,34 @@
         <w:pStyle w:val="FirstParagraph"/>
       </w:pPr>
       <w:r>
-        <w:t xml:space="preserve">Сообщения разных учреждений обнаруживают четыре повторяющихся элемента. Первый — изучение предпочтений до запуска (опрос и балльное ранжирование в Успенском ПНИ, опрос и группировка по популярности в Усть-Илимске). Второй — ограниченный старт: по дням недели (Болотнинский, Каменский), по группе жителей (Усть-Илимск, Серафимовский; в пансионате «Ветеран» — только жители без медицинских показаний к диете [90]), по отделениям (Успенский в 2025 г.). Третий — ограничение выбора одним-двумя блюдами приёма пищи при подаче остального по общему меню. Четвёртый — коллегиальный орган, совет или комиссия по питанию, появляющийся в Усть-Илимске и в «Солнечногорском».</w:t>
+        <w:t xml:space="preserve">В российских учреждениях спор о вариативном меню ведётся преимущественно двумя доводами: «выбор улучшает качество жизни» и «выбор ухудшит питание, поскольку жители предпочтут вкусное вредное полезному». Оба довода эмпирические и, следовательно, проверяемые. В главе изложено, что о них известно из рецензируемой литературы. Поиск проводился в Europe PMC, PubMed, Кокрейновской библиотеке и eLIBRARY/КиберЛенинке по запросам о выборе блюд (menu choice, food choice, mealtime choice), автономии при приёме пищи, мальнутриции, отходах с тарелки и качестве жизни в учреждениях долговременного ухода. В текст включены лишь работы, библиографические данные и основные числовые результаты которых сверены по аннотации или полному тексту.</w:t>
+      </w:r>
+    </w:p>
+    <w:bookmarkEnd w:id="94"/>
+    <w:bookmarkStart w:id="95" w:name="Xe012c1e89370b04ddd0ab27eb26d9e4050f5111"/>
+    <w:p>
+      <w:pPr>
+        <w:pStyle w:val="Heading2"/>
+      </w:pPr>
+      <w:r>
+        <w:rPr>
+          <w:rStyle w:val="SectionNumber"/>
+        </w:rPr>
+        <w:t xml:space="preserve">5.2</w:t>
+      </w:r>
+      <w:r>
+        <w:tab/>
+      </w:r>
+      <w:r>
+        <w:t xml:space="preserve">Масштаб проблемы: недостаточность питания в учреждениях</w:t>
+      </w:r>
+    </w:p>
+    <w:p>
+      <w:pPr>
+        <w:pStyle w:val="FirstParagraph"/>
+      </w:pPr>
+      <w:r>
+        <w:t xml:space="preserve">Наиболее полную оценку распространённости недостаточности питания у пожилых по инструменту MNA (Mini Nutritional Assessment) даёт метаанализ Cereda и соавт. 2016 г., объединивший 240 исследований и 113 967 человек. Распространённость составила 3,1 % у живущих дома, 17,5 % (95 % ДИ 14,3–20,6) в домах престарелых (nursing homes), 28,7 % (21,4–36,0) в учреждениях долговременного ухода (long-term care) и 22,0 % в больницах [109]. Доля лиц в зоне риска в учреждениях в несколько раз превышает долю лиц с установленной недостаточностью.</w:t>
       </w:r>
     </w:p>
     <w:p>
@@ -13046,7 +13589,7 @@
         <w:pStyle w:val="BodyText"/>
       </w:pPr>
       <w:r>
-        <w:t xml:space="preserve">Расходятся кейсы в ресурсах. Новосибирские сообщения 2024 г. и иркутские сообщения не упоминают дополнительного персонала или оборудования; петербургское сообщение их называет [21]; Успенский интернат в 2026 г. назвал стоимость одной линии раздачи — более 3 млн руб. [10]. Первая редакция обзора утверждала, что опыт «показывает возможность введения выбора без существенного роста затрат» [1], и одновременно — в разделе о рисках — что вариативное меню «объективно дороже» [1]. Ни одно из этих утверждений не опирается на опубликованные расчёты. Обоснованный вывод скромнее: стартовый формат (выбор из двух блюд в момент еды в одном приёме пищи) в ряде учреждений введён без публично названных дополнительных ресурсов, тогда как заказ накануне и обслуживание маломобильных в комнатах потребовали ресурсов в учреждении, которое о них сообщило (толкование).</w:t>
+        <w:t xml:space="preserve">Российских популяционных данных по стационарным организациям социального обслуживания в рецензируемой литературе нет. Ближе всего по смыслу исследование С. Г. Горелика и соавт. (2020) в учреждении для пожилых: из 97 обследованных по MNA недостаточность питания выявлена у 10,4 %, риск недостаточности — у 72,1 %, нормальный статус — у 17,5 %; у 17,9 % суточное потребление жидкости было ниже 750 мл. После коррекции рациона улучшение нутритивного статуса отмечено у 73,5 % [42]. Ограничения работы существенны: одно учреждение, средний возраст 64,7 года, отсутствие контрольной группы, вследствие чего «улучшение у 73,5 %» нельзя приписать конкретному вмешательству. Для темы доклада существен показатель риска: почти три четверти жителей одного российского учреждения находились в зоне риска по питанию.</w:t>
       </w:r>
     </w:p>
     <w:p>
@@ -13054,7 +13597,34 @@
         <w:pStyle w:val="BodyText"/>
       </w:pPr>
       <w:r>
-        <w:t xml:space="preserve">Вариативное меню при аутсорсинге питания обнаружено в двух видах, и каждый известен лишь наполовину. ДСО «Серафимовский», учреждение автора доклада, описывает выбор как практику: аутсорсинг подтверждён автором [96] и карточками закупок по 223-ФЗ [97], но условия договора о выборе не проверены. Восемь бюджетных учреждений Самарской области с 2025 г. закупают по 44-ФЗ приготовление питания «по вариативному меню» (п. 4.10) [99], и по меньшей мере одна закупка завершилась контрактом (№ 101-26 от 10.11.2025), но содержание технических заданий и контракта не установлено, а сообщений о том, как выбирают жители, нет. Волгоградский офсетный контракт (п. 4.11) кейсом выбора не является: официальное сообщение о выборе молчит, а в рекламном материале оператора выбор блюд назван лишь намерением [103, 104]. В остальных сообщениях о выборе привлечённый организатор не упоминается. Поэтому восемь строк технического задания (сценарий 6) и риски договора, ссылающегося на утративший силу СанПиН (п. 2.7), остаются проектными решениями: опубликованная документация, на которой их можно проверить, теперь известна, но не прочитана [22, 23].</w:t>
+        <w:t xml:space="preserve">Российская ассоциация геронтологов и гериатров в клинических рекомендациях 2020 г. по недостаточности питания у пожилых предусматривает скрининг по MNA и комплекс мер, включающий обогащение рациона и устранение причин сниженного потребления [53]. Рекомендации обращены к медицинским работникам; в социальном обслуживании они применимы в той мере, в какой учреждение оказывает медицинскую помощь (толкование, см. п. 2.8).</w:t>
+      </w:r>
+    </w:p>
+    <w:bookmarkEnd w:id="95"/>
+    <w:bookmarkStart w:id="96" w:name="выбор-и-удовлетворённость"/>
+    <w:p>
+      <w:pPr>
+        <w:pStyle w:val="Heading2"/>
+      </w:pPr>
+      <w:r>
+        <w:rPr>
+          <w:rStyle w:val="SectionNumber"/>
+        </w:rPr>
+        <w:t xml:space="preserve">5.3</w:t>
+      </w:r>
+      <w:r>
+        <w:tab/>
+      </w:r>
+      <w:r>
+        <w:t xml:space="preserve">Выбор и удовлетворённость</w:t>
+      </w:r>
+    </w:p>
+    <w:p>
+      <w:pPr>
+        <w:pStyle w:val="FirstParagraph"/>
+      </w:pPr>
+      <w:r>
+        <w:t xml:space="preserve">Наиболее известная работа о выборе в институциональном питании — исследование Wright, Connelly, Capra и Hendrikz (2013, Брисбен), в котором обследованы 103 пациента больницы и 210 жителей девяти домов престарелых. Удовлетворённость питанием оказалась связана с числом предлагаемых вариантов и моментом выбора: чем ближе выбор к приёму пищи и чем больше вариантов, тем выше удовлетворённость (P &lt; 0,01); авторы рекомендовали сокращать разрыв между выбором и подачей еды [110]. Две цифры из этой работы часто цитируются вне контекста. Первая — 20 %: в итоговой модели (ordered probit, n = 229) выбор блюда в момент подачи по сравнению с отсутствием выбора повышал вероятность общей оценки «очень хорошо» примерно на 20 процентных пунктов (предельный эффект 0,203). Вторая — 69,5 %: это предельный эффект децентрализованной раздачи (порционирование в обеденном зале, а не на центральной кухне) в подвыборке жителей с «удовлетворительной» самооценкой здоровья (n = 71). Обе цифры описывают вероятность высокой оценки удовлетворённости, а не потребление пищи, причём вторая относится к способу раздачи, а не к выбору [110]. Выборка удобная, данные собраны в 2003–2004 гг. Работа принадлежит к немногим, где время выбора выделено как самостоятельный фактор наряду с числом вариантов; отсюда довод в пользу различения на шкале раздачи М1 (выбор накануне) и М2 (выбор в момент еды).</w:t>
       </w:r>
     </w:p>
     <w:p>
@@ -13062,27 +13632,50 @@
         <w:pStyle w:val="BodyText"/>
       </w:pPr>
       <w:r>
-        <w:t xml:space="preserve">Ни одно учреждение не опубликовало данных о весе жителей, потреблении или отходах до и после внедрения. Это главный пробел российской практики: без таких данных спор о пользе и вреде выбора остаётся спором мнений, а довод «популярное не самое полезное» невозможно ни подтвердить, ни опровергнуть. Российская практика, следовательно, доказывает осуществимость выбора, но не его последствия; что известно о последствиях из научной литературы, рассматривается в главе 5.</w:t>
-      </w:r>
-    </w:p>
-    <w:bookmarkEnd w:id="93"/>
-    <w:bookmarkEnd w:id="94"/>
-    <w:bookmarkStart w:id="111" w:name="научные-данные"/>
-    <w:p>
-      <w:pPr>
-        <w:pStyle w:val="Heading1"/>
-      </w:pPr>
-      <w:r>
-        <w:t xml:space="preserve">Научные данные</w:t>
-      </w:r>
-    </w:p>
-    <w:bookmarkStart w:id="95" w:name="Xb640f7f136fbc8521f3327d80fa421ce8fd2533"/>
+        <w:t xml:space="preserve">Abbey, Wright и Capra (2015) описали, как выбор фактически устроен в австралийских домах престарелых. Исследование включало национальный опрос учреждений о планировании меню (247 учреждений), анализ меню (161) и наблюдение 36 приёмов пищи. Выбора оказалось мало во всей выборке, особенно для жителей на протёртой пище; меню редко планировались с расчётом на альтернативы. Авторы предложили усилить регулирование и мониторинг выбора в рамках национальных стандартов аккредитации [111]. Этот вывод применим к российским ПНИ и домам-интернатам: два блюда на линии раздачи ещё не означают, что выбор доступен жителю на протёртой пище или тому, кто не может выразить желание словами.</w:t>
+      </w:r>
+    </w:p>
+    <w:p>
+      <w:pPr>
+        <w:pStyle w:val="BodyText"/>
+      </w:pPr>
+      <w:r>
+        <w:t xml:space="preserve">Wheeler, Abbey и Capra (2025) сравнили в одном австралийском учреждении две системы — традиционную, с меню, выбираемым заранее, и систему, в которой житель выбирает из семи горячих блюд в момент подачи. Удовлетворённость выросла с 3,60 до 4,57 балла по пятибалльной шкале. По сравнению со стандартным блюдом приём пищи из нового меню давал несколько больше белковых продуктов (+5 г) и овощей (+11 г) и меньше углеводных (−38 г). Производственные отходы выросли с 55 до 90 г на жителя в день, стоимость питания — с 9,20–11,14 до 11,01–12,15 австралийского доллара на жителя в день [100]. Качественное исследование той же группы, основанное на интервью с 20 жителями до перехода и 18 после него, показало, что жители связывали возможность выбора в момент еды с ощущением контроля и самостоятельности [112].</w:t>
+      </w:r>
+    </w:p>
+    <w:p>
+      <w:pPr>
+        <w:pStyle w:val="BodyText"/>
+      </w:pPr>
+      <w:r>
+        <w:t xml:space="preserve">Для российского спора эти данные значимы в двух отношениях. С одной стороны, они не подтверждают опасения, будто выбор неизбежно ухудшает состав потребления: съеденные блюда из нового меню содержали несколько больше белковых продуктов и овощей. С другой стороны, они показывают издержки: выбор в момент еды увеличил производственные отходы и стоимость. Вывод о росте стоимости не переносится на российские условия непосредственно (иные структура затрат, уровень цен, штат), однако направление эффекта следует учитывать (толкование).</w:t>
+      </w:r>
+    </w:p>
+    <w:p>
+      <w:pPr>
+        <w:pStyle w:val="BodyText"/>
+      </w:pPr>
+      <w:r>
+        <w:t xml:space="preserve">Близкий результат получен в больничном питании. В частной больнице Брисбена переход к модели room service, при которой пациент заказывает блюда из ресторанного меню по телефону и получает их приготовленными под заказ, по данным ретроспективного анализа аудитов и сравнения «до/после» сопровождался ростом потребления пищи и удовлетворённости при снижении отходов и стоимости питания на пациента [113]. Больничный контекст отличается от учреждения долговременного проживания (краткое пребывание, иной состав пациентов), поэтому результат приводится как аналогия, а не как доказательство для ДСО и ПНИ.</w:t>
+      </w:r>
+    </w:p>
+    <w:bookmarkEnd w:id="96"/>
+    <w:bookmarkStart w:id="97" w:name="X7540df7f9c37a76e09b8c87af7ef3e8dbeab4b0"/>
     <w:p>
       <w:pPr>
         <w:pStyle w:val="Heading2"/>
       </w:pPr>
       <w:r>
-        <w:t xml:space="preserve">Зачем доклад о праве обращается к исследованиям</w:t>
+        <w:rPr>
+          <w:rStyle w:val="SectionNumber"/>
+        </w:rPr>
+        <w:t xml:space="preserve">5.4</w:t>
+      </w:r>
+      <w:r>
+        <w:tab/>
+      </w:r>
+      <w:r>
+        <w:t xml:space="preserve">Как жители и персонал описывают выбор: качественные исследования</w:t>
       </w:r>
     </w:p>
     <w:p>
@@ -13090,17 +13683,50 @@
         <w:pStyle w:val="FirstParagraph"/>
       </w:pPr>
       <w:r>
-        <w:t xml:space="preserve">В российских учреждениях спор о вариативном меню ведётся преимущественно двумя доводами: «выбор улучшает качество жизни» и «выбор ухудшит питание, поскольку жители предпочтут вкусное вредное полезному». Оба довода эмпирические и, следовательно, проверяемые. Глава излагает, что о них известно из рецензируемой литературы. Поиск проводился в Europe PMC, PubMed, Кокрейновской библиотеке и eLIBRARY/КиберЛенинке по запросам о выборе блюд (menu choice, food choice, mealtime choice), автономии при приёме пищи, мальнутриции, отходах с тарелки и качестве жизни в учреждениях долговременного ухода. В текст включены лишь работы, библиографические данные и основные числовые результаты которых сверены по аннотации или полному тексту.</w:t>
-      </w:r>
-    </w:p>
-    <w:bookmarkEnd w:id="95"/>
-    <w:bookmarkStart w:id="96" w:name="Xe012c1e89370b04ddd0ab27eb26d9e4050f5111"/>
+        <w:t xml:space="preserve">Качественные исследования объясняют, почему выбор не осуществляется даже тогда, когда жители его желают. Три работы разных лет и стран описывают барьеры сходным образом.</w:t>
+      </w:r>
+    </w:p>
+    <w:p>
+      <w:pPr>
+        <w:pStyle w:val="BodyText"/>
+      </w:pPr>
+      <w:r>
+        <w:t xml:space="preserve">Wang и соавт. (2020) провели углублённые интервью с семью жителями и семью сотрудниками двух австралийских учреждений, построив анализ на теории самодетерминации. Выделены три темы: «питание на массу» (catering for the masses), организационные барьеры для выбора и влияние еды на благополучие [114]; недостаточный выбор авторы называют «давней проблемой», требующей внимания и обязательств учреждения. Bailey и соавт. (2017) в феноменологическом исследовании шести жителей двух учреждений показали, что жители в основном не знали о пищевых регламентах и рисках, которыми обосновываются ограничения, но желали сами принимать решения. Их рассказы о еде в учреждении были противоречивы, что авторы связывают с трудностью совместить индивидуальные предпочтения и минимизацию рисков, предписанную регулятором; название статьи — цитата жителя: «я лучше умру счастливым» [115].</w:t>
+      </w:r>
+    </w:p>
+    <w:p>
+      <w:pPr>
+        <w:pStyle w:val="BodyText"/>
+      </w:pPr>
+      <w:r>
+        <w:t xml:space="preserve">Mondkar и соавт. (2025) опросили 17 человек (жителей, руководителей, сотрудников ухода и кухни) в четырёх домах одного лондонского округа. Предпочтения в еде собирались при поступлении вместе со сведениями об образе жизни и распорядке, и персонал стремился поддерживать их «где возможно» [116]. Однако фактическая широта выбора зависела от того, способен ли и готов ли житель попросить альтернативу, есть ли у него деньги на собственные продукты, может ли он выйти за пределы учреждения и приносят ли еду родные [116]. Тем самым описан механизм неравенства, который вариативное меню может закрепить: выбор, построенный на вопросе «что вы хотите?», достаётся тем, кто в состоянии ответить и настоять на своём (толкование; ср. п. 7.16).</w:t>
+      </w:r>
+    </w:p>
+    <w:p>
+      <w:pPr>
+        <w:pStyle w:val="BodyText"/>
+      </w:pPr>
+      <w:r>
+        <w:t xml:space="preserve">Для российского учреждения эти работы служат источником проверочных вопросов, а не доказательством эффекта (рекомендация): кто из жителей реально пользуется выбором, кто не пользуется и почему, какие ограничения объясняются жителям, а какие просто действуют, и что меняется, если у жителя нет денег и родственников.</w:t>
+      </w:r>
+    </w:p>
+    <w:bookmarkEnd w:id="97"/>
+    <w:bookmarkStart w:id="98" w:name="выбор-среда-приёма-пищи-и-пищевой-статус"/>
     <w:p>
       <w:pPr>
         <w:pStyle w:val="Heading2"/>
       </w:pPr>
       <w:r>
-        <w:t xml:space="preserve">Масштаб проблемы: недостаточность питания в учреждениях</w:t>
+        <w:rPr>
+          <w:rStyle w:val="SectionNumber"/>
+        </w:rPr>
+        <w:t xml:space="preserve">5.5</w:t>
+      </w:r>
+      <w:r>
+        <w:tab/>
+      </w:r>
+      <w:r>
+        <w:t xml:space="preserve">Выбор, среда приёма пищи и пищевой статус</w:t>
       </w:r>
     </w:p>
     <w:p>
@@ -13108,7 +13734,7 @@
         <w:pStyle w:val="FirstParagraph"/>
       </w:pPr>
       <w:r>
-        <w:t xml:space="preserve">Наиболее полную оценку распространённости недостаточности питания у пожилых по инструменту MNA (Mini Nutritional Assessment) даёт метаанализ Cereda и соавт. 2016 г., объединивший 240 исследований и 113 967 человек. Распространённость составила 3,1 % у живущих дома, 17,5 % (95 % ДИ 14,3–20,6) в домах престарелых (nursing homes), 28,7 % (21,4–36,0) в учреждениях долговременного ухода (long-term care) и 22,0 % в больницах [109]. Доля лиц в зоне риска в учреждениях в несколько раз превышает долю лиц с установленной недостаточностью.</w:t>
+        <w:t xml:space="preserve">Кластерное рандомизированное исследование Nijs и соавт. (2006, Нидерланды; 178 жителей пяти домов без деменции) сопоставило семейный стиль приёма пищи (общий стол, блюда на столе, жители накладывают себе сами, персонал ест вместе с ними) с обычной индивидуальной подачей. Через шесть месяцев качество жизни в основной группе было выше на 6,1 балла (95 % ДИ 2,1–10,3), масса тела — на 1,5 кг (0,6–2,4) [30]. Семейная подача соответствует модели М4, и исследование демонстрирует эффект целого комплекса перемен, а не одного лишь выбора.</w:t>
       </w:r>
     </w:p>
     <w:p>
@@ -13116,7 +13742,7 @@
         <w:pStyle w:val="BodyText"/>
       </w:pPr>
       <w:r>
-        <w:t xml:space="preserve">Российских популяционных данных по стационарным организациям социального обслуживания в рецензируемой литературе нет. Ближе всего по смыслу исследование С. Г. Горелика и соавт. (2020) в учреждении для пожилых: из 97 обследованных по MNA недостаточность питания выявлена у 10,4 %, риск недостаточности — у 72,1 %, нормальный статус — у 17,5 %; у 17,9 % суточное потребление жидкости было ниже 750 мл. После коррекции рациона улучшение нутритивного статуса отмечено у 73,5 % [42]. Ограничения работы существенны: одно учреждение, средний возраст 64,7 года, отсутствие контрольной группы, вследствие чего «улучшение у 73,5 %» нельзя приписать конкретному вмешательству. Для темы доклада ценен показатель риска: почти три четверти жителей одного российского учреждения находились в зоне риска по питанию.</w:t>
+        <w:t xml:space="preserve">Crogan и соавт. (2013, США) сравнили два дома престарелых со сходным составом жителей: в одном (33 участника) внедрили систему доставки и выбора блюд Eat Right, другой (28 участников) служил группой сравнения. В основной группе выросли удовлетворённость питанием, уровень преальбумина (p = 0,001) и масса тела (p = 0,029) [117]. Дизайн пилотный, без рандомизации, поэтому результат правдоподобен, но не доказателен.</w:t>
       </w:r>
     </w:p>
     <w:p>
@@ -13124,17 +13750,42 @@
         <w:pStyle w:val="BodyText"/>
       </w:pPr>
       <w:r>
-        <w:t xml:space="preserve">Российская ассоциация геронтологов и гериатров в клинических рекомендациях 2020 г. по недостаточности питания у пожилых предусматривает скрининг по MNA и комплекс мер, включающий обогащение рациона и устранение причин сниженного потребления [53]. Рекомендации обращены к медицинским работникам; в социальном обслуживании они применимы в той мере, в какой учреждение оказывает медицинскую помощь (толкование, см. п. 2.8).</w:t>
-      </w:r>
-    </w:p>
-    <w:bookmarkEnd w:id="96"/>
-    <w:bookmarkStart w:id="97" w:name="выбор-и-удовлетворённость"/>
+        <w:t xml:space="preserve">Divert и соавт. (2015, Франция) в серии из 12 экспериментальных обедов для 42 жителей домов престарелых проверили по отдельности четыре фактора: название блюда в меню, размер и разнообразие порции овощей, приправы на столе, декор и фоновую музыку. Удовлетворённость и потребление мяса или овощей росли, когда изменение касалось непосредственно съедаемого (разнообразие на тарелке, приправы на столе); названия блюд и декор эффекта не дали [118]. Авторы исходят из того, что во французских домах престарелых меню, время, место приёма пищи и место за столом обычно навязаны жителю. Работа даёт перечень недорогих мер с подтверждённым и неподтверждённым эффектом.</w:t>
+      </w:r>
+    </w:p>
+    <w:p>
+      <w:pPr>
+        <w:pStyle w:val="BodyText"/>
+      </w:pPr>
+      <w:r>
+        <w:t xml:space="preserve">Kenkmann и соавт. (2010, Великобритания, графство Норфолк) оценили в шести домах ухода (120 из 213 жителей) пакет изменений, близкий к российскому «шведскому столу»: улучшенная обстановка столовой, более широкий выбор блюд, удлинённые часы работы «ресторана», доступные закуски и автоматы с напитками — в трёх домах при трёх контрольных [119]. Население было хрупким (средний возраст 87 лет, 71 % женщин; 43 % получали психотропные препараты). Частота падений (первичный исход) в основной группе снизилась относительно контрольной на 24 %, но различие не достигло статистической значимости (скорректированное отношение частот 0,76; 95 % ДИ 0,57–1,02; p = 0,06) [119]. Авторы признают, что рутинные данные удалось использовать лишь частично, а потери наблюдения и пропуски были велики. Работа показывает, что учреждение может оценивать изменение питания по данным, которые оно и без того собирает (падения, масса тела, обращения), однако без строгого дизайна и при малой выборке такой анализ указывает лишь направление, но не доказывает эффекта.</w:t>
+      </w:r>
+    </w:p>
+    <w:p>
+      <w:pPr>
+        <w:pStyle w:val="BodyText"/>
+      </w:pPr>
+      <w:r>
+        <w:t xml:space="preserve">Систематические обзоры осторожнее отдельных исследований. Abbott и соавт. (2013) проанализировали 37 работ о вмешательствах в среде приёма пищи у пожилых в учреждениях: эффект на массу тела в объединённом анализе оказался статистически незначимым, а изменения среды приёма пищи были связаны с увеличением потребления энергии на 181 ккал/сут (95 % ДИ от −5 до 367; p = 0,06) [120]. Кокрейновский обзор Herke и соавт. (2018) по вмешательствам в среде и организации приёма пищи у людей с деменцией в учреждениях включил 9 исследований (1502 участника) и оценил доказательность как низкую или очень низкую [121]. В целом перемены в организации питания, включающие выбор, скорее улучшают удовлетворённость и потребление, чем ухудшают их, но эффект на пищевой статус невелик и плохо измерен.</w:t>
+      </w:r>
+    </w:p>
+    <w:bookmarkEnd w:id="98"/>
+    <w:bookmarkStart w:id="99" w:name="X92dd81bbb817eaf42929fbee7ba32d85ce762de"/>
     <w:p>
       <w:pPr>
         <w:pStyle w:val="Heading2"/>
       </w:pPr>
       <w:r>
-        <w:t xml:space="preserve">Выбор и удовлетворённость</w:t>
+        <w:rPr>
+          <w:rStyle w:val="SectionNumber"/>
+        </w:rPr>
+        <w:t xml:space="preserve">5.6</w:t>
+      </w:r>
+      <w:r>
+        <w:tab/>
+      </w:r>
+      <w:r>
+        <w:t xml:space="preserve">Достоинство и приём пищи: национальные данные</w:t>
       </w:r>
     </w:p>
     <w:p>
@@ -13142,7 +13793,7 @@
         <w:pStyle w:val="FirstParagraph"/>
       </w:pPr>
       <w:r>
-        <w:t xml:space="preserve">Наиболее известная работа о выборе в институциональном питании — исследование Wright, Connelly, Capra и Hendrikz (2013, Брисбен), в котором обследованы 103 пациента больницы и 210 жителей девяти домов престарелых. Удовлетворённость питанием оказалась связана с числом предлагаемых вариантов и моментом выбора: чем ближе выбор к приёму пищи и чем больше вариантов, тем выше удовлетворённость (P &lt; 0,01); авторы рекомендовали сокращать разрыв между выбором и подачей еды [110]. Две цифры из этой работы часто цитируются вне контекста. Первая — 20 %: в итоговой модели (ordered probit, n = 229) выбор блюда в момент подачи по сравнению с отсутствием выбора повышал вероятность общей оценки «очень хорошо» примерно на 20 процентных пунктов (предельный эффект 0,203). Вторая — 69,5 %: это предельный эффект децентрализованной раздачи (порционирование в обеденном зале, а не на центральной кухне) в подвыборке жителей с «удовлетворительной» самооценкой здоровья (n = 71). Обе цифры описывают вероятность высокой оценки удовлетворённости, а не потребление пищи, причём вторая относится к способу раздачи, а не к выбору [110]. Выборка удобная, данные собраны в 2003–2004 гг. Работа принадлежит к немногим, где время выбора выделено как самостоятельный фактор наряду с числом вариантов; отсюда довод в пользу различения на шкале раздачи М1 (выбор накануне) и М2 (выбор в момент еды).</w:t>
+        <w:t xml:space="preserve">Наиболее масштабные данные о связи среды приёма пищи с чувством достоинства получены в Швеции. Roos и соавт. (2022) проанализировали национальные опросы жителей учреждений для пожилых во всех 290 муниципалитетах страны за 2016, 2017 и 2018 гг. (13 763, 13 251 и 12 620 ответов; медиана возраста 88 лет, 69 % женщин) [122]. Более высокие шансы быть удовлетворёнными аспектами достоинства и благополучия имели жители, которые хорошо оценивали своё здоровье, не имели диагноза деменции, не сталкивались с неуважительным отношением персонала и находили приятной обстановку в помещениях, на улице и во время приёма пищи [122]. Обстановка приёма пищи измерялась в этом исследовании вместе с другими элементами среды, поэтому вклад именно питания не выделяется; дизайн ретроспективный и наблюдательный. Тем не менее это первое из обнаруженных национальных исследований, где среда приёма пищи вошла в число изменяемых факторов, связанных с достоинством жителя, — в одной модели с отношением персонала.</w:t>
       </w:r>
     </w:p>
     <w:p>
@@ -13150,7 +13801,34 @@
         <w:pStyle w:val="BodyText"/>
       </w:pPr>
       <w:r>
-        <w:t xml:space="preserve">Abbey, Wright и Capra (2015) описали, как выбор фактически устроен в австралийских домах престарелых. Исследование включало национальный опрос учреждений о планировании меню (247 учреждений), анализ меню (161) и наблюдение 36 приёмов пищи. Выбора оказалось мало во всей выборке, особенно для жителей на протёртой пище; меню редко планировались с расчётом на альтернативы. Авторы предложили усилить регулирование и мониторинг выбора в рамках национальных стандартов аккредитации [111]. Вывод непосредственно касается российских ПНИ и домов-интернатов: два блюда на линии раздачи ещё не означают, что выбор доступен жителю на протёртой пище или тому, кто не может выразить желание словами.</w:t>
+        <w:t xml:space="preserve">Для доклада отсюда следует ограниченный вывод (толкование): довод «выбор — вопрос достоинства», которым обосновывают вариативное меню, имеет эмпирическую опору на популяционном уровне, однако эта опора касается среды приёма пищи в целом, а не числа вариантов блюд.</w:t>
+      </w:r>
+    </w:p>
+    <w:bookmarkEnd w:id="99"/>
+    <w:bookmarkStart w:id="100" w:name="Xfe48d46f65407ffc8d79fdb203508473277097d"/>
+    <w:p>
+      <w:pPr>
+        <w:pStyle w:val="Heading2"/>
+      </w:pPr>
+      <w:r>
+        <w:rPr>
+          <w:rStyle w:val="SectionNumber"/>
+        </w:rPr>
+        <w:t xml:space="preserve">5.7</w:t>
+      </w:r>
+      <w:r>
+        <w:tab/>
+      </w:r>
+      <w:r>
+        <w:t xml:space="preserve">Выбор и люди с тяжёлыми психическими расстройствами</w:t>
+      </w:r>
+    </w:p>
+    <w:p>
+      <w:pPr>
+        <w:pStyle w:val="FirstParagraph"/>
+      </w:pPr>
+      <w:r>
+        <w:t xml:space="preserve">Опасение, высказанное в петербургском сообщении, — жители «склонны к выбору популярных, но не самых полезных продуктов» [21] — имеет эмпирическую основу, но иную, чем ему обычно приписывают. Метаанализ Teasdale и соавт. (2019; 58 исследований) показал, что люди с психотическими расстройствами и биполярным расстройством потребляют в среднем на 1332 кДж (около 318 ккал) в сутки больше энергии (95 % ДИ 487–2178 кДж) и на 322 мг больше натрия, чем контрольные группы, причём более высокое потребление энергии и натрия связано с худшим качеством рациона [123]. Метаанализ объединяет исследования в разных условиях и не выделяет учреждения с нормированным продуктовым набором; он говорит о риске, но не о том, что вариативное меню в таком учреждении этот риск воспроизведёт. В учреждении выбор ограничен блюдами, составленными по нормам: житель выбирает между двумя блюдами из одной раскладки, а не между салатом и фастфудом (толкование).</w:t>
       </w:r>
     </w:p>
     <w:p>
@@ -13158,7 +13836,7 @@
         <w:pStyle w:val="BodyText"/>
       </w:pPr>
       <w:r>
-        <w:t xml:space="preserve">Wheeler, Abbey и Capra (2025) сравнили в одном австралийском учреждении две системы — традиционную, с меню, выбираемым заранее, и систему, в которой житель выбирает из семи горячих блюд в момент подачи. Удовлетворённость выросла с 3,60 до 4,57 балла по пятибалльной шкале. По сравнению со стандартным блюдом приём пищи из нового меню давал несколько больше белковых продуктов (+5 г) и овощей (+11 г) и меньше углеводных (−38 г). Производственные отходы выросли с 55 до 90 г на жителя в день, стоимость питания — с 9,20–11,14 до 11,01–12,15 австралийского доллара на жителя в день [100]. Качественное исследование той же группы, основанное на интервью с 20 жителями до перехода и 18 после него, показало, что жители связывали возможность выбора в момент еды с ощущением контроля и самостоятельности [112].</w:t>
+        <w:t xml:space="preserve">Качественные исследования в учреждениях для людей с интеллектуальными нарушениями описывают тот же конфликт с иной стороны. В 17 полуструктурированных интервью с сотрудниками трёх небольших жилых домов (community homes) сотрудники стремились поощрять здоровое питание и одновременно уважать автономию жителей, особенно когнитивно нарушенных и получающих психотропные препараты; этому препятствовали недостаток знаний и времени и разнобой в подходах [124]. В швейцарском исследовании трёх учреждений (13 интервью с сотрудниками и родителями и 4 интервью об институциональной пищевой среде) на пищевое поведение жителей влияли степень самоопределения в питании, участие в приготовлении еды, подход учреждения к контролю массы тела и ресурсы, а на межличностном уровне — представления сотрудников и родителей о питании [125]. Оба исследования приходят к выводу, что ответом на риск нездорового выбора служат обучение персонала и работа с пищевой средой, а не отказ от выбора.</w:t>
       </w:r>
     </w:p>
     <w:p>
@@ -13166,7 +13844,34 @@
         <w:pStyle w:val="BodyText"/>
       </w:pPr>
       <w:r>
-        <w:t xml:space="preserve">Для российского спора эти данные значимы в двух отношениях. С одной стороны, они не подтверждают опасения, будто выбор неизбежно ухудшает состав потребления: съеденные блюда из нового меню содержали несколько больше белковых продуктов и овощей. С другой стороны, они называют цену: выбор в момент еды увеличил производственные отходы и стоимость. Вывод о росте стоимости не переносится на российские условия непосредственно (иные структура затрат, уровень цен, штат), однако направление эффекта следует учитывать (толкование).</w:t>
+        <w:t xml:space="preserve">Практический вывод для российского ПНИ (рекомендация): если врач видит у конкретного жителя метаболический риск, он принимает решение о назначениях для этого жителя; ограничение выбора всем жителям из-за риска у части из них — непропорциональная мера, не основанная на данных.</w:t>
+      </w:r>
+    </w:p>
+    <w:bookmarkEnd w:id="100"/>
+    <w:bookmarkStart w:id="101" w:name="международные-клинические-рекомендации"/>
+    <w:p>
+      <w:pPr>
+        <w:pStyle w:val="Heading2"/>
+      </w:pPr>
+      <w:r>
+        <w:rPr>
+          <w:rStyle w:val="SectionNumber"/>
+        </w:rPr>
+        <w:t xml:space="preserve">5.8</w:t>
+      </w:r>
+      <w:r>
+        <w:tab/>
+      </w:r>
+      <w:r>
+        <w:t xml:space="preserve">Международные клинические рекомендации</w:t>
+      </w:r>
+    </w:p>
+    <w:p>
+      <w:pPr>
+        <w:pStyle w:val="FirstParagraph"/>
+      </w:pPr>
+      <w:r>
+        <w:t xml:space="preserve">Рекомендации Европейского общества клинического питания и метаболизма (ESPEN) по клиническому питанию и гидратации в гериатрии (Volkert и соавт., 2022) содержат 82 рекомендации. Для темы доклада в них существенны две линии: питание пожилых в учреждениях должно быть привлекательным и соответствовать индивидуальным предпочтениям, а ограничительных диет у пожилых с недостаточностью питания или её риском следует избегать [126]. Рекомендации ESPEN по питанию при деменции (Volkert и соавт., 2024) содержат 40 рекомендаций, из которых семь посвящены условиям в учреждениях: подготовке персонала, привлекательной еде с возможностью выбора, приятной среде приёма пищи [127].</w:t>
       </w:r>
     </w:p>
     <w:p>
@@ -13174,17 +13879,26 @@
         <w:pStyle w:val="BodyText"/>
       </w:pPr>
       <w:r>
-        <w:t xml:space="preserve">Близкий результат получен в больничном питании. В частной больнице Брисбена переход к модели room service, при которой пациент заказывает блюда из ресторанного меню по телефону и получает их приготовленными под заказ, по данным ретроспективного анализа аудитов и сравнения «до/после» сопровождался ростом потребления пищи и удовлетворённости при снижении отходов и стоимости питания на пациента [113]. Больничный контекст отличается от учреждения долговременного проживания (краткое пребывание, иной состав пациентов), поэтому результат приводится как аналогия, а не как доказательство для ДСО и ПНИ.</w:t>
-      </w:r>
-    </w:p>
-    <w:bookmarkEnd w:id="97"/>
-    <w:bookmarkStart w:id="98" w:name="X7540df7f9c37a76e09b8c87af7ef3e8dbeab4b0"/>
+        <w:t xml:space="preserve">С юридической точки зрения это рекомендации профессионального общества для клиницистов, а не нормы, и в российском праве они не действуют. Они фиксируют профессиональный консенсус: выбор и индивидуальные предпочтения рассматриваются как элемент профилактики недостаточности питания, а не как угроза ей.</w:t>
+      </w:r>
+    </w:p>
+    <w:bookmarkEnd w:id="101"/>
+    <w:bookmarkStart w:id="102" w:name="отходы-с-тарелки-как-измеритель"/>
     <w:p>
       <w:pPr>
         <w:pStyle w:val="Heading2"/>
       </w:pPr>
       <w:r>
-        <w:t xml:space="preserve">Как жители и персонал описывают выбор: качественные исследования</w:t>
+        <w:rPr>
+          <w:rStyle w:val="SectionNumber"/>
+        </w:rPr>
+        <w:t xml:space="preserve">5.9</w:t>
+      </w:r>
+      <w:r>
+        <w:tab/>
+      </w:r>
+      <w:r>
+        <w:t xml:space="preserve">Отходы с тарелки как измеритель</w:t>
       </w:r>
     </w:p>
     <w:p>
@@ -13192,7 +13906,7 @@
         <w:pStyle w:val="FirstParagraph"/>
       </w:pPr>
       <w:r>
-        <w:t xml:space="preserve">Количественные работы отвечают на вопрос «сколько», качественные — на вопрос, почему выбор не осуществляется даже тогда, когда его желают. Три работы разных лет и стран описывают барьеры сходным образом.</w:t>
+        <w:t xml:space="preserve">Обзорное (scoping) исследование Roulston и соавт. (2026) систематизировало 33 источника (20 рецензируемых и 13 источников «серой» литературы) о пищевых отходах в учреждениях долговременного ухода. Чаще всего измерялись отходы с тарелки (14 источников), обычно взвешиванием (10) или визуальной оценкой (6); интервенционных исследований по снижению отходов обнаружено лишь три [128]. Для сравнения обзор приводит больничные данные: по нарративному обзору Williams и Walton (2011), медиана отходов с тарелки в 32 исследованиях составила 30 % [129], а в больничной литературе допустимым считается уровень 5–20 % в зависимости от системы подачи. Разброс в самих учреждениях ухода велик: в австралийском отчёте Byles и соавт. (2009), включённом в обзор, отходы с тарелки составили 7,5–24 % при первом и 4–15 % при втором измерении, в шведской работе Eriksson и соавт. (2017) — 23 % (13–34 %) [128]. Общепринятого целевого уровня для учреждений долговременного ухода обзор не устанавливает.</w:t>
       </w:r>
     </w:p>
     <w:p>
@@ -13200,7 +13914,7 @@
         <w:pStyle w:val="BodyText"/>
       </w:pPr>
       <w:r>
-        <w:t xml:space="preserve">Wang и соавт. (2020) провели углублённые интервью с семью жителями и семью сотрудниками двух австралийских учреждений, построив анализ на теории самодетерминации. Выделены три темы: «питание на массу» (catering for the masses), организационные барьеры для выбора и влияние еды на благополучие [114]; недостаточный выбор авторы называют «давней проблемой», требующей внимания и обязательств учреждения. Bailey и соавт. (2017) в феноменологическом исследовании шести жителей двух учреждений показали, что жители в основном не знали о пищевых регламентах и рисках, которыми обосновываются ограничения, но желали сами принимать решения. Их рассказы о еде в учреждении были противоречивы, что авторы связывают с трудностью совместить индивидуальные предпочтения и минимизацию рисков, предписанную регулятором; название статьи — цитата жителя: «я лучше умру счастливым» [115].</w:t>
+        <w:t xml:space="preserve">Отходы с тарелки измеряются не только для оценки меню, но и для расчёта фактически съеденного. Японское исследование CLEVER (Nishida и соавт., 2020) проверило такой расчёт на 46 жителях учреждений долговременного ухода, сопоставив потребление энергии, вычисленное по рецептурам и отходам с тарелки за 14–15 дней, с потреблением, определённым методом дважды меченой воды [130]. Расчёт по рецептурам и отходам завышал фактическое потребление в среднем на 232 ккал в сутки (15,3 %); в подгруппе, наблюдавшейся 12 месяцев, у жителей, терявших массу, расчётный «запас» энергии был меньше (медиана 152 ккал/сут), чем у набиравших массу (350 ккал/сут) [130]. Авторы заключают, что потеря массы возможна даже тогда, когда расчёт по меню и отходам показывает положительный баланс. Отсюда следуют два предостережения: выполнение норм по раскладке не гарантирует, что житель съел положенное, а снижение отходов после введения выбора ещё не доказывает роста потребления (толкование).</w:t>
       </w:r>
     </w:p>
     <w:p>
@@ -13208,25 +13922,26 @@
         <w:pStyle w:val="BodyText"/>
       </w:pPr>
       <w:r>
-        <w:t xml:space="preserve">Mondkar и соавт. (2025) опросили 17 человек (жителей, руководителей, сотрудников ухода и кухни) в четырёх домах одного лондонского округа. Предпочтения в еде собирались при поступлении вместе со сведениями об образе жизни и распорядке, и персонал стремился поддерживать их «где возможно» [116]. Однако фактическая широта выбора зависела от того, способен ли и готов ли житель попросить альтернативу, есть ли у него деньги на собственные продукты, может ли он выйти за пределы учреждения и приносят ли еду родные [116]. Здесь прямо назван механизм неравенства, который вариативное меню способно не устранить, а закрепить: выбор, построенный на вопросе «что вы хотите?», достаётся тем, кто в состоянии ответить и настоять на своём (толкование; ср. п. 7.16).</w:t>
-      </w:r>
-    </w:p>
-    <w:p>
-      <w:pPr>
-        <w:pStyle w:val="BodyText"/>
-      </w:pPr>
-      <w:r>
-        <w:t xml:space="preserve">Для российского учреждения эти работы ценны как источник проверочных вопросов, а не как доказательство эффекта (рекомендация): кто из жителей реально пользуется выбором, кто не пользуется и почему, какие ограничения объясняются жителям, а какие просто действуют, и что меняется, если у жителя нет денег и родственников.</w:t>
-      </w:r>
-    </w:p>
-    <w:bookmarkEnd w:id="98"/>
-    <w:bookmarkStart w:id="99" w:name="выбор-среда-приёма-пищи-и-пищевой-статус"/>
+        <w:t xml:space="preserve">Отходы с тарелки — наиболее доступный российскому учреждению показатель результата: их можно измерять визуальной шкалой или взвешиванием без лабораторных исследований и медицинской лицензии. Сопоставление отходов до и после введения выбора составляет минимальную доказательную базу, которую учреждение способно собрать самостоятельно (рекомендация, см. п. 7.9).</w:t>
+      </w:r>
+    </w:p>
+    <w:bookmarkEnd w:id="102"/>
+    <w:bookmarkStart w:id="103" w:name="текстуры-и-ограничения-выбора"/>
     <w:p>
       <w:pPr>
         <w:pStyle w:val="Heading2"/>
       </w:pPr>
       <w:r>
-        <w:t xml:space="preserve">Выбор, среда приёма пищи и пищевой статус</w:t>
+        <w:rPr>
+          <w:rStyle w:val="SectionNumber"/>
+        </w:rPr>
+        <w:t xml:space="preserve">5.10</w:t>
+      </w:r>
+      <w:r>
+        <w:tab/>
+      </w:r>
+      <w:r>
+        <w:t xml:space="preserve">Текстуры и ограничения выбора</w:t>
       </w:r>
     </w:p>
     <w:p>
@@ -13234,49 +13949,26 @@
         <w:pStyle w:val="FirstParagraph"/>
       </w:pPr>
       <w:r>
-        <w:t xml:space="preserve">Кластерное рандомизированное исследование Nijs и соавт. (2006, Нидерланды; 178 жителей пяти домов без деменции) сопоставило семейный стиль приёма пищи (общий стол, блюда на столе, жители накладывают себе сами, персонал ест вместе с ними) с обычной индивидуальной подачей. Через шесть месяцев качество жизни в основной группе было выше на 6,1 балла (95 % ДИ 2,1–10,3), масса тела — на 1,5 кг (0,6–2,4) [30]. Семейная подача соответствует модели М4, и исследование демонстрирует эффект целого комплекса перемен, а не одного лишь выбора.</w:t>
-      </w:r>
-    </w:p>
-    <w:p>
-      <w:pPr>
-        <w:pStyle w:val="BodyText"/>
-      </w:pPr>
-      <w:r>
-        <w:t xml:space="preserve">Crogan и соавт. (2013, США) сравнили два дома престарелых со сходным составом жителей: в одном (33 участника) внедрили систему доставки и выбора блюд Eat Right, другой (28 участников) служил группой сравнения. В основной группе выросли удовлетворённость питанием, уровень преальбумина (p = 0,001) и масса тела (p = 0,029) [117]. Дизайн пилотный, без рандомизации, поэтому результат правдоподобен, но не доказателен.</w:t>
-      </w:r>
-    </w:p>
-    <w:p>
-      <w:pPr>
-        <w:pStyle w:val="BodyText"/>
-      </w:pPr>
-      <w:r>
-        <w:t xml:space="preserve">Divert и соавт. (2015, Франция) в серии из 12 экспериментальных обедов для 42 жителей домов престарелых проверили по отдельности четыре фактора: название блюда в меню, размер и разнообразие порции овощей, приправы на столе, декор и фоновую музыку. Удовлетворённость и потребление мяса или овощей росли, когда изменение касалось непосредственно съедаемого (разнообразие на тарелке, приправы на столе); названия блюд и декор эффекта не дали [118]. Авторы исходят из того, что во французских домах престарелых меню, время, место приёма пищи и место за столом обычно навязаны жителю. Работа полезна как перечень недорогих мер — с подтверждённым эффектом и без него.</w:t>
-      </w:r>
-    </w:p>
-    <w:p>
-      <w:pPr>
-        <w:pStyle w:val="BodyText"/>
-      </w:pPr>
-      <w:r>
-        <w:t xml:space="preserve">Kenkmann и соавт. (2010, Великобритания, графство Норфолк) оценили в шести домах ухода (120 из 213 жителей) пакет изменений, близкий к российскому «шведскому столу»: улучшенная обстановка столовой, более широкий выбор блюд, удлинённые часы работы «ресторана», доступные закуски и автоматы с напитками — в трёх домах при трёх контрольных [119]. Население было хрупким (средний возраст 87 лет, 71 % женщин; 43 % получали психотропные препараты). Частота падений (первичный исход) в основной группе снизилась относительно контрольной на 24 %, но различие не достигло статистической значимости (скорректированное отношение частот 0,76; 95 % ДИ 0,57–1,02; p = 0,06) [119]. Авторы признают, что рутинные данные удалось использовать лишь частично, а потери наблюдения и пропуски были велики. Работа поучительна как пример того, что учреждение может оценивать изменение питания по данным, которые оно и без того собирает (падения, масса тела, обращения), однако без строгого дизайна и при малой выборке такой анализ указывает лишь направление, но не доказывает эффекта.</w:t>
-      </w:r>
-    </w:p>
-    <w:p>
-      <w:pPr>
-        <w:pStyle w:val="BodyText"/>
-      </w:pPr>
-      <w:r>
-        <w:t xml:space="preserve">Систематические обзоры осторожнее отдельных исследований. Abbott и соавт. (2013) проанализировали 37 работ о вмешательствах в среде приёма пищи у пожилых в учреждениях: эффект на массу тела в объединённом анализе оказался статистически незначимым, а изменения среды приёма пищи были связаны с увеличением потребления энергии на 181 ккал/сут (95 % ДИ от −5 до 367; p = 0,06) [120]. Кокрейновский обзор Herke и соавт. (2018) по вмешательствам в среде и организации приёма пищи у людей с деменцией в учреждениях включил 9 исследований (1502 участника) и оценил доказательность как низкую или очень низкую [121]. В целом перемены в организации питания, включающие выбор, скорее улучшают удовлетворённость и потребление, чем ухудшают их, но эффект на пищевой статус невелик и плохо измерен.</w:t>
-      </w:r>
-    </w:p>
-    <w:bookmarkEnd w:id="99"/>
-    <w:bookmarkStart w:id="100" w:name="X92dd81bbb817eaf42929fbee7ba32d85ce762de"/>
+        <w:t xml:space="preserve">Канадское поперечное исследование M3 (Making the Most of Mealtimes; 32 дома долговременного ухода в четырёх провинциях) показало, что пища изменённой консистенции назначена 47 % из 639 участников (298 человек); такие жители чаще имели дисфагию, риск недостаточности питания, деменцию и зависимость в повседневной активности [131]. Число приводится как контекст, а не как оценка для России: публично долю таких жителей в российском ПНИ или доме-интернате никто не измерял. В сочетании с работой Abbey и соавт. [111] оно показывает, что вариативное меню, рассчитанное на мобильных и говорящих жителей, может оказаться недоступным почти половине жителей учреждения. Решения о консистенции являются клиническими и в докладе не рассматриваются.</w:t>
+      </w:r>
+    </w:p>
+    <w:bookmarkEnd w:id="103"/>
+    <w:bookmarkStart w:id="104" w:name="организационные-факторы"/>
     <w:p>
       <w:pPr>
         <w:pStyle w:val="Heading2"/>
       </w:pPr>
       <w:r>
-        <w:t xml:space="preserve">Достоинство и приём пищи: национальные данные</w:t>
+        <w:rPr>
+          <w:rStyle w:val="SectionNumber"/>
+        </w:rPr>
+        <w:t xml:space="preserve">5.11</w:t>
+      </w:r>
+      <w:r>
+        <w:tab/>
+      </w:r>
+      <w:r>
+        <w:t xml:space="preserve">Организационные факторы</w:t>
       </w:r>
     </w:p>
     <w:p>
@@ -13284,25 +13976,26 @@
         <w:pStyle w:val="FirstParagraph"/>
       </w:pPr>
       <w:r>
-        <w:t xml:space="preserve">Наиболее масштабные данные о связи среды приёма пищи с чувством достоинства получены в Швеции. Roos и соавт. (2022) проанализировали национальные опросы жителей учреждений для пожилых во всех 290 муниципалитетах страны за 2016, 2017 и 2018 гг. (13 763, 13 251 и 12 620 ответов; медиана возраста 88 лет, 69 % женщин) [122]. Более высокие шансы быть удовлетворёнными аспектами достоинства и благополучия имели жители, которые хорошо оценивали своё здоровье, не имели диагноза деменции, не сталкивались с неуважительным отношением персонала и находили приятной обстановку в помещениях, на улице и во время приёма пищи [122]. Обстановка приёма пищи измерялась в этом исследовании вместе с другими элементами среды, поэтому вклад именно питания не выделяется; дизайн ретроспективный и наблюдательный. Тем не менее это первое из обнаруженных национальных исследований, где среда приёма пищи вошла в число изменяемых факторов, связанных с достоинством жителя, — в одной модели с отношением персонала.</w:t>
-      </w:r>
-    </w:p>
-    <w:p>
-      <w:pPr>
-        <w:pStyle w:val="BodyText"/>
-      </w:pPr>
-      <w:r>
-        <w:t xml:space="preserve">Вывод для доклада ограничен, но существен (толкование): довод «выбор — вопрос достоинства», которым обосновывают вариативное меню, имеет эмпирическую опору на популяционном уровне, однако эта опора касается среды приёма пищи в целом, а не числа вариантов блюд.</w:t>
-      </w:r>
-    </w:p>
-    <w:bookmarkEnd w:id="100"/>
-    <w:bookmarkStart w:id="101" w:name="Xfe48d46f65407ffc8d79fdb203508473277097d"/>
+        <w:t xml:space="preserve">Porter, Ottrey и Huggins (2017) проанализировали защищённое время приёма пищи (protected mealtimes) — запрет на неотложные процедуры во время еды — и нашли доказательства его влияния на потребление неоднородными [132]. Hamasaki и соавт. (2023, Япония) в когорте из 2909 жителей 235 домов долговременного ухода на данных страховых требований префектуры Ибараки (2018–2019) показали, что большее число диетологов в штате связано с меньшей вероятностью потенциально предотвратимых госпитализаций в первые 180 дней после поступления (скорректированный HR 0,72; 95 % ДИ 0,54–0,97) [133]. Связь наблюдательная и причинности не доказывает, но согласуется с представлением о зависимости качества питания от кадрового обеспечения. Keller и соавт. (2022) переложили рекомендации по питанию в учреждениях долговременного ухода на 27 практических мер и оценили их осуществимость: высоко осуществимыми признаны 6 мер, умеренно — 12, низко — 9, главным образом из-за потребности в дополнительном или квалифицированном персонале, финансировании и инфраструктуре; авторы заключают, что без государственного финансирования, политики и стандартов возможности улучшения питания в учреждениях ограничены [134].</w:t>
+      </w:r>
+    </w:p>
+    <w:bookmarkEnd w:id="104"/>
+    <w:bookmarkStart w:id="105" w:name="Xc2dff51ff3b7f3de6972d4f835fb0956d09cb4f"/>
     <w:p>
       <w:pPr>
         <w:pStyle w:val="Heading2"/>
       </w:pPr>
       <w:r>
-        <w:t xml:space="preserve">Выбор и люди с тяжёлыми психическими расстройствами</w:t>
+        <w:rPr>
+          <w:rStyle w:val="SectionNumber"/>
+        </w:rPr>
+        <w:t xml:space="preserve">5.12</w:t>
+      </w:r>
+      <w:r>
+        <w:tab/>
+      </w:r>
+      <w:r>
+        <w:t xml:space="preserve">Время персонала: сколько стоит помощь при еде</w:t>
       </w:r>
     </w:p>
     <w:p>
@@ -13310,137 +14003,7 @@
         <w:pStyle w:val="FirstParagraph"/>
       </w:pPr>
       <w:r>
-        <w:t xml:space="preserve">Опасение, высказанное в петербургском сообщении, — жители «склонны к выбору популярных, но не самых полезных продуктов» [21] — опирается на данные, но не на те, что ему обычно приписывают. Метаанализ Teasdale и соавт. (2019; 58 исследований) показал, что люди с психотическими расстройствами и биполярным расстройством потребляют в среднем на 1332 кДж (около 318 ккал) в сутки больше энергии (95 % ДИ 487–2178 кДж) и на 322 мг больше натрия, чем контрольные группы, причём более высокое потребление энергии и натрия связано с худшим качеством рациона [123]. Метаанализ объединяет исследования в разных условиях и не выделяет учреждения с нормированным продуктовым набором; он говорит о риске, но не о том, что вариативное меню в таком учреждении этот риск воспроизведёт. В учреждении выбор ограничен блюдами, составленными по нормам: житель выбирает между двумя блюдами из одной раскладки, а не между салатом и фастфудом (толкование).</w:t>
-      </w:r>
-    </w:p>
-    <w:p>
-      <w:pPr>
-        <w:pStyle w:val="BodyText"/>
-      </w:pPr>
-      <w:r>
-        <w:t xml:space="preserve">Качественные исследования в учреждениях для людей с интеллектуальными нарушениями описывают тот же конфликт с иной стороны. В 17 полуструктурированных интервью с сотрудниками трёх небольших жилых домов (community homes) сотрудники стремились поощрять здоровое питание и одновременно уважать автономию жителей, особенно когнитивно нарушенных и получающих психотропные препараты; этому препятствовали недостаток знаний и времени и разнобой в подходах [124]. В швейцарском исследовании трёх учреждений (13 интервью с сотрудниками и родителями и 4 интервью об институциональной пищевой среде) на пищевое поведение жителей влияли степень самоопределения в питании, участие в приготовлении еды, подход учреждения к контролю массы тела и ресурсы, а на межличностном уровне — представления сотрудников и родителей о питании [125]. Оба исследования приходят к выводу, что ответом на риск нездорового выбора служат обучение персонала и работа с пищевой средой, а не отказ от выбора.</w:t>
-      </w:r>
-    </w:p>
-    <w:p>
-      <w:pPr>
-        <w:pStyle w:val="BodyText"/>
-      </w:pPr>
-      <w:r>
-        <w:t xml:space="preserve">Практический вывод для российского ПНИ (рекомендация): если врач видит у конкретного жителя метаболический риск, он принимает решение о назначениях для этого жителя; ограничение выбора всем жителям из-за риска у части из них — непропорциональная мера, не основанная на данных.</w:t>
-      </w:r>
-    </w:p>
-    <w:bookmarkEnd w:id="101"/>
-    <w:bookmarkStart w:id="102" w:name="международные-клинические-рекомендации"/>
-    <w:p>
-      <w:pPr>
-        <w:pStyle w:val="Heading2"/>
-      </w:pPr>
-      <w:r>
-        <w:t xml:space="preserve">Международные клинические рекомендации</w:t>
-      </w:r>
-    </w:p>
-    <w:p>
-      <w:pPr>
-        <w:pStyle w:val="FirstParagraph"/>
-      </w:pPr>
-      <w:r>
-        <w:t xml:space="preserve">Рекомендации Европейского общества клинического питания и метаболизма (ESPEN) по клиническому питанию и гидратации в гериатрии (Volkert и соавт., 2022) содержат 82 рекомендации. Для темы доклада в них существенны две линии: питание пожилых в учреждениях должно быть привлекательным и соответствовать индивидуальным предпочтениям, а ограничительных диет у пожилых с недостаточностью питания или её риском следует избегать [126]. Рекомендации ESPEN по питанию при деменции (Volkert и соавт., 2024) содержат 40 рекомендаций, из которых семь посвящены условиям в учреждениях: подготовке персонала, привлекательной еде с возможностью выбора, приятной среде приёма пищи [127].</w:t>
-      </w:r>
-    </w:p>
-    <w:p>
-      <w:pPr>
-        <w:pStyle w:val="BodyText"/>
-      </w:pPr>
-      <w:r>
-        <w:t xml:space="preserve">С юридической точки зрения это рекомендации профессионального общества для клиницистов, а не нормы, и в российском праве они не действуют. Их ценность в том, что они фиксируют профессиональный консенсус: выбор и индивидуальные предпочтения рассматриваются как элемент профилактики недостаточности питания, а не как угроза ей.</w:t>
-      </w:r>
-    </w:p>
-    <w:bookmarkEnd w:id="102"/>
-    <w:bookmarkStart w:id="103" w:name="отходы-с-тарелки-как-измеритель"/>
-    <w:p>
-      <w:pPr>
-        <w:pStyle w:val="Heading2"/>
-      </w:pPr>
-      <w:r>
-        <w:t xml:space="preserve">Отходы с тарелки как измеритель</w:t>
-      </w:r>
-    </w:p>
-    <w:p>
-      <w:pPr>
-        <w:pStyle w:val="FirstParagraph"/>
-      </w:pPr>
-      <w:r>
-        <w:t xml:space="preserve">Обзорное (scoping) исследование Roulston и соавт. (2026) систематизировало 33 источника (20 рецензируемых и 13 источников «серой» литературы) о пищевых отходах в учреждениях долговременного ухода. Чаще всего измерялись отходы с тарелки (14 источников), обычно взвешиванием (10) или визуальной оценкой (6); интервенционных исследований по снижению отходов обнаружено лишь три [128]. Для сравнения обзор приводит больничные данные: по нарративному обзору Williams и Walton (2011), медиана отходов с тарелки в 32 исследованиях составила 30 % [129], а в больничной литературе допустимым считается уровень 5–20 % в зависимости от системы подачи. Разброс в самих учреждениях ухода велик: в австралийском отчёте Byles и соавт. (2009), включённом в обзор, отходы с тарелки составили 7,5–24 % при первом и 4–15 % при втором измерении, в шведской работе Eriksson и соавт. (2017) — 23 % (13–34 %) [128]. Общепринятого целевого уровня для учреждений долговременного ухода обзор не устанавливает.</w:t>
-      </w:r>
-    </w:p>
-    <w:p>
-      <w:pPr>
-        <w:pStyle w:val="BodyText"/>
-      </w:pPr>
-      <w:r>
-        <w:t xml:space="preserve">Отходы с тарелки измеряются не только для оценки меню, но и для расчёта фактически съеденного. Японское исследование CLEVER (Nishida и соавт., 2020) проверило такой расчёт на 46 жителях учреждений долговременного ухода, сопоставив потребление энергии, вычисленное по рецептурам и отходам с тарелки за 14–15 дней, с потреблением, определённым методом дважды меченой воды [130]. Расчёт по рецептурам и отходам завышал фактическое потребление в среднем на 232 ккал в сутки (15,3 %); в подгруппе, наблюдавшейся 12 месяцев, у жителей, терявших массу, расчётный «запас» энергии был меньше (медиана 152 ккал/сут), чем у набиравших массу (350 ккал/сут) [130]. Авторы заключают, что потеря массы возможна даже тогда, когда расчёт по меню и отходам показывает положительный баланс. Для доклада отсюда следует двойное предостережение: выполнение норм по раскладке не гарантирует, что житель съел положенное, а снижение отходов после введения выбора ещё не доказывает роста потребления (толкование).</w:t>
-      </w:r>
-    </w:p>
-    <w:p>
-      <w:pPr>
-        <w:pStyle w:val="BodyText"/>
-      </w:pPr>
-      <w:r>
-        <w:t xml:space="preserve">Отходы с тарелки — наиболее доступный российскому учреждению показатель результата: их можно измерять визуальной шкалой или взвешиванием без лабораторных исследований и медицинской лицензии. Сопоставление отходов до и после введения выбора составляет минимальную доказательную базу, которую учреждение способно собрать самостоятельно (рекомендация, см. п. 7.9).</w:t>
-      </w:r>
-    </w:p>
-    <w:bookmarkEnd w:id="103"/>
-    <w:bookmarkStart w:id="104" w:name="текстуры-и-ограничения-выбора"/>
-    <w:p>
-      <w:pPr>
-        <w:pStyle w:val="Heading2"/>
-      </w:pPr>
-      <w:r>
-        <w:t xml:space="preserve">Текстуры и ограничения выбора</w:t>
-      </w:r>
-    </w:p>
-    <w:p>
-      <w:pPr>
-        <w:pStyle w:val="FirstParagraph"/>
-      </w:pPr>
-      <w:r>
-        <w:t xml:space="preserve">Канадское поперечное исследование M3 (Making the Most of Mealtimes; 32 дома долговременного ухода в четырёх провинциях) показало, что пища изменённой консистенции назначена 47 % из 639 участников (298 человек); такие жители чаще имели дисфагию, риск недостаточности питания, деменцию и зависимость в повседневной активности [131]. Число приводится как контекст, а не как оценка для России: публично долю таких жителей в российском ПНИ или доме-интернате никто не измерял. В сочетании с работой Abbey и соавт. [111] оно показывает, что вариативное меню, задуманное для ходячих и говорящих жителей, может не дойти до половины дома. Решения о консистенции являются клиническими и в докладе не рассматриваются.</w:t>
-      </w:r>
-    </w:p>
-    <w:bookmarkEnd w:id="104"/>
-    <w:bookmarkStart w:id="105" w:name="организационные-факторы"/>
-    <w:p>
-      <w:pPr>
-        <w:pStyle w:val="Heading2"/>
-      </w:pPr>
-      <w:r>
-        <w:t xml:space="preserve">Организационные факторы</w:t>
-      </w:r>
-    </w:p>
-    <w:p>
-      <w:pPr>
-        <w:pStyle w:val="FirstParagraph"/>
-      </w:pPr>
-      <w:r>
-        <w:t xml:space="preserve">Porter, Ottrey и Huggins (2017) проанализировали защищённое время приёма пищи (protected mealtimes) — запрет на неотложные процедуры во время еды — и нашли доказательства его влияния на потребление неоднородными [132]. Hamasaki и соавт. (2023, Япония) в когорте из 2909 жителей 235 домов долговременного ухода на данных страховых требований префектуры Ибараки (2018–2019) показали, что большее число диетологов в штате связано с меньшей вероятностью потенциально предотвратимых госпитализаций в первые 180 дней после поступления (скорректированный HR 0,72; 95 % ДИ 0,54–0,97) [133]. Связь наблюдательная и причинности не доказывает, но согласуется с представлением о том, что качество питания зависит от кадров не меньше, чем от норм. Keller и соавт. (2022) переложили рекомендации по питанию в учреждениях долговременного ухода на 27 практических мер и оценили их осуществимость: высоко осуществимыми признаны 6 мер, умеренно — 12, низко — 9, главным образом из-за потребности в дополнительном или квалифицированном персонале, финансировании и инфраструктуре; авторы заключают, что без государственного финансирования, политики и стандартов возможности улучшения питания в учреждениях ограничены [134].</w:t>
-      </w:r>
-    </w:p>
-    <w:bookmarkEnd w:id="105"/>
-    <w:bookmarkStart w:id="106" w:name="Xc2dff51ff3b7f3de6972d4f835fb0956d09cb4f"/>
-    <w:p>
-      <w:pPr>
-        <w:pStyle w:val="Heading2"/>
-      </w:pPr>
-      <w:r>
-        <w:t xml:space="preserve">Время персонала: сколько стоит помощь при еде</w:t>
-      </w:r>
-    </w:p>
-    <w:p>
-      <w:pPr>
-        <w:pStyle w:val="FirstParagraph"/>
-      </w:pPr>
-      <w:r>
-        <w:t xml:space="preserve">В учреждениях, где многие жители не едят самостоятельно, судьба вариативного меню решается персоналом. Наиболее подробные данные о необходимом для этого времени получены группой Simmons и Schnelle в американских домах сестринского ухода в 2001–2008 гг. Во всех работах исследовательский персонал оказывал помощь по стандартизированному протоколу, включавшему социальное взаимодействие во время еды и предоставление выбора блюд и напитков, а время измерялось прямым наблюдением.</w:t>
+        <w:t xml:space="preserve">В учреждениях, где многие жители не едят самостоятельно, осуществимость вариативного меню определяется временем персонала. Наиболее подробные данные о необходимом для этого времени получены группой Simmons и Schnelle в американских домах сестринского ухода в 2001–2008 гг. Во всех работах исследовательский персонал оказывал помощь по стандартизированному протоколу, включавшему социальное взаимодействие во время еды и предоставление выбора блюд и напитков, а время измерялось прямым наблюдением.</w:t>
       </w:r>
     </w:p>
     <w:tbl>
@@ -13759,17 +14322,61 @@
         <w:pStyle w:val="BodyText"/>
       </w:pPr>
       <w:r>
-        <w:t xml:space="preserve">Перенос на российские условия ограничен (толкование): иные штатные нормативы, иной состав жителей, исследования проведены 18–25 лет назад. Однако порядок величин позволяет проверить реалистичность замысла. Если в отделении 30 жителей и треть из них нуждается в подсказке или помощи, протокол уровня Simmons потребовал бы около 6–7 часов рабочего времени персонала на один приём пищи (иллюстративная арифметика: 10 × 38–42 мин). Вариативное меню само по себе этого времени не создаёт и не отменяет: выбор между двумя блюдами для жителя, которого нужно кормить, требует сначала времени на помощь и лишь затем — на выбор (п. 7.15).</w:t>
+        <w:t xml:space="preserve">Перенос на российские условия ограничен (толкование): иные штатные нормативы, иной состав жителей, исследования проведены 18–25 лет назад. Однако порядок величин позволяет оценить реалистичность замысла. Если в отделении 30 жителей и треть из них нуждается в подсказке или помощи, протокол уровня Simmons потребовал бы около 6–7 часов рабочего времени персонала на один приём пищи (иллюстративная арифметика: 10 × 38–42 мин). Вариативное меню само по себе этого времени не создаёт и не отменяет: выбор между двумя блюдами для жителя, которого нужно кормить, требует сначала времени на помощь и лишь затем — на выбор (п. 7.15).</w:t>
+      </w:r>
+    </w:p>
+    <w:bookmarkEnd w:id="105"/>
+    <w:bookmarkStart w:id="106" w:name="стоимость"/>
+    <w:p>
+      <w:pPr>
+        <w:pStyle w:val="Heading2"/>
+      </w:pPr>
+      <w:r>
+        <w:rPr>
+          <w:rStyle w:val="SectionNumber"/>
+        </w:rPr>
+        <w:t xml:space="preserve">5.13</w:t>
+      </w:r>
+      <w:r>
+        <w:tab/>
+      </w:r>
+      <w:r>
+        <w:t xml:space="preserve">Стоимость</w:t>
+      </w:r>
+    </w:p>
+    <w:p>
+      <w:pPr>
+        <w:pStyle w:val="FirstParagraph"/>
+      </w:pPr>
+      <w:r>
+        <w:t xml:space="preserve">Hugo и соавт. (2018) опросили 817 австралийских учреждений долговременного ухода. Средняя стоимость кейтеринга составила 8,00 австралийского доллара на жителя в день, из них на продукты (сырьё) — 6,08 доллара [139]. В докладе «Не просто накормить» 8 долларов названы стоимостью сырья [22], тогда как по тексту статьи это стоимость всего кейтеринга.</w:t>
+      </w:r>
+    </w:p>
+    <w:p>
+      <w:pPr>
+        <w:pStyle w:val="BodyText"/>
+      </w:pPr>
+      <w:r>
+        <w:t xml:space="preserve">Прямой пересчёт австралийских цифр в рубли невозможен: различаются цены, состав затрат и устройство учреждений. Сопоставимо лишь соотношение: в исследовании Wheeler и соавт. переход на выбор в момент еды увеличил стоимость примерно на 9–20 % (нижняя граница диапазона выросла на 20 %, верхняя — на 9 %; расчёт автора по данным [100]). Российских опубликованных расчётов стоимости вариативного меню не обнаружено.</w:t>
       </w:r>
     </w:p>
     <w:bookmarkEnd w:id="106"/>
-    <w:bookmarkStart w:id="107" w:name="стоимость"/>
+    <w:bookmarkStart w:id="107" w:name="чего-наука-не-знает"/>
     <w:p>
       <w:pPr>
         <w:pStyle w:val="Heading2"/>
       </w:pPr>
       <w:r>
-        <w:t xml:space="preserve">Стоимость</w:t>
+        <w:rPr>
+          <w:rStyle w:val="SectionNumber"/>
+        </w:rPr>
+        <w:t xml:space="preserve">5.14</w:t>
+      </w:r>
+      <w:r>
+        <w:tab/>
+      </w:r>
+      <w:r>
+        <w:t xml:space="preserve">Чего наука не знает</w:t>
       </w:r>
     </w:p>
     <w:p>
@@ -13777,7 +14384,7 @@
         <w:pStyle w:val="FirstParagraph"/>
       </w:pPr>
       <w:r>
-        <w:t xml:space="preserve">Hugo и соавт. (2018) опросили 817 австралийских учреждений долговременного ухода. Средняя стоимость кейтеринга составила 8,00 австралийского доллара на жителя в день, из них на продукты (сырьё) — 6,08 доллара [139]. В докладе «Не просто накормить» 8 долларов названы стоимостью сырья [22], тогда как по тексту статьи это стоимость всего кейтеринга; вторая редакция это уточняет.</w:t>
+        <w:t xml:space="preserve">Рандомизированных исследований вариативного меню в психиатрических учреждениях длительного пребывания, аналогичных российским ПНИ, найти не удалось. Почти все данные получены в домах престарелых Австралии, Европы и Северной Америки, где жители старше, а доля людей с психическими расстройствами без деменции ниже; перенос выводов на ПНИ представляет собой экстраполяцию.</w:t>
       </w:r>
     </w:p>
     <w:p>
@@ -13785,41 +14392,24 @@
         <w:pStyle w:val="BodyText"/>
       </w:pPr>
       <w:r>
-        <w:t xml:space="preserve">Прямой пересчёт австралийских цифр в рубли невозможен: различаются цены, состав затрат и устройство учреждений. Значимо соотношение: в исследовании Wheeler и соавт. переход на выбор в момент еды увеличил стоимость примерно на 9–20 % (нижняя граница диапазона выросла на 20 %, верхняя — на 9 %; расчёт автора по данным [100]). Российских опубликованных расчётов стоимости вариативного меню не обнаружено.</w:t>
+        <w:t xml:space="preserve">Отсутствуют исследования, сравнивающие разное число вариантов (два, три, семь) в едином дизайне. Нет данных о том, как выбор влияет на пищевое поведение людей с интеллектуальными нарушениями в учреждениях, и опасение, что такие жители будут систематически выбирать «вредное», остаётся непроверенным предположением. Все исследования стоимости проведены в странах, где питание финансируется иначе, чем через российское государственное задание. Расчёты времени персонала на помощь при еде (п. 5.12) получены в американских домах сестринского ухода 2001–2008 гг. и в российских учреждениях не воспроизводились. Наконец, нет исследований, измеряющих, получает ли выбор житель, не способный его выразить; качественные работы лишь фиксируют, что такие жители пользуются выбором реже [116].</w:t>
       </w:r>
     </w:p>
     <w:bookmarkEnd w:id="107"/>
-    <w:bookmarkStart w:id="108" w:name="чего-наука-не-знает"/>
+    <w:bookmarkStart w:id="108" w:name="сводная-таблица-1"/>
     <w:p>
       <w:pPr>
         <w:pStyle w:val="Heading2"/>
       </w:pPr>
       <w:r>
-        <w:t xml:space="preserve">Чего наука не знает</w:t>
-      </w:r>
-    </w:p>
-    <w:p>
-      <w:pPr>
-        <w:pStyle w:val="FirstParagraph"/>
-      </w:pPr>
-      <w:r>
-        <w:t xml:space="preserve">Рандомизированных исследований вариативного меню в психиатрических учреждениях длительного пребывания, аналогичных российским ПНИ, найти не удалось. Почти все данные получены в домах престарелых Австралии, Европы и Северной Америки, где жители старше, а доля людей с психическими расстройствами без деменции ниже; перенос выводов на ПНИ представляет собой экстраполяцию.</w:t>
-      </w:r>
-    </w:p>
-    <w:p>
-      <w:pPr>
-        <w:pStyle w:val="BodyText"/>
-      </w:pPr>
-      <w:r>
-        <w:t xml:space="preserve">Отсутствуют исследования, сравнивающие разное число вариантов (два, три, семь) в едином дизайне. Нет данных о том, как выбор влияет на пищевое поведение людей с интеллектуальными нарушениями в учреждениях, и опасение, что такие жители будут систематически выбирать «вредное», остаётся непроверенным предположением. Все исследования стоимости проведены в странах, где питание финансируется иначе, чем через российское государственное задание. Расчёты времени персонала на помощь при еде (п. 5.12) получены в американских домах сестринского ухода 2001–2008 гг. и в российских учреждениях не воспроизводились. Наконец, нет исследований, измеряющих, получает ли выбор житель, не способный его выразить; качественные работы лишь фиксируют, что такие жители пользуются выбором реже [116].</w:t>
-      </w:r>
-    </w:p>
-    <w:bookmarkEnd w:id="108"/>
-    <w:bookmarkStart w:id="109" w:name="сводная-таблица-1"/>
-    <w:p>
-      <w:pPr>
-        <w:pStyle w:val="Heading2"/>
-      </w:pPr>
+        <w:rPr>
+          <w:rStyle w:val="SectionNumber"/>
+        </w:rPr>
+        <w:t xml:space="preserve">5.15</w:t>
+      </w:r>
+      <w:r>
+        <w:tab/>
+      </w:r>
       <w:r>
         <w:t xml:space="preserve">Сводная таблица</w:t>
       </w:r>
@@ -15096,14 +15686,69 @@
         </w:tc>
       </w:tr>
     </w:tbl>
+    <w:bookmarkEnd w:id="108"/>
+    <w:bookmarkStart w:id="109" w:name="выводы-по-главе-5"/>
+    <w:p>
+      <w:pPr>
+        <w:pStyle w:val="Heading2"/>
+      </w:pPr>
+      <w:r>
+        <w:rPr>
+          <w:rStyle w:val="SectionNumber"/>
+        </w:rPr>
+        <w:t xml:space="preserve">5.16</w:t>
+      </w:r>
+      <w:r>
+        <w:tab/>
+      </w:r>
+      <w:r>
+        <w:t xml:space="preserve">Выводы по главе 5</w:t>
+      </w:r>
+    </w:p>
+    <w:p>
+      <w:pPr>
+        <w:pStyle w:val="FirstParagraph"/>
+      </w:pPr>
+      <w:r>
+        <w:t xml:space="preserve">Научная литература не подтверждает опасения, что выбор неизбежно ухудшает питание, но и не доказывает, что он сам по себе улучшает пищевой статус. Недостаточность питания и риск её развития в учреждениях долговременного ухода распространены широко, в том числе, по единственному российскому наблюдению, в отечественном учреждении. Выбор ближе к моменту еды и большее число вариантов связаны с более высокой удовлетворённостью; комплексные изменения среды приёма пищи скорее увеличивают потребление, однако эффект на массу тела мал и измерен с низкой доказательностью. Выбор имеет цену — в отходах, стоимости и прежде всего во времени персонала, без которого он не доходит до жителей, нуждающихся в помощи; именно эти жители, по данным качественных исследований, пользуются выбором реже. Риск нездорового выбора у людей с тяжёлыми психическими расстройствами реален на популяционном уровне, но адекватным ответом на него служат индивидуальные назначения и работа с пищевой средой, а не общее ограничение. Отходы с тарелки представляют наиболее доступный учреждению показатель, хотя и не равнозначный фактическому потреблению.</w:t>
+      </w:r>
+    </w:p>
     <w:bookmarkEnd w:id="109"/>
-    <w:bookmarkStart w:id="110" w:name="выводы-по-главе-5"/>
+    <w:bookmarkEnd w:id="110"/>
+    <w:bookmarkStart w:id="124" w:name="зарубежное-регулирование"/>
+    <w:p>
+      <w:pPr>
+        <w:pStyle w:val="Heading1"/>
+      </w:pPr>
+      <w:r>
+        <w:rPr>
+          <w:rStyle w:val="SectionNumber"/>
+        </w:rPr>
+        <w:t xml:space="preserve">6</w:t>
+      </w:r>
+      <w:r>
+        <w:tab/>
+      </w:r>
+      <w:r>
+        <w:t xml:space="preserve">Зарубежное регулирование</w:t>
+      </w:r>
+    </w:p>
+    <w:bookmarkStart w:id="111" w:name="зачем-и-с-какой-осторожностью"/>
     <w:p>
       <w:pPr>
         <w:pStyle w:val="Heading2"/>
       </w:pPr>
       <w:r>
-        <w:t xml:space="preserve">Выводы по главе 5</w:t>
+        <w:rPr>
+          <w:rStyle w:val="SectionNumber"/>
+        </w:rPr>
+        <w:t xml:space="preserve">6.1</w:t>
+      </w:r>
+      <w:r>
+        <w:tab/>
+      </w:r>
+      <w:r>
+        <w:t xml:space="preserve">Зачем и с какой осторожностью</w:t>
       </w:r>
     </w:p>
     <w:p>
@@ -15111,27 +15756,26 @@
         <w:pStyle w:val="FirstParagraph"/>
       </w:pPr>
       <w:r>
-        <w:t xml:space="preserve">Научная литература не подтверждает опасения, что выбор неизбежно ухудшает питание, но и не доказывает, что он сам по себе улучшает пищевой статус. Недостаточность питания и риск её развития в учреждениях долговременного ухода распространены широко, в том числе, по единственному российскому наблюдению, в отечественном учреждении. Выбор ближе к моменту еды и большее число вариантов связаны с более высокой удовлетворённостью; комплексные изменения среды приёма пищи скорее увеличивают потребление, однако эффект на массу тела мал и измерен с низкой доказательностью. Выбор имеет цену — в отходах, стоимости и прежде всего во времени персонала, без которого он не доходит до жителей, нуждающихся в помощи; именно эти жители, по данным качественных исследований, пользуются выбором реже. Риск нездорового выбора у людей с тяжёлыми психическими расстройствами реален на популяционном уровне, но адекватным ответом на него служат индивидуальные назначения и работа с пищевой средой, а не общее ограничение. Отходы с тарелки представляют наиболее доступный учреждению показатель, хотя и не равнозначный фактическому потреблению. Как эти данные преломляются в регулировании и практике других стран, рассматривается в главе 6.</w:t>
-      </w:r>
-    </w:p>
-    <w:bookmarkEnd w:id="110"/>
+        <w:t xml:space="preserve">Зарубежные нормы в России не действуют, и ссылка на них не может заменить российского основания для решения учреждения. Они показывают, какие формулировки права на выбор оказались юридически работоспособными, какие измеримые требования к питанию в учреждениях долговременного ухода устанавливают другие правопорядки и где эти требования наталкиваются на те же противоречия, что и в России. Первая редакция обзора упоминала зарубежный опыт кратко и включала раздел о «практике стран СНГ» без источников [1]; вторая редакция этот раздел не воспроизводит, а зарубежный блок строит по первоисточникам.</w:t>
+      </w:r>
+    </w:p>
     <w:bookmarkEnd w:id="111"/>
-    <w:bookmarkStart w:id="125" w:name="зарубежное-регулирование"/>
-    <w:p>
-      <w:pPr>
-        <w:pStyle w:val="Heading1"/>
-      </w:pPr>
-      <w:r>
-        <w:t xml:space="preserve">Зарубежное регулирование</w:t>
-      </w:r>
-    </w:p>
-    <w:bookmarkStart w:id="112" w:name="зачем-и-с-какой-осторожностью"/>
+    <w:bookmarkStart w:id="112" w:name="англия-регламент-cqc"/>
     <w:p>
       <w:pPr>
         <w:pStyle w:val="Heading2"/>
       </w:pPr>
       <w:r>
-        <w:t xml:space="preserve">Зачем и с какой осторожностью</w:t>
+        <w:rPr>
+          <w:rStyle w:val="SectionNumber"/>
+        </w:rPr>
+        <w:t xml:space="preserve">6.2</w:t>
+      </w:r>
+      <w:r>
+        <w:tab/>
+      </w:r>
+      <w:r>
+        <w:t xml:space="preserve">Англия: регламент CQC</w:t>
       </w:r>
     </w:p>
     <w:p>
@@ -15139,24 +15783,6 @@
         <w:pStyle w:val="FirstParagraph"/>
       </w:pPr>
       <w:r>
-        <w:t xml:space="preserve">Зарубежные нормы в России не действуют, и ссылка на них не может заменить российского основания для решения учреждения. Их ценность иная: они показывают, какие формулировки права на выбор оказались юридически работоспособными, какие измеримые требования к питанию в учреждениях долговременного ухода устанавливают другие правопорядки и где эти требования наталкиваются на те же противоречия, что и в России. Первая редакция обзора упоминала зарубежный опыт кратко и включала раздел о «практике стран СНГ» без источников [1]; вторая редакция этот раздел не воспроизводит, а зарубежный блок строит по первоисточникам.</w:t>
-      </w:r>
-    </w:p>
-    <w:bookmarkEnd w:id="112"/>
-    <w:bookmarkStart w:id="113" w:name="англия-регламент-cqc"/>
-    <w:p>
-      <w:pPr>
-        <w:pStyle w:val="Heading2"/>
-      </w:pPr>
-      <w:r>
-        <w:t xml:space="preserve">Англия: регламент CQC</w:t>
-      </w:r>
-    </w:p>
-    <w:p>
-      <w:pPr>
-        <w:pStyle w:val="FirstParagraph"/>
-      </w:pPr>
-      <w:r>
         <w:t xml:space="preserve">Регламент 2014 г. о регулируемой деятельности в здравоохранении и социальном уходе (The Health and Social Care Act 2008 (Regulated Activities) Regulations 2014), надзор за исполнением которого осуществляет Care Quality Commission, в регламенте 14 «Meeting nutritional and hydration needs» определяет потребности в питании как совокупность четырёх элементов: получение подходящей и питательной пищи и питья, достаточных для поддержания жизни и здоровья; получение парентерального питания и пищевых добавок по назначению специалиста; удовлетворение «любых разумных требований» получателя услуг к еде и питью, вытекающих из его предпочтений или религиозной и культурной принадлежности; помощь в еде и питье, если она необходима [140].</w:t>
       </w:r>
     </w:p>
@@ -15165,7 +15791,7 @@
         <w:pStyle w:val="BodyText"/>
       </w:pPr>
       <w:r>
-        <w:t xml:space="preserve">Конструкция поучительна в трёх отношениях. Предпочтения названы частью «потребности в питании», а не дополнительной услугой. Требования ограничены критерием разумности. Наконец, регламент 14(3) устанавливает пределы: обязанность не применяется, если её исполнение нарушило бы требование о согласии (регламент 11) или противоречило бы наилучшим интересам человека, определяемым по Закону о дееспособности 2005 г. [140]. Коллизию «выбор против здоровья» английское право разрешает процедурой оценки наилучших интересов, а не запретом выбора.</w:t>
+        <w:t xml:space="preserve">Конструкция значима в трёх отношениях. Предпочтения названы частью «потребности в питании», а не дополнительной услугой. Требования ограничены критерием разумности. Наконец, регламент 14(3) устанавливает пределы: обязанность не применяется, если её исполнение нарушило бы требование о согласии (регламент 11) или противоречило бы наилучшим интересам человека, определяемым по Закону о дееспособности 2005 г. [140]. Коллизию «выбор против здоровья» английское право разрешает процедурой оценки наилучших интересов, а не запретом выбора.</w:t>
       </w:r>
     </w:p>
     <w:p>
@@ -15191,17 +15817,61 @@
         <w:pStyle w:val="BodyText"/>
       </w:pPr>
       <w:r>
-        <w:t xml:space="preserve">Для российского читателя существенно соотношение уровней: выбор закреплён не в отдельном «стандарте меню», а в определении потребности в питании, нарушение которой может повлечь уголовные последствия. Российский аналог по месту в системе — стандарт социальной услуги по обеспечению питанием в региональном порядке, однако его содержание в проанализированных регионах исчерпывается нормами продуктов (п. 3.15) (толкование).</w:t>
+        <w:t xml:space="preserve">Существенно соотношение уровней: выбор закреплён не в отдельном «стандарте меню», а в определении потребности в питании, нарушение которой может повлечь уголовные последствия. Российский аналог по месту в системе — стандарт социальной услуги по обеспечению питанием в региональном порядке, однако его содержание в проанализированных регионах исчерпывается нормами продуктов (п. 3.16) (толкование).</w:t>
+      </w:r>
+    </w:p>
+    <w:bookmarkEnd w:id="112"/>
+    <w:bookmarkStart w:id="113" w:name="X7c308237ed528b2363969651c4d41b021a819c1"/>
+    <w:p>
+      <w:pPr>
+        <w:pStyle w:val="Heading2"/>
+      </w:pPr>
+      <w:r>
+        <w:rPr>
+          <w:rStyle w:val="SectionNumber"/>
+        </w:rPr>
+        <w:t xml:space="preserve">6.3</w:t>
+      </w:r>
+      <w:r>
+        <w:tab/>
+      </w:r>
+      <w:r>
+        <w:t xml:space="preserve">Шотландия: стандарты здравоохранения и социального ухода</w:t>
+      </w:r>
+    </w:p>
+    <w:p>
+      <w:pPr>
+        <w:pStyle w:val="FirstParagraph"/>
+      </w:pPr>
+      <w:r>
+        <w:t xml:space="preserve">Стандарты здравоохранения и социального ухода Шотландии (Health and Social Care Standards, 2017) сформулированы от первого лица. Стандарт 1.33 гласит: «Я могу выбирать подходящие, хорошо поданные и здоровые блюда и перекусы, включая свежие фрукты и овощи, и участвовать в планировании меню». Соседние стандарты 1.34–1.39 касаются достойной помощи при еде, возможности есть не спеша, совместной еды, учёта культурных и религиозных потребностей, возможности готовить самому и доступа к воде в любое время [142]. Методические материалы Care Inspectorate по питанию в учреждениях ухода содержат практические ориентиры, в том числе интервал не менее четырёх часов между основными приёмами пищи [142].</w:t>
+      </w:r>
+    </w:p>
+    <w:p>
+      <w:pPr>
+        <w:pStyle w:val="BodyText"/>
+      </w:pPr>
+      <w:r>
+        <w:t xml:space="preserve">Шотландские стандарты дают пример формулировки права, удобной для проверки: проверяющий спрашивает жителя, может ли он выбирать, и сопоставляет ответ с наблюдением. Российские нормы, напротив, обращены к учреждению и измеряются граммами.</w:t>
       </w:r>
     </w:p>
     <w:bookmarkEnd w:id="113"/>
-    <w:bookmarkStart w:id="114" w:name="X7c308237ed528b2363969651c4d41b021a819c1"/>
+    <w:bookmarkStart w:id="114" w:name="X86c4f599a5690b867b41745bfec1bfe6bd7b60d"/>
     <w:p>
       <w:pPr>
         <w:pStyle w:val="Heading2"/>
       </w:pPr>
       <w:r>
-        <w:t xml:space="preserve">Шотландия: стандарты здравоохранения и социального ухода</w:t>
+        <w:rPr>
+          <w:rStyle w:val="SectionNumber"/>
+        </w:rPr>
+        <w:t xml:space="preserve">6.4</w:t>
+      </w:r>
+      <w:r>
+        <w:tab/>
+      </w:r>
+      <w:r>
+        <w:t xml:space="preserve">США: федеральные требования к домам сестринского ухода</w:t>
       </w:r>
     </w:p>
     <w:p>
@@ -15209,7 +15879,7 @@
         <w:pStyle w:val="FirstParagraph"/>
       </w:pPr>
       <w:r>
-        <w:t xml:space="preserve">Стандарты здравоохранения и социального ухода Шотландии (Health and Social Care Standards, 2017) сформулированы от первого лица. Стандарт 1.33 гласит: «Я могу выбирать подходящие, хорошо поданные и здоровые блюда и перекусы, включая свежие фрукты и овощи, и участвовать в планировании меню». Соседние стандарты 1.34–1.39 касаются достойной помощи при еде, возможности есть не спеша, совместной еды, учёта культурных и религиозных потребностей, возможности готовить самому и доступа к воде в любое время [142]. Методические материалы Care Inspectorate по питанию в учреждениях ухода содержат практические ориентиры, в том числе интервал не менее четырёх часов между основными приёмами пищи [142].</w:t>
+        <w:t xml:space="preserve">Требования к домам сестринского ухода, участвующим в программах Medicare и Medicaid (42 CFR § 483.60), обязывают обеспечить каждому жителю питательную, вкусную, сбалансированную диету «с учётом предпочтений каждого жителя» [143]. Меню должны составляться заранее и соблюдаться, отражать религиозные, культурные и этнические потребности и мнения жителей и их объединений и пересматриваться диетологом; при этом прямо указано, что ничто в требованиях к меню не ограничивает права жителя на личный выбор в питании (§ 483.60(c)(7)). Жителю, который отказывается от поданного блюда или просит другое, должны предлагаться привлекательные альтернативы сходной пищевой ценности (§ 483.60(d)(5)). Пища должна учитывать аллергии, непереносимость и предпочтения. Между полноценным ужином и завтраком должно проходить не более 14 часов, а если перед сном подаётся питательный перекус и группа жителей с этим согласна, — до 16 часов. Жителям, желающим есть вне установленного времени, должны предоставляться подходящие альтернативные блюда и перекусы [143].</w:t>
       </w:r>
     </w:p>
     <w:p>
@@ -15217,33 +15887,7 @@
         <w:pStyle w:val="BodyText"/>
       </w:pPr>
       <w:r>
-        <w:t xml:space="preserve">Шотландские стандарты создают прецедент формулировки права, удобной для проверки: проверяющий спрашивает жителя, может ли он выбирать, и сопоставляет ответ с наблюдением. Российские нормы, напротив, обращены к учреждению и измеряются граммами.</w:t>
-      </w:r>
-    </w:p>
-    <w:bookmarkEnd w:id="114"/>
-    <w:bookmarkStart w:id="115" w:name="X86c4f599a5690b867b41745bfec1bfe6bd7b60d"/>
-    <w:p>
-      <w:pPr>
-        <w:pStyle w:val="Heading2"/>
-      </w:pPr>
-      <w:r>
-        <w:t xml:space="preserve">США: федеральные требования к домам сестринского ухода</w:t>
-      </w:r>
-    </w:p>
-    <w:p>
-      <w:pPr>
-        <w:pStyle w:val="FirstParagraph"/>
-      </w:pPr>
-      <w:r>
-        <w:t xml:space="preserve">Требования к домам сестринского ухода, участвующим в программах Medicare и Medicaid (42 CFR § 483.60), обязывают обеспечить каждому жителю питательную, вкусную, сбалансированную диету «с учётом предпочтений каждого жителя» [143]. Меню должны составляться заранее и соблюдаться, отражать религиозные, культурные и этнические потребности и мнения жителей и их объединений и пересматриваться диетологом; при этом прямо указано, что ничто в требованиях к меню не ограничивает права жителя на личный выбор в питании (§ 483.60(c)(7)). Жителю, который отказывается от поданного блюда или просит другое, должны предлагаться привлекательные альтернативы сходной пищевой ценности (§ 483.60(d)(5)). Пища должна учитывать аллергии, непереносимость и предпочтения. Между полноценным ужином и завтраком должно проходить не более 14 часов, а если перед сном подаётся питательный перекус и группа жителей с этим согласна, — до 16 часов. Жителям, желающим есть вне установленного времени, должны предоставляться подходящие альтернативные блюда и перекусы [143].</w:t>
-      </w:r>
-    </w:p>
-    <w:p>
-      <w:pPr>
-        <w:pStyle w:val="BodyText"/>
-      </w:pPr>
-      <w:r>
-        <w:t xml:space="preserve">Американская норма — наиболее точный зарубежный аналог российского «вариативного меню»: она требует не выбора из двух блюд на каждый приём пищи, а гарантированной альтернативы «сходной пищевой ценности» по запросу. Вопрос о соблюдении норм тем самым снимается: альтернатива по определению равноценна основному блюду.</w:t>
+        <w:t xml:space="preserve">Американская норма наиболее близка к российскому «вариативному меню»: она требует не выбора из двух блюд на каждый приём пищи, а гарантированной альтернативы «сходной пищевой ценности» по запросу. Поскольку альтернатива по условию равноценна основному блюду, вопрос о соблюдении норм при такой конструкции не возникает (толкование).</w:t>
       </w:r>
     </w:p>
     <w:p>
@@ -15272,13 +15916,22 @@
         <w:t xml:space="preserve">Американская процедура показывает, что выбор поддаётся проверке без подсчёта блюд в меню: предметом проверки служит ответ учреждения на отказ конкретного жителя, наблюдаемый в реальном приёме пищи и подтверждаемый опросом.</w:t>
       </w:r>
     </w:p>
-    <w:bookmarkEnd w:id="115"/>
-    <w:bookmarkStart w:id="116" w:name="X63ed27c1725770a12e9503c231298d2b2ea6706"/>
+    <w:bookmarkEnd w:id="114"/>
+    <w:bookmarkStart w:id="115" w:name="X63ed27c1725770a12e9503c231298d2b2ea6706"/>
     <w:p>
       <w:pPr>
         <w:pStyle w:val="Heading2"/>
       </w:pPr>
       <w:r>
+        <w:rPr>
+          <w:rStyle w:val="SectionNumber"/>
+        </w:rPr>
+        <w:t xml:space="preserve">6.5</w:t>
+      </w:r>
+      <w:r>
+        <w:tab/>
+      </w:r>
+      <w:r>
         <w:t xml:space="preserve">Канада, Онтарио: регламент о долговременном уходе</w:t>
       </w:r>
     </w:p>
@@ -15295,7 +15948,7 @@
         <w:pStyle w:val="BodyText"/>
       </w:pPr>
       <w:r>
-        <w:t xml:space="preserve">Онтарийская норма демонстрирует совместимость выбора и цикличности: цикл в 21 день сам предусматривает альтернативы на каждом приёме пищи. В ней видно и разграничение, отсутствующее в российском праве: вариативность (выбор в рамках цикла для всех) и персонализация (индивидуальное меню для того, кому цикл не подходит) закреплены в разных пунктах одного раздела.</w:t>
+        <w:t xml:space="preserve">Онтарийская норма показывает совместимость выбора и цикличности: цикл в 21 день сам предусматривает альтернативы на каждом приёме пищи. В ней проведено и разграничение, отсутствующее в российском праве: вариативность (выбор в рамках цикла для всех) и персонализация (индивидуальное меню для того, кому цикл не подходит) закреплены в разных пунктах одного раздела.</w:t>
       </w:r>
     </w:p>
     <w:p>
@@ -15324,14 +15977,50 @@
         <w:t xml:space="preserve">Российскому учреждению протокол полезен как готовый образец формулировок внутреннего контроля (п. 8.13): каждый вопрос наблюдаем за один приём пищи и привязан к конкретной норме.</w:t>
       </w:r>
     </w:p>
+    <w:bookmarkEnd w:id="115"/>
+    <w:bookmarkStart w:id="116" w:name="австралия-усиленные-стандарты-качества"/>
+    <w:p>
+      <w:pPr>
+        <w:pStyle w:val="Heading2"/>
+      </w:pPr>
+      <w:r>
+        <w:rPr>
+          <w:rStyle w:val="SectionNumber"/>
+        </w:rPr>
+        <w:t xml:space="preserve">6.6</w:t>
+      </w:r>
+      <w:r>
+        <w:tab/>
+      </w:r>
+      <w:r>
+        <w:t xml:space="preserve">Австралия: усиленные стандарты качества</w:t>
+      </w:r>
+    </w:p>
+    <w:p>
+      <w:pPr>
+        <w:pStyle w:val="FirstParagraph"/>
+      </w:pPr>
+      <w:r>
+        <w:t xml:space="preserve">С 01.11.2025, со вступлением в силу Закона об уходе за пожилыми 2024 г., в Австралии действуют усиленные стандарты качества; стандарт 6 посвящён питанию и включает право человека влиять на то, что, когда, где и как он ест [148]. До реформы федеральное правительство с 2021 г. выплачивало учреждениям надбавку к базовой суточной плате в размере 10 австралийских долларов на жителя в день при условии отчётности о расходах на питание [148]. Выбор в питании стал в Австралии предметом государственного стандарта после серии исследований, показавших, насколько мало его в действительности [111].</w:t>
+      </w:r>
+    </w:p>
     <w:bookmarkEnd w:id="116"/>
-    <w:bookmarkStart w:id="117" w:name="австралия-усиленные-стандарты-качества"/>
+    <w:bookmarkStart w:id="117" w:name="Xb8dfc2f5e7342633de66101e6d70d2c5d40554b"/>
     <w:p>
       <w:pPr>
         <w:pStyle w:val="Heading2"/>
       </w:pPr>
       <w:r>
-        <w:t xml:space="preserve">Австралия: усиленные стандарты качества</w:t>
+        <w:rPr>
+          <w:rStyle w:val="SectionNumber"/>
+        </w:rPr>
+        <w:t xml:space="preserve">6.7</w:t>
+      </w:r>
+      <w:r>
+        <w:tab/>
+      </w:r>
+      <w:r>
+        <w:t xml:space="preserve">Германия и Австрия: стандарты профессиональных обществ</w:t>
       </w:r>
     </w:p>
     <w:p>
@@ -15339,25 +16028,7 @@
         <w:pStyle w:val="FirstParagraph"/>
       </w:pPr>
       <w:r>
-        <w:t xml:space="preserve">С 01.11.2025, со вступлением в силу Закона об уходе за пожилыми 2024 г., в Австралии действуют усиленные стандарты качества; стандарт 6 посвящён питанию и включает право человека влиять на то, что, когда, где и как он ест [148]. До реформы федеральное правительство с 2021 г. выплачивало учреждениям надбавку к базовой суточной плате в размере 10 австралийских долларов на жителя в день при условии отчётности о расходах на питание [148]. Выбор в питании стал в Австралии предметом государственного стандарта после серии исследований, показавших, насколько мало его в действительности [111].</w:t>
-      </w:r>
-    </w:p>
-    <w:bookmarkEnd w:id="117"/>
-    <w:bookmarkStart w:id="118" w:name="Xb8dfc2f5e7342633de66101e6d70d2c5d40554b"/>
-    <w:p>
-      <w:pPr>
-        <w:pStyle w:val="Heading2"/>
-      </w:pPr>
-      <w:r>
-        <w:t xml:space="preserve">Германия и Австрия: стандарты профессиональных обществ</w:t>
-      </w:r>
-    </w:p>
-    <w:p>
-      <w:pPr>
-        <w:pStyle w:val="FirstParagraph"/>
-      </w:pPr>
-      <w:r>
-        <w:t xml:space="preserve">Стандарт качества Немецкого общества питания (DGE) для питания с доставкой на дом и в учреждениях для пожилых (DGE-Qualitätsstandard für die Verpflegung mit „Essen auf Rädern“ und in Senioreneinrichtungen; 1-е изд., исправленная перепечатка 2022 г.) представляет собой рекомендацию профессионального общества, а не закон [149]. Для российской дискуссии он ценен тем, что описывает выбор не как принцип, а как совокупность проверяемых операционных требований, которые удобнее привести перечнем:</w:t>
+        <w:t xml:space="preserve">Стандарт качества Немецкого общества питания (DGE) для питания с доставкой на дом и в учреждениях для пожилых (DGE-Qualitätsstandard für die Verpflegung mit „Essen auf Rädern“ und in Senioreneinrichtungen; 1-е изд., исправленная перепечатка 2022 г.) представляет собой рекомендацию профессионального общества, а не закон [149]. Стандарт описывает выбор как совокупность проверяемых операционных требований:</w:t>
       </w:r>
     </w:p>
     <w:p>
@@ -15423,7 +16094,7 @@
         <w:t xml:space="preserve"> </w:t>
       </w:r>
       <w:r>
-        <w:t xml:space="preserve">Цикл обеда повторяется не ранее чем через шесть недель в учреждениях для пожилых и не ранее чем через четыре недели при доставке на дом [149]. В предыдущей версии второй редакции доклада для учреждений было указано «не менее четырёх недель»; по тексту стандарта это значение относится к доставке на дом (исправлено, см. приложение В);</w:t>
+        <w:t xml:space="preserve">Цикл обеда повторяется не ранее чем через шесть недель в учреждениях для пожилых и не ранее чем через четыре недели при доставке на дом [149].;</w:t>
       </w:r>
     </w:p>
     <w:p>
@@ -15596,12 +16267,21 @@
         <w:t xml:space="preserve">Австрийские стандарты качества питания в учреждениях ухода (2022) аналогичным образом рекомендуют учитывать предпочтения и избегать необоснованных ограничений рациона [150].</w:t>
       </w:r>
     </w:p>
-    <w:bookmarkEnd w:id="118"/>
-    <w:bookmarkStart w:id="119" w:name="Xd0ab6093744630a5e65ce6ff3bb0fc2b7982e9b"/>
+    <w:bookmarkEnd w:id="117"/>
+    <w:bookmarkStart w:id="118" w:name="Xd0ab6093744630a5e65ce6ff3bb0fc2b7982e9b"/>
     <w:p>
       <w:pPr>
         <w:pStyle w:val="Heading2"/>
       </w:pPr>
+      <w:r>
+        <w:rPr>
+          <w:rStyle w:val="SectionNumber"/>
+        </w:rPr>
+        <w:t xml:space="preserve">6.8</w:t>
+      </w:r>
+      <w:r>
+        <w:tab/>
+      </w:r>
       <w:r>
         <w:t xml:space="preserve">Швеция: национальные рекомендации и критерии влияния жителя</w:t>
       </w:r>
@@ -15647,7 +16327,7 @@
         <w:t xml:space="preserve"> </w:t>
       </w:r>
       <w:r>
-        <w:t xml:space="preserve">Рекомендации формулируют принцип, прямо относящийся к спору о вариативном меню: поскольку еда приносит пользу, лишь будучи съеденной, «важнее, чтобы еда была вкусной и возбуждала аппетит, чем чтобы она точно соответствовала нормам питания» [151]. Тезис обращён к планированию рациона для групп с плохим аппетитом и норм не отменяет, но задаёт иерархию, обратную российскому контролю по раскладке (толкование).</w:t>
+        <w:t xml:space="preserve">Рекомендации формулируют принцип, прямо относящийся к спору о вариативном меню: поскольку еда приносит пользу, лишь будучи съеденной, «важнее, чтобы еда была вкусной и возбуждала аппетит, чем чтобы она точно соответствовала нормам питания» [151]. Тезис обращён к планированию рациона для групп с плохим аппетитом и норм не отменяет, но устанавливает приоритет, противоположный российскому контролю по раскладке (толкование).</w:t>
       </w:r>
     </w:p>
     <w:p>
@@ -15701,7 +16381,7 @@
         <w:t xml:space="preserve"> </w:t>
       </w:r>
       <w:r>
-        <w:t xml:space="preserve">Первый из пяти шагов планирования состоит в создании «базового меню» (grundmeny) из популярных блюд в небольших насыщенных порциях; при этом «может понадобиться несколько блюд на выбор, а также несколько альтернативных гарниров» как в основных приёмах пищи, так и в перекусах [151]. Базовое меню служит одновременно для расчёта пищевой ценности на уровне группы, для учёта потребления, для внутренних расчётов и для закупки [151]. Второй шаг — готовить в объёме, который реально съедается, и строить систему заказа так, чтобы минимизировать отходы [151]. Тем самым снимается российский вопрос о совместимости выбора с нормами (п. 3.15) и с закупкой (п. 7.13): нормы проверяются по базовому меню на уровне группы, а выбор существует внутри него.</w:t>
+        <w:t xml:space="preserve">Первый из пяти шагов планирования состоит в создании «базового меню» (grundmeny) из популярных блюд в небольших насыщенных порциях; при этом «может понадобиться несколько блюд на выбор, а также несколько альтернативных гарниров» как в основных приёмах пищи, так и в перекусах [151]. Базовое меню служит одновременно для расчёта пищевой ценности на уровне группы, для учёта потребления, для внутренних расчётов и для закупки [151]. Второй шаг — готовить в объёме, который реально съедается, и строить систему заказа так, чтобы минимизировать отходы [151]. Такая конструкция отвечает на вопрос о совместимости выбора с нормами (п. 3.16) и с закупкой (п. 7.13): нормы проверяются по базовому меню на уровне группы, а выбор существует внутри него.</w:t>
       </w:r>
     </w:p>
     <w:p>
@@ -15722,38 +16402,56 @@
         <w:t xml:space="preserve">Общий ресторан в учреждении рекомендации рассматривают как способ расширить свободу выбора — за счёт более длительного времени подачи, большего числа вариантов, возможности выбрать соседей по столу, — но тут же отмечают, что большинство жителей предпочитает постоянный круг сотрапезников и небольшие помещения, особенно люди со сниженным слухом и деменцией [151].</w:t>
       </w:r>
     </w:p>
+    <w:bookmarkEnd w:id="118"/>
+    <w:bookmarkStart w:id="119" w:name="X075230f8727df5dd6afc65a950c119f1082648d"/>
+    <w:p>
+      <w:pPr>
+        <w:pStyle w:val="Heading2"/>
+      </w:pPr>
+      <w:r>
+        <w:rPr>
+          <w:rStyle w:val="SectionNumber"/>
+        </w:rPr>
+        <w:t xml:space="preserve">6.9</w:t>
+      </w:r>
+      <w:r>
+        <w:tab/>
+      </w:r>
+      <w:r>
+        <w:t xml:space="preserve">Дания: право отказаться от отдельного приёма пищи</w:t>
+      </w:r>
+    </w:p>
+    <w:p>
+      <w:pPr>
+        <w:pStyle w:val="FirstParagraph"/>
+      </w:pPr>
+      <w:r>
+        <w:t xml:space="preserve">В датской модели питание в доме престарелых (plejehjem, plejebolig) оформлено как отдельно назначаемая и оплачиваемая услуга — «служба питания» (madservice) по § 83 Закона о социальных услугах, с законодательно ограниченным максимумом платы жителя [152]. В 2024 г. Апелляционное управление (Ankestyrelsen), рассматривая в порядке надзора стандарт качества коммуны Фредерисия, установило, что коммуна действует вопреки закону, позволяя жителям дома престарелых отказываться от питания лишь целыми днями (с уведомлением до 12 часов предыдущего дня) и не позволяя отказываться от отдельных приёмов пищи [152]. Опираясь на подготовительные материалы к законам 2009–2010 гг. и на заключение министерства, Ankestyrelsen исходило из того, что служба питания должна отличаться «высоким качеством и свободой выбора» и вниманием к индивидуальным пожеланиям, а отказ от отдельных приёмов пищи с соразмерным снижением платы предполагается законом; коммуна вправе лишь установить разумные сроки уведомления [152].</w:t>
+      </w:r>
+    </w:p>
+    <w:p>
+      <w:pPr>
+        <w:pStyle w:val="BodyText"/>
+      </w:pPr>
+      <w:r>
+        <w:t xml:space="preserve">Выбор понимается здесь не как выбор блюда, а как право не участвовать в общем питании в конкретный приём пищи. Ближайшая конструкция российского права — отказ от социальной услуги (ст. 18 442-ФЗ) [24], однако он относится к услуге в целом, а не к отдельному приёму пищи, и плата за стационарное обслуживание не зависит от числа съеденных приёмов (толкование). Датский пример приведён не как образец для заимствования: он показывает, что в разных правопорядках выбор в питании разрешается на уровне платы и договора, а не только меню.</w:t>
+      </w:r>
+    </w:p>
     <w:bookmarkEnd w:id="119"/>
-    <w:bookmarkStart w:id="120" w:name="X075230f8727df5dd6afc65a950c119f1082648d"/>
+    <w:bookmarkStart w:id="120" w:name="X516cbe5cf56d1ad5b032841e37269dca628e41a"/>
     <w:p>
       <w:pPr>
         <w:pStyle w:val="Heading2"/>
       </w:pPr>
       <w:r>
-        <w:t xml:space="preserve">Дания: право отказаться от отдельного приёма пищи</w:t>
-      </w:r>
-    </w:p>
-    <w:p>
-      <w:pPr>
-        <w:pStyle w:val="FirstParagraph"/>
-      </w:pPr>
-      <w:r>
-        <w:t xml:space="preserve">В датской модели питание в доме престарелых (plejehjem, plejebolig) оформлено как отдельно назначаемая и оплачиваемая услуга — «служба питания» (madservice) по § 83 Закона о социальных услугах, с законодательно ограниченным максимумом платы жителя [152]. В 2024 г. Апелляционное управление (Ankestyrelsen), рассматривая в порядке надзора стандарт качества коммуны Фредерисия, установило, что коммуна действует вопреки закону, позволяя жителям дома престарелых отказываться от питания лишь целыми днями (с уведомлением до 12 часов предыдущего дня) и не позволяя отказываться от отдельных приёмов пищи [152]. Опираясь на подготовительные материалы к законам 2009–2010 гг. и на заключение министерства, Ankestyrelsen исходило из того, что служба питания должна отличаться «высоким качеством и свободой выбора» и вниманием к индивидуальным пожеланиям, а отказ от отдельных приёмов пищи с соразмерным снижением платы предполагается законом; коммуна вправе лишь установить разумные сроки уведомления [152].</w:t>
-      </w:r>
-    </w:p>
-    <w:p>
-      <w:pPr>
-        <w:pStyle w:val="BodyText"/>
-      </w:pPr>
-      <w:r>
-        <w:t xml:space="preserve">Выбор понимается здесь не как выбор блюда, а как право не участвовать в общем питании в конкретный приём пищи. Ближайшая конструкция российского права — отказ от социальной услуги (ст. 18 442-ФЗ) [24], однако он относится к услуге в целом, а не к отдельному приёму пищи, и плата за стационарное обслуживание не зависит от числа съеденных приёмов (толкование). Датский пример приведён не как образец для заимствования: он показывает, что в разных правопорядках выбор в питании разрешается на уровне платы и договора, а не только меню.</w:t>
-      </w:r>
-    </w:p>
-    <w:bookmarkEnd w:id="120"/>
-    <w:bookmarkStart w:id="121" w:name="X516cbe5cf56d1ad5b032841e37269dca628e41a"/>
-    <w:p>
-      <w:pPr>
-        <w:pStyle w:val="Heading2"/>
-      </w:pPr>
+        <w:rPr>
+          <w:rStyle w:val="SectionNumber"/>
+        </w:rPr>
+        <w:t xml:space="preserve">6.10</w:t>
+      </w:r>
+      <w:r>
+        <w:tab/>
+      </w:r>
       <w:r>
         <w:t xml:space="preserve">Япония: управление питанием и «особое питание» по выбору</w:t>
       </w:r>
@@ -15882,15 +16580,24 @@
         <w:pStyle w:val="FirstParagraph"/>
       </w:pPr>
       <w:r>
-        <w:t xml:space="preserve">Японская конструкция разводит два вопроса, которые в российской дискуссии нередко смешиваются: базовое питание, качество которого гарантировано и не может ухудшаться, и выбор сверх базового уровня за дополнительную плату с процедурными гарантиями. Прямой аналогии для российского учреждения нет: питание в стационарной форме входит в социальную услугу, оплачиваемую в пределах 75 % среднедушевого дохода получателя (ч. 4 ст. 32 442-ФЗ) [24], а платные услуги сверх стандарта требуют отдельного правового основания (толкование). Ценен сам перечень гарантий: запрет ухудшения базового меню, информирование, согласие, медицинский фильтр и публичная цена.</w:t>
-      </w:r>
-    </w:p>
-    <w:bookmarkEnd w:id="121"/>
-    <w:bookmarkStart w:id="122" w:name="X335a4f457402e0cee31dd52e726a999b64c151d"/>
+        <w:t xml:space="preserve">Японская конструкция разводит два вопроса, которые в российской дискуссии нередко смешиваются: базовое питание, качество которого гарантировано и не может ухудшаться, и выбор сверх базового уровня за дополнительную плату с процедурными гарантиями. Прямой аналогии для российского учреждения нет: питание в стационарной форме входит в социальную услугу, оплачиваемую в пределах 75 % среднедушевого дохода получателя (ч. 4 ст. 32 442-ФЗ) [24], а платные услуги сверх стандарта требуют отдельного правового основания (толкование). Применим, однако, сам перечень гарантий: запрет ухудшения базового меню, информирование, согласие, медицинский фильтр и публичная цена.</w:t>
+      </w:r>
+    </w:p>
+    <w:bookmarkEnd w:id="120"/>
+    <w:bookmarkStart w:id="121" w:name="X335a4f457402e0cee31dd52e726a999b64c151d"/>
     <w:p>
       <w:pPr>
         <w:pStyle w:val="Heading2"/>
       </w:pPr>
+      <w:r>
+        <w:rPr>
+          <w:rStyle w:val="SectionNumber"/>
+        </w:rPr>
+        <w:t xml:space="preserve">6.11</w:t>
+      </w:r>
+      <w:r>
+        <w:tab/>
+      </w:r>
       <w:r>
         <w:t xml:space="preserve">Проверка международных опор: что подтверждено первоисточником</w:t>
       </w:r>
@@ -16122,15 +16829,24 @@
         <w:pStyle w:val="BodyText"/>
       </w:pPr>
       <w:r>
-        <w:t xml:space="preserve">Каркас международного доклада проекта остаётся каркасом: проверка трёх опор не превращает его в обзор опыта стран (рабочая база знаний, wiki/gaps.md, п. 11) [23].</w:t>
-      </w:r>
-    </w:p>
-    <w:bookmarkEnd w:id="122"/>
-    <w:bookmarkStart w:id="123" w:name="сводная-таблица-2"/>
+        <w:t xml:space="preserve">Проверка трёх опор не превращает проектный каркас международного доклада в обзор опыта стран (рабочая база знаний, wiki/gaps.md, п. 11) [23].</w:t>
+      </w:r>
+    </w:p>
+    <w:bookmarkEnd w:id="121"/>
+    <w:bookmarkStart w:id="122" w:name="сводная-таблица-2"/>
     <w:p>
       <w:pPr>
         <w:pStyle w:val="Heading2"/>
       </w:pPr>
+      <w:r>
+        <w:rPr>
+          <w:rStyle w:val="SectionNumber"/>
+        </w:rPr>
+        <w:t xml:space="preserve">6.12</w:t>
+      </w:r>
+      <w:r>
+        <w:tab/>
+      </w:r>
       <w:r>
         <w:t xml:space="preserve">Сводная таблица</w:t>
       </w:r>
@@ -16780,14 +17496,69 @@
         </w:tc>
       </w:tr>
     </w:tbl>
+    <w:bookmarkEnd w:id="122"/>
+    <w:bookmarkStart w:id="123" w:name="выводы-по-главе-6"/>
+    <w:p>
+      <w:pPr>
+        <w:pStyle w:val="Heading2"/>
+      </w:pPr>
+      <w:r>
+        <w:rPr>
+          <w:rStyle w:val="SectionNumber"/>
+        </w:rPr>
+        <w:t xml:space="preserve">6.13</w:t>
+      </w:r>
+      <w:r>
+        <w:tab/>
+      </w:r>
+      <w:r>
+        <w:t xml:space="preserve">Выводы по главе 6</w:t>
+      </w:r>
+    </w:p>
+    <w:p>
+      <w:pPr>
+        <w:pStyle w:val="FirstParagraph"/>
+      </w:pPr>
+      <w:r>
+        <w:t xml:space="preserve">Ни одна из рассмотренных систем, кроме Онтарио, не требует выбора на каждом приёме пищи, причём и онтарийская норма не фиксирует числа вариантов. Общий знаменатель иной: учёт предпочтений как часть понятия адекватного питания (Англия, США), альтернатива эквивалентной пищевой ценности (США), участие жителей в планировании меню (Шотландия, США, Онтарио) и процедуры, в которых меню с выбором проверяет и утверждает диетолог (Онтарио, США), тогда как питание измеряется и оплачивается как управляемый процесс (Япония). К этому добавляются три операционных приёма, не требующих изменения законов: несколько «линий меню» с выделением рекомендуемой вместо запрета остальных (Германия); базовое меню, по которому нормы проверяются на уровне группы, с вариантами внутри него (Швеция); критерии влияния жителя на приём пищи, сформулированные для договора и проверки, где первым поставлено субъективное ощущение самого жителя (Швеция). Датский и японский примеры выводят вопрос на иной уровень — уровень платы: право отказаться от приёма пищи со снижением платы и выбор сверх базового уровня за доплату при запрете ухудшать базовый уровень. Для российского нормотворца — если он решит регулировать выбор — американская формула «альтернатива сходной пищевой ценности» снимает основное возражение о несовместимости выбора с нормами, а онтарийская процедура утверждения цикла диетологом с участием совета жителей отвечает на опасение о вреде выбора (рекомендация автора; не позиция какого-либо органа).</w:t>
+      </w:r>
+    </w:p>
     <w:bookmarkEnd w:id="123"/>
-    <w:bookmarkStart w:id="124" w:name="выводы-по-главе-6"/>
+    <w:bookmarkEnd w:id="124"/>
+    <w:bookmarkStart w:id="144" w:name="X12dc7b21826b7c89bddf5e37db2825bd44abe56"/>
+    <w:p>
+      <w:pPr>
+        <w:pStyle w:val="Heading1"/>
+      </w:pPr>
+      <w:r>
+        <w:rPr>
+          <w:rStyle w:val="SectionNumber"/>
+        </w:rPr>
+        <w:t xml:space="preserve">7</w:t>
+      </w:r>
+      <w:r>
+        <w:tab/>
+      </w:r>
+      <w:r>
+        <w:t xml:space="preserve">Практика: шестнадцать операционных сценариев</w:t>
+      </w:r>
+    </w:p>
+    <w:bookmarkStart w:id="125" w:name="как-читать-раздел"/>
     <w:p>
       <w:pPr>
         <w:pStyle w:val="Heading2"/>
       </w:pPr>
       <w:r>
-        <w:t xml:space="preserve">Выводы по главе 6</w:t>
+        <w:rPr>
+          <w:rStyle w:val="SectionNumber"/>
+        </w:rPr>
+        <w:t xml:space="preserve">7.1</w:t>
+      </w:r>
+      <w:r>
+        <w:tab/>
+      </w:r>
+      <w:r>
+        <w:t xml:space="preserve">Как читать раздел</w:t>
       </w:r>
     </w:p>
     <w:p>
@@ -16795,43 +17566,24 @@
         <w:pStyle w:val="FirstParagraph"/>
       </w:pPr>
       <w:r>
-        <w:t xml:space="preserve">Ни одна из рассмотренных систем, кроме Онтарио, не требует выбора на каждом приёме пищи, причём и онтарийская норма не фиксирует числа вариантов. Общий знаменатель иной: учёт предпочтений как часть понятия адекватного питания (Англия, США), альтернатива эквивалентной пищевой ценности (США), участие жителей в планировании меню (Шотландия, США, Онтарио) и процедуры, в которых меню с выбором проверяет и утверждает диетолог (Онтарио, США), тогда как питание измеряется и оплачивается как управляемый процесс (Япония). Расширенный обзор настоящей редакции добавляет три операционных приёма, не требующих изменения законов: несколько «линий меню» с выделением рекомендуемой вместо запрета остальных (Германия); базовое меню, по которому нормы проверяются на уровне группы, с вариантами внутри него (Швеция); критерии влияния жителя на приём пищи, сформулированные для договора и проверки, где первым поставлено субъективное ощущение самого жителя (Швеция). Датский и японский примеры выводят вопрос на иной уровень — уровень платы: право отказаться от приёма пищи со снижением платы и выбор сверх базового уровня за доплату при запрете ухудшать базовый уровень. Для российского нормотворца — если он решит регулировать выбор — американская формула «альтернатива сходной пищевой ценности» снимает основное возражение о несовместимости выбора с нормами, а онтарийская процедура утверждения цикла диетологом с участием совета жителей отвечает на опасение о вреде выбора (рекомендация автора; не позиция какого-либо органа). Каким образом эти приёмы могут быть реализованы в границах действующего российского права, показывает глава 7.</w:t>
-      </w:r>
-    </w:p>
-    <w:bookmarkEnd w:id="124"/>
+        <w:t xml:space="preserve">Сценарии описывают решения, которые учреждение вправе принять самостоятельно, не выходя за пределы действующих норм; каждый сценарий соотносит практическую задачу с её правовым основанием. В конце каждого сценария указано, что в нём является нормой, что толкованием и что рекомендацией. Числовые примеры представляют собой иллюстративную арифметику автора на основе норм постановления № 1284 и таблицы замен приложения № 11 к СанПиН 4282-26; это не расчёты конкретного учреждения и не данные о фактических затратах. Клинических решений (диеты, консистенции, назначения) сценарии не касаются: там, где такой вопрос возникает, указано, что его решает врач.</w:t>
+      </w:r>
+    </w:p>
     <w:bookmarkEnd w:id="125"/>
-    <w:bookmarkStart w:id="145" w:name="X12dc7b21826b7c89bddf5e37db2825bd44abe56"/>
-    <w:p>
-      <w:pPr>
-        <w:pStyle w:val="Heading1"/>
-      </w:pPr>
-      <w:r>
-        <w:t xml:space="preserve">Практика: шестнадцать операционных сценариев</w:t>
-      </w:r>
-    </w:p>
-    <w:bookmarkStart w:id="126" w:name="как-читать-раздел"/>
+    <w:bookmarkStart w:id="126" w:name="X18382e0c8b2b12864bd878df325862a2cad6ec5"/>
     <w:p>
       <w:pPr>
         <w:pStyle w:val="Heading2"/>
       </w:pPr>
       <w:r>
-        <w:t xml:space="preserve">Как читать раздел</w:t>
-      </w:r>
-    </w:p>
-    <w:p>
-      <w:pPr>
-        <w:pStyle w:val="FirstParagraph"/>
-      </w:pPr>
-      <w:r>
-        <w:t xml:space="preserve">Сценарии описывают решения, которые учреждение вправе принять самостоятельно, не выходя за пределы действующих норм; форма сценария сохранена потому, что каждый из них соотносит практическую задачу с её правовым основанием. В конце каждого сценария указано, что в нём является нормой, что толкованием и что рекомендацией. Числовые примеры представляют собой иллюстративную арифметику автора на основе норм постановления № 1284 и таблицы замен приложения № 11 к СанПиН 4282-26; это не расчёты конкретного учреждения и не данные о фактических затратах. Клинических решений (диеты, консистенции, назначения) сценарии не касаются: там, где такой вопрос возникает, указано, что его решает врач.</w:t>
-      </w:r>
-    </w:p>
-    <w:bookmarkEnd w:id="126"/>
-    <w:bookmarkStart w:id="127" w:name="X18382e0c8b2b12864bd878df325862a2cad6ec5"/>
-    <w:p>
-      <w:pPr>
-        <w:pStyle w:val="Heading2"/>
-      </w:pPr>
+        <w:rPr>
+          <w:rStyle w:val="SectionNumber"/>
+        </w:rPr>
+        <w:t xml:space="preserve">7.2</w:t>
+      </w:r>
+      <w:r>
+        <w:tab/>
+      </w:r>
       <w:r>
         <w:t xml:space="preserve">Сценарий 1. Два вторых блюда в пределах нормы № 1284</w:t>
       </w:r>
@@ -16869,7 +17621,7 @@
         <w:t xml:space="preserve"> </w:t>
       </w:r>
       <w:r>
-        <w:t xml:space="preserve">Постановление № 1284 устанавливает суточные количества по группам продуктов: для домов-интернатов общего типа (столбец «кроме ПНИ и ДСО») в действующей с 01.01.2026 редакции мясо — 90 г нетто, рыба — 32,5 г нетто, птица — 22,2 г нетто [34]. В редакции 2022 г. рыба составляла 41,8 г, птица — 40 г [33]; для ПНИ и ДСО действуют значения 70,5, 46,7 и 36,5 г. Норма суточная, однако учреждения обычно контролируют её по среднему за период (неделя, декада, месяц) посредством накопительной ведомости; способ контроля в постановлении не определён (п. 3.15).</w:t>
+        <w:t xml:space="preserve">Постановление № 1284 устанавливает суточные количества по группам продуктов: для домов-интернатов общего типа (столбец «кроме ПНИ и ДСО») в действующей с 01.01.2026 редакции мясо — 90 г нетто, рыба — 32,5 г нетто, птица — 22,2 г нетто [34]. В редакции 2022 г. рыба составляла 41,8 г, птица — 40 г [33]; для ПНИ и ДСО действуют значения 70,5, 46,7 и 36,5 г. Норма суточная, однако учреждения обычно контролируют её по среднему за период (неделя, декада, месяц) посредством накопительной ведомости; способ контроля в постановлении не определён (п. 3.16).</w:t>
       </w:r>
     </w:p>
     <w:p>
@@ -16970,12 +17722,21 @@
         <w:t xml:space="preserve">Норма — суточные количества № 1284. Толкование — допустимость контроля по среднему за период и применения таблицы замен по аналогии. Рекомендация — локальный акт о порядке учёта замен.</w:t>
       </w:r>
     </w:p>
-    <w:bookmarkEnd w:id="127"/>
-    <w:bookmarkStart w:id="128" w:name="X012c2ff60ace1fcdf04694362a9f0f7bc4935d8"/>
+    <w:bookmarkEnd w:id="126"/>
+    <w:bookmarkStart w:id="127" w:name="X012c2ff60ace1fcdf04694362a9f0f7bc4935d8"/>
     <w:p>
       <w:pPr>
         <w:pStyle w:val="Heading2"/>
       </w:pPr>
+      <w:r>
+        <w:rPr>
+          <w:rStyle w:val="SectionNumber"/>
+        </w:rPr>
+        <w:t xml:space="preserve">7.3</w:t>
+      </w:r>
+      <w:r>
+        <w:tab/>
+      </w:r>
       <w:r>
         <w:t xml:space="preserve">Сценарий 2. Пары внутри одной группы продуктов</w:t>
       </w:r>
@@ -17276,12 +18037,21 @@
         <w:t xml:space="preserve">Норма — группы продуктов № 1284. Рекомендация — подбор пар внутри группы и потока.</w:t>
       </w:r>
     </w:p>
-    <w:bookmarkEnd w:id="128"/>
-    <w:bookmarkStart w:id="129" w:name="X14affb0f12ee8cdfc2e6ffc55d7c999f82e4377"/>
+    <w:bookmarkEnd w:id="127"/>
+    <w:bookmarkStart w:id="128" w:name="X14affb0f12ee8cdfc2e6ffc55d7c999f82e4377"/>
     <w:p>
       <w:pPr>
         <w:pStyle w:val="Heading2"/>
       </w:pPr>
+      <w:r>
+        <w:rPr>
+          <w:rStyle w:val="SectionNumber"/>
+        </w:rPr>
+        <w:t xml:space="preserve">7.4</w:t>
+      </w:r>
+      <w:r>
+        <w:tab/>
+      </w:r>
       <w:r>
         <w:t xml:space="preserve">Сценарий 3. Заказ накануне или выбор в момент еды</w:t>
       </w:r>
@@ -17394,12 +18164,21 @@
         <w:t xml:space="preserve">Норма — п. 32 СанПиН 4282-26. Толкование — выводы из исследований. Рекомендация — прогноз, индикаторы, смешанный режим.</w:t>
       </w:r>
     </w:p>
-    <w:bookmarkEnd w:id="129"/>
-    <w:bookmarkStart w:id="130" w:name="сценарий-4.-раздача-и-персонал"/>
+    <w:bookmarkEnd w:id="128"/>
+    <w:bookmarkStart w:id="129" w:name="сценарий-4.-раздача-и-персонал"/>
     <w:p>
       <w:pPr>
         <w:pStyle w:val="Heading2"/>
       </w:pPr>
+      <w:r>
+        <w:rPr>
+          <w:rStyle w:val="SectionNumber"/>
+        </w:rPr>
+        <w:t xml:space="preserve">7.5</w:t>
+      </w:r>
+      <w:r>
+        <w:tab/>
+      </w:r>
       <w:r>
         <w:t xml:space="preserve">Сценарий 4. Раздача и персонал</w:t>
       </w:r>
@@ -17437,7 +18216,7 @@
         <w:t xml:space="preserve"> </w:t>
       </w:r>
       <w:r>
-        <w:t xml:space="preserve">Если выбор организуется в отделениях (на подносах, в буфетных жилых корпусов), санитары или младшие медицинские сёстры, порционирующие второй вариант, должны иметь раздачу в числе должностных обязанностей и пройти гигиеническую подготовку. Проблема распространённая и малозаметная: при едином меню в отделение доставляются готовые порции, тогда как с введением выбора порционировать начинает персонал отделения.</w:t>
+        <w:t xml:space="preserve">Если выбор организуется в отделениях (на подносах, в буфетных жилых корпусов), санитары или младшие медицинские сёстры, порционирующие второй вариант, должны иметь раздачу в числе должностных обязанностей и пройти гигиеническую подготовку. Это требование легко упустить: при едином меню в отделение доставляются готовые порции, тогда как с введением выбора порционировать начинает персонал отделения.</w:t>
       </w:r>
     </w:p>
     <w:p>
@@ -17494,12 +18273,21 @@
         <w:t xml:space="preserve">Нормы — п. 24, 25, 32 СанПиН 4282-26. Рекомендация — правка должностных инструкций, подносы для маломобильных.</w:t>
       </w:r>
     </w:p>
-    <w:bookmarkEnd w:id="130"/>
-    <w:bookmarkStart w:id="131" w:name="X1c79e2a511ae4d2414235953b21bb849389ac39"/>
+    <w:bookmarkEnd w:id="129"/>
+    <w:bookmarkStart w:id="130" w:name="X1c79e2a511ae4d2414235953b21bb849389ac39"/>
     <w:p>
       <w:pPr>
         <w:pStyle w:val="Heading2"/>
       </w:pPr>
+      <w:r>
+        <w:rPr>
+          <w:rStyle w:val="SectionNumber"/>
+        </w:rPr>
+        <w:t xml:space="preserve">7.6</w:t>
+      </w:r>
+      <w:r>
+        <w:tab/>
+      </w:r>
       <w:r>
         <w:t xml:space="preserve">Сценарий 5. Санитарный паспорт каждого варианта</w:t>
       </w:r>
@@ -17545,7 +18333,7 @@
         </w:numPr>
       </w:pPr>
       <w:r>
-        <w:t xml:space="preserve">суточную пробу. Для медицинских организаций подп. 4 п. 56 требует отбирать пробу «от каждой партии приготовленной пищевой продукции», отдельно каждое блюдо; для организаций социального обслуживания прямо предусмотрен отбор суточных проб при получении готовых блюд от сторонней организации (подп. 12 п. 56) [3]. Для собственного пищеблока организации социального обслуживания прямой нормы об отборе проб в разделе VII нет (п. 2.7). Учреждению, вводящему второй вариант, разумно отбирать пробу каждого (рекомендация): без пробы одного из вариантов при пищевом отравлении источник не установить;</w:t>
+        <w:t xml:space="preserve">суточную пробу. Для медицинских организаций подп. 4 п. 56 требует отбирать пробу «от каждой партии приготовленной пищевой продукции», отдельно каждое блюдо; для организаций социального обслуживания прямо предусмотрен отбор суточных проб при получении готовых блюд от сторонней организации (подп. 12 п. 56) [3]. Для собственного пищеблока организации социального обслуживания прямой нормы об отборе проб в разделе VII нет (п. 2.7). Учреждению, вводящему второй вариант, целесообразно отбирать пробу каждого (рекомендация): без пробы одного из вариантов при пищевом отравлении источник установить нельзя (открытый вопрос — сценарий 13);</w:t>
       </w:r>
     </w:p>
     <w:p>
@@ -17578,12 +18366,21 @@
         <w:t xml:space="preserve">Нормы — п. 11, 43, подп. 12–13 п. 56. Рекомендация — проба каждого варианта на собственном пищеблоке.</w:t>
       </w:r>
     </w:p>
-    <w:bookmarkEnd w:id="131"/>
-    <w:bookmarkStart w:id="132" w:name="сценарий-6.-закупки-44-фз-и-223-фз"/>
+    <w:bookmarkEnd w:id="130"/>
+    <w:bookmarkStart w:id="131" w:name="сценарий-6.-закупки-44-фз-и-223-фз"/>
     <w:p>
       <w:pPr>
         <w:pStyle w:val="Heading2"/>
       </w:pPr>
+      <w:r>
+        <w:rPr>
+          <w:rStyle w:val="SectionNumber"/>
+        </w:rPr>
+        <w:t xml:space="preserve">7.7</w:t>
+      </w:r>
+      <w:r>
+        <w:tab/>
+      </w:r>
       <w:r>
         <w:t xml:space="preserve">Сценарий 6. Закупки: 44-ФЗ и 223-ФЗ</w:t>
       </w:r>
@@ -17603,7 +18400,7 @@
         <w:t xml:space="preserve"> </w:t>
       </w:r>
       <w:r>
-        <w:t xml:space="preserve">Бюджетное учреждение закупает продукты по 44-ФЗ, автономное — по 223-ФЗ и своему положению о закупке, за исключением случаев, когда закупка финансируется субсидией на капитальные вложения (ч. 4 ст. 15 44-ФЗ) [55, 56]. В Санкт-Петербурге ДСО «Серафимовский» (автономное учреждение) закупает по 223-ФЗ, а ДСО «Тесовый берег» (бюджетное) — по 44-ФЗ: извещение № 0372200070825000244 от 24.11.2025 о поставке продуктов питания размещено как открытый конкурс [64].</w:t>
+        <w:t xml:space="preserve">Бюджетное учреждение закупает продукты по 44-ФЗ, автономное — по 223-ФЗ и своему положению о закупке, за исключением случаев, когда закупка финансируется субсидией на капитальные вложения (ч. 4 ст. 15 44-ФЗ) [55, 56]. Петербургский пример двух контуров (ДСО «Серафимовский» — 223-ФЗ, ДСО «Тесовый берег» — 44-ФЗ) приведён в п. 2.10 [64].</w:t>
       </w:r>
     </w:p>
     <w:p>
@@ -17621,7 +18418,7 @@
         <w:t xml:space="preserve"> </w:t>
       </w:r>
       <w:r>
-        <w:t xml:space="preserve">С введением выбора объёмы отдельных продуктов колеблются: если 40 % жителей выбирают рыбу, рыбы требуется больше, а мяса меньше (сценарий 1). Контракт с жёстко зафиксированными количествами по позициям такой подвижности не выдерживает.</w:t>
+        <w:t xml:space="preserve">С введением выбора объёмы отдельных продуктов колеблются: если 40 % жителей выбирают рыбу, рыбы требуется больше, а мяса меньше (сценарий 1). Контракт с жёстко зафиксированными количествами по позициям такого колебания не допускает.</w:t>
       </w:r>
     </w:p>
     <w:p>
@@ -17693,7 +18490,7 @@
         <w:t xml:space="preserve"> </w:t>
       </w:r>
       <w:r>
-        <w:t xml:space="preserve">Если питание передано стороннему организатору, выбор существует лишь при условии, что он записан в техническом задании. Доклад «Не просто накормить» предлагает восемь строк ТЗ: группы взаимозаменяемых продуктов; пропорции по статистике выбора; обязательность не менее двух вариантов в определённых приёмах пищи; порядок замен с актом; требования к качеству для изменённых консистенций; приёмка и пробы; цикл меню с массой порций; ежемесячная отчётность о доле выбора и остатках [22]. Ответственность за суточные пробы, бракераж и учёт жителей с нарушениями глотания поставщику не передаётся (рекомендация). Что вариативное меню может стоять в самом предмете закупки, показывает практика Самарской области: бюджетные учреждения закупают по 44-ФЗ открытым конкурсом «приготовление питания по вариативному меню» с ценой койко-дня (п. 4.10; на 14.10.2026 — восемь учреждений с формулировкой в предмете, по меньшей мере по одной закупке заключён контракт) [99]; содержание их технических заданий и контракта доклад не читал, поэтому сопоставить их с восемью строками не может.</w:t>
+        <w:t xml:space="preserve">Если питание передано стороннему организатору, выбор существует лишь при условии, что он записан в техническом задании. Доклад «Не просто накормить» предлагает восемь строк ТЗ: группы взаимозаменяемых продуктов; пропорции по статистике выбора; обязательность не менее двух вариантов в определённых приёмах пищи; порядок замен с актом; требования к качеству для изменённых консистенций; приёмка и пробы; цикл меню с массой порций; ежемесячная отчётность о доле выбора и остатках [22]. Ответственность за суточные пробы, бракераж и учёт жителей с нарушениями глотания поставщику не передаётся (рекомендация). Вариативное меню может быть указано и в самом предмете закупки, как в Самарской области (п. 4.11) [99]; технические задания самарских закупок не прочитаны, поэтому сопоставить их с восемью строками нельзя.</w:t>
       </w:r>
     </w:p>
     <w:p>
@@ -17714,13 +18511,22 @@
         <w:t xml:space="preserve">Нормы — ч. 4 ст. 15, ч. 24 ст. 22, ст. 95 44-ФЗ; 223-ФЗ. Толкование — применимость к вариативному меню. Рекомендация — спецификация и ТЗ.</w:t>
       </w:r>
     </w:p>
-    <w:bookmarkEnd w:id="132"/>
-    <w:bookmarkStart w:id="133" w:name="X9da9dc1a36d258e4b637b50fec118892adfcf0b"/>
+    <w:bookmarkEnd w:id="131"/>
+    <w:bookmarkStart w:id="132" w:name="X9da9dc1a36d258e4b637b50fec118892adfcf0b"/>
     <w:p>
       <w:pPr>
         <w:pStyle w:val="Heading2"/>
       </w:pPr>
       <w:r>
+        <w:rPr>
+          <w:rStyle w:val="SectionNumber"/>
+        </w:rPr>
+        <w:t xml:space="preserve">7.8</w:t>
+      </w:r>
+      <w:r>
+        <w:tab/>
+      </w:r>
+      <w:r>
         <w:t xml:space="preserve">Сценарий 7. Комплект документов для проверяющего</w:t>
       </w:r>
     </w:p>
@@ -17729,7 +18535,7 @@
         <w:pStyle w:val="FirstParagraph"/>
       </w:pPr>
       <w:r>
-        <w:t xml:space="preserve">Проверяющий оценивает документы и факты, а не намерения. Поэтому до начала пилота целесообразно собрать следующий комплект (рекомендация); перечень сохранён в форме контрольного списка, поскольку служит рабочим инструментом:</w:t>
+        <w:t xml:space="preserve">До начала пилота целесообразно собрать следующий комплект документов (рекомендация):</w:t>
       </w:r>
     </w:p>
     <w:p>
@@ -17741,7 +18547,7 @@
         </w:numPr>
       </w:pPr>
       <w:r>
-        <w:t xml:space="preserve">Локальный акт (приказ или раздел правил внутреннего распорядка) о порядке организации вариативного питания, с определением выбора, перечнем приёмов пищи с выбором, порядком учёта и ответственными. Правила внутреннего распорядка ДСО «Серафимовский», утверждённые приказом № 124 [28], таким актом не являются. Они упоминают «зал заказного питания (вариативное меню)» одной фразой о месте приёма пищи. Отдельного положения об организации вариативного питания учреждение в открытом доступе не публикует (п. 4.8). Пример показывает минимум, а не образец.</w:t>
+        <w:t xml:space="preserve">Локальный акт (приказ или раздел правил внутреннего распорядка) о порядке организации вариативного питания, с определением выбора, перечнем приёмов пищи с выбором, порядком учёта и ответственными. Правила внутреннего распорядка ДСО «Серафимовский» (приказ № 124) таким актом не являются: вариативное меню упомянуто в них одной фразой о месте приёма пищи (п. 4.8) [28].</w:t>
       </w:r>
     </w:p>
     <w:p>
@@ -17833,7 +18639,7 @@
         <w:pStyle w:val="FirstParagraph"/>
       </w:pPr>
       <w:r>
-        <w:t xml:space="preserve">Типовые вопросы проверяющего предполагают столь же определённые ответы. На вопрос «почему подают не по меню?» отвечает то, что варианты включены в утверждённое меню; на вопрос «где выполнение норм?» — накопительная ведомость с пересчётом замен; на вопрос «кто разрешил?» — локальный акт учреждения, принятый в пределах его компетенции по уставу. Ответ «так теперь везде» или «так рекомендует Минтруд» неверен: федеральной нормы о вариативном меню нет.</w:t>
+        <w:t xml:space="preserve">На типовые вопросы проверяющего учреждение отвечает документами. На вопрос «почему подают не по меню?» отвечает то, что варианты включены в утверждённое меню; на вопрос «где выполнение норм?» — накопительная ведомость с пересчётом замен; на вопрос «кто разрешил?» — локальный акт учреждения, принятый в пределах его компетенции по уставу. Ответ «так теперь везде» или «так рекомендует Минтруд» неверен: федеральной нормы о вариативном меню нет.</w:t>
       </w:r>
     </w:p>
     <w:p>
@@ -17844,12 +18650,21 @@
         <w:t xml:space="preserve">Роспотребнадзор оценивает соблюдение обязательных санитарных требований (температура, пробы, поточность, сроки), тогда как оценка соблюдения рекомендательных норм СанПиН не может быть предметом федерального государственного санитарно-эпидемиологического контроля (п. 3 СанПиН 4282-26) [3].</w:t>
       </w:r>
     </w:p>
-    <w:bookmarkEnd w:id="133"/>
-    <w:bookmarkStart w:id="134" w:name="Xd7c646b569792ab825f7172cad6ceef62198b9b"/>
+    <w:bookmarkEnd w:id="132"/>
+    <w:bookmarkStart w:id="133" w:name="Xd7c646b569792ab825f7172cad6ceef62198b9b"/>
     <w:p>
       <w:pPr>
         <w:pStyle w:val="Heading2"/>
       </w:pPr>
+      <w:r>
+        <w:rPr>
+          <w:rStyle w:val="SectionNumber"/>
+        </w:rPr>
+        <w:t xml:space="preserve">7.9</w:t>
+      </w:r>
+      <w:r>
+        <w:tab/>
+      </w:r>
       <w:r>
         <w:t xml:space="preserve">Сценарий 8. Экономика: что можно утверждать и как измерять</w:t>
       </w:r>
@@ -17869,7 +18684,7 @@
         <w:t xml:space="preserve"> </w:t>
       </w:r>
       <w:r>
-        <w:t xml:space="preserve">Российских опубликованных расчётов стоимости вариативного меню нет (п. 4.13). Из зарубежных данных известно, что в исследовании Wheeler и соавт. стоимость выросла с 9,20–11,14 до 11,01–12,15 австралийского доллара на жителя в день, а производственные отходы — с 55 до 90 г [100]. Средняя стоимость кейтеринга в австралийских учреждениях составляет 8,00 доллара в день, из них на сырьё приходится 6,08 доллара [139].</w:t>
+        <w:t xml:space="preserve">Российских опубликованных расчётов стоимости вариативного меню нет (п. 4.14). Из зарубежных данных известно, что в исследовании Wheeler и соавт. стоимость выросла с 9,20–11,14 до 11,01–12,15 австралийского доллара на жителя в день, а производственные отходы — с 55 до 90 г [100]. Средняя стоимость кейтеринга в австралийских учреждениях составляет 8,00 доллара в день, из них на сырьё приходится 6,08 доллара [139].</w:t>
       </w:r>
     </w:p>
     <w:p>
@@ -17923,7 +18738,7 @@
         <w:t xml:space="preserve"> </w:t>
       </w:r>
       <w:r>
-        <w:t xml:space="preserve">Тариф 2026 г. на обеспечение питанием в стационарной форме для совершеннолетних составляет 581,33 руб. в день (кроме ПНИ и ДСО) и 574,43 руб. в день (ПНИ и ДСО) [76]. Если допустить, что организация выбора увеличит расходы на питание на 10–20 % (допущение, близкое к результату Wheeler и соавт. [100]), для ПНИ и ДСО это составит около 57–115 руб. на жителя в день, или 1,7–3,4 млн руб. в месяц на учреждение в 1 000 мест (иллюстративная арифметика: 574,43 × 0,1…0,2 × 1 000 × 30). Это не прогноз: австралийский прирост включал производственные отходы и персонал в австралийских условиях, а российские кейсы (п. 4.13) показывают, что стартовый формат вводился и без публично названных дополнительных расходов. Для сопоставления порядков величин: годовой рост тарифа ПНИ и ДСО с 2025 по 2026 г. составил 2,80 руб. в день (571,63 → 574,43) [75, 76], то есть допущенный прирост в 20–40 раз превышает годовую индексацию. Арифметика показывает лишь одно: полный переход крупного учреждения — вопрос учредителя, а не только пищеблока. Сохранять ли эту иллюстрацию в итоговом тексте и в каком виде — открытый вопрос для автора и рабочей группы: она полезна как масштаб, но может быть прочитана как оценка затрат, которой не является.</w:t>
+        <w:t xml:space="preserve">Тариф 2026 г. на обеспечение питанием в стационарной форме для совершеннолетних составляет 581,33 руб. в день (кроме ПНИ и ДСО) и 574,43 руб. в день (ПНИ и ДСО) [76]. Если допустить, что организация выбора увеличит расходы на питание на 10–20 % (допущение, близкое к результату Wheeler и соавт. [100]), для ПНИ и ДСО это составит около 57–115 руб. на жителя в день, или 1,7–3,4 млн руб. в месяц на учреждение в 1 000 мест (иллюстративная арифметика: 574,43 × 0,1…0,2 × 1 000 × 30). Это не прогноз: австралийский прирост включал производственные отходы и персонал в австралийских условиях, а российские кейсы (п. 4.14) показывают, что стартовый формат вводился и без публично названных дополнительных расходов. Для сопоставления порядков величин: годовой рост тарифа ПНИ и ДСО с 2025 по 2026 г. составил 2,80 руб. в день (571,63 → 574,43) [75, 76], то есть допущенный прирост в 20–40 раз превышает годовую индексацию. Из арифметики следует лишь, что полный переход крупного учреждения является вопросом учредителя, а не только пищеблока. Сохранять ли эту иллюстрацию в итоговом тексте и в каком виде — открытый вопрос для автора и рабочей группы: она полезна как масштаб, но может быть прочитана как оценка затрат, которой не является.</w:t>
       </w:r>
     </w:p>
     <w:p>
@@ -18007,7 +18822,7 @@
         <w:t xml:space="preserve"> </w:t>
       </w:r>
       <w:r>
-        <w:t xml:space="preserve">— мармит или второй технологический поток, термоконтейнеры для отделений, весы для замера. Корректная формулировка для учредителя такова: «отсутствие новой сметы означает отсутствие капитальных затрат на сырьё, но не отсутствие затрат на помощь и оборудование: это отдельные строки». Петербургское сообщение называет именно оборудование и сотрудников [21].</w:t>
+        <w:t xml:space="preserve">— мармит или второй технологический поток, термоконтейнеры для отделений, весы для замера. Корректная формулировка для учредителя такова: «отсутствие новой сметы означает отсутствие капитальных затрат на сырьё, но не отсутствие затрат на помощь и оборудование: это отдельные строки».</w:t>
       </w:r>
     </w:p>
     <w:p>
@@ -18228,7 +19043,7 @@
         <w:t xml:space="preserve"> </w:t>
       </w:r>
       <w:r>
-        <w:t xml:space="preserve">Допустим, замер показал, что рыбное второе выбирают чаще, чем предполагал цикл. ДСО «Серафимовский» как автономное учреждение закупает по 223-ФЗ и своему положению о закупке, причём предметом закупки служат не продукты, а услуга по организации питания (аутсорсинг подтверждён автором [96]; в 2026 г. — договор на год с одним исполнителем, затем краткосрочные закупки в июне — июле, конкурс № 32616197209 на август — декабрь с начальной ценой 92 110 941,90 руб. и договор с другим исполнителем от 17.08.2026 [97, 98]; п. 4.8). Цикличное меню, приложенное к закупочной документации, расписано по вариантам диеты (ОВД, ИП, ОВД2, летний вариант) с одним блюдом на позицию [97], а варианты диеты не являются выбором блюд (п. 1.2). При закупке услуги перераспределение между мясом и рыбой становится заботой исполнителя, но лишь при условии, что варианты и порядок их учёта записаны в техническом задании; при продуктовой закупке по рамочному договору с ценой единицы оно осуществляется заявками без изменения договора (сценарии 6 и 12) [56]. Как выбор закреплён в договоре «Серафимовского», доклад не проверял: техническое задание конкурса № 32616197209 не прочитано и после повторной попытки 07.10.2026, а из открытых карточек известны лишь состав документации и деление предмета на три позиции в человеко-днях (п. 4.8) [97, 98].</w:t>
+        <w:t xml:space="preserve">Допустим, замер показал, что рыбное второе выбирают чаще, чем предполагал цикл. Если учреждение закупает не продукты, а услугу по организации питания, как ДСО «Серафимовский» (п. 4.8) [96–98], перераспределение между мясом и рыбой становится заботой исполнителя, но лишь при условии, что варианты и порядок их учёта записаны в техническом задании; цикличное меню по вариантам диеты, приложенное к документации, выбором блюд не является (п. 1.2). При продуктовой закупке по рамочному договору с ценой единицы перераспределение осуществляется заявками без изменения договора (сценарии 6 и 12) [56].</w:t>
       </w:r>
     </w:p>
     <w:p>
@@ -18246,7 +19061,7 @@
         <w:t xml:space="preserve"> </w:t>
       </w:r>
       <w:r>
-        <w:t xml:space="preserve">Если питание передано организатору, вариативное меню существует для заказчика ровно в том объёме, в каком оно записано в ТЗ: какие приёмы пищи и позиции имеют два варианта; как и когда принимается заказ (накануне, в момент еды) и кто передаёт его исполнителю; ТТК на каждый вариант; цена человеко-дня, не зависящая от распределения выбора внутри групп продуктов; отчёт исполнителя о распределении выбора и остатках; ответственность заказчика за суточные пробы и бракераж (подп. 12–14 п. 56 СанПиН 4282-26) [3]. Без этого «выбор» держится на доброй воле исполнителя и исчезает при смене контрагента. Смена контрагента — не гипотеза: в ДСО «Серафимовский» исполнитель услуги питания сменился в середине 2026 г. (договор от 02.12.2025 на год, новый договор от 17.08.2026 по итогам конкурса на август — декабрь) [98]. Всё, что не записано в ТЗ, при такой смене приходится согласовывать заново, а цикл по вариантам диеты из документации без отдельного раздела о выборе блюд выбора не гарантирует (толкование). ДСО «Тесовый берег» как бюджетное учреждение закупает по 44-ФЗ открытым конкурсом [64]; та же задача решается здесь либо заранее — ценой единицы при максимальной цене контракта (ч. 24 ст. 22), либо изменением количества не более чем на 10 % по ст. 95, если это предусмотрено извещением и контрактом [55]. Конкретных положений о закупке «Серафимовского» и условий контракта «Тесового берега» об изменении количества доклад не анализировал; сравнение показывает механизмы, а не практику этих учреждений (толкование).</w:t>
+        <w:t xml:space="preserve">Если питание передано организатору, вариативное меню существует для заказчика ровно в том объёме, в каком оно записано в ТЗ: какие приёмы пищи и позиции имеют два варианта; как и когда принимается заказ (накануне, в момент еды) и кто передаёт его исполнителю; ТТК на каждый вариант; цена человеко-дня, не зависящая от распределения выбора внутри групп продуктов; отчёт исполнителя о распределении выбора и остатках; ответственность заказчика за суточные пробы и бракераж (подп. 12–14 п. 56 СанПиН 4282-26) [3]. Без этого выбор зависит от доброй воли исполнителя и при смене контрагента, как в ДСО «Серафимовский» в середине 2026 г. (п. 4.8) [98], подлежит согласованию заново (толкование). В бюджетном учреждении, закупающем по 44-ФЗ, как ДСО «Тесовый берег» [64], та же задача решается либо заранее — ценой единицы при максимальной цене контракта (ч. 24 ст. 22), либо изменением количества не более чем на 10 % по ст. 95, если это предусмотрено извещением и контрактом [55]. Конкретных положений о закупке «Серафимовского» и условий контракта «Тесового берега» об изменении количества доклад не анализировал; сравнение показывает механизмы, а не практику этих учреждений (толкование).</w:t>
       </w:r>
     </w:p>
     <w:p>
@@ -18267,12 +19082,21 @@
         <w:t xml:space="preserve">фиксируются ежедневно и помесячно: доля выбравших каждый вариант; доля выбравших Б, но не получивших Б; фактические расходы на продукты на жителя в день за месяц до и месяц после (рекомендация).</w:t>
       </w:r>
     </w:p>
-    <w:bookmarkEnd w:id="134"/>
-    <w:bookmarkStart w:id="135" w:name="сценарий-9.-пилот-на-90-дней"/>
+    <w:bookmarkEnd w:id="133"/>
+    <w:bookmarkStart w:id="134" w:name="сценарий-9.-пилот-на-90-дней"/>
     <w:p>
       <w:pPr>
         <w:pStyle w:val="Heading2"/>
       </w:pPr>
+      <w:r>
+        <w:rPr>
+          <w:rStyle w:val="SectionNumber"/>
+        </w:rPr>
+        <w:t xml:space="preserve">7.10</w:t>
+      </w:r>
+      <w:r>
+        <w:tab/>
+      </w:r>
       <w:r>
         <w:t xml:space="preserve">Сценарий 9. Пилот на 90 дней</w:t>
       </w:r>
@@ -18681,12 +19505,21 @@
         <w:t xml:space="preserve">Предшествующая работа семинара предлагала дорожную карту на 12–24 месяца с пилотом на 11–14 месяцах [23]; доклад «Не просто накормить» сжимает старт до 90 дней на одном отделении [22]. Речь идёт о разных масштабах задачи — перестройке всего дома и пилоте, — а не об ошибке одной из работ.</w:t>
       </w:r>
     </w:p>
-    <w:bookmarkEnd w:id="135"/>
-    <w:bookmarkStart w:id="136" w:name="Xf2c367ba6c2f37e58716bfcf68cf8bb4e32ee28"/>
+    <w:bookmarkEnd w:id="134"/>
+    <w:bookmarkStart w:id="135" w:name="Xf2c367ba6c2f37e58716bfcf68cf8bb4e32ee28"/>
     <w:p>
       <w:pPr>
         <w:pStyle w:val="Heading2"/>
       </w:pPr>
+      <w:r>
+        <w:rPr>
+          <w:rStyle w:val="SectionNumber"/>
+        </w:rPr>
+        <w:t xml:space="preserve">7.11</w:t>
+      </w:r>
+      <w:r>
+        <w:tab/>
+      </w:r>
       <w:r>
         <w:t xml:space="preserve">Сценарий 10. Невербальный выбор, отказ, пост и ночной интервал</w:t>
       </w:r>
@@ -18706,7 +19539,7 @@
         <w:t xml:space="preserve"> </w:t>
       </w:r>
       <w:r>
-        <w:t xml:space="preserve">Вариативное меню, построенное на вопросе «что будете?», исключает тех, кто не может ответить словами; исследование Abbey и соавт. показало, что реальный выбор особенно низок у жителей на протёртой пище [111]. Доклад «Не просто накормить» предлагает четыре канала выяснения предпочтений: показ двух реальных порций с фиксацией реакции; наблюдение за тем, что съедается, по серии записей; пищевую биографию периода, когда человек мог выразить предпочтения; сведения от близких и давних сотрудников [22]. В самом этом докладе порядок каналов определён непоследовательно: в гл. 15.4 первым назван зафиксированный в биографии выбор, в гл. 15.9 — текущее выраженное предпочтение [22]. В настоящей редакции расхождение снято правилом, разделяющим жителей по способу выражения воли (сценарий 15, «Порядок каналов»).</w:t>
+        <w:t xml:space="preserve">Вариативное меню, построенное на вопросе «что будете?», исключает тех, кто не может ответить словами (сценарий 15) [111]. Доклад «Не просто накормить» предлагает четыре канала выяснения предпочтений: показ двух реальных порций с фиксацией реакции; наблюдение за тем, что съедается, по серии записей; пищевую биографию периода, когда человек мог выразить предпочтения; сведения от близких и давних сотрудников [22]. В самом этом докладе порядок каналов определён непоследовательно: в гл. 15.4 первым назван зафиксированный в биографии выбор, в гл. 15.9 — текущее выраженное предпочтение [22]. В настоящей редакции расхождение снято правилом, разделяющим жителей по способу выражения воли (сценарий 15, «Порядок каналов»).</w:t>
       </w:r>
     </w:p>
     <w:p>
@@ -18724,7 +19557,7 @@
         <w:t xml:space="preserve"> </w:t>
       </w:r>
       <w:r>
-        <w:t xml:space="preserve">Начать следует с того, чего в праве нет. Формула «принудительное кормление запрещено», встречающаяся в материалах семинара, в проверенных актах прямой опоры не имеет: ни Закон № 3185-1, ни 442-ФЗ, ни Правила № 305н, ни СанПиН такого запрета не формулируют (аудит рабочей базы знаний [23]; поиск по текстам [3, 24, 26, 27]). Доклад «Не просто накормить» формулирует иначе и точнее: кормление против воли недопустимо в силу ч. 2 ст. 5 Закона № 3185-1 [22]. Распределение утверждений по классам таково:</w:t>
+        <w:t xml:space="preserve">Формула «принудительное кормление запрещено», встречающаяся в материалах семинара, в проверенных актах прямой опоры не имеет: ни Закон № 3185-1, ни 442-ФЗ, ни Правила № 305н, ни СанПиН такого запрета не формулируют (аудит рабочей базы знаний [23]; поиск по текстам [3, 24, 26, 27]). Доклад «Не просто накормить» формулирует иначе и точнее: кормление против воли недопустимо в силу ч. 2 ст. 5 Закона № 3185-1 [22]. Распределение утверждений по классам таково:</w:t>
       </w:r>
     </w:p>
     <w:tbl>
@@ -18958,7 +19791,7 @@
         <w:pStyle w:val="BodyText"/>
       </w:pPr>
       <w:r>
-        <w:t xml:space="preserve">Отсюда граница для пищеблока и персонала: персонал не кормит силой и не оставляет без помощи, а при отказе предлагает альтернативу и вызывает врача. Решение о медицинском вмешательстве принимает врач, а не смена.</w:t>
+        <w:t xml:space="preserve">Отсюда следует граница ответственности пищеблока и персонала: персонал не кормит силой и не оставляет без помощи, а при отказе предлагает альтернативу и вызывает врача. Решение о медицинском вмешательстве принимает врач, а не смена.</w:t>
       </w:r>
     </w:p>
     <w:p>
@@ -19128,7 +19961,7 @@
         <w:t xml:space="preserve"> </w:t>
       </w:r>
       <w:r>
-        <w:t xml:space="preserve">Для ПНИ право соблюдать религиозные каноны, включая пост, если это не нарушает внутреннего распорядка, закреплено ч. 2 ст. 37 Закона № 3185-1 в силу ст. 43 [26]. С 01.09.2025 обязанность обеспечивать условия для соблюдения постов возложена на все организации социального обслуживания подп. 15 п. 20 Правил, утверждённых приказом № 305н [27]. В организационном отношении это три вопроса, на которые у учреждения должен быть письменный ответ: как житель заявляет о соблюдении поста (заявление, отметка в индивидуальной программе или устное сообщение, зафиксированное сотрудником); какие постные блюда входят в меню на период поста и по каким технологическим документам они готовятся; каким образом выполнение норм по белоксодержащим группам (мясо, молоко, яйцо) обеспечивается заменой на рыбу в разрешённые дни, бобовые и другие продукты по утверждённой таблице замен (рекомендация). Вариативное меню обеспечивает это право без отдельной «постной кухни»: постное блюдо становится одним из вариантов. Если у жителя есть медицинские назначения, вопрос о посте согласуется с врачом.</w:t>
+        <w:t xml:space="preserve">Правовые основания (ч. 2 ст. 37 и ст. 43 Закона № 3185-1; подп. 15 п. 20 Правил № 305н) изложены в п. 2.4 и 2.9 [26, 27]. В организационном отношении это три вопроса, на которые у учреждения должен быть письменный ответ: как житель заявляет о соблюдении поста (заявление, отметка в индивидуальной программе или устное сообщение, зафиксированное сотрудником); какие постные блюда входят в меню на период поста и по каким технологическим документам они готовятся; каким образом выполнение норм по белоксодержащим группам (мясо, молоко, яйцо) обеспечивается заменой на рыбу в разрешённые дни, бобовые и другие продукты по утверждённой таблице замен (рекомендация). Вариативное меню обеспечивает это право без отдельной «постной кухни»: постное блюдо становится одним из вариантов (расчёт — сценарий 16). Если у жителя есть медицинские назначения, вопрос о посте согласуется с врачом.</w:t>
       </w:r>
     </w:p>
     <w:p>
@@ -19146,15 +19979,24 @@
         <w:t xml:space="preserve"> </w:t>
       </w:r>
       <w:r>
-        <w:t xml:space="preserve">Для взрослых в организациях социального обслуживания СанПиН 4282-26 устанавливает лишь минимальную кратность — не менее трёх раз в день (подп. 11 п. 56) [3]. Рекомендации, утверждённые постановлением № 12, предписывают не допускать длительных перерывов, «особенно между ужином предыдущего и завтраком последующего дня», без числового предела [31]. Зарубежные ориентиры составляют не более 14 часов (16 часов при перекусе) в США [143] и не более 11 часов в шведских рекомендациях [151]. Доклад «Не просто накормить» использует рабочий ориентир не более 13 часов [22]; это ориентир, а не норма. Выбор блюда не возмещает долгого ночного перерыва: если ужин подаётся в 17:30, а завтрак в 8:30, интервал составляет 15 часов, и это проблема организации режима, а не меню.</w:t>
-      </w:r>
-    </w:p>
-    <w:bookmarkEnd w:id="136"/>
-    <w:bookmarkStart w:id="137" w:name="X30b6f71304dbf3b26b26de2757ca180b4e4861b"/>
+        <w:t xml:space="preserve">Для взрослых в организациях социального обслуживания СанПиН 4282-26 устанавливает лишь минимальную кратность — не менее трёх раз в день (подп. 11 п. 56) [3]. Рекомендации, утверждённые постановлением № 12, предписывают не допускать длительных перерывов, «особенно между ужином предыдущего и завтраком последующего дня», без числового предела [31]. Зарубежные ориентиры составляют не более 14 часов (16 часов при перекусе) в США [143] и не более 11 часов в шведских рекомендациях [151]. Доклад «Не просто накормить» использует рабочий ориентир не более 13 часов [22]; это ориентир, а не норма. Выбор блюда не возмещает долгого ночного перерыва: если ужин подаётся в 17:30, а завтрак в 8:30, интервал составляет 15 часов; это вопрос режима питания, а не меню.</w:t>
+      </w:r>
+    </w:p>
+    <w:bookmarkEnd w:id="135"/>
+    <w:bookmarkStart w:id="136" w:name="X30b6f71304dbf3b26b26de2757ca180b4e4861b"/>
     <w:p>
       <w:pPr>
         <w:pStyle w:val="Heading2"/>
       </w:pPr>
+      <w:r>
+        <w:rPr>
+          <w:rStyle w:val="SectionNumber"/>
+        </w:rPr>
+        <w:t xml:space="preserve">7.12</w:t>
+      </w:r>
+      <w:r>
+        <w:tab/>
+      </w:r>
       <w:r>
         <w:t xml:space="preserve">Сценарий 11. Один день меню по нормам № 1284: две точки выбора и проверка по таблице замен</w:t>
       </w:r>
@@ -19543,7 +20385,7 @@
         <w:t xml:space="preserve"> </w:t>
       </w:r>
       <w:r>
-        <w:t xml:space="preserve">Проверять вариативное меню по одному дню бессмысленно: в день, когда птицы нет в плане, любой выбор птицы выглядит «перерасходом». Контроль ведётся по накопительной ведомости за неделю или декаду (п. 3.15). Чтобы недельная ведомость сходилась без пересчёта, пары между группами (мясо — птица) должны чередоваться с днями, где птица и без того заложена, а их доли — подтверждаться статистикой выбора за предыдущие недели (сценарий 3).</w:t>
+        <w:t xml:space="preserve">Проверка вариативного меню по одному дню неинформативна: в день, когда птицы нет в плане, любой выбор птицы выглядит «перерасходом». Контроль ведётся по накопительной ведомости за неделю или декаду (п. 3.16). Чтобы недельная ведомость сходилась без пересчёта, пары между группами (мясо — птица) должны чередоваться с днями, где птица и без того заложена, а их доли — подтверждаться статистикой выбора за предыдущие недели (сценарий 3).</w:t>
       </w:r>
     </w:p>
     <w:p>
@@ -19564,12 +20406,21 @@
         <w:t xml:space="preserve">Норма — суточные количества № 1284; таблица замен прил. № 11 СанПиН 4282-26 (для детей; для взрослых — по аналогии). Толкование — отсутствие пары «картофель — крупа» как ограничение выбора гарнира. Рекомендация — строка «с учётом замен» в ведомости, гарнирные пары внутри группы.</w:t>
       </w:r>
     </w:p>
-    <w:bookmarkEnd w:id="137"/>
-    <w:bookmarkStart w:id="138" w:name="Xb5cdf5366007d0a9451e37e6a3956986ce2ab92"/>
+    <w:bookmarkEnd w:id="136"/>
+    <w:bookmarkStart w:id="137" w:name="Xb5cdf5366007d0a9451e37e6a3956986ce2ab92"/>
     <w:p>
       <w:pPr>
         <w:pStyle w:val="Heading2"/>
       </w:pPr>
+      <w:r>
+        <w:rPr>
+          <w:rStyle w:val="SectionNumber"/>
+        </w:rPr>
+        <w:t xml:space="preserve">7.13</w:t>
+      </w:r>
+      <w:r>
+        <w:tab/>
+      </w:r>
       <w:r>
         <w:t xml:space="preserve">Сценарий 12. Лоты и договоры по 223-ФЗ под вариативное меню</w:t>
       </w:r>
@@ -19700,12 +20551,21 @@
         <w:t xml:space="preserve">Норма — 223-ФЗ, положение о закупке, ст. 95 44-ФЗ для сравнения. Толкование — квалификация закупки продуктов как закупки для нужд учреждения. Рекомендация — лоты по группам нормы, коридор от статистики выбора.</w:t>
       </w:r>
     </w:p>
-    <w:bookmarkEnd w:id="138"/>
-    <w:bookmarkStart w:id="139" w:name="X298bf58762104a9842d9008909917efd4d02ec9"/>
+    <w:bookmarkEnd w:id="137"/>
+    <w:bookmarkStart w:id="138" w:name="X298bf58762104a9842d9008909917efd4d02ec9"/>
     <w:p>
       <w:pPr>
         <w:pStyle w:val="Heading2"/>
       </w:pPr>
+      <w:r>
+        <w:rPr>
+          <w:rStyle w:val="SectionNumber"/>
+        </w:rPr>
+        <w:t xml:space="preserve">7.14</w:t>
+      </w:r>
+      <w:r>
+        <w:tab/>
+      </w:r>
       <w:r>
         <w:t xml:space="preserve">Сценарий 13. Документальная цепочка одного дня: что меняется при двух вариантах</w:t>
       </w:r>
@@ -20197,7 +21057,7 @@
         <w:t xml:space="preserve"> </w:t>
       </w:r>
       <w:r>
-        <w:t xml:space="preserve">Акт Контрольно-счётной палаты Иркутской области (2023) по одному дому-интернату показывает, в каких звеньях этой цепочки обнаруживаются нарушения даже при едином меню [19]. Численность жителей в меню-требовании не совпадала с приказами о движении жителей (за 2021–2023 гг. — 560 человеко-дней в одну сторону и 8 в другую, неправомерно списано продуктов на 942,9 руб.); на часть блюд технологические карты утверждены лишь в ходе проверки, а на омлет существовали две карты с разной рецептурой; при закладке продукты недокладывались (маргарин в омлет, сахар в какао) и заменялись без отражения в документах (цыплёнок-бройлер вместо окорока в солянке, томаты в собственном соку вместо томатного пюре сверх нормы); локальные акты не предусматривали закладку продуктов на суточную пробу, хотя она влияет на норму отпуска [19]. Вывод для вариативного меню прост: замена, не оформленная по таблице и не отражённая в меню-требовании, при финансовой проверке окажется не «вариантом», а нарушением технологии и учёта (толкование).</w:t>
+        <w:t xml:space="preserve">Акт Контрольно-счётной палаты Иркутской области (2023) по одному дому-интернату показывает, в каких звеньях этой цепочки обнаруживаются нарушения даже при едином меню [19]. Численность жителей в меню-требовании не совпадала с приказами о движении жителей (за 2021–2023 гг. — 560 человеко-дней в одну сторону и 8 в другую, неправомерно списано продуктов на 942,9 руб.); на часть блюд технологические карты утверждены лишь в ходе проверки, а на омлет существовали две карты с разной рецептурой; при закладке продукты недокладывались (маргарин в омлет, сахар в какао) и заменялись без отражения в документах (цыплёнок-бройлер вместо окорока в солянке, томаты в собственном соку вместо томатного пюре сверх нормы); локальные акты не предусматривали закладку продуктов на суточную пробу, хотя она влияет на норму отпуска [19]. Для вариативного меню отсюда следует, что замена, не оформленная по таблице и не отражённая в меню-требовании, при финансовой проверке окажется не «вариантом», а нарушением технологии и учёта (толкование).</w:t>
       </w:r>
     </w:p>
     <w:p>
@@ -20236,12 +21096,21 @@
         <w:t xml:space="preserve">Нормы — п. 11, 32, подп. 13 п. 56 СанПиН 4282-26; подп. 15 п. 20 Правил (305н). Локальная форма — положение нижегородского дома-интерната. Рекомендация — изменения в каждом звене.</w:t>
       </w:r>
     </w:p>
-    <w:bookmarkEnd w:id="139"/>
-    <w:bookmarkStart w:id="140" w:name="Xc247e2db541af7f46f3d68dd6e18a52ad06f437"/>
+    <w:bookmarkEnd w:id="138"/>
+    <w:bookmarkStart w:id="139" w:name="Xc247e2db541af7f46f3d68dd6e18a52ad06f437"/>
     <w:p>
       <w:pPr>
         <w:pStyle w:val="Heading2"/>
       </w:pPr>
+      <w:r>
+        <w:rPr>
+          <w:rStyle w:val="SectionNumber"/>
+        </w:rPr>
+        <w:t xml:space="preserve">7.15</w:t>
+      </w:r>
+      <w:r>
+        <w:tab/>
+      </w:r>
       <w:r>
         <w:t xml:space="preserve">Сценарий 14. Персонал и время раздачи: расчёт для одного отделения</w:t>
       </w:r>
@@ -20297,7 +21166,7 @@
         <w:t xml:space="preserve"> </w:t>
       </w:r>
       <w:r>
-        <w:t xml:space="preserve">Допустим, что 40 жителей едят самостоятельно и подходят к линии, 14 нуждаются в подсказке и присутствии сотрудника, 6 — в кормлении. Для 40 самостоятельных выбор в момент еды не требует дополнительного персонала, если линия рассчитана на их поток (успенский пример показывает, что самообслуживание способно сокращать время [11]). Для 20 остальных протокол уровня Simmons потребовал бы 20 × 35–42 = 700–840 минут, то есть 11,7–14 часов рабочего времени сотрудников на один обед, против 100–180 минут при «обычном уходе» тех исследований (иллюстративная арифметика по [135–138]). В трёхчасовое окно п. 32 при этом укладываются 4–5 сотрудников, занятых исключительно помощью при еде (иллюстративная арифметика: 700–840 мин / 180 мин). Это не норматив, а проверка реалистичности: если у отделения такого ресурса нет, выбор для этих 20 жителей сведётся к выбору, сделанному за них.</w:t>
+        <w:t xml:space="preserve">Допустим, что 40 жителей едят самостоятельно и подходят к линии, 14 нуждаются в подсказке и присутствии сотрудника, 6 — в кормлении. Для 40 самостоятельных выбор в момент еды не требует дополнительного персонала, если линия рассчитана на их поток (успенский пример показывает, что самообслуживание способно сокращать время [11]). Для 20 остальных протокол уровня Simmons потребовал бы 20 × 35–42 = 700–840 минут, то есть 11,7–14 часов рабочего времени сотрудников на один обед, против 100–180 минут при «обычном уходе» тех исследований (иллюстративная арифметика по [135–138]). В трёхчасовое окно п. 32 при этом укладываются 4–5 сотрудников, занятых исключительно помощью при еде (иллюстративная арифметика: 700–840 мин / 180 мин). Это не норматив, а проверка реалистичности: если у отделения такого ресурса нет, за этих 20 жителей фактически будет выбирать персонал.</w:t>
       </w:r>
     </w:p>
     <w:p>
@@ -20333,7 +21202,7 @@
         <w:t xml:space="preserve"> </w:t>
       </w:r>
       <w:r>
-        <w:t xml:space="preserve">Приём пищи целесообразно разделить на поток самостоятельных жителей и поток жителей, получающих помощь, со сдвигом во времени и с приготовлением партиями так, чтобы каждая партия укладывалась в три часа. Для жителей, которых кормят, выбор следует переносить на момент, когда для него есть время: показ двух вариантов перед кормлением (п. 7.16), перекусы с выбором между приёмами пищи, которые по американским данным требуют втрое-вчетверо меньше времени, чем помощь во время еды [136, 138]. Штатные нормативы российских учреждений доклад не анализировал; расчёт показывает лишь, что выбор для зависимых жителей — вопрос кадров, а не кулинарии.</w:t>
+        <w:t xml:space="preserve">Приём пищи целесообразно разделить на поток самостоятельных жителей и поток жителей, получающих помощь, со сдвигом во времени и с приготовлением партиями так, чтобы каждая партия укладывалась в три часа. Для жителей, которых кормят, выбор следует переносить на момент, когда для него есть время: показ двух вариантов перед кормлением (п. 7.16), перекусы с выбором между приёмами пищи, которые по американским данным требуют втрое-вчетверо меньше времени, чем помощь во время еды [136, 138]. Штатные нормативы российских учреждений доклад не анализировал; расчёт показывает лишь, что выбор для зависимых жителей определяется прежде всего кадровым обеспечением.</w:t>
       </w:r>
     </w:p>
     <w:p>
@@ -20354,12 +21223,21 @@
         <w:t xml:space="preserve">Норма — п. 24, 25, 32 СанПиН 4282-26. Толкование — перенос американских данных о времени. Рекомендация — два потока, партии, перекусы с выбором.</w:t>
       </w:r>
     </w:p>
-    <w:bookmarkEnd w:id="140"/>
-    <w:bookmarkStart w:id="141" w:name="X2619d74b9eb3a9eafe8f2f3eaa487d5e7ee2b7d"/>
+    <w:bookmarkEnd w:id="139"/>
+    <w:bookmarkStart w:id="140" w:name="X2619d74b9eb3a9eafe8f2f3eaa487d5e7ee2b7d"/>
     <w:p>
       <w:pPr>
         <w:pStyle w:val="Heading2"/>
       </w:pPr>
+      <w:r>
+        <w:rPr>
+          <w:rStyle w:val="SectionNumber"/>
+        </w:rPr>
+        <w:t xml:space="preserve">7.16</w:t>
+      </w:r>
+      <w:r>
+        <w:tab/>
+      </w:r>
       <w:r>
         <w:t xml:space="preserve">Сценарий 15. Жители, которые не могут выразить выбор</w:t>
       </w:r>
@@ -20373,13 +21251,13 @@
           <w:b/>
           <w:bCs/>
         </w:rPr>
-        <w:t xml:space="preserve">Почему это отдельный сценарий.</w:t>
+        <w:t xml:space="preserve">Обоснование.</w:t>
       </w:r>
       <w:r>
         <w:t xml:space="preserve"> </w:t>
       </w:r>
       <w:r>
-        <w:t xml:space="preserve">Выбор, построенный на вопросе «что будете?», достаётся тем, кто способен ответить и настоять: в лондонских домах ухода широта выбора зависела от способности и готовности жителя попросить альтернативу [116], в австралийских выбор был особенно низок у жителей на протёртой пище [111]. Для ПНИ и ДСО, где многие жители не говорят или говорят с трудом, этот вопрос не второстепенен.</w:t>
+        <w:t xml:space="preserve">Выбор, построенный на вопросе «что будете?», достаётся тем, кто способен ответить и настоять: в лондонских домах ухода широта выбора зависела от способности и готовности жителя попросить альтернативу [116], в австралийских выбор был особенно низок у жителей на протёртой пище [111]. Для ПНИ и ДСО, где многие жители не говорят или говорят с трудом, этот вопрос имеет первостепенное значение.</w:t>
       </w:r>
     </w:p>
     <w:p>
@@ -20951,17 +21829,7 @@
         <w:t xml:space="preserve">Религиозные и культурные ограничения</w:t>
       </w:r>
       <w:r>
-        <w:t xml:space="preserve">: пост, исключение свинины, халяль, кошерные ограничения, вегетарианство по убеждениям. Для ПНИ это право по ч. 2 ст. 37 в силу ст. 43 Закона № 3185-1 [26], для всех организаций — обязанность по подп. 15 п. 20 Правил № 305н обеспечивать условия для соблюдения постов [27] (</w:t>
-      </w:r>
-      <w:r>
-        <w:rPr>
-          <w:b/>
-          <w:bCs/>
-        </w:rPr>
-        <w:t xml:space="preserve">норма</w:t>
-      </w:r>
-      <w:r>
-        <w:t xml:space="preserve">). Логистика включает маркировку вариантов на линии, отдельный инвентарь при необходимости, постный или безсвининный вариант как один из двух (сценарий 16; рекомендация). Какие ограничения соблюдать, решает житель.</w:t>
+        <w:t xml:space="preserve">: пост, исключение свинины, халяль, кошерные ограничения, вегетарианство по убеждениям. Правовые основания — п. 2.4 и 2.9 (норма) [26, 27]. Логистика включает маркировку вариантов на линии, отдельный инвентарь при необходимости, постный или безсвининный вариант как один из двух (сценарий 16; рекомендация). Какие ограничения соблюдать, решает житель.</w:t>
       </w:r>
     </w:p>
     <w:p>
@@ -21007,7 +21875,7 @@
         <w:pStyle w:val="FirstParagraph"/>
       </w:pPr>
       <w:r>
-        <w:t xml:space="preserve">Граница «пищеблок ≠ клиника» не сдвигается: ни один из приведённых пунктов не является медицинской рекомендацией.</w:t>
+        <w:t xml:space="preserve">Ни один из приведённых пунктов не является медицинской рекомендацией.</w:t>
       </w:r>
     </w:p>
     <w:p>
@@ -21028,12 +21896,21 @@
         <w:t xml:space="preserve">Норма — ст. 16 442-ФЗ (индивидуальная программа); ч. 2 ст. 37 и ст. 43 Закона № 3185-1; подп. 15 п. 20 Правил № 305н. Рекомендация / локальная форма — порядок каналов, карта предпочтений, показ двух порций, логистика сенсорных, религиозных и текстурных вариантов. Открытый вопрос — кто фиксирует вывод карты для неговорящего жителя.</w:t>
       </w:r>
     </w:p>
-    <w:bookmarkEnd w:id="141"/>
-    <w:bookmarkStart w:id="142" w:name="X179d2319f7a5b5742961df9e1f399652b553c1a"/>
+    <w:bookmarkEnd w:id="140"/>
+    <w:bookmarkStart w:id="141" w:name="X179d2319f7a5b5742961df9e1f399652b553c1a"/>
     <w:p>
       <w:pPr>
         <w:pStyle w:val="Heading2"/>
       </w:pPr>
+      <w:r>
+        <w:rPr>
+          <w:rStyle w:val="SectionNumber"/>
+        </w:rPr>
+        <w:t xml:space="preserve">7.17</w:t>
+      </w:r>
+      <w:r>
+        <w:tab/>
+      </w:r>
       <w:r>
         <w:t xml:space="preserve">Сценарий 16. Пост по Правилам № 305н: неделя с таблицей замен</w:t>
       </w:r>
@@ -21053,7 +21930,7 @@
         <w:t xml:space="preserve"> </w:t>
       </w:r>
       <w:r>
-        <w:t xml:space="preserve">С 01.09.2025 организации социального обслуживания обязаны обеспечивать условия для соблюдения постов (подп. 15 п. 20 Правил, утверждённых приказом № 305н) [27]; для ПНИ право соблюдать религиозные каноны, включая пост, если это не нарушает внутреннего распорядка, закреплено ч. 2 ст. 37 Закона № 3185-1 [26]. Какие ограничения соблюдать, решает сам житель; учреждение не определяет за него, какой пост и насколько строго он держит (толкование).</w:t>
+        <w:t xml:space="preserve">Обязанность обеспечивать условия для соблюдения постов (подп. 15 п. 20 Правил № 305н) и право жителя ПНИ соблюдать пост (ч. 2 ст. 37 Закона № 3185-1) изложены в п. 2.4 и 2.9 [26, 27]. Какие ограничения соблюдать, решает сам житель; учреждение не определяет за него, какой пост и насколько строго он держит (толкование).</w:t>
       </w:r>
     </w:p>
     <w:p>
@@ -21167,7 +22044,7 @@
           <w:b/>
           <w:bCs/>
         </w:rPr>
-        <w:t xml:space="preserve">Пробел, который вскрывает сценарий.</w:t>
+        <w:t xml:space="preserve">Выявленный пробел.</w:t>
       </w:r>
       <w:r>
         <w:t xml:space="preserve"> </w:t>
@@ -21194,13 +22071,22 @@
         <w:t xml:space="preserve">Нормы — подп. 15 п. 20 Правил (305н); ч. 2 ст. 37 Закона № 3185-1; прил. № 11 СанПиН 4282-26. Толкование — отсутствие растительного эквивалента как пробел. Рекомендация — заявление, постные варианты, строка в ведомости, расчёт белка в ТТК.</w:t>
       </w:r>
     </w:p>
-    <w:bookmarkEnd w:id="142"/>
-    <w:bookmarkStart w:id="143" w:name="X74c1e5a9828297a178ffd2db706e0440ee4750c"/>
+    <w:bookmarkEnd w:id="141"/>
+    <w:bookmarkStart w:id="142" w:name="X74c1e5a9828297a178ffd2db706e0440ee4750c"/>
     <w:p>
       <w:pPr>
         <w:pStyle w:val="Heading2"/>
       </w:pPr>
       <w:r>
+        <w:rPr>
+          <w:rStyle w:val="SectionNumber"/>
+        </w:rPr>
+        <w:t xml:space="preserve">7.18</w:t>
+      </w:r>
+      <w:r>
+        <w:tab/>
+      </w:r>
+      <w:r>
         <w:t xml:space="preserve">Инструменты измерения: что существует и что из этого применимо</w:t>
       </w:r>
     </w:p>
@@ -21209,7 +22095,7 @@
         <w:pStyle w:val="FirstParagraph"/>
       </w:pPr>
       <w:r>
-        <w:t xml:space="preserve">Сценарии 8 и 9 предполагают измерения, тогда как российские кейсы (п. 4.13) их не публикуют. Отчасти это объясняется тем, что в отечественном социальном обслуживании нет общепринятых инструментов, оценивающих питание с точки зрения жителя. В зарубежной литературе такие инструменты существуют; ниже рассмотрены те, чьи свойства проверены по публикациям, с оценкой применимости. Валидированных русскоязычных версий найти не удалось, поэтому их использование в российском учреждении представляет собой адаптацию, а не готовую методику (рекомендация).</w:t>
+        <w:t xml:space="preserve">Сценарии 8 и 9 предполагают измерения, тогда как российские кейсы (п. 4.14) их не публикуют. Одна из причин состоит в том, что в отечественном социальном обслуживании нет общепринятых инструментов, оценивающих питание с точки зрения жителя. В зарубежной литературе такие инструменты существуют; ниже рассмотрены те, чьи свойства проверены по публикациям, с оценкой применимости. Валидированных русскоязычных версий найти не удалось, поэтому их использование в российском учреждении представляет собой адаптацию, а не готовую методику (рекомендация).</w:t>
       </w:r>
     </w:p>
     <w:p>
@@ -21361,7 +22247,7 @@
         <w:t xml:space="preserve"> </w:t>
       </w:r>
       <w:r>
-        <w:t xml:space="preserve">Канадская группа M3 разработала протокол наблюдения Mealtime Scan, заполняемый обученным наблюдателем по ходу приёма пищи. Во вторичном анализе данных M3 (32 дома, 82 отделения, наблюдение 4–6 приёмов пищи в каждом отделении) большее число сотрудников в зале было связано с практиками, в большей мере ориентированными на отношения, в общих отделениях, но не в отделениях для людей с деменцией; авторы предполагают, что там решающую роль играет подготовка персонала [162]. Программа CHOICE+ с внешним сопровождением в течение 12 месяцев в трёх домах, оценённая по расширенной версии протокола (Mealtime Scan+; пять приёмов пищи каждые четыре месяца), дала статистически значимое улучшение физической и социальной среды и общего качества приёма пищи во всех трёх домах [163]. Вывод для российского ДСО прост: изменения среды приёма пищи поддаются наблюдению по чек-листу, который учреждение может вести собственными силами, если наблюдатель не участвует в раздаче (рекомендация).</w:t>
+        <w:t xml:space="preserve">Канадская группа M3 разработала протокол наблюдения Mealtime Scan, заполняемый обученным наблюдателем по ходу приёма пищи. Во вторичном анализе данных M3 (32 дома, 82 отделения, наблюдение 4–6 приёмов пищи в каждом отделении) большее число сотрудников в зале было связано с практиками, в большей мере ориентированными на отношения, в общих отделениях, но не в отделениях для людей с деменцией; авторы предполагают, что там решающую роль играет подготовка персонала [162]. Программа CHOICE+ с внешним сопровождением в течение 12 месяцев в трёх домах, оценённая по расширенной версии протокола (Mealtime Scan+; пять приёмов пищи каждые четыре месяца), дала статистически значимое улучшение физической и социальной среды и общего качества приёма пищи во всех трёх домах [163]. Для российского ДСО отсюда следует, что изменения среды приёма пищи поддаются наблюдению по чек-листу, который учреждение может вести собственными силами, если наблюдатель не участвует в раздаче (рекомендация).</w:t>
       </w:r>
     </w:p>
     <w:p>
@@ -21729,14 +22615,69 @@
         <w:t xml:space="preserve">Масса тела включена в набор потому, что учреждение её уже ведёт; толкует её врач. Научного исследования эти показатели не образуют: без контрольной группы и при малой выборке они показывают направление изменений и позволяют заметить вред, но не доказывают эффекта выбора.</w:t>
       </w:r>
     </w:p>
+    <w:bookmarkEnd w:id="142"/>
+    <w:bookmarkStart w:id="143" w:name="выводы-по-главе-7"/>
+    <w:p>
+      <w:pPr>
+        <w:pStyle w:val="Heading2"/>
+      </w:pPr>
+      <w:r>
+        <w:rPr>
+          <w:rStyle w:val="SectionNumber"/>
+        </w:rPr>
+        <w:t xml:space="preserve">7.19</w:t>
+      </w:r>
+      <w:r>
+        <w:tab/>
+      </w:r>
+      <w:r>
+        <w:t xml:space="preserve">Выводы по главе 7</w:t>
+      </w:r>
+    </w:p>
+    <w:p>
+      <w:pPr>
+        <w:pStyle w:val="FirstParagraph"/>
+      </w:pPr>
+      <w:r>
+        <w:t xml:space="preserve">Шестнадцать сценариев показывают, что вариативное меню может быть организовано в границах действующего права, но каждое из его звеньев требует собственного документального основания. Основная трудность связана не с санитарными правилами, которые выбора не запрещают, а в согласовании выбора с групповыми нормами питания: пары внутри одной группы продуктов норму не затрагивают, пары между группами требуют утверждённой учреждением таблицы замен и контроля по накопительной ведомости, причём федеральная таблица не покрывает ни пары «картофель — крупа», ни растительного эквивалента мяса, необходимого для поста. Выбор переносится в закупку через спецификацию по группам нормы и механизм цены единицы, а при аутсорсинге существует лишь в той мере, в какой записан в техническом задании. Стоимость выбора распадается на сырьевую строку, труд помощи и оборудование, и именно время персонала определяет, дойдёт ли выбор до жителей, которых кормят или которые не могут выразить предпочтение словами; для них предложен порядок каналов воли, опирающийся не на норму о питании, а на общие положения о предпочтениях лица. Измерить результат учреждение может минимальным набором показателей, разделяющим выбранное, съеденное, оценённое и среду приёма пищи. Открытыми остаются вопросы о суточной пробе каждого варианта, о фиксации вывода карты предпочтений и о судьбе иллюстрации масштаба затрат.</w:t>
+      </w:r>
+    </w:p>
     <w:bookmarkEnd w:id="143"/>
-    <w:bookmarkStart w:id="144" w:name="выводы-по-главе-7"/>
+    <w:bookmarkEnd w:id="144"/>
+    <w:bookmarkStart w:id="162" w:name="контроль-кто-и-что-проверяет"/>
+    <w:p>
+      <w:pPr>
+        <w:pStyle w:val="Heading1"/>
+      </w:pPr>
+      <w:r>
+        <w:rPr>
+          <w:rStyle w:val="SectionNumber"/>
+        </w:rPr>
+        <w:t xml:space="preserve">8</w:t>
+      </w:r>
+      <w:r>
+        <w:tab/>
+      </w:r>
+      <w:r>
+        <w:t xml:space="preserve">Контроль: кто и что проверяет</w:t>
+      </w:r>
+    </w:p>
+    <w:bookmarkStart w:id="145" w:name="различие-предметов-контроля"/>
     <w:p>
       <w:pPr>
         <w:pStyle w:val="Heading2"/>
       </w:pPr>
       <w:r>
-        <w:t xml:space="preserve">Выводы по главе 7</w:t>
+        <w:rPr>
+          <w:rStyle w:val="SectionNumber"/>
+        </w:rPr>
+        <w:t xml:space="preserve">8.1</w:t>
+      </w:r>
+      <w:r>
+        <w:tab/>
+      </w:r>
+      <w:r>
+        <w:t xml:space="preserve">Различие предметов контроля</w:t>
       </w:r>
     </w:p>
     <w:p>
@@ -21744,27 +22685,26 @@
         <w:pStyle w:val="FirstParagraph"/>
       </w:pPr>
       <w:r>
-        <w:t xml:space="preserve">Шестнадцать сценариев показывают, что вариативное меню может быть организовано в границах действующего права, но каждое из его звеньев требует собственного документального основания. Главная трудность лежит не в санитарных правилах, которые выбора не запрещают, а в согласовании выбора с групповыми нормами питания: пары внутри одной группы продуктов норму не затрагивают, пары между группами требуют утверждённой учреждением таблицы замен и контроля по накопительной ведомости, причём федеральная таблица не покрывает ни пары «картофель — крупа», ни растительного эквивалента мяса, необходимого для поста. Выбор переносится в закупку через спецификацию по группам нормы и механизм цены единицы, а при аутсорсинге существует лишь в той мере, в какой записан в техническом задании. Стоимость выбора распадается на сырьевую строку, труд помощи и оборудование, и именно время персонала определяет, дойдёт ли выбор до жителей, которых кормят или которые не могут выразить предпочтение словами; для них предложен порядок каналов воли, опирающийся не на норму о питании, а на общие положения о предпочтениях лица. Измерить результат учреждение может минимальным набором показателей, разделяющим выбранное, съеденное, оценённое и среду приёма пищи. Открытыми остаются вопросы о суточной пробе каждого варианта, о фиксации вывода карты предпочтений и о судьбе иллюстрации масштаба затрат. Как эти решения выглядят с позиции проверяющего, рассматривает глава 8.</w:t>
-      </w:r>
-    </w:p>
-    <w:bookmarkEnd w:id="144"/>
+        <w:t xml:space="preserve">Вариативное меню попадает в поле зрения нескольких контролирующих органов, каждый из которых исследует собственный предмет. Смешение предметов контроля приводит к тому, что учреждение отвечает санитарному инспектору о качестве социальной услуги, а ведомственному контролёру — о санитарных нормах. Ниже органы разграничены по предмету с указанием того, какой вопрос о выборе каждый из них вправе поставить.</w:t>
+      </w:r>
+    </w:p>
     <w:bookmarkEnd w:id="145"/>
-    <w:bookmarkStart w:id="163" w:name="контроль-кто-и-что-проверяет"/>
-    <w:p>
-      <w:pPr>
-        <w:pStyle w:val="Heading1"/>
-      </w:pPr>
-      <w:r>
-        <w:t xml:space="preserve">Контроль: кто и что проверяет</w:t>
-      </w:r>
-    </w:p>
-    <w:bookmarkStart w:id="146" w:name="различие-предметов-контроля"/>
+    <w:bookmarkStart w:id="146" w:name="санитарно-эпидемиологический-надзор"/>
     <w:p>
       <w:pPr>
         <w:pStyle w:val="Heading2"/>
       </w:pPr>
       <w:r>
-        <w:t xml:space="preserve">Различие предметов контроля</w:t>
+        <w:rPr>
+          <w:rStyle w:val="SectionNumber"/>
+        </w:rPr>
+        <w:t xml:space="preserve">8.2</w:t>
+      </w:r>
+      <w:r>
+        <w:tab/>
+      </w:r>
+      <w:r>
+        <w:t xml:space="preserve">Санитарно-эпидемиологический надзор</w:t>
       </w:r>
     </w:p>
     <w:p>
@@ -21772,33 +22712,24 @@
         <w:pStyle w:val="FirstParagraph"/>
       </w:pPr>
       <w:r>
-        <w:t xml:space="preserve">Вариативное меню попадает в поле зрения нескольких контролирующих органов, каждый из которых исследует собственный предмет. Большинство конфликтов при проверках возникает из смешения предметов контроля: учреждение отвечает санитарному инспектору о качестве социальной услуги, а ведомственному контролёру — о санитарных нормах. Поэтому глава последовательно разграничивает органы по предмету и показывает, какой вопрос о выборе каждый из них вправе поставить.</w:t>
+        <w:t xml:space="preserve">Предметом надзора является соблюдение обязательных требований СанПиН 4282-26 и иных санитарных правил: приём продукции, условия хранения, поточность, температурный режим, сроки раздачи, бракераж, суточные пробы, медицинские осмотры персонала [3]. СанПиН прямо указывает, что оценка соблюдения содержащихся в нём рекомендательных норм не может быть предметом федерального государственного санитарно-эпидемиологического контроля (п. 3) [3]. Число блюд на выбор, их набор и сам факт выбора в предмет санитарного надзора не входят, однако каждое блюдо проверяется по общим правилам (сценарий 5). Ответственность наступает по ст. 6.6 КоАП (п. 2.11).</w:t>
       </w:r>
     </w:p>
     <w:bookmarkEnd w:id="146"/>
-    <w:bookmarkStart w:id="147" w:name="санитарно-эпидемиологический-надзор"/>
+    <w:bookmarkStart w:id="147" w:name="Xa002204e165f10128f3c5318987973573dc8c71"/>
     <w:p>
       <w:pPr>
         <w:pStyle w:val="Heading2"/>
       </w:pPr>
       <w:r>
-        <w:t xml:space="preserve">Санитарно-эпидемиологический надзор</w:t>
-      </w:r>
-    </w:p>
-    <w:p>
-      <w:pPr>
-        <w:pStyle w:val="FirstParagraph"/>
-      </w:pPr>
-      <w:r>
-        <w:t xml:space="preserve">Предметом надзора является соблюдение обязательных требований СанПиН 4282-26 и иных санитарных правил: приём продукции, условия хранения, поточность, температурный режим, сроки раздачи, бракераж, суточные пробы, медицинские осмотры персонала [3]. СанПиН прямо указывает, что оценка соблюдения содержащихся в нём рекомендательных норм не может быть предметом федерального государственного санитарно-эпидемиологического контроля (п. 3) [3]. Число блюд на выбор, их набор и сам факт выбора в предмет санитарного надзора не входят, однако каждое блюдо проверяется по общим правилам (сценарий 5). Ответственность наступает по ст. 6.6 КоАП (п. 2.11).</w:t>
-      </w:r>
-    </w:p>
-    <w:bookmarkEnd w:id="147"/>
-    <w:bookmarkStart w:id="148" w:name="Xa002204e165f10128f3c5318987973573dc8c71"/>
-    <w:p>
-      <w:pPr>
-        <w:pStyle w:val="Heading2"/>
-      </w:pPr>
+        <w:rPr>
+          <w:rStyle w:val="SectionNumber"/>
+        </w:rPr>
+        <w:t xml:space="preserve">8.3</w:t>
+      </w:r>
+      <w:r>
+        <w:tab/>
+      </w:r>
       <w:r>
         <w:t xml:space="preserve">Государственный контроль (надзор) в сфере социального обслуживания: кто проверяет государственный дом-интернат</w:t>
       </w:r>
@@ -21843,13 +22774,13 @@
           <w:b/>
           <w:bCs/>
         </w:rPr>
-        <w:t xml:space="preserve">Исправление.</w:t>
+        <w:t xml:space="preserve">Роль органа субъекта.</w:t>
       </w:r>
       <w:r>
         <w:t xml:space="preserve"> </w:t>
       </w:r>
       <w:r>
-        <w:t xml:space="preserve">В предыдущей версии главы региональный государственный контроль был описан как надзор за государственными домами-интернатами субъекта. Для государственных учреждений это неверно с 01.07.2021: проверяющим органом является Роструд, тогда как орган субъекта выступает учредителем (п. 8.5). Для Санкт-Петербурга то же следует из постановления Правительства Санкт-Петербурга от 14.12.2021 № 985: предметом регионального контроля Комитета по социальной политике служит соблюдение требований негосударственными поставщиками и индивидуальными предпринимателями (п. 1.2 Положения). Тем же постановлением с 01.01.2022 признано утратившим силу постановление от 29.12.2014 № 1291, приложение № 2 к которому с 2016 г. наделяло Управление социального питания полномочием регионального контроля «в части, касающейся соблюдения норм питания» (п. 6, 7) [165]. Расхождение внесено в перечень противоречий (гл. 9).</w:t>
+        <w:t xml:space="preserve">С 01.07.2021 региональный государственный контроль на государственные дома-интернаты субъекта не распространяется: проверяющим органом является Роструд, а орган субъекта выступает учредителем (п. 8.5). Для Санкт-Петербурга то же следует из постановления Правительства Санкт-Петербурга от 14.12.2021 № 985: предметом регионального контроля Комитета по социальной политике служит соблюдение требований негосударственными поставщиками и индивидуальными предпринимателями (п. 1.2 Положения). Тем же постановлением с 01.01.2022 признано утратившим силу постановление от 29.12.2014 № 1291, приложение № 2 к которому с 2016 г. наделяло Управление социального питания полномочием регионального контроля «в части, касающейся соблюдения норм питания» (п. 6, 7) [165]. Расхождение с прежними материалами внесено в перечень противоречий (гл. 9).</w:t>
       </w:r>
     </w:p>
     <w:p>
@@ -22077,14 +23008,50 @@
         <w:t xml:space="preserve">Для вариативного меню отсюда вытекают три вывода (толкование). Во-первых, вопрос 64 сформулирован через нормы питания, то есть через количества продуктов по региональному акту; ни выбор блюд, ни число вариантов, ни учёт предпочтений в питании в листе не упоминаются. Предпочтения названы лишь однажды — в вопросе 46, применительно к размещению по спальням [39], что воспроизводит асимметрию самих Правил по приказу № 305н (п. 2.4). Во-вторых, вопрос 75 делает соблюдение постов предметом федеральной проверки каждого государственного дома-интерната субъекта: учреждение должно быть готово показать, как житель, соблюдающий пост, получает питание (п. 8.15). В-третьих, проверочный лист не исчерпывает проверки: приказ прямо оговаривает, что выездные проверки не сводятся к вопросам листа [39].</w:t>
       </w:r>
     </w:p>
+    <w:bookmarkEnd w:id="147"/>
+    <w:bookmarkStart w:id="148" w:name="X2eaa255477804264cee67ce37ee556bc2b139ad"/>
+    <w:p>
+      <w:pPr>
+        <w:pStyle w:val="Heading2"/>
+      </w:pPr>
+      <w:r>
+        <w:rPr>
+          <w:rStyle w:val="SectionNumber"/>
+        </w:rPr>
+        <w:t xml:space="preserve">8.4</w:t>
+      </w:r>
+      <w:r>
+        <w:tab/>
+      </w:r>
+      <w:r>
+        <w:t xml:space="preserve">Региональный государственный контроль: только негосударственные поставщики</w:t>
+      </w:r>
+    </w:p>
+    <w:p>
+      <w:pPr>
+        <w:pStyle w:val="FirstParagraph"/>
+      </w:pPr>
+      <w:r>
+        <w:t xml:space="preserve">Региональный государственный контроль (надзор) осуществляют органы субъектов по положениям, утверждённым высшим исполнительным органом субъекта (п. 2 ч. 1 ст. 33 442-ФЗ) [24]. Его предметом служат те же обязательные требования, включая региональные нормы питания, но в отношении негосударственных организаций и индивидуальных предпринимателей [24, 165]. Для вариативного меню различие существенно в двух случаях: когда питание в негосударственной организации, включённой в реестр поставщиков, оплачивается по региональному тарифу и когда субъект передаёт часть стационарного обслуживания негосударственным поставщикам. В обоих случаях региональные нормы питания и порядок предоставления услуги проверяет орган субъекта, а не Роструд (толкование).</w:t>
+      </w:r>
+    </w:p>
     <w:bookmarkEnd w:id="148"/>
-    <w:bookmarkStart w:id="149" w:name="X2eaa255477804264cee67ce37ee556bc2b139ad"/>
+    <w:bookmarkStart w:id="149" w:name="учредитель"/>
     <w:p>
       <w:pPr>
         <w:pStyle w:val="Heading2"/>
       </w:pPr>
       <w:r>
-        <w:t xml:space="preserve">Региональный государственный контроль: только негосударственные поставщики</w:t>
+        <w:rPr>
+          <w:rStyle w:val="SectionNumber"/>
+        </w:rPr>
+        <w:t xml:space="preserve">8.5</w:t>
+      </w:r>
+      <w:r>
+        <w:tab/>
+      </w:r>
+      <w:r>
+        <w:t xml:space="preserve">Учредитель</w:t>
       </w:r>
     </w:p>
     <w:p>
@@ -22092,33 +23059,24 @@
         <w:pStyle w:val="FirstParagraph"/>
       </w:pPr>
       <w:r>
-        <w:t xml:space="preserve">Региональный государственный контроль (надзор) осуществляют органы субъектов по положениям, утверждённым высшим исполнительным органом субъекта (п. 2 ч. 1 ст. 33 442-ФЗ) [24]. Его предметом служат те же обязательные требования, включая региональные нормы питания, но в отношении негосударственных организаций и индивидуальных предпринимателей [24, 165]. Для вариативного меню различие существенно в двух случаях: когда питание в негосударственной организации, включённой в реестр поставщиков, оплачивается по региональному тарифу и когда субъект передаёт часть стационарного обслуживания негосударственным поставщикам. В обоих случаях региональные нормы питания и порядок предоставления услуги проверяет орган субъекта, а не Роструд (толкование).</w:t>
+        <w:t xml:space="preserve">Учредитель государственного учреждения контролирует выполнение государственного задания и финансово-хозяйственную деятельность. Вариативное меню касается учредителя постольку, поскольку изменяет структуру расходов на питание, штат или оборудование. Для государственного дома-интерната субъекта учредителем является тот же орган, который в отношении негосударственных поставщиков осуществляет региональный контроль, — в Санкт-Петербурге Комитет по социальной политике (п. 1.3 Положения по постановлению № 985) [165]. Петербургское сообщение о вариативном меню прозвучало на заседании рабочей группы при Комитете по социальной политике [21]; обсуждение практики с учредителем снижает риск того, что её сочтут самовольным отступлением от порядка (толкование).</w:t>
       </w:r>
     </w:p>
     <w:bookmarkEnd w:id="149"/>
-    <w:bookmarkStart w:id="150" w:name="учредитель"/>
+    <w:bookmarkStart w:id="150" w:name="Xa53791126c859be4a367b83277feb8bb0f9f2b8"/>
     <w:p>
       <w:pPr>
         <w:pStyle w:val="Heading2"/>
       </w:pPr>
       <w:r>
-        <w:t xml:space="preserve">Учредитель</w:t>
-      </w:r>
-    </w:p>
-    <w:p>
-      <w:pPr>
-        <w:pStyle w:val="FirstParagraph"/>
-      </w:pPr>
-      <w:r>
-        <w:t xml:space="preserve">Учредитель государственного учреждения контролирует выполнение государственного задания и финансово-хозяйственную деятельность. Вариативное меню касается учредителя постольку, поскольку изменяет структуру расходов на питание, штат или оборудование. Для государственного дома-интерната субъекта учредителем является тот же орган, который в отношении негосударственных поставщиков осуществляет региональный контроль, — в Санкт-Петербурге Комитет по социальной политике (п. 1.3 Положения по постановлению № 985) [165]. Петербургское сообщение о вариативном меню прозвучало на заседании рабочей группы при Комитете по социальной политике [21]; такой формат, при котором учредитель извещён и практика с ним обсуждается, снижает риск того, что её примут за самовольное отступление от порядка.</w:t>
-      </w:r>
-    </w:p>
-    <w:bookmarkEnd w:id="150"/>
-    <w:bookmarkStart w:id="151" w:name="Xa53791126c859be4a367b83277feb8bb0f9f2b8"/>
-    <w:p>
-      <w:pPr>
-        <w:pStyle w:val="Heading2"/>
-      </w:pPr>
+        <w:rPr>
+          <w:rStyle w:val="SectionNumber"/>
+        </w:rPr>
+        <w:t xml:space="preserve">8.6</w:t>
+      </w:r>
+      <w:r>
+        <w:tab/>
+      </w:r>
       <w:r>
         <w:t xml:space="preserve">Санкт-Петербург: оценка уровня организации социального питания</w:t>
       </w:r>
@@ -22172,17 +23130,53 @@
         <w:pStyle w:val="BodyText"/>
       </w:pPr>
       <w:r>
-        <w:t xml:space="preserve">Для вариативного меню из этой процедуры следуют два вывода (толкование). Во-первых, критерии оценки не содержат ни показателей выбора, ни показателей съеденного, ни удовлетворённости получателей; родительский контроль качества питания в учреждениях образования методика выделяет особо, тогда как аналогичного механизма участия жителей учреждений социального обслуживания отчёт не описывает [166]. Во-вторых, несоответствие ежедневного меню цикличному фиксируется как недочёт. Поэтому учреждению, вводящему выбор, следует оформлять варианты внутри утверждённого цикличного меню (оба — позициями цикла), а не как отступление от него; в противном случае вариативность предстанет в отчёте нарушением (рекомендация; противоречие внесено в гл. 9).</w:t>
+        <w:t xml:space="preserve">Для вариативного меню из этой процедуры следуют два вывода (толкование). Во-первых, критерии оценки не содержат ни показателей выбора, ни показателей съеденного, ни удовлетворённости получателей; родительский контроль качества питания в учреждениях образования методика выделяет особо, тогда как аналогичного механизма участия жителей учреждений социального обслуживания отчёт не описывает [166]. Во-вторых, несоответствие ежедневного меню цикличному фиксируется как недочёт. Поэтому учреждению, вводящему выбор, следует оформлять варианты внутри утверждённого цикличного меню (оба — позициями цикла), а не как отступление от него; в противном случае вариант будет отражён в отчёте как нарушение (рекомендация; противоречие внесено в гл. 9).</w:t>
+      </w:r>
+    </w:p>
+    <w:bookmarkEnd w:id="150"/>
+    <w:bookmarkStart w:id="151" w:name="контрольно-счётные-органы"/>
+    <w:p>
+      <w:pPr>
+        <w:pStyle w:val="Heading2"/>
+      </w:pPr>
+      <w:r>
+        <w:rPr>
+          <w:rStyle w:val="SectionNumber"/>
+        </w:rPr>
+        <w:t xml:space="preserve">8.7</w:t>
+      </w:r>
+      <w:r>
+        <w:tab/>
+      </w:r>
+      <w:r>
+        <w:t xml:space="preserve">Контрольно-счётные органы</w:t>
+      </w:r>
+    </w:p>
+    <w:p>
+      <w:pPr>
+        <w:pStyle w:val="FirstParagraph"/>
+      </w:pPr>
+      <w:r>
+        <w:t xml:space="preserve">Контрольно-счётная палата субъекта проверяет законность и эффективность расходования бюджетных средств, в том числе на питание в подведомственных учреждениях. Примером служит проверка Контрольно-счётной палатой Иркутской области расходов на питание в учреждениях министерства социального развития за 2021–2023 гг. (акт от 07.07.2023 по Ново-Ленинскому дому-интернату) [19]. Предметом такой проверки являются не выбор и не качество, а соответствие учётных документов фактам: численность жителей на питании по приказам и по меню-требованию, наличие и соблюдение технологических карт, обоснованность списания продуктов. Акт рекомендует министерству определить момент, на который «фиксируется» численность жителей для выдачи продуктов, поскольку продукты на госпитализированных выдаются накануне [19]. Для вариативного меню это означает, что каждая замена должна иметь документальное основание и перед контрольно-счётным органом (сценарий 13).</w:t>
       </w:r>
     </w:p>
     <w:bookmarkEnd w:id="151"/>
-    <w:bookmarkStart w:id="152" w:name="контрольно-счётные-органы"/>
+    <w:bookmarkStart w:id="153" w:name="прокуратура"/>
     <w:p>
       <w:pPr>
         <w:pStyle w:val="Heading2"/>
       </w:pPr>
       <w:r>
-        <w:t xml:space="preserve">Контрольно-счётные органы</w:t>
+        <w:rPr>
+          <w:rStyle w:val="SectionNumber"/>
+        </w:rPr>
+        <w:t xml:space="preserve">8.8</w:t>
+      </w:r>
+      <w:r>
+        <w:tab/>
+      </w:r>
+      <w:r>
+        <w:t xml:space="preserve">Прокуратура</w:t>
       </w:r>
     </w:p>
     <w:p>
@@ -22190,32 +23184,23 @@
         <w:pStyle w:val="FirstParagraph"/>
       </w:pPr>
       <w:r>
-        <w:t xml:space="preserve">Контрольно-счётная палата субъекта проверяет законность и эффективность расходования бюджетных средств, в том числе на питание в подведомственных учреждениях. Примером служит проверка Контрольно-счётной палатой Иркутской области расходов на питание в учреждениях министерства социального развития за 2021–2023 гг. (акт от 07.07.2023 по Ново-Ленинскому дому-интернату) [19]. Предметом такой проверки являются не выбор и не качество, а соответствие учётных документов фактам: численность жителей на питании по приказам и по меню-требованию, наличие и соблюдение технологических карт, обоснованность списания продуктов. Акт рекомендует министерству определить момент, на который «фиксируется» численность жителей для выдачи продуктов, поскольку продукты на госпитализированных выдаются накануне [19]. Для вариативного меню это ещё один контролёр, перед которым каждая замена должна иметь документальное основание (сценарий 13).</w:t>
-      </w:r>
-    </w:p>
-    <w:bookmarkEnd w:id="152"/>
-    <w:bookmarkStart w:id="154" w:name="прокуратура"/>
-    <w:p>
-      <w:pPr>
-        <w:pStyle w:val="Heading2"/>
-      </w:pPr>
-      <w:r>
-        <w:t xml:space="preserve">Прокуратура</w:t>
-      </w:r>
-    </w:p>
-    <w:p>
-      <w:pPr>
-        <w:pStyle w:val="FirstParagraph"/>
-      </w:pPr>
-      <w:r>
         <w:t xml:space="preserve">Прокуратура проверяет соблюдение законов, в том числе прав проживающих, и применяет меры прокурорского реагирования, включая возбуждение дел об административных правонарушениях; примером служит дело по ст. 6.6 КоАП в отношении социально-реабилитационного центра в Кашине [66]. Ещё один пример — дело 2023 г. в Еврейской автономной области. По обращению проживающего прокуратура района вместе с Роспотребнадзором проверила организацию питания в ОГБУ «Бирофельдский дом-интернат для престарелых и инвалидов» и первым нарушением назвала то, что «ежедневное меню не соответствовало основному десятидневному (перспективному) меню»; отмечены также отсутствие бракеражного журнала, неутверждённые технологические карты и нарушения хранения продуктов. Директору внесено представление, в отношении должностного лица возбуждено дело по ст. 6.3 КоАП [167] (по сообщению СМИ со ссылкой на прокуратуру ЕАО; проверка проведена до вступления в силу СанПиН 4282-26). Для вариативного меню случай показывает, где проходит граница: несоответствие ежедневного меню утверждённому цикличному проверяющие квалифицируют как нарушение, поэтому каждый вариант блюда должен входить в утверждённое меню, а не появляться в ежедневном меню помимо него (толкование; ср. первую строку чек-листа ниже). Прокурорский надзор может быть обращён в обе стороны: на качество питания и на соблюдение прав жителей, предусмотренных ст. 9 442-ФЗ и (для ПНИ) ст. 37 Закона № 3185-1.</w:t>
       </w:r>
     </w:p>
-    <w:bookmarkStart w:id="153" w:name="Xe40d101577e9fb5332631863d0a906419103f5e"/>
+    <w:bookmarkStart w:id="152" w:name="Xe40d101577e9fb5332631863d0a906419103f5e"/>
     <w:p>
       <w:pPr>
         <w:pStyle w:val="Heading3"/>
       </w:pPr>
+      <w:r>
+        <w:rPr>
+          <w:rStyle w:val="SectionNumber"/>
+        </w:rPr>
+        <w:t xml:space="preserve">8.8.1</w:t>
+      </w:r>
+      <w:r>
+        <w:tab/>
+      </w:r>
       <w:r>
         <w:t xml:space="preserve">Правовая позиция учреждения: как отвечать на запрос прокурора</w:t>
       </w:r>
@@ -22235,7 +23220,7 @@
         <w:t xml:space="preserve"> </w:t>
       </w:r>
       <w:r>
-        <w:t xml:space="preserve">Ст. 6.6 КоАП является специальной нормой (нарушение санитарно-эпидемиологических требований к организации питания населения), ст. 6.3 КоАП — общей (нарушение законодательства о санитарно-эпидемиологическом благополучии) (п. 2.11) [65]. К претензиям к питанию в стационаре применяется ст. 6.6 [66]; в практике, однако, встречается и квалификация по общей ст. 6.3 — так было в деле 2023 г. в ЕАО [167]. Чем определялся выбор состава в каждом из двух дел, открытые сообщения не объясняют. Ни один из этих составов не предусматривает ответственности за наличие второго варианта блюда; оба наказывают за нарушение санитарных требований к поданному. Нарушение региональных норм питания (количества и состава рациона) составляет отдельный предмет — государственного контроля в сфере социального обслуживания (п. 8.3–8.4), а не ст. 6.6.</w:t>
+        <w:t xml:space="preserve">Ст. 6.6 КоАП является специальной нормой (нарушение санитарно-эпидемиологических требований к организации питания населения), ст. 6.3 КоАП — общей (нарушение законодательства о санитарно-эпидемиологическом благополучии) (п. 2.11) [65]. К претензиям к питанию в стационаре применяется ст. 6.6 [66]; в практике, однако, встречается и квалификация по общей ст. 6.3 — в деле 2023 г. в ЕАО, изложенном выше [167]. Чем определялся выбор состава в каждом из двух дел, открытые сообщения не объясняют. Ни один из этих составов не предусматривает ответственности за наличие второго варианта блюда; оба наказывают за нарушение санитарных требований к поданному. Нарушение региональных норм питания (количества и состава рациона) составляет отдельный предмет — государственного контроля в сфере социального обслуживания (п. 8.3–8.4), а не ст. 6.6.</w:t>
       </w:r>
     </w:p>
     <w:p>
@@ -22253,7 +23238,7 @@
         <w:t xml:space="preserve"> </w:t>
       </w:r>
       <w:r>
-        <w:t xml:space="preserve">Судебных актов, в которых предметом спора было бы вариативное меню (выбор блюда, второй вариант, заказ накануне), в открытых базах не обнаружено; реестр судебной практики проекта (case_law_registry.csv) содержит две незаполненные строки со статусом «не верифицировано» [23]. Ссылаться на «сложившуюся практику» в каком бы то ни было направлении нельзя.</w:t>
+        <w:t xml:space="preserve">Судебных актов, в которых предметом спора было бы вариативное меню (выбор блюда, второй вариант, заказ накануне), в открытых базах не обнаружено; реестр судебной практики проекта (case_law_registry.csv) содержит две незаполненные строки со статусом «не верифицировано» [23]. Ссылки на «сложившуюся практику» в каком бы то ни было направлении поэтому необоснованны.</w:t>
       </w:r>
     </w:p>
     <w:p>
@@ -22538,15 +23523,51 @@
         <w:t xml:space="preserve">Корректная формула локального акта такова: «учитываются мнение и предпочтения получателей социальных услуг, в том числе признанных недееспособными, выявленные доступным способом» [22, гл. 16.5].</w:t>
       </w:r>
     </w:p>
+    <w:bookmarkEnd w:id="152"/>
     <w:bookmarkEnd w:id="153"/>
+    <w:bookmarkStart w:id="154" w:name="антимонопольный-контроль"/>
+    <w:p>
+      <w:pPr>
+        <w:pStyle w:val="Heading2"/>
+      </w:pPr>
+      <w:r>
+        <w:rPr>
+          <w:rStyle w:val="SectionNumber"/>
+        </w:rPr>
+        <w:t xml:space="preserve">8.9</w:t>
+      </w:r>
+      <w:r>
+        <w:tab/>
+      </w:r>
+      <w:r>
+        <w:t xml:space="preserve">Антимонопольный контроль</w:t>
+      </w:r>
+    </w:p>
+    <w:p>
+      <w:pPr>
+        <w:pStyle w:val="FirstParagraph"/>
+      </w:pPr>
+      <w:r>
+        <w:t xml:space="preserve">ФАС России и её территориальные органы контролируют закупки и выявляют картели на торгах продуктами (п. 2.11) [68, 69]. Для вариативного меню риск состоит в том, что спецификацию, составленную под конкретный вариант блюда, сочтут ограничивающей конкуренцию.</w:t>
+      </w:r>
+    </w:p>
     <w:bookmarkEnd w:id="154"/>
-    <w:bookmarkStart w:id="155" w:name="антимонопольный-контроль"/>
+    <w:bookmarkStart w:id="155" w:name="Xd453b584d5a03894042caa9937fc1e7856692d8"/>
     <w:p>
       <w:pPr>
         <w:pStyle w:val="Heading2"/>
       </w:pPr>
       <w:r>
-        <w:t xml:space="preserve">Антимонопольный контроль</w:t>
+        <w:rPr>
+          <w:rStyle w:val="SectionNumber"/>
+        </w:rPr>
+        <w:t xml:space="preserve">8.10</w:t>
+      </w:r>
+      <w:r>
+        <w:tab/>
+      </w:r>
+      <w:r>
+        <w:t xml:space="preserve">Независимая оценка и общественный контроль</w:t>
       </w:r>
     </w:p>
     <w:p>
@@ -22554,33 +23575,24 @@
         <w:pStyle w:val="FirstParagraph"/>
       </w:pPr>
       <w:r>
-        <w:t xml:space="preserve">ФАС России и её территориальные органы контролируют закупки и выявляют картели на торгах продуктами (п. 2.11) [68, 69]. Для вариативного меню риск состоит в том, что спецификацию, составленную под конкретный вариант блюда, сочтут ограничивающей конкуренцию.</w:t>
+        <w:t xml:space="preserve">Независимая оценка качества условий оказания услуг организациями социального обслуживания проводится по ст. 23.1 442-ФЗ, общественный контроль — по ст. 34 442-ФЗ [24]. Санкций эти механизмы не влекут, однако формируют публичную репутацию учреждения, а для вариативного меню служат каналом обратной связи от жителей и семей. Уполномоченные по правам человека и по правам ребёнка в субъектах рассматривают жалобы и готовят доклады; в докладе Уполномоченного по правам ребёнка в Санкт-Петербурге за 2024 г. описан пилотный проект «Вариативное меню» в образовательных организациях [79], а не в организациях социального обслуживания взрослых (п. 3.2).</w:t>
       </w:r>
     </w:p>
     <w:bookmarkEnd w:id="155"/>
-    <w:bookmarkStart w:id="156" w:name="Xd453b584d5a03894042caa9937fc1e7856692d8"/>
+    <w:bookmarkStart w:id="156" w:name="внутренний-контроль"/>
     <w:p>
       <w:pPr>
         <w:pStyle w:val="Heading2"/>
       </w:pPr>
       <w:r>
-        <w:t xml:space="preserve">Независимая оценка и общественный контроль</w:t>
-      </w:r>
-    </w:p>
-    <w:p>
-      <w:pPr>
-        <w:pStyle w:val="FirstParagraph"/>
-      </w:pPr>
-      <w:r>
-        <w:t xml:space="preserve">Независимая оценка качества условий оказания услуг организациями социального обслуживания проводится по ст. 23.1 442-ФЗ, общественный контроль — по ст. 34 442-ФЗ [24]. Санкций эти механизмы не влекут, однако формируют публичную репутацию учреждения, а для вариативного меню служат каналом обратной связи от жителей и семей. Уполномоченные по правам человека и по правам ребёнка в субъектах рассматривают жалобы и готовят доклады; в докладе Уполномоченного по правам ребёнка в Санкт-Петербурге за 2024 г. описан пилотный проект «Вариативное меню» в образовательных организациях [79], а не в организациях социального обслуживания взрослых (п. 3.2).</w:t>
-      </w:r>
-    </w:p>
-    <w:bookmarkEnd w:id="156"/>
-    <w:bookmarkStart w:id="157" w:name="внутренний-контроль"/>
-    <w:p>
-      <w:pPr>
-        <w:pStyle w:val="Heading2"/>
-      </w:pPr>
+        <w:rPr>
+          <w:rStyle w:val="SectionNumber"/>
+        </w:rPr>
+        <w:t xml:space="preserve">8.11</w:t>
+      </w:r>
+      <w:r>
+        <w:tab/>
+      </w:r>
       <w:r>
         <w:t xml:space="preserve">Внутренний контроль</w:t>
       </w:r>
@@ -22647,46 +23659,64 @@
         <w:t xml:space="preserve">Стандарт DGE рассматривает учёт возвращённой еды как основу корректировки плана меню, приготовления и подачи и как способ выявлять непопулярные блюда и неверно рассчитанные порции [149]. Для внутреннего контроля вариативного меню это естественный показатель: возвраты по каждому варианту показывают, что выбирают и что не доедают. Предел показателю устанавливает японское исследование CLEVER, в котором расчёт потребления по рецептурам и отходам завышал фактическое потребление в среднем на 15,3 % [130]; поэтому низкие возвраты не доказывают достаточности питания конкретного жителя (п. 5.9).</w:t>
       </w:r>
     </w:p>
+    <w:bookmarkEnd w:id="156"/>
+    <w:bookmarkStart w:id="157" w:name="как-выбор-проверяют-за-рубежом"/>
+    <w:p>
+      <w:pPr>
+        <w:pStyle w:val="Heading2"/>
+      </w:pPr>
+      <w:r>
+        <w:rPr>
+          <w:rStyle w:val="SectionNumber"/>
+        </w:rPr>
+        <w:t xml:space="preserve">8.12</w:t>
+      </w:r>
+      <w:r>
+        <w:tab/>
+      </w:r>
+      <w:r>
+        <w:t xml:space="preserve">Как выбор проверяют за рубежом</w:t>
+      </w:r>
+    </w:p>
+    <w:p>
+      <w:pPr>
+        <w:pStyle w:val="FirstParagraph"/>
+      </w:pPr>
+      <w:r>
+        <w:t xml:space="preserve">Зарубежные процедуры проверки отличаются от российских предметом: проверяется, как учреждение отвечает на волю жителя, причём проверка проводится в ходе реального приёма пищи.</w:t>
+      </w:r>
+    </w:p>
+    <w:p>
+      <w:pPr>
+        <w:pStyle w:val="BodyText"/>
+      </w:pPr>
+      <w:r>
+        <w:t xml:space="preserve">В США инспектор наблюдает раздачу с первого приёма пищи после прибытия и при отказе жителя от блюда устанавливает, предложена ли замена; он опрашивает жителей о соответствии еды их предпочтениям, а персонал — о том, как сведения о предпочтениях доходят до пищеблока, и при выявлении нарушения проверяет, учтены ли предпочтения в оценке и плане ухода [144, 145]. В Онтарио протокол наблюдения за приёмом пищи состоит из закрытых вопросов, привязанных к пунктам регламента: сообщается ли меню, есть ли альтернативы, предлагаются ли запланированные блюда, хватает ли времени, помогает ли сотрудник не более чем одному-двум жителям, рассматривал ли совет жителей время приёмов пищи, сообщаются ли замены [147]. В Англии руководство CQC связывает выбор с оценкой потребностей в питании и допускает уголовное преследование за нарушение регламента 14, повлёкшее предотвратимый вред [141]. В Швеции критерии Socialstyrelsen для закупок услуг ухода сформулированы как ощущения и возможности жителя (влияет ли он на время, обстановку, блюда) и пригодны для договора и проверки [151]. В Дании Апелляционное управление в порядке надзора оценило не практику дома, а локальный стандарт качества коммуны и признало незаконным запрет отказываться от отдельных приёмов пищи [152]. В Японии для «особого питания» по выбору проверяемы формальные гарантии — публичное объявление содержания и цены, согласие, подтверждение врача, отсутствие ухудшения обычного питания [155].</w:t>
+      </w:r>
+    </w:p>
+    <w:p>
+      <w:pPr>
+        <w:pStyle w:val="BodyText"/>
+      </w:pPr>
+      <w:r>
+        <w:t xml:space="preserve">Ни одна из этих процедур не требует определённого числа блюд. Их общий знаменатель — наблюдение приёма пищи, опрос жителя и проверка связи между записанным предпочтением и поданным (толкование).</w:t>
+      </w:r>
+    </w:p>
     <w:bookmarkEnd w:id="157"/>
-    <w:bookmarkStart w:id="158" w:name="как-выбор-проверяют-за-рубежом"/>
+    <w:bookmarkStart w:id="158" w:name="X01554a9e771fd684792ac0e91c2bbe42f3b301f"/>
     <w:p>
       <w:pPr>
         <w:pStyle w:val="Heading2"/>
       </w:pPr>
       <w:r>
-        <w:t xml:space="preserve">Как выбор проверяют за рубежом</w:t>
-      </w:r>
-    </w:p>
-    <w:p>
-      <w:pPr>
-        <w:pStyle w:val="FirstParagraph"/>
-      </w:pPr>
-      <w:r>
-        <w:t xml:space="preserve">Зарубежные процедуры проверки отличаются от российских не строгостью, а предметом: проверяется, как учреждение отвечает на волю жителя, и проверяется это в реальном приёме пищи.</w:t>
-      </w:r>
-    </w:p>
-    <w:p>
-      <w:pPr>
-        <w:pStyle w:val="BodyText"/>
-      </w:pPr>
-      <w:r>
-        <w:t xml:space="preserve">В США инспектор наблюдает раздачу с первого приёма пищи после прибытия и при отказе жителя от блюда устанавливает, предложена ли замена; он опрашивает жителей о соответствии еды их предпочтениям, а персонал — о том, как сведения о предпочтениях доходят до пищеблока, и при выявлении нарушения проверяет, учтены ли предпочтения в оценке и плане ухода [144, 145]. В Онтарио протокол наблюдения за приёмом пищи состоит из закрытых вопросов, привязанных к пунктам регламента: сообщается ли меню, есть ли альтернативы, предлагаются ли запланированные блюда, хватает ли времени, помогает ли сотрудник не более чем одному-двум жителям, рассматривал ли совет жителей время приёмов пищи, сообщаются ли замены [147]. В Англии руководство CQC связывает выбор с оценкой потребностей в питании и допускает уголовное преследование за нарушение регламента 14, повлёкшее предотвратимый вред [141]. В Швеции критерии Socialstyrelsen для закупок услуг ухода сформулированы как ощущения и возможности жителя (влияет ли он на время, обстановку, блюда) и пригодны для договора и проверки [151]. В Дании Апелляционное управление в порядке надзора оценило не практику дома, а локальный стандарт качества коммуны и признало незаконным запрет отказываться от отдельных приёмов пищи [152]. В Японии для «особого питания» по выбору проверяемы формальные гарантии — публичное объявление содержания и цены, согласие, подтверждение врача, отсутствие ухудшения обычного питания [155].</w:t>
-      </w:r>
-    </w:p>
-    <w:p>
-      <w:pPr>
-        <w:pStyle w:val="BodyText"/>
-      </w:pPr>
-      <w:r>
-        <w:t xml:space="preserve">Ни одна из этих процедур не требует определённого числа блюд. Их общий знаменатель — наблюдение приёма пищи, опрос жителя и проверка связи между записанным предпочтением и поданным (толкование).</w:t>
-      </w:r>
-    </w:p>
-    <w:bookmarkEnd w:id="158"/>
-    <w:bookmarkStart w:id="159" w:name="X01554a9e771fd684792ac0e91c2bbe42f3b301f"/>
-    <w:p>
-      <w:pPr>
-        <w:pStyle w:val="Heading2"/>
-      </w:pPr>
+        <w:rPr>
+          <w:rStyle w:val="SectionNumber"/>
+        </w:rPr>
+        <w:t xml:space="preserve">8.13</w:t>
+      </w:r>
+      <w:r>
+        <w:tab/>
+      </w:r>
       <w:r>
         <w:t xml:space="preserve">Чек-лист наблюдения за приёмом пищи для внутреннего контроля</w:t>
       </w:r>
@@ -23230,12 +24260,21 @@
         <w:t xml:space="preserve">Ответы фиксируются по одному наблюдению на отделение в неделю (рекомендация). Чек-лист дополняет, но не заменяет бракераж, взвешивание порций и суточную пробу.</w:t>
       </w:r>
     </w:p>
-    <w:bookmarkEnd w:id="159"/>
-    <w:bookmarkStart w:id="160" w:name="X2fdfc189e266d07c6ae8127c6df593f069852ae"/>
+    <w:bookmarkEnd w:id="158"/>
+    <w:bookmarkStart w:id="159" w:name="X2fdfc189e266d07c6ae8127c6df593f069852ae"/>
     <w:p>
       <w:pPr>
         <w:pStyle w:val="Heading2"/>
       </w:pPr>
+      <w:r>
+        <w:rPr>
+          <w:rStyle w:val="SectionNumber"/>
+        </w:rPr>
+        <w:t xml:space="preserve">8.14</w:t>
+      </w:r>
+      <w:r>
+        <w:tab/>
+      </w:r>
       <w:r>
         <w:t xml:space="preserve">Документы для проверяющего: кто что смотрит</w:t>
       </w:r>
@@ -23950,14 +24989,58 @@
         </w:tc>
       </w:tr>
     </w:tbl>
+    <w:bookmarkEnd w:id="159"/>
+    <w:bookmarkStart w:id="160" w:name="пост-как-предмет-проверки"/>
+    <w:p>
+      <w:pPr>
+        <w:pStyle w:val="Heading2"/>
+      </w:pPr>
+      <w:r>
+        <w:rPr>
+          <w:rStyle w:val="SectionNumber"/>
+        </w:rPr>
+        <w:t xml:space="preserve">8.15</w:t>
+      </w:r>
+      <w:r>
+        <w:tab/>
+      </w:r>
+      <w:r>
+        <w:t xml:space="preserve">Пост как предмет проверки</w:t>
+      </w:r>
+    </w:p>
+    <w:p>
+      <w:pPr>
+        <w:pStyle w:val="FirstParagraph"/>
+      </w:pPr>
+      <w:r>
+        <w:t xml:space="preserve">Обязанность обеспечивать условия для соблюдения постов (подп. 15 п. 20 Правил по приказу № 305н; п. 2.4) [27] с 24.02.2026 включена в проверочный лист Роструда как вопрос 75 [39]. Проверяющий вправе спросить, как житель, соблюдающий пост, получает питание, и учреждение без вариативного или индивидуального постного варианта должно показать иной способ (толкование). Вместе с тем вопрос 64 того же листа проверяет выполнение региональных норм питания [39], а в проанализированных региональных актах положений о замене продуктов животного происхождения растительными нет, как нет растительного эквивалента мяса и в таблице замен приложения № 11 к СанПиН 4282-26 (п. 2.6, сценарий 16). Таким образом, два вопроса одного проверочного листа могут требовать от учреждения трудно совместимого — постного питания и выполнения норм по мясу и молоку за тот же период. Противоречие внесено в гл. 9, предложение — в гл. 10.</w:t>
+      </w:r>
+    </w:p>
+    <w:p>
+      <w:pPr>
+        <w:pStyle w:val="BodyText"/>
+      </w:pPr>
+      <w:r>
+        <w:t xml:space="preserve">Минимальный комплект на время поста (рекомендация) включает список жителей, заявивших о соблюдении поста (с датой и подписью или отметкой о способе выражения воли); постный вариант в утверждённом меню; накопительную ведомость с отражением замен и пояснительной запиской о недовыполнении норм по отдельным группам продуктов, если оно возникло; протокол совета по питанию, согласовавшего постное меню.</w:t>
+      </w:r>
+    </w:p>
     <w:bookmarkEnd w:id="160"/>
-    <w:bookmarkStart w:id="161" w:name="пост-как-предмет-проверки"/>
+    <w:bookmarkStart w:id="161" w:name="выводы-по-главе-8"/>
     <w:p>
       <w:pPr>
         <w:pStyle w:val="Heading2"/>
       </w:pPr>
       <w:r>
-        <w:t xml:space="preserve">Пост как предмет проверки</w:t>
+        <w:rPr>
+          <w:rStyle w:val="SectionNumber"/>
+        </w:rPr>
+        <w:t xml:space="preserve">8.16</w:t>
+      </w:r>
+      <w:r>
+        <w:tab/>
+      </w:r>
+      <w:r>
+        <w:t xml:space="preserve">Выводы по главе 8</w:t>
       </w:r>
     </w:p>
     <w:p>
@@ -23965,33 +25048,7 @@
         <w:pStyle w:val="FirstParagraph"/>
       </w:pPr>
       <w:r>
-        <w:t xml:space="preserve">С 01.09.2025 обязанность обеспечивать условия для соблюдения постов закреплена в подп. 15 п. 20 Правил по приказу № 305н [27], а с 24.02.2026 она прямо включена в проверочный лист Роструда как вопрос 75 [39]. Проверяющий вправе спросить, как житель, соблюдающий пост, получает питание, и учреждение без вариативного или индивидуального постного варианта должно показать иной способ (толкование). Вместе с тем вопрос 64 того же листа проверяет выполнение региональных норм питания [39], а в проанализированных региональных актах положений о замене продуктов животного происхождения растительными нет, как нет растительного эквивалента мяса и в таблице замен приложения № 11 к СанПиН 4282-26 (п. 2.6, сценарий 16). Таким образом, два вопроса одного проверочного листа могут требовать от учреждения трудно совместимого — постного питания и выполнения норм по мясу и молоку за тот же период. Противоречие внесено в гл. 9, предложение — в гл. 10.</w:t>
-      </w:r>
-    </w:p>
-    <w:p>
-      <w:pPr>
-        <w:pStyle w:val="BodyText"/>
-      </w:pPr>
-      <w:r>
-        <w:t xml:space="preserve">Минимальный комплект на время поста (рекомендация) включает список жителей, заявивших о соблюдении поста (с датой и подписью или отметкой о способе выражения воли); постный вариант в утверждённом меню; накопительную ведомость с отражением замен и пояснительной запиской о недовыполнении норм по отдельным группам продуктов, если оно возникло; протокол совета по питанию, согласовавшего постное меню.</w:t>
-      </w:r>
-    </w:p>
-    <w:bookmarkEnd w:id="161"/>
-    <w:bookmarkStart w:id="162" w:name="выводы-по-главе-8"/>
-    <w:p>
-      <w:pPr>
-        <w:pStyle w:val="Heading2"/>
-      </w:pPr>
-      <w:r>
-        <w:t xml:space="preserve">Выводы по главе 8</w:t>
-      </w:r>
-    </w:p>
-    <w:p>
-      <w:pPr>
-        <w:pStyle w:val="FirstParagraph"/>
-      </w:pPr>
-      <w:r>
-        <w:t xml:space="preserve">Вариативное меню не является самостоятельным предметом ни одного вида государственного контроля, но каждый контролёр проверяет свою часть его документального основания. Санитарный надзор интересуется каждым вариантом как блюдом и не оценивает ни числа вариантов, ни соблюдения рекомендательных норм. Государственный дом-интернат субъекта с 01.07.2021 проверяет Роструд, а не орган субъекта, который выступает учредителем и контролирует лишь негосударственных поставщиков; проверочный лист Роструда спрашивает о нормах питания и условиях для соблюдения постов, но не о выборе, и два эти вопроса при посте без продуктов животного происхождения трудно совместимы. Петербургская оценка уровня организации социального питания фиксирует несоответствие ежедневного меню цикличному как недочёт и не содержит показателей выбора и удовлетворённости, поэтому варианты следует оформлять позициями цикла. Контрольно-счётные органы и прокуратура проверяют документальную обоснованность замен и соблюдение прав, а судебной практики о вариативном меню нет. Зарубежные процедуры показывают, что выбор проверяем без подсчёта блюд — наблюдением приёма пищи и опросом жителя; российскому учреждению этот инструмент приходится создавать самостоятельно в рамках внутреннего контроля. Сводка предметов контроля приведена в таблице; выявленные расхождения между источниками и нормами систематизированы в главе 9.</w:t>
+        <w:t xml:space="preserve">Вариативное меню не является самостоятельным предметом ни одного вида государственного контроля, но каждый контролёр проверяет свою часть его документального основания. Санитарный надзор интересуется каждым вариантом как блюдом и не оценивает ни числа вариантов, ни соблюдения рекомендательных норм. Государственный дом-интернат субъекта с 01.07.2021 проверяет Роструд, а не орган субъекта, который выступает учредителем и контролирует лишь негосударственных поставщиков; проверочный лист Роструда спрашивает о нормах питания и условиях для соблюдения постов, но не о выборе, и два эти вопроса при посте без продуктов животного происхождения трудно совместимы. Петербургская оценка уровня организации социального питания фиксирует несоответствие ежедневного меню цикличному как недочёт и не содержит показателей выбора и удовлетворённости, поэтому варианты следует оформлять позициями цикла. Контрольно-счётные органы и прокуратура проверяют документальную обоснованность замен и соблюдение прав, а судебной практики о вариативном меню нет. Зарубежные процедуры показывают, что выбор проверяем без подсчёта блюд — наблюдением приёма пищи и опросом жителя; российскому учреждению этот инструмент приходится создавать самостоятельно в рамках внутреннего контроля. Сводка предметов контроля приведена в таблице.</w:t>
       </w:r>
     </w:p>
     <w:tbl>
@@ -24517,40 +25574,67 @@
         </w:tc>
       </w:tr>
     </w:tbl>
+    <w:bookmarkEnd w:id="161"/>
     <w:bookmarkEnd w:id="162"/>
+    <w:bookmarkStart w:id="166" w:name="противоречия-и-нерешённые-вопросы"/>
+    <w:p>
+      <w:pPr>
+        <w:pStyle w:val="Heading1"/>
+      </w:pPr>
+      <w:r>
+        <w:rPr>
+          <w:rStyle w:val="SectionNumber"/>
+        </w:rPr>
+        <w:t xml:space="preserve">9</w:t>
+      </w:r>
+      <w:r>
+        <w:tab/>
+      </w:r>
+      <w:r>
+        <w:t xml:space="preserve">Противоречия и нерешённые вопросы</w:t>
+      </w:r>
+    </w:p>
+    <w:bookmarkStart w:id="163" w:name="принцип"/>
+    <w:p>
+      <w:pPr>
+        <w:pStyle w:val="Heading2"/>
+      </w:pPr>
+      <w:r>
+        <w:rPr>
+          <w:rStyle w:val="SectionNumber"/>
+        </w:rPr>
+        <w:t xml:space="preserve">9.1</w:t>
+      </w:r>
+      <w:r>
+        <w:tab/>
+      </w:r>
+      <w:r>
+        <w:t xml:space="preserve">Принцип</w:t>
+      </w:r>
+    </w:p>
+    <w:p>
+      <w:pPr>
+        <w:pStyle w:val="FirstParagraph"/>
+      </w:pPr>
+      <w:r>
+        <w:t xml:space="preserve">Материалы семинара 2026 г. — первая редакция обзора, доклад «Не просто накормить» [22], предшествующие аналитические записки и рабочая база знаний проекта — создавались в разное время, разными методами и при неодинаковом доступе к источникам, поэтому расхождения между ними неизбежны. Их сглаживание скрыло бы от читателя степень достоверности отдельных утверждений. В перечне для каждого расхождения указаны его существо, способ, которым его разрешает первоисточник, и то, что остаётся открытым. Номера в скобках обозначают пункты перечня противоречий рабочей базы знаний [23], если такой пункт имеется.</w:t>
+      </w:r>
+    </w:p>
     <w:bookmarkEnd w:id="163"/>
-    <w:bookmarkStart w:id="167" w:name="противоречия-и-нерешённые-вопросы"/>
-    <w:p>
-      <w:pPr>
-        <w:pStyle w:val="Heading1"/>
-      </w:pPr>
-      <w:r>
-        <w:t xml:space="preserve">Противоречия и нерешённые вопросы</w:t>
-      </w:r>
-    </w:p>
-    <w:bookmarkStart w:id="164" w:name="принцип"/>
+    <w:bookmarkStart w:id="164" w:name="перечень"/>
     <w:p>
       <w:pPr>
         <w:pStyle w:val="Heading2"/>
       </w:pPr>
       <w:r>
-        <w:t xml:space="preserve">Принцип</w:t>
-      </w:r>
-    </w:p>
-    <w:p>
-      <w:pPr>
-        <w:pStyle w:val="FirstParagraph"/>
-      </w:pPr>
-      <w:r>
-        <w:t xml:space="preserve">Материалы семинара 2026 г. — первая редакция обзора, доклад «Не просто накормить» [22], предшествующие аналитические записки и рабочая база знаний проекта — создавались в разное время, разными методами и при неодинаковом доступе к источникам, поэтому расхождения между ними неизбежны. Сглаживать их значило бы скрыть от читателя степень достоверности каждого утверждения. В перечне для каждого расхождения указаны его существо, способ, которым его разрешает первоисточник, и то, что остаётся открытым. Номера в скобках обозначают пункты перечня противоречий рабочей базы знаний [23], если такой пункт имеется.</w:t>
-      </w:r>
-    </w:p>
-    <w:bookmarkEnd w:id="164"/>
-    <w:bookmarkStart w:id="165" w:name="перечень"/>
-    <w:p>
-      <w:pPr>
-        <w:pStyle w:val="Heading2"/>
-      </w:pPr>
+        <w:rPr>
+          <w:rStyle w:val="SectionNumber"/>
+        </w:rPr>
+        <w:t xml:space="preserve">9.2</w:t>
+      </w:r>
+      <w:r>
+        <w:tab/>
+      </w:r>
       <w:r>
         <w:t xml:space="preserve">Перечень</w:t>
       </w:r>
@@ -25762,7 +26846,7 @@
               <w:pStyle w:val="Compact"/>
             </w:pPr>
             <w:r>
-              <w:t xml:space="preserve">Снято в седьмом проходе: акт является приказом Комитета по социальной защите от 14.07.2020 № 206 (п. 3.7)</w:t>
+              <w:t xml:space="preserve">Снято в седьмом проходе: акт является приказом Комитета по социальной защите от 14.07.2020 № 206 (п. 3.8)</w:t>
             </w:r>
           </w:p>
         </w:tc>
@@ -26268,7 +27352,7 @@
               <w:pStyle w:val="Compact"/>
             </w:pPr>
             <w:r>
-              <w:t xml:space="preserve">Не противоречие; препятствие для прямого сравнения норм (п. 3.14)</w:t>
+              <w:t xml:space="preserve">Не противоречие; препятствие для прямого сравнения норм (п. 3.15)</w:t>
             </w:r>
           </w:p>
         </w:tc>
@@ -26406,7 +27490,7 @@
               <w:pStyle w:val="Compact"/>
             </w:pPr>
             <w:r>
-              <w:t xml:space="preserve">Снято методически: прямое сравнение без пересчёта некорректно (п. 3.12)</w:t>
+              <w:t xml:space="preserve">Снято методически: прямое сравнение без пересчёта некорректно (п. 3.13)</w:t>
             </w:r>
           </w:p>
         </w:tc>
@@ -26625,18 +27709,18 @@
               <w:pStyle w:val="Compact"/>
             </w:pPr>
             <w:r>
-              <w:t xml:space="preserve">Аутсорсинг подтверждён автором доклада как руководителем учреждения 05.10.2026 [96]; закупки по 223-ФЗ — по карточкам агрегатора [97, 98]; цикличные меню из закупочной документации — по вариантам диеты, без выбора блюд; исполнитель сменился в середине 2026 г. [98]. Один кейс — учреждение автора; ТЗ конкурса на август — декабрь 2026 г. и договор не прочитаны, условия о выборе не проверены (повторная попытка 07.10.2026: ЕИС недоступна, агрегаторы показывают только перечень файлов) [97]. 08.10.2026 найдены закупки шести бюджетных учреждений Самарской области по 44-ФЗ «по вариативному меню» (с 2025 г.); их технические задания также не прочитаны [99]</w:t>
-            </w:r>
-          </w:p>
-        </w:tc>
-        <w:tc>
-          <w:tcPr/>
-          <w:p>
-            <w:pPr>
-              <w:pStyle w:val="Compact"/>
-            </w:pPr>
-            <w:r>
-              <w:t xml:space="preserve">Снято: кейс внесён (п. 4.8) с оговоркой о непроверенных условиях договора; вывод о единственном кейсе аутсорсинга с выбором снят 08.10.2026 (п. 4.10)</w:t>
+              <w:t xml:space="preserve">Аутсорсинг подтверждён автором доклада как руководителем учреждения 05.10.2026 [96]; закупки по 223-ФЗ — по карточкам агрегатора [97, 98]; цикличные меню из закупочной документации — по вариантам диеты, без выбора блюд; исполнитель сменился в середине 2026 г. [98]. Один кейс — учреждение автора; ТЗ конкурса на август — декабрь 2026 г. и договор не прочитаны, условия о выборе не проверены (повторная попытка 07.10.2026: ЕИС недоступна, агрегаторы показывают только перечень файлов) [97]. 08.10.2026 найдены закупки шести бюджетных учреждений Самарской области по 44-ФЗ «по вариативному меню» (с 2025 г.; к 14.10.2026 — восьми учреждений, п. 4.11); их технические задания также не прочитаны [99]</w:t>
+            </w:r>
+          </w:p>
+        </w:tc>
+        <w:tc>
+          <w:tcPr/>
+          <w:p>
+            <w:pPr>
+              <w:pStyle w:val="Compact"/>
+            </w:pPr>
+            <w:r>
+              <w:t xml:space="preserve">Снято: кейс внесён (п. 4.8) с оговоркой о непроверенных условиях договора; вывод о единственном кейсе аутсорсинга с выбором снят 08.10.2026 (п. 4.11)</w:t>
             </w:r>
           </w:p>
         </w:tc>
@@ -26780,64 +27864,91 @@
         </w:tc>
       </w:tr>
     </w:tbl>
+    <w:bookmarkEnd w:id="164"/>
+    <w:bookmarkStart w:id="165" w:name="выводы-по-главе-9"/>
+    <w:p>
+      <w:pPr>
+        <w:pStyle w:val="Heading2"/>
+      </w:pPr>
+      <w:r>
+        <w:rPr>
+          <w:rStyle w:val="SectionNumber"/>
+        </w:rPr>
+        <w:t xml:space="preserve">9.3</w:t>
+      </w:r>
+      <w:r>
+        <w:tab/>
+      </w:r>
+      <w:r>
+        <w:t xml:space="preserve">Выводы по главе 9</w:t>
+      </w:r>
+    </w:p>
+    <w:p>
+      <w:pPr>
+        <w:pStyle w:val="FirstParagraph"/>
+      </w:pPr>
+      <w:r>
+        <w:t xml:space="preserve">Перечень распадается на четыре группы, различающиеся по тому, как с ними следует обращаться. Пункты 1–6, 10, 12–14, 21–23, 25, 28, 30–33, 35 и 41–43 представляют собой исправленные факты или восполненные пробелы, и вторая редакция опирается на исправленные версии; пункт 25 закрыт в седьмом проходе, когда справочная отметка подтвердила вид, дату и номер псковского акта [88], а пункт 33 — дополнением 07.10.2026, когда был прочитан текст определения Верховного Суда от 28.01.2026 [62]. Четыре пункта этой группы (32, 35, 42 и 43) исправляют ошибки самой второй редакции, обнаруженные при её дополнении: требование называть расхождения явно доклад распространяет и на собственный текст. К ним примыкают пункты 46 и 47, также исправляющие ошибки второй редакции и найденные в шестом проходе при сверке с данными учреждения и действующей редакцией № 1284; после этого пункт 34 остаётся открытым лишь в части разницы тарифов «с СБКС / без СБКС».</w:t>
+      </w:r>
+    </w:p>
+    <w:p>
+      <w:pPr>
+        <w:pStyle w:val="BodyText"/>
+      </w:pPr>
+      <w:r>
+        <w:t xml:space="preserve">Вторую группу составляют открытые вопросы — пункты 9, 15, 24, 26, 29, 34 (частично), 37 и 38; сверх установленного доклад по ним ничего не утверждает. Третья группа включает пункты, снятые решением автора: пункты 17 и 18 — в пятом проходе (порядок каналов воли принят как рекомендация, формула о «запрете принудительного кормления» признана неверной с разведением нормы и толкования), пункт 44 — подтверждением автора с оговоркой о непроверенном договоре, пункт 45 — для трёх международных опор. Наконец, пункты 19, 20 и 36 отражают различие задач, определений или региональных моделей и выбора между версиями не требуют, а пункты 39 и 40 имеют методический и технический характер.</w:t>
+      </w:r>
+    </w:p>
+    <w:p>
+      <w:pPr>
+        <w:pStyle w:val="BodyText"/>
+      </w:pPr>
+      <w:r>
+        <w:t xml:space="preserve">Существенно, что ни одно из выявленных расхождений не указывает на норму, запрещающую выбор блюд. Большинство из них сосредоточено в реквизитах актов, расчётах и статусе отдельных документов; открытые вопросы содержательного свойства (пункты 15, 29, 37 и 38) касаются не допустимости выбора как такового, а того, как совместить его с санитарными процедурами, нормами питания и региональной оценкой. В этих вопросах при практическом применении доклада необходима сверка с первоисточником; они положены в основу предложений главы 10.</w:t>
+      </w:r>
+    </w:p>
     <w:bookmarkEnd w:id="165"/>
-    <w:bookmarkStart w:id="166" w:name="выводы-по-главе-9"/>
+    <w:bookmarkEnd w:id="166"/>
+    <w:bookmarkStart w:id="171" w:name="предложения"/>
+    <w:p>
+      <w:pPr>
+        <w:pStyle w:val="Heading1"/>
+      </w:pPr>
+      <w:r>
+        <w:rPr>
+          <w:rStyle w:val="SectionNumber"/>
+        </w:rPr>
+        <w:t xml:space="preserve">10</w:t>
+      </w:r>
+      <w:r>
+        <w:tab/>
+      </w:r>
+      <w:r>
+        <w:t xml:space="preserve">Предложения</w:t>
+      </w:r>
+    </w:p>
+    <w:p>
+      <w:pPr>
+        <w:pStyle w:val="FirstParagraph"/>
+      </w:pPr>
+      <w:r>
+        <w:t xml:space="preserve">Все предложения настоящей главы являются рекомендациями автора как директора учреждения и участника профессиональной дискуссии. Они не выражают позицию Минтруда России, рабочей группы или иного органа и нормами не являются. При каждом предложении указано, на какую проблему из глав 2–9 оно отвечает и на какой образец опирается; если образца нет, это оговорено. Предложения сохраняют сквозную нумерацию, поскольку на них ссылаются другие разделы доклада, и распределены по уровням, на которых может быть принято соответствующее решение: федеральному, региональному и уровню учреждения.</w:t>
+      </w:r>
+    </w:p>
+    <w:bookmarkStart w:id="167" w:name="федеральный-уровень"/>
     <w:p>
       <w:pPr>
         <w:pStyle w:val="Heading2"/>
       </w:pPr>
       <w:r>
-        <w:t xml:space="preserve">Выводы по главе 9</w:t>
-      </w:r>
-    </w:p>
-    <w:p>
-      <w:pPr>
-        <w:pStyle w:val="FirstParagraph"/>
-      </w:pPr>
-      <w:r>
-        <w:t xml:space="preserve">Перечень распадается на четыре группы, различающиеся по тому, как с ними следует обращаться. Пункты 1–6, 10, 12–14, 21–23, 25, 28, 30–33, 35 и 41–43 представляют собой исправленные факты или восполненные пробелы, и вторая редакция опирается на исправленные версии; пункт 25 закрыт в седьмом проходе, когда справочная отметка подтвердила вид, дату и номер псковского акта [88], а пункт 33 — дополнением 07.10.2026, когда был прочитан текст определения Верховного Суда от 28.01.2026 [62]. Четыре пункта этой группы (32, 35, 42 и 43) исправляют ошибки самой второй редакции, обнаруженные при её дополнении: требование называть расхождения явно доклад распространяет и на собственный текст. К ним примыкают пункты 46 и 47, также исправляющие ошибки второй редакции и найденные в шестом проходе при сверке с данными учреждения и действующей редакцией № 1284; после этого пункт 34 остаётся открытым лишь в части разницы тарифов «с СБКС / без СБКС».</w:t>
-      </w:r>
-    </w:p>
-    <w:p>
-      <w:pPr>
-        <w:pStyle w:val="BodyText"/>
-      </w:pPr>
-      <w:r>
-        <w:t xml:space="preserve">Вторую группу составляют открытые вопросы — пункты 9, 15, 24, 26, 29, 34 (частично), 37 и 38; сверх установленного доклад по ним ничего не утверждает. Третья группа включает пункты, снятые решением автора: пункты 17 и 18 — в пятом проходе (порядок каналов воли принят как рекомендация, формула о «запрете принудительного кормления» признана неверной с разведением нормы и толкования), пункт 44 — подтверждением автора с оговоркой о непроверенном договоре, пункт 45 — для трёх международных опор. Наконец, пункты 19, 20 и 36 отражают различие задач, определений или региональных моделей и выбора между версиями не требуют, а пункты 39 и 40 имеют методический и технический характер.</w:t>
-      </w:r>
-    </w:p>
-    <w:p>
-      <w:pPr>
-        <w:pStyle w:val="BodyText"/>
-      </w:pPr>
-      <w:r>
-        <w:t xml:space="preserve">Существенно, что ни одно из выявленных расхождений не указывает на норму, запрещающую выбор блюд. Большинство из них сосредоточено в реквизитах актов, расчётах и статусе отдельных документов; открытые вопросы содержательного свойства (пункты 15, 29, 37 и 38) касаются не допустимости выбора как такового, а того, как совместить его с санитарными процедурами, нормами питания и региональной оценкой. Именно в этих точках читателю, применяющему доклад на практике, следует сверяться с первоисточником, а сами вопросы переходят в предложения главы 10.</w:t>
-      </w:r>
-    </w:p>
-    <w:bookmarkEnd w:id="166"/>
-    <w:bookmarkEnd w:id="167"/>
-    <w:bookmarkStart w:id="172" w:name="предложения"/>
-    <w:p>
-      <w:pPr>
-        <w:pStyle w:val="Heading1"/>
-      </w:pPr>
-      <w:r>
-        <w:t xml:space="preserve">Предложения</w:t>
-      </w:r>
-    </w:p>
-    <w:p>
-      <w:pPr>
-        <w:pStyle w:val="FirstParagraph"/>
-      </w:pPr>
-      <w:r>
-        <w:t xml:space="preserve">Все предложения настоящей главы являются рекомендациями автора как директора учреждения и участника профессиональной дискуссии. Они не выражают позицию Минтруда России, рабочей группы или иного органа и нормами не являются. При каждом предложении указано, на какую проблему из глав 2–9 оно отвечает и на какой образец опирается; если образца нет, это оговорено. Предложения сохраняют сквозную нумерацию, поскольку на них ссылаются другие разделы доклада, и распределены по уровням, на которых может быть принято соответствующее решение: федеральному, региональному и уровню учреждения.</w:t>
-      </w:r>
-    </w:p>
-    <w:bookmarkStart w:id="168" w:name="федеральный-уровень"/>
-    <w:p>
-      <w:pPr>
-        <w:pStyle w:val="Heading2"/>
-      </w:pPr>
+        <w:rPr>
+          <w:rStyle w:val="SectionNumber"/>
+        </w:rPr>
+        <w:t xml:space="preserve">10.1</w:t>
+      </w:r>
+      <w:r>
+        <w:tab/>
+      </w:r>
       <w:r>
         <w:t xml:space="preserve">Федеральный уровень</w:t>
       </w:r>
@@ -26913,7 +28024,7 @@
         <w:t xml:space="preserve"> </w:t>
       </w:r>
       <w:r>
-        <w:t xml:space="preserve">Разъяснить, что выполнение норм питания в организациях социального обслуживания оценивается по среднему за период с учётом замен по утверждённой таблице, по образцу подп. «в» подп. 2 п. 59 СанПиН 4282-26 для детей [3]. Единственной найденной региональной опорой для взрослых служит п. 2.1 московского приказа № 228, допускающий отклонение калорийности по приёмам пищи на ±5 % при соблюдении среднего за неделю [70]; он пригоден как образец формулировки.</w:t>
+        <w:t xml:space="preserve">Разъяснить, что выполнение норм питания в организациях социального обслуживания оценивается по среднему за период с учётом замен по утверждённой таблице, по образцу подп. «в» подп. 2 п. 59 СанПиН 4282-26 для детей [3]. Образцом формулировки для взрослых может служить п. 2.1 московского приказа № 228 (п. 3.3) [70].</w:t>
       </w:r>
     </w:p>
     <w:p>
@@ -27001,7 +28112,7 @@
         <w:t xml:space="preserve"> </w:t>
       </w:r>
       <w:r>
-        <w:t xml:space="preserve">В рекомендуемых нормах (приказ № 520н) и методических материалах для субъектов прямо указывать, в каких единицах (брутто или нетто) выражена каждая позиция, и рекомендовать субъектам поступать так же. Из шести прочитанных региональных актов два выражены в брутто, один в нетто, три в обеих величинах, поэтому граммы нельзя напрямую сравнивать ни между ними, ни с № 520н (п. 3.12; гл. 9, позиция 39).</w:t>
+        <w:t xml:space="preserve">В рекомендуемых нормах (приказ № 520н) и методических материалах для субъектов прямо указывать, в каких единицах (брутто или нетто) выражена каждая позиция, и рекомендовать субъектам поступать так же. Прочитанные региональные акты выражены в разных единицах, поэтому граммы нельзя напрямую сравнивать ни между ними, ни с № 520н (п. 3.13; гл. 9, позиция 39).</w:t>
       </w:r>
     </w:p>
     <w:p>
@@ -27070,12 +28181,21 @@
         <w:t xml:space="preserve">В методических материалах описать коллегиальный орган по питанию с участием жителей и родственников по образцу шведских советов по питанию (måltidsråd) [151] и онтарийского требования о рассмотрении времени приёмов пищи советом жителей [147]. Российские учреждения уже создают такие органы по локальному решению [13, 29], а петербургская методика оценки организации питания выделяет родительский контроль для учреждений образования, но не описывает аналогичного механизма для учреждений социального обслуживания [166].</w:t>
       </w:r>
     </w:p>
-    <w:bookmarkEnd w:id="168"/>
-    <w:bookmarkStart w:id="169" w:name="региональный-уровень"/>
+    <w:bookmarkEnd w:id="167"/>
+    <w:bookmarkStart w:id="168" w:name="региональный-уровень"/>
     <w:p>
       <w:pPr>
         <w:pStyle w:val="Heading2"/>
       </w:pPr>
+      <w:r>
+        <w:rPr>
+          <w:rStyle w:val="SectionNumber"/>
+        </w:rPr>
+        <w:t xml:space="preserve">10.2</w:t>
+      </w:r>
+      <w:r>
+        <w:tab/>
+      </w:r>
       <w:r>
         <w:t xml:space="preserve">Региональный уровень</w:t>
       </w:r>
@@ -27107,7 +28227,7 @@
         <w:t xml:space="preserve"> </w:t>
       </w:r>
       <w:r>
-        <w:t xml:space="preserve">При пересмотре региональных норм формулировать позиции группами продуктов с допустимыми заменами внутри группы и указывать источник таблицы замен между группами (п. 3.15). Образцом локальной формы служат таблицы взаимозаменяемости и замены по белкам и углеводам, утверждённые положением нижегородского дома-интерната [48].</w:t>
+        <w:t xml:space="preserve">При пересмотре региональных норм формулировать позиции группами продуктов с допустимыми заменами внутри группы и указывать источник таблицы замен между группами (п. 3.16). Образцом локальной формы служат таблицы взаимозаменяемости и замены по белкам и углеводам, утверждённые положением нижегородского дома-интерната [48].</w:t>
       </w:r>
     </w:p>
     <w:p>
@@ -27129,7 +28249,7 @@
         <w:t xml:space="preserve"> </w:t>
       </w:r>
       <w:r>
-        <w:t xml:space="preserve">Публиковать вместе с тарифом на обеспечение питанием методику расчёта или по меньшей мере стоимость набора по группам продуктов. В Санкт-Петербурге разница между двумя ПНИ-тарифами за год сократилась с 90,77 до 43,21 руб., хотя граммы обеих ПНИ-норм почти не изменились, а соотношение тарифов ПНИ и общего сменило знак одновременно с пересборкой общей нормы постановлением № 507. Опубликованные документы не позволяют разделить влияние состава набора, цен и методики (п. 3.2; гл. 9, позиция 34). Без методики учреждение не может доказать учредителю ни того, что выбор требует дополнительных средств, ни того, что не требует.</w:t>
+        <w:t xml:space="preserve">Публиковать вместе с тарифом на обеспечение питанием методику расчёта или по меньшей мере стоимость набора по группам продуктов. Динамика петербургских тарифов 2025–2026 гг. по опубликованным документам не позволяет разделить влияние состава набора, цен и методики (п. 3.2.4; гл. 9, позиция 34). Без методики учреждение не может доказать учредителю ни того, что выбор требует дополнительных средств, ни того, что не требует.</w:t>
       </w:r>
     </w:p>
     <w:p>
@@ -27198,12 +28318,21 @@
         <w:t xml:space="preserve">Использовать опыт межрегиональных методических площадок (Вологодская область, 2026 г. [17]) и требовать от участников публикации измерений (отходы, распределение выбора, удовлетворённость), а не одних описаний.</w:t>
       </w:r>
     </w:p>
-    <w:bookmarkEnd w:id="169"/>
-    <w:bookmarkStart w:id="170" w:name="уровень-учреждения"/>
+    <w:bookmarkEnd w:id="168"/>
+    <w:bookmarkStart w:id="169" w:name="уровень-учреждения"/>
     <w:p>
       <w:pPr>
         <w:pStyle w:val="Heading2"/>
       </w:pPr>
+      <w:r>
+        <w:rPr>
+          <w:rStyle w:val="SectionNumber"/>
+        </w:rPr>
+        <w:t xml:space="preserve">10.3</w:t>
+      </w:r>
+      <w:r>
+        <w:tab/>
+      </w:r>
       <w:r>
         <w:t xml:space="preserve">Уровень учреждения</w:t>
       </w:r>
@@ -27389,7 +28518,7 @@
         <w:t xml:space="preserve"> </w:t>
       </w:r>
       <w:r>
-        <w:t xml:space="preserve">с первого этапа, а не после «отладки на ходячих» (сценарии 4, 10 и 15).</w:t>
+        <w:t xml:space="preserve">с первого этапа, а не после апробации выбора на самостоятельных жителях (сценарии 4, 10 и 15).</w:t>
       </w:r>
     </w:p>
     <w:p>
@@ -27411,30 +28540,39 @@
         <w:t xml:space="preserve"> </w:t>
       </w:r>
       <w:r>
-        <w:t xml:space="preserve">с датами и числами, включая неудачи. Пока российские сообщения остаются описаниями без измерений (п. 4.13), спор о пользе и вреде выбора будет спором мнений.</w:t>
+        <w:t xml:space="preserve">с датами и числами, включая неудачи. Пока российские сообщения остаются описаниями без измерений (п. 4.14), вопрос о пользе и вреде выбора эмпирически не решён.</w:t>
+      </w:r>
+    </w:p>
+    <w:bookmarkEnd w:id="169"/>
+    <w:bookmarkStart w:id="170" w:name="выводы-по-главе-10"/>
+    <w:p>
+      <w:pPr>
+        <w:pStyle w:val="Heading2"/>
+      </w:pPr>
+      <w:r>
+        <w:rPr>
+          <w:rStyle w:val="SectionNumber"/>
+        </w:rPr>
+        <w:t xml:space="preserve">10.4</w:t>
+      </w:r>
+      <w:r>
+        <w:tab/>
+      </w:r>
+      <w:r>
+        <w:t xml:space="preserve">Выводы по главе 10</w:t>
+      </w:r>
+    </w:p>
+    <w:p>
+      <w:pPr>
+        <w:pStyle w:val="FirstParagraph"/>
+      </w:pPr>
+      <w:r>
+        <w:t xml:space="preserve">Предложения объединены общим принципом: регулировать не число блюд, а условия, при которых выбор совместим с нормами питания и проверяем. На федеральном уровне это означает понятийное разграничение, таблицу замен для взрослых, учёт норм по периоду и разрешение коллизии поста и норм; на региональном — нормы, сформулированные группами продуктов, прозрачную методику тарифа и критерии оценки, не квалифицирующие предусмотренные циклом варианты как отступление от него; на уровне учреждения — постепенный пилот, оформленный локальным актом и измеряемый до и после. Ни одно предложение не требует изменения федерального закона, и все они остаются рекомендациями автора, а не позицией какого-либо органа.</w:t>
       </w:r>
     </w:p>
     <w:bookmarkEnd w:id="170"/>
-    <w:bookmarkStart w:id="171" w:name="выводы-по-главе-10"/>
-    <w:p>
-      <w:pPr>
-        <w:pStyle w:val="Heading2"/>
-      </w:pPr>
-      <w:r>
-        <w:t xml:space="preserve">Выводы по главе 10</w:t>
-      </w:r>
-    </w:p>
-    <w:p>
-      <w:pPr>
-        <w:pStyle w:val="FirstParagraph"/>
-      </w:pPr>
-      <w:r>
-        <w:t xml:space="preserve">Предложения объединены общим принципом: регулировать не число блюд, а условия, при которых выбор совместим с нормами питания и проверяем. На федеральном уровне это означает понятийное разграничение, таблицу замен для взрослых, учёт норм по периоду и разрешение коллизии поста и норм; на региональном — нормы, сформулированные группами продуктов, прозрачную методику тарифа и критерии оценки, не квалифицирующие предусмотренные циклом варианты как отступление от него; на уровне учреждения — постепенный пилот, оформленный локальным актом и измеряемый до и после. Ни одно предложение не требует изменения федерального закона, и все они остаются рекомендациями автора, а не позицией какого-либо органа.</w:t>
-      </w:r>
-    </w:p>
     <w:bookmarkEnd w:id="171"/>
-    <w:bookmarkEnd w:id="172"/>
-    <w:bookmarkStart w:id="173" w:name="заключение"/>
+    <w:bookmarkStart w:id="172" w:name="заключение"/>
     <w:p>
       <w:pPr>
         <w:pStyle w:val="Heading1"/>
@@ -27484,13 +28622,13 @@
           <w:b/>
           <w:bCs/>
         </w:rPr>
-        <w:t xml:space="preserve">Смена санитарных правил не изменила ответа на вопрос о выборе, но изменила его цену.</w:t>
+        <w:t xml:space="preserve">Смена санитарных правил не изменила ответа на вопрос о выборе.</w:t>
       </w:r>
       <w:r>
         <w:t xml:space="preserve"> </w:t>
       </w:r>
       <w:r>
-        <w:t xml:space="preserve">С 01.09.2026 действует СанПиН 4282-26; СанПиН 3590-20 применяется к документам и событиям до 31.08.2026 [2, 3]. Новый акт, как и прежний, не регулирует числа вариантов, однако требования к технологическому документу на каждое блюдо (п. 11), трёхчасовой предел нахождения на раздаче и запрет реализации остатков на следующий день (п. 32), бракераж каждого блюда (подп. 13 п. 56) превращают каждый дополнительный вариант в отдельный объект производственного контроля.</w:t>
+        <w:t xml:space="preserve">С 01.09.2026 действует СанПиН 4282-26; СанПиН 3590-20 применяется к документам и событиям до 31.08.2026 [2, 3]. Новый акт, как и прежний, не регулирует числа вариантов, однако требования к технологическому документу на каждое блюдо (п. 11), трёхчасовой предел нахождения на раздаче и запрет реализации остатков на следующий день (п. 32), бракераж каждого блюда (подп. 13 п. 56) делают каждый дополнительный вариант отдельным объектом производственного контроля.</w:t>
       </w:r>
     </w:p>
     <w:p>
@@ -27505,7 +28643,7 @@
           <w:b/>
           <w:bCs/>
         </w:rPr>
-        <w:t xml:space="preserve">Главный правовой пробел составляет отсутствие механизма эквивалентной замены для взрослых.</w:t>
+        <w:t xml:space="preserve">Основной правовой пробел составляет отсутствие механизма эквивалентной замены для взрослых.</w:t>
       </w:r>
       <w:r>
         <w:t xml:space="preserve"> </w:t>
@@ -27526,7 +28664,7 @@
           <w:b/>
           <w:bCs/>
         </w:rPr>
-        <w:t xml:space="preserve">Региональные нормы дают выбору больше простора, чем принято считать.</w:t>
+        <w:t xml:space="preserve">Региональные нормы оставляют выбору больше пространства, чем принято считать.</w:t>
       </w:r>
       <w:r>
         <w:t xml:space="preserve"> </w:t>
@@ -27553,7 +28691,7 @@
         <w:t xml:space="preserve"> </w:t>
       </w:r>
       <w:r>
-        <w:t xml:space="preserve">За 2024–2026 гг. найдены сообщения восьми учреждений и одного регионального органа (с 14.10.2026 — девяти учреждений: добавлен краевой пансионат «Ветеран» в Красноярском крае, где с сентября 2026 г. жители без диеты выбирают кашу, сок и суп из двух вариантов; самоотчёт [90]); министр социального развития Иркутской области подтвердил запуск вариативного питания в регионе в 2025 г. [18], а министерство труда и социального развития Новосибирской области в июне 2025 г. объявило о намерении распространить шведский стол Успенского ПНИ на другие учреждения [12]. Спектр форматов простирается от выбора в момент еды из двух вторых блюд (Болотнинский, Каменский, Успенский, Усть-Илимский) до самообслуживания («шведский стол» в Успенском, линия раздачи в Солнечногорском) и заказа накануне (Серафимовский — единственный найденный кейс, где выбор при аутсорсинге питания описан как практика; условия договора о выборе не проверены). В Самарской области с 2025 г. восемь бюджетных учреждений закупают по 44-ФЗ приготовление питания «по вариативному меню», так что выбор появился уже в предмете закупки, а по меньшей мере одна закупка завершилась контрактом; содержание технических заданий и контракта не установлено [99]. Сообщение министерства Кузбасса о «пятиразовом вариативном питании» в ПНИ, сделанное в ходе проверки после гибели проживающих и оспоренное сотрудниками, показывает обратную сторону распространения термина: слово уже служит доводом официальной отчётности, не будучи подкреплено документами выбора (п. 4.11; по сообщению СМИ) [106]. С июня 2026 г. в Вологодской области работает межрегиональная площадка. Ни одно учреждение не опубликовало данных о потреблении или отходах; единственные опубликованные ресурсные цифры — стоимость линии раздачи (более 3 млн руб.) и сокращение времени обеда с 2,5 ч до 50 мин в Успенском ПНИ [10, 11]. Сообщения учреждений являются самоотчётами, а не результатами проверки.</w:t>
+        <w:t xml:space="preserve">За 2024–2026 гг. найдены сообщения девяти учреждений и одного регионального органа (п. 4.2–4.10); последнее из них — сообщение краевого пансионата «Ветеран» в Красноярском крае, где с сентября 2026 г. жители без диеты выбирают кашу, сок и суп из двух вариантов (самоотчёт) [90]; министр социального развития Иркутской области подтвердил запуск вариативного питания в регионе в 2025 г. [18], а министерство труда и социального развития Новосибирской области в июне 2025 г. объявило о намерении распространить шведский стол Успенского ПНИ на другие учреждения [12]. Форматы варьируют от выбора в момент еды из двух вторых блюд (Болотнинский, Каменский, Успенский, Усть-Илимский) до самообслуживания («шведский стол» в Успенском, линия раздачи в Солнечногорском) и заказа накануне (Серафимовский — единственный найденный кейс, где выбор при аутсорсинге питания описан как практика; условия договора о выборе не проверены). В Самарской области с 2025 г. восемь бюджетных учреждений закупают по 44-ФЗ приготовление питания «по вариативному меню», так что вариативное меню указано уже в предмете закупки, а по меньшей мере одна закупка завершилась контрактом; содержание технических заданий и контракта не установлено [99]. Сообщение министерства Кузбасса о «пятиразовом вариативном питании» в ПНИ, сделанное в ходе проверки после гибели проживающих и оспоренное сотрудниками, показывает, что термин используется в официальной отчётности как довод, не подкреплённый документами выбора (п. 4.12; по сообщению СМИ) [104]. С июня 2026 г. в Вологодской области работает межрегиональная площадка. Ни одно учреждение не опубликовало данных о потреблении или отходах; единственные опубликованные ресурсные цифры — стоимость линии раздачи (более 3 млн руб.) и сокращение времени обеда с 2,5 ч до 50 мин в Успенском ПНИ [10, 11]. Сообщения учреждений являются самоотчётами, а не результатами проверки.</w:t>
       </w:r>
     </w:p>
     <w:p>
@@ -27574,7 +28712,7 @@
         <w:t xml:space="preserve"> </w:t>
       </w:r>
       <w:r>
-        <w:t xml:space="preserve">В исследованиях домов престарелых выбор связан с более высокой удовлетворённостью; в работе Wheeler и соавт., где сопоставлен состав съеденного при старой и новой системе, блюда из меню с выбором содержали чуть больше белковых продуктов и овощей [100]. Те же данные обнаруживают цену выбора в момент еды: рост производственных отходов и стоимости примерно на 9–20 % [100]. Систематические обзоры оценивают эффект вмешательств в организацию питания на пищевой статус как небольшой и плохо измеренный [120, 121]. Исследований вариативного меню в психиатрических учреждениях длительного пребывания нет; опасение, что жители ПНИ будут систематически выбирать «вредное», опирается на данные о потреблении вне учреждений [123] и в условиях нормированного набора не проверено.</w:t>
+        <w:t xml:space="preserve">В исследованиях домов престарелых выбор связан с более высокой удовлетворённостью; в работе Wheeler и соавт., где сопоставлен состав съеденного при старой и новой системе, блюда из меню с выбором содержали чуть больше белковых продуктов и овощей [100]. Те же данные показывают издержки выбора в момент еды: рост производственных отходов и стоимости примерно на 9–20 % [100]. Систематические обзоры оценивают эффект вмешательств в организацию питания на пищевой статус как небольшой и плохо измеренный [120, 121]. Исследований вариативного меню в психиатрических учреждениях длительного пребывания нет; опасение, что жители ПНИ будут систематически выбирать «вредное», опирается на данные о потреблении вне учреждений [123] и в условиях нормированного набора не проверено.</w:t>
       </w:r>
     </w:p>
     <w:p>
@@ -27610,13 +28748,13 @@
           <w:b/>
           <w:bCs/>
         </w:rPr>
-        <w:t xml:space="preserve">Выбор, недоступный жителю, не является выбором.</w:t>
+        <w:t xml:space="preserve">Выбор должен быть доступен маломобильным и невербальным жителям.</w:t>
       </w:r>
       <w:r>
         <w:t xml:space="preserve"> </w:t>
       </w:r>
       <w:r>
-        <w:t xml:space="preserve">И австралийские данные о низком выборе для получающих протёртую пищу [111], и канадские данные о том, что пища изменённой консистенции назначена 47 % жителей [131], свидетельствуют, что вариативное меню, рассчитанное на ходячих и говорящих, может не охватить значительную часть жителей. Включение маломобильных и невербальных жителей является условием вариативности, а не её следующим этапом.</w:t>
+        <w:t xml:space="preserve">И австралийские данные о низком выборе для получающих протёртую пищу [111], и канадские данные о том, что пища изменённой консистенции назначена 47 % жителей [131], свидетельствуют, что вариативное меню, рассчитанное на мобильных и говорящих жителей, может не охватить значительную часть жителей. Включение маломобильных и невербальных жителей является условием вариативности, а не её следующим этапом.</w:t>
       </w:r>
     </w:p>
     <w:p>
@@ -27652,7 +28790,7 @@
           <w:b/>
           <w:bCs/>
         </w:rPr>
-        <w:t xml:space="preserve">Противоречия не устранены, а названы.</w:t>
+        <w:t xml:space="preserve">Противоречия названы, но не устранены.</w:t>
       </w:r>
       <w:r>
         <w:t xml:space="preserve"> </w:t>
@@ -27674,11 +28812,11 @@
         <w:pStyle w:val="BodyText"/>
       </w:pPr>
       <w:r>
-        <w:t xml:space="preserve">В целом исследование показывает, что вопрос о вариативном меню в стационарных организациях социального обслуживания является не вопросом о допустимости, а вопросом о процедуре: право выбора не запрещает, но и не снабжает учреждение инструментами, позволяющими совместить выбор с нормами питания, санитарным контролем и проверкой. Дальнейшая работа видится в двух направлениях — в восполнении названных пробелов на федеральном и региональном уровнях и в накоплении измеренных, а не только описанных результатов российской практики; открытые вопросы, перечисленные в главе 9 и приложении В, задают её ближайшую повестку.</w:t>
-      </w:r>
-    </w:p>
-    <w:bookmarkEnd w:id="173"/>
-    <w:bookmarkStart w:id="174" w:name="список-источников"/>
+        <w:t xml:space="preserve">В целом исследование показывает, что вопрос о вариативном меню в стационарных организациях социального обслуживания относится прежде всего к процедуре, а не к допустимости: право выбора не запрещает, но и не снабжает учреждение инструментами, позволяющими совместить выбор с нормами питания, санитарным контролем и проверкой. Дальнейшая работа видится в двух направлениях — в восполнении названных пробелов на федеральном и региональном уровнях и в накоплении измеренных, а не только описанных результатов российской практики; открытые вопросы, перечисленные в главе 9 и приложении В, задают её ближайшую повестку.</w:t>
+      </w:r>
+    </w:p>
+    <w:bookmarkEnd w:id="172"/>
+    <w:bookmarkStart w:id="173" w:name="список-источников"/>
     <w:p>
       <w:pPr>
         <w:pStyle w:val="Heading1"/>
@@ -28974,7 +30112,7 @@
         </w:numPr>
       </w:pPr>
       <w:r>
-        <w:t xml:space="preserve">[н] ГБУ СО «Кошкинский дом-интернат для престарелых, инвалидов». Основные виды социальных услуг [раздел «Качество горячего питания» в отчётах за 2017 и 2018 гг.] ; Пансионату 10 лет [недатированная статья]. — Текст : электронный // koshpvt.ru : [сайт]. — URL: https://koshpvt.ru/uslugi/10-uslugi ; https://koshpvt.ru/component/content/article/2-uncategorised/41-pansionatu-10-let (дата обращения: 08.10.2026).</w:t>
+        <w:t xml:space="preserve">[н] Закупка КГБУ СО «Пансионат „Ветеран“» (ИНН 2463057390) по 223-ФЗ № 32616352208 «На поставку продуктов питания (овощи и фрукты)» (опубл. 04.09.2026; начальная цена 4 100 000,00 руб.; договор от 05.10.2026) [карточка агрегатора по данным ЕИС; ЕИС из среды подготовки доклада недоступна, документация не прочитана]. — Текст : электронный // B2B-Center : [сайт]. — URL: https://www.b2b-center.ru/search/number/l32616352208-1/ (дата обращения: 15.10.2026).</w:t>
       </w:r>
     </w:p>
     <w:p>
@@ -28986,7 +30124,7 @@
         </w:numPr>
       </w:pPr>
       <w:r>
-        <w:t xml:space="preserve">[н] В Новосибирской области начали применять ИИ для помощи пенсионерам в стационарах. 28.09.2026. — Текст : электронный // ТАСС : информационное агентство. — URL: https://tass.ru/obschestvo/28157251 (дата обращения: 09.10.2026) [по сообщению СМИ; официальный сайт правительства Новосибирской области из среды подготовки доклада не открылся].</w:t>
+        <w:t xml:space="preserve">[н] ГБУ СО «Кошкинский дом-интернат для престарелых, инвалидов». Основные виды социальных услуг [раздел «Качество горячего питания» в отчётах за 2017 и 2018 гг.] ; Пансионату 10 лет [недатированная статья]. — Текст : электронный // koshpvt.ru : [сайт]. — URL: https://koshpvt.ru/uslugi/10-uslugi ; https://koshpvt.ru/component/content/article/2-uncategorised/41-pansionatu-10-let (дата обращения: 08.10.2026).</w:t>
       </w:r>
     </w:p>
     <w:p>
@@ -28998,19 +30136,7 @@
         </w:numPr>
       </w:pPr>
       <w:r>
-        <w:t xml:space="preserve">[н] В Волгоградской области модернизируют инфраструктуру социального питания / Комитет социальной защиты населения Волгоградской области ; Администрация Волгоградской области. 06.10.2026. — Текст : электронный // Комитет социальной защиты населения Волгоградской области : [сайт]. — URL: https://uszn.volgograd.ru/current-activity/cooperation/news/586794/ ; https://www.volgograd.ru/news/586793/ [официальные сайты из среды подготовки доклада не открылись; текст сверен по копиям агрегатора с указанием официального источника: https://volgograd.bezformata.com/listnews/volgogradskoy/164478897/ ; https://volgograd.bezformata.com/listnews/volgogradskoy/164480574/; снимок без персональных данных —</w:t>
-      </w:r>
-      <w:r>
-        <w:t xml:space="preserve"> </w:t>
-      </w:r>
-      <w:r>
-        <w:rPr>
-          <w:rStyle w:val="VerbatimChar"/>
-        </w:rPr>
-        <w:t xml:space="preserve">raw/sources/gossektor-obzor-2026-09-28-10-09/</w:t>
-      </w:r>
-      <w:r>
-        <w:t xml:space="preserve">] (дата обращения: 09.10.2026).</w:t>
+        <w:t xml:space="preserve">[н] С 24 января 2026 года в Прокопьевском интернате для людей с психоневрологическими заболеваниями работает комиссия / Министерство труда и социальной защиты Кузбасса. 29.01.2026. — Текст : электронный // Министерство труда и социальной защиты Кузбасса : [сайт]. — URL: https://www.dsznko.ru/news/s-24-yanvarya-2026-goda-v-prokopevskom-internate-dlya-lyudey-s-psikhonevrologicheskimi-zabolevaniyam (дата обращения: 14.10.2026).</w:t>
       </w:r>
     </w:p>
     <w:p>
@@ -29022,7 +30148,7 @@
         </w:numPr>
       </w:pPr>
       <w:r>
-        <w:t xml:space="preserve">[н] В Волгоградском доме соцобслуживания обновили пищеблок [рекламный материал; рекламодатель — ООО «Виво Маркет», erid 2SDnjcRQrhZ]. 06.10.2026. — Текст : электронный // V1.ру : сетевое издание. — URL: https://v1.ru/text/gorod/2026/10/06/76683000/ (дата обращения: 09.10.2026).</w:t>
+        <w:t xml:space="preserve">[н] Дом-интернат Прокопьевска, где постояльцев косит грипп, проверяет Минтруда — какие нашли нарушения. 27.01.2026. — Текст : электронный // НГС42.ру : сетевое издание. — URL: https://ngs42.ru/text/health/2026/01/27/76234968/ ; «Планомерно изводят»: что известно о гибели пациентов в доме-интернате в Кузбассе. 29.01.2026. — Текст : электронный // RTVI : [сайт]. — URL: https://rtvi.com/news/planomerno-izvodyat-chto-izvestno-o-gibeli-paczientov-v-dome-internate-v-kuzbasse/ (дата обращения: 14.10.2026) [по сообщению СМИ; отчёт министерства от 27.01.2026 в первоисточнике не найден].</w:t>
       </w:r>
     </w:p>
     <w:p>
@@ -29034,7 +30160,7 @@
         </w:numPr>
       </w:pPr>
       <w:r>
-        <w:t xml:space="preserve">[н] С 24 января 2026 года в Прокопьевском интернате для людей с психоневрологическими заболеваниями работает комиссия / Министерство труда и социальной защиты Кузбасса. 29.01.2026. — Текст : электронный // Министерство труда и социальной защиты Кузбасса : [сайт]. — URL: https://www.dsznko.ru/news/s-24-yanvarya-2026-goda-v-prokopevskom-internate-dlya-lyudey-s-psikhonevrologicheskimi-zabolevaniyam (дата обращения: 14.10.2026).</w:t>
+        <w:t xml:space="preserve">[н] [Сообщения о проверке Прокопьевского интерната для людей с психоневрологическими заболеваниями]. 29.01.2026 ; 30.01.2026. — Текст : электронный // РИА Новости : [сайт]. — URL: https://ria.ru/20260129/kuzbass-2070983557.html ; https://ria.ru/20260130/internat-2071150027.html (дата обращения: 14.10.2026) [по сообщению СМИ].</w:t>
       </w:r>
     </w:p>
     <w:p>
@@ -29046,7 +30172,7 @@
         </w:numPr>
       </w:pPr>
       <w:r>
-        <w:t xml:space="preserve">[н] Дом-интернат Прокопьевска, где постояльцев косит грипп, проверяет Минтруда — какие нашли нарушения. 27.01.2026. — Текст : электронный // НГС42.ру : сетевое издание. — URL: https://ngs42.ru/text/health/2026/01/27/76234968/ ; «Планомерно изводят»: что известно о гибели пациентов в доме-интернате в Кузбассе. 29.01.2026. — Текст : электронный // RTVI : [сайт]. — URL: https://rtvi.com/news/planomerno-izvodyat-chto-izvestno-o-gibeli-paczientov-v-dome-internate-v-kuzbasse/ (дата обращения: 14.10.2026) [по сообщению СМИ; отчёт министерства от 27.01.2026 в первоисточнике не найден].</w:t>
+        <w:t xml:space="preserve">[н] В Новосибирской области начали применять ИИ для помощи пенсионерам в стационарах. 28.09.2026. — Текст : электронный // ТАСС : информационное агентство. — URL: https://tass.ru/obschestvo/28157251 (дата обращения: 09.10.2026) [по сообщению СМИ; официальный сайт правительства Новосибирской области из среды подготовки доклада не открылся].</w:t>
       </w:r>
     </w:p>
     <w:p>
@@ -29058,7 +30184,19 @@
         </w:numPr>
       </w:pPr>
       <w:r>
-        <w:t xml:space="preserve">[н] [Сообщения о проверке Прокопьевского интерната для людей с психоневрологическими заболеваниями]. 29.01.2026 ; 30.01.2026. — Текст : электронный // РИА Новости : [сайт]. — URL: https://ria.ru/20260129/kuzbass-2070983557.html ; https://ria.ru/20260130/internat-2071150027.html (дата обращения: 14.10.2026) [по сообщению СМИ].</w:t>
+        <w:t xml:space="preserve">[н] В Волгоградской области модернизируют инфраструктуру социального питания / Комитет социальной защиты населения Волгоградской области ; Администрация Волгоградской области. 06.10.2026. — Текст : электронный // Комитет социальной защиты населения Волгоградской области : [сайт]. — URL: https://uszn.volgograd.ru/current-activity/cooperation/news/586794/ ; https://www.volgograd.ru/news/586793/ [официальные сайты из среды подготовки доклада не открылись; текст сверен по копиям агрегатора с указанием официального источника: https://volgograd.bezformata.com/listnews/volgogradskoy/164478897/ ; https://volgograd.bezformata.com/listnews/volgogradskoy/164480574/; снимок без персональных данных —</w:t>
+      </w:r>
+      <w:r>
+        <w:t xml:space="preserve"> </w:t>
+      </w:r>
+      <w:r>
+        <w:rPr>
+          <w:rStyle w:val="VerbatimChar"/>
+        </w:rPr>
+        <w:t xml:space="preserve">raw/sources/gossektor-obzor-2026-09-28-10-09/</w:t>
+      </w:r>
+      <w:r>
+        <w:t xml:space="preserve">] (дата обращения: 09.10.2026).</w:t>
       </w:r>
     </w:p>
     <w:p>
@@ -29070,7 +30208,7 @@
         </w:numPr>
       </w:pPr>
       <w:r>
-        <w:t xml:space="preserve">[н] Закупка КГБУ СО «Пансионат „Ветеран“» (ИНН 2463057390) по 223-ФЗ № 32616352208 «На поставку продуктов питания (овощи и фрукты)» (опубл. 04.09.2026; начальная цена 4 100 000,00 руб.; договор от 05.10.2026) [карточка агрегатора по данным ЕИС; ЕИС из среды подготовки доклада недоступна, документация не прочитана]. — Текст : электронный // B2B-Center : [сайт]. — URL: https://www.b2b-center.ru/search/number/l32616352208-1/ (дата обращения: 15.10.2026).</w:t>
+        <w:t xml:space="preserve">[н] В Волгоградском доме соцобслуживания обновили пищеблок [рекламный материал; рекламодатель — ООО «Виво Маркет», erid 2SDnjcRQrhZ]. 06.10.2026. — Текст : электронный // V1.ру : сетевое издание. — URL: https://v1.ru/text/gorod/2026/10/06/76683000/ (дата обращения: 09.10.2026).</w:t>
       </w:r>
     </w:p>
     <w:p>
@@ -29850,8 +30988,8 @@
         <w:t xml:space="preserve">[о] Федеральный закон от 02.01.2000 № 29-ФЗ «О качестве и безопасности пищевых продуктов». — Текст : электронный // Гарант.ру : информационно-правовой портал. — URL: https://base.garant.ru/12117866/ (дата обращения: 05.10.2026).</w:t>
       </w:r>
     </w:p>
-    <w:bookmarkEnd w:id="174"/>
-    <w:bookmarkStart w:id="175" w:name="Xb35b60ca42e1fb0a8817bb56218638990a6c82f"/>
+    <w:bookmarkEnd w:id="173"/>
+    <w:bookmarkStart w:id="174" w:name="Xb35b60ca42e1fb0a8817bb56218638990a6c82f"/>
     <w:p>
       <w:pPr>
         <w:pStyle w:val="Heading1"/>
@@ -31774,6 +32912,63 @@
               <w:pStyle w:val="Compact"/>
             </w:pPr>
             <w:r>
+              <w:t xml:space="preserve">32а</w:t>
+            </w:r>
+          </w:p>
+        </w:tc>
+        <w:tc>
+          <w:tcPr/>
+          <w:p>
+            <w:pPr>
+              <w:pStyle w:val="Compact"/>
+            </w:pPr>
+            <w:r>
+              <w:t xml:space="preserve">Распоряжение минсоцразвития Московской обл. от 22.05.2026 № 20РВ-108</w:t>
+            </w:r>
+          </w:p>
+        </w:tc>
+        <w:tc>
+          <w:tcPr/>
+          <w:p>
+            <w:pPr>
+              <w:pStyle w:val="Compact"/>
+            </w:pPr>
+            <w:r>
+              <w:t xml:space="preserve">Н, с 01.01.2027</w:t>
+            </w:r>
+          </w:p>
+        </w:tc>
+        <w:tc>
+          <w:tcPr/>
+          <w:p>
+            <w:pPr>
+              <w:pStyle w:val="Compact"/>
+            </w:pPr>
+            <w:r>
+              <w:t xml:space="preserve">Нормы питания, в том числе для страдающих психическими заболеваниями; нетто и брутто; нормы выбора нет; прочитаны резолютивная часть и начало таблиц (п. 3.4)</w:t>
+            </w:r>
+          </w:p>
+        </w:tc>
+        <w:tc>
+          <w:tcPr/>
+          <w:p>
+            <w:pPr>
+              <w:pStyle w:val="Compact"/>
+            </w:pPr>
+            <w:r>
+              <w:t xml:space="preserve">[83]</w:t>
+            </w:r>
+          </w:p>
+        </w:tc>
+      </w:tr>
+      <w:tr>
+        <w:tc>
+          <w:tcPr/>
+          <w:p>
+            <w:pPr>
+              <w:pStyle w:val="Compact"/>
+            </w:pPr>
+            <w:r>
               <w:t xml:space="preserve">33</w:t>
             </w:r>
           </w:p>
@@ -33642,7 +34837,7 @@
               <w:pStyle w:val="Compact"/>
             </w:pPr>
             <w:r>
-              <w:t xml:space="preserve">[99, 101]</w:t>
+              <w:t xml:space="preserve">[99, 102]</w:t>
             </w:r>
           </w:p>
         </w:tc>
@@ -33705,8 +34900,8 @@
         </w:tc>
       </w:tr>
     </w:tbl>
-    <w:bookmarkEnd w:id="175"/>
-    <w:bookmarkStart w:id="176" w:name="Xf5d744ade7e57aabd94b7bb86a841fa4191ed0b"/>
+    <w:bookmarkEnd w:id="174"/>
+    <w:bookmarkStart w:id="175" w:name="Xf5d744ade7e57aabd94b7bb86a841fa4191ed0b"/>
     <w:p>
       <w:pPr>
         <w:pStyle w:val="Heading1"/>
@@ -37100,8 +38295,8 @@
         <w:t xml:space="preserve">Столбец (1) назывался «учреждения, кроме ПНИ» и отличался от действующего: хлеб пшеничный 100, мука 45, крахмал 2,5, картофель 168, овощи всех видов одной строкой 318, фрукты 200, сухофрукты и шиповник 10, соки 60, птица 40, колбаса 25, рыба 41,8, сыр 14, творог 40, кисломолочные 200, сметана 10, маргарин 10, сахар 57, кофе 1,5, соль 10, яйцо 4 шт. в неделю, СБКС 27 г в общей норме, витамины 1 драже 3 раза в неделю. Столбцы (2) и (5) для ПНИ совпадали с действующими, кроме яйца (4 шт. в неделю), сухофруктов и шиповника (16 одной строкой) и витаминов (1 драже 3 раза в неделю); СБКС входила в общую норму. Для лиц с сахарным диабетом сахар 15 г выдавался отдельно, сухофрукты и шиповник — 81 г. Столбца (6) не было.</w:t>
       </w:r>
     </w:p>
-    <w:bookmarkEnd w:id="176"/>
-    <w:bookmarkStart w:id="189" w:name="X14266558e3eac561be41e7749025765d6f466ea"/>
+    <w:bookmarkEnd w:id="175"/>
+    <w:bookmarkStart w:id="184" w:name="X14266558e3eac561be41e7749025765d6f466ea"/>
     <w:p>
       <w:pPr>
         <w:pStyle w:val="Heading1"/>
@@ -37354,7 +38549,7 @@
               <w:pStyle w:val="Compact"/>
             </w:pPr>
             <w:r>
-              <w:t xml:space="preserve">Вместо одного кейса — восемь учреждений и региональное сообщение; удалены детали, отсутствующие в источнике (выбор накануне в Болотнинском ПНИ)</w:t>
+              <w:t xml:space="preserve">Вместо одного кейса — девять учреждений, региональное сообщение и закупки Самарской области; удалены детали, отсутствующие в источнике (выбор накануне в Болотнинском ПНИ)</w:t>
             </w:r>
           </w:p>
         </w:tc>
@@ -37546,7 +38741,7 @@
         </w:tc>
       </w:tr>
     </w:tbl>
-    <w:bookmarkStart w:id="177" w:name="Xdc464896b83b14907d78603f4d568e99bd5868b"/>
+    <w:bookmarkStart w:id="176" w:name="Xdc464896b83b14907d78603f4d568e99bd5868b"/>
     <w:p>
       <w:pPr>
         <w:pStyle w:val="Heading2"/>
@@ -37560,7 +38755,7 @@
         <w:pStyle w:val="FirstParagraph"/>
       </w:pPr>
       <w:r>
-        <w:t xml:space="preserve">После первой сборки второй редакции текст расширялся только за счёт новых источников: число позиций в списке источников выросло с 98 до 132 (по данным сборки), в третьем проходе — до 136, в четвёртом — до 143. Ниже перечислено, что было добавлено и что исправлено.</w:t>
+        <w:t xml:space="preserve">После первой сборки второй редакции текст расширялся за счёт новых источников: число позиций в списке источников выросло с 98 до 132, в третьем проходе — до 136, в четвёртом — до 143, в пятом — до 147, в седьмом — до 153; динамика ежедневных дополнений приведена в таблице ниже.</w:t>
       </w:r>
     </w:p>
     <w:tbl>
@@ -37929,8 +39124,8 @@
         </w:tc>
       </w:tr>
     </w:tbl>
-    <w:bookmarkEnd w:id="177"/>
-    <w:bookmarkStart w:id="178" w:name="X8531dd045458e454678a5d16457b595e1b73a21"/>
+    <w:bookmarkEnd w:id="176"/>
+    <w:bookmarkStart w:id="177" w:name="X8531dd045458e454678a5d16457b595e1b73a21"/>
     <w:p>
       <w:pPr>
         <w:pStyle w:val="Heading2"/>
@@ -37944,7 +39139,7 @@
         <w:pStyle w:val="FirstParagraph"/>
       </w:pPr>
       <w:r>
-        <w:t xml:space="preserve">Весь текст, от аннотации до приложений, был вычитан и подвергнут литературной правке: устранены канцелярские связки и пустые обороты, длинные абзацы о деле № А73-20917/2024 разделены, формулировки сокращены. Каждое утверждение с источником, числа, ссылки, классы утверждений, словарь различений, 40 противоречий (по состоянию на третий проход), 16 сценариев и 24 предложения сохранены; сверка ссылок и чисел до и после правки проведена по каждой главе. Новые факты вносились только с источниками.</w:t>
+        <w:t xml:space="preserve">Текст прошёл литературную правку: устранены канцелярские связки, разделены длинные абзацы о деле № А73-20917/2024. Утверждения с источниками, числа, ссылки, классы утверждений, словарь различений, 40 противоречий (по состоянию на третий проход), 16 сценариев и 24 предложения сохранены; сверка ссылок и чисел проведена по каждой главе.</w:t>
       </w:r>
     </w:p>
     <w:tbl>
@@ -38208,8 +39403,8 @@
         </w:tc>
       </w:tr>
     </w:tbl>
-    <w:bookmarkEnd w:id="178"/>
-    <w:bookmarkStart w:id="179" w:name="X4bb1c9e9b3804963a91cce012a1711de9d8f73d"/>
+    <w:bookmarkEnd w:id="177"/>
+    <w:bookmarkStart w:id="178" w:name="X4bb1c9e9b3804963a91cce012a1711de9d8f73d"/>
     <w:p>
       <w:pPr>
         <w:pStyle w:val="Heading2"/>
@@ -38223,7 +39418,7 @@
         <w:pStyle w:val="FirstParagraph"/>
       </w:pPr>
       <w:r>
-        <w:t xml:space="preserve">Четвёртый проход был посвящён вопросам, оставшимся открытыми после третьего. Новые факты вносились только с источниками; если первоисточник найти не удалось, вопрос закрывался как непроверенный с перечнем предпринятых попыток.</w:t>
+        <w:t xml:space="preserve">Четвёртый проход был посвящён вопросам, оставшимся открытыми после третьего; если первоисточник найти не удалось, вопрос закрывался как непроверенный с перечнем предпринятых попыток.</w:t>
       </w:r>
     </w:p>
     <w:tbl>
@@ -38733,8 +39928,8 @@
         <w:t xml:space="preserve">Кто решает за жителя, не способного выразить выбор (сценарий 15); формулировка о принудительном кормлении (гл. 9, позиция 18); отбор суточной пробы каждого варианта (сценарий 13); тарифная иллюстрация в сценарии 8 сохранена и помечена как иллюстративная.</w:t>
       </w:r>
     </w:p>
-    <w:bookmarkEnd w:id="179"/>
-    <w:bookmarkStart w:id="180" w:name="X246e53d2e224d2bd4476ffaf8522c7aadcddef9"/>
+    <w:bookmarkEnd w:id="178"/>
+    <w:bookmarkStart w:id="179" w:name="X246e53d2e224d2bd4476ffaf8522c7aadcddef9"/>
     <w:p>
       <w:pPr>
         <w:pStyle w:val="Heading2"/>
@@ -38748,7 +39943,7 @@
         <w:pStyle w:val="FirstParagraph"/>
       </w:pPr>
       <w:r>
-        <w:t xml:space="preserve">Перед правкой были перечитаны доклад «Не просто накормить» [22], служащий для настоящей работы базовым, и перечень пробелов рабочей базы знаний (wiki/gaps.md) [23]. Сохранены четыре класса утверждений, граница «кухня ≠ клиника» (п. 2.8) и комплект для проверяющего (сценарий 7, п. 8.14). Новые факты вносились только с источниками; доклад не говорит от имени Минтруда России и не назначает диет, текстур и лекарств. Число позиций в списке источников составило 147.</w:t>
+        <w:t xml:space="preserve">Проход опирался на базовый доклад «Не просто накормить» [22] и перечень пробелов рабочей базы знаний (wiki/gaps.md) [23]. Сохранены четыре класса утверждений, граница «кухня ≠ клиника» (п. 2.8) и комплект для проверяющего (сценарий 7, п. 8.14); доклад не говорит от имени Минтруда России и не назначает диет, текстур и лекарств.</w:t>
       </w:r>
     </w:p>
     <w:tbl>
@@ -39402,8 +40597,8 @@
         <w:t xml:space="preserve">Локальные акты «Серафимовского» сверх приказа № 124 — в открытом доступе отсутствуют; официальная публикация постановления № 1284 2014 г. на портале правовой информации отсутствует (приложена сводная редакция из справочной системы); ЕИС из среды подготовки доклада недоступна.</w:t>
       </w:r>
     </w:p>
-    <w:bookmarkEnd w:id="180"/>
-    <w:bookmarkStart w:id="181" w:name="X6b82d7ac307c454f351cde71f892a63b09f71c1"/>
+    <w:bookmarkEnd w:id="179"/>
+    <w:bookmarkStart w:id="180" w:name="X6b82d7ac307c454f351cde71f892a63b09f71c1"/>
     <w:p>
       <w:pPr>
         <w:pStyle w:val="Heading2"/>
@@ -39417,7 +40612,7 @@
         <w:pStyle w:val="FirstParagraph"/>
       </w:pPr>
       <w:r>
-        <w:t xml:space="preserve">Шестой проход сверял сведения о ДСО «Серафимовский» и о петербургских нормах с рабочими материалами учреждения автора. В доклад внесены только факты, допускающие публикацию: нет персональных данных жителей, имён работников исполнителей и проверяющих, служебной переписки, материалов подготовки к проверкам и цен сверх публичных сведений о закупках. Каждый внесённый факт сопровождается публичным источником: официальной публикацией акта, сайтом учреждения или карточкой закупки. Если публичная сверка не проводилась, это оговорено прямо.</w:t>
+        <w:t xml:space="preserve">Шестой проход сверял сведения о ДСО «Серафимовский» и о петербургских нормах с рабочими материалами учреждения автора. Внесены только факты, допускающие публикацию (без персональных данных жителей, имён работников исполнителей и проверяющих, служебной переписки, материалов подготовки к проверкам и цен сверх публичных сведений о закупках), и каждый — с публичным источником; отсутствие публичной сверки оговорено прямо.</w:t>
       </w:r>
     </w:p>
     <w:tbl>
@@ -39925,8 +41120,8 @@
         <w:t xml:space="preserve">В рабочих материалах приказ № 124 описан как правила Комитета; по опубликованному тексту это приказ учреждения. Граммы постановления № 507 в рабочих материалах отличаются от официального текста (например, хлеб и кисломолочные продукты). В доклад внесены значения официальной публикации.</w:t>
       </w:r>
     </w:p>
-    <w:bookmarkEnd w:id="181"/>
-    <w:bookmarkStart w:id="182" w:name="X7ba3ac597c5667a71542075330efd815b4861a2"/>
+    <w:bookmarkEnd w:id="180"/>
+    <w:bookmarkStart w:id="181" w:name="X7ba3ac597c5667a71542075330efd815b4861a2"/>
     <w:p>
       <w:pPr>
         <w:pStyle w:val="Heading2"/>
@@ -39940,7 +41135,7 @@
         <w:pStyle w:val="FirstParagraph"/>
       </w:pPr>
       <w:r>
-        <w:t xml:space="preserve">Седьмой проход имел две задачи: короткую целевую проверку одиннадцати пробелов, остававшихся открытыми в рабочей базе знаний (позиции 35–45 перечня wiki/gaps.md) [23], и приведение всего текста к нормам академической прозы. Новые факты вносились только с публичными источниками; доклад по-прежнему не говорит от имени Минтруда России.</w:t>
+        <w:t xml:space="preserve">Седьмой проход включал целевую проверку одиннадцати пробелов, остававшихся открытыми в рабочей базе знаний (позиции 35–45 перечня wiki/gaps.md) [23], и приведение текста к нормам академической прозы.</w:t>
       </w:r>
     </w:p>
     <w:p>
@@ -39958,7 +41153,7 @@
         <w:t xml:space="preserve"> </w:t>
       </w:r>
       <w:r>
-        <w:t xml:space="preserve">Закрыт один вопрос: вид, дата и номер псковского акта о нормах питания подтверждены справочной отметкой, согласно которой приказом Комитета по социальной защите Псковской области от 14.07.2020 № 206 с 03.08.2020 признан утратившим силу прежний приказ № 340 [88]; позиция 25 главы 9 снята (п. 3.7). Сужен вопрос о самообслуживании: полный текст п. 32 СанПиН 4282-26 запрещает также размещение холодных блюд, кондитерских изделий и напитков на линии раздачи вне охлаждаемой витрины, специального правила о «шведском столе» нет, а житель, обслуживающий себя сам, не относится к «посторонним лицам» (толкование; п. 2.7). Открытыми остаются: суточная проба на собственном пищеблоке (повторная сверка с текстом СанПиН 4282-26 прямой нормы не выявила; сценарий 13); совместимость поста с нормами питания (официального разъяснения не найдено; сценарий 16); независимая оценка петербургской процедуры оценки организации социального питания; текст определения ВС РФ № 303-ЭС25-15393 по существу; нормы социального питания Санкт-Петербурга на 2027 г.; место СБКС в нормах; статус московского приказа ДСЗН от 24.12.2014 № 1068 при более позднем приказе № 228 (по состоянию на 06.10.2026 приказ № 1068 продолжает значиться в перечне актов на сайте Департамента); условия о выборе в техническом задании договора ДСО «Серафимовский»; порядок фиксации и пересмотра карты предпочтений неговорящего жителя (сценарий 15); первоисточник иркутского сообщения о формате «два первых, два вторых, гарниры». По каждому из них в соответствующем разделе указана дата последней попытки.</w:t>
+        <w:t xml:space="preserve">Закрыт один вопрос: вид, дата и номер псковского акта о нормах питания подтверждены справочной отметкой, согласно которой приказом Комитета по социальной защите Псковской области от 14.07.2020 № 206 с 03.08.2020 признан утратившим силу прежний приказ № 340 [88]; позиция 25 главы 9 снята. Сужен вопрос о самообслуживании: полный текст п. 32 СанПиН 4282-26 запрещает также размещение холодных блюд, кондитерских изделий и напитков на линии раздачи вне охлаждаемой витрины, специального правила о «шведском столе» нет, а житель, обслуживающий себя сам, не относится к «посторонним лицам» (толкование; п. 2.7). Открытыми остались: суточная проба на собственном пищеблоке (повторная сверка с текстом СанПиН 4282-26 прямой нормы не выявила); совместимость поста с нормами питания; независимая оценка петербургской процедуры оценки организации социального питания; текст определения ВС РФ № 303-ЭС25-15393 по существу; нормы социального питания Санкт-Петербурга на 2027 г.; место СБКС в нормах; статус московского приказа ДСЗН от 24.12.2014 № 1068 при более позднем приказе № 228 (на 06.10.2026 приказ № 1068 продолжал значиться в перечне актов на сайте Департамента); условия о выборе в техническом задании договора ДСО «Серафимовский»; порядок фиксации и пересмотра карты предпочтений неговорящего жителя; первоисточник иркутского сообщения о формате «два первых, два вторых, гарниры».</w:t>
       </w:r>
     </w:p>
     <w:p>
@@ -39976,17 +41171,17 @@
         <w:t xml:space="preserve"> </w:t>
       </w:r>
       <w:r>
-        <w:t xml:space="preserve">Добавлены аннотация, ключевые слова, глоссарий, согласованный со словарём различений (цикличное меню, вариативное меню, таблица замен и персонализация; модели М0–М5 и ступени 0–5; закупки по 223-ФЗ и по 44-ФЗ; СанПиН 3590-20 и СанПиН 4282-26), и введение с полным аппаратом (актуальность, объект, предмет, цель, задачи, методы, источники, ограничения). Каждая глава завершается выводами; заключение дополнено итоговым абзацем. Аргументативные перечни переведены в связный текст; таблицы, сценарии, чек-листы и пронумерованные предложения сохранены в прежней форме, поскольку на них ссылаются другие разделы. Список источников оформлен по ГОСТ Р 7.0.100-2018. После правки каждой главы сценарий сверки подтвердил сохранность всех ссылок [n] и чисел. Исправлена одна неточность: в заключении число противоречий главы 9 было указано как 40 вместо 47. Число позиций в списке источников — 153.</w:t>
-      </w:r>
-    </w:p>
-    <w:bookmarkEnd w:id="182"/>
-    <w:bookmarkStart w:id="183" w:name="X4952c3796190ac2519c965d5c901ce84d874f25"/>
+        <w:t xml:space="preserve">Добавлены аннотация, ключевые слова, глоссарий, согласованный со словарём различений (цикличное меню, вариативное меню, таблица замен и персонализация; модели М0–М5 и ступени 0–5; закупки по 223-ФЗ и по 44-ФЗ; СанПиН 3590-20 и СанПиН 4282-26), и введение с полным аппаратом. Каждая глава завершена выводами; аргументативные перечни переведены в связный текст; таблицы, сценарии, чек-листы и пронумерованные предложения сохранены. Список источников оформлен по ГОСТ Р 7.0.100-2018. Сверка ссылок [n] и чисел проведена после правки каждой главы. Исправлена неточность: в заключении число противоречий главы 9 было указано как 40 вместо 47.</w:t>
+      </w:r>
+    </w:p>
+    <w:bookmarkEnd w:id="181"/>
+    <w:bookmarkStart w:id="182" w:name="ежедневные-дополнения-07.1016.10.2026"/>
     <w:p>
       <w:pPr>
         <w:pStyle w:val="Heading2"/>
       </w:pPr>
       <w:r>
-        <w:t xml:space="preserve">Дополнение 07.10.2026: техническое задание и определение Верховного Суда</w:t>
+        <w:t xml:space="preserve">Ежедневные дополнения 07.10–16.10.2026</w:t>
       </w:r>
     </w:p>
     <w:p>
@@ -39994,17 +41189,22 @@
         <w:pStyle w:val="FirstParagraph"/>
       </w:pPr>
       <w:r>
-        <w:rPr>
-          <w:b/>
-          <w:bCs/>
-        </w:rPr>
-        <w:t xml:space="preserve">07.10.2026: дополнение по ТЗ и определению ВС.</w:t>
+        <w:t xml:space="preserve">С 07.10.2026 доклад дополнялся по результатам ежедневных проверок (постоянное разрешение автора от 07.10.2026, расширенное 09.10.2026). Проверялись федеральные органы и порталы (Минтруд России, включая его сайт и Telegram-канал, Минздрав России, Роспотребнадзор, publication.pravo.gov.ru, regulation.gov.ru, Государственная Дума, Общественная палата, ОНФ, АСИ), региональные органы социальной защиты и учреждения, агрегаторы закупок по 44-ФЗ и 223-ФЗ, федеральные и региональные СМИ, сообщения прокуратур, а также открытые позиции перечня пробелов</w:t>
       </w:r>
       <w:r>
         <w:t xml:space="preserve"> </w:t>
       </w:r>
       <w:r>
-        <w:t xml:space="preserve">Дополнение проверяло два пробела рабочей базы знаний (позиции 39 и 43 перечня wiki/gaps.md) [23] по публичным источникам. Как и прежде, новые факты вносились только с источниками, классы утверждений не повышались, а утверждения, которые не удалось сверить, сохранили пометку «не сверено».</w:t>
+        <w:rPr>
+          <w:rStyle w:val="VerbatimChar"/>
+        </w:rPr>
+        <w:t xml:space="preserve">wiki/gaps.md</w:t>
+      </w:r>
+      <w:r>
+        <w:t xml:space="preserve"> </w:t>
+      </w:r>
+      <w:r>
+        <w:t xml:space="preserve">[23]. Во всех дополнениях новые факты вносились только с публичными источниками, классы утверждений не повышались, географические блокировки, регистрация и платный доступ не обходились; содержание, которое не удалось прочитать, помечено «не сверено». Федеральных актов, проектов, разъяснений и сообщений Минтруда России о вариативном меню за весь период не обнаружено. Ссылки на пункты доклада в записях этого приложения даны по нумерации на дату записи (соответствие действующей нумерации — в записи от 16.10.2026).</w:t>
       </w:r>
     </w:p>
     <w:tbl>
@@ -40015,9 +41215,10 @@
         <w:tblLook w:firstRow="1" w:lastRow="0" w:firstColumn="0" w:lastColumn="0" w:noHBand="0" w:noVBand="0" w:val="0020"/>
       </w:tblPr>
       <w:tblGrid>
-        <w:gridCol w:w="2640"/>
-        <w:gridCol w:w="2640"/>
-        <w:gridCol w:w="2640"/>
+        <w:gridCol w:w="1980"/>
+        <w:gridCol w:w="1980"/>
+        <w:gridCol w:w="1980"/>
+        <w:gridCol w:w="1980"/>
       </w:tblGrid>
       <w:tr>
         <w:trPr>
@@ -40030,53 +41231,64 @@
               <w:pStyle w:val="Compact"/>
             </w:pPr>
             <w:r>
-              <w:t xml:space="preserve">Вопрос</w:t>
-            </w:r>
-          </w:p>
-        </w:tc>
-        <w:tc>
-          <w:tcPr/>
-          <w:p>
-            <w:pPr>
-              <w:pStyle w:val="Compact"/>
-            </w:pPr>
-            <w:r>
-              <w:t xml:space="preserve">Результат</w:t>
-            </w:r>
-          </w:p>
-        </w:tc>
-        <w:tc>
-          <w:tcPr/>
-          <w:p>
-            <w:pPr>
-              <w:pStyle w:val="Compact"/>
-            </w:pPr>
-            <w:r>
-              <w:t xml:space="preserve">Источник; где отражено</w:t>
-            </w:r>
-          </w:p>
-        </w:tc>
-      </w:tr>
-      <w:tr>
-        <w:tc>
-          <w:tcPr/>
-          <w:p>
-            <w:pPr>
-              <w:pStyle w:val="Compact"/>
-            </w:pPr>
-            <w:r>
-              <w:t xml:space="preserve">Определение ВС № 303-ЭС25-15393 по существу</w:t>
-            </w:r>
-          </w:p>
-        </w:tc>
-        <w:tc>
-          <w:tcPr/>
-          <w:p>
-            <w:pPr>
-              <w:pStyle w:val="Compact"/>
-            </w:pPr>
-            <w:r>
-              <w:t xml:space="preserve">Найдено и прочитано на официальном сайте Верховного Суда (банк судебных актов: два документа по номеру). Определение от 28.01.2026 — стандартный отказ в передаче кассационной жалобы (ст. 291.6, 291.8, 291.11 АПК РФ) и взыскание 80 000 руб. госпошлины; ни 44-ФЗ, ни 223-ФЗ, ни госзадания, ни источника денег, ни цели закупки в тексте нет; цитаты, которую приводит блог, в нём нет. Номер дела указан верно (А73-20917/2024), чем подтверждена опечатка в определении от 29.12.2025. Копии обоих определений —</w:t>
+              <w:t xml:space="preserve">Дата</w:t>
+            </w:r>
+          </w:p>
+        </w:tc>
+        <w:tc>
+          <w:tcPr/>
+          <w:p>
+            <w:pPr>
+              <w:pStyle w:val="Compact"/>
+            </w:pPr>
+            <w:r>
+              <w:t xml:space="preserve">Что проверено и что найдено</w:t>
+            </w:r>
+          </w:p>
+        </w:tc>
+        <w:tc>
+          <w:tcPr/>
+          <w:p>
+            <w:pPr>
+              <w:pStyle w:val="Compact"/>
+            </w:pPr>
+            <w:r>
+              <w:t xml:space="preserve">Где отражено</w:t>
+            </w:r>
+          </w:p>
+        </w:tc>
+        <w:tc>
+          <w:tcPr/>
+          <w:p>
+            <w:pPr>
+              <w:pStyle w:val="Compact"/>
+            </w:pPr>
+            <w:r>
+              <w:t xml:space="preserve">Позиций в списке источников</w:t>
+            </w:r>
+          </w:p>
+        </w:tc>
+      </w:tr>
+      <w:tr>
+        <w:tc>
+          <w:tcPr/>
+          <w:p>
+            <w:pPr>
+              <w:pStyle w:val="Compact"/>
+            </w:pPr>
+            <w:r>
+              <w:t xml:space="preserve">07.10.2026</w:t>
+            </w:r>
+          </w:p>
+        </w:tc>
+        <w:tc>
+          <w:tcPr/>
+          <w:p>
+            <w:pPr>
+              <w:pStyle w:val="Compact"/>
+            </w:pPr>
+            <w:r>
+              <w:t xml:space="preserve">Позиции 39 и 43 перечня пробелов. Определение ВС № 303-ЭС25-15393 найдено и прочитано на официальном сайте Верховного Суда (банк судебных актов: два документа по номеру): определение от 28.01.2026 — стандартный отказ в передаче кассационной жалобы (ст. 291.6, 291.8, 291.11 АПК РФ) и взыскание 80 000 руб. госпошлины; ни 44-ФЗ, ни 223-ФЗ, ни госзадания, ни источника денег, ни цели закупки, ни цитаты, приводимой блогом, в тексте нет. Номер дела указан верно (А73-20917/2024), чем подтверждена опечатка в определении от 29.12.2025; копии обоих определений —</w:t>
             </w:r>
             <w:r>
               <w:t xml:space="preserve"> </w:t>
@@ -40087,172 +41299,54 @@
               </w:rPr>
               <w:t xml:space="preserve">raw/sources/vs-303-es25-15393/</w:t>
             </w:r>
-          </w:p>
-        </w:tc>
-        <w:tc>
-          <w:tcPr/>
-          <w:p>
-            <w:pPr>
-              <w:pStyle w:val="Compact"/>
-            </w:pPr>
-            <w:r>
-              <w:t xml:space="preserve">[60, 62]; п. 2.10, сценарий 12, гл. 9 (поз. 33 снята, поз. 40 уточнена), прил. А (поз. 48)</w:t>
-            </w:r>
-          </w:p>
-        </w:tc>
-      </w:tr>
-      <w:tr>
-        <w:tc>
-          <w:tcPr/>
-          <w:p>
-            <w:pPr>
-              <w:pStyle w:val="Compact"/>
-            </w:pPr>
-            <w:r>
-              <w:t xml:space="preserve">ДСО «Серафимовский»: условия о выборе в ТЗ конкурса № 32616197209 и договоре № 32616197209-01</w:t>
-            </w:r>
-          </w:p>
-        </w:tc>
-        <w:tc>
-          <w:tcPr/>
-          <w:p>
-            <w:pPr>
-              <w:pStyle w:val="Compact"/>
-            </w:pPr>
-            <w:r>
-              <w:t xml:space="preserve">Не прочитаны. Единая информационная система и электронная площадка из среды подготовки доклада недоступны (соединение не устанавливается); агрегаторы показывают только перечень файлов (конкурсная документация, «Приложение №2 к ТЗ», протоколы рассмотрения первых и вторых частей заявок, итоговый протокол) — содержание закрыто регистрацией или платным доступом. Из открытой карточки внесено деление предмета на три позиции в человеко-днях (109 395, 2 448, 33 660). Наличие или отсутствие выбора блюд в ТЗ не установлено; договор по-прежнему не сверен</w:t>
-            </w:r>
-          </w:p>
-        </w:tc>
-        <w:tc>
-          <w:tcPr/>
-          <w:p>
-            <w:pPr>
-              <w:pStyle w:val="Compact"/>
-            </w:pPr>
-            <w:r>
-              <w:t xml:space="preserve">[97, 98]; п. 4.8, сценарий 8, гл. 9 (поз. 44)</w:t>
-            </w:r>
-          </w:p>
-        </w:tc>
-      </w:tr>
-    </w:tbl>
-    <w:p>
-      <w:pPr>
-        <w:pStyle w:val="BodyText"/>
-      </w:pPr>
-      <w:r>
-        <w:rPr>
-          <w:b/>
-          <w:bCs/>
-        </w:rPr>
-        <w:t xml:space="preserve">Что следует из дополнения.</w:t>
-      </w:r>
-      <w:r>
-        <w:t xml:space="preserve"> </w:t>
-      </w:r>
-      <w:r>
-        <w:t xml:space="preserve">Позиция 33 главы 9 снята: тезис блога об «окончательной точке» и о критерии источника денег текстом определения не подтверждается, поскольку отказ в передаче жалобы позиции по существу не формулирует; критерий цели закупки остаётся позицией суда округа [58], а вывод п. 2.10 для стационарных организаций — толкованием автора. Вопрос о техническом задании ДСО «Серафимовский» остаётся открытым в прежнем объёме: доклад не утверждает ни наличия, ни отсутствия выбора блюд в договоре на август — декабрь 2026 г. Ссылка на определение от 28.01.2026 внесена в список источников; число позиций списка — 154.</w:t>
-      </w:r>
-    </w:p>
-    <w:bookmarkEnd w:id="183"/>
-    <w:bookmarkStart w:id="184" w:name="Xd69dbd8a17a86c0ac8201c80a05184bd1e6ff50"/>
-    <w:p>
-      <w:pPr>
-        <w:pStyle w:val="Heading2"/>
-      </w:pPr>
-      <w:r>
-        <w:t xml:space="preserve">Дополнение 08.10.2026: закупки Самарской области</w:t>
-      </w:r>
-    </w:p>
-    <w:p>
-      <w:pPr>
-        <w:pStyle w:val="FirstParagraph"/>
-      </w:pPr>
-      <w:r>
-        <w:rPr>
-          <w:b/>
-          <w:bCs/>
-        </w:rPr>
-        <w:t xml:space="preserve">08.10.2026: ежедневная проверка.</w:t>
-      </w:r>
-      <w:r>
-        <w:t xml:space="preserve"> </w:t>
-      </w:r>
-      <w:r>
-        <w:t xml:space="preserve">Проверка шла по открытым позициям 35–45 перечня пробелов рабочей базы знаний [23] и по новым публичным материалам о вариативном меню. Новые факты вносились только с публичными источниками, классы утверждений не повышались; содержание, которое не удалось прочитать, помечено как «не сверено».</w:t>
-      </w:r>
-    </w:p>
-    <w:tbl>
-      <w:tblPr>
-        <w:tblStyle w:val="Table"/>
-        <w:tblW w:type="pct" w:w="5000"/>
-        <w:tblLayout w:type="fixed"/>
-        <w:tblLook w:firstRow="1" w:lastRow="0" w:firstColumn="0" w:lastColumn="0" w:noHBand="0" w:noVBand="0" w:val="0020"/>
-      </w:tblPr>
-      <w:tblGrid>
-        <w:gridCol w:w="2640"/>
-        <w:gridCol w:w="2640"/>
-        <w:gridCol w:w="2640"/>
-      </w:tblGrid>
-      <w:tr>
-        <w:trPr>
-          <w:tblHeader w:val="on"/>
-        </w:trPr>
-        <w:tc>
-          <w:tcPr/>
-          <w:p>
-            <w:pPr>
-              <w:pStyle w:val="Compact"/>
-            </w:pPr>
-            <w:r>
-              <w:t xml:space="preserve">Вопрос</w:t>
-            </w:r>
-          </w:p>
-        </w:tc>
-        <w:tc>
-          <w:tcPr/>
-          <w:p>
-            <w:pPr>
-              <w:pStyle w:val="Compact"/>
-            </w:pPr>
-            <w:r>
-              <w:t xml:space="preserve">Результат</w:t>
-            </w:r>
-          </w:p>
-        </w:tc>
-        <w:tc>
-          <w:tcPr/>
-          <w:p>
-            <w:pPr>
-              <w:pStyle w:val="Compact"/>
-            </w:pPr>
-            <w:r>
-              <w:t xml:space="preserve">Источник; где отражено</w:t>
-            </w:r>
-          </w:p>
-        </w:tc>
-      </w:tr>
-      <w:tr>
-        <w:tc>
-          <w:tcPr/>
-          <w:p>
-            <w:pPr>
-              <w:pStyle w:val="Compact"/>
-            </w:pPr>
-            <w:r>
-              <w:t xml:space="preserve">Кейсы вариативного меню при аутсорсинге питания</w:t>
-            </w:r>
-          </w:p>
-        </w:tc>
-        <w:tc>
-          <w:tcPr/>
-          <w:p>
-            <w:pPr>
-              <w:pStyle w:val="Compact"/>
-            </w:pPr>
-            <w:r>
-              <w:t xml:space="preserve">Найдены восемь извещений шести бюджетных учреждений Самарской области (2025–2026 гг.; периоды оказания услуг — 2026 и 2027 гг.) о закупке по 44-ФЗ «оказания услуг по приготовлению питания по вариативному меню»; цена — за койко-день, от 502,31 до 860,61 руб. Технические задания и меню не прочитаны: ЕИС из среды подготовки доклада недоступна, агрегаторы открывают файлы только после регистрации или за плату. Сайт Кошкинского дома-интерната упоминает «заказное меню» в отчётах за 2017 и 2018 гг. Снимки карточек без контактных данных —</w:t>
+            <w:r>
+              <w:t xml:space="preserve">. Позиция 33 главы 9 снята: отказ в передаче жалобы позиции по существу не формулирует; критерий цели закупки остаётся позицией суда округа [58], вывод п. 2.10 — толкованием автора. Условия о выборе в ТЗ конкурса № 32616197209 и договоре № 32616197209-01 ДСО «Серафимовский» не прочитаны: ЕИС и электронная площадка недоступны, агрегаторы показывают только перечень файлов (конкурсная документация, «Приложение №2 к ТЗ», протоколы рассмотрения первых и вторых частей заявок, итоговый протокол); из открытой карточки внесено деление предмета на три позиции в человеко-днях; доклад не утверждает ни наличия, ни отсутствия выбора блюд в договоре</w:t>
+            </w:r>
+          </w:p>
+        </w:tc>
+        <w:tc>
+          <w:tcPr/>
+          <w:p>
+            <w:pPr>
+              <w:pStyle w:val="Compact"/>
+            </w:pPr>
+            <w:r>
+              <w:t xml:space="preserve">[60, 62, 97, 98]; п. 2.10, 4.8, сценарии 8 и 12, гл. 9 (поз. 33, 40, 44), прил. А (поз. 48)</w:t>
+            </w:r>
+          </w:p>
+        </w:tc>
+        <w:tc>
+          <w:tcPr/>
+          <w:p>
+            <w:pPr>
+              <w:pStyle w:val="Compact"/>
+            </w:pPr>
+            <w:r>
+              <w:t xml:space="preserve">154</w:t>
+            </w:r>
+          </w:p>
+        </w:tc>
+      </w:tr>
+      <w:tr>
+        <w:tc>
+          <w:tcPr/>
+          <w:p>
+            <w:pPr>
+              <w:pStyle w:val="Compact"/>
+            </w:pPr>
+            <w:r>
+              <w:t xml:space="preserve">08.10.2026</w:t>
+            </w:r>
+          </w:p>
+        </w:tc>
+        <w:tc>
+          <w:tcPr/>
+          <w:p>
+            <w:pPr>
+              <w:pStyle w:val="Compact"/>
+            </w:pPr>
+            <w:r>
+              <w:t xml:space="preserve">Позиции 35–45 перечня пробелов. Найдены восемь извещений шести бюджетных учреждений Самарской области (2025–2026 гг.; периоды оказания услуг — 2026 и 2027 гг.) о закупке по 44-ФЗ «оказания услуг по приготовлению питания по вариативному меню», цена — за койко-день; сайт Кошкинского дома-интерната упоминает «заказное меню» в отчётах за 2017 и 2018 гг.; снимки карточек без контактных данных —</w:t>
             </w:r>
             <w:r>
               <w:t xml:space="preserve"> </w:t>
@@ -40263,56 +41357,307 @@
               </w:rPr>
               <w:t xml:space="preserve">raw/sources/samara-variativnoe-menu-zakupki/</w:t>
             </w:r>
-          </w:p>
-        </w:tc>
-        <w:tc>
-          <w:tcPr/>
-          <w:p>
-            <w:pPr>
-              <w:pStyle w:val="Compact"/>
-            </w:pPr>
-            <w:r>
-              <w:t xml:space="preserve">[99, 101]; п. 4.1, 4.8, новый п. 4.10, сводная таблица (п. 4.11), выводы (п. 4.12), сценарий 6, гл. 9 (поз. 44), гл. 11 (вывод 5), прил. А (поз. 65)</w:t>
-            </w:r>
-          </w:p>
-        </w:tc>
-      </w:tr>
-      <w:tr>
-        <w:tc>
-          <w:tcPr/>
-          <w:p>
-            <w:pPr>
-              <w:pStyle w:val="Compact"/>
-            </w:pPr>
-            <w:r>
-              <w:t xml:space="preserve">Суточная проба, пост, оценка УСП, нормы СПб на 2027 г., СБКС, Москва № 1068, карта предпочтений, Иркутск</w:t>
-            </w:r>
-          </w:p>
-        </w:tc>
-        <w:tc>
-          <w:tcPr/>
-          <w:p>
-            <w:pPr>
-              <w:pStyle w:val="Compact"/>
-            </w:pPr>
-            <w:r>
-              <w:t xml:space="preserve">Повторный поиск 08.10.2026 нового не дал: официального разъяснения о суточной пробе на собственном пищеблоке и о посте не найдено; распоряжение о нормативах расходов на социальное питание на 2027 г. в открытых источниках не обнаружено; первоисточник иркутского сообщения от 14.02.2025 по-прежнему известен только в пересказе</w:t>
-            </w:r>
-          </w:p>
-        </w:tc>
-        <w:tc>
-          <w:tcPr/>
-          <w:p>
-            <w:pPr>
-              <w:pStyle w:val="Compact"/>
-            </w:pPr>
-            <w:r>
-              <w:t xml:space="preserve">Без изменений текста</w:t>
+            <w:r>
+              <w:t xml:space="preserve">. Вывод о том, что ДСО «Серафимовский» — единственный обнаруженный российский кейс вариативного меню при аутсорсинге питания, снят. Повторный поиск по суточной пробе, посту, оценке УСП, нормам СПб на 2027 г., СБКС, московскому приказу № 1068, карте предпочтений и иркутскому сообщению от 14.02.2025 нового не дал</w:t>
+            </w:r>
+          </w:p>
+        </w:tc>
+        <w:tc>
+          <w:tcPr/>
+          <w:p>
+            <w:pPr>
+              <w:pStyle w:val="Compact"/>
+            </w:pPr>
+            <w:r>
+              <w:t xml:space="preserve">[99, 102]; новый п. 4.10, сводная таблица (п. 4.11), выводы (п. 4.12), сценарий 6, гл. 9 (поз. 44), гл. 11 (вывод 5), прил. А (поз. 65)</w:t>
+            </w:r>
+          </w:p>
+        </w:tc>
+        <w:tc>
+          <w:tcPr/>
+          <w:p>
+            <w:pPr>
+              <w:pStyle w:val="Compact"/>
+            </w:pPr>
+            <w:r>
+              <w:t xml:space="preserve">156</w:t>
+            </w:r>
+          </w:p>
+        </w:tc>
+      </w:tr>
+      <w:tr>
+        <w:tc>
+          <w:tcPr/>
+          <w:p>
+            <w:pPr>
+              <w:pStyle w:val="Compact"/>
+            </w:pPr>
+            <w:r>
+              <w:t xml:space="preserve">09.10.2026</w:t>
+            </w:r>
+          </w:p>
+        </w:tc>
+        <w:tc>
+          <w:tcPr/>
+          <w:p>
+            <w:pPr>
+              <w:pStyle w:val="Compact"/>
+            </w:pPr>
+            <w:r>
+              <w:t xml:space="preserve">Обзор событий госсектора за 28.09–09.10.2026 по просьбе автора. Новосибирская область (28.09.2026; по сообщению СМИ) и Волгоградская область (06.10.2026; офсетный контракт, о выборе блюд не сказано); добавлена хроника событий (новый п. 4.11). Содержание проверочных листов регионального контроля Томской и Амурской областей применительно к питанию не проверялось. Найдено, но не включено как вне периода обзора: сообщение о вариативном меню Елецкого ДСО «Долголетие» (Липецкая область) от 09.06.2026, публикация Собинского ДСО (Владимирская область) от 25.09.2026; распоряжение Министерства социального развития Московской области от 22.05.2026 № 20РВ-108 внесено в перечень пробелов [23]</w:t>
+            </w:r>
+          </w:p>
+        </w:tc>
+        <w:tc>
+          <w:tcPr/>
+          <w:p>
+            <w:pPr>
+              <w:pStyle w:val="Compact"/>
+            </w:pPr>
+            <w:r>
+              <w:t xml:space="preserve">[106–108]; п. 4.11, сводная таблица (п. 4.12), выводы (п. 4.13)</w:t>
+            </w:r>
+          </w:p>
+        </w:tc>
+        <w:tc>
+          <w:tcPr/>
+          <w:p>
+            <w:pPr>
+              <w:pStyle w:val="Compact"/>
+            </w:pPr>
+            <w:r>
+              <w:t xml:space="preserve">159</w:t>
+            </w:r>
+          </w:p>
+        </w:tc>
+      </w:tr>
+      <w:tr>
+        <w:tc>
+          <w:tcPr/>
+          <w:p>
+            <w:pPr>
+              <w:pStyle w:val="Compact"/>
+            </w:pPr>
+            <w:r>
+              <w:t xml:space="preserve">13.10.2026</w:t>
+            </w:r>
+          </w:p>
+        </w:tc>
+        <w:tc>
+          <w:tcPr/>
+          <w:p>
+            <w:pPr>
+              <w:pStyle w:val="Compact"/>
+            </w:pPr>
+            <w:r>
+              <w:t xml:space="preserve">Окно 09.10–13.10.2026; пробелы п. 40, 43, 45–48. По нормативам социального питания СПб на 2027 г., СБКС, московскому приказу № 1068, иркутскому сообщению от 14.02.2025 и ТЗ по извещению № 32616197209 нового первоисточника нет. Реквизиты распоряжения МО № 20РВ-108 и проверочных листов Томской (№ 53) и Амурской (№ 766) областей подтверждены, полный текст не получен. Открыты карточки, не вошедшие 08.10.2026: Самарский областной геронтологический центр (№ 0142200001326016552; седьмое учреждение с формулировкой в предмете) и ДСО «Сызранский» (№ 0142200001326016098 / 6175; «вариативное» только в имени файла меню). Не внесены: записи Тальменского ДСО / ПНИ (Алтайский край) и ПНИ «Черемушки» в VK (2025 г. или без года; вне окна мониторинга)</w:t>
+            </w:r>
+          </w:p>
+        </w:tc>
+        <w:tc>
+          <w:tcPr/>
+          <w:p>
+            <w:pPr>
+              <w:pStyle w:val="Compact"/>
+            </w:pPr>
+            <w:r>
+              <w:t xml:space="preserve">[99]; п. 4.10</w:t>
+            </w:r>
+          </w:p>
+        </w:tc>
+        <w:tc>
+          <w:tcPr/>
+          <w:p>
+            <w:pPr>
+              <w:pStyle w:val="Compact"/>
+            </w:pPr>
+            <w:r>
+              <w:t xml:space="preserve">159 (позиция [99] расширена)</w:t>
+            </w:r>
+          </w:p>
+        </w:tc>
+      </w:tr>
+      <w:tr>
+        <w:tc>
+          <w:tcPr/>
+          <w:p>
+            <w:pPr>
+              <w:pStyle w:val="Compact"/>
+            </w:pPr>
+            <w:r>
+              <w:t xml:space="preserve">14.10.2026</w:t>
+            </w:r>
+          </w:p>
+        </w:tc>
+        <w:tc>
+          <w:tcPr/>
+          <w:p>
+            <w:pPr>
+              <w:pStyle w:val="Compact"/>
+            </w:pPr>
+            <w:r>
+              <w:t xml:space="preserve">Окно — с 13.10.2026 и пропущенное ранее; пробелы п. 35, 37, 40, 42–46; журнал —</w:t>
+            </w:r>
+            <w:r>
+              <w:t xml:space="preserve"> </w:t>
+            </w:r>
+            <w:r>
+              <w:rPr>
+                <w:rStyle w:val="VerbatimChar"/>
+              </w:rPr>
+              <w:t xml:space="preserve">raw/sources/gossektor-obzor-2026-10-14/</w:t>
+            </w:r>
+            <w:r>
+              <w:t xml:space="preserve">. Открыта карточка Потаповского дома-интерната (восьмое самарское учреждение с формулировкой в предмете); найден контракт № 101-26 от 10.11.2025 с ДС 1–4 и общий победитель трёх закупок 2025 г. Найдено распоряжение КЭПиСП от 28.05.2024 № 43-р (нормативы на 2025 г.). Внесены: семинар «Вариативное питание» в ДСО «Борский» (09.08.2026), отчёт министерства Кузбасса от 27.01.2026 (по сообщению СМИ; оспаривается), прокурорская практика ЕАО 2023 г. по ст. 6.3 КоАП. Суточная проба: утверждение поисковой сводки об обязательности для стационаров социального обслуживания текстом СанПиН 4282-26 не подтверждено. Не внесены: школьная сфера (Сургут), качество продукции (Орловская обл., Тверь), шаблон приказа об организации питания (вне предмета или без элемента выбора; шаблон в норму не возводится)</w:t>
+            </w:r>
+          </w:p>
+        </w:tc>
+        <w:tc>
+          <w:tcPr/>
+          <w:p>
+            <w:pPr>
+              <w:pStyle w:val="Compact"/>
+            </w:pPr>
+            <w:r>
+              <w:t xml:space="preserve">[78, 99]; [85]–[167]; п. 3.2, 3.5, 4.10, 4.11, 4.13, 8.8, 8.14, гл. 7, 9 (поз. 5), 11; прил. А (поз. 63, 66)</w:t>
+            </w:r>
+          </w:p>
+        </w:tc>
+        <w:tc>
+          <w:tcPr/>
+          <w:p>
+            <w:pPr>
+              <w:pStyle w:val="Compact"/>
+            </w:pPr>
+            <w:r>
+              <w:t xml:space="preserve">165</w:t>
+            </w:r>
+          </w:p>
+        </w:tc>
+      </w:tr>
+      <w:tr>
+        <w:tc>
+          <w:tcPr/>
+          <w:p>
+            <w:pPr>
+              <w:pStyle w:val="Compact"/>
+            </w:pPr>
+            <w:r>
+              <w:t xml:space="preserve">15.10.2026</w:t>
+            </w:r>
+          </w:p>
+        </w:tc>
+        <w:tc>
+          <w:tcPr/>
+          <w:p>
+            <w:pPr>
+              <w:pStyle w:val="Compact"/>
+            </w:pPr>
+            <w:r>
+              <w:t xml:space="preserve">Окно — с вечера 13.10 / проверки 14.10.2026 по утро 15.10.2026; пробелы п. 35, 37, 40, 42, 45; журнал —</w:t>
+            </w:r>
+            <w:r>
+              <w:t xml:space="preserve"> </w:t>
+            </w:r>
+            <w:r>
+              <w:rPr>
+                <w:rStyle w:val="VerbatimChar"/>
+              </w:rPr>
+              <w:t xml:space="preserve">raw/sources/gossektor-obzor-2026-10-15/</w:t>
+            </w:r>
+            <w:r>
+              <w:t xml:space="preserve">. Внесены: сообщение пансионата «Ветеран» (Красноярский край) от 14.10.2026 о выборе каши, сока и супа (самоотчёт) и приказ КСЗН Ленинградской области от 06.10.2026 № 04-87 (опубл. 07.10 и 12.10.2026; приложение 3 не затронуто). Не внесены: Адыгея (июль 2026 г.), Мамонтовский ДСО (2025 г.), Саянск (09.09.2026) — вне окна, по сообщениям СМИ или соцсетей, первоисточники не сверены</w:t>
+            </w:r>
+          </w:p>
+        </w:tc>
+        <w:tc>
+          <w:tcPr/>
+          <w:p>
+            <w:pPr>
+              <w:pStyle w:val="Compact"/>
+            </w:pPr>
+            <w:r>
+              <w:t xml:space="preserve">[90, 92, 101]; п. 3.9, 3.10, 4.1, 4.11–4.13; гл. 11; прил. А (поз. 43)</w:t>
+            </w:r>
+          </w:p>
+        </w:tc>
+        <w:tc>
+          <w:tcPr/>
+          <w:p>
+            <w:pPr>
+              <w:pStyle w:val="Compact"/>
+            </w:pPr>
+            <w:r>
+              <w:t xml:space="preserve">168</w:t>
+            </w:r>
+          </w:p>
+        </w:tc>
+      </w:tr>
+      <w:tr>
+        <w:tc>
+          <w:tcPr/>
+          <w:p>
+            <w:pPr>
+              <w:pStyle w:val="Compact"/>
+            </w:pPr>
+            <w:r>
+              <w:t xml:space="preserve">16.10.2026</w:t>
+            </w:r>
+          </w:p>
+        </w:tc>
+        <w:tc>
+          <w:tcPr/>
+          <w:p>
+            <w:pPr>
+              <w:pStyle w:val="Compact"/>
+            </w:pPr>
+            <w:r>
+              <w:t xml:space="preserve">Окно 15–16.10.2026. Распоряжение Московской области от 22.05.2026 № 20РВ-108 прочитано по официальной публикации в части резолютивной части и начала таблиц: нормы с 01.01.2027, в том числе для страдающих психическими заболеваниями, нетто и брутто, нормы выбора нет; это норма о продуктах на 2027 г., а не событие внедрения вариативного меню. Не внесено: сообщение СМИ от 15.10.2026 о приказе Саратовской области № 850 от 13.10.2026 (нормы питания) — первоисточник не получен, цифры в СМИ расходятся, элемента выбора нет. Новых несамарских закупок «по вариативному меню» и самоотчётов учреждений не найдено</w:t>
+            </w:r>
+          </w:p>
+        </w:tc>
+        <w:tc>
+          <w:tcPr/>
+          <w:p>
+            <w:pPr>
+              <w:pStyle w:val="Compact"/>
+            </w:pPr>
+            <w:r>
+              <w:t xml:space="preserve">[83]; п. 3.4, сводная таблица гл. 3, п. 4.7, прил. А (поз. 32а)</w:t>
+            </w:r>
+          </w:p>
+        </w:tc>
+        <w:tc>
+          <w:tcPr/>
+          <w:p>
+            <w:pPr>
+              <w:pStyle w:val="Compact"/>
+            </w:pPr>
+            <w:r>
+              <w:t xml:space="preserve">169</w:t>
             </w:r>
           </w:p>
         </w:tc>
       </w:tr>
     </w:tbl>
+    <w:bookmarkEnd w:id="182"/>
+    <w:bookmarkStart w:id="183" w:name="Xde4fa466a2291362c845a3cdf9b5267e8dbbb90"/>
+    <w:p>
+      <w:pPr>
+        <w:pStyle w:val="Heading2"/>
+      </w:pPr>
+      <w:r>
+        <w:t xml:space="preserve">16.10.2026: сводная академическая редакция — устранение повторов</w:t>
+      </w:r>
+    </w:p>
+    <w:p>
+      <w:pPr>
+        <w:pStyle w:val="FirstParagraph"/>
+      </w:pPr>
+      <w:r>
+        <w:t xml:space="preserve">Текст переработан целиком без внесения новых фактов. Устранены повторы: каждый факт изложен один раз в профильном разделе, в остальных местах дана отсылка «см. п. X» (определение предварительного заказа, порядок соблюдения поста, приказы № 935н и № 774н, тарифы Санкт-Петербурга, две модели закупки ДСО «Серафимовский», ограничения доступа к ЕИС, счёт самарских учреждений). Датированные добавления последних дней внесены в основной текст: сообщение пансионата «Ветеран» выделено в самостоятельный п. 4.10; записи о Кузбассе, ДСО «Борский», Новосибирской и Волгоградской областях объединены в хронику п. 4.12; описание московского областного распоряжения № 20РВ-108 перенесено в п. 3.4. Убраны риторические обороты, афористические концовки, лозунговые формулировки, метакомментарии и избыточные выделения. История подготовки сведена в настоящее приложение; запись о проверке 16.10.2026 перенесена сюда из приложения Г.</w:t>
+      </w:r>
+    </w:p>
     <w:p>
       <w:pPr>
         <w:pStyle w:val="BodyText"/>
@@ -40322,1280 +41667,36 @@
           <w:b/>
           <w:bCs/>
         </w:rPr>
-        <w:t xml:space="preserve">Что следует из дополнения.</w:t>
+        <w:t xml:space="preserve">Изменение нумерации.</w:t>
       </w:r>
       <w:r>
         <w:t xml:space="preserve"> </w:t>
       </w:r>
       <w:r>
-        <w:t xml:space="preserve">Вывод о том, что ДСО «Серафимовский» — единственный обнаруженный российский кейс вариативного меню при аутсорсинге питания, снят. Кейсов теперь два вида: в «Серафимовском» выбор описан как практика, но договор не прочитан; в Самарской области выбор стоит в предмете закупки, но неизвестно, как он устроен. Нумерация пунктов главы 4 сдвинулась: сводная таблица — п. 4.11, выводы — п. 4.12; ссылки в главах 7 и 10 исправлены. Число позиций в списке источников — 156.</w:t>
-      </w:r>
-    </w:p>
-    <w:bookmarkEnd w:id="184"/>
-    <w:bookmarkStart w:id="185" w:name="Xdc92fbfec5c77c0805cb776fe08e31b29645bb4"/>
-    <w:p>
-      <w:pPr>
-        <w:pStyle w:val="Heading2"/>
-      </w:pPr>
-      <w:r>
-        <w:t xml:space="preserve">Дополнение 09.10.2026: обзор событий госсектора 28.09–09.10</w:t>
-      </w:r>
-    </w:p>
-    <w:p>
-      <w:pPr>
-        <w:pStyle w:val="FirstParagraph"/>
+        <w:t xml:space="preserve">Глава 3: после введения п. 3.4 (Московская область) прежние п. 3.4–3.15 стали п. 3.5–3.16. Глава 4: п. 4.10 — пансионат «Ветеран», п. 4.11 — Самарская область, п. 4.12 — хроника, п. 4.13 — сводная таблица, п. 4.14 — выводы. Ссылки в основном тексте приведены к новой нумерации; номера разделов выведены в оглавление и заголовки.</w:t>
+      </w:r>
+    </w:p>
+    <w:p>
+      <w:pPr>
+        <w:pStyle w:val="BodyText"/>
       </w:pPr>
       <w:r>
         <w:rPr>
           <w:b/>
           <w:bCs/>
         </w:rPr>
-        <w:t xml:space="preserve">09.10.2026: обзор событий госсектора за 28.09–09.10.2026.</w:t>
+        <w:t xml:space="preserve">Сверка.</w:t>
       </w:r>
       <w:r>
         <w:t xml:space="preserve"> </w:t>
       </w:r>
       <w:r>
-        <w:t xml:space="preserve">Обзор проведён по просьбе автора и охватил федеральные органы (Минтруд России, Роспотребнадзор, портал официального опубликования правовых актов, портал проектов нормативных актов, Общественную палату), региональные органы и учреждения социального обслуживания, агрегаторы закупочных извещений и СМИ. Как и прежде, новые факты вносились только с публичными источниками, классы утверждений не повышались; сведения, полученные только из СМИ, помечены как сообщения СМИ, а недоступные из среды подготовки доклада источники названы.</w:t>
-      </w:r>
-    </w:p>
-    <w:tbl>
-      <w:tblPr>
-        <w:tblStyle w:val="Table"/>
-        <w:tblW w:type="pct" w:w="5000"/>
-        <w:tblLayout w:type="fixed"/>
-        <w:tblLook w:firstRow="1" w:lastRow="0" w:firstColumn="0" w:lastColumn="0" w:noHBand="0" w:noVBand="0" w:val="0020"/>
-      </w:tblPr>
-      <w:tblGrid>
-        <w:gridCol w:w="2640"/>
-        <w:gridCol w:w="2640"/>
-        <w:gridCol w:w="2640"/>
-      </w:tblGrid>
-      <w:tr>
-        <w:trPr>
-          <w:tblHeader w:val="on"/>
-        </w:trPr>
-        <w:tc>
-          <w:tcPr/>
-          <w:p>
-            <w:pPr>
-              <w:pStyle w:val="Compact"/>
-            </w:pPr>
-            <w:r>
-              <w:t xml:space="preserve">Вопрос</w:t>
-            </w:r>
-          </w:p>
-        </w:tc>
-        <w:tc>
-          <w:tcPr/>
-          <w:p>
-            <w:pPr>
-              <w:pStyle w:val="Compact"/>
-            </w:pPr>
-            <w:r>
-              <w:t xml:space="preserve">Результат</w:t>
-            </w:r>
-          </w:p>
-        </w:tc>
-        <w:tc>
-          <w:tcPr/>
-          <w:p>
-            <w:pPr>
-              <w:pStyle w:val="Compact"/>
-            </w:pPr>
-            <w:r>
-              <w:t xml:space="preserve">Источник; где отражено</w:t>
-            </w:r>
-          </w:p>
-        </w:tc>
-      </w:tr>
-      <w:tr>
-        <w:tc>
-          <w:tcPr/>
-          <w:p>
-            <w:pPr>
-              <w:pStyle w:val="Compact"/>
-            </w:pPr>
-            <w:r>
-              <w:t xml:space="preserve">Федеральные акты, проекты, разъяснения, сообщения Минтруда России и рабочей группы о вариативном меню</w:t>
-            </w:r>
-          </w:p>
-        </w:tc>
-        <w:tc>
-          <w:tcPr/>
-          <w:p>
-            <w:pPr>
-              <w:pStyle w:val="Compact"/>
-            </w:pPr>
-            <w:r>
-              <w:t xml:space="preserve">За период не обнаружено. Среди опубликованных региональных актов норм питания для стационарной формы нет; содержание проверочных листов регионального контроля Томской и Амурской областей применительно к питанию не проверялось</w:t>
-            </w:r>
-          </w:p>
-        </w:tc>
-        <w:tc>
-          <w:tcPr/>
-          <w:p>
-            <w:pPr>
-              <w:pStyle w:val="Compact"/>
-            </w:pPr>
-            <w:r>
-              <w:t xml:space="preserve">Новый п. 4.11</w:t>
-            </w:r>
-          </w:p>
-        </w:tc>
-      </w:tr>
-      <w:tr>
-        <w:tc>
-          <w:tcPr/>
-          <w:p>
-            <w:pPr>
-              <w:pStyle w:val="Compact"/>
-            </w:pPr>
-            <w:r>
-              <w:t xml:space="preserve">28.09.2026, Новосибирская область</w:t>
-            </w:r>
-          </w:p>
-        </w:tc>
-        <w:tc>
-          <w:tcPr/>
-          <w:p>
-            <w:pPr>
-              <w:pStyle w:val="Compact"/>
-            </w:pPr>
-            <w:r>
-              <w:t xml:space="preserve">Министр труда и социального развития области на оперативном совещании: внимание к «вариативному меню»; «в некоторых учреждениях уже внедрен шведский стол». По сообщению СМИ; первоисточник не открылся; учреждения не названы</w:t>
-            </w:r>
-          </w:p>
-        </w:tc>
-        <w:tc>
-          <w:tcPr/>
-          <w:p>
-            <w:pPr>
-              <w:pStyle w:val="Compact"/>
-            </w:pPr>
-            <w:r>
-              <w:t xml:space="preserve">[102]; п. 4.11</w:t>
-            </w:r>
-          </w:p>
-        </w:tc>
-      </w:tr>
-      <w:tr>
-        <w:tc>
-          <w:tcPr/>
-          <w:p>
-            <w:pPr>
-              <w:pStyle w:val="Compact"/>
-            </w:pPr>
-            <w:r>
-              <w:t xml:space="preserve">06.10.2026, Волгоградская область</w:t>
-            </w:r>
-          </w:p>
-        </w:tc>
-        <w:tc>
-          <w:tcPr/>
-          <w:p>
-            <w:pPr>
-              <w:pStyle w:val="Compact"/>
-            </w:pPr>
-            <w:r>
-              <w:t xml:space="preserve">Официальное сообщение: модернизация пищеблока Волгоградского ДСО (19,5 млн руб.) по первому в регионе десятилетнему офсетному контракту в сфере социального питания (с декабря 2025 г.; 11 учреждений); о выборе блюд не сказано. Выбор блюд назван только намерением оператора в рекламном материале. Реквизиты контракта не сверены</w:t>
-            </w:r>
-          </w:p>
-        </w:tc>
-        <w:tc>
-          <w:tcPr/>
-          <w:p>
-            <w:pPr>
-              <w:pStyle w:val="Compact"/>
-            </w:pPr>
-            <w:r>
-              <w:t xml:space="preserve">[103, 104]; п. 4.11, сводная таблица (п. 4.12), выводы (п. 4.13)</w:t>
-            </w:r>
-          </w:p>
-        </w:tc>
-      </w:tr>
-      <w:tr>
-        <w:tc>
-          <w:tcPr/>
-          <w:p>
-            <w:pPr>
-              <w:pStyle w:val="Compact"/>
-            </w:pPr>
-            <w:r>
-              <w:t xml:space="preserve">Закупки с вариативным меню в предмете, опубликованные за период</w:t>
-            </w:r>
-          </w:p>
-        </w:tc>
-        <w:tc>
-          <w:tcPr/>
-          <w:p>
-            <w:pPr>
-              <w:pStyle w:val="Compact"/>
-            </w:pPr>
-            <w:r>
-              <w:t xml:space="preserve">В доступных агрегаторах не найдено; ЕИС недоступна, полнота не гарантирована</w:t>
-            </w:r>
-          </w:p>
-        </w:tc>
-        <w:tc>
-          <w:tcPr/>
-          <w:p>
-            <w:pPr>
-              <w:pStyle w:val="Compact"/>
-            </w:pPr>
-            <w:r>
-              <w:t xml:space="preserve">п. 4.11</w:t>
-            </w:r>
-          </w:p>
-        </w:tc>
-      </w:tr>
-    </w:tbl>
-    <w:p>
-      <w:pPr>
-        <w:pStyle w:val="BodyText"/>
-      </w:pPr>
-      <w:r>
-        <w:rPr>
-          <w:b/>
-          <w:bCs/>
-        </w:rPr>
-        <w:t xml:space="preserve">Что следует из дополнения.</w:t>
-      </w:r>
-      <w:r>
-        <w:t xml:space="preserve"> </w:t>
-      </w:r>
-      <w:r>
-        <w:t xml:space="preserve">Период был тихим: нормативного или методического события по вариативному меню в стационарном социальном обслуживании не произошло. Добавлен новый п. 4.11 — хроника событий за период; волгоградский офсетный контракт описан как третья организационная форма питания при участии стороннего исполнителя, но не как кейс выбора. Нумерация главы 4 сдвинулась: сводная таблица — п. 4.12, выводы — п. 4.13; ссылки в главах 7 и 10 исправлены (ссылки на п. 4.11 и 4.12 в предшествующих дополнениях этого приложения относятся к нумерации на дату дополнения и не менялись). Найдено, но не включено: сообщение о вариативном меню Елецкого ДСО «Долголетие» (Липецкая область) от 09.06.2026 и публикация Собинского ДСО (Владимирская область) от 25.09.2026 — вне периода обзора; распоряжение Министерства социального развития Московской области от 22.05.2026 № 20РВ-108 о нормах питания — вне периода, внесено в перечень пробелов рабочей базы знаний [23]. Число позиций в списке источников — 159.</w:t>
-      </w:r>
-    </w:p>
-    <w:bookmarkEnd w:id="185"/>
-    <w:bookmarkStart w:id="186" w:name="Xc97d41dad60fd2d1aa67842deadcf620daf722c"/>
-    <w:p>
-      <w:pPr>
-        <w:pStyle w:val="Heading2"/>
-      </w:pPr>
-      <w:r>
-        <w:t xml:space="preserve">Дополнение 13.10.2026: ежедневная проверка и дополнение самарских закупок</w:t>
-      </w:r>
-    </w:p>
-    <w:p>
-      <w:pPr>
-        <w:pStyle w:val="FirstParagraph"/>
-      </w:pPr>
-      <w:r>
-        <w:rPr>
-          <w:b/>
-          <w:bCs/>
-        </w:rPr>
-        <w:t xml:space="preserve">13.10.2026: ежедневный мониторинг за 09.10–13.10.2026</w:t>
-      </w:r>
-      <w:r>
-        <w:t xml:space="preserve"> </w:t>
-      </w:r>
-      <w:r>
-        <w:t xml:space="preserve">(постоянное разрешение автора от 07.10.2026, расширенное 09.10.2026). Каналы: федеральные органы и порталы (Минтруд России, Роспотребнадзор, publication.pravo.gov.ru, regulation.gov.ru), региональные органы и учреждения, агрегаторы закупок 44-ФЗ/223-ФЗ, федеральные и региональные СМИ, целевые пробелы</w:t>
-      </w:r>
-      <w:r>
-        <w:t xml:space="preserve"> </w:t>
-      </w:r>
-      <w:r>
-        <w:rPr>
-          <w:rStyle w:val="VerbatimChar"/>
-        </w:rPr>
-        <w:t xml:space="preserve">wiki/gaps.md</w:t>
-      </w:r>
-      <w:r>
-        <w:t xml:space="preserve"> </w:t>
-      </w:r>
-      <w:r>
-        <w:t xml:space="preserve">(п. 40, 43, 45–48). Новые факты — только с публичными источниками; классы утверждений не повышались; гео-блоки и платный доступ не обходились.</w:t>
-      </w:r>
-    </w:p>
-    <w:tbl>
-      <w:tblPr>
-        <w:tblStyle w:val="Table"/>
-        <w:tblW w:type="pct" w:w="5000"/>
-        <w:tblLayout w:type="fixed"/>
-        <w:tblLook w:firstRow="1" w:lastRow="0" w:firstColumn="0" w:lastColumn="0" w:noHBand="0" w:noVBand="0" w:val="0020"/>
-      </w:tblPr>
-      <w:tblGrid>
-        <w:gridCol w:w="2640"/>
-        <w:gridCol w:w="2640"/>
-        <w:gridCol w:w="2640"/>
-      </w:tblGrid>
-      <w:tr>
-        <w:trPr>
-          <w:tblHeader w:val="on"/>
-        </w:trPr>
-        <w:tc>
-          <w:tcPr/>
-          <w:p>
-            <w:pPr>
-              <w:pStyle w:val="Compact"/>
-            </w:pPr>
-            <w:r>
-              <w:t xml:space="preserve">Вопрос</w:t>
-            </w:r>
-          </w:p>
-        </w:tc>
-        <w:tc>
-          <w:tcPr/>
-          <w:p>
-            <w:pPr>
-              <w:pStyle w:val="Compact"/>
-            </w:pPr>
-            <w:r>
-              <w:t xml:space="preserve">Результат</w:t>
-            </w:r>
-          </w:p>
-        </w:tc>
-        <w:tc>
-          <w:tcPr/>
-          <w:p>
-            <w:pPr>
-              <w:pStyle w:val="Compact"/>
-            </w:pPr>
-            <w:r>
-              <w:t xml:space="preserve">Источник; где отражено</w:t>
-            </w:r>
-          </w:p>
-        </w:tc>
-      </w:tr>
-      <w:tr>
-        <w:tc>
-          <w:tcPr/>
-          <w:p>
-            <w:pPr>
-              <w:pStyle w:val="Compact"/>
-            </w:pPr>
-            <w:r>
-              <w:t xml:space="preserve">Федеральные акты, проекты, разъяснения, сообщения Минтруда о вариативном меню за 09–13.10.2026</w:t>
-            </w:r>
-          </w:p>
-        </w:tc>
-        <w:tc>
-          <w:tcPr/>
-          <w:p>
-            <w:pPr>
-              <w:pStyle w:val="Compact"/>
-            </w:pPr>
-            <w:r>
-              <w:t xml:space="preserve">Не обнаружено</w:t>
-            </w:r>
-          </w:p>
-        </w:tc>
-        <w:tc>
-          <w:tcPr/>
-          <w:p>
-            <w:pPr>
-              <w:pStyle w:val="Compact"/>
-            </w:pPr>
-            <w:r>
-              <w:t xml:space="preserve">прил. В</w:t>
-            </w:r>
-          </w:p>
-        </w:tc>
-      </w:tr>
-      <w:tr>
-        <w:tc>
-          <w:tcPr/>
-          <w:p>
-            <w:pPr>
-              <w:pStyle w:val="Compact"/>
-            </w:pPr>
-            <w:r>
-              <w:t xml:space="preserve">Нормативы социального питания СПб на 2027 г.; СБКС; Москва № 1068; Иркутск 14.02.2025; ТЗ Серафимовского 32616197209</w:t>
-            </w:r>
-          </w:p>
-        </w:tc>
-        <w:tc>
-          <w:tcPr/>
-          <w:p>
-            <w:pPr>
-              <w:pStyle w:val="Compact"/>
-            </w:pPr>
-            <w:r>
-              <w:t xml:space="preserve">Нового первоисточника нет; ЕИС по-прежнему недоступна</w:t>
-            </w:r>
-          </w:p>
-        </w:tc>
-        <w:tc>
-          <w:tcPr/>
-          <w:p>
-            <w:pPr>
-              <w:pStyle w:val="Compact"/>
-            </w:pPr>
-            <w:r>
-              <w:t xml:space="preserve">gaps п. 40, 42–45</w:t>
-            </w:r>
-          </w:p>
-        </w:tc>
-      </w:tr>
-      <w:tr>
-        <w:tc>
-          <w:tcPr/>
-          <w:p>
-            <w:pPr>
-              <w:pStyle w:val="Compact"/>
-            </w:pPr>
-            <w:r>
-              <w:t xml:space="preserve">МО № 20РВ-108; проверочные листы Томской (№ 53) и Амурской (№ 766) обл.</w:t>
-            </w:r>
-          </w:p>
-        </w:tc>
-        <w:tc>
-          <w:tcPr/>
-          <w:p>
-            <w:pPr>
-              <w:pStyle w:val="Compact"/>
-            </w:pPr>
-            <w:r>
-              <w:t xml:space="preserve">Реквизиты подтверждены (publication.pravo.gov.ru / сайт минсоцразвития МО); полный текст PDF из среды не скачивается (таймаут / страница-заглушка) — содержание о питании/выборе не установлено</w:t>
-            </w:r>
-          </w:p>
-        </w:tc>
-        <w:tc>
-          <w:tcPr/>
-          <w:p>
-            <w:pPr>
-              <w:pStyle w:val="Compact"/>
-            </w:pPr>
-            <w:r>
-              <w:t xml:space="preserve">gaps п. 48</w:t>
-            </w:r>
-          </w:p>
-        </w:tc>
-      </w:tr>
-      <w:tr>
-        <w:tc>
-          <w:tcPr/>
-          <w:p>
-            <w:pPr>
-              <w:pStyle w:val="Compact"/>
-            </w:pPr>
-            <w:r>
-              <w:t xml:space="preserve">Новые закупки «по вариативному меню»</w:t>
-            </w:r>
-          </w:p>
-        </w:tc>
-        <w:tc>
-          <w:tcPr/>
-          <w:p>
-            <w:pPr>
-              <w:pStyle w:val="Compact"/>
-            </w:pPr>
-            <w:r>
-              <w:t xml:space="preserve">Открыты карточки, не вошедшие 08.10.2026: Самарский областной геронтологический центр (№ 0142200001326016552 — формулировка в предмете); ДСО «Сызранский» (№ 0142200001326016098 / 6175 — «вариативное» в имени файла меню). ТЗ и xlsx не прочитаны</w:t>
-            </w:r>
-          </w:p>
-        </w:tc>
-        <w:tc>
-          <w:tcPr/>
-          <w:p>
-            <w:pPr>
-              <w:pStyle w:val="Compact"/>
-            </w:pPr>
-            <w:r>
-              <w:t xml:space="preserve">[99]; п. 4.10</w:t>
-            </w:r>
-          </w:p>
-        </w:tc>
-      </w:tr>
-      <w:tr>
-        <w:tc>
-          <w:tcPr/>
-          <w:p>
-            <w:pPr>
-              <w:pStyle w:val="Compact"/>
-            </w:pPr>
-            <w:r>
-              <w:t xml:space="preserve">Практики учреждений вне окна (Тальменский ДСО / ПНИ, Алтайский край; ПНИ «Черемушки»)</w:t>
-            </w:r>
-          </w:p>
-        </w:tc>
-        <w:tc>
-          <w:tcPr/>
-          <w:p>
-            <w:pPr>
-              <w:pStyle w:val="Compact"/>
-            </w:pPr>
-            <w:r>
-              <w:t xml:space="preserve">Посты VK 2025 г. / без года в мобильной выдаче; в корпус не внесены (вне окна мониторинга; год «Черемушек» не подтверждён)</w:t>
-            </w:r>
-          </w:p>
-        </w:tc>
-        <w:tc>
-          <w:tcPr/>
-          <w:p>
-            <w:pPr>
-              <w:pStyle w:val="Compact"/>
-            </w:pPr>
-            <w:r>
-              <w:t xml:space="preserve">не внесено</w:t>
-            </w:r>
-          </w:p>
-        </w:tc>
-      </w:tr>
-    </w:tbl>
-    <w:p>
-      <w:pPr>
-        <w:pStyle w:val="BodyText"/>
-      </w:pPr>
-      <w:r>
-        <w:rPr>
-          <w:b/>
-          <w:bCs/>
-        </w:rPr>
-        <w:t xml:space="preserve">Что следует из дополнения.</w:t>
-      </w:r>
-      <w:r>
-        <w:t xml:space="preserve"> </w:t>
-      </w:r>
-      <w:r>
-        <w:t xml:space="preserve">Нормативного события за выходные и начало недели не было. Существенное — уточнение самарской карты аутсорсинга: учреждений с «по вариативному меню» в предмете стало семь (добавлен геронтологический центр); отдельно зафиксирован Сызрань с оговоркой о силе доказательства. Число позиций в списке источников без изменений (159); позиция [99] расширена.</w:t>
-      </w:r>
-    </w:p>
-    <w:bookmarkEnd w:id="186"/>
-    <w:bookmarkStart w:id="187" w:name="X2b0be6c2607b013b8f5950031e950f28f7f7172"/>
-    <w:p>
-      <w:pPr>
-        <w:pStyle w:val="Heading2"/>
-      </w:pPr>
-      <w:r>
-        <w:t xml:space="preserve">Дополнение 14.10.2026: ежедневная проверка</w:t>
-      </w:r>
-    </w:p>
-    <w:p>
-      <w:pPr>
-        <w:pStyle w:val="FirstParagraph"/>
-      </w:pPr>
-      <w:r>
-        <w:rPr>
-          <w:b/>
-          <w:bCs/>
-        </w:rPr>
-        <w:t xml:space="preserve">14.10.2026: ежедневный мониторинг</w:t>
-      </w:r>
-      <w:r>
-        <w:t xml:space="preserve"> </w:t>
-      </w:r>
-      <w:r>
-        <w:t xml:space="preserve">(постоянное разрешение автора от 07.10.2026, расширенное 09.10.2026). Окно — с 13.10.2026 и пропущенное ранее. Каналы: Минтруд России (сайт, Telegram), Минздрав, Роспотребнадзор, publication.pravo.gov.ru, regulation.gov.ru, Госдума, Общественная палата, ОНФ, АСИ, региональные органы социальной защиты и учреждения, агрегаторы закупок 44-ФЗ/223-ФЗ, федеральные и региональные СМИ, сообщения прокуратур; целевые пробелы</w:t>
-      </w:r>
-      <w:r>
-        <w:t xml:space="preserve"> </w:t>
-      </w:r>
-      <w:r>
-        <w:rPr>
-          <w:rStyle w:val="VerbatimChar"/>
-        </w:rPr>
-        <w:t xml:space="preserve">wiki/gaps.md</w:t>
-      </w:r>
-      <w:r>
-        <w:t xml:space="preserve"> </w:t>
-      </w:r>
-      <w:r>
-        <w:t xml:space="preserve">(п. 35, 37, 40, 42–46). Новые факты — только с публичными источниками; классы утверждений не повышались; гео-блоки, регистрация и платный доступ не обходились. Журнал —</w:t>
-      </w:r>
-      <w:r>
-        <w:t xml:space="preserve"> </w:t>
-      </w:r>
-      <w:r>
-        <w:rPr>
-          <w:rStyle w:val="VerbatimChar"/>
-        </w:rPr>
-        <w:t xml:space="preserve">raw/sources/gossektor-obzor-2026-10-14/</w:t>
-      </w:r>
-      <w:r>
-        <w:t xml:space="preserve">.</w:t>
-      </w:r>
-    </w:p>
-    <w:tbl>
-      <w:tblPr>
-        <w:tblStyle w:val="Table"/>
-        <w:tblW w:type="pct" w:w="5000"/>
-        <w:tblLayout w:type="fixed"/>
-        <w:tblLook w:firstRow="1" w:lastRow="0" w:firstColumn="0" w:lastColumn="0" w:noHBand="0" w:noVBand="0" w:val="0020"/>
-      </w:tblPr>
-      <w:tblGrid>
-        <w:gridCol w:w="2640"/>
-        <w:gridCol w:w="2640"/>
-        <w:gridCol w:w="2640"/>
-      </w:tblGrid>
-      <w:tr>
-        <w:trPr>
-          <w:tblHeader w:val="on"/>
-        </w:trPr>
-        <w:tc>
-          <w:tcPr/>
-          <w:p>
-            <w:pPr>
-              <w:pStyle w:val="Compact"/>
-            </w:pPr>
-            <w:r>
-              <w:t xml:space="preserve">Вопрос</w:t>
-            </w:r>
-          </w:p>
-        </w:tc>
-        <w:tc>
-          <w:tcPr/>
-          <w:p>
-            <w:pPr>
-              <w:pStyle w:val="Compact"/>
-            </w:pPr>
-            <w:r>
-              <w:t xml:space="preserve">Результат</w:t>
-            </w:r>
-          </w:p>
-        </w:tc>
-        <w:tc>
-          <w:tcPr/>
-          <w:p>
-            <w:pPr>
-              <w:pStyle w:val="Compact"/>
-            </w:pPr>
-            <w:r>
-              <w:t xml:space="preserve">Источник; где отражено</w:t>
-            </w:r>
-          </w:p>
-        </w:tc>
-      </w:tr>
-      <w:tr>
-        <w:tc>
-          <w:tcPr/>
-          <w:p>
-            <w:pPr>
-              <w:pStyle w:val="Compact"/>
-            </w:pPr>
-            <w:r>
-              <w:t xml:space="preserve">Федеральные акты, проекты, разъяснения, сообщения Минтруда о вариативном меню за 13–14.10.2026</w:t>
-            </w:r>
-          </w:p>
-        </w:tc>
-        <w:tc>
-          <w:tcPr/>
-          <w:p>
-            <w:pPr>
-              <w:pStyle w:val="Compact"/>
-            </w:pPr>
-            <w:r>
-              <w:t xml:space="preserve">Не обнаружено</w:t>
-            </w:r>
-          </w:p>
-        </w:tc>
-        <w:tc>
-          <w:tcPr/>
-          <w:p>
-            <w:pPr>
-              <w:pStyle w:val="Compact"/>
-            </w:pPr>
-            <w:r>
-              <w:t xml:space="preserve">—</w:t>
-            </w:r>
-          </w:p>
-        </w:tc>
-      </w:tr>
-      <w:tr>
-        <w:tc>
-          <w:tcPr/>
-          <w:p>
-            <w:pPr>
-              <w:pStyle w:val="Compact"/>
-            </w:pPr>
-            <w:r>
-              <w:t xml:space="preserve">Новые закупки «по вариативному меню»</w:t>
-            </w:r>
-          </w:p>
-        </w:tc>
-        <w:tc>
-          <w:tcPr/>
-          <w:p>
-            <w:pPr>
-              <w:pStyle w:val="Compact"/>
-            </w:pPr>
-            <w:r>
-              <w:t xml:space="preserve">Открыта карточка Потаповского дома-интерната (бывший ПНИ), не открывавшаяся 08.10.2026: восьмое учреждение с формулировкой в предмете (2026 и 2027 гг.; 571,82 и 615,91 руб. за койко-день). По лоту 2 геронтологического центра (2025 г.) — контракт № 101-26 от 10.11.2025 с ДС 1–4; в трёх закупках 2025 г. победитель — ООО «Континент-Кулинария». ТЗ и контракт не прочитаны</w:t>
-            </w:r>
-          </w:p>
-        </w:tc>
-        <w:tc>
-          <w:tcPr/>
-          <w:p>
-            <w:pPr>
-              <w:pStyle w:val="Compact"/>
-            </w:pPr>
-            <w:r>
-              <w:t xml:space="preserve">[99]; п. 4.10, 4.13; гл. 7, 11</w:t>
-            </w:r>
-          </w:p>
-        </w:tc>
-      </w:tr>
-      <w:tr>
-        <w:tc>
-          <w:tcPr/>
-          <w:p>
-            <w:pPr>
-              <w:pStyle w:val="Compact"/>
-            </w:pPr>
-            <w:r>
-              <w:t xml:space="preserve">Нормативы социального питания СПб (gaps п. 40)</w:t>
-            </w:r>
-          </w:p>
-        </w:tc>
-        <w:tc>
-          <w:tcPr/>
-          <w:p>
-            <w:pPr>
-              <w:pStyle w:val="Compact"/>
-            </w:pPr>
-            <w:r>
-              <w:t xml:space="preserve">Найдено распоряжение КЭПиСП от 28.05.2024 № 43-р (нормативы на 2025 г.) по справочной системе; на 2026 и 2027 гг. — не найдены</w:t>
-            </w:r>
-          </w:p>
-        </w:tc>
-        <w:tc>
-          <w:tcPr/>
-          <w:p>
-            <w:pPr>
-              <w:pStyle w:val="Compact"/>
-            </w:pPr>
-            <w:r>
-              <w:t xml:space="preserve">[78]; п. 3.2; прил. А поз. 63, 66</w:t>
-            </w:r>
-          </w:p>
-        </w:tc>
-      </w:tr>
-      <w:tr>
-        <w:tc>
-          <w:tcPr/>
-          <w:p>
-            <w:pPr>
-              <w:pStyle w:val="Compact"/>
-            </w:pPr>
-            <w:r>
-              <w:t xml:space="preserve">Нижегородская обл.</w:t>
-            </w:r>
-          </w:p>
-        </w:tc>
-        <w:tc>
-          <w:tcPr/>
-          <w:p>
-            <w:pPr>
-              <w:pStyle w:val="Compact"/>
-            </w:pPr>
-            <w:r>
-              <w:t xml:space="preserve">Семинар «Вариативное питание» на базе ДСО «Борский» (09.08.2026) — сообщение учреждения-участника, без описания практики</w:t>
-            </w:r>
-          </w:p>
-        </w:tc>
-        <w:tc>
-          <w:tcPr/>
-          <w:p>
-            <w:pPr>
-              <w:pStyle w:val="Compact"/>
-            </w:pPr>
-            <w:r>
-              <w:t xml:space="preserve">[85]; п. 3.5, 4.11</w:t>
-            </w:r>
-          </w:p>
-        </w:tc>
-      </w:tr>
-      <w:tr>
-        <w:tc>
-          <w:tcPr/>
-          <w:p>
-            <w:pPr>
-              <w:pStyle w:val="Compact"/>
-            </w:pPr>
-            <w:r>
-              <w:t xml:space="preserve">Кузбасс, Прокопьевский ПНИ (январь 2026 г.)</w:t>
-            </w:r>
-          </w:p>
-        </w:tc>
-        <w:tc>
-          <w:tcPr/>
-          <w:p>
-            <w:pPr>
-              <w:pStyle w:val="Compact"/>
-            </w:pPr>
-            <w:r>
-              <w:t xml:space="preserve">«Пятиразовое вариативное питание» в отчёте министерства от 27.01.2026 — по сообщению СМИ; первоисточник не найден; утверждение оспаривается сотрудниками</w:t>
-            </w:r>
-          </w:p>
-        </w:tc>
-        <w:tc>
-          <w:tcPr/>
-          <w:p>
-            <w:pPr>
-              <w:pStyle w:val="Compact"/>
-            </w:pPr>
-            <w:r>
-              <w:t xml:space="preserve">[105–107]; п. 4.11, 11</w:t>
-            </w:r>
-          </w:p>
-        </w:tc>
-      </w:tr>
-      <w:tr>
-        <w:tc>
-          <w:tcPr/>
-          <w:p>
-            <w:pPr>
-              <w:pStyle w:val="Compact"/>
-            </w:pPr>
-            <w:r>
-              <w:t xml:space="preserve">Прокурорская практика (ЕАО, 2023 г.)</w:t>
-            </w:r>
-          </w:p>
-        </w:tc>
-        <w:tc>
-          <w:tcPr/>
-          <w:p>
-            <w:pPr>
-              <w:pStyle w:val="Compact"/>
-            </w:pPr>
-            <w:r>
-              <w:t xml:space="preserve">«Ежедневное меню не соответствовало основному десятидневному (перспективному) меню» — дело по ст. 6.3 КоАП; по сообщению СМИ</w:t>
-            </w:r>
-          </w:p>
-        </w:tc>
-        <w:tc>
-          <w:tcPr/>
-          <w:p>
-            <w:pPr>
-              <w:pStyle w:val="Compact"/>
-            </w:pPr>
-            <w:r>
-              <w:t xml:space="preserve">[167]; п. 8.8; гл. 9, поз. 5</w:t>
-            </w:r>
-          </w:p>
-        </w:tc>
-      </w:tr>
-      <w:tr>
-        <w:tc>
-          <w:tcPr/>
-          <w:p>
-            <w:pPr>
-              <w:pStyle w:val="Compact"/>
-            </w:pPr>
-            <w:r>
-              <w:t xml:space="preserve">Суточная проба на собственном пищеблоке (gaps п. 35)</w:t>
-            </w:r>
-          </w:p>
-        </w:tc>
-        <w:tc>
-          <w:tcPr/>
-          <w:p>
-            <w:pPr>
-              <w:pStyle w:val="Compact"/>
-            </w:pPr>
-            <w:r>
-              <w:t xml:space="preserve">Текст СанПиН 4282-26 перепроверен: подп. 4 п. 56 — медицинские организации, подп. 12 — готовые блюда со стороны; утверждение поисковой сводки об обязательности для стационаров соцобслуживания текстом не подтверждено</w:t>
-            </w:r>
-          </w:p>
-        </w:tc>
-        <w:tc>
-          <w:tcPr/>
-          <w:p>
-            <w:pPr>
-              <w:pStyle w:val="Compact"/>
-            </w:pPr>
-            <w:r>
-              <w:t xml:space="preserve">без изменений; п. 8.14</w:t>
-            </w:r>
-          </w:p>
-        </w:tc>
-      </w:tr>
-      <w:tr>
-        <w:tc>
-          <w:tcPr/>
-          <w:p>
-            <w:pPr>
-              <w:pStyle w:val="Compact"/>
-            </w:pPr>
-            <w:r>
-              <w:t xml:space="preserve">Пост и нормы (п. 37); Москва № 1068; Иркутск 14.02.2025; ТЗ Серафимовского 32616197209</w:t>
-            </w:r>
-          </w:p>
-        </w:tc>
-        <w:tc>
-          <w:tcPr/>
-          <w:p>
-            <w:pPr>
-              <w:pStyle w:val="Compact"/>
-            </w:pPr>
-            <w:r>
-              <w:t xml:space="preserve">Нового первоисточника нет; ЕИС недоступна</w:t>
-            </w:r>
-          </w:p>
-        </w:tc>
-        <w:tc>
-          <w:tcPr/>
-          <w:p>
-            <w:pPr>
-              <w:pStyle w:val="Compact"/>
-            </w:pPr>
-            <w:r>
-              <w:t xml:space="preserve">gaps</w:t>
-            </w:r>
-          </w:p>
-        </w:tc>
-      </w:tr>
-      <w:tr>
-        <w:tc>
-          <w:tcPr/>
-          <w:p>
-            <w:pPr>
-              <w:pStyle w:val="Compact"/>
-            </w:pPr>
-            <w:r>
-              <w:t xml:space="preserve">Школьная сфера (Сургут), качество продукции (Орловская обл., Тверь), шаблон приказа об организации питания</w:t>
-            </w:r>
-          </w:p>
-        </w:tc>
-        <w:tc>
-          <w:tcPr/>
-          <w:p>
-            <w:pPr>
-              <w:pStyle w:val="Compact"/>
-            </w:pPr>
-            <w:r>
-              <w:t xml:space="preserve">Найдено, не внесено: вне предмета или без элемента выбора; шаблон в норму не возводится</w:t>
-            </w:r>
-          </w:p>
-        </w:tc>
-        <w:tc>
-          <w:tcPr/>
-          <w:p>
-            <w:pPr>
-              <w:pStyle w:val="Compact"/>
-            </w:pPr>
-            <w:r>
-              <w:t xml:space="preserve">журнал обзора</w:t>
-            </w:r>
-          </w:p>
-        </w:tc>
-      </w:tr>
-    </w:tbl>
-    <w:p>
-      <w:pPr>
-        <w:pStyle w:val="BodyText"/>
-      </w:pPr>
-      <w:r>
-        <w:rPr>
-          <w:b/>
-          <w:bCs/>
-        </w:rPr>
-        <w:t xml:space="preserve">Что следует из дополнения.</w:t>
-      </w:r>
-      <w:r>
-        <w:t xml:space="preserve"> </w:t>
-      </w:r>
-      <w:r>
-        <w:t xml:space="preserve">Нормативного события не было. Существенное — три уточнения. Первое: в самарской карте аутсорсинга восемь учреждений с «по вариативному меню» в предмете, и впервые виден контракт, хотя и не прочитанный; по агрегаторам у нескольких учреждений один исполнитель. Второе: найден первый акт петербургской серии бюджетных нормативов социального питания, позволяющий сопоставить норматив с тарифом, но не объяснить их расхождение. Третье: термин «вариативное питание» встречается теперь и как методическая тема региональной сети учреждений (Нижегородская обл.), и как довод официального отчёта в кризисной проверке (Кузбасс), а прокурорская практика показывает, что несоответствие ежедневного меню утверждённому само по себе квалифицируется как нарушение. Список источников — 165 позиций (добавлены [78], [85]–[167]); позиция [99] расширена.</w:t>
-      </w:r>
-    </w:p>
-    <w:bookmarkEnd w:id="187"/>
-    <w:bookmarkStart w:id="188" w:name="Xbefbd3a40d7727808d8500b085fb618d2a9b3e8"/>
-    <w:p>
-      <w:pPr>
-        <w:pStyle w:val="Heading2"/>
-      </w:pPr>
-      <w:r>
-        <w:t xml:space="preserve">Дополнение 15.10.2026: ежедневная проверка</w:t>
-      </w:r>
-    </w:p>
-    <w:p>
-      <w:pPr>
-        <w:pStyle w:val="FirstParagraph"/>
-      </w:pPr>
-      <w:r>
-        <w:rPr>
-          <w:b/>
-          <w:bCs/>
-        </w:rPr>
-        <w:t xml:space="preserve">15.10.2026: ежедневный мониторинг</w:t>
-      </w:r>
-      <w:r>
-        <w:t xml:space="preserve"> </w:t>
-      </w:r>
-      <w:r>
-        <w:t xml:space="preserve">(постоянное разрешение автора от 07.10.2026, расширенное 09.10.2026). Окно — с вечера 13.10 / проверки 14.10.2026 по утро 15.10.2026. Каналы: Минтруд России, Минздрав, Роспотребнадзор, publication.pravo.gov.ru, regulation.gov.ru, Госдума, региональные органы социальной защиты и учреждения, агрегаторы закупок 44-ФЗ/223-ФЗ, федеральные и региональные СМИ; целевые пробелы</w:t>
-      </w:r>
-      <w:r>
-        <w:t xml:space="preserve"> </w:t>
-      </w:r>
-      <w:r>
-        <w:rPr>
-          <w:rStyle w:val="VerbatimChar"/>
-        </w:rPr>
-        <w:t xml:space="preserve">wiki/gaps.md</w:t>
-      </w:r>
-      <w:r>
-        <w:t xml:space="preserve"> </w:t>
-      </w:r>
-      <w:r>
-        <w:t xml:space="preserve">(п. 35, 37, 40, 42, 45). Классы утверждений не повышались; гео-блоки, регистрация и платный доступ не обходились. Журнал —</w:t>
-      </w:r>
-      <w:r>
-        <w:t xml:space="preserve"> </w:t>
-      </w:r>
-      <w:r>
-        <w:rPr>
-          <w:rStyle w:val="VerbatimChar"/>
-        </w:rPr>
-        <w:t xml:space="preserve">raw/sources/gossektor-obzor-2026-10-15/</w:t>
-      </w:r>
-      <w:r>
-        <w:t xml:space="preserve">.</w:t>
-      </w:r>
-    </w:p>
-    <w:tbl>
-      <w:tblPr>
-        <w:tblStyle w:val="Table"/>
-        <w:tblW w:type="pct" w:w="5000"/>
-        <w:tblLayout w:type="fixed"/>
-        <w:tblLook w:firstRow="1" w:lastRow="0" w:firstColumn="0" w:lastColumn="0" w:noHBand="0" w:noVBand="0" w:val="0020"/>
-      </w:tblPr>
-      <w:tblGrid>
-        <w:gridCol w:w="2640"/>
-        <w:gridCol w:w="2640"/>
-        <w:gridCol w:w="2640"/>
-      </w:tblGrid>
-      <w:tr>
-        <w:trPr>
-          <w:tblHeader w:val="on"/>
-        </w:trPr>
-        <w:tc>
-          <w:tcPr/>
-          <w:p>
-            <w:pPr>
-              <w:pStyle w:val="Compact"/>
-            </w:pPr>
-            <w:r>
-              <w:t xml:space="preserve">Вопрос</w:t>
-            </w:r>
-          </w:p>
-        </w:tc>
-        <w:tc>
-          <w:tcPr/>
-          <w:p>
-            <w:pPr>
-              <w:pStyle w:val="Compact"/>
-            </w:pPr>
-            <w:r>
-              <w:t xml:space="preserve">Результат</w:t>
-            </w:r>
-          </w:p>
-        </w:tc>
-        <w:tc>
-          <w:tcPr/>
-          <w:p>
-            <w:pPr>
-              <w:pStyle w:val="Compact"/>
-            </w:pPr>
-            <w:r>
-              <w:t xml:space="preserve">Источник; где отражено</w:t>
-            </w:r>
-          </w:p>
-        </w:tc>
-      </w:tr>
-      <w:tr>
-        <w:tc>
-          <w:tcPr/>
-          <w:p>
-            <w:pPr>
-              <w:pStyle w:val="Compact"/>
-            </w:pPr>
-            <w:r>
-              <w:t xml:space="preserve">Федеральные акты, проекты, разъяснения, сообщения Минтруда о вариативном меню за 14–15.10.2026</w:t>
-            </w:r>
-          </w:p>
-        </w:tc>
-        <w:tc>
-          <w:tcPr/>
-          <w:p>
-            <w:pPr>
-              <w:pStyle w:val="Compact"/>
-            </w:pPr>
-            <w:r>
-              <w:t xml:space="preserve">Не обнаружено</w:t>
-            </w:r>
-          </w:p>
-        </w:tc>
-        <w:tc>
-          <w:tcPr/>
-          <w:p>
-            <w:pPr>
-              <w:pStyle w:val="Compact"/>
-            </w:pPr>
-            <w:r>
-              <w:t xml:space="preserve">—</w:t>
-            </w:r>
-          </w:p>
-        </w:tc>
-      </w:tr>
-      <w:tr>
-        <w:tc>
-          <w:tcPr/>
-          <w:p>
-            <w:pPr>
-              <w:pStyle w:val="Compact"/>
-            </w:pPr>
-            <w:r>
-              <w:t xml:space="preserve">Новые практики</w:t>
-            </w:r>
-          </w:p>
-        </w:tc>
-        <w:tc>
-          <w:tcPr/>
-          <w:p>
-            <w:pPr>
-              <w:pStyle w:val="Compact"/>
-            </w:pPr>
-            <w:r>
-              <w:t xml:space="preserve">КГБУ СО «Пансионат „Ветеран“» (Красноярский край), 14.10.2026: с сентября выбор каши, сока и супа из двух вариантов для жителей без медицинских показаний к диете; самоотчёт; сайт за гео-блоком, текст — по индексированной копии; ежедневное и цикличное меню не прочитаны. Закупка продуктов по 223-ФЗ — признак собственного пищеблока (толкование)</w:t>
-            </w:r>
-          </w:p>
-        </w:tc>
-        <w:tc>
-          <w:tcPr/>
-          <w:p>
-            <w:pPr>
-              <w:pStyle w:val="Compact"/>
-            </w:pPr>
-            <w:r>
-              <w:t xml:space="preserve">[90, 108]; п. 3.9, 4.1, 4.11, 4.12, 4.13; гл. 11</w:t>
-            </w:r>
-          </w:p>
-        </w:tc>
-      </w:tr>
-      <w:tr>
-        <w:tc>
-          <w:tcPr/>
-          <w:p>
-            <w:pPr>
-              <w:pStyle w:val="Compact"/>
-            </w:pPr>
-            <w:r>
-              <w:t xml:space="preserve">Региональные нормы</w:t>
-            </w:r>
-          </w:p>
-        </w:tc>
-        <w:tc>
-          <w:tcPr/>
-          <w:p>
-            <w:pPr>
-              <w:pStyle w:val="Compact"/>
-            </w:pPr>
-            <w:r>
-              <w:t xml:space="preserve">Ленинградская обл., приказ КСЗН от 06.10.2026 № 04-87 (опубл. 07.10 и 12.10.2026): мягкий инвентарь и одна цифра в нормах для детей; приложение 3 (взрослые) не затронуто</w:t>
-            </w:r>
-          </w:p>
-        </w:tc>
-        <w:tc>
-          <w:tcPr/>
-          <w:p>
-            <w:pPr>
-              <w:pStyle w:val="Compact"/>
-            </w:pPr>
-            <w:r>
-              <w:t xml:space="preserve">[92]; п. 3.10 и сводная таблица гл. 3; прил. А поз. 43</w:t>
-            </w:r>
-          </w:p>
-        </w:tc>
-      </w:tr>
-      <w:tr>
-        <w:tc>
-          <w:tcPr/>
-          <w:p>
-            <w:pPr>
-              <w:pStyle w:val="Compact"/>
-            </w:pPr>
-            <w:r>
-              <w:t xml:space="preserve">Нормативы соцпитания СПб на 2026 и 2027 гг. (п. 40); пост и нормы (п. 37); Москва № 1068; Иркутск 14.02.2025; суточная проба (п. 35)</w:t>
-            </w:r>
-          </w:p>
-        </w:tc>
-        <w:tc>
-          <w:tcPr/>
-          <w:p>
-            <w:pPr>
-              <w:pStyle w:val="Compact"/>
-            </w:pPr>
-            <w:r>
-              <w:t xml:space="preserve">Нового первоисточника нет</w:t>
-            </w:r>
-          </w:p>
-        </w:tc>
-        <w:tc>
-          <w:tcPr/>
-          <w:p>
-            <w:pPr>
-              <w:pStyle w:val="Compact"/>
-            </w:pPr>
-            <w:r>
-              <w:t xml:space="preserve">gaps</w:t>
-            </w:r>
-          </w:p>
-        </w:tc>
-      </w:tr>
-      <w:tr>
-        <w:tc>
-          <w:tcPr/>
-          <w:p>
-            <w:pPr>
-              <w:pStyle w:val="Compact"/>
-            </w:pPr>
-            <w:r>
-              <w:t xml:space="preserve">Адыгея (июль 2026 г.), Мамонтовский ДСО (2025 г.), Саянск (09.09.2026)</w:t>
-            </w:r>
-          </w:p>
-        </w:tc>
-        <w:tc>
-          <w:tcPr/>
-          <w:p>
-            <w:pPr>
-              <w:pStyle w:val="Compact"/>
-            </w:pPr>
-            <w:r>
-              <w:t xml:space="preserve">Найдено, не внесено: вне окна, по сообщениям СМИ или соцсетей; первоисточники не сверены</w:t>
-            </w:r>
-          </w:p>
-        </w:tc>
-        <w:tc>
-          <w:tcPr/>
-          <w:p>
-            <w:pPr>
-              <w:pStyle w:val="Compact"/>
-            </w:pPr>
-            <w:r>
-              <w:t xml:space="preserve">журнал обзора</w:t>
-            </w:r>
-          </w:p>
-        </w:tc>
-      </w:tr>
-    </w:tbl>
-    <w:p>
-      <w:pPr>
-        <w:pStyle w:val="BodyText"/>
-      </w:pPr>
-      <w:r>
-        <w:rPr>
-          <w:b/>
-          <w:bCs/>
-        </w:rPr>
-        <w:t xml:space="preserve">Что следует из дополнения.</w:t>
-      </w:r>
-      <w:r>
-        <w:t xml:space="preserve"> </w:t>
-      </w:r>
-      <w:r>
-        <w:t xml:space="preserve">Нормативного события, касающегося выбора, не было; ленинградская поправка подтверждает, что взрослые нормы области остаются прежними. Существенное — новый описанный кейс собственного пищеблока: краевой пансионат перешёл от «строго фиксированного» рациона к выбору по трём позициям для жителей без диеты. Формат совпадает со стартовым, описанным в п. 4.2–4.5, и тем же ограничен: сообщение не показывает ни документов выбора, ни охвата, ни способа, которым выбирают жители с ограниченной способностью выразить предпочтение. Список источников — 168 позиций (добавлены [92], [90], [108]).</w:t>
-      </w:r>
-    </w:p>
-    <w:bookmarkEnd w:id="188"/>
-    <w:bookmarkEnd w:id="189"/>
-    <w:bookmarkStart w:id="191" w:name="X36b130cc06a71f9d9b32d87d2152945ef35741a"/>
+        <w:t xml:space="preserve">После правки каждой главы сценарий сверки сравнил прежний и новый тексты: все ключи ссылок [n], числа, даты, реквизиты, пометки «не сверено», «по сообщению СМИ», «самоотчёт» и классы утверждений сохранились в докладе; числа, исключённые из отдельных глав, остались в профильных разделах. Противоречия главы 9 и открытые вопросы автора сохранены без изменений. Число позиций в списке источников — 169.</w:t>
+      </w:r>
+    </w:p>
+    <w:bookmarkEnd w:id="183"/>
+    <w:bookmarkEnd w:id="184"/>
+    <w:bookmarkStart w:id="185" w:name="X36b130cc06a71f9d9b32d87d2152945ef35741a"/>
     <w:p>
       <w:pPr>
         <w:pStyle w:val="Heading1"/>
@@ -42031,244 +42132,7 @@
         </w:tc>
       </w:tr>
     </w:tbl>
-    <w:bookmarkStart w:id="190" w:name="X5bea49486f7942cef7376ad5ac08028086a419e"/>
-    <w:p>
-      <w:pPr>
-        <w:pStyle w:val="Heading2"/>
-      </w:pPr>
-      <w:r>
-        <w:t xml:space="preserve">Дополнение 16.10.2026: ежедневная проверка</w:t>
-      </w:r>
-    </w:p>
-    <w:p>
-      <w:pPr>
-        <w:pStyle w:val="FirstParagraph"/>
-      </w:pPr>
-      <w:r>
-        <w:t xml:space="preserve">Ежедневная проверка госсектора и открытых пробелов (16.10.2026) по постоянному разрешению автора.</w:t>
-      </w:r>
-    </w:p>
-    <w:tbl>
-      <w:tblPr>
-        <w:tblStyle w:val="Table"/>
-        <w:tblW w:type="pct" w:w="5000"/>
-        <w:tblLayout w:type="fixed"/>
-        <w:tblLook w:firstRow="1" w:lastRow="0" w:firstColumn="0" w:lastColumn="0" w:noHBand="0" w:noVBand="0" w:val="0020"/>
-      </w:tblPr>
-      <w:tblGrid>
-        <w:gridCol w:w="2640"/>
-        <w:gridCol w:w="2640"/>
-        <w:gridCol w:w="2640"/>
-      </w:tblGrid>
-      <w:tr>
-        <w:trPr>
-          <w:tblHeader w:val="on"/>
-        </w:trPr>
-        <w:tc>
-          <w:tcPr/>
-          <w:p>
-            <w:pPr>
-              <w:pStyle w:val="Compact"/>
-            </w:pPr>
-            <w:r>
-              <w:t xml:space="preserve">Канал</w:t>
-            </w:r>
-          </w:p>
-        </w:tc>
-        <w:tc>
-          <w:tcPr/>
-          <w:p>
-            <w:pPr>
-              <w:pStyle w:val="Compact"/>
-            </w:pPr>
-            <w:r>
-              <w:t xml:space="preserve">Итог</w:t>
-            </w:r>
-          </w:p>
-        </w:tc>
-        <w:tc>
-          <w:tcPr/>
-          <w:p>
-            <w:pPr>
-              <w:pStyle w:val="Compact"/>
-            </w:pPr>
-            <w:r>
-              <w:t xml:space="preserve">Где в докладе</w:t>
-            </w:r>
-          </w:p>
-        </w:tc>
-      </w:tr>
-      <w:tr>
-        <w:tc>
-          <w:tcPr/>
-          <w:p>
-            <w:pPr>
-              <w:pStyle w:val="Compact"/>
-            </w:pPr>
-            <w:r>
-              <w:t xml:space="preserve">Федеральный уровень</w:t>
-            </w:r>
-          </w:p>
-        </w:tc>
-        <w:tc>
-          <w:tcPr/>
-          <w:p>
-            <w:pPr>
-              <w:pStyle w:val="Compact"/>
-            </w:pPr>
-            <w:r>
-              <w:t xml:space="preserve">Актов, проектов и разъяснений Минтруда / Роспотребнадзора / regulation.gov.ru о вариативном меню за 15–16.10.2026 не найдено</w:t>
-            </w:r>
-          </w:p>
-        </w:tc>
-        <w:tc>
-          <w:tcPr/>
-          <w:p>
-            <w:pPr>
-              <w:pStyle w:val="Compact"/>
-            </w:pPr>
-            <w:r>
-              <w:t xml:space="preserve">—</w:t>
-            </w:r>
-          </w:p>
-        </w:tc>
-      </w:tr>
-      <w:tr>
-        <w:tc>
-          <w:tcPr/>
-          <w:p>
-            <w:pPr>
-              <w:pStyle w:val="Compact"/>
-            </w:pPr>
-            <w:r>
-              <w:t xml:space="preserve">Региональные нормы</w:t>
-            </w:r>
-          </w:p>
-        </w:tc>
-        <w:tc>
-          <w:tcPr/>
-          <w:p>
-            <w:pPr>
-              <w:pStyle w:val="Compact"/>
-            </w:pPr>
-            <w:r>
-              <w:t xml:space="preserve">Московская обл., распоряжение от 22.05.2026 № 20РВ-108 (опубл. 26.05.2026): нормы с 01.01.2027, в т. ч. для страдающих психическими заболеваниями; нетто и брутто; о выборе молчит; PDF целиком с бокса недоступен, прочитаны резолютивная часть и начало таблиц (OCR)</w:t>
-            </w:r>
-          </w:p>
-        </w:tc>
-        <w:tc>
-          <w:tcPr/>
-          <w:p>
-            <w:pPr>
-              <w:pStyle w:val="Compact"/>
-            </w:pPr>
-            <w:r>
-              <w:t xml:space="preserve">[83]; п. 3.11, сводная таблица гл. 3, п. 4.7 (ДДСОЛ), прил. А поз. 32а</w:t>
-            </w:r>
-          </w:p>
-        </w:tc>
-      </w:tr>
-      <w:tr>
-        <w:tc>
-          <w:tcPr/>
-          <w:p>
-            <w:pPr>
-              <w:pStyle w:val="Compact"/>
-            </w:pPr>
-            <w:r>
-              <w:t xml:space="preserve">Саратовская обл.</w:t>
-            </w:r>
-          </w:p>
-        </w:tc>
-        <w:tc>
-          <w:tcPr/>
-          <w:p>
-            <w:pPr>
-              <w:pStyle w:val="Compact"/>
-            </w:pPr>
-            <w:r>
-              <w:t xml:space="preserve">СМИ 15.10.2026 о приказе № 850 от 13.10.2026 (нормы питания); первоисточник из среды не получен, цифры в СМИ расходятся; элемента выбора нет —</w:t>
-            </w:r>
-            <w:r>
-              <w:t xml:space="preserve"> </w:t>
-            </w:r>
-            <w:r>
-              <w:rPr>
-                <w:b/>
-                <w:bCs/>
-              </w:rPr>
-              <w:t xml:space="preserve">не внесено</w:t>
-            </w:r>
-          </w:p>
-        </w:tc>
-        <w:tc>
-          <w:tcPr/>
-          <w:p>
-            <w:pPr>
-              <w:pStyle w:val="Compact"/>
-            </w:pPr>
-            <w:r>
-              <w:t xml:space="preserve">журнал raw</w:t>
-            </w:r>
-          </w:p>
-        </w:tc>
-      </w:tr>
-      <w:tr>
-        <w:tc>
-          <w:tcPr/>
-          <w:p>
-            <w:pPr>
-              <w:pStyle w:val="Compact"/>
-            </w:pPr>
-            <w:r>
-              <w:t xml:space="preserve">Практики / закупки</w:t>
-            </w:r>
-          </w:p>
-        </w:tc>
-        <w:tc>
-          <w:tcPr/>
-          <w:p>
-            <w:pPr>
-              <w:pStyle w:val="Compact"/>
-            </w:pPr>
-            <w:r>
-              <w:t xml:space="preserve">Новых несамарских закупок «по вариативному меню» и новых самоотчётов учреждений с выбором за окно не найдено</w:t>
-            </w:r>
-          </w:p>
-        </w:tc>
-        <w:tc>
-          <w:tcPr/>
-          <w:p>
-            <w:pPr>
-              <w:pStyle w:val="Compact"/>
-            </w:pPr>
-            <w:r>
-              <w:t xml:space="preserve">—</w:t>
-            </w:r>
-          </w:p>
-        </w:tc>
-      </w:tr>
-    </w:tbl>
-    <w:p>
-      <w:pPr>
-        <w:pStyle w:val="BodyText"/>
-      </w:pPr>
-      <w:r>
-        <w:rPr>
-          <w:b/>
-          <w:bCs/>
-        </w:rPr>
-        <w:t xml:space="preserve">Что следует из дополнения.</w:t>
-      </w:r>
-      <w:r>
-        <w:t xml:space="preserve"> </w:t>
-      </w:r>
-      <w:r>
-        <w:t xml:space="preserve">Закрыт (с остатком) пробел о содержании № 20РВ-108: акт прочитан по официальной публикации в части, достаточной для вывода о дате вступления в силу, составе наборов (включая «психиатрический»), единицах измерения и отсутствии нормы выбора. Это норма о продуктах на 2027 г., а не событие внедрения вариативного меню. Список источников — 169 позиций (добавлен [83]).</w:t>
-      </w:r>
-    </w:p>
-    <w:bookmarkEnd w:id="190"/>
-    <w:bookmarkEnd w:id="191"/>
+    <w:bookmarkEnd w:id="185"/>
     <w:sectPr>
       <w:footnotePr>
         <w:numRestart w:val="eachSect"/>

--- a/raw/sources/variativnoe-menu-doklad-2026-v2/doklad.docx
+++ b/raw/sources/variativnoe-menu-doklad-2026-v2/doklad.docx
@@ -60,6 +60,146 @@
         </w:p>
       </w:sdtContent>
     </w:sdt>
+    <w:p>
+      <w:pPr>
+        <w:pStyle w:val="BoxLabel"/>
+      </w:pPr>
+      <w:r>
+        <w:t xml:space="preserve">Основные выводы доклада</w:t>
+      </w:r>
+    </w:p>
+    <w:p>
+      <w:pPr>
+        <w:pStyle w:val="Compact"/>
+        <w:numPr>
+          <w:ilvl w:val="0"/>
+          <w:numId w:val="1001"/>
+        </w:numPr>
+      </w:pPr>
+      <w:r>
+        <w:t xml:space="preserve">Право не предписывает и не запрещает выбор блюд.</w:t>
+      </w:r>
+    </w:p>
+    <w:p>
+      <w:pPr>
+        <w:pStyle w:val="Compact"/>
+        <w:numPr>
+          <w:ilvl w:val="0"/>
+          <w:numId w:val="1001"/>
+        </w:numPr>
+      </w:pPr>
+      <w:r>
+        <w:t xml:space="preserve">Смена санитарных правил не изменила ответа на вопрос о выборе.</w:t>
+      </w:r>
+    </w:p>
+    <w:p>
+      <w:pPr>
+        <w:pStyle w:val="Compact"/>
+        <w:numPr>
+          <w:ilvl w:val="0"/>
+          <w:numId w:val="1001"/>
+        </w:numPr>
+      </w:pPr>
+      <w:r>
+        <w:t xml:space="preserve">Основной правовой пробел составляет отсутствие механизма эквивалентной замены для взрослых.</w:t>
+      </w:r>
+    </w:p>
+    <w:p>
+      <w:pPr>
+        <w:pStyle w:val="Compact"/>
+        <w:numPr>
+          <w:ilvl w:val="0"/>
+          <w:numId w:val="1001"/>
+        </w:numPr>
+      </w:pPr>
+      <w:r>
+        <w:t xml:space="preserve">Региональные нормы оставляют выбору больше пространства, чем принято считать.</w:t>
+      </w:r>
+    </w:p>
+    <w:p>
+      <w:pPr>
+        <w:pStyle w:val="Compact"/>
+        <w:numPr>
+          <w:ilvl w:val="0"/>
+          <w:numId w:val="1001"/>
+        </w:numPr>
+      </w:pPr>
+      <w:r>
+        <w:t xml:space="preserve">Российская практика расширилась, но не измерена.</w:t>
+      </w:r>
+    </w:p>
+    <w:p>
+      <w:pPr>
+        <w:pStyle w:val="Compact"/>
+        <w:numPr>
+          <w:ilvl w:val="0"/>
+          <w:numId w:val="1001"/>
+        </w:numPr>
+      </w:pPr>
+      <w:r>
+        <w:t xml:space="preserve">Научные данные не подтверждают главного опасения.</w:t>
+      </w:r>
+    </w:p>
+    <w:p>
+      <w:pPr>
+        <w:pStyle w:val="Compact"/>
+        <w:numPr>
+          <w:ilvl w:val="0"/>
+          <w:numId w:val="1001"/>
+        </w:numPr>
+      </w:pPr>
+      <w:r>
+        <w:t xml:space="preserve">Зарубежное право регулирует не число блюд, а альтернативу и участие.</w:t>
+      </w:r>
+    </w:p>
+    <w:p>
+      <w:pPr>
+        <w:pStyle w:val="Compact"/>
+        <w:numPr>
+          <w:ilvl w:val="0"/>
+          <w:numId w:val="1001"/>
+        </w:numPr>
+      </w:pPr>
+      <w:r>
+        <w:t xml:space="preserve">Выбор должен быть доступен маломобильным и невербальным жителям.</w:t>
+      </w:r>
+    </w:p>
+    <w:p>
+      <w:pPr>
+        <w:pStyle w:val="Compact"/>
+        <w:numPr>
+          <w:ilvl w:val="0"/>
+          <w:numId w:val="1001"/>
+        </w:numPr>
+      </w:pPr>
+      <w:r>
+        <w:t xml:space="preserve">Государственный контроль оценивает соблюдение норм, а не выбор.</w:t>
+      </w:r>
+    </w:p>
+    <w:p>
+      <w:pPr>
+        <w:pStyle w:val="Compact"/>
+        <w:numPr>
+          <w:ilvl w:val="0"/>
+          <w:numId w:val="1001"/>
+        </w:numPr>
+      </w:pPr>
+      <w:r>
+        <w:t xml:space="preserve">Противоречия названы, но не устранены.</w:t>
+      </w:r>
+    </w:p>
+    <w:p>
+      <w:pPr>
+        <w:pStyle w:val="BoxSummary"/>
+      </w:pPr>
+      <w:r>
+        <w:rPr>
+          <w:i/>
+          <w:iCs/>
+        </w:rPr>
+        <w:t xml:space="preserve">Краткое изложение составлено из выделенных положений Заключения; полные формулировки, оговорки и ссылки на источники — в Заключении и выводах по главам.</w:t>
+      </w:r>
+    </w:p>
     <w:bookmarkStart w:id="20" w:name="сведения-о-документе"/>
     <w:p>
       <w:pPr>
@@ -1488,7 +1628,7 @@
         <w:pStyle w:val="Compact"/>
         <w:numPr>
           <w:ilvl w:val="0"/>
-          <w:numId w:val="1001"/>
+          <w:numId w:val="1002"/>
         </w:numPr>
       </w:pPr>
       <w:r>
@@ -1500,7 +1640,7 @@
         <w:pStyle w:val="Compact"/>
         <w:numPr>
           <w:ilvl w:val="0"/>
-          <w:numId w:val="1001"/>
+          <w:numId w:val="1002"/>
         </w:numPr>
       </w:pPr>
       <w:r>
@@ -1512,7 +1652,7 @@
         <w:pStyle w:val="Compact"/>
         <w:numPr>
           <w:ilvl w:val="0"/>
-          <w:numId w:val="1001"/>
+          <w:numId w:val="1002"/>
         </w:numPr>
       </w:pPr>
       <w:r>
@@ -1524,7 +1664,7 @@
         <w:pStyle w:val="Compact"/>
         <w:numPr>
           <w:ilvl w:val="0"/>
-          <w:numId w:val="1001"/>
+          <w:numId w:val="1002"/>
         </w:numPr>
       </w:pPr>
       <w:r>
@@ -1536,7 +1676,7 @@
         <w:pStyle w:val="Compact"/>
         <w:numPr>
           <w:ilvl w:val="0"/>
-          <w:numId w:val="1001"/>
+          <w:numId w:val="1002"/>
         </w:numPr>
       </w:pPr>
       <w:r>
@@ -1548,7 +1688,7 @@
         <w:pStyle w:val="Compact"/>
         <w:numPr>
           <w:ilvl w:val="0"/>
-          <w:numId w:val="1001"/>
+          <w:numId w:val="1002"/>
         </w:numPr>
       </w:pPr>
       <w:r>
@@ -1560,7 +1700,7 @@
         <w:pStyle w:val="Compact"/>
         <w:numPr>
           <w:ilvl w:val="0"/>
-          <w:numId w:val="1001"/>
+          <w:numId w:val="1002"/>
         </w:numPr>
       </w:pPr>
       <w:r>
@@ -1605,7 +1745,7 @@
     </w:p>
     <w:p>
       <w:pPr>
-        <w:pStyle w:val="BodyText"/>
+        <w:pStyle w:val="BoxCaveat"/>
       </w:pPr>
       <w:r>
         <w:rPr>
@@ -3653,7 +3793,7 @@
     </w:p>
     <w:p>
       <w:pPr>
-        <w:pStyle w:val="FirstParagraph"/>
+        <w:pStyle w:val="BoxConclusion"/>
       </w:pPr>
       <w:r>
         <w:t xml:space="preserve">Понятийный аппарат доклада основан на четырёх разграничениях. Во-первых, стационарные организации социального обслуживания существуют в двух правовых режимах: дом-интернат общего типа подчинён 442-ФЗ, бывший ПНИ — также Закону № 3185-1, причём переименование учреждения этого режима не меняет. Во-вторых, вариативное меню отличается от цикличного меню, таблицы замен и персонализации тем, кто принимает решение о содержимом тарелки; рабочим служит узкое определение — выбор в момент еды, а предварительный заказ признаётся выбором лишь при фактической подаче заказанного. В-третьих, модели раздачи М0–М5 и ступени участия 0–5 измеряют разные величины и в отчёте указываются раздельно. Наконец, федеральный критерий качества социально-бытовых услуг учитывает предпочтения получателя в одежде, но не в еде, поэтому учреждение, вводящее выбор, опирается на общие права получателя и собственные локальные акты.</w:t>
@@ -5254,7 +5394,7 @@
     </w:p>
     <w:p>
       <w:pPr>
-        <w:pStyle w:val="FirstParagraph"/>
+        <w:pStyle w:val="BoxConclusion"/>
       </w:pPr>
       <w:r>
         <w:t xml:space="preserve">Федеральное право задаёт для вариативного меню рамку, но не содержание. Нормы питания утверждает субъект, федеральные продуктовые наборы носят рекомендательный характер, а обязанности предоставлять выбор блюда не содержит ни один из проанализированных федеральных актов. Санитарные правила выбора не ограничивают, однако обусловливают его технологической картой на каждый вариант, пределом в три часа на раздаче, охлаждаемой витриной для холодных блюд, бракеражем каждого блюда и суточными пробами. Механизм эквивалентной замены для взрослых держится на рекомендациях 2002 г., аналогии с детским разделом СанПиН и региональных актах. Единственная прямая федеральная опора выбора — право на соблюдение поста, закреплённое для ПНИ законом, а для всех организаций с 01.09.2025 — приказом № 305н. В закупках для автономных учреждений сохраняется неопределённость между 223-ФЗ и 44-ФЗ, которую известные судебные акты не снимают окончательно. Квалификация утверждений главы приведена в таблице.</w:t>
@@ -5834,7 +5974,7 @@
         <w:pStyle w:val="Compact"/>
         <w:numPr>
           <w:ilvl w:val="0"/>
-          <w:numId w:val="1002"/>
+          <w:numId w:val="1003"/>
         </w:numPr>
       </w:pPr>
       <w:r>
@@ -5846,7 +5986,7 @@
         <w:pStyle w:val="Compact"/>
         <w:numPr>
           <w:ilvl w:val="0"/>
-          <w:numId w:val="1002"/>
+          <w:numId w:val="1003"/>
         </w:numPr>
       </w:pPr>
       <w:r>
@@ -5874,7 +6014,7 @@
         <w:pStyle w:val="Compact"/>
         <w:numPr>
           <w:ilvl w:val="0"/>
-          <w:numId w:val="1002"/>
+          <w:numId w:val="1003"/>
         </w:numPr>
       </w:pPr>
       <w:r>
@@ -5886,7 +6026,7 @@
         <w:pStyle w:val="Compact"/>
         <w:numPr>
           <w:ilvl w:val="0"/>
-          <w:numId w:val="1002"/>
+          <w:numId w:val="1003"/>
         </w:numPr>
       </w:pPr>
       <w:r>
@@ -5898,7 +6038,7 @@
         <w:pStyle w:val="Compact"/>
         <w:numPr>
           <w:ilvl w:val="0"/>
-          <w:numId w:val="1002"/>
+          <w:numId w:val="1003"/>
         </w:numPr>
       </w:pPr>
       <w:r>
@@ -5910,7 +6050,7 @@
         <w:pStyle w:val="Compact"/>
         <w:numPr>
           <w:ilvl w:val="0"/>
-          <w:numId w:val="1002"/>
+          <w:numId w:val="1003"/>
         </w:numPr>
       </w:pPr>
       <w:r>
@@ -5922,7 +6062,7 @@
         <w:pStyle w:val="Compact"/>
         <w:numPr>
           <w:ilvl w:val="0"/>
-          <w:numId w:val="1002"/>
+          <w:numId w:val="1003"/>
         </w:numPr>
       </w:pPr>
       <w:r>
@@ -10975,7 +11115,7 @@
     </w:p>
     <w:p>
       <w:pPr>
-        <w:pStyle w:val="FirstParagraph"/>
+        <w:pStyle w:val="BoxConclusion"/>
       </w:pPr>
       <w:r>
         <w:t xml:space="preserve">Региональные нормы питания определяют количество продуктов по группам, но не устанавливают ни права на выбор, ни числа вариантов; вариативное меню повсюду остаётся инициативой учреждения. Пространство выбора создаётся не дифференциацией наборов по диагнозам, которая служит персонализации, а формулировкой позиций группами продуктов. Петербургская норма с 01.01.2026 для домов-интернатов общего типа приведена к федеральной рекомендации и утратила прежний запас в белковых позициях, сохранившийся лишь в норме ПНИ и ДСО; тарифы рассчитаны на норму и составляющей на организацию выбора не содержат. Единственной обнаруженной региональной опорой контроля по среднему за неделю для взрослых служит п. 2.1 московского приказа № 228, причём лишь применительно к калорийности; соотношение этого приказа с приказом № 1068 официально не прояснено. Нормы разных субъектов выражены в разных единицах и без пересчёта брутто и нетто несопоставимы. Нормативная рамка, таким образом, допускает выбор, но не обеспечивает его.</w:t>
@@ -11090,7 +11230,7 @@
     </w:p>
     <w:p>
       <w:pPr>
-        <w:pStyle w:val="BodyText"/>
+        <w:pStyle w:val="BoxCaveat"/>
       </w:pPr>
       <w:r>
         <w:rPr>
@@ -11205,7 +11345,7 @@
     </w:p>
     <w:p>
       <w:pPr>
-        <w:pStyle w:val="BodyText"/>
+        <w:pStyle w:val="BoxCaveat"/>
       </w:pPr>
       <w:r>
         <w:rPr>
@@ -11296,7 +11436,7 @@
     </w:p>
     <w:p>
       <w:pPr>
-        <w:pStyle w:val="BodyText"/>
+        <w:pStyle w:val="BoxCaveat"/>
       </w:pPr>
       <w:r>
         <w:rPr>
@@ -11369,7 +11509,7 @@
     </w:p>
     <w:p>
       <w:pPr>
-        <w:pStyle w:val="BodyText"/>
+        <w:pStyle w:val="BoxCaveat"/>
       </w:pPr>
       <w:r>
         <w:rPr>
@@ -11484,7 +11624,7 @@
     </w:p>
     <w:p>
       <w:pPr>
-        <w:pStyle w:val="BodyText"/>
+        <w:pStyle w:val="BoxCaveat"/>
       </w:pPr>
       <w:r>
         <w:rPr>
@@ -11539,7 +11679,7 @@
     </w:p>
     <w:p>
       <w:pPr>
-        <w:pStyle w:val="BodyText"/>
+        <w:pStyle w:val="BoxCaveat"/>
       </w:pPr>
       <w:r>
         <w:rPr>
@@ -11660,376 +11800,6 @@
       </w:r>
       <w:r>
         <w:t xml:space="preserve">Питание жителей ДСО «Серафимовский» организовано привлечённым организатором (аутсорсинг); это подтвердил автор доклада как руководитель учреждения 05.10.2026 [96]. Учреждение закупает услугу по 223-ФЗ («оказание услуг по организации питания», ОКПД2 56.29.19.000). По данным закупочных реестров [97, 98], цепочка 2026 г. выглядит так:</w:t>
-      </w:r>
-    </w:p>
-    <w:p>
-      <w:pPr>
-        <w:pStyle w:val="Compact"/>
-        <w:numPr>
-          <w:ilvl w:val="0"/>
-          <w:numId w:val="1003"/>
-        </w:numPr>
-      </w:pPr>
-      <w:r>
-        <w:t xml:space="preserve">договор на 2026 г. № 32515363453-01 от 02.12.2025 с ООО «АгроФуд» на 219 945 788 руб.;</w:t>
-      </w:r>
-    </w:p>
-    <w:p>
-      <w:pPr>
-        <w:pStyle w:val="Compact"/>
-        <w:numPr>
-          <w:ilvl w:val="0"/>
-          <w:numId w:val="1003"/>
-        </w:numPr>
-      </w:pPr>
-      <w:r>
-        <w:t xml:space="preserve">в июне — июле 2026 г. — серия закупок у единственного поставщика по 591 326 руб. (в том числе извещение № 32616171821 от 02.07.2026) и закупка «…в июле 2026 года» с начальной ценой 18 663 001,30 руб. (извещение № 32616169674);</w:t>
-      </w:r>
-    </w:p>
-    <w:p>
-      <w:pPr>
-        <w:pStyle w:val="Compact"/>
-        <w:numPr>
-          <w:ilvl w:val="0"/>
-          <w:numId w:val="1003"/>
-        </w:numPr>
-      </w:pPr>
-      <w:r>
-        <w:t xml:space="preserve">конкурс на август — декабрь 2026 г. с начальной ценой 92 110 941,90 руб. (извещение № 32616197209);</w:t>
-      </w:r>
-    </w:p>
-    <w:p>
-      <w:pPr>
-        <w:pStyle w:val="Compact"/>
-        <w:numPr>
-          <w:ilvl w:val="0"/>
-          <w:numId w:val="1003"/>
-        </w:numPr>
-      </w:pPr>
-      <w:r>
-        <w:t xml:space="preserve">по его итогам — договор № 32616197209-01 от 17.08.2026 с ООО «Мастерская Гурмана».</w:t>
-      </w:r>
-    </w:p>
-    <w:p>
-      <w:pPr>
-        <w:pStyle w:val="FirstParagraph"/>
-      </w:pPr>
-      <w:r>
-        <w:t xml:space="preserve">Исполнитель услуги питания, таким образом, сменился в середине года; причины смены доклад не обсуждает. Номера, даты и исполнители договоров взяты из реестра договоров ЕИС; агрегаторы этих договоров не показывают, поэтому они не сверены независимо (п. 4.1) [98].</w:t>
-      </w:r>
-    </w:p>
-    <w:p>
-      <w:pPr>
-        <w:pStyle w:val="BodyText"/>
-      </w:pPr>
-      <w:r>
-        <w:rPr>
-          <w:b/>
-          <w:bCs/>
-        </w:rPr>
-        <w:t xml:space="preserve">Как выглядит меню в техническом задании.</w:t>
-      </w:r>
-      <w:r>
-        <w:t xml:space="preserve"> </w:t>
-      </w:r>
-      <w:r>
-        <w:t xml:space="preserve">К извещению № 32616171821 приложены четыре части цикличного меню: «ЦМ ОВД», «ЦМ ИП», «ЦМ ОВД2» и «ЦМ лето» [97]. Их содержание прочитано по копиям тех же файлов, предоставленным учреждением автора. Каждая часть представляет собой четырнадцатидневный цикл на шесть приёмов пищи (завтрак, второй завтрак, обед, полдник, ужин, второй ужин); в каждой строке указаны блюдо, масса порции, белки, жиры, углеводы, энергетическая ценность, номер рецептуры и сборник рецептур. Рационы разделены по вариантам диеты: основной вариант стандартной диеты (ОВД; в среднем за цикл 3 470,2 ккал в сутки); варианты для жителей с целиакией (ИП) и с множественной пищевой непереносимостью (ИП2); вариант для жителей с сахарным диабетом (ОВД2; 2 868,5 ккал); летние ОВД и ОВД2.</w:t>
-      </w:r>
-    </w:p>
-    <w:p>
-      <w:pPr>
-        <w:pStyle w:val="BodyText"/>
-      </w:pPr>
-      <w:r>
-        <w:t xml:space="preserve">В каждом приёме пищи на позицию приходится одно блюдо, альтернатив «на выбор» в таблицах нет. Это цикличное, а не вариативное меню в смысле словаря доклада (п. 1.2): варианты здесь — диеты, которые назначает врач, а не блюда, которые выбирает житель. Каких-либо назначений диет доклад не делает и по этим таблицам не оценивает.</w:t>
-      </w:r>
-    </w:p>
-    <w:p>
-      <w:pPr>
-        <w:pStyle w:val="BodyText"/>
-      </w:pPr>
-      <w:r>
-        <w:t xml:space="preserve">Выбор в учреждении в 2025–2026 гг. существовал наряду с этим циклом: в правилах внутреннего распорядка — как «зал заказного питания» [28], в сообщении Комитета — как заказ накануне [21]. В опубликованной закупочной документации он не виден. Записан ли выбор в техническом задании договора на август — декабрь 2026 г., не установлено: документация конкурса не получена (попытка 07.10.2026, п. 4.1), а агрегаторы показывают лишь перечень файлов: конкурсную документацию («КД СМСП</w:t>
-      </w:r>
-      <w:r>
-        <w:t xml:space="preserve"> </w:t>
-      </w:r>
-      <w:r>
-        <w:rPr>
-          <w:i/>
-          <w:iCs/>
-        </w:rPr>
-        <w:t xml:space="preserve">Услуги питания август-декабрь 26</w:t>
-      </w:r>
-      <w:r>
-        <w:t xml:space="preserve">.docx»), отдельный архив «Приложение №2 к ТЗ», протоколы рассмотрения первых и вторых частей заявок и итоговый протокол [97]. Судя по названию приложения, техническое задание входит в состав конкурсной документации; само оно не прочитано. По карточке извещения предмет конкурса разбит на три позиции, измеряемые в человеко-днях (109 395, 2 448 и 33 660) [98]; что стоит за этим делением, карточка не сообщает, и доклад его не истолковывает. Таким образом, на 07.10.2026 нельзя утверждать ни того, что техническое задание предусматривает выбор блюд, ни того, что оно его не предусматривает; условия договора № 32616197209-01 не сверены. Доли жителей и меню-пары не приводятся.</w:t>
-      </w:r>
-    </w:p>
-    <w:p>
-      <w:pPr>
-        <w:pStyle w:val="BodyText"/>
-      </w:pPr>
-      <w:r>
-        <w:t xml:space="preserve">ДСО «Серафимовский» — единственный обнаруженный российский кейс, в котором вариативное меню при аутсорсинге питания описано как действующая практика (заказ накануне, М1). Это не единственный случай сочетания аутсорсинга и вариативного меню: в Самарской области вариативное меню с 2025 г. указано в наименовании объекта закупки услуги питания у стороннего исполнителя, однако устройство выбора там неизвестно (п. 4.11) [99]. Кейс «Серафимовского» подтверждён словами автора, правилами внутреннего распорядка и вторичными карточками закупок, а не опубликованными условиями договора. Смена исполнителя в середине 2026 г. указывает на практический риск такой модели: если выбор держится на договорённости с конкретным исполнителем, а не на тексте технического задания, при смене исполнителя его приходится согласовывать заново. Поэтому в сценарии 8 гл. 7 рекомендовано записывать выбор в техническое задание договора (толкование).</w:t>
-      </w:r>
-    </w:p>
-    <w:p>
-      <w:pPr>
-        <w:pStyle w:val="BodyText"/>
-      </w:pPr>
-      <w:r>
-        <w:rPr>
-          <w:b/>
-          <w:bCs/>
-        </w:rPr>
-        <w:t xml:space="preserve">Чего источники не сообщают.</w:t>
-      </w:r>
-      <w:r>
-        <w:t xml:space="preserve"> </w:t>
-      </w:r>
-      <w:r>
-        <w:t xml:space="preserve">Не приводятся доля жителей, пользующихся заказом, число добавленных ставок и стоимость оборудования, данные о потреблении и отходах, тексты технического задания и договора с организатором питания, в том числе условия о вариантах блюд.</w:t>
-      </w:r>
-    </w:p>
-    <w:p>
-      <w:pPr>
-        <w:pStyle w:val="BodyText"/>
-      </w:pPr>
-      <w:r>
-        <w:t xml:space="preserve">Независимое упоминание петербургской практики содержится в исследовании проекта «Если быть точным» (09.04.2026): со слов С. Мамоновой (БО «Перспективы»), «в одном из петербургских интернатов небольшой группе наиболее самостоятельных подопечных позволили самим выбирать еду из предложенных вариантов меню», при этом такие изменения «не носят массового характера» [4]. Учреждение в публикации не названо, и отождествлять это свидетельство с ДСО «Серафимовский» нельзя; оно подтверждает лишь, что в 2025–2026 гг. выбор в петербургских ПНИ оставался достоянием узкой группы жителей.</w:t>
-      </w:r>
-    </w:p>
-    <w:p>
-      <w:pPr>
-        <w:pStyle w:val="BodyText"/>
-      </w:pPr>
-      <w:r>
-        <w:rPr>
-          <w:b/>
-          <w:bCs/>
-        </w:rPr>
-        <w:t xml:space="preserve">Модель и классы утверждений.</w:t>
-      </w:r>
-      <w:r>
-        <w:t xml:space="preserve"> </w:t>
-      </w:r>
-      <w:r>
-        <w:t xml:space="preserve">Заказ накануне из предложенного меню соответствует модели М1: выбор существует, но совершается не в момент еды (п. 1.4). Приказ № 124 представляет собой</w:t>
-      </w:r>
-      <w:r>
-        <w:t xml:space="preserve"> </w:t>
-      </w:r>
-      <w:r>
-        <w:rPr>
-          <w:b/>
-          <w:bCs/>
-        </w:rPr>
-        <w:t xml:space="preserve">локальную форму</w:t>
-      </w:r>
-      <w:r>
-        <w:t xml:space="preserve"> </w:t>
-      </w:r>
-      <w:r>
-        <w:t xml:space="preserve">— правила внутреннего распорядка учреждения, где вариативное меню упомянуто одной фразой как место приёма пищи. Он показывает, что учреждение может упомянуть заказное питание в правилах, но порядка выбора не устанавливает и нормой ни для других учреждений, ни для проверяющего не служит.</w:t>
-      </w:r>
-    </w:p>
-    <w:p>
-      <w:pPr>
-        <w:pStyle w:val="BodyText"/>
-      </w:pPr>
-      <w:r>
-        <w:t xml:space="preserve">Сообщение Комитета содержит две оценки, которые цитируют порознь: жители приняли выбор с энтузиазмом, а полный переход затруднителен. Вторая оценка — суждение руководителя учреждения, а не результат измерения; данных о влиянии выбора на состав фактического потребления сообщение не приводит. Научные данные по этому вопросу противоречивы (п. 5.3): в исследовании Wheeler и соавт. переход к выбору в момент еды сопровождался несколько бо́льшим потреблением белковых продуктов и овощей и меньшим — углеводных в расчёте на приём пищи [100].</w:t>
-      </w:r>
-    </w:p>
-    <w:bookmarkEnd w:id="86"/>
-    <w:bookmarkStart w:id="87" w:name="X99536bb5461ad5cfa94faa41e7bed5a29a1a49a"/>
-    <w:p>
-      <w:pPr>
-        <w:pStyle w:val="Heading2"/>
-      </w:pPr>
-      <w:r>
-        <w:rPr>
-          <w:rStyle w:val="SectionNumber"/>
-        </w:rPr>
-        <w:t xml:space="preserve">4.9</w:t>
-      </w:r>
-      <w:r>
-        <w:tab/>
-      </w:r>
-      <w:r>
-        <w:t xml:space="preserve">«Добрый дом „Солнечногорский“» (Московская область)</w:t>
-      </w:r>
-    </w:p>
-    <w:p>
-      <w:pPr>
-        <w:pStyle w:val="FirstParagraph"/>
-      </w:pPr>
-      <w:r>
-        <w:rPr>
-          <w:b/>
-          <w:bCs/>
-        </w:rPr>
-        <w:t xml:space="preserve">Что сообщает источник.</w:t>
-      </w:r>
-      <w:r>
-        <w:t xml:space="preserve"> </w:t>
-      </w:r>
-      <w:r>
-        <w:t xml:space="preserve">Страница «Питание» сайта ГАСУСО МО «Добрый дом „Солнечногорский“» (ранее Солнечногорский ПНИ) сообщает, что утверждены «зимнее» и «летнее» 14-дневное меню с пяти- и шестиразовым лечебным и профилактическим питанием, разработанные с учётом норм питания в ПНИ, утверждённых распоряжением министерства социального развития Московской области от 13.04.2017 № 19РВ-32. С 01.01.2027 для государственных организаций области действуют нормы распоряжения от 22.05.2026 № 20РВ-108 (п. 3.4) [83]. В учреждении работает совет по питанию со ссылкой на приказ Минздрава России № 330, который «по желанию получателей социальных услуг и по согласованию с лечащим врачом» рассматривает замену или введение новых блюд. Обеденный зал рассчитан на 120 мест, маломобильные жители едят в обеденных зонах жилых корпусов; приём пищи поточный, жители могут самостоятельно обслуживаться на раздаточной линии; на сайте опубликовано «14-дневное вариативное меню» [29].</w:t>
-      </w:r>
-    </w:p>
-    <w:p>
-      <w:pPr>
-        <w:pStyle w:val="BodyText"/>
-      </w:pPr>
-      <w:r>
-        <w:rPr>
-          <w:b/>
-          <w:bCs/>
-        </w:rPr>
-        <w:t xml:space="preserve">Чего источник не сообщает.</w:t>
-      </w:r>
-      <w:r>
-        <w:t xml:space="preserve"> </w:t>
-      </w:r>
-      <w:r>
-        <w:t xml:space="preserve">Неясно, существует ли ежедневный выбор между блюдами при каждом приёме пищи и как устроен выбор в жилых корпусах.</w:t>
-      </w:r>
-    </w:p>
-    <w:p>
-      <w:pPr>
-        <w:pStyle w:val="BodyText"/>
-      </w:pPr>
-      <w:r>
-        <w:rPr>
-          <w:b/>
-          <w:bCs/>
-        </w:rPr>
-        <w:t xml:space="preserve">Классификация.</w:t>
-      </w:r>
-      <w:r>
-        <w:t xml:space="preserve"> </w:t>
-      </w:r>
-      <w:r>
-        <w:t xml:space="preserve">Механизм «замена блюда по желанию через совет с согласия врача» относится к персонализации меню, а не к выбору в момент еды (п. 1.2). Самообслуживание на линии само по себе выбора между вариантами не означает: линия может выдавать одно блюдо. Рабочая база проекта называет распоряжение № 19РВ-32 медицинским «мостиком» к лечебному питанию [23]; по тексту сайта это нормы питания в ПНИ Московской области, а ссылка на приказ № 330 относится к совету по питанию.</w:t>
-      </w:r>
-    </w:p>
-    <w:bookmarkEnd w:id="87"/>
-    <w:bookmarkStart w:id="88" w:name="пансионат-ветеран-красноярский-край"/>
-    <w:p>
-      <w:pPr>
-        <w:pStyle w:val="Heading2"/>
-      </w:pPr>
-      <w:r>
-        <w:rPr>
-          <w:rStyle w:val="SectionNumber"/>
-        </w:rPr>
-        <w:t xml:space="preserve">4.10</w:t>
-      </w:r>
-      <w:r>
-        <w:tab/>
-      </w:r>
-      <w:r>
-        <w:t xml:space="preserve">Пансионат «Ветеран» (Красноярский край)</w:t>
-      </w:r>
-    </w:p>
-    <w:p>
-      <w:pPr>
-        <w:pStyle w:val="FirstParagraph"/>
-      </w:pPr>
-      <w:r>
-        <w:rPr>
-          <w:b/>
-          <w:bCs/>
-        </w:rPr>
-        <w:t xml:space="preserve">Что сообщает источник.</w:t>
-      </w:r>
-      <w:r>
-        <w:t xml:space="preserve"> </w:t>
-      </w:r>
-      <w:r>
-        <w:t xml:space="preserve">Краевое государственное бюджетное учреждение социального обслуживания «Пансионат „Ветеран“» (Красноярск, микрорайон Ветлужанка) 14.10.2026 сообщило на своём сайте, что «с сентября» директор и заведующий производством «внедрили в столовой вариативное меню для жителей пансионата „Ветеран“, у которых нет специальных медицинских показаний к диете». Выбор описан на трёх примерах: «какую кашу съесть — например рисовую или манную, какой сок выпить — грушевый или томатный, какой суп взять — солянку или грибной»; прежнее состояние охарактеризовано так: «раньше рацион был строго фиксированным». О результате сказано, что жители «очень довольны» и что выбор «повышает их настроение и аппетит»; цель — «сохранить сбалансированность рациона, но при этом сделать питание более личным» [90]. Сайт учреждения из среды подготовки доклада недоступен из-за ограничения по местоположению (ответ сервера 403); текст сверен по индексированной копии страницы, поэтому подписи к фотографиям и возможные уточнения в конце сообщения не прочитаны. В разделе сайта «Контроль качества питания» размещены ежедневное меню и «14-дневное цикличное меню»; их содержание, а значит и то, отражены ли варианты в утверждённом меню, не сверено.</w:t>
-      </w:r>
-    </w:p>
-    <w:p>
-      <w:pPr>
-        <w:pStyle w:val="BodyText"/>
-      </w:pPr>
-      <w:r>
-        <w:t xml:space="preserve">Организация питания устанавливается лишь косвенно: в сентябре 2026 г. учреждение само закупало овощи и фрукты по 223-ФЗ (извещение № 32616352208, начальная цена 4,1 млн руб., договор от 05.10.2026) [101]. Это указывает на собственный пищеблок, а не на передачу приготовления стороннему исполнителю, как в Самарской области (п. 4.11); техническое задание не прочитано, и вывод остаётся толкованием. Поскольку с 01.01.2026 раздел 1 красноярских норм адресован пансионатам, выбор должен укладываться в брутто-нормы этого раздела (п. 3.10).</w:t>
-      </w:r>
-    </w:p>
-    <w:p>
-      <w:pPr>
-        <w:pStyle w:val="BodyText"/>
-      </w:pPr>
-      <w:r>
-        <w:rPr>
-          <w:b/>
-          <w:bCs/>
-        </w:rPr>
-        <w:t xml:space="preserve">Чего источник не сообщает.</w:t>
-      </w:r>
-      <w:r>
-        <w:t xml:space="preserve"> </w:t>
-      </w:r>
-      <w:r>
-        <w:t xml:space="preserve">Не сказано, сколько жителей охвачено, в какие приёмы пищи и дни предлагается выбор, как выбирают маломобильные и не способные выразить предпочтение, каким актом учреждения введён порядок и учтены ли варианты в накопительной ведомости. Это самоотчёт учреждения: данных измерения нет, оценка «результат не заставил себя ждать» основана на отзывах жителей и метода не имеет.</w:t>
-      </w:r>
-    </w:p>
-    <w:p>
-      <w:pPr>
-        <w:pStyle w:val="BodyText"/>
-      </w:pPr>
-      <w:r>
-        <w:rPr>
-          <w:b/>
-          <w:bCs/>
-        </w:rPr>
-        <w:t xml:space="preserve">Модель.</w:t>
-      </w:r>
-      <w:r>
-        <w:t xml:space="preserve"> </w:t>
-      </w:r>
-      <w:r>
-        <w:t xml:space="preserve">Пансионат — девятое учреждение главы и первое в Сибирском федеральном округе за пределами Новосибирской и Иркутской областей. По формату это стартовая модель, описанная в п. 4.2–4.5: выбор из двух вариантов по отдельным позициям (каша, сок, суп), по-видимому в момент еды (М1; толкование — порядок выбора не описан), с ограничением круга участников жителями без диеты; выбор с части жителей начинали также Усть-Илимский ДСО и ДСО «Серафимовский».</w:t>
-      </w:r>
-    </w:p>
-    <w:bookmarkEnd w:id="88"/>
-    <w:bookmarkStart w:id="89" w:name="X14dcbfdac572c2481c823d6fb4b25ec02807b59"/>
-    <w:p>
-      <w:pPr>
-        <w:pStyle w:val="Heading2"/>
-      </w:pPr>
-      <w:r>
-        <w:rPr>
-          <w:rStyle w:val="SectionNumber"/>
-        </w:rPr>
-        <w:t xml:space="preserve">4.11</w:t>
-      </w:r>
-      <w:r>
-        <w:tab/>
-      </w:r>
-      <w:r>
-        <w:t xml:space="preserve">Самарская область: закупка приготовления питания «по вариативному меню»</w:t>
-      </w:r>
-    </w:p>
-    <w:p>
-      <w:pPr>
-        <w:pStyle w:val="FirstParagraph"/>
-      </w:pPr>
-      <w:r>
-        <w:rPr>
-          <w:b/>
-          <w:bCs/>
-        </w:rPr>
-        <w:t xml:space="preserve">Что сообщают источники.</w:t>
-      </w:r>
-      <w:r>
-        <w:t xml:space="preserve"> </w:t>
-      </w:r>
-      <w:r>
-        <w:t xml:space="preserve">Карточки извещений, воспроизводящие на агрегаторах закупок сведения Единой информационной системы, показывают, что с 2025 г. государственные бюджетные учреждения социального обслуживания Самарской области закупают по 44-ФЗ у стороннего исполнителя услугу, предмет которой назван в самом извещении: «оказание услуг по приготовлению питания по вариативному меню для граждан, находящихся на социальном обслуживании». Закупки проводятся открытыми конкурсами в электронной форме через уполномоченный орган области по организации торгов; цена определяется за койко-день, код ОКПД2 — 56.29.20.190 «Услуги прочих столовых» [99]. Всего обнаружено восемь учреждений, в предмете закупок которых значится «по вариативному меню» (перечень составлен 08.10.2026 и дополнен 13.10 и 14.10.2026), и одно учреждение, у которого «вариативное меню» указано лишь в названии файла документации. Учреждения с формулировкой «по вариативному меню» в предмете:</w:t>
       </w:r>
     </w:p>
     <w:p>
@@ -12041,7 +11811,7 @@
         </w:numPr>
       </w:pPr>
       <w:r>
-        <w:t xml:space="preserve">Тольяттинский дом-интернат для престарелых, инвалидов — извещение № 0142200001325020012 от 26.08.2025, начальная цена 18 438 795,48 руб. (502,31 руб. за койко-день);</w:t>
+        <w:t xml:space="preserve">договор на 2026 г. № 32515363453-01 от 02.12.2025 с ООО «АгроФуд» на 219 945 788 руб.;</w:t>
       </w:r>
     </w:p>
     <w:p>
@@ -12053,7 +11823,7 @@
         </w:numPr>
       </w:pPr>
       <w:r>
-        <w:t xml:space="preserve">Кошкинский дом-интернат для престарелых, инвалидов — на 2026 г. (№ 0142200001325020877 от 09.09.2025; 15 437 374,12 руб.; 754,81 руб.), на первое полугодие 2027 г. (№ 0142200001326016564 от 21.08.2026; 16 987 438,02 руб.; 20 118 койко-дней по 844,39 руб.) и на второе полугодие 2027 г. (карточка с показом 28.08–14.09.2026; 17 269 464,28 руб.);</w:t>
+        <w:t xml:space="preserve">в июне — июле 2026 г. — серия закупок у единственного поставщика по 591 326 руб. (в том числе извещение № 32616171821 от 02.07.2026) и закупка «…в июле 2026 года» с начальной ценой 18 663 001,30 руб. (извещение № 32616169674);</w:t>
       </w:r>
     </w:p>
     <w:p>
@@ -12065,7 +11835,7 @@
         </w:numPr>
       </w:pPr>
       <w:r>
-        <w:t xml:space="preserve">Отрадненский дом-интернат для престарелых, инвалидов — на 2027 г. (№ 0142200001326016025 от 12.08.2026; 12 027 024,75 руб.; 13 975 койко-дней по 860,61 руб.);</w:t>
+        <w:t xml:space="preserve">конкурс на август — декабрь 2026 г. с начальной ценой 92 110 941,90 руб. (извещение № 32616197209);</w:t>
       </w:r>
     </w:p>
     <w:p>
@@ -12077,7 +11847,329 @@
         </w:numPr>
       </w:pPr>
       <w:r>
-        <w:t xml:space="preserve">Чапаевский дом-интернат для престарелых, инвалидов — № 0142200001326016110 (12 597 084,15 руб.; 818,79 руб.);</w:t>
+        <w:t xml:space="preserve">по его итогам — договор № 32616197209-01 от 17.08.2026 с ООО «Мастерская Гурмана».</w:t>
+      </w:r>
+    </w:p>
+    <w:p>
+      <w:pPr>
+        <w:pStyle w:val="FirstParagraph"/>
+      </w:pPr>
+      <w:r>
+        <w:t xml:space="preserve">Исполнитель услуги питания, таким образом, сменился в середине года; причины смены доклад не обсуждает. Номера, даты и исполнители договоров взяты из реестра договоров ЕИС; агрегаторы этих договоров не показывают, поэтому они не сверены независимо (п. 4.1) [98].</w:t>
+      </w:r>
+    </w:p>
+    <w:p>
+      <w:pPr>
+        <w:pStyle w:val="BodyText"/>
+      </w:pPr>
+      <w:r>
+        <w:rPr>
+          <w:b/>
+          <w:bCs/>
+        </w:rPr>
+        <w:t xml:space="preserve">Как выглядит меню в техническом задании.</w:t>
+      </w:r>
+      <w:r>
+        <w:t xml:space="preserve"> </w:t>
+      </w:r>
+      <w:r>
+        <w:t xml:space="preserve">К извещению № 32616171821 приложены четыре части цикличного меню: «ЦМ ОВД», «ЦМ ИП», «ЦМ ОВД2» и «ЦМ лето» [97]. Их содержание прочитано по копиям тех же файлов, предоставленным учреждением автора. Каждая часть представляет собой четырнадцатидневный цикл на шесть приёмов пищи (завтрак, второй завтрак, обед, полдник, ужин, второй ужин); в каждой строке указаны блюдо, масса порции, белки, жиры, углеводы, энергетическая ценность, номер рецептуры и сборник рецептур. Рационы разделены по вариантам диеты: основной вариант стандартной диеты (ОВД; в среднем за цикл 3 470,2 ккал в сутки); варианты для жителей с целиакией (ИП) и с множественной пищевой непереносимостью (ИП2); вариант для жителей с сахарным диабетом (ОВД2; 2 868,5 ккал); летние ОВД и ОВД2.</w:t>
+      </w:r>
+    </w:p>
+    <w:p>
+      <w:pPr>
+        <w:pStyle w:val="BodyText"/>
+      </w:pPr>
+      <w:r>
+        <w:t xml:space="preserve">В каждом приёме пищи на позицию приходится одно блюдо, альтернатив «на выбор» в таблицах нет. Это цикличное, а не вариативное меню в смысле словаря доклада (п. 1.2): варианты здесь — диеты, которые назначает врач, а не блюда, которые выбирает житель. Каких-либо назначений диет доклад не делает и по этим таблицам не оценивает.</w:t>
+      </w:r>
+    </w:p>
+    <w:p>
+      <w:pPr>
+        <w:pStyle w:val="BodyText"/>
+      </w:pPr>
+      <w:r>
+        <w:t xml:space="preserve">Выбор в учреждении в 2025–2026 гг. существовал наряду с этим циклом: в правилах внутреннего распорядка — как «зал заказного питания» [28], в сообщении Комитета — как заказ накануне [21]. В опубликованной закупочной документации он не виден. Записан ли выбор в техническом задании договора на август — декабрь 2026 г., не установлено: документация конкурса не получена (попытка 07.10.2026, п. 4.1), а агрегаторы показывают лишь перечень файлов: конкурсную документацию («КД СМСП</w:t>
+      </w:r>
+      <w:r>
+        <w:t xml:space="preserve"> </w:t>
+      </w:r>
+      <w:r>
+        <w:rPr>
+          <w:i/>
+          <w:iCs/>
+        </w:rPr>
+        <w:t xml:space="preserve">Услуги питания август-декабрь 26</w:t>
+      </w:r>
+      <w:r>
+        <w:t xml:space="preserve">.docx»), отдельный архив «Приложение №2 к ТЗ», протоколы рассмотрения первых и вторых частей заявок и итоговый протокол [97]. Судя по названию приложения, техническое задание входит в состав конкурсной документации; само оно не прочитано. По карточке извещения предмет конкурса разбит на три позиции, измеряемые в человеко-днях (109 395, 2 448 и 33 660) [98]; что стоит за этим делением, карточка не сообщает, и доклад его не истолковывает. Таким образом, на 07.10.2026 нельзя утверждать ни того, что техническое задание предусматривает выбор блюд, ни того, что оно его не предусматривает; условия договора № 32616197209-01 не сверены. Доли жителей и меню-пары не приводятся.</w:t>
+      </w:r>
+    </w:p>
+    <w:p>
+      <w:pPr>
+        <w:pStyle w:val="BodyText"/>
+      </w:pPr>
+      <w:r>
+        <w:t xml:space="preserve">ДСО «Серафимовский» — единственный обнаруженный российский кейс, в котором вариативное меню при аутсорсинге питания описано как действующая практика (заказ накануне, М1). Это не единственный случай сочетания аутсорсинга и вариативного меню: в Самарской области вариативное меню с 2025 г. указано в наименовании объекта закупки услуги питания у стороннего исполнителя, однако устройство выбора там неизвестно (п. 4.11) [99]. Кейс «Серафимовского» подтверждён словами автора, правилами внутреннего распорядка и вторичными карточками закупок, а не опубликованными условиями договора. Смена исполнителя в середине 2026 г. указывает на практический риск такой модели: если выбор держится на договорённости с конкретным исполнителем, а не на тексте технического задания, при смене исполнителя его приходится согласовывать заново. Поэтому в сценарии 8 гл. 7 рекомендовано записывать выбор в техническое задание договора (толкование).</w:t>
+      </w:r>
+    </w:p>
+    <w:p>
+      <w:pPr>
+        <w:pStyle w:val="BoxCaveat"/>
+      </w:pPr>
+      <w:r>
+        <w:rPr>
+          <w:b/>
+          <w:bCs/>
+        </w:rPr>
+        <w:t xml:space="preserve">Чего источники не сообщают.</w:t>
+      </w:r>
+      <w:r>
+        <w:t xml:space="preserve"> </w:t>
+      </w:r>
+      <w:r>
+        <w:t xml:space="preserve">Не приводятся доля жителей, пользующихся заказом, число добавленных ставок и стоимость оборудования, данные о потреблении и отходах, тексты технического задания и договора с организатором питания, в том числе условия о вариантах блюд.</w:t>
+      </w:r>
+    </w:p>
+    <w:p>
+      <w:pPr>
+        <w:pStyle w:val="BodyText"/>
+      </w:pPr>
+      <w:r>
+        <w:t xml:space="preserve">Независимое упоминание петербургской практики содержится в исследовании проекта «Если быть точным» (09.04.2026): со слов С. Мамоновой (БО «Перспективы»), «в одном из петербургских интернатов небольшой группе наиболее самостоятельных подопечных позволили самим выбирать еду из предложенных вариантов меню», при этом такие изменения «не носят массового характера» [4]. Учреждение в публикации не названо, и отождествлять это свидетельство с ДСО «Серафимовский» нельзя; оно подтверждает лишь, что в 2025–2026 гг. выбор в петербургских ПНИ оставался достоянием узкой группы жителей.</w:t>
+      </w:r>
+    </w:p>
+    <w:p>
+      <w:pPr>
+        <w:pStyle w:val="BodyText"/>
+      </w:pPr>
+      <w:r>
+        <w:rPr>
+          <w:b/>
+          <w:bCs/>
+        </w:rPr>
+        <w:t xml:space="preserve">Модель и классы утверждений.</w:t>
+      </w:r>
+      <w:r>
+        <w:t xml:space="preserve"> </w:t>
+      </w:r>
+      <w:r>
+        <w:t xml:space="preserve">Заказ накануне из предложенного меню соответствует модели М1: выбор существует, но совершается не в момент еды (п. 1.4). Приказ № 124 представляет собой</w:t>
+      </w:r>
+      <w:r>
+        <w:t xml:space="preserve"> </w:t>
+      </w:r>
+      <w:r>
+        <w:rPr>
+          <w:b/>
+          <w:bCs/>
+        </w:rPr>
+        <w:t xml:space="preserve">локальную форму</w:t>
+      </w:r>
+      <w:r>
+        <w:t xml:space="preserve"> </w:t>
+      </w:r>
+      <w:r>
+        <w:t xml:space="preserve">— правила внутреннего распорядка учреждения, где вариативное меню упомянуто одной фразой как место приёма пищи. Он показывает, что учреждение может упомянуть заказное питание в правилах, но порядка выбора не устанавливает и нормой ни для других учреждений, ни для проверяющего не служит.</w:t>
+      </w:r>
+    </w:p>
+    <w:p>
+      <w:pPr>
+        <w:pStyle w:val="BodyText"/>
+      </w:pPr>
+      <w:r>
+        <w:t xml:space="preserve">Сообщение Комитета содержит две оценки, которые цитируют порознь: жители приняли выбор с энтузиазмом, а полный переход затруднителен. Вторая оценка — суждение руководителя учреждения, а не результат измерения; данных о влиянии выбора на состав фактического потребления сообщение не приводит. Научные данные по этому вопросу противоречивы (п. 5.3): в исследовании Wheeler и соавт. переход к выбору в момент еды сопровождался несколько бо́льшим потреблением белковых продуктов и овощей и меньшим — углеводных в расчёте на приём пищи [100].</w:t>
+      </w:r>
+    </w:p>
+    <w:bookmarkEnd w:id="86"/>
+    <w:bookmarkStart w:id="87" w:name="X99536bb5461ad5cfa94faa41e7bed5a29a1a49a"/>
+    <w:p>
+      <w:pPr>
+        <w:pStyle w:val="Heading2"/>
+      </w:pPr>
+      <w:r>
+        <w:rPr>
+          <w:rStyle w:val="SectionNumber"/>
+        </w:rPr>
+        <w:t xml:space="preserve">4.9</w:t>
+      </w:r>
+      <w:r>
+        <w:tab/>
+      </w:r>
+      <w:r>
+        <w:t xml:space="preserve">«Добрый дом „Солнечногорский“» (Московская область)</w:t>
+      </w:r>
+    </w:p>
+    <w:p>
+      <w:pPr>
+        <w:pStyle w:val="FirstParagraph"/>
+      </w:pPr>
+      <w:r>
+        <w:rPr>
+          <w:b/>
+          <w:bCs/>
+        </w:rPr>
+        <w:t xml:space="preserve">Что сообщает источник.</w:t>
+      </w:r>
+      <w:r>
+        <w:t xml:space="preserve"> </w:t>
+      </w:r>
+      <w:r>
+        <w:t xml:space="preserve">Страница «Питание» сайта ГАСУСО МО «Добрый дом „Солнечногорский“» (ранее Солнечногорский ПНИ) сообщает, что утверждены «зимнее» и «летнее» 14-дневное меню с пяти- и шестиразовым лечебным и профилактическим питанием, разработанные с учётом норм питания в ПНИ, утверждённых распоряжением министерства социального развития Московской области от 13.04.2017 № 19РВ-32. С 01.01.2027 для государственных организаций области действуют нормы распоряжения от 22.05.2026 № 20РВ-108 (п. 3.4) [83]. В учреждении работает совет по питанию со ссылкой на приказ Минздрава России № 330, который «по желанию получателей социальных услуг и по согласованию с лечащим врачом» рассматривает замену или введение новых блюд. Обеденный зал рассчитан на 120 мест, маломобильные жители едят в обеденных зонах жилых корпусов; приём пищи поточный, жители могут самостоятельно обслуживаться на раздаточной линии; на сайте опубликовано «14-дневное вариативное меню» [29].</w:t>
+      </w:r>
+    </w:p>
+    <w:p>
+      <w:pPr>
+        <w:pStyle w:val="BoxCaveat"/>
+      </w:pPr>
+      <w:r>
+        <w:rPr>
+          <w:b/>
+          <w:bCs/>
+        </w:rPr>
+        <w:t xml:space="preserve">Чего источник не сообщает.</w:t>
+      </w:r>
+      <w:r>
+        <w:t xml:space="preserve"> </w:t>
+      </w:r>
+      <w:r>
+        <w:t xml:space="preserve">Неясно, существует ли ежедневный выбор между блюдами при каждом приёме пищи и как устроен выбор в жилых корпусах.</w:t>
+      </w:r>
+    </w:p>
+    <w:p>
+      <w:pPr>
+        <w:pStyle w:val="BodyText"/>
+      </w:pPr>
+      <w:r>
+        <w:rPr>
+          <w:b/>
+          <w:bCs/>
+        </w:rPr>
+        <w:t xml:space="preserve">Классификация.</w:t>
+      </w:r>
+      <w:r>
+        <w:t xml:space="preserve"> </w:t>
+      </w:r>
+      <w:r>
+        <w:t xml:space="preserve">Механизм «замена блюда по желанию через совет с согласия врача» относится к персонализации меню, а не к выбору в момент еды (п. 1.2). Самообслуживание на линии само по себе выбора между вариантами не означает: линия может выдавать одно блюдо. Рабочая база проекта называет распоряжение № 19РВ-32 медицинским «мостиком» к лечебному питанию [23]; по тексту сайта это нормы питания в ПНИ Московской области, а ссылка на приказ № 330 относится к совету по питанию.</w:t>
+      </w:r>
+    </w:p>
+    <w:bookmarkEnd w:id="87"/>
+    <w:bookmarkStart w:id="88" w:name="пансионат-ветеран-красноярский-край"/>
+    <w:p>
+      <w:pPr>
+        <w:pStyle w:val="Heading2"/>
+      </w:pPr>
+      <w:r>
+        <w:rPr>
+          <w:rStyle w:val="SectionNumber"/>
+        </w:rPr>
+        <w:t xml:space="preserve">4.10</w:t>
+      </w:r>
+      <w:r>
+        <w:tab/>
+      </w:r>
+      <w:r>
+        <w:t xml:space="preserve">Пансионат «Ветеран» (Красноярский край)</w:t>
+      </w:r>
+    </w:p>
+    <w:p>
+      <w:pPr>
+        <w:pStyle w:val="FirstParagraph"/>
+      </w:pPr>
+      <w:r>
+        <w:rPr>
+          <w:b/>
+          <w:bCs/>
+        </w:rPr>
+        <w:t xml:space="preserve">Что сообщает источник.</w:t>
+      </w:r>
+      <w:r>
+        <w:t xml:space="preserve"> </w:t>
+      </w:r>
+      <w:r>
+        <w:t xml:space="preserve">Краевое государственное бюджетное учреждение социального обслуживания «Пансионат „Ветеран“» (Красноярск, микрорайон Ветлужанка) 14.10.2026 сообщило на своём сайте, что «с сентября» директор и заведующий производством «внедрили в столовой вариативное меню для жителей пансионата „Ветеран“, у которых нет специальных медицинских показаний к диете». Выбор описан на трёх примерах: «какую кашу съесть — например рисовую или манную, какой сок выпить — грушевый или томатный, какой суп взять — солянку или грибной»; прежнее состояние охарактеризовано так: «раньше рацион был строго фиксированным». О результате сказано, что жители «очень довольны» и что выбор «повышает их настроение и аппетит»; цель — «сохранить сбалансированность рациона, но при этом сделать питание более личным» [90]. Сайт учреждения из среды подготовки доклада недоступен из-за ограничения по местоположению (ответ сервера 403); текст сверен по индексированной копии страницы, поэтому подписи к фотографиям и возможные уточнения в конце сообщения не прочитаны. В разделе сайта «Контроль качества питания» размещены ежедневное меню и «14-дневное цикличное меню»; их содержание, а значит и то, отражены ли варианты в утверждённом меню, не сверено.</w:t>
+      </w:r>
+    </w:p>
+    <w:p>
+      <w:pPr>
+        <w:pStyle w:val="BodyText"/>
+      </w:pPr>
+      <w:r>
+        <w:t xml:space="preserve">Организация питания устанавливается лишь косвенно: в сентябре 2026 г. учреждение само закупало овощи и фрукты по 223-ФЗ (извещение № 32616352208, начальная цена 4,1 млн руб., договор от 05.10.2026) [101]. Это указывает на собственный пищеблок, а не на передачу приготовления стороннему исполнителю, как в Самарской области (п. 4.11); техническое задание не прочитано, и вывод остаётся толкованием. Поскольку с 01.01.2026 раздел 1 красноярских норм адресован пансионатам, выбор должен укладываться в брутто-нормы этого раздела (п. 3.10).</w:t>
+      </w:r>
+    </w:p>
+    <w:p>
+      <w:pPr>
+        <w:pStyle w:val="BoxCaveat"/>
+      </w:pPr>
+      <w:r>
+        <w:rPr>
+          <w:b/>
+          <w:bCs/>
+        </w:rPr>
+        <w:t xml:space="preserve">Чего источник не сообщает.</w:t>
+      </w:r>
+      <w:r>
+        <w:t xml:space="preserve"> </w:t>
+      </w:r>
+      <w:r>
+        <w:t xml:space="preserve">Не сказано, сколько жителей охвачено, в какие приёмы пищи и дни предлагается выбор, как выбирают маломобильные и не способные выразить предпочтение, каким актом учреждения введён порядок и учтены ли варианты в накопительной ведомости. Это самоотчёт учреждения: данных измерения нет, оценка «результат не заставил себя ждать» основана на отзывах жителей и метода не имеет.</w:t>
+      </w:r>
+    </w:p>
+    <w:p>
+      <w:pPr>
+        <w:pStyle w:val="BodyText"/>
+      </w:pPr>
+      <w:r>
+        <w:rPr>
+          <w:b/>
+          <w:bCs/>
+        </w:rPr>
+        <w:t xml:space="preserve">Модель.</w:t>
+      </w:r>
+      <w:r>
+        <w:t xml:space="preserve"> </w:t>
+      </w:r>
+      <w:r>
+        <w:t xml:space="preserve">Пансионат — девятое учреждение главы и первое в Сибирском федеральном округе за пределами Новосибирской и Иркутской областей. По формату это стартовая модель, описанная в п. 4.2–4.5: выбор из двух вариантов по отдельным позициям (каша, сок, суп), по-видимому в момент еды (М1; толкование — порядок выбора не описан), с ограничением круга участников жителями без диеты; выбор с части жителей начинали также Усть-Илимский ДСО и ДСО «Серафимовский».</w:t>
+      </w:r>
+    </w:p>
+    <w:bookmarkEnd w:id="88"/>
+    <w:bookmarkStart w:id="89" w:name="X14dcbfdac572c2481c823d6fb4b25ec02807b59"/>
+    <w:p>
+      <w:pPr>
+        <w:pStyle w:val="Heading2"/>
+      </w:pPr>
+      <w:r>
+        <w:rPr>
+          <w:rStyle w:val="SectionNumber"/>
+        </w:rPr>
+        <w:t xml:space="preserve">4.11</w:t>
+      </w:r>
+      <w:r>
+        <w:tab/>
+      </w:r>
+      <w:r>
+        <w:t xml:space="preserve">Самарская область: закупка приготовления питания «по вариативному меню»</w:t>
+      </w:r>
+    </w:p>
+    <w:p>
+      <w:pPr>
+        <w:pStyle w:val="FirstParagraph"/>
+      </w:pPr>
+      <w:r>
+        <w:rPr>
+          <w:b/>
+          <w:bCs/>
+        </w:rPr>
+        <w:t xml:space="preserve">Что сообщают источники.</w:t>
+      </w:r>
+      <w:r>
+        <w:t xml:space="preserve"> </w:t>
+      </w:r>
+      <w:r>
+        <w:t xml:space="preserve">Карточки извещений, воспроизводящие на агрегаторах закупок сведения Единой информационной системы, показывают, что с 2025 г. государственные бюджетные учреждения социального обслуживания Самарской области закупают по 44-ФЗ у стороннего исполнителя услугу, предмет которой назван в самом извещении: «оказание услуг по приготовлению питания по вариативному меню для граждан, находящихся на социальном обслуживании». Закупки проводятся открытыми конкурсами в электронной форме через уполномоченный орган области по организации торгов; цена определяется за койко-день, код ОКПД2 — 56.29.20.190 «Услуги прочих столовых» [99]. Всего обнаружено восемь учреждений, в предмете закупок которых значится «по вариативному меню» (перечень составлен 08.10.2026 и дополнен 13.10 и 14.10.2026), и одно учреждение, у которого «вариативное меню» указано лишь в названии файла документации. Учреждения с формулировкой «по вариативному меню» в предмете:</w:t>
       </w:r>
     </w:p>
     <w:p>
@@ -12085,11 +12177,11 @@
         <w:pStyle w:val="Compact"/>
         <w:numPr>
           <w:ilvl w:val="0"/>
-          <w:numId w:val="1004"/>
+          <w:numId w:val="1005"/>
         </w:numPr>
       </w:pPr>
       <w:r>
-        <w:t xml:space="preserve">ДСО «Самарский» — № 0142200001326016190 (11 921 555,20 руб.);</w:t>
+        <w:t xml:space="preserve">Тольяттинский дом-интернат для престарелых, инвалидов — извещение № 0142200001325020012 от 26.08.2025, начальная цена 18 438 795,48 руб. (502,31 руб. за койко-день);</w:t>
       </w:r>
     </w:p>
     <w:p>
@@ -12097,11 +12189,11 @@
         <w:pStyle w:val="Compact"/>
         <w:numPr>
           <w:ilvl w:val="0"/>
-          <w:numId w:val="1004"/>
+          <w:numId w:val="1005"/>
         </w:numPr>
       </w:pPr>
       <w:r>
-        <w:t xml:space="preserve">ДСО «Алексеевский» — № 0142200001326016350 от 18.08.2026 (6 463 386,03 руб.; 715,57 руб.); заказчиком в карточке значится Алексеевский дом-интернат, предназначенный для граждан, имеющих психические расстройства, то есть бывший ПНИ; извещение № 0142200001326016349 от того же дня повторяет те же НМЦК и цену койко-дня и отдельным учреждением не считается;</w:t>
+        <w:t xml:space="preserve">Кошкинский дом-интернат для престарелых, инвалидов — на 2026 г. (№ 0142200001325020877 от 09.09.2025; 15 437 374,12 руб.; 754,81 руб.), на первое полугодие 2027 г. (№ 0142200001326016564 от 21.08.2026; 16 987 438,02 руб.; 20 118 койко-дней по 844,39 руб.) и на второе полугодие 2027 г. (карточка с показом 28.08–14.09.2026; 17 269 464,28 руб.);</w:t>
       </w:r>
     </w:p>
     <w:p>
@@ -12109,11 +12201,11 @@
         <w:pStyle w:val="Compact"/>
         <w:numPr>
           <w:ilvl w:val="0"/>
-          <w:numId w:val="1004"/>
+          <w:numId w:val="1005"/>
         </w:numPr>
       </w:pPr>
       <w:r>
-        <w:t xml:space="preserve">Самарский областной геронтологический центр — № 0142200001326016552 от 21.08.2026 (16 348 592,28 руб.; 582,36 руб. за койко-день); карточка внесена 13.10.2026 [99];</w:t>
+        <w:t xml:space="preserve">Отрадненский дом-интернат для престарелых, инвалидов — на 2027 г. (№ 0142200001326016025 от 12.08.2026; 12 027 024,75 руб.; 13 975 койко-дней по 860,61 руб.);</w:t>
       </w:r>
     </w:p>
     <w:p>
@@ -12121,7 +12213,55 @@
         <w:pStyle w:val="Compact"/>
         <w:numPr>
           <w:ilvl w:val="0"/>
-          <w:numId w:val="1004"/>
+          <w:numId w:val="1005"/>
+        </w:numPr>
+      </w:pPr>
+      <w:r>
+        <w:t xml:space="preserve">Чапаевский дом-интернат для престарелых, инвалидов — № 0142200001326016110 (12 597 084,15 руб.; 818,79 руб.);</w:t>
+      </w:r>
+    </w:p>
+    <w:p>
+      <w:pPr>
+        <w:pStyle w:val="Compact"/>
+        <w:numPr>
+          <w:ilvl w:val="0"/>
+          <w:numId w:val="1005"/>
+        </w:numPr>
+      </w:pPr>
+      <w:r>
+        <w:t xml:space="preserve">ДСО «Самарский» — № 0142200001326016190 (11 921 555,20 руб.);</w:t>
+      </w:r>
+    </w:p>
+    <w:p>
+      <w:pPr>
+        <w:pStyle w:val="Compact"/>
+        <w:numPr>
+          <w:ilvl w:val="0"/>
+          <w:numId w:val="1005"/>
+        </w:numPr>
+      </w:pPr>
+      <w:r>
+        <w:t xml:space="preserve">ДСО «Алексеевский» — № 0142200001326016350 от 18.08.2026 (6 463 386,03 руб.; 715,57 руб.); заказчиком в карточке значится Алексеевский дом-интернат, предназначенный для граждан, имеющих психические расстройства, то есть бывший ПНИ; извещение № 0142200001326016349 от того же дня повторяет те же НМЦК и цену койко-дня и отдельным учреждением не считается;</w:t>
+      </w:r>
+    </w:p>
+    <w:p>
+      <w:pPr>
+        <w:pStyle w:val="Compact"/>
+        <w:numPr>
+          <w:ilvl w:val="0"/>
+          <w:numId w:val="1005"/>
+        </w:numPr>
+      </w:pPr>
+      <w:r>
+        <w:t xml:space="preserve">Самарский областной геронтологический центр — № 0142200001326016552 от 21.08.2026 (16 348 592,28 руб.; 582,36 руб. за койко-день); карточка внесена 13.10.2026 [99];</w:t>
+      </w:r>
+    </w:p>
+    <w:p>
+      <w:pPr>
+        <w:pStyle w:val="Compact"/>
+        <w:numPr>
+          <w:ilvl w:val="0"/>
+          <w:numId w:val="1005"/>
         </w:numPr>
       </w:pPr>
       <w:r>
@@ -12172,7 +12312,7 @@
     </w:p>
     <w:p>
       <w:pPr>
-        <w:pStyle w:val="BodyText"/>
+        <w:pStyle w:val="BoxCaveat"/>
       </w:pPr>
       <w:r>
         <w:rPr>
@@ -13481,7 +13621,7 @@
     </w:p>
     <w:p>
       <w:pPr>
-        <w:pStyle w:val="FirstParagraph"/>
+        <w:pStyle w:val="BoxConclusion"/>
       </w:pPr>
       <w:r>
         <w:t xml:space="preserve">Сообщения разных учреждений обнаруживают четыре повторяющихся элемента. Первый — изучение предпочтений до запуска (опрос и балльное ранжирование в Успенском ПНИ, опрос и группировка по популярности в Усть-Илимске). Второй — ограниченный старт: по дням недели (Болотнинский, Каменский), по группе жителей (Усть-Илимск, Серафимовский; в пансионате «Ветеран» — только жители без медицинских показаний к диете [90]), по отделениям (Успенский в 2025 г.). Третий — ограничение выбора одним-двумя блюдами приёма пищи при подаче остального по общему меню. Четвёртый — коллегиальный орган, совет или комиссия по питанию, появляющийся в Усть-Илимске и в «Солнечногорском».</w:t>
@@ -13489,7 +13629,7 @@
     </w:p>
     <w:p>
       <w:pPr>
-        <w:pStyle w:val="BodyText"/>
+        <w:pStyle w:val="BoxConclusion"/>
       </w:pPr>
       <w:r>
         <w:t xml:space="preserve">Расходятся кейсы в ресурсах. Новосибирские сообщения 2024 г. и иркутские сообщения не упоминают дополнительного персонала или оборудования; петербургское сообщение их называет [21]; Успенский интернат в 2026 г. назвал стоимость одной линии раздачи — более 3 млн руб. [10]. Первая редакция обзора утверждала, что опыт «показывает возможность введения выбора без существенного роста затрат» [1], и одновременно — в разделе о рисках — что вариативное меню «объективно дороже» [1]. Ни одно из этих утверждений не опирается на опубликованные расчёты. Обоснован более осторожный вывод: стартовый формат (выбор из двух блюд в момент еды в одном приёме пищи) в ряде учреждений введён без публично названных дополнительных ресурсов, тогда как заказ накануне и обслуживание маломобильных в комнатах потребовали ресурсов в учреждении, которое о них сообщило (толкование).</w:t>
@@ -13497,7 +13637,7 @@
     </w:p>
     <w:p>
       <w:pPr>
-        <w:pStyle w:val="BodyText"/>
+        <w:pStyle w:val="BoxConclusion"/>
       </w:pPr>
       <w:r>
         <w:t xml:space="preserve">Вариативное меню при аутсорсинге питания обнаружено в двух видах, и каждый известен лишь частично. В ДСО «Серафимовский» (учреждение автора) выбор описан как практика, но условия договора о выборе не проверены (п. 4.8) [96, 97]. Восемь бюджетных учреждений Самарской области закупают по 44-ФЗ приготовление питания «по вариативному меню», и по меньшей мере одна закупка завершилась контрактом (№ 101-26 от 10.11.2025), однако содержание технических заданий и контракта не установлено, а сообщений о том, как выбирают жители, нет (п. 4.11) [99]. Волгоградский офсетный контракт кейсом выбора не является (п. 4.12) [107, 108]. В остальных сообщениях о выборе привлечённый организатор не упоминается. Поэтому восемь строк технического задания (сценарий 6) и риски договора, ссылающегося на утративший силу СанПиН (п. 2.7), остаются проектными решениями: документация, на которой их можно проверить, известна, но не прочитана [22, 23].</w:t>
@@ -13505,7 +13645,7 @@
     </w:p>
     <w:p>
       <w:pPr>
-        <w:pStyle w:val="BodyText"/>
+        <w:pStyle w:val="BoxConclusion"/>
       </w:pPr>
       <w:r>
         <w:t xml:space="preserve">Ни одно учреждение не опубликовало данных о весе жителей, потреблении или отходах до и после внедрения. Это основной пробел российской практики: без таких данных довод «популярное не самое полезное» невозможно ни подтвердить, ни опровергнуть. Российская практика, следовательно, показывает осуществимость выбора, но не его последствия.</w:t>
@@ -15707,7 +15847,7 @@
     </w:p>
     <w:p>
       <w:pPr>
-        <w:pStyle w:val="FirstParagraph"/>
+        <w:pStyle w:val="BoxConclusion"/>
       </w:pPr>
       <w:r>
         <w:t xml:space="preserve">Научная литература не подтверждает опасения, что выбор неизбежно ухудшает питание, но и не доказывает, что он сам по себе улучшает пищевой статус. Недостаточность питания и риск её развития в учреждениях долговременного ухода распространены широко, в том числе, по единственному российскому наблюдению, в отечественном учреждении. Выбор ближе к моменту еды и большее число вариантов связаны с более высокой удовлетворённостью; комплексные изменения среды приёма пищи скорее увеличивают потребление, однако эффект на массу тела мал и измерен с низкой доказательностью. Выбор имеет цену — в отходах, стоимости и прежде всего во времени персонала, без которого он не доходит до жителей, нуждающихся в помощи; именно эти жители, по данным качественных исследований, пользуются выбором реже. Риск нездорового выбора у людей с тяжёлыми психическими расстройствами реален на популяционном уровне, но адекватным ответом на него служат индивидуальные назначения и работа с пищевой средой, а не общее ограничение. Отходы с тарелки представляют наиболее доступный учреждению показатель, хотя и не равнозначный фактическому потреблению.</w:t>
@@ -16029,465 +16169,6 @@
       </w:pPr>
       <w:r>
         <w:t xml:space="preserve">Стандарт качества Немецкого общества питания (DGE) для питания с доставкой на дом и в учреждениях для пожилых (DGE-Qualitätsstandard für die Verpflegung mit „Essen auf Rädern“ und in Senioreneinrichtungen; 1-е изд., исправленная перепечатка 2022 г.) представляет собой рекомендацию профессионального общества, а не закон [149]. Стандарт описывает выбор как совокупность проверяемых операционных требований:</w:t>
-      </w:r>
-    </w:p>
-    <w:p>
-      <w:pPr>
-        <w:pStyle w:val="Compact"/>
-        <w:numPr>
-          <w:ilvl w:val="0"/>
-          <w:numId w:val="1005"/>
-        </w:numPr>
-      </w:pPr>
-      <w:r>
-        <w:rPr>
-          <w:b/>
-          <w:bCs/>
-        </w:rPr>
-        <w:t xml:space="preserve">несколько линий меню.</w:t>
-      </w:r>
-      <w:r>
-        <w:t xml:space="preserve"> </w:t>
-      </w:r>
-      <w:r>
-        <w:t xml:space="preserve">Стандарт исходит из того, что учреждение предлагает несколько «линий меню» (Menülinien), и требует, чтобы как минимум одна из них соответствовала критериям здорового и устойчивого питания, — «так клиенты и жители могут выбирать из соответствующего предложения» [149]. На плане меню несколько линий должны быть представлены наглядно, а рекомендуемая — выделена (первой строкой, цветом или символом) [149];</w:t>
-      </w:r>
-    </w:p>
-    <w:p>
-      <w:pPr>
-        <w:pStyle w:val="Compact"/>
-        <w:numPr>
-          <w:ilvl w:val="0"/>
-          <w:numId w:val="1005"/>
-        </w:numPr>
-      </w:pPr>
-      <w:r>
-        <w:rPr>
-          <w:b/>
-          <w:bCs/>
-        </w:rPr>
-        <w:t xml:space="preserve">вегетарианский вариант ежедневно.</w:t>
-      </w:r>
-      <w:r>
-        <w:t xml:space="preserve"> </w:t>
-      </w:r>
-      <w:r>
-        <w:t xml:space="preserve">Ово-лакто-вегетарианское предложение должно быть доступно ежедневно на всех приёмах пищи и обеспечивать столь же разнообразный выбор, как обычное; простое удаление мясного компонента из блюда стандарт считает недостаточным [149];</w:t>
-      </w:r>
-    </w:p>
-    <w:p>
-      <w:pPr>
-        <w:pStyle w:val="Compact"/>
-        <w:numPr>
-          <w:ilvl w:val="0"/>
-          <w:numId w:val="1005"/>
-        </w:numPr>
-      </w:pPr>
-      <w:r>
-        <w:rPr>
-          <w:b/>
-          <w:bCs/>
-        </w:rPr>
-        <w:t xml:space="preserve">цикл меню.</w:t>
-      </w:r>
-      <w:r>
-        <w:t xml:space="preserve"> </w:t>
-      </w:r>
-      <w:r>
-        <w:t xml:space="preserve">Цикл обеда повторяется не ранее чем через шесть недель в учреждениях для пожилых и не ранее чем через четыре недели при доставке на дом [149].;</w:t>
-      </w:r>
-    </w:p>
-    <w:p>
-      <w:pPr>
-        <w:pStyle w:val="Compact"/>
-        <w:numPr>
-          <w:ilvl w:val="0"/>
-          <w:numId w:val="1005"/>
-        </w:numPr>
-      </w:pPr>
-      <w:r>
-        <w:rPr>
-          <w:b/>
-          <w:bCs/>
-        </w:rPr>
-        <w:t xml:space="preserve">тёплый компонент вне обеда.</w:t>
-      </w:r>
-      <w:r>
-        <w:t xml:space="preserve"> </w:t>
-      </w:r>
-      <w:r>
-        <w:t xml:space="preserve">Должна быть возможность выбрать тёплый компонент на завтрак или ужин [149];</w:t>
-      </w:r>
-    </w:p>
-    <w:p>
-      <w:pPr>
-        <w:pStyle w:val="Compact"/>
-        <w:numPr>
-          <w:ilvl w:val="0"/>
-          <w:numId w:val="1005"/>
-        </w:numPr>
-      </w:pPr>
-      <w:r>
-        <w:rPr>
-          <w:b/>
-          <w:bCs/>
-        </w:rPr>
-        <w:t xml:space="preserve">понятность плана меню.</w:t>
-      </w:r>
-      <w:r>
-        <w:t xml:space="preserve"> </w:t>
-      </w:r>
-      <w:r>
-        <w:t xml:space="preserve">Основные компоненты блюда указываются в плане меню, если название их не раскрывает; для мясных и рыбных блюд указывается вид животного; рекомендуется дополнять план изображениями блюд, что облегчает выбор людям с когнитивными нарушениями [149];</w:t>
-      </w:r>
-    </w:p>
-    <w:p>
-      <w:pPr>
-        <w:pStyle w:val="Compact"/>
-        <w:numPr>
-          <w:ilvl w:val="0"/>
-          <w:numId w:val="1005"/>
-        </w:numPr>
-      </w:pPr>
-      <w:r>
-        <w:rPr>
-          <w:b/>
-          <w:bCs/>
-        </w:rPr>
-        <w:t xml:space="preserve">учёт пожеланий.</w:t>
-      </w:r>
-      <w:r>
-        <w:t xml:space="preserve"> </w:t>
-      </w:r>
-      <w:r>
-        <w:t xml:space="preserve">Пожелания и критика жителей учитываются при планировании «насколько возможно»; канал — личные беседы, анкеты или совет жителей (Heimbeirat); для тех, кто едва может выразить пожелание, ориентиром служит пищевая биография (Essbiografie), которую рекомендуется собирать при поступлении [149];</w:t>
-      </w:r>
-    </w:p>
-    <w:p>
-      <w:pPr>
-        <w:pStyle w:val="Compact"/>
-        <w:numPr>
-          <w:ilvl w:val="0"/>
-          <w:numId w:val="1005"/>
-        </w:numPr>
-      </w:pPr>
-      <w:r>
-        <w:rPr>
-          <w:b/>
-          <w:bCs/>
-        </w:rPr>
-        <w:t xml:space="preserve">еда по желанию в особых ситуациях.</w:t>
-      </w:r>
-      <w:r>
-        <w:t xml:space="preserve"> </w:t>
-      </w:r>
-      <w:r>
-        <w:t xml:space="preserve">При стойкой потере аппетита, недостаточности питания, тяжёлой болезни и в терминальной фазе стандарт предусматривает «полностью основанное на желаниях» питание (Wunschkost), выбор которого специалист по питанию согласовывает с жителем лично [149];</w:t>
-      </w:r>
-    </w:p>
-    <w:p>
-      <w:pPr>
-        <w:pStyle w:val="Compact"/>
-        <w:numPr>
-          <w:ilvl w:val="0"/>
-          <w:numId w:val="1005"/>
-        </w:numPr>
-      </w:pPr>
-      <w:r>
-        <w:rPr>
-          <w:b/>
-          <w:bCs/>
-        </w:rPr>
-        <w:t xml:space="preserve">гибкость времени.</w:t>
-      </w:r>
-      <w:r>
-        <w:t xml:space="preserve"> </w:t>
-      </w:r>
-      <w:r>
-        <w:t xml:space="preserve">Жителям, пропустившим приём пищи, даётся возможность получить его позже; люди с инвертированным ритмом сна и бодрствования должны получать основные и промежуточные приёмы пищи по своему ритму [149];</w:t>
-      </w:r>
-    </w:p>
-    <w:p>
-      <w:pPr>
-        <w:pStyle w:val="Compact"/>
-        <w:numPr>
-          <w:ilvl w:val="0"/>
-          <w:numId w:val="1005"/>
-        </w:numPr>
-      </w:pPr>
-      <w:r>
-        <w:rPr>
-          <w:b/>
-          <w:bCs/>
-        </w:rPr>
-        <w:t xml:space="preserve">контроль возвратов.</w:t>
-      </w:r>
-      <w:r>
-        <w:t xml:space="preserve"> </w:t>
-      </w:r>
-      <w:r>
-        <w:t xml:space="preserve">Учёт возвращённой еды (Speiserückläufe) служит основой для корректировки плана меню, приготовления и подачи и помогает выявлять непопулярные блюда и неверно рассчитанные порции [149];</w:t>
-      </w:r>
-    </w:p>
-    <w:p>
-      <w:pPr>
-        <w:pStyle w:val="Compact"/>
-        <w:numPr>
-          <w:ilvl w:val="0"/>
-          <w:numId w:val="1005"/>
-        </w:numPr>
-      </w:pPr>
-      <w:r>
-        <w:rPr>
-          <w:b/>
-          <w:bCs/>
-        </w:rPr>
-        <w:t xml:space="preserve">время раздачи.</w:t>
-      </w:r>
-      <w:r>
-        <w:t xml:space="preserve"> </w:t>
-      </w:r>
-      <w:r>
-        <w:t xml:space="preserve">Время горячего удержания от окончания приготовления до выдачи последнему гостю — не более трёх часов [149], то есть то же ограничение, что и в п. 32 СанПиН 4282-26 [3].</w:t>
-      </w:r>
-    </w:p>
-    <w:p>
-      <w:pPr>
-        <w:pStyle w:val="FirstParagraph"/>
-      </w:pPr>
-      <w:r>
-        <w:t xml:space="preserve">Из этого перечня российскому учреждению проще всего перенести четыре элемента (рекомендация): план меню с указанием основных компонентов и, где это необходимо, с изображениями; пищевую биографию при поступлении как основу решений за тех, кто не может выразить выбор; учёт возвратов по каждому блюду; выделение в плане меню варианта, который учреждение считает предпочтительным, вместо запрета остальных. Последний приём — «подталкивание» (nudging) — стандарт DGE прямо рассматривает как альтернативу ограничению выбора [149].</w:t>
-      </w:r>
-    </w:p>
-    <w:p>
-      <w:pPr>
-        <w:pStyle w:val="BodyText"/>
-      </w:pPr>
-      <w:r>
-        <w:t xml:space="preserve">Австрийские стандарты качества питания в учреждениях ухода (2022) аналогичным образом рекомендуют учитывать предпочтения и избегать необоснованных ограничений рациона [150].</w:t>
-      </w:r>
-    </w:p>
-    <w:bookmarkEnd w:id="117"/>
-    <w:bookmarkStart w:id="118" w:name="Xd0ab6093744630a5e65ce6ff3bb0fc2b7982e9b"/>
-    <w:p>
-      <w:pPr>
-        <w:pStyle w:val="Heading2"/>
-      </w:pPr>
-      <w:r>
-        <w:rPr>
-          <w:rStyle w:val="SectionNumber"/>
-        </w:rPr>
-        <w:t xml:space="preserve">6.8</w:t>
-      </w:r>
-      <w:r>
-        <w:tab/>
-      </w:r>
-      <w:r>
-        <w:t xml:space="preserve">Швеция: национальные рекомендации и критерии влияния жителя</w:t>
-      </w:r>
-    </w:p>
-    <w:p>
-      <w:pPr>
-        <w:pStyle w:val="FirstParagraph"/>
-      </w:pPr>
-      <w:r>
-        <w:t xml:space="preserve">Национальное продовольственное агентство Швеции (Livsmedelsverket) выпустило национальные рекомендации по питанию в системе ухода за пожилыми в 2019 г. и обновило их в мае 2024 г. [151]. Их операционный слой складывается из нескольких элементов.</w:t>
-      </w:r>
-    </w:p>
-    <w:p>
-      <w:pPr>
-        <w:pStyle w:val="BodyText"/>
-      </w:pPr>
-      <w:r>
-        <w:rPr>
-          <w:b/>
-          <w:bCs/>
-        </w:rPr>
-        <w:t xml:space="preserve">Ночной перерыв.</w:t>
-      </w:r>
-      <w:r>
-        <w:t xml:space="preserve"> </w:t>
-      </w:r>
-      <w:r>
-        <w:t xml:space="preserve">Перерыв между последним вечерним и первым утренним приёмом пищи не должен превышать 11 часов; приёмы пищи должны быть многочисленными, небольшими, насыщенными энергией и белком и распределёнными по суткам [151]. Это ориентир, а не обязательная норма; российскому учреждению он полезен в сопоставлении с американским пределом 14–16 часов и с рекомендацией постановления № 12 не допускать длительного перерыва между ужином и завтраком [31].</w:t>
-      </w:r>
-    </w:p>
-    <w:p>
-      <w:pPr>
-        <w:pStyle w:val="BodyText"/>
-      </w:pPr>
-      <w:r>
-        <w:rPr>
-          <w:b/>
-          <w:bCs/>
-        </w:rPr>
-        <w:t xml:space="preserve">Приоритет съеденного над расчётным.</w:t>
-      </w:r>
-      <w:r>
-        <w:t xml:space="preserve"> </w:t>
-      </w:r>
-      <w:r>
-        <w:t xml:space="preserve">Рекомендации формулируют принцип, прямо относящийся к спору о вариативном меню: поскольку еда приносит пользу, лишь будучи съеденной, «важнее, чтобы еда была вкусной и возбуждала аппетит, чем чтобы она точно соответствовала нормам питания» [151]. Тезис обращён к планированию рациона для групп с плохим аппетитом и норм не отменяет, но устанавливает приоритет, противоположный российскому контролю по раскладке (толкование).</w:t>
-      </w:r>
-    </w:p>
-    <w:p>
-      <w:pPr>
-        <w:pStyle w:val="BodyText"/>
-      </w:pPr>
-      <w:r>
-        <w:rPr>
-          <w:b/>
-          <w:bCs/>
-        </w:rPr>
-        <w:t xml:space="preserve">Критерии влияния жителя.</w:t>
-      </w:r>
-      <w:r>
-        <w:t xml:space="preserve"> </w:t>
-      </w:r>
-      <w:r>
-        <w:t xml:space="preserve">Рекомендации воспроизводят критерии качества, разработанные Национальным советом здравоохранения и социального обеспечения (Socialstyrelsen) для руководства по закупкам услуг ухода (2013): житель сам ощущает, что влияет на ситуацию приёма пищи; может влиять на время приёма пищи, на обстановку и на то, какие блюда, перекусы и напитки подаются и доступны, исходя из индивидуальных привычек, традиций и пожеланий; персонал замечает индивидуальные потребности; ситуация приёма пищи напоминает домашнюю [151]. «Выбор» здесь переведён в формулировки, пригодные для договора и проверки, причём первым критерием поставлено ощущение самого жителя.</w:t>
-      </w:r>
-    </w:p>
-    <w:p>
-      <w:pPr>
-        <w:pStyle w:val="BodyText"/>
-      </w:pPr>
-      <w:r>
-        <w:rPr>
-          <w:b/>
-          <w:bCs/>
-        </w:rPr>
-        <w:t xml:space="preserve">Совет по питанию.</w:t>
-      </w:r>
-      <w:r>
-        <w:t xml:space="preserve"> </w:t>
-      </w:r>
-      <w:r>
-        <w:t xml:space="preserve">Рекомендации предлагают создавать в учреждениях советы по питанию (måltidsråd) с участием персонала, жителей и родственников, которые вправе предлагать, каким должно быть меню и как сделать приём пищи спокойным [151].</w:t>
-      </w:r>
-    </w:p>
-    <w:p>
-      <w:pPr>
-        <w:pStyle w:val="BodyText"/>
-      </w:pPr>
-      <w:r>
-        <w:rPr>
-          <w:b/>
-          <w:bCs/>
-        </w:rPr>
-        <w:t xml:space="preserve">Базовое меню и закупка.</w:t>
-      </w:r>
-      <w:r>
-        <w:t xml:space="preserve"> </w:t>
-      </w:r>
-      <w:r>
-        <w:t xml:space="preserve">Первый из пяти шагов планирования состоит в создании «базового меню» (grundmeny) из популярных блюд в небольших насыщенных порциях; при этом «может понадобиться несколько блюд на выбор, а также несколько альтернативных гарниров» как в основных приёмах пищи, так и в перекусах [151]. Базовое меню служит одновременно для расчёта пищевой ценности на уровне группы, для учёта потребления, для внутренних расчётов и для закупки [151]. Второй шаг — готовить в объёме, который реально съедается, и строить систему заказа так, чтобы минимизировать отходы [151]. Такая конструкция отвечает на вопрос о совместимости выбора с нормами (п. 3.16) и с закупкой (п. 7.13): нормы проверяются по базовому меню на уровне группы, а выбор существует внутри него.</w:t>
-      </w:r>
-    </w:p>
-    <w:p>
-      <w:pPr>
-        <w:pStyle w:val="BodyText"/>
-      </w:pPr>
-      <w:r>
-        <w:rPr>
-          <w:b/>
-          <w:bCs/>
-        </w:rPr>
-        <w:t xml:space="preserve">Ресторан и стол.</w:t>
-      </w:r>
-      <w:r>
-        <w:t xml:space="preserve"> </w:t>
-      </w:r>
-      <w:r>
-        <w:t xml:space="preserve">Общий ресторан в учреждении рекомендации рассматривают как способ расширить свободу выбора — за счёт более длительного времени подачи, большего числа вариантов, возможности выбрать соседей по столу, — но тут же отмечают, что большинство жителей предпочитает постоянный круг сотрапезников и небольшие помещения, особенно люди со сниженным слухом и деменцией [151].</w:t>
-      </w:r>
-    </w:p>
-    <w:bookmarkEnd w:id="118"/>
-    <w:bookmarkStart w:id="119" w:name="X075230f8727df5dd6afc65a950c119f1082648d"/>
-    <w:p>
-      <w:pPr>
-        <w:pStyle w:val="Heading2"/>
-      </w:pPr>
-      <w:r>
-        <w:rPr>
-          <w:rStyle w:val="SectionNumber"/>
-        </w:rPr>
-        <w:t xml:space="preserve">6.9</w:t>
-      </w:r>
-      <w:r>
-        <w:tab/>
-      </w:r>
-      <w:r>
-        <w:t xml:space="preserve">Дания: право отказаться от отдельного приёма пищи</w:t>
-      </w:r>
-    </w:p>
-    <w:p>
-      <w:pPr>
-        <w:pStyle w:val="FirstParagraph"/>
-      </w:pPr>
-      <w:r>
-        <w:t xml:space="preserve">В датской модели питание в доме престарелых (plejehjem, plejebolig) оформлено как отдельно назначаемая и оплачиваемая услуга — «служба питания» (madservice) по § 83 Закона о социальных услугах, с законодательно ограниченным максимумом платы жителя [152]. В 2024 г. Апелляционное управление (Ankestyrelsen), рассматривая в порядке надзора стандарт качества коммуны Фредерисия, установило, что коммуна действует вопреки закону, позволяя жителям дома престарелых отказываться от питания лишь целыми днями (с уведомлением до 12 часов предыдущего дня) и не позволяя отказываться от отдельных приёмов пищи [152]. Опираясь на подготовительные материалы к законам 2009–2010 гг. и на заключение министерства, Ankestyrelsen исходило из того, что служба питания должна отличаться «высоким качеством и свободой выбора» и вниманием к индивидуальным пожеланиям, а отказ от отдельных приёмов пищи с соразмерным снижением платы предполагается законом; коммуна вправе лишь установить разумные сроки уведомления [152].</w:t>
-      </w:r>
-    </w:p>
-    <w:p>
-      <w:pPr>
-        <w:pStyle w:val="BodyText"/>
-      </w:pPr>
-      <w:r>
-        <w:t xml:space="preserve">Выбор понимается здесь не как выбор блюда, а как право не участвовать в общем питании в конкретный приём пищи. Ближайшая конструкция российского права — отказ от социальной услуги (ст. 18 442-ФЗ) [24], однако он относится к услуге в целом, а не к отдельному приёму пищи, и плата за стационарное обслуживание не зависит от числа съеденных приёмов (толкование). Датский пример приведён не как образец для заимствования: он показывает, что в разных правопорядках выбор в питании разрешается на уровне платы и договора, а не только меню.</w:t>
-      </w:r>
-    </w:p>
-    <w:bookmarkEnd w:id="119"/>
-    <w:bookmarkStart w:id="120" w:name="X516cbe5cf56d1ad5b032841e37269dca628e41a"/>
-    <w:p>
-      <w:pPr>
-        <w:pStyle w:val="Heading2"/>
-      </w:pPr>
-      <w:r>
-        <w:rPr>
-          <w:rStyle w:val="SectionNumber"/>
-        </w:rPr>
-        <w:t xml:space="preserve">6.10</w:t>
-      </w:r>
-      <w:r>
-        <w:tab/>
-      </w:r>
-      <w:r>
-        <w:t xml:space="preserve">Япония: управление питанием и «особое питание» по выбору</w:t>
-      </w:r>
-    </w:p>
-    <w:p>
-      <w:pPr>
-        <w:pStyle w:val="FirstParagraph"/>
-      </w:pPr>
-      <w:r>
-        <w:t xml:space="preserve">В Японии с 2005 г. в системе страхования долговременного ухода оплачивается управление питанием </w:t>
-      </w:r>
-      <w:r>
-        <w:rPr>
-          <w:rFonts w:hint="eastAsia"/>
-        </w:rPr>
-        <w:t xml:space="preserve">(栄養マネジメント)</w:t>
-      </w:r>
-      <w:r>
-        <w:t xml:space="preserve"> в учреждениях, а с 2021 г. действует система сбора данных LIFE (Long-term care Information system For Evidence), в которую учреждения передают сведения о пищевом статусе жителей [153]. Это путь финансового стимула: оплачиваются измерение и управление питанием.</w:t>
-      </w:r>
-    </w:p>
-    <w:p>
-      <w:pPr>
-        <w:pStyle w:val="BodyText"/>
-      </w:pPr>
-      <w:r>
-        <w:t xml:space="preserve">Второй японский механизм непосредственно касается выбора. С 01.10.2005 плата за питание в учреждениях страхования ухода определяется по принципу «стоимость продуктов плюс стоимость приготовления», а плата за «особое питание, выбранное пользователем» </w:t>
-      </w:r>
-      <w:r>
-        <w:rPr>
-          <w:rFonts w:hint="eastAsia"/>
-        </w:rPr>
-        <w:t xml:space="preserve">(特別な食事),</w:t>
-      </w:r>
-      <w:r>
-        <w:t xml:space="preserve"> взимается отдельно и чётко отделяется от обычной платы [154]. Критерии такого питания установлены приказом-уведомлением № 123 [155]:</w:t>
       </w:r>
     </w:p>
     <w:p>
@@ -16499,7 +16180,17 @@
         </w:numPr>
       </w:pPr>
       <w:r>
-        <w:t xml:space="preserve">особое питание использует дорогие продукты или особое приготовление, которые невозможно обеспечить за обычную плату; взимается только разница между его стоимостью и обычной платой за питание;</w:t>
+        <w:rPr>
+          <w:b/>
+          <w:bCs/>
+        </w:rPr>
+        <w:t xml:space="preserve">несколько линий меню.</w:t>
+      </w:r>
+      <w:r>
+        <w:t xml:space="preserve"> </w:t>
+      </w:r>
+      <w:r>
+        <w:t xml:space="preserve">Стандарт исходит из того, что учреждение предлагает несколько «линий меню» (Menülinien), и требует, чтобы как минимум одна из них соответствовала критериям здорового и устойчивого питания, — «так клиенты и жители могут выбирать из соответствующего предложения» [149]. На плане меню несколько линий должны быть представлены наглядно, а рекомендуемая — выделена (первой строкой, цветом или символом) [149];</w:t>
       </w:r>
     </w:p>
     <w:p>
@@ -16511,20 +16202,17 @@
         </w:numPr>
       </w:pPr>
       <w:r>
-        <w:t xml:space="preserve">учреждение обеспечивает управление питанием каждого пользователя диетологом во взаимодействии с врачом и гигиену обстановки приёма пищи; предоставление особого питания</w:t>
-      </w:r>
-      <w:r>
-        <w:t xml:space="preserve"> </w:t>
-      </w:r>
-      <w:r>
         <w:rPr>
           <w:b/>
           <w:bCs/>
         </w:rPr>
-        <w:t xml:space="preserve">не должно ухудшать качества обычного питания</w:t>
-      </w:r>
-      <w:r>
-        <w:t xml:space="preserve">;</w:t>
+        <w:t xml:space="preserve">вегетарианский вариант ежедневно.</w:t>
+      </w:r>
+      <w:r>
+        <w:t xml:space="preserve"> </w:t>
+      </w:r>
+      <w:r>
+        <w:t xml:space="preserve">Ово-лакто-вегетарианское предложение должно быть доступно ежедневно на всех приёмах пищи и обеспечивать столь же разнообразный выбор, как обычное; простое удаление мясного компонента из блюда стандарт считает недостаточным [149];</w:t>
       </w:r>
     </w:p>
     <w:p>
@@ -16536,7 +16224,17 @@
         </w:numPr>
       </w:pPr>
       <w:r>
-        <w:t xml:space="preserve">особое питание предоставляется на основе свободного выбора и согласия пользователя после достаточного информирования, в определённые дни по предварительному выбору; его подача против воли пользователя не допускается;</w:t>
+        <w:rPr>
+          <w:b/>
+          <w:bCs/>
+        </w:rPr>
+        <w:t xml:space="preserve">цикл меню.</w:t>
+      </w:r>
+      <w:r>
+        <w:t xml:space="preserve"> </w:t>
+      </w:r>
+      <w:r>
+        <w:t xml:space="preserve">Цикл обеда повторяется не ранее чем через шесть недель в учреждениях для пожилых и не ранее чем через четыре недели при доставке на дом [149].;</w:t>
       </w:r>
     </w:p>
     <w:p>
@@ -16548,7 +16246,17 @@
         </w:numPr>
       </w:pPr>
       <w:r>
-        <w:t xml:space="preserve">в учреждении и на его сайте вывешиваются сведения о том, что особое питание доступно ежедневно или в определённые дни, о его содержании и цене;</w:t>
+        <w:rPr>
+          <w:b/>
+          <w:bCs/>
+        </w:rPr>
+        <w:t xml:space="preserve">тёплый компонент вне обеда.</w:t>
+      </w:r>
+      <w:r>
+        <w:t xml:space="preserve"> </w:t>
+      </w:r>
+      <w:r>
+        <w:t xml:space="preserve">Должна быть возможность выбрать тёплый компонент на завтрак или ужин [149];</w:t>
       </w:r>
     </w:p>
     <w:p>
@@ -16560,7 +16268,17 @@
         </w:numPr>
       </w:pPr>
       <w:r>
-        <w:t xml:space="preserve">требуется подтверждение врача, что особое питание не противопоказано пользователю по состоянию здоровья;</w:t>
+        <w:rPr>
+          <w:b/>
+          <w:bCs/>
+        </w:rPr>
+        <w:t xml:space="preserve">понятность плана меню.</w:t>
+      </w:r>
+      <w:r>
+        <w:t xml:space="preserve"> </w:t>
+      </w:r>
+      <w:r>
+        <w:t xml:space="preserve">Основные компоненты блюда указываются в плане меню, если название их не раскрывает; для мясных и рыбных блюд указывается вид животного; рекомендуется дополнять план изображениями блюд, что облегчает выбор людям с когнитивными нарушениями [149];</w:t>
       </w:r>
     </w:p>
     <w:p>
@@ -16569,6 +16287,428 @@
         <w:numPr>
           <w:ilvl w:val="0"/>
           <w:numId w:val="1006"/>
+        </w:numPr>
+      </w:pPr>
+      <w:r>
+        <w:rPr>
+          <w:b/>
+          <w:bCs/>
+        </w:rPr>
+        <w:t xml:space="preserve">учёт пожеланий.</w:t>
+      </w:r>
+      <w:r>
+        <w:t xml:space="preserve"> </w:t>
+      </w:r>
+      <w:r>
+        <w:t xml:space="preserve">Пожелания и критика жителей учитываются при планировании «насколько возможно»; канал — личные беседы, анкеты или совет жителей (Heimbeirat); для тех, кто едва может выразить пожелание, ориентиром служит пищевая биография (Essbiografie), которую рекомендуется собирать при поступлении [149];</w:t>
+      </w:r>
+    </w:p>
+    <w:p>
+      <w:pPr>
+        <w:pStyle w:val="Compact"/>
+        <w:numPr>
+          <w:ilvl w:val="0"/>
+          <w:numId w:val="1006"/>
+        </w:numPr>
+      </w:pPr>
+      <w:r>
+        <w:rPr>
+          <w:b/>
+          <w:bCs/>
+        </w:rPr>
+        <w:t xml:space="preserve">еда по желанию в особых ситуациях.</w:t>
+      </w:r>
+      <w:r>
+        <w:t xml:space="preserve"> </w:t>
+      </w:r>
+      <w:r>
+        <w:t xml:space="preserve">При стойкой потере аппетита, недостаточности питания, тяжёлой болезни и в терминальной фазе стандарт предусматривает «полностью основанное на желаниях» питание (Wunschkost), выбор которого специалист по питанию согласовывает с жителем лично [149];</w:t>
+      </w:r>
+    </w:p>
+    <w:p>
+      <w:pPr>
+        <w:pStyle w:val="Compact"/>
+        <w:numPr>
+          <w:ilvl w:val="0"/>
+          <w:numId w:val="1006"/>
+        </w:numPr>
+      </w:pPr>
+      <w:r>
+        <w:rPr>
+          <w:b/>
+          <w:bCs/>
+        </w:rPr>
+        <w:t xml:space="preserve">гибкость времени.</w:t>
+      </w:r>
+      <w:r>
+        <w:t xml:space="preserve"> </w:t>
+      </w:r>
+      <w:r>
+        <w:t xml:space="preserve">Жителям, пропустившим приём пищи, даётся возможность получить его позже; люди с инвертированным ритмом сна и бодрствования должны получать основные и промежуточные приёмы пищи по своему ритму [149];</w:t>
+      </w:r>
+    </w:p>
+    <w:p>
+      <w:pPr>
+        <w:pStyle w:val="Compact"/>
+        <w:numPr>
+          <w:ilvl w:val="0"/>
+          <w:numId w:val="1006"/>
+        </w:numPr>
+      </w:pPr>
+      <w:r>
+        <w:rPr>
+          <w:b/>
+          <w:bCs/>
+        </w:rPr>
+        <w:t xml:space="preserve">контроль возвратов.</w:t>
+      </w:r>
+      <w:r>
+        <w:t xml:space="preserve"> </w:t>
+      </w:r>
+      <w:r>
+        <w:t xml:space="preserve">Учёт возвращённой еды (Speiserückläufe) служит основой для корректировки плана меню, приготовления и подачи и помогает выявлять непопулярные блюда и неверно рассчитанные порции [149];</w:t>
+      </w:r>
+    </w:p>
+    <w:p>
+      <w:pPr>
+        <w:pStyle w:val="Compact"/>
+        <w:numPr>
+          <w:ilvl w:val="0"/>
+          <w:numId w:val="1006"/>
+        </w:numPr>
+      </w:pPr>
+      <w:r>
+        <w:rPr>
+          <w:b/>
+          <w:bCs/>
+        </w:rPr>
+        <w:t xml:space="preserve">время раздачи.</w:t>
+      </w:r>
+      <w:r>
+        <w:t xml:space="preserve"> </w:t>
+      </w:r>
+      <w:r>
+        <w:t xml:space="preserve">Время горячего удержания от окончания приготовления до выдачи последнему гостю — не более трёх часов [149], то есть то же ограничение, что и в п. 32 СанПиН 4282-26 [3].</w:t>
+      </w:r>
+    </w:p>
+    <w:p>
+      <w:pPr>
+        <w:pStyle w:val="FirstParagraph"/>
+      </w:pPr>
+      <w:r>
+        <w:t xml:space="preserve">Из этого перечня российскому учреждению проще всего перенести четыре элемента (рекомендация): план меню с указанием основных компонентов и, где это необходимо, с изображениями; пищевую биографию при поступлении как основу решений за тех, кто не может выразить выбор; учёт возвратов по каждому блюду; выделение в плане меню варианта, который учреждение считает предпочтительным, вместо запрета остальных. Последний приём — «подталкивание» (nudging) — стандарт DGE прямо рассматривает как альтернативу ограничению выбора [149].</w:t>
+      </w:r>
+    </w:p>
+    <w:p>
+      <w:pPr>
+        <w:pStyle w:val="BodyText"/>
+      </w:pPr>
+      <w:r>
+        <w:t xml:space="preserve">Австрийские стандарты качества питания в учреждениях ухода (2022) аналогичным образом рекомендуют учитывать предпочтения и избегать необоснованных ограничений рациона [150].</w:t>
+      </w:r>
+    </w:p>
+    <w:bookmarkEnd w:id="117"/>
+    <w:bookmarkStart w:id="118" w:name="Xd0ab6093744630a5e65ce6ff3bb0fc2b7982e9b"/>
+    <w:p>
+      <w:pPr>
+        <w:pStyle w:val="Heading2"/>
+      </w:pPr>
+      <w:r>
+        <w:rPr>
+          <w:rStyle w:val="SectionNumber"/>
+        </w:rPr>
+        <w:t xml:space="preserve">6.8</w:t>
+      </w:r>
+      <w:r>
+        <w:tab/>
+      </w:r>
+      <w:r>
+        <w:t xml:space="preserve">Швеция: национальные рекомендации и критерии влияния жителя</w:t>
+      </w:r>
+    </w:p>
+    <w:p>
+      <w:pPr>
+        <w:pStyle w:val="FirstParagraph"/>
+      </w:pPr>
+      <w:r>
+        <w:t xml:space="preserve">Национальное продовольственное агентство Швеции (Livsmedelsverket) выпустило национальные рекомендации по питанию в системе ухода за пожилыми в 2019 г. и обновило их в мае 2024 г. [151]. Их операционный слой складывается из нескольких элементов.</w:t>
+      </w:r>
+    </w:p>
+    <w:p>
+      <w:pPr>
+        <w:pStyle w:val="BodyText"/>
+      </w:pPr>
+      <w:r>
+        <w:rPr>
+          <w:b/>
+          <w:bCs/>
+        </w:rPr>
+        <w:t xml:space="preserve">Ночной перерыв.</w:t>
+      </w:r>
+      <w:r>
+        <w:t xml:space="preserve"> </w:t>
+      </w:r>
+      <w:r>
+        <w:t xml:space="preserve">Перерыв между последним вечерним и первым утренним приёмом пищи не должен превышать 11 часов; приёмы пищи должны быть многочисленными, небольшими, насыщенными энергией и белком и распределёнными по суткам [151]. Это ориентир, а не обязательная норма; российскому учреждению он полезен в сопоставлении с американским пределом 14–16 часов и с рекомендацией постановления № 12 не допускать длительного перерыва между ужином и завтраком [31].</w:t>
+      </w:r>
+    </w:p>
+    <w:p>
+      <w:pPr>
+        <w:pStyle w:val="BodyText"/>
+      </w:pPr>
+      <w:r>
+        <w:rPr>
+          <w:b/>
+          <w:bCs/>
+        </w:rPr>
+        <w:t xml:space="preserve">Приоритет съеденного над расчётным.</w:t>
+      </w:r>
+      <w:r>
+        <w:t xml:space="preserve"> </w:t>
+      </w:r>
+      <w:r>
+        <w:t xml:space="preserve">Рекомендации формулируют принцип, прямо относящийся к спору о вариативном меню: поскольку еда приносит пользу, лишь будучи съеденной, «важнее, чтобы еда была вкусной и возбуждала аппетит, чем чтобы она точно соответствовала нормам питания» [151]. Тезис обращён к планированию рациона для групп с плохим аппетитом и норм не отменяет, но устанавливает приоритет, противоположный российскому контролю по раскладке (толкование).</w:t>
+      </w:r>
+    </w:p>
+    <w:p>
+      <w:pPr>
+        <w:pStyle w:val="BodyText"/>
+      </w:pPr>
+      <w:r>
+        <w:rPr>
+          <w:b/>
+          <w:bCs/>
+        </w:rPr>
+        <w:t xml:space="preserve">Критерии влияния жителя.</w:t>
+      </w:r>
+      <w:r>
+        <w:t xml:space="preserve"> </w:t>
+      </w:r>
+      <w:r>
+        <w:t xml:space="preserve">Рекомендации воспроизводят критерии качества, разработанные Национальным советом здравоохранения и социального обеспечения (Socialstyrelsen) для руководства по закупкам услуг ухода (2013): житель сам ощущает, что влияет на ситуацию приёма пищи; может влиять на время приёма пищи, на обстановку и на то, какие блюда, перекусы и напитки подаются и доступны, исходя из индивидуальных привычек, традиций и пожеланий; персонал замечает индивидуальные потребности; ситуация приёма пищи напоминает домашнюю [151]. «Выбор» здесь переведён в формулировки, пригодные для договора и проверки, причём первым критерием поставлено ощущение самого жителя.</w:t>
+      </w:r>
+    </w:p>
+    <w:p>
+      <w:pPr>
+        <w:pStyle w:val="BodyText"/>
+      </w:pPr>
+      <w:r>
+        <w:rPr>
+          <w:b/>
+          <w:bCs/>
+        </w:rPr>
+        <w:t xml:space="preserve">Совет по питанию.</w:t>
+      </w:r>
+      <w:r>
+        <w:t xml:space="preserve"> </w:t>
+      </w:r>
+      <w:r>
+        <w:t xml:space="preserve">Рекомендации предлагают создавать в учреждениях советы по питанию (måltidsråd) с участием персонала, жителей и родственников, которые вправе предлагать, каким должно быть меню и как сделать приём пищи спокойным [151].</w:t>
+      </w:r>
+    </w:p>
+    <w:p>
+      <w:pPr>
+        <w:pStyle w:val="BodyText"/>
+      </w:pPr>
+      <w:r>
+        <w:rPr>
+          <w:b/>
+          <w:bCs/>
+        </w:rPr>
+        <w:t xml:space="preserve">Базовое меню и закупка.</w:t>
+      </w:r>
+      <w:r>
+        <w:t xml:space="preserve"> </w:t>
+      </w:r>
+      <w:r>
+        <w:t xml:space="preserve">Первый из пяти шагов планирования состоит в создании «базового меню» (grundmeny) из популярных блюд в небольших насыщенных порциях; при этом «может понадобиться несколько блюд на выбор, а также несколько альтернативных гарниров» как в основных приёмах пищи, так и в перекусах [151]. Базовое меню служит одновременно для расчёта пищевой ценности на уровне группы, для учёта потребления, для внутренних расчётов и для закупки [151]. Второй шаг — готовить в объёме, который реально съедается, и строить систему заказа так, чтобы минимизировать отходы [151]. Такая конструкция отвечает на вопрос о совместимости выбора с нормами (п. 3.16) и с закупкой (п. 7.13): нормы проверяются по базовому меню на уровне группы, а выбор существует внутри него.</w:t>
+      </w:r>
+    </w:p>
+    <w:p>
+      <w:pPr>
+        <w:pStyle w:val="BodyText"/>
+      </w:pPr>
+      <w:r>
+        <w:rPr>
+          <w:b/>
+          <w:bCs/>
+        </w:rPr>
+        <w:t xml:space="preserve">Ресторан и стол.</w:t>
+      </w:r>
+      <w:r>
+        <w:t xml:space="preserve"> </w:t>
+      </w:r>
+      <w:r>
+        <w:t xml:space="preserve">Общий ресторан в учреждении рекомендации рассматривают как способ расширить свободу выбора — за счёт более длительного времени подачи, большего числа вариантов, возможности выбрать соседей по столу, — но тут же отмечают, что большинство жителей предпочитает постоянный круг сотрапезников и небольшие помещения, особенно люди со сниженным слухом и деменцией [151].</w:t>
+      </w:r>
+    </w:p>
+    <w:bookmarkEnd w:id="118"/>
+    <w:bookmarkStart w:id="119" w:name="X075230f8727df5dd6afc65a950c119f1082648d"/>
+    <w:p>
+      <w:pPr>
+        <w:pStyle w:val="Heading2"/>
+      </w:pPr>
+      <w:r>
+        <w:rPr>
+          <w:rStyle w:val="SectionNumber"/>
+        </w:rPr>
+        <w:t xml:space="preserve">6.9</w:t>
+      </w:r>
+      <w:r>
+        <w:tab/>
+      </w:r>
+      <w:r>
+        <w:t xml:space="preserve">Дания: право отказаться от отдельного приёма пищи</w:t>
+      </w:r>
+    </w:p>
+    <w:p>
+      <w:pPr>
+        <w:pStyle w:val="FirstParagraph"/>
+      </w:pPr>
+      <w:r>
+        <w:t xml:space="preserve">В датской модели питание в доме престарелых (plejehjem, plejebolig) оформлено как отдельно назначаемая и оплачиваемая услуга — «служба питания» (madservice) по § 83 Закона о социальных услугах, с законодательно ограниченным максимумом платы жителя [152]. В 2024 г. Апелляционное управление (Ankestyrelsen), рассматривая в порядке надзора стандарт качества коммуны Фредерисия, установило, что коммуна действует вопреки закону, позволяя жителям дома престарелых отказываться от питания лишь целыми днями (с уведомлением до 12 часов предыдущего дня) и не позволяя отказываться от отдельных приёмов пищи [152]. Опираясь на подготовительные материалы к законам 2009–2010 гг. и на заключение министерства, Ankestyrelsen исходило из того, что служба питания должна отличаться «высоким качеством и свободой выбора» и вниманием к индивидуальным пожеланиям, а отказ от отдельных приёмов пищи с соразмерным снижением платы предполагается законом; коммуна вправе лишь установить разумные сроки уведомления [152].</w:t>
+      </w:r>
+    </w:p>
+    <w:p>
+      <w:pPr>
+        <w:pStyle w:val="BodyText"/>
+      </w:pPr>
+      <w:r>
+        <w:t xml:space="preserve">Выбор понимается здесь не как выбор блюда, а как право не участвовать в общем питании в конкретный приём пищи. Ближайшая конструкция российского права — отказ от социальной услуги (ст. 18 442-ФЗ) [24], однако он относится к услуге в целом, а не к отдельному приёму пищи, и плата за стационарное обслуживание не зависит от числа съеденных приёмов (толкование). Датский пример приведён не как образец для заимствования: он показывает, что в разных правопорядках выбор в питании разрешается на уровне платы и договора, а не только меню.</w:t>
+      </w:r>
+    </w:p>
+    <w:bookmarkEnd w:id="119"/>
+    <w:bookmarkStart w:id="120" w:name="X516cbe5cf56d1ad5b032841e37269dca628e41a"/>
+    <w:p>
+      <w:pPr>
+        <w:pStyle w:val="Heading2"/>
+      </w:pPr>
+      <w:r>
+        <w:rPr>
+          <w:rStyle w:val="SectionNumber"/>
+        </w:rPr>
+        <w:t xml:space="preserve">6.10</w:t>
+      </w:r>
+      <w:r>
+        <w:tab/>
+      </w:r>
+      <w:r>
+        <w:t xml:space="preserve">Япония: управление питанием и «особое питание» по выбору</w:t>
+      </w:r>
+    </w:p>
+    <w:p>
+      <w:pPr>
+        <w:pStyle w:val="FirstParagraph"/>
+      </w:pPr>
+      <w:r>
+        <w:t xml:space="preserve">В Японии с 2005 г. в системе страхования долговременного ухода оплачивается управление питанием </w:t>
+      </w:r>
+      <w:r>
+        <w:rPr>
+          <w:rFonts w:hint="eastAsia"/>
+        </w:rPr>
+        <w:t xml:space="preserve">(栄養マネジメント)</w:t>
+      </w:r>
+      <w:r>
+        <w:t xml:space="preserve"> в учреждениях, а с 2021 г. действует система сбора данных LIFE (Long-term care Information system For Evidence), в которую учреждения передают сведения о пищевом статусе жителей [153]. Это путь финансового стимула: оплачиваются измерение и управление питанием.</w:t>
+      </w:r>
+    </w:p>
+    <w:p>
+      <w:pPr>
+        <w:pStyle w:val="BodyText"/>
+      </w:pPr>
+      <w:r>
+        <w:t xml:space="preserve">Второй японский механизм непосредственно касается выбора. С 01.10.2005 плата за питание в учреждениях страхования ухода определяется по принципу «стоимость продуктов плюс стоимость приготовления», а плата за «особое питание, выбранное пользователем» </w:t>
+      </w:r>
+      <w:r>
+        <w:rPr>
+          <w:rFonts w:hint="eastAsia"/>
+        </w:rPr>
+        <w:t xml:space="preserve">(特別な食事),</w:t>
+      </w:r>
+      <w:r>
+        <w:t xml:space="preserve"> взимается отдельно и чётко отделяется от обычной платы [154]. Критерии такого питания установлены приказом-уведомлением № 123 [155]:</w:t>
+      </w:r>
+    </w:p>
+    <w:p>
+      <w:pPr>
+        <w:pStyle w:val="Compact"/>
+        <w:numPr>
+          <w:ilvl w:val="0"/>
+          <w:numId w:val="1007"/>
+        </w:numPr>
+      </w:pPr>
+      <w:r>
+        <w:t xml:space="preserve">особое питание использует дорогие продукты или особое приготовление, которые невозможно обеспечить за обычную плату; взимается только разница между его стоимостью и обычной платой за питание;</w:t>
+      </w:r>
+    </w:p>
+    <w:p>
+      <w:pPr>
+        <w:pStyle w:val="Compact"/>
+        <w:numPr>
+          <w:ilvl w:val="0"/>
+          <w:numId w:val="1007"/>
+        </w:numPr>
+      </w:pPr>
+      <w:r>
+        <w:t xml:space="preserve">учреждение обеспечивает управление питанием каждого пользователя диетологом во взаимодействии с врачом и гигиену обстановки приёма пищи; предоставление особого питания</w:t>
+      </w:r>
+      <w:r>
+        <w:t xml:space="preserve"> </w:t>
+      </w:r>
+      <w:r>
+        <w:rPr>
+          <w:b/>
+          <w:bCs/>
+        </w:rPr>
+        <w:t xml:space="preserve">не должно ухудшать качества обычного питания</w:t>
+      </w:r>
+      <w:r>
+        <w:t xml:space="preserve">;</w:t>
+      </w:r>
+    </w:p>
+    <w:p>
+      <w:pPr>
+        <w:pStyle w:val="Compact"/>
+        <w:numPr>
+          <w:ilvl w:val="0"/>
+          <w:numId w:val="1007"/>
+        </w:numPr>
+      </w:pPr>
+      <w:r>
+        <w:t xml:space="preserve">особое питание предоставляется на основе свободного выбора и согласия пользователя после достаточного информирования, в определённые дни по предварительному выбору; его подача против воли пользователя не допускается;</w:t>
+      </w:r>
+    </w:p>
+    <w:p>
+      <w:pPr>
+        <w:pStyle w:val="Compact"/>
+        <w:numPr>
+          <w:ilvl w:val="0"/>
+          <w:numId w:val="1007"/>
+        </w:numPr>
+      </w:pPr>
+      <w:r>
+        <w:t xml:space="preserve">в учреждении и на его сайте вывешиваются сведения о том, что особое питание доступно ежедневно или в определённые дни, о его содержании и цене;</w:t>
+      </w:r>
+    </w:p>
+    <w:p>
+      <w:pPr>
+        <w:pStyle w:val="Compact"/>
+        <w:numPr>
+          <w:ilvl w:val="0"/>
+          <w:numId w:val="1007"/>
+        </w:numPr>
+      </w:pPr>
+      <w:r>
+        <w:t xml:space="preserve">требуется подтверждение врача, что особое питание не противопоказано пользователю по состоянию здоровья;</w:t>
+      </w:r>
+    </w:p>
+    <w:p>
+      <w:pPr>
+        <w:pStyle w:val="Compact"/>
+        <w:numPr>
+          <w:ilvl w:val="0"/>
+          <w:numId w:val="1007"/>
         </w:numPr>
       </w:pPr>
       <w:r>
@@ -17517,7 +17657,7 @@
     </w:p>
     <w:p>
       <w:pPr>
-        <w:pStyle w:val="FirstParagraph"/>
+        <w:pStyle w:val="BoxConclusion"/>
       </w:pPr>
       <w:r>
         <w:t xml:space="preserve">Ни одна из рассмотренных систем, кроме Онтарио, не требует выбора на каждом приёме пищи, причём и онтарийская норма не фиксирует числа вариантов. Общий знаменатель иной: учёт предпочтений как часть понятия адекватного питания (Англия, США), альтернатива эквивалентной пищевой ценности (США), участие жителей в планировании меню (Шотландия, США, Онтарио) и процедуры, в которых меню с выбором проверяет и утверждает диетолог (Онтарио, США), тогда как питание измеряется и оплачивается как управляемый процесс (Япония). К этому добавляются три операционных приёма, не требующих изменения законов: несколько «линий меню» с выделением рекомендуемой вместо запрета остальных (Германия); базовое меню, по которому нормы проверяются на уровне группы, с вариантами внутри него (Швеция); критерии влияния жителя на приём пищи, сформулированные для договора и проверки, где первым поставлено субъективное ощущение самого жителя (Швеция). Датский и японский примеры выводят вопрос на иной уровень — уровень платы: право отказаться от приёма пищи со снижением платы и выбор сверх базового уровня за доплату при запрете ухудшать базовый уровень. Для российского нормотворца — если он решит регулировать выбор — американская формула «альтернатива сходной пищевой ценности» снимает основное возражение о несовместимости выбора с нормами, а онтарийская процедура утверждения цикла диетологом с участием совета жителей отвечает на опасение о вреде выбора (рекомендация автора; не позиция какого-либо органа).</w:t>
@@ -17665,7 +17805,7 @@
         <w:pStyle w:val="Compact"/>
         <w:numPr>
           <w:ilvl w:val="0"/>
-          <w:numId w:val="1007"/>
+          <w:numId w:val="1008"/>
         </w:numPr>
       </w:pPr>
       <w:r>
@@ -17677,7 +17817,7 @@
         <w:pStyle w:val="Compact"/>
         <w:numPr>
           <w:ilvl w:val="0"/>
-          <w:numId w:val="1007"/>
+          <w:numId w:val="1008"/>
         </w:numPr>
       </w:pPr>
       <w:r>
@@ -17689,7 +17829,7 @@
         <w:pStyle w:val="Compact"/>
         <w:numPr>
           <w:ilvl w:val="0"/>
-          <w:numId w:val="1007"/>
+          <w:numId w:val="1008"/>
         </w:numPr>
       </w:pPr>
       <w:r>
@@ -17706,7 +17846,7 @@
     </w:p>
     <w:p>
       <w:pPr>
-        <w:pStyle w:val="BodyText"/>
+        <w:pStyle w:val="BoxClasses"/>
       </w:pPr>
       <w:r>
         <w:rPr>
@@ -18021,7 +18161,7 @@
     </w:p>
     <w:p>
       <w:pPr>
-        <w:pStyle w:val="BodyText"/>
+        <w:pStyle w:val="BoxClasses"/>
       </w:pPr>
       <w:r>
         <w:rPr>
@@ -18148,7 +18288,7 @@
     </w:p>
     <w:p>
       <w:pPr>
-        <w:pStyle w:val="BodyText"/>
+        <w:pStyle w:val="BoxClasses"/>
       </w:pPr>
       <w:r>
         <w:rPr>
@@ -18257,7 +18397,7 @@
     </w:p>
     <w:p>
       <w:pPr>
-        <w:pStyle w:val="BodyText"/>
+        <w:pStyle w:val="BoxClasses"/>
       </w:pPr>
       <w:r>
         <w:rPr>
@@ -18298,244 +18438,6 @@
       </w:pPr>
       <w:r>
         <w:t xml:space="preserve">Каждое блюдо, предложенное на выбор, является самостоятельным объектом санитарного контроля. Поэтому для каждого варианта учреждение должно располагать следующим:</w:t>
-      </w:r>
-    </w:p>
-    <w:p>
-      <w:pPr>
-        <w:pStyle w:val="Compact"/>
-        <w:numPr>
-          <w:ilvl w:val="0"/>
-          <w:numId w:val="1008"/>
-        </w:numPr>
-      </w:pPr>
-      <w:r>
-        <w:t xml:space="preserve">технологический документ (технологическую или технико-технологическую карту), утверждённый руководителем, причём наименование блюда в меню должно совпадать с наименованием в технологическом документе (п. 11 СанПиН 4282-26) [3];</w:t>
-      </w:r>
-    </w:p>
-    <w:p>
-      <w:pPr>
-        <w:pStyle w:val="Compact"/>
-        <w:numPr>
-          <w:ilvl w:val="0"/>
-          <w:numId w:val="1008"/>
-        </w:numPr>
-      </w:pPr>
-      <w:r>
-        <w:t xml:space="preserve">запись в журнале бракеража готовой продукции: блюдо не выдаётся до устранения нарушений технологии (подп. 13 п. 56) [3];</w:t>
-      </w:r>
-    </w:p>
-    <w:p>
-      <w:pPr>
-        <w:pStyle w:val="Compact"/>
-        <w:numPr>
-          <w:ilvl w:val="0"/>
-          <w:numId w:val="1008"/>
-        </w:numPr>
-      </w:pPr>
-      <w:r>
-        <w:t xml:space="preserve">суточную пробу. Для медицинских организаций подп. 4 п. 56 требует отбирать пробу «от каждой партии приготовленной пищевой продукции», отдельно каждое блюдо; для организаций социального обслуживания прямо предусмотрен отбор суточных проб при получении готовых блюд от сторонней организации (подп. 12 п. 56) [3]. Для собственного пищеблока организации социального обслуживания прямой нормы об отборе проб в разделе VII нет (п. 2.7). Учреждению, вводящему второй вариант, целесообразно отбирать пробу каждого (рекомендация): без пробы одного из вариантов при пищевом отравлении источник установить нельзя (открытый вопрос — сценарий 13);</w:t>
-      </w:r>
-    </w:p>
-    <w:p>
-      <w:pPr>
-        <w:pStyle w:val="Compact"/>
-        <w:numPr>
-          <w:ilvl w:val="0"/>
-          <w:numId w:val="1008"/>
-        </w:numPr>
-      </w:pPr>
-      <w:r>
-        <w:t xml:space="preserve">сведения об аллергенах, если блюдо содержит ингредиенты с аллергенными свойствами (п. 43) [3].</w:t>
-      </w:r>
-    </w:p>
-    <w:p>
-      <w:pPr>
-        <w:pStyle w:val="FirstParagraph"/>
-      </w:pPr>
-      <w:r>
-        <w:rPr>
-          <w:b/>
-          <w:bCs/>
-        </w:rPr>
-        <w:t xml:space="preserve">Классы.</w:t>
-      </w:r>
-      <w:r>
-        <w:t xml:space="preserve"> </w:t>
-      </w:r>
-      <w:r>
-        <w:t xml:space="preserve">Нормы — п. 11, 43, подп. 12–13 п. 56. Рекомендация — проба каждого варианта на собственном пищеблоке.</w:t>
-      </w:r>
-    </w:p>
-    <w:bookmarkEnd w:id="130"/>
-    <w:bookmarkStart w:id="131" w:name="сценарий-6.-закупки-44-фз-и-223-фз"/>
-    <w:p>
-      <w:pPr>
-        <w:pStyle w:val="Heading2"/>
-      </w:pPr>
-      <w:r>
-        <w:rPr>
-          <w:rStyle w:val="SectionNumber"/>
-        </w:rPr>
-        <w:t xml:space="preserve">7.7</w:t>
-      </w:r>
-      <w:r>
-        <w:tab/>
-      </w:r>
-      <w:r>
-        <w:t xml:space="preserve">Сценарий 6. Закупки: 44-ФЗ и 223-ФЗ</w:t>
-      </w:r>
-    </w:p>
-    <w:p>
-      <w:pPr>
-        <w:pStyle w:val="FirstParagraph"/>
-      </w:pPr>
-      <w:r>
-        <w:rPr>
-          <w:b/>
-          <w:bCs/>
-        </w:rPr>
-        <w:t xml:space="preserve">Различие контуров.</w:t>
-      </w:r>
-      <w:r>
-        <w:t xml:space="preserve"> </w:t>
-      </w:r>
-      <w:r>
-        <w:t xml:space="preserve">Бюджетное учреждение закупает продукты по 44-ФЗ, автономное — по 223-ФЗ и своему положению о закупке, за исключением случаев, когда закупка финансируется субсидией на капитальные вложения (ч. 4 ст. 15 44-ФЗ) [55, 56]. Петербургский пример двух контуров (ДСО «Серафимовский» — 223-ФЗ, ДСО «Тесовый берег» — 44-ФЗ) приведён в п. 2.10 [64].</w:t>
-      </w:r>
-    </w:p>
-    <w:p>
-      <w:pPr>
-        <w:pStyle w:val="BodyText"/>
-      </w:pPr>
-      <w:r>
-        <w:rPr>
-          <w:b/>
-          <w:bCs/>
-        </w:rPr>
-        <w:t xml:space="preserve">Выбор и контракт.</w:t>
-      </w:r>
-      <w:r>
-        <w:t xml:space="preserve"> </w:t>
-      </w:r>
-      <w:r>
-        <w:t xml:space="preserve">С введением выбора объёмы отдельных продуктов колеблются: если 40 % жителей выбирают рыбу, рыбы требуется больше, а мяса меньше (сценарий 1). Контракт с жёстко зафиксированными количествами по позициям такого колебания не допускает.</w:t>
-      </w:r>
-    </w:p>
-    <w:p>
-      <w:pPr>
-        <w:pStyle w:val="BodyText"/>
-      </w:pPr>
-      <w:r>
-        <w:rPr>
-          <w:b/>
-          <w:bCs/>
-        </w:rPr>
-        <w:t xml:space="preserve">Инструменты 44-ФЗ.</w:t>
-      </w:r>
-      <w:r>
-        <w:t xml:space="preserve"> </w:t>
-      </w:r>
-      <w:r>
-        <w:t xml:space="preserve">Если количество товара невозможно определить заранее, заказчик вправе указать в извещении цену единицы товара и максимальное значение цены контракта (ч. 24 ст. 22 44-ФЗ); количество в этом случае определяется заявками заказчика в пределах цены контракта [55]. Кроме того, если такая возможность предусмотрена извещением и контрактом, количество товара может быть увеличено или уменьшено не более чем на 10 % с соразмерным изменением цены (подп. «б» п. 1 ч. 1 ст. 95 44-ФЗ) [55]. Для вариативного меню удобнее первый инструмент, поскольку он позволяет перераспределять заказ между позициями по фактическому спросу.</w:t>
-      </w:r>
-    </w:p>
-    <w:p>
-      <w:pPr>
-        <w:pStyle w:val="BodyText"/>
-      </w:pPr>
-      <w:r>
-        <w:rPr>
-          <w:b/>
-          <w:bCs/>
-        </w:rPr>
-        <w:t xml:space="preserve">Инструменты 223-ФЗ.</w:t>
-      </w:r>
-      <w:r>
-        <w:t xml:space="preserve"> </w:t>
-      </w:r>
-      <w:r>
-        <w:t xml:space="preserve">Положение о закупке учреждения само определяет способы закупки и порядок изменения договора [56]. Автономное учреждение может предусмотреть рамочные договоры с ценой единицы и заявочной поставкой. Поэтому 223-ФЗ для выбора гибче, однако эту гибкость задаёт текст положения, а не закон.</w:t>
-      </w:r>
-    </w:p>
-    <w:p>
-      <w:pPr>
-        <w:pStyle w:val="BodyText"/>
-      </w:pPr>
-      <w:r>
-        <w:rPr>
-          <w:b/>
-          <w:bCs/>
-        </w:rPr>
-        <w:t xml:space="preserve">Спецификация.</w:t>
-      </w:r>
-      <w:r>
-        <w:t xml:space="preserve"> </w:t>
-      </w:r>
-      <w:r>
-        <w:t xml:space="preserve">В обоих контурах выбор обеспечивается спецификацией: группами взаимозаменяемых продуктов, пропорциями по статистике выбора, допустимыми заменами. Избыточная детализация (конкретная торговая марка, необоснованные характеристики) способна ограничить конкуренцию и стать предметом жалобы.</w:t>
-      </w:r>
-    </w:p>
-    <w:p>
-      <w:pPr>
-        <w:pStyle w:val="BodyText"/>
-      </w:pPr>
-      <w:r>
-        <w:rPr>
-          <w:b/>
-          <w:bCs/>
-        </w:rPr>
-        <w:t xml:space="preserve">Аутсорсинг.</w:t>
-      </w:r>
-      <w:r>
-        <w:t xml:space="preserve"> </w:t>
-      </w:r>
-      <w:r>
-        <w:t xml:space="preserve">Если питание передано стороннему организатору, выбор существует лишь при условии, что он записан в техническом задании. Доклад «Не просто накормить» предлагает восемь строк ТЗ: группы взаимозаменяемых продуктов; пропорции по статистике выбора; обязательность не менее двух вариантов в определённых приёмах пищи; порядок замен с актом; требования к качеству для изменённых консистенций; приёмка и пробы; цикл меню с массой порций; ежемесячная отчётность о доле выбора и остатках [22]. Ответственность за суточные пробы, бракераж и учёт жителей с нарушениями глотания поставщику не передаётся (рекомендация). Вариативное меню может быть указано и в самом предмете закупки, как в Самарской области (п. 4.11) [99]; технические задания самарских закупок не прочитаны, поэтому сопоставить их с восемью строками нельзя.</w:t>
-      </w:r>
-    </w:p>
-    <w:p>
-      <w:pPr>
-        <w:pStyle w:val="BodyText"/>
-      </w:pPr>
-      <w:r>
-        <w:rPr>
-          <w:b/>
-          <w:bCs/>
-        </w:rPr>
-        <w:t xml:space="preserve">Классы.</w:t>
-      </w:r>
-      <w:r>
-        <w:t xml:space="preserve"> </w:t>
-      </w:r>
-      <w:r>
-        <w:t xml:space="preserve">Нормы — ч. 4 ст. 15, ч. 24 ст. 22, ст. 95 44-ФЗ; 223-ФЗ. Толкование — применимость к вариативному меню. Рекомендация — спецификация и ТЗ.</w:t>
-      </w:r>
-    </w:p>
-    <w:bookmarkEnd w:id="131"/>
-    <w:bookmarkStart w:id="132" w:name="X9da9dc1a36d258e4b637b50fec118892adfcf0b"/>
-    <w:p>
-      <w:pPr>
-        <w:pStyle w:val="Heading2"/>
-      </w:pPr>
-      <w:r>
-        <w:rPr>
-          <w:rStyle w:val="SectionNumber"/>
-        </w:rPr>
-        <w:t xml:space="preserve">7.8</w:t>
-      </w:r>
-      <w:r>
-        <w:tab/>
-      </w:r>
-      <w:r>
-        <w:t xml:space="preserve">Сценарий 7. Комплект документов для проверяющего</w:t>
-      </w:r>
-    </w:p>
-    <w:p>
-      <w:pPr>
-        <w:pStyle w:val="FirstParagraph"/>
-      </w:pPr>
-      <w:r>
-        <w:t xml:space="preserve">До начала пилота целесообразно собрать следующий комплект документов (рекомендация):</w:t>
       </w:r>
     </w:p>
     <w:p>
@@ -18547,7 +18449,7 @@
         </w:numPr>
       </w:pPr>
       <w:r>
-        <w:t xml:space="preserve">Локальный акт (приказ или раздел правил внутреннего распорядка) о порядке организации вариативного питания, с определением выбора, перечнем приёмов пищи с выбором, порядком учёта и ответственными. Правила внутреннего распорядка ДСО «Серафимовский» (приказ № 124) таким актом не являются: вариативное меню упомянуто в них одной фразой о месте приёма пищи (п. 4.8) [28].</w:t>
+        <w:t xml:space="preserve">технологический документ (технологическую или технико-технологическую карту), утверждённый руководителем, причём наименование блюда в меню должно совпадать с наименованием в технологическом документе (п. 11 СанПиН 4282-26) [3];</w:t>
       </w:r>
     </w:p>
     <w:p>
@@ -18559,7 +18461,7 @@
         </w:numPr>
       </w:pPr>
       <w:r>
-        <w:t xml:space="preserve">Утверждённое цикличное меню с указанием вариантов.</w:t>
+        <w:t xml:space="preserve">запись в журнале бракеража готовой продукции: блюдо не выдаётся до устранения нарушений технологии (подп. 13 п. 56) [3];</w:t>
       </w:r>
     </w:p>
     <w:p>
@@ -18571,7 +18473,7 @@
         </w:numPr>
       </w:pPr>
       <w:r>
-        <w:t xml:space="preserve">Таблица замен с указанием источника и расчёт выполнения норм за период с учётом замен.</w:t>
+        <w:t xml:space="preserve">суточную пробу. Для медицинских организаций подп. 4 п. 56 требует отбирать пробу «от каждой партии приготовленной пищевой продукции», отдельно каждое блюдо; для организаций социального обслуживания прямо предусмотрен отбор суточных проб при получении готовых блюд от сторонней организации (подп. 12 п. 56) [3]. Для собственного пищеблока организации социального обслуживания прямой нормы об отборе проб в разделе VII нет (п. 2.7). Учреждению, вводящему второй вариант, целесообразно отбирать пробу каждого (рекомендация): без пробы одного из вариантов при пищевом отравлении источник установить нельзя (открытый вопрос — сценарий 13);</w:t>
       </w:r>
     </w:p>
     <w:p>
@@ -18583,7 +18485,197 @@
         </w:numPr>
       </w:pPr>
       <w:r>
-        <w:t xml:space="preserve">Технологические документы на каждый вариант.</w:t>
+        <w:t xml:space="preserve">сведения об аллергенах, если блюдо содержит ингредиенты с аллергенными свойствами (п. 43) [3].</w:t>
+      </w:r>
+    </w:p>
+    <w:p>
+      <w:pPr>
+        <w:pStyle w:val="BoxClasses"/>
+      </w:pPr>
+      <w:r>
+        <w:rPr>
+          <w:b/>
+          <w:bCs/>
+        </w:rPr>
+        <w:t xml:space="preserve">Классы.</w:t>
+      </w:r>
+      <w:r>
+        <w:t xml:space="preserve"> </w:t>
+      </w:r>
+      <w:r>
+        <w:t xml:space="preserve">Нормы — п. 11, 43, подп. 12–13 п. 56. Рекомендация — проба каждого варианта на собственном пищеблоке.</w:t>
+      </w:r>
+    </w:p>
+    <w:bookmarkEnd w:id="130"/>
+    <w:bookmarkStart w:id="131" w:name="сценарий-6.-закупки-44-фз-и-223-фз"/>
+    <w:p>
+      <w:pPr>
+        <w:pStyle w:val="Heading2"/>
+      </w:pPr>
+      <w:r>
+        <w:rPr>
+          <w:rStyle w:val="SectionNumber"/>
+        </w:rPr>
+        <w:t xml:space="preserve">7.7</w:t>
+      </w:r>
+      <w:r>
+        <w:tab/>
+      </w:r>
+      <w:r>
+        <w:t xml:space="preserve">Сценарий 6. Закупки: 44-ФЗ и 223-ФЗ</w:t>
+      </w:r>
+    </w:p>
+    <w:p>
+      <w:pPr>
+        <w:pStyle w:val="FirstParagraph"/>
+      </w:pPr>
+      <w:r>
+        <w:rPr>
+          <w:b/>
+          <w:bCs/>
+        </w:rPr>
+        <w:t xml:space="preserve">Различие контуров.</w:t>
+      </w:r>
+      <w:r>
+        <w:t xml:space="preserve"> </w:t>
+      </w:r>
+      <w:r>
+        <w:t xml:space="preserve">Бюджетное учреждение закупает продукты по 44-ФЗ, автономное — по 223-ФЗ и своему положению о закупке, за исключением случаев, когда закупка финансируется субсидией на капитальные вложения (ч. 4 ст. 15 44-ФЗ) [55, 56]. Петербургский пример двух контуров (ДСО «Серафимовский» — 223-ФЗ, ДСО «Тесовый берег» — 44-ФЗ) приведён в п. 2.10 [64].</w:t>
+      </w:r>
+    </w:p>
+    <w:p>
+      <w:pPr>
+        <w:pStyle w:val="BodyText"/>
+      </w:pPr>
+      <w:r>
+        <w:rPr>
+          <w:b/>
+          <w:bCs/>
+        </w:rPr>
+        <w:t xml:space="preserve">Выбор и контракт.</w:t>
+      </w:r>
+      <w:r>
+        <w:t xml:space="preserve"> </w:t>
+      </w:r>
+      <w:r>
+        <w:t xml:space="preserve">С введением выбора объёмы отдельных продуктов колеблются: если 40 % жителей выбирают рыбу, рыбы требуется больше, а мяса меньше (сценарий 1). Контракт с жёстко зафиксированными количествами по позициям такого колебания не допускает.</w:t>
+      </w:r>
+    </w:p>
+    <w:p>
+      <w:pPr>
+        <w:pStyle w:val="BodyText"/>
+      </w:pPr>
+      <w:r>
+        <w:rPr>
+          <w:b/>
+          <w:bCs/>
+        </w:rPr>
+        <w:t xml:space="preserve">Инструменты 44-ФЗ.</w:t>
+      </w:r>
+      <w:r>
+        <w:t xml:space="preserve"> </w:t>
+      </w:r>
+      <w:r>
+        <w:t xml:space="preserve">Если количество товара невозможно определить заранее, заказчик вправе указать в извещении цену единицы товара и максимальное значение цены контракта (ч. 24 ст. 22 44-ФЗ); количество в этом случае определяется заявками заказчика в пределах цены контракта [55]. Кроме того, если такая возможность предусмотрена извещением и контрактом, количество товара может быть увеличено или уменьшено не более чем на 10 % с соразмерным изменением цены (подп. «б» п. 1 ч. 1 ст. 95 44-ФЗ) [55]. Для вариативного меню удобнее первый инструмент, поскольку он позволяет перераспределять заказ между позициями по фактическому спросу.</w:t>
+      </w:r>
+    </w:p>
+    <w:p>
+      <w:pPr>
+        <w:pStyle w:val="BodyText"/>
+      </w:pPr>
+      <w:r>
+        <w:rPr>
+          <w:b/>
+          <w:bCs/>
+        </w:rPr>
+        <w:t xml:space="preserve">Инструменты 223-ФЗ.</w:t>
+      </w:r>
+      <w:r>
+        <w:t xml:space="preserve"> </w:t>
+      </w:r>
+      <w:r>
+        <w:t xml:space="preserve">Положение о закупке учреждения само определяет способы закупки и порядок изменения договора [56]. Автономное учреждение может предусмотреть рамочные договоры с ценой единицы и заявочной поставкой. Поэтому 223-ФЗ для выбора гибче, однако эту гибкость задаёт текст положения, а не закон.</w:t>
+      </w:r>
+    </w:p>
+    <w:p>
+      <w:pPr>
+        <w:pStyle w:val="BodyText"/>
+      </w:pPr>
+      <w:r>
+        <w:rPr>
+          <w:b/>
+          <w:bCs/>
+        </w:rPr>
+        <w:t xml:space="preserve">Спецификация.</w:t>
+      </w:r>
+      <w:r>
+        <w:t xml:space="preserve"> </w:t>
+      </w:r>
+      <w:r>
+        <w:t xml:space="preserve">В обоих контурах выбор обеспечивается спецификацией: группами взаимозаменяемых продуктов, пропорциями по статистике выбора, допустимыми заменами. Избыточная детализация (конкретная торговая марка, необоснованные характеристики) способна ограничить конкуренцию и стать предметом жалобы.</w:t>
+      </w:r>
+    </w:p>
+    <w:p>
+      <w:pPr>
+        <w:pStyle w:val="BodyText"/>
+      </w:pPr>
+      <w:r>
+        <w:rPr>
+          <w:b/>
+          <w:bCs/>
+        </w:rPr>
+        <w:t xml:space="preserve">Аутсорсинг.</w:t>
+      </w:r>
+      <w:r>
+        <w:t xml:space="preserve"> </w:t>
+      </w:r>
+      <w:r>
+        <w:t xml:space="preserve">Если питание передано стороннему организатору, выбор существует лишь при условии, что он записан в техническом задании. Доклад «Не просто накормить» предлагает восемь строк ТЗ: группы взаимозаменяемых продуктов; пропорции по статистике выбора; обязательность не менее двух вариантов в определённых приёмах пищи; порядок замен с актом; требования к качеству для изменённых консистенций; приёмка и пробы; цикл меню с массой порций; ежемесячная отчётность о доле выбора и остатках [22]. Ответственность за суточные пробы, бракераж и учёт жителей с нарушениями глотания поставщику не передаётся (рекомендация). Вариативное меню может быть указано и в самом предмете закупки, как в Самарской области (п. 4.11) [99]; технические задания самарских закупок не прочитаны, поэтому сопоставить их с восемью строками нельзя.</w:t>
+      </w:r>
+    </w:p>
+    <w:p>
+      <w:pPr>
+        <w:pStyle w:val="BoxClasses"/>
+      </w:pPr>
+      <w:r>
+        <w:rPr>
+          <w:b/>
+          <w:bCs/>
+        </w:rPr>
+        <w:t xml:space="preserve">Классы.</w:t>
+      </w:r>
+      <w:r>
+        <w:t xml:space="preserve"> </w:t>
+      </w:r>
+      <w:r>
+        <w:t xml:space="preserve">Нормы — ч. 4 ст. 15, ч. 24 ст. 22, ст. 95 44-ФЗ; 223-ФЗ. Толкование — применимость к вариативному меню. Рекомендация — спецификация и ТЗ.</w:t>
+      </w:r>
+    </w:p>
+    <w:bookmarkEnd w:id="131"/>
+    <w:bookmarkStart w:id="132" w:name="X9da9dc1a36d258e4b637b50fec118892adfcf0b"/>
+    <w:p>
+      <w:pPr>
+        <w:pStyle w:val="Heading2"/>
+      </w:pPr>
+      <w:r>
+        <w:rPr>
+          <w:rStyle w:val="SectionNumber"/>
+        </w:rPr>
+        <w:t xml:space="preserve">7.8</w:t>
+      </w:r>
+      <w:r>
+        <w:tab/>
+      </w:r>
+      <w:r>
+        <w:t xml:space="preserve">Сценарий 7. Комплект документов для проверяющего</w:t>
+      </w:r>
+    </w:p>
+    <w:p>
+      <w:pPr>
+        <w:pStyle w:val="FirstParagraph"/>
+      </w:pPr>
+      <w:r>
+        <w:t xml:space="preserve">До начала пилота целесообразно собрать следующий комплект документов (рекомендация):</w:t>
       </w:r>
     </w:p>
     <w:p>
@@ -18591,11 +18683,11 @@
         <w:pStyle w:val="Compact"/>
         <w:numPr>
           <w:ilvl w:val="0"/>
-          <w:numId w:val="1009"/>
+          <w:numId w:val="1010"/>
         </w:numPr>
       </w:pPr>
       <w:r>
-        <w:t xml:space="preserve">Журналы бракеража и суточных проб с записями по каждому варианту.</w:t>
+        <w:t xml:space="preserve">Локальный акт (приказ или раздел правил внутреннего распорядка) о порядке организации вариативного питания, с определением выбора, перечнем приёмов пищи с выбором, порядком учёта и ответственными. Правила внутреннего распорядка ДСО «Серафимовский» (приказ № 124) таким актом не являются: вариативное меню упомянуто в них одной фразой о месте приёма пищи (п. 4.8) [28].</w:t>
       </w:r>
     </w:p>
     <w:p>
@@ -18603,11 +18695,11 @@
         <w:pStyle w:val="Compact"/>
         <w:numPr>
           <w:ilvl w:val="0"/>
-          <w:numId w:val="1009"/>
+          <w:numId w:val="1010"/>
         </w:numPr>
       </w:pPr>
       <w:r>
-        <w:t xml:space="preserve">Учёт выбора: лист заказа (при заказе накануне) или ежедневная статистика распределения выбора.</w:t>
+        <w:t xml:space="preserve">Утверждённое цикличное меню с указанием вариантов.</w:t>
       </w:r>
     </w:p>
     <w:p>
@@ -18615,11 +18707,11 @@
         <w:pStyle w:val="Compact"/>
         <w:numPr>
           <w:ilvl w:val="0"/>
-          <w:numId w:val="1009"/>
+          <w:numId w:val="1010"/>
         </w:numPr>
       </w:pPr>
       <w:r>
-        <w:t xml:space="preserve">Протоколы совета (комиссии) по питанию, если такой создан.</w:t>
+        <w:t xml:space="preserve">Таблица замен с указанием источника и расчёт выполнения норм за период с учётом замен.</w:t>
       </w:r>
     </w:p>
     <w:p>
@@ -18627,7 +18719,55 @@
         <w:pStyle w:val="Compact"/>
         <w:numPr>
           <w:ilvl w:val="0"/>
-          <w:numId w:val="1009"/>
+          <w:numId w:val="1010"/>
+        </w:numPr>
+      </w:pPr>
+      <w:r>
+        <w:t xml:space="preserve">Технологические документы на каждый вариант.</w:t>
+      </w:r>
+    </w:p>
+    <w:p>
+      <w:pPr>
+        <w:pStyle w:val="Compact"/>
+        <w:numPr>
+          <w:ilvl w:val="0"/>
+          <w:numId w:val="1010"/>
+        </w:numPr>
+      </w:pPr>
+      <w:r>
+        <w:t xml:space="preserve">Журналы бракеража и суточных проб с записями по каждому варианту.</w:t>
+      </w:r>
+    </w:p>
+    <w:p>
+      <w:pPr>
+        <w:pStyle w:val="Compact"/>
+        <w:numPr>
+          <w:ilvl w:val="0"/>
+          <w:numId w:val="1010"/>
+        </w:numPr>
+      </w:pPr>
+      <w:r>
+        <w:t xml:space="preserve">Учёт выбора: лист заказа (при заказе накануне) или ежедневная статистика распределения выбора.</w:t>
+      </w:r>
+    </w:p>
+    <w:p>
+      <w:pPr>
+        <w:pStyle w:val="Compact"/>
+        <w:numPr>
+          <w:ilvl w:val="0"/>
+          <w:numId w:val="1010"/>
+        </w:numPr>
+      </w:pPr>
+      <w:r>
+        <w:t xml:space="preserve">Протоколы совета (комиссии) по питанию, если такой создан.</w:t>
+      </w:r>
+    </w:p>
+    <w:p>
+      <w:pPr>
+        <w:pStyle w:val="Compact"/>
+        <w:numPr>
+          <w:ilvl w:val="0"/>
+          <w:numId w:val="1010"/>
         </w:numPr>
       </w:pPr>
       <w:r>
@@ -18725,7 +18865,15 @@
     </w:p>
     <w:p>
       <w:pPr>
-        <w:pStyle w:val="BodyText"/>
+        <w:pStyle w:val="BoxLabel"/>
+      </w:pPr>
+      <w:r>
+        <w:t xml:space="preserve">Открытый вопрос</w:t>
+      </w:r>
+    </w:p>
+    <w:p>
+      <w:pPr>
+        <w:pStyle w:val="BoxQuestion"/>
       </w:pPr>
       <w:r>
         <w:rPr>
@@ -18743,7 +18891,7 @@
     </w:p>
     <w:p>
       <w:pPr>
-        <w:pStyle w:val="BodyText"/>
+        <w:pStyle w:val="BoxCaveat"/>
       </w:pPr>
       <w:r>
         <w:rPr>
@@ -19811,7 +19959,7 @@
         <w:pStyle w:val="Compact"/>
         <w:numPr>
           <w:ilvl w:val="0"/>
-          <w:numId w:val="1010"/>
+          <w:numId w:val="1011"/>
         </w:numPr>
       </w:pPr>
       <w:r>
@@ -19833,7 +19981,7 @@
         <w:pStyle w:val="Compact"/>
         <w:numPr>
           <w:ilvl w:val="0"/>
-          <w:numId w:val="1010"/>
+          <w:numId w:val="1011"/>
         </w:numPr>
       </w:pPr>
       <w:r>
@@ -19855,7 +20003,7 @@
         <w:pStyle w:val="Compact"/>
         <w:numPr>
           <w:ilvl w:val="0"/>
-          <w:numId w:val="1010"/>
+          <w:numId w:val="1011"/>
         </w:numPr>
       </w:pPr>
       <w:r>
@@ -19877,7 +20025,7 @@
         <w:pStyle w:val="Compact"/>
         <w:numPr>
           <w:ilvl w:val="0"/>
-          <w:numId w:val="1010"/>
+          <w:numId w:val="1011"/>
         </w:numPr>
       </w:pPr>
       <w:r>
@@ -19899,7 +20047,7 @@
         <w:pStyle w:val="Compact"/>
         <w:numPr>
           <w:ilvl w:val="0"/>
-          <w:numId w:val="1010"/>
+          <w:numId w:val="1011"/>
         </w:numPr>
       </w:pPr>
       <w:r>
@@ -19921,7 +20069,7 @@
         <w:pStyle w:val="Compact"/>
         <w:numPr>
           <w:ilvl w:val="0"/>
-          <w:numId w:val="1010"/>
+          <w:numId w:val="1011"/>
         </w:numPr>
       </w:pPr>
       <w:r>
@@ -20390,7 +20538,7 @@
     </w:p>
     <w:p>
       <w:pPr>
-        <w:pStyle w:val="BodyText"/>
+        <w:pStyle w:val="BoxClasses"/>
       </w:pPr>
       <w:r>
         <w:rPr>
@@ -20535,7 +20683,7 @@
     </w:p>
     <w:p>
       <w:pPr>
-        <w:pStyle w:val="BodyText"/>
+        <w:pStyle w:val="BoxClasses"/>
       </w:pPr>
       <w:r>
         <w:rPr>
@@ -21062,7 +21210,15 @@
     </w:p>
     <w:p>
       <w:pPr>
-        <w:pStyle w:val="BodyText"/>
+        <w:pStyle w:val="BoxLabel"/>
+      </w:pPr>
+      <w:r>
+        <w:t xml:space="preserve">Открытый вопрос</w:t>
+      </w:r>
+    </w:p>
+    <w:p>
+      <w:pPr>
+        <w:pStyle w:val="BoxQuestion"/>
       </w:pPr>
       <w:r>
         <w:rPr>
@@ -21080,7 +21236,7 @@
     </w:p>
     <w:p>
       <w:pPr>
-        <w:pStyle w:val="BodyText"/>
+        <w:pStyle w:val="BoxClasses"/>
       </w:pPr>
       <w:r>
         <w:rPr>
@@ -21117,7 +21273,7 @@
     </w:p>
     <w:p>
       <w:pPr>
-        <w:pStyle w:val="FirstParagraph"/>
+        <w:pStyle w:val="BoxCaveat"/>
       </w:pPr>
       <w:r>
         <w:rPr>
@@ -21207,7 +21363,7 @@
     </w:p>
     <w:p>
       <w:pPr>
-        <w:pStyle w:val="BodyText"/>
+        <w:pStyle w:val="BoxClasses"/>
       </w:pPr>
       <w:r>
         <w:rPr>
@@ -21524,7 +21680,7 @@
     </w:p>
     <w:p>
       <w:pPr>
-        <w:pStyle w:val="BodyText"/>
+        <w:pStyle w:val="BoxCaveat"/>
       </w:pPr>
       <w:r>
         <w:rPr>
@@ -21796,7 +21952,7 @@
         <w:pStyle w:val="Compact"/>
         <w:numPr>
           <w:ilvl w:val="0"/>
-          <w:numId w:val="1011"/>
+          <w:numId w:val="1012"/>
         </w:numPr>
       </w:pPr>
       <w:r>
@@ -21811,144 +21967,6 @@
       </w:r>
       <w:r>
         <w:t xml:space="preserve">(в том числе у жителей с расстройствами аутистического спектра): избирательность к цвету, запаху, температуре, смешению компонентов на тарелке, шуму и свету в столовой. Для логистики это означает: подавать компоненты раздельно, если житель так ест; показывать оба варианта рядом и в одинаковой посуде; давать возможность есть в более тихом месте или в другое время; фиксировать устойчивые предпочтения в карте. Насколько избирательность связана с состоянием здоровья и требует ли она коррекции питания, решает врач (рекомендация; числовых данных о распространённости доклад не приводит, проверенного источника для ПНИ нет).</w:t>
-      </w:r>
-    </w:p>
-    <w:p>
-      <w:pPr>
-        <w:pStyle w:val="Compact"/>
-        <w:numPr>
-          <w:ilvl w:val="0"/>
-          <w:numId w:val="1011"/>
-        </w:numPr>
-      </w:pPr>
-      <w:r>
-        <w:rPr>
-          <w:i/>
-          <w:iCs/>
-        </w:rPr>
-        <w:t xml:space="preserve">Религиозные и культурные ограничения</w:t>
-      </w:r>
-      <w:r>
-        <w:t xml:space="preserve">: пост, исключение свинины, халяль, кошерные ограничения, вегетарианство по убеждениям. Правовые основания — п. 2.4 и 2.9 (норма) [26, 27]. Логистика включает маркировку вариантов на линии, отдельный инвентарь при необходимости, постный или безсвининный вариант как один из двух (сценарий 16; рекомендация). Какие ограничения соблюдать, решает житель.</w:t>
-      </w:r>
-    </w:p>
-    <w:p>
-      <w:pPr>
-        <w:pStyle w:val="Compact"/>
-        <w:numPr>
-          <w:ilvl w:val="0"/>
-          <w:numId w:val="1011"/>
-        </w:numPr>
-      </w:pPr>
-      <w:r>
-        <w:rPr>
-          <w:i/>
-          <w:iCs/>
-        </w:rPr>
-        <w:t xml:space="preserve">Текстура по шкале IDDSI</w:t>
-      </w:r>
-      <w:r>
-        <w:t xml:space="preserve"> </w:t>
-      </w:r>
-      <w:r>
-        <w:t xml:space="preserve">(уровни 0–7, п. 6.11) [156]: если врач назначил жителю определённый уровень, пищеблок обеспечивает</w:t>
-      </w:r>
-      <w:r>
-        <w:t xml:space="preserve"> </w:t>
-      </w:r>
-      <w:r>
-        <w:rPr>
-          <w:b/>
-          <w:bCs/>
-        </w:rPr>
-        <w:t xml:space="preserve">два варианта в пределах этого уровня</w:t>
-      </w:r>
-      <w:r>
-        <w:t xml:space="preserve"> </w:t>
-      </w:r>
-      <w:r>
-        <w:t xml:space="preserve">и маркирует их уровнем и цветом шкалы, чтобы раздающий не ошибся. Уровень назначает не пищеблок и не доклад; шкала служит здесь общим языком маркировки для врача, пищеблока и раздачи (рекомендация).</w:t>
-      </w:r>
-    </w:p>
-    <w:p>
-      <w:pPr>
-        <w:pStyle w:val="FirstParagraph"/>
-      </w:pPr>
-      <w:r>
-        <w:t xml:space="preserve">Ни один из приведённых пунктов не является медицинской рекомендацией.</w:t>
-      </w:r>
-    </w:p>
-    <w:p>
-      <w:pPr>
-        <w:pStyle w:val="BodyText"/>
-      </w:pPr>
-      <w:r>
-        <w:rPr>
-          <w:b/>
-          <w:bCs/>
-        </w:rPr>
-        <w:t xml:space="preserve">Классы.</w:t>
-      </w:r>
-      <w:r>
-        <w:t xml:space="preserve"> </w:t>
-      </w:r>
-      <w:r>
-        <w:t xml:space="preserve">Норма — ст. 16 442-ФЗ (индивидуальная программа); ч. 2 ст. 37 и ст. 43 Закона № 3185-1; подп. 15 п. 20 Правил № 305н. Рекомендация / локальная форма — порядок каналов, карта предпочтений, показ двух порций, логистика сенсорных, религиозных и текстурных вариантов. Открытый вопрос — кто фиксирует вывод карты для неговорящего жителя.</w:t>
-      </w:r>
-    </w:p>
-    <w:bookmarkEnd w:id="140"/>
-    <w:bookmarkStart w:id="141" w:name="X179d2319f7a5b5742961df9e1f399652b553c1a"/>
-    <w:p>
-      <w:pPr>
-        <w:pStyle w:val="Heading2"/>
-      </w:pPr>
-      <w:r>
-        <w:rPr>
-          <w:rStyle w:val="SectionNumber"/>
-        </w:rPr>
-        <w:t xml:space="preserve">7.17</w:t>
-      </w:r>
-      <w:r>
-        <w:tab/>
-      </w:r>
-      <w:r>
-        <w:t xml:space="preserve">Сценарий 16. Пост по Правилам № 305н: неделя с таблицей замен</w:t>
-      </w:r>
-    </w:p>
-    <w:p>
-      <w:pPr>
-        <w:pStyle w:val="FirstParagraph"/>
-      </w:pPr>
-      <w:r>
-        <w:rPr>
-          <w:b/>
-          <w:bCs/>
-        </w:rPr>
-        <w:t xml:space="preserve">Норма.</w:t>
-      </w:r>
-      <w:r>
-        <w:t xml:space="preserve"> </w:t>
-      </w:r>
-      <w:r>
-        <w:t xml:space="preserve">Обязанность обеспечивать условия для соблюдения постов (подп. 15 п. 20 Правил № 305н) и право жителя ПНИ соблюдать пост (ч. 2 ст. 37 Закона № 3185-1) изложены в п. 2.4 и 2.9 [26, 27]. Какие ограничения соблюдать, решает сам житель; учреждение не определяет за него, какой пост и насколько строго он держит (толкование).</w:t>
-      </w:r>
-    </w:p>
-    <w:p>
-      <w:pPr>
-        <w:pStyle w:val="BodyText"/>
-      </w:pPr>
-      <w:r>
-        <w:rPr>
-          <w:b/>
-          <w:bCs/>
-        </w:rPr>
-        <w:t xml:space="preserve">Иллюстрация.</w:t>
-      </w:r>
-      <w:r>
-        <w:t xml:space="preserve"> </w:t>
-      </w:r>
-      <w:r>
-        <w:t xml:space="preserve">Учреждение (кроме ПНИ) на 100 жителей; 12 жителей заявили о посте. В неделю у них четыре постных обеда: в два дня допускается рыба, в два дня — без продуктов животного происхождения. Базовое второе блюдо обеда — мясное, 75 г мяса на порцию.</w:t>
       </w:r>
     </w:p>
     <w:p>
@@ -21961,16 +21979,13 @@
       </w:pPr>
       <w:r>
         <w:rPr>
-          <w:b/>
-          <w:bCs/>
-        </w:rPr>
-        <w:t xml:space="preserve">Рыбные дни.</w:t>
-      </w:r>
-      <w:r>
-        <w:t xml:space="preserve"> </w:t>
-      </w:r>
-      <w:r>
-        <w:t xml:space="preserve">По приложению № 11 100 г говядины заменяются 125 г трески [3], и порция трески составляет 75 × 1,25 ≈ 94 г. За неделю это даёт −1,8 кг мяса и +2,25 кг рыбы (12 × 75 г × 2 и 12 × 94 г × 2). Замена предусмотрена таблицей и отражается в ведомости строкой «с учётом замен» (сценарий 11).</w:t>
+          <w:i/>
+          <w:iCs/>
+        </w:rPr>
+        <w:t xml:space="preserve">Религиозные и культурные ограничения</w:t>
+      </w:r>
+      <w:r>
+        <w:t xml:space="preserve">: пост, исключение свинины, халяль, кошерные ограничения, вегетарианство по убеждениям. Правовые основания — п. 2.4 и 2.9 (норма) [26, 27]. Логистика включает маркировку вариантов на линии, отдельный инвентарь при необходимости, постный или безсвининный вариант как один из двух (сценарий 16; рекомендация). Какие ограничения соблюдать, решает житель.</w:t>
       </w:r>
     </w:p>
     <w:p>
@@ -21983,16 +21998,113 @@
       </w:pPr>
       <w:r>
         <w:rPr>
+          <w:i/>
+          <w:iCs/>
+        </w:rPr>
+        <w:t xml:space="preserve">Текстура по шкале IDDSI</w:t>
+      </w:r>
+      <w:r>
+        <w:t xml:space="preserve"> </w:t>
+      </w:r>
+      <w:r>
+        <w:t xml:space="preserve">(уровни 0–7, п. 6.11) [156]: если врач назначил жителю определённый уровень, пищеблок обеспечивает</w:t>
+      </w:r>
+      <w:r>
+        <w:t xml:space="preserve"> </w:t>
+      </w:r>
+      <w:r>
+        <w:rPr>
           <w:b/>
           <w:bCs/>
         </w:rPr>
-        <w:t xml:space="preserve">Дни без продуктов животного происхождения.</w:t>
+        <w:t xml:space="preserve">два варианта в пределах этого уровня</w:t>
       </w:r>
       <w:r>
         <w:t xml:space="preserve"> </w:t>
       </w:r>
       <w:r>
-        <w:t xml:space="preserve">В приложении № 11 нет заменителя мяса растительного происхождения: для говядины указаны только продукты животного происхождения (кролик, печень, птица, треска, творог, баранина, конина, лосятина, оленина, мясные консервы) [3]. Бобовое блюдо в норме № 1284 входит в группу «крупы, бобовые» [33] и, следовательно, увеличивает её расход, тогда как группа «мясо» недовыполняется на 1,8 кг в неделю (12 × 75 г × 2) без табличного эквивалента. Методические рекомендации 2002 г. содержат собственные нормы взаимозаменяемости (прил. № 7) [31], но в открытой версии справочной системы они не опубликованы и для доклада не прочитаны.</w:t>
+        <w:t xml:space="preserve">и маркирует их уровнем и цветом шкалы, чтобы раздающий не ошибся. Уровень назначает не пищеблок и не доклад; шкала служит здесь общим языком маркировки для врача, пищеблока и раздачи (рекомендация).</w:t>
+      </w:r>
+    </w:p>
+    <w:p>
+      <w:pPr>
+        <w:pStyle w:val="FirstParagraph"/>
+      </w:pPr>
+      <w:r>
+        <w:t xml:space="preserve">Ни один из приведённых пунктов не является медицинской рекомендацией.</w:t>
+      </w:r>
+    </w:p>
+    <w:p>
+      <w:pPr>
+        <w:pStyle w:val="BoxClasses"/>
+      </w:pPr>
+      <w:r>
+        <w:rPr>
+          <w:b/>
+          <w:bCs/>
+        </w:rPr>
+        <w:t xml:space="preserve">Классы.</w:t>
+      </w:r>
+      <w:r>
+        <w:t xml:space="preserve"> </w:t>
+      </w:r>
+      <w:r>
+        <w:t xml:space="preserve">Норма — ст. 16 442-ФЗ (индивидуальная программа); ч. 2 ст. 37 и ст. 43 Закона № 3185-1; подп. 15 п. 20 Правил № 305н. Рекомендация / локальная форма — порядок каналов, карта предпочтений, показ двух порций, логистика сенсорных, религиозных и текстурных вариантов. Открытый вопрос — кто фиксирует вывод карты для неговорящего жителя.</w:t>
+      </w:r>
+    </w:p>
+    <w:bookmarkEnd w:id="140"/>
+    <w:bookmarkStart w:id="141" w:name="X179d2319f7a5b5742961df9e1f399652b553c1a"/>
+    <w:p>
+      <w:pPr>
+        <w:pStyle w:val="Heading2"/>
+      </w:pPr>
+      <w:r>
+        <w:rPr>
+          <w:rStyle w:val="SectionNumber"/>
+        </w:rPr>
+        <w:t xml:space="preserve">7.17</w:t>
+      </w:r>
+      <w:r>
+        <w:tab/>
+      </w:r>
+      <w:r>
+        <w:t xml:space="preserve">Сценарий 16. Пост по Правилам № 305н: неделя с таблицей замен</w:t>
+      </w:r>
+    </w:p>
+    <w:p>
+      <w:pPr>
+        <w:pStyle w:val="FirstParagraph"/>
+      </w:pPr>
+      <w:r>
+        <w:rPr>
+          <w:b/>
+          <w:bCs/>
+        </w:rPr>
+        <w:t xml:space="preserve">Норма.</w:t>
+      </w:r>
+      <w:r>
+        <w:t xml:space="preserve"> </w:t>
+      </w:r>
+      <w:r>
+        <w:t xml:space="preserve">Обязанность обеспечивать условия для соблюдения постов (подп. 15 п. 20 Правил № 305н) и право жителя ПНИ соблюдать пост (ч. 2 ст. 37 Закона № 3185-1) изложены в п. 2.4 и 2.9 [26, 27]. Какие ограничения соблюдать, решает сам житель; учреждение не определяет за него, какой пост и насколько строго он держит (толкование).</w:t>
+      </w:r>
+    </w:p>
+    <w:p>
+      <w:pPr>
+        <w:pStyle w:val="BodyText"/>
+      </w:pPr>
+      <w:r>
+        <w:rPr>
+          <w:b/>
+          <w:bCs/>
+        </w:rPr>
+        <w:t xml:space="preserve">Иллюстрация.</w:t>
+      </w:r>
+      <w:r>
+        <w:t xml:space="preserve"> </w:t>
+      </w:r>
+      <w:r>
+        <w:t xml:space="preserve">Учреждение (кроме ПНИ) на 100 жителей; 12 жителей заявили о посте. В неделю у них четыре постных обеда: в два дня допускается рыба, в два дня — без продуктов животного происхождения. Базовое второе блюдо обеда — мясное, 75 г мяса на порцию.</w:t>
       </w:r>
     </w:p>
     <w:p>
@@ -22000,7 +22112,7 @@
         <w:pStyle w:val="Compact"/>
         <w:numPr>
           <w:ilvl w:val="0"/>
-          <w:numId w:val="1012"/>
+          <w:numId w:val="1013"/>
         </w:numPr>
       </w:pPr>
       <w:r>
@@ -22008,42 +22120,86 @@
           <w:b/>
           <w:bCs/>
         </w:rPr>
-        <w:t xml:space="preserve">Масштаб.</w:t>
+        <w:t xml:space="preserve">Рыбные дни.</w:t>
       </w:r>
       <w:r>
         <w:t xml:space="preserve"> </w:t>
       </w:r>
       <w:r>
-        <w:t xml:space="preserve">В целом за неделю расход мяса по учреждению снизится на 3,6 кг из 63,0 кг недельной нормы, то есть на 5,7 % (иллюстративная арифметика: 12 × 75 г × 4 / (90 г × 100 × 7)). Отклонение видно в ведомости и потребует объяснения.</w:t>
-      </w:r>
-    </w:p>
-    <w:p>
-      <w:pPr>
-        <w:pStyle w:val="FirstParagraph"/>
+        <w:t xml:space="preserve">По приложению № 11 100 г говядины заменяются 125 г трески [3], и порция трески составляет 75 × 1,25 ≈ 94 г. За неделю это даёт −1,8 кг мяса и +2,25 кг рыбы (12 × 75 г × 2 и 12 × 94 г × 2). Замена предусмотрена таблицей и отражается в ведомости строкой «с учётом замен» (сценарий 11).</w:t>
+      </w:r>
+    </w:p>
+    <w:p>
+      <w:pPr>
+        <w:pStyle w:val="Compact"/>
+        <w:numPr>
+          <w:ilvl w:val="0"/>
+          <w:numId w:val="1013"/>
+        </w:numPr>
       </w:pPr>
       <w:r>
         <w:rPr>
           <w:b/>
           <w:bCs/>
         </w:rPr>
-        <w:t xml:space="preserve">Как оформить (рекомендация).</w:t>
+        <w:t xml:space="preserve">Дни без продуктов животного происхождения.</w:t>
       </w:r>
       <w:r>
         <w:t xml:space="preserve"> </w:t>
       </w:r>
       <w:r>
-        <w:t xml:space="preserve">Локальный акт о питании должен содержать пункт о порядке заявления жителем о соблюдении поста и о перечне постных вариантов; меню периода — постные блюда как варианты, а не как отдельную «постную кухню» (сценарий 10); ведомость — отдельную строку «отклонение по группе „мясо“ в связи с соблюдением поста получателями по их заявлениям (подп. 15 п. 20 Правил № 305н)» с числом заявивших. Для бобовых блюд, заменяющих мясо, необходимы технологические карты с расчётом белка, поскольку табличного эквивалента нет. Если у жителя есть медицинские назначения, вопрос о посте согласуется с врачом (сценарий 10).</w:t>
-      </w:r>
-    </w:p>
-    <w:p>
-      <w:pPr>
-        <w:pStyle w:val="BodyText"/>
+        <w:t xml:space="preserve">В приложении № 11 нет заменителя мяса растительного происхождения: для говядины указаны только продукты животного происхождения (кролик, печень, птица, треска, творог, баранина, конина, лосятина, оленина, мясные консервы) [3]. Бобовое блюдо в норме № 1284 входит в группу «крупы, бобовые» [33] и, следовательно, увеличивает её расход, тогда как группа «мясо» недовыполняется на 1,8 кг в неделю (12 × 75 г × 2) без табличного эквивалента. Методические рекомендации 2002 г. содержат собственные нормы взаимозаменяемости (прил. № 7) [31], но в открытой версии справочной системы они не опубликованы и для доклада не прочитаны.</w:t>
+      </w:r>
+    </w:p>
+    <w:p>
+      <w:pPr>
+        <w:pStyle w:val="Compact"/>
+        <w:numPr>
+          <w:ilvl w:val="0"/>
+          <w:numId w:val="1013"/>
+        </w:numPr>
       </w:pPr>
       <w:r>
         <w:rPr>
           <w:b/>
           <w:bCs/>
         </w:rPr>
+        <w:t xml:space="preserve">Масштаб.</w:t>
+      </w:r>
+      <w:r>
+        <w:t xml:space="preserve"> </w:t>
+      </w:r>
+      <w:r>
+        <w:t xml:space="preserve">В целом за неделю расход мяса по учреждению снизится на 3,6 кг из 63,0 кг недельной нормы, то есть на 5,7 % (иллюстративная арифметика: 12 × 75 г × 4 / (90 г × 100 × 7)). Отклонение видно в ведомости и потребует объяснения.</w:t>
+      </w:r>
+    </w:p>
+    <w:p>
+      <w:pPr>
+        <w:pStyle w:val="FirstParagraph"/>
+      </w:pPr>
+      <w:r>
+        <w:rPr>
+          <w:b/>
+          <w:bCs/>
+        </w:rPr>
+        <w:t xml:space="preserve">Как оформить (рекомендация).</w:t>
+      </w:r>
+      <w:r>
+        <w:t xml:space="preserve"> </w:t>
+      </w:r>
+      <w:r>
+        <w:t xml:space="preserve">Локальный акт о питании должен содержать пункт о порядке заявления жителем о соблюдении поста и о перечне постных вариантов; меню периода — постные блюда как варианты, а не как отдельную «постную кухню» (сценарий 10); ведомость — отдельную строку «отклонение по группе „мясо“ в связи с соблюдением поста получателями по их заявлениям (подп. 15 п. 20 Правил № 305н)» с числом заявивших. Для бобовых блюд, заменяющих мясо, необходимы технологические карты с расчётом белка, поскольку табличного эквивалента нет. Если у жителя есть медицинские назначения, вопрос о посте согласуется с врачом (сценарий 10).</w:t>
+      </w:r>
+    </w:p>
+    <w:p>
+      <w:pPr>
+        <w:pStyle w:val="BodyText"/>
+      </w:pPr>
+      <w:r>
+        <w:rPr>
+          <w:b/>
+          <w:bCs/>
+        </w:rPr>
         <w:t xml:space="preserve">Выявленный пробел.</w:t>
       </w:r>
       <w:r>
@@ -22055,7 +22211,7 @@
     </w:p>
     <w:p>
       <w:pPr>
-        <w:pStyle w:val="BodyText"/>
+        <w:pStyle w:val="BoxClasses"/>
       </w:pPr>
       <w:r>
         <w:rPr>
@@ -22636,7 +22792,7 @@
     </w:p>
     <w:p>
       <w:pPr>
-        <w:pStyle w:val="FirstParagraph"/>
+        <w:pStyle w:val="BoxConclusion"/>
       </w:pPr>
       <w:r>
         <w:t xml:space="preserve">Шестнадцать сценариев показывают, что вариативное меню может быть организовано в границах действующего права, но каждое из его звеньев требует собственного документального основания. Основная трудность связана не с санитарными правилами, которые выбора не запрещают, а в согласовании выбора с групповыми нормами питания: пары внутри одной группы продуктов норму не затрагивают, пары между группами требуют утверждённой учреждением таблицы замен и контроля по накопительной ведомости, причём федеральная таблица не покрывает ни пары «картофель — крупа», ни растительного эквивалента мяса, необходимого для поста. Выбор переносится в закупку через спецификацию по группам нормы и механизм цены единицы, а при аутсорсинге существует лишь в той мере, в какой записан в техническом задании. Стоимость выбора распадается на сырьевую строку, труд помощи и оборудование, и именно время персонала определяет, дойдёт ли выбор до жителей, которых кормят или которые не могут выразить предпочтение словами; для них предложен порядок каналов воли, опирающийся не на норму о питании, а на общие положения о предпочтениях лица. Измерить результат учреждение может минимальным набором показателей, разделяющим выбранное, съеденное, оценённое и среду приёма пищи. Открытыми остаются вопросы о суточной пробе каждого варианта, о фиксации вывода карты предпочтений и о судьбе иллюстрации масштаба затрат.</w:t>
@@ -23481,7 +23637,7 @@
     </w:tbl>
     <w:p>
       <w:pPr>
-        <w:pStyle w:val="BodyText"/>
+        <w:pStyle w:val="BoxCaveat"/>
       </w:pPr>
       <w:r>
         <w:rPr>
@@ -25045,7 +25201,7 @@
     </w:p>
     <w:p>
       <w:pPr>
-        <w:pStyle w:val="FirstParagraph"/>
+        <w:pStyle w:val="BoxConclusion"/>
       </w:pPr>
       <w:r>
         <w:t xml:space="preserve">Вариативное меню не является самостоятельным предметом ни одного вида государственного контроля, но каждый контролёр проверяет свою часть его документального основания. Санитарный надзор интересуется каждым вариантом как блюдом и не оценивает ни числа вариантов, ни соблюдения рекомендательных норм. Государственный дом-интернат субъекта с 01.07.2021 проверяет Роструд, а не орган субъекта, который выступает учредителем и контролирует лишь негосударственных поставщиков; проверочный лист Роструда спрашивает о нормах питания и условиях для соблюдения постов, но не о выборе, и два эти вопроса при посте без продуктов животного происхождения трудно совместимы. Петербургская оценка уровня организации социального питания фиксирует несоответствие ежедневного меню цикличному как недочёт и не содержит показателей выбора и удовлетворённости, поэтому варианты следует оформлять позициями цикла. Контрольно-счётные органы и прокуратура проверяют документальную обоснованность замен и соблюдение прав, а судебной практики о вариативном меню нет. Зарубежные процедуры показывают, что выбор проверяем без подсчёта блюд — наблюдением приёма пищи и опросом жителя; российскому учреждению этот инструмент приходится создавать самостоятельно в рамках внутреннего контроля. Сводка предметов контроля приведена в таблице.</w:t>
@@ -27885,7 +28041,7 @@
     </w:p>
     <w:p>
       <w:pPr>
-        <w:pStyle w:val="FirstParagraph"/>
+        <w:pStyle w:val="BoxConclusion"/>
       </w:pPr>
       <w:r>
         <w:t xml:space="preserve">Перечень распадается на четыре группы, различающиеся по тому, как с ними следует обращаться. Пункты 1–6, 10, 12–14, 21–23, 25, 28, 30–33, 35 и 41–43 представляют собой исправленные факты или восполненные пробелы, и вторая редакция опирается на исправленные версии; пункт 25 закрыт в седьмом проходе, когда справочная отметка подтвердила вид, дату и номер псковского акта [88], а пункт 33 — дополнением 07.10.2026, когда был прочитан текст определения Верховного Суда от 28.01.2026 [62]. Четыре пункта этой группы (32, 35, 42 и 43) исправляют ошибки самой второй редакции, обнаруженные при её дополнении: требование называть расхождения явно доклад распространяет и на собственный текст. К ним примыкают пункты 46 и 47, также исправляющие ошибки второй редакции и найденные в шестом проходе при сверке с данными учреждения и действующей редакцией № 1284; после этого пункт 34 остаётся открытым лишь в части разницы тарифов «с СБКС / без СБКС».</w:t>
@@ -27893,7 +28049,7 @@
     </w:p>
     <w:p>
       <w:pPr>
-        <w:pStyle w:val="BodyText"/>
+        <w:pStyle w:val="BoxConclusion"/>
       </w:pPr>
       <w:r>
         <w:t xml:space="preserve">Вторую группу составляют открытые вопросы — пункты 9, 15, 24, 26, 29, 34 (частично), 37 и 38; сверх установленного доклад по ним ничего не утверждает. Третья группа включает пункты, снятые решением автора: пункты 17 и 18 — в пятом проходе (порядок каналов воли принят как рекомендация, формула о «запрете принудительного кормления» признана неверной с разведением нормы и толкования), пункт 44 — подтверждением автора с оговоркой о непроверенном договоре, пункт 45 — для трёх международных опор. Наконец, пункты 19, 20 и 36 отражают различие задач, определений или региональных моделей и выбора между версиями не требуют, а пункты 39 и 40 имеют методический и технический характер.</w:t>
@@ -27901,7 +28057,7 @@
     </w:p>
     <w:p>
       <w:pPr>
-        <w:pStyle w:val="BodyText"/>
+        <w:pStyle w:val="BoxConclusion"/>
       </w:pPr>
       <w:r>
         <w:t xml:space="preserve">Существенно, что ни одно из выявленных расхождений не указывает на норму, запрещающую выбор блюд. Большинство из них сосредоточено в реквизитах актов, расчётах и статусе отдельных документов; открытые вопросы содержательного свойства (пункты 15, 29, 37 и 38) касаются не допустимости выбора как такового, а того, как совместить его с санитарными процедурами, нормами питания и региональной оценкой. В этих вопросах при практическом применении доклада необходима сверка с первоисточником; они положены в основу предложений главы 10.</w:t>
@@ -27959,253 +28115,6 @@
       </w:pPr>
       <w:r>
         <w:t xml:space="preserve">Федеральные предложения направлены не на изменение закона, а на устранение пробелов методического и санитарного регулирования, из-за которых одна и та же практика получает разную оценку у разных проверяющих.</w:t>
-      </w:r>
-    </w:p>
-    <w:p>
-      <w:pPr>
-        <w:pStyle w:val="Compact"/>
-        <w:numPr>
-          <w:ilvl w:val="0"/>
-          <w:numId w:val="1013"/>
-        </w:numPr>
-      </w:pPr>
-      <w:r>
-        <w:rPr>
-          <w:b/>
-          <w:bCs/>
-        </w:rPr>
-        <w:t xml:space="preserve">Определение.</w:t>
-      </w:r>
-      <w:r>
-        <w:t xml:space="preserve"> </w:t>
-      </w:r>
-      <w:r>
-        <w:t xml:space="preserve">В методическом документе федерального уровня (без изменения закона) закрепить рабочее определение вариативного питания и разграничить его с цикличным меню, таблицей замен и персонализацией (п. 1.2). В отсутствие общего понятийного аппарата одну и ту же практику разные проверяющие оценивают по-разному.</w:t>
-      </w:r>
-    </w:p>
-    <w:p>
-      <w:pPr>
-        <w:pStyle w:val="Compact"/>
-        <w:numPr>
-          <w:ilvl w:val="0"/>
-          <w:numId w:val="1013"/>
-        </w:numPr>
-      </w:pPr>
-      <w:r>
-        <w:rPr>
-          <w:b/>
-          <w:bCs/>
-        </w:rPr>
-        <w:t xml:space="preserve">Таблица замен для взрослых.</w:t>
-      </w:r>
-      <w:r>
-        <w:t xml:space="preserve"> </w:t>
-      </w:r>
-      <w:r>
-        <w:t xml:space="preserve">Утвердить таблицу замен пищевой продукции для взрослых в организациях социального обслуживания либо прямо распространить на них приложение № 11 к СанПиН 4282-26. До этого учреждения применяют детскую таблицу по аналогии (п. 2.6).</w:t>
-      </w:r>
-    </w:p>
-    <w:p>
-      <w:pPr>
-        <w:pStyle w:val="Compact"/>
-        <w:numPr>
-          <w:ilvl w:val="0"/>
-          <w:numId w:val="1013"/>
-        </w:numPr>
-      </w:pPr>
-      <w:r>
-        <w:rPr>
-          <w:b/>
-          <w:bCs/>
-        </w:rPr>
-        <w:t xml:space="preserve">Учёт норм по периоду.</w:t>
-      </w:r>
-      <w:r>
-        <w:t xml:space="preserve"> </w:t>
-      </w:r>
-      <w:r>
-        <w:t xml:space="preserve">Разъяснить, что выполнение норм питания в организациях социального обслуживания оценивается по среднему за период с учётом замен по утверждённой таблице, по образцу подп. «в» подп. 2 п. 59 СанПиН 4282-26 для детей [3]. Образцом формулировки для взрослых может служить п. 2.1 московского приказа № 228 (п. 3.3) [70].</w:t>
-      </w:r>
-    </w:p>
-    <w:p>
-      <w:pPr>
-        <w:pStyle w:val="Compact"/>
-        <w:numPr>
-          <w:ilvl w:val="0"/>
-          <w:numId w:val="1013"/>
-        </w:numPr>
-      </w:pPr>
-      <w:r>
-        <w:rPr>
-          <w:b/>
-          <w:bCs/>
-        </w:rPr>
-        <w:t xml:space="preserve">Суточная проба.</w:t>
-      </w:r>
-      <w:r>
-        <w:t xml:space="preserve"> </w:t>
-      </w:r>
-      <w:r>
-        <w:t xml:space="preserve">Устранить пробел в регулировании суточной пробы на собственном пищеблоке организации социального обслуживания (гл. 9, позиция 15) и отдельно указать, отбирается ли проба каждого варианта блюда (сценарий 13; вопрос оставлен открытым по решению автора).</w:t>
-      </w:r>
-    </w:p>
-    <w:p>
-      <w:pPr>
-        <w:pStyle w:val="Compact"/>
-        <w:numPr>
-          <w:ilvl w:val="0"/>
-          <w:numId w:val="1013"/>
-        </w:numPr>
-      </w:pPr>
-      <w:r>
-        <w:rPr>
-          <w:b/>
-          <w:bCs/>
-        </w:rPr>
-        <w:t xml:space="preserve">Формула альтернативы.</w:t>
-      </w:r>
-      <w:r>
-        <w:t xml:space="preserve"> </w:t>
-      </w:r>
-      <w:r>
-        <w:t xml:space="preserve">При возможном регулировании выбора исходить не из числа блюд, а из формулы «альтернатива сходной пищевой ценности по запросу», известной американскому праву [143], и из онтарийской модели цикла меню с выбором, утверждаемого диетологом при участии совета жителей [146]. Американское руководство для инспекторов показывает, что такая формула проверяема: предметом проверки служит ответ учреждения на отказ конкретного жителя от блюда [144]. Предложение первой редакции обзора закрепить «не менее двух вариантов на основные приёмы пищи» [1] исполнимо не во всех учреждениях и ничего не даёт жителям, не способным выразить выбор словами.</w:t>
-      </w:r>
-    </w:p>
-    <w:p>
-      <w:pPr>
-        <w:pStyle w:val="Compact"/>
-        <w:numPr>
-          <w:ilvl w:val="0"/>
-          <w:numId w:val="1013"/>
-        </w:numPr>
-      </w:pPr>
-      <w:r>
-        <w:rPr>
-          <w:b/>
-          <w:bCs/>
-        </w:rPr>
-        <w:t xml:space="preserve">Постное питание.</w:t>
-      </w:r>
-      <w:r>
-        <w:t xml:space="preserve"> </w:t>
-      </w:r>
-      <w:r>
-        <w:t xml:space="preserve">Разъяснить, каким образом обязанность обеспечивать условия для соблюдения постов (подп. 15 п. 20 Правил по приказу № 305н) [27] исполняется в пределах региональных норм питания: какие замены мяса и молочных продуктов допустимы и по какой таблице. В проверочном листе Роструда соседствуют вопрос 64 о соблюдении норм питания и вопрос 75 об условиях для соблюдения постов [39], тогда как растительного эквивалента мяса нет ни в таблице замен приложения № 11 к СанПиН 4282-26, ни в проанализированных региональных актах (сценарий 16; гл. 9, позиция 37). Без разъяснения учреждение, исполняя одну федеральную обязанность, рискует получить претензию за невыполнение норм по отдельным группам продуктов. Для разрешения коллизии достаточно было бы дополнить таблицу замен строками растительных источников белка с коэффициентами по белку (предложение 2).</w:t>
-      </w:r>
-    </w:p>
-    <w:p>
-      <w:pPr>
-        <w:pStyle w:val="Compact"/>
-        <w:numPr>
-          <w:ilvl w:val="0"/>
-          <w:numId w:val="1013"/>
-        </w:numPr>
-      </w:pPr>
-      <w:r>
-        <w:rPr>
-          <w:b/>
-          <w:bCs/>
-        </w:rPr>
-        <w:t xml:space="preserve">Брутто и нетто.</w:t>
-      </w:r>
-      <w:r>
-        <w:t xml:space="preserve"> </w:t>
-      </w:r>
-      <w:r>
-        <w:t xml:space="preserve">В рекомендуемых нормах (приказ № 520н) и методических материалах для субъектов прямо указывать, в каких единицах (брутто или нетто) выражена каждая позиция, и рекомендовать субъектам поступать так же. Прочитанные региональные акты выражены в разных единицах, поэтому граммы нельзя напрямую сравнивать ни между ними, ни с № 520н (п. 3.13; гл. 9, позиция 39).</w:t>
-      </w:r>
-    </w:p>
-    <w:p>
-      <w:pPr>
-        <w:pStyle w:val="Compact"/>
-        <w:numPr>
-          <w:ilvl w:val="0"/>
-          <w:numId w:val="1013"/>
-        </w:numPr>
-      </w:pPr>
-      <w:r>
-        <w:rPr>
-          <w:b/>
-          <w:bCs/>
-        </w:rPr>
-        <w:t xml:space="preserve">Показатели результата.</w:t>
-      </w:r>
-      <w:r>
-        <w:t xml:space="preserve"> </w:t>
-      </w:r>
-      <w:r>
-        <w:t xml:space="preserve">В методических материалах о вариативном питании предусматривать не только описание формата, но и минимальный набор измеряемых показателей — распределение выбора, производственные отходы, отходы с тарелки, удовлетворённость (п. 7.18). Зарубежный опыт показывает, что учреждение способно измерить их самостоятельно [100, 128]; пределы отходов как меры съеденного выявило исследование CLEVER [130].</w:t>
-      </w:r>
-    </w:p>
-    <w:p>
-      <w:pPr>
-        <w:pStyle w:val="Compact"/>
-        <w:numPr>
-          <w:ilvl w:val="0"/>
-          <w:numId w:val="1013"/>
-        </w:numPr>
-      </w:pPr>
-      <w:r>
-        <w:rPr>
-          <w:b/>
-          <w:bCs/>
-        </w:rPr>
-        <w:t xml:space="preserve">Вопрос о выборе в проверочном листе.</w:t>
-      </w:r>
-      <w:r>
-        <w:t xml:space="preserve"> </w:t>
-      </w:r>
-      <w:r>
-        <w:t xml:space="preserve">При пересмотре формы проверочного листа федерального контроля рассмотреть вопрос, сформулированный по образцу американского и онтарийского: «предлагается ли получателю, отказавшемуся от блюда, замена в пределах норм питания?» [144, 147]. Действующий лист содержит 79 вопросов, ни один из которых не касается учёта предпочтений в питании; предпочтения упомянуты лишь применительно к размещению в спальнях (вопрос 46) [39]. Такой вопрос не требует от учреждения определённого числа блюд и совместим с действующими нормами.</w:t>
-      </w:r>
-    </w:p>
-    <w:p>
-      <w:pPr>
-        <w:pStyle w:val="Compact"/>
-        <w:numPr>
-          <w:ilvl w:val="0"/>
-          <w:numId w:val="1013"/>
-        </w:numPr>
-      </w:pPr>
-      <w:r>
-        <w:rPr>
-          <w:b/>
-          <w:bCs/>
-        </w:rPr>
-        <w:t xml:space="preserve">Совет по питанию с участием жителей.</w:t>
-      </w:r>
-      <w:r>
-        <w:t xml:space="preserve"> </w:t>
-      </w:r>
-      <w:r>
-        <w:t xml:space="preserve">В методических материалах описать коллегиальный орган по питанию с участием жителей и родственников по образцу шведских советов по питанию (måltidsråd) [151] и онтарийского требования о рассмотрении времени приёмов пищи советом жителей [147]. Российские учреждения уже создают такие органы по локальному решению [13, 29], а петербургская методика оценки организации питания выделяет родительский контроль для учреждений образования, но не описывает аналогичного механизма для учреждений социального обслуживания [166].</w:t>
-      </w:r>
-    </w:p>
-    <w:bookmarkEnd w:id="167"/>
-    <w:bookmarkStart w:id="168" w:name="региональный-уровень"/>
-    <w:p>
-      <w:pPr>
-        <w:pStyle w:val="Heading2"/>
-      </w:pPr>
-      <w:r>
-        <w:rPr>
-          <w:rStyle w:val="SectionNumber"/>
-        </w:rPr>
-        <w:t xml:space="preserve">10.2</w:t>
-      </w:r>
-      <w:r>
-        <w:tab/>
-      </w:r>
-      <w:r>
-        <w:t xml:space="preserve">Региональный уровень</w:t>
-      </w:r>
-    </w:p>
-    <w:p>
-      <w:pPr>
-        <w:pStyle w:val="FirstParagraph"/>
-      </w:pPr>
-      <w:r>
-        <w:t xml:space="preserve">Региональные предложения касаются трёх инструментов, которые находятся в руках субъекта: структуры норм питания, тарифа и процедуры оценки организации питания.</w:t>
       </w:r>
     </w:p>
     <w:p>
@@ -28221,13 +28130,13 @@
           <w:b/>
           <w:bCs/>
         </w:rPr>
-        <w:t xml:space="preserve">Нормы группами.</w:t>
+        <w:t xml:space="preserve">Определение.</w:t>
       </w:r>
       <w:r>
         <w:t xml:space="preserve"> </w:t>
       </w:r>
       <w:r>
-        <w:t xml:space="preserve">При пересмотре региональных норм формулировать позиции группами продуктов с допустимыми заменами внутри группы и указывать источник таблицы замен между группами (п. 3.16). Образцом локальной формы служат таблицы взаимозаменяемости и замены по белкам и углеводам, утверждённые положением нижегородского дома-интерната [48].</w:t>
+        <w:t xml:space="preserve">В методическом документе федерального уровня (без изменения закона) закрепить рабочее определение вариативного питания и разграничить его с цикличным меню, таблицей замен и персонализацией (п. 1.2). В отсутствие общего понятийного аппарата одну и ту же практику разные проверяющие оценивают по-разному.</w:t>
       </w:r>
     </w:p>
     <w:p>
@@ -28243,13 +28152,13 @@
           <w:b/>
           <w:bCs/>
         </w:rPr>
-        <w:t xml:space="preserve">Раскрытие методики тарифа.</w:t>
+        <w:t xml:space="preserve">Таблица замен для взрослых.</w:t>
       </w:r>
       <w:r>
         <w:t xml:space="preserve"> </w:t>
       </w:r>
       <w:r>
-        <w:t xml:space="preserve">Публиковать вместе с тарифом на обеспечение питанием методику расчёта или по меньшей мере стоимость набора по группам продуктов. Динамика петербургских тарифов 2025–2026 гг. по опубликованным документам не позволяет разделить влияние состава набора, цен и методики (п. 3.2.4; гл. 9, позиция 34). Без методики учреждение не может доказать учредителю ни того, что выбор требует дополнительных средств, ни того, что не требует.</w:t>
+        <w:t xml:space="preserve">Утвердить таблицу замен пищевой продукции для взрослых в организациях социального обслуживания либо прямо распространить на них приложение № 11 к СанПиН 4282-26. До этого учреждения применяют детскую таблицу по аналогии (п. 2.6).</w:t>
       </w:r>
     </w:p>
     <w:p>
@@ -28265,13 +28174,13 @@
           <w:b/>
           <w:bCs/>
         </w:rPr>
-        <w:t xml:space="preserve">Организационная составляющая выбора.</w:t>
+        <w:t xml:space="preserve">Учёт норм по периоду.</w:t>
       </w:r>
       <w:r>
         <w:t xml:space="preserve"> </w:t>
       </w:r>
       <w:r>
-        <w:t xml:space="preserve">При расчёте тарифа учитывать не только продуктовый набор, но и организационную составляющую выбора, если субъект поддерживает вариативное питание как политику (п. 3.2). Порядок величины этой составляющей показывают сценарии 8 и 14 (иллюстративно) и опубликованные российские кейсы: дополнительная линия раздачи в Успенском ПНИ обошлась более чем в 3 млн руб. [10].</w:t>
+        <w:t xml:space="preserve">Разъяснить, что выполнение норм питания в организациях социального обслуживания оценивается по среднему за период с учётом замен по утверждённой таблице, по образцу подп. «в» подп. 2 п. 59 СанПиН 4282-26 для детей [3]. Образцом формулировки для взрослых может служить п. 2.1 московского приказа № 228 (п. 3.3) [70].</w:t>
       </w:r>
     </w:p>
     <w:p>
@@ -28287,13 +28196,13 @@
           <w:b/>
           <w:bCs/>
         </w:rPr>
-        <w:t xml:space="preserve">Оценка организации питания.</w:t>
+        <w:t xml:space="preserve">Суточная проба.</w:t>
       </w:r>
       <w:r>
         <w:t xml:space="preserve"> </w:t>
       </w:r>
       <w:r>
-        <w:t xml:space="preserve">В субъектах, где действует процедура оценки организации питания вне государственного контроля (как в Санкт-Петербурге [166]), дополнить критерии показателями выбора и результата (распределение выбора, возвраты, опрос жителей) и прямо указать, что варианты блюд, предусмотренные утверждённым цикличным меню, не являются «несоответствием ежедневного меню цикличному» (гл. 9, позиция 38).</w:t>
+        <w:t xml:space="preserve">Устранить пробел в регулировании суточной пробы на собственном пищеблоке организации социального обслуживания (гл. 9, позиция 15) и отдельно указать, отбирается ли проба каждого варианта блюда (сценарий 13; вопрос оставлен открытым по решению автора).</w:t>
       </w:r>
     </w:p>
     <w:p>
@@ -28309,17 +28218,127 @@
           <w:b/>
           <w:bCs/>
         </w:rPr>
-        <w:t xml:space="preserve">Методическая площадка.</w:t>
+        <w:t xml:space="preserve">Формула альтернативы.</w:t>
       </w:r>
       <w:r>
         <w:t xml:space="preserve"> </w:t>
       </w:r>
       <w:r>
-        <w:t xml:space="preserve">Использовать опыт межрегиональных методических площадок (Вологодская область, 2026 г. [17]) и требовать от участников публикации измерений (отходы, распределение выбора, удовлетворённость), а не одних описаний.</w:t>
-      </w:r>
-    </w:p>
-    <w:bookmarkEnd w:id="168"/>
-    <w:bookmarkStart w:id="169" w:name="уровень-учреждения"/>
+        <w:t xml:space="preserve">При возможном регулировании выбора исходить не из числа блюд, а из формулы «альтернатива сходной пищевой ценности по запросу», известной американскому праву [143], и из онтарийской модели цикла меню с выбором, утверждаемого диетологом при участии совета жителей [146]. Американское руководство для инспекторов показывает, что такая формула проверяема: предметом проверки служит ответ учреждения на отказ конкретного жителя от блюда [144]. Предложение первой редакции обзора закрепить «не менее двух вариантов на основные приёмы пищи» [1] исполнимо не во всех учреждениях и ничего не даёт жителям, не способным выразить выбор словами.</w:t>
+      </w:r>
+    </w:p>
+    <w:p>
+      <w:pPr>
+        <w:pStyle w:val="Compact"/>
+        <w:numPr>
+          <w:ilvl w:val="0"/>
+          <w:numId w:val="1014"/>
+        </w:numPr>
+      </w:pPr>
+      <w:r>
+        <w:rPr>
+          <w:b/>
+          <w:bCs/>
+        </w:rPr>
+        <w:t xml:space="preserve">Постное питание.</w:t>
+      </w:r>
+      <w:r>
+        <w:t xml:space="preserve"> </w:t>
+      </w:r>
+      <w:r>
+        <w:t xml:space="preserve">Разъяснить, каким образом обязанность обеспечивать условия для соблюдения постов (подп. 15 п. 20 Правил по приказу № 305н) [27] исполняется в пределах региональных норм питания: какие замены мяса и молочных продуктов допустимы и по какой таблице. В проверочном листе Роструда соседствуют вопрос 64 о соблюдении норм питания и вопрос 75 об условиях для соблюдения постов [39], тогда как растительного эквивалента мяса нет ни в таблице замен приложения № 11 к СанПиН 4282-26, ни в проанализированных региональных актах (сценарий 16; гл. 9, позиция 37). Без разъяснения учреждение, исполняя одну федеральную обязанность, рискует получить претензию за невыполнение норм по отдельным группам продуктов. Для разрешения коллизии достаточно было бы дополнить таблицу замен строками растительных источников белка с коэффициентами по белку (предложение 2).</w:t>
+      </w:r>
+    </w:p>
+    <w:p>
+      <w:pPr>
+        <w:pStyle w:val="Compact"/>
+        <w:numPr>
+          <w:ilvl w:val="0"/>
+          <w:numId w:val="1014"/>
+        </w:numPr>
+      </w:pPr>
+      <w:r>
+        <w:rPr>
+          <w:b/>
+          <w:bCs/>
+        </w:rPr>
+        <w:t xml:space="preserve">Брутто и нетто.</w:t>
+      </w:r>
+      <w:r>
+        <w:t xml:space="preserve"> </w:t>
+      </w:r>
+      <w:r>
+        <w:t xml:space="preserve">В рекомендуемых нормах (приказ № 520н) и методических материалах для субъектов прямо указывать, в каких единицах (брутто или нетто) выражена каждая позиция, и рекомендовать субъектам поступать так же. Прочитанные региональные акты выражены в разных единицах, поэтому граммы нельзя напрямую сравнивать ни между ними, ни с № 520н (п. 3.13; гл. 9, позиция 39).</w:t>
+      </w:r>
+    </w:p>
+    <w:p>
+      <w:pPr>
+        <w:pStyle w:val="Compact"/>
+        <w:numPr>
+          <w:ilvl w:val="0"/>
+          <w:numId w:val="1014"/>
+        </w:numPr>
+      </w:pPr>
+      <w:r>
+        <w:rPr>
+          <w:b/>
+          <w:bCs/>
+        </w:rPr>
+        <w:t xml:space="preserve">Показатели результата.</w:t>
+      </w:r>
+      <w:r>
+        <w:t xml:space="preserve"> </w:t>
+      </w:r>
+      <w:r>
+        <w:t xml:space="preserve">В методических материалах о вариативном питании предусматривать не только описание формата, но и минимальный набор измеряемых показателей — распределение выбора, производственные отходы, отходы с тарелки, удовлетворённость (п. 7.18). Зарубежный опыт показывает, что учреждение способно измерить их самостоятельно [100, 128]; пределы отходов как меры съеденного выявило исследование CLEVER [130].</w:t>
+      </w:r>
+    </w:p>
+    <w:p>
+      <w:pPr>
+        <w:pStyle w:val="Compact"/>
+        <w:numPr>
+          <w:ilvl w:val="0"/>
+          <w:numId w:val="1014"/>
+        </w:numPr>
+      </w:pPr>
+      <w:r>
+        <w:rPr>
+          <w:b/>
+          <w:bCs/>
+        </w:rPr>
+        <w:t xml:space="preserve">Вопрос о выборе в проверочном листе.</w:t>
+      </w:r>
+      <w:r>
+        <w:t xml:space="preserve"> </w:t>
+      </w:r>
+      <w:r>
+        <w:t xml:space="preserve">При пересмотре формы проверочного листа федерального контроля рассмотреть вопрос, сформулированный по образцу американского и онтарийского: «предлагается ли получателю, отказавшемуся от блюда, замена в пределах норм питания?» [144, 147]. Действующий лист содержит 79 вопросов, ни один из которых не касается учёта предпочтений в питании; предпочтения упомянуты лишь применительно к размещению в спальнях (вопрос 46) [39]. Такой вопрос не требует от учреждения определённого числа блюд и совместим с действующими нормами.</w:t>
+      </w:r>
+    </w:p>
+    <w:p>
+      <w:pPr>
+        <w:pStyle w:val="Compact"/>
+        <w:numPr>
+          <w:ilvl w:val="0"/>
+          <w:numId w:val="1014"/>
+        </w:numPr>
+      </w:pPr>
+      <w:r>
+        <w:rPr>
+          <w:b/>
+          <w:bCs/>
+        </w:rPr>
+        <w:t xml:space="preserve">Совет по питанию с участием жителей.</w:t>
+      </w:r>
+      <w:r>
+        <w:t xml:space="preserve"> </w:t>
+      </w:r>
+      <w:r>
+        <w:t xml:space="preserve">В методических материалах описать коллегиальный орган по питанию с участием жителей и родственников по образцу шведских советов по питанию (måltidsråd) [151] и онтарийского требования о рассмотрении времени приёмов пищи советом жителей [147]. Российские учреждения уже создают такие органы по локальному решению [13, 29], а петербургская методика оценки организации питания выделяет родительский контроль для учреждений образования, но не описывает аналогичного механизма для учреждений социального обслуживания [166].</w:t>
+      </w:r>
+    </w:p>
+    <w:bookmarkEnd w:id="167"/>
+    <w:bookmarkStart w:id="168" w:name="региональный-уровень"/>
     <w:p>
       <w:pPr>
         <w:pStyle w:val="Heading2"/>
@@ -28328,13 +28347,13 @@
         <w:rPr>
           <w:rStyle w:val="SectionNumber"/>
         </w:rPr>
-        <w:t xml:space="preserve">10.3</w:t>
+        <w:t xml:space="preserve">10.2</w:t>
       </w:r>
       <w:r>
         <w:tab/>
       </w:r>
       <w:r>
-        <w:t xml:space="preserve">Уровень учреждения</w:t>
+        <w:t xml:space="preserve">Региональный уровень</w:t>
       </w:r>
     </w:p>
     <w:p>
@@ -28342,7 +28361,7 @@
         <w:pStyle w:val="FirstParagraph"/>
       </w:pPr>
       <w:r>
-        <w:t xml:space="preserve">Предложения для учреждения выстроены в порядке, в котором их целесообразно реализовывать: от минимального пилота и его документального оформления к закупке, сбору сведений о жителе и измерению результата.</w:t>
+        <w:t xml:space="preserve">Региональные предложения касаются трёх инструментов, которые находятся в руках субъекта: структуры норм питания, тарифа и процедуры оценки организации питания.</w:t>
       </w:r>
     </w:p>
     <w:p>
@@ -28358,13 +28377,13 @@
           <w:b/>
           <w:bCs/>
         </w:rPr>
-        <w:t xml:space="preserve">Начинать с пары внутри группы</w:t>
+        <w:t xml:space="preserve">Нормы группами.</w:t>
       </w:r>
       <w:r>
         <w:t xml:space="preserve"> </w:t>
       </w:r>
       <w:r>
-        <w:t xml:space="preserve">в одном приёме пищи одного отделения (сценарии 2, 9 и 11).</w:t>
+        <w:t xml:space="preserve">При пересмотре региональных норм формулировать позиции группами продуктов с допустимыми заменами внутри группы и указывать источник таблицы замен между группами (п. 3.16). Образцом локальной формы служат таблицы взаимозаменяемости и замены по белкам и углеводам, утверждённые положением нижегородского дома-интерната [48].</w:t>
       </w:r>
     </w:p>
     <w:p>
@@ -28380,13 +28399,13 @@
           <w:b/>
           <w:bCs/>
         </w:rPr>
-        <w:t xml:space="preserve">Варианты — внутри цикла.</w:t>
+        <w:t xml:space="preserve">Раскрытие методики тарифа.</w:t>
       </w:r>
       <w:r>
         <w:t xml:space="preserve"> </w:t>
       </w:r>
       <w:r>
-        <w:t xml:space="preserve">Вносить оба варианта в утверждённое цикличное меню как его позиции, а не оформлять выбор как ежедневное отклонение от цикла (п. 8.6, сценарий 13).</w:t>
+        <w:t xml:space="preserve">Публиковать вместе с тарифом на обеспечение питанием методику расчёта или по меньшей мере стоимость набора по группам продуктов. Динамика петербургских тарифов 2025–2026 гг. по опубликованным документам не позволяет разделить влияние состава набора, цен и методики (п. 3.2.4; гл. 9, позиция 34). Без методики учреждение не может доказать учредителю ни того, что выбор требует дополнительных средств, ни того, что не требует.</w:t>
       </w:r>
     </w:p>
     <w:p>
@@ -28402,13 +28421,13 @@
           <w:b/>
           <w:bCs/>
         </w:rPr>
-        <w:t xml:space="preserve">Закрепить порядок локальным актом</w:t>
+        <w:t xml:space="preserve">Организационная составляющая выбора.</w:t>
       </w:r>
       <w:r>
         <w:t xml:space="preserve"> </w:t>
       </w:r>
       <w:r>
-        <w:t xml:space="preserve">до начала работы и подготовить комплект документов для проверяющего с распределением звеньев документальной цепочки по контролёрам (сценарии 7 и 13, п. 8.14).</w:t>
+        <w:t xml:space="preserve">При расчёте тарифа учитывать не только продуктовый набор, но и организационную составляющую выбора, если субъект поддерживает вариативное питание как политику (п. 3.2). Порядок величины этой составляющей показывают сценарии 8 и 14 (иллюстративно) и опубликованные российские кейсы: дополнительная линия раздачи в Успенском ПНИ обошлась более чем в 3 млн руб. [10].</w:t>
       </w:r>
     </w:p>
     <w:p>
@@ -28424,13 +28443,13 @@
           <w:b/>
           <w:bCs/>
         </w:rPr>
-        <w:t xml:space="preserve">Лоты по группам продуктов.</w:t>
+        <w:t xml:space="preserve">Оценка организации питания.</w:t>
       </w:r>
       <w:r>
         <w:t xml:space="preserve"> </w:t>
       </w:r>
       <w:r>
-        <w:t xml:space="preserve">В положении о закупке и документации по 223-ФЗ формировать лоты и спецификации по группам продуктов с коридором объёмов внутри группы, а не под конкретное блюдо (сценарий 12); закупки бюджетного учреждения по 44-ФЗ планировать с учётом ограничения изменения объёма (сценарий 6).</w:t>
+        <w:t xml:space="preserve">В субъектах, где действует процедура оценки организации питания вне государственного контроля (как в Санкт-Петербурге [166]), дополнить критерии показателями выбора и результата (распределение выбора, возвраты, опрос жителей) и прямо указать, что варианты блюд, предусмотренные утверждённым цикличным меню, не являются «несоответствием ежедневного меню цикличному» (гл. 9, позиция 38).</w:t>
       </w:r>
     </w:p>
     <w:p>
@@ -28446,151 +28465,45 @@
           <w:b/>
           <w:bCs/>
         </w:rPr>
-        <w:t xml:space="preserve">Пищевая биография при поступлении.</w:t>
+        <w:t xml:space="preserve">Методическая площадка.</w:t>
       </w:r>
       <w:r>
         <w:t xml:space="preserve"> </w:t>
       </w:r>
       <w:r>
-        <w:t xml:space="preserve">Собирать сведения о привычках и предпочтениях в питании при поступлении, в том числе со слов родственников, по образцу Essbiografie стандарта DGE [149] и опроса семьи у Yaxley и соавт. [161]; эти сведения составляют основу решений за тех, кто не может выразить выбор (сценарий 15).</w:t>
+        <w:t xml:space="preserve">Использовать опыт межрегиональных методических площадок (Вологодская область, 2026 г. [17]) и требовать от участников публикации измерений (отходы, распределение выбора, удовлетворённость), а не одних описаний.</w:t>
+      </w:r>
+    </w:p>
+    <w:bookmarkEnd w:id="168"/>
+    <w:bookmarkStart w:id="169" w:name="уровень-учреждения"/>
+    <w:p>
+      <w:pPr>
+        <w:pStyle w:val="Heading2"/>
+      </w:pPr>
+      <w:r>
+        <w:rPr>
+          <w:rStyle w:val="SectionNumber"/>
+        </w:rPr>
+        <w:t xml:space="preserve">10.3</w:t>
+      </w:r>
+      <w:r>
+        <w:tab/>
+      </w:r>
+      <w:r>
+        <w:t xml:space="preserve">Уровень учреждения</w:t>
+      </w:r>
+    </w:p>
+    <w:p>
+      <w:pPr>
+        <w:pStyle w:val="FirstParagraph"/>
+      </w:pPr>
+      <w:r>
+        <w:t xml:space="preserve">Предложения для учреждения выстроены в порядке, в котором их целесообразно реализовывать: от минимального пилота и его документального оформления к закупке, сбору сведений о жителе и измерению результата.</w:t>
       </w:r>
     </w:p>
     <w:p>
       <w:pPr>
         <w:pStyle w:val="Compact"/>
-        <w:numPr>
-          <w:ilvl w:val="0"/>
-          <w:numId w:val="1015"/>
-        </w:numPr>
-      </w:pPr>
-      <w:r>
-        <w:rPr>
-          <w:b/>
-          <w:bCs/>
-        </w:rPr>
-        <w:t xml:space="preserve">Измерять до и после</w:t>
-      </w:r>
-      <w:r>
-        <w:t xml:space="preserve"> </w:t>
-      </w:r>
-      <w:r>
-        <w:t xml:space="preserve">по меньшей мере отходы с тарелки, возвраты по каждому варианту и распределение выбора (сценарий 8, п. 7.18), учитывая, что низкие возвраты не доказывают достаточности питания конкретного жителя [130].</w:t>
-      </w:r>
-    </w:p>
-    <w:p>
-      <w:pPr>
-        <w:pStyle w:val="Compact"/>
-        <w:numPr>
-          <w:ilvl w:val="0"/>
-          <w:numId w:val="1015"/>
-        </w:numPr>
-      </w:pPr>
-      <w:r>
-        <w:rPr>
-          <w:b/>
-          <w:bCs/>
-        </w:rPr>
-        <w:t xml:space="preserve">Наблюдать приём пищи.</w:t>
-      </w:r>
-      <w:r>
-        <w:t xml:space="preserve"> </w:t>
-      </w:r>
-      <w:r>
-        <w:t xml:space="preserve">Еженедельно проводить в каждом отделении наблюдение одного приёма пищи по чек-листу, построенному по образцу американской и онтарийской форм (п. 8.13) [145, 147].</w:t>
-      </w:r>
-    </w:p>
-    <w:p>
-      <w:pPr>
-        <w:pStyle w:val="Compact"/>
-        <w:numPr>
-          <w:ilvl w:val="0"/>
-          <w:numId w:val="1015"/>
-        </w:numPr>
-      </w:pPr>
-      <w:r>
-        <w:rPr>
-          <w:b/>
-          <w:bCs/>
-        </w:rPr>
-        <w:t xml:space="preserve">Включать неговорящих и маломобильных</w:t>
-      </w:r>
-      <w:r>
-        <w:t xml:space="preserve"> </w:t>
-      </w:r>
-      <w:r>
-        <w:t xml:space="preserve">с первого этапа, а не после апробации выбора на самостоятельных жителях (сценарии 4, 10 и 15).</w:t>
-      </w:r>
-    </w:p>
-    <w:p>
-      <w:pPr>
-        <w:pStyle w:val="Compact"/>
-        <w:numPr>
-          <w:ilvl w:val="0"/>
-          <w:numId w:val="1015"/>
-        </w:numPr>
-      </w:pPr>
-      <w:r>
-        <w:rPr>
-          <w:b/>
-          <w:bCs/>
-        </w:rPr>
-        <w:t xml:space="preserve">Публиковать результаты</w:t>
-      </w:r>
-      <w:r>
-        <w:t xml:space="preserve"> </w:t>
-      </w:r>
-      <w:r>
-        <w:t xml:space="preserve">с датами и числами, включая неудачи. Пока российские сообщения остаются описаниями без измерений (п. 4.14), вопрос о пользе и вреде выбора эмпирически не решён.</w:t>
-      </w:r>
-    </w:p>
-    <w:bookmarkEnd w:id="169"/>
-    <w:bookmarkStart w:id="170" w:name="выводы-по-главе-10"/>
-    <w:p>
-      <w:pPr>
-        <w:pStyle w:val="Heading2"/>
-      </w:pPr>
-      <w:r>
-        <w:rPr>
-          <w:rStyle w:val="SectionNumber"/>
-        </w:rPr>
-        <w:t xml:space="preserve">10.4</w:t>
-      </w:r>
-      <w:r>
-        <w:tab/>
-      </w:r>
-      <w:r>
-        <w:t xml:space="preserve">Выводы по главе 10</w:t>
-      </w:r>
-    </w:p>
-    <w:p>
-      <w:pPr>
-        <w:pStyle w:val="FirstParagraph"/>
-      </w:pPr>
-      <w:r>
-        <w:t xml:space="preserve">Предложения объединены общим принципом: регулировать не число блюд, а условия, при которых выбор совместим с нормами питания и проверяем. На федеральном уровне это означает понятийное разграничение, таблицу замен для взрослых, учёт норм по периоду и разрешение коллизии поста и норм; на региональном — нормы, сформулированные группами продуктов, прозрачную методику тарифа и критерии оценки, не квалифицирующие предусмотренные циклом варианты как отступление от него; на уровне учреждения — постепенный пилот, оформленный локальным актом и измеряемый до и после. Ни одно предложение не требует изменения федерального закона, и все они остаются рекомендациями автора, а не позицией какого-либо органа.</w:t>
-      </w:r>
-    </w:p>
-    <w:bookmarkEnd w:id="170"/>
-    <w:bookmarkEnd w:id="171"/>
-    <w:bookmarkStart w:id="172" w:name="заключение"/>
-    <w:p>
-      <w:pPr>
-        <w:pStyle w:val="Heading1"/>
-      </w:pPr>
-      <w:r>
-        <w:t xml:space="preserve">Заключение</w:t>
-      </w:r>
-    </w:p>
-    <w:p>
-      <w:pPr>
-        <w:pStyle w:val="FirstParagraph"/>
-      </w:pPr>
-      <w:r>
-        <w:t xml:space="preserve">Проведённое исследование позволяет ответить на вопрос, поставленный во введении: допускает ли действующее регулирование вариативное меню в стационарных организациях социального обслуживания и на каких условиях оно может быть реализовано. Ответ складывается из десяти выводов, расположенных в порядке от правовой рамки к практике, научным данным, зарубежному опыту и контролю. Класс каждого утверждения указан в соответствующем разделе основной части; ссылки, уже приведённые в тексте, здесь повторяются не везде.</w:t>
-      </w:r>
-    </w:p>
-    <w:p>
-      <w:pPr>
         <w:numPr>
           <w:ilvl w:val="0"/>
           <w:numId w:val="1016"/>
@@ -28601,17 +28514,18 @@
           <w:b/>
           <w:bCs/>
         </w:rPr>
-        <w:t xml:space="preserve">Право не предписывает и не запрещает выбор блюд.</w:t>
+        <w:t xml:space="preserve">Начинать с пары внутри группы</w:t>
       </w:r>
       <w:r>
         <w:t xml:space="preserve"> </w:t>
       </w:r>
       <w:r>
-        <w:t xml:space="preserve">Закон № 442-ФЗ требует обеспечивать питание по нормам, утверждённым субъектом Российской Федерации, и закрепляет за получателем право на уважительное и гуманное отношение и на участие в составлении индивидуальной программы (ст. 9) [24]. Ни приказ № 935н, ни приказ № 520н, ни Правила организации деятельности организаций социального обслуживания (приказ № 305н), ни санитарные правила не устанавливают числа блюд на выбор [2, 3, 25, 27, 32, 39, 40, 164]. Для жителей ПНИ к этому добавляются гарантии Закона № 3185-1, включая право соблюдать религиозные каноны (ч. 2 ст. 37 в силу ст. 43) [26], а с 01.09.2025 обязанность обеспечивать условия для соблюдения постов возложена на все организации социального обслуживания (подп. 15 п. 20 Правил по приказу № 305н) [27]. Следовательно, постный вариант блюда в период поста представляет собой исполнение обязанности, а не инициативу пищеблока.</w:t>
-      </w:r>
-    </w:p>
-    <w:p>
-      <w:pPr>
+        <w:t xml:space="preserve">в одном приёме пищи одного отделения (сценарии 2, 9 и 11).</w:t>
+      </w:r>
+    </w:p>
+    <w:p>
+      <w:pPr>
+        <w:pStyle w:val="Compact"/>
         <w:numPr>
           <w:ilvl w:val="0"/>
           <w:numId w:val="1016"/>
@@ -28622,17 +28536,18 @@
           <w:b/>
           <w:bCs/>
         </w:rPr>
-        <w:t xml:space="preserve">Смена санитарных правил не изменила ответа на вопрос о выборе.</w:t>
+        <w:t xml:space="preserve">Варианты — внутри цикла.</w:t>
       </w:r>
       <w:r>
         <w:t xml:space="preserve"> </w:t>
       </w:r>
       <w:r>
-        <w:t xml:space="preserve">С 01.09.2026 действует СанПиН 4282-26; СанПиН 3590-20 применяется к документам и событиям до 31.08.2026 [2, 3]. Новый акт, как и прежний, не регулирует числа вариантов, однако требования к технологическому документу на каждое блюдо (п. 11), трёхчасовой предел нахождения на раздаче и запрет реализации остатков на следующий день (п. 32), бракераж каждого блюда (подп. 13 п. 56) делают каждый дополнительный вариант отдельным объектом производственного контроля.</w:t>
-      </w:r>
-    </w:p>
-    <w:p>
-      <w:pPr>
+        <w:t xml:space="preserve">Вносить оба варианта в утверждённое цикличное меню как его позиции, а не оформлять выбор как ежедневное отклонение от цикла (п. 8.6, сценарий 13).</w:t>
+      </w:r>
+    </w:p>
+    <w:p>
+      <w:pPr>
+        <w:pStyle w:val="Compact"/>
         <w:numPr>
           <w:ilvl w:val="0"/>
           <w:numId w:val="1016"/>
@@ -28643,17 +28558,18 @@
           <w:b/>
           <w:bCs/>
         </w:rPr>
-        <w:t xml:space="preserve">Основной правовой пробел составляет отсутствие механизма эквивалентной замены для взрослых.</w:t>
+        <w:t xml:space="preserve">Закрепить порядок локальным актом</w:t>
       </w:r>
       <w:r>
         <w:t xml:space="preserve"> </w:t>
       </w:r>
       <w:r>
-        <w:t xml:space="preserve">Таблица замен СанПиН (приложение № 11) адресована разделу о питании детей; для взрослых в социальном обслуживании её применяют по аналогии, а единственный федеральный документ о замене, адресованный этим учреждениям, — приложение № 7 к рекомендациям 2002 г. — носит рекомендательный характер. Положений о замене для взрослых не содержат ни постановление Санкт-Петербурга № 1284 (в действующей с 01.01.2026 редакции отсылка к таблице замены СанПиН есть только в разделе норм для детей), ни прочитанные полностью акты Новосибирской и Нижегородской областей, Красноярского края и Ленинградской области; растительного эквивалента мяса нет и в таблице СанПиН, что делает постное питание уязвимым перед проверкой норм. По этой причине выбор между мясом и рыбой юридически более уязвим, чем выбор между гречкой и рисом, хотя по пищевой ценности обе пары могут быть равноценны.</w:t>
-      </w:r>
-    </w:p>
-    <w:p>
-      <w:pPr>
+        <w:t xml:space="preserve">до начала работы и подготовить комплект документов для проверяющего с распределением звеньев документальной цепочки по контролёрам (сценарии 7 и 13, п. 8.14).</w:t>
+      </w:r>
+    </w:p>
+    <w:p>
+      <w:pPr>
+        <w:pStyle w:val="Compact"/>
         <w:numPr>
           <w:ilvl w:val="0"/>
           <w:numId w:val="1016"/>
@@ -28664,17 +28580,18 @@
           <w:b/>
           <w:bCs/>
         </w:rPr>
-        <w:t xml:space="preserve">Региональные нормы оставляют выбору больше пространства, чем принято считать.</w:t>
+        <w:t xml:space="preserve">Лоты по группам продуктов.</w:t>
       </w:r>
       <w:r>
         <w:t xml:space="preserve"> </w:t>
       </w:r>
       <w:r>
-        <w:t xml:space="preserve">Нормы № 1284 сформулированы по строкам-группам продуктов (с 01.01.2026 — более дробным: овощи свежие, солёные, зелень и консервированные — отдельно); внутри строки (крупы, овощи свежие, мясо разных видов) учреждение вправе составлять пары блюд без обращения к таблице замен. Выполнение нормы по среднему за период прямо закреплено только для детей (подп. «в» подп. 2 п. 59 СанПиН 4282-26); для взрослых это толкование, требующее закрепления в локальном акте.</w:t>
-      </w:r>
-    </w:p>
-    <w:p>
-      <w:pPr>
+        <w:t xml:space="preserve">В положении о закупке и документации по 223-ФЗ формировать лоты и спецификации по группам продуктов с коридором объёмов внутри группы, а не под конкретное блюдо (сценарий 12); закупки бюджетного учреждения по 44-ФЗ планировать с учётом ограничения изменения объёма (сценарий 6).</w:t>
+      </w:r>
+    </w:p>
+    <w:p>
+      <w:pPr>
+        <w:pStyle w:val="Compact"/>
         <w:numPr>
           <w:ilvl w:val="0"/>
           <w:numId w:val="1016"/>
@@ -28685,17 +28602,18 @@
           <w:b/>
           <w:bCs/>
         </w:rPr>
-        <w:t xml:space="preserve">Российская практика расширилась, но не измерена.</w:t>
+        <w:t xml:space="preserve">Пищевая биография при поступлении.</w:t>
       </w:r>
       <w:r>
         <w:t xml:space="preserve"> </w:t>
       </w:r>
       <w:r>
-        <w:t xml:space="preserve">За 2024–2026 гг. найдены сообщения девяти учреждений и одного регионального органа (п. 4.2–4.10); последнее из них — сообщение краевого пансионата «Ветеран» в Красноярском крае, где с сентября 2026 г. жители без диеты выбирают кашу, сок и суп из двух вариантов (самоотчёт) [90]; министр социального развития Иркутской области подтвердил запуск вариативного питания в регионе в 2025 г. [18], а министерство труда и социального развития Новосибирской области в июне 2025 г. объявило о намерении распространить шведский стол Успенского ПНИ на другие учреждения [12]. Форматы варьируют от выбора в момент еды из двух вторых блюд (Болотнинский, Каменский, Успенский, Усть-Илимский) до самообслуживания («шведский стол» в Успенском, линия раздачи в Солнечногорском) и заказа накануне (Серафимовский — единственный найденный кейс, где выбор при аутсорсинге питания описан как практика; условия договора о выборе не проверены). В Самарской области с 2025 г. восемь бюджетных учреждений закупают по 44-ФЗ приготовление питания «по вариативному меню», так что вариативное меню указано уже в предмете закупки, а по меньшей мере одна закупка завершилась контрактом; содержание технических заданий и контракта не установлено [99]. Сообщение министерства Кузбасса о «пятиразовом вариативном питании» в ПНИ, сделанное в ходе проверки после гибели проживающих и оспоренное сотрудниками, показывает, что термин используется в официальной отчётности как довод, не подкреплённый документами выбора (п. 4.12; по сообщению СМИ) [104]. С июня 2026 г. в Вологодской области работает межрегиональная площадка. Ни одно учреждение не опубликовало данных о потреблении или отходах; единственные опубликованные ресурсные цифры — стоимость линии раздачи (более 3 млн руб.) и сокращение времени обеда с 2,5 ч до 50 мин в Успенском ПНИ [10, 11]. Сообщения учреждений являются самоотчётами, а не результатами проверки.</w:t>
-      </w:r>
-    </w:p>
-    <w:p>
-      <w:pPr>
+        <w:t xml:space="preserve">Собирать сведения о привычках и предпочтениях в питании при поступлении, в том числе со слов родственников, по образцу Essbiografie стандарта DGE [149] и опроса семьи у Yaxley и соавт. [161]; эти сведения составляют основу решений за тех, кто не может выразить выбор (сценарий 15).</w:t>
+      </w:r>
+    </w:p>
+    <w:p>
+      <w:pPr>
+        <w:pStyle w:val="Compact"/>
         <w:numPr>
           <w:ilvl w:val="0"/>
           <w:numId w:val="1016"/>
@@ -28706,17 +28624,18 @@
           <w:b/>
           <w:bCs/>
         </w:rPr>
-        <w:t xml:space="preserve">Научные данные не подтверждают главного опасения.</w:t>
+        <w:t xml:space="preserve">Измерять до и после</w:t>
       </w:r>
       <w:r>
         <w:t xml:space="preserve"> </w:t>
       </w:r>
       <w:r>
-        <w:t xml:space="preserve">В исследованиях домов престарелых выбор связан с более высокой удовлетворённостью; в работе Wheeler и соавт., где сопоставлен состав съеденного при старой и новой системе, блюда из меню с выбором содержали чуть больше белковых продуктов и овощей [100]. Те же данные показывают издержки выбора в момент еды: рост производственных отходов и стоимости примерно на 9–20 % [100]. Систематические обзоры оценивают эффект вмешательств в организацию питания на пищевой статус как небольшой и плохо измеренный [120, 121]. Исследований вариативного меню в психиатрических учреждениях длительного пребывания нет; опасение, что жители ПНИ будут систематически выбирать «вредное», опирается на данные о потреблении вне учреждений [123] и в условиях нормированного набора не проверено.</w:t>
-      </w:r>
-    </w:p>
-    <w:p>
-      <w:pPr>
+        <w:t xml:space="preserve">по меньшей мере отходы с тарелки, возвраты по каждому варианту и распределение выбора (сценарий 8, п. 7.18), учитывая, что низкие возвраты не доказывают достаточности питания конкретного жителя [130].</w:t>
+      </w:r>
+    </w:p>
+    <w:p>
+      <w:pPr>
+        <w:pStyle w:val="Compact"/>
         <w:numPr>
           <w:ilvl w:val="0"/>
           <w:numId w:val="1016"/>
@@ -28727,17 +28646,18 @@
           <w:b/>
           <w:bCs/>
         </w:rPr>
-        <w:t xml:space="preserve">Зарубежное право регулирует не число блюд, а альтернативу и участие.</w:t>
+        <w:t xml:space="preserve">Наблюдать приём пищи.</w:t>
       </w:r>
       <w:r>
         <w:t xml:space="preserve"> </w:t>
       </w:r>
       <w:r>
-        <w:t xml:space="preserve">Регламент CQC в Англии требует учитывать предпочтения, федеральные требования США — предлагать альтернативу сходной пищевой ценности, регламент Онтарио — цикл меню с выбором, согласованный с советом жителей [140, 143, 146]; немецкий стандарт DGE — несколько линий меню, пищевую биографию и учёт возвратов, шведские рекомендации — влияние жителя на блюда, время и обстановку, японское право — выбор сверх базового питания с гарантией, что базовое не ухудшится [149, 151, 155]. Ни один из изученных актов не устанавливает минимального числа вторых блюд. Перенос этих формул в российское право возможен только актом федерального или регионального уровня.</w:t>
-      </w:r>
-    </w:p>
-    <w:p>
-      <w:pPr>
+        <w:t xml:space="preserve">Еженедельно проводить в каждом отделении наблюдение одного приёма пищи по чек-листу, построенному по образцу американской и онтарийской форм (п. 8.13) [145, 147].</w:t>
+      </w:r>
+    </w:p>
+    <w:p>
+      <w:pPr>
+        <w:pStyle w:val="Compact"/>
         <w:numPr>
           <w:ilvl w:val="0"/>
           <w:numId w:val="1016"/>
@@ -28748,17 +28668,18 @@
           <w:b/>
           <w:bCs/>
         </w:rPr>
-        <w:t xml:space="preserve">Выбор должен быть доступен маломобильным и невербальным жителям.</w:t>
+        <w:t xml:space="preserve">Включать неговорящих и маломобильных</w:t>
       </w:r>
       <w:r>
         <w:t xml:space="preserve"> </w:t>
       </w:r>
       <w:r>
-        <w:t xml:space="preserve">И австралийские данные о низком выборе для получающих протёртую пищу [111], и канадские данные о том, что пища изменённой консистенции назначена 47 % жителей [131], свидетельствуют, что вариативное меню, рассчитанное на мобильных и говорящих жителей, может не охватить значительную часть жителей. Включение маломобильных и невербальных жителей является условием вариативности, а не её следующим этапом.</w:t>
-      </w:r>
-    </w:p>
-    <w:p>
-      <w:pPr>
+        <w:t xml:space="preserve">с первого этапа, а не после апробации выбора на самостоятельных жителях (сценарии 4, 10 и 15).</w:t>
+      </w:r>
+    </w:p>
+    <w:p>
+      <w:pPr>
+        <w:pStyle w:val="Compact"/>
         <w:numPr>
           <w:ilvl w:val="0"/>
           <w:numId w:val="1016"/>
@@ -28769,34 +28690,51 @@
           <w:b/>
           <w:bCs/>
         </w:rPr>
-        <w:t xml:space="preserve">Государственный контроль оценивает соблюдение норм, а не выбор.</w:t>
+        <w:t xml:space="preserve">Публиковать результаты</w:t>
       </w:r>
       <w:r>
         <w:t xml:space="preserve"> </w:t>
       </w:r>
       <w:r>
-        <w:t xml:space="preserve">С 01.07.2021 государственные организации социального обслуживания субъектов подлежат федеральному государственному контролю Роструда, а региональный контроль распространяется только на негосударственных поставщиков [24, 164]. Проверочный лист 2026 г. спрашивает о соблюдении норм питания и об условиях для соблюдения постов, но ни об учёте предпочтений в питании, ни о замене блюда при отказе [39]. Зарубежные процедуры, напротив, проверяют ответ учреждения на волю жителя, наблюдаемый в реальном приёме пищи [144, 145, 147]. Пока подобного инструмента в российской процедуре нет, реальность выбора может удостоверить только внутренний контроль учреждения.</w:t>
-      </w:r>
-    </w:p>
-    <w:p>
-      <w:pPr>
-        <w:numPr>
-          <w:ilvl w:val="0"/>
-          <w:numId w:val="1016"/>
-        </w:numPr>
-      </w:pPr>
-      <w:r>
-        <w:rPr>
-          <w:b/>
-          <w:bCs/>
-        </w:rPr>
-        <w:t xml:space="preserve">Противоречия названы, но не устранены.</w:t>
-      </w:r>
-      <w:r>
-        <w:t xml:space="preserve"> </w:t>
-      </w:r>
-      <w:r>
-        <w:t xml:space="preserve">Глава 9 перечисляет 47 расхождений между нормами, толкованиями, кейсами и предшествующими материалами семинара, включая исправленные в этой редакции фактические ошибки. Часть из них может быть снята только органом, уполномоченным разъяснять или издавать нормы.</w:t>
+        <w:t xml:space="preserve">с датами и числами, включая неудачи. Пока российские сообщения остаются описаниями без измерений (п. 4.14), вопрос о пользе и вреде выбора эмпирически не решён.</w:t>
+      </w:r>
+    </w:p>
+    <w:bookmarkEnd w:id="169"/>
+    <w:bookmarkStart w:id="170" w:name="выводы-по-главе-10"/>
+    <w:p>
+      <w:pPr>
+        <w:pStyle w:val="Heading2"/>
+      </w:pPr>
+      <w:r>
+        <w:rPr>
+          <w:rStyle w:val="SectionNumber"/>
+        </w:rPr>
+        <w:t xml:space="preserve">10.4</w:t>
+      </w:r>
+      <w:r>
+        <w:tab/>
+      </w:r>
+      <w:r>
+        <w:t xml:space="preserve">Выводы по главе 10</w:t>
+      </w:r>
+    </w:p>
+    <w:p>
+      <w:pPr>
+        <w:pStyle w:val="BoxConclusion"/>
+      </w:pPr>
+      <w:r>
+        <w:t xml:space="preserve">Предложения объединены общим принципом: регулировать не число блюд, а условия, при которых выбор совместим с нормами питания и проверяем. На федеральном уровне это означает понятийное разграничение, таблицу замен для взрослых, учёт норм по периоду и разрешение коллизии поста и норм; на региональном — нормы, сформулированные группами продуктов, прозрачную методику тарифа и критерии оценки, не квалифицирующие предусмотренные циклом варианты как отступление от него; на уровне учреждения — постепенный пилот, оформленный локальным актом и измеряемый до и после. Ни одно предложение не требует изменения федерального закона, и все они остаются рекомендациями автора, а не позицией какого-либо органа.</w:t>
+      </w:r>
+    </w:p>
+    <w:bookmarkEnd w:id="170"/>
+    <w:bookmarkEnd w:id="171"/>
+    <w:bookmarkStart w:id="172" w:name="заключение"/>
+    <w:p>
+      <w:pPr>
+        <w:pStyle w:val="Heading1"/>
+      </w:pPr>
+      <w:r>
+        <w:t xml:space="preserve">Заключение</w:t>
       </w:r>
     </w:p>
     <w:p>
@@ -28804,153 +28742,251 @@
         <w:pStyle w:val="FirstParagraph"/>
       </w:pPr>
       <w:r>
-        <w:t xml:space="preserve">Для руководителя учреждения практический итог исследования выражается в четырёх требованиях, обоснованных в главе 7: закрепить порядок вариативного питания и источник таблицы замен локальным актом до начала; обеспечить каждый вариант технологическим документом, бракеражем и пробой; оформлять варианты как позиции утверждённого цикличного меню, а не как отклонения от него; измерять результат — хотя бы распределение выбора и отходы с тарелки — до и после изменений. Предложения главы 10 остаются рекомендациями автора и позиции какого-либо органа не выражают.</w:t>
-      </w:r>
-    </w:p>
-    <w:p>
-      <w:pPr>
-        <w:pStyle w:val="BodyText"/>
-      </w:pPr>
-      <w:r>
-        <w:t xml:space="preserve">В целом исследование показывает, что вопрос о вариативном меню в стационарных организациях социального обслуживания относится прежде всего к процедуре, а не к допустимости: право выбора не запрещает, но и не снабжает учреждение инструментами, позволяющими совместить выбор с нормами питания, санитарным контролем и проверкой. Дальнейшая работа видится в двух направлениях — в восполнении названных пробелов на федеральном и региональном уровнях и в накоплении измеренных, а не только описанных результатов российской практики; открытые вопросы, перечисленные в главе 9 и приложении В, задают её ближайшую повестку.</w:t>
-      </w:r>
-    </w:p>
-    <w:bookmarkEnd w:id="172"/>
-    <w:bookmarkStart w:id="173" w:name="список-источников"/>
-    <w:p>
-      <w:pPr>
-        <w:pStyle w:val="Heading1"/>
-      </w:pPr>
-      <w:r>
-        <w:t xml:space="preserve">Список источников</w:t>
-      </w:r>
-    </w:p>
-    <w:p>
-      <w:pPr>
-        <w:pStyle w:val="FirstParagraph"/>
-      </w:pPr>
-      <w:r>
-        <w:t xml:space="preserve">Библиографические описания составлены по ГОСТ Р 7.0.100-2018; источники пронумерованы в порядке первой ссылки на них в тексте. Пометка [н] обозначает источник, впервые привлечённый во второй редакции, пометка [о] — источник, использованный и в первой редакции [1]. Электронные ресурсы проверены на дату обращения, указанную в описании.</w:t>
-      </w:r>
-    </w:p>
-    <w:p>
-      <w:pPr>
-        <w:pStyle w:val="Compact"/>
+        <w:t xml:space="preserve">Проведённое исследование позволяет ответить на вопрос, поставленный во введении: допускает ли действующее регулирование вариативное меню в стационарных организациях социального обслуживания и на каких условиях оно может быть реализовано. Ответ складывается из десяти выводов, расположенных в порядке от правовой рамки к практике, научным данным, зарубежному опыту и контролю. Класс каждого утверждения указан в соответствующем разделе основной части; ссылки, уже приведённые в тексте, здесь повторяются не везде.</w:t>
+      </w:r>
+    </w:p>
+    <w:p>
+      <w:pPr>
         <w:numPr>
           <w:ilvl w:val="0"/>
           <w:numId w:val="1017"/>
         </w:numPr>
       </w:pPr>
       <w:r>
-        <w:t xml:space="preserve">[о] Вариативное меню: НПА. Нормативно-правовое регулирование и региональная практика: доклад (литературная редакция 29.08.2026). 82 с. — Текст : электронный // Репозиторий qlolp/seminar-variable-food-2026, папка raw/sources/variativnoe-menu-npa-2026/.</w:t>
-      </w:r>
-    </w:p>
-    <w:p>
-      <w:pPr>
-        <w:pStyle w:val="Compact"/>
+        <w:rPr>
+          <w:b/>
+          <w:bCs/>
+        </w:rPr>
+        <w:t xml:space="preserve">Право не предписывает и не запрещает выбор блюд.</w:t>
+      </w:r>
+      <w:r>
+        <w:t xml:space="preserve"> </w:t>
+      </w:r>
+      <w:r>
+        <w:t xml:space="preserve">Закон № 442-ФЗ требует обеспечивать питание по нормам, утверждённым субъектом Российской Федерации, и закрепляет за получателем право на уважительное и гуманное отношение и на участие в составлении индивидуальной программы (ст. 9) [24]. Ни приказ № 935н, ни приказ № 520н, ни Правила организации деятельности организаций социального обслуживания (приказ № 305н), ни санитарные правила не устанавливают числа блюд на выбор [2, 3, 25, 27, 32, 39, 40, 164]. Для жителей ПНИ к этому добавляются гарантии Закона № 3185-1, включая право соблюдать религиозные каноны (ч. 2 ст. 37 в силу ст. 43) [26], а с 01.09.2025 обязанность обеспечивать условия для соблюдения постов возложена на все организации социального обслуживания (подп. 15 п. 20 Правил по приказу № 305н) [27]. Следовательно, постный вариант блюда в период поста представляет собой исполнение обязанности, а не инициативу пищеблока.</w:t>
+      </w:r>
+    </w:p>
+    <w:p>
+      <w:pPr>
         <w:numPr>
           <w:ilvl w:val="0"/>
           <w:numId w:val="1017"/>
         </w:numPr>
       </w:pPr>
       <w:r>
-        <w:t xml:space="preserve">[о] СанПиН 2.3/2.4.3590-20 «Санитарно-эпидемиологические требования к организации общественного питания населения» (утв. постановлением Главного государственного санитарного врача РФ от 27.10.2020 № 32; утратил силу с 01.09.2026). — Текст : электронный // Гарант.ру : информационно-правовой портал. — URL: https://base.garant.ru/74891586/ (дата обращения: 05.10.2026).</w:t>
-      </w:r>
-    </w:p>
-    <w:p>
-      <w:pPr>
-        <w:pStyle w:val="Compact"/>
+        <w:rPr>
+          <w:b/>
+          <w:bCs/>
+        </w:rPr>
+        <w:t xml:space="preserve">Смена санитарных правил не изменила ответа на вопрос о выборе.</w:t>
+      </w:r>
+      <w:r>
+        <w:t xml:space="preserve"> </w:t>
+      </w:r>
+      <w:r>
+        <w:t xml:space="preserve">С 01.09.2026 действует СанПиН 4282-26; СанПиН 3590-20 применяется к документам и событиям до 31.08.2026 [2, 3]. Новый акт, как и прежний, не регулирует числа вариантов, однако требования к технологическому документу на каждое блюдо (п. 11), трёхчасовой предел нахождения на раздаче и запрет реализации остатков на следующий день (п. 32), бракераж каждого блюда (подп. 13 п. 56) делают каждый дополнительный вариант отдельным объектом производственного контроля.</w:t>
+      </w:r>
+    </w:p>
+    <w:p>
+      <w:pPr>
         <w:numPr>
           <w:ilvl w:val="0"/>
           <w:numId w:val="1017"/>
         </w:numPr>
       </w:pPr>
       <w:r>
-        <w:t xml:space="preserve">[н] СанПиН 2.3/2.4.4282-26 «Санитарно-эпидемиологические требования к организации общественного питания населения» (утв. постановлением Главного государственного санитарного врача РФ от 02.06.2026 № 18; зарег. в Минюсте России 02.06.2026 № 86854; действует с 01.09.2026 до 01.09.2032). — Текст : электронный // Гарант.ру : информационно-правовой портал. — URL: https://www.garant.ru/products/ipo/prime/doc/414229257/ (дата обращения: 05.10.2026).</w:t>
-      </w:r>
-    </w:p>
-    <w:p>
-      <w:pPr>
-        <w:pStyle w:val="Compact"/>
+        <w:rPr>
+          <w:b/>
+          <w:bCs/>
+        </w:rPr>
+        <w:t xml:space="preserve">Основной правовой пробел составляет отсутствие механизма эквивалентной замены для взрослых.</w:t>
+      </w:r>
+      <w:r>
+        <w:t xml:space="preserve"> </w:t>
+      </w:r>
+      <w:r>
+        <w:t xml:space="preserve">Таблица замен СанПиН (приложение № 11) адресована разделу о питании детей; для взрослых в социальном обслуживании её применяют по аналогии, а единственный федеральный документ о замене, адресованный этим учреждениям, — приложение № 7 к рекомендациям 2002 г. — носит рекомендательный характер. Положений о замене для взрослых не содержат ни постановление Санкт-Петербурга № 1284 (в действующей с 01.01.2026 редакции отсылка к таблице замены СанПиН есть только в разделе норм для детей), ни прочитанные полностью акты Новосибирской и Нижегородской областей, Красноярского края и Ленинградской области; растительного эквивалента мяса нет и в таблице СанПиН, что делает постное питание уязвимым перед проверкой норм. По этой причине выбор между мясом и рыбой юридически более уязвим, чем выбор между гречкой и рисом, хотя по пищевой ценности обе пары могут быть равноценны.</w:t>
+      </w:r>
+    </w:p>
+    <w:p>
+      <w:pPr>
         <w:numPr>
           <w:ilvl w:val="0"/>
           <w:numId w:val="1017"/>
         </w:numPr>
       </w:pPr>
       <w:r>
-        <w:t xml:space="preserve">[н] Как устроены ПНИ в России: исследование / Проект «Если быть точным». 09.04.2026. — Текст : электронный // tochno.st : [сайт]. — URL: https://tochno.st/materials/kak-ustroeny-pni-v-rossii-issledovanie-esli-byt-tocnym (дата обращения: 23.07.2026).</w:t>
-      </w:r>
-    </w:p>
-    <w:p>
-      <w:pPr>
-        <w:pStyle w:val="Compact"/>
+        <w:rPr>
+          <w:b/>
+          <w:bCs/>
+        </w:rPr>
+        <w:t xml:space="preserve">Региональные нормы оставляют выбору больше пространства, чем принято считать.</w:t>
+      </w:r>
+      <w:r>
+        <w:t xml:space="preserve"> </w:t>
+      </w:r>
+      <w:r>
+        <w:t xml:space="preserve">Нормы № 1284 сформулированы по строкам-группам продуктов (с 01.01.2026 — более дробным: овощи свежие, солёные, зелень и консервированные — отдельно); внутри строки (крупы, овощи свежие, мясо разных видов) учреждение вправе составлять пары блюд без обращения к таблице замен. Выполнение нормы по среднему за период прямо закреплено только для детей (подп. «в» подп. 2 п. 59 СанПиН 4282-26); для взрослых это толкование, требующее закрепления в локальном акте.</w:t>
+      </w:r>
+    </w:p>
+    <w:p>
+      <w:pPr>
         <w:numPr>
           <w:ilvl w:val="0"/>
           <w:numId w:val="1017"/>
         </w:numPr>
       </w:pPr>
       <w:r>
-        <w:t xml:space="preserve">[о] Вариативное питание / ГАУССО НСО «Болотнинский психоневрологический интернат». 16.08.2024. — Текст : электронный // bpni.nso.ru : [сайт]. — URL: https://bpni.nso.ru/news/2312 (дата обращения: 05.10.2026).</w:t>
-      </w:r>
-    </w:p>
-    <w:p>
-      <w:pPr>
-        <w:pStyle w:val="Compact"/>
+        <w:rPr>
+          <w:b/>
+          <w:bCs/>
+        </w:rPr>
+        <w:t xml:space="preserve">Российская практика расширилась, но не измерена.</w:t>
+      </w:r>
+      <w:r>
+        <w:t xml:space="preserve"> </w:t>
+      </w:r>
+      <w:r>
+        <w:t xml:space="preserve">За 2024–2026 гг. найдены сообщения девяти учреждений и одного регионального органа (п. 4.2–4.10); последнее из них — сообщение краевого пансионата «Ветеран» в Красноярском крае, где с сентября 2026 г. жители без диеты выбирают кашу, сок и суп из двух вариантов (самоотчёт) [90]; министр социального развития Иркутской области подтвердил запуск вариативного питания в регионе в 2025 г. [18], а министерство труда и социального развития Новосибирской области в июне 2025 г. объявило о намерении распространить шведский стол Успенского ПНИ на другие учреждения [12]. Форматы варьируют от выбора в момент еды из двух вторых блюд (Болотнинский, Каменский, Успенский, Усть-Илимский) до самообслуживания («шведский стол» в Успенском, линия раздачи в Солнечногорском) и заказа накануне (Серафимовский — единственный найденный кейс, где выбор при аутсорсинге питания описан как практика; условия договора о выборе не проверены). В Самарской области с 2025 г. восемь бюджетных учреждений закупают по 44-ФЗ приготовление питания «по вариативному меню», так что вариативное меню указано уже в предмете закупки, а по меньшей мере одна закупка завершилась контрактом; содержание технических заданий и контракта не установлено [99]. Сообщение министерства Кузбасса о «пятиразовом вариативном питании» в ПНИ, сделанное в ходе проверки после гибели проживающих и оспоренное сотрудниками, показывает, что термин используется в официальной отчётности как довод, не подкреплённый документами выбора (п. 4.12; по сообщению СМИ) [104]. С июня 2026 г. в Вологодской области работает межрегиональная площадка. Ни одно учреждение не опубликовало данных о потреблении или отходах; единственные опубликованные ресурсные цифры — стоимость линии раздачи (более 3 млн руб.) и сокращение времени обеда с 2,5 ч до 50 мин в Успенском ПНИ [10, 11]. Сообщения учреждений являются самоотчётами, а не результатами проверки.</w:t>
+      </w:r>
+    </w:p>
+    <w:p>
+      <w:pPr>
         <w:numPr>
           <w:ilvl w:val="0"/>
           <w:numId w:val="1017"/>
         </w:numPr>
       </w:pPr>
       <w:r>
-        <w:t xml:space="preserve">[н] Вариативное питание — выбор за вами! / ГАУССО НСО «Болотнинский психоневрологический интернат». 03.09.2026. — Текст : электронный // bpni.nso.ru : [сайт]. — URL: https://bpni.nso.ru/news/8993 (дата обращения: 05.10.2026).</w:t>
-      </w:r>
-    </w:p>
-    <w:p>
-      <w:pPr>
-        <w:pStyle w:val="Compact"/>
+        <w:rPr>
+          <w:b/>
+          <w:bCs/>
+        </w:rPr>
+        <w:t xml:space="preserve">Научные данные не подтверждают главного опасения.</w:t>
+      </w:r>
+      <w:r>
+        <w:t xml:space="preserve"> </w:t>
+      </w:r>
+      <w:r>
+        <w:t xml:space="preserve">В исследованиях домов престарелых выбор связан с более высокой удовлетворённостью; в работе Wheeler и соавт., где сопоставлен состав съеденного при старой и новой системе, блюда из меню с выбором содержали чуть больше белковых продуктов и овощей [100]. Те же данные показывают издержки выбора в момент еды: рост производственных отходов и стоимости примерно на 9–20 % [100]. Систематические обзоры оценивают эффект вмешательств в организацию питания на пищевой статус как небольшой и плохо измеренный [120, 121]. Исследований вариативного меню в психиатрических учреждениях длительного пребывания нет; опасение, что жители ПНИ будут систематически выбирать «вредное», опирается на данные о потреблении вне учреждений [123] и в условиях нормированного набора не проверено.</w:t>
+      </w:r>
+    </w:p>
+    <w:p>
+      <w:pPr>
         <w:numPr>
           <w:ilvl w:val="0"/>
           <w:numId w:val="1017"/>
         </w:numPr>
       </w:pPr>
       <w:r>
-        <w:t xml:space="preserve">[н] Наше стремление — сделать питание не только вкусным и разнообразным, но и комфортным… / ГАУССО НСО «Успенский психоневрологический интернат». 13.08.2024. — Текст : электронный // upni.nso.ru : [сайт]. — URL: https://upni.nso.ru/news/1916 (дата обращения: 05.10.2026).</w:t>
-      </w:r>
-    </w:p>
-    <w:p>
-      <w:pPr>
-        <w:pStyle w:val="Compact"/>
+        <w:rPr>
+          <w:b/>
+          <w:bCs/>
+        </w:rPr>
+        <w:t xml:space="preserve">Зарубежное право регулирует не число блюд, а альтернативу и участие.</w:t>
+      </w:r>
+      <w:r>
+        <w:t xml:space="preserve"> </w:t>
+      </w:r>
+      <w:r>
+        <w:t xml:space="preserve">Регламент CQC в Англии требует учитывать предпочтения, федеральные требования США — предлагать альтернативу сходной пищевой ценности, регламент Онтарио — цикл меню с выбором, согласованный с советом жителей [140, 143, 146]; немецкий стандарт DGE — несколько линий меню, пищевую биографию и учёт возвратов, шведские рекомендации — влияние жителя на блюда, время и обстановку, японское право — выбор сверх базового питания с гарантией, что базовое не ухудшится [149, 151, 155]. Ни один из изученных актов не устанавливает минимального числа вторых блюд. Перенос этих формул в российское право возможен только актом федерального или регионального уровня.</w:t>
+      </w:r>
+    </w:p>
+    <w:p>
+      <w:pPr>
         <w:numPr>
           <w:ilvl w:val="0"/>
           <w:numId w:val="1017"/>
         </w:numPr>
       </w:pPr>
       <w:r>
-        <w:t xml:space="preserve">[н] Разумная Т. Успенский интернат расширяет «Шведский стол»: теперь и в третьем отделении проживающие сами выбирают блюда. — Текст : электронный // ЧС-ИНФО. 23.10.2025. — URL: https://4s-info.ru/2025/10/23/uspenskij-internat-rasshiryaet-shvedskij-stol-teper-i-v-tretem-otdelenii-prozhivayushhie-sami-vybirayut-blyuda/ (дата обращения: 05.10.2026).</w:t>
-      </w:r>
-    </w:p>
-    <w:p>
-      <w:pPr>
-        <w:pStyle w:val="Compact"/>
+        <w:rPr>
+          <w:b/>
+          <w:bCs/>
+        </w:rPr>
+        <w:t xml:space="preserve">Выбор должен быть доступен маломобильным и невербальным жителям.</w:t>
+      </w:r>
+      <w:r>
+        <w:t xml:space="preserve"> </w:t>
+      </w:r>
+      <w:r>
+        <w:t xml:space="preserve">И австралийские данные о низком выборе для получающих протёртую пищу [111], и канадские данные о том, что пища изменённой консистенции назначена 47 % жителей [131], свидетельствуют, что вариативное меню, рассчитанное на мобильных и говорящих жителей, может не охватить значительную часть жителей. Включение маломобильных и невербальных жителей является условием вариативности, а не её следующим этапом.</w:t>
+      </w:r>
+    </w:p>
+    <w:p>
+      <w:pPr>
         <w:numPr>
           <w:ilvl w:val="0"/>
           <w:numId w:val="1017"/>
         </w:numPr>
       </w:pPr>
       <w:r>
-        <w:t xml:space="preserve">[н] Вариативное питание означает наличие нескольких вариантов меню в столовой / ГАУССО НСО «Каменский психоневрологический интернат». 19.08.2024. — Текст : электронный // kpi.nso.ru : [сайт]. — URL: https://kpi.nso.ru/news/395 (дата обращения: 05.10.2026).</w:t>
-      </w:r>
-    </w:p>
-    <w:p>
-      <w:pPr>
-        <w:pStyle w:val="Compact"/>
+        <w:rPr>
+          <w:b/>
+          <w:bCs/>
+        </w:rPr>
+        <w:t xml:space="preserve">Государственный контроль оценивает соблюдение норм, а не выбор.</w:t>
+      </w:r>
+      <w:r>
+        <w:t xml:space="preserve"> </w:t>
+      </w:r>
+      <w:r>
+        <w:t xml:space="preserve">С 01.07.2021 государственные организации социального обслуживания субъектов подлежат федеральному государственному контролю Роструда, а региональный контроль распространяется только на негосударственных поставщиков [24, 164]. Проверочный лист 2026 г. спрашивает о соблюдении норм питания и об условиях для соблюдения постов, но ни об учёте предпочтений в питании, ни о замене блюда при отказе [39]. Зарубежные процедуры, напротив, проверяют ответ учреждения на волю жителя, наблюдаемый в реальном приёме пищи [144, 145, 147]. Пока подобного инструмента в российской процедуре нет, реальность выбора может удостоверить только внутренний контроль учреждения.</w:t>
+      </w:r>
+    </w:p>
+    <w:p>
+      <w:pPr>
         <w:numPr>
           <w:ilvl w:val="0"/>
           <w:numId w:val="1017"/>
         </w:numPr>
       </w:pPr>
       <w:r>
-        <w:t xml:space="preserve">[н] Софин Р. Шведский стол за 3 млн приучил к аккуратности жильцов психинтерната НСО. — Текст : электронный // Прецедент TV. 27.07.2026. — URL: https://precedent.tv/shvedskij-stol-za-3-mln-priuchil-k-akkuratnosti-zhiltsov-psihinternata-nso (дата обращения: 05.10.2026).</w:t>
+        <w:rPr>
+          <w:b/>
+          <w:bCs/>
+        </w:rPr>
+        <w:t xml:space="preserve">Противоречия названы, но не устранены.</w:t>
+      </w:r>
+      <w:r>
+        <w:t xml:space="preserve"> </w:t>
+      </w:r>
+      <w:r>
+        <w:t xml:space="preserve">Глава 9 перечисляет 47 расхождений между нормами, толкованиями, кейсами и предшествующими материалами семинара, включая исправленные в этой редакции фактические ошибки. Часть из них может быть снята только органом, уполномоченным разъяснять или издавать нормы.</w:t>
+      </w:r>
+    </w:p>
+    <w:p>
+      <w:pPr>
+        <w:pStyle w:val="FirstParagraph"/>
+      </w:pPr>
+      <w:r>
+        <w:t xml:space="preserve">Для руководителя учреждения практический итог исследования выражается в четырёх требованиях, обоснованных в главе 7: закрепить порядок вариативного питания и источник таблицы замен локальным актом до начала; обеспечить каждый вариант технологическим документом, бракеражем и пробой; оформлять варианты как позиции утверждённого цикличного меню, а не как отклонения от него; измерять результат — хотя бы распределение выбора и отходы с тарелки — до и после изменений. Предложения главы 10 остаются рекомендациями автора и позиции какого-либо органа не выражают.</w:t>
+      </w:r>
+    </w:p>
+    <w:p>
+      <w:pPr>
+        <w:pStyle w:val="BodyText"/>
+      </w:pPr>
+      <w:r>
+        <w:t xml:space="preserve">В целом исследование показывает, что вопрос о вариативном меню в стационарных организациях социального обслуживания относится прежде всего к процедуре, а не к допустимости: право выбора не запрещает, но и не снабжает учреждение инструментами, позволяющими совместить выбор с нормами питания, санитарным контролем и проверкой. Дальнейшая работа видится в двух направлениях — в восполнении названных пробелов на федеральном и региональном уровнях и в накоплении измеренных, а не только описанных результатов российской практики; открытые вопросы, перечисленные в главе 9 и приложении В, задают её ближайшую повестку.</w:t>
+      </w:r>
+    </w:p>
+    <w:bookmarkEnd w:id="172"/>
+    <w:bookmarkStart w:id="173" w:name="список-источников"/>
+    <w:p>
+      <w:pPr>
+        <w:pStyle w:val="Heading1"/>
+      </w:pPr>
+      <w:r>
+        <w:t xml:space="preserve">Список источников</w:t>
+      </w:r>
+    </w:p>
+    <w:p>
+      <w:pPr>
+        <w:pStyle w:val="FirstParagraph"/>
+      </w:pPr>
+      <w:r>
+        <w:t xml:space="preserve">Библиографические описания составлены по ГОСТ Р 7.0.100-2018; источники пронумерованы в порядке первой ссылки на них в тексте. Пометка [н] обозначает источник, впервые привлечённый во второй редакции, пометка [о] — источник, использованный и в первой редакции [1]. Электронные ресурсы проверены на дату обращения, указанную в описании.</w:t>
       </w:r>
     </w:p>
     <w:p>
@@ -28958,11 +28994,11 @@
         <w:pStyle w:val="Compact"/>
         <w:numPr>
           <w:ilvl w:val="0"/>
-          <w:numId w:val="1017"/>
+          <w:numId w:val="1018"/>
         </w:numPr>
       </w:pPr>
       <w:r>
-        <w:t xml:space="preserve">[н] Наша главная задача — не просто накормить, а создать домашнюю атмосферу / ГАУССО НСО «Успенский психоневрологический интернат». 27.07.2026. — Текст : электронный // upni.nso.ru : [сайт]. — URL: https://upni.nso.ru/news/5804 (дата обращения: 05.10.2026).</w:t>
+        <w:t xml:space="preserve">[о] Вариативное меню: НПА. Нормативно-правовое регулирование и региональная практика: доклад (литературная редакция 29.08.2026). 82 с. — Текст : электронный // Репозиторий qlolp/seminar-variable-food-2026, папка raw/sources/variativnoe-menu-npa-2026/.</w:t>
       </w:r>
     </w:p>
     <w:p>
@@ -28970,11 +29006,11 @@
         <w:pStyle w:val="Compact"/>
         <w:numPr>
           <w:ilvl w:val="0"/>
-          <w:numId w:val="1017"/>
+          <w:numId w:val="1018"/>
         </w:numPr>
       </w:pPr>
       <w:r>
-        <w:t xml:space="preserve">[н] Людям с инвалидностью в Новосибирской области усовершенствуют систему питания и реабилитации [перепечатка сообщения; источник — Правительство Новосибирской области]. — Текст : электронный // Лента новостей Новосибирска. 20.06.2025. — URL: https://novosibirsk-news.net/society/2025/06/20/338927.html (дата обращения: 05.10.2026).</w:t>
+        <w:t xml:space="preserve">[о] СанПиН 2.3/2.4.3590-20 «Санитарно-эпидемиологические требования к организации общественного питания населения» (утв. постановлением Главного государственного санитарного врача РФ от 27.10.2020 № 32; утратил силу с 01.09.2026). — Текст : электронный // Гарант.ру : информационно-правовой портал. — URL: https://base.garant.ru/74891586/ (дата обращения: 05.10.2026).</w:t>
       </w:r>
     </w:p>
     <w:p>
@@ -28982,11 +29018,11 @@
         <w:pStyle w:val="Compact"/>
         <w:numPr>
           <w:ilvl w:val="0"/>
-          <w:numId w:val="1017"/>
+          <w:numId w:val="1018"/>
         </w:numPr>
       </w:pPr>
       <w:r>
-        <w:t xml:space="preserve">[н] ОГБУСО «Усть-Илимский дом социального обслуживания». Публикации: «Что за „зверь“ такой? Вариативное питание» (27.09.2024); «Четыре месяца — время анализов и результатов» (17.12.2024); «Что у Вас сегодня на ужин?» (13.02.2025); «Совет по питанию» (09.02.2026). — Текст : электронный // ui-ogbuso.ru : [сайт]. — URL: https://ui-ogbuso.ru/novosti/ (дата обращения: 05.10.2026).</w:t>
+        <w:t xml:space="preserve">[н] СанПиН 2.3/2.4.4282-26 «Санитарно-эпидемиологические требования к организации общественного питания населения» (утв. постановлением Главного государственного санитарного врача РФ от 02.06.2026 № 18; зарег. в Минюсте России 02.06.2026 № 86854; действует с 01.09.2026 до 01.09.2032). — Текст : электронный // Гарант.ру : информационно-правовой портал. — URL: https://www.garant.ru/products/ipo/prime/doc/414229257/ (дата обращения: 05.10.2026).</w:t>
       </w:r>
     </w:p>
     <w:p>
@@ -28994,11 +29030,11 @@
         <w:pStyle w:val="Compact"/>
         <w:numPr>
           <w:ilvl w:val="0"/>
-          <w:numId w:val="1017"/>
+          <w:numId w:val="1018"/>
         </w:numPr>
       </w:pPr>
       <w:r>
-        <w:t xml:space="preserve">[н] Вариативное питание в стационарных учреждениях социального обслуживания Иркутской области (пересказ сообщения министерства социального развития, опеки и попечительства Иркутской области). — Текст : электронный // Безформата. 14.02.2025. — URL: https://irkutsk.bezformata.com/listnews/variativnoe/142531226/ (дата обращения: 23.07.2026; при повторном обращении 05.10.2026 доступ ограничен).</w:t>
+        <w:t xml:space="preserve">[н] Как устроены ПНИ в России: исследование / Проект «Если быть точным». 09.04.2026. — Текст : электронный // tochno.st : [сайт]. — URL: https://tochno.st/materials/kak-ustroeny-pni-v-rossii-issledovanie-esli-byt-tocnym (дата обращения: 23.07.2026).</w:t>
       </w:r>
     </w:p>
     <w:p>
@@ -29006,11 +29042,11 @@
         <w:pStyle w:val="Compact"/>
         <w:numPr>
           <w:ilvl w:val="0"/>
-          <w:numId w:val="1017"/>
+          <w:numId w:val="1018"/>
         </w:numPr>
       </w:pPr>
       <w:r>
-        <w:t xml:space="preserve">[н] В Чунском доме соцобслуживания завершается строительство двух модульных жилых корпусов / Пресс-служба Правительства Иркутской области. — Текст : электронный // Областная газета. 26.11.2025. — URL: https://www.ogirk.ru/2025/11/26/v-chunskom-zavershaetsja-stroitelstvo-dvuh-modulnyh-zhilyh-korpusov/ (дата обращения: 05.10.2026).</w:t>
+        <w:t xml:space="preserve">[о] Вариативное питание / ГАУССО НСО «Болотнинский психоневрологический интернат». 16.08.2024. — Текст : электронный // bpni.nso.ru : [сайт]. — URL: https://bpni.nso.ru/news/2312 (дата обращения: 05.10.2026).</w:t>
       </w:r>
     </w:p>
     <w:p>
@@ -29018,11 +29054,11 @@
         <w:pStyle w:val="Compact"/>
         <w:numPr>
           <w:ilvl w:val="0"/>
-          <w:numId w:val="1017"/>
+          <w:numId w:val="1018"/>
         </w:numPr>
       </w:pPr>
       <w:r>
-        <w:t xml:space="preserve">[н] Приказ министерства социального развития, опеки и попечительства Иркутской области от 11.12.2014 № 193-мпр «Об утверждении Порядка предоставления социальных услуг в стационарной форме социального обслуживания». — Текст : электронный // Гарант.ру : информационно-правовой портал. — URL: https://base.garant.ru/34763286/ (дата обращения: 05.10.2026).</w:t>
+        <w:t xml:space="preserve">[н] Вариативное питание — выбор за вами! / ГАУССО НСО «Болотнинский психоневрологический интернат». 03.09.2026. — Текст : электронный // bpni.nso.ru : [сайт]. — URL: https://bpni.nso.ru/news/8993 (дата обращения: 05.10.2026).</w:t>
       </w:r>
     </w:p>
     <w:p>
@@ -29030,11 +29066,11 @@
         <w:pStyle w:val="Compact"/>
         <w:numPr>
           <w:ilvl w:val="0"/>
-          <w:numId w:val="1017"/>
+          <w:numId w:val="1018"/>
         </w:numPr>
       </w:pPr>
       <w:r>
-        <w:t xml:space="preserve">[н] Вариативное меню появляется в домах соцобслуживания Вологодчины. — Текст : электронный // СеверИнфо. 05.07.2026. — URL: https://www.severinfo.ru/society/91519-variativnoe-menju-pojavljaetsja-v-domah-socobsluzhivanija-vologodchiny.html (дата обращения: 05.10.2026).</w:t>
+        <w:t xml:space="preserve">[н] Наше стремление — сделать питание не только вкусным и разнообразным, но и комфортным… / ГАУССО НСО «Успенский психоневрологический интернат». 13.08.2024. — Текст : электронный // upni.nso.ru : [сайт]. — URL: https://upni.nso.ru/news/1916 (дата обращения: 05.10.2026).</w:t>
       </w:r>
     </w:p>
     <w:p>
@@ -29042,11 +29078,11 @@
         <w:pStyle w:val="Compact"/>
         <w:numPr>
           <w:ilvl w:val="0"/>
-          <w:numId w:val="1017"/>
+          <w:numId w:val="1018"/>
         </w:numPr>
       </w:pPr>
       <w:r>
-        <w:t xml:space="preserve">[н] Шагунова Л. Владимир Родионов: На приёме в службах соцзащиты нет очередей [интервью министра социального развития, опеки и попечительства Иркутской области]. — Текст : электронный // Областная газета. 04.02.2026. № 11 (2949). — URL: https://www.ogirk.ru/2026/02/04/vladimir-rodionov-na-prieme-v-sluzhbah-soczashhity-net-ocheredej/ (дата обращения: 05.10.2026).</w:t>
+        <w:t xml:space="preserve">[н] Разумная Т. Успенский интернат расширяет «Шведский стол»: теперь и в третьем отделении проживающие сами выбирают блюда. — Текст : электронный // ЧС-ИНФО. 23.10.2025. — URL: https://4s-info.ru/2025/10/23/uspenskij-internat-rasshiryaet-shvedskij-stol-teper-i-v-tretem-otdelenii-prozhivayushhie-sami-vybirayut-blyuda/ (дата обращения: 05.10.2026).</w:t>
       </w:r>
     </w:p>
     <w:p>
@@ -29054,11 +29090,11 @@
         <w:pStyle w:val="Compact"/>
         <w:numPr>
           <w:ilvl w:val="0"/>
-          <w:numId w:val="1017"/>
+          <w:numId w:val="1018"/>
         </w:numPr>
       </w:pPr>
       <w:r>
-        <w:t xml:space="preserve">[н] Контрольно-счётная палата Иркутской области. Акт № 22/41-а от 07.07.2023 по результатам проверки… средств на организацию питания в государственных учреждениях, подведомственных министерству социального развития, опеки и попечительства Иркутской области (объект — ОГБУСО «Ново-Ленинский дом-интернат для престарелых и инвалидов»). — Текст : электронный // nldi.ru : [сайт]. — URL: http://nldi.ru/files/8983.pdf (дата обращения: 05.10.2026).</w:t>
+        <w:t xml:space="preserve">[н] Вариативное питание означает наличие нескольких вариантов меню в столовой / ГАУССО НСО «Каменский психоневрологический интернат». 19.08.2024. — Текст : электронный // kpi.nso.ru : [сайт]. — URL: https://kpi.nso.ru/news/395 (дата обращения: 05.10.2026).</w:t>
       </w:r>
     </w:p>
     <w:p>
@@ -29066,11 +29102,11 @@
         <w:pStyle w:val="Compact"/>
         <w:numPr>
           <w:ilvl w:val="0"/>
-          <w:numId w:val="1017"/>
+          <w:numId w:val="1018"/>
         </w:numPr>
       </w:pPr>
       <w:r>
-        <w:t xml:space="preserve">[н] Иркутский дом-интернат для престарелых и инвалидов продолжает совершенствоваться / Пресс-служба Правительства Иркутской области. — Текст : электронный // Областная газета. 21.01.2025. — URL: https://www.ogirk.ru/2025/01/21/irkutskij-dom-internat-dlja-prestarelyh-i-invalidov-prodolzhaet-sovershenstvovatsja/ (дата обращения: 05.10.2026).</w:t>
+        <w:t xml:space="preserve">[н] Софин Р. Шведский стол за 3 млн приучил к аккуратности жильцов психинтерната НСО. — Текст : электронный // Прецедент TV. 27.07.2026. — URL: https://precedent.tv/shvedskij-stol-za-3-mln-priuchil-k-akkuratnosti-zhiltsov-psihinternata-nso (дата обращения: 05.10.2026).</w:t>
       </w:r>
     </w:p>
     <w:p>
@@ -29078,11 +29114,11 @@
         <w:pStyle w:val="Compact"/>
         <w:numPr>
           <w:ilvl w:val="0"/>
-          <w:numId w:val="1017"/>
+          <w:numId w:val="1018"/>
         </w:numPr>
       </w:pPr>
       <w:r>
-        <w:t xml:space="preserve">[н] Работа по развитию психоневрологических интернатов продолжается / Комитет по социальной политике Санкт-Петербурга. 22.07.2025. — Текст : электронный // Администрация Санкт-Петербурга. — URL: https://gov.spb.ru/gov/otrasl/trud/news/302216/ (дата обращения: 05.10.2026).</w:t>
+        <w:t xml:space="preserve">[н] Наша главная задача — не просто накормить, а создать домашнюю атмосферу / ГАУССО НСО «Успенский психоневрологический интернат». 27.07.2026. — Текст : электронный // upni.nso.ru : [сайт]. — URL: https://upni.nso.ru/news/5804 (дата обращения: 05.10.2026).</w:t>
       </w:r>
     </w:p>
     <w:p>
@@ -29090,11 +29126,11 @@
         <w:pStyle w:val="Compact"/>
         <w:numPr>
           <w:ilvl w:val="0"/>
-          <w:numId w:val="1017"/>
+          <w:numId w:val="1018"/>
         </w:numPr>
       </w:pPr>
       <w:r>
-        <w:t xml:space="preserve">[н] Не просто накормить: доклад к семинару 25–27.08.2026. — Текст : электронный // Репозиторий qlolp/seminar-variable-food-2026, папка raw/sources/ne-prosto-nakormit/doklad/.</w:t>
+        <w:t xml:space="preserve">[н] Людям с инвалидностью в Новосибирской области усовершенствуют систему питания и реабилитации [перепечатка сообщения; источник — Правительство Новосибирской области]. — Текст : электронный // Лента новостей Новосибирска. 20.06.2025. — URL: https://novosibirsk-news.net/society/2025/06/20/338927.html (дата обращения: 05.10.2026).</w:t>
       </w:r>
     </w:p>
     <w:p>
@@ -29102,11 +29138,11 @@
         <w:pStyle w:val="Compact"/>
         <w:numPr>
           <w:ilvl w:val="0"/>
-          <w:numId w:val="1017"/>
+          <w:numId w:val="1018"/>
         </w:numPr>
       </w:pPr>
       <w:r>
-        <w:t xml:space="preserve">[н] Рабочая база знаний проекта (wiki/, в том числе wiki/gaps.md, wiki/entities/, wiki/concepts/) и предшествующие аналитические записки (raw/sources/related/). — Текст : электронный // Репозиторий qlolp/seminar-variable-food-2026.</w:t>
+        <w:t xml:space="preserve">[н] ОГБУСО «Усть-Илимский дом социального обслуживания». Публикации: «Что за „зверь“ такой? Вариативное питание» (27.09.2024); «Четыре месяца — время анализов и результатов» (17.12.2024); «Что у Вас сегодня на ужин?» (13.02.2025); «Совет по питанию» (09.02.2026). — Текст : электронный // ui-ogbuso.ru : [сайт]. — URL: https://ui-ogbuso.ru/novosti/ (дата обращения: 05.10.2026).</w:t>
       </w:r>
     </w:p>
     <w:p>
@@ -29114,11 +29150,11 @@
         <w:pStyle w:val="Compact"/>
         <w:numPr>
           <w:ilvl w:val="0"/>
-          <w:numId w:val="1017"/>
+          <w:numId w:val="1018"/>
         </w:numPr>
       </w:pPr>
       <w:r>
-        <w:t xml:space="preserve">[о] Федеральный закон от 28.12.2013 № 442-ФЗ «Об основах социального обслуживания граждан в Российской Федерации». — Текст : электронный // КонсультантПлюс : справочная правовая система. — URL: https://www.consultant.ru/document/cons_doc_LAW_156558/ (дата обращения: 05.10.2026).</w:t>
+        <w:t xml:space="preserve">[н] Вариативное питание в стационарных учреждениях социального обслуживания Иркутской области (пересказ сообщения министерства социального развития, опеки и попечительства Иркутской области). — Текст : электронный // Безформата. 14.02.2025. — URL: https://irkutsk.bezformata.com/listnews/variativnoe/142531226/ (дата обращения: 23.07.2026; при повторном обращении 05.10.2026 доступ ограничен).</w:t>
       </w:r>
     </w:p>
     <w:p>
@@ -29126,11 +29162,11 @@
         <w:pStyle w:val="Compact"/>
         <w:numPr>
           <w:ilvl w:val="0"/>
-          <w:numId w:val="1017"/>
+          <w:numId w:val="1018"/>
         </w:numPr>
       </w:pPr>
       <w:r>
-        <w:t xml:space="preserve">[о] Приказ Минтруда России от 24.11.2014 № 935н «Об утверждении Примерного порядка предоставления социальных услуг в стационарной форме социального обслуживания». — Текст : электронный // Гарант.ру : информационно-правовой портал. — URL: https://base.garant.ru/70829256/ (дата обращения: 05.10.2026).</w:t>
+        <w:t xml:space="preserve">[н] В Чунском доме соцобслуживания завершается строительство двух модульных жилых корпусов / Пресс-служба Правительства Иркутской области. — Текст : электронный // Областная газета. 26.11.2025. — URL: https://www.ogirk.ru/2025/11/26/v-chunskom-zavershaetsja-stroitelstvo-dvuh-modulnyh-zhilyh-korpusov/ (дата обращения: 05.10.2026).</w:t>
       </w:r>
     </w:p>
     <w:p>
@@ -29138,11 +29174,11 @@
         <w:pStyle w:val="Compact"/>
         <w:numPr>
           <w:ilvl w:val="0"/>
-          <w:numId w:val="1017"/>
+          <w:numId w:val="1018"/>
         </w:numPr>
       </w:pPr>
       <w:r>
-        <w:t xml:space="preserve">[н] Закон РФ от 02.07.1992 № 3185-1 «О психиатрической помощи и гарантиях прав граждан при её оказании». — Текст : электронный // КонсультантПлюс : справочная правовая система. — URL: https://www.consultant.ru/document/cons_doc_LAW_4205/ (дата обращения: 05.10.2026).</w:t>
+        <w:t xml:space="preserve">[н] Приказ министерства социального развития, опеки и попечительства Иркутской области от 11.12.2014 № 193-мпр «Об утверждении Порядка предоставления социальных услуг в стационарной форме социального обслуживания». — Текст : электронный // Гарант.ру : информационно-правовой портал. — URL: https://base.garant.ru/34763286/ (дата обращения: 05.10.2026).</w:t>
       </w:r>
     </w:p>
     <w:p>
@@ -29150,11 +29186,11 @@
         <w:pStyle w:val="Compact"/>
         <w:numPr>
           <w:ilvl w:val="0"/>
-          <w:numId w:val="1017"/>
+          <w:numId w:val="1018"/>
         </w:numPr>
       </w:pPr>
       <w:r>
-        <w:t xml:space="preserve">[н] Приказ Минтруда России от 14.05.2025 № 305н «Об утверждении Правил организации деятельности организаций социального обслуживания, их структурных подразделений» (зарег. в Минюсте России 02.06.2025 № 82485; действует с 01.09.2025 до 01.09.2031). — Текст : электронный // КонсультантПлюс : справочная правовая система. — URL: https://www.consultant.ru/document/cons_doc_LAW_506945/ (дата обращения: 05.10.2026).</w:t>
+        <w:t xml:space="preserve">[н] Вариативное меню появляется в домах соцобслуживания Вологодчины. — Текст : электронный // СеверИнфо. 05.07.2026. — URL: https://www.severinfo.ru/society/91519-variativnoe-menju-pojavljaetsja-v-domah-socobsluzhivanija-vologodchiny.html (дата обращения: 05.10.2026).</w:t>
       </w:r>
     </w:p>
     <w:p>
@@ -29162,11 +29198,11 @@
         <w:pStyle w:val="Compact"/>
         <w:numPr>
           <w:ilvl w:val="0"/>
-          <w:numId w:val="1017"/>
+          <w:numId w:val="1018"/>
         </w:numPr>
       </w:pPr>
       <w:r>
-        <w:t xml:space="preserve">[н] Приказ СПб ГАСУСОН «ДСО „Серафимовский“» от 10.03.2026 № 124 «Об утверждении правил внутреннего распорядка жителей СПб ГАСУСОН „ДСО „Серафимовский“»» (графический образ на бланке с наименованием учредителя — Комитета по социальной политике Санкт-Петербурга; подписан директором учреждения), п. 3.6, 3.9, 3.13 правил. — Текст : электронный // sdso-spb.ru : [сайт]. — URL: https://sdso-spb.ru/wp-content/uploads/sfv/docs/8388b0948844-Приказ-124-от-10.03.2026.pdf ; раздел «Документы учреждения»: https://sdso-spb.ru/dokumenty-uchrezhdeniya/ ; ранее — архивная копия сайта pni9.ru от 15.04.2026: https://web.archive.org/web/20260415001233/https://www.pni9.ru/правила-внутреннего-распорядка/ (дата обращения: 05.10.2026).</w:t>
+        <w:t xml:space="preserve">[н] Шагунова Л. Владимир Родионов: На приёме в службах соцзащиты нет очередей [интервью министра социального развития, опеки и попечительства Иркутской области]. — Текст : электронный // Областная газета. 04.02.2026. № 11 (2949). — URL: https://www.ogirk.ru/2026/02/04/vladimir-rodionov-na-prieme-v-sluzhbah-soczashhity-net-ocheredej/ (дата обращения: 05.10.2026).</w:t>
       </w:r>
     </w:p>
     <w:p>
@@ -29174,11 +29210,11 @@
         <w:pStyle w:val="Compact"/>
         <w:numPr>
           <w:ilvl w:val="0"/>
-          <w:numId w:val="1017"/>
+          <w:numId w:val="1018"/>
         </w:numPr>
       </w:pPr>
       <w:r>
-        <w:t xml:space="preserve">[н] Питание / ГАСУСО МО «Добрый дом „Солнечногорский“». — Текст : электронный // ddsol.ru : [сайт]. — URL: https://ddsol.ru/about/pitanie/ (дата обращения: 05.10.2026).</w:t>
+        <w:t xml:space="preserve">[н] Контрольно-счётная палата Иркутской области. Акт № 22/41-а от 07.07.2023 по результатам проверки… средств на организацию питания в государственных учреждениях, подведомственных министерству социального развития, опеки и попечительства Иркутской области (объект — ОГБУСО «Ново-Ленинский дом-интернат для престарелых и инвалидов»). — Текст : электронный // nldi.ru : [сайт]. — URL: http://nldi.ru/files/8983.pdf (дата обращения: 05.10.2026).</w:t>
       </w:r>
     </w:p>
     <w:p>
@@ -29186,11 +29222,11 @@
         <w:pStyle w:val="Compact"/>
         <w:numPr>
           <w:ilvl w:val="0"/>
-          <w:numId w:val="1017"/>
+          <w:numId w:val="1018"/>
         </w:numPr>
       </w:pPr>
       <w:r>
-        <w:t xml:space="preserve">[н] Nijs K. A. N. D., de Graaf C., Kok F. J., van Staveren W. A. Effect of family style mealtimes on quality of life, physical performance, and body weight of nursing home residents: cluster randomised controlled trial. — Текст : электронный // BMJ. — 2006. — Vol. 332. — P. 1180–1184. — DOI: 10.1136/bmj.38825.401181.7C.</w:t>
+        <w:t xml:space="preserve">[н] Иркутский дом-интернат для престарелых и инвалидов продолжает совершенствоваться / Пресс-служба Правительства Иркутской области. — Текст : электронный // Областная газета. 21.01.2025. — URL: https://www.ogirk.ru/2025/01/21/irkutskij-dom-internat-dlja-prestarelyh-i-invalidov-prodolzhaet-sovershenstvovatsja/ (дата обращения: 05.10.2026).</w:t>
       </w:r>
     </w:p>
     <w:p>
@@ -29198,11 +29234,11 @@
         <w:pStyle w:val="Compact"/>
         <w:numPr>
           <w:ilvl w:val="0"/>
-          <w:numId w:val="1017"/>
+          <w:numId w:val="1018"/>
         </w:numPr>
       </w:pPr>
       <w:r>
-        <w:t xml:space="preserve">[о] Постановление Минтруда России от 15.02.2002 № 12 «Об утверждении методических рекомендаций по организации питания в учреждениях (отделениях) социального обслуживания граждан пожилого возраста и инвалидов» (в ред. приказа Минздравсоцразвития России от 04.06.2007 № 397). — Текст : электронный // Гарант.ру : информационно-правовой портал. — URL: https://base.garant.ru/184396/ ; первоначальная редакция: https://base.garant.ru/5365902/ (дата обращения: 05.10.2026).</w:t>
+        <w:t xml:space="preserve">[н] Работа по развитию психоневрологических интернатов продолжается / Комитет по социальной политике Санкт-Петербурга. 22.07.2025. — Текст : электронный // Администрация Санкт-Петербурга. — URL: https://gov.spb.ru/gov/otrasl/trud/news/302216/ (дата обращения: 05.10.2026).</w:t>
       </w:r>
     </w:p>
     <w:p>
@@ -29210,11 +29246,11 @@
         <w:pStyle w:val="Compact"/>
         <w:numPr>
           <w:ilvl w:val="0"/>
-          <w:numId w:val="1017"/>
+          <w:numId w:val="1018"/>
         </w:numPr>
       </w:pPr>
       <w:r>
-        <w:t xml:space="preserve">[н] Приказ Минтруда России от 13.09.2022 № 520н «Об утверждении рекомендуемых норм питания при предоставлении социальных услуг в стационарной форме социального обслуживания». — Текст : электронный // Гарант.ру : информационно-правовой портал. — URL: https://base.garant.ru/405707433/ ; https://mintrud.gov.ru/docs/2466 (дата обращения: 05.10.2026).</w:t>
+        <w:t xml:space="preserve">[н] Не просто накормить: доклад к семинару 25–27.08.2026. — Текст : электронный // Репозиторий qlolp/seminar-variable-food-2026, папка raw/sources/ne-prosto-nakormit/doklad/.</w:t>
       </w:r>
     </w:p>
     <w:p>
@@ -29222,11 +29258,11 @@
         <w:pStyle w:val="Compact"/>
         <w:numPr>
           <w:ilvl w:val="0"/>
-          <w:numId w:val="1017"/>
+          <w:numId w:val="1018"/>
         </w:numPr>
       </w:pPr>
       <w:r>
-        <w:t xml:space="preserve">[о] Постановление Правительства Санкт-Петербурга от 29.12.2014 № 1284 «Об утверждении норм питания в организациях социального обслуживания населения Санкт-Петербурга» (в ред. постановлений от 27.07.2017 № 616, от 19.12.2019 № 929, от 27.06.2022 № 561; редакция, действовавшая до 31.12.2025; с 01.01.2026 приложение изложено заново постановлением от 18.07.2025 № 507, см. эту позицию в списке источников). — Текст : электронный // Гарант.ру : информационно-правовой портал. — URL: https://base.garant.ru/22921449/ (дата обращения: 05.10.2026).</w:t>
+        <w:t xml:space="preserve">[н] Рабочая база знаний проекта (wiki/, в том числе wiki/gaps.md, wiki/entities/, wiki/concepts/) и предшествующие аналитические записки (raw/sources/related/). — Текст : электронный // Репозиторий qlolp/seminar-variable-food-2026.</w:t>
       </w:r>
     </w:p>
     <w:p>
@@ -29234,11 +29270,11 @@
         <w:pStyle w:val="Compact"/>
         <w:numPr>
           <w:ilvl w:val="0"/>
-          <w:numId w:val="1017"/>
+          <w:numId w:val="1018"/>
         </w:numPr>
       </w:pPr>
       <w:r>
-        <w:t xml:space="preserve">[н] Постановление Правительства Санкт-Петербурга от 18.07.2025 № 507 «О внесении изменений в постановление Правительства Санкт-Петербурга от 29.12.2014 № 1284» (приложение к № 1284 изложено в новой редакции; вступает в силу с 01.01.2026). Официальное опубликование: портал правовой информации, номер 7800202507240011, 24.07.2025. — Текст : электронный // Официальный интернет-портал правовой информации. — URL: http://publication.pravo.gov.ru/Document/View/7800202507240011 ; текст приложения: https://base.garant.ru/412376974/8b7b3c1c76e91f88d33c08b3736aa67a/ (дата обращения: 05.10.2026).</w:t>
+        <w:t xml:space="preserve">[о] Федеральный закон от 28.12.2013 № 442-ФЗ «Об основах социального обслуживания граждан в Российской Федерации». — Текст : электронный // КонсультантПлюс : справочная правовая система. — URL: https://www.consultant.ru/document/cons_doc_LAW_156558/ (дата обращения: 05.10.2026).</w:t>
       </w:r>
     </w:p>
     <w:p>
@@ -29246,11 +29282,11 @@
         <w:pStyle w:val="Compact"/>
         <w:numPr>
           <w:ilvl w:val="0"/>
-          <w:numId w:val="1017"/>
+          <w:numId w:val="1018"/>
         </w:numPr>
       </w:pPr>
       <w:r>
-        <w:t xml:space="preserve">[н] Приказ Министерства труда и социальной защиты Российской Федерации от 29.10.2021 № 774н «Об утверждении общих требований к организации безопасного рабочего места» (зарегистрирован Минюстом России 25.11.2021, № 65987; карточка документа). — Текст : электронный // normacs.net : [сайт]. — URL: https://normacs.net/Doclist/doc/200DS.html (дата обращения: 05.10.2026).</w:t>
+        <w:t xml:space="preserve">[о] Приказ Минтруда России от 24.11.2014 № 935н «Об утверждении Примерного порядка предоставления социальных услуг в стационарной форме социального обслуживания». — Текст : электронный // Гарант.ру : информационно-правовой портал. — URL: https://base.garant.ru/70829256/ (дата обращения: 05.10.2026).</w:t>
       </w:r>
     </w:p>
     <w:p>
@@ -29258,11 +29294,11 @@
         <w:pStyle w:val="Compact"/>
         <w:numPr>
           <w:ilvl w:val="0"/>
-          <w:numId w:val="1017"/>
+          <w:numId w:val="1018"/>
         </w:numPr>
       </w:pPr>
       <w:r>
-        <w:t xml:space="preserve">[о] Конституция Российской Федерации (принята всенародным голосованием 12.12.1993, с изменениями, одобренными в ходе общероссийского голосования 01.07.2020). — Текст : электронный // КонсультантПлюс : справочная правовая система. — URL: https://www.consultant.ru/document/cons_doc_LAW_28399/ (дата обращения: 05.10.2026).</w:t>
+        <w:t xml:space="preserve">[н] Закон РФ от 02.07.1992 № 3185-1 «О психиатрической помощи и гарантиях прав граждан при её оказании». — Текст : электронный // КонсультантПлюс : справочная правовая система. — URL: https://www.consultant.ru/document/cons_doc_LAW_4205/ (дата обращения: 05.10.2026).</w:t>
       </w:r>
     </w:p>
     <w:p>
@@ -29270,11 +29306,11 @@
         <w:pStyle w:val="Compact"/>
         <w:numPr>
           <w:ilvl w:val="0"/>
-          <w:numId w:val="1017"/>
+          <w:numId w:val="1018"/>
         </w:numPr>
       </w:pPr>
       <w:r>
-        <w:t xml:space="preserve">[н] Конвенция о правах инвалидов (принята резолюцией 61/106 Генеральной Ассамблеи ООН 13.12.2006; ратифицирована Федеральным законом от 03.05.2012 № 46-ФЗ). — Текст : электронный // Организация Объединённых Наций. — URL: https://www.un.org/ru/documents/decl_conv/conventions/disability.shtml (дата обращения: 05.10.2026).</w:t>
+        <w:t xml:space="preserve">[н] Приказ Минтруда России от 14.05.2025 № 305н «Об утверждении Правил организации деятельности организаций социального обслуживания, их структурных подразделений» (зарег. в Минюсте России 02.06.2025 № 82485; действует с 01.09.2025 до 01.09.2031). — Текст : электронный // КонсультантПлюс : справочная правовая система. — URL: https://www.consultant.ru/document/cons_doc_LAW_506945/ (дата обращения: 05.10.2026).</w:t>
       </w:r>
     </w:p>
     <w:p>
@@ -29282,11 +29318,11 @@
         <w:pStyle w:val="Compact"/>
         <w:numPr>
           <w:ilvl w:val="0"/>
-          <w:numId w:val="1017"/>
+          <w:numId w:val="1018"/>
         </w:numPr>
       </w:pPr>
       <w:r>
-        <w:t xml:space="preserve">[н] Committee on the Rights of Persons with Disabilities. General comment No. 1 (2014). Article 12: Equal recognition before the law. CRPD/C/GC/1. — Текст : электронный // United Nations Digital Library. — URL: https://documents.un.org/doc/undoc/gen/g14/031/20/pdf/g1403120.pdf (дата обращения: 05.10.2026).</w:t>
+        <w:t xml:space="preserve">[н] Приказ СПб ГАСУСОН «ДСО „Серафимовский“» от 10.03.2026 № 124 «Об утверждении правил внутреннего распорядка жителей СПб ГАСУСОН „ДСО „Серафимовский“»» (графический образ на бланке с наименованием учредителя — Комитета по социальной политике Санкт-Петербурга; подписан директором учреждения), п. 3.6, 3.9, 3.13 правил. — Текст : электронный // sdso-spb.ru : [сайт]. — URL: https://sdso-spb.ru/wp-content/uploads/sfv/docs/8388b0948844-Приказ-124-от-10.03.2026.pdf ; раздел «Документы учреждения»: https://sdso-spb.ru/dokumenty-uchrezhdeniya/ ; ранее — архивная копия сайта pni9.ru от 15.04.2026: https://web.archive.org/web/20260415001233/https://www.pni9.ru/правила-внутреннего-распорядка/ (дата обращения: 05.10.2026).</w:t>
       </w:r>
     </w:p>
     <w:p>
@@ -29294,11 +29330,11 @@
         <w:pStyle w:val="Compact"/>
         <w:numPr>
           <w:ilvl w:val="0"/>
-          <w:numId w:val="1017"/>
+          <w:numId w:val="1018"/>
         </w:numPr>
       </w:pPr>
       <w:r>
-        <w:t xml:space="preserve">[н] Приказ Роструда от 02.02.2026 № 18 «Об утверждении формы проверочного листа (списка контрольных вопросов) для осуществления федерального государственного контроля (надзора) в сфере социального обслуживания» (зарег. в Минюсте России 13.02.2026 № 85322; опубликован на Официальном интернет-портале правовой информации 13.02.2026, номер опубликования 0001202602130013; вступил в силу 24.02.2026), вопросы 17, 64, 70, 73, 75. — Текст : электронный // Официальный интернет-портал правовой информации. — URL: http://publication.pravo.gov.ru/document/0001202602130013 ; https://pravo.ppt.ru/prikaz/rostrud/n-18-326901 ; https://www.consultant.ru/document/cons_doc_LAW_526542/ (дата обращения: 05.10.2026).</w:t>
+        <w:t xml:space="preserve">[н] Питание / ГАСУСО МО «Добрый дом „Солнечногорский“». — Текст : электронный // ddsol.ru : [сайт]. — URL: https://ddsol.ru/about/pitanie/ (дата обращения: 05.10.2026).</w:t>
       </w:r>
     </w:p>
     <w:p>
@@ -29306,11 +29342,11 @@
         <w:pStyle w:val="Compact"/>
         <w:numPr>
           <w:ilvl w:val="0"/>
-          <w:numId w:val="1017"/>
+          <w:numId w:val="1018"/>
         </w:numPr>
       </w:pPr>
       <w:r>
-        <w:t xml:space="preserve">[н] Агафонов И. Что изменится в жизни подопечных ПНИ с сентября. — Текст : электронный // Милосердие.ru. 20.06.2025. — URL: https://www.miloserdie.ru/news/novye-pravila-i-novye-vozmozhnosti-chto-izmenitsya-v-zhizni-podopechnyh-pni-s-sentyabrya/ (дата обращения: 05.10.2026).</w:t>
+        <w:t xml:space="preserve">[н] Nijs K. A. N. D., de Graaf C., Kok F. J., van Staveren W. A. Effect of family style mealtimes on quality of life, physical performance, and body weight of nursing home residents: cluster randomised controlled trial. — Текст : электронный // BMJ. — 2006. — Vol. 332. — P. 1180–1184. — DOI: 10.1136/bmj.38825.401181.7C.</w:t>
       </w:r>
     </w:p>
     <w:p>
@@ -29318,11 +29354,11 @@
         <w:pStyle w:val="Compact"/>
         <w:numPr>
           <w:ilvl w:val="0"/>
-          <w:numId w:val="1017"/>
+          <w:numId w:val="1018"/>
         </w:numPr>
       </w:pPr>
       <w:r>
-        <w:t xml:space="preserve">[н] Постановление Минтруда России от 25.12.2003 № 90 «Об утверждении методических рекомендаций по организации диетического (лечебного) питания в государственных (муниципальных) учреждениях социального обслуживания граждан пожилого возраста и инвалидов» (реквизиты по справке к [15] в системе «Гарант»; текст не анализировался).</w:t>
+        <w:t xml:space="preserve">[о] Постановление Минтруда России от 15.02.2002 № 12 «Об утверждении методических рекомендаций по организации питания в учреждениях (отделениях) социального обслуживания граждан пожилого возраста и инвалидов» (в ред. приказа Минздравсоцразвития России от 04.06.2007 № 397). — Текст : электронный // Гарант.ру : информационно-правовой портал. — URL: https://base.garant.ru/184396/ ; первоначальная редакция: https://base.garant.ru/5365902/ (дата обращения: 05.10.2026).</w:t>
       </w:r>
     </w:p>
     <w:p>
@@ -29330,11 +29366,11 @@
         <w:pStyle w:val="Compact"/>
         <w:numPr>
           <w:ilvl w:val="0"/>
-          <w:numId w:val="1017"/>
+          <w:numId w:val="1018"/>
         </w:numPr>
       </w:pPr>
       <w:r>
-        <w:t xml:space="preserve">[н] Горелик С. Г. и др. Оценка нутритивного статуса и коррекция питания лиц пожилого возраста в учреждении социального обслуживания. — Текст : электронный // Современные проблемы здравоохранения и медицинской статистики. — 2020. — № 4. — URL: https://cyberleninka.ru/ (дата обращения: 05.10.2026).</w:t>
+        <w:t xml:space="preserve">[н] Приказ Минтруда России от 13.09.2022 № 520н «Об утверждении рекомендуемых норм питания при предоставлении социальных услуг в стационарной форме социального обслуживания». — Текст : электронный // Гарант.ру : информационно-правовой портал. — URL: https://base.garant.ru/405707433/ ; https://mintrud.gov.ru/docs/2466 (дата обращения: 05.10.2026).</w:t>
       </w:r>
     </w:p>
     <w:p>
@@ -29342,11 +29378,11 @@
         <w:pStyle w:val="Compact"/>
         <w:numPr>
           <w:ilvl w:val="0"/>
-          <w:numId w:val="1017"/>
+          <w:numId w:val="1018"/>
         </w:numPr>
       </w:pPr>
       <w:r>
-        <w:t xml:space="preserve">[н] МР 2.3.1.0253-21 «Нормы физиологических потребностей в энергии и пищевых веществах для различных групп населения Российской Федерации» (утв. Роспотребнадзором 22.07.2021). — Текст : электронный // Роспотребнадзор. — URL: https://www.rospotrebnadzor.ru/documents/details.php?ELEMENT_ID=18979 (дата обращения: 05.10.2026).</w:t>
+        <w:t xml:space="preserve">[о] Постановление Правительства Санкт-Петербурга от 29.12.2014 № 1284 «Об утверждении норм питания в организациях социального обслуживания населения Санкт-Петербурга» (в ред. постановлений от 27.07.2017 № 616, от 19.12.2019 № 929, от 27.06.2022 № 561; редакция, действовавшая до 31.12.2025; с 01.01.2026 приложение изложено заново постановлением от 18.07.2025 № 507, см. эту позицию в списке источников). — Текст : электронный // Гарант.ру : информационно-правовой портал. — URL: https://base.garant.ru/22921449/ (дата обращения: 05.10.2026).</w:t>
       </w:r>
     </w:p>
     <w:p>
@@ -29354,11 +29390,11 @@
         <w:pStyle w:val="Compact"/>
         <w:numPr>
           <w:ilvl w:val="0"/>
-          <w:numId w:val="1017"/>
+          <w:numId w:val="1018"/>
         </w:numPr>
       </w:pPr>
       <w:r>
-        <w:t xml:space="preserve">[о] Постановление Правительства Свердловской области от 10.11.2022 № 765-ПП (нормы питания в организациях социального обслуживания). — Текст : электронный // Гарант.ру : информационно-правовой портал. — URL: https://base.garant.ru/405688359/ (дата обращения: 05.10.2026).</w:t>
+        <w:t xml:space="preserve">[н] Постановление Правительства Санкт-Петербурга от 18.07.2025 № 507 «О внесении изменений в постановление Правительства Санкт-Петербурга от 29.12.2014 № 1284» (приложение к № 1284 изложено в новой редакции; вступает в силу с 01.01.2026). Официальное опубликование: портал правовой информации, номер 7800202507240011, 24.07.2025. — Текст : электронный // Официальный интернет-портал правовой информации. — URL: http://publication.pravo.gov.ru/Document/View/7800202507240011 ; текст приложения: https://base.garant.ru/412376974/8b7b3c1c76e91f88d33c08b3736aa67a/ (дата обращения: 05.10.2026).</w:t>
       </w:r>
     </w:p>
     <w:p>
@@ -29366,11 +29402,11 @@
         <w:pStyle w:val="Compact"/>
         <w:numPr>
           <w:ilvl w:val="0"/>
-          <w:numId w:val="1017"/>
+          <w:numId w:val="1018"/>
         </w:numPr>
       </w:pPr>
       <w:r>
-        <w:t xml:space="preserve">[н] Постановление Правительства Красноярского края от 17.12.2014 № 607-п «Об утверждении норм питания в краевых учреждениях социального обслуживания» (ред. от 14.10.2021 № 730-п; изменения 2024–2025 гг. — постановления № 74-п и № 892-п). Текст воспроизведён на сайте КГБУ СО «КЦСОН „Тонус“» вместе со сведениями об организации питания учреждения. — Текст : электронный // ctonus.ru : [сайт]. — URL: https://ctonus.ru/f/normy_pitaniya.docx (дата обращения: 05.10.2026).</w:t>
+        <w:t xml:space="preserve">[н] Приказ Министерства труда и социальной защиты Российской Федерации от 29.10.2021 № 774н «Об утверждении общих требований к организации безопасного рабочего места» (зарегистрирован Минюстом России 25.11.2021, № 65987; карточка документа). — Текст : электронный // normacs.net : [сайт]. — URL: https://normacs.net/Doclist/doc/200DS.html (дата обращения: 05.10.2026).</w:t>
       </w:r>
     </w:p>
     <w:p>
@@ -29378,11 +29414,11 @@
         <w:pStyle w:val="Compact"/>
         <w:numPr>
           <w:ilvl w:val="0"/>
-          <w:numId w:val="1017"/>
+          <w:numId w:val="1018"/>
         </w:numPr>
       </w:pPr>
       <w:r>
-        <w:t xml:space="preserve">[н] Приказ комитета по социальной защите населения Ленинградской области от 30.12.2021 № 04-58 «Об утверждении нормативов обеспечения мягким инвентарём при предоставлении социальных услуг и норм питания в организациях социального обслуживания Ленинградской области…» (приложение 3; последующие изменения не проверялись). — Текст : электронный // luga-pni.ru : [сайт]. — URL: https://luga-pni.ru/f/prikazom_komiteta_po_socialnoj_zashchite_naseleniya_leningradskoj_oblasti_no04_ot_30122021_goda_ob_utverzhdenii_normativov_o.pdf (дата обращения: 05.10.2026).</w:t>
+        <w:t xml:space="preserve">[о] Конституция Российской Федерации (принята всенародным голосованием 12.12.1993, с изменениями, одобренными в ходе общероссийского голосования 01.07.2020). — Текст : электронный // КонсультантПлюс : справочная правовая система. — URL: https://www.consultant.ru/document/cons_doc_LAW_28399/ (дата обращения: 05.10.2026).</w:t>
       </w:r>
     </w:p>
     <w:p>
@@ -29390,11 +29426,11 @@
         <w:pStyle w:val="Compact"/>
         <w:numPr>
           <w:ilvl w:val="0"/>
-          <w:numId w:val="1017"/>
+          <w:numId w:val="1018"/>
         </w:numPr>
       </w:pPr>
       <w:r>
-        <w:t xml:space="preserve">[н] Приказ министерства социального развития Новосибирской области от 06.10.2014 № 1164 «Об утверждении норм питания в организациях социального обслуживания, находящихся в ведении Новосибирской области» (с изменениями на 25.05.2023, приказ № 769-НПА). — Текст : электронный // vencson.nso.ru : [сайт]. — URL: https://vencson.nso.ru/sites/vencson.nso.ru/wodby_files/files/document/2023/07/documents/ob_utverzhdenii_norm_pitaniya_v_organizaciyah_socialnogo_obsluzhivaniya_novosibirskoy_oblasti_s_izmene.pdf (дата обращения: 05.10.2026).</w:t>
+        <w:t xml:space="preserve">[н] Конвенция о правах инвалидов (принята резолюцией 61/106 Генеральной Ассамблеи ООН 13.12.2006; ратифицирована Федеральным законом от 03.05.2012 № 46-ФЗ). — Текст : электронный // Организация Объединённых Наций. — URL: https://www.un.org/ru/documents/decl_conv/conventions/disability.shtml (дата обращения: 05.10.2026).</w:t>
       </w:r>
     </w:p>
     <w:p>
@@ -29402,11 +29438,11 @@
         <w:pStyle w:val="Compact"/>
         <w:numPr>
           <w:ilvl w:val="0"/>
-          <w:numId w:val="1017"/>
+          <w:numId w:val="1018"/>
         </w:numPr>
       </w:pPr>
       <w:r>
-        <w:t xml:space="preserve">[н] Положение об организации питания в государственном бюджетном учреждении «Сормовский дом-интернат для престарелых и инвалидов» (Нижний Новгород; дата утверждения на странице не указана). — Текст : электронный // soc52.ru : [сайт]. — URL: https://soc52.ru/sorm-di-documents/statement/item/447-statement-food (дата обращения: 05.10.2026).</w:t>
+        <w:t xml:space="preserve">[н] Committee on the Rights of Persons with Disabilities. General comment No. 1 (2014). Article 12: Equal recognition before the law. CRPD/C/GC/1. — Текст : электронный // United Nations Digital Library. — URL: https://documents.un.org/doc/undoc/gen/g14/031/20/pdf/g1403120.pdf (дата обращения: 05.10.2026).</w:t>
       </w:r>
     </w:p>
     <w:p>
@@ -29414,11 +29450,11 @@
         <w:pStyle w:val="Compact"/>
         <w:numPr>
           <w:ilvl w:val="0"/>
-          <w:numId w:val="1017"/>
+          <w:numId w:val="1018"/>
         </w:numPr>
       </w:pPr>
       <w:r>
-        <w:t xml:space="preserve">[о] Постановление Главного государственного санитарного врача Российской Федерации от 27.10.2020 № 32 «Об утверждении санитарно-эпидемиологических правил и норм СанПиН 2.3/2.4.3590-20 „Санитарно-эпидемиологические требования к организации общественного питания населения“» (первоначальная редакция; официальная публикация, номер опубликования 0001202011120001). — Текст : электронный // Официальный интернет-портал правовой информации. — URL: http://publication.pravo.gov.ru/Document/View/0001202011120001 (дата обращения: 05.10.2026).</w:t>
+        <w:t xml:space="preserve">[н] Приказ Роструда от 02.02.2026 № 18 «Об утверждении формы проверочного листа (списка контрольных вопросов) для осуществления федерального государственного контроля (надзора) в сфере социального обслуживания» (зарег. в Минюсте России 13.02.2026 № 85322; опубликован на Официальном интернет-портале правовой информации 13.02.2026, номер опубликования 0001202602130013; вступил в силу 24.02.2026), вопросы 17, 64, 70, 73, 75. — Текст : электронный // Официальный интернет-портал правовой информации. — URL: http://publication.pravo.gov.ru/document/0001202602130013 ; https://pravo.ppt.ru/prikaz/rostrud/n-18-326901 ; https://www.consultant.ru/document/cons_doc_LAW_526542/ (дата обращения: 05.10.2026).</w:t>
       </w:r>
     </w:p>
     <w:p>
@@ -29426,11 +29462,11 @@
         <w:pStyle w:val="Compact"/>
         <w:numPr>
           <w:ilvl w:val="0"/>
-          <w:numId w:val="1017"/>
+          <w:numId w:val="1018"/>
         </w:numPr>
       </w:pPr>
       <w:r>
-        <w:t xml:space="preserve">[о] Приказ Минздрава России от 05.08.2003 № 330 «О мерах по совершенствованию лечебного питания в лечебно-профилактических учреждениях Российской Федерации». — Текст : электронный // Гарант.ру : информационно-правовой портал. — URL: https://base.garant.ru/12133007/ (дата обращения: 05.10.2026).</w:t>
+        <w:t xml:space="preserve">[н] Агафонов И. Что изменится в жизни подопечных ПНИ с сентября. — Текст : электронный // Милосердие.ru. 20.06.2025. — URL: https://www.miloserdie.ru/news/novye-pravila-i-novye-vozmozhnosti-chto-izmenitsya-v-zhizni-podopechnyh-pni-s-sentyabrya/ (дата обращения: 05.10.2026).</w:t>
       </w:r>
     </w:p>
     <w:p>
@@ -29438,11 +29474,11 @@
         <w:pStyle w:val="Compact"/>
         <w:numPr>
           <w:ilvl w:val="0"/>
-          <w:numId w:val="1017"/>
+          <w:numId w:val="1018"/>
         </w:numPr>
       </w:pPr>
       <w:r>
-        <w:t xml:space="preserve">[о] Приказ Минздрава России от 21.06.2013 № 395н «Об утверждении норм лечебного питания». — Текст : электронный // Гарант.ру : информационно-правовой портал. — URL: https://base.garant.ru/70412098/ (дата обращения: 05.10.2026).</w:t>
+        <w:t xml:space="preserve">[н] Постановление Минтруда России от 25.12.2003 № 90 «Об утверждении методических рекомендаций по организации диетического (лечебного) питания в государственных (муниципальных) учреждениях социального обслуживания граждан пожилого возраста и инвалидов» (реквизиты по справке к [15] в системе «Гарант»; текст не анализировался).</w:t>
       </w:r>
     </w:p>
     <w:p>
@@ -29450,11 +29486,11 @@
         <w:pStyle w:val="Compact"/>
         <w:numPr>
           <w:ilvl w:val="0"/>
-          <w:numId w:val="1017"/>
+          <w:numId w:val="1018"/>
         </w:numPr>
       </w:pPr>
       <w:r>
-        <w:t xml:space="preserve">[о] Приказ Минздрава России от 23.09.2020 № 1008н «Об утверждении порядка обеспечения пациентов лечебным питанием». — Текст : электронный // Гарант.ру : информационно-правовой портал. — URL: https://base.garant.ru/74703746/ (дата обращения: 05.10.2026).</w:t>
+        <w:t xml:space="preserve">[н] Горелик С. Г. и др. Оценка нутритивного статуса и коррекция питания лиц пожилого возраста в учреждении социального обслуживания. — Текст : электронный // Современные проблемы здравоохранения и медицинской статистики. — 2020. — № 4. — URL: https://cyberleninka.ru/ (дата обращения: 05.10.2026).</w:t>
       </w:r>
     </w:p>
     <w:p>
@@ -29462,11 +29498,11 @@
         <w:pStyle w:val="Compact"/>
         <w:numPr>
           <w:ilvl w:val="0"/>
-          <w:numId w:val="1017"/>
+          <w:numId w:val="1018"/>
         </w:numPr>
       </w:pPr>
       <w:r>
-        <w:t xml:space="preserve">[н] Ткачёва О. Н., Тутельян В. А., Шестопалов А. Е. и др. Недостаточность питания (мальнутриция) у пациентов пожилого и старческого возраста. Клинические рекомендации. — Текст : электронный // Российский журнал гериатрической медицины. — 2021. — № 1. — С. 15–34. — DOI: 10.37586/2686-8636-1-2021-15-34.</w:t>
+        <w:t xml:space="preserve">[н] МР 2.3.1.0253-21 «Нормы физиологических потребностей в энергии и пищевых веществах для различных групп населения Российской Федерации» (утв. Роспотребнадзором 22.07.2021). — Текст : электронный // Роспотребнадзор. — URL: https://www.rospotrebnadzor.ru/documents/details.php?ELEMENT_ID=18979 (дата обращения: 05.10.2026).</w:t>
       </w:r>
     </w:p>
     <w:p>
@@ -29474,11 +29510,11 @@
         <w:pStyle w:val="Compact"/>
         <w:numPr>
           <w:ilvl w:val="0"/>
-          <w:numId w:val="1017"/>
+          <w:numId w:val="1018"/>
         </w:numPr>
       </w:pPr>
       <w:r>
-        <w:t xml:space="preserve">[о] Организация питания: страницы сайтов учреждений социального обслуживания Омской области. — Текст : электронный // ditavrich55.ru : [сайт]. — URL: http://www.ditavrich55.ru/pitanie ; https://pni55.ru/perechen-zapreshchennyh-produktov (дата обращения: 16.07.2026, по первой редакции обзора).</w:t>
+        <w:t xml:space="preserve">[о] Постановление Правительства Свердловской области от 10.11.2022 № 765-ПП (нормы питания в организациях социального обслуживания). — Текст : электронный // Гарант.ру : информационно-правовой портал. — URL: https://base.garant.ru/405688359/ (дата обращения: 05.10.2026).</w:t>
       </w:r>
     </w:p>
     <w:p>
@@ -29486,11 +29522,11 @@
         <w:pStyle w:val="Compact"/>
         <w:numPr>
           <w:ilvl w:val="0"/>
-          <w:numId w:val="1017"/>
+          <w:numId w:val="1018"/>
         </w:numPr>
       </w:pPr>
       <w:r>
-        <w:t xml:space="preserve">[н] Федеральный закон от 05.04.2013 № 44-ФЗ «О контрактной системе в сфере закупок товаров, работ, услуг для обеспечения государственных и муниципальных нужд». — Текст : электронный // КонсультантПлюс : справочная правовая система. — URL: https://www.consultant.ru/document/cons_doc_LAW_144624/ (дата обращения: 05.10.2026).</w:t>
+        <w:t xml:space="preserve">[н] Постановление Правительства Красноярского края от 17.12.2014 № 607-п «Об утверждении норм питания в краевых учреждениях социального обслуживания» (ред. от 14.10.2021 № 730-п; изменения 2024–2025 гг. — постановления № 74-п и № 892-п). Текст воспроизведён на сайте КГБУ СО «КЦСОН „Тонус“» вместе со сведениями об организации питания учреждения. — Текст : электронный // ctonus.ru : [сайт]. — URL: https://ctonus.ru/f/normy_pitaniya.docx (дата обращения: 05.10.2026).</w:t>
       </w:r>
     </w:p>
     <w:p>
@@ -29498,11 +29534,11 @@
         <w:pStyle w:val="Compact"/>
         <w:numPr>
           <w:ilvl w:val="0"/>
-          <w:numId w:val="1017"/>
+          <w:numId w:val="1018"/>
         </w:numPr>
       </w:pPr>
       <w:r>
-        <w:t xml:space="preserve">[н] Федеральный закон от 18.07.2011 № 223-ФЗ «О закупках товаров, работ, услуг отдельными видами юридических лиц». — Текст : электронный // КонсультантПлюс : справочная правовая система. — URL: https://www.consultant.ru/document/cons_doc_LAW_116964/ (дата обращения: 05.10.2026).</w:t>
+        <w:t xml:space="preserve">[н] Приказ комитета по социальной защите населения Ленинградской области от 30.12.2021 № 04-58 «Об утверждении нормативов обеспечения мягким инвентарём при предоставлении социальных услуг и норм питания в организациях социального обслуживания Ленинградской области…» (приложение 3; последующие изменения не проверялись). — Текст : электронный // luga-pni.ru : [сайт]. — URL: https://luga-pni.ru/f/prikazom_komiteta_po_socialnoj_zashchite_naseleniya_leningradskoj_oblasti_no04_ot_30122021_goda_ob_utverzhdenii_normativov_o.pdf (дата обращения: 05.10.2026).</w:t>
       </w:r>
     </w:p>
     <w:p>
@@ -29510,11 +29546,11 @@
         <w:pStyle w:val="Compact"/>
         <w:numPr>
           <w:ilvl w:val="0"/>
-          <w:numId w:val="1017"/>
+          <w:numId w:val="1018"/>
         </w:numPr>
       </w:pPr>
       <w:r>
-        <w:t xml:space="preserve">[н] Письмо Минфина России от 29.12.2014 № 02-02-08/68298. — Текст : электронный // Гарант.ру : информационно-правовой портал. — URL: https://base.garant.ru/70853116/ (дата обращения: 05.10.2026).</w:t>
+        <w:t xml:space="preserve">[н] Приказ министерства социального развития Новосибирской области от 06.10.2014 № 1164 «Об утверждении норм питания в организациях социального обслуживания, находящихся в ведении Новосибирской области» (с изменениями на 25.05.2023, приказ № 769-НПА). — Текст : электронный // vencson.nso.ru : [сайт]. — URL: https://vencson.nso.ru/sites/vencson.nso.ru/wodby_files/files/document/2023/07/documents/ob_utverzhdenii_norm_pitaniya_v_organizaciyah_socialnogo_obsluzhivaniya_novosibirskoy_oblasti_s_izmene.pdf (дата обращения: 05.10.2026).</w:t>
       </w:r>
     </w:p>
     <w:p>
@@ -29522,11 +29558,11 @@
         <w:pStyle w:val="Compact"/>
         <w:numPr>
           <w:ilvl w:val="0"/>
-          <w:numId w:val="1017"/>
+          <w:numId w:val="1018"/>
         </w:numPr>
       </w:pPr>
       <w:r>
-        <w:t xml:space="preserve">[н] Постановление Арбитражного суда Дальневосточного округа от 05.12.2025 № Ф03-3556/25 по делу № А73-20917/2024. — Текст : электронный // Гарант.ру : информационно-правовой портал. — URL: https://base.garant.ru/37266612/ ; https://www.garant.ru/files/6/0/2049606/postanovlenie_arbitragnogo_suda_dalnevostochnogo_okruga_ot_5_dekabrya_2025_g_n_f0.pdf (дата обращения: 05.10.2026).</w:t>
+        <w:t xml:space="preserve">[н] Положение об организации питания в государственном бюджетном учреждении «Сормовский дом-интернат для престарелых и инвалидов» (Нижний Новгород; дата утверждения на странице не указана). — Текст : электронный // soc52.ru : [сайт]. — URL: https://soc52.ru/sorm-di-documents/statement/item/447-statement-food (дата обращения: 05.10.2026).</w:t>
       </w:r>
     </w:p>
     <w:p>
@@ -29534,11 +29570,11 @@
         <w:pStyle w:val="Compact"/>
         <w:numPr>
           <w:ilvl w:val="0"/>
-          <w:numId w:val="1017"/>
+          <w:numId w:val="1018"/>
         </w:numPr>
       </w:pPr>
       <w:r>
-        <w:t xml:space="preserve">[н] Красавин Е. Верховный Суд: закупки по госзаданию автономные учреждения обязаны проводить по 44-ФЗ. Определение № 303-ЭС25-15393. — Текст : электронный // Блог pro-ability.ru. 25.02.2026. — URL: https://www.pro-ability.ru/tpost/sbdtgydex1-verhovnii-sud-zakupki-po-goszadaniyu-avt (дата обращения: 05.10.2026).</w:t>
+        <w:t xml:space="preserve">[о] Постановление Главного государственного санитарного врача Российской Федерации от 27.10.2020 № 32 «Об утверждении санитарно-эпидемиологических правил и норм СанПиН 2.3/2.4.3590-20 „Санитарно-эпидемиологические требования к организации общественного питания населения“» (первоначальная редакция; официальная публикация, номер опубликования 0001202011120001). — Текст : электронный // Официальный интернет-портал правовой информации. — URL: http://publication.pravo.gov.ru/Document/View/0001202011120001 (дата обращения: 05.10.2026).</w:t>
       </w:r>
     </w:p>
     <w:p>
@@ -29546,11 +29582,11 @@
         <w:pStyle w:val="Compact"/>
         <w:numPr>
           <w:ilvl w:val="0"/>
-          <w:numId w:val="1017"/>
+          <w:numId w:val="1018"/>
         </w:numPr>
       </w:pPr>
       <w:r>
-        <w:t xml:space="preserve">[н] Определение судьи Верховного Суда РФ от 29.12.2025 № 303-ЭС25-15393 (об отсрочке уплаты государственной пошлины; дело № А73-20917/2024; в тексте определения номер дела указан как «А32-55513/2024», на странице базы и в определении от 28.01.2026 — А73-20917/2024). — Текст : электронный // СудАкт. — URL: https://sudact.ru/vsrf/doc/aZCIdQcDpC5v/ (дата обращения: 05.10.2026) ; Верховный Суд Российской Федерации : официальный сайт. — URL: https://vsrf.ru/lk/practice/stor_pdf_ec/2512972 (дата обращения: 07.10.2026).</w:t>
+        <w:t xml:space="preserve">[о] Приказ Минздрава России от 05.08.2003 № 330 «О мерах по совершенствованию лечебного питания в лечебно-профилактических учреждениях Российской Федерации». — Текст : электронный // Гарант.ру : информационно-правовой портал. — URL: https://base.garant.ru/12133007/ (дата обращения: 05.10.2026).</w:t>
       </w:r>
     </w:p>
     <w:p>
@@ -29558,11 +29594,11 @@
         <w:pStyle w:val="Compact"/>
         <w:numPr>
           <w:ilvl w:val="0"/>
-          <w:numId w:val="1017"/>
+          <w:numId w:val="1018"/>
         </w:numPr>
       </w:pPr>
       <w:r>
-        <w:t xml:space="preserve">[н] Кулаков А. Обзор решений Верховного суда РФ по закупкам [в т. ч. определение ВС РФ от 28.01.2026 № 303-ЭС25-15393 по делу № А73-20917/2024]. — Текст : электронный // Аукционный вестник: всероссийский информационно-аналитический еженедельник. 30.01.2026. № 753. С. 4. — URL: https://www.avestnik.ru/pdf/2026/AV_753.pdf (дата обращения: 05.10.2026).</w:t>
+        <w:t xml:space="preserve">[о] Приказ Минздрава России от 21.06.2013 № 395н «Об утверждении норм лечебного питания». — Текст : электронный // Гарант.ру : информационно-правовой портал. — URL: https://base.garant.ru/70412098/ (дата обращения: 05.10.2026).</w:t>
       </w:r>
     </w:p>
     <w:p>
@@ -29570,11 +29606,11 @@
         <w:pStyle w:val="Compact"/>
         <w:numPr>
           <w:ilvl w:val="0"/>
-          <w:numId w:val="1017"/>
+          <w:numId w:val="1018"/>
         </w:numPr>
       </w:pPr>
       <w:r>
-        <w:t xml:space="preserve">[н] Определение судьи Верховного Суда Российской Федерации от 28.01.2026 № 303-ЭС25-15393 [об отказе в передаче кассационной жалобы краевого государственного специализированного автономного учреждения «Дальневосточная база авиационной охраны лесов» для рассмотрения в судебном заседании Судебной коллегии по экономическим спорам; дело № А73-20917/2024]. — Текст : электронный // Верховный Суд Российской Федерации : официальный сайт. — URL: https://vsrf.ru/lk/practice/stor_pdf_ec/2517490 (дата обращения: 07.10.2026).</w:t>
+        <w:t xml:space="preserve">[о] Приказ Минздрава России от 23.09.2020 № 1008н «Об утверждении порядка обеспечения пациентов лечебным питанием». — Текст : электронный // Гарант.ру : информационно-правовой портал. — URL: https://base.garant.ru/74703746/ (дата обращения: 05.10.2026).</w:t>
       </w:r>
     </w:p>
     <w:p>
@@ -29582,11 +29618,11 @@
         <w:pStyle w:val="Compact"/>
         <w:numPr>
           <w:ilvl w:val="0"/>
-          <w:numId w:val="1017"/>
+          <w:numId w:val="1018"/>
         </w:numPr>
       </w:pPr>
       <w:r>
-        <w:t xml:space="preserve">[н] Когда автономные учреждения не вправе контрактоваться по Закону № 223-ФЗ / ГАРАНТ.РУ; воспроизведено: Информационный портал закупок. 2026. — Текст : электронный // zakupki-portal.ru : [сайт]. — URL: https://www.zakupki-portal.ru/novosti/main-news/kogda-avtonomnye-uchrezhdeniya-ne-vprave-kontraktovat-sya-po-zakonu-223-fz/ (дата обращения: 05.10.2026).</w:t>
+        <w:t xml:space="preserve">[н] Ткачёва О. Н., Тутельян В. А., Шестопалов А. Е. и др. Недостаточность питания (мальнутриция) у пациентов пожилого и старческого возраста. Клинические рекомендации. — Текст : электронный // Российский журнал гериатрической медицины. — 2021. — № 1. — С. 15–34. — DOI: 10.37586/2686-8636-1-2021-15-34.</w:t>
       </w:r>
     </w:p>
     <w:p>
@@ -29594,11 +29630,11 @@
         <w:pStyle w:val="Compact"/>
         <w:numPr>
           <w:ilvl w:val="0"/>
-          <w:numId w:val="1017"/>
+          <w:numId w:val="1018"/>
         </w:numPr>
       </w:pPr>
       <w:r>
-        <w:t xml:space="preserve">[н] Извещение № 0372200070825000244 «Поставка продуктов питания» (заказчик — СПб ГБСУСОН «ДСО „Тесовый берег“», ИНН 7827661874; опубл. 24.11.2025). — Текст : электронный // tenderguru.ru : [сайт]. — URL: https://www.tenderguru.ru/tender/90473908 (дата обращения: 05.10.2026).</w:t>
+        <w:t xml:space="preserve">[о] Организация питания: страницы сайтов учреждений социального обслуживания Омской области. — Текст : электронный // ditavrich55.ru : [сайт]. — URL: http://www.ditavrich55.ru/pitanie ; https://pni55.ru/perechen-zapreshchennyh-produktov (дата обращения: 16.07.2026, по первой редакции обзора).</w:t>
       </w:r>
     </w:p>
     <w:p>
@@ -29606,11 +29642,11 @@
         <w:pStyle w:val="Compact"/>
         <w:numPr>
           <w:ilvl w:val="0"/>
-          <w:numId w:val="1017"/>
+          <w:numId w:val="1018"/>
         </w:numPr>
       </w:pPr>
       <w:r>
-        <w:t xml:space="preserve">[о] Кодекс Российской Федерации об административных правонарушениях от 30.12.2001 № 195-ФЗ. Ст. 6.3, 6.6, 6.7. — Текст : электронный // КонсультантПлюс : справочная правовая система. — URL: https://www.consultant.ru/document/cons_doc_LAW_34661/ (дата обращения: 05.10.2026).</w:t>
+        <w:t xml:space="preserve">[н] Федеральный закон от 05.04.2013 № 44-ФЗ «О контрактной системе в сфере закупок товаров, работ, услуг для обеспечения государственных и муниципальных нужд». — Текст : электронный // КонсультантПлюс : справочная правовая система. — URL: https://www.consultant.ru/document/cons_doc_LAW_144624/ (дата обращения: 05.10.2026).</w:t>
       </w:r>
     </w:p>
     <w:p>
@@ -29618,11 +29654,11 @@
         <w:pStyle w:val="Compact"/>
         <w:numPr>
           <w:ilvl w:val="0"/>
-          <w:numId w:val="1017"/>
+          <w:numId w:val="1018"/>
         </w:numPr>
       </w:pPr>
       <w:r>
-        <w:t xml:space="preserve">[н] Новости прокуратуры: привлечение к ответственности по ст. 6.6 КоАП РФ руководителя социально-реабилитационного центра (2022). — Текст : электронный // Кашин.инфо. — URL: https://www.kashin.info/prokuratura-informiruet/novosti-prokuratury/9121 (дата обращения: 23.07.2026).</w:t>
+        <w:t xml:space="preserve">[н] Федеральный закон от 18.07.2011 № 223-ФЗ «О закупках товаров, работ, услуг отдельными видами юридических лиц». — Текст : электронный // КонсультантПлюс : справочная правовая система. — URL: https://www.consultant.ru/document/cons_doc_LAW_116964/ (дата обращения: 05.10.2026).</w:t>
       </w:r>
     </w:p>
     <w:p>
@@ -29630,11 +29666,11 @@
         <w:pStyle w:val="Compact"/>
         <w:numPr>
           <w:ilvl w:val="0"/>
-          <w:numId w:val="1017"/>
+          <w:numId w:val="1018"/>
         </w:numPr>
       </w:pPr>
       <w:r>
-        <w:t xml:space="preserve">[н] Постановление Верховного Суда РФ от 21.02.2019 № 11-АД19-4. — Текст : электронный // Гарант.ру : информационно-правовой портал. — URL: https://www.garant.ru/products/ipo/prime/doc/72095418/ (дата обращения: 05.10.2026).</w:t>
+        <w:t xml:space="preserve">[н] Письмо Минфина России от 29.12.2014 № 02-02-08/68298. — Текст : электронный // Гарант.ру : информационно-правовой портал. — URL: https://base.garant.ru/70853116/ (дата обращения: 05.10.2026).</w:t>
       </w:r>
     </w:p>
     <w:p>
@@ -29642,11 +29678,11 @@
         <w:pStyle w:val="Compact"/>
         <w:numPr>
           <w:ilvl w:val="0"/>
-          <w:numId w:val="1017"/>
+          <w:numId w:val="1018"/>
         </w:numPr>
       </w:pPr>
       <w:r>
-        <w:t xml:space="preserve">[н] ФАС раскрыла картель на торгах на поставку социально значимых продуктов. — Текст : электронный // Российская газета. 25.07.2024. — URL: https://rg.ru/2024/07/25/fas-raskryla-kartel-na-torgah-na-postavku-socialno-znachimyh-produktov.html (дата обращения: 23.07.2026).</w:t>
+        <w:t xml:space="preserve">[н] Постановление Арбитражного суда Дальневосточного округа от 05.12.2025 № Ф03-3556/25 по делу № А73-20917/2024. — Текст : электронный // Гарант.ру : информационно-правовой портал. — URL: https://base.garant.ru/37266612/ ; https://www.garant.ru/files/6/0/2049606/postanovlenie_arbitragnogo_suda_dalnevostochnogo_okruga_ot_5_dekabrya_2025_g_n_f0.pdf (дата обращения: 05.10.2026).</w:t>
       </w:r>
     </w:p>
     <w:p>
@@ -29654,11 +29690,11 @@
         <w:pStyle w:val="Compact"/>
         <w:numPr>
           <w:ilvl w:val="0"/>
-          <w:numId w:val="1017"/>
+          <w:numId w:val="1018"/>
         </w:numPr>
       </w:pPr>
       <w:r>
-        <w:t xml:space="preserve">[н] Челябинское УФАС: картель на 27 тендерах школьного питания. — Текст : электронный // Про-Госзаказ. — 2025. — URL: https://pro-goszakaz.ru/news/116068 (дата обращения: 05.10.2026).</w:t>
+        <w:t xml:space="preserve">[н] Красавин Е. Верховный Суд: закупки по госзаданию автономные учреждения обязаны проводить по 44-ФЗ. Определение № 303-ЭС25-15393. — Текст : электронный // Блог pro-ability.ru. 25.02.2026. — URL: https://www.pro-ability.ru/tpost/sbdtgydex1-verhovnii-sud-zakupki-po-goszadaniyu-avt (дата обращения: 05.10.2026).</w:t>
       </w:r>
     </w:p>
     <w:p>
@@ -29666,11 +29702,11 @@
         <w:pStyle w:val="Compact"/>
         <w:numPr>
           <w:ilvl w:val="0"/>
-          <w:numId w:val="1017"/>
+          <w:numId w:val="1018"/>
         </w:numPr>
       </w:pPr>
       <w:r>
-        <w:t xml:space="preserve">[о] Приказ Департамента труда и социальной защиты населения города Москвы от 22.03.2021 № 228 «Об утверждении норм питания получателей социальных услуг в государственных организациях социального обслуживания города Москвы» (вступает в силу с 01.04.2021; открытая часть текста: п. 1–2.1). — Текст : электронный // Гарант.ру : информационно-правовой портал. — URL: https://base.garant.ru/405012407/ (дата обращения: 05.10.2026).</w:t>
+        <w:t xml:space="preserve">[н] Определение судьи Верховного Суда РФ от 29.12.2025 № 303-ЭС25-15393 (об отсрочке уплаты государственной пошлины; дело № А73-20917/2024; в тексте определения номер дела указан как «А32-55513/2024», на странице базы и в определении от 28.01.2026 — А73-20917/2024). — Текст : электронный // СудАкт. — URL: https://sudact.ru/vsrf/doc/aZCIdQcDpC5v/ (дата обращения: 05.10.2026) ; Верховный Суд Российской Федерации : официальный сайт. — URL: https://vsrf.ru/lk/practice/stor_pdf_ec/2512972 (дата обращения: 07.10.2026).</w:t>
       </w:r>
     </w:p>
     <w:p>
@@ -29678,11 +29714,11 @@
         <w:pStyle w:val="Compact"/>
         <w:numPr>
           <w:ilvl w:val="0"/>
-          <w:numId w:val="1017"/>
+          <w:numId w:val="1018"/>
         </w:numPr>
       </w:pPr>
       <w:r>
-        <w:t xml:space="preserve">[н] Постановление Правительства Нижегородской области от 30.08.2019 № 617 «О внесении изменения в нормы питания в организациях социального обслуживания, находящихся в ведении Нижегородской области, утвержденные постановлением Правительства Нижегородской области от 20 октября 2014 г. № 709» (вступило в силу 01.01.2020). — Текст : электронный // nn-gov.ru : [сайт]. — URL: https://nn-gov.ru/doc/123332 (дата обращения: 05.10.2026).</w:t>
+        <w:t xml:space="preserve">[н] Кулаков А. Обзор решений Верховного суда РФ по закупкам [в т. ч. определение ВС РФ от 28.01.2026 № 303-ЭС25-15393 по делу № А73-20917/2024]. — Текст : электронный // Аукционный вестник: всероссийский информационно-аналитический еженедельник. 30.01.2026. № 753. С. 4. — URL: https://www.avestnik.ru/pdf/2026/AV_753.pdf (дата обращения: 05.10.2026).</w:t>
       </w:r>
     </w:p>
     <w:p>
@@ -29690,11 +29726,11 @@
         <w:pStyle w:val="Compact"/>
         <w:numPr>
           <w:ilvl w:val="0"/>
-          <w:numId w:val="1017"/>
+          <w:numId w:val="1018"/>
         </w:numPr>
       </w:pPr>
       <w:r>
-        <w:t xml:space="preserve">[н] Постановление Правительства Ханты-Мансийского автономного округа — Югры от 22.08.2014 № 306-п «О нормах питания…» (в ред. постановления от 06.09.2014 № 327-п; действующая редакция приложения 1 — см. постановление № 231-п в списке источников). — Текст : электронный // lawmix.ru : [сайт]. — URL: https://lawmix.ru/zakonodatelstvo/1941538 (дата обращения: 05.10.2026).</w:t>
+        <w:t xml:space="preserve">[н] Определение судьи Верховного Суда Российской Федерации от 28.01.2026 № 303-ЭС25-15393 [об отказе в передаче кассационной жалобы краевого государственного специализированного автономного учреждения «Дальневосточная база авиационной охраны лесов» для рассмотрения в судебном заседании Судебной коллегии по экономическим спорам; дело № А73-20917/2024]. — Текст : электронный // Верховный Суд Российской Федерации : официальный сайт. — URL: https://vsrf.ru/lk/practice/stor_pdf_ec/2517490 (дата обращения: 07.10.2026).</w:t>
       </w:r>
     </w:p>
     <w:p>
@@ -29702,11 +29738,11 @@
         <w:pStyle w:val="Compact"/>
         <w:numPr>
           <w:ilvl w:val="0"/>
-          <w:numId w:val="1017"/>
+          <w:numId w:val="1018"/>
         </w:numPr>
       </w:pPr>
       <w:r>
-        <w:t xml:space="preserve">[н] Постановление Правительства Санкт-Петербурга от 19.12.2019 № 929 «О внесении изменения в постановление Правительства Санкт-Петербурга от 29.12.2014 № 1284». — Текст : электронный // Гарант.ру : информационно-правовой портал. — URL: https://www.garant.ru/hotlaw/peterburg/1318583/ (дата обращения: 05.10.2026).</w:t>
+        <w:t xml:space="preserve">[н] Когда автономные учреждения не вправе контрактоваться по Закону № 223-ФЗ / ГАРАНТ.РУ; воспроизведено: Информационный портал закупок. 2026. — Текст : электронный // zakupki-portal.ru : [сайт]. — URL: https://www.zakupki-portal.ru/novosti/main-news/kogda-avtonomnye-uchrezhdeniya-ne-vprave-kontraktovat-sya-po-zakonu-223-fz/ (дата обращения: 05.10.2026).</w:t>
       </w:r>
     </w:p>
     <w:p>
@@ -29714,11 +29750,11 @@
         <w:pStyle w:val="Compact"/>
         <w:numPr>
           <w:ilvl w:val="0"/>
-          <w:numId w:val="1017"/>
+          <w:numId w:val="1018"/>
         </w:numPr>
       </w:pPr>
       <w:r>
-        <w:t xml:space="preserve">[н] Постановление Правительства Санкт-Петербурга от 29.12.2014 № 1283 «Об утверждении порядков предоставления социальных услуг поставщиками социальных услуг в Санкт-Петербурге». — Текст : электронный // Гарант.ру : информационно-правовой портал. — URL: https://base.garant.ru/22921910/ (дата обращения: 05.10.2026).</w:t>
+        <w:t xml:space="preserve">[н] Извещение № 0372200070825000244 «Поставка продуктов питания» (заказчик — СПб ГБСУСОН «ДСО „Тесовый берег“», ИНН 7827661874; опубл. 24.11.2025). — Текст : электронный // tenderguru.ru : [сайт]. — URL: https://www.tenderguru.ru/tender/90473908 (дата обращения: 05.10.2026).</w:t>
       </w:r>
     </w:p>
     <w:p>
@@ -29726,11 +29762,11 @@
         <w:pStyle w:val="Compact"/>
         <w:numPr>
           <w:ilvl w:val="0"/>
-          <w:numId w:val="1017"/>
+          <w:numId w:val="1018"/>
         </w:numPr>
       </w:pPr>
       <w:r>
-        <w:t xml:space="preserve">[н] Распоряжение Комитета по социальной политике Санкт-Петербурга от 13.12.2024 № 1366-р «Об утверждении тарифов на социальные услуги, предоставляемые поставщиками социальных услуг в Санкт-Петербурге, на 2025 год». — Текст : электронный // Гарант.ру : информационно-правовой портал. — URL: https://base.garant.ru/411120324/ ; официальная публикация (номер 7801202412170003): http://publication.pravo.gov.ru/Document/View/7801202412170003 (дата обращения: 05.10.2026).</w:t>
+        <w:t xml:space="preserve">[о] Кодекс Российской Федерации об административных правонарушениях от 30.12.2001 № 195-ФЗ. Ст. 6.3, 6.6, 6.7. — Текст : электронный // КонсультантПлюс : справочная правовая система. — URL: https://www.consultant.ru/document/cons_doc_LAW_34661/ (дата обращения: 05.10.2026).</w:t>
       </w:r>
     </w:p>
     <w:p>
@@ -29738,11 +29774,11 @@
         <w:pStyle w:val="Compact"/>
         <w:numPr>
           <w:ilvl w:val="0"/>
-          <w:numId w:val="1017"/>
+          <w:numId w:val="1018"/>
         </w:numPr>
       </w:pPr>
       <w:r>
-        <w:t xml:space="preserve">[н] Распоряжение Комитета по социальной политике Санкт-Петербурга от 15.12.2025 № 1155-р «Об утверждении тарифов на социальные услуги, предоставляемые поставщиками социальных услуг в Санкт-Петербурге, на 2026 год» (опубликовано в виде графического образа; значения прочитаны распознаванием текста и сверены визуально). — Текст : электронный // Официальный интернет-портал правовой информации. — URL: http://publication.pravo.gov.ru/document/7801202512190004 (дата обращения: 05.10.2026).</w:t>
+        <w:t xml:space="preserve">[н] Новости прокуратуры: привлечение к ответственности по ст. 6.6 КоАП РФ руководителя социально-реабилитационного центра (2022). — Текст : электронный // Кашин.инфо. — URL: https://www.kashin.info/prokuratura-informiruet/novosti-prokuratury/9121 (дата обращения: 23.07.2026).</w:t>
       </w:r>
     </w:p>
     <w:p>
@@ -29750,21 +29786,11 @@
         <w:pStyle w:val="Compact"/>
         <w:numPr>
           <w:ilvl w:val="0"/>
-          <w:numId w:val="1017"/>
+          <w:numId w:val="1018"/>
         </w:numPr>
       </w:pPr>
       <w:r>
-        <w:t xml:space="preserve">[н] Постановление Правительства Санкт-Петербурга от 23.07.2009 № 873 «О мерах по реализации Закона Санкт-Петербурга „О социальном питании в Санкт-Петербурге“», п. 7 (в ред. постановления от 21.11.2013 № 889) [копия текста на сайте образовательного учреждения]. — Текст : электронный // school537.spb.ru : [сайт]. — URL: https://school537.spb.ru/wp-content/uploads/2025/12/o-merakh-po-realizatsii-zakona-sankt_peterburga-</w:t>
-      </w:r>
-      <w:r>
-        <w:rPr>
-          <w:i/>
-          <w:iCs/>
-        </w:rPr>
-        <w:t xml:space="preserve">o-sotsialnom-pitanii-v-sankt_peterburge</w:t>
-      </w:r>
-      <w:r>
-        <w:t xml:space="preserve">-.pdf (дата обращения: 05.10.2026).</w:t>
+        <w:t xml:space="preserve">[н] Постановление Верховного Суда РФ от 21.02.2019 № 11-АД19-4. — Текст : электронный // Гарант.ру : информационно-правовой портал. — URL: https://www.garant.ru/products/ipo/prime/doc/72095418/ (дата обращения: 05.10.2026).</w:t>
       </w:r>
     </w:p>
     <w:p>
@@ -29772,23 +29798,11 @@
         <w:pStyle w:val="Compact"/>
         <w:numPr>
           <w:ilvl w:val="0"/>
-          <w:numId w:val="1017"/>
+          <w:numId w:val="1018"/>
         </w:numPr>
       </w:pPr>
       <w:r>
-        <w:t xml:space="preserve">[н] Распоряжение Комитета по экономической политике и стратегическому планированию Санкт-Петербурга от 28.05.2024 № 43-р «Об утверждении нормативов расходов бюджета Санкт-Петербурга на выполнение функций находящихся в ведении исполнительных органов государственной власти Санкт-Петербурга государственных учреждений, входящих в системы здравоохранения, образования, отдыха и оздоровления детей и молодежи, социального обслуживания населения, по социальному питанию на 2025 год», приложение 3 [текст справочной системы; официальная публикация не сверена; снимок —</w:t>
-      </w:r>
-      <w:r>
-        <w:t xml:space="preserve"> </w:t>
-      </w:r>
-      <w:r>
-        <w:rPr>
-          <w:rStyle w:val="VerbatimChar"/>
-        </w:rPr>
-        <w:t xml:space="preserve">raw/sources/spb-normativy-socpitanie-2025-43-r/</w:t>
-      </w:r>
-      <w:r>
-        <w:t xml:space="preserve">]. — Текст : электронный // Гарант.ру : информационно-правовой портал. — URL: https://base.garant.ru/409097840/3e22e51c74db8e0b182fad67b502e640/ (дата обращения: 14.10.2026).</w:t>
+        <w:t xml:space="preserve">[н] ФАС раскрыла картель на торгах на поставку социально значимых продуктов. — Текст : электронный // Российская газета. 25.07.2024. — URL: https://rg.ru/2024/07/25/fas-raskryla-kartel-na-torgah-na-postavku-socialno-znachimyh-produktov.html (дата обращения: 23.07.2026).</w:t>
       </w:r>
     </w:p>
     <w:p>
@@ -29796,11 +29810,11 @@
         <w:pStyle w:val="Compact"/>
         <w:numPr>
           <w:ilvl w:val="0"/>
-          <w:numId w:val="1017"/>
+          <w:numId w:val="1018"/>
         </w:numPr>
       </w:pPr>
       <w:r>
-        <w:t xml:space="preserve">[о] Ежегодный доклад Уполномоченного по правам ребёнка в Санкт-Петербурге за 2024 год. — Текст : электронный // spbdeti.org : [сайт]. — URL: https://spbdeti.org/upload/iblock/357/f10ncjwqcpqic00z1kiskc8zw7jy26ow/ZAKS_2025.pdf (дата обращения: 16.07.2026, по первой редакции обзора).</w:t>
+        <w:t xml:space="preserve">[н] Челябинское УФАС: картель на 27 тендерах школьного питания. — Текст : электронный // Про-Госзаказ. — 2025. — URL: https://pro-goszakaz.ru/news/116068 (дата обращения: 05.10.2026).</w:t>
       </w:r>
     </w:p>
     <w:p>
@@ -29808,11 +29822,11 @@
         <w:pStyle w:val="Compact"/>
         <w:numPr>
           <w:ilvl w:val="0"/>
-          <w:numId w:val="1017"/>
+          <w:numId w:val="1018"/>
         </w:numPr>
       </w:pPr>
       <w:r>
-        <w:t xml:space="preserve">[н] Приказ Департамента социальной защиты населения города Москвы от 24.12.2014 № 1068 «Об утверждении Норм питания получателей социальных услуг в стационарной форме социального обслуживания в государственных организациях социального обслуживания города Москвы» (по цитированию в: Условия жизни в ПНИ / Правовой навигатор фонда «Обнажённые сердца»). — Текст : электронный // navigator.osoboepravo.ru : [сайт]. — URL: https://navigator.osoboepravo.ru/explanation/417.html (дата обращения: 05.10.2026).</w:t>
+        <w:t xml:space="preserve">[о] Приказ Департамента труда и социальной защиты населения города Москвы от 22.03.2021 № 228 «Об утверждении норм питания получателей социальных услуг в государственных организациях социального обслуживания города Москвы» (вступает в силу с 01.04.2021; открытая часть текста: п. 1–2.1). — Текст : электронный // Гарант.ру : информационно-правовой портал. — URL: https://base.garant.ru/405012407/ (дата обращения: 05.10.2026).</w:t>
       </w:r>
     </w:p>
     <w:p>
@@ -29820,11 +29834,11 @@
         <w:pStyle w:val="Compact"/>
         <w:numPr>
           <w:ilvl w:val="0"/>
-          <w:numId w:val="1017"/>
+          <w:numId w:val="1018"/>
         </w:numPr>
       </w:pPr>
       <w:r>
-        <w:t xml:space="preserve">[н] Приказ Департамента социальной защиты населения города Москвы от 24.12.2014 № 1068 «Об утверждении Норм питания получателей социальных услуг в стационарной форме социального обслуживания в государственных организациях социального обслуживания города Москвы» (текст по КонсультантПлюс, дата сохранения 03.05.2015; размещён на сайте ГБУ «Геронтологический центр „Юго-Западный“»). — Текст : электронный // pvt31.ru : [сайт]. — URL: https://pvt31.ru/files/fload/NPA/prikaz_departamenta_socialnoy_zashchity_naseleniya_goroda_moskvy_ot_24_dekabrya_2014_g._no_1068_.pdf (дата обращения: 05.10.2026).</w:t>
+        <w:t xml:space="preserve">[н] Постановление Правительства Нижегородской области от 30.08.2019 № 617 «О внесении изменения в нормы питания в организациях социального обслуживания, находящихся в ведении Нижегородской области, утвержденные постановлением Правительства Нижегородской области от 20 октября 2014 г. № 709» (вступило в силу 01.01.2020). — Текст : электронный // nn-gov.ru : [сайт]. — URL: https://nn-gov.ru/doc/123332 (дата обращения: 05.10.2026).</w:t>
       </w:r>
     </w:p>
     <w:p>
@@ -29832,11 +29846,11 @@
         <w:pStyle w:val="Compact"/>
         <w:numPr>
           <w:ilvl w:val="0"/>
-          <w:numId w:val="1017"/>
+          <w:numId w:val="1018"/>
         </w:numPr>
       </w:pPr>
       <w:r>
-        <w:t xml:space="preserve">[о] Приказ Комитета по социальной защите населения Псковской области от 14.07.2020 № 206 (нормы питания). — Текст : электронный // FAOLEX. — URL: https://faolex.fao.org/docs/pdf/rus203529.pdf (дата обращения: 05.10.2026).</w:t>
+        <w:t xml:space="preserve">[н] Постановление Правительства Ханты-Мансийского автономного округа — Югры от 22.08.2014 № 306-п «О нормах питания…» (в ред. постановления от 06.09.2014 № 327-п; действующая редакция приложения 1 — см. постановление № 231-п в списке источников). — Текст : электронный // lawmix.ru : [сайт]. — URL: https://lawmix.ru/zakonodatelstvo/1941538 (дата обращения: 05.10.2026).</w:t>
       </w:r>
     </w:p>
     <w:p>
@@ -29844,23 +29858,11 @@
         <w:pStyle w:val="Compact"/>
         <w:numPr>
           <w:ilvl w:val="0"/>
-          <w:numId w:val="1017"/>
+          <w:numId w:val="1018"/>
         </w:numPr>
       </w:pPr>
       <w:r>
-        <w:t xml:space="preserve">[н] Распоряжение Министерства социального развития Московской области от 22.05.2026 № 20РВ-108 «Об утверждении норм питания в государственных организациях социального обслуживания Московской области» (зарегистрировано 25.05.2026 № 11-521/2026; официальное опубликование 26.05.2026, № 5001202605260005; 73 с.; резолютивная часть и начало таблиц прочитаны по официальному PDF — OCR с. 1–15; бинарный PDF с среды подготовки доклада не скачивается; снимок —</w:t>
-      </w:r>
-      <w:r>
-        <w:t xml:space="preserve"> </w:t>
-      </w:r>
-      <w:r>
-        <w:rPr>
-          <w:rStyle w:val="VerbatimChar"/>
-        </w:rPr>
-        <w:t xml:space="preserve">raw/sources/mosobl-20rv-108-2026/</w:t>
-      </w:r>
-      <w:r>
-        <w:t xml:space="preserve">). — Текст : электронный // Официальный интернет-портал правовой информации. — URL: http://publication.pravo.gov.ru/document/5001202605260005 ; http://publication.pravo.gov.ru/file/pdf?eoNumber=5001202605260005 (дата обращения: 16.10.2026).</w:t>
+        <w:t xml:space="preserve">[н] Постановление Правительства Санкт-Петербурга от 19.12.2019 № 929 «О внесении изменения в постановление Правительства Санкт-Петербурга от 29.12.2014 № 1284». — Текст : электронный // Гарант.ру : информационно-правовой портал. — URL: https://www.garant.ru/hotlaw/peterburg/1318583/ (дата обращения: 05.10.2026).</w:t>
       </w:r>
     </w:p>
     <w:p>
@@ -29868,11 +29870,11 @@
         <w:pStyle w:val="Compact"/>
         <w:numPr>
           <w:ilvl w:val="0"/>
-          <w:numId w:val="1017"/>
+          <w:numId w:val="1018"/>
         </w:numPr>
       </w:pPr>
       <w:r>
-        <w:t xml:space="preserve">[о] Приказ Министерства социальной политики Нижегородской области от 21.04.2022 № 214; постановление Правительства Нижегородской области от 20.10.2014 № 709 (по первой редакции обзора [79]). — Текст : электронный // Гарант.ру : информационно-правовой портал. — URL: https://base.garant.ru/404606671/ (дата обращения: 05.10.2026).</w:t>
+        <w:t xml:space="preserve">[н] Постановление Правительства Санкт-Петербурга от 29.12.2014 № 1283 «Об утверждении порядков предоставления социальных услуг поставщиками социальных услуг в Санкт-Петербурге». — Текст : электронный // Гарант.ру : информационно-правовой портал. — URL: https://base.garant.ru/22921910/ (дата обращения: 05.10.2026).</w:t>
       </w:r>
     </w:p>
     <w:p>
@@ -29880,11 +29882,11 @@
         <w:pStyle w:val="Compact"/>
         <w:numPr>
           <w:ilvl w:val="0"/>
-          <w:numId w:val="1017"/>
+          <w:numId w:val="1018"/>
         </w:numPr>
       </w:pPr>
       <w:r>
-        <w:t xml:space="preserve">[н] ГБУ «Балахнинский дом-интернат для престарелых и инвалидов». Наши сотрудники приняли участие в семинаре «Вариативное питание», который прошёл на базе ГБУ «ДСО „Борский“». 09.08.2026 [сообщение учреждения-участника; на сайтах ДСО «Борский» и АНО «Служба защиты прав» сообщения не найдено]. — Текст : электронный // Балахнинский дом-интернат : [сайт]. — URL: https://xn—-9sbbfiy7e.xn–p1ai/novosti/1554-nashi-sotrudniki-prinyali-uchastie-v-seminare-variativnoe-pitanie-kotoryj-proshjol-na-baze-gbu-dso-borskij (дата обращения: 14.10.2026).</w:t>
+        <w:t xml:space="preserve">[н] Распоряжение Комитета по социальной политике Санкт-Петербурга от 13.12.2024 № 1366-р «Об утверждении тарифов на социальные услуги, предоставляемые поставщиками социальных услуг в Санкт-Петербурге, на 2025 год». — Текст : электронный // Гарант.ру : информационно-правовой портал. — URL: https://base.garant.ru/411120324/ ; официальная публикация (номер 7801202412170003): http://publication.pravo.gov.ru/Document/View/7801202412170003 (дата обращения: 05.10.2026).</w:t>
       </w:r>
     </w:p>
     <w:p>
@@ -29892,11 +29894,11 @@
         <w:pStyle w:val="Compact"/>
         <w:numPr>
           <w:ilvl w:val="0"/>
-          <w:numId w:val="1017"/>
+          <w:numId w:val="1018"/>
         </w:numPr>
       </w:pPr>
       <w:r>
-        <w:t xml:space="preserve">[н] Положение об организации питания / ГБУ «Чкаловский дом-интернат для престарелых и инвалидов» (Нижегородская область; дата утверждения на странице не указана). — Текст : электронный // chk-di.soc52.ru : [сайт]. — URL: http://chk-di.soc52.ru/chk-di-documents/statement/3786-statement-nutrition (дата обращения: 05.10.2026).</w:t>
+        <w:t xml:space="preserve">[н] Распоряжение Комитета по социальной политике Санкт-Петербурга от 15.12.2025 № 1155-р «Об утверждении тарифов на социальные услуги, предоставляемые поставщиками социальных услуг в Санкт-Петербурге, на 2026 год» (опубликовано в виде графического образа; значения прочитаны распознаванием текста и сверены визуально). — Текст : электронный // Официальный интернет-портал правовой информации. — URL: http://publication.pravo.gov.ru/document/7801202512190004 (дата обращения: 05.10.2026).</w:t>
       </w:r>
     </w:p>
     <w:p>
@@ -29904,11 +29906,21 @@
         <w:pStyle w:val="Compact"/>
         <w:numPr>
           <w:ilvl w:val="0"/>
-          <w:numId w:val="1017"/>
+          <w:numId w:val="1018"/>
         </w:numPr>
       </w:pPr>
       <w:r>
-        <w:t xml:space="preserve">[о] Приказ от 11.11.2014 № 171-п (нормы питания в организациях социального обслуживания Омской области). — Текст : электронный // Гарант.ру : информационно-правовой портал. — URL: https://base.garant.ru/15588873/ (дата обращения: 05.10.2026).</w:t>
+        <w:t xml:space="preserve">[н] Постановление Правительства Санкт-Петербурга от 23.07.2009 № 873 «О мерах по реализации Закона Санкт-Петербурга „О социальном питании в Санкт-Петербурге“», п. 7 (в ред. постановления от 21.11.2013 № 889) [копия текста на сайте образовательного учреждения]. — Текст : электронный // school537.spb.ru : [сайт]. — URL: https://school537.spb.ru/wp-content/uploads/2025/12/o-merakh-po-realizatsii-zakona-sankt_peterburga-</w:t>
+      </w:r>
+      <w:r>
+        <w:rPr>
+          <w:i/>
+          <w:iCs/>
+        </w:rPr>
+        <w:t xml:space="preserve">o-sotsialnom-pitanii-v-sankt_peterburge</w:t>
+      </w:r>
+      <w:r>
+        <w:t xml:space="preserve">-.pdf (дата обращения: 05.10.2026).</w:t>
       </w:r>
     </w:p>
     <w:p>
@@ -29916,11 +29928,23 @@
         <w:pStyle w:val="Compact"/>
         <w:numPr>
           <w:ilvl w:val="0"/>
-          <w:numId w:val="1017"/>
+          <w:numId w:val="1018"/>
         </w:numPr>
       </w:pPr>
       <w:r>
-        <w:t xml:space="preserve">[н] Приказ Главного государственного управления социальной защиты населения Псковской области от 07.11.2014 № 340 : справочная информация (отметка: «Приказом Комитета по социальной защите Псковской области от 14 июля 2020 г. N 206 настоящий документ признан утратившим силу с 3 августа 2020 г.»). — Текст : электронный // Гарант.ру : информационно-правовой портал. — URL: https://base.garant.ru/16751623/ (дата обращения: 06.10.2026).</w:t>
+        <w:t xml:space="preserve">[н] Распоряжение Комитета по экономической политике и стратегическому планированию Санкт-Петербурга от 28.05.2024 № 43-р «Об утверждении нормативов расходов бюджета Санкт-Петербурга на выполнение функций находящихся в ведении исполнительных органов государственной власти Санкт-Петербурга государственных учреждений, входящих в системы здравоохранения, образования, отдыха и оздоровления детей и молодежи, социального обслуживания населения, по социальному питанию на 2025 год», приложение 3 [текст справочной системы; официальная публикация не сверена; снимок —</w:t>
+      </w:r>
+      <w:r>
+        <w:t xml:space="preserve"> </w:t>
+      </w:r>
+      <w:r>
+        <w:rPr>
+          <w:rStyle w:val="VerbatimChar"/>
+        </w:rPr>
+        <w:t xml:space="preserve">raw/sources/spb-normativy-socpitanie-2025-43-r/</w:t>
+      </w:r>
+      <w:r>
+        <w:t xml:space="preserve">]. — Текст : электронный // Гарант.ру : информационно-правовой портал. — URL: https://base.garant.ru/409097840/3e22e51c74db8e0b182fad67b502e640/ (дата обращения: 14.10.2026).</w:t>
       </w:r>
     </w:p>
     <w:p>
@@ -29928,11 +29952,11 @@
         <w:pStyle w:val="Compact"/>
         <w:numPr>
           <w:ilvl w:val="0"/>
-          <w:numId w:val="1017"/>
+          <w:numId w:val="1018"/>
         </w:numPr>
       </w:pPr>
       <w:r>
-        <w:t xml:space="preserve">[н] Постановления Правительства Красноярского края от 06.02.2024 № 74-п (вступает в силу на следующий день после официального опубликования; опубликовано на pravo.gov.ru 12.02.2024, № 2400202402120004; признаёт утратившим силу раздел 9 норм) и от 14.10.2025 № 892-п (вступает в силу 01.01.2026; опубликовано на pravo.gov.ru 17.10.2025, № 2400202510170023; меняет наименования разделов 1, 2, 3, 5, 6, 7, 10 и одно число в таблице раздела 3) «О внесении изменений в постановление Правительства Красноярского края от 17.12.2014 № 607-п…» (официальные тексты: http://publication.pravo.gov.ru/file/pdf?eoNumber=2400202402120004 ; http://publication.pravo.gov.ru/file/pdf?eoNumber=2400202510170023); приложение к постановлению № 607-п в публичной версии ГАРАНТ (с изменениями от 30.10.2015 и 29.11.2016; разделы 1 и 2). — Текст : электронный // Официальный интернет-портал правовой информации. — URL: https://base.garant.ru/408512695/ ; https://base.garant.ru/412848299/ ; https://base.garant.ru/29905144/53f89421bbdaf741eb2d1ecc4ddb4c33/ (дата обращения: 05.10.2026).</w:t>
+        <w:t xml:space="preserve">[о] Ежегодный доклад Уполномоченного по правам ребёнка в Санкт-Петербурге за 2024 год. — Текст : электронный // spbdeti.org : [сайт]. — URL: https://spbdeti.org/upload/iblock/357/f10ncjwqcpqic00z1kiskc8zw7jy26ow/ZAKS_2025.pdf (дата обращения: 16.07.2026, по первой редакции обзора).</w:t>
       </w:r>
     </w:p>
     <w:p>
@@ -29940,23 +29964,11 @@
         <w:pStyle w:val="Compact"/>
         <w:numPr>
           <w:ilvl w:val="0"/>
-          <w:numId w:val="1017"/>
+          <w:numId w:val="1018"/>
         </w:numPr>
       </w:pPr>
       <w:r>
-        <w:t xml:space="preserve">[н] КГБУ СО «Пансионат „Ветеран“». Есть выбор — есть настроение! 14.10.2026 [самоотчёт учреждения; сайт из среды подготовки доклада не открывается (ответ 403, ограничение по местоположению), текст сверен по индексированной копии страницы в поисковом сервисе; снимок без персональных данных —</w:t>
-      </w:r>
-      <w:r>
-        <w:t xml:space="preserve"> </w:t>
-      </w:r>
-      <w:r>
-        <w:rPr>
-          <w:rStyle w:val="VerbatimChar"/>
-        </w:rPr>
-        <w:t xml:space="preserve">raw/sources/gossektor-obzor-2026-10-15/</w:t>
-      </w:r>
-      <w:r>
-        <w:t xml:space="preserve">]. — Текст : электронный // КГБУ СО «Пансионат „Ветеран“» : [сайт]. — URL: https://124veteran.ru/novosti/item/1150-est-vybor-est-nastroenie (дата обращения: 15.10.2026).</w:t>
+        <w:t xml:space="preserve">[н] Приказ Департамента социальной защиты населения города Москвы от 24.12.2014 № 1068 «Об утверждении Норм питания получателей социальных услуг в стационарной форме социального обслуживания в государственных организациях социального обслуживания города Москвы» (по цитированию в: Условия жизни в ПНИ / Правовой навигатор фонда «Обнажённые сердца»). — Текст : электронный // navigator.osoboepravo.ru : [сайт]. — URL: https://navigator.osoboepravo.ru/explanation/417.html (дата обращения: 05.10.2026).</w:t>
       </w:r>
     </w:p>
     <w:p>
@@ -29964,11 +29976,11 @@
         <w:pStyle w:val="Compact"/>
         <w:numPr>
           <w:ilvl w:val="0"/>
-          <w:numId w:val="1017"/>
+          <w:numId w:val="1018"/>
         </w:numPr>
       </w:pPr>
       <w:r>
-        <w:t xml:space="preserve">[н] Приказ комитета по социальной защите населения Ленинградской области от 04.08.2025 № 04-81 «О внесении изменений в приказ комитета по социальной защите населения Ленинградской области от 30 декабря 2021 года № 04-58…» (опубликован на pravo.gov.ru 06.08.2025, № 4701202508060002; официальный текст, 15 с., прочитан: изменены приложения 2, 4 и 6, приложение 3 не затронуто). — Текст : электронный // Официальный интернет-портал правовой информации. — URL: http://publication.pravo.gov.ru/document/4701202508060002 ; http://publication.pravo.gov.ru/file/pdf?eoNumber=4701202508060002 (дата обращения: 05.10.2026).</w:t>
+        <w:t xml:space="preserve">[н] Приказ Департамента социальной защиты населения города Москвы от 24.12.2014 № 1068 «Об утверждении Норм питания получателей социальных услуг в стационарной форме социального обслуживания в государственных организациях социального обслуживания города Москвы» (текст по КонсультантПлюс, дата сохранения 03.05.2015; размещён на сайте ГБУ «Геронтологический центр „Юго-Западный“»). — Текст : электронный // pvt31.ru : [сайт]. — URL: https://pvt31.ru/files/fload/NPA/prikaz_departamenta_socialnoy_zashchity_naseleniya_goroda_moskvy_ot_24_dekabrya_2014_g._no_1068_.pdf (дата обращения: 05.10.2026).</w:t>
       </w:r>
     </w:p>
     <w:p>
@@ -29976,23 +29988,11 @@
         <w:pStyle w:val="Compact"/>
         <w:numPr>
           <w:ilvl w:val="0"/>
-          <w:numId w:val="1017"/>
+          <w:numId w:val="1018"/>
         </w:numPr>
       </w:pPr>
       <w:r>
-        <w:t xml:space="preserve">[н] Приказ комитета по социальной защите населения Ленинградской области от 06.10.2026 № 04-87 «О внесении изменений в приказ комитета по социальной защите населения Ленинградской области от 30 декабря 2021 года № 04-58…» (электронное опубликование на npa.lenobl.ru 07.10.2026; на Официальном интернет-портале правовой информации — 12.10.2026, № 4701202610120005; графический образ, 2 с., прочитан: изменены приложение 1 и одна цифра в таблице I приложения 4, приложение 3 не затронуто; снимок —</w:t>
-      </w:r>
-      <w:r>
-        <w:t xml:space="preserve"> </w:t>
-      </w:r>
-      <w:r>
-        <w:rPr>
-          <w:rStyle w:val="VerbatimChar"/>
-        </w:rPr>
-        <w:t xml:space="preserve">raw/sources/gossektor-obzor-2026-10-15/</w:t>
-      </w:r>
-      <w:r>
-        <w:t xml:space="preserve">). — Текст : электронный // Электронное опубликование документов : сетевое издание Ленинградской области. — URL: https://npa.lenobl.ru/docs/government/view/125400/ ; http://publication.pravo.gov.ru/document/4701202610120005 (дата обращения: 15.10.2026).</w:t>
+        <w:t xml:space="preserve">[о] Приказ Комитета по социальной защите населения Псковской области от 14.07.2020 № 206 (нормы питания). — Текст : электронный // FAOLEX. — URL: https://faolex.fao.org/docs/pdf/rus203529.pdf (дата обращения: 05.10.2026).</w:t>
       </w:r>
     </w:p>
     <w:p>
@@ -30000,11 +30000,23 @@
         <w:pStyle w:val="Compact"/>
         <w:numPr>
           <w:ilvl w:val="0"/>
-          <w:numId w:val="1017"/>
+          <w:numId w:val="1018"/>
         </w:numPr>
       </w:pPr>
       <w:r>
-        <w:t xml:space="preserve">[н] Постановление Правительства Ханты-Мансийского автономного округа — Югры от 22.08.2014 № 306-п «О нормах питания в организациях социального обслуживания Ханты-Мансийского автономного округа — Югры» (с изменениями от 06.09.2014 № 327-п, 27.03.2015 № 85-п, 30.12.2016 № 569-п, 09.06.2017 № 231-п, 01.10.2021 № 406-п, 12.08.2024 № 306-п); приложение 1 «Нормы питания получателей социальных услуг в стационарной форме…» в ред. постановления от 09.06.2017 № 231-п (публичная версия ГАРАНТ; значения строк СБКС и витаминно-минеральных комплексов в публичной версии не отображаются). — Текст : электронный // Гарант.ру : информационно-правовой портал. — URL: https://base.garant.ru/18936377/ ; https://base.garant.ru/18936377/53f89421bbdaf741eb2d1ecc4ddb4c33/ (дата обращения: 05.10.2026).</w:t>
+        <w:t xml:space="preserve">[н] Распоряжение Министерства социального развития Московской области от 22.05.2026 № 20РВ-108 «Об утверждении норм питания в государственных организациях социального обслуживания Московской области» (зарегистрировано 25.05.2026 № 11-521/2026; официальное опубликование 26.05.2026, № 5001202605260005; 73 с.; резолютивная часть и начало таблиц прочитаны по официальному PDF — OCR с. 1–15; бинарный PDF с среды подготовки доклада не скачивается; снимок —</w:t>
+      </w:r>
+      <w:r>
+        <w:t xml:space="preserve"> </w:t>
+      </w:r>
+      <w:r>
+        <w:rPr>
+          <w:rStyle w:val="VerbatimChar"/>
+        </w:rPr>
+        <w:t xml:space="preserve">raw/sources/mosobl-20rv-108-2026/</w:t>
+      </w:r>
+      <w:r>
+        <w:t xml:space="preserve">). — Текст : электронный // Официальный интернет-портал правовой информации. — URL: http://publication.pravo.gov.ru/document/5001202605260005 ; http://publication.pravo.gov.ru/file/pdf?eoNumber=5001202605260005 (дата обращения: 16.10.2026).</w:t>
       </w:r>
     </w:p>
     <w:p>
@@ -30012,11 +30024,11 @@
         <w:pStyle w:val="Compact"/>
         <w:numPr>
           <w:ilvl w:val="0"/>
-          <w:numId w:val="1017"/>
+          <w:numId w:val="1018"/>
         </w:numPr>
       </w:pPr>
       <w:r>
-        <w:t xml:space="preserve">[о] Отчёт о результатах контрольного мероприятия по организации питания в государственном автономном учреждении здравоохранения «Республиканская клиническая психиатрическая больница» / Счётная палата Республики Татарстан. 2025. — Текст : электронный // sprt.tatar : [сайт]. — URL: https://sprt.tatar/files/Otchet_Psih_2025.pdf (дата обращения: 16.07.2026, по первой редакции обзора).</w:t>
+        <w:t xml:space="preserve">[о] Приказ Министерства социальной политики Нижегородской области от 21.04.2022 № 214; постановление Правительства Нижегородской области от 20.10.2014 № 709 (по первой редакции обзора [79]). — Текст : электронный // Гарант.ру : информационно-правовой портал. — URL: https://base.garant.ru/404606671/ (дата обращения: 05.10.2026).</w:t>
       </w:r>
     </w:p>
     <w:p>
@@ -30024,11 +30036,11 @@
         <w:pStyle w:val="Compact"/>
         <w:numPr>
           <w:ilvl w:val="0"/>
-          <w:numId w:val="1017"/>
+          <w:numId w:val="1018"/>
         </w:numPr>
       </w:pPr>
       <w:r>
-        <w:t xml:space="preserve">[н] СПб ГАСУСОН «ДСО „Серафимовский“» (ранее СПб ГАСУ СО «ПНИ № 9»). Информация об организации социального питания в СПб ГАСУ СО «ПНИ № 9» на 2022 год. — Текст : электронный // sdso-spb.ru : [сайт]. — URL: https://sdso-spb.ru/wp-content/uploads/sfv/docs/a08dfea89605-Информация-об-организации-социального-питания-СПБ-ГАСУ-СО-ПНИ-9-на-2022-год.pdf (дата обращения: 05.10.2026).</w:t>
+        <w:t xml:space="preserve">[н] ГБУ «Балахнинский дом-интернат для престарелых и инвалидов». Наши сотрудники приняли участие в семинаре «Вариативное питание», который прошёл на базе ГБУ «ДСО „Борский“». 09.08.2026 [сообщение учреждения-участника; на сайтах ДСО «Борский» и АНО «Служба защиты прав» сообщения не найдено]. — Текст : электронный // Балахнинский дом-интернат : [сайт]. — URL: https://xn—-9sbbfiy7e.xn–p1ai/novosti/1554-nashi-sotrudniki-prinyali-uchastie-v-seminare-variativnoe-pitanie-kotoryj-proshjol-na-baze-gbu-dso-borskij (дата обращения: 14.10.2026).</w:t>
       </w:r>
     </w:p>
     <w:p>
@@ -30036,11 +30048,11 @@
         <w:pStyle w:val="Compact"/>
         <w:numPr>
           <w:ilvl w:val="0"/>
-          <w:numId w:val="1017"/>
+          <w:numId w:val="1018"/>
         </w:numPr>
       </w:pPr>
       <w:r>
-        <w:t xml:space="preserve">[н] Чистяков Е. В., директор СПб ГАСУСОН «ДСО „Серафимовский“». Подтверждение автора доклада о том, что питание жителей учреждения организовано привлечённым организатором (аутсорсинг) (личное сообщение, 05.10.2026; конфликт интересов: автор — руководитель учреждения).</w:t>
+        <w:t xml:space="preserve">[н] Положение об организации питания / ГБУ «Чкаловский дом-интернат для престарелых и инвалидов» (Нижегородская область; дата утверждения на странице не указана). — Текст : электронный // chk-di.soc52.ru : [сайт]. — URL: http://chk-di.soc52.ru/chk-di-documents/statement/3786-statement-nutrition (дата обращения: 05.10.2026).</w:t>
       </w:r>
     </w:p>
     <w:p>
@@ -30048,11 +30060,11 @@
         <w:pStyle w:val="Compact"/>
         <w:numPr>
           <w:ilvl w:val="0"/>
-          <w:numId w:val="1017"/>
+          <w:numId w:val="1018"/>
         </w:numPr>
       </w:pPr>
       <w:r>
-        <w:t xml:space="preserve">[н] Закупки СПб ГАСУСОН «ДСО „Серафимовский“» «Оказание услуг по организации питания»: конкурс, извещение № 32616197209 (показ 10.07–27.07.2026; начальная цена 92 110 941,90 руб.; период оказания услуг — август — декабрь 2026 г.) и закупка у единственного поставщика, извещение № 32616171821 (02.07.2026; 591 326,10 руб.; к извещению приложены цикличные меню — «приложение № 2, ч. 1 ЦМ ОВД», «ч. 2 ЦМ ИП», «ч. 3 ЦМ ОВД2», «ч. 4 ЦМ лето») [карточки агрегатора закупок; Единая информационная система с бокса недоступна, извещения по ней не сверялись]. — Текст : электронный // orenburg.bt.su : [сайт]. — URL: https://orenburg.bt.su/tender/336737354.html ; https://orenburg.bt.su/tender/336248763.html (дата обращения: 05.10.2026; перечень документации и протоколов по извещению № 32616197209 — 07.10.2026).</w:t>
+        <w:t xml:space="preserve">[о] Приказ от 11.11.2014 № 171-п (нормы питания в организациях социального обслуживания Омской области). — Текст : электронный // Гарант.ру : информационно-правовой портал. — URL: https://base.garant.ru/15588873/ (дата обращения: 05.10.2026).</w:t>
       </w:r>
     </w:p>
     <w:p>
@@ -30060,11 +30072,11 @@
         <w:pStyle w:val="Compact"/>
         <w:numPr>
           <w:ilvl w:val="0"/>
-          <w:numId w:val="1017"/>
+          <w:numId w:val="1018"/>
         </w:numPr>
       </w:pPr>
       <w:r>
-        <w:t xml:space="preserve">[н] Закупки СПб ГАСУСОН «ДСО „Серафимовский“» (ИНН 7807022277) по 223-ФЗ, ОКПД2 56.29.19.000 «Услуги по обеспечению питанием»: «Оказание услуг по организации питания в 2026 году» (извещение № 32515363453; договор № 32515363453-01 от 02.12.2025, исполнитель — ООО «АгроФуд», 219 945 788 руб.); «…в июле 2026 года» (извещение № 32616169674 от 01.07.2026; 18 663 001,30 руб.; 22 165, 496 и 6 820 человеко-дней по трём позициям); серия закупок у единственного поставщика по 591 326 руб. (24.06–02.07.2026); «…в августе — декабре 2026 года» (извещение № 32616197209; 109 395, 2 448 и 33 660 человеко-дней по трём позициям; договор № 32616197209-01 от 17.08.2026, исполнитель — ООО «Мастерская Гурмана»). Карточки агрегатора закупок по данным ЕИС; номера и исполнители договоров 2025 и 2026 гг. взяты из реестра договоров ЕИС, который с бокса автора недоступен; агрегаторы эти договоры не показывают, сверка не проведена. — Текст : электронный // zakupkipro.com : [сайт]. — URL: https://zakupkipro.com/zakazchik/7807022277/ ; https://zakupkipro.com/zakupka/32616169674/ ; https://zakupkipro.com/zakupka/32616197209/ ; ЕИС: https://zakupki.gov.ru/ (дата обращения: 05.10.2026; карточка № 32616197209 — 07.10.2026, ЕИС с бокса недоступна и 07.10.2026).</w:t>
+        <w:t xml:space="preserve">[н] Приказ Главного государственного управления социальной защиты населения Псковской области от 07.11.2014 № 340 : справочная информация (отметка: «Приказом Комитета по социальной защите Псковской области от 14 июля 2020 г. N 206 настоящий документ признан утратившим силу с 3 августа 2020 г.»). — Текст : электронный // Гарант.ру : информационно-правовой портал. — URL: https://base.garant.ru/16751623/ (дата обращения: 06.10.2026).</w:t>
       </w:r>
     </w:p>
     <w:p>
@@ -30072,23 +30084,11 @@
         <w:pStyle w:val="Compact"/>
         <w:numPr>
           <w:ilvl w:val="0"/>
-          <w:numId w:val="1017"/>
+          <w:numId w:val="1018"/>
         </w:numPr>
       </w:pPr>
       <w:r>
-        <w:t xml:space="preserve">[н] Закупки государственных бюджетных учреждений социального обслуживания Самарской области «Оказание услуг по приготовлению питания по вариативному меню…» по 44-ФЗ (открытые конкурсы в электронной форме; ОКПД2 56.29.20.190; единица — койко-день): Тольяттинский дом-интернат для престарелых, инвалидов (извещение № 0142200001325020012 от 26.08.2025; 18 438 795,48 руб.; 502,31 руб. за койко-день); Кошкинский дом-интернат для престарелых, инвалидов — на 2026 г. (№ 0142200001325020877 от 09.09.2025; 15 437 374,12 руб.; 754,81 руб.), на первое полугодие 2027 г. (№ 0142200001326016564 от 21.08.2026; 16 987 438,02 руб.; 20 118 койко-дней по 844,39 руб.) и на второе полугодие 2027 г. (показ 28.08–14.09.2026; 17 269 464,28 руб.); Отрадненский дом-интернат для престарелых, инвалидов на 2027 г. (№ 0142200001326016025 от 12.08.2026; 12 027 024,75 руб.; 13 975 койко-дней по 860,61 руб.); Чапаевский дом-интернат для престарелых, инвалидов (№ 0142200001326016110; 12 597 084,15 руб.; 818,79 руб.); ДСО «Самарский» (№ 0142200001326016190; 11 921 555,20 руб.); ДСО «Алексеевский» (№ 0142200001326016350 от 18.08.2026; 6 463 386,03 руб.; 715,57 руб.; связанное № 0142200001326016349 — те же НМЦК и цена); Самарский областной геронтологический центр (№ 0142200001326016552 от 21.08.2026; 16 348 592,28 руб.; 582,36 руб.; внесено 13.10.2026); Потаповский дом-интернат, предназначенный для граждан, имеющих психические расстройства, — на 2026 г. (№ 0142200001325018932 и № 0142200001325018933 от 11.08.2025; 17 085 981,60 и 17 400 482,60 руб.; 571,82 руб.; победитель — ООО «Континент-Кулинария») и на 2027 г. (№ 0142200001326016566 и № 0142200001326016567 от 21.08.2026; 18 790 798,19 и 18 796 957,29 руб.; 615,91 руб.; внесено 14.10.2026). Дополнительно 14.10.2026: геронтологический центр, лот 2 (№ 0142200001325022202 от 01.10.2025; 15 749 111,88 руб.; 526,92 руб.; контракт № 101-26 от 10.11.2025 с ООО «Континент-Кулинария», дополнительные соглашения 1–4 — по названиям файлов) и лот 2 (№ 0142200001326016553 от 21.08.2026 — те же НМЦК и цена, что у лота 1); Тольяттинский дом-интернат — извещения 2026 г. № 0142200001326016068 (19 494 309,12 руб.) и № 0142200001326016453 (19 125 662,40 руб.), 563,68 руб.; страница побед ООО «Континент-Кулинария» (ИНН 6315636626) на агрегаторе bbnt.ru. Отдельно (не в предмете, а в имени файла документации): ДСО «Сызранский» (№ 0142200001326016098 от 13.08.2026; 10 823 535,63 руб.; 570,23 руб.; связанное № 0142200001326016175; файл «Примерное вариативное меню на 2027.xlsx») [карточки агрегаторов закупок по данным ЕИС; ЕИС с бокса недоступна, документация не прочитана; снимки —</w:t>
-      </w:r>
-      <w:r>
-        <w:t xml:space="preserve"> </w:t>
-      </w:r>
-      <w:r>
-        <w:rPr>
-          <w:rStyle w:val="VerbatimChar"/>
-        </w:rPr>
-        <w:t xml:space="preserve">raw/sources/samara-variativnoe-menu-zakupki/</w:t>
-      </w:r>
-      <w:r>
-        <w:t xml:space="preserve">]. — Текст : электронный // poisktenderov.ru ; bicotender.ru ; samara.bt.su ; tendermedia.ru ; kpshka.ru ; expertcentre.org : [сайты]. — URL: https://poisktenderov.ru/item/0142200001326016564/ ; https://poisktenderov.ru/item/0142200001325020877/ ; https://poisktenderov.ru/item/0142200001325020012/ ; https://poisktenderov.ru/item/0142200001326016350/ ; https://poisktenderov.ru/item/0142200001326016552/ ; https://poisktenderov.ru/item/0142200001326016098/ ; https://samara.bt.su/tender/338828190.html ; https://samara.bt.su/tender/339730731.html ; https://tendermedia.ru/lot/show/61650588 ; https://kpshka.ru/eis/tender-0142200001326016110 ; https://expertcentre.org/purchase/6a7f21bb6d4875be4f91f412 ; https://poisktenderov.ru/item/0142200001325018932/ ; https://poisktenderov.ru/item/0142200001326016566/ ; https://poisktenderov.ru/item/0142200001325022202/ ; https://poisktenderov.ru/item/0142200001326016068/ ; https://bbnt.ru/company-tenderwins/1606709 (дата обращения: 08.10.2026; дополнения: 13.10.2026, 14.10.2026).</w:t>
+        <w:t xml:space="preserve">[н] Постановления Правительства Красноярского края от 06.02.2024 № 74-п (вступает в силу на следующий день после официального опубликования; опубликовано на pravo.gov.ru 12.02.2024, № 2400202402120004; признаёт утратившим силу раздел 9 норм) и от 14.10.2025 № 892-п (вступает в силу 01.01.2026; опубликовано на pravo.gov.ru 17.10.2025, № 2400202510170023; меняет наименования разделов 1, 2, 3, 5, 6, 7, 10 и одно число в таблице раздела 3) «О внесении изменений в постановление Правительства Красноярского края от 17.12.2014 № 607-п…» (официальные тексты: http://publication.pravo.gov.ru/file/pdf?eoNumber=2400202402120004 ; http://publication.pravo.gov.ru/file/pdf?eoNumber=2400202510170023); приложение к постановлению № 607-п в публичной версии ГАРАНТ (с изменениями от 30.10.2015 и 29.11.2016; разделы 1 и 2). — Текст : электронный // Официальный интернет-портал правовой информации. — URL: https://base.garant.ru/408512695/ ; https://base.garant.ru/412848299/ ; https://base.garant.ru/29905144/53f89421bbdaf741eb2d1ecc4ddb4c33/ (дата обращения: 05.10.2026).</w:t>
       </w:r>
     </w:p>
     <w:p>
@@ -30096,11 +30096,23 @@
         <w:pStyle w:val="Compact"/>
         <w:numPr>
           <w:ilvl w:val="0"/>
-          <w:numId w:val="1017"/>
+          <w:numId w:val="1018"/>
         </w:numPr>
       </w:pPr>
       <w:r>
-        <w:t xml:space="preserve">[н] Wheeler M., Abbey K. L., Capra S. M. Choice on the menu: Increasing meal choice for people living in residential aged care, a pilot study. — Текст : электронный // Journal of Human Nutrition and Dietetics. — 2025. — Vol. 38, № 1. — e13401. — DOI: 10.1111/jhn.13401.</w:t>
+        <w:t xml:space="preserve">[н] КГБУ СО «Пансионат „Ветеран“». Есть выбор — есть настроение! 14.10.2026 [самоотчёт учреждения; сайт из среды подготовки доклада не открывается (ответ 403, ограничение по местоположению), текст сверен по индексированной копии страницы в поисковом сервисе; снимок без персональных данных —</w:t>
+      </w:r>
+      <w:r>
+        <w:t xml:space="preserve"> </w:t>
+      </w:r>
+      <w:r>
+        <w:rPr>
+          <w:rStyle w:val="VerbatimChar"/>
+        </w:rPr>
+        <w:t xml:space="preserve">raw/sources/gossektor-obzor-2026-10-15/</w:t>
+      </w:r>
+      <w:r>
+        <w:t xml:space="preserve">]. — Текст : электронный // КГБУ СО «Пансионат „Ветеран“» : [сайт]. — URL: https://124veteran.ru/novosti/item/1150-est-vybor-est-nastroenie (дата обращения: 15.10.2026).</w:t>
       </w:r>
     </w:p>
     <w:p>
@@ -30108,11 +30120,11 @@
         <w:pStyle w:val="Compact"/>
         <w:numPr>
           <w:ilvl w:val="0"/>
-          <w:numId w:val="1017"/>
+          <w:numId w:val="1018"/>
         </w:numPr>
       </w:pPr>
       <w:r>
-        <w:t xml:space="preserve">[н] Закупка КГБУ СО «Пансионат „Ветеран“» (ИНН 2463057390) по 223-ФЗ № 32616352208 «На поставку продуктов питания (овощи и фрукты)» (опубл. 04.09.2026; начальная цена 4 100 000,00 руб.; договор от 05.10.2026) [карточка агрегатора по данным ЕИС; ЕИС из среды подготовки доклада недоступна, документация не прочитана]. — Текст : электронный // B2B-Center : [сайт]. — URL: https://www.b2b-center.ru/search/number/l32616352208-1/ (дата обращения: 15.10.2026).</w:t>
+        <w:t xml:space="preserve">[н] Приказ комитета по социальной защите населения Ленинградской области от 04.08.2025 № 04-81 «О внесении изменений в приказ комитета по социальной защите населения Ленинградской области от 30 декабря 2021 года № 04-58…» (опубликован на pravo.gov.ru 06.08.2025, № 4701202508060002; официальный текст, 15 с., прочитан: изменены приложения 2, 4 и 6, приложение 3 не затронуто). — Текст : электронный // Официальный интернет-портал правовой информации. — URL: http://publication.pravo.gov.ru/document/4701202508060002 ; http://publication.pravo.gov.ru/file/pdf?eoNumber=4701202508060002 (дата обращения: 05.10.2026).</w:t>
       </w:r>
     </w:p>
     <w:p>
@@ -30120,11 +30132,23 @@
         <w:pStyle w:val="Compact"/>
         <w:numPr>
           <w:ilvl w:val="0"/>
-          <w:numId w:val="1017"/>
+          <w:numId w:val="1018"/>
         </w:numPr>
       </w:pPr>
       <w:r>
-        <w:t xml:space="preserve">[н] ГБУ СО «Кошкинский дом-интернат для престарелых, инвалидов». Основные виды социальных услуг [раздел «Качество горячего питания» в отчётах за 2017 и 2018 гг.] ; Пансионату 10 лет [недатированная статья]. — Текст : электронный // koshpvt.ru : [сайт]. — URL: https://koshpvt.ru/uslugi/10-uslugi ; https://koshpvt.ru/component/content/article/2-uncategorised/41-pansionatu-10-let (дата обращения: 08.10.2026).</w:t>
+        <w:t xml:space="preserve">[н] Приказ комитета по социальной защите населения Ленинградской области от 06.10.2026 № 04-87 «О внесении изменений в приказ комитета по социальной защите населения Ленинградской области от 30 декабря 2021 года № 04-58…» (электронное опубликование на npa.lenobl.ru 07.10.2026; на Официальном интернет-портале правовой информации — 12.10.2026, № 4701202610120005; графический образ, 2 с., прочитан: изменены приложение 1 и одна цифра в таблице I приложения 4, приложение 3 не затронуто; снимок —</w:t>
+      </w:r>
+      <w:r>
+        <w:t xml:space="preserve"> </w:t>
+      </w:r>
+      <w:r>
+        <w:rPr>
+          <w:rStyle w:val="VerbatimChar"/>
+        </w:rPr>
+        <w:t xml:space="preserve">raw/sources/gossektor-obzor-2026-10-15/</w:t>
+      </w:r>
+      <w:r>
+        <w:t xml:space="preserve">). — Текст : электронный // Электронное опубликование документов : сетевое издание Ленинградской области. — URL: https://npa.lenobl.ru/docs/government/view/125400/ ; http://publication.pravo.gov.ru/document/4701202610120005 (дата обращения: 15.10.2026).</w:t>
       </w:r>
     </w:p>
     <w:p>
@@ -30132,11 +30156,11 @@
         <w:pStyle w:val="Compact"/>
         <w:numPr>
           <w:ilvl w:val="0"/>
-          <w:numId w:val="1017"/>
+          <w:numId w:val="1018"/>
         </w:numPr>
       </w:pPr>
       <w:r>
-        <w:t xml:space="preserve">[н] С 24 января 2026 года в Прокопьевском интернате для людей с психоневрологическими заболеваниями работает комиссия / Министерство труда и социальной защиты Кузбасса. 29.01.2026. — Текст : электронный // Министерство труда и социальной защиты Кузбасса : [сайт]. — URL: https://www.dsznko.ru/news/s-24-yanvarya-2026-goda-v-prokopevskom-internate-dlya-lyudey-s-psikhonevrologicheskimi-zabolevaniyam (дата обращения: 14.10.2026).</w:t>
+        <w:t xml:space="preserve">[н] Постановление Правительства Ханты-Мансийского автономного округа — Югры от 22.08.2014 № 306-п «О нормах питания в организациях социального обслуживания Ханты-Мансийского автономного округа — Югры» (с изменениями от 06.09.2014 № 327-п, 27.03.2015 № 85-п, 30.12.2016 № 569-п, 09.06.2017 № 231-п, 01.10.2021 № 406-п, 12.08.2024 № 306-п); приложение 1 «Нормы питания получателей социальных услуг в стационарной форме…» в ред. постановления от 09.06.2017 № 231-п (публичная версия ГАРАНТ; значения строк СБКС и витаминно-минеральных комплексов в публичной версии не отображаются). — Текст : электронный // Гарант.ру : информационно-правовой портал. — URL: https://base.garant.ru/18936377/ ; https://base.garant.ru/18936377/53f89421bbdaf741eb2d1ecc4ddb4c33/ (дата обращения: 05.10.2026).</w:t>
       </w:r>
     </w:p>
     <w:p>
@@ -30144,11 +30168,11 @@
         <w:pStyle w:val="Compact"/>
         <w:numPr>
           <w:ilvl w:val="0"/>
-          <w:numId w:val="1017"/>
+          <w:numId w:val="1018"/>
         </w:numPr>
       </w:pPr>
       <w:r>
-        <w:t xml:space="preserve">[н] Дом-интернат Прокопьевска, где постояльцев косит грипп, проверяет Минтруда — какие нашли нарушения. 27.01.2026. — Текст : электронный // НГС42.ру : сетевое издание. — URL: https://ngs42.ru/text/health/2026/01/27/76234968/ ; «Планомерно изводят»: что известно о гибели пациентов в доме-интернате в Кузбассе. 29.01.2026. — Текст : электронный // RTVI : [сайт]. — URL: https://rtvi.com/news/planomerno-izvodyat-chto-izvestno-o-gibeli-paczientov-v-dome-internate-v-kuzbasse/ (дата обращения: 14.10.2026) [по сообщению СМИ; отчёт министерства от 27.01.2026 в первоисточнике не найден].</w:t>
+        <w:t xml:space="preserve">[о] Отчёт о результатах контрольного мероприятия по организации питания в государственном автономном учреждении здравоохранения «Республиканская клиническая психиатрическая больница» / Счётная палата Республики Татарстан. 2025. — Текст : электронный // sprt.tatar : [сайт]. — URL: https://sprt.tatar/files/Otchet_Psih_2025.pdf (дата обращения: 16.07.2026, по первой редакции обзора).</w:t>
       </w:r>
     </w:p>
     <w:p>
@@ -30156,11 +30180,11 @@
         <w:pStyle w:val="Compact"/>
         <w:numPr>
           <w:ilvl w:val="0"/>
-          <w:numId w:val="1017"/>
+          <w:numId w:val="1018"/>
         </w:numPr>
       </w:pPr>
       <w:r>
-        <w:t xml:space="preserve">[н] [Сообщения о проверке Прокопьевского интерната для людей с психоневрологическими заболеваниями]. 29.01.2026 ; 30.01.2026. — Текст : электронный // РИА Новости : [сайт]. — URL: https://ria.ru/20260129/kuzbass-2070983557.html ; https://ria.ru/20260130/internat-2071150027.html (дата обращения: 14.10.2026) [по сообщению СМИ].</w:t>
+        <w:t xml:space="preserve">[н] СПб ГАСУСОН «ДСО „Серафимовский“» (ранее СПб ГАСУ СО «ПНИ № 9»). Информация об организации социального питания в СПб ГАСУ СО «ПНИ № 9» на 2022 год. — Текст : электронный // sdso-spb.ru : [сайт]. — URL: https://sdso-spb.ru/wp-content/uploads/sfv/docs/a08dfea89605-Информация-об-организации-социального-питания-СПБ-ГАСУ-СО-ПНИ-9-на-2022-год.pdf (дата обращения: 05.10.2026).</w:t>
       </w:r>
     </w:p>
     <w:p>
@@ -30168,11 +30192,11 @@
         <w:pStyle w:val="Compact"/>
         <w:numPr>
           <w:ilvl w:val="0"/>
-          <w:numId w:val="1017"/>
+          <w:numId w:val="1018"/>
         </w:numPr>
       </w:pPr>
       <w:r>
-        <w:t xml:space="preserve">[н] В Новосибирской области начали применять ИИ для помощи пенсионерам в стационарах. 28.09.2026. — Текст : электронный // ТАСС : информационное агентство. — URL: https://tass.ru/obschestvo/28157251 (дата обращения: 09.10.2026) [по сообщению СМИ; официальный сайт правительства Новосибирской области из среды подготовки доклада не открылся].</w:t>
+        <w:t xml:space="preserve">[н] Чистяков Е. В., директор СПб ГАСУСОН «ДСО „Серафимовский“». Подтверждение автора доклада о том, что питание жителей учреждения организовано привлечённым организатором (аутсорсинг) (личное сообщение, 05.10.2026; конфликт интересов: автор — руководитель учреждения).</w:t>
       </w:r>
     </w:p>
     <w:p>
@@ -30180,23 +30204,11 @@
         <w:pStyle w:val="Compact"/>
         <w:numPr>
           <w:ilvl w:val="0"/>
-          <w:numId w:val="1017"/>
+          <w:numId w:val="1018"/>
         </w:numPr>
       </w:pPr>
       <w:r>
-        <w:t xml:space="preserve">[н] В Волгоградской области модернизируют инфраструктуру социального питания / Комитет социальной защиты населения Волгоградской области ; Администрация Волгоградской области. 06.10.2026. — Текст : электронный // Комитет социальной защиты населения Волгоградской области : [сайт]. — URL: https://uszn.volgograd.ru/current-activity/cooperation/news/586794/ ; https://www.volgograd.ru/news/586793/ [официальные сайты из среды подготовки доклада не открылись; текст сверен по копиям агрегатора с указанием официального источника: https://volgograd.bezformata.com/listnews/volgogradskoy/164478897/ ; https://volgograd.bezformata.com/listnews/volgogradskoy/164480574/; снимок без персональных данных —</w:t>
-      </w:r>
-      <w:r>
-        <w:t xml:space="preserve"> </w:t>
-      </w:r>
-      <w:r>
-        <w:rPr>
-          <w:rStyle w:val="VerbatimChar"/>
-        </w:rPr>
-        <w:t xml:space="preserve">raw/sources/gossektor-obzor-2026-09-28-10-09/</w:t>
-      </w:r>
-      <w:r>
-        <w:t xml:space="preserve">] (дата обращения: 09.10.2026).</w:t>
+        <w:t xml:space="preserve">[н] Закупки СПб ГАСУСОН «ДСО „Серафимовский“» «Оказание услуг по организации питания»: конкурс, извещение № 32616197209 (показ 10.07–27.07.2026; начальная цена 92 110 941,90 руб.; период оказания услуг — август — декабрь 2026 г.) и закупка у единственного поставщика, извещение № 32616171821 (02.07.2026; 591 326,10 руб.; к извещению приложены цикличные меню — «приложение № 2, ч. 1 ЦМ ОВД», «ч. 2 ЦМ ИП», «ч. 3 ЦМ ОВД2», «ч. 4 ЦМ лето») [карточки агрегатора закупок; Единая информационная система с бокса недоступна, извещения по ней не сверялись]. — Текст : электронный // orenburg.bt.su : [сайт]. — URL: https://orenburg.bt.su/tender/336737354.html ; https://orenburg.bt.su/tender/336248763.html (дата обращения: 05.10.2026; перечень документации и протоколов по извещению № 32616197209 — 07.10.2026).</w:t>
       </w:r>
     </w:p>
     <w:p>
@@ -30204,11 +30216,11 @@
         <w:pStyle w:val="Compact"/>
         <w:numPr>
           <w:ilvl w:val="0"/>
-          <w:numId w:val="1017"/>
+          <w:numId w:val="1018"/>
         </w:numPr>
       </w:pPr>
       <w:r>
-        <w:t xml:space="preserve">[н] В Волгоградском доме соцобслуживания обновили пищеблок [рекламный материал; рекламодатель — ООО «Виво Маркет», erid 2SDnjcRQrhZ]. 06.10.2026. — Текст : электронный // V1.ру : сетевое издание. — URL: https://v1.ru/text/gorod/2026/10/06/76683000/ (дата обращения: 09.10.2026).</w:t>
+        <w:t xml:space="preserve">[н] Закупки СПб ГАСУСОН «ДСО „Серафимовский“» (ИНН 7807022277) по 223-ФЗ, ОКПД2 56.29.19.000 «Услуги по обеспечению питанием»: «Оказание услуг по организации питания в 2026 году» (извещение № 32515363453; договор № 32515363453-01 от 02.12.2025, исполнитель — ООО «АгроФуд», 219 945 788 руб.); «…в июле 2026 года» (извещение № 32616169674 от 01.07.2026; 18 663 001,30 руб.; 22 165, 496 и 6 820 человеко-дней по трём позициям); серия закупок у единственного поставщика по 591 326 руб. (24.06–02.07.2026); «…в августе — декабре 2026 года» (извещение № 32616197209; 109 395, 2 448 и 33 660 человеко-дней по трём позициям; договор № 32616197209-01 от 17.08.2026, исполнитель — ООО «Мастерская Гурмана»). Карточки агрегатора закупок по данным ЕИС; номера и исполнители договоров 2025 и 2026 гг. взяты из реестра договоров ЕИС, который с бокса автора недоступен; агрегаторы эти договоры не показывают, сверка не проведена. — Текст : электронный // zakupkipro.com : [сайт]. — URL: https://zakupkipro.com/zakazchik/7807022277/ ; https://zakupkipro.com/zakupka/32616169674/ ; https://zakupkipro.com/zakupka/32616197209/ ; ЕИС: https://zakupki.gov.ru/ (дата обращения: 05.10.2026; карточка № 32616197209 — 07.10.2026, ЕИС с бокса недоступна и 07.10.2026).</w:t>
       </w:r>
     </w:p>
     <w:p>
@@ -30216,11 +30228,23 @@
         <w:pStyle w:val="Compact"/>
         <w:numPr>
           <w:ilvl w:val="0"/>
-          <w:numId w:val="1017"/>
+          <w:numId w:val="1018"/>
         </w:numPr>
       </w:pPr>
       <w:r>
-        <w:t xml:space="preserve">[н] Cereda E., Pedrolli C., Klersy C. et al. Nutritional status in older persons according to healthcare setting: A systematic review and meta-analysis of prevalence data using MNA®. — Текст : электронный // Clinical Nutrition. — 2016. — Vol. 35, № 6. — P. 1282–1290. — DOI: 10.1016/j.clnu.2016.03.008.</w:t>
+        <w:t xml:space="preserve">[н] Закупки государственных бюджетных учреждений социального обслуживания Самарской области «Оказание услуг по приготовлению питания по вариативному меню…» по 44-ФЗ (открытые конкурсы в электронной форме; ОКПД2 56.29.20.190; единица — койко-день): Тольяттинский дом-интернат для престарелых, инвалидов (извещение № 0142200001325020012 от 26.08.2025; 18 438 795,48 руб.; 502,31 руб. за койко-день); Кошкинский дом-интернат для престарелых, инвалидов — на 2026 г. (№ 0142200001325020877 от 09.09.2025; 15 437 374,12 руб.; 754,81 руб.), на первое полугодие 2027 г. (№ 0142200001326016564 от 21.08.2026; 16 987 438,02 руб.; 20 118 койко-дней по 844,39 руб.) и на второе полугодие 2027 г. (показ 28.08–14.09.2026; 17 269 464,28 руб.); Отрадненский дом-интернат для престарелых, инвалидов на 2027 г. (№ 0142200001326016025 от 12.08.2026; 12 027 024,75 руб.; 13 975 койко-дней по 860,61 руб.); Чапаевский дом-интернат для престарелых, инвалидов (№ 0142200001326016110; 12 597 084,15 руб.; 818,79 руб.); ДСО «Самарский» (№ 0142200001326016190; 11 921 555,20 руб.); ДСО «Алексеевский» (№ 0142200001326016350 от 18.08.2026; 6 463 386,03 руб.; 715,57 руб.; связанное № 0142200001326016349 — те же НМЦК и цена); Самарский областной геронтологический центр (№ 0142200001326016552 от 21.08.2026; 16 348 592,28 руб.; 582,36 руб.; внесено 13.10.2026); Потаповский дом-интернат, предназначенный для граждан, имеющих психические расстройства, — на 2026 г. (№ 0142200001325018932 и № 0142200001325018933 от 11.08.2025; 17 085 981,60 и 17 400 482,60 руб.; 571,82 руб.; победитель — ООО «Континент-Кулинария») и на 2027 г. (№ 0142200001326016566 и № 0142200001326016567 от 21.08.2026; 18 790 798,19 и 18 796 957,29 руб.; 615,91 руб.; внесено 14.10.2026). Дополнительно 14.10.2026: геронтологический центр, лот 2 (№ 0142200001325022202 от 01.10.2025; 15 749 111,88 руб.; 526,92 руб.; контракт № 101-26 от 10.11.2025 с ООО «Континент-Кулинария», дополнительные соглашения 1–4 — по названиям файлов) и лот 2 (№ 0142200001326016553 от 21.08.2026 — те же НМЦК и цена, что у лота 1); Тольяттинский дом-интернат — извещения 2026 г. № 0142200001326016068 (19 494 309,12 руб.) и № 0142200001326016453 (19 125 662,40 руб.), 563,68 руб.; страница побед ООО «Континент-Кулинария» (ИНН 6315636626) на агрегаторе bbnt.ru. Отдельно (не в предмете, а в имени файла документации): ДСО «Сызранский» (№ 0142200001326016098 от 13.08.2026; 10 823 535,63 руб.; 570,23 руб.; связанное № 0142200001326016175; файл «Примерное вариативное меню на 2027.xlsx») [карточки агрегаторов закупок по данным ЕИС; ЕИС с бокса недоступна, документация не прочитана; снимки —</w:t>
+      </w:r>
+      <w:r>
+        <w:t xml:space="preserve"> </w:t>
+      </w:r>
+      <w:r>
+        <w:rPr>
+          <w:rStyle w:val="VerbatimChar"/>
+        </w:rPr>
+        <w:t xml:space="preserve">raw/sources/samara-variativnoe-menu-zakupki/</w:t>
+      </w:r>
+      <w:r>
+        <w:t xml:space="preserve">]. — Текст : электронный // poisktenderov.ru ; bicotender.ru ; samara.bt.su ; tendermedia.ru ; kpshka.ru ; expertcentre.org : [сайты]. — URL: https://poisktenderov.ru/item/0142200001326016564/ ; https://poisktenderov.ru/item/0142200001325020877/ ; https://poisktenderov.ru/item/0142200001325020012/ ; https://poisktenderov.ru/item/0142200001326016350/ ; https://poisktenderov.ru/item/0142200001326016552/ ; https://poisktenderov.ru/item/0142200001326016098/ ; https://samara.bt.su/tender/338828190.html ; https://samara.bt.su/tender/339730731.html ; https://tendermedia.ru/lot/show/61650588 ; https://kpshka.ru/eis/tender-0142200001326016110 ; https://expertcentre.org/purchase/6a7f21bb6d4875be4f91f412 ; https://poisktenderov.ru/item/0142200001325018932/ ; https://poisktenderov.ru/item/0142200001326016566/ ; https://poisktenderov.ru/item/0142200001325022202/ ; https://poisktenderov.ru/item/0142200001326016068/ ; https://bbnt.ru/company-tenderwins/1606709 (дата обращения: 08.10.2026; дополнения: 13.10.2026, 14.10.2026).</w:t>
       </w:r>
     </w:p>
     <w:p>
@@ -30228,11 +30252,11 @@
         <w:pStyle w:val="Compact"/>
         <w:numPr>
           <w:ilvl w:val="0"/>
-          <w:numId w:val="1017"/>
+          <w:numId w:val="1018"/>
         </w:numPr>
       </w:pPr>
       <w:r>
-        <w:t xml:space="preserve">[н] Wright O. R. L., Connelly L. B., Capra S., Hendrikz J. Determinants of foodservice satisfaction for patients in geriatrics/rehabilitation and residents in residential aged care. — Текст : электронный // Health Expectations. — 2013. — Vol. 16, № 3. — P. 251–265. — DOI: 10.1111/j.1369-7625.2011.00711.x.</w:t>
+        <w:t xml:space="preserve">[н] Wheeler M., Abbey K. L., Capra S. M. Choice on the menu: Increasing meal choice for people living in residential aged care, a pilot study. — Текст : электронный // Journal of Human Nutrition and Dietetics. — 2025. — Vol. 38, № 1. — e13401. — DOI: 10.1111/jhn.13401.</w:t>
       </w:r>
     </w:p>
     <w:p>
@@ -30240,11 +30264,11 @@
         <w:pStyle w:val="Compact"/>
         <w:numPr>
           <w:ilvl w:val="0"/>
-          <w:numId w:val="1017"/>
+          <w:numId w:val="1018"/>
         </w:numPr>
       </w:pPr>
       <w:r>
-        <w:t xml:space="preserve">[н] Abbey K. L., Wright O. R. L., Capra S. Menu Planning in Residential Aged Care — The Level of Choice and Quality of Planning of Meals Available to Residents. — Текст : электронный // Nutrients. — 2015. — Vol. 7, № 9. — P. 7580–7592. — DOI: 10.3390/nu7095354.</w:t>
+        <w:t xml:space="preserve">[н] Закупка КГБУ СО «Пансионат „Ветеран“» (ИНН 2463057390) по 223-ФЗ № 32616352208 «На поставку продуктов питания (овощи и фрукты)» (опубл. 04.09.2026; начальная цена 4 100 000,00 руб.; договор от 05.10.2026) [карточка агрегатора по данным ЕИС; ЕИС из среды подготовки доклада недоступна, документация не прочитана]. — Текст : электронный // B2B-Center : [сайт]. — URL: https://www.b2b-center.ru/search/number/l32616352208-1/ (дата обращения: 15.10.2026).</w:t>
       </w:r>
     </w:p>
     <w:p>
@@ -30252,11 +30276,11 @@
         <w:pStyle w:val="Compact"/>
         <w:numPr>
           <w:ilvl w:val="0"/>
-          <w:numId w:val="1017"/>
+          <w:numId w:val="1018"/>
         </w:numPr>
       </w:pPr>
       <w:r>
-        <w:t xml:space="preserve">[н] Wheeler M., Abbey K. L., Capra S. M. Choice on the menu in residential aged care: An underrated tool for maintaining resident autonomy. — Текст : электронный // Nutrition &amp; Dietetics. — 2025. — Vol. 82, № 3. — P. 327–336. — DOI: 10.1111/1747-0080.70002.</w:t>
+        <w:t xml:space="preserve">[н] ГБУ СО «Кошкинский дом-интернат для престарелых, инвалидов». Основные виды социальных услуг [раздел «Качество горячего питания» в отчётах за 2017 и 2018 гг.] ; Пансионату 10 лет [недатированная статья]. — Текст : электронный // koshpvt.ru : [сайт]. — URL: https://koshpvt.ru/uslugi/10-uslugi ; https://koshpvt.ru/component/content/article/2-uncategorised/41-pansionatu-10-let (дата обращения: 08.10.2026).</w:t>
       </w:r>
     </w:p>
     <w:p>
@@ -30264,11 +30288,11 @@
         <w:pStyle w:val="Compact"/>
         <w:numPr>
           <w:ilvl w:val="0"/>
-          <w:numId w:val="1017"/>
+          <w:numId w:val="1018"/>
         </w:numPr>
       </w:pPr>
       <w:r>
-        <w:t xml:space="preserve">[н] McCray S., Maunder K., Krikowa R., MacKenzie-Shalders K. Room Service Improves Nutritional Intake and Increases Patient Satisfaction While Decreasing Food Waste and Cost. — Текст : электронный // Journal of the Academy of Nutrition and Dietetics. — 2018. — Vol. 118, № 2. — P. 284–293. — DOI: 10.1016/j.jand.2017.05.014.</w:t>
+        <w:t xml:space="preserve">[н] С 24 января 2026 года в Прокопьевском интернате для людей с психоневрологическими заболеваниями работает комиссия / Министерство труда и социальной защиты Кузбасса. 29.01.2026. — Текст : электронный // Министерство труда и социальной защиты Кузбасса : [сайт]. — URL: https://www.dsznko.ru/news/s-24-yanvarya-2026-goda-v-prokopevskom-internate-dlya-lyudey-s-psikhonevrologicheskimi-zabolevaniyam (дата обращения: 14.10.2026).</w:t>
       </w:r>
     </w:p>
     <w:p>
@@ -30276,11 +30300,11 @@
         <w:pStyle w:val="Compact"/>
         <w:numPr>
           <w:ilvl w:val="0"/>
-          <w:numId w:val="1017"/>
+          <w:numId w:val="1018"/>
         </w:numPr>
       </w:pPr>
       <w:r>
-        <w:t xml:space="preserve">[н] Wang D., Everett B., Brunero S. et al. Perspectives of residents and staff regarding food choice in residential aged care: A qualitative study. — Текст : электронный // Journal of Clinical Nursing. — 2020. — Vol. 29, № 3–4. — P. 626–637. — DOI: 10.1111/jocn.15115.</w:t>
+        <w:t xml:space="preserve">[н] Дом-интернат Прокопьевска, где постояльцев косит грипп, проверяет Минтруда — какие нашли нарушения. 27.01.2026. — Текст : электронный // НГС42.ру : сетевое издание. — URL: https://ngs42.ru/text/health/2026/01/27/76234968/ ; «Планомерно изводят»: что известно о гибели пациентов в доме-интернате в Кузбассе. 29.01.2026. — Текст : электронный // RTVI : [сайт]. — URL: https://rtvi.com/news/planomerno-izvodyat-chto-izvestno-o-gibeli-paczientov-v-dome-internate-v-kuzbasse/ (дата обращения: 14.10.2026) [по сообщению СМИ; отчёт министерства от 27.01.2026 в первоисточнике не найден].</w:t>
       </w:r>
     </w:p>
     <w:p>
@@ -30288,11 +30312,11 @@
         <w:pStyle w:val="Compact"/>
         <w:numPr>
           <w:ilvl w:val="0"/>
-          <w:numId w:val="1017"/>
+          <w:numId w:val="1018"/>
         </w:numPr>
       </w:pPr>
       <w:r>
-        <w:t xml:space="preserve">[н] Bailey A., Bailey S., Bernoth M. ‘I’d rather die happy’: residents’ experiences with food regulations, risk and food choice in residential aged care. A qualitative study. — Текст : электронный // Contemporary Nurse. — 2017. — Vol. 53, № 6. — P. 597–606. — DOI: 10.1080/10376178.2017.1361334.</w:t>
+        <w:t xml:space="preserve">[н] [Сообщения о проверке Прокопьевского интерната для людей с психоневрологическими заболеваниями]. 29.01.2026 ; 30.01.2026. — Текст : электронный // РИА Новости : [сайт]. — URL: https://ria.ru/20260129/kuzbass-2070983557.html ; https://ria.ru/20260130/internat-2071150027.html (дата обращения: 14.10.2026) [по сообщению СМИ].</w:t>
       </w:r>
     </w:p>
     <w:p>
@@ -30300,11 +30324,11 @@
         <w:pStyle w:val="Compact"/>
         <w:numPr>
           <w:ilvl w:val="0"/>
-          <w:numId w:val="1017"/>
+          <w:numId w:val="1018"/>
         </w:numPr>
       </w:pPr>
       <w:r>
-        <w:t xml:space="preserve">[н] Mondkar A., Murdoch M., Gallagher J. E., Patel R. What’s on the menu? A qualitative study on the views of care home staff and residents on nutritional practices and implications for oral health. — Текст : электронный // BDJ Open. — 2025. — Vol. 11. — Art. 33. — DOI: 10.1038/s41405-025-00325-9.</w:t>
+        <w:t xml:space="preserve">[н] В Новосибирской области начали применять ИИ для помощи пенсионерам в стационарах. 28.09.2026. — Текст : электронный // ТАСС : информационное агентство. — URL: https://tass.ru/obschestvo/28157251 (дата обращения: 09.10.2026) [по сообщению СМИ; официальный сайт правительства Новосибирской области из среды подготовки доклада не открылся].</w:t>
       </w:r>
     </w:p>
     <w:p>
@@ -30312,11 +30336,23 @@
         <w:pStyle w:val="Compact"/>
         <w:numPr>
           <w:ilvl w:val="0"/>
-          <w:numId w:val="1017"/>
+          <w:numId w:val="1018"/>
         </w:numPr>
       </w:pPr>
       <w:r>
-        <w:t xml:space="preserve">[н] Crogan N. L., Dupler A. E., Short R., Heaton G. Food choice can improve nursing home resident meal service satisfaction and nutritional status. — Текст : электронный // Journal of Gerontological Nursing. — 2013. — Vol. 39, № 5. — P. 38–45. — DOI: 10.3928/00989134-20130313-02.</w:t>
+        <w:t xml:space="preserve">[н] В Волгоградской области модернизируют инфраструктуру социального питания / Комитет социальной защиты населения Волгоградской области ; Администрация Волгоградской области. 06.10.2026. — Текст : электронный // Комитет социальной защиты населения Волгоградской области : [сайт]. — URL: https://uszn.volgograd.ru/current-activity/cooperation/news/586794/ ; https://www.volgograd.ru/news/586793/ [официальные сайты из среды подготовки доклада не открылись; текст сверен по копиям агрегатора с указанием официального источника: https://volgograd.bezformata.com/listnews/volgogradskoy/164478897/ ; https://volgograd.bezformata.com/listnews/volgogradskoy/164480574/; снимок без персональных данных —</w:t>
+      </w:r>
+      <w:r>
+        <w:t xml:space="preserve"> </w:t>
+      </w:r>
+      <w:r>
+        <w:rPr>
+          <w:rStyle w:val="VerbatimChar"/>
+        </w:rPr>
+        <w:t xml:space="preserve">raw/sources/gossektor-obzor-2026-09-28-10-09/</w:t>
+      </w:r>
+      <w:r>
+        <w:t xml:space="preserve">] (дата обращения: 09.10.2026).</w:t>
       </w:r>
     </w:p>
     <w:p>
@@ -30324,11 +30360,11 @@
         <w:pStyle w:val="Compact"/>
         <w:numPr>
           <w:ilvl w:val="0"/>
-          <w:numId w:val="1017"/>
+          <w:numId w:val="1018"/>
         </w:numPr>
       </w:pPr>
       <w:r>
-        <w:t xml:space="preserve">[н] Divert C., Laghmaoui R., Crema C. et al. Improving meal context in nursing homes. Impact of four strategies on food intake and meal pleasure. — Текст : электронный // Appetite. — 2015. — Vol. 84. — P. 139–147. — DOI: 10.1016/j.appet.2014.09.027.</w:t>
+        <w:t xml:space="preserve">[н] В Волгоградском доме соцобслуживания обновили пищеблок [рекламный материал; рекламодатель — ООО «Виво Маркет», erid 2SDnjcRQrhZ]. 06.10.2026. — Текст : электронный // V1.ру : сетевое издание. — URL: https://v1.ru/text/gorod/2026/10/06/76683000/ (дата обращения: 09.10.2026).</w:t>
       </w:r>
     </w:p>
     <w:p>
@@ -30336,11 +30372,11 @@
         <w:pStyle w:val="Compact"/>
         <w:numPr>
           <w:ilvl w:val="0"/>
-          <w:numId w:val="1017"/>
+          <w:numId w:val="1018"/>
         </w:numPr>
       </w:pPr>
       <w:r>
-        <w:t xml:space="preserve">[н] Kenkmann A., Price G. M., Bolton J., Hooper L. Health, wellbeing and nutritional status of older people living in UK care homes: an exploratory evaluation of changes in food and drink provision. — Текст : электронный // BMC Geriatrics. — 2010. — Vol. 10. — Art. 28. — DOI: 10.1186/1471-2318-10-28.</w:t>
+        <w:t xml:space="preserve">[н] Cereda E., Pedrolli C., Klersy C. et al. Nutritional status in older persons according to healthcare setting: A systematic review and meta-analysis of prevalence data using MNA®. — Текст : электронный // Clinical Nutrition. — 2016. — Vol. 35, № 6. — P. 1282–1290. — DOI: 10.1016/j.clnu.2016.03.008.</w:t>
       </w:r>
     </w:p>
     <w:p>
@@ -30348,11 +30384,11 @@
         <w:pStyle w:val="Compact"/>
         <w:numPr>
           <w:ilvl w:val="0"/>
-          <w:numId w:val="1017"/>
+          <w:numId w:val="1018"/>
         </w:numPr>
       </w:pPr>
       <w:r>
-        <w:t xml:space="preserve">[н] Abbott R. A., Whear R., Thompson-Coon J. et al. Effectiveness of mealtime interventions on nutritional outcomes for the elderly living in residential care: a systematic review and meta-analysis. — Текст : электронный // Ageing Research Reviews. — 2013. — Vol. 12, № 4. — P. 967–981. — DOI: 10.1016/j.arr.2013.06.002.</w:t>
+        <w:t xml:space="preserve">[н] Wright O. R. L., Connelly L. B., Capra S., Hendrikz J. Determinants of foodservice satisfaction for patients in geriatrics/rehabilitation and residents in residential aged care. — Текст : электронный // Health Expectations. — 2013. — Vol. 16, № 3. — P. 251–265. — DOI: 10.1111/j.1369-7625.2011.00711.x.</w:t>
       </w:r>
     </w:p>
     <w:p>
@@ -30360,11 +30396,11 @@
         <w:pStyle w:val="Compact"/>
         <w:numPr>
           <w:ilvl w:val="0"/>
-          <w:numId w:val="1017"/>
+          <w:numId w:val="1018"/>
         </w:numPr>
       </w:pPr>
       <w:r>
-        <w:t xml:space="preserve">[н] Herke M., Fink A., Langer G. et al. Environmental and behavioural modifications for improving food and fluid intake in people with dementia. — Текст : электронный // Cochrane Database of Systematic Reviews. — 2018. — № 7. — CD011542. — DOI: 10.1002/14651858.CD011542.pub2.</w:t>
+        <w:t xml:space="preserve">[н] Abbey K. L., Wright O. R. L., Capra S. Menu Planning in Residential Aged Care — The Level of Choice and Quality of Planning of Meals Available to Residents. — Текст : электронный // Nutrients. — 2015. — Vol. 7, № 9. — P. 7580–7592. — DOI: 10.3390/nu7095354.</w:t>
       </w:r>
     </w:p>
     <w:p>
@@ -30372,11 +30408,11 @@
         <w:pStyle w:val="Compact"/>
         <w:numPr>
           <w:ilvl w:val="0"/>
-          <w:numId w:val="1017"/>
+          <w:numId w:val="1018"/>
         </w:numPr>
       </w:pPr>
       <w:r>
-        <w:t xml:space="preserve">[н] Roos C., Alam M., Swall A. et al. Factors associated with older persons’ perceptions of dignity and well-being over a three-year period. A retrospective national study in residential care facilities. — Текст : электронный // BMC Geriatrics. — 2022. — Vol. 22. — Art. 515. — DOI: 10.1186/s12877-022-03205-1.</w:t>
+        <w:t xml:space="preserve">[н] Wheeler M., Abbey K. L., Capra S. M. Choice on the menu in residential aged care: An underrated tool for maintaining resident autonomy. — Текст : электронный // Nutrition &amp; Dietetics. — 2025. — Vol. 82, № 3. — P. 327–336. — DOI: 10.1111/1747-0080.70002.</w:t>
       </w:r>
     </w:p>
     <w:p>
@@ -30384,11 +30420,11 @@
         <w:pStyle w:val="Compact"/>
         <w:numPr>
           <w:ilvl w:val="0"/>
-          <w:numId w:val="1017"/>
+          <w:numId w:val="1018"/>
         </w:numPr>
       </w:pPr>
       <w:r>
-        <w:t xml:space="preserve">[н] Teasdale S. B., Ward P. B., Samaras K. et al. Dietary intake of people with severe mental illness: systematic review and meta-analysis. — Текст : электронный // British Journal of Psychiatry. — 2019. — Vol. 214, № 5. — P. 251–259. — DOI: 10.1192/bjp.2019.20.</w:t>
+        <w:t xml:space="preserve">[н] McCray S., Maunder K., Krikowa R., MacKenzie-Shalders K. Room Service Improves Nutritional Intake and Increases Patient Satisfaction While Decreasing Food Waste and Cost. — Текст : электронный // Journal of the Academy of Nutrition and Dietetics. — 2018. — Vol. 118, № 2. — P. 284–293. — DOI: 10.1016/j.jand.2017.05.014.</w:t>
       </w:r>
     </w:p>
     <w:p>
@@ -30396,11 +30432,11 @@
         <w:pStyle w:val="Compact"/>
         <w:numPr>
           <w:ilvl w:val="0"/>
-          <w:numId w:val="1017"/>
+          <w:numId w:val="1018"/>
         </w:numPr>
       </w:pPr>
       <w:r>
-        <w:t xml:space="preserve">[н] Özdemir A., Chapman H., Hall R., Ellahi B. Eating Well When Living With an Intellectual Disability — Exploring the Carer: Client Relationship in Residential Settings. — Текст : электронный // Journal of Applied Research in Intellectual Disabilities. — 2025. — Vol. 38, № 6. — e70157. — DOI: 10.1111/jar.70157.</w:t>
+        <w:t xml:space="preserve">[н] Wang D., Everett B., Brunero S. et al. Perspectives of residents and staff regarding food choice in residential aged care: A qualitative study. — Текст : электронный // Journal of Clinical Nursing. — 2020. — Vol. 29, № 3–4. — P. 626–637. — DOI: 10.1111/jocn.15115.</w:t>
       </w:r>
     </w:p>
     <w:p>
@@ -30408,11 +30444,11 @@
         <w:pStyle w:val="Compact"/>
         <w:numPr>
           <w:ilvl w:val="0"/>
-          <w:numId w:val="1017"/>
+          <w:numId w:val="1018"/>
         </w:numPr>
       </w:pPr>
       <w:r>
-        <w:t xml:space="preserve">[н] Pfister F., Uhlmann K., Olalia L., Kaufmann B. Institutional and interpersonal determinants of dietary practices of persons with intellectual disability in institutional accommodation in Switzerland: a qualitative study. — Текст : электронный // BMC Public Health. — 2026. — Vol. 26. — Art. 1100. — DOI: 10.1186/s12889-026-26794-7.</w:t>
+        <w:t xml:space="preserve">[н] Bailey A., Bailey S., Bernoth M. ‘I’d rather die happy’: residents’ experiences with food regulations, risk and food choice in residential aged care. A qualitative study. — Текст : электронный // Contemporary Nurse. — 2017. — Vol. 53, № 6. — P. 597–606. — DOI: 10.1080/10376178.2017.1361334.</w:t>
       </w:r>
     </w:p>
     <w:p>
@@ -30420,11 +30456,11 @@
         <w:pStyle w:val="Compact"/>
         <w:numPr>
           <w:ilvl w:val="0"/>
-          <w:numId w:val="1017"/>
+          <w:numId w:val="1018"/>
         </w:numPr>
       </w:pPr>
       <w:r>
-        <w:t xml:space="preserve">[н] Volkert D., Beck A. M., Cederholm T. et al. ESPEN practical guideline: Clinical nutrition and hydration in geriatrics. — Текст : электронный // Clinical Nutrition. — 2022. — Vol. 41, № 4. — P. 958–989. — DOI: 10.1016/j.clnu.2022.01.024.</w:t>
+        <w:t xml:space="preserve">[н] Mondkar A., Murdoch M., Gallagher J. E., Patel R. What’s on the menu? A qualitative study on the views of care home staff and residents on nutritional practices and implications for oral health. — Текст : электронный // BDJ Open. — 2025. — Vol. 11. — Art. 33. — DOI: 10.1038/s41405-025-00325-9.</w:t>
       </w:r>
     </w:p>
     <w:p>
@@ -30432,11 +30468,11 @@
         <w:pStyle w:val="Compact"/>
         <w:numPr>
           <w:ilvl w:val="0"/>
-          <w:numId w:val="1017"/>
+          <w:numId w:val="1018"/>
         </w:numPr>
       </w:pPr>
       <w:r>
-        <w:t xml:space="preserve">[н] Volkert D., Beck A. M., Faxén-Irving G. et al. ESPEN guideline on nutrition and hydration in dementia — Update 2024. — Текст : электронный // Clinical Nutrition. — 2024. — Vol. 43, № 6. — P. 1599–1626. — DOI: 10.1016/j.clnu.2024.04.039.</w:t>
+        <w:t xml:space="preserve">[н] Crogan N. L., Dupler A. E., Short R., Heaton G. Food choice can improve nursing home resident meal service satisfaction and nutritional status. — Текст : электронный // Journal of Gerontological Nursing. — 2013. — Vol. 39, № 5. — P. 38–45. — DOI: 10.3928/00989134-20130313-02.</w:t>
       </w:r>
     </w:p>
     <w:p>
@@ -30444,11 +30480,11 @@
         <w:pStyle w:val="Compact"/>
         <w:numPr>
           <w:ilvl w:val="0"/>
-          <w:numId w:val="1017"/>
+          <w:numId w:val="1018"/>
         </w:numPr>
       </w:pPr>
       <w:r>
-        <w:t xml:space="preserve">[н] Roulston M., Thompson C., Pelly F., Cave D. Food waste in residential aged care: A scoping review. — Текст : электронный // Nutrition &amp; Dietetics. — 2026. — Vol. 83, № 1. — P. 56–73. — DOI: 10.1111/1747-0080.70034.</w:t>
+        <w:t xml:space="preserve">[н] Divert C., Laghmaoui R., Crema C. et al. Improving meal context in nursing homes. Impact of four strategies on food intake and meal pleasure. — Текст : электронный // Appetite. — 2015. — Vol. 84. — P. 139–147. — DOI: 10.1016/j.appet.2014.09.027.</w:t>
       </w:r>
     </w:p>
     <w:p>
@@ -30456,11 +30492,11 @@
         <w:pStyle w:val="Compact"/>
         <w:numPr>
           <w:ilvl w:val="0"/>
-          <w:numId w:val="1017"/>
+          <w:numId w:val="1018"/>
         </w:numPr>
       </w:pPr>
       <w:r>
-        <w:t xml:space="preserve">[н] Williams P., Walton K. Plate waste in hospitals and strategies for change. — Текст : электронный // e-SPEN, the European e-Journal of Clinical Nutrition and Metabolism. — 2011. — Vol. 6, № 6. — P. — e235–e241. — DOI: 10.1016/j.eclnm.2011.09.006.</w:t>
+        <w:t xml:space="preserve">[н] Kenkmann A., Price G. M., Bolton J., Hooper L. Health, wellbeing and nutritional status of older people living in UK care homes: an exploratory evaluation of changes in food and drink provision. — Текст : электронный // BMC Geriatrics. — 2010. — Vol. 10. — Art. 28. — DOI: 10.1186/1471-2318-10-28.</w:t>
       </w:r>
     </w:p>
     <w:p>
@@ -30468,11 +30504,11 @@
         <w:pStyle w:val="Compact"/>
         <w:numPr>
           <w:ilvl w:val="0"/>
-          <w:numId w:val="1017"/>
+          <w:numId w:val="1018"/>
         </w:numPr>
       </w:pPr>
       <w:r>
-        <w:t xml:space="preserve">[н] Nishida Y., Tanaka S., Nakae S. et al. Energy Gap between Doubly Labeled Water-Based Energy Expenditure and Calculated Energy Intake from Recipes and Plate Waste, and Subsequent Weight Changes in Elderly Residents in Japanese Long-Term Care Facilities: CLEVER Study. — Текст : электронный // Nutrients. — 2020. — Vol. 12, № 9. — Art. 2677. — DOI: 10.3390/nu12092677.</w:t>
+        <w:t xml:space="preserve">[н] Abbott R. A., Whear R., Thompson-Coon J. et al. Effectiveness of mealtime interventions on nutritional outcomes for the elderly living in residential care: a systematic review and meta-analysis. — Текст : электронный // Ageing Research Reviews. — 2013. — Vol. 12, № 4. — P. 967–981. — DOI: 10.1016/j.arr.2013.06.002.</w:t>
       </w:r>
     </w:p>
     <w:p>
@@ -30480,11 +30516,11 @@
         <w:pStyle w:val="Compact"/>
         <w:numPr>
           <w:ilvl w:val="0"/>
-          <w:numId w:val="1017"/>
+          <w:numId w:val="1018"/>
         </w:numPr>
       </w:pPr>
       <w:r>
-        <w:t xml:space="preserve">[н] Vucea V., Keller H. H., Morrison J. M. et al. Prevalence and Characteristics Associated with Modified Texture Food Use in Long Term Care: An Analysis of Making the Most of Mealtimes (M3) Project. — Текст : электронный // Canadian Journal of Dietetic Practice and Research. — 2019. — Vol. 80, № 3. — P. 104–110. — DOI: 10.3148/cjdpr-2018-045.</w:t>
+        <w:t xml:space="preserve">[н] Herke M., Fink A., Langer G. et al. Environmental and behavioural modifications for improving food and fluid intake in people with dementia. — Текст : электронный // Cochrane Database of Systematic Reviews. — 2018. — № 7. — CD011542. — DOI: 10.1002/14651858.CD011542.pub2.</w:t>
       </w:r>
     </w:p>
     <w:p>
@@ -30492,11 +30528,11 @@
         <w:pStyle w:val="Compact"/>
         <w:numPr>
           <w:ilvl w:val="0"/>
-          <w:numId w:val="1017"/>
+          <w:numId w:val="1018"/>
         </w:numPr>
       </w:pPr>
       <w:r>
-        <w:t xml:space="preserve">[н] Porter J., Ottrey E., Huggins C. E. Protected Mealtimes in hospitals and nutritional intake: Systematic review and meta-analyses. — Текст : электронный // International Journal of Nursing Studies. — 2017. — Vol. 65. — P. 62–69. — DOI: 10.1016/j.ijnurstu.2016.11.002.</w:t>
+        <w:t xml:space="preserve">[н] Roos C., Alam M., Swall A. et al. Factors associated with older persons’ perceptions of dignity and well-being over a three-year period. A retrospective national study in residential care facilities. — Текст : электронный // BMC Geriatrics. — 2022. — Vol. 22. — Art. 515. — DOI: 10.1186/s12877-022-03205-1.</w:t>
       </w:r>
     </w:p>
     <w:p>
@@ -30504,11 +30540,11 @@
         <w:pStyle w:val="Compact"/>
         <w:numPr>
           <w:ilvl w:val="0"/>
-          <w:numId w:val="1017"/>
+          <w:numId w:val="1018"/>
         </w:numPr>
       </w:pPr>
       <w:r>
-        <w:t xml:space="preserve">[н] Hamasaki Y., Sakata N., Jin X. et al. Facility staffing associated with potentially avoidable hospitalizations in nursing home residents in Japan: a retrospective cohort study. — Текст : электронный // BMC Geriatrics. — 2023. — Vol. 23. — Art. 566. — DOI: 10.1186/s12877-023-04278-2.</w:t>
+        <w:t xml:space="preserve">[н] Teasdale S. B., Ward P. B., Samaras K. et al. Dietary intake of people with severe mental illness: systematic review and meta-analysis. — Текст : электронный // British Journal of Psychiatry. — 2019. — Vol. 214, № 5. — P. 251–259. — DOI: 10.1192/bjp.2019.20.</w:t>
       </w:r>
     </w:p>
     <w:p>
@@ -30516,11 +30552,11 @@
         <w:pStyle w:val="Compact"/>
         <w:numPr>
           <w:ilvl w:val="0"/>
-          <w:numId w:val="1017"/>
+          <w:numId w:val="1018"/>
         </w:numPr>
       </w:pPr>
       <w:r>
-        <w:t xml:space="preserve">[н] Keller H. H., Syed S., Dakkak H. et al. Reimagining Nutrition Care and Mealtimes in Long-Term Care. — Текст : электронный // Journal of the American Medical Directors Association. — 2022. — Vol. 23, № 2. — P. 253–260.e1. — DOI: 10.1016/j.jamda.2021.12.021.</w:t>
+        <w:t xml:space="preserve">[н] Özdemir A., Chapman H., Hall R., Ellahi B. Eating Well When Living With an Intellectual Disability — Exploring the Carer: Client Relationship in Residential Settings. — Текст : электронный // Journal of Applied Research in Intellectual Disabilities. — 2025. — Vol. 38, № 6. — e70157. — DOI: 10.1111/jar.70157.</w:t>
       </w:r>
     </w:p>
     <w:p>
@@ -30528,11 +30564,11 @@
         <w:pStyle w:val="Compact"/>
         <w:numPr>
           <w:ilvl w:val="0"/>
-          <w:numId w:val="1017"/>
+          <w:numId w:val="1018"/>
         </w:numPr>
       </w:pPr>
       <w:r>
-        <w:t xml:space="preserve">[н] Simmons S. F., Osterweil D., Schnelle J. F. Improving food intake in nursing home residents with feeding assistance: a staffing analysis. — Текст : электронный // The Journals of Gerontology. Series A. — 2001. — Vol. 56, № 12. — P. M790–M794. — DOI: 10.1093/gerona/56.12.m790.</w:t>
+        <w:t xml:space="preserve">[н] Pfister F., Uhlmann K., Olalia L., Kaufmann B. Institutional and interpersonal determinants of dietary practices of persons with intellectual disability in institutional accommodation in Switzerland: a qualitative study. — Текст : электронный // BMC Public Health. — 2026. — Vol. 26. — Art. 1100. — DOI: 10.1186/s12889-026-26794-7.</w:t>
       </w:r>
     </w:p>
     <w:p>
@@ -30540,11 +30576,11 @@
         <w:pStyle w:val="Compact"/>
         <w:numPr>
           <w:ilvl w:val="0"/>
-          <w:numId w:val="1017"/>
+          <w:numId w:val="1018"/>
         </w:numPr>
       </w:pPr>
       <w:r>
-        <w:t xml:space="preserve">[н] Simmons S. F., Schnelle J. F. Individualized feeding assistance care for nursing home residents: staffing requirements to implement two interventions. — Текст : электронный // The Journals of Gerontology. Series A. — 2004. — Vol. 59, № 9. — P. M966–M973. — DOI: 10.1093/gerona/59.9.m966.</w:t>
+        <w:t xml:space="preserve">[н] Volkert D., Beck A. M., Cederholm T. et al. ESPEN practical guideline: Clinical nutrition and hydration in geriatrics. — Текст : электронный // Clinical Nutrition. — 2022. — Vol. 41, № 4. — P. 958–989. — DOI: 10.1016/j.clnu.2022.01.024.</w:t>
       </w:r>
     </w:p>
     <w:p>
@@ -30552,11 +30588,11 @@
         <w:pStyle w:val="Compact"/>
         <w:numPr>
           <w:ilvl w:val="0"/>
-          <w:numId w:val="1017"/>
+          <w:numId w:val="1018"/>
         </w:numPr>
       </w:pPr>
       <w:r>
-        <w:t xml:space="preserve">[н] Simmons S. F., Schnelle J. F. Feeding assistance needs of long-stay nursing home residents and staff time to provide care. — Текст : электронный // Journal of the American Geriatrics Society. — 2006. — Vol. 54, № 6. — P. 919–924. — DOI: 10.1111/j.1532-5415.2006.00812.x.</w:t>
+        <w:t xml:space="preserve">[н] Volkert D., Beck A. M., Faxén-Irving G. et al. ESPEN guideline on nutrition and hydration in dementia — Update 2024. — Текст : электронный // Clinical Nutrition. — 2024. — Vol. 43, № 6. — P. 1599–1626. — DOI: 10.1016/j.clnu.2024.04.039.</w:t>
       </w:r>
     </w:p>
     <w:p>
@@ -30564,11 +30600,11 @@
         <w:pStyle w:val="Compact"/>
         <w:numPr>
           <w:ilvl w:val="0"/>
-          <w:numId w:val="1017"/>
+          <w:numId w:val="1018"/>
         </w:numPr>
       </w:pPr>
       <w:r>
-        <w:t xml:space="preserve">[н] Simmons S. F., Keeler E., Zhuo X. et al. Prevention of unintentional weight loss in nursing home residents: a controlled trial of feeding assistance. — Текст : электронный // Journal of the American Geriatrics Society. — 2008. — Vol. 56, № 8. — P. 1466–1473. — DOI: 10.1111/j.1532-5415.2008.01801.x.</w:t>
+        <w:t xml:space="preserve">[н] Roulston M., Thompson C., Pelly F., Cave D. Food waste in residential aged care: A scoping review. — Текст : электронный // Nutrition &amp; Dietetics. — 2026. — Vol. 83, № 1. — P. 56–73. — DOI: 10.1111/1747-0080.70034.</w:t>
       </w:r>
     </w:p>
     <w:p>
@@ -30576,11 +30612,11 @@
         <w:pStyle w:val="Compact"/>
         <w:numPr>
           <w:ilvl w:val="0"/>
-          <w:numId w:val="1017"/>
+          <w:numId w:val="1018"/>
         </w:numPr>
       </w:pPr>
       <w:r>
-        <w:t xml:space="preserve">[н] Hugo C., Isenring E., Sinclair D., Agarwal E. What does it cost to feed aged care residents in Australia?. — Текст : электронный // Nutrition &amp; Dietetics. — 2018. — Vol. 75, № 1. — P. 6–10. — DOI: 10.1111/1747-0080.12368.</w:t>
+        <w:t xml:space="preserve">[н] Williams P., Walton K. Plate waste in hospitals and strategies for change. — Текст : электронный // e-SPEN, the European e-Journal of Clinical Nutrition and Metabolism. — 2011. — Vol. 6, № 6. — P. — e235–e241. — DOI: 10.1016/j.eclnm.2011.09.006.</w:t>
       </w:r>
     </w:p>
     <w:p>
@@ -30588,11 +30624,11 @@
         <w:pStyle w:val="Compact"/>
         <w:numPr>
           <w:ilvl w:val="0"/>
-          <w:numId w:val="1017"/>
+          <w:numId w:val="1018"/>
         </w:numPr>
       </w:pPr>
       <w:r>
-        <w:t xml:space="preserve">[н] The Health and Social Care Act 2008 (Regulated Activities) Regulations 2014 (SI 2014/2936). Regulation 14: Meeting nutritional and hydration needs. — Текст : электронный // legislation.gov.uk. — URL: https://www.legislation.gov.uk/uksi/2014/2936/regulation/14 (дата обращения: 05.10.2026).</w:t>
+        <w:t xml:space="preserve">[н] Nishida Y., Tanaka S., Nakae S. et al. Energy Gap between Doubly Labeled Water-Based Energy Expenditure and Calculated Energy Intake from Recipes and Plate Waste, and Subsequent Weight Changes in Elderly Residents in Japanese Long-Term Care Facilities: CLEVER Study. — Текст : электронный // Nutrients. — 2020. — Vol. 12, № 9. — Art. 2677. — DOI: 10.3390/nu12092677.</w:t>
       </w:r>
     </w:p>
     <w:p>
@@ -30600,11 +30636,11 @@
         <w:pStyle w:val="Compact"/>
         <w:numPr>
           <w:ilvl w:val="0"/>
-          <w:numId w:val="1017"/>
+          <w:numId w:val="1018"/>
         </w:numPr>
       </w:pPr>
       <w:r>
-        <w:t xml:space="preserve">[н] Care Quality Commission. Regulations for service providers and managers. Regulation 14: Meeting nutritional and hydration needs (guidance; page last updated 16.05.2025). — Текст : электронный // Care Quality Commission. — URL: https://www.cqc.org.uk/guidance-providers/regulations/regulation-14-meeting-nutritional-hydration-needs (дата обращения: 05.10.2026).</w:t>
+        <w:t xml:space="preserve">[н] Vucea V., Keller H. H., Morrison J. M. et al. Prevalence and Characteristics Associated with Modified Texture Food Use in Long Term Care: An Analysis of Making the Most of Mealtimes (M3) Project. — Текст : электронный // Canadian Journal of Dietetic Practice and Research. — 2019. — Vol. 80, № 3. — P. 104–110. — DOI: 10.3148/cjdpr-2018-045.</w:t>
       </w:r>
     </w:p>
     <w:p>
@@ -30612,11 +30648,11 @@
         <w:pStyle w:val="Compact"/>
         <w:numPr>
           <w:ilvl w:val="0"/>
-          <w:numId w:val="1017"/>
+          <w:numId w:val="1018"/>
         </w:numPr>
       </w:pPr>
       <w:r>
-        <w:t xml:space="preserve">[н] Scottish Government. Health and Social Care Standards: my support, my life. 2017. Standards 1.33–1.39; Care Inspectorate. Eating and drinking well in care: good practice guidance. — Текст : электронный // Scottish Government. — URL: https://www.gov.scot/publications/health-social-care-standards-support-life/ ; https://www.careinspectorate.com/ (дата обращения: 05.10.2026).</w:t>
+        <w:t xml:space="preserve">[н] Porter J., Ottrey E., Huggins C. E. Protected Mealtimes in hospitals and nutritional intake: Systematic review and meta-analyses. — Текст : электронный // International Journal of Nursing Studies. — 2017. — Vol. 65. — P. 62–69. — DOI: 10.1016/j.ijnurstu.2016.11.002.</w:t>
       </w:r>
     </w:p>
     <w:p>
@@ -30624,11 +30660,11 @@
         <w:pStyle w:val="Compact"/>
         <w:numPr>
           <w:ilvl w:val="0"/>
-          <w:numId w:val="1017"/>
+          <w:numId w:val="1018"/>
         </w:numPr>
       </w:pPr>
       <w:r>
-        <w:t xml:space="preserve">[н] 42 CFR § 483.60. Food and nutrition services. — Текст : электронный // Legal Information Institute. — URL: https://www.law.cornell.edu/cfr/text/42/483.60 (дата обращения: 05.10.2026).</w:t>
+        <w:t xml:space="preserve">[н] Hamasaki Y., Sakata N., Jin X. et al. Facility staffing associated with potentially avoidable hospitalizations in nursing home residents in Japan: a retrospective cohort study. — Текст : электронный // BMC Geriatrics. — 2023. — Vol. 23. — Art. 566. — DOI: 10.1186/s12877-023-04278-2.</w:t>
       </w:r>
     </w:p>
     <w:p>
@@ -30636,11 +30672,11 @@
         <w:pStyle w:val="Compact"/>
         <w:numPr>
           <w:ilvl w:val="0"/>
-          <w:numId w:val="1017"/>
+          <w:numId w:val="1018"/>
         </w:numPr>
       </w:pPr>
       <w:r>
-        <w:t xml:space="preserve">[н] Centers for Medicare &amp; Medicaid Services. State Operations Manual. Appendix PP — Guidance to Surveyors for Long Term Care Facilities (Rev. 225, issued 08.08.2024). F806 «Resident Allergies, Preferences and Substitutes» (Rev. 173, effective 28.11.2017). — Текст : электронный // Centers for Medicare &amp; Medicaid Services. — URL: https://www.cms.gov/medicare/provider-enrollment-and-certification/guidanceforlawsandregulations/downloads/appendix-pp-state-operations-manual.pdf (дата обращения: 05.10.2026).</w:t>
+        <w:t xml:space="preserve">[н] Keller H. H., Syed S., Dakkak H. et al. Reimagining Nutrition Care and Mealtimes in Long-Term Care. — Текст : электронный // Journal of the American Medical Directors Association. — 2022. — Vol. 23, № 2. — P. 253–260.e1. — DOI: 10.1016/j.jamda.2021.12.021.</w:t>
       </w:r>
     </w:p>
     <w:p>
@@ -30648,11 +30684,11 @@
         <w:pStyle w:val="Compact"/>
         <w:numPr>
           <w:ilvl w:val="0"/>
-          <w:numId w:val="1017"/>
+          <w:numId w:val="1018"/>
         </w:numPr>
       </w:pPr>
       <w:r>
-        <w:t xml:space="preserve">[н] Centers for Medicare &amp; Medicaid Services. Form CMS-20053 «Dining Observation» (8/2015). — Текст : электронный // Centers for Medicare &amp; Medicaid Services. — URL: https://www.cms.gov/files/document/cms-20053-diningpdf (дата обращения: 05.10.2026).</w:t>
+        <w:t xml:space="preserve">[н] Simmons S. F., Osterweil D., Schnelle J. F. Improving food intake in nursing home residents with feeding assistance: a staffing analysis. — Текст : электронный // The Journals of Gerontology. Series A. — 2001. — Vol. 56, № 12. — P. M790–M794. — DOI: 10.1093/gerona/56.12.m790.</w:t>
       </w:r>
     </w:p>
     <w:p>
@@ -30660,11 +30696,11 @@
         <w:pStyle w:val="Compact"/>
         <w:numPr>
           <w:ilvl w:val="0"/>
-          <w:numId w:val="1017"/>
+          <w:numId w:val="1018"/>
         </w:numPr>
       </w:pPr>
       <w:r>
-        <w:t xml:space="preserve">[н] Ontario Regulation 246/22 (General) under the Fixing Long-Term Care Act, 2021. Section 77: Menu planning (воспроизведено по: OSNAC Menu Evaluation &amp; Approval Tool for LTC, July 2022). — Текст : электронный // Government of Ontario. — URL: https://www.ontario.ca/laws/regulation/220246 ; https://www.osnac-fnat.com/_files/ugd/666b77_dd887e8092914e799e758624ed767e8e.pdf (дата обращения: 05.10.2026).</w:t>
+        <w:t xml:space="preserve">[н] Simmons S. F., Schnelle J. F. Individualized feeding assistance care for nursing home residents: staffing requirements to implement two interventions. — Текст : электронный // The Journals of Gerontology. Series A. — 2004. — Vol. 59, № 9. — P. M966–M973. — DOI: 10.1093/gerona/59.9.m966.</w:t>
       </w:r>
     </w:p>
     <w:p>
@@ -30672,11 +30708,11 @@
         <w:pStyle w:val="Compact"/>
         <w:numPr>
           <w:ilvl w:val="0"/>
-          <w:numId w:val="1017"/>
+          <w:numId w:val="1018"/>
         </w:numPr>
       </w:pPr>
       <w:r>
-        <w:t xml:space="preserve">[н] Ministry of Health and Long-Term Care (Ontario), Long-Term Care Inspections Branch. Inspection Protocol «Dining Observation» (May 2019; составлен по Long-Term Care Homes Act, 2007 и O. Reg. 79/10, впоследствии заменённым Fixing Long-Term Care Act, 2021 и O. Reg. 246/22; на 05.10.2026 по этому адресу на портале министерства размещена та же редакция мая 2019 г.). — Текст : электронный // ltchomes.net : [сайт]. — URL: https://www.ltchomes.net/LTCHPORTAL/Content/Snippets/Dining%20Observation.pdf (дата обращения: 05.10.2026).</w:t>
+        <w:t xml:space="preserve">[н] Simmons S. F., Schnelle J. F. Feeding assistance needs of long-stay nursing home residents and staff time to provide care. — Текст : электронный // Journal of the American Geriatrics Society. — 2006. — Vol. 54, № 6. — P. 919–924. — DOI: 10.1111/j.1532-5415.2006.00812.x.</w:t>
       </w:r>
     </w:p>
     <w:p>
@@ -30684,11 +30720,11 @@
         <w:pStyle w:val="Compact"/>
         <w:numPr>
           <w:ilvl w:val="0"/>
-          <w:numId w:val="1017"/>
+          <w:numId w:val="1018"/>
         </w:numPr>
       </w:pPr>
       <w:r>
-        <w:t xml:space="preserve">[н] Australian Government, Department of Health, Disability and Ageing. Strengthened Aged Care Quality Standards (Standard 6: Food and nutrition), в силе с 01.11.2025; Basic Daily Fee supplement. — Текст : электронный // Australian Government Department of Health. — URL: https://www.health.gov.au/ (дата обращения: 05.10.2026).</w:t>
+        <w:t xml:space="preserve">[н] Simmons S. F., Keeler E., Zhuo X. et al. Prevention of unintentional weight loss in nursing home residents: a controlled trial of feeding assistance. — Текст : электронный // Journal of the American Geriatrics Society. — 2008. — Vol. 56, № 8. — P. 1466–1473. — DOI: 10.1111/j.1532-5415.2008.01801.x.</w:t>
       </w:r>
     </w:p>
     <w:p>
@@ -30696,11 +30732,11 @@
         <w:pStyle w:val="Compact"/>
         <w:numPr>
           <w:ilvl w:val="0"/>
-          <w:numId w:val="1017"/>
+          <w:numId w:val="1018"/>
         </w:numPr>
       </w:pPr>
       <w:r>
-        <w:t xml:space="preserve">[н] Deutsche Gesellschaft für Ernährung e. V. DGE-Qualitätsstandard für die Verpflegung mit „Essen auf Rädern“ und in Senioreneinrichtungen. 1. Auflage, 1. korrigierter Nachdruck. Bonn, 2022. — Текст : электронный // Deutsche Gesellschaft für Ernährung. — URL: https://www.dge.de/fileadmin/dok/gemeinschaftsgastronomie/dge-qualitaetsstandards/DGE-Qualitaetsstandard_Essen_auf_Raedern_Senioreneinrichtungen_aktualisiert.pdf (дата обращения: 05.10.2026).</w:t>
+        <w:t xml:space="preserve">[н] Hugo C., Isenring E., Sinclair D., Agarwal E. What does it cost to feed aged care residents in Australia?. — Текст : электронный // Nutrition &amp; Dietetics. — 2018. — Vol. 75, № 1. — P. 6–10. — DOI: 10.1111/1747-0080.12368.</w:t>
       </w:r>
     </w:p>
     <w:p>
@@ -30708,11 +30744,11 @@
         <w:pStyle w:val="Compact"/>
         <w:numPr>
           <w:ilvl w:val="0"/>
-          <w:numId w:val="1017"/>
+          <w:numId w:val="1018"/>
         </w:numPr>
       </w:pPr>
       <w:r>
-        <w:t xml:space="preserve">[н] Österreichische Gesellschaft für Ernährung / Bundesministerium für Soziales, Gesundheit, Pflege und Konsumentenschutz. Qualitätsstandard für die Verpflegung in Pflegeeinrichtungen (2022). — Текст : электронный // sozialministerium.at : [сайт]. — URL: https://www.sozialministerium.at/ (дата обращения: 05.10.2026).</w:t>
+        <w:t xml:space="preserve">[н] The Health and Social Care Act 2008 (Regulated Activities) Regulations 2014 (SI 2014/2936). Regulation 14: Meeting nutritional and hydration needs. — Текст : электронный // legislation.gov.uk. — URL: https://www.legislation.gov.uk/uksi/2014/2936/regulation/14 (дата обращения: 05.10.2026).</w:t>
       </w:r>
     </w:p>
     <w:p>
@@ -30720,11 +30756,11 @@
         <w:pStyle w:val="Compact"/>
         <w:numPr>
           <w:ilvl w:val="0"/>
-          <w:numId w:val="1017"/>
+          <w:numId w:val="1018"/>
         </w:numPr>
       </w:pPr>
       <w:r>
-        <w:t xml:space="preserve">[н] Livsmedelsverket. Bra måltider i äldreomsorgen: nationella riktlinjer för måltider i äldreomsorgen. Uppsala, 2019 (uppdaterad maj 2024). ISBN 978-91-7714-262-1. — Текст : электронный // Livsmedelsverket. — URL: https://www.livsmedelsverket.se/globalassets/publikationsdatabas/broschyrer-foldrar/riktlinjer_for_maltider_aldreomsorgen.pdf (дата обращения: 05.10.2026).</w:t>
+        <w:t xml:space="preserve">[н] Care Quality Commission. Regulations for service providers and managers. Regulation 14: Meeting nutritional and hydration needs (guidance; page last updated 16.05.2025). — Текст : электронный // Care Quality Commission. — URL: https://www.cqc.org.uk/guidance-providers/regulations/regulation-14-meeting-nutritional-hydration-needs (дата обращения: 05.10.2026).</w:t>
       </w:r>
     </w:p>
     <w:p>
@@ -30732,11 +30768,11 @@
         <w:pStyle w:val="Compact"/>
         <w:numPr>
           <w:ilvl w:val="0"/>
-          <w:numId w:val="1017"/>
+          <w:numId w:val="1018"/>
         </w:numPr>
       </w:pPr>
       <w:r>
-        <w:t xml:space="preserve">[н] Ankestyrelsen. Tilsynsudtalelse om Fredericia Kommunes kvalitetsstandard for personlig pleje og praktisk hjælp (servicelovens § 83), 17.05.2024 (воспроизведено: DanmarkC TV, 07.06.2024). — Текст : электронный // danmarkc.tv : [сайт]. — URL: https://danmarkc.tv/afgoerelse-ankestyrelsen-vurderer-at-fredericia-kommune-handler-i-strid-med-lovgivningen/ (дата обращения: 05.10.2026).</w:t>
+        <w:t xml:space="preserve">[н] Scottish Government. Health and Social Care Standards: my support, my life. 2017. Standards 1.33–1.39; Care Inspectorate. Eating and drinking well in care: good practice guidance. — Текст : электронный // Scottish Government. — URL: https://www.gov.scot/publications/health-social-care-standards-support-life/ ; https://www.careinspectorate.com/ (дата обращения: 05.10.2026).</w:t>
       </w:r>
     </w:p>
     <w:p>
@@ -30744,20 +30780,11 @@
         <w:pStyle w:val="Compact"/>
         <w:numPr>
           <w:ilvl w:val="0"/>
-          <w:numId w:val="1017"/>
+          <w:numId w:val="1018"/>
         </w:numPr>
       </w:pPr>
       <w:r>
-        <w:t xml:space="preserve">[н] Ministry of Health, Labour and Welfare (Japan). Long-term care insurance: nutrition management; LIFE (Long-term care Information system For Evidence), 2021. — Текст : электронный // </w:t>
-      </w:r>
-      <w:r>
-        <w:rPr>
-          <w:rFonts w:hint="eastAsia"/>
-        </w:rPr>
-        <w:t xml:space="preserve">厚生労働省</w:t>
-      </w:r>
-      <w:r>
-        <w:t xml:space="preserve"> (Ministry of Health, Labour and Welfare). — URL: https://www.mhlw.go.jp/ (дата обращения: 05.10.2026).</w:t>
+        <w:t xml:space="preserve">[н] 42 CFR § 483.60. Food and nutrition services. — Текст : электронный // Legal Information Institute. — URL: https://www.law.cornell.edu/cfr/text/42/483.60 (дата обращения: 05.10.2026).</w:t>
       </w:r>
     </w:p>
     <w:p>
@@ -30765,29 +30792,11 @@
         <w:pStyle w:val="Compact"/>
         <w:numPr>
           <w:ilvl w:val="0"/>
-          <w:numId w:val="1017"/>
+          <w:numId w:val="1018"/>
         </w:numPr>
       </w:pPr>
       <w:r>
-        <w:t xml:space="preserve">[н] </w:t>
-      </w:r>
-      <w:r>
-        <w:rPr>
-          <w:rFonts w:hint="eastAsia"/>
-        </w:rPr>
-        <w:t xml:space="preserve">居住、滞在及び宿泊並びに食事の提供に係る利用料等に関する指針</w:t>
-      </w:r>
-      <w:r>
-        <w:t xml:space="preserve"> (Указания о плате за проживание и питание; приказ-уведомление Министерства здравоохранения, труда и благосостояния Японии от 07.09.2005 № 419, с изм.). — Текст : электронный // </w:t>
-      </w:r>
-      <w:r>
-        <w:rPr>
-          <w:rFonts w:hint="eastAsia"/>
-        </w:rPr>
-        <w:t xml:space="preserve">厚生労働省</w:t>
-      </w:r>
-      <w:r>
-        <w:t xml:space="preserve"> (Ministry of Health, Labour and Welfare). — URL: https://www.mhlw.go.jp/web/t_doc?dataId=82aa7416&amp;dataType=0&amp;pageNo=1 (дата обращения: 05.10.2026).</w:t>
+        <w:t xml:space="preserve">[н] Centers for Medicare &amp; Medicaid Services. State Operations Manual. Appendix PP — Guidance to Surveyors for Long Term Care Facilities (Rev. 225, issued 08.08.2024). F806 «Resident Allergies, Preferences and Substitutes» (Rev. 173, effective 28.11.2017). — Текст : электронный // Centers for Medicare &amp; Medicaid Services. — URL: https://www.cms.gov/medicare/provider-enrollment-and-certification/guidanceforlawsandregulations/downloads/appendix-pp-state-operations-manual.pdf (дата обращения: 05.10.2026).</w:t>
       </w:r>
     </w:p>
     <w:p>
@@ -30795,29 +30804,11 @@
         <w:pStyle w:val="Compact"/>
         <w:numPr>
           <w:ilvl w:val="0"/>
-          <w:numId w:val="1017"/>
+          <w:numId w:val="1018"/>
         </w:numPr>
       </w:pPr>
       <w:r>
-        <w:t xml:space="preserve">[н] </w:t>
-      </w:r>
-      <w:r>
-        <w:rPr>
-          <w:rFonts w:hint="eastAsia"/>
-        </w:rPr>
-        <w:t xml:space="preserve">厚生労働大臣の定める利用者等が選定する特別な居室等の提供に係る基準等</w:t>
-      </w:r>
-      <w:r>
-        <w:t xml:space="preserve"> (Критерии предоставления особых комнат и особого питания по выбору пользователя; приказ-уведомление Министерства здравоохранения и благосостояния Японии от 30.03.2000 № 123, с изм.), разд. 2. — Текст : электр